--- a/Universal Dialog Editor/UDS Documentation.docx
+++ b/Universal Dialog Editor/UDS Documentation.docx
@@ -5,7 +5,11 @@
     <w:sdt>
       <w:sdtPr>
         <w:rPr>
-          <w:lang w:val="en-US"/>
+          <w:rFonts w:eastAsiaTheme="minorHAnsi" w:cstheme="minorBidi"/>
+          <w:color w:val="auto"/>
+          <w:sz w:val="28"/>
+          <w:szCs w:val="22"/>
+          <w:lang w:val="en-US" w:eastAsia="en-US"/>
         </w:rPr>
         <w:id w:val="1478877693"/>
         <w:docPartObj>
@@ -15,13 +19,9 @@
       </w:sdtPr>
       <w:sdtEndPr>
         <w:rPr>
-          <w:rFonts w:eastAsiaTheme="minorHAnsi" w:cs="Arial"/>
+          <w:rFonts w:cs="Arial"/>
           <w:b/>
           <w:bCs/>
-          <w:color w:val="auto"/>
-          <w:sz w:val="28"/>
-          <w:szCs w:val="22"/>
-          <w:lang w:eastAsia="en-US"/>
         </w:rPr>
       </w:sdtEndPr>
       <w:sdtContent>
@@ -2127,23 +2127,21 @@
           <w:lang w:val="en-US"/>
         </w:rPr>
       </w:pPr>
-      <w:proofErr w:type="gramStart"/>
       <w:r>
         <w:rPr>
           <w:i/>
           <w:iCs/>
           <w:lang w:val="en-US"/>
         </w:rPr>
-        <w:t>First of all</w:t>
-      </w:r>
-      <w:proofErr w:type="gramEnd"/>
+        <w:t>First of all, thank you for buying and using the Universal Dialog System for Unity</w:t>
+      </w:r>
       <w:r>
         <w:rPr>
           <w:i/>
           <w:iCs/>
           <w:lang w:val="en-US"/>
         </w:rPr>
-        <w:t>, thank you for buying and using the Universal Dialog System for Unity</w:t>
+        <w:t xml:space="preserve"> by Benedikt Wille</w:t>
       </w:r>
       <w:r>
         <w:rPr>
@@ -2151,14 +2149,6 @@
           <w:iCs/>
           <w:lang w:val="en-US"/>
         </w:rPr>
-        <w:t xml:space="preserve"> by Benedikt Wille</w:t>
-      </w:r>
-      <w:r>
-        <w:rPr>
-          <w:i/>
-          <w:iCs/>
-          <w:lang w:val="en-US"/>
-        </w:rPr>
         <w:t xml:space="preserve">. </w:t>
       </w:r>
     </w:p>
@@ -2263,21 +2253,13 @@
         <w:rPr>
           <w:lang w:val="en-US"/>
         </w:rPr>
-        <w:t xml:space="preserve">. To play them </w:t>
-      </w:r>
-      <w:proofErr w:type="spellStart"/>
-      <w:r>
-        <w:rPr>
-          <w:lang w:val="en-US"/>
-        </w:rPr>
-        <w:t>ingame</w:t>
-      </w:r>
-      <w:proofErr w:type="spellEnd"/>
-      <w:r>
-        <w:rPr>
-          <w:lang w:val="en-US"/>
-        </w:rPr>
-        <w:t xml:space="preserve"> you use the</w:t>
+        <w:t>. To play them ingame you use the</w:t>
+      </w:r>
+      <w:r>
+        <w:rPr>
+          <w:lang w:val="en-US"/>
+        </w:rPr>
+        <w:t xml:space="preserve"> UDSDialogManager</w:t>
       </w:r>
       <w:r>
         <w:rPr>
@@ -2285,14 +2267,24 @@
         </w:rPr>
         <w:t xml:space="preserve"> </w:t>
       </w:r>
-      <w:proofErr w:type="spellStart"/>
-      <w:r>
-        <w:rPr>
-          <w:lang w:val="en-US"/>
-        </w:rPr>
-        <w:t>UDSDialogManager</w:t>
-      </w:r>
-      <w:proofErr w:type="spellEnd"/>
+      <w:r>
+        <w:rPr>
+          <w:lang w:val="en-US"/>
+        </w:rPr>
+        <w:t>c</w:t>
+      </w:r>
+      <w:r>
+        <w:rPr>
+          <w:lang w:val="en-US"/>
+        </w:rPr>
+        <w:t>omponent</w:t>
+      </w:r>
+      <w:r>
+        <w:rPr>
+          <w:lang w:val="en-US"/>
+        </w:rPr>
+        <w:t>.</w:t>
+      </w:r>
       <w:r>
         <w:rPr>
           <w:lang w:val="en-US"/>
@@ -2303,51 +2295,13 @@
         <w:rPr>
           <w:lang w:val="en-US"/>
         </w:rPr>
-        <w:t>c</w:t>
-      </w:r>
-      <w:r>
-        <w:rPr>
-          <w:lang w:val="en-US"/>
-        </w:rPr>
-        <w:t>omponent</w:t>
-      </w:r>
-      <w:r>
-        <w:rPr>
-          <w:lang w:val="en-US"/>
-        </w:rPr>
-        <w:t>.</w:t>
-      </w:r>
-      <w:r>
-        <w:rPr>
-          <w:lang w:val="en-US"/>
-        </w:rPr>
-        <w:t xml:space="preserve"> </w:t>
-      </w:r>
-      <w:r>
-        <w:rPr>
-          <w:lang w:val="en-US"/>
-        </w:rPr>
         <w:t>It takes</w:t>
       </w:r>
       <w:r>
         <w:rPr>
           <w:lang w:val="en-US"/>
         </w:rPr>
-        <w:t xml:space="preserve"> care of showing text, answers, etc. in the UI. This includes loading the Dialogs from the Resources folder, playing back text gradually, responding to user input (</w:t>
-      </w:r>
-      <w:proofErr w:type="gramStart"/>
-      <w:r>
-        <w:rPr>
-          <w:lang w:val="en-US"/>
-        </w:rPr>
-        <w:t>e.g.</w:t>
-      </w:r>
-      <w:proofErr w:type="gramEnd"/>
-      <w:r>
-        <w:rPr>
-          <w:lang w:val="en-US"/>
-        </w:rPr>
-        <w:t xml:space="preserve"> answers) on both desktop and touch devices </w:t>
+        <w:t xml:space="preserve"> care of showing text, answers, etc. in the UI. This includes loading the Dialogs from the Resources folder, playing back text gradually, responding to user input (e.g. answers) on both desktop and touch devices </w:t>
       </w:r>
       <w:r>
         <w:rPr>
@@ -2371,35 +2325,7 @@
         <w:rPr>
           <w:lang w:val="en-US"/>
         </w:rPr>
-        <w:t xml:space="preserve">Unity’s </w:t>
-      </w:r>
-      <w:proofErr w:type="spellStart"/>
-      <w:r>
-        <w:rPr>
-          <w:lang w:val="en-US"/>
-        </w:rPr>
-        <w:t>MonoBehaviours</w:t>
-      </w:r>
-      <w:proofErr w:type="spellEnd"/>
-      <w:r>
-        <w:rPr>
-          <w:lang w:val="en-US"/>
-        </w:rPr>
-        <w:t xml:space="preserve"> and messages (Start, </w:t>
-      </w:r>
-      <w:proofErr w:type="spellStart"/>
-      <w:r>
-        <w:rPr>
-          <w:lang w:val="en-US"/>
-        </w:rPr>
-        <w:t>OnTriggerEnter</w:t>
-      </w:r>
-      <w:proofErr w:type="spellEnd"/>
-      <w:r>
-        <w:rPr>
-          <w:lang w:val="en-US"/>
-        </w:rPr>
-        <w:t>, …) work.</w:t>
+        <w:t>Unity’s MonoBehaviours and messages (Start, OnTriggerEnter, …) work.</w:t>
       </w:r>
     </w:p>
     <w:p>
@@ -2423,7 +2349,7 @@
           <w:bCs/>
           <w:lang w:val="en-US"/>
         </w:rPr>
-        <w:t xml:space="preserve">If you are reading these docs for the first time and just want to get some Dialogs up and running for your game, I recommend starting with </w:t>
+        <w:t>If you are reading these docs for the first time and just want to get some Dialogs up and running for your game, I recommend</w:t>
       </w:r>
       <w:r>
         <w:rPr>
@@ -2431,32 +2357,40 @@
           <w:bCs/>
           <w:lang w:val="en-US"/>
         </w:rPr>
-        <w:t>(surprise!)</w:t>
-      </w:r>
-    </w:p>
-    <w:p>
-      <w:pPr>
+        <w:t xml:space="preserve"> glancing over 1.1 and 1.2 and then</w:t>
+      </w:r>
+      <w:r>
         <w:rPr>
           <w:b/>
           <w:bCs/>
           <w:lang w:val="en-US"/>
         </w:rPr>
-      </w:pPr>
+        <w:t xml:space="preserve"> starting with </w:t>
+      </w:r>
       <w:r>
         <w:rPr>
           <w:b/>
           <w:bCs/>
           <w:lang w:val="en-US"/>
         </w:rPr>
-        <w:t xml:space="preserve">3. </w:t>
-      </w:r>
-      <w:r>
+        <w:t>(surprise!)</w:t>
+      </w:r>
+    </w:p>
+    <w:p>
+      <w:pPr>
         <w:rPr>
           <w:b/>
           <w:bCs/>
           <w:lang w:val="en-US"/>
         </w:rPr>
-        <w:t>Quick start – Setup and making a Dialog</w:t>
+      </w:pPr>
+      <w:r>
+        <w:rPr>
+          <w:b/>
+          <w:bCs/>
+          <w:lang w:val="en-US"/>
+        </w:rPr>
+        <w:t>3. Quick start – Setup and making a Dialog</w:t>
       </w:r>
     </w:p>
     <w:p>
@@ -2607,14 +2541,25 @@
         <w:rPr>
           <w:lang w:val="en-US"/>
         </w:rPr>
-        <w:t xml:space="preserve">The Dialogs are being stored as JSON files with the </w:t>
-      </w:r>
-      <w:proofErr w:type="gramStart"/>
-      <w:r>
-        <w:rPr>
-          <w:lang w:val="en-US"/>
-        </w:rPr>
-        <w:t>“</w:t>
+        <w:t>The Dialogs are being stored as JSON files with the “</w:t>
+      </w:r>
+      <w:r>
+        <w:rPr>
+          <w:lang w:val="en-US"/>
+        </w:rPr>
+        <w:t>.udsdialog.json</w:t>
+      </w:r>
+      <w:r>
+        <w:rPr>
+          <w:lang w:val="en-US"/>
+        </w:rPr>
+        <w:t>” extension. They are being loaded into your project via Unity’s Resources folder.</w:t>
+      </w:r>
+      <w:r>
+        <w:rPr>
+          <w:lang w:val="en-US"/>
+        </w:rPr>
+        <w:t xml:space="preserve"> To load the JSON files, JSON .NET for Unity is being used (see How to Install)</w:t>
       </w:r>
       <w:r>
         <w:rPr>
@@ -2622,27 +2567,6 @@
         </w:rPr>
         <w:t>.</w:t>
       </w:r>
-      <w:proofErr w:type="spellStart"/>
-      <w:r>
-        <w:rPr>
-          <w:lang w:val="en-US"/>
-        </w:rPr>
-        <w:t>udsdialog</w:t>
-      </w:r>
-      <w:proofErr w:type="gramEnd"/>
-      <w:r>
-        <w:rPr>
-          <w:lang w:val="en-US"/>
-        </w:rPr>
-        <w:t>.json</w:t>
-      </w:r>
-      <w:proofErr w:type="spellEnd"/>
-      <w:r>
-        <w:rPr>
-          <w:lang w:val="en-US"/>
-        </w:rPr>
-        <w:t>” extension. They are being loaded into your project via Unity’s Resources folder.</w:t>
-      </w:r>
     </w:p>
     <w:p>
       <w:pPr>
@@ -2675,35 +2599,7 @@
         <w:rPr>
           <w:lang w:val="en-US"/>
         </w:rPr>
-        <w:t xml:space="preserve"> </w:t>
-      </w:r>
-      <w:proofErr w:type="spellStart"/>
-      <w:r>
-        <w:rPr>
-          <w:lang w:val="en-US"/>
-        </w:rPr>
-        <w:t>ingame</w:t>
-      </w:r>
-      <w:proofErr w:type="spellEnd"/>
-      <w:r>
-        <w:rPr>
-          <w:lang w:val="en-US"/>
-        </w:rPr>
-        <w:t xml:space="preserve"> you use the </w:t>
-      </w:r>
-      <w:proofErr w:type="spellStart"/>
-      <w:r>
-        <w:rPr>
-          <w:lang w:val="en-US"/>
-        </w:rPr>
-        <w:t>UDSDialogManager</w:t>
-      </w:r>
-      <w:proofErr w:type="spellEnd"/>
-      <w:r>
-        <w:rPr>
-          <w:lang w:val="en-US"/>
-        </w:rPr>
-        <w:t xml:space="preserve"> component. </w:t>
+        <w:t xml:space="preserve"> ingame you use the UDSDialogManager component. </w:t>
       </w:r>
       <w:r>
         <w:rPr>
@@ -2727,21 +2623,7 @@
         <w:rPr>
           <w:lang w:val="en-US"/>
         </w:rPr>
-        <w:t>playing back text gradually, responding to user input (</w:t>
-      </w:r>
-      <w:proofErr w:type="gramStart"/>
-      <w:r>
-        <w:rPr>
-          <w:lang w:val="en-US"/>
-        </w:rPr>
-        <w:t>e.g.</w:t>
-      </w:r>
-      <w:proofErr w:type="gramEnd"/>
-      <w:r>
-        <w:rPr>
-          <w:lang w:val="en-US"/>
-        </w:rPr>
-        <w:t xml:space="preserve"> answers) on both desktop and touch devices and providing loads of interfaces for your code to work with.</w:t>
+        <w:t>playing back text gradually, responding to user input (e.g. answers) on both desktop and touch devices and providing loads of interfaces for your code to work with.</w:t>
       </w:r>
     </w:p>
     <w:p>
@@ -2799,69 +2681,23 @@
           <w:bCs/>
           <w:lang w:val="en-US"/>
         </w:rPr>
-        <w:t xml:space="preserve"> with your own code by overriding methods </w:t>
-      </w:r>
-      <w:proofErr w:type="gramStart"/>
+        <w:t xml:space="preserve"> with your own code by overriding methods similar to how Unity’s </w:t>
+      </w:r>
       <w:r>
         <w:rPr>
           <w:b/>
           <w:bCs/>
           <w:lang w:val="en-US"/>
         </w:rPr>
-        <w:t>similar to</w:t>
-      </w:r>
-      <w:proofErr w:type="gramEnd"/>
+        <w:t xml:space="preserve">MonoBehaviours and </w:t>
+      </w:r>
       <w:r>
         <w:rPr>
           <w:b/>
           <w:bCs/>
           <w:lang w:val="en-US"/>
         </w:rPr>
-        <w:t xml:space="preserve"> how Unity’s </w:t>
-      </w:r>
-      <w:proofErr w:type="spellStart"/>
-      <w:r>
-        <w:rPr>
-          <w:b/>
-          <w:bCs/>
-          <w:lang w:val="en-US"/>
-        </w:rPr>
-        <w:t>MonoBehaviours</w:t>
-      </w:r>
-      <w:proofErr w:type="spellEnd"/>
-      <w:r>
-        <w:rPr>
-          <w:b/>
-          <w:bCs/>
-          <w:lang w:val="en-US"/>
-        </w:rPr>
-        <w:t xml:space="preserve"> and </w:t>
-      </w:r>
-      <w:r>
-        <w:rPr>
-          <w:b/>
-          <w:bCs/>
-          <w:lang w:val="en-US"/>
-        </w:rPr>
-        <w:t xml:space="preserve">messages (Start, </w:t>
-      </w:r>
-      <w:proofErr w:type="spellStart"/>
-      <w:r>
-        <w:rPr>
-          <w:b/>
-          <w:bCs/>
-          <w:lang w:val="en-US"/>
-        </w:rPr>
-        <w:t>OnTriggerEnter</w:t>
-      </w:r>
-      <w:proofErr w:type="spellEnd"/>
-      <w:r>
-        <w:rPr>
-          <w:b/>
-          <w:bCs/>
-          <w:lang w:val="en-US"/>
-        </w:rPr>
-        <w:t>, …) work</w:t>
+        <w:t>messages (Start, OnTriggerEnter, …) work</w:t>
       </w:r>
       <w:r>
         <w:rPr>
@@ -2901,9 +2737,8 @@
           <w:szCs w:val="20"/>
           <w:lang w:val="en-US"/>
         </w:rPr>
-        <w:t xml:space="preserve">Note: You </w:t>
-      </w:r>
-      <w:proofErr w:type="gramStart"/>
+        <w:t xml:space="preserve">Note: You don’t </w:t>
+      </w:r>
       <w:r>
         <w:rPr>
           <w:i/>
@@ -2912,9 +2747,8 @@
           <w:szCs w:val="20"/>
           <w:lang w:val="en-US"/>
         </w:rPr>
-        <w:t>don’t</w:t>
-      </w:r>
-      <w:proofErr w:type="gramEnd"/>
+        <w:t>NEED</w:t>
+      </w:r>
       <w:r>
         <w:rPr>
           <w:i/>
@@ -2923,7 +2757,7 @@
           <w:szCs w:val="20"/>
           <w:lang w:val="en-US"/>
         </w:rPr>
-        <w:t xml:space="preserve"> </w:t>
+        <w:t xml:space="preserve"> to </w:t>
       </w:r>
       <w:r>
         <w:rPr>
@@ -2933,7 +2767,7 @@
           <w:szCs w:val="20"/>
           <w:lang w:val="en-US"/>
         </w:rPr>
-        <w:t>NEED</w:t>
+        <w:t>do any programming</w:t>
       </w:r>
       <w:r>
         <w:rPr>
@@ -2943,7 +2777,7 @@
           <w:szCs w:val="20"/>
           <w:lang w:val="en-US"/>
         </w:rPr>
-        <w:t xml:space="preserve"> to </w:t>
+        <w:t>. The Dialog System works fine with</w:t>
       </w:r>
       <w:r>
         <w:rPr>
@@ -2953,7 +2787,7 @@
           <w:szCs w:val="20"/>
           <w:lang w:val="en-US"/>
         </w:rPr>
-        <w:t>do any programmin</w:t>
+        <w:t>out custom functionality</w:t>
       </w:r>
       <w:r>
         <w:rPr>
@@ -2963,7 +2797,7 @@
           <w:szCs w:val="20"/>
           <w:lang w:val="en-US"/>
         </w:rPr>
-        <w:t>g</w:t>
+        <w:t xml:space="preserve">. However, </w:t>
       </w:r>
       <w:r>
         <w:rPr>
@@ -2973,7 +2807,7 @@
           <w:szCs w:val="20"/>
           <w:lang w:val="en-US"/>
         </w:rPr>
-        <w:t>. The Dialog System works fine with</w:t>
+        <w:t xml:space="preserve">you can </w:t>
       </w:r>
       <w:r>
         <w:rPr>
@@ -2983,7 +2817,7 @@
           <w:szCs w:val="20"/>
           <w:lang w:val="en-US"/>
         </w:rPr>
-        <w:t>out custom functionality</w:t>
+        <w:t xml:space="preserve">easily </w:t>
       </w:r>
       <w:r>
         <w:rPr>
@@ -2993,7 +2827,7 @@
           <w:szCs w:val="20"/>
           <w:lang w:val="en-US"/>
         </w:rPr>
-        <w:t xml:space="preserve">. However, </w:t>
+        <w:t>do so</w:t>
       </w:r>
       <w:r>
         <w:rPr>
@@ -3003,7 +2837,7 @@
           <w:szCs w:val="20"/>
           <w:lang w:val="en-US"/>
         </w:rPr>
-        <w:t xml:space="preserve">you can </w:t>
+        <w:t xml:space="preserve"> to add your own logic to </w:t>
       </w:r>
       <w:r>
         <w:rPr>
@@ -3013,7 +2847,7 @@
           <w:szCs w:val="20"/>
           <w:lang w:val="en-US"/>
         </w:rPr>
-        <w:t xml:space="preserve">easily </w:t>
+        <w:t xml:space="preserve">the </w:t>
       </w:r>
       <w:r>
         <w:rPr>
@@ -3023,40 +2857,8 @@
           <w:szCs w:val="20"/>
           <w:lang w:val="en-US"/>
         </w:rPr>
-        <w:t>do so</w:t>
-      </w:r>
-      <w:r>
-        <w:rPr>
-          <w:i/>
-          <w:iCs/>
-          <w:sz w:val="24"/>
-          <w:szCs w:val="20"/>
-          <w:lang w:val="en-US"/>
-        </w:rPr>
-        <w:t xml:space="preserve"> to add your own logic to </w:t>
-      </w:r>
-      <w:r>
-        <w:rPr>
-          <w:i/>
-          <w:iCs/>
-          <w:sz w:val="24"/>
-          <w:szCs w:val="20"/>
-          <w:lang w:val="en-US"/>
-        </w:rPr>
-        <w:t xml:space="preserve">the </w:t>
-      </w:r>
-      <w:proofErr w:type="gramStart"/>
-      <w:r>
-        <w:rPr>
-          <w:i/>
-          <w:iCs/>
-          <w:sz w:val="24"/>
-          <w:szCs w:val="20"/>
-          <w:lang w:val="en-US"/>
-        </w:rPr>
-        <w:t>Dialogs</w:t>
-      </w:r>
-      <w:proofErr w:type="gramEnd"/>
+        <w:t>Dialogs.</w:t>
+      </w:r>
     </w:p>
     <w:p>
       <w:pPr>
@@ -3092,6 +2894,7 @@
         <w:rPr>
           <w:lang w:val="en-US"/>
         </w:rPr>
+        <w:lastRenderedPageBreak/>
         <w:t>How a Dialog graph is structured</w:t>
       </w:r>
       <w:bookmarkEnd w:id="4"/>
@@ -3106,28 +2909,7 @@
         <w:rPr>
           <w:lang w:val="en-US"/>
         </w:rPr>
-        <w:t xml:space="preserve">Every Dialog consists of Dialog Parts. A Dialog Part is one node in the Dialog graph. </w:t>
-      </w:r>
-      <w:proofErr w:type="gramStart"/>
-      <w:r>
-        <w:rPr>
-          <w:lang w:val="en-US"/>
-        </w:rPr>
-        <w:t>It’s</w:t>
-      </w:r>
-      <w:proofErr w:type="gramEnd"/>
-      <w:r>
-        <w:rPr>
-          <w:lang w:val="en-US"/>
-        </w:rPr>
-        <w:t xml:space="preserve"> most important feature is its text, which is just the text </w:t>
-      </w:r>
-      <w:r>
-        <w:rPr>
-          <w:lang w:val="en-US"/>
-        </w:rPr>
-        <w:lastRenderedPageBreak/>
-        <w:t xml:space="preserve">said by the Dialog partner at that node </w:t>
+        <w:t xml:space="preserve">Every Dialog consists of Dialog Parts. A Dialog Part is one node in the Dialog graph. It’s most important feature is its text, which is just the text said by the Dialog partner at that node </w:t>
       </w:r>
       <w:r>
         <w:rPr>
@@ -3153,49 +2935,13 @@
           <w:szCs w:val="20"/>
           <w:lang w:val="en-US"/>
         </w:rPr>
-        <w:t>(</w:t>
-      </w:r>
-      <w:proofErr w:type="gramStart"/>
-      <w:r>
-        <w:rPr>
-          <w:i/>
-          <w:iCs/>
-          <w:sz w:val="24"/>
-          <w:szCs w:val="20"/>
-          <w:lang w:val="en-US"/>
-        </w:rPr>
-        <w:t>e.g.</w:t>
-      </w:r>
-      <w:proofErr w:type="gramEnd"/>
-      <w:r>
-        <w:rPr>
-          <w:i/>
-          <w:iCs/>
-          <w:sz w:val="24"/>
-          <w:szCs w:val="20"/>
-          <w:lang w:val="en-US"/>
-        </w:rPr>
-        <w:t xml:space="preserve"> “Yes”, “No”, “Goodbye”, …)</w:t>
-      </w:r>
-      <w:r>
-        <w:rPr>
-          <w:lang w:val="en-US"/>
-        </w:rPr>
-        <w:t xml:space="preserve">. The Answers serve as the edges of the Dialog graph by connecting the Dialog Parts. However, Dialog Parts can also be </w:t>
-      </w:r>
-      <w:proofErr w:type="gramStart"/>
-      <w:r>
-        <w:rPr>
-          <w:lang w:val="en-US"/>
-        </w:rPr>
-        <w:t>connected together</w:t>
-      </w:r>
-      <w:proofErr w:type="gramEnd"/>
-      <w:r>
-        <w:rPr>
-          <w:lang w:val="en-US"/>
-        </w:rPr>
-        <w:t xml:space="preserve"> directly, if the Part with the outgoing edge does not have any answers. Dialogs, Dialog Parts and Answers are all called Dialog Components.</w:t>
+        <w:t>(e.g. “Yes”, “No”, “Goodbye”, …)</w:t>
+      </w:r>
+      <w:r>
+        <w:rPr>
+          <w:lang w:val="en-US"/>
+        </w:rPr>
+        <w:t>. The Answers serve as the edges of the Dialog graph by connecting the Dialog Parts. However, Dialog Parts can also be connected together directly, if the Part with the outgoing edge does not have any answers. Dialogs, Dialog Parts and Answers are all called Dialog Components.</w:t>
       </w:r>
     </w:p>
     <w:p>
@@ -3236,9 +2982,8 @@
           <w:szCs w:val="20"/>
           <w:lang w:val="en-US"/>
         </w:rPr>
-        <w:t xml:space="preserve">Note: You </w:t>
-      </w:r>
-      <w:proofErr w:type="gramStart"/>
+        <w:t>Note: You don’t need to use Properties in your game. The Dialog System works fine with just the required ones. However, they are your way to add your own logic to a Dialog</w:t>
+      </w:r>
       <w:r>
         <w:rPr>
           <w:i/>
@@ -3247,56 +2992,93 @@
           <w:szCs w:val="20"/>
           <w:lang w:val="en-US"/>
         </w:rPr>
-        <w:t>don’t</w:t>
-      </w:r>
-      <w:proofErr w:type="gramEnd"/>
+        <w:t>.</w:t>
+      </w:r>
+    </w:p>
+    <w:p>
+      <w:pPr>
+        <w:rPr>
+          <w:lang w:val="en-US"/>
+        </w:rPr>
+      </w:pPr>
+      <w:r>
+        <w:rPr>
+          <w:lang w:val="en-US"/>
+        </w:rPr>
+        <w:t xml:space="preserve">Properties are like variables in C# and can be of type </w:t>
+      </w:r>
       <w:r>
         <w:rPr>
           <w:i/>
           <w:iCs/>
-          <w:sz w:val="24"/>
-          <w:szCs w:val="20"/>
-          <w:lang w:val="en-US"/>
-        </w:rPr>
-        <w:t xml:space="preserve"> need to use Properties in your game. The Dialog System works fine with just the required ones. However, they are your way to add your own logic to a </w:t>
-      </w:r>
-      <w:proofErr w:type="gramStart"/>
+          <w:lang w:val="en-US"/>
+        </w:rPr>
+        <w:t xml:space="preserve">string, int, bool </w:t>
+      </w:r>
+      <w:r>
+        <w:rPr>
+          <w:lang w:val="en-US"/>
+        </w:rPr>
+        <w:t xml:space="preserve">or </w:t>
+      </w:r>
       <w:r>
         <w:rPr>
           <w:i/>
           <w:iCs/>
-          <w:sz w:val="24"/>
-          <w:szCs w:val="20"/>
-          <w:lang w:val="en-US"/>
-        </w:rPr>
-        <w:t>Dialog</w:t>
-      </w:r>
-      <w:proofErr w:type="gramEnd"/>
-    </w:p>
-    <w:p>
-      <w:pPr>
-        <w:rPr>
-          <w:lang w:val="en-US"/>
-        </w:rPr>
-      </w:pPr>
-      <w:r>
-        <w:rPr>
-          <w:lang w:val="en-US"/>
-        </w:rPr>
-        <w:t xml:space="preserve">Properties are like variables in C# and can be of type string, int, bool or float. Every Dialog Component can have as many Properties as you like. However, a few Properties (like the “Text”) are required and enforced by the editor. </w:t>
-      </w:r>
-    </w:p>
-    <w:p>
-      <w:pPr>
-        <w:rPr>
-          <w:lang w:val="en-US"/>
-        </w:rPr>
-      </w:pPr>
-      <w:r>
-        <w:rPr>
-          <w:lang w:val="en-US"/>
-        </w:rPr>
-        <w:t xml:space="preserve">An example of a useful Property for an Answer would be “Opens </w:t>
+          <w:lang w:val="en-US"/>
+        </w:rPr>
+        <w:t>float</w:t>
+      </w:r>
+      <w:r>
+        <w:rPr>
+          <w:lang w:val="en-US"/>
+        </w:rPr>
+        <w:t xml:space="preserve">. Every Dialog Component can have as many Properties as you like. However, a few Properties (like the “Text”) are required and enforced by the editor. </w:t>
+      </w:r>
+    </w:p>
+    <w:p>
+      <w:pPr>
+        <w:rPr>
+          <w:lang w:val="en-US"/>
+        </w:rPr>
+      </w:pPr>
+      <w:r>
+        <w:rPr>
+          <w:b/>
+          <w:bCs/>
+          <w:lang w:val="en-US"/>
+        </w:rPr>
+        <w:t>An example</w:t>
+      </w:r>
+      <w:r>
+        <w:rPr>
+          <w:lang w:val="en-US"/>
+        </w:rPr>
+        <w:t xml:space="preserve"> </w:t>
+      </w:r>
+      <w:r>
+        <w:rPr>
+          <w:lang w:val="en-US"/>
+        </w:rPr>
+        <w:t>of</w:t>
+      </w:r>
+      <w:r>
+        <w:rPr>
+          <w:lang w:val="en-US"/>
+        </w:rPr>
+        <w:t xml:space="preserve"> a</w:t>
+      </w:r>
+      <w:r>
+        <w:rPr>
+          <w:lang w:val="en-US"/>
+        </w:rPr>
+        <w:t>n</w:t>
+      </w:r>
+      <w:r>
+        <w:rPr>
+          <w:lang w:val="en-US"/>
+        </w:rPr>
+        <w:t xml:space="preserve"> useful Property for an Answer would be “Opens </w:t>
       </w:r>
       <w:r>
         <w:rPr>
@@ -3308,34 +3090,48 @@
         <w:rPr>
           <w:lang w:val="en-US"/>
         </w:rPr>
-        <w:t xml:space="preserve">hop” of type bool, which signals to your </w:t>
-      </w:r>
-      <w:r>
-        <w:rPr>
-          <w:lang w:val="en-US"/>
-        </w:rPr>
-        <w:t xml:space="preserve">game </w:t>
-      </w:r>
-      <w:r>
-        <w:rPr>
-          <w:lang w:val="en-US"/>
-        </w:rPr>
-        <w:t xml:space="preserve">code </w:t>
-      </w:r>
-      <w:r>
-        <w:rPr>
-          <w:lang w:val="en-US"/>
-        </w:rPr>
-        <w:t>whether a shop should be opened when this Answer is being chosen. A fitting text would be “I want to buy something”.</w:t>
-      </w:r>
-    </w:p>
-    <w:p>
-      <w:pPr>
+        <w:t xml:space="preserve">hop” of type </w:t>
+      </w:r>
+      <w:r>
         <w:rPr>
           <w:i/>
           <w:iCs/>
           <w:lang w:val="en-US"/>
         </w:rPr>
+        <w:t>bool</w:t>
+      </w:r>
+      <w:r>
+        <w:rPr>
+          <w:lang w:val="en-US"/>
+        </w:rPr>
+        <w:t xml:space="preserve">, which signals to your </w:t>
+      </w:r>
+      <w:r>
+        <w:rPr>
+          <w:lang w:val="en-US"/>
+        </w:rPr>
+        <w:t xml:space="preserve">game </w:t>
+      </w:r>
+      <w:r>
+        <w:rPr>
+          <w:lang w:val="en-US"/>
+        </w:rPr>
+        <w:t xml:space="preserve">code </w:t>
+      </w:r>
+      <w:r>
+        <w:rPr>
+          <w:lang w:val="en-US"/>
+        </w:rPr>
+        <w:t>whether a shop should be opened when this Answer is being chosen. A fitting text would be “I want to buy something”.</w:t>
+      </w:r>
+    </w:p>
+    <w:p>
+      <w:pPr>
+        <w:rPr>
+          <w:i/>
+          <w:iCs/>
+          <w:lang w:val="en-US"/>
+        </w:rPr>
       </w:pPr>
       <w:r>
         <w:rPr>
@@ -3347,21 +3143,13 @@
         <w:rPr>
           <w:lang w:val="en-US"/>
         </w:rPr>
-        <w:t xml:space="preserve">Properties using the Dialog Editor and then access them in your game code inside a method overridden from the </w:t>
-      </w:r>
-      <w:proofErr w:type="spellStart"/>
-      <w:r>
-        <w:rPr>
-          <w:lang w:val="en-US"/>
-        </w:rPr>
-        <w:t>UDSDialogManager</w:t>
-      </w:r>
-      <w:proofErr w:type="spellEnd"/>
-      <w:r>
-        <w:rPr>
-          <w:lang w:val="en-US"/>
-        </w:rPr>
-        <w:t xml:space="preserve"> (see 4)</w:t>
+        <w:t>Properties using the Dialog Editor and then access them in your game code inside a method overridden from the UDSDialogManager (see 4)</w:t>
+      </w:r>
+      <w:r>
+        <w:rPr>
+          <w:lang w:val="en-US"/>
+        </w:rPr>
+        <w:t>.</w:t>
       </w:r>
     </w:p>
     <w:p>
@@ -3423,9 +3211,32 @@
           <w:szCs w:val="20"/>
           <w:lang w:val="en-US"/>
         </w:rPr>
-        <w:t>(</w:t>
-      </w:r>
-      <w:proofErr w:type="gramStart"/>
+        <w:t>(e.g. player has reached a certain level or done a certain quest)</w:t>
+      </w:r>
+      <w:r>
+        <w:rPr>
+          <w:lang w:val="en-US"/>
+        </w:rPr>
+        <w:t xml:space="preserve">. </w:t>
+      </w:r>
+      <w:r>
+        <w:rPr>
+          <w:lang w:val="en-US"/>
+        </w:rPr>
+        <w:t xml:space="preserve">This allows you to influence the Dialogs dynamically at runtime. </w:t>
+      </w:r>
+      <w:r>
+        <w:rPr>
+          <w:lang w:val="en-US"/>
+        </w:rPr>
+        <w:t>Conditions</w:t>
+      </w:r>
+      <w:r>
+        <w:rPr>
+          <w:lang w:val="en-US"/>
+        </w:rPr>
+        <w:t xml:space="preserve"> can be set in the editor and are based on the Global Properties, which work just like normal Properties, but are unique and accessible from everywhere in the project. </w:t>
+      </w:r>
       <w:r>
         <w:rPr>
           <w:i/>
@@ -3434,56 +3245,100 @@
           <w:szCs w:val="20"/>
           <w:lang w:val="en-US"/>
         </w:rPr>
-        <w:t>e.g.</w:t>
-      </w:r>
-      <w:proofErr w:type="gramEnd"/>
-      <w:r>
-        <w:rPr>
-          <w:i/>
-          <w:iCs/>
-          <w:sz w:val="24"/>
-          <w:szCs w:val="20"/>
-          <w:lang w:val="en-US"/>
-        </w:rPr>
-        <w:t xml:space="preserve"> player has reached a certain level or done a certain quest)</w:t>
-      </w:r>
-      <w:r>
-        <w:rPr>
-          <w:lang w:val="en-US"/>
-        </w:rPr>
-        <w:t xml:space="preserve">. These conditions can be set in the editor and are based on the Global Properties, which work just like normal Properties, but are unique and accessible from everywhere in the project. </w:t>
-      </w:r>
-      <w:r>
-        <w:rPr>
-          <w:i/>
-          <w:iCs/>
-          <w:sz w:val="24"/>
-          <w:szCs w:val="20"/>
-          <w:lang w:val="en-US"/>
-        </w:rPr>
-        <w:t>(</w:t>
-      </w:r>
-      <w:proofErr w:type="gramStart"/>
-      <w:r>
-        <w:rPr>
-          <w:i/>
-          <w:iCs/>
-          <w:sz w:val="24"/>
-          <w:szCs w:val="20"/>
-          <w:lang w:val="en-US"/>
-        </w:rPr>
-        <w:t>they</w:t>
-      </w:r>
-      <w:proofErr w:type="gramEnd"/>
-      <w:r>
-        <w:rPr>
-          <w:i/>
-          <w:iCs/>
-          <w:sz w:val="24"/>
-          <w:szCs w:val="20"/>
-          <w:lang w:val="en-US"/>
-        </w:rPr>
-        <w:t xml:space="preserve"> can be compared to static variables in C#)</w:t>
+        <w:t>(they can be compared to static variables in C#)</w:t>
+      </w:r>
+      <w:r>
+        <w:rPr>
+          <w:lang w:val="en-US"/>
+        </w:rPr>
+        <w:t xml:space="preserve">. </w:t>
+      </w:r>
+    </w:p>
+    <w:p>
+      <w:pPr>
+        <w:rPr>
+          <w:lang w:val="en-US"/>
+        </w:rPr>
+      </w:pPr>
+      <w:r>
+        <w:rPr>
+          <w:b/>
+          <w:bCs/>
+          <w:lang w:val="en-US"/>
+        </w:rPr>
+        <w:t>An example</w:t>
+      </w:r>
+      <w:r>
+        <w:rPr>
+          <w:lang w:val="en-US"/>
+        </w:rPr>
+        <w:t xml:space="preserve"> would be a Global Property “</w:t>
+      </w:r>
+      <w:r>
+        <w:rPr>
+          <w:lang w:val="en-US"/>
+        </w:rPr>
+        <w:t>Player Level</w:t>
+      </w:r>
+      <w:r>
+        <w:rPr>
+          <w:lang w:val="en-US"/>
+        </w:rPr>
+        <w:t xml:space="preserve">” of type </w:t>
+      </w:r>
+      <w:r>
+        <w:rPr>
+          <w:lang w:val="en-US"/>
+        </w:rPr>
+        <w:t>int</w:t>
+      </w:r>
+      <w:r>
+        <w:rPr>
+          <w:lang w:val="en-US"/>
+        </w:rPr>
+        <w:t xml:space="preserve">. </w:t>
+      </w:r>
+      <w:r>
+        <w:rPr>
+          <w:lang w:val="en-US"/>
+        </w:rPr>
+        <w:t xml:space="preserve">Some </w:t>
+      </w:r>
+      <w:r>
+        <w:rPr>
+          <w:lang w:val="en-US"/>
+        </w:rPr>
+        <w:t>Answers in your Dialogs might then only be shown under the condition “</w:t>
+      </w:r>
+      <w:r>
+        <w:rPr>
+          <w:lang w:val="en-US"/>
+        </w:rPr>
+        <w:t>Player Level &gt;=</w:t>
+      </w:r>
+      <w:r>
+        <w:rPr>
+          <w:lang w:val="en-US"/>
+        </w:rPr>
+        <w:t xml:space="preserve"> </w:t>
+      </w:r>
+      <w:r>
+        <w:rPr>
+          <w:lang w:val="en-US"/>
+        </w:rPr>
+        <w:t>20</w:t>
+      </w:r>
+      <w:r>
+        <w:rPr>
+          <w:lang w:val="en-US"/>
+        </w:rPr>
+        <w:t>”</w:t>
+      </w:r>
+      <w:r>
+        <w:rPr>
+          <w:lang w:val="en-US"/>
+        </w:rPr>
+        <w:t>.</w:t>
       </w:r>
       <w:r>
         <w:rPr>
@@ -3519,26 +3374,268 @@
         <w:rPr>
           <w:lang w:val="en-US"/>
         </w:rPr>
-        <w:t xml:space="preserve"> + How to run the </w:t>
-      </w:r>
-      <w:proofErr w:type="gramStart"/>
-      <w:r>
-        <w:rPr>
-          <w:lang w:val="en-US"/>
-        </w:rPr>
-        <w:t>editor</w:t>
+        <w:t xml:space="preserve"> + How to run the editor</w:t>
       </w:r>
       <w:bookmarkEnd w:id="7"/>
-      <w:proofErr w:type="gramEnd"/>
-    </w:p>
-    <w:p>
-      <w:pPr>
-        <w:rPr>
-          <w:lang w:val="en-US"/>
-        </w:rPr>
-      </w:pPr>
-      <w:r>
-        <w:rPr>
+    </w:p>
+    <w:p>
+      <w:pPr>
+        <w:rPr>
+          <w:lang w:val="en-US"/>
+        </w:rPr>
+      </w:pPr>
+      <w:r>
+        <w:rPr>
+          <w:lang w:val="en-US"/>
+        </w:rPr>
+        <w:t>The Universal Dialog System</w:t>
+      </w:r>
+      <w:r>
+        <w:rPr>
+          <w:lang w:val="en-US"/>
+        </w:rPr>
+        <w:t xml:space="preserve"> (UDS)</w:t>
+      </w:r>
+      <w:r>
+        <w:rPr>
+          <w:lang w:val="en-US"/>
+        </w:rPr>
+        <w:t xml:space="preserve"> asset can be bought and imported into your project via the Unity Asset Store. For a quick walkthrough of how to use it and how to import assets, see this guide by Unity:</w:t>
+      </w:r>
+    </w:p>
+    <w:p>
+      <w:pPr>
+        <w:rPr>
+          <w:lang w:val="en-US"/>
+        </w:rPr>
+      </w:pPr>
+      <w:hyperlink r:id="rId8" w:history="1">
+        <w:r>
+          <w:rPr>
+            <w:rStyle w:val="Hyperlink"/>
+            <w:lang w:val="en-US"/>
+          </w:rPr>
+          <w:t>https://unity3d.com/de/quick-guide-to-unity-asset-store</w:t>
+        </w:r>
+      </w:hyperlink>
+    </w:p>
+    <w:p>
+      <w:pPr>
+        <w:rPr>
+          <w:lang w:val="en-US"/>
+        </w:rPr>
+      </w:pPr>
+      <w:r>
+        <w:rPr>
+          <w:b/>
+          <w:bCs/>
+          <w:lang w:val="en-US"/>
+        </w:rPr>
+        <w:t>Note that the asset “JSON .NET For Unity” is a requirement for the UDS.</w:t>
+      </w:r>
+      <w:r>
+        <w:rPr>
+          <w:lang w:val="en-US"/>
+        </w:rPr>
+        <w:t xml:space="preserve"> It is currently available for free in the Unity asset store under</w:t>
+      </w:r>
+    </w:p>
+    <w:p>
+      <w:pPr>
+        <w:rPr>
+          <w:lang w:val="en-US"/>
+        </w:rPr>
+      </w:pPr>
+      <w:hyperlink r:id="rId9" w:history="1">
+        <w:r>
+          <w:rPr>
+            <w:rStyle w:val="Hyperlink"/>
+            <w:lang w:val="en-US"/>
+          </w:rPr>
+          <w:t>https://assetstore.unity.com/packages/tools/input-management/json-net-for-unity-11347</w:t>
+        </w:r>
+      </w:hyperlink>
+    </w:p>
+    <w:p>
+      <w:pPr>
+        <w:rPr>
+          <w:lang w:val="en-US"/>
+        </w:rPr>
+      </w:pPr>
+    </w:p>
+    <w:p>
+      <w:pPr>
+        <w:rPr>
+          <w:lang w:val="en-US"/>
+        </w:rPr>
+      </w:pPr>
+      <w:r>
+        <w:rPr>
+          <w:lang w:val="en-US"/>
+        </w:rPr>
+        <w:t xml:space="preserve">The most important components in the package are the UDSDialogManager script and the Dialog Editor. </w:t>
+      </w:r>
+      <w:r>
+        <w:rPr>
+          <w:b/>
+          <w:bCs/>
+          <w:lang w:val="en-US"/>
+        </w:rPr>
+        <w:t>The Dialog Editor is included as a zip folder, which you should unpack.</w:t>
+      </w:r>
+      <w:r>
+        <w:rPr>
+          <w:lang w:val="en-US"/>
+        </w:rPr>
+        <w:t xml:space="preserve"> You can then run the Editor from the included .exe file. </w:t>
+      </w:r>
+    </w:p>
+    <w:p>
+      <w:pPr>
+        <w:rPr>
+          <w:i/>
+          <w:iCs/>
+          <w:sz w:val="24"/>
+          <w:szCs w:val="20"/>
+          <w:lang w:val="en-US"/>
+        </w:rPr>
+      </w:pPr>
+      <w:r>
+        <w:rPr>
+          <w:i/>
+          <w:iCs/>
+          <w:sz w:val="24"/>
+          <w:szCs w:val="20"/>
+          <w:lang w:val="en-US"/>
+        </w:rPr>
+        <w:t>Note: The Dialog Editor itself was also made in Unity (which also ensures maximum compatibility) and was built using Unity</w:t>
+      </w:r>
+      <w:r>
+        <w:rPr>
+          <w:i/>
+          <w:iCs/>
+          <w:sz w:val="24"/>
+          <w:szCs w:val="20"/>
+          <w:lang w:val="en-US"/>
+        </w:rPr>
+        <w:t>.</w:t>
+      </w:r>
+      <w:r>
+        <w:rPr>
+          <w:i/>
+          <w:iCs/>
+          <w:sz w:val="24"/>
+          <w:szCs w:val="20"/>
+          <w:lang w:val="en-US"/>
+        </w:rPr>
+        <w:t xml:space="preserve">   </w:t>
+      </w:r>
+    </w:p>
+    <w:p>
+      <w:pPr>
+        <w:rPr>
+          <w:i/>
+          <w:iCs/>
+          <w:sz w:val="24"/>
+          <w:szCs w:val="20"/>
+          <w:lang w:val="en-US"/>
+        </w:rPr>
+      </w:pPr>
+    </w:p>
+    <w:p>
+      <w:pPr>
+        <w:rPr>
+          <w:i/>
+          <w:iCs/>
+          <w:lang w:val="en-US"/>
+        </w:rPr>
+      </w:pPr>
+      <w:r>
+        <w:rPr>
+          <w:lang w:val="en-US"/>
+        </w:rPr>
+        <w:t xml:space="preserve">The package also includes an example project with several example scripts. These are described in more depth under “3. Quick Start”. To get started with the UDS you should take a look at the </w:t>
+      </w:r>
+      <w:r>
+        <w:rPr>
+          <w:i/>
+          <w:iCs/>
+          <w:lang w:val="en-US"/>
+        </w:rPr>
+        <w:t>UDSDialogStarter</w:t>
+      </w:r>
+      <w:r>
+        <w:rPr>
+          <w:lang w:val="en-US"/>
+        </w:rPr>
+        <w:t xml:space="preserve"> and </w:t>
+      </w:r>
+      <w:r>
+        <w:rPr>
+          <w:i/>
+          <w:iCs/>
+          <w:lang w:val="en-US"/>
+        </w:rPr>
+        <w:t>UDSPlayerDialog</w:t>
+      </w:r>
+      <w:r>
+        <w:rPr>
+          <w:lang w:val="en-US"/>
+        </w:rPr>
+        <w:t xml:space="preserve"> scripts in the example project as well as the example player and NPC in the scene. You can copy these into your game as they provide a quick and simple way to include Dialogs into your game (start Dialogs when the player comes close to </w:t>
+      </w:r>
+      <w:r>
+        <w:rPr>
+          <w:lang w:val="en-US"/>
+        </w:rPr>
+        <w:t>an</w:t>
+      </w:r>
+      <w:r>
+        <w:rPr>
+          <w:lang w:val="en-US"/>
+        </w:rPr>
+        <w:t xml:space="preserve"> NPC and presses a button). </w:t>
+      </w:r>
+      <w:r>
+        <w:rPr>
+          <w:b/>
+          <w:bCs/>
+          <w:lang w:val="en-US"/>
+        </w:rPr>
+        <w:t>However, these are only example scripts and I encourage you to look into them and extend them as needed.</w:t>
+      </w:r>
+      <w:r>
+        <w:rPr>
+          <w:b/>
+          <w:bCs/>
+          <w:lang w:val="en-US"/>
+        </w:rPr>
+        <w:t xml:space="preserve"> </w:t>
+      </w:r>
+      <w:r>
+        <w:rPr>
+          <w:lang w:val="en-US"/>
+        </w:rPr>
+        <w:t xml:space="preserve">Just like the </w:t>
+      </w:r>
+      <w:r>
+        <w:rPr>
+          <w:i/>
+          <w:iCs/>
+          <w:lang w:val="en-US"/>
+        </w:rPr>
+        <w:t xml:space="preserve">UDSDialogManager </w:t>
+      </w:r>
+      <w:r>
+        <w:rPr>
+          <w:lang w:val="en-US"/>
+        </w:rPr>
+        <w:t>script these are also well commented to help you with understanding.</w:t>
+      </w:r>
+      <w:r>
+        <w:rPr>
+          <w:i/>
+          <w:iCs/>
           <w:lang w:val="en-US"/>
         </w:rPr>
         <w:br w:type="page"/>
@@ -3573,17 +3670,9 @@
         <w:rPr>
           <w:lang w:val="en-US"/>
         </w:rPr>
-        <w:t xml:space="preserve"> and making a </w:t>
-      </w:r>
-      <w:proofErr w:type="gramStart"/>
-      <w:r>
-        <w:rPr>
-          <w:lang w:val="en-US"/>
-        </w:rPr>
-        <w:t>Dialog</w:t>
+        <w:t xml:space="preserve"> and making a Dialog</w:t>
       </w:r>
       <w:bookmarkEnd w:id="8"/>
-      <w:proofErr w:type="gramEnd"/>
     </w:p>
     <w:p>
       <w:pPr>
@@ -3633,21 +3722,7 @@
         <w:rPr>
           <w:lang w:val="en-US"/>
         </w:rPr>
-        <w:t xml:space="preserve">and </w:t>
-      </w:r>
-      <w:proofErr w:type="spellStart"/>
-      <w:r>
-        <w:rPr>
-          <w:lang w:val="en-US"/>
-        </w:rPr>
-        <w:t>UDSDialogManager</w:t>
-      </w:r>
-      <w:proofErr w:type="spellEnd"/>
-      <w:r>
-        <w:rPr>
-          <w:lang w:val="en-US"/>
-        </w:rPr>
-        <w:t xml:space="preserve"> </w:t>
+        <w:t xml:space="preserve">and UDSDialogManager </w:t>
       </w:r>
       <w:r>
         <w:rPr>
@@ -3745,17 +3820,9 @@
         <w:rPr>
           <w:lang w:val="en-US"/>
         </w:rPr>
-        <w:t xml:space="preserve"> own </w:t>
-      </w:r>
-      <w:proofErr w:type="gramStart"/>
-      <w:r>
-        <w:rPr>
-          <w:lang w:val="en-US"/>
-        </w:rPr>
-        <w:t>functionality</w:t>
+        <w:t xml:space="preserve"> own functionality</w:t>
       </w:r>
       <w:bookmarkEnd w:id="13"/>
-      <w:proofErr w:type="gramEnd"/>
     </w:p>
     <w:p>
       <w:pPr>
@@ -3773,17 +3840,9 @@
         <w:rPr>
           <w:lang w:val="en-US"/>
         </w:rPr>
-        <w:t xml:space="preserve">Dialog Components and working with </w:t>
-      </w:r>
-      <w:proofErr w:type="gramStart"/>
-      <w:r>
-        <w:rPr>
-          <w:lang w:val="en-US"/>
-        </w:rPr>
-        <w:t>Properties</w:t>
+        <w:t>Dialog Components and working with Properties</w:t>
       </w:r>
       <w:bookmarkEnd w:id="14"/>
-      <w:proofErr w:type="gramEnd"/>
     </w:p>
     <w:p>
       <w:pPr>
@@ -3807,21 +3866,7 @@
         <w:rPr>
           <w:lang w:val="en-US"/>
         </w:rPr>
-        <w:t xml:space="preserve">ocumentation for the </w:t>
-      </w:r>
-      <w:proofErr w:type="spellStart"/>
-      <w:r>
-        <w:rPr>
-          <w:lang w:val="en-US"/>
-        </w:rPr>
-        <w:t>UDSDialogManager</w:t>
-      </w:r>
-      <w:proofErr w:type="spellEnd"/>
-      <w:r>
-        <w:rPr>
-          <w:lang w:val="en-US"/>
-        </w:rPr>
-        <w:t xml:space="preserve"> class</w:t>
+        <w:t>ocumentation for the UDSDialogManager class</w:t>
       </w:r>
       <w:bookmarkEnd w:id="15"/>
     </w:p>
@@ -3875,21 +3920,7 @@
         <w:rPr>
           <w:lang w:val="en-US"/>
         </w:rPr>
-        <w:t xml:space="preserve">Creating, </w:t>
-      </w:r>
-      <w:proofErr w:type="gramStart"/>
-      <w:r>
-        <w:rPr>
-          <w:lang w:val="en-US"/>
-        </w:rPr>
-        <w:t>saving</w:t>
-      </w:r>
-      <w:proofErr w:type="gramEnd"/>
-      <w:r>
-        <w:rPr>
-          <w:lang w:val="en-US"/>
-        </w:rPr>
-        <w:t xml:space="preserve"> and loading Dialogs</w:t>
+        <w:t>Creating, saving and loading Dialogs</w:t>
       </w:r>
       <w:bookmarkEnd w:id="17"/>
     </w:p>
@@ -3996,26 +4027,12 @@
           <w:lang w:val="en-US"/>
         </w:rPr>
         <w:lastRenderedPageBreak/>
-        <w:t xml:space="preserve">What the UDS </w:t>
-      </w:r>
-      <w:proofErr w:type="gramStart"/>
-      <w:r>
-        <w:rPr>
-          <w:lang w:val="en-US"/>
-        </w:rPr>
-        <w:t>can’t</w:t>
-      </w:r>
-      <w:proofErr w:type="gramEnd"/>
-      <w:r>
-        <w:rPr>
-          <w:lang w:val="en-US"/>
-        </w:rPr>
-        <w:t xml:space="preserve"> do + Known issues</w:t>
+        <w:t>What the UDS can’t do + Known issues</w:t>
       </w:r>
       <w:bookmarkEnd w:id="21"/>
     </w:p>
     <w:sectPr>
-      <w:headerReference w:type="default" r:id="rId8"/>
+      <w:headerReference w:type="default" r:id="rId10"/>
       <w:pgSz w:w="11906" w:h="16838"/>
       <w:pgMar w:top="1417" w:right="1417" w:bottom="1134" w:left="1417" w:header="708" w:footer="708" w:gutter="0"/>
       <w:cols w:space="708"/>
@@ -4085,6 +4102,7 @@
         <w:docPartUnique/>
       </w:docPartObj>
     </w:sdtPr>
+    <w:sdtEndPr/>
     <w:sdtContent>
       <w:p>
         <w:pPr>
@@ -4694,6 +4712,7 @@
   <w:style w:type="character" w:default="1" w:styleId="Absatz-Standardschriftart">
     <w:name w:val="Default Paragraph Font"/>
     <w:uiPriority w:val="1"/>
+    <w:semiHidden/>
     <w:unhideWhenUsed/>
   </w:style>
   <w:style w:type="table" w:default="1" w:styleId="NormaleTabelle">
@@ -4856,6 +4875,18 @@
       <w:ind w:left="720"/>
       <w:contextualSpacing/>
     </w:pPr>
+  </w:style>
+  <w:style w:type="character" w:styleId="NichtaufgelsteErwhnung">
+    <w:name w:val="Unresolved Mention"/>
+    <w:basedOn w:val="Absatz-Standardschriftart"/>
+    <w:uiPriority w:val="99"/>
+    <w:semiHidden/>
+    <w:unhideWhenUsed/>
+    <w:rsid w:val="002D4621"/>
+    <w:rPr>
+      <w:color w:val="605E5C"/>
+      <w:shd w:val="clear" w:color="auto" w:fill="E1DFDD"/>
+    </w:rPr>
   </w:style>
 </w:styles>
 </file>

--- a/Universal Dialog Editor/UDS Documentation.docx
+++ b/Universal Dialog Editor/UDS Documentation.docx
@@ -75,7 +75,7 @@
             </w:rPr>
             <w:fldChar w:fldCharType="separate"/>
           </w:r>
-          <w:hyperlink w:anchor="_Toc76918437" w:history="1">
+          <w:hyperlink w:anchor="_Toc77091255" w:history="1">
             <w:r>
               <w:rPr>
                 <w:rStyle w:val="Hyperlink"/>
@@ -103,7 +103,7 @@
                 <w:noProof/>
                 <w:webHidden/>
               </w:rPr>
-              <w:instrText xml:space="preserve"> PAGEREF _Toc76918437 \h </w:instrText>
+              <w:instrText xml:space="preserve"> PAGEREF _Toc77091255 \h </w:instrText>
             </w:r>
             <w:r>
               <w:rPr>
@@ -148,7 +148,7 @@
               <w:lang w:eastAsia="de-DE"/>
             </w:rPr>
           </w:pPr>
-          <w:hyperlink w:anchor="_Toc76918438" w:history="1">
+          <w:hyperlink w:anchor="_Toc77091256" w:history="1">
             <w:r>
               <w:rPr>
                 <w:rStyle w:val="Hyperlink"/>
@@ -193,7 +193,7 @@
                 <w:noProof/>
                 <w:webHidden/>
               </w:rPr>
-              <w:instrText xml:space="preserve"> PAGEREF _Toc76918438 \h </w:instrText>
+              <w:instrText xml:space="preserve"> PAGEREF _Toc77091256 \h </w:instrText>
             </w:r>
             <w:r>
               <w:rPr>
@@ -238,7 +238,7 @@
               <w:lang w:eastAsia="de-DE"/>
             </w:rPr>
           </w:pPr>
-          <w:hyperlink w:anchor="_Toc76918439" w:history="1">
+          <w:hyperlink w:anchor="_Toc77091257" w:history="1">
             <w:r>
               <w:rPr>
                 <w:rStyle w:val="Hyperlink"/>
@@ -283,7 +283,7 @@
                 <w:noProof/>
                 <w:webHidden/>
               </w:rPr>
-              <w:instrText xml:space="preserve"> PAGEREF _Toc76918439 \h </w:instrText>
+              <w:instrText xml:space="preserve"> PAGEREF _Toc77091257 \h </w:instrText>
             </w:r>
             <w:r>
               <w:rPr>
@@ -328,7 +328,7 @@
               <w:lang w:eastAsia="de-DE"/>
             </w:rPr>
           </w:pPr>
-          <w:hyperlink w:anchor="_Toc76918440" w:history="1">
+          <w:hyperlink w:anchor="_Toc77091258" w:history="1">
             <w:r>
               <w:rPr>
                 <w:rStyle w:val="Hyperlink"/>
@@ -373,7 +373,7 @@
                 <w:noProof/>
                 <w:webHidden/>
               </w:rPr>
-              <w:instrText xml:space="preserve"> PAGEREF _Toc76918440 \h </w:instrText>
+              <w:instrText xml:space="preserve"> PAGEREF _Toc77091258 \h </w:instrText>
             </w:r>
             <w:r>
               <w:rPr>
@@ -418,7 +418,7 @@
               <w:lang w:eastAsia="de-DE"/>
             </w:rPr>
           </w:pPr>
-          <w:hyperlink w:anchor="_Toc76918441" w:history="1">
+          <w:hyperlink w:anchor="_Toc77091259" w:history="1">
             <w:r>
               <w:rPr>
                 <w:rStyle w:val="Hyperlink"/>
@@ -463,7 +463,7 @@
                 <w:noProof/>
                 <w:webHidden/>
               </w:rPr>
-              <w:instrText xml:space="preserve"> PAGEREF _Toc76918441 \h </w:instrText>
+              <w:instrText xml:space="preserve"> PAGEREF _Toc77091259 \h </w:instrText>
             </w:r>
             <w:r>
               <w:rPr>
@@ -483,7 +483,7 @@
                 <w:noProof/>
                 <w:webHidden/>
               </w:rPr>
-              <w:t>4</w:t>
+              <w:t>5</w:t>
             </w:r>
             <w:r>
               <w:rPr>
@@ -508,7 +508,7 @@
               <w:lang w:eastAsia="de-DE"/>
             </w:rPr>
           </w:pPr>
-          <w:hyperlink w:anchor="_Toc76918442" w:history="1">
+          <w:hyperlink w:anchor="_Toc77091260" w:history="1">
             <w:r>
               <w:rPr>
                 <w:rStyle w:val="Hyperlink"/>
@@ -553,7 +553,7 @@
                 <w:noProof/>
                 <w:webHidden/>
               </w:rPr>
-              <w:instrText xml:space="preserve"> PAGEREF _Toc76918442 \h </w:instrText>
+              <w:instrText xml:space="preserve"> PAGEREF _Toc77091260 \h </w:instrText>
             </w:r>
             <w:r>
               <w:rPr>
@@ -598,7 +598,7 @@
               <w:lang w:eastAsia="de-DE"/>
             </w:rPr>
           </w:pPr>
-          <w:hyperlink w:anchor="_Toc76918443" w:history="1">
+          <w:hyperlink w:anchor="_Toc77091261" w:history="1">
             <w:r>
               <w:rPr>
                 <w:rStyle w:val="Hyperlink"/>
@@ -643,7 +643,7 @@
                 <w:noProof/>
                 <w:webHidden/>
               </w:rPr>
-              <w:instrText xml:space="preserve"> PAGEREF _Toc76918443 \h </w:instrText>
+              <w:instrText xml:space="preserve"> PAGEREF _Toc77091261 \h </w:instrText>
             </w:r>
             <w:r>
               <w:rPr>
@@ -688,7 +688,7 @@
               <w:lang w:eastAsia="de-DE"/>
             </w:rPr>
           </w:pPr>
-          <w:hyperlink w:anchor="_Toc76918444" w:history="1">
+          <w:hyperlink w:anchor="_Toc77091262" w:history="1">
             <w:r>
               <w:rPr>
                 <w:rStyle w:val="Hyperlink"/>
@@ -733,7 +733,7 @@
                 <w:noProof/>
                 <w:webHidden/>
               </w:rPr>
-              <w:instrText xml:space="preserve"> PAGEREF _Toc76918444 \h </w:instrText>
+              <w:instrText xml:space="preserve"> PAGEREF _Toc77091262 \h </w:instrText>
             </w:r>
             <w:r>
               <w:rPr>
@@ -778,7 +778,7 @@
               <w:lang w:eastAsia="de-DE"/>
             </w:rPr>
           </w:pPr>
-          <w:hyperlink w:anchor="_Toc76918445" w:history="1">
+          <w:hyperlink w:anchor="_Toc77091263" w:history="1">
             <w:r>
               <w:rPr>
                 <w:rStyle w:val="Hyperlink"/>
@@ -823,7 +823,7 @@
                 <w:noProof/>
                 <w:webHidden/>
               </w:rPr>
-              <w:instrText xml:space="preserve"> PAGEREF _Toc76918445 \h </w:instrText>
+              <w:instrText xml:space="preserve"> PAGEREF _Toc77091263 \h </w:instrText>
             </w:r>
             <w:r>
               <w:rPr>
@@ -868,7 +868,7 @@
               <w:lang w:eastAsia="de-DE"/>
             </w:rPr>
           </w:pPr>
-          <w:hyperlink w:anchor="_Toc76918446" w:history="1">
+          <w:hyperlink w:anchor="_Toc77091264" w:history="1">
             <w:r>
               <w:rPr>
                 <w:rStyle w:val="Hyperlink"/>
@@ -913,7 +913,7 @@
                 <w:noProof/>
                 <w:webHidden/>
               </w:rPr>
-              <w:instrText xml:space="preserve"> PAGEREF _Toc76918446 \h </w:instrText>
+              <w:instrText xml:space="preserve"> PAGEREF _Toc77091264 \h </w:instrText>
             </w:r>
             <w:r>
               <w:rPr>
@@ -958,7 +958,7 @@
               <w:lang w:eastAsia="de-DE"/>
             </w:rPr>
           </w:pPr>
-          <w:hyperlink w:anchor="_Toc76918447" w:history="1">
+          <w:hyperlink w:anchor="_Toc77091265" w:history="1">
             <w:r>
               <w:rPr>
                 <w:rStyle w:val="Hyperlink"/>
@@ -1003,7 +1003,7 @@
                 <w:noProof/>
                 <w:webHidden/>
               </w:rPr>
-              <w:instrText xml:space="preserve"> PAGEREF _Toc76918447 \h </w:instrText>
+              <w:instrText xml:space="preserve"> PAGEREF _Toc77091265 \h </w:instrText>
             </w:r>
             <w:r>
               <w:rPr>
@@ -1048,7 +1048,7 @@
               <w:lang w:eastAsia="de-DE"/>
             </w:rPr>
           </w:pPr>
-          <w:hyperlink w:anchor="_Toc76918448" w:history="1">
+          <w:hyperlink w:anchor="_Toc77091266" w:history="1">
             <w:r>
               <w:rPr>
                 <w:rStyle w:val="Hyperlink"/>
@@ -1093,7 +1093,7 @@
                 <w:noProof/>
                 <w:webHidden/>
               </w:rPr>
-              <w:instrText xml:space="preserve"> PAGEREF _Toc76918448 \h </w:instrText>
+              <w:instrText xml:space="preserve"> PAGEREF _Toc77091266 \h </w:instrText>
             </w:r>
             <w:r>
               <w:rPr>
@@ -1138,7 +1138,7 @@
               <w:lang w:eastAsia="de-DE"/>
             </w:rPr>
           </w:pPr>
-          <w:hyperlink w:anchor="_Toc76918449" w:history="1">
+          <w:hyperlink w:anchor="_Toc77091267" w:history="1">
             <w:r>
               <w:rPr>
                 <w:rStyle w:val="Hyperlink"/>
@@ -1183,7 +1183,7 @@
                 <w:noProof/>
                 <w:webHidden/>
               </w:rPr>
-              <w:instrText xml:space="preserve"> PAGEREF _Toc76918449 \h </w:instrText>
+              <w:instrText xml:space="preserve"> PAGEREF _Toc77091267 \h </w:instrText>
             </w:r>
             <w:r>
               <w:rPr>
@@ -1228,7 +1228,7 @@
               <w:lang w:eastAsia="de-DE"/>
             </w:rPr>
           </w:pPr>
-          <w:hyperlink w:anchor="_Toc76918450" w:history="1">
+          <w:hyperlink w:anchor="_Toc77091268" w:history="1">
             <w:r>
               <w:rPr>
                 <w:rStyle w:val="Hyperlink"/>
@@ -1273,7 +1273,7 @@
                 <w:noProof/>
                 <w:webHidden/>
               </w:rPr>
-              <w:instrText xml:space="preserve"> PAGEREF _Toc76918450 \h </w:instrText>
+              <w:instrText xml:space="preserve"> PAGEREF _Toc77091268 \h </w:instrText>
             </w:r>
             <w:r>
               <w:rPr>
@@ -1318,7 +1318,7 @@
               <w:lang w:eastAsia="de-DE"/>
             </w:rPr>
           </w:pPr>
-          <w:hyperlink w:anchor="_Toc76918451" w:history="1">
+          <w:hyperlink w:anchor="_Toc77091269" w:history="1">
             <w:r>
               <w:rPr>
                 <w:rStyle w:val="Hyperlink"/>
@@ -1363,7 +1363,7 @@
                 <w:noProof/>
                 <w:webHidden/>
               </w:rPr>
-              <w:instrText xml:space="preserve"> PAGEREF _Toc76918451 \h </w:instrText>
+              <w:instrText xml:space="preserve"> PAGEREF _Toc77091269 \h </w:instrText>
             </w:r>
             <w:r>
               <w:rPr>
@@ -1408,7 +1408,7 @@
               <w:lang w:eastAsia="de-DE"/>
             </w:rPr>
           </w:pPr>
-          <w:hyperlink w:anchor="_Toc76918452" w:history="1">
+          <w:hyperlink w:anchor="_Toc77091270" w:history="1">
             <w:r>
               <w:rPr>
                 <w:rStyle w:val="Hyperlink"/>
@@ -1453,7 +1453,7 @@
                 <w:noProof/>
                 <w:webHidden/>
               </w:rPr>
-              <w:instrText xml:space="preserve"> PAGEREF _Toc76918452 \h </w:instrText>
+              <w:instrText xml:space="preserve"> PAGEREF _Toc77091270 \h </w:instrText>
             </w:r>
             <w:r>
               <w:rPr>
@@ -1498,7 +1498,7 @@
               <w:lang w:eastAsia="de-DE"/>
             </w:rPr>
           </w:pPr>
-          <w:hyperlink w:anchor="_Toc76918453" w:history="1">
+          <w:hyperlink w:anchor="_Toc77091271" w:history="1">
             <w:r>
               <w:rPr>
                 <w:rStyle w:val="Hyperlink"/>
@@ -1543,7 +1543,7 @@
                 <w:noProof/>
                 <w:webHidden/>
               </w:rPr>
-              <w:instrText xml:space="preserve"> PAGEREF _Toc76918453 \h </w:instrText>
+              <w:instrText xml:space="preserve"> PAGEREF _Toc77091271 \h </w:instrText>
             </w:r>
             <w:r>
               <w:rPr>
@@ -1588,7 +1588,7 @@
               <w:lang w:eastAsia="de-DE"/>
             </w:rPr>
           </w:pPr>
-          <w:hyperlink w:anchor="_Toc76918454" w:history="1">
+          <w:hyperlink w:anchor="_Toc77091272" w:history="1">
             <w:r>
               <w:rPr>
                 <w:rStyle w:val="Hyperlink"/>
@@ -1633,7 +1633,7 @@
                 <w:noProof/>
                 <w:webHidden/>
               </w:rPr>
-              <w:instrText xml:space="preserve"> PAGEREF _Toc76918454 \h </w:instrText>
+              <w:instrText xml:space="preserve"> PAGEREF _Toc77091272 \h </w:instrText>
             </w:r>
             <w:r>
               <w:rPr>
@@ -1678,7 +1678,7 @@
               <w:lang w:eastAsia="de-DE"/>
             </w:rPr>
           </w:pPr>
-          <w:hyperlink w:anchor="_Toc76918455" w:history="1">
+          <w:hyperlink w:anchor="_Toc77091273" w:history="1">
             <w:r>
               <w:rPr>
                 <w:rStyle w:val="Hyperlink"/>
@@ -1723,7 +1723,7 @@
                 <w:noProof/>
                 <w:webHidden/>
               </w:rPr>
-              <w:instrText xml:space="preserve"> PAGEREF _Toc76918455 \h </w:instrText>
+              <w:instrText xml:space="preserve"> PAGEREF _Toc77091273 \h </w:instrText>
             </w:r>
             <w:r>
               <w:rPr>
@@ -1768,7 +1768,7 @@
               <w:lang w:eastAsia="de-DE"/>
             </w:rPr>
           </w:pPr>
-          <w:hyperlink w:anchor="_Toc76918456" w:history="1">
+          <w:hyperlink w:anchor="_Toc77091274" w:history="1">
             <w:r>
               <w:rPr>
                 <w:rStyle w:val="Hyperlink"/>
@@ -1813,7 +1813,7 @@
                 <w:noProof/>
                 <w:webHidden/>
               </w:rPr>
-              <w:instrText xml:space="preserve"> PAGEREF _Toc76918456 \h </w:instrText>
+              <w:instrText xml:space="preserve"> PAGEREF _Toc77091274 \h </w:instrText>
             </w:r>
             <w:r>
               <w:rPr>
@@ -1858,7 +1858,7 @@
               <w:lang w:eastAsia="de-DE"/>
             </w:rPr>
           </w:pPr>
-          <w:hyperlink w:anchor="_Toc76918457" w:history="1">
+          <w:hyperlink w:anchor="_Toc77091275" w:history="1">
             <w:r>
               <w:rPr>
                 <w:rStyle w:val="Hyperlink"/>
@@ -1903,7 +1903,7 @@
                 <w:noProof/>
                 <w:webHidden/>
               </w:rPr>
-              <w:instrText xml:space="preserve"> PAGEREF _Toc76918457 \h </w:instrText>
+              <w:instrText xml:space="preserve"> PAGEREF _Toc77091275 \h </w:instrText>
             </w:r>
             <w:r>
               <w:rPr>
@@ -1948,7 +1948,7 @@
               <w:lang w:eastAsia="de-DE"/>
             </w:rPr>
           </w:pPr>
-          <w:hyperlink w:anchor="_Toc76918458" w:history="1">
+          <w:hyperlink w:anchor="_Toc77091276" w:history="1">
             <w:r>
               <w:rPr>
                 <w:rStyle w:val="Hyperlink"/>
@@ -1972,6 +1972,276 @@
                 <w:noProof/>
                 <w:lang w:val="en-US"/>
               </w:rPr>
+              <w:t>Examples</w:t>
+            </w:r>
+            <w:r>
+              <w:rPr>
+                <w:noProof/>
+                <w:webHidden/>
+              </w:rPr>
+              <w:tab/>
+            </w:r>
+            <w:r>
+              <w:rPr>
+                <w:noProof/>
+                <w:webHidden/>
+              </w:rPr>
+              <w:fldChar w:fldCharType="begin"/>
+            </w:r>
+            <w:r>
+              <w:rPr>
+                <w:noProof/>
+                <w:webHidden/>
+              </w:rPr>
+              <w:instrText xml:space="preserve"> PAGEREF _Toc77091276 \h </w:instrText>
+            </w:r>
+            <w:r>
+              <w:rPr>
+                <w:noProof/>
+                <w:webHidden/>
+              </w:rPr>
+            </w:r>
+            <w:r>
+              <w:rPr>
+                <w:noProof/>
+                <w:webHidden/>
+              </w:rPr>
+              <w:fldChar w:fldCharType="separate"/>
+            </w:r>
+            <w:r>
+              <w:rPr>
+                <w:noProof/>
+                <w:webHidden/>
+              </w:rPr>
+              <w:t>10</w:t>
+            </w:r>
+            <w:r>
+              <w:rPr>
+                <w:noProof/>
+                <w:webHidden/>
+              </w:rPr>
+              <w:fldChar w:fldCharType="end"/>
+            </w:r>
+          </w:hyperlink>
+        </w:p>
+        <w:p>
+          <w:pPr>
+            <w:pStyle w:val="Verzeichnis2"/>
+            <w:tabs>
+              <w:tab w:val="left" w:pos="1100"/>
+              <w:tab w:val="right" w:leader="dot" w:pos="9062"/>
+            </w:tabs>
+            <w:rPr>
+              <w:rFonts w:asciiTheme="minorHAnsi" w:eastAsiaTheme="minorEastAsia" w:hAnsiTheme="minorHAnsi"/>
+              <w:noProof/>
+              <w:sz w:val="22"/>
+              <w:lang w:eastAsia="de-DE"/>
+            </w:rPr>
+          </w:pPr>
+          <w:hyperlink w:anchor="_Toc77091277" w:history="1">
+            <w:r>
+              <w:rPr>
+                <w:rStyle w:val="Hyperlink"/>
+                <w:noProof/>
+                <w:lang w:val="en-US"/>
+              </w:rPr>
+              <w:t>6.1.</w:t>
+            </w:r>
+            <w:r>
+              <w:rPr>
+                <w:rFonts w:asciiTheme="minorHAnsi" w:eastAsiaTheme="minorEastAsia" w:hAnsiTheme="minorHAnsi"/>
+                <w:noProof/>
+                <w:sz w:val="22"/>
+                <w:lang w:eastAsia="de-DE"/>
+              </w:rPr>
+              <w:tab/>
+            </w:r>
+            <w:r>
+              <w:rPr>
+                <w:rStyle w:val="Hyperlink"/>
+                <w:noProof/>
+                <w:lang w:val="en-US"/>
+              </w:rPr>
+              <w:t>Opening a shop during a Dialog</w:t>
+            </w:r>
+            <w:r>
+              <w:rPr>
+                <w:noProof/>
+                <w:webHidden/>
+              </w:rPr>
+              <w:tab/>
+            </w:r>
+            <w:r>
+              <w:rPr>
+                <w:noProof/>
+                <w:webHidden/>
+              </w:rPr>
+              <w:fldChar w:fldCharType="begin"/>
+            </w:r>
+            <w:r>
+              <w:rPr>
+                <w:noProof/>
+                <w:webHidden/>
+              </w:rPr>
+              <w:instrText xml:space="preserve"> PAGEREF _Toc77091277 \h </w:instrText>
+            </w:r>
+            <w:r>
+              <w:rPr>
+                <w:noProof/>
+                <w:webHidden/>
+              </w:rPr>
+            </w:r>
+            <w:r>
+              <w:rPr>
+                <w:noProof/>
+                <w:webHidden/>
+              </w:rPr>
+              <w:fldChar w:fldCharType="separate"/>
+            </w:r>
+            <w:r>
+              <w:rPr>
+                <w:noProof/>
+                <w:webHidden/>
+              </w:rPr>
+              <w:t>10</w:t>
+            </w:r>
+            <w:r>
+              <w:rPr>
+                <w:noProof/>
+                <w:webHidden/>
+              </w:rPr>
+              <w:fldChar w:fldCharType="end"/>
+            </w:r>
+          </w:hyperlink>
+        </w:p>
+        <w:p>
+          <w:pPr>
+            <w:pStyle w:val="Verzeichnis2"/>
+            <w:tabs>
+              <w:tab w:val="left" w:pos="1100"/>
+              <w:tab w:val="right" w:leader="dot" w:pos="9062"/>
+            </w:tabs>
+            <w:rPr>
+              <w:rFonts w:asciiTheme="minorHAnsi" w:eastAsiaTheme="minorEastAsia" w:hAnsiTheme="minorHAnsi"/>
+              <w:noProof/>
+              <w:sz w:val="22"/>
+              <w:lang w:eastAsia="de-DE"/>
+            </w:rPr>
+          </w:pPr>
+          <w:hyperlink w:anchor="_Toc77091278" w:history="1">
+            <w:r>
+              <w:rPr>
+                <w:rStyle w:val="Hyperlink"/>
+                <w:noProof/>
+                <w:lang w:val="en-US"/>
+              </w:rPr>
+              <w:t>6.2.</w:t>
+            </w:r>
+            <w:r>
+              <w:rPr>
+                <w:rFonts w:asciiTheme="minorHAnsi" w:eastAsiaTheme="minorEastAsia" w:hAnsiTheme="minorHAnsi"/>
+                <w:noProof/>
+                <w:sz w:val="22"/>
+                <w:lang w:eastAsia="de-DE"/>
+              </w:rPr>
+              <w:tab/>
+            </w:r>
+            <w:r>
+              <w:rPr>
+                <w:rStyle w:val="Hyperlink"/>
+                <w:noProof/>
+                <w:lang w:val="en-US"/>
+              </w:rPr>
+              <w:t>Showing to the player what an Answer does</w:t>
+            </w:r>
+            <w:r>
+              <w:rPr>
+                <w:noProof/>
+                <w:webHidden/>
+              </w:rPr>
+              <w:tab/>
+            </w:r>
+            <w:r>
+              <w:rPr>
+                <w:noProof/>
+                <w:webHidden/>
+              </w:rPr>
+              <w:fldChar w:fldCharType="begin"/>
+            </w:r>
+            <w:r>
+              <w:rPr>
+                <w:noProof/>
+                <w:webHidden/>
+              </w:rPr>
+              <w:instrText xml:space="preserve"> PAGEREF _Toc77091278 \h </w:instrText>
+            </w:r>
+            <w:r>
+              <w:rPr>
+                <w:noProof/>
+                <w:webHidden/>
+              </w:rPr>
+            </w:r>
+            <w:r>
+              <w:rPr>
+                <w:noProof/>
+                <w:webHidden/>
+              </w:rPr>
+              <w:fldChar w:fldCharType="separate"/>
+            </w:r>
+            <w:r>
+              <w:rPr>
+                <w:noProof/>
+                <w:webHidden/>
+              </w:rPr>
+              <w:t>10</w:t>
+            </w:r>
+            <w:r>
+              <w:rPr>
+                <w:noProof/>
+                <w:webHidden/>
+              </w:rPr>
+              <w:fldChar w:fldCharType="end"/>
+            </w:r>
+          </w:hyperlink>
+        </w:p>
+        <w:p>
+          <w:pPr>
+            <w:pStyle w:val="Verzeichnis1"/>
+            <w:tabs>
+              <w:tab w:val="left" w:pos="660"/>
+              <w:tab w:val="right" w:leader="dot" w:pos="9062"/>
+            </w:tabs>
+            <w:rPr>
+              <w:rFonts w:asciiTheme="minorHAnsi" w:eastAsiaTheme="minorEastAsia" w:hAnsiTheme="minorHAnsi"/>
+              <w:noProof/>
+              <w:sz w:val="22"/>
+              <w:lang w:eastAsia="de-DE"/>
+            </w:rPr>
+          </w:pPr>
+          <w:hyperlink w:anchor="_Toc77091279" w:history="1">
+            <w:r>
+              <w:rPr>
+                <w:rStyle w:val="Hyperlink"/>
+                <w:noProof/>
+                <w:lang w:val="en-US"/>
+              </w:rPr>
+              <w:t>7.</w:t>
+            </w:r>
+            <w:r>
+              <w:rPr>
+                <w:rFonts w:asciiTheme="minorHAnsi" w:eastAsiaTheme="minorEastAsia" w:hAnsiTheme="minorHAnsi"/>
+                <w:noProof/>
+                <w:sz w:val="22"/>
+                <w:lang w:eastAsia="de-DE"/>
+              </w:rPr>
+              <w:tab/>
+            </w:r>
+            <w:r>
+              <w:rPr>
+                <w:rStyle w:val="Hyperlink"/>
+                <w:noProof/>
+                <w:lang w:val="en-US"/>
+              </w:rPr>
               <w:t>What the UDS can’t do + Known issues</w:t>
             </w:r>
             <w:r>
@@ -1993,7 +2263,7 @@
                 <w:noProof/>
                 <w:webHidden/>
               </w:rPr>
-              <w:instrText xml:space="preserve"> PAGEREF _Toc76918458 \h </w:instrText>
+              <w:instrText xml:space="preserve"> PAGEREF _Toc77091279 \h </w:instrText>
             </w:r>
             <w:r>
               <w:rPr>
@@ -2013,7 +2283,7 @@
                 <w:noProof/>
                 <w:webHidden/>
               </w:rPr>
-              <w:t>10</w:t>
+              <w:t>11</w:t>
             </w:r>
             <w:r>
               <w:rPr>
@@ -2067,7 +2337,7 @@
           <w:lang w:val="en-US"/>
         </w:rPr>
       </w:pPr>
-      <w:bookmarkStart w:id="0" w:name="_Toc76918437"/>
+      <w:bookmarkStart w:id="0" w:name="_Toc77091255"/>
       <w:r>
         <w:rPr>
           <w:lang w:val="en-US"/>
@@ -2110,7 +2380,7 @@
           <w:lang w:val="en-US"/>
         </w:rPr>
       </w:pPr>
-      <w:bookmarkStart w:id="1" w:name="_Toc76918438"/>
+      <w:bookmarkStart w:id="1" w:name="_Toc77091256"/>
       <w:r>
         <w:rPr>
           <w:lang w:val="en-US"/>
@@ -2127,21 +2397,23 @@
           <w:lang w:val="en-US"/>
         </w:rPr>
       </w:pPr>
+      <w:proofErr w:type="gramStart"/>
       <w:r>
         <w:rPr>
           <w:i/>
           <w:iCs/>
           <w:lang w:val="en-US"/>
         </w:rPr>
-        <w:t>First of all, thank you for buying and using the Universal Dialog System for Unity</w:t>
-      </w:r>
+        <w:t>First of all</w:t>
+      </w:r>
+      <w:proofErr w:type="gramEnd"/>
       <w:r>
         <w:rPr>
           <w:i/>
           <w:iCs/>
           <w:lang w:val="en-US"/>
         </w:rPr>
-        <w:t xml:space="preserve"> by Benedikt Wille</w:t>
+        <w:t>, thank you for buying and using the Universal Dialog System for Unity</w:t>
       </w:r>
       <w:r>
         <w:rPr>
@@ -2149,6 +2421,14 @@
           <w:iCs/>
           <w:lang w:val="en-US"/>
         </w:rPr>
+        <w:t xml:space="preserve"> by Benedikt Wille</w:t>
+      </w:r>
+      <w:r>
+        <w:rPr>
+          <w:i/>
+          <w:iCs/>
+          <w:lang w:val="en-US"/>
+        </w:rPr>
         <w:t xml:space="preserve">. </w:t>
       </w:r>
     </w:p>
@@ -2253,13 +2533,21 @@
         <w:rPr>
           <w:lang w:val="en-US"/>
         </w:rPr>
-        <w:t>. To play them ingame you use the</w:t>
-      </w:r>
-      <w:r>
-        <w:rPr>
-          <w:lang w:val="en-US"/>
-        </w:rPr>
-        <w:t xml:space="preserve"> UDSDialogManager</w:t>
+        <w:t xml:space="preserve">. To play them </w:t>
+      </w:r>
+      <w:proofErr w:type="spellStart"/>
+      <w:r>
+        <w:rPr>
+          <w:lang w:val="en-US"/>
+        </w:rPr>
+        <w:t>ingame</w:t>
+      </w:r>
+      <w:proofErr w:type="spellEnd"/>
+      <w:r>
+        <w:rPr>
+          <w:lang w:val="en-US"/>
+        </w:rPr>
+        <w:t xml:space="preserve"> you use the</w:t>
       </w:r>
       <w:r>
         <w:rPr>
@@ -2267,6 +2555,20 @@
         </w:rPr>
         <w:t xml:space="preserve"> </w:t>
       </w:r>
+      <w:proofErr w:type="spellStart"/>
+      <w:r>
+        <w:rPr>
+          <w:lang w:val="en-US"/>
+        </w:rPr>
+        <w:t>UDSDialogManager</w:t>
+      </w:r>
+      <w:proofErr w:type="spellEnd"/>
+      <w:r>
+        <w:rPr>
+          <w:lang w:val="en-US"/>
+        </w:rPr>
+        <w:t xml:space="preserve"> </w:t>
+      </w:r>
       <w:r>
         <w:rPr>
           <w:lang w:val="en-US"/>
@@ -2301,7 +2603,21 @@
         <w:rPr>
           <w:lang w:val="en-US"/>
         </w:rPr>
-        <w:t xml:space="preserve"> care of showing text, answers, etc. in the UI. This includes loading the Dialogs from the Resources folder, playing back text gradually, responding to user input (e.g. answers) on both desktop and touch devices </w:t>
+        <w:t xml:space="preserve"> care of showing text, answers, etc. in the UI. This includes loading the Dialogs from the Resources folder, playing back text gradually, responding to user input (</w:t>
+      </w:r>
+      <w:proofErr w:type="gramStart"/>
+      <w:r>
+        <w:rPr>
+          <w:lang w:val="en-US"/>
+        </w:rPr>
+        <w:t>e.g.</w:t>
+      </w:r>
+      <w:proofErr w:type="gramEnd"/>
+      <w:r>
+        <w:rPr>
+          <w:lang w:val="en-US"/>
+        </w:rPr>
+        <w:t xml:space="preserve"> answers) on both desktop and touch devices </w:t>
       </w:r>
       <w:r>
         <w:rPr>
@@ -2325,7 +2641,35 @@
         <w:rPr>
           <w:lang w:val="en-US"/>
         </w:rPr>
-        <w:t>Unity’s MonoBehaviours and messages (Start, OnTriggerEnter, …) work.</w:t>
+        <w:t xml:space="preserve">Unity’s </w:t>
+      </w:r>
+      <w:proofErr w:type="spellStart"/>
+      <w:r>
+        <w:rPr>
+          <w:lang w:val="en-US"/>
+        </w:rPr>
+        <w:t>MonoBehaviours</w:t>
+      </w:r>
+      <w:proofErr w:type="spellEnd"/>
+      <w:r>
+        <w:rPr>
+          <w:lang w:val="en-US"/>
+        </w:rPr>
+        <w:t xml:space="preserve"> and messages (Start, </w:t>
+      </w:r>
+      <w:proofErr w:type="spellStart"/>
+      <w:r>
+        <w:rPr>
+          <w:lang w:val="en-US"/>
+        </w:rPr>
+        <w:t>OnTriggerEnter</w:t>
+      </w:r>
+      <w:proofErr w:type="spellEnd"/>
+      <w:r>
+        <w:rPr>
+          <w:lang w:val="en-US"/>
+        </w:rPr>
+        <w:t>, …) work.</w:t>
       </w:r>
     </w:p>
     <w:p>
@@ -2426,7 +2770,7 @@
           <w:lang w:val="en-US"/>
         </w:rPr>
       </w:pPr>
-      <w:bookmarkStart w:id="2" w:name="_Toc76918439"/>
+      <w:bookmarkStart w:id="2" w:name="_Toc77091257"/>
       <w:r>
         <w:rPr>
           <w:lang w:val="en-US"/>
@@ -2459,7 +2803,7 @@
           <w:lang w:val="en-US"/>
         </w:rPr>
       </w:pPr>
-      <w:bookmarkStart w:id="3" w:name="_Toc76918440"/>
+      <w:bookmarkStart w:id="3" w:name="_Toc77091258"/>
       <w:r>
         <w:rPr>
           <w:lang w:val="en-US"/>
@@ -2541,14 +2885,36 @@
         <w:rPr>
           <w:lang w:val="en-US"/>
         </w:rPr>
-        <w:t>The Dialogs are being stored as JSON files with the “</w:t>
-      </w:r>
-      <w:r>
-        <w:rPr>
-          <w:lang w:val="en-US"/>
-        </w:rPr>
-        <w:t>.udsdialog.json</w:t>
-      </w:r>
+        <w:t xml:space="preserve">The Dialogs are being stored as JSON files with the </w:t>
+      </w:r>
+      <w:proofErr w:type="gramStart"/>
+      <w:r>
+        <w:rPr>
+          <w:lang w:val="en-US"/>
+        </w:rPr>
+        <w:t>“</w:t>
+      </w:r>
+      <w:r>
+        <w:rPr>
+          <w:lang w:val="en-US"/>
+        </w:rPr>
+        <w:t>.</w:t>
+      </w:r>
+      <w:proofErr w:type="spellStart"/>
+      <w:r>
+        <w:rPr>
+          <w:lang w:val="en-US"/>
+        </w:rPr>
+        <w:t>udsdialog</w:t>
+      </w:r>
+      <w:proofErr w:type="gramEnd"/>
+      <w:r>
+        <w:rPr>
+          <w:lang w:val="en-US"/>
+        </w:rPr>
+        <w:t>.json</w:t>
+      </w:r>
+      <w:proofErr w:type="spellEnd"/>
       <w:r>
         <w:rPr>
           <w:lang w:val="en-US"/>
@@ -2599,7 +2965,35 @@
         <w:rPr>
           <w:lang w:val="en-US"/>
         </w:rPr>
-        <w:t xml:space="preserve"> ingame you use the UDSDialogManager component. </w:t>
+        <w:t xml:space="preserve"> </w:t>
+      </w:r>
+      <w:proofErr w:type="spellStart"/>
+      <w:r>
+        <w:rPr>
+          <w:lang w:val="en-US"/>
+        </w:rPr>
+        <w:t>ingame</w:t>
+      </w:r>
+      <w:proofErr w:type="spellEnd"/>
+      <w:r>
+        <w:rPr>
+          <w:lang w:val="en-US"/>
+        </w:rPr>
+        <w:t xml:space="preserve"> you use the </w:t>
+      </w:r>
+      <w:proofErr w:type="spellStart"/>
+      <w:r>
+        <w:rPr>
+          <w:lang w:val="en-US"/>
+        </w:rPr>
+        <w:t>UDSDialogManager</w:t>
+      </w:r>
+      <w:proofErr w:type="spellEnd"/>
+      <w:r>
+        <w:rPr>
+          <w:lang w:val="en-US"/>
+        </w:rPr>
+        <w:t xml:space="preserve"> component. </w:t>
       </w:r>
       <w:r>
         <w:rPr>
@@ -2623,7 +3017,21 @@
         <w:rPr>
           <w:lang w:val="en-US"/>
         </w:rPr>
-        <w:t>playing back text gradually, responding to user input (e.g. answers) on both desktop and touch devices and providing loads of interfaces for your code to work with.</w:t>
+        <w:t>playing back text gradually, responding to user input (</w:t>
+      </w:r>
+      <w:proofErr w:type="gramStart"/>
+      <w:r>
+        <w:rPr>
+          <w:lang w:val="en-US"/>
+        </w:rPr>
+        <w:t>e.g.</w:t>
+      </w:r>
+      <w:proofErr w:type="gramEnd"/>
+      <w:r>
+        <w:rPr>
+          <w:lang w:val="en-US"/>
+        </w:rPr>
+        <w:t xml:space="preserve"> answers) on both desktop and touch devices and providing loads of interfaces for your code to work with.</w:t>
       </w:r>
     </w:p>
     <w:p>
@@ -2681,23 +3089,69 @@
           <w:bCs/>
           <w:lang w:val="en-US"/>
         </w:rPr>
-        <w:t xml:space="preserve"> with your own code by overriding methods similar to how Unity’s </w:t>
-      </w:r>
+        <w:t xml:space="preserve"> with your own code by overriding methods </w:t>
+      </w:r>
+      <w:proofErr w:type="gramStart"/>
       <w:r>
         <w:rPr>
           <w:b/>
           <w:bCs/>
           <w:lang w:val="en-US"/>
         </w:rPr>
-        <w:t xml:space="preserve">MonoBehaviours and </w:t>
-      </w:r>
+        <w:t>similar to</w:t>
+      </w:r>
+      <w:proofErr w:type="gramEnd"/>
       <w:r>
         <w:rPr>
           <w:b/>
           <w:bCs/>
           <w:lang w:val="en-US"/>
         </w:rPr>
-        <w:t>messages (Start, OnTriggerEnter, …) work</w:t>
+        <w:t xml:space="preserve"> how Unity’s </w:t>
+      </w:r>
+      <w:proofErr w:type="spellStart"/>
+      <w:r>
+        <w:rPr>
+          <w:b/>
+          <w:bCs/>
+          <w:lang w:val="en-US"/>
+        </w:rPr>
+        <w:t>MonoBehaviours</w:t>
+      </w:r>
+      <w:proofErr w:type="spellEnd"/>
+      <w:r>
+        <w:rPr>
+          <w:b/>
+          <w:bCs/>
+          <w:lang w:val="en-US"/>
+        </w:rPr>
+        <w:t xml:space="preserve"> and </w:t>
+      </w:r>
+      <w:r>
+        <w:rPr>
+          <w:b/>
+          <w:bCs/>
+          <w:lang w:val="en-US"/>
+        </w:rPr>
+        <w:t xml:space="preserve">messages (Start, </w:t>
+      </w:r>
+      <w:proofErr w:type="spellStart"/>
+      <w:r>
+        <w:rPr>
+          <w:b/>
+          <w:bCs/>
+          <w:lang w:val="en-US"/>
+        </w:rPr>
+        <w:t>OnTriggerEnter</w:t>
+      </w:r>
+      <w:proofErr w:type="spellEnd"/>
+      <w:r>
+        <w:rPr>
+          <w:b/>
+          <w:bCs/>
+          <w:lang w:val="en-US"/>
+        </w:rPr>
+        <w:t>, …) work</w:t>
       </w:r>
       <w:r>
         <w:rPr>
@@ -2737,7 +3191,29 @@
           <w:szCs w:val="20"/>
           <w:lang w:val="en-US"/>
         </w:rPr>
-        <w:t xml:space="preserve">Note: You don’t </w:t>
+        <w:t xml:space="preserve">Note: You </w:t>
+      </w:r>
+      <w:proofErr w:type="gramStart"/>
+      <w:r>
+        <w:rPr>
+          <w:i/>
+          <w:iCs/>
+          <w:sz w:val="24"/>
+          <w:szCs w:val="20"/>
+          <w:lang w:val="en-US"/>
+        </w:rPr>
+        <w:t>don’t</w:t>
+      </w:r>
+      <w:proofErr w:type="gramEnd"/>
+      <w:r>
+        <w:rPr>
+          <w:i/>
+          <w:iCs/>
+          <w:sz w:val="24"/>
+          <w:szCs w:val="20"/>
+          <w:lang w:val="en-US"/>
+        </w:rPr>
+        <w:t xml:space="preserve"> </w:t>
       </w:r>
       <w:r>
         <w:rPr>
@@ -2889,7 +3365,7 @@
           <w:lang w:val="en-US"/>
         </w:rPr>
       </w:pPr>
-      <w:bookmarkStart w:id="4" w:name="_Toc76918441"/>
+      <w:bookmarkStart w:id="4" w:name="_Toc77091259"/>
       <w:r>
         <w:rPr>
           <w:lang w:val="en-US"/>
@@ -2909,7 +3385,21 @@
         <w:rPr>
           <w:lang w:val="en-US"/>
         </w:rPr>
-        <w:t xml:space="preserve">Every Dialog consists of Dialog Parts. A Dialog Part is one node in the Dialog graph. It’s most important feature is its text, which is just the text said by the Dialog partner at that node </w:t>
+        <w:t xml:space="preserve">Every Dialog consists of Dialog Parts. A Dialog Part is one node in the Dialog graph. </w:t>
+      </w:r>
+      <w:proofErr w:type="gramStart"/>
+      <w:r>
+        <w:rPr>
+          <w:lang w:val="en-US"/>
+        </w:rPr>
+        <w:t>It’s</w:t>
+      </w:r>
+      <w:proofErr w:type="gramEnd"/>
+      <w:r>
+        <w:rPr>
+          <w:lang w:val="en-US"/>
+        </w:rPr>
+        <w:t xml:space="preserve"> most important feature is its text, which is just the text said by the Dialog partner at that node </w:t>
       </w:r>
       <w:r>
         <w:rPr>
@@ -2935,13 +3425,49 @@
           <w:szCs w:val="20"/>
           <w:lang w:val="en-US"/>
         </w:rPr>
-        <w:t>(e.g. “Yes”, “No”, “Goodbye”, …)</w:t>
-      </w:r>
-      <w:r>
-        <w:rPr>
-          <w:lang w:val="en-US"/>
-        </w:rPr>
-        <w:t>. The Answers serve as the edges of the Dialog graph by connecting the Dialog Parts. However, Dialog Parts can also be connected together directly, if the Part with the outgoing edge does not have any answers. Dialogs, Dialog Parts and Answers are all called Dialog Components.</w:t>
+        <w:t>(</w:t>
+      </w:r>
+      <w:proofErr w:type="gramStart"/>
+      <w:r>
+        <w:rPr>
+          <w:i/>
+          <w:iCs/>
+          <w:sz w:val="24"/>
+          <w:szCs w:val="20"/>
+          <w:lang w:val="en-US"/>
+        </w:rPr>
+        <w:t>e.g.</w:t>
+      </w:r>
+      <w:proofErr w:type="gramEnd"/>
+      <w:r>
+        <w:rPr>
+          <w:i/>
+          <w:iCs/>
+          <w:sz w:val="24"/>
+          <w:szCs w:val="20"/>
+          <w:lang w:val="en-US"/>
+        </w:rPr>
+        <w:t xml:space="preserve"> “Yes”, “No”, “Goodbye”, …)</w:t>
+      </w:r>
+      <w:r>
+        <w:rPr>
+          <w:lang w:val="en-US"/>
+        </w:rPr>
+        <w:t xml:space="preserve">. The Answers serve as the edges of the Dialog graph by connecting the Dialog Parts. However, Dialog Parts can also be </w:t>
+      </w:r>
+      <w:proofErr w:type="gramStart"/>
+      <w:r>
+        <w:rPr>
+          <w:lang w:val="en-US"/>
+        </w:rPr>
+        <w:t>connected together</w:t>
+      </w:r>
+      <w:proofErr w:type="gramEnd"/>
+      <w:r>
+        <w:rPr>
+          <w:lang w:val="en-US"/>
+        </w:rPr>
+        <w:t xml:space="preserve"> directly, if the Part with the outgoing edge does not have any answers. Dialogs, Dialog Parts and Answers are all called Dialog Components.</w:t>
       </w:r>
     </w:p>
     <w:p>
@@ -2955,7 +3481,7 @@
           <w:lang w:val="en-US"/>
         </w:rPr>
       </w:pPr>
-      <w:bookmarkStart w:id="5" w:name="_Toc76918442"/>
+      <w:bookmarkStart w:id="5" w:name="_Toc77091260"/>
       <w:r>
         <w:rPr>
           <w:lang w:val="en-US"/>
@@ -2982,8 +3508,9 @@
           <w:szCs w:val="20"/>
           <w:lang w:val="en-US"/>
         </w:rPr>
-        <w:t>Note: You don’t need to use Properties in your game. The Dialog System works fine with just the required ones. However, they are your way to add your own logic to a Dialog</w:t>
-      </w:r>
+        <w:t xml:space="preserve">Note: You </w:t>
+      </w:r>
+      <w:proofErr w:type="gramStart"/>
       <w:r>
         <w:rPr>
           <w:i/>
@@ -2992,39 +3519,60 @@
           <w:szCs w:val="20"/>
           <w:lang w:val="en-US"/>
         </w:rPr>
-        <w:t>.</w:t>
-      </w:r>
-    </w:p>
-    <w:p>
-      <w:pPr>
-        <w:rPr>
-          <w:lang w:val="en-US"/>
-        </w:rPr>
-      </w:pPr>
-      <w:r>
-        <w:rPr>
-          <w:lang w:val="en-US"/>
-        </w:rPr>
-        <w:t xml:space="preserve">Properties are like variables in C# and can be of type </w:t>
-      </w:r>
+        <w:t>don’t</w:t>
+      </w:r>
+      <w:proofErr w:type="gramEnd"/>
       <w:r>
         <w:rPr>
           <w:i/>
           <w:iCs/>
-          <w:lang w:val="en-US"/>
-        </w:rPr>
-        <w:t xml:space="preserve">string, int, bool </w:t>
-      </w:r>
-      <w:r>
-        <w:rPr>
-          <w:lang w:val="en-US"/>
-        </w:rPr>
-        <w:t xml:space="preserve">or </w:t>
+          <w:sz w:val="24"/>
+          <w:szCs w:val="20"/>
+          <w:lang w:val="en-US"/>
+        </w:rPr>
+        <w:t xml:space="preserve"> need to use Properties in your game. The Dialog System works fine with just the required ones. However, they are your way to add your own logic to a Dialog</w:t>
       </w:r>
       <w:r>
         <w:rPr>
           <w:i/>
           <w:iCs/>
+          <w:sz w:val="24"/>
+          <w:szCs w:val="20"/>
+          <w:lang w:val="en-US"/>
+        </w:rPr>
+        <w:t>.</w:t>
+      </w:r>
+    </w:p>
+    <w:p>
+      <w:pPr>
+        <w:rPr>
+          <w:lang w:val="en-US"/>
+        </w:rPr>
+      </w:pPr>
+      <w:r>
+        <w:rPr>
+          <w:lang w:val="en-US"/>
+        </w:rPr>
+        <w:t xml:space="preserve">Properties are like variables in C# and can be of type </w:t>
+      </w:r>
+      <w:r>
+        <w:rPr>
+          <w:i/>
+          <w:iCs/>
+          <w:lang w:val="en-US"/>
+        </w:rPr>
+        <w:t xml:space="preserve">string, int, bool </w:t>
+      </w:r>
+      <w:r>
+        <w:rPr>
+          <w:lang w:val="en-US"/>
+        </w:rPr>
+        <w:t xml:space="preserve">or </w:t>
+      </w:r>
+      <w:r>
+        <w:rPr>
+          <w:i/>
+          <w:iCs/>
           <w:lang w:val="en-US"/>
         </w:rPr>
         <w:t>float</w:t>
@@ -3066,7 +3614,14 @@
         <w:rPr>
           <w:lang w:val="en-US"/>
         </w:rPr>
-        <w:t xml:space="preserve"> a</w:t>
+        <w:t xml:space="preserve"> </w:t>
+      </w:r>
+      <w:proofErr w:type="gramStart"/>
+      <w:r>
+        <w:rPr>
+          <w:lang w:val="en-US"/>
+        </w:rPr>
+        <w:t>a</w:t>
       </w:r>
       <w:r>
         <w:rPr>
@@ -3074,6 +3629,7 @@
         </w:rPr>
         <w:t>n</w:t>
       </w:r>
+      <w:proofErr w:type="gramEnd"/>
       <w:r>
         <w:rPr>
           <w:lang w:val="en-US"/>
@@ -3143,7 +3699,21 @@
         <w:rPr>
           <w:lang w:val="en-US"/>
         </w:rPr>
-        <w:t>Properties using the Dialog Editor and then access them in your game code inside a method overridden from the UDSDialogManager (see 4)</w:t>
+        <w:t xml:space="preserve">Properties using the Dialog Editor and then access them in your game code inside a method overridden from the </w:t>
+      </w:r>
+      <w:proofErr w:type="spellStart"/>
+      <w:r>
+        <w:rPr>
+          <w:lang w:val="en-US"/>
+        </w:rPr>
+        <w:t>UDSDialogManager</w:t>
+      </w:r>
+      <w:proofErr w:type="spellEnd"/>
+      <w:r>
+        <w:rPr>
+          <w:lang w:val="en-US"/>
+        </w:rPr>
+        <w:t xml:space="preserve"> (see 4)</w:t>
       </w:r>
       <w:r>
         <w:rPr>
@@ -3170,7 +3740,7 @@
           <w:lang w:val="en-US"/>
         </w:rPr>
       </w:pPr>
-      <w:bookmarkStart w:id="6" w:name="_Toc76918443"/>
+      <w:bookmarkStart w:id="6" w:name="_Toc77091261"/>
       <w:r>
         <w:rPr>
           <w:lang w:val="en-US"/>
@@ -3211,32 +3781,9 @@
           <w:szCs w:val="20"/>
           <w:lang w:val="en-US"/>
         </w:rPr>
-        <w:t>(e.g. player has reached a certain level or done a certain quest)</w:t>
-      </w:r>
-      <w:r>
-        <w:rPr>
-          <w:lang w:val="en-US"/>
-        </w:rPr>
-        <w:t xml:space="preserve">. </w:t>
-      </w:r>
-      <w:r>
-        <w:rPr>
-          <w:lang w:val="en-US"/>
-        </w:rPr>
-        <w:t xml:space="preserve">This allows you to influence the Dialogs dynamically at runtime. </w:t>
-      </w:r>
-      <w:r>
-        <w:rPr>
-          <w:lang w:val="en-US"/>
-        </w:rPr>
-        <w:t>Conditions</w:t>
-      </w:r>
-      <w:r>
-        <w:rPr>
-          <w:lang w:val="en-US"/>
-        </w:rPr>
-        <w:t xml:space="preserve"> can be set in the editor and are based on the Global Properties, which work just like normal Properties, but are unique and accessible from everywhere in the project. </w:t>
-      </w:r>
+        <w:t>(</w:t>
+      </w:r>
+      <w:proofErr w:type="gramStart"/>
       <w:r>
         <w:rPr>
           <w:i/>
@@ -3245,7 +3792,74 @@
           <w:szCs w:val="20"/>
           <w:lang w:val="en-US"/>
         </w:rPr>
-        <w:t>(they can be compared to static variables in C#)</w:t>
+        <w:t>e.g.</w:t>
+      </w:r>
+      <w:proofErr w:type="gramEnd"/>
+      <w:r>
+        <w:rPr>
+          <w:i/>
+          <w:iCs/>
+          <w:sz w:val="24"/>
+          <w:szCs w:val="20"/>
+          <w:lang w:val="en-US"/>
+        </w:rPr>
+        <w:t xml:space="preserve"> player has reached a certain level or done a certain quest)</w:t>
+      </w:r>
+      <w:r>
+        <w:rPr>
+          <w:lang w:val="en-US"/>
+        </w:rPr>
+        <w:t xml:space="preserve">. </w:t>
+      </w:r>
+      <w:r>
+        <w:rPr>
+          <w:lang w:val="en-US"/>
+        </w:rPr>
+        <w:t xml:space="preserve">This allows you to influence the Dialogs dynamically at runtime. </w:t>
+      </w:r>
+      <w:r>
+        <w:rPr>
+          <w:lang w:val="en-US"/>
+        </w:rPr>
+        <w:t>Conditions</w:t>
+      </w:r>
+      <w:r>
+        <w:rPr>
+          <w:lang w:val="en-US"/>
+        </w:rPr>
+        <w:t xml:space="preserve"> can be set in the editor and are based on the Global Properties, which work just like normal Properties, but are unique and accessible from everywhere in the project. </w:t>
+      </w:r>
+      <w:r>
+        <w:rPr>
+          <w:i/>
+          <w:iCs/>
+          <w:sz w:val="24"/>
+          <w:szCs w:val="20"/>
+          <w:lang w:val="en-US"/>
+        </w:rPr>
+        <w:t>(</w:t>
+      </w:r>
+      <w:proofErr w:type="gramStart"/>
+      <w:r>
+        <w:rPr>
+          <w:i/>
+          <w:iCs/>
+          <w:sz w:val="24"/>
+          <w:szCs w:val="20"/>
+          <w:lang w:val="en-US"/>
+        </w:rPr>
+        <w:t>they</w:t>
+      </w:r>
+      <w:proofErr w:type="gramEnd"/>
+      <w:r>
+        <w:rPr>
+          <w:i/>
+          <w:iCs/>
+          <w:sz w:val="24"/>
+          <w:szCs w:val="20"/>
+          <w:lang w:val="en-US"/>
+        </w:rPr>
+        <w:t xml:space="preserve"> can be compared to static variables in C#)</w:t>
       </w:r>
       <w:r>
         <w:rPr>
@@ -3362,7 +3976,7 @@
           <w:lang w:val="en-US"/>
         </w:rPr>
       </w:pPr>
-      <w:bookmarkStart w:id="7" w:name="_Toc76918444"/>
+      <w:bookmarkStart w:id="7" w:name="_Toc77091262"/>
       <w:r>
         <w:rPr>
           <w:lang w:val="en-US"/>
@@ -3374,9 +3988,17 @@
         <w:rPr>
           <w:lang w:val="en-US"/>
         </w:rPr>
-        <w:t xml:space="preserve"> + How to run the editor</w:t>
+        <w:t xml:space="preserve"> + How to run the </w:t>
+      </w:r>
+      <w:proofErr w:type="gramStart"/>
+      <w:r>
+        <w:rPr>
+          <w:lang w:val="en-US"/>
+        </w:rPr>
+        <w:t>editor</w:t>
       </w:r>
       <w:bookmarkEnd w:id="7"/>
+      <w:proofErr w:type="gramEnd"/>
     </w:p>
     <w:p>
       <w:pPr>
@@ -3431,7 +4053,25 @@
           <w:bCs/>
           <w:lang w:val="en-US"/>
         </w:rPr>
-        <w:t>Note that the asset “JSON .NET For Unity” is a requirement for the UDS.</w:t>
+        <w:t xml:space="preserve">Note that the asset “JSON .NET </w:t>
+      </w:r>
+      <w:proofErr w:type="gramStart"/>
+      <w:r>
+        <w:rPr>
+          <w:b/>
+          <w:bCs/>
+          <w:lang w:val="en-US"/>
+        </w:rPr>
+        <w:t>For</w:t>
+      </w:r>
+      <w:proofErr w:type="gramEnd"/>
+      <w:r>
+        <w:rPr>
+          <w:b/>
+          <w:bCs/>
+          <w:lang w:val="en-US"/>
+        </w:rPr>
+        <w:t xml:space="preserve"> Unity” is a requirement for the UDS.</w:t>
       </w:r>
       <w:r>
         <w:rPr>
@@ -3473,7 +4113,21 @@
         <w:rPr>
           <w:lang w:val="en-US"/>
         </w:rPr>
-        <w:t xml:space="preserve">The most important components in the package are the UDSDialogManager script and the Dialog Editor. </w:t>
+        <w:t xml:space="preserve">The most important components in the package are the </w:t>
+      </w:r>
+      <w:proofErr w:type="spellStart"/>
+      <w:r>
+        <w:rPr>
+          <w:lang w:val="en-US"/>
+        </w:rPr>
+        <w:t>UDSDialogManager</w:t>
+      </w:r>
+      <w:proofErr w:type="spellEnd"/>
+      <w:r>
+        <w:rPr>
+          <w:lang w:val="en-US"/>
+        </w:rPr>
+        <w:t xml:space="preserve"> script and the Dialog Editor. </w:t>
       </w:r>
       <w:r>
         <w:rPr>
@@ -3554,7 +4208,21 @@
         <w:rPr>
           <w:lang w:val="en-US"/>
         </w:rPr>
-        <w:t xml:space="preserve">The package also includes an example project with several example scripts. These are described in more depth under “3. Quick Start”. To get started with the UDS you should take a look at the </w:t>
+        <w:t xml:space="preserve">The package also includes an example project with several example scripts. These are described in more depth under “3. Quick Start”. To get started with the UDS you should </w:t>
+      </w:r>
+      <w:proofErr w:type="gramStart"/>
+      <w:r>
+        <w:rPr>
+          <w:lang w:val="en-US"/>
+        </w:rPr>
+        <w:t>take a look</w:t>
+      </w:r>
+      <w:proofErr w:type="gramEnd"/>
+      <w:r>
+        <w:rPr>
+          <w:lang w:val="en-US"/>
+        </w:rPr>
+        <w:t xml:space="preserve"> at the </w:t>
       </w:r>
       <w:r>
         <w:rPr>
@@ -3570,6 +4238,7 @@
         </w:rPr>
         <w:t xml:space="preserve"> and </w:t>
       </w:r>
+      <w:proofErr w:type="spellStart"/>
       <w:r>
         <w:rPr>
           <w:i/>
@@ -3578,6 +4247,7 @@
         </w:rPr>
         <w:t>UDSPlayerDialog</w:t>
       </w:r>
+      <w:proofErr w:type="spellEnd"/>
       <w:r>
         <w:rPr>
           <w:lang w:val="en-US"/>
@@ -3602,14 +4272,32 @@
           <w:bCs/>
           <w:lang w:val="en-US"/>
         </w:rPr>
-        <w:t>However, these are only example scripts and I encourage you to look into them and extend them as needed.</w:t>
-      </w:r>
+        <w:t xml:space="preserve">However, these are only example scripts and I encourage you to </w:t>
+      </w:r>
+      <w:proofErr w:type="gramStart"/>
       <w:r>
         <w:rPr>
           <w:b/>
           <w:bCs/>
           <w:lang w:val="en-US"/>
         </w:rPr>
+        <w:t>look into</w:t>
+      </w:r>
+      <w:proofErr w:type="gramEnd"/>
+      <w:r>
+        <w:rPr>
+          <w:b/>
+          <w:bCs/>
+          <w:lang w:val="en-US"/>
+        </w:rPr>
+        <w:t xml:space="preserve"> them and extend them as needed.</w:t>
+      </w:r>
+      <w:r>
+        <w:rPr>
+          <w:b/>
+          <w:bCs/>
+          <w:lang w:val="en-US"/>
+        </w:rPr>
         <w:t xml:space="preserve"> </w:t>
       </w:r>
       <w:r>
@@ -3618,13 +4306,23 @@
         </w:rPr>
         <w:t xml:space="preserve">Just like the </w:t>
       </w:r>
+      <w:proofErr w:type="spellStart"/>
       <w:r>
         <w:rPr>
           <w:i/>
           <w:iCs/>
           <w:lang w:val="en-US"/>
         </w:rPr>
-        <w:t xml:space="preserve">UDSDialogManager </w:t>
+        <w:t>UDSDialogManager</w:t>
+      </w:r>
+      <w:proofErr w:type="spellEnd"/>
+      <w:r>
+        <w:rPr>
+          <w:i/>
+          <w:iCs/>
+          <w:lang w:val="en-US"/>
+        </w:rPr>
+        <w:t xml:space="preserve"> </w:t>
       </w:r>
       <w:r>
         <w:rPr>
@@ -3652,7 +4350,7 @@
           <w:lang w:val="en-US"/>
         </w:rPr>
       </w:pPr>
-      <w:bookmarkStart w:id="8" w:name="_Toc76918445"/>
+      <w:bookmarkStart w:id="8" w:name="_Toc77091263"/>
       <w:r>
         <w:rPr>
           <w:lang w:val="en-US"/>
@@ -3670,9 +4368,17 @@
         <w:rPr>
           <w:lang w:val="en-US"/>
         </w:rPr>
-        <w:t xml:space="preserve"> and making a Dialog</w:t>
+        <w:t xml:space="preserve"> and making a </w:t>
+      </w:r>
+      <w:proofErr w:type="gramStart"/>
+      <w:r>
+        <w:rPr>
+          <w:lang w:val="en-US"/>
+        </w:rPr>
+        <w:t>Dialog</w:t>
       </w:r>
       <w:bookmarkEnd w:id="8"/>
+      <w:proofErr w:type="gramEnd"/>
     </w:p>
     <w:p>
       <w:pPr>
@@ -3698,7 +4404,7 @@
           <w:lang w:val="en-US"/>
         </w:rPr>
       </w:pPr>
-      <w:bookmarkStart w:id="9" w:name="_Toc76918446"/>
+      <w:bookmarkStart w:id="9" w:name="_Toc77091264"/>
       <w:r>
         <w:rPr>
           <w:lang w:val="en-US"/>
@@ -3722,7 +4428,21 @@
         <w:rPr>
           <w:lang w:val="en-US"/>
         </w:rPr>
-        <w:t xml:space="preserve">and UDSDialogManager </w:t>
+        <w:t xml:space="preserve">and </w:t>
+      </w:r>
+      <w:proofErr w:type="spellStart"/>
+      <w:r>
+        <w:rPr>
+          <w:lang w:val="en-US"/>
+        </w:rPr>
+        <w:t>UDSDialogManager</w:t>
+      </w:r>
+      <w:proofErr w:type="spellEnd"/>
+      <w:r>
+        <w:rPr>
+          <w:lang w:val="en-US"/>
+        </w:rPr>
+        <w:t xml:space="preserve"> </w:t>
       </w:r>
       <w:r>
         <w:rPr>
@@ -3743,7 +4463,7 @@
           <w:lang w:val="en-US"/>
         </w:rPr>
       </w:pPr>
-      <w:bookmarkStart w:id="10" w:name="_Toc76918447"/>
+      <w:bookmarkStart w:id="10" w:name="_Toc77091265"/>
       <w:r>
         <w:rPr>
           <w:lang w:val="en-US"/>
@@ -3763,7 +4483,7 @@
           <w:lang w:val="en-US"/>
         </w:rPr>
       </w:pPr>
-      <w:bookmarkStart w:id="11" w:name="_Toc76918448"/>
+      <w:bookmarkStart w:id="11" w:name="_Toc77091266"/>
       <w:r>
         <w:rPr>
           <w:lang w:val="en-US"/>
@@ -3783,7 +4503,7 @@
           <w:lang w:val="en-US"/>
         </w:rPr>
       </w:pPr>
-      <w:bookmarkStart w:id="12" w:name="_Toc76918449"/>
+      <w:bookmarkStart w:id="12" w:name="_Toc77091267"/>
       <w:r>
         <w:rPr>
           <w:lang w:val="en-US"/>
@@ -3803,7 +4523,7 @@
           <w:lang w:val="en-US"/>
         </w:rPr>
       </w:pPr>
-      <w:bookmarkStart w:id="13" w:name="_Toc76918450"/>
+      <w:bookmarkStart w:id="13" w:name="_Toc77091268"/>
       <w:r>
         <w:rPr>
           <w:lang w:val="en-US"/>
@@ -3820,9 +4540,17 @@
         <w:rPr>
           <w:lang w:val="en-US"/>
         </w:rPr>
-        <w:t xml:space="preserve"> own functionality</w:t>
+        <w:t xml:space="preserve"> own </w:t>
+      </w:r>
+      <w:proofErr w:type="gramStart"/>
+      <w:r>
+        <w:rPr>
+          <w:lang w:val="en-US"/>
+        </w:rPr>
+        <w:t>functionality</w:t>
       </w:r>
       <w:bookmarkEnd w:id="13"/>
+      <w:proofErr w:type="gramEnd"/>
     </w:p>
     <w:p>
       <w:pPr>
@@ -3835,14 +4563,22 @@
           <w:lang w:val="en-US"/>
         </w:rPr>
       </w:pPr>
-      <w:bookmarkStart w:id="14" w:name="_Toc76918451"/>
-      <w:r>
-        <w:rPr>
-          <w:lang w:val="en-US"/>
-        </w:rPr>
-        <w:t>Dialog Components and working with Properties</w:t>
+      <w:bookmarkStart w:id="14" w:name="_Toc77091269"/>
+      <w:r>
+        <w:rPr>
+          <w:lang w:val="en-US"/>
+        </w:rPr>
+        <w:t xml:space="preserve">Dialog Components and working with </w:t>
+      </w:r>
+      <w:proofErr w:type="gramStart"/>
+      <w:r>
+        <w:rPr>
+          <w:lang w:val="en-US"/>
+        </w:rPr>
+        <w:t>Properties</w:t>
       </w:r>
       <w:bookmarkEnd w:id="14"/>
+      <w:proofErr w:type="gramEnd"/>
     </w:p>
     <w:p>
       <w:pPr>
@@ -3855,7 +4591,7 @@
           <w:lang w:val="en-US"/>
         </w:rPr>
       </w:pPr>
-      <w:bookmarkStart w:id="15" w:name="_Toc76918452"/>
+      <w:bookmarkStart w:id="15" w:name="_Toc77091270"/>
       <w:r>
         <w:rPr>
           <w:lang w:val="en-US"/>
@@ -3866,7 +4602,21 @@
         <w:rPr>
           <w:lang w:val="en-US"/>
         </w:rPr>
-        <w:t>ocumentation for the UDSDialogManager class</w:t>
+        <w:t xml:space="preserve">ocumentation for the </w:t>
+      </w:r>
+      <w:proofErr w:type="spellStart"/>
+      <w:r>
+        <w:rPr>
+          <w:lang w:val="en-US"/>
+        </w:rPr>
+        <w:t>UDSDialogManager</w:t>
+      </w:r>
+      <w:proofErr w:type="spellEnd"/>
+      <w:r>
+        <w:rPr>
+          <w:lang w:val="en-US"/>
+        </w:rPr>
+        <w:t xml:space="preserve"> class</w:t>
       </w:r>
       <w:bookmarkEnd w:id="15"/>
     </w:p>
@@ -3894,7 +4644,7 @@
           <w:lang w:val="en-US"/>
         </w:rPr>
       </w:pPr>
-      <w:bookmarkStart w:id="16" w:name="_Toc76918453"/>
+      <w:bookmarkStart w:id="16" w:name="_Toc77091271"/>
       <w:r>
         <w:rPr>
           <w:lang w:val="en-US"/>
@@ -3915,12 +4665,26 @@
           <w:lang w:val="en-US"/>
         </w:rPr>
       </w:pPr>
-      <w:bookmarkStart w:id="17" w:name="_Toc76918454"/>
-      <w:r>
-        <w:rPr>
-          <w:lang w:val="en-US"/>
-        </w:rPr>
-        <w:t>Creating, saving and loading Dialogs</w:t>
+      <w:bookmarkStart w:id="17" w:name="_Toc77091272"/>
+      <w:r>
+        <w:rPr>
+          <w:lang w:val="en-US"/>
+        </w:rPr>
+        <w:t xml:space="preserve">Creating, </w:t>
+      </w:r>
+      <w:proofErr w:type="gramStart"/>
+      <w:r>
+        <w:rPr>
+          <w:lang w:val="en-US"/>
+        </w:rPr>
+        <w:t>saving</w:t>
+      </w:r>
+      <w:proofErr w:type="gramEnd"/>
+      <w:r>
+        <w:rPr>
+          <w:lang w:val="en-US"/>
+        </w:rPr>
+        <w:t xml:space="preserve"> and loading Dialogs</w:t>
       </w:r>
       <w:bookmarkEnd w:id="17"/>
     </w:p>
@@ -3935,7 +4699,7 @@
           <w:lang w:val="en-US"/>
         </w:rPr>
       </w:pPr>
-      <w:bookmarkStart w:id="18" w:name="_Toc76918455"/>
+      <w:bookmarkStart w:id="18" w:name="_Toc77091273"/>
       <w:r>
         <w:rPr>
           <w:lang w:val="en-US"/>
@@ -3955,7 +4719,7 @@
           <w:lang w:val="en-US"/>
         </w:rPr>
       </w:pPr>
-      <w:bookmarkStart w:id="19" w:name="_Toc76918456"/>
+      <w:bookmarkStart w:id="19" w:name="_Toc77091274"/>
       <w:r>
         <w:rPr>
           <w:lang w:val="en-US"/>
@@ -3975,7 +4739,7 @@
           <w:lang w:val="en-US"/>
         </w:rPr>
       </w:pPr>
-      <w:bookmarkStart w:id="20" w:name="_Toc76918457"/>
+      <w:bookmarkStart w:id="20" w:name="_Toc77091275"/>
       <w:r>
         <w:rPr>
           <w:lang w:val="en-US"/>
@@ -3989,13 +4753,6 @@
         <w:t xml:space="preserve"> and Global Properties</w:t>
       </w:r>
       <w:bookmarkEnd w:id="20"/>
-    </w:p>
-    <w:p>
-      <w:pPr>
-        <w:rPr>
-          <w:lang w:val="en-US"/>
-        </w:rPr>
-      </w:pPr>
     </w:p>
     <w:p>
       <w:pPr>
@@ -4021,15 +4778,102 @@
           <w:lang w:val="en-US"/>
         </w:rPr>
       </w:pPr>
-      <w:bookmarkStart w:id="21" w:name="_Toc76918458"/>
+      <w:bookmarkStart w:id="21" w:name="_Toc77091276"/>
       <w:r>
         <w:rPr>
           <w:lang w:val="en-US"/>
         </w:rPr>
         <w:lastRenderedPageBreak/>
-        <w:t>What the UDS can’t do + Known issues</w:t>
+        <w:t>Examples</w:t>
       </w:r>
       <w:bookmarkEnd w:id="21"/>
+    </w:p>
+    <w:p>
+      <w:pPr>
+        <w:pStyle w:val="berschrift2"/>
+        <w:numPr>
+          <w:ilvl w:val="1"/>
+          <w:numId w:val="1"/>
+        </w:numPr>
+        <w:rPr>
+          <w:lang w:val="en-US"/>
+        </w:rPr>
+      </w:pPr>
+      <w:bookmarkStart w:id="22" w:name="_Toc77091277"/>
+      <w:r>
+        <w:rPr>
+          <w:lang w:val="en-US"/>
+        </w:rPr>
+        <w:t>Opening a shop during a Dialog</w:t>
+      </w:r>
+      <w:bookmarkEnd w:id="22"/>
+    </w:p>
+    <w:p>
+      <w:pPr>
+        <w:pStyle w:val="berschrift2"/>
+        <w:numPr>
+          <w:ilvl w:val="1"/>
+          <w:numId w:val="1"/>
+        </w:numPr>
+        <w:rPr>
+          <w:lang w:val="en-US"/>
+        </w:rPr>
+      </w:pPr>
+      <w:bookmarkStart w:id="23" w:name="_Toc77091278"/>
+      <w:r>
+        <w:rPr>
+          <w:lang w:val="en-US"/>
+        </w:rPr>
+        <w:t xml:space="preserve">Showing to the player </w:t>
+      </w:r>
+      <w:r>
+        <w:rPr>
+          <w:lang w:val="en-US"/>
+        </w:rPr>
+        <w:t>what an Answer does</w:t>
+      </w:r>
+      <w:bookmarkEnd w:id="23"/>
+      <w:r>
+        <w:rPr>
+          <w:lang w:val="en-US"/>
+        </w:rPr>
+        <w:br w:type="page"/>
+      </w:r>
+    </w:p>
+    <w:p>
+      <w:pPr>
+        <w:pStyle w:val="berschrift1"/>
+        <w:numPr>
+          <w:ilvl w:val="0"/>
+          <w:numId w:val="1"/>
+        </w:numPr>
+        <w:rPr>
+          <w:lang w:val="en-US"/>
+        </w:rPr>
+      </w:pPr>
+      <w:bookmarkStart w:id="24" w:name="_Toc77091279"/>
+      <w:r>
+        <w:rPr>
+          <w:lang w:val="en-US"/>
+        </w:rPr>
+        <w:lastRenderedPageBreak/>
+        <w:t xml:space="preserve">What the UDS </w:t>
+      </w:r>
+      <w:proofErr w:type="gramStart"/>
+      <w:r>
+        <w:rPr>
+          <w:lang w:val="en-US"/>
+        </w:rPr>
+        <w:t>can’t</w:t>
+      </w:r>
+      <w:proofErr w:type="gramEnd"/>
+      <w:r>
+        <w:rPr>
+          <w:lang w:val="en-US"/>
+        </w:rPr>
+        <w:t xml:space="preserve"> do + Known issues</w:t>
+      </w:r>
+      <w:bookmarkEnd w:id="24"/>
     </w:p>
     <w:sectPr>
       <w:headerReference w:type="default" r:id="rId10"/>

--- a/Universal Dialog Editor/UDS Documentation.docx
+++ b/Universal Dialog Editor/UDS Documentation.docx
@@ -1,6 +1,6 @@
 
 <file path=word/document.xml><?xml version="1.0" encoding="utf-8"?>
-<w:document xmlns:wpc="http://schemas.microsoft.com/office/word/2010/wordprocessingCanvas" xmlns:cx="http://schemas.microsoft.com/office/drawing/2014/chartex" xmlns:cx1="http://schemas.microsoft.com/office/drawing/2015/9/8/chartex" xmlns:cx2="http://schemas.microsoft.com/office/drawing/2015/10/21/chartex" xmlns:cx3="http://schemas.microsoft.com/office/drawing/2016/5/9/chartex" xmlns:cx4="http://schemas.microsoft.com/office/drawing/2016/5/10/chartex" xmlns:cx5="http://schemas.microsoft.com/office/drawing/2016/5/11/chartex" xmlns:cx6="http://schemas.microsoft.com/office/drawing/2016/5/12/chartex" xmlns:cx7="http://schemas.microsoft.com/office/drawing/2016/5/13/chartex" xmlns:cx8="http://schemas.microsoft.com/office/drawing/2016/5/14/chartex" xmlns:mc="http://schemas.openxmlformats.org/markup-compatibility/2006" xmlns:aink="http://schemas.microsoft.com/office/drawing/2016/ink" xmlns:am3d="http://schemas.microsoft.com/office/drawing/2017/model3d" xmlns:o="urn:schemas-microsoft-com:office:office" xmlns:r="http://schemas.openxmlformats.org/officeDocument/2006/relationships" xmlns:m="http://schemas.openxmlformats.org/officeDocument/2006/math" xmlns:v="urn:schemas-microsoft-com:vml" xmlns:wp14="http://schemas.microsoft.com/office/word/2010/wordprocessingDrawing" xmlns:wp="http://schemas.openxmlformats.org/drawingml/2006/wordprocessingDrawing" xmlns:w10="urn:schemas-microsoft-com:office:word" xmlns:w="http://schemas.openxmlformats.org/wordprocessingml/2006/main" xmlns:w14="http://schemas.microsoft.com/office/word/2010/wordml" xmlns:w15="http://schemas.microsoft.com/office/word/2012/wordml" xmlns:w16cex="http://schemas.microsoft.com/office/word/2018/wordml/cex" xmlns:w16cid="http://schemas.microsoft.com/office/word/2016/wordml/cid" xmlns:w16="http://schemas.microsoft.com/office/word/2018/wordml" xmlns:w16se="http://schemas.microsoft.com/office/word/2015/wordml/symex" xmlns:wpg="http://schemas.microsoft.com/office/word/2010/wordprocessingGroup" xmlns:wpi="http://schemas.microsoft.com/office/word/2010/wordprocessingInk" xmlns:wne="http://schemas.microsoft.com/office/word/2006/wordml" xmlns:wps="http://schemas.microsoft.com/office/word/2010/wordprocessingShape" mc:Ignorable="w14 w15 w16se w16cid w16 w16cex wp14">
+<w:document xmlns:wpc="http://schemas.microsoft.com/office/word/2010/wordprocessingCanvas" xmlns:cx="http://schemas.microsoft.com/office/drawing/2014/chartex" xmlns:cx1="http://schemas.microsoft.com/office/drawing/2015/9/8/chartex" xmlns:cx2="http://schemas.microsoft.com/office/drawing/2015/10/21/chartex" xmlns:cx3="http://schemas.microsoft.com/office/drawing/2016/5/9/chartex" xmlns:cx4="http://schemas.microsoft.com/office/drawing/2016/5/10/chartex" xmlns:cx5="http://schemas.microsoft.com/office/drawing/2016/5/11/chartex" xmlns:cx6="http://schemas.microsoft.com/office/drawing/2016/5/12/chartex" xmlns:cx7="http://schemas.microsoft.com/office/drawing/2016/5/13/chartex" xmlns:cx8="http://schemas.microsoft.com/office/drawing/2016/5/14/chartex" xmlns:mc="http://schemas.openxmlformats.org/markup-compatibility/2006" xmlns:aink="http://schemas.microsoft.com/office/drawing/2016/ink" xmlns:am3d="http://schemas.microsoft.com/office/drawing/2017/model3d" xmlns:o="urn:schemas-microsoft-com:office:office" xmlns:r="http://schemas.openxmlformats.org/officeDocument/2006/relationships" xmlns:m="http://schemas.openxmlformats.org/officeDocument/2006/math" xmlns:v="urn:schemas-microsoft-com:vml" xmlns:wp14="http://schemas.microsoft.com/office/word/2010/wordprocessingDrawing" xmlns:wp="http://schemas.openxmlformats.org/drawingml/2006/wordprocessingDrawing" xmlns:w10="urn:schemas-microsoft-com:office:word" xmlns:w="http://schemas.openxmlformats.org/wordprocessingml/2006/main" xmlns:w14="http://schemas.microsoft.com/office/word/2010/wordml" xmlns:w15="http://schemas.microsoft.com/office/word/2012/wordml" xmlns:w16cex="http://schemas.microsoft.com/office/word/2018/wordml/cex" xmlns:w16cid="http://schemas.microsoft.com/office/word/2016/wordml/cid" xmlns:w16="http://schemas.microsoft.com/office/word/2018/wordml" xmlns:w16sdtdh="http://schemas.microsoft.com/office/word/2020/wordml/sdtdatahash" xmlns:w16se="http://schemas.microsoft.com/office/word/2015/wordml/symex" xmlns:wpg="http://schemas.microsoft.com/office/word/2010/wordprocessingGroup" xmlns:wpi="http://schemas.microsoft.com/office/word/2010/wordprocessingInk" xmlns:wne="http://schemas.microsoft.com/office/word/2006/wordml" xmlns:wps="http://schemas.microsoft.com/office/word/2010/wordprocessingShape" mc:Ignorable="w14 w15 w16se w16cid w16 w16cex w16sdtdh wp14">
   <w:body>
     <w:sdt>
       <w:sdtPr>
@@ -262,7 +262,23 @@
                 <w:noProof/>
                 <w:lang w:val="en-US"/>
               </w:rPr>
-              <w:t>What is the Universal Dialog System and how does it work?</w:t>
+              <w:t xml:space="preserve">What is the Universal </w:t>
+            </w:r>
+            <w:r>
+              <w:rPr>
+                <w:rStyle w:val="Hyperlink"/>
+                <w:noProof/>
+                <w:lang w:val="en-US"/>
+              </w:rPr>
+              <w:t>Dialogue</w:t>
+            </w:r>
+            <w:r>
+              <w:rPr>
+                <w:rStyle w:val="Hyperlink"/>
+                <w:noProof/>
+                <w:lang w:val="en-US"/>
+              </w:rPr>
+              <w:t xml:space="preserve"> System and how does it work?</w:t>
             </w:r>
             <w:r>
               <w:rPr>
@@ -442,7 +458,23 @@
                 <w:noProof/>
                 <w:lang w:val="en-US"/>
               </w:rPr>
-              <w:t>How a Dialog graph is structured</w:t>
+              <w:t xml:space="preserve">How a </w:t>
+            </w:r>
+            <w:r>
+              <w:rPr>
+                <w:rStyle w:val="Hyperlink"/>
+                <w:noProof/>
+                <w:lang w:val="en-US"/>
+              </w:rPr>
+              <w:t>Dialogue</w:t>
+            </w:r>
+            <w:r>
+              <w:rPr>
+                <w:rStyle w:val="Hyperlink"/>
+                <w:noProof/>
+                <w:lang w:val="en-US"/>
+              </w:rPr>
+              <w:t xml:space="preserve"> graph is structured</w:t>
             </w:r>
             <w:r>
               <w:rPr>
@@ -802,7 +834,15 @@
                 <w:noProof/>
                 <w:lang w:val="en-US"/>
               </w:rPr>
-              <w:t>Quick start – Setup and making a Dialog</w:t>
+              <w:t xml:space="preserve">Quick start – Setup and making a </w:t>
+            </w:r>
+            <w:r>
+              <w:rPr>
+                <w:rStyle w:val="Hyperlink"/>
+                <w:noProof/>
+                <w:lang w:val="en-US"/>
+              </w:rPr>
+              <w:t>Dialogue</w:t>
             </w:r>
             <w:r>
               <w:rPr>
@@ -892,7 +932,23 @@
                 <w:noProof/>
                 <w:lang w:val="en-US"/>
               </w:rPr>
-              <w:t>The UDS API and UDSDialogManager explained</w:t>
+              <w:t>The UDS API and UDS</w:t>
+            </w:r>
+            <w:r>
+              <w:rPr>
+                <w:rStyle w:val="Hyperlink"/>
+                <w:noProof/>
+                <w:lang w:val="en-US"/>
+              </w:rPr>
+              <w:t>Dialogue</w:t>
+            </w:r>
+            <w:r>
+              <w:rPr>
+                <w:rStyle w:val="Hyperlink"/>
+                <w:noProof/>
+                <w:lang w:val="en-US"/>
+              </w:rPr>
+              <w:t>Manager explained</w:t>
             </w:r>
             <w:r>
               <w:rPr>
@@ -982,7 +1038,23 @@
                 <w:noProof/>
                 <w:lang w:val="en-US"/>
               </w:rPr>
-              <w:t>Storing and loading Dialogs</w:t>
+              <w:t xml:space="preserve">Storing and loading </w:t>
+            </w:r>
+            <w:r>
+              <w:rPr>
+                <w:rStyle w:val="Hyperlink"/>
+                <w:noProof/>
+                <w:lang w:val="en-US"/>
+              </w:rPr>
+              <w:t>Dialogue</w:t>
+            </w:r>
+            <w:r>
+              <w:rPr>
+                <w:rStyle w:val="Hyperlink"/>
+                <w:noProof/>
+                <w:lang w:val="en-US"/>
+              </w:rPr>
+              <w:t>s</w:t>
             </w:r>
             <w:r>
               <w:rPr>
@@ -1162,7 +1234,15 @@
                 <w:noProof/>
                 <w:lang w:val="en-US"/>
               </w:rPr>
-              <w:t>Starting a Dialog</w:t>
+              <w:t xml:space="preserve">Starting a </w:t>
+            </w:r>
+            <w:r>
+              <w:rPr>
+                <w:rStyle w:val="Hyperlink"/>
+                <w:noProof/>
+                <w:lang w:val="en-US"/>
+              </w:rPr>
+              <w:t>Dialogue</w:t>
             </w:r>
             <w:r>
               <w:rPr>
@@ -1342,7 +1422,15 @@
                 <w:noProof/>
                 <w:lang w:val="en-US"/>
               </w:rPr>
-              <w:t>Dialog Components and working with Properties</w:t>
+              <w:t>Dialogue</w:t>
+            </w:r>
+            <w:r>
+              <w:rPr>
+                <w:rStyle w:val="Hyperlink"/>
+                <w:noProof/>
+                <w:lang w:val="en-US"/>
+              </w:rPr>
+              <w:t xml:space="preserve"> Components and working with Properties</w:t>
             </w:r>
             <w:r>
               <w:rPr>
@@ -1432,7 +1520,23 @@
                 <w:noProof/>
                 <w:lang w:val="en-US"/>
               </w:rPr>
-              <w:t>Documentation for the UDSDialogManager class</w:t>
+              <w:t>Documentation for the UDS</w:t>
+            </w:r>
+            <w:r>
+              <w:rPr>
+                <w:rStyle w:val="Hyperlink"/>
+                <w:noProof/>
+                <w:lang w:val="en-US"/>
+              </w:rPr>
+              <w:t>Dialogue</w:t>
+            </w:r>
+            <w:r>
+              <w:rPr>
+                <w:rStyle w:val="Hyperlink"/>
+                <w:noProof/>
+                <w:lang w:val="en-US"/>
+              </w:rPr>
+              <w:t>Manager class</w:t>
             </w:r>
             <w:r>
               <w:rPr>
@@ -1522,7 +1626,23 @@
                 <w:noProof/>
                 <w:lang w:val="en-US"/>
               </w:rPr>
-              <w:t>The standalone Dialog Editor explained</w:t>
+              <w:t xml:space="preserve">The standalone </w:t>
+            </w:r>
+            <w:r>
+              <w:rPr>
+                <w:rStyle w:val="Hyperlink"/>
+                <w:noProof/>
+                <w:lang w:val="en-US"/>
+              </w:rPr>
+              <w:t>Dialogue</w:t>
+            </w:r>
+            <w:r>
+              <w:rPr>
+                <w:rStyle w:val="Hyperlink"/>
+                <w:noProof/>
+                <w:lang w:val="en-US"/>
+              </w:rPr>
+              <w:t xml:space="preserve"> Editor explained</w:t>
             </w:r>
             <w:r>
               <w:rPr>
@@ -1612,7 +1732,23 @@
                 <w:noProof/>
                 <w:lang w:val="en-US"/>
               </w:rPr>
-              <w:t>Creating, saving and loading Dialogs</w:t>
+              <w:t xml:space="preserve">Creating, saving and loading </w:t>
+            </w:r>
+            <w:r>
+              <w:rPr>
+                <w:rStyle w:val="Hyperlink"/>
+                <w:noProof/>
+                <w:lang w:val="en-US"/>
+              </w:rPr>
+              <w:t>Dialogue</w:t>
+            </w:r>
+            <w:r>
+              <w:rPr>
+                <w:rStyle w:val="Hyperlink"/>
+                <w:noProof/>
+                <w:lang w:val="en-US"/>
+              </w:rPr>
+              <w:t>s</w:t>
             </w:r>
             <w:r>
               <w:rPr>
@@ -2062,7 +2198,15 @@
                 <w:noProof/>
                 <w:lang w:val="en-US"/>
               </w:rPr>
-              <w:t>Opening a shop during a Dialog</w:t>
+              <w:t xml:space="preserve">Opening a shop during a </w:t>
+            </w:r>
+            <w:r>
+              <w:rPr>
+                <w:rStyle w:val="Hyperlink"/>
+                <w:noProof/>
+                <w:lang w:val="en-US"/>
+              </w:rPr>
+              <w:t>Dialogue</w:t>
             </w:r>
             <w:r>
               <w:rPr>
@@ -2397,23 +2541,21 @@
           <w:lang w:val="en-US"/>
         </w:rPr>
       </w:pPr>
-      <w:proofErr w:type="gramStart"/>
       <w:r>
         <w:rPr>
           <w:i/>
           <w:iCs/>
           <w:lang w:val="en-US"/>
         </w:rPr>
-        <w:t>First of all</w:t>
-      </w:r>
-      <w:proofErr w:type="gramEnd"/>
+        <w:t xml:space="preserve">First of all, thank you for buying and using the Universal </w:t>
+      </w:r>
       <w:r>
         <w:rPr>
           <w:i/>
           <w:iCs/>
           <w:lang w:val="en-US"/>
         </w:rPr>
-        <w:t>, thank you for buying and using the Universal Dialog System for Unity</w:t>
+        <w:t>Dialogue</w:t>
       </w:r>
       <w:r>
         <w:rPr>
@@ -2421,7 +2563,7 @@
           <w:iCs/>
           <w:lang w:val="en-US"/>
         </w:rPr>
-        <w:t xml:space="preserve"> by Benedikt Wille</w:t>
+        <w:t xml:space="preserve"> System for Unity</w:t>
       </w:r>
       <w:r>
         <w:rPr>
@@ -2429,6 +2571,14 @@
           <w:iCs/>
           <w:lang w:val="en-US"/>
         </w:rPr>
+        <w:t xml:space="preserve"> by Benedikt Wille</w:t>
+      </w:r>
+      <w:r>
+        <w:rPr>
+          <w:i/>
+          <w:iCs/>
+          <w:lang w:val="en-US"/>
+        </w:rPr>
         <w:t xml:space="preserve">. </w:t>
       </w:r>
     </w:p>
@@ -2442,13 +2592,49 @@
         <w:rPr>
           <w:lang w:val="en-US"/>
         </w:rPr>
-        <w:t>The UDS allows you to create and play simple but easily extensible graph-based Dialogs for your Unity games.</w:t>
-      </w:r>
-      <w:r>
-        <w:rPr>
-          <w:lang w:val="en-US"/>
-        </w:rPr>
-        <w:t xml:space="preserve"> It works for both PC and Mobile games and is </w:t>
+        <w:t xml:space="preserve">The UDS allows you to create and play simple but easily extensible graph-based </w:t>
+      </w:r>
+      <w:r>
+        <w:rPr>
+          <w:lang w:val="en-US"/>
+        </w:rPr>
+        <w:t>Dialogue</w:t>
+      </w:r>
+      <w:r>
+        <w:rPr>
+          <w:lang w:val="en-US"/>
+        </w:rPr>
+        <w:t>s for your Unity games.</w:t>
+      </w:r>
+      <w:r>
+        <w:rPr>
+          <w:lang w:val="en-US"/>
+        </w:rPr>
+        <w:t xml:space="preserve"> It works for PC</w:t>
+      </w:r>
+      <w:r>
+        <w:rPr>
+          <w:lang w:val="en-US"/>
+        </w:rPr>
+        <w:t>,</w:t>
+      </w:r>
+      <w:r>
+        <w:rPr>
+          <w:lang w:val="en-US"/>
+        </w:rPr>
+        <w:t xml:space="preserve"> Mobile</w:t>
+      </w:r>
+      <w:r>
+        <w:rPr>
+          <w:lang w:val="en-US"/>
+        </w:rPr>
+        <w:t xml:space="preserve"> and Console</w:t>
+      </w:r>
+      <w:r>
+        <w:rPr>
+          <w:lang w:val="en-US"/>
+        </w:rPr>
+        <w:t xml:space="preserve"> games and is </w:t>
       </w:r>
       <w:r>
         <w:rPr>
@@ -2515,25 +2701,67 @@
         <w:rPr>
           <w:lang w:val="en-US"/>
         </w:rPr>
-        <w:t>To make Dialogs, the UDS comes with a Unity-based standalone</w:t>
-      </w:r>
-      <w:r>
-        <w:rPr>
-          <w:lang w:val="en-US"/>
-        </w:rPr>
-        <w:t>(!)</w:t>
-      </w:r>
-      <w:r>
-        <w:rPr>
-          <w:lang w:val="en-US"/>
-        </w:rPr>
-        <w:t xml:space="preserve"> editor</w:t>
-      </w:r>
-      <w:r>
-        <w:rPr>
-          <w:lang w:val="en-US"/>
-        </w:rPr>
-        <w:t xml:space="preserve">. To play them </w:t>
+        <w:t xml:space="preserve">To make </w:t>
+      </w:r>
+      <w:r>
+        <w:rPr>
+          <w:lang w:val="en-US"/>
+        </w:rPr>
+        <w:t>Dialogue</w:t>
+      </w:r>
+      <w:r>
+        <w:rPr>
+          <w:lang w:val="en-US"/>
+        </w:rPr>
+        <w:t>s, the UDS comes with a</w:t>
+      </w:r>
+      <w:r>
+        <w:rPr>
+          <w:lang w:val="en-US"/>
+        </w:rPr>
+        <w:t>n</w:t>
+      </w:r>
+      <w:r>
+        <w:rPr>
+          <w:lang w:val="en-US"/>
+        </w:rPr>
+        <w:t xml:space="preserve"> Unity-based standalone</w:t>
+      </w:r>
+      <w:r>
+        <w:rPr>
+          <w:lang w:val="en-US"/>
+        </w:rPr>
+        <w:t xml:space="preserve"> </w:t>
+      </w:r>
+      <w:r>
+        <w:rPr>
+          <w:lang w:val="en-US"/>
+        </w:rPr>
+        <w:t>editor</w:t>
+      </w:r>
+      <w:r>
+        <w:rPr>
+          <w:lang w:val="en-US"/>
+        </w:rPr>
+        <w:t xml:space="preserve">. To play </w:t>
+      </w:r>
+      <w:r>
+        <w:rPr>
+          <w:lang w:val="en-US"/>
+        </w:rPr>
+        <w:t>Dialogue</w:t>
+      </w:r>
+      <w:r>
+        <w:rPr>
+          <w:lang w:val="en-US"/>
+        </w:rPr>
+        <w:t>s</w:t>
+      </w:r>
+      <w:r>
+        <w:rPr>
+          <w:lang w:val="en-US"/>
+        </w:rPr>
+        <w:t xml:space="preserve"> </w:t>
       </w:r>
       <w:proofErr w:type="spellStart"/>
       <w:r>
@@ -2560,7 +2788,19 @@
         <w:rPr>
           <w:lang w:val="en-US"/>
         </w:rPr>
-        <w:t>UDSDialogManager</w:t>
+        <w:t>UDS</w:t>
+      </w:r>
+      <w:r>
+        <w:rPr>
+          <w:lang w:val="en-US"/>
+        </w:rPr>
+        <w:t>Dialogue</w:t>
+      </w:r>
+      <w:r>
+        <w:rPr>
+          <w:lang w:val="en-US"/>
+        </w:rPr>
+        <w:t>Manager</w:t>
       </w:r>
       <w:proofErr w:type="spellEnd"/>
       <w:r>
@@ -2603,21 +2843,55 @@
         <w:rPr>
           <w:lang w:val="en-US"/>
         </w:rPr>
-        <w:t xml:space="preserve"> care of showing text, answers, etc. in the UI. This includes loading the Dialogs from the Resources folder, playing back text gradually, responding to user input (</w:t>
-      </w:r>
-      <w:proofErr w:type="gramStart"/>
-      <w:r>
-        <w:rPr>
-          <w:lang w:val="en-US"/>
-        </w:rPr>
-        <w:t>e.g.</w:t>
-      </w:r>
-      <w:proofErr w:type="gramEnd"/>
-      <w:r>
-        <w:rPr>
-          <w:lang w:val="en-US"/>
-        </w:rPr>
-        <w:t xml:space="preserve"> answers) on both desktop and touch devices </w:t>
+        <w:t xml:space="preserve"> care of showing text, answers, etc. in the UI. This includes loading the </w:t>
+      </w:r>
+      <w:r>
+        <w:rPr>
+          <w:lang w:val="en-US"/>
+        </w:rPr>
+        <w:t>Dialogue</w:t>
+      </w:r>
+      <w:r>
+        <w:rPr>
+          <w:lang w:val="en-US"/>
+        </w:rPr>
+        <w:t>s from the Resources folder, playing back text gradually</w:t>
+      </w:r>
+      <w:r>
+        <w:rPr>
+          <w:lang w:val="en-US"/>
+        </w:rPr>
+        <w:t xml:space="preserve"> (with Rich Text support)</w:t>
+      </w:r>
+      <w:r>
+        <w:rPr>
+          <w:lang w:val="en-US"/>
+        </w:rPr>
+        <w:t>, responding to user input (e.g. answers) on desktop</w:t>
+      </w:r>
+      <w:r>
+        <w:rPr>
+          <w:lang w:val="en-US"/>
+        </w:rPr>
+        <w:t xml:space="preserve">, </w:t>
+      </w:r>
+      <w:r>
+        <w:rPr>
+          <w:lang w:val="en-US"/>
+        </w:rPr>
+        <w:t>touch</w:t>
+      </w:r>
+      <w:r>
+        <w:rPr>
+          <w:lang w:val="en-US"/>
+        </w:rPr>
+        <w:t xml:space="preserve"> and gamepad</w:t>
+      </w:r>
+      <w:r>
+        <w:rPr>
+          <w:lang w:val="en-US"/>
+        </w:rPr>
+        <w:t xml:space="preserve"> devices </w:t>
       </w:r>
       <w:r>
         <w:rPr>
@@ -2693,7 +2967,7 @@
           <w:bCs/>
           <w:lang w:val="en-US"/>
         </w:rPr>
-        <w:t>If you are reading these docs for the first time and just want to get some Dialogs up and running for your game, I recommend</w:t>
+        <w:t xml:space="preserve">If you are reading these docs for the first time and just want to get some </w:t>
       </w:r>
       <w:r>
         <w:rPr>
@@ -2701,7 +2975,7 @@
           <w:bCs/>
           <w:lang w:val="en-US"/>
         </w:rPr>
-        <w:t xml:space="preserve"> glancing over 1.1 and 1.2 and then</w:t>
+        <w:t>Dialogue</w:t>
       </w:r>
       <w:r>
         <w:rPr>
@@ -2709,7 +2983,7 @@
           <w:bCs/>
           <w:lang w:val="en-US"/>
         </w:rPr>
-        <w:t xml:space="preserve"> starting with </w:t>
+        <w:t>s up and running for your game, I recommend</w:t>
       </w:r>
       <w:r>
         <w:rPr>
@@ -2717,24 +2991,80 @@
           <w:bCs/>
           <w:lang w:val="en-US"/>
         </w:rPr>
-        <w:t>(surprise!)</w:t>
-      </w:r>
-    </w:p>
-    <w:p>
-      <w:pPr>
+        <w:t xml:space="preserve"> </w:t>
+      </w:r>
+      <w:r>
         <w:rPr>
           <w:b/>
           <w:bCs/>
           <w:lang w:val="en-US"/>
         </w:rPr>
-      </w:pPr>
+        <w:t>quickly reading</w:t>
+      </w:r>
       <w:r>
         <w:rPr>
           <w:b/>
           <w:bCs/>
           <w:lang w:val="en-US"/>
         </w:rPr>
-        <w:t>3. Quick start – Setup and making a Dialog</w:t>
+        <w:t xml:space="preserve"> </w:t>
+      </w:r>
+      <w:r>
+        <w:rPr>
+          <w:b/>
+          <w:bCs/>
+          <w:lang w:val="en-US"/>
+        </w:rPr>
+        <w:t>through</w:t>
+      </w:r>
+      <w:r>
+        <w:rPr>
+          <w:b/>
+          <w:bCs/>
+          <w:lang w:val="en-US"/>
+        </w:rPr>
+        <w:t xml:space="preserve"> 1.1 and 1.2 and then</w:t>
+      </w:r>
+      <w:r>
+        <w:rPr>
+          <w:b/>
+          <w:bCs/>
+          <w:lang w:val="en-US"/>
+        </w:rPr>
+        <w:t xml:space="preserve"> starting with </w:t>
+      </w:r>
+      <w:r>
+        <w:rPr>
+          <w:b/>
+          <w:bCs/>
+          <w:lang w:val="en-US"/>
+        </w:rPr>
+        <w:t>(surprise!)</w:t>
+      </w:r>
+    </w:p>
+    <w:p>
+      <w:pPr>
+        <w:rPr>
+          <w:b/>
+          <w:bCs/>
+          <w:lang w:val="en-US"/>
+        </w:rPr>
+      </w:pPr>
+      <w:r>
+        <w:rPr>
+          <w:b/>
+          <w:bCs/>
+          <w:lang w:val="en-US"/>
+        </w:rPr>
+        <w:t xml:space="preserve">3. Quick start – Setup and making a </w:t>
+      </w:r>
+      <w:r>
+        <w:rPr>
+          <w:b/>
+          <w:bCs/>
+          <w:lang w:val="en-US"/>
+        </w:rPr>
+        <w:t>Dialogue</w:t>
       </w:r>
     </w:p>
     <w:p>
@@ -2776,7 +3106,19 @@
           <w:lang w:val="en-US"/>
         </w:rPr>
         <w:lastRenderedPageBreak/>
-        <w:t xml:space="preserve">What is the Universal Dialog System </w:t>
+        <w:t xml:space="preserve">What is the Universal </w:t>
+      </w:r>
+      <w:r>
+        <w:rPr>
+          <w:lang w:val="en-US"/>
+        </w:rPr>
+        <w:t>Dialogue</w:t>
+      </w:r>
+      <w:r>
+        <w:rPr>
+          <w:lang w:val="en-US"/>
+        </w:rPr>
+        <w:t xml:space="preserve"> System </w:t>
       </w:r>
       <w:r>
         <w:rPr>
@@ -2823,7 +3165,19 @@
         <w:rPr>
           <w:lang w:val="en-US"/>
         </w:rPr>
-        <w:t xml:space="preserve">The UDS allows you to create and play simple but easily extensible graph-based Dialogs for your Unity games. </w:t>
+        <w:t xml:space="preserve">The UDS allows you to create and play simple but easily extensible graph-based </w:t>
+      </w:r>
+      <w:r>
+        <w:rPr>
+          <w:lang w:val="en-US"/>
+        </w:rPr>
+        <w:t>Dialogue</w:t>
+      </w:r>
+      <w:r>
+        <w:rPr>
+          <w:lang w:val="en-US"/>
+        </w:rPr>
+        <w:t xml:space="preserve">s for your Unity games. </w:t>
       </w:r>
     </w:p>
     <w:p>
@@ -2845,13 +3199,37 @@
         <w:rPr>
           <w:lang w:val="en-US"/>
         </w:rPr>
-        <w:t xml:space="preserve">To make Dialogs, the UDS comes with a Unity-based standalone editor. </w:t>
-      </w:r>
-      <w:r>
-        <w:rPr>
-          <w:lang w:val="en-US"/>
-        </w:rPr>
-        <w:t xml:space="preserve">In the editor you can edit your Dialog graphs visually and fill them with text and </w:t>
+        <w:t xml:space="preserve">To make </w:t>
+      </w:r>
+      <w:r>
+        <w:rPr>
+          <w:lang w:val="en-US"/>
+        </w:rPr>
+        <w:t>Dialogue</w:t>
+      </w:r>
+      <w:r>
+        <w:rPr>
+          <w:lang w:val="en-US"/>
+        </w:rPr>
+        <w:t xml:space="preserve">s, the UDS comes with a Unity-based standalone editor. </w:t>
+      </w:r>
+      <w:r>
+        <w:rPr>
+          <w:lang w:val="en-US"/>
+        </w:rPr>
+        <w:t xml:space="preserve">In the editor you can edit your </w:t>
+      </w:r>
+      <w:r>
+        <w:rPr>
+          <w:lang w:val="en-US"/>
+        </w:rPr>
+        <w:t>Dialogue</w:t>
+      </w:r>
+      <w:r>
+        <w:rPr>
+          <w:lang w:val="en-US"/>
+        </w:rPr>
+        <w:t xml:space="preserve"> graphs visually and fill them with text and </w:t>
       </w:r>
       <w:r>
         <w:rPr>
@@ -2863,7 +3241,31 @@
         <w:rPr>
           <w:lang w:val="en-US"/>
         </w:rPr>
-        <w:t>additional data (“Properties”) for your game. The editor also offers plenty of convenience functionality like checking for issues in your Dialog and saving and sharing presets, which speeds up working on bigger projects or in a team.</w:t>
+        <w:t xml:space="preserve">additional data (“Properties”) for your game. The editor also offers convenience functionality like checking for issues in your </w:t>
+      </w:r>
+      <w:r>
+        <w:rPr>
+          <w:lang w:val="en-US"/>
+        </w:rPr>
+        <w:t>Dialogue</w:t>
+      </w:r>
+      <w:r>
+        <w:rPr>
+          <w:lang w:val="en-US"/>
+        </w:rPr>
+        <w:t xml:space="preserve"> and saving and sharing presets, which speeds up working on bigger projects </w:t>
+      </w:r>
+      <w:r>
+        <w:rPr>
+          <w:lang w:val="en-US"/>
+        </w:rPr>
+        <w:t>or</w:t>
+      </w:r>
+      <w:r>
+        <w:rPr>
+          <w:lang w:val="en-US"/>
+        </w:rPr>
+        <w:t xml:space="preserve"> in a team.</w:t>
       </w:r>
     </w:p>
     <w:p>
@@ -2885,14 +3287,19 @@
         <w:rPr>
           <w:lang w:val="en-US"/>
         </w:rPr>
-        <w:t xml:space="preserve">The Dialogs are being stored as JSON files with the </w:t>
-      </w:r>
-      <w:proofErr w:type="gramStart"/>
-      <w:r>
-        <w:rPr>
-          <w:lang w:val="en-US"/>
-        </w:rPr>
-        <w:t>“</w:t>
+        <w:t xml:space="preserve">The </w:t>
+      </w:r>
+      <w:r>
+        <w:rPr>
+          <w:lang w:val="en-US"/>
+        </w:rPr>
+        <w:t>Dialogue</w:t>
+      </w:r>
+      <w:r>
+        <w:rPr>
+          <w:lang w:val="en-US"/>
+        </w:rPr>
+        <w:t>s are being stored as JSON files with the “</w:t>
       </w:r>
       <w:r>
         <w:rPr>
@@ -2905,9 +3312,14 @@
         <w:rPr>
           <w:lang w:val="en-US"/>
         </w:rPr>
-        <w:t>udsdialog</w:t>
-      </w:r>
-      <w:proofErr w:type="gramEnd"/>
+        <w:t>uds</w:t>
+      </w:r>
+      <w:r>
+        <w:rPr>
+          <w:lang w:val="en-US"/>
+        </w:rPr>
+        <w:t>Dialogue</w:t>
+      </w:r>
       <w:r>
         <w:rPr>
           <w:lang w:val="en-US"/>
@@ -2925,13 +3337,7 @@
         <w:rPr>
           <w:lang w:val="en-US"/>
         </w:rPr>
-        <w:t xml:space="preserve"> To load the JSON files, JSON .NET for Unity is being used (see How to Install)</w:t>
-      </w:r>
-      <w:r>
-        <w:rPr>
-          <w:lang w:val="en-US"/>
-        </w:rPr>
-        <w:t>.</w:t>
+        <w:t xml:space="preserve"> </w:t>
       </w:r>
     </w:p>
     <w:p>
@@ -2959,7 +3365,13 @@
         <w:rPr>
           <w:lang w:val="en-US"/>
         </w:rPr>
-        <w:t>Dialogs</w:t>
+        <w:t>Dialogue</w:t>
+      </w:r>
+      <w:r>
+        <w:rPr>
+          <w:lang w:val="en-US"/>
+        </w:rPr>
+        <w:t>s</w:t>
       </w:r>
       <w:r>
         <w:rPr>
@@ -2986,7 +3398,19 @@
         <w:rPr>
           <w:lang w:val="en-US"/>
         </w:rPr>
-        <w:t>UDSDialogManager</w:t>
+        <w:t>UDS</w:t>
+      </w:r>
+      <w:r>
+        <w:rPr>
+          <w:lang w:val="en-US"/>
+        </w:rPr>
+        <w:t>Dialogue</w:t>
+      </w:r>
+      <w:r>
+        <w:rPr>
+          <w:lang w:val="en-US"/>
+        </w:rPr>
+        <w:t>Manager</w:t>
       </w:r>
       <w:proofErr w:type="spellEnd"/>
       <w:r>
@@ -3017,21 +3441,19 @@
         <w:rPr>
           <w:lang w:val="en-US"/>
         </w:rPr>
-        <w:t>playing back text gradually, responding to user input (</w:t>
-      </w:r>
-      <w:proofErr w:type="gramStart"/>
-      <w:r>
-        <w:rPr>
-          <w:lang w:val="en-US"/>
-        </w:rPr>
-        <w:t>e.g.</w:t>
-      </w:r>
-      <w:proofErr w:type="gramEnd"/>
-      <w:r>
-        <w:rPr>
-          <w:lang w:val="en-US"/>
-        </w:rPr>
-        <w:t xml:space="preserve"> answers) on both desktop and touch devices and providing loads of interfaces for your code to work with.</w:t>
+        <w:t xml:space="preserve">playing back text gradually, responding to user input (e.g. answers) on </w:t>
+      </w:r>
+      <w:r>
+        <w:rPr>
+          <w:lang w:val="en-US"/>
+        </w:rPr>
+        <w:t>desktop, touch and gamepad</w:t>
+      </w:r>
+      <w:r>
+        <w:rPr>
+          <w:lang w:val="en-US"/>
+        </w:rPr>
+        <w:t xml:space="preserve"> devices and providing loads of interfaces for your code to work with.</w:t>
       </w:r>
     </w:p>
     <w:p>
@@ -3057,7 +3479,7 @@
           <w:bCs/>
           <w:lang w:val="en-US"/>
         </w:rPr>
-        <w:t>Special about the UDS is that it allows you to introduce loads of custom functionality and data into your Dialogs and</w:t>
+        <w:t xml:space="preserve">Special about the UDS is that it allows you to introduce loads of custom functionality and data into your </w:t>
       </w:r>
       <w:r>
         <w:rPr>
@@ -3065,7 +3487,7 @@
           <w:bCs/>
           <w:lang w:val="en-US"/>
         </w:rPr>
-        <w:t xml:space="preserve"> that it</w:t>
+        <w:t>Dialogue</w:t>
       </w:r>
       <w:r>
         <w:rPr>
@@ -3073,7 +3495,7 @@
           <w:bCs/>
           <w:lang w:val="en-US"/>
         </w:rPr>
-        <w:t xml:space="preserve"> easily interface</w:t>
+        <w:t>s and</w:t>
       </w:r>
       <w:r>
         <w:rPr>
@@ -3081,7 +3503,7 @@
           <w:bCs/>
           <w:lang w:val="en-US"/>
         </w:rPr>
-        <w:t>s</w:t>
+        <w:t xml:space="preserve"> that it</w:t>
       </w:r>
       <w:r>
         <w:rPr>
@@ -3089,25 +3511,39 @@
           <w:bCs/>
           <w:lang w:val="en-US"/>
         </w:rPr>
-        <w:t xml:space="preserve"> with your own code by overriding methods </w:t>
-      </w:r>
-      <w:proofErr w:type="gramStart"/>
+        <w:t xml:space="preserve"> easily interface</w:t>
+      </w:r>
       <w:r>
         <w:rPr>
           <w:b/>
           <w:bCs/>
           <w:lang w:val="en-US"/>
         </w:rPr>
-        <w:t>similar to</w:t>
-      </w:r>
-      <w:proofErr w:type="gramEnd"/>
+        <w:t>s</w:t>
+      </w:r>
       <w:r>
         <w:rPr>
           <w:b/>
           <w:bCs/>
           <w:lang w:val="en-US"/>
         </w:rPr>
-        <w:t xml:space="preserve"> how Unity’s </w:t>
+        <w:t xml:space="preserve"> with your own code </w:t>
+      </w:r>
+      <w:r>
+        <w:rPr>
+          <w:b/>
+          <w:bCs/>
+          <w:lang w:val="en-US"/>
+        </w:rPr>
+        <w:t>through</w:t>
+      </w:r>
+      <w:r>
+        <w:rPr>
+          <w:b/>
+          <w:bCs/>
+          <w:lang w:val="en-US"/>
+        </w:rPr>
+        <w:t xml:space="preserve"> overriding methods similar to how Unity’s </w:t>
       </w:r>
       <w:proofErr w:type="spellStart"/>
       <w:r>
@@ -3191,9 +3627,8 @@
           <w:szCs w:val="20"/>
           <w:lang w:val="en-US"/>
         </w:rPr>
-        <w:t xml:space="preserve">Note: You </w:t>
-      </w:r>
-      <w:proofErr w:type="gramStart"/>
+        <w:t xml:space="preserve">Note: You don’t </w:t>
+      </w:r>
       <w:r>
         <w:rPr>
           <w:i/>
@@ -3202,9 +3637,8 @@
           <w:szCs w:val="20"/>
           <w:lang w:val="en-US"/>
         </w:rPr>
-        <w:t>don’t</w:t>
-      </w:r>
-      <w:proofErr w:type="gramEnd"/>
+        <w:t>NEED</w:t>
+      </w:r>
       <w:r>
         <w:rPr>
           <w:i/>
@@ -3213,7 +3647,7 @@
           <w:szCs w:val="20"/>
           <w:lang w:val="en-US"/>
         </w:rPr>
-        <w:t xml:space="preserve"> </w:t>
+        <w:t xml:space="preserve"> to </w:t>
       </w:r>
       <w:r>
         <w:rPr>
@@ -3223,7 +3657,7 @@
           <w:szCs w:val="20"/>
           <w:lang w:val="en-US"/>
         </w:rPr>
-        <w:t>NEED</w:t>
+        <w:t>do any programming</w:t>
       </w:r>
       <w:r>
         <w:rPr>
@@ -3233,7 +3667,7 @@
           <w:szCs w:val="20"/>
           <w:lang w:val="en-US"/>
         </w:rPr>
-        <w:t xml:space="preserve"> to </w:t>
+        <w:t xml:space="preserve">. The </w:t>
       </w:r>
       <w:r>
         <w:rPr>
@@ -3243,7 +3677,7 @@
           <w:szCs w:val="20"/>
           <w:lang w:val="en-US"/>
         </w:rPr>
-        <w:t>do any programming</w:t>
+        <w:t>Dialogue</w:t>
       </w:r>
       <w:r>
         <w:rPr>
@@ -3253,7 +3687,7 @@
           <w:szCs w:val="20"/>
           <w:lang w:val="en-US"/>
         </w:rPr>
-        <w:t>. The Dialog System works fine with</w:t>
+        <w:t xml:space="preserve"> System works fine with</w:t>
       </w:r>
       <w:r>
         <w:rPr>
@@ -3333,7 +3767,17 @@
           <w:szCs w:val="20"/>
           <w:lang w:val="en-US"/>
         </w:rPr>
-        <w:t>Dialogs.</w:t>
+        <w:t>Dialogue</w:t>
+      </w:r>
+      <w:r>
+        <w:rPr>
+          <w:i/>
+          <w:iCs/>
+          <w:sz w:val="24"/>
+          <w:szCs w:val="20"/>
+          <w:lang w:val="en-US"/>
+        </w:rPr>
+        <w:t>s.</w:t>
       </w:r>
     </w:p>
     <w:p>
@@ -3370,36 +3814,100 @@
         <w:rPr>
           <w:lang w:val="en-US"/>
         </w:rPr>
+        <w:t xml:space="preserve">How a </w:t>
+      </w:r>
+      <w:r>
+        <w:rPr>
+          <w:lang w:val="en-US"/>
+        </w:rPr>
+        <w:t>Dialogue</w:t>
+      </w:r>
+      <w:r>
+        <w:rPr>
+          <w:lang w:val="en-US"/>
+        </w:rPr>
+        <w:t xml:space="preserve"> graph is structured</w:t>
+      </w:r>
+      <w:bookmarkEnd w:id="4"/>
+    </w:p>
+    <w:p>
+      <w:pPr>
+        <w:rPr>
+          <w:lang w:val="en-US"/>
+        </w:rPr>
+      </w:pPr>
+      <w:r>
+        <w:rPr>
+          <w:lang w:val="en-US"/>
+        </w:rPr>
+        <w:t xml:space="preserve">Every </w:t>
+      </w:r>
+      <w:r>
+        <w:rPr>
+          <w:lang w:val="en-US"/>
+        </w:rPr>
+        <w:t>Dialogue</w:t>
+      </w:r>
+      <w:r>
+        <w:rPr>
+          <w:lang w:val="en-US"/>
+        </w:rPr>
+        <w:t xml:space="preserve"> consists of </w:t>
+      </w:r>
+      <w:r>
+        <w:rPr>
+          <w:lang w:val="en-US"/>
+        </w:rPr>
+        <w:t>Dialogue</w:t>
+      </w:r>
+      <w:r>
+        <w:rPr>
+          <w:lang w:val="en-US"/>
+        </w:rPr>
+        <w:t xml:space="preserve"> Parts. A </w:t>
+      </w:r>
+      <w:r>
+        <w:rPr>
+          <w:lang w:val="en-US"/>
+        </w:rPr>
+        <w:t>Dialogue</w:t>
+      </w:r>
+      <w:r>
+        <w:rPr>
+          <w:lang w:val="en-US"/>
+        </w:rPr>
+        <w:t xml:space="preserve"> Part is one node in the </w:t>
+      </w:r>
+      <w:r>
+        <w:rPr>
+          <w:lang w:val="en-US"/>
+        </w:rPr>
+        <w:t>Dialogue</w:t>
+      </w:r>
+      <w:r>
+        <w:rPr>
+          <w:lang w:val="en-US"/>
+        </w:rPr>
+        <w:t xml:space="preserve"> graph. Its most important feature is its text, which is just </w:t>
+      </w:r>
+      <w:r>
+        <w:rPr>
+          <w:lang w:val="en-US"/>
+        </w:rPr>
         <w:lastRenderedPageBreak/>
-        <w:t>How a Dialog graph is structured</w:t>
-      </w:r>
-      <w:bookmarkEnd w:id="4"/>
-    </w:p>
-    <w:p>
-      <w:pPr>
-        <w:rPr>
-          <w:lang w:val="en-US"/>
-        </w:rPr>
-      </w:pPr>
-      <w:r>
-        <w:rPr>
-          <w:lang w:val="en-US"/>
-        </w:rPr>
-        <w:t xml:space="preserve">Every Dialog consists of Dialog Parts. A Dialog Part is one node in the Dialog graph. </w:t>
-      </w:r>
-      <w:proofErr w:type="gramStart"/>
-      <w:r>
-        <w:rPr>
-          <w:lang w:val="en-US"/>
-        </w:rPr>
-        <w:t>It’s</w:t>
-      </w:r>
-      <w:proofErr w:type="gramEnd"/>
-      <w:r>
-        <w:rPr>
-          <w:lang w:val="en-US"/>
-        </w:rPr>
-        <w:t xml:space="preserve"> most important feature is its text, which is just the text said by the Dialog partner at that node </w:t>
+        <w:t xml:space="preserve">the text said by the </w:t>
+      </w:r>
+      <w:r>
+        <w:rPr>
+          <w:lang w:val="en-US"/>
+        </w:rPr>
+        <w:t>Dialogue</w:t>
+      </w:r>
+      <w:r>
+        <w:rPr>
+          <w:lang w:val="en-US"/>
+        </w:rPr>
+        <w:t xml:space="preserve"> partner at that node </w:t>
       </w:r>
       <w:r>
         <w:rPr>
@@ -3409,13 +3917,7 @@
           <w:szCs w:val="20"/>
           <w:lang w:val="en-US"/>
         </w:rPr>
-        <w:t>(“Hello”, “Do you want to buy something”, …)</w:t>
-      </w:r>
-      <w:r>
-        <w:rPr>
-          <w:lang w:val="en-US"/>
-        </w:rPr>
-        <w:t xml:space="preserve">. Each Dialog Part itself contains Answers, which also hold text </w:t>
+        <w:t>(“Hello”, “Do you want to buy something</w:t>
       </w:r>
       <w:r>
         <w:rPr>
@@ -3425,9 +3927,8 @@
           <w:szCs w:val="20"/>
           <w:lang w:val="en-US"/>
         </w:rPr>
-        <w:t>(</w:t>
-      </w:r>
-      <w:proofErr w:type="gramStart"/>
+        <w:t>?</w:t>
+      </w:r>
       <w:r>
         <w:rPr>
           <w:i/>
@@ -3436,9 +3937,26 @@
           <w:szCs w:val="20"/>
           <w:lang w:val="en-US"/>
         </w:rPr>
-        <w:t>e.g.</w:t>
-      </w:r>
-      <w:proofErr w:type="gramEnd"/>
+        <w:t>”, …)</w:t>
+      </w:r>
+      <w:r>
+        <w:rPr>
+          <w:lang w:val="en-US"/>
+        </w:rPr>
+        <w:t xml:space="preserve">. Each </w:t>
+      </w:r>
+      <w:r>
+        <w:rPr>
+          <w:lang w:val="en-US"/>
+        </w:rPr>
+        <w:t>Dialogue</w:t>
+      </w:r>
+      <w:r>
+        <w:rPr>
+          <w:lang w:val="en-US"/>
+        </w:rPr>
+        <w:t xml:space="preserve"> Part itself contains Answers, which also hold text </w:t>
+      </w:r>
       <w:r>
         <w:rPr>
           <w:i/>
@@ -3447,27 +3965,109 @@
           <w:szCs w:val="20"/>
           <w:lang w:val="en-US"/>
         </w:rPr>
-        <w:t xml:space="preserve"> “Yes”, “No”, “Goodbye”, …)</w:t>
-      </w:r>
-      <w:r>
-        <w:rPr>
-          <w:lang w:val="en-US"/>
-        </w:rPr>
-        <w:t xml:space="preserve">. The Answers serve as the edges of the Dialog graph by connecting the Dialog Parts. However, Dialog Parts can also be </w:t>
-      </w:r>
-      <w:proofErr w:type="gramStart"/>
-      <w:r>
-        <w:rPr>
-          <w:lang w:val="en-US"/>
-        </w:rPr>
-        <w:t>connected together</w:t>
-      </w:r>
-      <w:proofErr w:type="gramEnd"/>
-      <w:r>
-        <w:rPr>
-          <w:lang w:val="en-US"/>
-        </w:rPr>
-        <w:t xml:space="preserve"> directly, if the Part with the outgoing edge does not have any answers. Dialogs, Dialog Parts and Answers are all called Dialog Components.</w:t>
+        <w:t>(e.g. “Yes”, “No”, “Goodbye”, …)</w:t>
+      </w:r>
+      <w:r>
+        <w:rPr>
+          <w:lang w:val="en-US"/>
+        </w:rPr>
+        <w:t xml:space="preserve">. The Answers serve as the edges of the </w:t>
+      </w:r>
+      <w:r>
+        <w:rPr>
+          <w:lang w:val="en-US"/>
+        </w:rPr>
+        <w:t>Dialogue</w:t>
+      </w:r>
+      <w:r>
+        <w:rPr>
+          <w:lang w:val="en-US"/>
+        </w:rPr>
+        <w:t xml:space="preserve"> graph by connecting the </w:t>
+      </w:r>
+      <w:r>
+        <w:rPr>
+          <w:lang w:val="en-US"/>
+        </w:rPr>
+        <w:t>Dialogue</w:t>
+      </w:r>
+      <w:r>
+        <w:rPr>
+          <w:lang w:val="en-US"/>
+        </w:rPr>
+        <w:t xml:space="preserve"> Parts. However, </w:t>
+      </w:r>
+      <w:r>
+        <w:rPr>
+          <w:lang w:val="en-US"/>
+        </w:rPr>
+        <w:t>Dialogue</w:t>
+      </w:r>
+      <w:r>
+        <w:rPr>
+          <w:lang w:val="en-US"/>
+        </w:rPr>
+        <w:t xml:space="preserve"> Parts can also be </w:t>
+      </w:r>
+      <w:r>
+        <w:rPr>
+          <w:lang w:val="en-US"/>
+        </w:rPr>
+        <w:t>connected</w:t>
+      </w:r>
+      <w:r>
+        <w:rPr>
+          <w:lang w:val="en-US"/>
+        </w:rPr>
+        <w:t xml:space="preserve"> directly, if the Part with the outgoing edge does not have any</w:t>
+      </w:r>
+      <w:r>
+        <w:rPr>
+          <w:lang w:val="en-US"/>
+        </w:rPr>
+        <w:t xml:space="preserve"> (or only conditional)</w:t>
+      </w:r>
+      <w:r>
+        <w:rPr>
+          <w:lang w:val="en-US"/>
+        </w:rPr>
+        <w:t xml:space="preserve"> answers. </w:t>
+      </w:r>
+      <w:r>
+        <w:rPr>
+          <w:lang w:val="en-US"/>
+        </w:rPr>
+        <w:t>Dialogue</w:t>
+      </w:r>
+      <w:r>
+        <w:rPr>
+          <w:lang w:val="en-US"/>
+        </w:rPr>
+        <w:t xml:space="preserve">s, </w:t>
+      </w:r>
+      <w:r>
+        <w:rPr>
+          <w:lang w:val="en-US"/>
+        </w:rPr>
+        <w:t>Dialogue</w:t>
+      </w:r>
+      <w:r>
+        <w:rPr>
+          <w:lang w:val="en-US"/>
+        </w:rPr>
+        <w:t xml:space="preserve"> Parts and Answers are all called </w:t>
+      </w:r>
+      <w:r>
+        <w:rPr>
+          <w:lang w:val="en-US"/>
+        </w:rPr>
+        <w:t>Dialogue</w:t>
+      </w:r>
+      <w:r>
+        <w:rPr>
+          <w:lang w:val="en-US"/>
+        </w:rPr>
+        <w:t xml:space="preserve"> Components.</w:t>
       </w:r>
     </w:p>
     <w:p>
@@ -3508,9 +4108,8 @@
           <w:szCs w:val="20"/>
           <w:lang w:val="en-US"/>
         </w:rPr>
-        <w:t xml:space="preserve">Note: You </w:t>
-      </w:r>
-      <w:proofErr w:type="gramStart"/>
+        <w:t xml:space="preserve">Note: You don’t need to use Properties in your game. The </w:t>
+      </w:r>
       <w:r>
         <w:rPr>
           <w:i/>
@@ -3519,9 +4118,8 @@
           <w:szCs w:val="20"/>
           <w:lang w:val="en-US"/>
         </w:rPr>
-        <w:t>don’t</w:t>
-      </w:r>
-      <w:proofErr w:type="gramEnd"/>
+        <w:t>Dialogue</w:t>
+      </w:r>
       <w:r>
         <w:rPr>
           <w:i/>
@@ -3530,7 +4128,7 @@
           <w:szCs w:val="20"/>
           <w:lang w:val="en-US"/>
         </w:rPr>
-        <w:t xml:space="preserve"> need to use Properties in your game. The Dialog System works fine with just the required ones. However, they are your way to add your own logic to a Dialog</w:t>
+        <w:t xml:space="preserve"> System works fine with just the required ones. However, they are your way to add your own logic to a </w:t>
       </w:r>
       <w:r>
         <w:rPr>
@@ -3540,34 +4138,30 @@
           <w:szCs w:val="20"/>
           <w:lang w:val="en-US"/>
         </w:rPr>
-        <w:t>.</w:t>
-      </w:r>
-    </w:p>
-    <w:p>
-      <w:pPr>
-        <w:rPr>
-          <w:lang w:val="en-US"/>
-        </w:rPr>
-      </w:pPr>
-      <w:r>
-        <w:rPr>
-          <w:lang w:val="en-US"/>
-        </w:rPr>
-        <w:t xml:space="preserve">Properties are like variables in C# and can be of type </w:t>
+        <w:t>Dialogue</w:t>
       </w:r>
       <w:r>
         <w:rPr>
           <w:i/>
           <w:iCs/>
-          <w:lang w:val="en-US"/>
-        </w:rPr>
-        <w:t xml:space="preserve">string, int, bool </w:t>
-      </w:r>
-      <w:r>
-        <w:rPr>
-          <w:lang w:val="en-US"/>
-        </w:rPr>
-        <w:t xml:space="preserve">or </w:t>
+          <w:sz w:val="24"/>
+          <w:szCs w:val="20"/>
+          <w:lang w:val="en-US"/>
+        </w:rPr>
+        <w:t>.</w:t>
+      </w:r>
+    </w:p>
+    <w:p>
+      <w:pPr>
+        <w:rPr>
+          <w:lang w:val="en-US"/>
+        </w:rPr>
+      </w:pPr>
+      <w:r>
+        <w:rPr>
+          <w:lang w:val="en-US"/>
+        </w:rPr>
+        <w:t xml:space="preserve">Properties are like variables in C# and can be of type </w:t>
       </w:r>
       <w:r>
         <w:rPr>
@@ -3575,13 +4169,39 @@
           <w:iCs/>
           <w:lang w:val="en-US"/>
         </w:rPr>
+        <w:t xml:space="preserve">string, int, bool </w:t>
+      </w:r>
+      <w:r>
+        <w:rPr>
+          <w:lang w:val="en-US"/>
+        </w:rPr>
+        <w:t xml:space="preserve">or </w:t>
+      </w:r>
+      <w:r>
+        <w:rPr>
+          <w:i/>
+          <w:iCs/>
+          <w:lang w:val="en-US"/>
+        </w:rPr>
         <w:t>float</w:t>
       </w:r>
       <w:r>
         <w:rPr>
           <w:lang w:val="en-US"/>
         </w:rPr>
-        <w:t xml:space="preserve">. Every Dialog Component can have as many Properties as you like. However, a few Properties (like the “Text”) are required and enforced by the editor. </w:t>
+        <w:t xml:space="preserve">. Every </w:t>
+      </w:r>
+      <w:r>
+        <w:rPr>
+          <w:lang w:val="en-US"/>
+        </w:rPr>
+        <w:t>Dialogue</w:t>
+      </w:r>
+      <w:r>
+        <w:rPr>
+          <w:lang w:val="en-US"/>
+        </w:rPr>
+        <w:t xml:space="preserve"> Component can have as many Properties as you like. However, a few Properties (like the “Text”) are required and enforced by the editor. </w:t>
       </w:r>
     </w:p>
     <w:p>
@@ -3614,14 +4234,7 @@
         <w:rPr>
           <w:lang w:val="en-US"/>
         </w:rPr>
-        <w:t xml:space="preserve"> </w:t>
-      </w:r>
-      <w:proofErr w:type="gramStart"/>
-      <w:r>
-        <w:rPr>
-          <w:lang w:val="en-US"/>
-        </w:rPr>
-        <w:t>a</w:t>
+        <w:t xml:space="preserve"> a</w:t>
       </w:r>
       <w:r>
         <w:rPr>
@@ -3629,7 +4242,6 @@
         </w:rPr>
         <w:t>n</w:t>
       </w:r>
-      <w:proofErr w:type="gramEnd"/>
       <w:r>
         <w:rPr>
           <w:lang w:val="en-US"/>
@@ -3699,14 +4311,38 @@
         <w:rPr>
           <w:lang w:val="en-US"/>
         </w:rPr>
-        <w:t xml:space="preserve">Properties using the Dialog Editor and then access them in your game code inside a method overridden from the </w:t>
+        <w:t xml:space="preserve">Properties using the </w:t>
+      </w:r>
+      <w:r>
+        <w:rPr>
+          <w:lang w:val="en-US"/>
+        </w:rPr>
+        <w:t>Dialogue</w:t>
+      </w:r>
+      <w:r>
+        <w:rPr>
+          <w:lang w:val="en-US"/>
+        </w:rPr>
+        <w:t xml:space="preserve"> Editor and then access them in your game code inside a method overridden from the </w:t>
       </w:r>
       <w:proofErr w:type="spellStart"/>
       <w:r>
         <w:rPr>
           <w:lang w:val="en-US"/>
         </w:rPr>
-        <w:t>UDSDialogManager</w:t>
+        <w:t>UDS</w:t>
+      </w:r>
+      <w:r>
+        <w:rPr>
+          <w:lang w:val="en-US"/>
+        </w:rPr>
+        <w:t>Dialogue</w:t>
+      </w:r>
+      <w:r>
+        <w:rPr>
+          <w:lang w:val="en-US"/>
+        </w:rPr>
+        <w:t>Manager</w:t>
       </w:r>
       <w:proofErr w:type="spellEnd"/>
       <w:r>
@@ -3781,9 +4417,44 @@
           <w:szCs w:val="20"/>
           <w:lang w:val="en-US"/>
         </w:rPr>
-        <w:t>(</w:t>
-      </w:r>
-      <w:proofErr w:type="gramStart"/>
+        <w:t>(e.g. player has reached a certain level or done a certain quest)</w:t>
+      </w:r>
+      <w:r>
+        <w:rPr>
+          <w:lang w:val="en-US"/>
+        </w:rPr>
+        <w:t xml:space="preserve">. </w:t>
+      </w:r>
+      <w:r>
+        <w:rPr>
+          <w:lang w:val="en-US"/>
+        </w:rPr>
+        <w:t xml:space="preserve">This allows you to influence the </w:t>
+      </w:r>
+      <w:r>
+        <w:rPr>
+          <w:lang w:val="en-US"/>
+        </w:rPr>
+        <w:t>Dialogue</w:t>
+      </w:r>
+      <w:r>
+        <w:rPr>
+          <w:lang w:val="en-US"/>
+        </w:rPr>
+        <w:t xml:space="preserve">s dynamically at runtime. </w:t>
+      </w:r>
+      <w:r>
+        <w:rPr>
+          <w:lang w:val="en-US"/>
+        </w:rPr>
+        <w:t>Conditions</w:t>
+      </w:r>
+      <w:r>
+        <w:rPr>
+          <w:lang w:val="en-US"/>
+        </w:rPr>
+        <w:t xml:space="preserve"> can be set in the editor and are based on the Global Properties, which work just like normal Properties, but are unique and accessible from everywhere in the project. </w:t>
+      </w:r>
       <w:r>
         <w:rPr>
           <w:i/>
@@ -3792,74 +4463,7 @@
           <w:szCs w:val="20"/>
           <w:lang w:val="en-US"/>
         </w:rPr>
-        <w:t>e.g.</w:t>
-      </w:r>
-      <w:proofErr w:type="gramEnd"/>
-      <w:r>
-        <w:rPr>
-          <w:i/>
-          <w:iCs/>
-          <w:sz w:val="24"/>
-          <w:szCs w:val="20"/>
-          <w:lang w:val="en-US"/>
-        </w:rPr>
-        <w:t xml:space="preserve"> player has reached a certain level or done a certain quest)</w:t>
-      </w:r>
-      <w:r>
-        <w:rPr>
-          <w:lang w:val="en-US"/>
-        </w:rPr>
-        <w:t xml:space="preserve">. </w:t>
-      </w:r>
-      <w:r>
-        <w:rPr>
-          <w:lang w:val="en-US"/>
-        </w:rPr>
-        <w:t xml:space="preserve">This allows you to influence the Dialogs dynamically at runtime. </w:t>
-      </w:r>
-      <w:r>
-        <w:rPr>
-          <w:lang w:val="en-US"/>
-        </w:rPr>
-        <w:t>Conditions</w:t>
-      </w:r>
-      <w:r>
-        <w:rPr>
-          <w:lang w:val="en-US"/>
-        </w:rPr>
-        <w:t xml:space="preserve"> can be set in the editor and are based on the Global Properties, which work just like normal Properties, but are unique and accessible from everywhere in the project. </w:t>
-      </w:r>
-      <w:r>
-        <w:rPr>
-          <w:i/>
-          <w:iCs/>
-          <w:sz w:val="24"/>
-          <w:szCs w:val="20"/>
-          <w:lang w:val="en-US"/>
-        </w:rPr>
-        <w:t>(</w:t>
-      </w:r>
-      <w:proofErr w:type="gramStart"/>
-      <w:r>
-        <w:rPr>
-          <w:i/>
-          <w:iCs/>
-          <w:sz w:val="24"/>
-          <w:szCs w:val="20"/>
-          <w:lang w:val="en-US"/>
-        </w:rPr>
-        <w:t>they</w:t>
-      </w:r>
-      <w:proofErr w:type="gramEnd"/>
-      <w:r>
-        <w:rPr>
-          <w:i/>
-          <w:iCs/>
-          <w:sz w:val="24"/>
-          <w:szCs w:val="20"/>
-          <w:lang w:val="en-US"/>
-        </w:rPr>
-        <w:t xml:space="preserve"> can be compared to static variables in C#)</w:t>
+        <w:t>(they can be compared to static variables in C#)</w:t>
       </w:r>
       <w:r>
         <w:rPr>
@@ -3922,7 +4526,19 @@
         <w:rPr>
           <w:lang w:val="en-US"/>
         </w:rPr>
-        <w:t>Answers in your Dialogs might then only be shown under the condition “</w:t>
+        <w:t xml:space="preserve">Answers in your </w:t>
+      </w:r>
+      <w:r>
+        <w:rPr>
+          <w:lang w:val="en-US"/>
+        </w:rPr>
+        <w:t>Dialogue</w:t>
+      </w:r>
+      <w:r>
+        <w:rPr>
+          <w:lang w:val="en-US"/>
+        </w:rPr>
+        <w:t>s might then only be shown under the condition “</w:t>
       </w:r>
       <w:r>
         <w:rPr>
@@ -3988,29 +4604,33 @@
         <w:rPr>
           <w:lang w:val="en-US"/>
         </w:rPr>
-        <w:t xml:space="preserve"> + How to run the </w:t>
-      </w:r>
-      <w:proofErr w:type="gramStart"/>
-      <w:r>
-        <w:rPr>
-          <w:lang w:val="en-US"/>
-        </w:rPr>
-        <w:t>editor</w:t>
+        <w:t xml:space="preserve"> + How to run the editor</w:t>
       </w:r>
       <w:bookmarkEnd w:id="7"/>
-      <w:proofErr w:type="gramEnd"/>
-    </w:p>
-    <w:p>
-      <w:pPr>
-        <w:rPr>
-          <w:lang w:val="en-US"/>
-        </w:rPr>
-      </w:pPr>
-      <w:r>
-        <w:rPr>
-          <w:lang w:val="en-US"/>
-        </w:rPr>
-        <w:t>The Universal Dialog System</w:t>
+    </w:p>
+    <w:p>
+      <w:pPr>
+        <w:rPr>
+          <w:lang w:val="en-US"/>
+        </w:rPr>
+      </w:pPr>
+      <w:r>
+        <w:rPr>
+          <w:lang w:val="en-US"/>
+        </w:rPr>
+        <w:t xml:space="preserve">The Universal </w:t>
+      </w:r>
+      <w:r>
+        <w:rPr>
+          <w:lang w:val="en-US"/>
+        </w:rPr>
+        <w:t>Dialogue</w:t>
+      </w:r>
+      <w:r>
+        <w:rPr>
+          <w:lang w:val="en-US"/>
+        </w:rPr>
+        <w:t xml:space="preserve"> System</w:t>
       </w:r>
       <w:r>
         <w:rPr>
@@ -4047,95 +4667,80 @@
           <w:lang w:val="en-US"/>
         </w:rPr>
       </w:pPr>
+    </w:p>
+    <w:p>
+      <w:pPr>
+        <w:rPr>
+          <w:lang w:val="en-US"/>
+        </w:rPr>
+      </w:pPr>
+      <w:r>
+        <w:rPr>
+          <w:lang w:val="en-US"/>
+        </w:rPr>
+        <w:t xml:space="preserve">The most important components in the package are the </w:t>
+      </w:r>
+      <w:proofErr w:type="spellStart"/>
+      <w:r>
+        <w:rPr>
+          <w:lang w:val="en-US"/>
+        </w:rPr>
+        <w:t>UDS</w:t>
+      </w:r>
+      <w:r>
+        <w:rPr>
+          <w:lang w:val="en-US"/>
+        </w:rPr>
+        <w:t>Dialogue</w:t>
+      </w:r>
+      <w:r>
+        <w:rPr>
+          <w:lang w:val="en-US"/>
+        </w:rPr>
+        <w:t>Manager</w:t>
+      </w:r>
+      <w:proofErr w:type="spellEnd"/>
+      <w:r>
+        <w:rPr>
+          <w:lang w:val="en-US"/>
+        </w:rPr>
+        <w:t xml:space="preserve"> script and the </w:t>
+      </w:r>
+      <w:r>
+        <w:rPr>
+          <w:lang w:val="en-US"/>
+        </w:rPr>
+        <w:t>Dialogue</w:t>
+      </w:r>
+      <w:r>
+        <w:rPr>
+          <w:lang w:val="en-US"/>
+        </w:rPr>
+        <w:t xml:space="preserve"> Editor. </w:t>
+      </w:r>
       <w:r>
         <w:rPr>
           <w:b/>
           <w:bCs/>
           <w:lang w:val="en-US"/>
         </w:rPr>
-        <w:t xml:space="preserve">Note that the asset “JSON .NET </w:t>
-      </w:r>
-      <w:proofErr w:type="gramStart"/>
+        <w:t xml:space="preserve">The </w:t>
+      </w:r>
       <w:r>
         <w:rPr>
           <w:b/>
           <w:bCs/>
           <w:lang w:val="en-US"/>
         </w:rPr>
-        <w:t>For</w:t>
-      </w:r>
-      <w:proofErr w:type="gramEnd"/>
+        <w:t>Dialogue</w:t>
+      </w:r>
       <w:r>
         <w:rPr>
           <w:b/>
           <w:bCs/>
           <w:lang w:val="en-US"/>
         </w:rPr>
-        <w:t xml:space="preserve"> Unity” is a requirement for the UDS.</w:t>
-      </w:r>
-      <w:r>
-        <w:rPr>
-          <w:lang w:val="en-US"/>
-        </w:rPr>
-        <w:t xml:space="preserve"> It is currently available for free in the Unity asset store under</w:t>
-      </w:r>
-    </w:p>
-    <w:p>
-      <w:pPr>
-        <w:rPr>
-          <w:lang w:val="en-US"/>
-        </w:rPr>
-      </w:pPr>
-      <w:hyperlink r:id="rId9" w:history="1">
-        <w:r>
-          <w:rPr>
-            <w:rStyle w:val="Hyperlink"/>
-            <w:lang w:val="en-US"/>
-          </w:rPr>
-          <w:t>https://assetstore.unity.com/packages/tools/input-management/json-net-for-unity-11347</w:t>
-        </w:r>
-      </w:hyperlink>
-    </w:p>
-    <w:p>
-      <w:pPr>
-        <w:rPr>
-          <w:lang w:val="en-US"/>
-        </w:rPr>
-      </w:pPr>
-    </w:p>
-    <w:p>
-      <w:pPr>
-        <w:rPr>
-          <w:lang w:val="en-US"/>
-        </w:rPr>
-      </w:pPr>
-      <w:r>
-        <w:rPr>
-          <w:lang w:val="en-US"/>
-        </w:rPr>
-        <w:t xml:space="preserve">The most important components in the package are the </w:t>
-      </w:r>
-      <w:proofErr w:type="spellStart"/>
-      <w:r>
-        <w:rPr>
-          <w:lang w:val="en-US"/>
-        </w:rPr>
-        <w:t>UDSDialogManager</w:t>
-      </w:r>
-      <w:proofErr w:type="spellEnd"/>
-      <w:r>
-        <w:rPr>
-          <w:lang w:val="en-US"/>
-        </w:rPr>
-        <w:t xml:space="preserve"> script and the Dialog Editor. </w:t>
-      </w:r>
-      <w:r>
-        <w:rPr>
-          <w:b/>
-          <w:bCs/>
-          <w:lang w:val="en-US"/>
-        </w:rPr>
-        <w:t>The Dialog Editor is included as a zip folder, which you should unpack.</w:t>
+        <w:t xml:space="preserve"> Editor is included as a zip folder, which you should unpack.</w:t>
       </w:r>
       <w:r>
         <w:rPr>
@@ -4162,7 +4767,7 @@
           <w:szCs w:val="20"/>
           <w:lang w:val="en-US"/>
         </w:rPr>
-        <w:t>Note: The Dialog Editor itself was also made in Unity (which also ensures maximum compatibility) and was built using Unity</w:t>
+        <w:t xml:space="preserve">Note: The </w:t>
       </w:r>
       <w:r>
         <w:rPr>
@@ -4172,7 +4777,7 @@
           <w:szCs w:val="20"/>
           <w:lang w:val="en-US"/>
         </w:rPr>
-        <w:t>.</w:t>
+        <w:t>Dialogue</w:t>
       </w:r>
       <w:r>
         <w:rPr>
@@ -4182,11 +4787,9 @@
           <w:szCs w:val="20"/>
           <w:lang w:val="en-US"/>
         </w:rPr>
-        <w:t xml:space="preserve">   </w:t>
-      </w:r>
-    </w:p>
-    <w:p>
-      <w:pPr>
+        <w:t xml:space="preserve"> Editor itself was also made in Unity (which also ensures maximum compatibility) and was built using Unity</w:t>
+      </w:r>
+      <w:r>
         <w:rPr>
           <w:i/>
           <w:iCs/>
@@ -4194,65 +4797,135 @@
           <w:szCs w:val="20"/>
           <w:lang w:val="en-US"/>
         </w:rPr>
-      </w:pPr>
-    </w:p>
-    <w:p>
-      <w:pPr>
+        <w:t>.</w:t>
+      </w:r>
+      <w:r>
         <w:rPr>
           <w:i/>
           <w:iCs/>
-          <w:lang w:val="en-US"/>
-        </w:rPr>
-      </w:pPr>
-      <w:r>
-        <w:rPr>
-          <w:lang w:val="en-US"/>
-        </w:rPr>
-        <w:t xml:space="preserve">The package also includes an example project with several example scripts. These are described in more depth under “3. Quick Start”. To get started with the UDS you should </w:t>
-      </w:r>
-      <w:proofErr w:type="gramStart"/>
-      <w:r>
-        <w:rPr>
-          <w:lang w:val="en-US"/>
-        </w:rPr>
-        <w:t>take a look</w:t>
-      </w:r>
-      <w:proofErr w:type="gramEnd"/>
-      <w:r>
-        <w:rPr>
-          <w:lang w:val="en-US"/>
-        </w:rPr>
-        <w:t xml:space="preserve"> at the </w:t>
-      </w:r>
-      <w:r>
+          <w:sz w:val="24"/>
+          <w:szCs w:val="20"/>
+          <w:lang w:val="en-US"/>
+        </w:rPr>
+        <w:t xml:space="preserve">   </w:t>
+      </w:r>
+    </w:p>
+    <w:p>
+      <w:pPr>
         <w:rPr>
           <w:i/>
           <w:iCs/>
-          <w:lang w:val="en-US"/>
-        </w:rPr>
-        <w:t>UDSDialogStarter</w:t>
-      </w:r>
-      <w:r>
-        <w:rPr>
-          <w:lang w:val="en-US"/>
-        </w:rPr>
-        <w:t xml:space="preserve"> and </w:t>
-      </w:r>
-      <w:proofErr w:type="spellStart"/>
-      <w:r>
+          <w:sz w:val="24"/>
+          <w:szCs w:val="20"/>
+          <w:lang w:val="en-US"/>
+        </w:rPr>
+      </w:pPr>
+    </w:p>
+    <w:p>
+      <w:pPr>
         <w:rPr>
           <w:i/>
           <w:iCs/>
           <w:lang w:val="en-US"/>
         </w:rPr>
-        <w:t>UDSPlayerDialog</w:t>
+      </w:pPr>
+      <w:r>
+        <w:rPr>
+          <w:lang w:val="en-US"/>
+        </w:rPr>
+        <w:t>The package also includes a</w:t>
+      </w:r>
+      <w:r>
+        <w:rPr>
+          <w:lang w:val="en-US"/>
+        </w:rPr>
+        <w:t xml:space="preserve"> small </w:t>
+      </w:r>
+      <w:r>
+        <w:rPr>
+          <w:lang w:val="en-US"/>
+        </w:rPr>
+        <w:t xml:space="preserve">example project with several example scripts. These are described in more depth under “3. Quick Start”. To get started with the UDS you should take a look at the </w:t>
+      </w:r>
+      <w:proofErr w:type="spellStart"/>
+      <w:r>
+        <w:rPr>
+          <w:i/>
+          <w:iCs/>
+          <w:lang w:val="en-US"/>
+        </w:rPr>
+        <w:t>UDS</w:t>
+      </w:r>
+      <w:r>
+        <w:rPr>
+          <w:i/>
+          <w:iCs/>
+          <w:lang w:val="en-US"/>
+        </w:rPr>
+        <w:t>Dialogue</w:t>
+      </w:r>
+      <w:r>
+        <w:rPr>
+          <w:i/>
+          <w:iCs/>
+          <w:lang w:val="en-US"/>
+        </w:rPr>
+        <w:t>Starter</w:t>
       </w:r>
       <w:proofErr w:type="spellEnd"/>
       <w:r>
         <w:rPr>
           <w:lang w:val="en-US"/>
         </w:rPr>
-        <w:t xml:space="preserve"> scripts in the example project as well as the example player and NPC in the scene. You can copy these into your game as they provide a quick and simple way to include Dialogs into your game (start Dialogs when the player comes close to </w:t>
+        <w:t xml:space="preserve"> and </w:t>
+      </w:r>
+      <w:proofErr w:type="spellStart"/>
+      <w:r>
+        <w:rPr>
+          <w:i/>
+          <w:iCs/>
+          <w:lang w:val="en-US"/>
+        </w:rPr>
+        <w:t>UDSPlayer</w:t>
+      </w:r>
+      <w:r>
+        <w:rPr>
+          <w:i/>
+          <w:iCs/>
+          <w:lang w:val="en-US"/>
+        </w:rPr>
+        <w:t>Dialogue</w:t>
+      </w:r>
+      <w:proofErr w:type="spellEnd"/>
+      <w:r>
+        <w:rPr>
+          <w:lang w:val="en-US"/>
+        </w:rPr>
+        <w:t xml:space="preserve"> scripts in the example project as well as the example player and NPC in the scene. You can copy these into your game as they provide a quick and simple way to include </w:t>
+      </w:r>
+      <w:r>
+        <w:rPr>
+          <w:lang w:val="en-US"/>
+        </w:rPr>
+        <w:t>Dialogue</w:t>
+      </w:r>
+      <w:r>
+        <w:rPr>
+          <w:lang w:val="en-US"/>
+        </w:rPr>
+        <w:t xml:space="preserve">s into your game (start </w:t>
+      </w:r>
+      <w:r>
+        <w:rPr>
+          <w:lang w:val="en-US"/>
+        </w:rPr>
+        <w:t>Dialogue</w:t>
+      </w:r>
+      <w:r>
+        <w:rPr>
+          <w:lang w:val="en-US"/>
+        </w:rPr>
+        <w:t xml:space="preserve">s when the player comes close to </w:t>
       </w:r>
       <w:r>
         <w:rPr>
@@ -4272,32 +4945,14 @@
           <w:bCs/>
           <w:lang w:val="en-US"/>
         </w:rPr>
-        <w:t xml:space="preserve">However, these are only example scripts and I encourage you to </w:t>
-      </w:r>
-      <w:proofErr w:type="gramStart"/>
+        <w:t>However, these are only example scripts and I encourage you to look into them and extend them as needed.</w:t>
+      </w:r>
       <w:r>
         <w:rPr>
           <w:b/>
           <w:bCs/>
           <w:lang w:val="en-US"/>
         </w:rPr>
-        <w:t>look into</w:t>
-      </w:r>
-      <w:proofErr w:type="gramEnd"/>
-      <w:r>
-        <w:rPr>
-          <w:b/>
-          <w:bCs/>
-          <w:lang w:val="en-US"/>
-        </w:rPr>
-        <w:t xml:space="preserve"> them and extend them as needed.</w:t>
-      </w:r>
-      <w:r>
-        <w:rPr>
-          <w:b/>
-          <w:bCs/>
-          <w:lang w:val="en-US"/>
-        </w:rPr>
         <w:t xml:space="preserve"> </w:t>
       </w:r>
       <w:r>
@@ -4313,7 +4968,23 @@
           <w:iCs/>
           <w:lang w:val="en-US"/>
         </w:rPr>
-        <w:t>UDSDialogManager</w:t>
+        <w:t>UDS</w:t>
+      </w:r>
+      <w:r>
+        <w:rPr>
+          <w:i/>
+          <w:iCs/>
+          <w:lang w:val="en-US"/>
+        </w:rPr>
+        <w:t>Dialogue</w:t>
+      </w:r>
+      <w:r>
+        <w:rPr>
+          <w:i/>
+          <w:iCs/>
+          <w:lang w:val="en-US"/>
+        </w:rPr>
+        <w:t>Manager</w:t>
       </w:r>
       <w:proofErr w:type="spellEnd"/>
       <w:r>
@@ -4370,26 +5041,2580 @@
         </w:rPr>
         <w:t xml:space="preserve"> and making a </w:t>
       </w:r>
-      <w:proofErr w:type="gramStart"/>
-      <w:r>
-        <w:rPr>
-          <w:lang w:val="en-US"/>
-        </w:rPr>
-        <w:t>Dialog</w:t>
+      <w:r>
+        <w:rPr>
+          <w:lang w:val="en-US"/>
+        </w:rPr>
+        <w:t>Dialogue</w:t>
       </w:r>
       <w:bookmarkEnd w:id="8"/>
-      <w:proofErr w:type="gramEnd"/>
-    </w:p>
-    <w:p>
-      <w:pPr>
-        <w:rPr>
-          <w:lang w:val="en-US"/>
-        </w:rPr>
-      </w:pPr>
-      <w:r>
-        <w:rPr>
-          <w:lang w:val="en-US"/>
-        </w:rPr>
+    </w:p>
+    <w:p>
+      <w:pPr>
+        <w:rPr>
+          <w:lang w:val="en-US"/>
+        </w:rPr>
+      </w:pPr>
+      <w:r>
+        <w:rPr>
+          <w:lang w:val="en-US"/>
+        </w:rPr>
+        <w:t xml:space="preserve">To get started you should first setup your project to use the UDS. To do so, import the asset into your project (see 2.). </w:t>
+      </w:r>
+    </w:p>
+    <w:p>
+      <w:pPr>
+        <w:rPr>
+          <w:lang w:val="en-US"/>
+        </w:rPr>
+      </w:pPr>
+      <w:r>
+        <w:rPr>
+          <w:lang w:val="en-US"/>
+        </w:rPr>
+        <w:t xml:space="preserve">Then create a new </w:t>
+      </w:r>
+      <w:proofErr w:type="spellStart"/>
+      <w:r>
+        <w:rPr>
+          <w:lang w:val="en-US"/>
+        </w:rPr>
+        <w:t>GameObject</w:t>
+      </w:r>
+      <w:proofErr w:type="spellEnd"/>
+      <w:r>
+        <w:rPr>
+          <w:lang w:val="en-US"/>
+        </w:rPr>
+        <w:t xml:space="preserve"> and attach the </w:t>
+      </w:r>
+      <w:proofErr w:type="spellStart"/>
+      <w:r>
+        <w:rPr>
+          <w:lang w:val="en-US"/>
+        </w:rPr>
+        <w:t>UDS</w:t>
+      </w:r>
+      <w:r>
+        <w:rPr>
+          <w:lang w:val="en-US"/>
+        </w:rPr>
+        <w:t>Dialogue</w:t>
+      </w:r>
+      <w:r>
+        <w:rPr>
+          <w:lang w:val="en-US"/>
+        </w:rPr>
+        <w:t>Manager</w:t>
+      </w:r>
+      <w:proofErr w:type="spellEnd"/>
+      <w:r>
+        <w:rPr>
+          <w:lang w:val="en-US"/>
+        </w:rPr>
+        <w:t xml:space="preserve"> script. The </w:t>
+      </w:r>
+      <w:proofErr w:type="spellStart"/>
+      <w:r>
+        <w:rPr>
+          <w:lang w:val="en-US"/>
+        </w:rPr>
+        <w:t>UDS</w:t>
+      </w:r>
+      <w:r>
+        <w:rPr>
+          <w:lang w:val="en-US"/>
+        </w:rPr>
+        <w:t>Dialogue</w:t>
+      </w:r>
+      <w:r>
+        <w:rPr>
+          <w:lang w:val="en-US"/>
+        </w:rPr>
+        <w:t>Manager</w:t>
+      </w:r>
+      <w:proofErr w:type="spellEnd"/>
+      <w:r>
+        <w:rPr>
+          <w:lang w:val="en-US"/>
+        </w:rPr>
+        <w:t xml:space="preserve"> is the core component of the UDS, it takes care of everything surrounding the </w:t>
+      </w:r>
+      <w:r>
+        <w:rPr>
+          <w:lang w:val="en-US"/>
+        </w:rPr>
+        <w:t>Dialogue</w:t>
+      </w:r>
+      <w:r>
+        <w:rPr>
+          <w:lang w:val="en-US"/>
+        </w:rPr>
+        <w:t>s, including loading them and playing them in the UI. It can also be overridden to easily extend its functionality and to integrate it with your game</w:t>
+      </w:r>
+      <w:r>
+        <w:rPr>
+          <w:lang w:val="en-US"/>
+        </w:rPr>
+        <w:t xml:space="preserve"> </w:t>
+      </w:r>
+      <w:r>
+        <w:rPr>
+          <w:lang w:val="en-US"/>
+        </w:rPr>
+        <w:t xml:space="preserve">logic </w:t>
+      </w:r>
+      <w:r>
+        <w:rPr>
+          <w:lang w:val="en-US"/>
+        </w:rPr>
+        <w:t>(see 4.4 to 4.6.)</w:t>
+      </w:r>
+      <w:r>
+        <w:rPr>
+          <w:lang w:val="en-US"/>
+        </w:rPr>
+        <w:t>.</w:t>
+      </w:r>
+      <w:r>
+        <w:rPr>
+          <w:lang w:val="en-US"/>
+        </w:rPr>
+        <w:t xml:space="preserve"> </w:t>
+      </w:r>
+    </w:p>
+    <w:p>
+      <w:pPr>
+        <w:rPr>
+          <w:lang w:val="en-US"/>
+        </w:rPr>
+      </w:pPr>
+      <w:r>
+        <w:rPr>
+          <w:lang w:val="en-US"/>
+        </w:rPr>
+        <w:t xml:space="preserve">In the </w:t>
+      </w:r>
+      <w:proofErr w:type="spellStart"/>
+      <w:r>
+        <w:rPr>
+          <w:lang w:val="en-US"/>
+        </w:rPr>
+        <w:t>UDS</w:t>
+      </w:r>
+      <w:r>
+        <w:rPr>
+          <w:lang w:val="en-US"/>
+        </w:rPr>
+        <w:t>Dialogue</w:t>
+      </w:r>
+      <w:r>
+        <w:rPr>
+          <w:lang w:val="en-US"/>
+        </w:rPr>
+        <w:t>Manager</w:t>
+      </w:r>
+      <w:proofErr w:type="spellEnd"/>
+      <w:r>
+        <w:rPr>
+          <w:lang w:val="en-US"/>
+        </w:rPr>
+        <w:t xml:space="preserve"> inspector you can now set the Platform (Desktop or Mobile/Touch) and whether you are using </w:t>
+      </w:r>
+      <w:proofErr w:type="spellStart"/>
+      <w:r>
+        <w:rPr>
+          <w:lang w:val="en-US"/>
+        </w:rPr>
+        <w:t>TextMeshPro</w:t>
+      </w:r>
+      <w:proofErr w:type="spellEnd"/>
+      <w:r>
+        <w:rPr>
+          <w:lang w:val="en-US"/>
+        </w:rPr>
+        <w:t xml:space="preserve"> with the </w:t>
+      </w:r>
+      <w:r>
+        <w:rPr>
+          <w:lang w:val="en-US"/>
+        </w:rPr>
+        <w:t>Dialogue</w:t>
+      </w:r>
+      <w:r>
+        <w:rPr>
+          <w:lang w:val="en-US"/>
+        </w:rPr>
+        <w:t xml:space="preserve"> UI.</w:t>
+      </w:r>
+    </w:p>
+    <w:p>
+      <w:pPr>
+        <w:rPr>
+          <w:i/>
+          <w:iCs/>
+          <w:sz w:val="24"/>
+          <w:szCs w:val="20"/>
+          <w:lang w:val="en-US"/>
+        </w:rPr>
+      </w:pPr>
+      <w:r>
+        <w:rPr>
+          <w:i/>
+          <w:iCs/>
+          <w:sz w:val="24"/>
+          <w:szCs w:val="20"/>
+          <w:lang w:val="en-US"/>
+        </w:rPr>
+        <w:t>Note: If you are developing a Console/Gamepad game then choose “Desktop” as the Platform and set the input keys according to your needs.</w:t>
+      </w:r>
+    </w:p>
+    <w:p>
+      <w:pPr>
+        <w:rPr>
+          <w:lang w:val="en-US"/>
+        </w:rPr>
+      </w:pPr>
+      <w:r>
+        <w:rPr>
+          <w:lang w:val="en-US"/>
+        </w:rPr>
+        <w:t xml:space="preserve">The actual UI for playing back </w:t>
+      </w:r>
+      <w:r>
+        <w:rPr>
+          <w:lang w:val="en-US"/>
+        </w:rPr>
+        <w:t>Dialogue</w:t>
+      </w:r>
+      <w:r>
+        <w:rPr>
+          <w:lang w:val="en-US"/>
+        </w:rPr>
+        <w:t>s by default consists of 3 things</w:t>
+      </w:r>
+      <w:r>
+        <w:rPr>
+          <w:lang w:val="en-US"/>
+        </w:rPr>
+        <w:t>:</w:t>
+      </w:r>
+    </w:p>
+    <w:p>
+      <w:pPr>
+        <w:pStyle w:val="Listenabsatz"/>
+        <w:numPr>
+          <w:ilvl w:val="0"/>
+          <w:numId w:val="3"/>
+        </w:numPr>
+        <w:rPr>
+          <w:lang w:val="en-US"/>
+        </w:rPr>
+      </w:pPr>
+      <w:r>
+        <w:rPr>
+          <w:lang w:val="en-US"/>
+        </w:rPr>
+        <w:t xml:space="preserve">The </w:t>
+      </w:r>
+      <w:r>
+        <w:rPr>
+          <w:lang w:val="en-US"/>
+        </w:rPr>
+        <w:t>Dialogue</w:t>
+      </w:r>
+      <w:r>
+        <w:rPr>
+          <w:lang w:val="en-US"/>
+        </w:rPr>
+        <w:t xml:space="preserve"> textbox</w:t>
+      </w:r>
+      <w:r>
+        <w:rPr>
+          <w:lang w:val="en-US"/>
+        </w:rPr>
+        <w:t xml:space="preserve">: Here the text of the </w:t>
+      </w:r>
+      <w:r>
+        <w:rPr>
+          <w:lang w:val="en-US"/>
+        </w:rPr>
+        <w:t>Dialogue</w:t>
+      </w:r>
+      <w:r>
+        <w:rPr>
+          <w:lang w:val="en-US"/>
+        </w:rPr>
+        <w:t xml:space="preserve"> (Parts)</w:t>
+      </w:r>
+      <w:r>
+        <w:rPr>
+          <w:lang w:val="en-US"/>
+        </w:rPr>
+        <w:t xml:space="preserve"> will be displayed</w:t>
+      </w:r>
+    </w:p>
+    <w:p>
+      <w:pPr>
+        <w:pStyle w:val="Listenabsatz"/>
+        <w:numPr>
+          <w:ilvl w:val="0"/>
+          <w:numId w:val="3"/>
+        </w:numPr>
+        <w:rPr>
+          <w:lang w:val="en-US"/>
+        </w:rPr>
+      </w:pPr>
+      <w:r>
+        <w:rPr>
+          <w:lang w:val="en-US"/>
+        </w:rPr>
+        <w:t>The Answer textboxes</w:t>
+      </w:r>
+      <w:r>
+        <w:rPr>
+          <w:lang w:val="en-US"/>
+        </w:rPr>
+        <w:t xml:space="preserve">: Here the </w:t>
+      </w:r>
+      <w:r>
+        <w:rPr>
+          <w:lang w:val="en-US"/>
+        </w:rPr>
+        <w:t>texts</w:t>
+      </w:r>
+      <w:r>
+        <w:rPr>
+          <w:lang w:val="en-US"/>
+        </w:rPr>
+        <w:t xml:space="preserve"> </w:t>
+      </w:r>
+      <w:r>
+        <w:rPr>
+          <w:lang w:val="en-US"/>
+        </w:rPr>
+        <w:t>of</w:t>
+      </w:r>
+      <w:r>
+        <w:rPr>
+          <w:lang w:val="en-US"/>
+        </w:rPr>
+        <w:t xml:space="preserve"> the Answers/</w:t>
+      </w:r>
+      <w:r>
+        <w:rPr>
+          <w:lang w:val="en-US"/>
+        </w:rPr>
+        <w:t>Dialogue</w:t>
+      </w:r>
+      <w:r>
+        <w:rPr>
+          <w:lang w:val="en-US"/>
+        </w:rPr>
+        <w:t xml:space="preserve"> options will be displayed and can be selected (if there are answers). Also, not all Answer boxes will be active during every </w:t>
+      </w:r>
+      <w:proofErr w:type="spellStart"/>
+      <w:r>
+        <w:rPr>
+          <w:lang w:val="en-US"/>
+        </w:rPr>
+        <w:t>Dialogue</w:t>
+      </w:r>
+      <w:r>
+        <w:rPr>
+          <w:lang w:val="en-US"/>
+        </w:rPr>
+        <w:t>Part</w:t>
+      </w:r>
+      <w:proofErr w:type="spellEnd"/>
+      <w:r>
+        <w:rPr>
+          <w:lang w:val="en-US"/>
+        </w:rPr>
+        <w:t>, which the UI should account for</w:t>
+      </w:r>
+      <w:r>
+        <w:rPr>
+          <w:lang w:val="en-US"/>
+        </w:rPr>
+        <w:t xml:space="preserve"> </w:t>
+      </w:r>
+      <w:r>
+        <w:rPr>
+          <w:i/>
+          <w:iCs/>
+          <w:sz w:val="24"/>
+          <w:szCs w:val="20"/>
+          <w:lang w:val="en-US"/>
+        </w:rPr>
+        <w:t xml:space="preserve">(e.g. through a Horizontal- or </w:t>
+      </w:r>
+      <w:proofErr w:type="spellStart"/>
+      <w:r>
+        <w:rPr>
+          <w:i/>
+          <w:iCs/>
+          <w:sz w:val="24"/>
+          <w:szCs w:val="20"/>
+          <w:lang w:val="en-US"/>
+        </w:rPr>
+        <w:t>VerticalLayoutGroup</w:t>
+      </w:r>
+      <w:proofErr w:type="spellEnd"/>
+      <w:r>
+        <w:rPr>
+          <w:i/>
+          <w:iCs/>
+          <w:sz w:val="24"/>
+          <w:szCs w:val="20"/>
+          <w:lang w:val="en-US"/>
+        </w:rPr>
+        <w:t>)</w:t>
+      </w:r>
+    </w:p>
+    <w:p>
+      <w:pPr>
+        <w:pStyle w:val="Listenabsatz"/>
+        <w:numPr>
+          <w:ilvl w:val="0"/>
+          <w:numId w:val="3"/>
+        </w:numPr>
+        <w:rPr>
+          <w:lang w:val="en-US"/>
+        </w:rPr>
+      </w:pPr>
+      <w:r>
+        <w:rPr>
+          <w:lang w:val="en-US"/>
+        </w:rPr>
+        <w:t xml:space="preserve">The Name textbox </w:t>
+      </w:r>
+      <w:r>
+        <w:rPr>
+          <w:i/>
+          <w:iCs/>
+          <w:lang w:val="en-US"/>
+        </w:rPr>
+        <w:t>(optional)</w:t>
+      </w:r>
+      <w:r>
+        <w:rPr>
+          <w:i/>
+          <w:iCs/>
+          <w:lang w:val="en-US"/>
+        </w:rPr>
+        <w:t xml:space="preserve">: </w:t>
+      </w:r>
+      <w:r>
+        <w:rPr>
+          <w:lang w:val="en-US"/>
+        </w:rPr>
+        <w:t>Here the name of the</w:t>
+      </w:r>
+      <w:r>
+        <w:rPr>
+          <w:i/>
+          <w:iCs/>
+          <w:lang w:val="en-US"/>
+        </w:rPr>
+        <w:t xml:space="preserve"> </w:t>
+      </w:r>
+      <w:r>
+        <w:rPr>
+          <w:lang w:val="en-US"/>
+        </w:rPr>
+        <w:t>Dialogue</w:t>
+      </w:r>
+      <w:r>
+        <w:rPr>
+          <w:lang w:val="en-US"/>
+        </w:rPr>
+        <w:t xml:space="preserve"> partner will be displayed (if there is one)</w:t>
+      </w:r>
+    </w:p>
+    <w:p>
+      <w:pPr>
+        <w:rPr>
+          <w:lang w:val="en-US"/>
+        </w:rPr>
+      </w:pPr>
+      <w:r>
+        <w:rPr>
+          <w:lang w:val="en-US"/>
+        </w:rPr>
+        <w:t>You can either use your own UI to fit these purposes or you can</w:t>
+      </w:r>
+      <w:r>
+        <w:rPr>
+          <w:lang w:val="en-US"/>
+        </w:rPr>
+        <w:t xml:space="preserve"> </w:t>
+      </w:r>
+      <w:r>
+        <w:rPr>
+          <w:lang w:val="en-US"/>
+        </w:rPr>
+        <w:t>use</w:t>
+      </w:r>
+      <w:r>
+        <w:rPr>
+          <w:lang w:val="en-US"/>
+        </w:rPr>
+        <w:t xml:space="preserve"> (and of course modify) the </w:t>
+      </w:r>
+      <w:proofErr w:type="spellStart"/>
+      <w:r>
+        <w:rPr>
+          <w:lang w:val="en-US"/>
+        </w:rPr>
+        <w:t>Dialogue</w:t>
+      </w:r>
+      <w:r>
+        <w:rPr>
+          <w:lang w:val="en-US"/>
+        </w:rPr>
+        <w:t>UI</w:t>
+      </w:r>
+      <w:proofErr w:type="spellEnd"/>
+      <w:r>
+        <w:rPr>
+          <w:lang w:val="en-US"/>
+        </w:rPr>
+        <w:t xml:space="preserve"> prefab from the Example Project.</w:t>
+      </w:r>
+      <w:r>
+        <w:rPr>
+          <w:lang w:val="en-US"/>
+        </w:rPr>
+        <w:t xml:space="preserve"> It uses simple UI panels and Text components for everything. There are a total of 3 answer boxes with Button components inside a </w:t>
+      </w:r>
+      <w:proofErr w:type="spellStart"/>
+      <w:r>
+        <w:rPr>
+          <w:lang w:val="en-US"/>
+        </w:rPr>
+        <w:t>Horizontal</w:t>
+      </w:r>
+      <w:r>
+        <w:rPr>
+          <w:lang w:val="en-US"/>
+        </w:rPr>
+        <w:t>LayoutGroup</w:t>
+      </w:r>
+      <w:proofErr w:type="spellEnd"/>
+      <w:r>
+        <w:rPr>
+          <w:lang w:val="en-US"/>
+        </w:rPr>
+        <w:t xml:space="preserve"> (so it still looks good when there are only 2 or less active answers).</w:t>
+      </w:r>
+    </w:p>
+    <w:p>
+      <w:pPr>
+        <w:rPr>
+          <w:i/>
+          <w:iCs/>
+          <w:sz w:val="24"/>
+          <w:szCs w:val="20"/>
+          <w:lang w:val="en-US"/>
+        </w:rPr>
+      </w:pPr>
+      <w:r>
+        <w:rPr>
+          <w:lang w:val="en-US"/>
+        </w:rPr>
+        <w:t xml:space="preserve">To hook the </w:t>
+      </w:r>
+      <w:proofErr w:type="spellStart"/>
+      <w:r>
+        <w:rPr>
+          <w:lang w:val="en-US"/>
+        </w:rPr>
+        <w:t>Dialogue</w:t>
+      </w:r>
+      <w:r>
+        <w:rPr>
+          <w:lang w:val="en-US"/>
+        </w:rPr>
+        <w:t>UI</w:t>
+      </w:r>
+      <w:proofErr w:type="spellEnd"/>
+      <w:r>
+        <w:rPr>
+          <w:lang w:val="en-US"/>
+        </w:rPr>
+        <w:t xml:space="preserve"> up to the </w:t>
+      </w:r>
+      <w:proofErr w:type="spellStart"/>
+      <w:r>
+        <w:rPr>
+          <w:lang w:val="en-US"/>
+        </w:rPr>
+        <w:t>UDS</w:t>
+      </w:r>
+      <w:r>
+        <w:rPr>
+          <w:lang w:val="en-US"/>
+        </w:rPr>
+        <w:t>Dialogue</w:t>
+      </w:r>
+      <w:r>
+        <w:rPr>
+          <w:lang w:val="en-US"/>
+        </w:rPr>
+        <w:t>Manager</w:t>
+      </w:r>
+      <w:proofErr w:type="spellEnd"/>
+      <w:r>
+        <w:rPr>
+          <w:lang w:val="en-US"/>
+        </w:rPr>
+        <w:t xml:space="preserve"> you will find several “Text Box” panels and an “Answer Box” list in the inspector. You can open these and drag the appropriate components into their respective slots.</w:t>
+      </w:r>
+      <w:r>
+        <w:rPr>
+          <w:lang w:val="en-US"/>
+        </w:rPr>
+        <w:t xml:space="preserve"> </w:t>
+      </w:r>
+      <w:r>
+        <w:rPr>
+          <w:i/>
+          <w:iCs/>
+          <w:sz w:val="24"/>
+          <w:szCs w:val="20"/>
+          <w:lang w:val="en-US"/>
+        </w:rPr>
+        <w:t>(This is a little tedious but very flexible, ensures performance and only has to be done once)</w:t>
+      </w:r>
+    </w:p>
+    <w:p>
+      <w:pPr>
+        <w:rPr>
+          <w:lang w:val="en-US"/>
+        </w:rPr>
+      </w:pPr>
+      <w:r>
+        <w:rPr>
+          <w:lang w:val="en-US"/>
+        </w:rPr>
+        <w:t xml:space="preserve">Next you need a </w:t>
+      </w:r>
+      <w:r>
+        <w:rPr>
+          <w:lang w:val="en-US"/>
+        </w:rPr>
+        <w:t>Dialogue</w:t>
+      </w:r>
+      <w:r>
+        <w:rPr>
+          <w:lang w:val="en-US"/>
+        </w:rPr>
+        <w:t xml:space="preserve"> to play</w:t>
+      </w:r>
+      <w:r>
+        <w:rPr>
+          <w:lang w:val="en-US"/>
+        </w:rPr>
+        <w:t xml:space="preserve"> back</w:t>
+      </w:r>
+      <w:r>
+        <w:rPr>
+          <w:lang w:val="en-US"/>
+        </w:rPr>
+        <w:t xml:space="preserve">. You can either use the </w:t>
+      </w:r>
+      <w:proofErr w:type="spellStart"/>
+      <w:r>
+        <w:rPr>
+          <w:lang w:val="en-US"/>
+        </w:rPr>
+        <w:t>Dialogue</w:t>
+      </w:r>
+      <w:r>
+        <w:rPr>
+          <w:lang w:val="en-US"/>
+        </w:rPr>
+        <w:t>Editor</w:t>
+      </w:r>
+      <w:proofErr w:type="spellEnd"/>
+      <w:r>
+        <w:rPr>
+          <w:lang w:val="en-US"/>
+        </w:rPr>
+        <w:t xml:space="preserve"> to create your first </w:t>
+      </w:r>
+      <w:r>
+        <w:rPr>
+          <w:lang w:val="en-US"/>
+        </w:rPr>
+        <w:t>Dialogue</w:t>
+      </w:r>
+      <w:r>
+        <w:rPr>
+          <w:lang w:val="en-US"/>
+        </w:rPr>
+        <w:t xml:space="preserve"> or you can simply take the </w:t>
+      </w:r>
+      <w:proofErr w:type="spellStart"/>
+      <w:r>
+        <w:rPr>
+          <w:lang w:val="en-US"/>
+        </w:rPr>
+        <w:lastRenderedPageBreak/>
+        <w:t>Example</w:t>
+      </w:r>
+      <w:r>
+        <w:rPr>
+          <w:lang w:val="en-US"/>
+        </w:rPr>
+        <w:t>Dialogue</w:t>
+      </w:r>
+      <w:proofErr w:type="spellEnd"/>
+      <w:r>
+        <w:rPr>
+          <w:lang w:val="en-US"/>
+        </w:rPr>
+        <w:t xml:space="preserve"> from the </w:t>
+      </w:r>
+      <w:proofErr w:type="spellStart"/>
+      <w:r>
+        <w:rPr>
+          <w:lang w:val="en-US"/>
+        </w:rPr>
+        <w:t>ExampleProject</w:t>
+      </w:r>
+      <w:proofErr w:type="spellEnd"/>
+      <w:r>
+        <w:rPr>
+          <w:lang w:val="en-US"/>
+        </w:rPr>
+        <w:t xml:space="preserve">. </w:t>
+      </w:r>
+      <w:r>
+        <w:rPr>
+          <w:b/>
+          <w:bCs/>
+          <w:lang w:val="en-US"/>
+        </w:rPr>
+        <w:t xml:space="preserve">If you choose </w:t>
+      </w:r>
+      <w:r>
+        <w:rPr>
+          <w:b/>
+          <w:bCs/>
+          <w:lang w:val="en-US"/>
+        </w:rPr>
+        <w:t xml:space="preserve">to do </w:t>
+      </w:r>
+      <w:r>
+        <w:rPr>
+          <w:b/>
+          <w:bCs/>
+          <w:lang w:val="en-US"/>
+        </w:rPr>
+        <w:t xml:space="preserve">the </w:t>
+      </w:r>
+      <w:r>
+        <w:rPr>
+          <w:b/>
+          <w:bCs/>
+          <w:lang w:val="en-US"/>
+        </w:rPr>
+        <w:t>latter,</w:t>
+      </w:r>
+      <w:r>
+        <w:rPr>
+          <w:b/>
+          <w:bCs/>
+          <w:lang w:val="en-US"/>
+        </w:rPr>
+        <w:t xml:space="preserve"> you can skip the following introduction to the </w:t>
+      </w:r>
+      <w:proofErr w:type="spellStart"/>
+      <w:r>
+        <w:rPr>
+          <w:b/>
+          <w:bCs/>
+          <w:lang w:val="en-US"/>
+        </w:rPr>
+        <w:t>Dialogue</w:t>
+      </w:r>
+      <w:r>
+        <w:rPr>
+          <w:b/>
+          <w:bCs/>
+          <w:lang w:val="en-US"/>
+        </w:rPr>
+        <w:t>Editor</w:t>
+      </w:r>
+      <w:proofErr w:type="spellEnd"/>
+      <w:r>
+        <w:rPr>
+          <w:b/>
+          <w:bCs/>
+          <w:lang w:val="en-US"/>
+        </w:rPr>
+        <w:t xml:space="preserve"> entirely</w:t>
+      </w:r>
+      <w:r>
+        <w:rPr>
+          <w:b/>
+          <w:bCs/>
+          <w:lang w:val="en-US"/>
+        </w:rPr>
+        <w:t>.</w:t>
+      </w:r>
+    </w:p>
+    <w:p>
+      <w:pPr>
+        <w:rPr>
+          <w:lang w:val="en-US"/>
+        </w:rPr>
+      </w:pPr>
+      <w:r>
+        <w:rPr>
+          <w:lang w:val="en-US"/>
+        </w:rPr>
+        <w:t xml:space="preserve">If you open the </w:t>
+      </w:r>
+      <w:proofErr w:type="spellStart"/>
+      <w:r>
+        <w:rPr>
+          <w:lang w:val="en-US"/>
+        </w:rPr>
+        <w:t>Dialogue</w:t>
+      </w:r>
+      <w:r>
+        <w:rPr>
+          <w:lang w:val="en-US"/>
+        </w:rPr>
+        <w:t>Editor</w:t>
+      </w:r>
+      <w:proofErr w:type="spellEnd"/>
+      <w:r>
+        <w:rPr>
+          <w:lang w:val="en-US"/>
+        </w:rPr>
+        <w:t xml:space="preserve"> you will see the following:</w:t>
+      </w:r>
+    </w:p>
+    <w:p>
+      <w:pPr>
+        <w:rPr>
+          <w:lang w:val="en-US"/>
+        </w:rPr>
+      </w:pPr>
+      <w:r>
+        <w:rPr>
+          <w:noProof/>
+          <w:lang w:val="en-US"/>
+        </w:rPr>
+        <w:drawing>
+          <wp:anchor distT="0" distB="0" distL="114300" distR="114300" simplePos="0" relativeHeight="251658240" behindDoc="0" locked="0" layoutInCell="1" allowOverlap="1" wp14:anchorId="229B42E6" wp14:editId="6398C53B">
+            <wp:simplePos x="0" y="0"/>
+            <wp:positionH relativeFrom="column">
+              <wp:posOffset>-635</wp:posOffset>
+            </wp:positionH>
+            <wp:positionV relativeFrom="paragraph">
+              <wp:posOffset>218440</wp:posOffset>
+            </wp:positionV>
+            <wp:extent cx="5753100" cy="2994660"/>
+            <wp:effectExtent l="0" t="0" r="0" b="0"/>
+            <wp:wrapTopAndBottom/>
+            <wp:docPr id="1" name="Grafik 1"/>
+            <wp:cNvGraphicFramePr>
+              <a:graphicFrameLocks xmlns:a="http://schemas.openxmlformats.org/drawingml/2006/main" noChangeAspect="1"/>
+            </wp:cNvGraphicFramePr>
+            <a:graphic xmlns:a="http://schemas.openxmlformats.org/drawingml/2006/main">
+              <a:graphicData uri="http://schemas.openxmlformats.org/drawingml/2006/picture">
+                <pic:pic xmlns:pic="http://schemas.openxmlformats.org/drawingml/2006/picture">
+                  <pic:nvPicPr>
+                    <pic:cNvPr id="0" name="Picture 1"/>
+                    <pic:cNvPicPr>
+                      <a:picLocks noChangeAspect="1" noChangeArrowheads="1"/>
+                    </pic:cNvPicPr>
+                  </pic:nvPicPr>
+                  <pic:blipFill>
+                    <a:blip r:embed="rId9" cstate="print">
+                      <a:extLst>
+                        <a:ext uri="{28A0092B-C50C-407E-A947-70E740481C1C}">
+                          <a14:useLocalDpi xmlns:a14="http://schemas.microsoft.com/office/drawing/2010/main" val="0"/>
+                        </a:ext>
+                      </a:extLst>
+                    </a:blip>
+                    <a:srcRect/>
+                    <a:stretch>
+                      <a:fillRect/>
+                    </a:stretch>
+                  </pic:blipFill>
+                  <pic:spPr bwMode="auto">
+                    <a:xfrm>
+                      <a:off x="0" y="0"/>
+                      <a:ext cx="5753100" cy="2994660"/>
+                    </a:xfrm>
+                    <a:prstGeom prst="rect">
+                      <a:avLst/>
+                    </a:prstGeom>
+                    <a:noFill/>
+                    <a:ln>
+                      <a:noFill/>
+                    </a:ln>
+                  </pic:spPr>
+                </pic:pic>
+              </a:graphicData>
+            </a:graphic>
+            <wp14:sizeRelH relativeFrom="page">
+              <wp14:pctWidth>0</wp14:pctWidth>
+            </wp14:sizeRelH>
+            <wp14:sizeRelV relativeFrom="page">
+              <wp14:pctHeight>0</wp14:pctHeight>
+            </wp14:sizeRelV>
+          </wp:anchor>
+        </w:drawing>
+      </w:r>
+    </w:p>
+    <w:p>
+      <w:pPr>
+        <w:rPr>
+          <w:lang w:val="en-US"/>
+        </w:rPr>
+      </w:pPr>
+    </w:p>
+    <w:p>
+      <w:pPr>
+        <w:rPr>
+          <w:i/>
+          <w:iCs/>
+          <w:lang w:val="en-US"/>
+        </w:rPr>
+      </w:pPr>
+      <w:r>
+        <w:rPr>
+          <w:i/>
+          <w:iCs/>
+          <w:lang w:val="en-US"/>
+        </w:rPr>
+        <w:t xml:space="preserve">For now, </w:t>
+      </w:r>
+      <w:r>
+        <w:rPr>
+          <w:i/>
+          <w:iCs/>
+          <w:lang w:val="en-US"/>
+        </w:rPr>
+        <w:t xml:space="preserve">we will </w:t>
+      </w:r>
+      <w:r>
+        <w:rPr>
+          <w:i/>
+          <w:iCs/>
+          <w:lang w:val="en-US"/>
+        </w:rPr>
+        <w:t xml:space="preserve">only </w:t>
+      </w:r>
+      <w:r>
+        <w:rPr>
+          <w:i/>
+          <w:iCs/>
+          <w:lang w:val="en-US"/>
+        </w:rPr>
+        <w:t>consider</w:t>
+      </w:r>
+      <w:r>
+        <w:rPr>
+          <w:i/>
+          <w:iCs/>
+          <w:lang w:val="en-US"/>
+        </w:rPr>
+        <w:t xml:space="preserve"> the</w:t>
+      </w:r>
+      <w:r>
+        <w:rPr>
+          <w:i/>
+          <w:iCs/>
+          <w:lang w:val="en-US"/>
+        </w:rPr>
+        <w:t xml:space="preserve"> “Create and load </w:t>
+      </w:r>
+      <w:r>
+        <w:rPr>
+          <w:i/>
+          <w:iCs/>
+          <w:lang w:val="en-US"/>
+        </w:rPr>
+        <w:t>Dialogue</w:t>
+      </w:r>
+      <w:r>
+        <w:rPr>
+          <w:i/>
+          <w:iCs/>
+          <w:lang w:val="en-US"/>
+        </w:rPr>
+        <w:t xml:space="preserve">s” section. </w:t>
+      </w:r>
+    </w:p>
+    <w:p>
+      <w:pPr>
+        <w:pStyle w:val="Listenabsatz"/>
+        <w:numPr>
+          <w:ilvl w:val="0"/>
+          <w:numId w:val="6"/>
+        </w:numPr>
+        <w:rPr>
+          <w:lang w:val="en-US"/>
+        </w:rPr>
+      </w:pPr>
+      <w:r>
+        <w:rPr>
+          <w:lang w:val="en-US"/>
+        </w:rPr>
+        <w:t xml:space="preserve">Enter the path where you want to store your </w:t>
+      </w:r>
+      <w:r>
+        <w:rPr>
+          <w:lang w:val="en-US"/>
+        </w:rPr>
+        <w:t>Dialogue</w:t>
+      </w:r>
+      <w:r>
+        <w:rPr>
+          <w:lang w:val="en-US"/>
+        </w:rPr>
+        <w:t>. You can use the file browser (folder icon) to do so</w:t>
+      </w:r>
+      <w:r>
+        <w:rPr>
+          <w:lang w:val="en-US"/>
+        </w:rPr>
+        <w:t xml:space="preserve"> or</w:t>
+      </w:r>
+      <w:r>
+        <w:rPr>
+          <w:lang w:val="en-US"/>
+        </w:rPr>
+        <w:t xml:space="preserve"> hit the Button with the green arrow </w:t>
+      </w:r>
+      <w:r>
+        <w:rPr>
+          <w:lang w:val="en-US"/>
+        </w:rPr>
+        <w:t>to open a path</w:t>
+      </w:r>
+      <w:r>
+        <w:rPr>
+          <w:lang w:val="en-US"/>
+        </w:rPr>
+        <w:t xml:space="preserve">. If there are already </w:t>
+      </w:r>
+      <w:r>
+        <w:rPr>
+          <w:lang w:val="en-US"/>
+        </w:rPr>
+        <w:t>Dialogue</w:t>
+      </w:r>
+      <w:r>
+        <w:rPr>
+          <w:lang w:val="en-US"/>
+        </w:rPr>
+        <w:t>s in the selected folder, they will show in the grey box underneath.</w:t>
+      </w:r>
+    </w:p>
+    <w:p>
+      <w:pPr>
+        <w:pStyle w:val="Listenabsatz"/>
+        <w:rPr>
+          <w:lang w:val="en-US"/>
+        </w:rPr>
+      </w:pPr>
+    </w:p>
+    <w:p>
+      <w:pPr>
+        <w:pStyle w:val="Listenabsatz"/>
+        <w:numPr>
+          <w:ilvl w:val="0"/>
+          <w:numId w:val="6"/>
+        </w:numPr>
+        <w:rPr>
+          <w:lang w:val="en-US"/>
+        </w:rPr>
+      </w:pPr>
+      <w:r>
+        <w:rPr>
+          <w:lang w:val="en-US"/>
+        </w:rPr>
+        <w:t xml:space="preserve">With the new Button you can create a new </w:t>
+      </w:r>
+      <w:r>
+        <w:rPr>
+          <w:lang w:val="en-US"/>
+        </w:rPr>
+        <w:t>Dialogue</w:t>
+      </w:r>
+      <w:r>
+        <w:rPr>
+          <w:lang w:val="en-US"/>
+        </w:rPr>
+        <w:t xml:space="preserve"> in the open folder. An input field will come up where you can enter a name/ID for the </w:t>
+      </w:r>
+      <w:r>
+        <w:rPr>
+          <w:lang w:val="en-US"/>
+        </w:rPr>
+        <w:t>Dialogue</w:t>
+      </w:r>
+      <w:r>
+        <w:rPr>
+          <w:lang w:val="en-US"/>
+        </w:rPr>
+        <w:t xml:space="preserve">. Note that </w:t>
+      </w:r>
+      <w:r>
+        <w:rPr>
+          <w:lang w:val="en-US"/>
+        </w:rPr>
+        <w:t>Dialogue</w:t>
+      </w:r>
+      <w:r>
+        <w:rPr>
+          <w:lang w:val="en-US"/>
+        </w:rPr>
+        <w:t xml:space="preserve"> IDs should always be unique in a project.</w:t>
+      </w:r>
+    </w:p>
+    <w:p>
+      <w:pPr>
+        <w:pStyle w:val="Listenabsatz"/>
+        <w:rPr>
+          <w:lang w:val="en-US"/>
+        </w:rPr>
+      </w:pPr>
+    </w:p>
+    <w:p>
+      <w:pPr>
+        <w:pStyle w:val="Listenabsatz"/>
+        <w:numPr>
+          <w:ilvl w:val="0"/>
+          <w:numId w:val="6"/>
+        </w:numPr>
+        <w:rPr>
+          <w:lang w:val="en-US"/>
+        </w:rPr>
+      </w:pPr>
+      <w:r>
+        <w:rPr>
+          <w:lang w:val="en-US"/>
+        </w:rPr>
+        <w:t xml:space="preserve">The Load and Delete buttons refer to </w:t>
+      </w:r>
+      <w:r>
+        <w:rPr>
+          <w:lang w:val="en-US"/>
+        </w:rPr>
+        <w:t>Dialogue</w:t>
+      </w:r>
+      <w:r>
+        <w:rPr>
+          <w:lang w:val="en-US"/>
+        </w:rPr>
+        <w:t xml:space="preserve">s in the folder. Click your new </w:t>
+      </w:r>
+      <w:r>
+        <w:rPr>
+          <w:lang w:val="en-US"/>
+        </w:rPr>
+        <w:t>Dialogue</w:t>
+      </w:r>
+      <w:r>
+        <w:rPr>
+          <w:lang w:val="en-US"/>
+        </w:rPr>
+        <w:t xml:space="preserve"> and hit Load to open the </w:t>
+      </w:r>
+      <w:r>
+        <w:rPr>
+          <w:lang w:val="en-US"/>
+        </w:rPr>
+        <w:t xml:space="preserve">selected </w:t>
+      </w:r>
+      <w:r>
+        <w:rPr>
+          <w:lang w:val="en-US"/>
+        </w:rPr>
+        <w:t>Dialogue</w:t>
+      </w:r>
+      <w:r>
+        <w:rPr>
+          <w:lang w:val="en-US"/>
+        </w:rPr>
+        <w:t xml:space="preserve"> for editing. </w:t>
+      </w:r>
+      <w:r>
+        <w:rPr>
+          <w:lang w:val="en-US"/>
+        </w:rPr>
+        <w:t>Hit Delete to delete a</w:t>
+      </w:r>
+      <w:r>
+        <w:rPr>
+          <w:lang w:val="en-US"/>
+        </w:rPr>
+        <w:t xml:space="preserve"> selected</w:t>
+      </w:r>
+      <w:r>
+        <w:rPr>
+          <w:lang w:val="en-US"/>
+        </w:rPr>
+        <w:t xml:space="preserve"> </w:t>
+      </w:r>
+      <w:r>
+        <w:rPr>
+          <w:lang w:val="en-US"/>
+        </w:rPr>
+        <w:t>Dialogue</w:t>
+      </w:r>
+      <w:r>
+        <w:rPr>
+          <w:lang w:val="en-US"/>
+        </w:rPr>
+        <w:t xml:space="preserve">. Note that this </w:t>
+      </w:r>
+      <w:r>
+        <w:rPr>
+          <w:lang w:val="en-US"/>
+        </w:rPr>
+        <w:t>cannot</w:t>
+      </w:r>
+      <w:r>
+        <w:rPr>
+          <w:lang w:val="en-US"/>
+        </w:rPr>
+        <w:t xml:space="preserve"> be undone.</w:t>
+      </w:r>
+    </w:p>
+    <w:p>
+      <w:pPr>
+        <w:rPr>
+          <w:color w:val="000000" w:themeColor="text1"/>
+          <w:lang w:val="en-US"/>
+        </w:rPr>
+      </w:pPr>
+      <w:r>
+        <w:rPr>
+          <w:lang w:val="en-US"/>
+        </w:rPr>
+        <w:t xml:space="preserve">Once you have created and opened your new </w:t>
+      </w:r>
+      <w:r>
+        <w:rPr>
+          <w:lang w:val="en-US"/>
+        </w:rPr>
+        <w:t>Dialogue</w:t>
+      </w:r>
+      <w:r>
+        <w:rPr>
+          <w:lang w:val="en-US"/>
+        </w:rPr>
+        <w:t xml:space="preserve"> you can start editing it! Right-click inside the area on the right side of the screen to create new </w:t>
+      </w:r>
+      <w:proofErr w:type="spellStart"/>
+      <w:r>
+        <w:rPr>
+          <w:lang w:val="en-US"/>
+        </w:rPr>
+        <w:t>Dialogue</w:t>
+      </w:r>
+      <w:r>
+        <w:rPr>
+          <w:lang w:val="en-US"/>
+        </w:rPr>
+        <w:t>Parts</w:t>
+      </w:r>
+      <w:proofErr w:type="spellEnd"/>
+      <w:r>
+        <w:rPr>
+          <w:lang w:val="en-US"/>
+        </w:rPr>
+        <w:t xml:space="preserve">. The first </w:t>
+      </w:r>
+      <w:proofErr w:type="spellStart"/>
+      <w:r>
+        <w:rPr>
+          <w:lang w:val="en-US"/>
+        </w:rPr>
+        <w:t>Dialogue</w:t>
+      </w:r>
+      <w:r>
+        <w:rPr>
+          <w:lang w:val="en-US"/>
+        </w:rPr>
+        <w:t>Part</w:t>
+      </w:r>
+      <w:proofErr w:type="spellEnd"/>
+      <w:r>
+        <w:rPr>
+          <w:lang w:val="en-US"/>
+        </w:rPr>
+        <w:t xml:space="preserve"> you create will appear </w:t>
+      </w:r>
+      <w:r>
+        <w:rPr>
+          <w:color w:val="000000" w:themeColor="text1"/>
+          <w:lang w:val="en-US"/>
+        </w:rPr>
+        <w:lastRenderedPageBreak/>
+        <w:t xml:space="preserve">orange, which means that it is the start of the </w:t>
+      </w:r>
+      <w:r>
+        <w:rPr>
+          <w:color w:val="000000" w:themeColor="text1"/>
+          <w:lang w:val="en-US"/>
+        </w:rPr>
+        <w:t>Dialogue</w:t>
+      </w:r>
+      <w:r>
+        <w:rPr>
+          <w:color w:val="000000" w:themeColor="text1"/>
+          <w:lang w:val="en-US"/>
+        </w:rPr>
+        <w:t xml:space="preserve">. If you left-click a </w:t>
+      </w:r>
+      <w:proofErr w:type="spellStart"/>
+      <w:r>
+        <w:rPr>
+          <w:color w:val="000000" w:themeColor="text1"/>
+          <w:lang w:val="en-US"/>
+        </w:rPr>
+        <w:t>Dialogue</w:t>
+      </w:r>
+      <w:r>
+        <w:rPr>
+          <w:color w:val="000000" w:themeColor="text1"/>
+          <w:lang w:val="en-US"/>
+        </w:rPr>
+        <w:t>Part</w:t>
+      </w:r>
+      <w:proofErr w:type="spellEnd"/>
+      <w:r>
+        <w:rPr>
+          <w:color w:val="000000" w:themeColor="text1"/>
+          <w:lang w:val="en-US"/>
+        </w:rPr>
+        <w:t>, you will see the following:</w:t>
+      </w:r>
+    </w:p>
+    <w:p>
+      <w:pPr>
+        <w:rPr>
+          <w:color w:val="000000" w:themeColor="text1"/>
+          <w:lang w:val="en-US"/>
+        </w:rPr>
+      </w:pPr>
+      <w:r>
+        <w:rPr>
+          <w:noProof/>
+          <w:color w:val="000000" w:themeColor="text1"/>
+          <w:lang w:val="en-US"/>
+        </w:rPr>
+        <w:drawing>
+          <wp:inline distT="0" distB="0" distL="0" distR="0" wp14:anchorId="326566F4" wp14:editId="0F43CC74">
+            <wp:extent cx="5752800" cy="3031590"/>
+            <wp:effectExtent l="0" t="0" r="635" b="0"/>
+            <wp:docPr id="3" name="Grafik 3"/>
+            <wp:cNvGraphicFramePr>
+              <a:graphicFrameLocks xmlns:a="http://schemas.openxmlformats.org/drawingml/2006/main" noChangeAspect="1"/>
+            </wp:cNvGraphicFramePr>
+            <a:graphic xmlns:a="http://schemas.openxmlformats.org/drawingml/2006/main">
+              <a:graphicData uri="http://schemas.openxmlformats.org/drawingml/2006/picture">
+                <pic:pic xmlns:pic="http://schemas.openxmlformats.org/drawingml/2006/picture">
+                  <pic:nvPicPr>
+                    <pic:cNvPr id="0" name="Picture 3"/>
+                    <pic:cNvPicPr>
+                      <a:picLocks noChangeAspect="1" noChangeArrowheads="1"/>
+                    </pic:cNvPicPr>
+                  </pic:nvPicPr>
+                  <pic:blipFill>
+                    <a:blip r:embed="rId10" cstate="print">
+                      <a:extLst>
+                        <a:ext uri="{28A0092B-C50C-407E-A947-70E740481C1C}">
+                          <a14:useLocalDpi xmlns:a14="http://schemas.microsoft.com/office/drawing/2010/main" val="0"/>
+                        </a:ext>
+                      </a:extLst>
+                    </a:blip>
+                    <a:srcRect/>
+                    <a:stretch>
+                      <a:fillRect/>
+                    </a:stretch>
+                  </pic:blipFill>
+                  <pic:spPr bwMode="auto">
+                    <a:xfrm>
+                      <a:off x="0" y="0"/>
+                      <a:ext cx="5752800" cy="3031590"/>
+                    </a:xfrm>
+                    <a:prstGeom prst="rect">
+                      <a:avLst/>
+                    </a:prstGeom>
+                    <a:noFill/>
+                  </pic:spPr>
+                </pic:pic>
+              </a:graphicData>
+            </a:graphic>
+          </wp:inline>
+        </w:drawing>
+      </w:r>
+    </w:p>
+    <w:p>
+      <w:pPr>
+        <w:rPr>
+          <w:color w:val="000000" w:themeColor="text1"/>
+          <w:lang w:val="en-US"/>
+        </w:rPr>
+      </w:pPr>
+    </w:p>
+    <w:p>
+      <w:pPr>
+        <w:pStyle w:val="Listenabsatz"/>
+        <w:numPr>
+          <w:ilvl w:val="0"/>
+          <w:numId w:val="7"/>
+        </w:numPr>
+        <w:rPr>
+          <w:color w:val="000000" w:themeColor="text1"/>
+          <w:lang w:val="en-US"/>
+        </w:rPr>
+      </w:pPr>
+      <w:r>
+        <w:rPr>
+          <w:color w:val="000000" w:themeColor="text1"/>
+          <w:lang w:val="en-US"/>
+        </w:rPr>
+        <w:t xml:space="preserve">Enter the ID for your </w:t>
+      </w:r>
+      <w:r>
+        <w:rPr>
+          <w:color w:val="000000" w:themeColor="text1"/>
+          <w:lang w:val="en-US"/>
+        </w:rPr>
+        <w:t>Dialogue</w:t>
+      </w:r>
+      <w:r>
+        <w:rPr>
+          <w:color w:val="000000" w:themeColor="text1"/>
+          <w:lang w:val="en-US"/>
+        </w:rPr>
+        <w:t xml:space="preserve"> Part here. IDs have to be unique and should contain a little information about the contents of the </w:t>
+      </w:r>
+      <w:r>
+        <w:rPr>
+          <w:color w:val="000000" w:themeColor="text1"/>
+          <w:lang w:val="en-US"/>
+        </w:rPr>
+        <w:t>Dialogue</w:t>
+      </w:r>
+      <w:r>
+        <w:rPr>
+          <w:color w:val="000000" w:themeColor="text1"/>
+          <w:lang w:val="en-US"/>
+        </w:rPr>
+        <w:t xml:space="preserve"> Part</w:t>
+      </w:r>
+      <w:r>
+        <w:rPr>
+          <w:color w:val="000000" w:themeColor="text1"/>
+          <w:lang w:val="en-US"/>
+        </w:rPr>
+        <w:t>.</w:t>
+      </w:r>
+    </w:p>
+    <w:p>
+      <w:pPr>
+        <w:pStyle w:val="Listenabsatz"/>
+        <w:rPr>
+          <w:color w:val="000000" w:themeColor="text1"/>
+          <w:lang w:val="en-US"/>
+        </w:rPr>
+      </w:pPr>
+    </w:p>
+    <w:p>
+      <w:pPr>
+        <w:pStyle w:val="Listenabsatz"/>
+        <w:numPr>
+          <w:ilvl w:val="0"/>
+          <w:numId w:val="7"/>
+        </w:numPr>
+        <w:rPr>
+          <w:color w:val="000000" w:themeColor="text1"/>
+          <w:lang w:val="en-US"/>
+        </w:rPr>
+      </w:pPr>
+      <w:r>
+        <w:rPr>
+          <w:color w:val="000000" w:themeColor="text1"/>
+          <w:lang w:val="en-US"/>
+        </w:rPr>
+        <w:t xml:space="preserve">The cards you see here are the Properties (see 1.3) of your </w:t>
+      </w:r>
+      <w:r>
+        <w:rPr>
+          <w:color w:val="000000" w:themeColor="text1"/>
+          <w:lang w:val="en-US"/>
+        </w:rPr>
+        <w:t>Dialogue</w:t>
+      </w:r>
+      <w:r>
+        <w:rPr>
+          <w:color w:val="000000" w:themeColor="text1"/>
+          <w:lang w:val="en-US"/>
+        </w:rPr>
+        <w:t xml:space="preserve">. These are like variables in C#, which can have different types (Text = string, Text speed = float). The most important Property is the Text, which contains the text to be displayed during this </w:t>
+      </w:r>
+      <w:r>
+        <w:rPr>
+          <w:color w:val="000000" w:themeColor="text1"/>
+          <w:lang w:val="en-US"/>
+        </w:rPr>
+        <w:t>Dialogue</w:t>
+      </w:r>
+      <w:r>
+        <w:rPr>
+          <w:color w:val="000000" w:themeColor="text1"/>
+          <w:lang w:val="en-US"/>
+        </w:rPr>
+        <w:t xml:space="preserve"> Part (the text which is said at this node). The Name is the name of the </w:t>
+      </w:r>
+      <w:r>
+        <w:rPr>
+          <w:color w:val="000000" w:themeColor="text1"/>
+          <w:lang w:val="en-US"/>
+        </w:rPr>
+        <w:t>Dialogue</w:t>
+      </w:r>
+      <w:r>
+        <w:rPr>
+          <w:color w:val="000000" w:themeColor="text1"/>
+          <w:lang w:val="en-US"/>
+        </w:rPr>
+        <w:t xml:space="preserve"> partner, it can be left empty</w:t>
+      </w:r>
+      <w:r>
+        <w:rPr>
+          <w:color w:val="000000" w:themeColor="text1"/>
+          <w:lang w:val="en-US"/>
+        </w:rPr>
+        <w:t>.</w:t>
+      </w:r>
+    </w:p>
+    <w:p>
+      <w:pPr>
+        <w:pStyle w:val="Listenabsatz"/>
+        <w:rPr>
+          <w:color w:val="000000" w:themeColor="text1"/>
+          <w:lang w:val="en-US"/>
+        </w:rPr>
+      </w:pPr>
+    </w:p>
+    <w:p>
+      <w:pPr>
+        <w:pStyle w:val="Listenabsatz"/>
+        <w:numPr>
+          <w:ilvl w:val="0"/>
+          <w:numId w:val="7"/>
+        </w:numPr>
+        <w:rPr>
+          <w:color w:val="000000" w:themeColor="text1"/>
+          <w:lang w:val="en-US"/>
+        </w:rPr>
+      </w:pPr>
+      <w:r>
+        <w:rPr>
+          <w:color w:val="000000" w:themeColor="text1"/>
+          <w:lang w:val="en-US"/>
+        </w:rPr>
+        <w:t xml:space="preserve">The </w:t>
+      </w:r>
+      <w:r>
+        <w:rPr>
+          <w:color w:val="000000" w:themeColor="text1"/>
+          <w:lang w:val="en-US"/>
+        </w:rPr>
+        <w:t>Dialogue</w:t>
+      </w:r>
+      <w:r>
+        <w:rPr>
+          <w:color w:val="000000" w:themeColor="text1"/>
+          <w:lang w:val="en-US"/>
+        </w:rPr>
+        <w:t xml:space="preserve"> Parts occur as circles/graph nodes. Normal nodes are </w:t>
+      </w:r>
+      <w:r>
+        <w:rPr>
+          <w:color w:val="000000" w:themeColor="text1"/>
+          <w:lang w:val="en-US"/>
+        </w:rPr>
+        <w:t>blue,</w:t>
+      </w:r>
+      <w:r>
+        <w:rPr>
+          <w:color w:val="000000" w:themeColor="text1"/>
+          <w:lang w:val="en-US"/>
+        </w:rPr>
+        <w:t xml:space="preserve"> and the start/entry point is orange. Right-click the node to get important additional options </w:t>
+      </w:r>
+      <w:r>
+        <w:rPr>
+          <w:color w:val="000000" w:themeColor="text1"/>
+          <w:lang w:val="en-US"/>
+        </w:rPr>
+        <w:t>like</w:t>
+      </w:r>
+      <w:r>
+        <w:rPr>
+          <w:color w:val="000000" w:themeColor="text1"/>
+          <w:lang w:val="en-US"/>
+        </w:rPr>
+        <w:t xml:space="preserve"> connect</w:t>
+      </w:r>
+      <w:r>
+        <w:rPr>
+          <w:color w:val="000000" w:themeColor="text1"/>
+          <w:lang w:val="en-US"/>
+        </w:rPr>
+        <w:t>ing</w:t>
+      </w:r>
+      <w:r>
+        <w:rPr>
+          <w:color w:val="000000" w:themeColor="text1"/>
+          <w:lang w:val="en-US"/>
+        </w:rPr>
+        <w:t xml:space="preserve"> it to other </w:t>
+      </w:r>
+      <w:r>
+        <w:rPr>
+          <w:color w:val="000000" w:themeColor="text1"/>
+          <w:lang w:val="en-US"/>
+        </w:rPr>
+        <w:t>Dialogue</w:t>
+      </w:r>
+      <w:r>
+        <w:rPr>
+          <w:color w:val="000000" w:themeColor="text1"/>
+          <w:lang w:val="en-US"/>
+        </w:rPr>
+        <w:t xml:space="preserve"> Parts either via an Answer (small circle) or directly. </w:t>
+      </w:r>
+    </w:p>
+    <w:p>
+      <w:pPr>
+        <w:pStyle w:val="Listenabsatz"/>
+        <w:rPr>
+          <w:color w:val="000000" w:themeColor="text1"/>
+          <w:lang w:val="en-US"/>
+        </w:rPr>
+      </w:pPr>
+    </w:p>
+    <w:p>
+      <w:pPr>
+        <w:rPr>
+          <w:color w:val="000000" w:themeColor="text1"/>
+          <w:lang w:val="en-US"/>
+        </w:rPr>
+      </w:pPr>
+      <w:r>
+        <w:rPr>
+          <w:color w:val="000000" w:themeColor="text1"/>
+          <w:lang w:val="en-US"/>
+        </w:rPr>
+        <w:t xml:space="preserve">Go ahead and add some more </w:t>
+      </w:r>
+      <w:r>
+        <w:rPr>
+          <w:color w:val="000000" w:themeColor="text1"/>
+          <w:lang w:val="en-US"/>
+        </w:rPr>
+        <w:t>Dialogue</w:t>
+      </w:r>
+      <w:r>
+        <w:rPr>
+          <w:color w:val="000000" w:themeColor="text1"/>
+          <w:lang w:val="en-US"/>
+        </w:rPr>
+        <w:t xml:space="preserve"> Parts and Answers. Answers also have a Text Property</w:t>
+      </w:r>
+      <w:r>
+        <w:rPr>
+          <w:color w:val="000000" w:themeColor="text1"/>
+          <w:lang w:val="en-US"/>
+        </w:rPr>
+        <w:t>.</w:t>
+      </w:r>
+      <w:r>
+        <w:rPr>
+          <w:color w:val="000000" w:themeColor="text1"/>
+          <w:lang w:val="en-US"/>
+        </w:rPr>
+        <w:t xml:space="preserve"> </w:t>
+      </w:r>
+      <w:r>
+        <w:rPr>
+          <w:i/>
+          <w:iCs/>
+          <w:color w:val="000000" w:themeColor="text1"/>
+          <w:sz w:val="24"/>
+          <w:szCs w:val="20"/>
+          <w:lang w:val="en-US"/>
+        </w:rPr>
+        <w:t>(</w:t>
+      </w:r>
+      <w:r>
+        <w:rPr>
+          <w:i/>
+          <w:iCs/>
+          <w:color w:val="000000" w:themeColor="text1"/>
+          <w:sz w:val="24"/>
+          <w:szCs w:val="20"/>
+          <w:lang w:val="en-US"/>
+        </w:rPr>
+        <w:t>e.g. “Yes”, “No”, “I want to buy something”)</w:t>
+      </w:r>
+      <w:r>
+        <w:rPr>
+          <w:i/>
+          <w:iCs/>
+          <w:color w:val="000000" w:themeColor="text1"/>
+          <w:sz w:val="24"/>
+          <w:szCs w:val="20"/>
+          <w:lang w:val="en-US"/>
+        </w:rPr>
+        <w:t xml:space="preserve"> </w:t>
+      </w:r>
+      <w:r>
+        <w:rPr>
+          <w:color w:val="000000" w:themeColor="text1"/>
+          <w:lang w:val="en-US"/>
+        </w:rPr>
+        <w:t xml:space="preserve">By right-clicking them you can connect them to other </w:t>
+      </w:r>
+      <w:r>
+        <w:rPr>
+          <w:color w:val="000000" w:themeColor="text1"/>
+          <w:lang w:val="en-US"/>
+        </w:rPr>
+        <w:t>Dialogue</w:t>
+      </w:r>
+      <w:r>
+        <w:rPr>
+          <w:color w:val="000000" w:themeColor="text1"/>
+          <w:lang w:val="en-US"/>
+        </w:rPr>
+        <w:t xml:space="preserve"> Parts.</w:t>
+      </w:r>
+    </w:p>
+    <w:p>
+      <w:pPr>
+        <w:rPr>
+          <w:color w:val="000000" w:themeColor="text1"/>
+          <w:lang w:val="en-US"/>
+        </w:rPr>
+      </w:pPr>
+      <w:r>
+        <w:rPr>
+          <w:color w:val="000000" w:themeColor="text1"/>
+          <w:lang w:val="en-US"/>
+        </w:rPr>
+        <w:br w:type="page"/>
+      </w:r>
+    </w:p>
+    <w:p>
+      <w:pPr>
+        <w:rPr>
+          <w:color w:val="000000" w:themeColor="text1"/>
+          <w:lang w:val="en-US"/>
+        </w:rPr>
+      </w:pPr>
+      <w:r>
+        <w:rPr>
+          <w:color w:val="000000" w:themeColor="text1"/>
+          <w:lang w:val="en-US"/>
+        </w:rPr>
+        <w:lastRenderedPageBreak/>
+        <w:t xml:space="preserve">Here you can see what a bigger </w:t>
+      </w:r>
+      <w:r>
+        <w:rPr>
+          <w:color w:val="000000" w:themeColor="text1"/>
+          <w:lang w:val="en-US"/>
+        </w:rPr>
+        <w:t>Dialogue</w:t>
+      </w:r>
+      <w:r>
+        <w:rPr>
+          <w:color w:val="000000" w:themeColor="text1"/>
+          <w:lang w:val="en-US"/>
+        </w:rPr>
+        <w:t xml:space="preserve"> </w:t>
+      </w:r>
+      <w:r>
+        <w:rPr>
+          <w:color w:val="000000" w:themeColor="text1"/>
+          <w:lang w:val="en-US"/>
+        </w:rPr>
+        <w:t xml:space="preserve">could </w:t>
+      </w:r>
+      <w:r>
+        <w:rPr>
+          <w:color w:val="000000" w:themeColor="text1"/>
+          <w:lang w:val="en-US"/>
+        </w:rPr>
+        <w:t>look like:</w:t>
+      </w:r>
+    </w:p>
+    <w:p>
+      <w:pPr>
+        <w:rPr>
+          <w:color w:val="000000" w:themeColor="text1"/>
+          <w:lang w:val="en-US"/>
+        </w:rPr>
+      </w:pPr>
+      <w:r>
+        <w:rPr>
+          <w:noProof/>
+          <w:color w:val="000000" w:themeColor="text1"/>
+          <w:lang w:val="en-US"/>
+        </w:rPr>
+        <w:drawing>
+          <wp:inline distT="0" distB="0" distL="0" distR="0" wp14:anchorId="6BE169DF" wp14:editId="5099E661">
+            <wp:extent cx="5760720" cy="2414905"/>
+            <wp:effectExtent l="0" t="0" r="0" b="4445"/>
+            <wp:docPr id="5" name="Grafik 5"/>
+            <wp:cNvGraphicFramePr>
+              <a:graphicFrameLocks xmlns:a="http://schemas.openxmlformats.org/drawingml/2006/main" noChangeAspect="1"/>
+            </wp:cNvGraphicFramePr>
+            <a:graphic xmlns:a="http://schemas.openxmlformats.org/drawingml/2006/main">
+              <a:graphicData uri="http://schemas.openxmlformats.org/drawingml/2006/picture">
+                <pic:pic xmlns:pic="http://schemas.openxmlformats.org/drawingml/2006/picture">
+                  <pic:nvPicPr>
+                    <pic:cNvPr id="1" name=""/>
+                    <pic:cNvPicPr/>
+                  </pic:nvPicPr>
+                  <pic:blipFill>
+                    <a:blip r:embed="rId11"/>
+                    <a:stretch>
+                      <a:fillRect/>
+                    </a:stretch>
+                  </pic:blipFill>
+                  <pic:spPr>
+                    <a:xfrm>
+                      <a:off x="0" y="0"/>
+                      <a:ext cx="5760720" cy="2414905"/>
+                    </a:xfrm>
+                    <a:prstGeom prst="rect">
+                      <a:avLst/>
+                    </a:prstGeom>
+                  </pic:spPr>
+                </pic:pic>
+              </a:graphicData>
+            </a:graphic>
+          </wp:inline>
+        </w:drawing>
+      </w:r>
+    </w:p>
+    <w:p>
+      <w:pPr>
+        <w:rPr>
+          <w:color w:val="000000" w:themeColor="text1"/>
+          <w:lang w:val="en-US"/>
+        </w:rPr>
+      </w:pPr>
+    </w:p>
+    <w:p>
+      <w:pPr>
+        <w:rPr>
+          <w:color w:val="000000" w:themeColor="text1"/>
+          <w:lang w:val="en-US"/>
+        </w:rPr>
+      </w:pPr>
+      <w:r>
+        <w:rPr>
+          <w:color w:val="000000" w:themeColor="text1"/>
+          <w:lang w:val="en-US"/>
+        </w:rPr>
+        <w:t xml:space="preserve">Note the red arrows above Answers which </w:t>
+      </w:r>
+      <w:r>
+        <w:rPr>
+          <w:color w:val="000000" w:themeColor="text1"/>
+          <w:lang w:val="en-US"/>
+        </w:rPr>
+        <w:t xml:space="preserve">indicate when an Answer ends the </w:t>
+      </w:r>
+      <w:r>
+        <w:rPr>
+          <w:color w:val="000000" w:themeColor="text1"/>
+          <w:lang w:val="en-US"/>
+        </w:rPr>
+        <w:t>Dialogue</w:t>
+      </w:r>
+      <w:r>
+        <w:rPr>
+          <w:color w:val="000000" w:themeColor="text1"/>
+          <w:lang w:val="en-US"/>
+        </w:rPr>
+        <w:t xml:space="preserve">. Also note how </w:t>
+      </w:r>
+      <w:r>
+        <w:rPr>
+          <w:color w:val="000000" w:themeColor="text1"/>
+          <w:lang w:val="en-US"/>
+        </w:rPr>
+        <w:t>Dialogue</w:t>
+      </w:r>
+      <w:r>
+        <w:rPr>
+          <w:color w:val="000000" w:themeColor="text1"/>
+          <w:lang w:val="en-US"/>
+        </w:rPr>
+        <w:t xml:space="preserve"> Parts can be connected to others either via Answers (meaning the player has to click/tap an Answer) or directly (meaning the player has to press a button or tap the screen to continue), the latter is only possible if </w:t>
+      </w:r>
+      <w:r>
+        <w:rPr>
+          <w:color w:val="000000" w:themeColor="text1"/>
+          <w:lang w:val="en-US"/>
+        </w:rPr>
+        <w:t xml:space="preserve">the </w:t>
+      </w:r>
+      <w:r>
+        <w:rPr>
+          <w:color w:val="000000" w:themeColor="text1"/>
+          <w:lang w:val="en-US"/>
+        </w:rPr>
+        <w:t>Dialogue</w:t>
+      </w:r>
+      <w:r>
+        <w:rPr>
+          <w:color w:val="000000" w:themeColor="text1"/>
+          <w:lang w:val="en-US"/>
+        </w:rPr>
+        <w:t xml:space="preserve"> Part has </w:t>
+      </w:r>
+      <w:r>
+        <w:rPr>
+          <w:color w:val="000000" w:themeColor="text1"/>
+          <w:lang w:val="en-US"/>
+        </w:rPr>
+        <w:t>no Answers.</w:t>
+      </w:r>
+    </w:p>
+    <w:p>
+      <w:pPr>
+        <w:rPr>
+          <w:color w:val="000000" w:themeColor="text1"/>
+          <w:lang w:val="en-US"/>
+        </w:rPr>
+      </w:pPr>
+    </w:p>
+    <w:p>
+      <w:pPr>
+        <w:rPr>
+          <w:b/>
+          <w:bCs/>
+          <w:color w:val="000000" w:themeColor="text1"/>
+          <w:lang w:val="en-US"/>
+        </w:rPr>
+      </w:pPr>
+      <w:r>
+        <w:rPr>
+          <w:b/>
+          <w:bCs/>
+          <w:color w:val="000000" w:themeColor="text1"/>
+          <w:lang w:val="en-US"/>
+        </w:rPr>
+        <w:t xml:space="preserve">If you have skipped the part on making a </w:t>
+      </w:r>
+      <w:r>
+        <w:rPr>
+          <w:b/>
+          <w:bCs/>
+          <w:color w:val="000000" w:themeColor="text1"/>
+          <w:lang w:val="en-US"/>
+        </w:rPr>
+        <w:t>Dialogue</w:t>
+      </w:r>
+      <w:r>
+        <w:rPr>
+          <w:b/>
+          <w:bCs/>
+          <w:color w:val="000000" w:themeColor="text1"/>
+          <w:lang w:val="en-US"/>
+        </w:rPr>
+        <w:t>, then continue here</w:t>
+      </w:r>
+    </w:p>
+    <w:p>
+      <w:pPr>
+        <w:rPr>
+          <w:color w:val="000000" w:themeColor="text1"/>
+          <w:lang w:val="en-US"/>
+        </w:rPr>
+      </w:pPr>
+    </w:p>
+    <w:p>
+      <w:pPr>
+        <w:rPr>
+          <w:color w:val="000000" w:themeColor="text1"/>
+          <w:lang w:val="en-US"/>
+        </w:rPr>
+      </w:pPr>
+      <w:r>
+        <w:rPr>
+          <w:color w:val="000000" w:themeColor="text1"/>
+          <w:lang w:val="en-US"/>
+        </w:rPr>
+        <w:t xml:space="preserve">Now that you have a </w:t>
+      </w:r>
+      <w:r>
+        <w:rPr>
+          <w:color w:val="000000" w:themeColor="text1"/>
+          <w:lang w:val="en-US"/>
+        </w:rPr>
+        <w:t>Dialogue</w:t>
+      </w:r>
+      <w:r>
+        <w:rPr>
+          <w:color w:val="000000" w:themeColor="text1"/>
+          <w:lang w:val="en-US"/>
+        </w:rPr>
+        <w:t xml:space="preserve"> (either the one you just created or the one from the </w:t>
+      </w:r>
+      <w:proofErr w:type="spellStart"/>
+      <w:r>
+        <w:rPr>
+          <w:color w:val="000000" w:themeColor="text1"/>
+          <w:lang w:val="en-US"/>
+        </w:rPr>
+        <w:t>ExampleProject</w:t>
+      </w:r>
+      <w:proofErr w:type="spellEnd"/>
+      <w:r>
+        <w:rPr>
+          <w:color w:val="000000" w:themeColor="text1"/>
+          <w:lang w:val="en-US"/>
+        </w:rPr>
+        <w:t>), you can go back into your project and create the folder “Resources” (under Assets). The Resources folder is treated specially by Unity and provides functionality to easily import Assets. Inside the Resources folder create a new folder “</w:t>
+      </w:r>
+      <w:r>
+        <w:rPr>
+          <w:color w:val="000000" w:themeColor="text1"/>
+          <w:lang w:val="en-US"/>
+        </w:rPr>
+        <w:t>Dialogue</w:t>
+      </w:r>
+      <w:r>
+        <w:rPr>
+          <w:color w:val="000000" w:themeColor="text1"/>
+          <w:lang w:val="en-US"/>
+        </w:rPr>
+        <w:t xml:space="preserve">s”. </w:t>
+      </w:r>
+      <w:r>
+        <w:rPr>
+          <w:color w:val="000000" w:themeColor="text1"/>
+          <w:lang w:val="en-US"/>
+        </w:rPr>
+        <w:t xml:space="preserve">This is the folder where all your Dialogues go and where the </w:t>
+      </w:r>
+      <w:proofErr w:type="spellStart"/>
+      <w:r>
+        <w:rPr>
+          <w:rFonts w:ascii="Consolas" w:hAnsi="Consolas"/>
+          <w:color w:val="000000" w:themeColor="text1"/>
+          <w:lang w:val="en-US"/>
+        </w:rPr>
+        <w:t>UDSDialogManager</w:t>
+      </w:r>
+      <w:proofErr w:type="spellEnd"/>
+      <w:r>
+        <w:rPr>
+          <w:rFonts w:ascii="Consolas" w:hAnsi="Consolas"/>
+          <w:color w:val="000000" w:themeColor="text1"/>
+          <w:lang w:val="en-US"/>
+        </w:rPr>
+        <w:t xml:space="preserve"> </w:t>
+      </w:r>
+      <w:r>
+        <w:rPr>
+          <w:rFonts w:cs="Arial"/>
+          <w:color w:val="000000" w:themeColor="text1"/>
+          <w:lang w:val="en-US"/>
+        </w:rPr>
+        <w:t xml:space="preserve">will load them from. </w:t>
+      </w:r>
+      <w:r>
+        <w:rPr>
+          <w:color w:val="000000" w:themeColor="text1"/>
+          <w:lang w:val="en-US"/>
+        </w:rPr>
+        <w:t xml:space="preserve">Now you can place your </w:t>
+      </w:r>
+      <w:r>
+        <w:rPr>
+          <w:color w:val="000000" w:themeColor="text1"/>
+          <w:lang w:val="en-US"/>
+        </w:rPr>
+        <w:t>Dialogue</w:t>
+      </w:r>
+      <w:r>
+        <w:rPr>
+          <w:color w:val="000000" w:themeColor="text1"/>
+          <w:lang w:val="en-US"/>
+        </w:rPr>
+        <w:t xml:space="preserve"> (.</w:t>
+      </w:r>
+      <w:proofErr w:type="spellStart"/>
+      <w:r>
+        <w:rPr>
+          <w:color w:val="000000" w:themeColor="text1"/>
+          <w:lang w:val="en-US"/>
+        </w:rPr>
+        <w:t>uds</w:t>
+      </w:r>
+      <w:r>
+        <w:rPr>
+          <w:color w:val="000000" w:themeColor="text1"/>
+          <w:lang w:val="en-US"/>
+        </w:rPr>
+        <w:t>Dialogue</w:t>
+      </w:r>
+      <w:r>
+        <w:rPr>
+          <w:color w:val="000000" w:themeColor="text1"/>
+          <w:lang w:val="en-US"/>
+        </w:rPr>
+        <w:t>.json</w:t>
+      </w:r>
+      <w:proofErr w:type="spellEnd"/>
+      <w:r>
+        <w:rPr>
+          <w:color w:val="000000" w:themeColor="text1"/>
+          <w:lang w:val="en-US"/>
+        </w:rPr>
+        <w:t xml:space="preserve"> file) under Assets\Resources\</w:t>
+      </w:r>
+      <w:r>
+        <w:rPr>
+          <w:color w:val="000000" w:themeColor="text1"/>
+          <w:lang w:val="en-US"/>
+        </w:rPr>
+        <w:t>Dialogue</w:t>
+      </w:r>
+      <w:r>
+        <w:rPr>
+          <w:color w:val="000000" w:themeColor="text1"/>
+          <w:lang w:val="en-US"/>
+        </w:rPr>
+        <w:t>s.</w:t>
+      </w:r>
+    </w:p>
+    <w:p>
+      <w:pPr>
+        <w:rPr>
+          <w:rFonts w:cs="Arial"/>
+          <w:lang w:val="en-US"/>
+        </w:rPr>
+      </w:pPr>
+      <w:r>
+        <w:rPr>
+          <w:lang w:val="en-US"/>
+        </w:rPr>
+        <w:t xml:space="preserve">Congratulations! Now everything is set up. You can go ahead now and call </w:t>
+      </w:r>
+      <w:proofErr w:type="spellStart"/>
+      <w:r>
+        <w:rPr>
+          <w:rFonts w:ascii="Consolas" w:hAnsi="Consolas"/>
+          <w:lang w:val="en-US"/>
+        </w:rPr>
+        <w:t>UDS</w:t>
+      </w:r>
+      <w:r>
+        <w:rPr>
+          <w:rFonts w:ascii="Consolas" w:hAnsi="Consolas"/>
+          <w:lang w:val="en-US"/>
+        </w:rPr>
+        <w:t>Dialogue</w:t>
+      </w:r>
+      <w:r>
+        <w:rPr>
+          <w:rFonts w:ascii="Consolas" w:hAnsi="Consolas"/>
+          <w:lang w:val="en-US"/>
+        </w:rPr>
+        <w:t>Manager.instance.Start</w:t>
+      </w:r>
+      <w:r>
+        <w:rPr>
+          <w:rFonts w:ascii="Consolas" w:hAnsi="Consolas"/>
+          <w:lang w:val="en-US"/>
+        </w:rPr>
+        <w:t>Dialogue</w:t>
+      </w:r>
+      <w:proofErr w:type="spellEnd"/>
+      <w:r>
+        <w:rPr>
+          <w:rFonts w:ascii="Consolas" w:hAnsi="Consolas"/>
+          <w:lang w:val="en-US"/>
+        </w:rPr>
+        <w:t>(</w:t>
+      </w:r>
+      <w:proofErr w:type="spellStart"/>
+      <w:r>
+        <w:rPr>
+          <w:rFonts w:ascii="Consolas" w:hAnsi="Consolas"/>
+          <w:lang w:val="en-US"/>
+        </w:rPr>
+        <w:t>Dialogue</w:t>
+      </w:r>
+      <w:r>
+        <w:rPr>
+          <w:rFonts w:ascii="Consolas" w:hAnsi="Consolas"/>
+          <w:lang w:val="en-US"/>
+        </w:rPr>
+        <w:t>ID</w:t>
+      </w:r>
+      <w:proofErr w:type="spellEnd"/>
+      <w:r>
+        <w:rPr>
+          <w:rFonts w:ascii="Consolas" w:hAnsi="Consolas"/>
+          <w:lang w:val="en-US"/>
+        </w:rPr>
+        <w:t xml:space="preserve">) </w:t>
+      </w:r>
+      <w:r>
+        <w:rPr>
+          <w:rFonts w:cs="Arial"/>
+          <w:lang w:val="en-US"/>
+        </w:rPr>
+        <w:t xml:space="preserve">to play back the </w:t>
+      </w:r>
+      <w:r>
+        <w:rPr>
+          <w:rFonts w:cs="Arial"/>
+          <w:lang w:val="en-US"/>
+        </w:rPr>
+        <w:t>Dialogue</w:t>
+      </w:r>
+      <w:r>
+        <w:rPr>
+          <w:rFonts w:cs="Arial"/>
+          <w:lang w:val="en-US"/>
+        </w:rPr>
+        <w:t xml:space="preserve"> (the </w:t>
+      </w:r>
+      <w:proofErr w:type="spellStart"/>
+      <w:r>
+        <w:rPr>
+          <w:rFonts w:cs="Arial"/>
+          <w:lang w:val="en-US"/>
+        </w:rPr>
+        <w:t>Dialogue</w:t>
+      </w:r>
+      <w:r>
+        <w:rPr>
+          <w:rFonts w:cs="Arial"/>
+          <w:lang w:val="en-US"/>
+        </w:rPr>
+        <w:t>ID</w:t>
+      </w:r>
+      <w:proofErr w:type="spellEnd"/>
+      <w:r>
+        <w:rPr>
+          <w:rFonts w:cs="Arial"/>
+          <w:lang w:val="en-US"/>
+        </w:rPr>
+        <w:t xml:space="preserve"> should always equal the filename). </w:t>
+      </w:r>
+    </w:p>
+    <w:p>
+      <w:pPr>
+        <w:rPr>
+          <w:rFonts w:cs="Arial"/>
+          <w:lang w:val="en-US"/>
+        </w:rPr>
+      </w:pPr>
+      <w:r>
+        <w:rPr>
+          <w:rFonts w:cs="Arial"/>
+          <w:lang w:val="en-US"/>
+        </w:rPr>
+        <w:lastRenderedPageBreak/>
+        <w:t xml:space="preserve">Of course, you will need additional logic to e.g. link your </w:t>
+      </w:r>
+      <w:r>
+        <w:rPr>
+          <w:rFonts w:cs="Arial"/>
+          <w:lang w:val="en-US"/>
+        </w:rPr>
+        <w:t>Dialogue</w:t>
+      </w:r>
+      <w:r>
+        <w:rPr>
+          <w:rFonts w:cs="Arial"/>
+          <w:lang w:val="en-US"/>
+        </w:rPr>
+        <w:t xml:space="preserve">s to NPCs, cutscenes, etc. The </w:t>
+      </w:r>
+      <w:proofErr w:type="spellStart"/>
+      <w:r>
+        <w:rPr>
+          <w:rFonts w:cs="Arial"/>
+          <w:lang w:val="en-US"/>
+        </w:rPr>
+        <w:t>ExampleProject</w:t>
+      </w:r>
+      <w:proofErr w:type="spellEnd"/>
+      <w:r>
+        <w:rPr>
+          <w:rFonts w:cs="Arial"/>
+          <w:lang w:val="en-US"/>
+        </w:rPr>
+        <w:t xml:space="preserve"> includes two scripts to help you out with just that: </w:t>
+      </w:r>
+    </w:p>
+    <w:p>
+      <w:pPr>
+        <w:rPr>
+          <w:rFonts w:cs="Arial"/>
+          <w:lang w:val="en-US"/>
+        </w:rPr>
+      </w:pPr>
+      <w:r>
+        <w:rPr>
+          <w:rFonts w:cs="Arial"/>
+          <w:lang w:val="en-US"/>
+        </w:rPr>
+        <w:t xml:space="preserve">The </w:t>
+      </w:r>
+      <w:proofErr w:type="spellStart"/>
+      <w:r>
+        <w:rPr>
+          <w:rFonts w:ascii="Consolas" w:hAnsi="Consolas" w:cs="Arial"/>
+          <w:lang w:val="en-US"/>
+        </w:rPr>
+        <w:t>UDSPlayer</w:t>
+      </w:r>
+      <w:r>
+        <w:rPr>
+          <w:rFonts w:ascii="Consolas" w:hAnsi="Consolas" w:cs="Arial"/>
+          <w:lang w:val="en-US"/>
+        </w:rPr>
+        <w:t>Dialogue</w:t>
+      </w:r>
+      <w:proofErr w:type="spellEnd"/>
+      <w:r>
+        <w:rPr>
+          <w:rFonts w:ascii="Consolas" w:hAnsi="Consolas" w:cs="Arial"/>
+          <w:lang w:val="en-US"/>
+        </w:rPr>
+        <w:t xml:space="preserve"> </w:t>
+      </w:r>
+      <w:r>
+        <w:rPr>
+          <w:rFonts w:cs="Arial"/>
+          <w:lang w:val="en-US"/>
+        </w:rPr>
+        <w:t xml:space="preserve">script can be attached to your player character to register when he is near an NPC or other </w:t>
+      </w:r>
+      <w:r>
+        <w:rPr>
+          <w:rFonts w:cs="Arial"/>
+          <w:lang w:val="en-US"/>
+        </w:rPr>
+        <w:t>Dialogue</w:t>
+      </w:r>
+      <w:r>
+        <w:rPr>
+          <w:rFonts w:cs="Arial"/>
+          <w:lang w:val="en-US"/>
+        </w:rPr>
+        <w:t xml:space="preserve"> starter and to then start the </w:t>
+      </w:r>
+      <w:r>
+        <w:rPr>
+          <w:rFonts w:cs="Arial"/>
+          <w:lang w:val="en-US"/>
+        </w:rPr>
+        <w:t>Dialogue</w:t>
+      </w:r>
+      <w:r>
+        <w:rPr>
+          <w:rFonts w:cs="Arial"/>
+          <w:lang w:val="en-US"/>
+        </w:rPr>
+        <w:t xml:space="preserve"> when a key is pressed. </w:t>
+      </w:r>
+    </w:p>
+    <w:p>
+      <w:pPr>
+        <w:rPr>
+          <w:rFonts w:cs="Arial"/>
+          <w:lang w:val="en-US"/>
+        </w:rPr>
+      </w:pPr>
+      <w:r>
+        <w:rPr>
+          <w:rFonts w:cs="Arial"/>
+          <w:lang w:val="en-US"/>
+        </w:rPr>
+        <w:t xml:space="preserve">The </w:t>
+      </w:r>
+      <w:proofErr w:type="spellStart"/>
+      <w:r>
+        <w:rPr>
+          <w:rFonts w:ascii="Consolas" w:hAnsi="Consolas" w:cs="Arial"/>
+          <w:lang w:val="en-US"/>
+        </w:rPr>
+        <w:t>UDS</w:t>
+      </w:r>
+      <w:r>
+        <w:rPr>
+          <w:rFonts w:ascii="Consolas" w:hAnsi="Consolas" w:cs="Arial"/>
+          <w:lang w:val="en-US"/>
+        </w:rPr>
+        <w:t>Dialogue</w:t>
+      </w:r>
+      <w:r>
+        <w:rPr>
+          <w:rFonts w:ascii="Consolas" w:hAnsi="Consolas" w:cs="Arial"/>
+          <w:lang w:val="en-US"/>
+        </w:rPr>
+        <w:t>Starter</w:t>
+      </w:r>
+      <w:proofErr w:type="spellEnd"/>
+      <w:r>
+        <w:rPr>
+          <w:rFonts w:ascii="Consolas" w:hAnsi="Consolas" w:cs="Arial"/>
+          <w:lang w:val="en-US"/>
+        </w:rPr>
+        <w:t xml:space="preserve"> </w:t>
+      </w:r>
+      <w:r>
+        <w:rPr>
+          <w:rFonts w:cs="Arial"/>
+          <w:lang w:val="en-US"/>
+        </w:rPr>
+        <w:t xml:space="preserve">script can be attached to NPCs or other </w:t>
+      </w:r>
+      <w:r>
+        <w:rPr>
+          <w:rFonts w:cs="Arial"/>
+          <w:lang w:val="en-US"/>
+        </w:rPr>
+        <w:t>Dialogue</w:t>
+      </w:r>
+      <w:r>
+        <w:rPr>
+          <w:rFonts w:cs="Arial"/>
+          <w:lang w:val="en-US"/>
+        </w:rPr>
+        <w:t xml:space="preserve"> starters to mark them as </w:t>
+      </w:r>
+      <w:r>
+        <w:rPr>
+          <w:rFonts w:cs="Arial"/>
+          <w:lang w:val="en-US"/>
+        </w:rPr>
+        <w:t>Dialogue</w:t>
+      </w:r>
+      <w:r>
+        <w:rPr>
+          <w:rFonts w:cs="Arial"/>
+          <w:lang w:val="en-US"/>
+        </w:rPr>
+        <w:t xml:space="preserve"> partners and to store “their” </w:t>
+      </w:r>
+      <w:r>
+        <w:rPr>
+          <w:rFonts w:cs="Arial"/>
+          <w:lang w:val="en-US"/>
+        </w:rPr>
+        <w:t>Dialogue</w:t>
+      </w:r>
+      <w:r>
+        <w:rPr>
+          <w:rFonts w:cs="Arial"/>
+          <w:lang w:val="en-US"/>
+        </w:rPr>
+        <w:t xml:space="preserve"> IDs.</w:t>
+      </w:r>
+    </w:p>
+    <w:p>
+      <w:pPr>
+        <w:rPr>
+          <w:rFonts w:cs="Arial"/>
+          <w:b/>
+          <w:bCs/>
+          <w:lang w:val="en-US"/>
+        </w:rPr>
+      </w:pPr>
+      <w:r>
+        <w:rPr>
+          <w:rFonts w:cs="Arial"/>
+          <w:b/>
+          <w:bCs/>
+          <w:lang w:val="en-US"/>
+        </w:rPr>
+        <w:t xml:space="preserve">If you don’t want to use these </w:t>
+      </w:r>
+      <w:r>
+        <w:rPr>
+          <w:rFonts w:cs="Arial"/>
+          <w:b/>
+          <w:bCs/>
+          <w:lang w:val="en-US"/>
+        </w:rPr>
+        <w:t>scripts,</w:t>
+      </w:r>
+      <w:r>
+        <w:rPr>
+          <w:rFonts w:cs="Arial"/>
+          <w:b/>
+          <w:bCs/>
+          <w:lang w:val="en-US"/>
+        </w:rPr>
+        <w:t xml:space="preserve"> you can skip the following section. I would however encourage you to test the UDS with them, look into them and to extend them to fit your needs</w:t>
+      </w:r>
+      <w:r>
+        <w:rPr>
+          <w:rFonts w:cs="Arial"/>
+          <w:b/>
+          <w:bCs/>
+          <w:lang w:val="en-US"/>
+        </w:rPr>
+        <w:t>.</w:t>
+      </w:r>
+    </w:p>
+    <w:p>
+      <w:pPr>
+        <w:rPr>
+          <w:lang w:val="en-US"/>
+        </w:rPr>
+      </w:pPr>
+      <w:r>
+        <w:rPr>
+          <w:lang w:val="en-US"/>
+        </w:rPr>
+        <w:br w:type="page"/>
+      </w:r>
+    </w:p>
+    <w:p>
+      <w:pPr>
+        <w:rPr>
+          <w:lang w:val="en-US"/>
+        </w:rPr>
+      </w:pPr>
+      <w:r>
+        <w:rPr>
+          <w:lang w:val="en-US"/>
+        </w:rPr>
+        <w:lastRenderedPageBreak/>
         <w:br w:type="page"/>
       </w:r>
     </w:p>
@@ -4435,7 +7660,19 @@
         <w:rPr>
           <w:lang w:val="en-US"/>
         </w:rPr>
-        <w:t>UDSDialogManager</w:t>
+        <w:t>UDS</w:t>
+      </w:r>
+      <w:r>
+        <w:rPr>
+          <w:lang w:val="en-US"/>
+        </w:rPr>
+        <w:t>Dialogue</w:t>
+      </w:r>
+      <w:r>
+        <w:rPr>
+          <w:lang w:val="en-US"/>
+        </w:rPr>
+        <w:t>Manager</w:t>
       </w:r>
       <w:proofErr w:type="spellEnd"/>
       <w:r>
@@ -4468,9 +7705,235 @@
         <w:rPr>
           <w:lang w:val="en-US"/>
         </w:rPr>
-        <w:t>Storing and loading Dialogs</w:t>
+        <w:t xml:space="preserve">Storing and loading </w:t>
+      </w:r>
+      <w:r>
+        <w:rPr>
+          <w:lang w:val="en-US"/>
+        </w:rPr>
+        <w:t>Dialogue</w:t>
+      </w:r>
+      <w:r>
+        <w:rPr>
+          <w:lang w:val="en-US"/>
+        </w:rPr>
+        <w:t>s</w:t>
       </w:r>
       <w:bookmarkEnd w:id="10"/>
+    </w:p>
+    <w:p>
+      <w:pPr>
+        <w:rPr>
+          <w:lang w:val="en-US"/>
+        </w:rPr>
+      </w:pPr>
+      <w:r>
+        <w:rPr>
+          <w:lang w:val="en-US"/>
+        </w:rPr>
+        <w:t xml:space="preserve">The </w:t>
+      </w:r>
+      <w:r>
+        <w:rPr>
+          <w:lang w:val="en-US"/>
+        </w:rPr>
+        <w:t>Dialogue</w:t>
+      </w:r>
+      <w:r>
+        <w:rPr>
+          <w:lang w:val="en-US"/>
+        </w:rPr>
+        <w:t>s are being stored as JSON files with the .</w:t>
+      </w:r>
+      <w:proofErr w:type="spellStart"/>
+      <w:r>
+        <w:rPr>
+          <w:lang w:val="en-US"/>
+        </w:rPr>
+        <w:t>uds</w:t>
+      </w:r>
+      <w:r>
+        <w:rPr>
+          <w:lang w:val="en-US"/>
+        </w:rPr>
+        <w:t>Dialogue</w:t>
+      </w:r>
+      <w:r>
+        <w:rPr>
+          <w:lang w:val="en-US"/>
+        </w:rPr>
+        <w:t>.json</w:t>
+      </w:r>
+      <w:proofErr w:type="spellEnd"/>
+      <w:r>
+        <w:rPr>
+          <w:lang w:val="en-US"/>
+        </w:rPr>
+        <w:t xml:space="preserve"> extension. They are being loaded via the Resources folder of your project.</w:t>
+      </w:r>
+    </w:p>
+    <w:p>
+      <w:pPr>
+        <w:rPr>
+          <w:lang w:val="en-US"/>
+        </w:rPr>
+      </w:pPr>
+      <w:r>
+        <w:rPr>
+          <w:lang w:val="en-US"/>
+        </w:rPr>
+        <w:t xml:space="preserve">To store your </w:t>
+      </w:r>
+      <w:r>
+        <w:rPr>
+          <w:lang w:val="en-US"/>
+        </w:rPr>
+        <w:t>Dialogue</w:t>
+      </w:r>
+      <w:r>
+        <w:rPr>
+          <w:lang w:val="en-US"/>
+        </w:rPr>
+        <w:t>s, create (if it doesn’t exist already) a new folder called “Resources” in your project (as a subfolder of your Assets folder). Then create another subfolder inside Resources and call it “</w:t>
+      </w:r>
+      <w:r>
+        <w:rPr>
+          <w:lang w:val="en-US"/>
+        </w:rPr>
+        <w:t>Dialogue</w:t>
+      </w:r>
+      <w:r>
+        <w:rPr>
+          <w:lang w:val="en-US"/>
+        </w:rPr>
+        <w:t xml:space="preserve">s”. This is the folder where you put all your </w:t>
+      </w:r>
+      <w:r>
+        <w:rPr>
+          <w:lang w:val="en-US"/>
+        </w:rPr>
+        <w:t>Dialogue</w:t>
+      </w:r>
+      <w:r>
+        <w:rPr>
+          <w:lang w:val="en-US"/>
+        </w:rPr>
+        <w:t xml:space="preserve">s in and where the </w:t>
+      </w:r>
+      <w:proofErr w:type="spellStart"/>
+      <w:r>
+        <w:rPr>
+          <w:lang w:val="en-US"/>
+        </w:rPr>
+        <w:t>UDS</w:t>
+      </w:r>
+      <w:r>
+        <w:rPr>
+          <w:lang w:val="en-US"/>
+        </w:rPr>
+        <w:t>Dialogue</w:t>
+      </w:r>
+      <w:r>
+        <w:rPr>
+          <w:lang w:val="en-US"/>
+        </w:rPr>
+        <w:t>Manager</w:t>
+      </w:r>
+      <w:proofErr w:type="spellEnd"/>
+      <w:r>
+        <w:rPr>
+          <w:lang w:val="en-US"/>
+        </w:rPr>
+        <w:t xml:space="preserve"> script will load them from.</w:t>
+      </w:r>
+    </w:p>
+    <w:p>
+      <w:pPr>
+        <w:rPr>
+          <w:i/>
+          <w:iCs/>
+          <w:sz w:val="24"/>
+          <w:szCs w:val="20"/>
+          <w:lang w:val="en-US"/>
+        </w:rPr>
+      </w:pPr>
+      <w:r>
+        <w:rPr>
+          <w:i/>
+          <w:iCs/>
+          <w:sz w:val="24"/>
+          <w:szCs w:val="20"/>
+          <w:lang w:val="en-US"/>
+        </w:rPr>
+        <w:t xml:space="preserve">Tip: The </w:t>
+      </w:r>
+      <w:r>
+        <w:rPr>
+          <w:i/>
+          <w:iCs/>
+          <w:sz w:val="24"/>
+          <w:szCs w:val="20"/>
+          <w:lang w:val="en-US"/>
+        </w:rPr>
+        <w:t>Dialogue</w:t>
+      </w:r>
+      <w:r>
+        <w:rPr>
+          <w:i/>
+          <w:iCs/>
+          <w:sz w:val="24"/>
+          <w:szCs w:val="20"/>
+          <w:lang w:val="en-US"/>
+        </w:rPr>
+        <w:t xml:space="preserve"> Editor remembers the last folder you opened. You can open the Resources\</w:t>
+      </w:r>
+      <w:r>
+        <w:rPr>
+          <w:i/>
+          <w:iCs/>
+          <w:sz w:val="24"/>
+          <w:szCs w:val="20"/>
+          <w:lang w:val="en-US"/>
+        </w:rPr>
+        <w:t>Dialogue</w:t>
+      </w:r>
+      <w:r>
+        <w:rPr>
+          <w:i/>
+          <w:iCs/>
+          <w:sz w:val="24"/>
+          <w:szCs w:val="20"/>
+          <w:lang w:val="en-US"/>
+        </w:rPr>
+        <w:t xml:space="preserve">s folder of your project from the Editor to directly save your </w:t>
+      </w:r>
+      <w:r>
+        <w:rPr>
+          <w:i/>
+          <w:iCs/>
+          <w:sz w:val="24"/>
+          <w:szCs w:val="20"/>
+          <w:lang w:val="en-US"/>
+        </w:rPr>
+        <w:t>Dialogue</w:t>
+      </w:r>
+      <w:r>
+        <w:rPr>
+          <w:i/>
+          <w:iCs/>
+          <w:sz w:val="24"/>
+          <w:szCs w:val="20"/>
+          <w:lang w:val="en-US"/>
+        </w:rPr>
+        <w:t>s there.</w:t>
+      </w:r>
+    </w:p>
+    <w:p>
+      <w:pPr>
+        <w:rPr>
+          <w:lang w:val="en-US"/>
+        </w:rPr>
+      </w:pPr>
     </w:p>
     <w:p>
       <w:pPr>
@@ -4494,6 +7957,53 @@
     </w:p>
     <w:p>
       <w:pPr>
+        <w:rPr>
+          <w:lang w:val="en-US"/>
+        </w:rPr>
+      </w:pPr>
+      <w:r>
+        <w:rPr>
+          <w:lang w:val="en-US"/>
+        </w:rPr>
+        <w:drawing>
+          <wp:inline distT="0" distB="0" distL="0" distR="0" wp14:anchorId="4A667F3E" wp14:editId="39EEDF30">
+            <wp:extent cx="3413760" cy="4213859"/>
+            <wp:effectExtent l="0" t="0" r="0" b="0"/>
+            <wp:docPr id="2" name="Grafik 2"/>
+            <wp:cNvGraphicFramePr>
+              <a:graphicFrameLocks xmlns:a="http://schemas.openxmlformats.org/drawingml/2006/main" noChangeAspect="1"/>
+            </wp:cNvGraphicFramePr>
+            <a:graphic xmlns:a="http://schemas.openxmlformats.org/drawingml/2006/main">
+              <a:graphicData uri="http://schemas.openxmlformats.org/drawingml/2006/picture">
+                <pic:pic xmlns:pic="http://schemas.openxmlformats.org/drawingml/2006/picture">
+                  <pic:nvPicPr>
+                    <pic:cNvPr id="1" name=""/>
+                    <pic:cNvPicPr/>
+                  </pic:nvPicPr>
+                  <pic:blipFill>
+                    <a:blip r:embed="rId12"/>
+                    <a:stretch>
+                      <a:fillRect/>
+                    </a:stretch>
+                  </pic:blipFill>
+                  <pic:spPr>
+                    <a:xfrm>
+                      <a:off x="0" y="0"/>
+                      <a:ext cx="3421157" cy="4222989"/>
+                    </a:xfrm>
+                    <a:prstGeom prst="rect">
+                      <a:avLst/>
+                    </a:prstGeom>
+                  </pic:spPr>
+                </pic:pic>
+              </a:graphicData>
+            </a:graphic>
+          </wp:inline>
+        </w:drawing>
+      </w:r>
+    </w:p>
+    <w:p>
+      <w:pPr>
         <w:pStyle w:val="berschrift2"/>
         <w:numPr>
           <w:ilvl w:val="1"/>
@@ -4508,7 +8018,14 @@
         <w:rPr>
           <w:lang w:val="en-US"/>
         </w:rPr>
-        <w:t>Starting a Dialog</w:t>
+        <w:lastRenderedPageBreak/>
+        <w:t xml:space="preserve">Starting a </w:t>
+      </w:r>
+      <w:r>
+        <w:rPr>
+          <w:lang w:val="en-US"/>
+        </w:rPr>
+        <w:t>Dialogue</w:t>
       </w:r>
       <w:bookmarkEnd w:id="12"/>
     </w:p>
@@ -4540,17 +8057,9 @@
         <w:rPr>
           <w:lang w:val="en-US"/>
         </w:rPr>
-        <w:t xml:space="preserve"> own </w:t>
-      </w:r>
-      <w:proofErr w:type="gramStart"/>
-      <w:r>
-        <w:rPr>
-          <w:lang w:val="en-US"/>
-        </w:rPr>
-        <w:t>functionality</w:t>
+        <w:t xml:space="preserve"> own functionality</w:t>
       </w:r>
       <w:bookmarkEnd w:id="13"/>
-      <w:proofErr w:type="gramEnd"/>
     </w:p>
     <w:p>
       <w:pPr>
@@ -4568,17 +8077,15 @@
         <w:rPr>
           <w:lang w:val="en-US"/>
         </w:rPr>
-        <w:t xml:space="preserve">Dialog Components and working with </w:t>
-      </w:r>
-      <w:proofErr w:type="gramStart"/>
-      <w:r>
-        <w:rPr>
-          <w:lang w:val="en-US"/>
-        </w:rPr>
-        <w:t>Properties</w:t>
+        <w:t>Dialogue</w:t>
+      </w:r>
+      <w:r>
+        <w:rPr>
+          <w:lang w:val="en-US"/>
+        </w:rPr>
+        <w:t xml:space="preserve"> Components and working with Properties</w:t>
       </w:r>
       <w:bookmarkEnd w:id="14"/>
-      <w:proofErr w:type="gramEnd"/>
     </w:p>
     <w:p>
       <w:pPr>
@@ -4609,7 +8116,19 @@
         <w:rPr>
           <w:lang w:val="en-US"/>
         </w:rPr>
-        <w:t>UDSDialogManager</w:t>
+        <w:t>UDS</w:t>
+      </w:r>
+      <w:r>
+        <w:rPr>
+          <w:lang w:val="en-US"/>
+        </w:rPr>
+        <w:t>Dialogue</w:t>
+      </w:r>
+      <w:r>
+        <w:rPr>
+          <w:lang w:val="en-US"/>
+        </w:rPr>
+        <w:t>Manager</w:t>
       </w:r>
       <w:proofErr w:type="spellEnd"/>
       <w:r>
@@ -4650,7 +8169,19 @@
           <w:lang w:val="en-US"/>
         </w:rPr>
         <w:lastRenderedPageBreak/>
-        <w:t>The standalone Dialog Editor explained</w:t>
+        <w:t xml:space="preserve">The standalone </w:t>
+      </w:r>
+      <w:r>
+        <w:rPr>
+          <w:lang w:val="en-US"/>
+        </w:rPr>
+        <w:t>Dialogue</w:t>
+      </w:r>
+      <w:r>
+        <w:rPr>
+          <w:lang w:val="en-US"/>
+        </w:rPr>
+        <w:t xml:space="preserve"> Editor explained</w:t>
       </w:r>
       <w:bookmarkEnd w:id="16"/>
     </w:p>
@@ -4670,23 +8201,641 @@
         <w:rPr>
           <w:lang w:val="en-US"/>
         </w:rPr>
-        <w:t xml:space="preserve">Creating, </w:t>
-      </w:r>
-      <w:proofErr w:type="gramStart"/>
-      <w:r>
-        <w:rPr>
-          <w:lang w:val="en-US"/>
-        </w:rPr>
-        <w:t>saving</w:t>
-      </w:r>
-      <w:proofErr w:type="gramEnd"/>
-      <w:r>
-        <w:rPr>
-          <w:lang w:val="en-US"/>
-        </w:rPr>
-        <w:t xml:space="preserve"> and loading Dialogs</w:t>
+        <w:t xml:space="preserve">Creating, saving and loading </w:t>
+      </w:r>
+      <w:r>
+        <w:rPr>
+          <w:lang w:val="en-US"/>
+        </w:rPr>
+        <w:t>Dialogue</w:t>
+      </w:r>
+      <w:r>
+        <w:rPr>
+          <w:lang w:val="en-US"/>
+        </w:rPr>
+        <w:t>s</w:t>
       </w:r>
       <w:bookmarkEnd w:id="17"/>
+    </w:p>
+    <w:p>
+      <w:pPr>
+        <w:rPr>
+          <w:lang w:val="en-US"/>
+        </w:rPr>
+      </w:pPr>
+      <w:r>
+        <w:rPr>
+          <w:lang w:val="en-US"/>
+        </w:rPr>
+        <w:t xml:space="preserve">If you open the </w:t>
+      </w:r>
+      <w:proofErr w:type="spellStart"/>
+      <w:r>
+        <w:rPr>
+          <w:lang w:val="en-US"/>
+        </w:rPr>
+        <w:t>DialogueEditor</w:t>
+      </w:r>
+      <w:proofErr w:type="spellEnd"/>
+      <w:r>
+        <w:rPr>
+          <w:lang w:val="en-US"/>
+        </w:rPr>
+        <w:t xml:space="preserve"> you will see the following:</w:t>
+      </w:r>
+    </w:p>
+    <w:p>
+      <w:pPr>
+        <w:rPr>
+          <w:lang w:val="en-US"/>
+        </w:rPr>
+      </w:pPr>
+      <w:r>
+        <w:rPr>
+          <w:noProof/>
+          <w:lang w:val="en-US"/>
+        </w:rPr>
+        <w:drawing>
+          <wp:anchor distT="0" distB="0" distL="114300" distR="114300" simplePos="0" relativeHeight="251660288" behindDoc="0" locked="0" layoutInCell="1" allowOverlap="1" wp14:anchorId="1D5BC118" wp14:editId="640B7E9F">
+            <wp:simplePos x="0" y="0"/>
+            <wp:positionH relativeFrom="column">
+              <wp:posOffset>-635</wp:posOffset>
+            </wp:positionH>
+            <wp:positionV relativeFrom="paragraph">
+              <wp:posOffset>218440</wp:posOffset>
+            </wp:positionV>
+            <wp:extent cx="5753100" cy="2994660"/>
+            <wp:effectExtent l="0" t="0" r="0" b="0"/>
+            <wp:wrapTopAndBottom/>
+            <wp:docPr id="4" name="Grafik 4"/>
+            <wp:cNvGraphicFramePr>
+              <a:graphicFrameLocks xmlns:a="http://schemas.openxmlformats.org/drawingml/2006/main" noChangeAspect="1"/>
+            </wp:cNvGraphicFramePr>
+            <a:graphic xmlns:a="http://schemas.openxmlformats.org/drawingml/2006/main">
+              <a:graphicData uri="http://schemas.openxmlformats.org/drawingml/2006/picture">
+                <pic:pic xmlns:pic="http://schemas.openxmlformats.org/drawingml/2006/picture">
+                  <pic:nvPicPr>
+                    <pic:cNvPr id="0" name="Picture 1"/>
+                    <pic:cNvPicPr>
+                      <a:picLocks noChangeAspect="1" noChangeArrowheads="1"/>
+                    </pic:cNvPicPr>
+                  </pic:nvPicPr>
+                  <pic:blipFill>
+                    <a:blip r:embed="rId9" cstate="print">
+                      <a:extLst>
+                        <a:ext uri="{28A0092B-C50C-407E-A947-70E740481C1C}">
+                          <a14:useLocalDpi xmlns:a14="http://schemas.microsoft.com/office/drawing/2010/main" val="0"/>
+                        </a:ext>
+                      </a:extLst>
+                    </a:blip>
+                    <a:srcRect/>
+                    <a:stretch>
+                      <a:fillRect/>
+                    </a:stretch>
+                  </pic:blipFill>
+                  <pic:spPr bwMode="auto">
+                    <a:xfrm>
+                      <a:off x="0" y="0"/>
+                      <a:ext cx="5753100" cy="2994660"/>
+                    </a:xfrm>
+                    <a:prstGeom prst="rect">
+                      <a:avLst/>
+                    </a:prstGeom>
+                    <a:noFill/>
+                    <a:ln>
+                      <a:noFill/>
+                    </a:ln>
+                  </pic:spPr>
+                </pic:pic>
+              </a:graphicData>
+            </a:graphic>
+            <wp14:sizeRelH relativeFrom="page">
+              <wp14:pctWidth>0</wp14:pctWidth>
+            </wp14:sizeRelH>
+            <wp14:sizeRelV relativeFrom="page">
+              <wp14:pctHeight>0</wp14:pctHeight>
+            </wp14:sizeRelV>
+          </wp:anchor>
+        </w:drawing>
+      </w:r>
+    </w:p>
+    <w:p>
+      <w:pPr>
+        <w:rPr>
+          <w:lang w:val="en-US"/>
+        </w:rPr>
+      </w:pPr>
+    </w:p>
+    <w:p>
+      <w:pPr>
+        <w:rPr>
+          <w:i/>
+          <w:iCs/>
+          <w:lang w:val="en-US"/>
+        </w:rPr>
+      </w:pPr>
+      <w:r>
+        <w:rPr>
+          <w:i/>
+          <w:iCs/>
+          <w:lang w:val="en-US"/>
+        </w:rPr>
+        <w:t xml:space="preserve">For now, </w:t>
+      </w:r>
+      <w:r>
+        <w:rPr>
+          <w:i/>
+          <w:iCs/>
+          <w:lang w:val="en-US"/>
+        </w:rPr>
+        <w:t xml:space="preserve">we will </w:t>
+      </w:r>
+      <w:r>
+        <w:rPr>
+          <w:i/>
+          <w:iCs/>
+          <w:lang w:val="en-US"/>
+        </w:rPr>
+        <w:t xml:space="preserve">only </w:t>
+      </w:r>
+      <w:r>
+        <w:rPr>
+          <w:i/>
+          <w:iCs/>
+          <w:lang w:val="en-US"/>
+        </w:rPr>
+        <w:t>consider the</w:t>
+      </w:r>
+      <w:r>
+        <w:rPr>
+          <w:i/>
+          <w:iCs/>
+          <w:lang w:val="en-US"/>
+        </w:rPr>
+        <w:t xml:space="preserve"> “Create and load </w:t>
+      </w:r>
+      <w:r>
+        <w:rPr>
+          <w:i/>
+          <w:iCs/>
+          <w:lang w:val="en-US"/>
+        </w:rPr>
+        <w:t>Dialogue</w:t>
+      </w:r>
+      <w:r>
+        <w:rPr>
+          <w:i/>
+          <w:iCs/>
+          <w:lang w:val="en-US"/>
+        </w:rPr>
+        <w:t xml:space="preserve">s” section. </w:t>
+      </w:r>
+    </w:p>
+    <w:p>
+      <w:pPr>
+        <w:pStyle w:val="Listenabsatz"/>
+        <w:numPr>
+          <w:ilvl w:val="0"/>
+          <w:numId w:val="8"/>
+        </w:numPr>
+        <w:rPr>
+          <w:lang w:val="en-US"/>
+        </w:rPr>
+      </w:pPr>
+      <w:r>
+        <w:rPr>
+          <w:lang w:val="en-US"/>
+        </w:rPr>
+        <w:t>Enter the path where you want to store your Dialogue. You can use the file browser (folder icon) to do so or hit the Button with the green arrow to open a path. If there are already Dialogues in the selected folder, they will show in the grey box underneath.</w:t>
+      </w:r>
+    </w:p>
+    <w:p>
+      <w:pPr>
+        <w:pStyle w:val="Listenabsatz"/>
+        <w:rPr>
+          <w:lang w:val="en-US"/>
+        </w:rPr>
+      </w:pPr>
+    </w:p>
+    <w:p>
+      <w:pPr>
+        <w:pStyle w:val="Listenabsatz"/>
+        <w:numPr>
+          <w:ilvl w:val="0"/>
+          <w:numId w:val="8"/>
+        </w:numPr>
+        <w:rPr>
+          <w:lang w:val="en-US"/>
+        </w:rPr>
+      </w:pPr>
+      <w:r>
+        <w:rPr>
+          <w:lang w:val="en-US"/>
+        </w:rPr>
+        <w:t>With the new Button you can create a new Dialogue in the open folder. An input field will come up where you can enter a name/ID for the Dialogue. Note that Dialogue IDs should always be unique in a project.</w:t>
+      </w:r>
+    </w:p>
+    <w:p>
+      <w:pPr>
+        <w:pStyle w:val="Listenabsatz"/>
+        <w:rPr>
+          <w:lang w:val="en-US"/>
+        </w:rPr>
+      </w:pPr>
+    </w:p>
+    <w:p>
+      <w:pPr>
+        <w:pStyle w:val="Listenabsatz"/>
+        <w:numPr>
+          <w:ilvl w:val="0"/>
+          <w:numId w:val="8"/>
+        </w:numPr>
+        <w:rPr>
+          <w:lang w:val="en-US"/>
+        </w:rPr>
+      </w:pPr>
+      <w:r>
+        <w:rPr>
+          <w:lang w:val="en-US"/>
+        </w:rPr>
+        <w:t>The Load and Delete buttons refer to Dialogues in the folder. Click your new Dialogue and hit Load to open the selected Dialogue for editing. Hit Delete to delete a selected Dialogue. Note that this cannot be undone.</w:t>
+      </w:r>
+    </w:p>
+    <w:p>
+      <w:pPr>
+        <w:rPr>
+          <w:color w:val="000000" w:themeColor="text1"/>
+          <w:lang w:val="en-US"/>
+        </w:rPr>
+      </w:pPr>
+      <w:r>
+        <w:rPr>
+          <w:lang w:val="en-US"/>
+        </w:rPr>
+        <w:t xml:space="preserve">Once you have created and opened </w:t>
+      </w:r>
+      <w:r>
+        <w:rPr>
+          <w:lang w:val="en-US"/>
+        </w:rPr>
+        <w:t>a</w:t>
+      </w:r>
+      <w:r>
+        <w:rPr>
+          <w:lang w:val="en-US"/>
+        </w:rPr>
+        <w:t xml:space="preserve"> new Dialogue you can start editing it! Right-click inside the area on the right side of the screen to create new </w:t>
+      </w:r>
+      <w:proofErr w:type="spellStart"/>
+      <w:r>
+        <w:rPr>
+          <w:lang w:val="en-US"/>
+        </w:rPr>
+        <w:t>DialogueParts</w:t>
+      </w:r>
+      <w:proofErr w:type="spellEnd"/>
+      <w:r>
+        <w:rPr>
+          <w:lang w:val="en-US"/>
+        </w:rPr>
+        <w:t xml:space="preserve">. The first </w:t>
+      </w:r>
+      <w:proofErr w:type="spellStart"/>
+      <w:r>
+        <w:rPr>
+          <w:lang w:val="en-US"/>
+        </w:rPr>
+        <w:t>DialoguePart</w:t>
+      </w:r>
+      <w:proofErr w:type="spellEnd"/>
+      <w:r>
+        <w:rPr>
+          <w:lang w:val="en-US"/>
+        </w:rPr>
+        <w:t xml:space="preserve"> you create will appear </w:t>
+      </w:r>
+      <w:r>
+        <w:rPr>
+          <w:color w:val="000000" w:themeColor="text1"/>
+          <w:lang w:val="en-US"/>
+        </w:rPr>
+        <w:t xml:space="preserve">orange, </w:t>
+      </w:r>
+      <w:r>
+        <w:rPr>
+          <w:color w:val="000000" w:themeColor="text1"/>
+          <w:lang w:val="en-US"/>
+        </w:rPr>
+        <w:lastRenderedPageBreak/>
+        <w:t xml:space="preserve">which means that it is the start of the Dialogue. If you left-click a </w:t>
+      </w:r>
+      <w:proofErr w:type="spellStart"/>
+      <w:r>
+        <w:rPr>
+          <w:color w:val="000000" w:themeColor="text1"/>
+          <w:lang w:val="en-US"/>
+        </w:rPr>
+        <w:t>DialoguePart</w:t>
+      </w:r>
+      <w:proofErr w:type="spellEnd"/>
+      <w:r>
+        <w:rPr>
+          <w:color w:val="000000" w:themeColor="text1"/>
+          <w:lang w:val="en-US"/>
+        </w:rPr>
+        <w:t>, you will see the following:</w:t>
+      </w:r>
+    </w:p>
+    <w:p>
+      <w:pPr>
+        <w:rPr>
+          <w:color w:val="000000" w:themeColor="text1"/>
+          <w:lang w:val="en-US"/>
+        </w:rPr>
+      </w:pPr>
+      <w:r>
+        <w:rPr>
+          <w:noProof/>
+          <w:color w:val="000000" w:themeColor="text1"/>
+          <w:lang w:val="en-US"/>
+        </w:rPr>
+        <w:drawing>
+          <wp:inline distT="0" distB="0" distL="0" distR="0" wp14:anchorId="28058FDA" wp14:editId="786C5BDC">
+            <wp:extent cx="5752800" cy="3031590"/>
+            <wp:effectExtent l="0" t="0" r="635" b="0"/>
+            <wp:docPr id="6" name="Grafik 6"/>
+            <wp:cNvGraphicFramePr>
+              <a:graphicFrameLocks xmlns:a="http://schemas.openxmlformats.org/drawingml/2006/main" noChangeAspect="1"/>
+            </wp:cNvGraphicFramePr>
+            <a:graphic xmlns:a="http://schemas.openxmlformats.org/drawingml/2006/main">
+              <a:graphicData uri="http://schemas.openxmlformats.org/drawingml/2006/picture">
+                <pic:pic xmlns:pic="http://schemas.openxmlformats.org/drawingml/2006/picture">
+                  <pic:nvPicPr>
+                    <pic:cNvPr id="0" name="Picture 3"/>
+                    <pic:cNvPicPr>
+                      <a:picLocks noChangeAspect="1" noChangeArrowheads="1"/>
+                    </pic:cNvPicPr>
+                  </pic:nvPicPr>
+                  <pic:blipFill>
+                    <a:blip r:embed="rId10" cstate="print">
+                      <a:extLst>
+                        <a:ext uri="{28A0092B-C50C-407E-A947-70E740481C1C}">
+                          <a14:useLocalDpi xmlns:a14="http://schemas.microsoft.com/office/drawing/2010/main" val="0"/>
+                        </a:ext>
+                      </a:extLst>
+                    </a:blip>
+                    <a:srcRect/>
+                    <a:stretch>
+                      <a:fillRect/>
+                    </a:stretch>
+                  </pic:blipFill>
+                  <pic:spPr bwMode="auto">
+                    <a:xfrm>
+                      <a:off x="0" y="0"/>
+                      <a:ext cx="5752800" cy="3031590"/>
+                    </a:xfrm>
+                    <a:prstGeom prst="rect">
+                      <a:avLst/>
+                    </a:prstGeom>
+                    <a:noFill/>
+                  </pic:spPr>
+                </pic:pic>
+              </a:graphicData>
+            </a:graphic>
+          </wp:inline>
+        </w:drawing>
+      </w:r>
+    </w:p>
+    <w:p>
+      <w:pPr>
+        <w:rPr>
+          <w:color w:val="000000" w:themeColor="text1"/>
+          <w:lang w:val="en-US"/>
+        </w:rPr>
+      </w:pPr>
+    </w:p>
+    <w:p>
+      <w:pPr>
+        <w:pStyle w:val="Listenabsatz"/>
+        <w:numPr>
+          <w:ilvl w:val="0"/>
+          <w:numId w:val="9"/>
+        </w:numPr>
+        <w:rPr>
+          <w:color w:val="000000" w:themeColor="text1"/>
+          <w:lang w:val="en-US"/>
+        </w:rPr>
+      </w:pPr>
+      <w:r>
+        <w:rPr>
+          <w:color w:val="000000" w:themeColor="text1"/>
+          <w:lang w:val="en-US"/>
+        </w:rPr>
+        <w:t>Enter the ID for your Dialogue Part here. IDs have to be unique and should contain a little information about the contents of the Dialogue Part.</w:t>
+      </w:r>
+    </w:p>
+    <w:p>
+      <w:pPr>
+        <w:pStyle w:val="Listenabsatz"/>
+        <w:rPr>
+          <w:color w:val="000000" w:themeColor="text1"/>
+          <w:lang w:val="en-US"/>
+        </w:rPr>
+      </w:pPr>
+    </w:p>
+    <w:p>
+      <w:pPr>
+        <w:pStyle w:val="Listenabsatz"/>
+        <w:numPr>
+          <w:ilvl w:val="0"/>
+          <w:numId w:val="9"/>
+        </w:numPr>
+        <w:rPr>
+          <w:color w:val="000000" w:themeColor="text1"/>
+          <w:lang w:val="en-US"/>
+        </w:rPr>
+      </w:pPr>
+      <w:r>
+        <w:rPr>
+          <w:color w:val="000000" w:themeColor="text1"/>
+          <w:lang w:val="en-US"/>
+        </w:rPr>
+        <w:t>The cards you see here are the Properties (see 1.3) of your Dialogue</w:t>
+      </w:r>
+    </w:p>
+    <w:p>
+      <w:pPr>
+        <w:pStyle w:val="Listenabsatz"/>
+        <w:rPr>
+          <w:color w:val="000000" w:themeColor="text1"/>
+          <w:lang w:val="en-US"/>
+        </w:rPr>
+      </w:pPr>
+    </w:p>
+    <w:p>
+      <w:pPr>
+        <w:pStyle w:val="Listenabsatz"/>
+        <w:numPr>
+          <w:ilvl w:val="0"/>
+          <w:numId w:val="9"/>
+        </w:numPr>
+        <w:rPr>
+          <w:color w:val="000000" w:themeColor="text1"/>
+          <w:lang w:val="en-US"/>
+        </w:rPr>
+      </w:pPr>
+      <w:r>
+        <w:rPr>
+          <w:color w:val="000000" w:themeColor="text1"/>
+          <w:lang w:val="en-US"/>
+        </w:rPr>
+        <w:t>The Dialogue Parts occur as circles/graph nodes. Normal nodes are blue, and the start/entry point is orange. Right-click the node to get important additional options like connecting it to other Dialogue Parts either via an Answer (small circle</w:t>
+      </w:r>
+      <w:r>
+        <w:rPr>
+          <w:color w:val="000000" w:themeColor="text1"/>
+          <w:lang w:val="en-US"/>
+        </w:rPr>
+        <w:t xml:space="preserve"> next to Dialog Part</w:t>
+      </w:r>
+      <w:r>
+        <w:rPr>
+          <w:color w:val="000000" w:themeColor="text1"/>
+          <w:lang w:val="en-US"/>
+        </w:rPr>
+        <w:t xml:space="preserve">) or directly. </w:t>
+      </w:r>
+      <w:r>
+        <w:rPr>
+          <w:color w:val="000000" w:themeColor="text1"/>
+          <w:lang w:val="en-US"/>
+        </w:rPr>
+        <w:t>You can also add Conditional Answers</w:t>
+      </w:r>
+      <w:r>
+        <w:rPr>
+          <w:color w:val="000000" w:themeColor="text1"/>
+          <w:lang w:val="en-US"/>
+        </w:rPr>
+        <w:t xml:space="preserve"> (see 5.2)</w:t>
+      </w:r>
+      <w:r>
+        <w:rPr>
+          <w:color w:val="000000" w:themeColor="text1"/>
+          <w:lang w:val="en-US"/>
+        </w:rPr>
+        <w:t xml:space="preserve"> to your Dialogue Parts</w:t>
+      </w:r>
+      <w:r>
+        <w:rPr>
+          <w:color w:val="000000" w:themeColor="text1"/>
+          <w:lang w:val="en-US"/>
+        </w:rPr>
+        <w:t>, which then occur as small yellow circles.</w:t>
+      </w:r>
+      <w:r>
+        <w:rPr>
+          <w:color w:val="000000" w:themeColor="text1"/>
+          <w:lang w:val="en-US"/>
+        </w:rPr>
+        <w:br w:type="page"/>
+      </w:r>
+    </w:p>
+    <w:p>
+      <w:pPr>
+        <w:rPr>
+          <w:color w:val="000000" w:themeColor="text1"/>
+          <w:lang w:val="en-US"/>
+        </w:rPr>
+      </w:pPr>
+      <w:r>
+        <w:rPr>
+          <w:color w:val="000000" w:themeColor="text1"/>
+          <w:lang w:val="en-US"/>
+        </w:rPr>
+        <w:lastRenderedPageBreak/>
+        <w:t>Here you can see what a bigger Dialogue could look like:</w:t>
+      </w:r>
+    </w:p>
+    <w:p>
+      <w:pPr>
+        <w:rPr>
+          <w:color w:val="000000" w:themeColor="text1"/>
+          <w:lang w:val="en-US"/>
+        </w:rPr>
+      </w:pPr>
+      <w:r>
+        <w:rPr>
+          <w:noProof/>
+          <w:color w:val="000000" w:themeColor="text1"/>
+          <w:lang w:val="en-US"/>
+        </w:rPr>
+        <w:drawing>
+          <wp:inline distT="0" distB="0" distL="0" distR="0" wp14:anchorId="700CF391" wp14:editId="3BE8EA34">
+            <wp:extent cx="5760720" cy="2414905"/>
+            <wp:effectExtent l="0" t="0" r="0" b="4445"/>
+            <wp:docPr id="7" name="Grafik 7"/>
+            <wp:cNvGraphicFramePr>
+              <a:graphicFrameLocks xmlns:a="http://schemas.openxmlformats.org/drawingml/2006/main" noChangeAspect="1"/>
+            </wp:cNvGraphicFramePr>
+            <a:graphic xmlns:a="http://schemas.openxmlformats.org/drawingml/2006/main">
+              <a:graphicData uri="http://schemas.openxmlformats.org/drawingml/2006/picture">
+                <pic:pic xmlns:pic="http://schemas.openxmlformats.org/drawingml/2006/picture">
+                  <pic:nvPicPr>
+                    <pic:cNvPr id="1" name=""/>
+                    <pic:cNvPicPr/>
+                  </pic:nvPicPr>
+                  <pic:blipFill>
+                    <a:blip r:embed="rId11"/>
+                    <a:stretch>
+                      <a:fillRect/>
+                    </a:stretch>
+                  </pic:blipFill>
+                  <pic:spPr>
+                    <a:xfrm>
+                      <a:off x="0" y="0"/>
+                      <a:ext cx="5760720" cy="2414905"/>
+                    </a:xfrm>
+                    <a:prstGeom prst="rect">
+                      <a:avLst/>
+                    </a:prstGeom>
+                  </pic:spPr>
+                </pic:pic>
+              </a:graphicData>
+            </a:graphic>
+          </wp:inline>
+        </w:drawing>
+      </w:r>
+    </w:p>
+    <w:p>
+      <w:pPr>
+        <w:rPr>
+          <w:color w:val="000000" w:themeColor="text1"/>
+          <w:lang w:val="en-US"/>
+        </w:rPr>
+      </w:pPr>
+    </w:p>
+    <w:p>
+      <w:pPr>
+        <w:rPr>
+          <w:color w:val="000000" w:themeColor="text1"/>
+          <w:lang w:val="en-US"/>
+        </w:rPr>
+      </w:pPr>
+      <w:r>
+        <w:rPr>
+          <w:color w:val="000000" w:themeColor="text1"/>
+          <w:lang w:val="en-US"/>
+        </w:rPr>
+        <w:t>Note the red arrows above Answers which indicate when an Answer ends the Dialogue. Also note how Dialogue Parts can be connected to others either via Answers (meaning the player has to click/tap an Answer) or directly (meaning the player has to press a button or tap the screen to continue), the latter is only possible if the Dialogue Part has no Answers.</w:t>
+      </w:r>
+    </w:p>
+    <w:p>
+      <w:pPr>
+        <w:rPr>
+          <w:lang w:val="en-US"/>
+        </w:rPr>
+      </w:pPr>
     </w:p>
     <w:p>
       <w:pPr>
@@ -4699,14 +8848,15 @@
           <w:lang w:val="en-US"/>
         </w:rPr>
       </w:pPr>
-      <w:bookmarkStart w:id="18" w:name="_Toc77091273"/>
-      <w:r>
-        <w:rPr>
-          <w:lang w:val="en-US"/>
-        </w:rPr>
-        <w:t>Global Properties</w:t>
-      </w:r>
-      <w:bookmarkEnd w:id="18"/>
+      <w:bookmarkStart w:id="18" w:name="_Toc77091274"/>
+      <w:bookmarkStart w:id="19" w:name="_Toc77091275"/>
+      <w:r>
+        <w:rPr>
+          <w:lang w:val="en-US"/>
+        </w:rPr>
+        <w:t>Conditional answers and Global Properties</w:t>
+      </w:r>
+      <w:bookmarkEnd w:id="19"/>
     </w:p>
     <w:p>
       <w:pPr>
@@ -4719,14 +8869,47 @@
           <w:lang w:val="en-US"/>
         </w:rPr>
       </w:pPr>
-      <w:bookmarkStart w:id="19" w:name="_Toc77091274"/>
       <w:r>
         <w:rPr>
           <w:lang w:val="en-US"/>
         </w:rPr>
         <w:t>Property Presets</w:t>
       </w:r>
-      <w:bookmarkEnd w:id="19"/>
+      <w:bookmarkEnd w:id="18"/>
+    </w:p>
+    <w:p>
+      <w:pPr>
+        <w:rPr>
+          <w:lang w:val="en-US"/>
+        </w:rPr>
+      </w:pPr>
+      <w:r>
+        <w:rPr>
+          <w:lang w:val="en-US"/>
+        </w:rPr>
+        <w:br w:type="page"/>
+      </w:r>
+    </w:p>
+    <w:p>
+      <w:pPr>
+        <w:pStyle w:val="berschrift1"/>
+        <w:numPr>
+          <w:ilvl w:val="0"/>
+          <w:numId w:val="1"/>
+        </w:numPr>
+        <w:rPr>
+          <w:lang w:val="en-US"/>
+        </w:rPr>
+      </w:pPr>
+      <w:bookmarkStart w:id="20" w:name="_Toc77091276"/>
+      <w:r>
+        <w:rPr>
+          <w:lang w:val="en-US"/>
+        </w:rPr>
+        <w:lastRenderedPageBreak/>
+        <w:t>Examples</w:t>
+      </w:r>
+      <w:bookmarkEnd w:id="20"/>
     </w:p>
     <w:p>
       <w:pPr>
@@ -4739,27 +8922,46 @@
           <w:lang w:val="en-US"/>
         </w:rPr>
       </w:pPr>
-      <w:bookmarkStart w:id="20" w:name="_Toc77091275"/>
-      <w:r>
-        <w:rPr>
-          <w:lang w:val="en-US"/>
-        </w:rPr>
-        <w:t>Conditional answers</w:t>
-      </w:r>
-      <w:r>
-        <w:rPr>
-          <w:lang w:val="en-US"/>
-        </w:rPr>
-        <w:t xml:space="preserve"> and Global Properties</w:t>
-      </w:r>
-      <w:bookmarkEnd w:id="20"/>
-    </w:p>
-    <w:p>
-      <w:pPr>
-        <w:rPr>
-          <w:lang w:val="en-US"/>
-        </w:rPr>
-      </w:pPr>
+      <w:bookmarkStart w:id="21" w:name="_Toc77091277"/>
+      <w:r>
+        <w:rPr>
+          <w:lang w:val="en-US"/>
+        </w:rPr>
+        <w:t xml:space="preserve">Opening a shop during a </w:t>
+      </w:r>
+      <w:r>
+        <w:rPr>
+          <w:lang w:val="en-US"/>
+        </w:rPr>
+        <w:t>Dialogue</w:t>
+      </w:r>
+      <w:bookmarkEnd w:id="21"/>
+    </w:p>
+    <w:p>
+      <w:pPr>
+        <w:pStyle w:val="berschrift2"/>
+        <w:numPr>
+          <w:ilvl w:val="1"/>
+          <w:numId w:val="1"/>
+        </w:numPr>
+        <w:rPr>
+          <w:lang w:val="en-US"/>
+        </w:rPr>
+      </w:pPr>
+      <w:bookmarkStart w:id="22" w:name="_Toc77091278"/>
+      <w:r>
+        <w:rPr>
+          <w:lang w:val="en-US"/>
+        </w:rPr>
+        <w:t xml:space="preserve">Showing to the player </w:t>
+      </w:r>
+      <w:r>
+        <w:rPr>
+          <w:lang w:val="en-US"/>
+        </w:rPr>
+        <w:t>what an Answer does</w:t>
+      </w:r>
+      <w:bookmarkEnd w:id="22"/>
       <w:r>
         <w:rPr>
           <w:lang w:val="en-US"/>
@@ -4778,105 +8980,18 @@
           <w:lang w:val="en-US"/>
         </w:rPr>
       </w:pPr>
-      <w:bookmarkStart w:id="21" w:name="_Toc77091276"/>
+      <w:bookmarkStart w:id="23" w:name="_Toc77091279"/>
       <w:r>
         <w:rPr>
           <w:lang w:val="en-US"/>
         </w:rPr>
         <w:lastRenderedPageBreak/>
-        <w:t>Examples</w:t>
-      </w:r>
-      <w:bookmarkEnd w:id="21"/>
-    </w:p>
-    <w:p>
-      <w:pPr>
-        <w:pStyle w:val="berschrift2"/>
-        <w:numPr>
-          <w:ilvl w:val="1"/>
-          <w:numId w:val="1"/>
-        </w:numPr>
-        <w:rPr>
-          <w:lang w:val="en-US"/>
-        </w:rPr>
-      </w:pPr>
-      <w:bookmarkStart w:id="22" w:name="_Toc77091277"/>
-      <w:r>
-        <w:rPr>
-          <w:lang w:val="en-US"/>
-        </w:rPr>
-        <w:t>Opening a shop during a Dialog</w:t>
-      </w:r>
-      <w:bookmarkEnd w:id="22"/>
-    </w:p>
-    <w:p>
-      <w:pPr>
-        <w:pStyle w:val="berschrift2"/>
-        <w:numPr>
-          <w:ilvl w:val="1"/>
-          <w:numId w:val="1"/>
-        </w:numPr>
-        <w:rPr>
-          <w:lang w:val="en-US"/>
-        </w:rPr>
-      </w:pPr>
-      <w:bookmarkStart w:id="23" w:name="_Toc77091278"/>
-      <w:r>
-        <w:rPr>
-          <w:lang w:val="en-US"/>
-        </w:rPr>
-        <w:t xml:space="preserve">Showing to the player </w:t>
-      </w:r>
-      <w:r>
-        <w:rPr>
-          <w:lang w:val="en-US"/>
-        </w:rPr>
-        <w:t>what an Answer does</w:t>
+        <w:t>What the UDS can’t do + Known issues</w:t>
       </w:r>
       <w:bookmarkEnd w:id="23"/>
-      <w:r>
-        <w:rPr>
-          <w:lang w:val="en-US"/>
-        </w:rPr>
-        <w:br w:type="page"/>
-      </w:r>
-    </w:p>
-    <w:p>
-      <w:pPr>
-        <w:pStyle w:val="berschrift1"/>
-        <w:numPr>
-          <w:ilvl w:val="0"/>
-          <w:numId w:val="1"/>
-        </w:numPr>
-        <w:rPr>
-          <w:lang w:val="en-US"/>
-        </w:rPr>
-      </w:pPr>
-      <w:bookmarkStart w:id="24" w:name="_Toc77091279"/>
-      <w:r>
-        <w:rPr>
-          <w:lang w:val="en-US"/>
-        </w:rPr>
-        <w:lastRenderedPageBreak/>
-        <w:t xml:space="preserve">What the UDS </w:t>
-      </w:r>
-      <w:proofErr w:type="gramStart"/>
-      <w:r>
-        <w:rPr>
-          <w:lang w:val="en-US"/>
-        </w:rPr>
-        <w:t>can’t</w:t>
-      </w:r>
-      <w:proofErr w:type="gramEnd"/>
-      <w:r>
-        <w:rPr>
-          <w:lang w:val="en-US"/>
-        </w:rPr>
-        <w:t xml:space="preserve"> do + Known issues</w:t>
-      </w:r>
-      <w:bookmarkEnd w:id="24"/>
     </w:p>
     <w:sectPr>
-      <w:headerReference w:type="default" r:id="rId10"/>
+      <w:headerReference w:type="default" r:id="rId13"/>
       <w:pgSz w:w="11906" w:h="16838"/>
       <w:pgMar w:top="1417" w:right="1417" w:bottom="1134" w:left="1417" w:header="708" w:footer="708" w:gutter="0"/>
       <w:cols w:space="708"/>
@@ -4887,7 +9002,7 @@
 </file>
 
 <file path=word/endnotes.xml><?xml version="1.0" encoding="utf-8"?>
-<w:endnotes xmlns:wpc="http://schemas.microsoft.com/office/word/2010/wordprocessingCanvas" xmlns:cx="http://schemas.microsoft.com/office/drawing/2014/chartex" xmlns:cx1="http://schemas.microsoft.com/office/drawing/2015/9/8/chartex" xmlns:cx2="http://schemas.microsoft.com/office/drawing/2015/10/21/chartex" xmlns:cx3="http://schemas.microsoft.com/office/drawing/2016/5/9/chartex" xmlns:cx4="http://schemas.microsoft.com/office/drawing/2016/5/10/chartex" xmlns:cx5="http://schemas.microsoft.com/office/drawing/2016/5/11/chartex" xmlns:cx6="http://schemas.microsoft.com/office/drawing/2016/5/12/chartex" xmlns:cx7="http://schemas.microsoft.com/office/drawing/2016/5/13/chartex" xmlns:cx8="http://schemas.microsoft.com/office/drawing/2016/5/14/chartex" xmlns:mc="http://schemas.openxmlformats.org/markup-compatibility/2006" xmlns:aink="http://schemas.microsoft.com/office/drawing/2016/ink" xmlns:am3d="http://schemas.microsoft.com/office/drawing/2017/model3d" xmlns:o="urn:schemas-microsoft-com:office:office" xmlns:r="http://schemas.openxmlformats.org/officeDocument/2006/relationships" xmlns:m="http://schemas.openxmlformats.org/officeDocument/2006/math" xmlns:v="urn:schemas-microsoft-com:vml" xmlns:wp14="http://schemas.microsoft.com/office/word/2010/wordprocessingDrawing" xmlns:wp="http://schemas.openxmlformats.org/drawingml/2006/wordprocessingDrawing" xmlns:w10="urn:schemas-microsoft-com:office:word" xmlns:w="http://schemas.openxmlformats.org/wordprocessingml/2006/main" xmlns:w14="http://schemas.microsoft.com/office/word/2010/wordml" xmlns:w15="http://schemas.microsoft.com/office/word/2012/wordml" xmlns:w16cex="http://schemas.microsoft.com/office/word/2018/wordml/cex" xmlns:w16cid="http://schemas.microsoft.com/office/word/2016/wordml/cid" xmlns:w16="http://schemas.microsoft.com/office/word/2018/wordml" xmlns:w16se="http://schemas.microsoft.com/office/word/2015/wordml/symex" xmlns:wpg="http://schemas.microsoft.com/office/word/2010/wordprocessingGroup" xmlns:wpi="http://schemas.microsoft.com/office/word/2010/wordprocessingInk" xmlns:wne="http://schemas.microsoft.com/office/word/2006/wordml" xmlns:wps="http://schemas.microsoft.com/office/word/2010/wordprocessingShape" mc:Ignorable="w14 w15 w16se w16cid w16 w16cex wp14">
+<w:endnotes xmlns:wpc="http://schemas.microsoft.com/office/word/2010/wordprocessingCanvas" xmlns:cx="http://schemas.microsoft.com/office/drawing/2014/chartex" xmlns:cx1="http://schemas.microsoft.com/office/drawing/2015/9/8/chartex" xmlns:cx2="http://schemas.microsoft.com/office/drawing/2015/10/21/chartex" xmlns:cx3="http://schemas.microsoft.com/office/drawing/2016/5/9/chartex" xmlns:cx4="http://schemas.microsoft.com/office/drawing/2016/5/10/chartex" xmlns:cx5="http://schemas.microsoft.com/office/drawing/2016/5/11/chartex" xmlns:cx6="http://schemas.microsoft.com/office/drawing/2016/5/12/chartex" xmlns:cx7="http://schemas.microsoft.com/office/drawing/2016/5/13/chartex" xmlns:cx8="http://schemas.microsoft.com/office/drawing/2016/5/14/chartex" xmlns:mc="http://schemas.openxmlformats.org/markup-compatibility/2006" xmlns:aink="http://schemas.microsoft.com/office/drawing/2016/ink" xmlns:am3d="http://schemas.microsoft.com/office/drawing/2017/model3d" xmlns:o="urn:schemas-microsoft-com:office:office" xmlns:r="http://schemas.openxmlformats.org/officeDocument/2006/relationships" xmlns:m="http://schemas.openxmlformats.org/officeDocument/2006/math" xmlns:v="urn:schemas-microsoft-com:vml" xmlns:wp14="http://schemas.microsoft.com/office/word/2010/wordprocessingDrawing" xmlns:wp="http://schemas.openxmlformats.org/drawingml/2006/wordprocessingDrawing" xmlns:w10="urn:schemas-microsoft-com:office:word" xmlns:w="http://schemas.openxmlformats.org/wordprocessingml/2006/main" xmlns:w14="http://schemas.microsoft.com/office/word/2010/wordml" xmlns:w15="http://schemas.microsoft.com/office/word/2012/wordml" xmlns:w16cex="http://schemas.microsoft.com/office/word/2018/wordml/cex" xmlns:w16cid="http://schemas.microsoft.com/office/word/2016/wordml/cid" xmlns:w16="http://schemas.microsoft.com/office/word/2018/wordml" xmlns:w16sdtdh="http://schemas.microsoft.com/office/word/2020/wordml/sdtdatahash" xmlns:w16se="http://schemas.microsoft.com/office/word/2015/wordml/symex" xmlns:wpg="http://schemas.microsoft.com/office/word/2010/wordprocessingGroup" xmlns:wpi="http://schemas.microsoft.com/office/word/2010/wordprocessingInk" xmlns:wne="http://schemas.microsoft.com/office/word/2006/wordml" xmlns:wps="http://schemas.microsoft.com/office/word/2010/wordprocessingShape" mc:Ignorable="w14 w15 w16se w16cid w16 w16cex w16sdtdh wp14">
   <w:endnote w:type="separator" w:id="-1">
     <w:p>
       <w:pPr>
@@ -4912,7 +9027,7 @@
 </file>
 
 <file path=word/footnotes.xml><?xml version="1.0" encoding="utf-8"?>
-<w:footnotes xmlns:wpc="http://schemas.microsoft.com/office/word/2010/wordprocessingCanvas" xmlns:cx="http://schemas.microsoft.com/office/drawing/2014/chartex" xmlns:cx1="http://schemas.microsoft.com/office/drawing/2015/9/8/chartex" xmlns:cx2="http://schemas.microsoft.com/office/drawing/2015/10/21/chartex" xmlns:cx3="http://schemas.microsoft.com/office/drawing/2016/5/9/chartex" xmlns:cx4="http://schemas.microsoft.com/office/drawing/2016/5/10/chartex" xmlns:cx5="http://schemas.microsoft.com/office/drawing/2016/5/11/chartex" xmlns:cx6="http://schemas.microsoft.com/office/drawing/2016/5/12/chartex" xmlns:cx7="http://schemas.microsoft.com/office/drawing/2016/5/13/chartex" xmlns:cx8="http://schemas.microsoft.com/office/drawing/2016/5/14/chartex" xmlns:mc="http://schemas.openxmlformats.org/markup-compatibility/2006" xmlns:aink="http://schemas.microsoft.com/office/drawing/2016/ink" xmlns:am3d="http://schemas.microsoft.com/office/drawing/2017/model3d" xmlns:o="urn:schemas-microsoft-com:office:office" xmlns:r="http://schemas.openxmlformats.org/officeDocument/2006/relationships" xmlns:m="http://schemas.openxmlformats.org/officeDocument/2006/math" xmlns:v="urn:schemas-microsoft-com:vml" xmlns:wp14="http://schemas.microsoft.com/office/word/2010/wordprocessingDrawing" xmlns:wp="http://schemas.openxmlformats.org/drawingml/2006/wordprocessingDrawing" xmlns:w10="urn:schemas-microsoft-com:office:word" xmlns:w="http://schemas.openxmlformats.org/wordprocessingml/2006/main" xmlns:w14="http://schemas.microsoft.com/office/word/2010/wordml" xmlns:w15="http://schemas.microsoft.com/office/word/2012/wordml" xmlns:w16cex="http://schemas.microsoft.com/office/word/2018/wordml/cex" xmlns:w16cid="http://schemas.microsoft.com/office/word/2016/wordml/cid" xmlns:w16="http://schemas.microsoft.com/office/word/2018/wordml" xmlns:w16se="http://schemas.microsoft.com/office/word/2015/wordml/symex" xmlns:wpg="http://schemas.microsoft.com/office/word/2010/wordprocessingGroup" xmlns:wpi="http://schemas.microsoft.com/office/word/2010/wordprocessingInk" xmlns:wne="http://schemas.microsoft.com/office/word/2006/wordml" xmlns:wps="http://schemas.microsoft.com/office/word/2010/wordprocessingShape" mc:Ignorable="w14 w15 w16se w16cid w16 w16cex wp14">
+<w:footnotes xmlns:wpc="http://schemas.microsoft.com/office/word/2010/wordprocessingCanvas" xmlns:cx="http://schemas.microsoft.com/office/drawing/2014/chartex" xmlns:cx1="http://schemas.microsoft.com/office/drawing/2015/9/8/chartex" xmlns:cx2="http://schemas.microsoft.com/office/drawing/2015/10/21/chartex" xmlns:cx3="http://schemas.microsoft.com/office/drawing/2016/5/9/chartex" xmlns:cx4="http://schemas.microsoft.com/office/drawing/2016/5/10/chartex" xmlns:cx5="http://schemas.microsoft.com/office/drawing/2016/5/11/chartex" xmlns:cx6="http://schemas.microsoft.com/office/drawing/2016/5/12/chartex" xmlns:cx7="http://schemas.microsoft.com/office/drawing/2016/5/13/chartex" xmlns:cx8="http://schemas.microsoft.com/office/drawing/2016/5/14/chartex" xmlns:mc="http://schemas.openxmlformats.org/markup-compatibility/2006" xmlns:aink="http://schemas.microsoft.com/office/drawing/2016/ink" xmlns:am3d="http://schemas.microsoft.com/office/drawing/2017/model3d" xmlns:o="urn:schemas-microsoft-com:office:office" xmlns:r="http://schemas.openxmlformats.org/officeDocument/2006/relationships" xmlns:m="http://schemas.openxmlformats.org/officeDocument/2006/math" xmlns:v="urn:schemas-microsoft-com:vml" xmlns:wp14="http://schemas.microsoft.com/office/word/2010/wordprocessingDrawing" xmlns:wp="http://schemas.openxmlformats.org/drawingml/2006/wordprocessingDrawing" xmlns:w10="urn:schemas-microsoft-com:office:word" xmlns:w="http://schemas.openxmlformats.org/wordprocessingml/2006/main" xmlns:w14="http://schemas.microsoft.com/office/word/2010/wordml" xmlns:w15="http://schemas.microsoft.com/office/word/2012/wordml" xmlns:w16cex="http://schemas.microsoft.com/office/word/2018/wordml/cex" xmlns:w16cid="http://schemas.microsoft.com/office/word/2016/wordml/cid" xmlns:w16="http://schemas.microsoft.com/office/word/2018/wordml" xmlns:w16sdtdh="http://schemas.microsoft.com/office/word/2020/wordml/sdtdatahash" xmlns:w16se="http://schemas.microsoft.com/office/word/2015/wordml/symex" xmlns:wpg="http://schemas.microsoft.com/office/word/2010/wordprocessingGroup" xmlns:wpi="http://schemas.microsoft.com/office/word/2010/wordprocessingInk" xmlns:wne="http://schemas.microsoft.com/office/word/2006/wordml" xmlns:wps="http://schemas.microsoft.com/office/word/2010/wordprocessingShape" mc:Ignorable="w14 w15 w16se w16cid w16 w16cex w16sdtdh wp14">
   <w:footnote w:type="separator" w:id="-1">
     <w:p>
       <w:pPr>
@@ -4937,7 +9052,7 @@
 </file>
 
 <file path=word/header1.xml><?xml version="1.0" encoding="utf-8"?>
-<w:hdr xmlns:wpc="http://schemas.microsoft.com/office/word/2010/wordprocessingCanvas" xmlns:cx="http://schemas.microsoft.com/office/drawing/2014/chartex" xmlns:cx1="http://schemas.microsoft.com/office/drawing/2015/9/8/chartex" xmlns:cx2="http://schemas.microsoft.com/office/drawing/2015/10/21/chartex" xmlns:cx3="http://schemas.microsoft.com/office/drawing/2016/5/9/chartex" xmlns:cx4="http://schemas.microsoft.com/office/drawing/2016/5/10/chartex" xmlns:cx5="http://schemas.microsoft.com/office/drawing/2016/5/11/chartex" xmlns:cx6="http://schemas.microsoft.com/office/drawing/2016/5/12/chartex" xmlns:cx7="http://schemas.microsoft.com/office/drawing/2016/5/13/chartex" xmlns:cx8="http://schemas.microsoft.com/office/drawing/2016/5/14/chartex" xmlns:mc="http://schemas.openxmlformats.org/markup-compatibility/2006" xmlns:aink="http://schemas.microsoft.com/office/drawing/2016/ink" xmlns:am3d="http://schemas.microsoft.com/office/drawing/2017/model3d" xmlns:o="urn:schemas-microsoft-com:office:office" xmlns:r="http://schemas.openxmlformats.org/officeDocument/2006/relationships" xmlns:m="http://schemas.openxmlformats.org/officeDocument/2006/math" xmlns:v="urn:schemas-microsoft-com:vml" xmlns:wp14="http://schemas.microsoft.com/office/word/2010/wordprocessingDrawing" xmlns:wp="http://schemas.openxmlformats.org/drawingml/2006/wordprocessingDrawing" xmlns:w10="urn:schemas-microsoft-com:office:word" xmlns:w="http://schemas.openxmlformats.org/wordprocessingml/2006/main" xmlns:w14="http://schemas.microsoft.com/office/word/2010/wordml" xmlns:w15="http://schemas.microsoft.com/office/word/2012/wordml" xmlns:w16cex="http://schemas.microsoft.com/office/word/2018/wordml/cex" xmlns:w16cid="http://schemas.microsoft.com/office/word/2016/wordml/cid" xmlns:w16="http://schemas.microsoft.com/office/word/2018/wordml" xmlns:w16se="http://schemas.microsoft.com/office/word/2015/wordml/symex" xmlns:wpg="http://schemas.microsoft.com/office/word/2010/wordprocessingGroup" xmlns:wpi="http://schemas.microsoft.com/office/word/2010/wordprocessingInk" xmlns:wne="http://schemas.microsoft.com/office/word/2006/wordml" xmlns:wps="http://schemas.microsoft.com/office/word/2010/wordprocessingShape" mc:Ignorable="w14 w15 w16se w16cid w16 w16cex wp14">
+<w:hdr xmlns:wpc="http://schemas.microsoft.com/office/word/2010/wordprocessingCanvas" xmlns:cx="http://schemas.microsoft.com/office/drawing/2014/chartex" xmlns:cx1="http://schemas.microsoft.com/office/drawing/2015/9/8/chartex" xmlns:cx2="http://schemas.microsoft.com/office/drawing/2015/10/21/chartex" xmlns:cx3="http://schemas.microsoft.com/office/drawing/2016/5/9/chartex" xmlns:cx4="http://schemas.microsoft.com/office/drawing/2016/5/10/chartex" xmlns:cx5="http://schemas.microsoft.com/office/drawing/2016/5/11/chartex" xmlns:cx6="http://schemas.microsoft.com/office/drawing/2016/5/12/chartex" xmlns:cx7="http://schemas.microsoft.com/office/drawing/2016/5/13/chartex" xmlns:cx8="http://schemas.microsoft.com/office/drawing/2016/5/14/chartex" xmlns:mc="http://schemas.openxmlformats.org/markup-compatibility/2006" xmlns:aink="http://schemas.microsoft.com/office/drawing/2016/ink" xmlns:am3d="http://schemas.microsoft.com/office/drawing/2017/model3d" xmlns:o="urn:schemas-microsoft-com:office:office" xmlns:r="http://schemas.openxmlformats.org/officeDocument/2006/relationships" xmlns:m="http://schemas.openxmlformats.org/officeDocument/2006/math" xmlns:v="urn:schemas-microsoft-com:vml" xmlns:wp14="http://schemas.microsoft.com/office/word/2010/wordprocessingDrawing" xmlns:wp="http://schemas.openxmlformats.org/drawingml/2006/wordprocessingDrawing" xmlns:w10="urn:schemas-microsoft-com:office:word" xmlns:w="http://schemas.openxmlformats.org/wordprocessingml/2006/main" xmlns:w14="http://schemas.microsoft.com/office/word/2010/wordml" xmlns:w15="http://schemas.microsoft.com/office/word/2012/wordml" xmlns:w16cex="http://schemas.microsoft.com/office/word/2018/wordml/cex" xmlns:w16cid="http://schemas.microsoft.com/office/word/2016/wordml/cid" xmlns:w16="http://schemas.microsoft.com/office/word/2018/wordml" xmlns:w16sdtdh="http://schemas.microsoft.com/office/word/2020/wordml/sdtdatahash" xmlns:w16se="http://schemas.microsoft.com/office/word/2015/wordml/symex" xmlns:wpg="http://schemas.microsoft.com/office/word/2010/wordprocessingGroup" xmlns:wpi="http://schemas.microsoft.com/office/word/2010/wordprocessingInk" xmlns:wne="http://schemas.microsoft.com/office/word/2006/wordml" xmlns:wps="http://schemas.microsoft.com/office/word/2010/wordprocessingShape" mc:Ignorable="w14 w15 w16se w16cid w16 w16cex w16sdtdh wp14">
   <w:sdt>
     <w:sdtPr>
       <w:id w:val="-167790384"/>
@@ -4980,9 +9095,121 @@
 </file>
 
 <file path=word/numbering.xml><?xml version="1.0" encoding="utf-8"?>
-<w:numbering xmlns:wpc="http://schemas.microsoft.com/office/word/2010/wordprocessingCanvas" xmlns:cx="http://schemas.microsoft.com/office/drawing/2014/chartex" xmlns:cx1="http://schemas.microsoft.com/office/drawing/2015/9/8/chartex" xmlns:cx2="http://schemas.microsoft.com/office/drawing/2015/10/21/chartex" xmlns:cx3="http://schemas.microsoft.com/office/drawing/2016/5/9/chartex" xmlns:cx4="http://schemas.microsoft.com/office/drawing/2016/5/10/chartex" xmlns:cx5="http://schemas.microsoft.com/office/drawing/2016/5/11/chartex" xmlns:cx6="http://schemas.microsoft.com/office/drawing/2016/5/12/chartex" xmlns:cx7="http://schemas.microsoft.com/office/drawing/2016/5/13/chartex" xmlns:cx8="http://schemas.microsoft.com/office/drawing/2016/5/14/chartex" xmlns:mc="http://schemas.openxmlformats.org/markup-compatibility/2006" xmlns:aink="http://schemas.microsoft.com/office/drawing/2016/ink" xmlns:am3d="http://schemas.microsoft.com/office/drawing/2017/model3d" xmlns:o="urn:schemas-microsoft-com:office:office" xmlns:r="http://schemas.openxmlformats.org/officeDocument/2006/relationships" xmlns:m="http://schemas.openxmlformats.org/officeDocument/2006/math" xmlns:v="urn:schemas-microsoft-com:vml" xmlns:wp14="http://schemas.microsoft.com/office/word/2010/wordprocessingDrawing" xmlns:wp="http://schemas.openxmlformats.org/drawingml/2006/wordprocessingDrawing" xmlns:w10="urn:schemas-microsoft-com:office:word" xmlns:w="http://schemas.openxmlformats.org/wordprocessingml/2006/main" xmlns:w14="http://schemas.microsoft.com/office/word/2010/wordml" xmlns:w15="http://schemas.microsoft.com/office/word/2012/wordml" xmlns:w16cex="http://schemas.microsoft.com/office/word/2018/wordml/cex" xmlns:w16cid="http://schemas.microsoft.com/office/word/2016/wordml/cid" xmlns:w16="http://schemas.microsoft.com/office/word/2018/wordml" xmlns:w16se="http://schemas.microsoft.com/office/word/2015/wordml/symex" xmlns:wpg="http://schemas.microsoft.com/office/word/2010/wordprocessingGroup" xmlns:wpi="http://schemas.microsoft.com/office/word/2010/wordprocessingInk" xmlns:wne="http://schemas.microsoft.com/office/word/2006/wordml" xmlns:wps="http://schemas.microsoft.com/office/word/2010/wordprocessingShape" mc:Ignorable="w14 w15 w16se w16cid w16 w16cex wp14">
+<w:numbering xmlns:wpc="http://schemas.microsoft.com/office/word/2010/wordprocessingCanvas" xmlns:cx="http://schemas.microsoft.com/office/drawing/2014/chartex" xmlns:cx1="http://schemas.microsoft.com/office/drawing/2015/9/8/chartex" xmlns:cx2="http://schemas.microsoft.com/office/drawing/2015/10/21/chartex" xmlns:cx3="http://schemas.microsoft.com/office/drawing/2016/5/9/chartex" xmlns:cx4="http://schemas.microsoft.com/office/drawing/2016/5/10/chartex" xmlns:cx5="http://schemas.microsoft.com/office/drawing/2016/5/11/chartex" xmlns:cx6="http://schemas.microsoft.com/office/drawing/2016/5/12/chartex" xmlns:cx7="http://schemas.microsoft.com/office/drawing/2016/5/13/chartex" xmlns:cx8="http://schemas.microsoft.com/office/drawing/2016/5/14/chartex" xmlns:mc="http://schemas.openxmlformats.org/markup-compatibility/2006" xmlns:aink="http://schemas.microsoft.com/office/drawing/2016/ink" xmlns:am3d="http://schemas.microsoft.com/office/drawing/2017/model3d" xmlns:o="urn:schemas-microsoft-com:office:office" xmlns:r="http://schemas.openxmlformats.org/officeDocument/2006/relationships" xmlns:m="http://schemas.openxmlformats.org/officeDocument/2006/math" xmlns:v="urn:schemas-microsoft-com:vml" xmlns:wp14="http://schemas.microsoft.com/office/word/2010/wordprocessingDrawing" xmlns:wp="http://schemas.openxmlformats.org/drawingml/2006/wordprocessingDrawing" xmlns:w10="urn:schemas-microsoft-com:office:word" xmlns:w="http://schemas.openxmlformats.org/wordprocessingml/2006/main" xmlns:w14="http://schemas.microsoft.com/office/word/2010/wordml" xmlns:w15="http://schemas.microsoft.com/office/word/2012/wordml" xmlns:w16cex="http://schemas.microsoft.com/office/word/2018/wordml/cex" xmlns:w16cid="http://schemas.microsoft.com/office/word/2016/wordml/cid" xmlns:w16="http://schemas.microsoft.com/office/word/2018/wordml" xmlns:w16sdtdh="http://schemas.microsoft.com/office/word/2020/wordml/sdtdatahash" xmlns:w16se="http://schemas.microsoft.com/office/word/2015/wordml/symex" xmlns:wpg="http://schemas.microsoft.com/office/word/2010/wordprocessingGroup" xmlns:wpi="http://schemas.microsoft.com/office/word/2010/wordprocessingInk" xmlns:wne="http://schemas.microsoft.com/office/word/2006/wordml" xmlns:wps="http://schemas.microsoft.com/office/word/2010/wordprocessingShape" mc:Ignorable="w14 w15 w16se w16cid w16 w16cex w16sdtdh wp14">
   <w:abstractNum w:abstractNumId="0" w15:restartNumberingAfterBreak="0">
-    <w:nsid w:val="3C6D52B1"/>
+    <w:nsid w:val="0B5F6FE8"/>
+    <w:multiLevelType w:val="hybridMultilevel"/>
+    <w:tmpl w:val="F6B4EF26"/>
+    <w:lvl w:ilvl="0" w:tplc="3ACE5B32">
+      <w:numFmt w:val="bullet"/>
+      <w:lvlText w:val="-"/>
+      <w:lvlJc w:val="left"/>
+      <w:pPr>
+        <w:ind w:left="720" w:hanging="360"/>
+      </w:pPr>
+      <w:rPr>
+        <w:rFonts w:ascii="Arial" w:eastAsiaTheme="minorHAnsi" w:hAnsi="Arial" w:cs="Arial" w:hint="default"/>
+      </w:rPr>
+    </w:lvl>
+    <w:lvl w:ilvl="1" w:tplc="04070003" w:tentative="1">
+      <w:start w:val="1"/>
+      <w:numFmt w:val="bullet"/>
+      <w:lvlText w:val="o"/>
+      <w:lvlJc w:val="left"/>
+      <w:pPr>
+        <w:ind w:left="1440" w:hanging="360"/>
+      </w:pPr>
+      <w:rPr>
+        <w:rFonts w:ascii="Courier New" w:hAnsi="Courier New" w:cs="Courier New" w:hint="default"/>
+      </w:rPr>
+    </w:lvl>
+    <w:lvl w:ilvl="2" w:tplc="04070005" w:tentative="1">
+      <w:start w:val="1"/>
+      <w:numFmt w:val="bullet"/>
+      <w:lvlText w:val=""/>
+      <w:lvlJc w:val="left"/>
+      <w:pPr>
+        <w:ind w:left="2160" w:hanging="360"/>
+      </w:pPr>
+      <w:rPr>
+        <w:rFonts w:ascii="Wingdings" w:hAnsi="Wingdings" w:hint="default"/>
+      </w:rPr>
+    </w:lvl>
+    <w:lvl w:ilvl="3" w:tplc="04070001" w:tentative="1">
+      <w:start w:val="1"/>
+      <w:numFmt w:val="bullet"/>
+      <w:lvlText w:val=""/>
+      <w:lvlJc w:val="left"/>
+      <w:pPr>
+        <w:ind w:left="2880" w:hanging="360"/>
+      </w:pPr>
+      <w:rPr>
+        <w:rFonts w:ascii="Symbol" w:hAnsi="Symbol" w:hint="default"/>
+      </w:rPr>
+    </w:lvl>
+    <w:lvl w:ilvl="4" w:tplc="04070003" w:tentative="1">
+      <w:start w:val="1"/>
+      <w:numFmt w:val="bullet"/>
+      <w:lvlText w:val="o"/>
+      <w:lvlJc w:val="left"/>
+      <w:pPr>
+        <w:ind w:left="3600" w:hanging="360"/>
+      </w:pPr>
+      <w:rPr>
+        <w:rFonts w:ascii="Courier New" w:hAnsi="Courier New" w:cs="Courier New" w:hint="default"/>
+      </w:rPr>
+    </w:lvl>
+    <w:lvl w:ilvl="5" w:tplc="04070005" w:tentative="1">
+      <w:start w:val="1"/>
+      <w:numFmt w:val="bullet"/>
+      <w:lvlText w:val=""/>
+      <w:lvlJc w:val="left"/>
+      <w:pPr>
+        <w:ind w:left="4320" w:hanging="360"/>
+      </w:pPr>
+      <w:rPr>
+        <w:rFonts w:ascii="Wingdings" w:hAnsi="Wingdings" w:hint="default"/>
+      </w:rPr>
+    </w:lvl>
+    <w:lvl w:ilvl="6" w:tplc="04070001" w:tentative="1">
+      <w:start w:val="1"/>
+      <w:numFmt w:val="bullet"/>
+      <w:lvlText w:val=""/>
+      <w:lvlJc w:val="left"/>
+      <w:pPr>
+        <w:ind w:left="5040" w:hanging="360"/>
+      </w:pPr>
+      <w:rPr>
+        <w:rFonts w:ascii="Symbol" w:hAnsi="Symbol" w:hint="default"/>
+      </w:rPr>
+    </w:lvl>
+    <w:lvl w:ilvl="7" w:tplc="04070003" w:tentative="1">
+      <w:start w:val="1"/>
+      <w:numFmt w:val="bullet"/>
+      <w:lvlText w:val="o"/>
+      <w:lvlJc w:val="left"/>
+      <w:pPr>
+        <w:ind w:left="5760" w:hanging="360"/>
+      </w:pPr>
+      <w:rPr>
+        <w:rFonts w:ascii="Courier New" w:hAnsi="Courier New" w:cs="Courier New" w:hint="default"/>
+      </w:rPr>
+    </w:lvl>
+    <w:lvl w:ilvl="8" w:tplc="04070005" w:tentative="1">
+      <w:start w:val="1"/>
+      <w:numFmt w:val="bullet"/>
+      <w:lvlText w:val=""/>
+      <w:lvlJc w:val="left"/>
+      <w:pPr>
+        <w:ind w:left="6480" w:hanging="360"/>
+      </w:pPr>
+      <w:rPr>
+        <w:rFonts w:ascii="Wingdings" w:hAnsi="Wingdings" w:hint="default"/>
+      </w:rPr>
+    </w:lvl>
+  </w:abstractNum>
+  <w:abstractNum w:abstractNumId="1" w15:restartNumberingAfterBreak="0">
+    <w:nsid w:val="190B67D4"/>
     <w:multiLevelType w:val="multilevel"/>
     <w:tmpl w:val="8D64BC22"/>
     <w:lvl w:ilvl="0">
@@ -5003,7 +9230,7 @@
       <w:lvlText w:val="%1.%2."/>
       <w:lvlJc w:val="left"/>
       <w:pPr>
-        <w:ind w:left="1080" w:hanging="720"/>
+        <w:ind w:left="1146" w:hanging="720"/>
       </w:pPr>
       <w:rPr>
         <w:rFonts w:hint="default"/>
@@ -5101,14 +9328,1063 @@
       </w:rPr>
     </w:lvl>
   </w:abstractNum>
+  <w:abstractNum w:abstractNumId="2" w15:restartNumberingAfterBreak="0">
+    <w:nsid w:val="1F7A5394"/>
+    <w:multiLevelType w:val="hybridMultilevel"/>
+    <w:tmpl w:val="F34AFCE0"/>
+    <w:lvl w:ilvl="0" w:tplc="04070011">
+      <w:start w:val="1"/>
+      <w:numFmt w:val="decimal"/>
+      <w:lvlText w:val="%1)"/>
+      <w:lvlJc w:val="left"/>
+      <w:pPr>
+        <w:ind w:left="786" w:hanging="360"/>
+      </w:pPr>
+      <w:rPr>
+        <w:rFonts w:hint="default"/>
+      </w:rPr>
+    </w:lvl>
+    <w:lvl w:ilvl="1" w:tplc="04070019" w:tentative="1">
+      <w:start w:val="1"/>
+      <w:numFmt w:val="lowerLetter"/>
+      <w:lvlText w:val="%2."/>
+      <w:lvlJc w:val="left"/>
+      <w:pPr>
+        <w:ind w:left="1440" w:hanging="360"/>
+      </w:pPr>
+    </w:lvl>
+    <w:lvl w:ilvl="2" w:tplc="0407001B" w:tentative="1">
+      <w:start w:val="1"/>
+      <w:numFmt w:val="lowerRoman"/>
+      <w:lvlText w:val="%3."/>
+      <w:lvlJc w:val="right"/>
+      <w:pPr>
+        <w:ind w:left="2160" w:hanging="180"/>
+      </w:pPr>
+    </w:lvl>
+    <w:lvl w:ilvl="3" w:tplc="0407000F" w:tentative="1">
+      <w:start w:val="1"/>
+      <w:numFmt w:val="decimal"/>
+      <w:lvlText w:val="%4."/>
+      <w:lvlJc w:val="left"/>
+      <w:pPr>
+        <w:ind w:left="2880" w:hanging="360"/>
+      </w:pPr>
+    </w:lvl>
+    <w:lvl w:ilvl="4" w:tplc="04070019" w:tentative="1">
+      <w:start w:val="1"/>
+      <w:numFmt w:val="lowerLetter"/>
+      <w:lvlText w:val="%5."/>
+      <w:lvlJc w:val="left"/>
+      <w:pPr>
+        <w:ind w:left="3600" w:hanging="360"/>
+      </w:pPr>
+    </w:lvl>
+    <w:lvl w:ilvl="5" w:tplc="0407001B" w:tentative="1">
+      <w:start w:val="1"/>
+      <w:numFmt w:val="lowerRoman"/>
+      <w:lvlText w:val="%6."/>
+      <w:lvlJc w:val="right"/>
+      <w:pPr>
+        <w:ind w:left="4320" w:hanging="180"/>
+      </w:pPr>
+    </w:lvl>
+    <w:lvl w:ilvl="6" w:tplc="0407000F" w:tentative="1">
+      <w:start w:val="1"/>
+      <w:numFmt w:val="decimal"/>
+      <w:lvlText w:val="%7."/>
+      <w:lvlJc w:val="left"/>
+      <w:pPr>
+        <w:ind w:left="5040" w:hanging="360"/>
+      </w:pPr>
+    </w:lvl>
+    <w:lvl w:ilvl="7" w:tplc="04070019" w:tentative="1">
+      <w:start w:val="1"/>
+      <w:numFmt w:val="lowerLetter"/>
+      <w:lvlText w:val="%8."/>
+      <w:lvlJc w:val="left"/>
+      <w:pPr>
+        <w:ind w:left="5760" w:hanging="360"/>
+      </w:pPr>
+    </w:lvl>
+    <w:lvl w:ilvl="8" w:tplc="0407001B" w:tentative="1">
+      <w:start w:val="1"/>
+      <w:numFmt w:val="lowerRoman"/>
+      <w:lvlText w:val="%9."/>
+      <w:lvlJc w:val="right"/>
+      <w:pPr>
+        <w:ind w:left="6480" w:hanging="180"/>
+      </w:pPr>
+    </w:lvl>
+  </w:abstractNum>
+  <w:abstractNum w:abstractNumId="3" w15:restartNumberingAfterBreak="0">
+    <w:nsid w:val="251957A1"/>
+    <w:multiLevelType w:val="hybridMultilevel"/>
+    <w:tmpl w:val="BA66874C"/>
+    <w:lvl w:ilvl="0" w:tplc="04070011">
+      <w:start w:val="1"/>
+      <w:numFmt w:val="decimal"/>
+      <w:lvlText w:val="%1)"/>
+      <w:lvlJc w:val="left"/>
+      <w:pPr>
+        <w:ind w:left="720" w:hanging="360"/>
+      </w:pPr>
+      <w:rPr>
+        <w:rFonts w:hint="default"/>
+      </w:rPr>
+    </w:lvl>
+    <w:lvl w:ilvl="1" w:tplc="04070019" w:tentative="1">
+      <w:start w:val="1"/>
+      <w:numFmt w:val="lowerLetter"/>
+      <w:lvlText w:val="%2."/>
+      <w:lvlJc w:val="left"/>
+      <w:pPr>
+        <w:ind w:left="1440" w:hanging="360"/>
+      </w:pPr>
+    </w:lvl>
+    <w:lvl w:ilvl="2" w:tplc="0407001B" w:tentative="1">
+      <w:start w:val="1"/>
+      <w:numFmt w:val="lowerRoman"/>
+      <w:lvlText w:val="%3."/>
+      <w:lvlJc w:val="right"/>
+      <w:pPr>
+        <w:ind w:left="2160" w:hanging="180"/>
+      </w:pPr>
+    </w:lvl>
+    <w:lvl w:ilvl="3" w:tplc="0407000F" w:tentative="1">
+      <w:start w:val="1"/>
+      <w:numFmt w:val="decimal"/>
+      <w:lvlText w:val="%4."/>
+      <w:lvlJc w:val="left"/>
+      <w:pPr>
+        <w:ind w:left="2880" w:hanging="360"/>
+      </w:pPr>
+    </w:lvl>
+    <w:lvl w:ilvl="4" w:tplc="04070019" w:tentative="1">
+      <w:start w:val="1"/>
+      <w:numFmt w:val="lowerLetter"/>
+      <w:lvlText w:val="%5."/>
+      <w:lvlJc w:val="left"/>
+      <w:pPr>
+        <w:ind w:left="3600" w:hanging="360"/>
+      </w:pPr>
+    </w:lvl>
+    <w:lvl w:ilvl="5" w:tplc="0407001B" w:tentative="1">
+      <w:start w:val="1"/>
+      <w:numFmt w:val="lowerRoman"/>
+      <w:lvlText w:val="%6."/>
+      <w:lvlJc w:val="right"/>
+      <w:pPr>
+        <w:ind w:left="4320" w:hanging="180"/>
+      </w:pPr>
+    </w:lvl>
+    <w:lvl w:ilvl="6" w:tplc="0407000F" w:tentative="1">
+      <w:start w:val="1"/>
+      <w:numFmt w:val="decimal"/>
+      <w:lvlText w:val="%7."/>
+      <w:lvlJc w:val="left"/>
+      <w:pPr>
+        <w:ind w:left="5040" w:hanging="360"/>
+      </w:pPr>
+    </w:lvl>
+    <w:lvl w:ilvl="7" w:tplc="04070019" w:tentative="1">
+      <w:start w:val="1"/>
+      <w:numFmt w:val="lowerLetter"/>
+      <w:lvlText w:val="%8."/>
+      <w:lvlJc w:val="left"/>
+      <w:pPr>
+        <w:ind w:left="5760" w:hanging="360"/>
+      </w:pPr>
+    </w:lvl>
+    <w:lvl w:ilvl="8" w:tplc="0407001B" w:tentative="1">
+      <w:start w:val="1"/>
+      <w:numFmt w:val="lowerRoman"/>
+      <w:lvlText w:val="%9."/>
+      <w:lvlJc w:val="right"/>
+      <w:pPr>
+        <w:ind w:left="6480" w:hanging="180"/>
+      </w:pPr>
+    </w:lvl>
+  </w:abstractNum>
+  <w:abstractNum w:abstractNumId="4" w15:restartNumberingAfterBreak="0">
+    <w:nsid w:val="2BF8780F"/>
+    <w:multiLevelType w:val="hybridMultilevel"/>
+    <w:tmpl w:val="401007DE"/>
+    <w:lvl w:ilvl="0" w:tplc="5E0C807A">
+      <w:start w:val="1"/>
+      <w:numFmt w:val="decimal"/>
+      <w:lvlText w:val="%1)"/>
+      <w:lvlJc w:val="left"/>
+      <w:pPr>
+        <w:ind w:left="786" w:hanging="360"/>
+      </w:pPr>
+      <w:rPr>
+        <w:rFonts w:hint="default"/>
+      </w:rPr>
+    </w:lvl>
+    <w:lvl w:ilvl="1" w:tplc="04070019" w:tentative="1">
+      <w:start w:val="1"/>
+      <w:numFmt w:val="lowerLetter"/>
+      <w:lvlText w:val="%2."/>
+      <w:lvlJc w:val="left"/>
+      <w:pPr>
+        <w:ind w:left="1506" w:hanging="360"/>
+      </w:pPr>
+    </w:lvl>
+    <w:lvl w:ilvl="2" w:tplc="0407001B" w:tentative="1">
+      <w:start w:val="1"/>
+      <w:numFmt w:val="lowerRoman"/>
+      <w:lvlText w:val="%3."/>
+      <w:lvlJc w:val="right"/>
+      <w:pPr>
+        <w:ind w:left="2226" w:hanging="180"/>
+      </w:pPr>
+    </w:lvl>
+    <w:lvl w:ilvl="3" w:tplc="0407000F" w:tentative="1">
+      <w:start w:val="1"/>
+      <w:numFmt w:val="decimal"/>
+      <w:lvlText w:val="%4."/>
+      <w:lvlJc w:val="left"/>
+      <w:pPr>
+        <w:ind w:left="2946" w:hanging="360"/>
+      </w:pPr>
+    </w:lvl>
+    <w:lvl w:ilvl="4" w:tplc="04070019" w:tentative="1">
+      <w:start w:val="1"/>
+      <w:numFmt w:val="lowerLetter"/>
+      <w:lvlText w:val="%5."/>
+      <w:lvlJc w:val="left"/>
+      <w:pPr>
+        <w:ind w:left="3666" w:hanging="360"/>
+      </w:pPr>
+    </w:lvl>
+    <w:lvl w:ilvl="5" w:tplc="0407001B" w:tentative="1">
+      <w:start w:val="1"/>
+      <w:numFmt w:val="lowerRoman"/>
+      <w:lvlText w:val="%6."/>
+      <w:lvlJc w:val="right"/>
+      <w:pPr>
+        <w:ind w:left="4386" w:hanging="180"/>
+      </w:pPr>
+    </w:lvl>
+    <w:lvl w:ilvl="6" w:tplc="0407000F" w:tentative="1">
+      <w:start w:val="1"/>
+      <w:numFmt w:val="decimal"/>
+      <w:lvlText w:val="%7."/>
+      <w:lvlJc w:val="left"/>
+      <w:pPr>
+        <w:ind w:left="5106" w:hanging="360"/>
+      </w:pPr>
+    </w:lvl>
+    <w:lvl w:ilvl="7" w:tplc="04070019" w:tentative="1">
+      <w:start w:val="1"/>
+      <w:numFmt w:val="lowerLetter"/>
+      <w:lvlText w:val="%8."/>
+      <w:lvlJc w:val="left"/>
+      <w:pPr>
+        <w:ind w:left="5826" w:hanging="360"/>
+      </w:pPr>
+    </w:lvl>
+    <w:lvl w:ilvl="8" w:tplc="0407001B" w:tentative="1">
+      <w:start w:val="1"/>
+      <w:numFmt w:val="lowerRoman"/>
+      <w:lvlText w:val="%9."/>
+      <w:lvlJc w:val="right"/>
+      <w:pPr>
+        <w:ind w:left="6546" w:hanging="180"/>
+      </w:pPr>
+    </w:lvl>
+  </w:abstractNum>
+  <w:abstractNum w:abstractNumId="5" w15:restartNumberingAfterBreak="0">
+    <w:nsid w:val="3C6D52B1"/>
+    <w:multiLevelType w:val="multilevel"/>
+    <w:tmpl w:val="8D64BC22"/>
+    <w:lvl w:ilvl="0">
+      <w:numFmt w:val="decimal"/>
+      <w:lvlText w:val="%1."/>
+      <w:lvlJc w:val="left"/>
+      <w:pPr>
+        <w:ind w:left="720" w:hanging="360"/>
+      </w:pPr>
+      <w:rPr>
+        <w:rFonts w:hint="default"/>
+      </w:rPr>
+    </w:lvl>
+    <w:lvl w:ilvl="1">
+      <w:start w:val="1"/>
+      <w:numFmt w:val="decimal"/>
+      <w:isLgl/>
+      <w:lvlText w:val="%1.%2."/>
+      <w:lvlJc w:val="left"/>
+      <w:pPr>
+        <w:ind w:left="1080" w:hanging="720"/>
+      </w:pPr>
+      <w:rPr>
+        <w:rFonts w:hint="default"/>
+      </w:rPr>
+    </w:lvl>
+    <w:lvl w:ilvl="2">
+      <w:start w:val="1"/>
+      <w:numFmt w:val="decimal"/>
+      <w:isLgl/>
+      <w:lvlText w:val="%1.%2.%3."/>
+      <w:lvlJc w:val="left"/>
+      <w:pPr>
+        <w:ind w:left="1080" w:hanging="720"/>
+      </w:pPr>
+      <w:rPr>
+        <w:rFonts w:hint="default"/>
+      </w:rPr>
+    </w:lvl>
+    <w:lvl w:ilvl="3">
+      <w:start w:val="1"/>
+      <w:numFmt w:val="decimal"/>
+      <w:isLgl/>
+      <w:lvlText w:val="%1.%2.%3.%4."/>
+      <w:lvlJc w:val="left"/>
+      <w:pPr>
+        <w:ind w:left="1440" w:hanging="1080"/>
+      </w:pPr>
+      <w:rPr>
+        <w:rFonts w:hint="default"/>
+      </w:rPr>
+    </w:lvl>
+    <w:lvl w:ilvl="4">
+      <w:start w:val="1"/>
+      <w:numFmt w:val="decimal"/>
+      <w:isLgl/>
+      <w:lvlText w:val="%1.%2.%3.%4.%5."/>
+      <w:lvlJc w:val="left"/>
+      <w:pPr>
+        <w:ind w:left="1800" w:hanging="1440"/>
+      </w:pPr>
+      <w:rPr>
+        <w:rFonts w:hint="default"/>
+      </w:rPr>
+    </w:lvl>
+    <w:lvl w:ilvl="5">
+      <w:start w:val="1"/>
+      <w:numFmt w:val="decimal"/>
+      <w:isLgl/>
+      <w:lvlText w:val="%1.%2.%3.%4.%5.%6."/>
+      <w:lvlJc w:val="left"/>
+      <w:pPr>
+        <w:ind w:left="1800" w:hanging="1440"/>
+      </w:pPr>
+      <w:rPr>
+        <w:rFonts w:hint="default"/>
+      </w:rPr>
+    </w:lvl>
+    <w:lvl w:ilvl="6">
+      <w:start w:val="1"/>
+      <w:numFmt w:val="decimal"/>
+      <w:isLgl/>
+      <w:lvlText w:val="%1.%2.%3.%4.%5.%6.%7."/>
+      <w:lvlJc w:val="left"/>
+      <w:pPr>
+        <w:ind w:left="2160" w:hanging="1800"/>
+      </w:pPr>
+      <w:rPr>
+        <w:rFonts w:hint="default"/>
+      </w:rPr>
+    </w:lvl>
+    <w:lvl w:ilvl="7">
+      <w:start w:val="1"/>
+      <w:numFmt w:val="decimal"/>
+      <w:isLgl/>
+      <w:lvlText w:val="%1.%2.%3.%4.%5.%6.%7.%8."/>
+      <w:lvlJc w:val="left"/>
+      <w:pPr>
+        <w:ind w:left="2520" w:hanging="2160"/>
+      </w:pPr>
+      <w:rPr>
+        <w:rFonts w:hint="default"/>
+      </w:rPr>
+    </w:lvl>
+    <w:lvl w:ilvl="8">
+      <w:start w:val="1"/>
+      <w:numFmt w:val="decimal"/>
+      <w:isLgl/>
+      <w:lvlText w:val="%1.%2.%3.%4.%5.%6.%7.%8.%9."/>
+      <w:lvlJc w:val="left"/>
+      <w:pPr>
+        <w:ind w:left="2520" w:hanging="2160"/>
+      </w:pPr>
+      <w:rPr>
+        <w:rFonts w:hint="default"/>
+      </w:rPr>
+    </w:lvl>
+  </w:abstractNum>
+  <w:abstractNum w:abstractNumId="6" w15:restartNumberingAfterBreak="0">
+    <w:nsid w:val="4E1B20BA"/>
+    <w:multiLevelType w:val="hybridMultilevel"/>
+    <w:tmpl w:val="69627256"/>
+    <w:lvl w:ilvl="0" w:tplc="04070001">
+      <w:start w:val="1"/>
+      <w:numFmt w:val="bullet"/>
+      <w:lvlText w:val=""/>
+      <w:lvlJc w:val="left"/>
+      <w:pPr>
+        <w:ind w:left="3600" w:hanging="360"/>
+      </w:pPr>
+      <w:rPr>
+        <w:rFonts w:ascii="Symbol" w:hAnsi="Symbol" w:hint="default"/>
+      </w:rPr>
+    </w:lvl>
+    <w:lvl w:ilvl="1" w:tplc="04070003" w:tentative="1">
+      <w:start w:val="1"/>
+      <w:numFmt w:val="bullet"/>
+      <w:lvlText w:val="o"/>
+      <w:lvlJc w:val="left"/>
+      <w:pPr>
+        <w:ind w:left="4320" w:hanging="360"/>
+      </w:pPr>
+      <w:rPr>
+        <w:rFonts w:ascii="Courier New" w:hAnsi="Courier New" w:cs="Courier New" w:hint="default"/>
+      </w:rPr>
+    </w:lvl>
+    <w:lvl w:ilvl="2" w:tplc="04070005" w:tentative="1">
+      <w:start w:val="1"/>
+      <w:numFmt w:val="bullet"/>
+      <w:lvlText w:val=""/>
+      <w:lvlJc w:val="left"/>
+      <w:pPr>
+        <w:ind w:left="5040" w:hanging="360"/>
+      </w:pPr>
+      <w:rPr>
+        <w:rFonts w:ascii="Wingdings" w:hAnsi="Wingdings" w:hint="default"/>
+      </w:rPr>
+    </w:lvl>
+    <w:lvl w:ilvl="3" w:tplc="04070001" w:tentative="1">
+      <w:start w:val="1"/>
+      <w:numFmt w:val="bullet"/>
+      <w:lvlText w:val=""/>
+      <w:lvlJc w:val="left"/>
+      <w:pPr>
+        <w:ind w:left="5760" w:hanging="360"/>
+      </w:pPr>
+      <w:rPr>
+        <w:rFonts w:ascii="Symbol" w:hAnsi="Symbol" w:hint="default"/>
+      </w:rPr>
+    </w:lvl>
+    <w:lvl w:ilvl="4" w:tplc="04070003" w:tentative="1">
+      <w:start w:val="1"/>
+      <w:numFmt w:val="bullet"/>
+      <w:lvlText w:val="o"/>
+      <w:lvlJc w:val="left"/>
+      <w:pPr>
+        <w:ind w:left="6480" w:hanging="360"/>
+      </w:pPr>
+      <w:rPr>
+        <w:rFonts w:ascii="Courier New" w:hAnsi="Courier New" w:cs="Courier New" w:hint="default"/>
+      </w:rPr>
+    </w:lvl>
+    <w:lvl w:ilvl="5" w:tplc="04070005" w:tentative="1">
+      <w:start w:val="1"/>
+      <w:numFmt w:val="bullet"/>
+      <w:lvlText w:val=""/>
+      <w:lvlJc w:val="left"/>
+      <w:pPr>
+        <w:ind w:left="7200" w:hanging="360"/>
+      </w:pPr>
+      <w:rPr>
+        <w:rFonts w:ascii="Wingdings" w:hAnsi="Wingdings" w:hint="default"/>
+      </w:rPr>
+    </w:lvl>
+    <w:lvl w:ilvl="6" w:tplc="04070001" w:tentative="1">
+      <w:start w:val="1"/>
+      <w:numFmt w:val="bullet"/>
+      <w:lvlText w:val=""/>
+      <w:lvlJc w:val="left"/>
+      <w:pPr>
+        <w:ind w:left="7920" w:hanging="360"/>
+      </w:pPr>
+      <w:rPr>
+        <w:rFonts w:ascii="Symbol" w:hAnsi="Symbol" w:hint="default"/>
+      </w:rPr>
+    </w:lvl>
+    <w:lvl w:ilvl="7" w:tplc="04070003" w:tentative="1">
+      <w:start w:val="1"/>
+      <w:numFmt w:val="bullet"/>
+      <w:lvlText w:val="o"/>
+      <w:lvlJc w:val="left"/>
+      <w:pPr>
+        <w:ind w:left="8640" w:hanging="360"/>
+      </w:pPr>
+      <w:rPr>
+        <w:rFonts w:ascii="Courier New" w:hAnsi="Courier New" w:cs="Courier New" w:hint="default"/>
+      </w:rPr>
+    </w:lvl>
+    <w:lvl w:ilvl="8" w:tplc="04070005" w:tentative="1">
+      <w:start w:val="1"/>
+      <w:numFmt w:val="bullet"/>
+      <w:lvlText w:val=""/>
+      <w:lvlJc w:val="left"/>
+      <w:pPr>
+        <w:ind w:left="9360" w:hanging="360"/>
+      </w:pPr>
+      <w:rPr>
+        <w:rFonts w:ascii="Wingdings" w:hAnsi="Wingdings" w:hint="default"/>
+      </w:rPr>
+    </w:lvl>
+  </w:abstractNum>
+  <w:abstractNum w:abstractNumId="7" w15:restartNumberingAfterBreak="0">
+    <w:nsid w:val="63C542BC"/>
+    <w:multiLevelType w:val="hybridMultilevel"/>
+    <w:tmpl w:val="5C7EC978"/>
+    <w:lvl w:ilvl="0" w:tplc="B57852FE">
+      <w:numFmt w:val="bullet"/>
+      <w:lvlText w:val="-"/>
+      <w:lvlJc w:val="left"/>
+      <w:pPr>
+        <w:ind w:left="720" w:hanging="360"/>
+      </w:pPr>
+      <w:rPr>
+        <w:rFonts w:ascii="Arial" w:eastAsiaTheme="minorHAnsi" w:hAnsi="Arial" w:cs="Arial" w:hint="default"/>
+      </w:rPr>
+    </w:lvl>
+    <w:lvl w:ilvl="1" w:tplc="04070003" w:tentative="1">
+      <w:start w:val="1"/>
+      <w:numFmt w:val="bullet"/>
+      <w:lvlText w:val="o"/>
+      <w:lvlJc w:val="left"/>
+      <w:pPr>
+        <w:ind w:left="1440" w:hanging="360"/>
+      </w:pPr>
+      <w:rPr>
+        <w:rFonts w:ascii="Courier New" w:hAnsi="Courier New" w:cs="Courier New" w:hint="default"/>
+      </w:rPr>
+    </w:lvl>
+    <w:lvl w:ilvl="2" w:tplc="04070005" w:tentative="1">
+      <w:start w:val="1"/>
+      <w:numFmt w:val="bullet"/>
+      <w:lvlText w:val=""/>
+      <w:lvlJc w:val="left"/>
+      <w:pPr>
+        <w:ind w:left="2160" w:hanging="360"/>
+      </w:pPr>
+      <w:rPr>
+        <w:rFonts w:ascii="Wingdings" w:hAnsi="Wingdings" w:hint="default"/>
+      </w:rPr>
+    </w:lvl>
+    <w:lvl w:ilvl="3" w:tplc="04070001" w:tentative="1">
+      <w:start w:val="1"/>
+      <w:numFmt w:val="bullet"/>
+      <w:lvlText w:val=""/>
+      <w:lvlJc w:val="left"/>
+      <w:pPr>
+        <w:ind w:left="2880" w:hanging="360"/>
+      </w:pPr>
+      <w:rPr>
+        <w:rFonts w:ascii="Symbol" w:hAnsi="Symbol" w:hint="default"/>
+      </w:rPr>
+    </w:lvl>
+    <w:lvl w:ilvl="4" w:tplc="04070003" w:tentative="1">
+      <w:start w:val="1"/>
+      <w:numFmt w:val="bullet"/>
+      <w:lvlText w:val="o"/>
+      <w:lvlJc w:val="left"/>
+      <w:pPr>
+        <w:ind w:left="3600" w:hanging="360"/>
+      </w:pPr>
+      <w:rPr>
+        <w:rFonts w:ascii="Courier New" w:hAnsi="Courier New" w:cs="Courier New" w:hint="default"/>
+      </w:rPr>
+    </w:lvl>
+    <w:lvl w:ilvl="5" w:tplc="04070005" w:tentative="1">
+      <w:start w:val="1"/>
+      <w:numFmt w:val="bullet"/>
+      <w:lvlText w:val=""/>
+      <w:lvlJc w:val="left"/>
+      <w:pPr>
+        <w:ind w:left="4320" w:hanging="360"/>
+      </w:pPr>
+      <w:rPr>
+        <w:rFonts w:ascii="Wingdings" w:hAnsi="Wingdings" w:hint="default"/>
+      </w:rPr>
+    </w:lvl>
+    <w:lvl w:ilvl="6" w:tplc="04070001" w:tentative="1">
+      <w:start w:val="1"/>
+      <w:numFmt w:val="bullet"/>
+      <w:lvlText w:val=""/>
+      <w:lvlJc w:val="left"/>
+      <w:pPr>
+        <w:ind w:left="5040" w:hanging="360"/>
+      </w:pPr>
+      <w:rPr>
+        <w:rFonts w:ascii="Symbol" w:hAnsi="Symbol" w:hint="default"/>
+      </w:rPr>
+    </w:lvl>
+    <w:lvl w:ilvl="7" w:tplc="04070003" w:tentative="1">
+      <w:start w:val="1"/>
+      <w:numFmt w:val="bullet"/>
+      <w:lvlText w:val="o"/>
+      <w:lvlJc w:val="left"/>
+      <w:pPr>
+        <w:ind w:left="5760" w:hanging="360"/>
+      </w:pPr>
+      <w:rPr>
+        <w:rFonts w:ascii="Courier New" w:hAnsi="Courier New" w:cs="Courier New" w:hint="default"/>
+      </w:rPr>
+    </w:lvl>
+    <w:lvl w:ilvl="8" w:tplc="04070005" w:tentative="1">
+      <w:start w:val="1"/>
+      <w:numFmt w:val="bullet"/>
+      <w:lvlText w:val=""/>
+      <w:lvlJc w:val="left"/>
+      <w:pPr>
+        <w:ind w:left="6480" w:hanging="360"/>
+      </w:pPr>
+      <w:rPr>
+        <w:rFonts w:ascii="Wingdings" w:hAnsi="Wingdings" w:hint="default"/>
+      </w:rPr>
+    </w:lvl>
+  </w:abstractNum>
+  <w:abstractNum w:abstractNumId="8" w15:restartNumberingAfterBreak="0">
+    <w:nsid w:val="66410783"/>
+    <w:multiLevelType w:val="hybridMultilevel"/>
+    <w:tmpl w:val="8500EC5E"/>
+    <w:lvl w:ilvl="0" w:tplc="BF48DC8C">
+      <w:start w:val="1"/>
+      <w:numFmt w:val="decimal"/>
+      <w:lvlText w:val="%1)"/>
+      <w:lvlJc w:val="left"/>
+      <w:pPr>
+        <w:ind w:left="786" w:hanging="360"/>
+      </w:pPr>
+      <w:rPr>
+        <w:rFonts w:hint="default"/>
+      </w:rPr>
+    </w:lvl>
+    <w:lvl w:ilvl="1" w:tplc="04070019" w:tentative="1">
+      <w:start w:val="1"/>
+      <w:numFmt w:val="lowerLetter"/>
+      <w:lvlText w:val="%2."/>
+      <w:lvlJc w:val="left"/>
+      <w:pPr>
+        <w:ind w:left="1506" w:hanging="360"/>
+      </w:pPr>
+    </w:lvl>
+    <w:lvl w:ilvl="2" w:tplc="0407001B" w:tentative="1">
+      <w:start w:val="1"/>
+      <w:numFmt w:val="lowerRoman"/>
+      <w:lvlText w:val="%3."/>
+      <w:lvlJc w:val="right"/>
+      <w:pPr>
+        <w:ind w:left="2226" w:hanging="180"/>
+      </w:pPr>
+    </w:lvl>
+    <w:lvl w:ilvl="3" w:tplc="0407000F" w:tentative="1">
+      <w:start w:val="1"/>
+      <w:numFmt w:val="decimal"/>
+      <w:lvlText w:val="%4."/>
+      <w:lvlJc w:val="left"/>
+      <w:pPr>
+        <w:ind w:left="2946" w:hanging="360"/>
+      </w:pPr>
+    </w:lvl>
+    <w:lvl w:ilvl="4" w:tplc="04070019" w:tentative="1">
+      <w:start w:val="1"/>
+      <w:numFmt w:val="lowerLetter"/>
+      <w:lvlText w:val="%5."/>
+      <w:lvlJc w:val="left"/>
+      <w:pPr>
+        <w:ind w:left="3666" w:hanging="360"/>
+      </w:pPr>
+    </w:lvl>
+    <w:lvl w:ilvl="5" w:tplc="0407001B" w:tentative="1">
+      <w:start w:val="1"/>
+      <w:numFmt w:val="lowerRoman"/>
+      <w:lvlText w:val="%6."/>
+      <w:lvlJc w:val="right"/>
+      <w:pPr>
+        <w:ind w:left="4386" w:hanging="180"/>
+      </w:pPr>
+    </w:lvl>
+    <w:lvl w:ilvl="6" w:tplc="0407000F" w:tentative="1">
+      <w:start w:val="1"/>
+      <w:numFmt w:val="decimal"/>
+      <w:lvlText w:val="%7."/>
+      <w:lvlJc w:val="left"/>
+      <w:pPr>
+        <w:ind w:left="5106" w:hanging="360"/>
+      </w:pPr>
+    </w:lvl>
+    <w:lvl w:ilvl="7" w:tplc="04070019" w:tentative="1">
+      <w:start w:val="1"/>
+      <w:numFmt w:val="lowerLetter"/>
+      <w:lvlText w:val="%8."/>
+      <w:lvlJc w:val="left"/>
+      <w:pPr>
+        <w:ind w:left="5826" w:hanging="360"/>
+      </w:pPr>
+    </w:lvl>
+    <w:lvl w:ilvl="8" w:tplc="0407001B" w:tentative="1">
+      <w:start w:val="1"/>
+      <w:numFmt w:val="lowerRoman"/>
+      <w:lvlText w:val="%9."/>
+      <w:lvlJc w:val="right"/>
+      <w:pPr>
+        <w:ind w:left="6546" w:hanging="180"/>
+      </w:pPr>
+    </w:lvl>
+  </w:abstractNum>
+  <w:abstractNum w:abstractNumId="9" w15:restartNumberingAfterBreak="0">
+    <w:nsid w:val="6B2E013A"/>
+    <w:multiLevelType w:val="hybridMultilevel"/>
+    <w:tmpl w:val="5F9AF5BC"/>
+    <w:lvl w:ilvl="0" w:tplc="04070011">
+      <w:start w:val="1"/>
+      <w:numFmt w:val="decimal"/>
+      <w:lvlText w:val="%1)"/>
+      <w:lvlJc w:val="left"/>
+      <w:pPr>
+        <w:ind w:left="720" w:hanging="360"/>
+      </w:pPr>
+      <w:rPr>
+        <w:rFonts w:hint="default"/>
+      </w:rPr>
+    </w:lvl>
+    <w:lvl w:ilvl="1" w:tplc="04070019" w:tentative="1">
+      <w:start w:val="1"/>
+      <w:numFmt w:val="lowerLetter"/>
+      <w:lvlText w:val="%2."/>
+      <w:lvlJc w:val="left"/>
+      <w:pPr>
+        <w:ind w:left="1440" w:hanging="360"/>
+      </w:pPr>
+    </w:lvl>
+    <w:lvl w:ilvl="2" w:tplc="0407001B" w:tentative="1">
+      <w:start w:val="1"/>
+      <w:numFmt w:val="lowerRoman"/>
+      <w:lvlText w:val="%3."/>
+      <w:lvlJc w:val="right"/>
+      <w:pPr>
+        <w:ind w:left="2160" w:hanging="180"/>
+      </w:pPr>
+    </w:lvl>
+    <w:lvl w:ilvl="3" w:tplc="0407000F" w:tentative="1">
+      <w:start w:val="1"/>
+      <w:numFmt w:val="decimal"/>
+      <w:lvlText w:val="%4."/>
+      <w:lvlJc w:val="left"/>
+      <w:pPr>
+        <w:ind w:left="2880" w:hanging="360"/>
+      </w:pPr>
+    </w:lvl>
+    <w:lvl w:ilvl="4" w:tplc="04070019" w:tentative="1">
+      <w:start w:val="1"/>
+      <w:numFmt w:val="lowerLetter"/>
+      <w:lvlText w:val="%5."/>
+      <w:lvlJc w:val="left"/>
+      <w:pPr>
+        <w:ind w:left="3600" w:hanging="360"/>
+      </w:pPr>
+    </w:lvl>
+    <w:lvl w:ilvl="5" w:tplc="0407001B" w:tentative="1">
+      <w:start w:val="1"/>
+      <w:numFmt w:val="lowerRoman"/>
+      <w:lvlText w:val="%6."/>
+      <w:lvlJc w:val="right"/>
+      <w:pPr>
+        <w:ind w:left="4320" w:hanging="180"/>
+      </w:pPr>
+    </w:lvl>
+    <w:lvl w:ilvl="6" w:tplc="0407000F" w:tentative="1">
+      <w:start w:val="1"/>
+      <w:numFmt w:val="decimal"/>
+      <w:lvlText w:val="%7."/>
+      <w:lvlJc w:val="left"/>
+      <w:pPr>
+        <w:ind w:left="5040" w:hanging="360"/>
+      </w:pPr>
+    </w:lvl>
+    <w:lvl w:ilvl="7" w:tplc="04070019" w:tentative="1">
+      <w:start w:val="1"/>
+      <w:numFmt w:val="lowerLetter"/>
+      <w:lvlText w:val="%8."/>
+      <w:lvlJc w:val="left"/>
+      <w:pPr>
+        <w:ind w:left="5760" w:hanging="360"/>
+      </w:pPr>
+    </w:lvl>
+    <w:lvl w:ilvl="8" w:tplc="0407001B" w:tentative="1">
+      <w:start w:val="1"/>
+      <w:numFmt w:val="lowerRoman"/>
+      <w:lvlText w:val="%9."/>
+      <w:lvlJc w:val="right"/>
+      <w:pPr>
+        <w:ind w:left="6480" w:hanging="180"/>
+      </w:pPr>
+    </w:lvl>
+  </w:abstractNum>
+  <w:abstractNum w:abstractNumId="10" w15:restartNumberingAfterBreak="0">
+    <w:nsid w:val="6FC8087E"/>
+    <w:multiLevelType w:val="multilevel"/>
+    <w:tmpl w:val="007E2ABE"/>
+    <w:lvl w:ilvl="0">
+      <w:start w:val="5"/>
+      <w:numFmt w:val="decimal"/>
+      <w:lvlText w:val="%1"/>
+      <w:lvlJc w:val="left"/>
+      <w:pPr>
+        <w:ind w:left="384" w:hanging="384"/>
+      </w:pPr>
+      <w:rPr>
+        <w:rFonts w:hint="default"/>
+      </w:rPr>
+    </w:lvl>
+    <w:lvl w:ilvl="1">
+      <w:start w:val="1"/>
+      <w:numFmt w:val="decimal"/>
+      <w:lvlText w:val="%1.%2"/>
+      <w:lvlJc w:val="left"/>
+      <w:pPr>
+        <w:ind w:left="1146" w:hanging="720"/>
+      </w:pPr>
+      <w:rPr>
+        <w:rFonts w:hint="default"/>
+      </w:rPr>
+    </w:lvl>
+    <w:lvl w:ilvl="2">
+      <w:start w:val="1"/>
+      <w:numFmt w:val="decimal"/>
+      <w:lvlText w:val="%1.%2.%3"/>
+      <w:lvlJc w:val="left"/>
+      <w:pPr>
+        <w:ind w:left="1572" w:hanging="720"/>
+      </w:pPr>
+      <w:rPr>
+        <w:rFonts w:hint="default"/>
+      </w:rPr>
+    </w:lvl>
+    <w:lvl w:ilvl="3">
+      <w:start w:val="1"/>
+      <w:numFmt w:val="decimal"/>
+      <w:lvlText w:val="%1.%2.%3.%4"/>
+      <w:lvlJc w:val="left"/>
+      <w:pPr>
+        <w:ind w:left="2358" w:hanging="1080"/>
+      </w:pPr>
+      <w:rPr>
+        <w:rFonts w:hint="default"/>
+      </w:rPr>
+    </w:lvl>
+    <w:lvl w:ilvl="4">
+      <w:start w:val="1"/>
+      <w:numFmt w:val="decimal"/>
+      <w:lvlText w:val="%1.%2.%3.%4.%5"/>
+      <w:lvlJc w:val="left"/>
+      <w:pPr>
+        <w:ind w:left="3144" w:hanging="1440"/>
+      </w:pPr>
+      <w:rPr>
+        <w:rFonts w:hint="default"/>
+      </w:rPr>
+    </w:lvl>
+    <w:lvl w:ilvl="5">
+      <w:start w:val="1"/>
+      <w:numFmt w:val="decimal"/>
+      <w:lvlText w:val="%1.%2.%3.%4.%5.%6"/>
+      <w:lvlJc w:val="left"/>
+      <w:pPr>
+        <w:ind w:left="3570" w:hanging="1440"/>
+      </w:pPr>
+      <w:rPr>
+        <w:rFonts w:hint="default"/>
+      </w:rPr>
+    </w:lvl>
+    <w:lvl w:ilvl="6">
+      <w:start w:val="1"/>
+      <w:numFmt w:val="decimal"/>
+      <w:lvlText w:val="%1.%2.%3.%4.%5.%6.%7"/>
+      <w:lvlJc w:val="left"/>
+      <w:pPr>
+        <w:ind w:left="4356" w:hanging="1800"/>
+      </w:pPr>
+      <w:rPr>
+        <w:rFonts w:hint="default"/>
+      </w:rPr>
+    </w:lvl>
+    <w:lvl w:ilvl="7">
+      <w:start w:val="1"/>
+      <w:numFmt w:val="decimal"/>
+      <w:lvlText w:val="%1.%2.%3.%4.%5.%6.%7.%8"/>
+      <w:lvlJc w:val="left"/>
+      <w:pPr>
+        <w:ind w:left="4782" w:hanging="1800"/>
+      </w:pPr>
+      <w:rPr>
+        <w:rFonts w:hint="default"/>
+      </w:rPr>
+    </w:lvl>
+    <w:lvl w:ilvl="8">
+      <w:start w:val="1"/>
+      <w:numFmt w:val="decimal"/>
+      <w:lvlText w:val="%1.%2.%3.%4.%5.%6.%7.%8.%9"/>
+      <w:lvlJc w:val="left"/>
+      <w:pPr>
+        <w:ind w:left="5568" w:hanging="2160"/>
+      </w:pPr>
+      <w:rPr>
+        <w:rFonts w:hint="default"/>
+      </w:rPr>
+    </w:lvl>
+  </w:abstractNum>
+  <w:abstractNum w:abstractNumId="11" w15:restartNumberingAfterBreak="0">
+    <w:nsid w:val="77264D61"/>
+    <w:multiLevelType w:val="multilevel"/>
+    <w:tmpl w:val="9F368A48"/>
+    <w:lvl w:ilvl="0">
+      <w:start w:val="5"/>
+      <w:numFmt w:val="decimal"/>
+      <w:lvlText w:val="%1"/>
+      <w:lvlJc w:val="left"/>
+      <w:pPr>
+        <w:ind w:left="384" w:hanging="384"/>
+      </w:pPr>
+      <w:rPr>
+        <w:rFonts w:hint="default"/>
+      </w:rPr>
+    </w:lvl>
+    <w:lvl w:ilvl="1">
+      <w:start w:val="2"/>
+      <w:numFmt w:val="decimal"/>
+      <w:lvlText w:val="%1.%2"/>
+      <w:lvlJc w:val="left"/>
+      <w:pPr>
+        <w:ind w:left="720" w:hanging="720"/>
+      </w:pPr>
+      <w:rPr>
+        <w:rFonts w:hint="default"/>
+      </w:rPr>
+    </w:lvl>
+    <w:lvl w:ilvl="2">
+      <w:start w:val="1"/>
+      <w:numFmt w:val="decimal"/>
+      <w:lvlText w:val="%1.%2.%3"/>
+      <w:lvlJc w:val="left"/>
+      <w:pPr>
+        <w:ind w:left="720" w:hanging="720"/>
+      </w:pPr>
+      <w:rPr>
+        <w:rFonts w:hint="default"/>
+      </w:rPr>
+    </w:lvl>
+    <w:lvl w:ilvl="3">
+      <w:start w:val="1"/>
+      <w:numFmt w:val="decimal"/>
+      <w:lvlText w:val="%1.%2.%3.%4"/>
+      <w:lvlJc w:val="left"/>
+      <w:pPr>
+        <w:ind w:left="1080" w:hanging="1080"/>
+      </w:pPr>
+      <w:rPr>
+        <w:rFonts w:hint="default"/>
+      </w:rPr>
+    </w:lvl>
+    <w:lvl w:ilvl="4">
+      <w:start w:val="1"/>
+      <w:numFmt w:val="decimal"/>
+      <w:lvlText w:val="%1.%2.%3.%4.%5"/>
+      <w:lvlJc w:val="left"/>
+      <w:pPr>
+        <w:ind w:left="1440" w:hanging="1440"/>
+      </w:pPr>
+      <w:rPr>
+        <w:rFonts w:hint="default"/>
+      </w:rPr>
+    </w:lvl>
+    <w:lvl w:ilvl="5">
+      <w:start w:val="1"/>
+      <w:numFmt w:val="decimal"/>
+      <w:lvlText w:val="%1.%2.%3.%4.%5.%6"/>
+      <w:lvlJc w:val="left"/>
+      <w:pPr>
+        <w:ind w:left="1440" w:hanging="1440"/>
+      </w:pPr>
+      <w:rPr>
+        <w:rFonts w:hint="default"/>
+      </w:rPr>
+    </w:lvl>
+    <w:lvl w:ilvl="6">
+      <w:start w:val="1"/>
+      <w:numFmt w:val="decimal"/>
+      <w:lvlText w:val="%1.%2.%3.%4.%5.%6.%7"/>
+      <w:lvlJc w:val="left"/>
+      <w:pPr>
+        <w:ind w:left="1800" w:hanging="1800"/>
+      </w:pPr>
+      <w:rPr>
+        <w:rFonts w:hint="default"/>
+      </w:rPr>
+    </w:lvl>
+    <w:lvl w:ilvl="7">
+      <w:start w:val="1"/>
+      <w:numFmt w:val="decimal"/>
+      <w:lvlText w:val="%1.%2.%3.%4.%5.%6.%7.%8"/>
+      <w:lvlJc w:val="left"/>
+      <w:pPr>
+        <w:ind w:left="1800" w:hanging="1800"/>
+      </w:pPr>
+      <w:rPr>
+        <w:rFonts w:hint="default"/>
+      </w:rPr>
+    </w:lvl>
+    <w:lvl w:ilvl="8">
+      <w:start w:val="1"/>
+      <w:numFmt w:val="decimal"/>
+      <w:lvlText w:val="%1.%2.%3.%4.%5.%6.%7.%8.%9"/>
+      <w:lvlJc w:val="left"/>
+      <w:pPr>
+        <w:ind w:left="2160" w:hanging="2160"/>
+      </w:pPr>
+      <w:rPr>
+        <w:rFonts w:hint="default"/>
+      </w:rPr>
+    </w:lvl>
+  </w:abstractNum>
   <w:num w:numId="1">
+    <w:abstractNumId w:val="5"/>
+  </w:num>
+  <w:num w:numId="2">
     <w:abstractNumId w:val="0"/>
+  </w:num>
+  <w:num w:numId="3">
+    <w:abstractNumId w:val="7"/>
+  </w:num>
+  <w:num w:numId="4">
+    <w:abstractNumId w:val="3"/>
+  </w:num>
+  <w:num w:numId="5">
+    <w:abstractNumId w:val="6"/>
+  </w:num>
+  <w:num w:numId="6">
+    <w:abstractNumId w:val="2"/>
+  </w:num>
+  <w:num w:numId="7">
+    <w:abstractNumId w:val="9"/>
+  </w:num>
+  <w:num w:numId="8">
+    <w:abstractNumId w:val="8"/>
+  </w:num>
+  <w:num w:numId="9">
+    <w:abstractNumId w:val="4"/>
+  </w:num>
+  <w:num w:numId="10">
+    <w:abstractNumId w:val="1"/>
+  </w:num>
+  <w:num w:numId="11">
+    <w:abstractNumId w:val="10"/>
+  </w:num>
+  <w:num w:numId="12">
+    <w:abstractNumId w:val="11"/>
   </w:num>
 </w:numbering>
 </file>
 
 <file path=word/styles.xml><?xml version="1.0" encoding="utf-8"?>
-<w:styles xmlns:mc="http://schemas.openxmlformats.org/markup-compatibility/2006" xmlns:r="http://schemas.openxmlformats.org/officeDocument/2006/relationships" xmlns:w="http://schemas.openxmlformats.org/wordprocessingml/2006/main" xmlns:w14="http://schemas.microsoft.com/office/word/2010/wordml" xmlns:w15="http://schemas.microsoft.com/office/word/2012/wordml" xmlns:w16cex="http://schemas.microsoft.com/office/word/2018/wordml/cex" xmlns:w16cid="http://schemas.microsoft.com/office/word/2016/wordml/cid" xmlns:w16="http://schemas.microsoft.com/office/word/2018/wordml" xmlns:w16se="http://schemas.microsoft.com/office/word/2015/wordml/symex" mc:Ignorable="w14 w15 w16se w16cid w16 w16cex">
+<w:styles xmlns:mc="http://schemas.openxmlformats.org/markup-compatibility/2006" xmlns:r="http://schemas.openxmlformats.org/officeDocument/2006/relationships" xmlns:w="http://schemas.openxmlformats.org/wordprocessingml/2006/main" xmlns:w14="http://schemas.microsoft.com/office/word/2010/wordml" xmlns:w15="http://schemas.microsoft.com/office/word/2012/wordml" xmlns:w16cex="http://schemas.microsoft.com/office/word/2018/wordml/cex" xmlns:w16cid="http://schemas.microsoft.com/office/word/2016/wordml/cid" xmlns:w16="http://schemas.microsoft.com/office/word/2018/wordml" xmlns:w16sdtdh="http://schemas.microsoft.com/office/word/2020/wordml/sdtdatahash" xmlns:w16se="http://schemas.microsoft.com/office/word/2015/wordml/symex" mc:Ignorable="w14 w15 w16se w16cid w16 w16cex w16sdtdh">
   <w:docDefaults>
     <w:rPrDefault>
       <w:rPr>
@@ -5732,6 +11008,76 @@
       <w:shd w:val="clear" w:color="auto" w:fill="E1DFDD"/>
     </w:rPr>
   </w:style>
+  <w:style w:type="character" w:styleId="Kommentarzeichen">
+    <w:name w:val="annotation reference"/>
+    <w:basedOn w:val="Absatz-Standardschriftart"/>
+    <w:uiPriority w:val="99"/>
+    <w:semiHidden/>
+    <w:unhideWhenUsed/>
+    <w:rsid w:val="00E01149"/>
+    <w:rPr>
+      <w:sz w:val="16"/>
+      <w:szCs w:val="16"/>
+    </w:rPr>
+  </w:style>
+  <w:style w:type="paragraph" w:styleId="Kommentartext">
+    <w:name w:val="annotation text"/>
+    <w:basedOn w:val="Standard"/>
+    <w:link w:val="KommentartextZchn"/>
+    <w:uiPriority w:val="99"/>
+    <w:semiHidden/>
+    <w:unhideWhenUsed/>
+    <w:rsid w:val="00E01149"/>
+    <w:pPr>
+      <w:spacing w:line="240" w:lineRule="auto"/>
+    </w:pPr>
+    <w:rPr>
+      <w:sz w:val="20"/>
+      <w:szCs w:val="20"/>
+    </w:rPr>
+  </w:style>
+  <w:style w:type="character" w:customStyle="1" w:styleId="KommentartextZchn">
+    <w:name w:val="Kommentartext Zchn"/>
+    <w:basedOn w:val="Absatz-Standardschriftart"/>
+    <w:link w:val="Kommentartext"/>
+    <w:uiPriority w:val="99"/>
+    <w:semiHidden/>
+    <w:rsid w:val="00E01149"/>
+    <w:rPr>
+      <w:rFonts w:ascii="Arial" w:hAnsi="Arial"/>
+      <w:sz w:val="20"/>
+      <w:szCs w:val="20"/>
+    </w:rPr>
+  </w:style>
+  <w:style w:type="paragraph" w:styleId="Kommentarthema">
+    <w:name w:val="annotation subject"/>
+    <w:basedOn w:val="Kommentartext"/>
+    <w:next w:val="Kommentartext"/>
+    <w:link w:val="KommentarthemaZchn"/>
+    <w:uiPriority w:val="99"/>
+    <w:semiHidden/>
+    <w:unhideWhenUsed/>
+    <w:rsid w:val="00E01149"/>
+    <w:rPr>
+      <w:b/>
+      <w:bCs/>
+    </w:rPr>
+  </w:style>
+  <w:style w:type="character" w:customStyle="1" w:styleId="KommentarthemaZchn">
+    <w:name w:val="Kommentarthema Zchn"/>
+    <w:basedOn w:val="KommentartextZchn"/>
+    <w:link w:val="Kommentarthema"/>
+    <w:uiPriority w:val="99"/>
+    <w:semiHidden/>
+    <w:rsid w:val="00E01149"/>
+    <w:rPr>
+      <w:rFonts w:ascii="Arial" w:hAnsi="Arial"/>
+      <w:b/>
+      <w:bCs/>
+      <w:sz w:val="20"/>
+      <w:szCs w:val="20"/>
+    </w:rPr>
+  </w:style>
 </w:styles>
 </file>
 

--- a/Universal Dialog Editor/UDS Documentation.docx
+++ b/Universal Dialog Editor/UDS Documentation.docx
@@ -5219,21 +5219,7 @@
         <w:rPr>
           <w:lang w:val="en-US"/>
         </w:rPr>
-        <w:t xml:space="preserve"> inspector you can now set the Platform (Desktop or Mobile/Touch) and whether you are using </w:t>
-      </w:r>
-      <w:proofErr w:type="spellStart"/>
-      <w:r>
-        <w:rPr>
-          <w:lang w:val="en-US"/>
-        </w:rPr>
-        <w:t>TextMeshPro</w:t>
-      </w:r>
-      <w:proofErr w:type="spellEnd"/>
-      <w:r>
-        <w:rPr>
-          <w:lang w:val="en-US"/>
-        </w:rPr>
-        <w:t xml:space="preserve"> with the </w:t>
+        <w:t xml:space="preserve"> inspector you can now set the Platform (Desktop or Mobile/Touch) and whether you are using TextMeshPro with the </w:t>
       </w:r>
       <w:r>
         <w:rPr>
@@ -5413,20 +5399,12 @@
         </w:rPr>
         <w:t xml:space="preserve"> options will be displayed and can be selected (if there are answers). Also, not all Answer boxes will be active during every </w:t>
       </w:r>
-      <w:proofErr w:type="spellStart"/>
-      <w:r>
-        <w:rPr>
-          <w:lang w:val="en-US"/>
-        </w:rPr>
-        <w:t>Dialogue</w:t>
-      </w:r>
-      <w:r>
-        <w:rPr>
-          <w:lang w:val="en-US"/>
-        </w:rPr>
-        <w:t>Part</w:t>
-      </w:r>
-      <w:proofErr w:type="spellEnd"/>
+      <w:r>
+        <w:rPr>
+          <w:lang w:val="en-US"/>
+        </w:rPr>
+        <w:t>Dialogue Part</w:t>
+      </w:r>
       <w:r>
         <w:rPr>
           <w:lang w:val="en-US"/>
@@ -6317,40 +6295,24 @@
         </w:rPr>
         <w:t xml:space="preserve"> you can start editing it! Right-click inside the area on the right side of the screen to create new </w:t>
       </w:r>
-      <w:proofErr w:type="spellStart"/>
-      <w:r>
-        <w:rPr>
-          <w:lang w:val="en-US"/>
-        </w:rPr>
-        <w:t>Dialogue</w:t>
-      </w:r>
-      <w:r>
-        <w:rPr>
-          <w:lang w:val="en-US"/>
-        </w:rPr>
-        <w:t>Parts</w:t>
-      </w:r>
-      <w:proofErr w:type="spellEnd"/>
+      <w:r>
+        <w:rPr>
+          <w:lang w:val="en-US"/>
+        </w:rPr>
+        <w:t>Dialogue Parts</w:t>
+      </w:r>
       <w:r>
         <w:rPr>
           <w:lang w:val="en-US"/>
         </w:rPr>
         <w:t xml:space="preserve">. The first </w:t>
       </w:r>
-      <w:proofErr w:type="spellStart"/>
-      <w:r>
-        <w:rPr>
-          <w:lang w:val="en-US"/>
-        </w:rPr>
-        <w:t>Dialogue</w:t>
-      </w:r>
-      <w:r>
-        <w:rPr>
-          <w:lang w:val="en-US"/>
-        </w:rPr>
-        <w:t>Part</w:t>
-      </w:r>
-      <w:proofErr w:type="spellEnd"/>
+      <w:r>
+        <w:rPr>
+          <w:lang w:val="en-US"/>
+        </w:rPr>
+        <w:t>Dialogue Part</w:t>
+      </w:r>
       <w:r>
         <w:rPr>
           <w:lang w:val="en-US"/>
@@ -6379,22 +6341,13 @@
         </w:rPr>
         <w:t xml:space="preserve">. If you left-click a </w:t>
       </w:r>
-      <w:proofErr w:type="spellStart"/>
       <w:r>
         <w:rPr>
           <w:color w:val="000000" w:themeColor="text1"/>
           <w:lang w:val="en-US"/>
         </w:rPr>
-        <w:t>Dialogue</w:t>
-      </w:r>
-      <w:r>
-        <w:rPr>
-          <w:color w:val="000000" w:themeColor="text1"/>
-          <w:lang w:val="en-US"/>
-        </w:rPr>
-        <w:t>Part</w:t>
-      </w:r>
-      <w:proofErr w:type="spellEnd"/>
+        <w:t>Dialogue Part</w:t>
+      </w:r>
       <w:r>
         <w:rPr>
           <w:color w:val="000000" w:themeColor="text1"/>
@@ -7375,7 +7328,7 @@
           <w:rFonts w:cs="Arial"/>
           <w:lang w:val="en-US"/>
         </w:rPr>
-        <w:t xml:space="preserve"> includes two scripts to help you out with just that: </w:t>
+        <w:t xml:space="preserve"> includes two scripts to help you out with that: </w:t>
       </w:r>
     </w:p>
     <w:p>
@@ -7448,21 +7401,35 @@
           <w:rFonts w:cs="Arial"/>
           <w:lang w:val="en-US"/>
         </w:rPr>
-        <w:t xml:space="preserve"> when a key is pressed. </w:t>
-      </w:r>
-    </w:p>
-    <w:p>
-      <w:pPr>
+        <w:t xml:space="preserve"> </w:t>
+      </w:r>
+      <w:r>
         <w:rPr>
           <w:rFonts w:cs="Arial"/>
           <w:lang w:val="en-US"/>
         </w:rPr>
-      </w:pPr>
+        <w:t>once</w:t>
+      </w:r>
       <w:r>
         <w:rPr>
           <w:rFonts w:cs="Arial"/>
           <w:lang w:val="en-US"/>
         </w:rPr>
+        <w:t xml:space="preserve"> a key is pressed. </w:t>
+      </w:r>
+    </w:p>
+    <w:p>
+      <w:pPr>
+        <w:rPr>
+          <w:rFonts w:cs="Arial"/>
+          <w:lang w:val="en-US"/>
+        </w:rPr>
+      </w:pPr>
+      <w:r>
+        <w:rPr>
+          <w:rFonts w:cs="Arial"/>
+          <w:lang w:val="en-US"/>
+        </w:rPr>
         <w:t xml:space="preserve">The </w:t>
       </w:r>
       <w:proofErr w:type="spellStart"/>
@@ -7548,7 +7515,141 @@
     <w:p>
       <w:pPr>
         <w:rPr>
-          <w:rFonts w:cs="Arial"/>
+          <w:lang w:val="en-US"/>
+        </w:rPr>
+      </w:pPr>
+      <w:r>
+        <w:rPr>
+          <w:lang w:val="en-US"/>
+        </w:rPr>
+        <w:t>To use both scripts in 2D the following setup is required:</w:t>
+      </w:r>
+    </w:p>
+    <w:p>
+      <w:pPr>
+        <w:pStyle w:val="Listenabsatz"/>
+        <w:numPr>
+          <w:ilvl w:val="0"/>
+          <w:numId w:val="3"/>
+        </w:numPr>
+        <w:rPr>
+          <w:lang w:val="en-US"/>
+        </w:rPr>
+      </w:pPr>
+      <w:r>
+        <w:rPr>
+          <w:lang w:val="en-US"/>
+        </w:rPr>
+        <w:t>The player character should have a (ideally dynamic) Rigidbody2D</w:t>
+      </w:r>
+      <w:r>
+        <w:rPr>
+          <w:lang w:val="en-US"/>
+        </w:rPr>
+        <w:t xml:space="preserve">, </w:t>
+      </w:r>
+      <w:r>
+        <w:rPr>
+          <w:lang w:val="en-US"/>
+        </w:rPr>
+        <w:t>a Collider2D</w:t>
+      </w:r>
+      <w:r>
+        <w:rPr>
+          <w:lang w:val="en-US"/>
+        </w:rPr>
+        <w:t>, the tag “Player”</w:t>
+      </w:r>
+      <w:r>
+        <w:rPr>
+          <w:lang w:val="en-US"/>
+        </w:rPr>
+        <w:t xml:space="preserve"> and the </w:t>
+      </w:r>
+      <w:proofErr w:type="spellStart"/>
+      <w:r>
+        <w:rPr>
+          <w:rFonts w:ascii="Consolas" w:hAnsi="Consolas" w:cs="Arial"/>
+          <w:lang w:val="en-US"/>
+        </w:rPr>
+        <w:t>UDSPlayerDialogue</w:t>
+      </w:r>
+      <w:proofErr w:type="spellEnd"/>
+      <w:r>
+        <w:rPr>
+          <w:rFonts w:ascii="Consolas" w:hAnsi="Consolas" w:cs="Arial"/>
+          <w:lang w:val="en-US"/>
+        </w:rPr>
+        <w:t xml:space="preserve"> </w:t>
+      </w:r>
+      <w:r>
+        <w:rPr>
+          <w:lang w:val="en-US"/>
+        </w:rPr>
+        <w:t>component</w:t>
+      </w:r>
+    </w:p>
+    <w:p>
+      <w:pPr>
+        <w:pStyle w:val="Listenabsatz"/>
+        <w:numPr>
+          <w:ilvl w:val="0"/>
+          <w:numId w:val="3"/>
+        </w:numPr>
+        <w:rPr>
+          <w:lang w:val="en-US"/>
+        </w:rPr>
+      </w:pPr>
+      <w:r>
+        <w:rPr>
+          <w:lang w:val="en-US"/>
+        </w:rPr>
+        <w:t xml:space="preserve">The NPC </w:t>
+      </w:r>
+      <w:r>
+        <w:rPr>
+          <w:lang w:val="en-US"/>
+        </w:rPr>
+        <w:t xml:space="preserve">should have a (ideally dynamic) Rigidbody2D and a Trigger-Collider2D as its dialog radius. It can also be a child </w:t>
+      </w:r>
+      <w:proofErr w:type="spellStart"/>
+      <w:r>
+        <w:rPr>
+          <w:lang w:val="en-US"/>
+        </w:rPr>
+        <w:t>GameObject</w:t>
+      </w:r>
+      <w:proofErr w:type="spellEnd"/>
+      <w:r>
+        <w:rPr>
+          <w:lang w:val="en-US"/>
+        </w:rPr>
+        <w:t xml:space="preserve"> </w:t>
+      </w:r>
+    </w:p>
+    <w:p>
+      <w:pPr>
+        <w:rPr>
+          <w:lang w:val="en-US"/>
+        </w:rPr>
+      </w:pPr>
+      <w:r>
+        <w:rPr>
+          <w:lang w:val="en-US"/>
+        </w:rPr>
+        <w:t>Both scripts can easily be extended to 3D and are well commented to help you with understanding.</w:t>
+      </w:r>
+    </w:p>
+    <w:p>
+      <w:pPr>
+        <w:rPr>
+          <w:lang w:val="en-US"/>
+        </w:rPr>
+      </w:pPr>
+    </w:p>
+    <w:p>
+      <w:pPr>
+        <w:rPr>
           <w:b/>
           <w:bCs/>
           <w:lang w:val="en-US"/>
@@ -7556,65 +7657,177 @@
       </w:pPr>
       <w:r>
         <w:rPr>
-          <w:rFonts w:cs="Arial"/>
           <w:b/>
           <w:bCs/>
           <w:lang w:val="en-US"/>
         </w:rPr>
-        <w:t xml:space="preserve">If you don’t want to use these </w:t>
-      </w:r>
-      <w:r>
-        <w:rPr>
-          <w:rFonts w:cs="Arial"/>
-          <w:b/>
-          <w:bCs/>
-          <w:lang w:val="en-US"/>
-        </w:rPr>
-        <w:t>scripts,</w:t>
-      </w:r>
-      <w:r>
-        <w:rPr>
-          <w:rFonts w:cs="Arial"/>
-          <w:b/>
-          <w:bCs/>
-          <w:lang w:val="en-US"/>
-        </w:rPr>
-        <w:t xml:space="preserve"> you can skip the following section. I would however encourage you to test the UDS with them, look into them and to extend them to fit your needs</w:t>
-      </w:r>
-      <w:r>
-        <w:rPr>
-          <w:rFonts w:cs="Arial"/>
-          <w:b/>
-          <w:bCs/>
-          <w:lang w:val="en-US"/>
-        </w:rPr>
-        <w:t>.</w:t>
-      </w:r>
-    </w:p>
-    <w:p>
-      <w:pPr>
-        <w:rPr>
-          <w:lang w:val="en-US"/>
-        </w:rPr>
-      </w:pPr>
-      <w:r>
-        <w:rPr>
-          <w:lang w:val="en-US"/>
-        </w:rPr>
-        <w:br w:type="page"/>
-      </w:r>
-    </w:p>
-    <w:p>
-      <w:pPr>
-        <w:rPr>
-          <w:lang w:val="en-US"/>
-        </w:rPr>
-      </w:pPr>
-      <w:r>
-        <w:rPr>
-          <w:lang w:val="en-US"/>
-        </w:rPr>
-        <w:lastRenderedPageBreak/>
+        <w:t>There are plenty more features the UDS has to offer and which you can read about in this documentation:</w:t>
+      </w:r>
+    </w:p>
+    <w:p>
+      <w:pPr>
+        <w:pStyle w:val="Listenabsatz"/>
+        <w:numPr>
+          <w:ilvl w:val="0"/>
+          <w:numId w:val="3"/>
+        </w:numPr>
+        <w:rPr>
+          <w:lang w:val="en-US"/>
+        </w:rPr>
+      </w:pPr>
+      <w:r>
+        <w:rPr>
+          <w:lang w:val="en-US"/>
+        </w:rPr>
+        <w:t xml:space="preserve">If you want to connect the Dialog System to your game logic and write your own code to go along with it </w:t>
+      </w:r>
+      <w:r>
+        <w:rPr>
+          <w:i/>
+          <w:iCs/>
+          <w:sz w:val="24"/>
+          <w:szCs w:val="20"/>
+          <w:lang w:val="en-US"/>
+        </w:rPr>
+        <w:t>(e.g. open a shop from a Dialog, give an Item to the player, start a cutscene, …)</w:t>
+      </w:r>
+      <w:r>
+        <w:rPr>
+          <w:lang w:val="en-US"/>
+        </w:rPr>
+        <w:t>, then check out section</w:t>
+      </w:r>
+      <w:r>
+        <w:rPr>
+          <w:lang w:val="en-US"/>
+        </w:rPr>
+        <w:t>s</w:t>
+      </w:r>
+      <w:r>
+        <w:rPr>
+          <w:lang w:val="en-US"/>
+        </w:rPr>
+        <w:t xml:space="preserve"> </w:t>
+      </w:r>
+      <w:r>
+        <w:rPr>
+          <w:lang w:val="en-US"/>
+        </w:rPr>
+        <w:t xml:space="preserve">1.3, </w:t>
+      </w:r>
+      <w:r>
+        <w:rPr>
+          <w:lang w:val="en-US"/>
+        </w:rPr>
+        <w:t>4.4 and 4.5</w:t>
+      </w:r>
+      <w:r>
+        <w:rPr>
+          <w:lang w:val="en-US"/>
+        </w:rPr>
+        <w:t xml:space="preserve"> on Properties and extending the </w:t>
+      </w:r>
+      <w:proofErr w:type="spellStart"/>
+      <w:r>
+        <w:rPr>
+          <w:lang w:val="en-US"/>
+        </w:rPr>
+        <w:t>UDSDialogManager</w:t>
+      </w:r>
+      <w:proofErr w:type="spellEnd"/>
+    </w:p>
+    <w:p>
+      <w:pPr>
+        <w:pStyle w:val="Listenabsatz"/>
+        <w:rPr>
+          <w:lang w:val="en-US"/>
+        </w:rPr>
+      </w:pPr>
+    </w:p>
+    <w:p>
+      <w:pPr>
+        <w:pStyle w:val="Listenabsatz"/>
+        <w:numPr>
+          <w:ilvl w:val="0"/>
+          <w:numId w:val="3"/>
+        </w:numPr>
+        <w:rPr>
+          <w:lang w:val="en-US"/>
+        </w:rPr>
+      </w:pPr>
+      <w:r>
+        <w:rPr>
+          <w:lang w:val="en-US"/>
+        </w:rPr>
+        <w:t xml:space="preserve">If you want to change the course of your Dialogs based on </w:t>
+      </w:r>
+      <w:proofErr w:type="spellStart"/>
+      <w:r>
+        <w:rPr>
+          <w:lang w:val="en-US"/>
+        </w:rPr>
+        <w:t>ingame</w:t>
+      </w:r>
+      <w:proofErr w:type="spellEnd"/>
+      <w:r>
+        <w:rPr>
+          <w:lang w:val="en-US"/>
+        </w:rPr>
+        <w:t xml:space="preserve">-events </w:t>
+      </w:r>
+      <w:r>
+        <w:rPr>
+          <w:i/>
+          <w:iCs/>
+          <w:sz w:val="24"/>
+          <w:szCs w:val="20"/>
+          <w:lang w:val="en-US"/>
+        </w:rPr>
+        <w:t>(e.g. player has a certain quest, reached a certain level, …)</w:t>
+      </w:r>
+      <w:r>
+        <w:rPr>
+          <w:lang w:val="en-US"/>
+        </w:rPr>
+        <w:t>, check out the sections on Global Properties and Conditional Answers</w:t>
+      </w:r>
+    </w:p>
+    <w:p>
+      <w:pPr>
+        <w:pStyle w:val="Listenabsatz"/>
+        <w:rPr>
+          <w:lang w:val="en-US"/>
+        </w:rPr>
+      </w:pPr>
+    </w:p>
+    <w:p>
+      <w:pPr>
+        <w:pStyle w:val="Listenabsatz"/>
+        <w:numPr>
+          <w:ilvl w:val="0"/>
+          <w:numId w:val="3"/>
+        </w:numPr>
+        <w:rPr>
+          <w:lang w:val="en-US"/>
+        </w:rPr>
+      </w:pPr>
+      <w:r>
+        <w:rPr>
+          <w:lang w:val="en-US"/>
+        </w:rPr>
+        <w:t>If you want to see some code and Dialog examples, check out section 6</w:t>
+      </w:r>
+    </w:p>
+    <w:p>
+      <w:pPr>
+        <w:rPr>
+          <w:lang w:val="en-US"/>
+        </w:rPr>
+      </w:pPr>
+      <w:r>
+        <w:rPr>
+          <w:lang w:val="en-US"/>
+        </w:rPr>
         <w:br w:type="page"/>
       </w:r>
     </w:p>
@@ -7949,6 +8162,1183 @@
       <w:bookmarkStart w:id="11" w:name="_Toc77091266"/>
       <w:r>
         <w:rPr>
+          <w:noProof/>
+          <w:lang w:val="en-US"/>
+        </w:rPr>
+        <mc:AlternateContent>
+          <mc:Choice Requires="wps">
+            <w:drawing>
+              <wp:anchor distT="45720" distB="45720" distL="114300" distR="114300" simplePos="0" relativeHeight="251662336" behindDoc="0" locked="0" layoutInCell="1" allowOverlap="1" wp14:anchorId="1FCDA0B8" wp14:editId="7631C0E2">
+                <wp:simplePos x="0" y="0"/>
+                <wp:positionH relativeFrom="column">
+                  <wp:posOffset>3535045</wp:posOffset>
+                </wp:positionH>
+                <wp:positionV relativeFrom="paragraph">
+                  <wp:posOffset>-71755</wp:posOffset>
+                </wp:positionV>
+                <wp:extent cx="2910840" cy="5402580"/>
+                <wp:effectExtent l="0" t="0" r="22860" b="26670"/>
+                <wp:wrapSquare wrapText="bothSides"/>
+                <wp:docPr id="217" name="Textfeld 2"/>
+                <wp:cNvGraphicFramePr>
+                  <a:graphicFrameLocks xmlns:a="http://schemas.openxmlformats.org/drawingml/2006/main"/>
+                </wp:cNvGraphicFramePr>
+                <a:graphic xmlns:a="http://schemas.openxmlformats.org/drawingml/2006/main">
+                  <a:graphicData uri="http://schemas.microsoft.com/office/word/2010/wordprocessingShape">
+                    <wps:wsp>
+                      <wps:cNvSpPr txBox="1">
+                        <a:spLocks noChangeArrowheads="1"/>
+                      </wps:cNvSpPr>
+                      <wps:spPr bwMode="auto">
+                        <a:xfrm>
+                          <a:off x="0" y="0"/>
+                          <a:ext cx="2910840" cy="5402580"/>
+                        </a:xfrm>
+                        <a:prstGeom prst="rect">
+                          <a:avLst/>
+                        </a:prstGeom>
+                        <a:solidFill>
+                          <a:srgbClr val="FFFFFF"/>
+                        </a:solidFill>
+                        <a:ln w="9525">
+                          <a:solidFill>
+                            <a:srgbClr val="000000"/>
+                          </a:solidFill>
+                          <a:miter lim="800000"/>
+                          <a:headEnd/>
+                          <a:tailEnd/>
+                        </a:ln>
+                      </wps:spPr>
+                      <wps:txbx>
+                        <w:txbxContent>
+                          <w:p>
+                            <w:pPr>
+                              <w:rPr>
+                                <w:sz w:val="15"/>
+                                <w:szCs w:val="15"/>
+                                <w:lang w:val="en-US"/>
+                              </w:rPr>
+                            </w:pPr>
+                            <w:r>
+                              <w:rPr>
+                                <w:b/>
+                                <w:bCs/>
+                                <w:sz w:val="15"/>
+                                <w:szCs w:val="15"/>
+                                <w:lang w:val="en-US"/>
+                              </w:rPr>
+                              <w:t>Platform:</w:t>
+                            </w:r>
+                            <w:r>
+                              <w:rPr>
+                                <w:sz w:val="15"/>
+                                <w:szCs w:val="15"/>
+                                <w:lang w:val="en-US"/>
+                              </w:rPr>
+                              <w:t xml:space="preserve"> The platform you develop your game for. Desktop/Console or Mobile</w:t>
+                            </w:r>
+                          </w:p>
+                          <w:p>
+                            <w:pPr>
+                              <w:rPr>
+                                <w:sz w:val="15"/>
+                                <w:szCs w:val="15"/>
+                                <w:lang w:val="en-US"/>
+                              </w:rPr>
+                            </w:pPr>
+                            <w:r>
+                              <w:rPr>
+                                <w:b/>
+                                <w:bCs/>
+                                <w:sz w:val="15"/>
+                                <w:szCs w:val="15"/>
+                                <w:lang w:val="en-US"/>
+                              </w:rPr>
+                              <w:t>Use Text Mesh Pro:</w:t>
+                            </w:r>
+                            <w:r>
+                              <w:rPr>
+                                <w:sz w:val="15"/>
+                                <w:szCs w:val="15"/>
+                                <w:lang w:val="en-US"/>
+                              </w:rPr>
+                              <w:t xml:space="preserve"> Whether you are using regular Text components or TextMeshPro. Should not be mixed</w:t>
+                            </w:r>
+                          </w:p>
+                          <w:p>
+                            <w:pPr>
+                              <w:rPr>
+                                <w:sz w:val="15"/>
+                                <w:szCs w:val="15"/>
+                                <w:lang w:val="en-US"/>
+                              </w:rPr>
+                            </w:pPr>
+                            <w:proofErr w:type="spellStart"/>
+                            <w:r>
+                              <w:rPr>
+                                <w:b/>
+                                <w:bCs/>
+                                <w:sz w:val="15"/>
+                                <w:szCs w:val="15"/>
+                                <w:lang w:val="en-US"/>
+                              </w:rPr>
+                              <w:t>DialogUI</w:t>
+                            </w:r>
+                            <w:proofErr w:type="spellEnd"/>
+                            <w:r>
+                              <w:rPr>
+                                <w:b/>
+                                <w:bCs/>
+                                <w:sz w:val="15"/>
+                                <w:szCs w:val="15"/>
+                                <w:lang w:val="en-US"/>
+                              </w:rPr>
+                              <w:t>:</w:t>
+                            </w:r>
+                            <w:r>
+                              <w:rPr>
+                                <w:sz w:val="15"/>
+                                <w:szCs w:val="15"/>
+                                <w:lang w:val="en-US"/>
+                              </w:rPr>
+                              <w:t xml:space="preserve"> The highest parent of all </w:t>
+                            </w:r>
+                            <w:proofErr w:type="spellStart"/>
+                            <w:r>
+                              <w:rPr>
+                                <w:sz w:val="15"/>
+                                <w:szCs w:val="15"/>
+                                <w:lang w:val="en-US"/>
+                              </w:rPr>
+                              <w:t>DialogUI</w:t>
+                            </w:r>
+                            <w:proofErr w:type="spellEnd"/>
+                            <w:r>
+                              <w:rPr>
+                                <w:sz w:val="15"/>
+                                <w:szCs w:val="15"/>
+                                <w:lang w:val="en-US"/>
+                              </w:rPr>
+                              <w:t xml:space="preserve"> (described in more detail under 3. Quick Start)</w:t>
+                            </w:r>
+                          </w:p>
+                          <w:p>
+                            <w:pPr>
+                              <w:rPr>
+                                <w:sz w:val="15"/>
+                                <w:szCs w:val="15"/>
+                                <w:lang w:val="en-US"/>
+                              </w:rPr>
+                            </w:pPr>
+                            <w:r>
+                              <w:rPr>
+                                <w:b/>
+                                <w:bCs/>
+                                <w:sz w:val="15"/>
+                                <w:szCs w:val="15"/>
+                                <w:lang w:val="en-US"/>
+                              </w:rPr>
+                              <w:t>Text boxes:</w:t>
+                            </w:r>
+                            <w:r>
+                              <w:rPr>
+                                <w:sz w:val="15"/>
+                                <w:szCs w:val="15"/>
+                                <w:lang w:val="en-US"/>
+                              </w:rPr>
+                              <w:t xml:space="preserve"> Structs for the various text boxes in your UI which store </w:t>
+                            </w:r>
+                            <w:r>
+                              <w:rPr>
+                                <w:sz w:val="15"/>
+                                <w:szCs w:val="15"/>
+                                <w:lang w:val="en-US"/>
+                              </w:rPr>
+                              <w:t>their respective</w:t>
+                            </w:r>
+                            <w:r>
+                              <w:rPr>
+                                <w:sz w:val="15"/>
+                                <w:szCs w:val="15"/>
+                                <w:lang w:val="en-US"/>
+                              </w:rPr>
+                              <w:t xml:space="preserve"> </w:t>
+                            </w:r>
+                            <w:proofErr w:type="spellStart"/>
+                            <w:r>
+                              <w:rPr>
+                                <w:sz w:val="15"/>
+                                <w:szCs w:val="15"/>
+                                <w:lang w:val="en-US"/>
+                              </w:rPr>
+                              <w:t>GameObject</w:t>
+                            </w:r>
+                            <w:proofErr w:type="spellEnd"/>
+                            <w:r>
+                              <w:rPr>
+                                <w:sz w:val="15"/>
+                                <w:szCs w:val="15"/>
+                                <w:lang w:val="en-US"/>
+                              </w:rPr>
+                              <w:t xml:space="preserve"> and either a normal Text component or a TextMeshPro component. In the case of the Answer Text Boxes also a Button component</w:t>
+                            </w:r>
+                          </w:p>
+                          <w:p>
+                            <w:pPr>
+                              <w:rPr>
+                                <w:sz w:val="15"/>
+                                <w:szCs w:val="15"/>
+                                <w:lang w:val="en-US"/>
+                              </w:rPr>
+                            </w:pPr>
+                            <w:r>
+                              <w:rPr>
+                                <w:b/>
+                                <w:bCs/>
+                                <w:sz w:val="15"/>
+                                <w:szCs w:val="15"/>
+                                <w:lang w:val="en-US"/>
+                              </w:rPr>
+                              <w:t>Deactivate During Dialog:</w:t>
+                            </w:r>
+                            <w:r>
+                              <w:rPr>
+                                <w:sz w:val="15"/>
+                                <w:szCs w:val="15"/>
+                                <w:lang w:val="en-US"/>
+                              </w:rPr>
+                              <w:t xml:space="preserve"> </w:t>
+                            </w:r>
+                            <w:proofErr w:type="spellStart"/>
+                            <w:r>
+                              <w:rPr>
+                                <w:sz w:val="15"/>
+                                <w:szCs w:val="15"/>
+                                <w:lang w:val="en-US"/>
+                              </w:rPr>
+                              <w:t>GameObject</w:t>
+                            </w:r>
+                            <w:proofErr w:type="spellEnd"/>
+                            <w:r>
+                              <w:rPr>
+                                <w:sz w:val="15"/>
+                                <w:szCs w:val="15"/>
+                                <w:lang w:val="en-US"/>
+                              </w:rPr>
+                              <w:t xml:space="preserve"> which shall be deactivated when a Dialog is started and reactivated afterwards</w:t>
+                            </w:r>
+                            <w:r>
+                              <w:rPr>
+                                <w:sz w:val="15"/>
+                                <w:szCs w:val="15"/>
+                                <w:lang w:val="en-US"/>
+                              </w:rPr>
+                              <w:t xml:space="preserve"> (e.g. </w:t>
+                            </w:r>
+                            <w:proofErr w:type="spellStart"/>
+                            <w:r>
+                              <w:rPr>
+                                <w:sz w:val="15"/>
+                                <w:szCs w:val="15"/>
+                                <w:lang w:val="en-US"/>
+                              </w:rPr>
+                              <w:t>healthbar</w:t>
+                            </w:r>
+                            <w:proofErr w:type="spellEnd"/>
+                            <w:r>
+                              <w:rPr>
+                                <w:sz w:val="15"/>
+                                <w:szCs w:val="15"/>
+                                <w:lang w:val="en-US"/>
+                              </w:rPr>
+                              <w:t>)</w:t>
+                            </w:r>
+                          </w:p>
+                          <w:p>
+                            <w:pPr>
+                              <w:rPr>
+                                <w:sz w:val="15"/>
+                                <w:szCs w:val="15"/>
+                                <w:lang w:val="en-US"/>
+                              </w:rPr>
+                            </w:pPr>
+                            <w:r>
+                              <w:rPr>
+                                <w:b/>
+                                <w:bCs/>
+                                <w:sz w:val="15"/>
+                                <w:szCs w:val="15"/>
+                                <w:lang w:val="en-US"/>
+                              </w:rPr>
+                              <w:t>Interaction Keys:</w:t>
+                            </w:r>
+                            <w:r>
+                              <w:rPr>
+                                <w:sz w:val="15"/>
+                                <w:szCs w:val="15"/>
+                                <w:lang w:val="en-US"/>
+                              </w:rPr>
+                              <w:t xml:space="preserve"> </w:t>
+                            </w:r>
+                            <w:r>
+                              <w:rPr>
+                                <w:sz w:val="15"/>
+                                <w:szCs w:val="15"/>
+                                <w:lang w:val="en-US"/>
+                              </w:rPr>
+                              <w:t xml:space="preserve">These keys are </w:t>
+                            </w:r>
+                            <w:r>
+                              <w:rPr>
+                                <w:sz w:val="15"/>
+                                <w:szCs w:val="15"/>
+                                <w:lang w:val="en-US"/>
+                              </w:rPr>
+                              <w:t>used</w:t>
+                            </w:r>
+                            <w:r>
+                              <w:rPr>
+                                <w:sz w:val="15"/>
+                                <w:szCs w:val="15"/>
+                                <w:lang w:val="en-US"/>
+                              </w:rPr>
+                              <w:t xml:space="preserve"> during Dialog playback to interact with the Dialog (e.g. skip to the next </w:t>
+                            </w:r>
+                            <w:proofErr w:type="spellStart"/>
+                            <w:r>
+                              <w:rPr>
+                                <w:sz w:val="15"/>
+                                <w:szCs w:val="15"/>
+                                <w:lang w:val="en-US"/>
+                              </w:rPr>
+                              <w:t>DialogPart</w:t>
+                            </w:r>
+                            <w:proofErr w:type="spellEnd"/>
+                            <w:r>
+                              <w:rPr>
+                                <w:sz w:val="15"/>
+                                <w:szCs w:val="15"/>
+                                <w:lang w:val="en-US"/>
+                              </w:rPr>
+                              <w:t xml:space="preserve"> if there are no Answers). For Console games, choose the correct gamepad keys</w:t>
+                            </w:r>
+                          </w:p>
+                          <w:p>
+                            <w:pPr>
+                              <w:rPr>
+                                <w:sz w:val="15"/>
+                                <w:szCs w:val="15"/>
+                                <w:lang w:val="en-US"/>
+                              </w:rPr>
+                            </w:pPr>
+                            <w:r>
+                              <w:rPr>
+                                <w:b/>
+                                <w:bCs/>
+                                <w:sz w:val="15"/>
+                                <w:szCs w:val="15"/>
+                                <w:lang w:val="en-US"/>
+                              </w:rPr>
+                              <w:t>Save Global Properties:</w:t>
+                            </w:r>
+                            <w:r>
+                              <w:rPr>
+                                <w:sz w:val="15"/>
+                                <w:szCs w:val="15"/>
+                                <w:lang w:val="en-US"/>
+                              </w:rPr>
+                              <w:t xml:space="preserve"> Whether or not to save and load the Global Properties as a JSON file under </w:t>
+                            </w:r>
+                            <w:proofErr w:type="spellStart"/>
+                            <w:r>
+                              <w:rPr>
+                                <w:rFonts w:ascii="Consolas" w:hAnsi="Consolas"/>
+                                <w:sz w:val="15"/>
+                                <w:szCs w:val="15"/>
+                                <w:lang w:val="en-US"/>
+                              </w:rPr>
+                              <w:t>Application.persistantDataPath</w:t>
+                            </w:r>
+                            <w:proofErr w:type="spellEnd"/>
+                          </w:p>
+                          <w:p>
+                            <w:pPr>
+                              <w:rPr>
+                                <w:sz w:val="15"/>
+                                <w:szCs w:val="15"/>
+                                <w:lang w:val="en-US"/>
+                              </w:rPr>
+                            </w:pPr>
+                            <w:r>
+                              <w:rPr>
+                                <w:b/>
+                                <w:bCs/>
+                                <w:sz w:val="15"/>
+                                <w:szCs w:val="15"/>
+                                <w:lang w:val="en-US"/>
+                              </w:rPr>
+                              <w:t>Base Text Speed:</w:t>
+                            </w:r>
+                            <w:r>
+                              <w:rPr>
+                                <w:sz w:val="15"/>
+                                <w:szCs w:val="15"/>
+                                <w:lang w:val="en-US"/>
+                              </w:rPr>
+                              <w:t xml:space="preserve"> A global base value for the text speed. The higher it is, the faster the text effect is. The Text Speed Property of the </w:t>
+                            </w:r>
+                            <w:proofErr w:type="spellStart"/>
+                            <w:r>
+                              <w:rPr>
+                                <w:sz w:val="15"/>
+                                <w:szCs w:val="15"/>
+                                <w:lang w:val="en-US"/>
+                              </w:rPr>
+                              <w:t>DialogParts</w:t>
+                            </w:r>
+                            <w:proofErr w:type="spellEnd"/>
+                            <w:r>
+                              <w:rPr>
+                                <w:sz w:val="15"/>
+                                <w:szCs w:val="15"/>
+                                <w:lang w:val="en-US"/>
+                              </w:rPr>
+                              <w:t xml:space="preserve"> then finetunes the speed for each individual </w:t>
+                            </w:r>
+                            <w:proofErr w:type="spellStart"/>
+                            <w:r>
+                              <w:rPr>
+                                <w:sz w:val="15"/>
+                                <w:szCs w:val="15"/>
+                                <w:lang w:val="en-US"/>
+                              </w:rPr>
+                              <w:t>DialogPart</w:t>
+                            </w:r>
+                            <w:proofErr w:type="spellEnd"/>
+                          </w:p>
+                          <w:p>
+                            <w:pPr>
+                              <w:rPr>
+                                <w:sz w:val="15"/>
+                                <w:szCs w:val="15"/>
+                                <w:lang w:val="en-US"/>
+                              </w:rPr>
+                            </w:pPr>
+                            <w:r>
+                              <w:rPr>
+                                <w:b/>
+                                <w:bCs/>
+                                <w:sz w:val="15"/>
+                                <w:szCs w:val="15"/>
+                                <w:lang w:val="en-US"/>
+                              </w:rPr>
+                              <w:t>Delays:</w:t>
+                            </w:r>
+                            <w:r>
+                              <w:rPr>
+                                <w:sz w:val="15"/>
+                                <w:szCs w:val="15"/>
+                                <w:lang w:val="en-US"/>
+                              </w:rPr>
+                              <w:t xml:space="preserve"> </w:t>
+                            </w:r>
+                            <w:r>
+                              <w:rPr>
+                                <w:sz w:val="15"/>
+                                <w:szCs w:val="15"/>
+                                <w:lang w:val="en-US"/>
+                              </w:rPr>
+                              <w:t>How long shall be waited between the specified events. Can be used to e.g. await the end of an animation</w:t>
+                            </w:r>
+                          </w:p>
+                          <w:p>
+                            <w:pPr>
+                              <w:rPr>
+                                <w:sz w:val="15"/>
+                                <w:szCs w:val="15"/>
+                                <w:lang w:val="en-US"/>
+                              </w:rPr>
+                            </w:pPr>
+                            <w:r>
+                              <w:rPr>
+                                <w:b/>
+                                <w:bCs/>
+                                <w:sz w:val="15"/>
+                                <w:szCs w:val="15"/>
+                                <w:lang w:val="en-US"/>
+                              </w:rPr>
+                              <w:t>Load Mode:</w:t>
+                            </w:r>
+                            <w:r>
+                              <w:rPr>
+                                <w:sz w:val="15"/>
+                                <w:szCs w:val="15"/>
+                                <w:lang w:val="en-US"/>
+                              </w:rPr>
+                              <w:t xml:space="preserve"> Whether to load all Dialogs at once on startup or one at a time when needed</w:t>
+                            </w:r>
+                          </w:p>
+                          <w:p>
+                            <w:pPr>
+                              <w:rPr>
+                                <w:sz w:val="15"/>
+                                <w:szCs w:val="15"/>
+                                <w:lang w:val="en-US"/>
+                              </w:rPr>
+                            </w:pPr>
+                            <w:r>
+                              <w:rPr>
+                                <w:b/>
+                                <w:bCs/>
+                                <w:sz w:val="15"/>
+                                <w:szCs w:val="15"/>
+                                <w:lang w:val="en-US"/>
+                              </w:rPr>
+                              <w:t>Min Time Between Touches:</w:t>
+                            </w:r>
+                            <w:r>
+                              <w:rPr>
+                                <w:sz w:val="15"/>
+                                <w:szCs w:val="15"/>
+                                <w:lang w:val="en-US"/>
+                              </w:rPr>
+                              <w:t xml:space="preserve"> Only relevant on Mobile. Increase if touches are being registered twice, decrease if interaction doesn’t f</w:t>
+                            </w:r>
+                            <w:r>
+                              <w:rPr>
+                                <w:sz w:val="15"/>
+                                <w:szCs w:val="15"/>
+                                <w:lang w:val="en-US"/>
+                              </w:rPr>
+                              <w:t>eel responsive</w:t>
+                            </w:r>
+                          </w:p>
+                          <w:p>
+                            <w:pPr>
+                              <w:rPr>
+                                <w:sz w:val="15"/>
+                                <w:szCs w:val="15"/>
+                                <w:lang w:val="en-US"/>
+                              </w:rPr>
+                            </w:pPr>
+                            <w:r>
+                              <w:rPr>
+                                <w:b/>
+                                <w:bCs/>
+                                <w:sz w:val="15"/>
+                                <w:szCs w:val="15"/>
+                                <w:lang w:val="en-US"/>
+                              </w:rPr>
+                              <w:t>Standard Time Scale:</w:t>
+                            </w:r>
+                            <w:r>
+                              <w:rPr>
+                                <w:sz w:val="15"/>
+                                <w:szCs w:val="15"/>
+                                <w:lang w:val="en-US"/>
+                              </w:rPr>
+                              <w:t xml:space="preserve"> The Time Scale your game usually runs at. If the Pause during Dialog Property of your Dialogs is true, then the Time Scale will be set to 0 during Dialogs and reset to Standard Time Scale </w:t>
+                            </w:r>
+                            <w:r>
+                              <w:rPr>
+                                <w:sz w:val="15"/>
+                                <w:szCs w:val="15"/>
+                                <w:lang w:val="en-US"/>
+                              </w:rPr>
+                              <w:t>afterwards</w:t>
+                            </w:r>
+                          </w:p>
+                          <w:p>
+                            <w:pPr>
+                              <w:rPr>
+                                <w:sz w:val="15"/>
+                                <w:szCs w:val="15"/>
+                                <w:lang w:val="en-US"/>
+                              </w:rPr>
+                            </w:pPr>
+                          </w:p>
+                        </w:txbxContent>
+                      </wps:txbx>
+                      <wps:bodyPr rot="0" vert="horz" wrap="square" lIns="91440" tIns="45720" rIns="91440" bIns="45720" anchor="t" anchorCtr="0">
+                        <a:noAutofit/>
+                      </wps:bodyPr>
+                    </wps:wsp>
+                  </a:graphicData>
+                </a:graphic>
+                <wp14:sizeRelH relativeFrom="margin">
+                  <wp14:pctWidth>0</wp14:pctWidth>
+                </wp14:sizeRelH>
+                <wp14:sizeRelV relativeFrom="margin">
+                  <wp14:pctHeight>0</wp14:pctHeight>
+                </wp14:sizeRelV>
+              </wp:anchor>
+            </w:drawing>
+          </mc:Choice>
+          <mc:Fallback>
+            <w:pict>
+              <v:shapetype w14:anchorId="1FCDA0B8" id="_x0000_t202" coordsize="21600,21600" o:spt="202" path="m,l,21600r21600,l21600,xe">
+                <v:stroke joinstyle="miter"/>
+                <v:path gradientshapeok="t" o:connecttype="rect"/>
+              </v:shapetype>
+              <v:shape id="Textfeld 2" o:spid="_x0000_s1026" type="#_x0000_t202" style="position:absolute;left:0;text-align:left;margin-left:278.35pt;margin-top:-5.65pt;width:229.2pt;height:425.4pt;z-index:251662336;visibility:visible;mso-wrap-style:square;mso-width-percent:0;mso-height-percent:0;mso-wrap-distance-left:9pt;mso-wrap-distance-top:3.6pt;mso-wrap-distance-right:9pt;mso-wrap-distance-bottom:3.6pt;mso-position-horizontal:absolute;mso-position-horizontal-relative:text;mso-position-vertical:absolute;mso-position-vertical-relative:text;mso-width-percent:0;mso-height-percent:0;mso-width-relative:margin;mso-height-relative:margin;v-text-anchor:top" o:gfxdata="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">
+                <v:textbox>
+                  <w:txbxContent>
+                    <w:p>
+                      <w:pPr>
+                        <w:rPr>
+                          <w:sz w:val="15"/>
+                          <w:szCs w:val="15"/>
+                          <w:lang w:val="en-US"/>
+                        </w:rPr>
+                      </w:pPr>
+                      <w:r>
+                        <w:rPr>
+                          <w:b/>
+                          <w:bCs/>
+                          <w:sz w:val="15"/>
+                          <w:szCs w:val="15"/>
+                          <w:lang w:val="en-US"/>
+                        </w:rPr>
+                        <w:t>Platform:</w:t>
+                      </w:r>
+                      <w:r>
+                        <w:rPr>
+                          <w:sz w:val="15"/>
+                          <w:szCs w:val="15"/>
+                          <w:lang w:val="en-US"/>
+                        </w:rPr>
+                        <w:t xml:space="preserve"> The platform you develop your game for. Desktop/Console or Mobile</w:t>
+                      </w:r>
+                    </w:p>
+                    <w:p>
+                      <w:pPr>
+                        <w:rPr>
+                          <w:sz w:val="15"/>
+                          <w:szCs w:val="15"/>
+                          <w:lang w:val="en-US"/>
+                        </w:rPr>
+                      </w:pPr>
+                      <w:r>
+                        <w:rPr>
+                          <w:b/>
+                          <w:bCs/>
+                          <w:sz w:val="15"/>
+                          <w:szCs w:val="15"/>
+                          <w:lang w:val="en-US"/>
+                        </w:rPr>
+                        <w:t>Use Text Mesh Pro:</w:t>
+                      </w:r>
+                      <w:r>
+                        <w:rPr>
+                          <w:sz w:val="15"/>
+                          <w:szCs w:val="15"/>
+                          <w:lang w:val="en-US"/>
+                        </w:rPr>
+                        <w:t xml:space="preserve"> Whether you are using regular Text components or TextMeshPro. Should not be mixed</w:t>
+                      </w:r>
+                    </w:p>
+                    <w:p>
+                      <w:pPr>
+                        <w:rPr>
+                          <w:sz w:val="15"/>
+                          <w:szCs w:val="15"/>
+                          <w:lang w:val="en-US"/>
+                        </w:rPr>
+                      </w:pPr>
+                      <w:proofErr w:type="spellStart"/>
+                      <w:r>
+                        <w:rPr>
+                          <w:b/>
+                          <w:bCs/>
+                          <w:sz w:val="15"/>
+                          <w:szCs w:val="15"/>
+                          <w:lang w:val="en-US"/>
+                        </w:rPr>
+                        <w:t>DialogUI</w:t>
+                      </w:r>
+                      <w:proofErr w:type="spellEnd"/>
+                      <w:r>
+                        <w:rPr>
+                          <w:b/>
+                          <w:bCs/>
+                          <w:sz w:val="15"/>
+                          <w:szCs w:val="15"/>
+                          <w:lang w:val="en-US"/>
+                        </w:rPr>
+                        <w:t>:</w:t>
+                      </w:r>
+                      <w:r>
+                        <w:rPr>
+                          <w:sz w:val="15"/>
+                          <w:szCs w:val="15"/>
+                          <w:lang w:val="en-US"/>
+                        </w:rPr>
+                        <w:t xml:space="preserve"> The highest parent of all </w:t>
+                      </w:r>
+                      <w:proofErr w:type="spellStart"/>
+                      <w:r>
+                        <w:rPr>
+                          <w:sz w:val="15"/>
+                          <w:szCs w:val="15"/>
+                          <w:lang w:val="en-US"/>
+                        </w:rPr>
+                        <w:t>DialogUI</w:t>
+                      </w:r>
+                      <w:proofErr w:type="spellEnd"/>
+                      <w:r>
+                        <w:rPr>
+                          <w:sz w:val="15"/>
+                          <w:szCs w:val="15"/>
+                          <w:lang w:val="en-US"/>
+                        </w:rPr>
+                        <w:t xml:space="preserve"> (described in more detail under 3. Quick Start)</w:t>
+                      </w:r>
+                    </w:p>
+                    <w:p>
+                      <w:pPr>
+                        <w:rPr>
+                          <w:sz w:val="15"/>
+                          <w:szCs w:val="15"/>
+                          <w:lang w:val="en-US"/>
+                        </w:rPr>
+                      </w:pPr>
+                      <w:r>
+                        <w:rPr>
+                          <w:b/>
+                          <w:bCs/>
+                          <w:sz w:val="15"/>
+                          <w:szCs w:val="15"/>
+                          <w:lang w:val="en-US"/>
+                        </w:rPr>
+                        <w:t>Text boxes:</w:t>
+                      </w:r>
+                      <w:r>
+                        <w:rPr>
+                          <w:sz w:val="15"/>
+                          <w:szCs w:val="15"/>
+                          <w:lang w:val="en-US"/>
+                        </w:rPr>
+                        <w:t xml:space="preserve"> Structs for the various text boxes in your UI which store </w:t>
+                      </w:r>
+                      <w:r>
+                        <w:rPr>
+                          <w:sz w:val="15"/>
+                          <w:szCs w:val="15"/>
+                          <w:lang w:val="en-US"/>
+                        </w:rPr>
+                        <w:t>their respective</w:t>
+                      </w:r>
+                      <w:r>
+                        <w:rPr>
+                          <w:sz w:val="15"/>
+                          <w:szCs w:val="15"/>
+                          <w:lang w:val="en-US"/>
+                        </w:rPr>
+                        <w:t xml:space="preserve"> </w:t>
+                      </w:r>
+                      <w:proofErr w:type="spellStart"/>
+                      <w:r>
+                        <w:rPr>
+                          <w:sz w:val="15"/>
+                          <w:szCs w:val="15"/>
+                          <w:lang w:val="en-US"/>
+                        </w:rPr>
+                        <w:t>GameObject</w:t>
+                      </w:r>
+                      <w:proofErr w:type="spellEnd"/>
+                      <w:r>
+                        <w:rPr>
+                          <w:sz w:val="15"/>
+                          <w:szCs w:val="15"/>
+                          <w:lang w:val="en-US"/>
+                        </w:rPr>
+                        <w:t xml:space="preserve"> and either a normal Text component or a TextMeshPro component. In the case of the Answer Text Boxes also a Button component</w:t>
+                      </w:r>
+                    </w:p>
+                    <w:p>
+                      <w:pPr>
+                        <w:rPr>
+                          <w:sz w:val="15"/>
+                          <w:szCs w:val="15"/>
+                          <w:lang w:val="en-US"/>
+                        </w:rPr>
+                      </w:pPr>
+                      <w:r>
+                        <w:rPr>
+                          <w:b/>
+                          <w:bCs/>
+                          <w:sz w:val="15"/>
+                          <w:szCs w:val="15"/>
+                          <w:lang w:val="en-US"/>
+                        </w:rPr>
+                        <w:t>Deactivate During Dialog:</w:t>
+                      </w:r>
+                      <w:r>
+                        <w:rPr>
+                          <w:sz w:val="15"/>
+                          <w:szCs w:val="15"/>
+                          <w:lang w:val="en-US"/>
+                        </w:rPr>
+                        <w:t xml:space="preserve"> </w:t>
+                      </w:r>
+                      <w:proofErr w:type="spellStart"/>
+                      <w:r>
+                        <w:rPr>
+                          <w:sz w:val="15"/>
+                          <w:szCs w:val="15"/>
+                          <w:lang w:val="en-US"/>
+                        </w:rPr>
+                        <w:t>GameObject</w:t>
+                      </w:r>
+                      <w:proofErr w:type="spellEnd"/>
+                      <w:r>
+                        <w:rPr>
+                          <w:sz w:val="15"/>
+                          <w:szCs w:val="15"/>
+                          <w:lang w:val="en-US"/>
+                        </w:rPr>
+                        <w:t xml:space="preserve"> which shall be deactivated when a Dialog is started and reactivated afterwards</w:t>
+                      </w:r>
+                      <w:r>
+                        <w:rPr>
+                          <w:sz w:val="15"/>
+                          <w:szCs w:val="15"/>
+                          <w:lang w:val="en-US"/>
+                        </w:rPr>
+                        <w:t xml:space="preserve"> (e.g. </w:t>
+                      </w:r>
+                      <w:proofErr w:type="spellStart"/>
+                      <w:r>
+                        <w:rPr>
+                          <w:sz w:val="15"/>
+                          <w:szCs w:val="15"/>
+                          <w:lang w:val="en-US"/>
+                        </w:rPr>
+                        <w:t>healthbar</w:t>
+                      </w:r>
+                      <w:proofErr w:type="spellEnd"/>
+                      <w:r>
+                        <w:rPr>
+                          <w:sz w:val="15"/>
+                          <w:szCs w:val="15"/>
+                          <w:lang w:val="en-US"/>
+                        </w:rPr>
+                        <w:t>)</w:t>
+                      </w:r>
+                    </w:p>
+                    <w:p>
+                      <w:pPr>
+                        <w:rPr>
+                          <w:sz w:val="15"/>
+                          <w:szCs w:val="15"/>
+                          <w:lang w:val="en-US"/>
+                        </w:rPr>
+                      </w:pPr>
+                      <w:r>
+                        <w:rPr>
+                          <w:b/>
+                          <w:bCs/>
+                          <w:sz w:val="15"/>
+                          <w:szCs w:val="15"/>
+                          <w:lang w:val="en-US"/>
+                        </w:rPr>
+                        <w:t>Interaction Keys:</w:t>
+                      </w:r>
+                      <w:r>
+                        <w:rPr>
+                          <w:sz w:val="15"/>
+                          <w:szCs w:val="15"/>
+                          <w:lang w:val="en-US"/>
+                        </w:rPr>
+                        <w:t xml:space="preserve"> </w:t>
+                      </w:r>
+                      <w:r>
+                        <w:rPr>
+                          <w:sz w:val="15"/>
+                          <w:szCs w:val="15"/>
+                          <w:lang w:val="en-US"/>
+                        </w:rPr>
+                        <w:t xml:space="preserve">These keys are </w:t>
+                      </w:r>
+                      <w:r>
+                        <w:rPr>
+                          <w:sz w:val="15"/>
+                          <w:szCs w:val="15"/>
+                          <w:lang w:val="en-US"/>
+                        </w:rPr>
+                        <w:t>used</w:t>
+                      </w:r>
+                      <w:r>
+                        <w:rPr>
+                          <w:sz w:val="15"/>
+                          <w:szCs w:val="15"/>
+                          <w:lang w:val="en-US"/>
+                        </w:rPr>
+                        <w:t xml:space="preserve"> during Dialog playback to interact with the Dialog (e.g. skip to the next </w:t>
+                      </w:r>
+                      <w:proofErr w:type="spellStart"/>
+                      <w:r>
+                        <w:rPr>
+                          <w:sz w:val="15"/>
+                          <w:szCs w:val="15"/>
+                          <w:lang w:val="en-US"/>
+                        </w:rPr>
+                        <w:t>DialogPart</w:t>
+                      </w:r>
+                      <w:proofErr w:type="spellEnd"/>
+                      <w:r>
+                        <w:rPr>
+                          <w:sz w:val="15"/>
+                          <w:szCs w:val="15"/>
+                          <w:lang w:val="en-US"/>
+                        </w:rPr>
+                        <w:t xml:space="preserve"> if there are no Answers). For Console games, choose the correct gamepad keys</w:t>
+                      </w:r>
+                    </w:p>
+                    <w:p>
+                      <w:pPr>
+                        <w:rPr>
+                          <w:sz w:val="15"/>
+                          <w:szCs w:val="15"/>
+                          <w:lang w:val="en-US"/>
+                        </w:rPr>
+                      </w:pPr>
+                      <w:r>
+                        <w:rPr>
+                          <w:b/>
+                          <w:bCs/>
+                          <w:sz w:val="15"/>
+                          <w:szCs w:val="15"/>
+                          <w:lang w:val="en-US"/>
+                        </w:rPr>
+                        <w:t>Save Global Properties:</w:t>
+                      </w:r>
+                      <w:r>
+                        <w:rPr>
+                          <w:sz w:val="15"/>
+                          <w:szCs w:val="15"/>
+                          <w:lang w:val="en-US"/>
+                        </w:rPr>
+                        <w:t xml:space="preserve"> Whether or not to save and load the Global Properties as a JSON file under </w:t>
+                      </w:r>
+                      <w:proofErr w:type="spellStart"/>
+                      <w:r>
+                        <w:rPr>
+                          <w:rFonts w:ascii="Consolas" w:hAnsi="Consolas"/>
+                          <w:sz w:val="15"/>
+                          <w:szCs w:val="15"/>
+                          <w:lang w:val="en-US"/>
+                        </w:rPr>
+                        <w:t>Application.persistantDataPath</w:t>
+                      </w:r>
+                      <w:proofErr w:type="spellEnd"/>
+                    </w:p>
+                    <w:p>
+                      <w:pPr>
+                        <w:rPr>
+                          <w:sz w:val="15"/>
+                          <w:szCs w:val="15"/>
+                          <w:lang w:val="en-US"/>
+                        </w:rPr>
+                      </w:pPr>
+                      <w:r>
+                        <w:rPr>
+                          <w:b/>
+                          <w:bCs/>
+                          <w:sz w:val="15"/>
+                          <w:szCs w:val="15"/>
+                          <w:lang w:val="en-US"/>
+                        </w:rPr>
+                        <w:t>Base Text Speed:</w:t>
+                      </w:r>
+                      <w:r>
+                        <w:rPr>
+                          <w:sz w:val="15"/>
+                          <w:szCs w:val="15"/>
+                          <w:lang w:val="en-US"/>
+                        </w:rPr>
+                        <w:t xml:space="preserve"> A global base value for the text speed. The higher it is, the faster the text effect is. The Text Speed Property of the </w:t>
+                      </w:r>
+                      <w:proofErr w:type="spellStart"/>
+                      <w:r>
+                        <w:rPr>
+                          <w:sz w:val="15"/>
+                          <w:szCs w:val="15"/>
+                          <w:lang w:val="en-US"/>
+                        </w:rPr>
+                        <w:t>DialogParts</w:t>
+                      </w:r>
+                      <w:proofErr w:type="spellEnd"/>
+                      <w:r>
+                        <w:rPr>
+                          <w:sz w:val="15"/>
+                          <w:szCs w:val="15"/>
+                          <w:lang w:val="en-US"/>
+                        </w:rPr>
+                        <w:t xml:space="preserve"> then finetunes the speed for each individual </w:t>
+                      </w:r>
+                      <w:proofErr w:type="spellStart"/>
+                      <w:r>
+                        <w:rPr>
+                          <w:sz w:val="15"/>
+                          <w:szCs w:val="15"/>
+                          <w:lang w:val="en-US"/>
+                        </w:rPr>
+                        <w:t>DialogPart</w:t>
+                      </w:r>
+                      <w:proofErr w:type="spellEnd"/>
+                    </w:p>
+                    <w:p>
+                      <w:pPr>
+                        <w:rPr>
+                          <w:sz w:val="15"/>
+                          <w:szCs w:val="15"/>
+                          <w:lang w:val="en-US"/>
+                        </w:rPr>
+                      </w:pPr>
+                      <w:r>
+                        <w:rPr>
+                          <w:b/>
+                          <w:bCs/>
+                          <w:sz w:val="15"/>
+                          <w:szCs w:val="15"/>
+                          <w:lang w:val="en-US"/>
+                        </w:rPr>
+                        <w:t>Delays:</w:t>
+                      </w:r>
+                      <w:r>
+                        <w:rPr>
+                          <w:sz w:val="15"/>
+                          <w:szCs w:val="15"/>
+                          <w:lang w:val="en-US"/>
+                        </w:rPr>
+                        <w:t xml:space="preserve"> </w:t>
+                      </w:r>
+                      <w:r>
+                        <w:rPr>
+                          <w:sz w:val="15"/>
+                          <w:szCs w:val="15"/>
+                          <w:lang w:val="en-US"/>
+                        </w:rPr>
+                        <w:t>How long shall be waited between the specified events. Can be used to e.g. await the end of an animation</w:t>
+                      </w:r>
+                    </w:p>
+                    <w:p>
+                      <w:pPr>
+                        <w:rPr>
+                          <w:sz w:val="15"/>
+                          <w:szCs w:val="15"/>
+                          <w:lang w:val="en-US"/>
+                        </w:rPr>
+                      </w:pPr>
+                      <w:r>
+                        <w:rPr>
+                          <w:b/>
+                          <w:bCs/>
+                          <w:sz w:val="15"/>
+                          <w:szCs w:val="15"/>
+                          <w:lang w:val="en-US"/>
+                        </w:rPr>
+                        <w:t>Load Mode:</w:t>
+                      </w:r>
+                      <w:r>
+                        <w:rPr>
+                          <w:sz w:val="15"/>
+                          <w:szCs w:val="15"/>
+                          <w:lang w:val="en-US"/>
+                        </w:rPr>
+                        <w:t xml:space="preserve"> Whether to load all Dialogs at once on startup or one at a time when needed</w:t>
+                      </w:r>
+                    </w:p>
+                    <w:p>
+                      <w:pPr>
+                        <w:rPr>
+                          <w:sz w:val="15"/>
+                          <w:szCs w:val="15"/>
+                          <w:lang w:val="en-US"/>
+                        </w:rPr>
+                      </w:pPr>
+                      <w:r>
+                        <w:rPr>
+                          <w:b/>
+                          <w:bCs/>
+                          <w:sz w:val="15"/>
+                          <w:szCs w:val="15"/>
+                          <w:lang w:val="en-US"/>
+                        </w:rPr>
+                        <w:t>Min Time Between Touches:</w:t>
+                      </w:r>
+                      <w:r>
+                        <w:rPr>
+                          <w:sz w:val="15"/>
+                          <w:szCs w:val="15"/>
+                          <w:lang w:val="en-US"/>
+                        </w:rPr>
+                        <w:t xml:space="preserve"> Only relevant on Mobile. Increase if touches are being registered twice, decrease if interaction doesn’t f</w:t>
+                      </w:r>
+                      <w:r>
+                        <w:rPr>
+                          <w:sz w:val="15"/>
+                          <w:szCs w:val="15"/>
+                          <w:lang w:val="en-US"/>
+                        </w:rPr>
+                        <w:t>eel responsive</w:t>
+                      </w:r>
+                    </w:p>
+                    <w:p>
+                      <w:pPr>
+                        <w:rPr>
+                          <w:sz w:val="15"/>
+                          <w:szCs w:val="15"/>
+                          <w:lang w:val="en-US"/>
+                        </w:rPr>
+                      </w:pPr>
+                      <w:r>
+                        <w:rPr>
+                          <w:b/>
+                          <w:bCs/>
+                          <w:sz w:val="15"/>
+                          <w:szCs w:val="15"/>
+                          <w:lang w:val="en-US"/>
+                        </w:rPr>
+                        <w:t>Standard Time Scale:</w:t>
+                      </w:r>
+                      <w:r>
+                        <w:rPr>
+                          <w:sz w:val="15"/>
+                          <w:szCs w:val="15"/>
+                          <w:lang w:val="en-US"/>
+                        </w:rPr>
+                        <w:t xml:space="preserve"> The Time Scale your game usually runs at. If the Pause during Dialog Property of your Dialogs is true, then the Time Scale will be set to 0 during Dialogs and reset to Standard Time Scale </w:t>
+                      </w:r>
+                      <w:r>
+                        <w:rPr>
+                          <w:sz w:val="15"/>
+                          <w:szCs w:val="15"/>
+                          <w:lang w:val="en-US"/>
+                        </w:rPr>
+                        <w:t>afterwards</w:t>
+                      </w:r>
+                    </w:p>
+                    <w:p>
+                      <w:pPr>
+                        <w:rPr>
+                          <w:sz w:val="15"/>
+                          <w:szCs w:val="15"/>
+                          <w:lang w:val="en-US"/>
+                        </w:rPr>
+                      </w:pPr>
+                    </w:p>
+                  </w:txbxContent>
+                </v:textbox>
+                <w10:wrap type="square"/>
+              </v:shape>
+            </w:pict>
+          </mc:Fallback>
+        </mc:AlternateContent>
+      </w:r>
+      <w:r>
+        <w:rPr>
           <w:lang w:val="en-US"/>
         </w:rPr>
         <w:t>Options in the inspector</w:t>
@@ -7963,6 +9353,7 @@
       </w:pPr>
       <w:r>
         <w:rPr>
+          <w:noProof/>
           <w:lang w:val="en-US"/>
         </w:rPr>
         <w:drawing>
@@ -8004,6 +9395,21 @@
     </w:p>
     <w:p>
       <w:pPr>
+        <w:rPr>
+          <w:rFonts w:cs="Arial"/>
+          <w:lang w:val="en-US"/>
+        </w:rPr>
+      </w:pPr>
+      <w:r>
+        <w:rPr>
+          <w:rFonts w:cs="Arial"/>
+          <w:lang w:val="en-US"/>
+        </w:rPr>
+        <w:br w:type="page"/>
+      </w:r>
+    </w:p>
+    <w:p>
+      <w:pPr>
         <w:pStyle w:val="berschrift2"/>
         <w:numPr>
           <w:ilvl w:val="1"/>
@@ -8028,6 +9434,96 @@
         <w:t>Dialogue</w:t>
       </w:r>
       <w:bookmarkEnd w:id="12"/>
+    </w:p>
+    <w:p>
+      <w:pPr>
+        <w:rPr>
+          <w:rFonts w:cs="Arial"/>
+          <w:lang w:val="en-US"/>
+        </w:rPr>
+      </w:pPr>
+      <w:r>
+        <w:rPr>
+          <w:lang w:val="en-US"/>
+        </w:rPr>
+        <w:t xml:space="preserve">To start a Dialog simply call </w:t>
+      </w:r>
+      <w:proofErr w:type="spellStart"/>
+      <w:r>
+        <w:rPr>
+          <w:rFonts w:ascii="Consolas" w:hAnsi="Consolas"/>
+          <w:lang w:val="en-US"/>
+        </w:rPr>
+        <w:t>UDSDialogManager.instance.StartDialog</w:t>
+      </w:r>
+      <w:proofErr w:type="spellEnd"/>
+      <w:r>
+        <w:rPr>
+          <w:rFonts w:ascii="Consolas" w:hAnsi="Consolas"/>
+          <w:lang w:val="en-US"/>
+        </w:rPr>
+        <w:t>(</w:t>
+      </w:r>
+      <w:proofErr w:type="spellStart"/>
+      <w:r>
+        <w:rPr>
+          <w:rFonts w:ascii="Consolas" w:hAnsi="Consolas"/>
+          <w:lang w:val="en-US"/>
+        </w:rPr>
+        <w:t>dialogID</w:t>
+      </w:r>
+      <w:proofErr w:type="spellEnd"/>
+      <w:r>
+        <w:rPr>
+          <w:rFonts w:ascii="Consolas" w:hAnsi="Consolas"/>
+          <w:lang w:val="en-US"/>
+        </w:rPr>
+        <w:t>)</w:t>
+      </w:r>
+      <w:r>
+        <w:rPr>
+          <w:rFonts w:cs="Arial"/>
+          <w:lang w:val="en-US"/>
+        </w:rPr>
+        <w:t xml:space="preserve">, where the </w:t>
+      </w:r>
+      <w:r>
+        <w:rPr>
+          <w:rFonts w:ascii="Consolas" w:hAnsi="Consolas" w:cs="Arial"/>
+          <w:lang w:val="en-US"/>
+        </w:rPr>
+        <w:t xml:space="preserve">string </w:t>
+      </w:r>
+      <w:proofErr w:type="spellStart"/>
+      <w:r>
+        <w:rPr>
+          <w:rFonts w:ascii="Consolas" w:hAnsi="Consolas" w:cs="Arial"/>
+          <w:lang w:val="en-US"/>
+        </w:rPr>
+        <w:t>dialogID</w:t>
+      </w:r>
+      <w:proofErr w:type="spellEnd"/>
+      <w:r>
+        <w:rPr>
+          <w:rFonts w:ascii="Consolas" w:hAnsi="Consolas" w:cs="Arial"/>
+          <w:lang w:val="en-US"/>
+        </w:rPr>
+        <w:t xml:space="preserve"> </w:t>
+      </w:r>
+      <w:r>
+        <w:rPr>
+          <w:rFonts w:cs="Arial"/>
+          <w:lang w:val="en-US"/>
+        </w:rPr>
+        <w:t>must be equal to the filename of the Dialog. This will activate the Dialog UI and start playback of the Dialog.</w:t>
+      </w:r>
+    </w:p>
+    <w:p>
+      <w:pPr>
+        <w:rPr>
+          <w:lang w:val="en-US"/>
+        </w:rPr>
+      </w:pPr>
     </w:p>
     <w:p>
       <w:pPr>
@@ -8472,42 +9968,26 @@
         <w:rPr>
           <w:lang w:val="en-US"/>
         </w:rPr>
-        <w:t xml:space="preserve">Once you have created and opened </w:t>
-      </w:r>
-      <w:r>
-        <w:rPr>
-          <w:lang w:val="en-US"/>
-        </w:rPr>
-        <w:t>a</w:t>
-      </w:r>
-      <w:r>
-        <w:rPr>
-          <w:lang w:val="en-US"/>
-        </w:rPr>
-        <w:t xml:space="preserve"> new Dialogue you can start editing it! Right-click inside the area on the right side of the screen to create new </w:t>
-      </w:r>
-      <w:proofErr w:type="spellStart"/>
-      <w:r>
-        <w:rPr>
-          <w:lang w:val="en-US"/>
-        </w:rPr>
-        <w:t>DialogueParts</w:t>
-      </w:r>
-      <w:proofErr w:type="spellEnd"/>
+        <w:t xml:space="preserve">Once you have created and opened a new Dialogue you can start editing it! Right-click inside the area on the right side of the screen to create new </w:t>
+      </w:r>
+      <w:r>
+        <w:rPr>
+          <w:lang w:val="en-US"/>
+        </w:rPr>
+        <w:t>Dialogue Parts</w:t>
+      </w:r>
       <w:r>
         <w:rPr>
           <w:lang w:val="en-US"/>
         </w:rPr>
         <w:t xml:space="preserve">. The first </w:t>
       </w:r>
-      <w:proofErr w:type="spellStart"/>
-      <w:r>
-        <w:rPr>
-          <w:lang w:val="en-US"/>
-        </w:rPr>
-        <w:t>DialoguePart</w:t>
-      </w:r>
-      <w:proofErr w:type="spellEnd"/>
+      <w:r>
+        <w:rPr>
+          <w:lang w:val="en-US"/>
+        </w:rPr>
+        <w:t>Dialogue Part</w:t>
+      </w:r>
       <w:r>
         <w:rPr>
           <w:lang w:val="en-US"/>
@@ -8529,15 +10009,13 @@
         <w:lastRenderedPageBreak/>
         <w:t xml:space="preserve">which means that it is the start of the Dialogue. If you left-click a </w:t>
       </w:r>
-      <w:proofErr w:type="spellStart"/>
       <w:r>
         <w:rPr>
           <w:color w:val="000000" w:themeColor="text1"/>
           <w:lang w:val="en-US"/>
         </w:rPr>
-        <w:t>DialoguePart</w:t>
-      </w:r>
-      <w:proofErr w:type="spellEnd"/>
+        <w:t>Dialogue Part</w:t>
+      </w:r>
       <w:r>
         <w:rPr>
           <w:color w:val="000000" w:themeColor="text1"/>
@@ -8731,13 +10209,20 @@
           <w:color w:val="000000" w:themeColor="text1"/>
           <w:lang w:val="en-US"/>
         </w:rPr>
-        <w:t>, which then occur as small yellow circles.</w:t>
+        <w:t>, which then occur as small yellow circles</w:t>
       </w:r>
       <w:r>
         <w:rPr>
           <w:color w:val="000000" w:themeColor="text1"/>
           <w:lang w:val="en-US"/>
         </w:rPr>
+        <w:t xml:space="preserve"> and require a condition based on a Global Property.</w:t>
+      </w:r>
+      <w:r>
+        <w:rPr>
+          <w:color w:val="000000" w:themeColor="text1"/>
+          <w:lang w:val="en-US"/>
+        </w:rPr>
         <w:br w:type="page"/>
       </w:r>
     </w:p>
@@ -8754,7 +10239,21 @@
           <w:lang w:val="en-US"/>
         </w:rPr>
         <w:lastRenderedPageBreak/>
-        <w:t>Here you can see what a bigger Dialogue could look like:</w:t>
+        <w:t>Here you can see what a bigger Dialogue</w:t>
+      </w:r>
+      <w:r>
+        <w:rPr>
+          <w:color w:val="000000" w:themeColor="text1"/>
+          <w:lang w:val="en-US"/>
+        </w:rPr>
+        <w:t xml:space="preserve"> (without Conditional Answers)</w:t>
+      </w:r>
+      <w:r>
+        <w:rPr>
+          <w:color w:val="000000" w:themeColor="text1"/>
+          <w:lang w:val="en-US"/>
+        </w:rPr>
+        <w:t xml:space="preserve"> could look like:</w:t>
       </w:r>
     </w:p>
     <w:p>
@@ -8771,7 +10270,7 @@
           <w:lang w:val="en-US"/>
         </w:rPr>
         <w:drawing>
-          <wp:inline distT="0" distB="0" distL="0" distR="0" wp14:anchorId="700CF391" wp14:editId="3BE8EA34">
+          <wp:inline distT="0" distB="0" distL="0" distR="0" wp14:anchorId="700CF391" wp14:editId="076C3358">
             <wp:extent cx="5760720" cy="2414905"/>
             <wp:effectExtent l="0" t="0" r="0" b="4445"/>
             <wp:docPr id="7" name="Grafik 7"/>
@@ -8848,15 +10347,461 @@
           <w:lang w:val="en-US"/>
         </w:rPr>
       </w:pPr>
-      <w:bookmarkStart w:id="18" w:name="_Toc77091274"/>
-      <w:bookmarkStart w:id="19" w:name="_Toc77091275"/>
-      <w:r>
-        <w:rPr>
-          <w:lang w:val="en-US"/>
-        </w:rPr>
-        <w:t>Conditional answers and Global Properties</w:t>
-      </w:r>
-      <w:bookmarkEnd w:id="19"/>
+      <w:bookmarkStart w:id="18" w:name="_Toc77091275"/>
+      <w:bookmarkStart w:id="19" w:name="_Toc77091274"/>
+      <w:r>
+        <w:rPr>
+          <w:lang w:val="en-US"/>
+        </w:rPr>
+        <w:t xml:space="preserve">Conditional </w:t>
+      </w:r>
+      <w:r>
+        <w:rPr>
+          <w:lang w:val="en-US"/>
+        </w:rPr>
+        <w:t>A</w:t>
+      </w:r>
+      <w:r>
+        <w:rPr>
+          <w:lang w:val="en-US"/>
+        </w:rPr>
+        <w:t>nswers and Global Properties</w:t>
+      </w:r>
+      <w:bookmarkEnd w:id="18"/>
+    </w:p>
+    <w:p>
+      <w:pPr>
+        <w:rPr>
+          <w:i/>
+          <w:iCs/>
+          <w:sz w:val="24"/>
+          <w:szCs w:val="20"/>
+          <w:lang w:val="en-US"/>
+        </w:rPr>
+      </w:pPr>
+      <w:r>
+        <w:rPr>
+          <w:i/>
+          <w:iCs/>
+          <w:sz w:val="24"/>
+          <w:szCs w:val="20"/>
+          <w:lang w:val="en-US"/>
+        </w:rPr>
+        <w:t>Note: To use conditional Answers you need at least one Global Property defined the Editor</w:t>
+      </w:r>
+    </w:p>
+    <w:p>
+      <w:pPr>
+        <w:rPr>
+          <w:rFonts w:cs="Arial"/>
+          <w:lang w:val="en-US"/>
+        </w:rPr>
+      </w:pPr>
+      <w:r>
+        <w:rPr>
+          <w:lang w:val="en-US"/>
+        </w:rPr>
+        <w:t xml:space="preserve">To manage the Global Properties defined in the Editor press the “Global Properties” button at the bottom of the screen. This will open up the Global Properties menu where you can create and remove Global Properties similar to how you would manage normal Properties on e.g. </w:t>
+      </w:r>
+      <w:proofErr w:type="spellStart"/>
+      <w:r>
+        <w:rPr>
+          <w:lang w:val="en-US"/>
+        </w:rPr>
+        <w:t>DialogParts</w:t>
+      </w:r>
+      <w:proofErr w:type="spellEnd"/>
+      <w:r>
+        <w:rPr>
+          <w:lang w:val="en-US"/>
+        </w:rPr>
+        <w:t>.</w:t>
+      </w:r>
+      <w:r>
+        <w:rPr>
+          <w:lang w:val="en-US"/>
+        </w:rPr>
+        <w:t xml:space="preserve"> </w:t>
+      </w:r>
+      <w:r>
+        <w:rPr>
+          <w:rFonts w:cs="Arial"/>
+          <w:i/>
+          <w:iCs/>
+          <w:lang w:val="en-US"/>
+        </w:rPr>
+        <w:t xml:space="preserve">Inside your game, you can set Global Properties using </w:t>
+      </w:r>
+      <w:proofErr w:type="spellStart"/>
+      <w:r>
+        <w:rPr>
+          <w:rFonts w:ascii="Consolas" w:hAnsi="Consolas" w:cs="Arial"/>
+          <w:lang w:val="en-US"/>
+        </w:rPr>
+        <w:t>UDSDialogManager.instance.SetGlobalProperty</w:t>
+      </w:r>
+      <w:proofErr w:type="spellEnd"/>
+      <w:r>
+        <w:rPr>
+          <w:rFonts w:ascii="Consolas" w:hAnsi="Consolas" w:cs="Arial"/>
+          <w:lang w:val="en-US"/>
+        </w:rPr>
+        <w:t>&lt;Type&gt;(string key, value)</w:t>
+      </w:r>
+      <w:r>
+        <w:rPr>
+          <w:rFonts w:cs="Arial"/>
+          <w:lang w:val="en-US"/>
+        </w:rPr>
+        <w:t xml:space="preserve">. If a conditional Answer depends on a Global Property that is </w:t>
+      </w:r>
+      <w:r>
+        <w:rPr>
+          <w:rFonts w:cs="Arial"/>
+          <w:lang w:val="en-US"/>
+        </w:rPr>
+        <w:t>(</w:t>
+      </w:r>
+      <w:r>
+        <w:rPr>
+          <w:rFonts w:cs="Arial"/>
+          <w:lang w:val="en-US"/>
+        </w:rPr>
+        <w:t>at th</w:t>
+      </w:r>
+      <w:r>
+        <w:rPr>
+          <w:rFonts w:cs="Arial"/>
+          <w:lang w:val="en-US"/>
+        </w:rPr>
+        <w:t>at</w:t>
+      </w:r>
+      <w:r>
+        <w:rPr>
+          <w:rFonts w:cs="Arial"/>
+          <w:lang w:val="en-US"/>
+        </w:rPr>
+        <w:t xml:space="preserve"> moment</w:t>
+      </w:r>
+      <w:r>
+        <w:rPr>
+          <w:rFonts w:cs="Arial"/>
+          <w:lang w:val="en-US"/>
+        </w:rPr>
+        <w:t>)</w:t>
+      </w:r>
+      <w:r>
+        <w:rPr>
+          <w:rFonts w:cs="Arial"/>
+          <w:lang w:val="en-US"/>
+        </w:rPr>
+        <w:t xml:space="preserve"> undefined in the game, the condition will always evaluate to false.</w:t>
+      </w:r>
+    </w:p>
+    <w:p>
+      <w:pPr>
+        <w:rPr>
+          <w:rFonts w:cs="Arial"/>
+          <w:lang w:val="en-US"/>
+        </w:rPr>
+      </w:pPr>
+      <w:r>
+        <w:rPr>
+          <w:rFonts w:cs="Arial"/>
+          <w:i/>
+          <w:iCs/>
+          <w:sz w:val="24"/>
+          <w:szCs w:val="20"/>
+          <w:lang w:val="en-US"/>
+        </w:rPr>
+        <w:t xml:space="preserve">Note: It is possible to change where Global Properties are being stored and to export the Global Properties you have defined </w:t>
+      </w:r>
+      <w:r>
+        <w:rPr>
+          <w:rFonts w:cs="Arial"/>
+          <w:i/>
+          <w:iCs/>
+          <w:sz w:val="24"/>
+          <w:szCs w:val="20"/>
+          <w:lang w:val="en-US"/>
+        </w:rPr>
+        <w:t>to</w:t>
+      </w:r>
+      <w:r>
+        <w:rPr>
+          <w:rFonts w:cs="Arial"/>
+          <w:i/>
+          <w:iCs/>
+          <w:sz w:val="24"/>
+          <w:szCs w:val="20"/>
+          <w:lang w:val="en-US"/>
+        </w:rPr>
+        <w:t xml:space="preserve"> e.g. share them with a team member. To do so, go into the settings menu (button at the bottom). The Global Properties Save Path defines where they are stored (as a JSON file). You can change that path</w:t>
+      </w:r>
+      <w:r>
+        <w:rPr>
+          <w:rFonts w:cs="Arial"/>
+          <w:i/>
+          <w:iCs/>
+          <w:sz w:val="24"/>
+          <w:szCs w:val="20"/>
+          <w:lang w:val="en-US"/>
+        </w:rPr>
+        <w:t xml:space="preserve"> or</w:t>
+      </w:r>
+      <w:r>
+        <w:rPr>
+          <w:rFonts w:cs="Arial"/>
+          <w:i/>
+          <w:iCs/>
+          <w:sz w:val="24"/>
+          <w:szCs w:val="20"/>
+          <w:lang w:val="en-US"/>
+        </w:rPr>
+        <w:t xml:space="preserve"> go there and move the file</w:t>
+      </w:r>
+      <w:r>
+        <w:rPr>
+          <w:rFonts w:cs="Arial"/>
+          <w:i/>
+          <w:iCs/>
+          <w:sz w:val="24"/>
+          <w:szCs w:val="20"/>
+          <w:lang w:val="en-US"/>
+        </w:rPr>
+        <w:t xml:space="preserve"> or replace it with another file.</w:t>
+      </w:r>
+      <w:r>
+        <w:rPr>
+          <w:rFonts w:cs="Arial"/>
+          <w:lang w:val="en-US"/>
+        </w:rPr>
+        <w:br w:type="page"/>
+      </w:r>
+    </w:p>
+    <w:p>
+      <w:pPr>
+        <w:rPr>
+          <w:lang w:val="en-US"/>
+        </w:rPr>
+      </w:pPr>
+      <w:r>
+        <w:rPr>
+          <w:lang w:val="en-US"/>
+        </w:rPr>
+        <w:lastRenderedPageBreak/>
+        <w:t xml:space="preserve">To add a Conditional Answer to a </w:t>
+      </w:r>
+      <w:r>
+        <w:rPr>
+          <w:lang w:val="en-US"/>
+        </w:rPr>
+        <w:t>Dialogue Part</w:t>
+      </w:r>
+      <w:r>
+        <w:rPr>
+          <w:lang w:val="en-US"/>
+        </w:rPr>
+        <w:t xml:space="preserve">, right-click it and select “Add conditional answer”. This will add a new Conditional Answer (yellow circle) and open a prompt for you to </w:t>
+      </w:r>
+      <w:r>
+        <w:rPr>
+          <w:lang w:val="en-US"/>
+        </w:rPr>
+        <w:t xml:space="preserve">specify the condition under which this Answer shall be shown. </w:t>
+      </w:r>
+    </w:p>
+    <w:p>
+      <w:pPr>
+        <w:rPr>
+          <w:i/>
+          <w:iCs/>
+          <w:lang w:val="en-US"/>
+        </w:rPr>
+      </w:pPr>
+      <w:r>
+        <w:rPr>
+          <w:noProof/>
+          <w:lang w:val="en-US"/>
+        </w:rPr>
+        <w:drawing>
+          <wp:anchor distT="0" distB="0" distL="114300" distR="114300" simplePos="0" relativeHeight="251663360" behindDoc="0" locked="0" layoutInCell="1" allowOverlap="1" wp14:anchorId="0ED0C42F" wp14:editId="77ACB6CF">
+            <wp:simplePos x="0" y="0"/>
+            <wp:positionH relativeFrom="column">
+              <wp:posOffset>1385246</wp:posOffset>
+            </wp:positionH>
+            <wp:positionV relativeFrom="paragraph">
+              <wp:posOffset>396240</wp:posOffset>
+            </wp:positionV>
+            <wp:extent cx="2988000" cy="846000"/>
+            <wp:effectExtent l="0" t="0" r="3175" b="0"/>
+            <wp:wrapTopAndBottom/>
+            <wp:docPr id="14" name="Grafik 14"/>
+            <wp:cNvGraphicFramePr>
+              <a:graphicFrameLocks xmlns:a="http://schemas.openxmlformats.org/drawingml/2006/main" noChangeAspect="1"/>
+            </wp:cNvGraphicFramePr>
+            <a:graphic xmlns:a="http://schemas.openxmlformats.org/drawingml/2006/main">
+              <a:graphicData uri="http://schemas.openxmlformats.org/drawingml/2006/picture">
+                <pic:pic xmlns:pic="http://schemas.openxmlformats.org/drawingml/2006/picture">
+                  <pic:nvPicPr>
+                    <pic:cNvPr id="0" name="Picture 1"/>
+                    <pic:cNvPicPr>
+                      <a:picLocks noChangeAspect="1" noChangeArrowheads="1"/>
+                    </pic:cNvPicPr>
+                  </pic:nvPicPr>
+                  <pic:blipFill>
+                    <a:blip r:embed="rId13" cstate="print">
+                      <a:extLst>
+                        <a:ext uri="{28A0092B-C50C-407E-A947-70E740481C1C}">
+                          <a14:useLocalDpi xmlns:a14="http://schemas.microsoft.com/office/drawing/2010/main" val="0"/>
+                        </a:ext>
+                      </a:extLst>
+                    </a:blip>
+                    <a:srcRect/>
+                    <a:stretch>
+                      <a:fillRect/>
+                    </a:stretch>
+                  </pic:blipFill>
+                  <pic:spPr bwMode="auto">
+                    <a:xfrm>
+                      <a:off x="0" y="0"/>
+                      <a:ext cx="2988000" cy="846000"/>
+                    </a:xfrm>
+                    <a:prstGeom prst="rect">
+                      <a:avLst/>
+                    </a:prstGeom>
+                    <a:noFill/>
+                    <a:ln>
+                      <a:noFill/>
+                    </a:ln>
+                  </pic:spPr>
+                </pic:pic>
+              </a:graphicData>
+            </a:graphic>
+            <wp14:sizeRelH relativeFrom="page">
+              <wp14:pctWidth>0</wp14:pctWidth>
+            </wp14:sizeRelH>
+            <wp14:sizeRelV relativeFrom="page">
+              <wp14:pctHeight>0</wp14:pctHeight>
+            </wp14:sizeRelV>
+          </wp:anchor>
+        </w:drawing>
+      </w:r>
+      <w:r>
+        <w:rPr>
+          <w:i/>
+          <w:iCs/>
+          <w:lang w:val="en-US"/>
+        </w:rPr>
+        <w:t>This screenshot shows the Condition menu for conditional Answers:</w:t>
+      </w:r>
+    </w:p>
+    <w:p>
+      <w:pPr>
+        <w:rPr>
+          <w:i/>
+          <w:iCs/>
+          <w:lang w:val="en-US"/>
+        </w:rPr>
+      </w:pPr>
+    </w:p>
+    <w:p>
+      <w:pPr>
+        <w:pStyle w:val="Listenabsatz"/>
+        <w:numPr>
+          <w:ilvl w:val="0"/>
+          <w:numId w:val="14"/>
+        </w:numPr>
+        <w:rPr>
+          <w:lang w:val="en-US"/>
+        </w:rPr>
+      </w:pPr>
+      <w:r>
+        <w:rPr>
+          <w:lang w:val="en-US"/>
+        </w:rPr>
+        <w:t>In the left dropdown menu select the Global Property that you want the condition to be based on.</w:t>
+      </w:r>
+    </w:p>
+    <w:p>
+      <w:pPr>
+        <w:pStyle w:val="Listenabsatz"/>
+        <w:rPr>
+          <w:lang w:val="en-US"/>
+        </w:rPr>
+      </w:pPr>
+    </w:p>
+    <w:p>
+      <w:pPr>
+        <w:pStyle w:val="Listenabsatz"/>
+        <w:numPr>
+          <w:ilvl w:val="0"/>
+          <w:numId w:val="14"/>
+        </w:numPr>
+        <w:rPr>
+          <w:lang w:val="en-US"/>
+        </w:rPr>
+      </w:pPr>
+      <w:r>
+        <w:rPr>
+          <w:lang w:val="en-US"/>
+        </w:rPr>
+        <w:t>In the middle dropdown menu select an operator for the condition (e.g. ==, &gt;, &lt;=, !=, …) (which operators are available depends on the type of the condition)</w:t>
+      </w:r>
+    </w:p>
+    <w:p>
+      <w:pPr>
+        <w:pStyle w:val="Listenabsatz"/>
+        <w:rPr>
+          <w:lang w:val="en-US"/>
+        </w:rPr>
+      </w:pPr>
+    </w:p>
+    <w:p>
+      <w:pPr>
+        <w:pStyle w:val="Listenabsatz"/>
+        <w:numPr>
+          <w:ilvl w:val="0"/>
+          <w:numId w:val="14"/>
+        </w:numPr>
+        <w:rPr>
+          <w:lang w:val="en-US"/>
+        </w:rPr>
+      </w:pPr>
+      <w:r>
+        <w:rPr>
+          <w:lang w:val="en-US"/>
+        </w:rPr>
+        <w:t>In the right input field enter a value (of the type of the Global Property) to which the Global Property shall be compared</w:t>
+      </w:r>
+    </w:p>
+    <w:p>
+      <w:pPr>
+        <w:pStyle w:val="Listenabsatz"/>
+        <w:rPr>
+          <w:lang w:val="en-US"/>
+        </w:rPr>
+      </w:pPr>
+    </w:p>
+    <w:p>
+      <w:pPr>
+        <w:rPr>
+          <w:lang w:val="en-US"/>
+        </w:rPr>
+      </w:pPr>
+      <w:r>
+        <w:rPr>
+          <w:lang w:val="en-US"/>
+        </w:rPr>
+        <w:t>Apart from their Condition, conditional Answers work identical to normal Answers.</w:t>
+      </w:r>
+    </w:p>
+    <w:p>
+      <w:pPr>
+        <w:rPr>
+          <w:lang w:val="en-US"/>
+        </w:rPr>
+      </w:pPr>
     </w:p>
     <w:p>
       <w:pPr>
@@ -8875,14 +10820,353 @@
         </w:rPr>
         <w:t>Property Presets</w:t>
       </w:r>
-      <w:bookmarkEnd w:id="18"/>
-    </w:p>
-    <w:p>
-      <w:pPr>
-        <w:rPr>
-          <w:lang w:val="en-US"/>
-        </w:rPr>
-      </w:pPr>
+      <w:bookmarkEnd w:id="19"/>
+    </w:p>
+    <w:p>
+      <w:pPr>
+        <w:rPr>
+          <w:lang w:val="en-US"/>
+        </w:rPr>
+      </w:pPr>
+      <w:r>
+        <w:rPr>
+          <w:lang w:val="en-US"/>
+        </w:rPr>
+        <w:t xml:space="preserve">Property Presets are a </w:t>
+      </w:r>
+      <w:r>
+        <w:rPr>
+          <w:lang w:val="en-US"/>
+        </w:rPr>
+        <w:t xml:space="preserve">way to speed up work on a project or to share Properties with team members. They allow you to define which Properties shall always be present on new </w:t>
+      </w:r>
+      <w:r>
+        <w:rPr>
+          <w:lang w:val="en-US"/>
+        </w:rPr>
+        <w:t>Dialogue Parts</w:t>
+      </w:r>
+      <w:r>
+        <w:rPr>
+          <w:lang w:val="en-US"/>
+        </w:rPr>
+        <w:t xml:space="preserve"> an</w:t>
+      </w:r>
+      <w:r>
+        <w:rPr>
+          <w:lang w:val="en-US"/>
+        </w:rPr>
+        <w:t>d</w:t>
+      </w:r>
+      <w:r>
+        <w:rPr>
+          <w:lang w:val="en-US"/>
+        </w:rPr>
+        <w:t xml:space="preserve"> Answers.</w:t>
+      </w:r>
+      <w:r>
+        <w:rPr>
+          <w:lang w:val="en-US"/>
+        </w:rPr>
+        <w:t xml:space="preserve"> These will then be added automatically.</w:t>
+      </w:r>
+    </w:p>
+    <w:p>
+      <w:pPr>
+        <w:rPr>
+          <w:lang w:val="en-US"/>
+        </w:rPr>
+      </w:pPr>
+      <w:r>
+        <w:rPr>
+          <w:lang w:val="en-US"/>
+        </w:rPr>
+        <w:t xml:space="preserve">To create a new Property Preset, create either a </w:t>
+      </w:r>
+      <w:r>
+        <w:rPr>
+          <w:lang w:val="en-US"/>
+        </w:rPr>
+        <w:t>Dialogue Part</w:t>
+      </w:r>
+      <w:r>
+        <w:rPr>
+          <w:lang w:val="en-US"/>
+        </w:rPr>
+        <w:t xml:space="preserve"> or an Answer and add the desired Property to it. You can also specify default values for the Properties. Now press the “Save as Preset” button above the Properties and enter a name for the Preset.</w:t>
+      </w:r>
+    </w:p>
+    <w:p>
+      <w:pPr>
+        <w:rPr>
+          <w:lang w:val="en-US"/>
+        </w:rPr>
+      </w:pPr>
+      <w:r>
+        <w:rPr>
+          <w:i/>
+          <w:iCs/>
+          <w:lang w:val="en-US"/>
+        </w:rPr>
+        <w:t>The following screenshot shows how to activate a Property Preset for all new Dialogues:</w:t>
+      </w:r>
+    </w:p>
+    <w:p>
+      <w:pPr>
+        <w:rPr>
+          <w:lang w:val="en-US"/>
+        </w:rPr>
+      </w:pPr>
+      <w:r>
+        <w:rPr>
+          <w:lang w:val="en-US"/>
+        </w:rPr>
+        <w:br w:type="page"/>
+      </w:r>
+    </w:p>
+    <w:p>
+      <w:pPr>
+        <w:rPr>
+          <w:lang w:val="en-US"/>
+        </w:rPr>
+      </w:pPr>
+      <w:r>
+        <w:rPr>
+          <w:noProof/>
+          <w:lang w:val="en-US"/>
+        </w:rPr>
+        <w:lastRenderedPageBreak/>
+        <w:drawing>
+          <wp:inline distT="0" distB="0" distL="0" distR="0" wp14:anchorId="5C2C7C04" wp14:editId="6ED606B2">
+            <wp:extent cx="5753100" cy="3048000"/>
+            <wp:effectExtent l="0" t="0" r="0" b="0"/>
+            <wp:docPr id="17" name="Grafik 17"/>
+            <wp:cNvGraphicFramePr>
+              <a:graphicFrameLocks xmlns:a="http://schemas.openxmlformats.org/drawingml/2006/main" noChangeAspect="1"/>
+            </wp:cNvGraphicFramePr>
+            <a:graphic xmlns:a="http://schemas.openxmlformats.org/drawingml/2006/main">
+              <a:graphicData uri="http://schemas.openxmlformats.org/drawingml/2006/picture">
+                <pic:pic xmlns:pic="http://schemas.openxmlformats.org/drawingml/2006/picture">
+                  <pic:nvPicPr>
+                    <pic:cNvPr id="0" name="Picture 3"/>
+                    <pic:cNvPicPr>
+                      <a:picLocks noChangeAspect="1" noChangeArrowheads="1"/>
+                    </pic:cNvPicPr>
+                  </pic:nvPicPr>
+                  <pic:blipFill>
+                    <a:blip r:embed="rId14" cstate="print">
+                      <a:extLst>
+                        <a:ext uri="{28A0092B-C50C-407E-A947-70E740481C1C}">
+                          <a14:useLocalDpi xmlns:a14="http://schemas.microsoft.com/office/drawing/2010/main" val="0"/>
+                        </a:ext>
+                      </a:extLst>
+                    </a:blip>
+                    <a:srcRect/>
+                    <a:stretch>
+                      <a:fillRect/>
+                    </a:stretch>
+                  </pic:blipFill>
+                  <pic:spPr bwMode="auto">
+                    <a:xfrm>
+                      <a:off x="0" y="0"/>
+                      <a:ext cx="5753100" cy="3048000"/>
+                    </a:xfrm>
+                    <a:prstGeom prst="rect">
+                      <a:avLst/>
+                    </a:prstGeom>
+                    <a:noFill/>
+                    <a:ln>
+                      <a:noFill/>
+                    </a:ln>
+                  </pic:spPr>
+                </pic:pic>
+              </a:graphicData>
+            </a:graphic>
+          </wp:inline>
+        </w:drawing>
+      </w:r>
+    </w:p>
+    <w:p>
+      <w:pPr>
+        <w:pStyle w:val="Listenabsatz"/>
+        <w:numPr>
+          <w:ilvl w:val="0"/>
+          <w:numId w:val="15"/>
+        </w:numPr>
+        <w:rPr>
+          <w:lang w:val="en-US"/>
+        </w:rPr>
+      </w:pPr>
+      <w:r>
+        <w:rPr>
+          <w:lang w:val="en-US"/>
+        </w:rPr>
+        <w:t>Select</w:t>
+      </w:r>
+      <w:r>
+        <w:rPr>
+          <w:lang w:val="en-US"/>
+        </w:rPr>
+        <w:t xml:space="preserve"> the </w:t>
+      </w:r>
+      <w:r>
+        <w:rPr>
+          <w:lang w:val="en-US"/>
+        </w:rPr>
+        <w:t>preset you want to use for Dialogue Parts and Answers.</w:t>
+      </w:r>
+    </w:p>
+    <w:p>
+      <w:pPr>
+        <w:pStyle w:val="Listenabsatz"/>
+        <w:rPr>
+          <w:lang w:val="en-US"/>
+        </w:rPr>
+      </w:pPr>
+    </w:p>
+    <w:p>
+      <w:pPr>
+        <w:pStyle w:val="Listenabsatz"/>
+        <w:numPr>
+          <w:ilvl w:val="0"/>
+          <w:numId w:val="15"/>
+        </w:numPr>
+        <w:rPr>
+          <w:lang w:val="en-US"/>
+        </w:rPr>
+      </w:pPr>
+      <w:r>
+        <w:rPr>
+          <w:lang w:val="en-US"/>
+        </w:rPr>
+        <w:t xml:space="preserve">Using Import Preset you can import Presets from a </w:t>
+      </w:r>
+      <w:r>
+        <w:rPr>
+          <w:i/>
+          <w:iCs/>
+          <w:lang w:val="en-US"/>
+        </w:rPr>
+        <w:t>.</w:t>
+      </w:r>
+      <w:proofErr w:type="spellStart"/>
+      <w:r>
+        <w:rPr>
+          <w:i/>
+          <w:iCs/>
+          <w:lang w:val="en-US"/>
+        </w:rPr>
+        <w:t>udspreset.json</w:t>
+      </w:r>
+      <w:proofErr w:type="spellEnd"/>
+      <w:r>
+        <w:rPr>
+          <w:lang w:val="en-US"/>
+        </w:rPr>
+        <w:t xml:space="preserve"> file.</w:t>
+      </w:r>
+    </w:p>
+    <w:p>
+      <w:pPr>
+        <w:ind w:left="708"/>
+        <w:rPr>
+          <w:lang w:val="en-US"/>
+        </w:rPr>
+      </w:pPr>
+    </w:p>
+    <w:p>
+      <w:pPr>
+        <w:pStyle w:val="Listenabsatz"/>
+        <w:numPr>
+          <w:ilvl w:val="0"/>
+          <w:numId w:val="15"/>
+        </w:numPr>
+        <w:rPr>
+          <w:lang w:val="en-US"/>
+        </w:rPr>
+      </w:pPr>
+      <w:r>
+        <w:rPr>
+          <w:lang w:val="en-US"/>
+        </w:rPr>
+        <w:t xml:space="preserve">Using the Export Preset buttons you can save a Preset as </w:t>
+      </w:r>
+      <w:r>
+        <w:rPr>
+          <w:lang w:val="en-US"/>
+        </w:rPr>
+        <w:t>a</w:t>
+      </w:r>
+      <w:r>
+        <w:rPr>
+          <w:i/>
+          <w:iCs/>
+          <w:lang w:val="en-US"/>
+        </w:rPr>
+        <w:t xml:space="preserve"> .</w:t>
+      </w:r>
+      <w:proofErr w:type="spellStart"/>
+      <w:r>
+        <w:rPr>
+          <w:i/>
+          <w:iCs/>
+          <w:lang w:val="en-US"/>
+        </w:rPr>
+        <w:t>udspreset.json</w:t>
+      </w:r>
+      <w:proofErr w:type="spellEnd"/>
+      <w:r>
+        <w:rPr>
+          <w:lang w:val="en-US"/>
+        </w:rPr>
+        <w:t xml:space="preserve"> file. To do so, select the Preset you want to save using either one of the dropdowns and then hit the corresponding export button.</w:t>
+      </w:r>
+    </w:p>
+    <w:p>
+      <w:pPr>
+        <w:pStyle w:val="Listenabsatz"/>
+        <w:rPr>
+          <w:lang w:val="en-US"/>
+        </w:rPr>
+      </w:pPr>
+    </w:p>
+    <w:p>
+      <w:pPr>
+        <w:rPr>
+          <w:i/>
+          <w:iCs/>
+          <w:sz w:val="24"/>
+          <w:szCs w:val="20"/>
+          <w:lang w:val="en-US"/>
+        </w:rPr>
+      </w:pPr>
+      <w:r>
+        <w:rPr>
+          <w:i/>
+          <w:iCs/>
+          <w:sz w:val="24"/>
+          <w:szCs w:val="20"/>
+          <w:lang w:val="en-US"/>
+        </w:rPr>
+        <w:t>Note: Just like with Global Properties, you can change where they are being stored in the settings menu.</w:t>
+      </w:r>
+    </w:p>
+    <w:p>
+      <w:pPr>
+        <w:rPr>
+          <w:lang w:val="en-US"/>
+        </w:rPr>
+      </w:pPr>
+      <w:r>
+        <w:rPr>
+          <w:i/>
+          <w:iCs/>
+          <w:sz w:val="24"/>
+          <w:szCs w:val="20"/>
+          <w:lang w:val="en-US"/>
+        </w:rPr>
+        <w:t>Note: You can also load a Preset for an individual Dialogue Part or Answer using the Load preset button when editing it.</w:t>
+      </w:r>
       <w:r>
         <w:rPr>
           <w:lang w:val="en-US"/>
@@ -8986,12 +11270,18 @@
           <w:lang w:val="en-US"/>
         </w:rPr>
         <w:lastRenderedPageBreak/>
+        <w:t xml:space="preserve">What’s coming + </w:t>
+      </w:r>
+      <w:r>
+        <w:rPr>
+          <w:lang w:val="en-US"/>
+        </w:rPr>
         <w:t>What the UDS can’t do + Known issues</w:t>
       </w:r>
       <w:bookmarkEnd w:id="23"/>
     </w:p>
     <w:sectPr>
-      <w:headerReference w:type="default" r:id="rId13"/>
+      <w:headerReference w:type="default" r:id="rId15"/>
       <w:pgSz w:w="11906" w:h="16838"/>
       <w:pgMar w:top="1417" w:right="1417" w:bottom="1134" w:left="1417" w:header="708" w:footer="708" w:gutter="0"/>
       <w:cols w:space="708"/>
@@ -9507,16 +11797,16 @@
     </w:lvl>
   </w:abstractNum>
   <w:abstractNum w:abstractNumId="4" w15:restartNumberingAfterBreak="0">
-    <w:nsid w:val="2BF8780F"/>
+    <w:nsid w:val="26A4099D"/>
     <w:multiLevelType w:val="hybridMultilevel"/>
-    <w:tmpl w:val="401007DE"/>
-    <w:lvl w:ilvl="0" w:tplc="5E0C807A">
+    <w:tmpl w:val="3EE09172"/>
+    <w:lvl w:ilvl="0" w:tplc="04070011">
       <w:start w:val="1"/>
       <w:numFmt w:val="decimal"/>
       <w:lvlText w:val="%1)"/>
       <w:lvlJc w:val="left"/>
       <w:pPr>
-        <w:ind w:left="786" w:hanging="360"/>
+        <w:ind w:left="720" w:hanging="360"/>
       </w:pPr>
       <w:rPr>
         <w:rFonts w:hint="default"/>
@@ -9528,7 +11818,7 @@
       <w:lvlText w:val="%2."/>
       <w:lvlJc w:val="left"/>
       <w:pPr>
-        <w:ind w:left="1506" w:hanging="360"/>
+        <w:ind w:left="1440" w:hanging="360"/>
       </w:pPr>
     </w:lvl>
     <w:lvl w:ilvl="2" w:tplc="0407001B" w:tentative="1">
@@ -9537,7 +11827,7 @@
       <w:lvlText w:val="%3."/>
       <w:lvlJc w:val="right"/>
       <w:pPr>
-        <w:ind w:left="2226" w:hanging="180"/>
+        <w:ind w:left="2160" w:hanging="180"/>
       </w:pPr>
     </w:lvl>
     <w:lvl w:ilvl="3" w:tplc="0407000F" w:tentative="1">
@@ -9546,7 +11836,7 @@
       <w:lvlText w:val="%4."/>
       <w:lvlJc w:val="left"/>
       <w:pPr>
-        <w:ind w:left="2946" w:hanging="360"/>
+        <w:ind w:left="2880" w:hanging="360"/>
       </w:pPr>
     </w:lvl>
     <w:lvl w:ilvl="4" w:tplc="04070019" w:tentative="1">
@@ -9555,7 +11845,7 @@
       <w:lvlText w:val="%5."/>
       <w:lvlJc w:val="left"/>
       <w:pPr>
-        <w:ind w:left="3666" w:hanging="360"/>
+        <w:ind w:left="3600" w:hanging="360"/>
       </w:pPr>
     </w:lvl>
     <w:lvl w:ilvl="5" w:tplc="0407001B" w:tentative="1">
@@ -9564,7 +11854,7 @@
       <w:lvlText w:val="%6."/>
       <w:lvlJc w:val="right"/>
       <w:pPr>
-        <w:ind w:left="4386" w:hanging="180"/>
+        <w:ind w:left="4320" w:hanging="180"/>
       </w:pPr>
     </w:lvl>
     <w:lvl w:ilvl="6" w:tplc="0407000F" w:tentative="1">
@@ -9573,7 +11863,7 @@
       <w:lvlText w:val="%7."/>
       <w:lvlJc w:val="left"/>
       <w:pPr>
-        <w:ind w:left="5106" w:hanging="360"/>
+        <w:ind w:left="5040" w:hanging="360"/>
       </w:pPr>
     </w:lvl>
     <w:lvl w:ilvl="7" w:tplc="04070019" w:tentative="1">
@@ -9582,7 +11872,7 @@
       <w:lvlText w:val="%8."/>
       <w:lvlJc w:val="left"/>
       <w:pPr>
-        <w:ind w:left="5826" w:hanging="360"/>
+        <w:ind w:left="5760" w:hanging="360"/>
       </w:pPr>
     </w:lvl>
     <w:lvl w:ilvl="8" w:tplc="0407001B" w:tentative="1">
@@ -9591,11 +11881,278 @@
       <w:lvlText w:val="%9."/>
       <w:lvlJc w:val="right"/>
       <w:pPr>
-        <w:ind w:left="6546" w:hanging="180"/>
+        <w:ind w:left="6480" w:hanging="180"/>
       </w:pPr>
     </w:lvl>
   </w:abstractNum>
   <w:abstractNum w:abstractNumId="5" w15:restartNumberingAfterBreak="0">
+    <w:nsid w:val="2BF8780F"/>
+    <w:multiLevelType w:val="hybridMultilevel"/>
+    <w:tmpl w:val="401007DE"/>
+    <w:lvl w:ilvl="0" w:tplc="5E0C807A">
+      <w:start w:val="1"/>
+      <w:numFmt w:val="decimal"/>
+      <w:lvlText w:val="%1)"/>
+      <w:lvlJc w:val="left"/>
+      <w:pPr>
+        <w:ind w:left="786" w:hanging="360"/>
+      </w:pPr>
+      <w:rPr>
+        <w:rFonts w:hint="default"/>
+      </w:rPr>
+    </w:lvl>
+    <w:lvl w:ilvl="1" w:tplc="04070019" w:tentative="1">
+      <w:start w:val="1"/>
+      <w:numFmt w:val="lowerLetter"/>
+      <w:lvlText w:val="%2."/>
+      <w:lvlJc w:val="left"/>
+      <w:pPr>
+        <w:ind w:left="1506" w:hanging="360"/>
+      </w:pPr>
+    </w:lvl>
+    <w:lvl w:ilvl="2" w:tplc="0407001B" w:tentative="1">
+      <w:start w:val="1"/>
+      <w:numFmt w:val="lowerRoman"/>
+      <w:lvlText w:val="%3."/>
+      <w:lvlJc w:val="right"/>
+      <w:pPr>
+        <w:ind w:left="2226" w:hanging="180"/>
+      </w:pPr>
+    </w:lvl>
+    <w:lvl w:ilvl="3" w:tplc="0407000F" w:tentative="1">
+      <w:start w:val="1"/>
+      <w:numFmt w:val="decimal"/>
+      <w:lvlText w:val="%4."/>
+      <w:lvlJc w:val="left"/>
+      <w:pPr>
+        <w:ind w:left="2946" w:hanging="360"/>
+      </w:pPr>
+    </w:lvl>
+    <w:lvl w:ilvl="4" w:tplc="04070019" w:tentative="1">
+      <w:start w:val="1"/>
+      <w:numFmt w:val="lowerLetter"/>
+      <w:lvlText w:val="%5."/>
+      <w:lvlJc w:val="left"/>
+      <w:pPr>
+        <w:ind w:left="3666" w:hanging="360"/>
+      </w:pPr>
+    </w:lvl>
+    <w:lvl w:ilvl="5" w:tplc="0407001B" w:tentative="1">
+      <w:start w:val="1"/>
+      <w:numFmt w:val="lowerRoman"/>
+      <w:lvlText w:val="%6."/>
+      <w:lvlJc w:val="right"/>
+      <w:pPr>
+        <w:ind w:left="4386" w:hanging="180"/>
+      </w:pPr>
+    </w:lvl>
+    <w:lvl w:ilvl="6" w:tplc="0407000F" w:tentative="1">
+      <w:start w:val="1"/>
+      <w:numFmt w:val="decimal"/>
+      <w:lvlText w:val="%7."/>
+      <w:lvlJc w:val="left"/>
+      <w:pPr>
+        <w:ind w:left="5106" w:hanging="360"/>
+      </w:pPr>
+    </w:lvl>
+    <w:lvl w:ilvl="7" w:tplc="04070019" w:tentative="1">
+      <w:start w:val="1"/>
+      <w:numFmt w:val="lowerLetter"/>
+      <w:lvlText w:val="%8."/>
+      <w:lvlJc w:val="left"/>
+      <w:pPr>
+        <w:ind w:left="5826" w:hanging="360"/>
+      </w:pPr>
+    </w:lvl>
+    <w:lvl w:ilvl="8" w:tplc="0407001B" w:tentative="1">
+      <w:start w:val="1"/>
+      <w:numFmt w:val="lowerRoman"/>
+      <w:lvlText w:val="%9."/>
+      <w:lvlJc w:val="right"/>
+      <w:pPr>
+        <w:ind w:left="6546" w:hanging="180"/>
+      </w:pPr>
+    </w:lvl>
+  </w:abstractNum>
+  <w:abstractNum w:abstractNumId="6" w15:restartNumberingAfterBreak="0">
+    <w:nsid w:val="36E82FE2"/>
+    <w:multiLevelType w:val="hybridMultilevel"/>
+    <w:tmpl w:val="D0225854"/>
+    <w:lvl w:ilvl="0" w:tplc="04070011">
+      <w:start w:val="1"/>
+      <w:numFmt w:val="decimal"/>
+      <w:lvlText w:val="%1)"/>
+      <w:lvlJc w:val="left"/>
+      <w:pPr>
+        <w:ind w:left="720" w:hanging="360"/>
+      </w:pPr>
+      <w:rPr>
+        <w:rFonts w:hint="default"/>
+      </w:rPr>
+    </w:lvl>
+    <w:lvl w:ilvl="1" w:tplc="04070019" w:tentative="1">
+      <w:start w:val="1"/>
+      <w:numFmt w:val="lowerLetter"/>
+      <w:lvlText w:val="%2."/>
+      <w:lvlJc w:val="left"/>
+      <w:pPr>
+        <w:ind w:left="1440" w:hanging="360"/>
+      </w:pPr>
+    </w:lvl>
+    <w:lvl w:ilvl="2" w:tplc="0407001B" w:tentative="1">
+      <w:start w:val="1"/>
+      <w:numFmt w:val="lowerRoman"/>
+      <w:lvlText w:val="%3."/>
+      <w:lvlJc w:val="right"/>
+      <w:pPr>
+        <w:ind w:left="2160" w:hanging="180"/>
+      </w:pPr>
+    </w:lvl>
+    <w:lvl w:ilvl="3" w:tplc="0407000F" w:tentative="1">
+      <w:start w:val="1"/>
+      <w:numFmt w:val="decimal"/>
+      <w:lvlText w:val="%4."/>
+      <w:lvlJc w:val="left"/>
+      <w:pPr>
+        <w:ind w:left="2880" w:hanging="360"/>
+      </w:pPr>
+    </w:lvl>
+    <w:lvl w:ilvl="4" w:tplc="04070019" w:tentative="1">
+      <w:start w:val="1"/>
+      <w:numFmt w:val="lowerLetter"/>
+      <w:lvlText w:val="%5."/>
+      <w:lvlJc w:val="left"/>
+      <w:pPr>
+        <w:ind w:left="3600" w:hanging="360"/>
+      </w:pPr>
+    </w:lvl>
+    <w:lvl w:ilvl="5" w:tplc="0407001B" w:tentative="1">
+      <w:start w:val="1"/>
+      <w:numFmt w:val="lowerRoman"/>
+      <w:lvlText w:val="%6."/>
+      <w:lvlJc w:val="right"/>
+      <w:pPr>
+        <w:ind w:left="4320" w:hanging="180"/>
+      </w:pPr>
+    </w:lvl>
+    <w:lvl w:ilvl="6" w:tplc="0407000F" w:tentative="1">
+      <w:start w:val="1"/>
+      <w:numFmt w:val="decimal"/>
+      <w:lvlText w:val="%7."/>
+      <w:lvlJc w:val="left"/>
+      <w:pPr>
+        <w:ind w:left="5040" w:hanging="360"/>
+      </w:pPr>
+    </w:lvl>
+    <w:lvl w:ilvl="7" w:tplc="04070019" w:tentative="1">
+      <w:start w:val="1"/>
+      <w:numFmt w:val="lowerLetter"/>
+      <w:lvlText w:val="%8."/>
+      <w:lvlJc w:val="left"/>
+      <w:pPr>
+        <w:ind w:left="5760" w:hanging="360"/>
+      </w:pPr>
+    </w:lvl>
+    <w:lvl w:ilvl="8" w:tplc="0407001B" w:tentative="1">
+      <w:start w:val="1"/>
+      <w:numFmt w:val="lowerRoman"/>
+      <w:lvlText w:val="%9."/>
+      <w:lvlJc w:val="right"/>
+      <w:pPr>
+        <w:ind w:left="6480" w:hanging="180"/>
+      </w:pPr>
+    </w:lvl>
+  </w:abstractNum>
+  <w:abstractNum w:abstractNumId="7" w15:restartNumberingAfterBreak="0">
+    <w:nsid w:val="3BA84FB2"/>
+    <w:multiLevelType w:val="hybridMultilevel"/>
+    <w:tmpl w:val="367A6E74"/>
+    <w:lvl w:ilvl="0" w:tplc="04070011">
+      <w:start w:val="1"/>
+      <w:numFmt w:val="decimal"/>
+      <w:lvlText w:val="%1)"/>
+      <w:lvlJc w:val="left"/>
+      <w:pPr>
+        <w:ind w:left="720" w:hanging="360"/>
+      </w:pPr>
+      <w:rPr>
+        <w:rFonts w:hint="default"/>
+      </w:rPr>
+    </w:lvl>
+    <w:lvl w:ilvl="1" w:tplc="04070019" w:tentative="1">
+      <w:start w:val="1"/>
+      <w:numFmt w:val="lowerLetter"/>
+      <w:lvlText w:val="%2."/>
+      <w:lvlJc w:val="left"/>
+      <w:pPr>
+        <w:ind w:left="1440" w:hanging="360"/>
+      </w:pPr>
+    </w:lvl>
+    <w:lvl w:ilvl="2" w:tplc="0407001B" w:tentative="1">
+      <w:start w:val="1"/>
+      <w:numFmt w:val="lowerRoman"/>
+      <w:lvlText w:val="%3."/>
+      <w:lvlJc w:val="right"/>
+      <w:pPr>
+        <w:ind w:left="2160" w:hanging="180"/>
+      </w:pPr>
+    </w:lvl>
+    <w:lvl w:ilvl="3" w:tplc="0407000F" w:tentative="1">
+      <w:start w:val="1"/>
+      <w:numFmt w:val="decimal"/>
+      <w:lvlText w:val="%4."/>
+      <w:lvlJc w:val="left"/>
+      <w:pPr>
+        <w:ind w:left="2880" w:hanging="360"/>
+      </w:pPr>
+    </w:lvl>
+    <w:lvl w:ilvl="4" w:tplc="04070019" w:tentative="1">
+      <w:start w:val="1"/>
+      <w:numFmt w:val="lowerLetter"/>
+      <w:lvlText w:val="%5."/>
+      <w:lvlJc w:val="left"/>
+      <w:pPr>
+        <w:ind w:left="3600" w:hanging="360"/>
+      </w:pPr>
+    </w:lvl>
+    <w:lvl w:ilvl="5" w:tplc="0407001B" w:tentative="1">
+      <w:start w:val="1"/>
+      <w:numFmt w:val="lowerRoman"/>
+      <w:lvlText w:val="%6."/>
+      <w:lvlJc w:val="right"/>
+      <w:pPr>
+        <w:ind w:left="4320" w:hanging="180"/>
+      </w:pPr>
+    </w:lvl>
+    <w:lvl w:ilvl="6" w:tplc="0407000F" w:tentative="1">
+      <w:start w:val="1"/>
+      <w:numFmt w:val="decimal"/>
+      <w:lvlText w:val="%7."/>
+      <w:lvlJc w:val="left"/>
+      <w:pPr>
+        <w:ind w:left="5040" w:hanging="360"/>
+      </w:pPr>
+    </w:lvl>
+    <w:lvl w:ilvl="7" w:tplc="04070019" w:tentative="1">
+      <w:start w:val="1"/>
+      <w:numFmt w:val="lowerLetter"/>
+      <w:lvlText w:val="%8."/>
+      <w:lvlJc w:val="left"/>
+      <w:pPr>
+        <w:ind w:left="5760" w:hanging="360"/>
+      </w:pPr>
+    </w:lvl>
+    <w:lvl w:ilvl="8" w:tplc="0407001B" w:tentative="1">
+      <w:start w:val="1"/>
+      <w:numFmt w:val="lowerRoman"/>
+      <w:lvlText w:val="%9."/>
+      <w:lvlJc w:val="right"/>
+      <w:pPr>
+        <w:ind w:left="6480" w:hanging="180"/>
+      </w:pPr>
+    </w:lvl>
+  </w:abstractNum>
+  <w:abstractNum w:abstractNumId="8" w15:restartNumberingAfterBreak="0">
     <w:nsid w:val="3C6D52B1"/>
     <w:multiLevelType w:val="multilevel"/>
     <w:tmpl w:val="8D64BC22"/>
@@ -9715,7 +12272,7 @@
       </w:rPr>
     </w:lvl>
   </w:abstractNum>
-  <w:abstractNum w:abstractNumId="6" w15:restartNumberingAfterBreak="0">
+  <w:abstractNum w:abstractNumId="9" w15:restartNumberingAfterBreak="0">
     <w:nsid w:val="4E1B20BA"/>
     <w:multiLevelType w:val="hybridMultilevel"/>
     <w:tmpl w:val="69627256"/>
@@ -9828,7 +12385,7 @@
       </w:rPr>
     </w:lvl>
   </w:abstractNum>
-  <w:abstractNum w:abstractNumId="7" w15:restartNumberingAfterBreak="0">
+  <w:abstractNum w:abstractNumId="10" w15:restartNumberingAfterBreak="0">
     <w:nsid w:val="63C542BC"/>
     <w:multiLevelType w:val="hybridMultilevel"/>
     <w:tmpl w:val="5C7EC978"/>
@@ -9940,7 +12497,7 @@
       </w:rPr>
     </w:lvl>
   </w:abstractNum>
-  <w:abstractNum w:abstractNumId="8" w15:restartNumberingAfterBreak="0">
+  <w:abstractNum w:abstractNumId="11" w15:restartNumberingAfterBreak="0">
     <w:nsid w:val="66410783"/>
     <w:multiLevelType w:val="hybridMultilevel"/>
     <w:tmpl w:val="8500EC5E"/>
@@ -10029,7 +12586,7 @@
       </w:pPr>
     </w:lvl>
   </w:abstractNum>
-  <w:abstractNum w:abstractNumId="9" w15:restartNumberingAfterBreak="0">
+  <w:abstractNum w:abstractNumId="12" w15:restartNumberingAfterBreak="0">
     <w:nsid w:val="6B2E013A"/>
     <w:multiLevelType w:val="hybridMultilevel"/>
     <w:tmpl w:val="5F9AF5BC"/>
@@ -10118,7 +12675,7 @@
       </w:pPr>
     </w:lvl>
   </w:abstractNum>
-  <w:abstractNum w:abstractNumId="10" w15:restartNumberingAfterBreak="0">
+  <w:abstractNum w:abstractNumId="13" w15:restartNumberingAfterBreak="0">
     <w:nsid w:val="6FC8087E"/>
     <w:multiLevelType w:val="multilevel"/>
     <w:tmpl w:val="007E2ABE"/>
@@ -10231,7 +12788,7 @@
       </w:rPr>
     </w:lvl>
   </w:abstractNum>
-  <w:abstractNum w:abstractNumId="11" w15:restartNumberingAfterBreak="0">
+  <w:abstractNum w:abstractNumId="14" w15:restartNumberingAfterBreak="0">
     <w:nsid w:val="77264D61"/>
     <w:multiLevelType w:val="multilevel"/>
     <w:tmpl w:val="9F368A48"/>
@@ -10345,40 +12902,49 @@
     </w:lvl>
   </w:abstractNum>
   <w:num w:numId="1">
-    <w:abstractNumId w:val="5"/>
+    <w:abstractNumId w:val="8"/>
   </w:num>
   <w:num w:numId="2">
     <w:abstractNumId w:val="0"/>
   </w:num>
   <w:num w:numId="3">
-    <w:abstractNumId w:val="7"/>
+    <w:abstractNumId w:val="10"/>
   </w:num>
   <w:num w:numId="4">
     <w:abstractNumId w:val="3"/>
   </w:num>
   <w:num w:numId="5">
-    <w:abstractNumId w:val="6"/>
+    <w:abstractNumId w:val="9"/>
   </w:num>
   <w:num w:numId="6">
     <w:abstractNumId w:val="2"/>
   </w:num>
   <w:num w:numId="7">
-    <w:abstractNumId w:val="9"/>
+    <w:abstractNumId w:val="12"/>
   </w:num>
   <w:num w:numId="8">
-    <w:abstractNumId w:val="8"/>
+    <w:abstractNumId w:val="11"/>
   </w:num>
   <w:num w:numId="9">
-    <w:abstractNumId w:val="4"/>
+    <w:abstractNumId w:val="5"/>
   </w:num>
   <w:num w:numId="10">
     <w:abstractNumId w:val="1"/>
   </w:num>
   <w:num w:numId="11">
-    <w:abstractNumId w:val="10"/>
+    <w:abstractNumId w:val="13"/>
   </w:num>
   <w:num w:numId="12">
-    <w:abstractNumId w:val="11"/>
+    <w:abstractNumId w:val="14"/>
+  </w:num>
+  <w:num w:numId="13">
+    <w:abstractNumId w:val="6"/>
+  </w:num>
+  <w:num w:numId="14">
+    <w:abstractNumId w:val="4"/>
+  </w:num>
+  <w:num w:numId="15">
+    <w:abstractNumId w:val="7"/>
   </w:num>
 </w:numbering>
 </file>
@@ -10832,7 +13398,6 @@
   <w:style w:type="character" w:default="1" w:styleId="Absatz-Standardschriftart">
     <w:name w:val="Default Paragraph Font"/>
     <w:uiPriority w:val="1"/>
-    <w:semiHidden/>
     <w:unhideWhenUsed/>
   </w:style>
   <w:style w:type="table" w:default="1" w:styleId="NormaleTabelle">

--- a/Universal Dialog Editor/UDS Documentation.docx
+++ b/Universal Dialog Editor/UDS Documentation.docx
@@ -2541,21 +2541,23 @@
           <w:lang w:val="en-US"/>
         </w:rPr>
       </w:pPr>
+      <w:proofErr w:type="gramStart"/>
       <w:r>
         <w:rPr>
           <w:i/>
           <w:iCs/>
           <w:lang w:val="en-US"/>
         </w:rPr>
-        <w:t xml:space="preserve">First of all, thank you for buying and using the Universal </w:t>
-      </w:r>
+        <w:t>First of all</w:t>
+      </w:r>
+      <w:proofErr w:type="gramEnd"/>
       <w:r>
         <w:rPr>
           <w:i/>
           <w:iCs/>
           <w:lang w:val="en-US"/>
         </w:rPr>
-        <w:t>Dialogue</w:t>
+        <w:t xml:space="preserve">, thank you for buying and using the Universal </w:t>
       </w:r>
       <w:r>
         <w:rPr>
@@ -2563,7 +2565,7 @@
           <w:iCs/>
           <w:lang w:val="en-US"/>
         </w:rPr>
-        <w:t xml:space="preserve"> System for Unity</w:t>
+        <w:t>Dialogue</w:t>
       </w:r>
       <w:r>
         <w:rPr>
@@ -2571,7 +2573,7 @@
           <w:iCs/>
           <w:lang w:val="en-US"/>
         </w:rPr>
-        <w:t xml:space="preserve"> by Benedikt Wille</w:t>
+        <w:t xml:space="preserve"> System for Unity</w:t>
       </w:r>
       <w:r>
         <w:rPr>
@@ -2579,6 +2581,14 @@
           <w:iCs/>
           <w:lang w:val="en-US"/>
         </w:rPr>
+        <w:t xml:space="preserve"> by Benedikt Wille</w:t>
+      </w:r>
+      <w:r>
+        <w:rPr>
+          <w:i/>
+          <w:iCs/>
+          <w:lang w:val="en-US"/>
+        </w:rPr>
         <w:t xml:space="preserve">. </w:t>
       </w:r>
     </w:p>
@@ -2713,7 +2723,14 @@
         <w:rPr>
           <w:lang w:val="en-US"/>
         </w:rPr>
-        <w:t>s, the UDS comes with a</w:t>
+        <w:t xml:space="preserve">s, the UDS comes with </w:t>
+      </w:r>
+      <w:proofErr w:type="gramStart"/>
+      <w:r>
+        <w:rPr>
+          <w:lang w:val="en-US"/>
+        </w:rPr>
+        <w:t>a</w:t>
       </w:r>
       <w:r>
         <w:rPr>
@@ -2721,6 +2738,7 @@
         </w:rPr>
         <w:t>n</w:t>
       </w:r>
+      <w:proofErr w:type="gramEnd"/>
       <w:r>
         <w:rPr>
           <w:lang w:val="en-US"/>
@@ -2867,7 +2885,21 @@
         <w:rPr>
           <w:lang w:val="en-US"/>
         </w:rPr>
-        <w:t>, responding to user input (e.g. answers) on desktop</w:t>
+        <w:t>, responding to user input (</w:t>
+      </w:r>
+      <w:proofErr w:type="gramStart"/>
+      <w:r>
+        <w:rPr>
+          <w:lang w:val="en-US"/>
+        </w:rPr>
+        <w:t>e.g.</w:t>
+      </w:r>
+      <w:proofErr w:type="gramEnd"/>
+      <w:r>
+        <w:rPr>
+          <w:lang w:val="en-US"/>
+        </w:rPr>
+        <w:t xml:space="preserve"> answers) on desktop</w:t>
       </w:r>
       <w:r>
         <w:rPr>
@@ -3299,7 +3331,14 @@
         <w:rPr>
           <w:lang w:val="en-US"/>
         </w:rPr>
-        <w:t>s are being stored as JSON files with the “</w:t>
+        <w:t xml:space="preserve">s are being stored as JSON files with the </w:t>
+      </w:r>
+      <w:proofErr w:type="gramStart"/>
+      <w:r>
+        <w:rPr>
+          <w:lang w:val="en-US"/>
+        </w:rPr>
+        <w:t>“</w:t>
       </w:r>
       <w:r>
         <w:rPr>
@@ -3327,6 +3366,7 @@
         <w:t>.json</w:t>
       </w:r>
       <w:proofErr w:type="spellEnd"/>
+      <w:proofErr w:type="gramEnd"/>
       <w:r>
         <w:rPr>
           <w:lang w:val="en-US"/>
@@ -3441,7 +3481,21 @@
         <w:rPr>
           <w:lang w:val="en-US"/>
         </w:rPr>
-        <w:t xml:space="preserve">playing back text gradually, responding to user input (e.g. answers) on </w:t>
+        <w:t>playing back text gradually, responding to user input (</w:t>
+      </w:r>
+      <w:proofErr w:type="gramStart"/>
+      <w:r>
+        <w:rPr>
+          <w:lang w:val="en-US"/>
+        </w:rPr>
+        <w:t>e.g.</w:t>
+      </w:r>
+      <w:proofErr w:type="gramEnd"/>
+      <w:r>
+        <w:rPr>
+          <w:lang w:val="en-US"/>
+        </w:rPr>
+        <w:t xml:space="preserve"> answers) on </w:t>
       </w:r>
       <w:r>
         <w:rPr>
@@ -3543,7 +3597,25 @@
           <w:bCs/>
           <w:lang w:val="en-US"/>
         </w:rPr>
-        <w:t xml:space="preserve"> overriding methods similar to how Unity’s </w:t>
+        <w:t xml:space="preserve"> overriding methods </w:t>
+      </w:r>
+      <w:proofErr w:type="gramStart"/>
+      <w:r>
+        <w:rPr>
+          <w:b/>
+          <w:bCs/>
+          <w:lang w:val="en-US"/>
+        </w:rPr>
+        <w:t>similar to</w:t>
+      </w:r>
+      <w:proofErr w:type="gramEnd"/>
+      <w:r>
+        <w:rPr>
+          <w:b/>
+          <w:bCs/>
+          <w:lang w:val="en-US"/>
+        </w:rPr>
+        <w:t xml:space="preserve"> how Unity’s </w:t>
       </w:r>
       <w:proofErr w:type="spellStart"/>
       <w:r>
@@ -3965,7 +4037,29 @@
           <w:szCs w:val="20"/>
           <w:lang w:val="en-US"/>
         </w:rPr>
-        <w:t>(e.g. “Yes”, “No”, “Goodbye”, …)</w:t>
+        <w:t>(</w:t>
+      </w:r>
+      <w:proofErr w:type="gramStart"/>
+      <w:r>
+        <w:rPr>
+          <w:i/>
+          <w:iCs/>
+          <w:sz w:val="24"/>
+          <w:szCs w:val="20"/>
+          <w:lang w:val="en-US"/>
+        </w:rPr>
+        <w:t>e.g.</w:t>
+      </w:r>
+      <w:proofErr w:type="gramEnd"/>
+      <w:r>
+        <w:rPr>
+          <w:i/>
+          <w:iCs/>
+          <w:sz w:val="24"/>
+          <w:szCs w:val="20"/>
+          <w:lang w:val="en-US"/>
+        </w:rPr>
+        <w:t xml:space="preserve"> “Yes”, “No”, “Goodbye”, …)</w:t>
       </w:r>
       <w:r>
         <w:rPr>
@@ -4234,7 +4328,14 @@
         <w:rPr>
           <w:lang w:val="en-US"/>
         </w:rPr>
-        <w:t xml:space="preserve"> a</w:t>
+        <w:t xml:space="preserve"> </w:t>
+      </w:r>
+      <w:proofErr w:type="gramStart"/>
+      <w:r>
+        <w:rPr>
+          <w:lang w:val="en-US"/>
+        </w:rPr>
+        <w:t>a</w:t>
       </w:r>
       <w:r>
         <w:rPr>
@@ -4242,6 +4343,7 @@
         </w:rPr>
         <w:t>n</w:t>
       </w:r>
+      <w:proofErr w:type="gramEnd"/>
       <w:r>
         <w:rPr>
           <w:lang w:val="en-US"/>
@@ -4417,44 +4519,9 @@
           <w:szCs w:val="20"/>
           <w:lang w:val="en-US"/>
         </w:rPr>
-        <w:t>(e.g. player has reached a certain level or done a certain quest)</w:t>
-      </w:r>
-      <w:r>
-        <w:rPr>
-          <w:lang w:val="en-US"/>
-        </w:rPr>
-        <w:t xml:space="preserve">. </w:t>
-      </w:r>
-      <w:r>
-        <w:rPr>
-          <w:lang w:val="en-US"/>
-        </w:rPr>
-        <w:t xml:space="preserve">This allows you to influence the </w:t>
-      </w:r>
-      <w:r>
-        <w:rPr>
-          <w:lang w:val="en-US"/>
-        </w:rPr>
-        <w:t>Dialogue</w:t>
-      </w:r>
-      <w:r>
-        <w:rPr>
-          <w:lang w:val="en-US"/>
-        </w:rPr>
-        <w:t xml:space="preserve">s dynamically at runtime. </w:t>
-      </w:r>
-      <w:r>
-        <w:rPr>
-          <w:lang w:val="en-US"/>
-        </w:rPr>
-        <w:t>Conditions</w:t>
-      </w:r>
-      <w:r>
-        <w:rPr>
-          <w:lang w:val="en-US"/>
-        </w:rPr>
-        <w:t xml:space="preserve"> can be set in the editor and are based on the Global Properties, which work just like normal Properties, but are unique and accessible from everywhere in the project. </w:t>
-      </w:r>
+        <w:t>(</w:t>
+      </w:r>
+      <w:proofErr w:type="gramStart"/>
       <w:r>
         <w:rPr>
           <w:i/>
@@ -4463,7 +4530,86 @@
           <w:szCs w:val="20"/>
           <w:lang w:val="en-US"/>
         </w:rPr>
-        <w:t>(they can be compared to static variables in C#)</w:t>
+        <w:t>e.g.</w:t>
+      </w:r>
+      <w:proofErr w:type="gramEnd"/>
+      <w:r>
+        <w:rPr>
+          <w:i/>
+          <w:iCs/>
+          <w:sz w:val="24"/>
+          <w:szCs w:val="20"/>
+          <w:lang w:val="en-US"/>
+        </w:rPr>
+        <w:t xml:space="preserve"> player has reached a certain level or done a certain quest)</w:t>
+      </w:r>
+      <w:r>
+        <w:rPr>
+          <w:lang w:val="en-US"/>
+        </w:rPr>
+        <w:t xml:space="preserve">. </w:t>
+      </w:r>
+      <w:r>
+        <w:rPr>
+          <w:lang w:val="en-US"/>
+        </w:rPr>
+        <w:t xml:space="preserve">This allows you to influence the </w:t>
+      </w:r>
+      <w:r>
+        <w:rPr>
+          <w:lang w:val="en-US"/>
+        </w:rPr>
+        <w:t>Dialogue</w:t>
+      </w:r>
+      <w:r>
+        <w:rPr>
+          <w:lang w:val="en-US"/>
+        </w:rPr>
+        <w:t xml:space="preserve">s dynamically at runtime. </w:t>
+      </w:r>
+      <w:r>
+        <w:rPr>
+          <w:lang w:val="en-US"/>
+        </w:rPr>
+        <w:t>Conditions</w:t>
+      </w:r>
+      <w:r>
+        <w:rPr>
+          <w:lang w:val="en-US"/>
+        </w:rPr>
+        <w:t xml:space="preserve"> can be set in the editor and are based on the Global Properties, which work just like normal Properties, but are unique and accessible from everywhere in the project. </w:t>
+      </w:r>
+      <w:r>
+        <w:rPr>
+          <w:i/>
+          <w:iCs/>
+          <w:sz w:val="24"/>
+          <w:szCs w:val="20"/>
+          <w:lang w:val="en-US"/>
+        </w:rPr>
+        <w:t>(</w:t>
+      </w:r>
+      <w:proofErr w:type="gramStart"/>
+      <w:r>
+        <w:rPr>
+          <w:i/>
+          <w:iCs/>
+          <w:sz w:val="24"/>
+          <w:szCs w:val="20"/>
+          <w:lang w:val="en-US"/>
+        </w:rPr>
+        <w:t>they</w:t>
+      </w:r>
+      <w:proofErr w:type="gramEnd"/>
+      <w:r>
+        <w:rPr>
+          <w:i/>
+          <w:iCs/>
+          <w:sz w:val="24"/>
+          <w:szCs w:val="20"/>
+          <w:lang w:val="en-US"/>
+        </w:rPr>
+        <w:t xml:space="preserve"> can be compared to static variables in C#)</w:t>
       </w:r>
       <w:r>
         <w:rPr>
@@ -4845,7 +4991,21 @@
         <w:rPr>
           <w:lang w:val="en-US"/>
         </w:rPr>
-        <w:t xml:space="preserve">example project with several example scripts. These are described in more depth under “3. Quick Start”. To get started with the UDS you should take a look at the </w:t>
+        <w:t xml:space="preserve">example project with several example scripts. These are described in more depth under “3. Quick Start”. To get started with the UDS you should </w:t>
+      </w:r>
+      <w:proofErr w:type="gramStart"/>
+      <w:r>
+        <w:rPr>
+          <w:lang w:val="en-US"/>
+        </w:rPr>
+        <w:t>take a look</w:t>
+      </w:r>
+      <w:proofErr w:type="gramEnd"/>
+      <w:r>
+        <w:rPr>
+          <w:lang w:val="en-US"/>
+        </w:rPr>
+        <w:t xml:space="preserve"> at the </w:t>
       </w:r>
       <w:proofErr w:type="spellStart"/>
       <w:r>
@@ -4945,7 +5105,25 @@
           <w:bCs/>
           <w:lang w:val="en-US"/>
         </w:rPr>
-        <w:t>However, these are only example scripts and I encourage you to look into them and extend them as needed.</w:t>
+        <w:t xml:space="preserve">However, these are only example scripts and I encourage you to </w:t>
+      </w:r>
+      <w:proofErr w:type="gramStart"/>
+      <w:r>
+        <w:rPr>
+          <w:b/>
+          <w:bCs/>
+          <w:lang w:val="en-US"/>
+        </w:rPr>
+        <w:t>look into</w:t>
+      </w:r>
+      <w:proofErr w:type="gramEnd"/>
+      <w:r>
+        <w:rPr>
+          <w:b/>
+          <w:bCs/>
+          <w:lang w:val="en-US"/>
+        </w:rPr>
+        <w:t xml:space="preserve"> them and extend them as needed.</w:t>
       </w:r>
       <w:r>
         <w:rPr>
@@ -5425,7 +5603,29 @@
           <w:szCs w:val="20"/>
           <w:lang w:val="en-US"/>
         </w:rPr>
-        <w:t xml:space="preserve">(e.g. through a Horizontal- or </w:t>
+        <w:t>(</w:t>
+      </w:r>
+      <w:proofErr w:type="gramStart"/>
+      <w:r>
+        <w:rPr>
+          <w:i/>
+          <w:iCs/>
+          <w:sz w:val="24"/>
+          <w:szCs w:val="20"/>
+          <w:lang w:val="en-US"/>
+        </w:rPr>
+        <w:t>e.g.</w:t>
+      </w:r>
+      <w:proofErr w:type="gramEnd"/>
+      <w:r>
+        <w:rPr>
+          <w:i/>
+          <w:iCs/>
+          <w:sz w:val="24"/>
+          <w:szCs w:val="20"/>
+          <w:lang w:val="en-US"/>
+        </w:rPr>
+        <w:t xml:space="preserve"> through a Horizontal- or </w:t>
       </w:r>
       <w:proofErr w:type="spellStart"/>
       <w:r>
@@ -5663,7 +5863,29 @@
           <w:szCs w:val="20"/>
           <w:lang w:val="en-US"/>
         </w:rPr>
-        <w:t>(This is a little tedious but very flexible, ensures performance and only has to be done once)</w:t>
+        <w:t xml:space="preserve">(This is a little tedious but very flexible, ensures performance and only </w:t>
+      </w:r>
+      <w:proofErr w:type="gramStart"/>
+      <w:r>
+        <w:rPr>
+          <w:i/>
+          <w:iCs/>
+          <w:sz w:val="24"/>
+          <w:szCs w:val="20"/>
+          <w:lang w:val="en-US"/>
+        </w:rPr>
+        <w:t>has to</w:t>
+      </w:r>
+      <w:proofErr w:type="gramEnd"/>
+      <w:r>
+        <w:rPr>
+          <w:i/>
+          <w:iCs/>
+          <w:sz w:val="24"/>
+          <w:szCs w:val="20"/>
+          <w:lang w:val="en-US"/>
+        </w:rPr>
+        <w:t xml:space="preserve"> be done once)</w:t>
       </w:r>
     </w:p>
     <w:p>
@@ -6339,7 +6561,23 @@
           <w:color w:val="000000" w:themeColor="text1"/>
           <w:lang w:val="en-US"/>
         </w:rPr>
-        <w:t xml:space="preserve">. If you left-click a </w:t>
+        <w:t xml:space="preserve">. If you </w:t>
+      </w:r>
+      <w:proofErr w:type="gramStart"/>
+      <w:r>
+        <w:rPr>
+          <w:color w:val="000000" w:themeColor="text1"/>
+          <w:lang w:val="en-US"/>
+        </w:rPr>
+        <w:t>left-click</w:t>
+      </w:r>
+      <w:proofErr w:type="gramEnd"/>
+      <w:r>
+        <w:rPr>
+          <w:color w:val="000000" w:themeColor="text1"/>
+          <w:lang w:val="en-US"/>
+        </w:rPr>
+        <w:t xml:space="preserve"> a </w:t>
       </w:r>
       <w:r>
         <w:rPr>
@@ -6455,7 +6693,23 @@
           <w:color w:val="000000" w:themeColor="text1"/>
           <w:lang w:val="en-US"/>
         </w:rPr>
-        <w:t xml:space="preserve"> Part here. IDs have to be unique and should contain a little information about the contents of the </w:t>
+        <w:t xml:space="preserve"> Part here. IDs </w:t>
+      </w:r>
+      <w:proofErr w:type="gramStart"/>
+      <w:r>
+        <w:rPr>
+          <w:color w:val="000000" w:themeColor="text1"/>
+          <w:lang w:val="en-US"/>
+        </w:rPr>
+        <w:t>have to</w:t>
+      </w:r>
+      <w:proofErr w:type="gramEnd"/>
+      <w:r>
+        <w:rPr>
+          <w:color w:val="000000" w:themeColor="text1"/>
+          <w:lang w:val="en-US"/>
+        </w:rPr>
+        <w:t xml:space="preserve"> be unique and should contain a little information about the contents of the </w:t>
       </w:r>
       <w:r>
         <w:rPr>
@@ -6718,6 +6972,7 @@
         </w:rPr>
         <w:t>(</w:t>
       </w:r>
+      <w:proofErr w:type="gramStart"/>
       <w:r>
         <w:rPr>
           <w:i/>
@@ -6727,7 +6982,19 @@
           <w:szCs w:val="20"/>
           <w:lang w:val="en-US"/>
         </w:rPr>
-        <w:t>e.g. “Yes”, “No”, “I want to buy something”)</w:t>
+        <w:t>e.g.</w:t>
+      </w:r>
+      <w:proofErr w:type="gramEnd"/>
+      <w:r>
+        <w:rPr>
+          <w:i/>
+          <w:iCs/>
+          <w:color w:val="000000" w:themeColor="text1"/>
+          <w:sz w:val="24"/>
+          <w:szCs w:val="20"/>
+          <w:lang w:val="en-US"/>
+        </w:rPr>
+        <w:t xml:space="preserve"> “Yes”, “No”, “I want to buy something”)</w:t>
       </w:r>
       <w:r>
         <w:rPr>
@@ -6926,7 +7193,23 @@
           <w:color w:val="000000" w:themeColor="text1"/>
           <w:lang w:val="en-US"/>
         </w:rPr>
-        <w:t xml:space="preserve"> Parts can be connected to others either via Answers (meaning the player has to click/tap an Answer) or directly (meaning the player has to press a button or tap the screen to continue), the latter is only possible if </w:t>
+        <w:t xml:space="preserve"> Parts can be connected to others either via Answers (meaning the player </w:t>
+      </w:r>
+      <w:proofErr w:type="gramStart"/>
+      <w:r>
+        <w:rPr>
+          <w:color w:val="000000" w:themeColor="text1"/>
+          <w:lang w:val="en-US"/>
+        </w:rPr>
+        <w:t>has to</w:t>
+      </w:r>
+      <w:proofErr w:type="gramEnd"/>
+      <w:r>
+        <w:rPr>
+          <w:color w:val="000000" w:themeColor="text1"/>
+          <w:lang w:val="en-US"/>
+        </w:rPr>
+        <w:t xml:space="preserve"> click/tap an Answer) or directly (meaning the player has to press a button or tap the screen to continue), the latter is only possible if </w:t>
       </w:r>
       <w:r>
         <w:rPr>
@@ -7120,7 +7403,15 @@
           <w:color w:val="000000" w:themeColor="text1"/>
           <w:lang w:val="en-US"/>
         </w:rPr>
-        <w:t xml:space="preserve"> (.</w:t>
+        <w:t xml:space="preserve"> </w:t>
+      </w:r>
+      <w:proofErr w:type="gramStart"/>
+      <w:r>
+        <w:rPr>
+          <w:color w:val="000000" w:themeColor="text1"/>
+          <w:lang w:val="en-US"/>
+        </w:rPr>
+        <w:t>(.</w:t>
       </w:r>
       <w:proofErr w:type="spellStart"/>
       <w:r>
@@ -7145,6 +7436,7 @@
         <w:t>.json</w:t>
       </w:r>
       <w:proofErr w:type="spellEnd"/>
+      <w:proofErr w:type="gramEnd"/>
       <w:r>
         <w:rPr>
           <w:color w:val="000000" w:themeColor="text1"/>
@@ -7181,6 +7473,7 @@
         <w:t xml:space="preserve">Congratulations! Now everything is set up. You can go ahead now and call </w:t>
       </w:r>
       <w:proofErr w:type="spellStart"/>
+      <w:proofErr w:type="gramStart"/>
       <w:r>
         <w:rPr>
           <w:rFonts w:ascii="Consolas" w:hAnsi="Consolas"/>
@@ -7210,6 +7503,7 @@
         <w:t>Dialogue</w:t>
       </w:r>
       <w:proofErr w:type="spellEnd"/>
+      <w:proofErr w:type="gramEnd"/>
       <w:r>
         <w:rPr>
           <w:rFonts w:ascii="Consolas" w:hAnsi="Consolas"/>
@@ -7298,7 +7592,23 @@
           <w:lang w:val="en-US"/>
         </w:rPr>
         <w:lastRenderedPageBreak/>
-        <w:t xml:space="preserve">Of course, you will need additional logic to e.g. link your </w:t>
+        <w:t xml:space="preserve">Of course, you will need additional logic to </w:t>
+      </w:r>
+      <w:proofErr w:type="gramStart"/>
+      <w:r>
+        <w:rPr>
+          <w:rFonts w:cs="Arial"/>
+          <w:lang w:val="en-US"/>
+        </w:rPr>
+        <w:t>e.g.</w:t>
+      </w:r>
+      <w:proofErr w:type="gramEnd"/>
+      <w:r>
+        <w:rPr>
+          <w:rFonts w:cs="Arial"/>
+          <w:lang w:val="en-US"/>
+        </w:rPr>
+        <w:t xml:space="preserve"> link your </w:t>
       </w:r>
       <w:r>
         <w:rPr>
@@ -7689,7 +7999,49 @@
           <w:szCs w:val="20"/>
           <w:lang w:val="en-US"/>
         </w:rPr>
-        <w:t>(e.g. open a shop from a Dialog, give an Item to the player, start a cutscene, …)</w:t>
+        <w:t>(</w:t>
+      </w:r>
+      <w:proofErr w:type="gramStart"/>
+      <w:r>
+        <w:rPr>
+          <w:i/>
+          <w:iCs/>
+          <w:sz w:val="24"/>
+          <w:szCs w:val="20"/>
+          <w:lang w:val="en-US"/>
+        </w:rPr>
+        <w:t>e.g.</w:t>
+      </w:r>
+      <w:proofErr w:type="gramEnd"/>
+      <w:r>
+        <w:rPr>
+          <w:i/>
+          <w:iCs/>
+          <w:sz w:val="24"/>
+          <w:szCs w:val="20"/>
+          <w:lang w:val="en-US"/>
+        </w:rPr>
+        <w:t xml:space="preserve"> open a shop from a Dialog, give an </w:t>
+      </w:r>
+      <w:r>
+        <w:rPr>
+          <w:i/>
+          <w:iCs/>
+          <w:sz w:val="24"/>
+          <w:szCs w:val="20"/>
+          <w:lang w:val="en-US"/>
+        </w:rPr>
+        <w:t>i</w:t>
+      </w:r>
+      <w:r>
+        <w:rPr>
+          <w:i/>
+          <w:iCs/>
+          <w:sz w:val="24"/>
+          <w:szCs w:val="20"/>
+          <w:lang w:val="en-US"/>
+        </w:rPr>
+        <w:t>tem to the player, start a cutscene, …)</w:t>
       </w:r>
       <w:r>
         <w:rPr>
@@ -7783,7 +8135,29 @@
           <w:szCs w:val="20"/>
           <w:lang w:val="en-US"/>
         </w:rPr>
-        <w:t>(e.g. player has a certain quest, reached a certain level, …)</w:t>
+        <w:t>(</w:t>
+      </w:r>
+      <w:proofErr w:type="gramStart"/>
+      <w:r>
+        <w:rPr>
+          <w:i/>
+          <w:iCs/>
+          <w:sz w:val="24"/>
+          <w:szCs w:val="20"/>
+          <w:lang w:val="en-US"/>
+        </w:rPr>
+        <w:t>e.g.</w:t>
+      </w:r>
+      <w:proofErr w:type="gramEnd"/>
+      <w:r>
+        <w:rPr>
+          <w:i/>
+          <w:iCs/>
+          <w:sz w:val="24"/>
+          <w:szCs w:val="20"/>
+          <w:lang w:val="en-US"/>
+        </w:rPr>
+        <w:t xml:space="preserve"> player has a certain quest, reached a certain level, …)</w:t>
       </w:r>
       <w:r>
         <w:rPr>
@@ -7815,7 +8189,27 @@
         <w:rPr>
           <w:lang w:val="en-US"/>
         </w:rPr>
-        <w:t>If you want to see some code and Dialog examples, check out section 6</w:t>
+        <w:t>If you want to see some code</w:t>
+      </w:r>
+      <w:r>
+        <w:rPr>
+          <w:lang w:val="en-US"/>
+        </w:rPr>
+        <w:t xml:space="preserve">, </w:t>
+      </w:r>
+      <w:proofErr w:type="gramStart"/>
+      <w:r>
+        <w:rPr>
+          <w:lang w:val="en-US"/>
+        </w:rPr>
+        <w:t>application</w:t>
+      </w:r>
+      <w:proofErr w:type="gramEnd"/>
+      <w:r>
+        <w:rPr>
+          <w:lang w:val="en-US"/>
+        </w:rPr>
+        <w:t xml:space="preserve"> and Dialog examples, check out section 6</w:t>
       </w:r>
     </w:p>
     <w:p>
@@ -7956,9 +8350,17 @@
         <w:rPr>
           <w:lang w:val="en-US"/>
         </w:rPr>
-        <w:t>s are being stored as JSON files with the .</w:t>
+        <w:t xml:space="preserve">s are being stored as JSON files with </w:t>
+      </w:r>
+      <w:proofErr w:type="gramStart"/>
+      <w:r>
+        <w:rPr>
+          <w:lang w:val="en-US"/>
+        </w:rPr>
+        <w:t>the .</w:t>
       </w:r>
       <w:proofErr w:type="spellStart"/>
+      <w:proofErr w:type="gramEnd"/>
       <w:r>
         <w:rPr>
           <w:lang w:val="en-US"/>
@@ -8380,7 +8782,25 @@
                                 <w:szCs w:val="15"/>
                                 <w:lang w:val="en-US"/>
                               </w:rPr>
-                              <w:t xml:space="preserve"> and either a normal Text component or a TextMeshPro component. In the case of the Answer Text Boxes also a Button component</w:t>
+                              <w:t xml:space="preserve"> and either a normal Text component or a TextMeshPro component. In the case of the Answer Text </w:t>
+                            </w:r>
+                            <w:proofErr w:type="gramStart"/>
+                            <w:r>
+                              <w:rPr>
+                                <w:sz w:val="15"/>
+                                <w:szCs w:val="15"/>
+                                <w:lang w:val="en-US"/>
+                              </w:rPr>
+                              <w:t>Boxes also</w:t>
+                            </w:r>
+                            <w:proofErr w:type="gramEnd"/>
+                            <w:r>
+                              <w:rPr>
+                                <w:sz w:val="15"/>
+                                <w:szCs w:val="15"/>
+                                <w:lang w:val="en-US"/>
+                              </w:rPr>
+                              <w:t xml:space="preserve"> a Button component</w:t>
                             </w:r>
                           </w:p>
                           <w:p>
@@ -8418,6 +8838,14 @@
                               </w:rPr>
                               <w:t>GameObject</w:t>
                             </w:r>
+                            <w:r>
+                              <w:rPr>
+                                <w:sz w:val="15"/>
+                                <w:szCs w:val="15"/>
+                                <w:lang w:val="en-US"/>
+                              </w:rPr>
+                              <w:t>s</w:t>
+                            </w:r>
                             <w:proofErr w:type="spellEnd"/>
                             <w:r>
                               <w:rPr>
@@ -8433,7 +8861,25 @@
                                 <w:szCs w:val="15"/>
                                 <w:lang w:val="en-US"/>
                               </w:rPr>
-                              <w:t xml:space="preserve"> (e.g. </w:t>
+                              <w:t xml:space="preserve"> (</w:t>
+                            </w:r>
+                            <w:proofErr w:type="gramStart"/>
+                            <w:r>
+                              <w:rPr>
+                                <w:sz w:val="15"/>
+                                <w:szCs w:val="15"/>
+                                <w:lang w:val="en-US"/>
+                              </w:rPr>
+                              <w:t>e.g.</w:t>
+                            </w:r>
+                            <w:proofErr w:type="gramEnd"/>
+                            <w:r>
+                              <w:rPr>
+                                <w:sz w:val="15"/>
+                                <w:szCs w:val="15"/>
+                                <w:lang w:val="en-US"/>
+                              </w:rPr>
+                              <w:t xml:space="preserve"> </w:t>
                             </w:r>
                             <w:proofErr w:type="spellStart"/>
                             <w:r>
@@ -8502,7 +8948,25 @@
                                 <w:szCs w:val="15"/>
                                 <w:lang w:val="en-US"/>
                               </w:rPr>
-                              <w:t xml:space="preserve"> during Dialog playback to interact with the Dialog (e.g. skip to the next </w:t>
+                              <w:t xml:space="preserve"> during Dialog playback to interact with the Dialog (</w:t>
+                            </w:r>
+                            <w:proofErr w:type="gramStart"/>
+                            <w:r>
+                              <w:rPr>
+                                <w:sz w:val="15"/>
+                                <w:szCs w:val="15"/>
+                                <w:lang w:val="en-US"/>
+                              </w:rPr>
+                              <w:t>e.g.</w:t>
+                            </w:r>
+                            <w:proofErr w:type="gramEnd"/>
+                            <w:r>
+                              <w:rPr>
+                                <w:sz w:val="15"/>
+                                <w:szCs w:val="15"/>
+                                <w:lang w:val="en-US"/>
+                              </w:rPr>
+                              <w:t xml:space="preserve"> skip to the next </w:t>
                             </w:r>
                             <w:proofErr w:type="spellStart"/>
                             <w:r>
@@ -8547,7 +9011,25 @@
                                 <w:szCs w:val="15"/>
                                 <w:lang w:val="en-US"/>
                               </w:rPr>
-                              <w:t xml:space="preserve"> Whether or not to save and load the Global Properties as a JSON file under </w:t>
+                              <w:t xml:space="preserve"> </w:t>
+                            </w:r>
+                            <w:proofErr w:type="gramStart"/>
+                            <w:r>
+                              <w:rPr>
+                                <w:sz w:val="15"/>
+                                <w:szCs w:val="15"/>
+                                <w:lang w:val="en-US"/>
+                              </w:rPr>
+                              <w:t>Whether or not</w:t>
+                            </w:r>
+                            <w:proofErr w:type="gramEnd"/>
+                            <w:r>
+                              <w:rPr>
+                                <w:sz w:val="15"/>
+                                <w:szCs w:val="15"/>
+                                <w:lang w:val="en-US"/>
+                              </w:rPr>
+                              <w:t xml:space="preserve"> to save and load the Global Properties as a JSON file under </w:t>
                             </w:r>
                             <w:proofErr w:type="spellStart"/>
                             <w:r>
@@ -8648,7 +9130,25 @@
                                 <w:szCs w:val="15"/>
                                 <w:lang w:val="en-US"/>
                               </w:rPr>
-                              <w:t>How long shall be waited between the specified events. Can be used to e.g. await the end of an animation</w:t>
+                              <w:t xml:space="preserve">How long shall be waited between the specified events. Can be used to </w:t>
+                            </w:r>
+                            <w:proofErr w:type="gramStart"/>
+                            <w:r>
+                              <w:rPr>
+                                <w:sz w:val="15"/>
+                                <w:szCs w:val="15"/>
+                                <w:lang w:val="en-US"/>
+                              </w:rPr>
+                              <w:t>e.g.</w:t>
+                            </w:r>
+                            <w:proofErr w:type="gramEnd"/>
+                            <w:r>
+                              <w:rPr>
+                                <w:sz w:val="15"/>
+                                <w:szCs w:val="15"/>
+                                <w:lang w:val="en-US"/>
+                              </w:rPr>
+                              <w:t xml:space="preserve"> await the end of an animation</w:t>
                             </w:r>
                           </w:p>
                           <w:p>
@@ -8952,7 +9452,25 @@
                           <w:szCs w:val="15"/>
                           <w:lang w:val="en-US"/>
                         </w:rPr>
-                        <w:t xml:space="preserve"> and either a normal Text component or a TextMeshPro component. In the case of the Answer Text Boxes also a Button component</w:t>
+                        <w:t xml:space="preserve"> and either a normal Text component or a TextMeshPro component. In the case of the Answer Text </w:t>
+                      </w:r>
+                      <w:proofErr w:type="gramStart"/>
+                      <w:r>
+                        <w:rPr>
+                          <w:sz w:val="15"/>
+                          <w:szCs w:val="15"/>
+                          <w:lang w:val="en-US"/>
+                        </w:rPr>
+                        <w:t>Boxes also</w:t>
+                      </w:r>
+                      <w:proofErr w:type="gramEnd"/>
+                      <w:r>
+                        <w:rPr>
+                          <w:sz w:val="15"/>
+                          <w:szCs w:val="15"/>
+                          <w:lang w:val="en-US"/>
+                        </w:rPr>
+                        <w:t xml:space="preserve"> a Button component</w:t>
                       </w:r>
                     </w:p>
                     <w:p>
@@ -8990,6 +9508,14 @@
                         </w:rPr>
                         <w:t>GameObject</w:t>
                       </w:r>
+                      <w:r>
+                        <w:rPr>
+                          <w:sz w:val="15"/>
+                          <w:szCs w:val="15"/>
+                          <w:lang w:val="en-US"/>
+                        </w:rPr>
+                        <w:t>s</w:t>
+                      </w:r>
                       <w:proofErr w:type="spellEnd"/>
                       <w:r>
                         <w:rPr>
@@ -9005,7 +9531,25 @@
                           <w:szCs w:val="15"/>
                           <w:lang w:val="en-US"/>
                         </w:rPr>
-                        <w:t xml:space="preserve"> (e.g. </w:t>
+                        <w:t xml:space="preserve"> (</w:t>
+                      </w:r>
+                      <w:proofErr w:type="gramStart"/>
+                      <w:r>
+                        <w:rPr>
+                          <w:sz w:val="15"/>
+                          <w:szCs w:val="15"/>
+                          <w:lang w:val="en-US"/>
+                        </w:rPr>
+                        <w:t>e.g.</w:t>
+                      </w:r>
+                      <w:proofErr w:type="gramEnd"/>
+                      <w:r>
+                        <w:rPr>
+                          <w:sz w:val="15"/>
+                          <w:szCs w:val="15"/>
+                          <w:lang w:val="en-US"/>
+                        </w:rPr>
+                        <w:t xml:space="preserve"> </w:t>
                       </w:r>
                       <w:proofErr w:type="spellStart"/>
                       <w:r>
@@ -9074,7 +9618,25 @@
                           <w:szCs w:val="15"/>
                           <w:lang w:val="en-US"/>
                         </w:rPr>
-                        <w:t xml:space="preserve"> during Dialog playback to interact with the Dialog (e.g. skip to the next </w:t>
+                        <w:t xml:space="preserve"> during Dialog playback to interact with the Dialog (</w:t>
+                      </w:r>
+                      <w:proofErr w:type="gramStart"/>
+                      <w:r>
+                        <w:rPr>
+                          <w:sz w:val="15"/>
+                          <w:szCs w:val="15"/>
+                          <w:lang w:val="en-US"/>
+                        </w:rPr>
+                        <w:t>e.g.</w:t>
+                      </w:r>
+                      <w:proofErr w:type="gramEnd"/>
+                      <w:r>
+                        <w:rPr>
+                          <w:sz w:val="15"/>
+                          <w:szCs w:val="15"/>
+                          <w:lang w:val="en-US"/>
+                        </w:rPr>
+                        <w:t xml:space="preserve"> skip to the next </w:t>
                       </w:r>
                       <w:proofErr w:type="spellStart"/>
                       <w:r>
@@ -9119,7 +9681,25 @@
                           <w:szCs w:val="15"/>
                           <w:lang w:val="en-US"/>
                         </w:rPr>
-                        <w:t xml:space="preserve"> Whether or not to save and load the Global Properties as a JSON file under </w:t>
+                        <w:t xml:space="preserve"> </w:t>
+                      </w:r>
+                      <w:proofErr w:type="gramStart"/>
+                      <w:r>
+                        <w:rPr>
+                          <w:sz w:val="15"/>
+                          <w:szCs w:val="15"/>
+                          <w:lang w:val="en-US"/>
+                        </w:rPr>
+                        <w:t>Whether or not</w:t>
+                      </w:r>
+                      <w:proofErr w:type="gramEnd"/>
+                      <w:r>
+                        <w:rPr>
+                          <w:sz w:val="15"/>
+                          <w:szCs w:val="15"/>
+                          <w:lang w:val="en-US"/>
+                        </w:rPr>
+                        <w:t xml:space="preserve"> to save and load the Global Properties as a JSON file under </w:t>
                       </w:r>
                       <w:proofErr w:type="spellStart"/>
                       <w:r>
@@ -9220,7 +9800,25 @@
                           <w:szCs w:val="15"/>
                           <w:lang w:val="en-US"/>
                         </w:rPr>
-                        <w:t>How long shall be waited between the specified events. Can be used to e.g. await the end of an animation</w:t>
+                        <w:t xml:space="preserve">How long shall be waited between the specified events. Can be used to </w:t>
+                      </w:r>
+                      <w:proofErr w:type="gramStart"/>
+                      <w:r>
+                        <w:rPr>
+                          <w:sz w:val="15"/>
+                          <w:szCs w:val="15"/>
+                          <w:lang w:val="en-US"/>
+                        </w:rPr>
+                        <w:t>e.g.</w:t>
+                      </w:r>
+                      <w:proofErr w:type="gramEnd"/>
+                      <w:r>
+                        <w:rPr>
+                          <w:sz w:val="15"/>
+                          <w:szCs w:val="15"/>
+                          <w:lang w:val="en-US"/>
+                        </w:rPr>
+                        <w:t xml:space="preserve"> await the end of an animation</w:t>
                       </w:r>
                     </w:p>
                     <w:p>
@@ -9449,6 +10047,7 @@
         <w:t xml:space="preserve">To start a Dialog simply call </w:t>
       </w:r>
       <w:proofErr w:type="spellStart"/>
+      <w:proofErr w:type="gramStart"/>
       <w:r>
         <w:rPr>
           <w:rFonts w:ascii="Consolas" w:hAnsi="Consolas"/>
@@ -9457,6 +10056,7 @@
         <w:t>UDSDialogManager.instance.StartDialog</w:t>
       </w:r>
       <w:proofErr w:type="spellEnd"/>
+      <w:proofErr w:type="gramEnd"/>
       <w:r>
         <w:rPr>
           <w:rFonts w:ascii="Consolas" w:hAnsi="Consolas"/>
@@ -9516,6 +10116,131 @@
           <w:lang w:val="en-US"/>
         </w:rPr>
         <w:t>must be equal to the filename of the Dialog. This will activate the Dialog UI and start playback of the Dialog.</w:t>
+      </w:r>
+    </w:p>
+    <w:p>
+      <w:pPr>
+        <w:rPr>
+          <w:rFonts w:cs="Arial"/>
+          <w:lang w:val="en-US"/>
+        </w:rPr>
+      </w:pPr>
+      <w:r>
+        <w:rPr>
+          <w:rFonts w:cs="Arial"/>
+          <w:lang w:val="en-US"/>
+        </w:rPr>
+        <w:t xml:space="preserve">You’ll probably want to store the </w:t>
+      </w:r>
+      <w:proofErr w:type="spellStart"/>
+      <w:r>
+        <w:rPr>
+          <w:rFonts w:ascii="Consolas" w:hAnsi="Consolas" w:cs="Arial"/>
+          <w:lang w:val="en-US"/>
+        </w:rPr>
+        <w:t>dialogID</w:t>
+      </w:r>
+      <w:proofErr w:type="spellEnd"/>
+      <w:r>
+        <w:rPr>
+          <w:rFonts w:ascii="Consolas" w:hAnsi="Consolas" w:cs="Arial"/>
+          <w:lang w:val="en-US"/>
+        </w:rPr>
+        <w:t xml:space="preserve"> </w:t>
+      </w:r>
+      <w:r>
+        <w:rPr>
+          <w:rFonts w:cs="Arial"/>
+          <w:lang w:val="en-US"/>
+        </w:rPr>
+        <w:t xml:space="preserve">for </w:t>
+      </w:r>
+      <w:proofErr w:type="gramStart"/>
+      <w:r>
+        <w:rPr>
+          <w:rFonts w:cs="Arial"/>
+          <w:lang w:val="en-US"/>
+        </w:rPr>
+        <w:t>e.g.</w:t>
+      </w:r>
+      <w:proofErr w:type="gramEnd"/>
+      <w:r>
+        <w:rPr>
+          <w:rFonts w:cs="Arial"/>
+          <w:lang w:val="en-US"/>
+        </w:rPr>
+        <w:t xml:space="preserve"> an NPC somewhere on its </w:t>
+      </w:r>
+      <w:proofErr w:type="spellStart"/>
+      <w:r>
+        <w:rPr>
+          <w:rFonts w:cs="Arial"/>
+          <w:lang w:val="en-US"/>
+        </w:rPr>
+        <w:t>GameObject</w:t>
+      </w:r>
+      <w:proofErr w:type="spellEnd"/>
+      <w:r>
+        <w:rPr>
+          <w:rFonts w:cs="Arial"/>
+          <w:lang w:val="en-US"/>
+        </w:rPr>
+        <w:t xml:space="preserve">. If you want a starting point for that, check out the </w:t>
+      </w:r>
+      <w:proofErr w:type="spellStart"/>
+      <w:r>
+        <w:rPr>
+          <w:rFonts w:ascii="Consolas" w:hAnsi="Consolas" w:cs="Arial"/>
+          <w:lang w:val="en-US"/>
+        </w:rPr>
+        <w:t>UDSDialogStarter</w:t>
+      </w:r>
+      <w:proofErr w:type="spellEnd"/>
+      <w:r>
+        <w:rPr>
+          <w:rFonts w:ascii="Consolas" w:hAnsi="Consolas" w:cs="Arial"/>
+          <w:lang w:val="en-US"/>
+        </w:rPr>
+        <w:t xml:space="preserve"> and </w:t>
+      </w:r>
+      <w:proofErr w:type="spellStart"/>
+      <w:r>
+        <w:rPr>
+          <w:rFonts w:ascii="Consolas" w:hAnsi="Consolas" w:cs="Arial"/>
+          <w:lang w:val="en-US"/>
+        </w:rPr>
+        <w:t>UDSPlayerDialog</w:t>
+      </w:r>
+      <w:proofErr w:type="spellEnd"/>
+      <w:r>
+        <w:rPr>
+          <w:rFonts w:ascii="Consolas" w:hAnsi="Consolas" w:cs="Arial"/>
+          <w:lang w:val="en-US"/>
+        </w:rPr>
+        <w:t xml:space="preserve"> </w:t>
+      </w:r>
+      <w:r>
+        <w:rPr>
+          <w:rFonts w:cs="Arial"/>
+          <w:lang w:val="en-US"/>
+        </w:rPr>
+        <w:t xml:space="preserve">scripts in the </w:t>
+      </w:r>
+      <w:proofErr w:type="spellStart"/>
+      <w:r>
+        <w:rPr>
+          <w:rFonts w:cs="Arial"/>
+          <w:lang w:val="en-US"/>
+        </w:rPr>
+        <w:t>ExampleProject</w:t>
+      </w:r>
+      <w:proofErr w:type="spellEnd"/>
+      <w:r>
+        <w:rPr>
+          <w:rFonts w:cs="Arial"/>
+          <w:lang w:val="en-US"/>
+        </w:rPr>
+        <w:t>, which are explained in more detail under 3. Quick Start</w:t>
       </w:r>
     </w:p>
     <w:p>
@@ -9559,6 +10284,302 @@
     </w:p>
     <w:p>
       <w:pPr>
+        <w:rPr>
+          <w:lang w:val="en-US"/>
+        </w:rPr>
+      </w:pPr>
+      <w:bookmarkStart w:id="14" w:name="_Toc77091269"/>
+    </w:p>
+    <w:p>
+      <w:pPr>
+        <w:rPr>
+          <w:lang w:val="en-US"/>
+        </w:rPr>
+      </w:pPr>
+      <w:r>
+        <w:rPr>
+          <w:noProof/>
+          <w:lang w:val="en-US"/>
+        </w:rPr>
+        <w:drawing>
+          <wp:anchor distT="0" distB="0" distL="114300" distR="180340" simplePos="0" relativeHeight="251664384" behindDoc="0" locked="0" layoutInCell="1" allowOverlap="1" wp14:anchorId="42F83C4E" wp14:editId="0EBD75E9">
+            <wp:simplePos x="0" y="0"/>
+            <wp:positionH relativeFrom="column">
+              <wp:posOffset>-69215</wp:posOffset>
+            </wp:positionH>
+            <wp:positionV relativeFrom="page">
+              <wp:posOffset>4305300</wp:posOffset>
+            </wp:positionV>
+            <wp:extent cx="2048400" cy="5432400"/>
+            <wp:effectExtent l="0" t="0" r="9525" b="0"/>
+            <wp:wrapSquare wrapText="bothSides"/>
+            <wp:docPr id="8" name="Grafik 8"/>
+            <wp:cNvGraphicFramePr>
+              <a:graphicFrameLocks xmlns:a="http://schemas.openxmlformats.org/drawingml/2006/main" noChangeAspect="1"/>
+            </wp:cNvGraphicFramePr>
+            <a:graphic xmlns:a="http://schemas.openxmlformats.org/drawingml/2006/main">
+              <a:graphicData uri="http://schemas.openxmlformats.org/drawingml/2006/picture">
+                <pic:pic xmlns:pic="http://schemas.openxmlformats.org/drawingml/2006/picture">
+                  <pic:nvPicPr>
+                    <pic:cNvPr id="8" name="Grafik 8"/>
+                    <pic:cNvPicPr>
+                      <a:picLocks noChangeAspect="1" noChangeArrowheads="1"/>
+                    </pic:cNvPicPr>
+                  </pic:nvPicPr>
+                  <pic:blipFill>
+                    <a:blip r:embed="rId13" cstate="print">
+                      <a:extLst>
+                        <a:ext uri="{28A0092B-C50C-407E-A947-70E740481C1C}">
+                          <a14:useLocalDpi xmlns:a14="http://schemas.microsoft.com/office/drawing/2010/main" val="0"/>
+                        </a:ext>
+                      </a:extLst>
+                    </a:blip>
+                    <a:stretch>
+                      <a:fillRect/>
+                    </a:stretch>
+                  </pic:blipFill>
+                  <pic:spPr bwMode="auto">
+                    <a:xfrm>
+                      <a:off x="0" y="0"/>
+                      <a:ext cx="2048400" cy="5432400"/>
+                    </a:xfrm>
+                    <a:prstGeom prst="rect">
+                      <a:avLst/>
+                    </a:prstGeom>
+                    <a:noFill/>
+                    <a:ln>
+                      <a:noFill/>
+                    </a:ln>
+                  </pic:spPr>
+                </pic:pic>
+              </a:graphicData>
+            </a:graphic>
+            <wp14:sizeRelH relativeFrom="margin">
+              <wp14:pctWidth>0</wp14:pctWidth>
+            </wp14:sizeRelH>
+            <wp14:sizeRelV relativeFrom="margin">
+              <wp14:pctHeight>0</wp14:pctHeight>
+            </wp14:sizeRelV>
+          </wp:anchor>
+        </w:drawing>
+      </w:r>
+      <w:r>
+        <w:rPr>
+          <w:lang w:val="en-US"/>
+        </w:rPr>
+        <w:t xml:space="preserve">To connect the UDS to your game systems and to extend it with your own code, you can override the </w:t>
+      </w:r>
+      <w:proofErr w:type="spellStart"/>
+      <w:r>
+        <w:rPr>
+          <w:lang w:val="en-US"/>
+        </w:rPr>
+        <w:t>UDSDialogueManager</w:t>
+      </w:r>
+      <w:proofErr w:type="spellEnd"/>
+      <w:r>
+        <w:rPr>
+          <w:lang w:val="en-US"/>
+        </w:rPr>
+        <w:t>. It offers certain event methods/messages that work very similar to how Unity</w:t>
+      </w:r>
+      <w:r>
+        <w:rPr>
+          <w:lang w:val="en-US"/>
+        </w:rPr>
+        <w:t>’</w:t>
+      </w:r>
+      <w:r>
+        <w:rPr>
+          <w:lang w:val="en-US"/>
+        </w:rPr>
+        <w:t xml:space="preserve">s messages (Start, </w:t>
+      </w:r>
+      <w:proofErr w:type="spellStart"/>
+      <w:r>
+        <w:rPr>
+          <w:lang w:val="en-US"/>
+        </w:rPr>
+        <w:t>OnTriggerEnter</w:t>
+      </w:r>
+      <w:proofErr w:type="spellEnd"/>
+      <w:r>
+        <w:rPr>
+          <w:lang w:val="en-US"/>
+        </w:rPr>
+        <w:t xml:space="preserve">, …) work. By overriding </w:t>
+      </w:r>
+      <w:proofErr w:type="spellStart"/>
+      <w:r>
+        <w:rPr>
+          <w:rFonts w:ascii="Consolas" w:hAnsi="Consolas"/>
+          <w:lang w:val="en-US"/>
+        </w:rPr>
+        <w:t>OnDialoguePartStart</w:t>
+      </w:r>
+      <w:proofErr w:type="spellEnd"/>
+      <w:r>
+        <w:rPr>
+          <w:b/>
+          <w:bCs/>
+          <w:lang w:val="en-US"/>
+        </w:rPr>
+        <w:t xml:space="preserve"> </w:t>
+      </w:r>
+      <w:r>
+        <w:rPr>
+          <w:lang w:val="en-US"/>
+        </w:rPr>
+        <w:t xml:space="preserve">for example, you can write code that is run whenever a new </w:t>
+      </w:r>
+      <w:proofErr w:type="spellStart"/>
+      <w:r>
+        <w:rPr>
+          <w:lang w:val="en-US"/>
+        </w:rPr>
+        <w:t>DialoguePart</w:t>
+      </w:r>
+      <w:proofErr w:type="spellEnd"/>
+      <w:r>
+        <w:rPr>
+          <w:lang w:val="en-US"/>
+        </w:rPr>
+        <w:t xml:space="preserve"> is being started. More importantly, these methods allow you to access </w:t>
+      </w:r>
+      <w:proofErr w:type="gramStart"/>
+      <w:r>
+        <w:rPr>
+          <w:lang w:val="en-US"/>
+        </w:rPr>
+        <w:t>e.g.</w:t>
+      </w:r>
+      <w:proofErr w:type="gramEnd"/>
+      <w:r>
+        <w:rPr>
+          <w:lang w:val="en-US"/>
+        </w:rPr>
+        <w:t xml:space="preserve"> the current </w:t>
+      </w:r>
+      <w:proofErr w:type="spellStart"/>
+      <w:r>
+        <w:rPr>
+          <w:lang w:val="en-US"/>
+        </w:rPr>
+        <w:t>DialoguePart</w:t>
+      </w:r>
+      <w:proofErr w:type="spellEnd"/>
+      <w:r>
+        <w:rPr>
+          <w:lang w:val="en-US"/>
+        </w:rPr>
+        <w:t xml:space="preserve"> and its Properties by passing them as parameters</w:t>
+      </w:r>
+      <w:r>
+        <w:rPr>
+          <w:lang w:val="en-US"/>
+        </w:rPr>
+        <w:t xml:space="preserve">. Thus, they are your way to access Properties </w:t>
+      </w:r>
+      <w:r>
+        <w:rPr>
+          <w:lang w:val="en-US"/>
+        </w:rPr>
+        <w:t>during a Dialogue</w:t>
+      </w:r>
+      <w:r>
+        <w:rPr>
+          <w:lang w:val="en-US"/>
+        </w:rPr>
+        <w:t>!</w:t>
+      </w:r>
+    </w:p>
+    <w:p>
+      <w:pPr>
+        <w:ind w:left="2124"/>
+        <w:rPr>
+          <w:lang w:val="en-US"/>
+        </w:rPr>
+      </w:pPr>
+      <w:r>
+        <w:rPr>
+          <w:lang w:val="en-US"/>
+        </w:rPr>
+        <w:t xml:space="preserve">The diagram shows in blue all the messages/events that you can override and </w:t>
+      </w:r>
+      <w:r>
+        <w:rPr>
+          <w:lang w:val="en-US"/>
+        </w:rPr>
+        <w:t>the order in which they are called d</w:t>
+      </w:r>
+      <w:r>
+        <w:rPr>
+          <w:lang w:val="en-US"/>
+        </w:rPr>
+        <w:t xml:space="preserve">uring a Dialogue. </w:t>
+      </w:r>
+      <w:r>
+        <w:rPr>
+          <w:lang w:val="en-US"/>
+        </w:rPr>
+        <w:t xml:space="preserve">All of them pass their respective Dialogue Component (that is Dialogue Part, Answer or </w:t>
+      </w:r>
+      <w:proofErr w:type="gramStart"/>
+      <w:r>
+        <w:rPr>
+          <w:lang w:val="en-US"/>
+        </w:rPr>
+        <w:t>Dialogue)</w:t>
+      </w:r>
+      <w:r>
+        <w:rPr>
+          <w:lang w:val="en-US"/>
+        </w:rPr>
+        <w:t xml:space="preserve">  </w:t>
+      </w:r>
+      <w:r>
+        <w:rPr>
+          <w:lang w:val="en-US"/>
+        </w:rPr>
+        <w:t>as</w:t>
+      </w:r>
+      <w:proofErr w:type="gramEnd"/>
+      <w:r>
+        <w:rPr>
+          <w:lang w:val="en-US"/>
+        </w:rPr>
+        <w:t xml:space="preserve"> a parameter for you to access its Properties.</w:t>
+      </w:r>
+      <w:r>
+        <w:rPr>
+          <w:lang w:val="en-US"/>
+        </w:rPr>
+        <w:t xml:space="preserve"> The orange methods are helper methods which you can also override to provide special functionality that is important </w:t>
+      </w:r>
+      <w:proofErr w:type="gramStart"/>
+      <w:r>
+        <w:rPr>
+          <w:lang w:val="en-US"/>
+        </w:rPr>
+        <w:t>e.g.</w:t>
+      </w:r>
+      <w:proofErr w:type="gramEnd"/>
+      <w:r>
+        <w:rPr>
+          <w:lang w:val="en-US"/>
+        </w:rPr>
+        <w:t xml:space="preserve"> for your UI or for formatting text before its being shown to the player.</w:t>
+      </w:r>
+      <w:r>
+        <w:rPr>
+          <w:highlight w:val="lightGray"/>
+          <w:lang w:val="en-US"/>
+        </w:rPr>
+        <w:br w:type="page"/>
+      </w:r>
+    </w:p>
+    <w:p>
+      <w:pPr>
         <w:pStyle w:val="berschrift2"/>
         <w:numPr>
           <w:ilvl w:val="1"/>
@@ -9568,18 +10589,18 @@
           <w:lang w:val="en-US"/>
         </w:rPr>
       </w:pPr>
-      <w:bookmarkStart w:id="14" w:name="_Toc77091269"/>
-      <w:r>
-        <w:rPr>
-          <w:lang w:val="en-US"/>
-        </w:rPr>
-        <w:t>Dialogue</w:t>
-      </w:r>
-      <w:r>
-        <w:rPr>
-          <w:lang w:val="en-US"/>
-        </w:rPr>
-        <w:t xml:space="preserve"> Components and working with Properties</w:t>
+      <w:r>
+        <w:rPr>
+          <w:lang w:val="en-US"/>
+        </w:rPr>
+        <w:lastRenderedPageBreak/>
+        <w:t>Working</w:t>
+      </w:r>
+      <w:r>
+        <w:rPr>
+          <w:lang w:val="en-US"/>
+        </w:rPr>
+        <w:t xml:space="preserve"> with Properties</w:t>
       </w:r>
       <w:bookmarkEnd w:id="14"/>
     </w:p>
@@ -9697,7 +10718,21 @@
         <w:rPr>
           <w:lang w:val="en-US"/>
         </w:rPr>
-        <w:t xml:space="preserve">Creating, saving and loading </w:t>
+        <w:t xml:space="preserve">Creating, </w:t>
+      </w:r>
+      <w:proofErr w:type="gramStart"/>
+      <w:r>
+        <w:rPr>
+          <w:lang w:val="en-US"/>
+        </w:rPr>
+        <w:t>saving</w:t>
+      </w:r>
+      <w:proofErr w:type="gramEnd"/>
+      <w:r>
+        <w:rPr>
+          <w:lang w:val="en-US"/>
+        </w:rPr>
+        <w:t xml:space="preserve"> and loading </w:t>
       </w:r>
       <w:r>
         <w:rPr>
@@ -10007,7 +11042,23 @@
           <w:lang w:val="en-US"/>
         </w:rPr>
         <w:lastRenderedPageBreak/>
-        <w:t xml:space="preserve">which means that it is the start of the Dialogue. If you left-click a </w:t>
+        <w:t xml:space="preserve">which means that it is the start of the Dialogue. If you </w:t>
+      </w:r>
+      <w:proofErr w:type="gramStart"/>
+      <w:r>
+        <w:rPr>
+          <w:color w:val="000000" w:themeColor="text1"/>
+          <w:lang w:val="en-US"/>
+        </w:rPr>
+        <w:t>left-click</w:t>
+      </w:r>
+      <w:proofErr w:type="gramEnd"/>
+      <w:r>
+        <w:rPr>
+          <w:color w:val="000000" w:themeColor="text1"/>
+          <w:lang w:val="en-US"/>
+        </w:rPr>
+        <w:t xml:space="preserve"> a </w:t>
       </w:r>
       <w:r>
         <w:rPr>
@@ -10109,7 +11160,23 @@
           <w:color w:val="000000" w:themeColor="text1"/>
           <w:lang w:val="en-US"/>
         </w:rPr>
-        <w:t>Enter the ID for your Dialogue Part here. IDs have to be unique and should contain a little information about the contents of the Dialogue Part.</w:t>
+        <w:t xml:space="preserve">Enter the ID for your Dialogue Part here. IDs </w:t>
+      </w:r>
+      <w:proofErr w:type="gramStart"/>
+      <w:r>
+        <w:rPr>
+          <w:color w:val="000000" w:themeColor="text1"/>
+          <w:lang w:val="en-US"/>
+        </w:rPr>
+        <w:t>have to</w:t>
+      </w:r>
+      <w:proofErr w:type="gramEnd"/>
+      <w:r>
+        <w:rPr>
+          <w:color w:val="000000" w:themeColor="text1"/>
+          <w:lang w:val="en-US"/>
+        </w:rPr>
+        <w:t xml:space="preserve"> be unique and should contain a little information about the contents of the Dialogue Part.</w:t>
       </w:r>
     </w:p>
     <w:p>
@@ -10326,7 +11393,23 @@
           <w:color w:val="000000" w:themeColor="text1"/>
           <w:lang w:val="en-US"/>
         </w:rPr>
-        <w:t>Note the red arrows above Answers which indicate when an Answer ends the Dialogue. Also note how Dialogue Parts can be connected to others either via Answers (meaning the player has to click/tap an Answer) or directly (meaning the player has to press a button or tap the screen to continue), the latter is only possible if the Dialogue Part has no Answers.</w:t>
+        <w:t xml:space="preserve">Note the red arrows above Answers which indicate when an Answer ends the Dialogue. Also note how Dialogue Parts can be connected to others either via Answers (meaning the player </w:t>
+      </w:r>
+      <w:proofErr w:type="gramStart"/>
+      <w:r>
+        <w:rPr>
+          <w:color w:val="000000" w:themeColor="text1"/>
+          <w:lang w:val="en-US"/>
+        </w:rPr>
+        <w:t>has to</w:t>
+      </w:r>
+      <w:proofErr w:type="gramEnd"/>
+      <w:r>
+        <w:rPr>
+          <w:color w:val="000000" w:themeColor="text1"/>
+          <w:lang w:val="en-US"/>
+        </w:rPr>
+        <w:t xml:space="preserve"> click/tap an Answer) or directly (meaning the player has to press a button or tap the screen to continue), the latter is only possible if the Dialogue Part has no Answers.</w:t>
       </w:r>
     </w:p>
     <w:p>
@@ -10401,7 +11484,21 @@
         <w:rPr>
           <w:lang w:val="en-US"/>
         </w:rPr>
-        <w:t xml:space="preserve">To manage the Global Properties defined in the Editor press the “Global Properties” button at the bottom of the screen. This will open up the Global Properties menu where you can create and remove Global Properties similar to how you would manage normal Properties on e.g. </w:t>
+        <w:t xml:space="preserve">To manage the Global Properties defined in the Editor press the “Global Properties” button at the bottom of the screen. This will open up the Global Properties menu where you can create and remove Global Properties similar to how you would manage normal Properties on </w:t>
+      </w:r>
+      <w:proofErr w:type="gramStart"/>
+      <w:r>
+        <w:rPr>
+          <w:lang w:val="en-US"/>
+        </w:rPr>
+        <w:t>e.g.</w:t>
+      </w:r>
+      <w:proofErr w:type="gramEnd"/>
+      <w:r>
+        <w:rPr>
+          <w:lang w:val="en-US"/>
+        </w:rPr>
+        <w:t xml:space="preserve"> </w:t>
       </w:r>
       <w:proofErr w:type="spellStart"/>
       <w:r>
@@ -10433,6 +11530,7 @@
         <w:t xml:space="preserve">Inside your game, you can set Global Properties using </w:t>
       </w:r>
       <w:proofErr w:type="spellStart"/>
+      <w:proofErr w:type="gramStart"/>
       <w:r>
         <w:rPr>
           <w:rFonts w:ascii="Consolas" w:hAnsi="Consolas" w:cs="Arial"/>
@@ -10441,6 +11539,7 @@
         <w:t>UDSDialogManager.instance.SetGlobalProperty</w:t>
       </w:r>
       <w:proofErr w:type="spellEnd"/>
+      <w:proofErr w:type="gramEnd"/>
       <w:r>
         <w:rPr>
           <w:rFonts w:ascii="Consolas" w:hAnsi="Consolas" w:cs="Arial"/>
@@ -10495,7 +11594,23 @@
           <w:rFonts w:cs="Arial"/>
           <w:lang w:val="en-US"/>
         </w:rPr>
-        <w:t xml:space="preserve"> undefined in the game, the condition will always evaluate to false.</w:t>
+        <w:t xml:space="preserve"> undefined in the game, the condition will always evaluate </w:t>
+      </w:r>
+      <w:proofErr w:type="gramStart"/>
+      <w:r>
+        <w:rPr>
+          <w:rFonts w:cs="Arial"/>
+          <w:lang w:val="en-US"/>
+        </w:rPr>
+        <w:t>to</w:t>
+      </w:r>
+      <w:proofErr w:type="gramEnd"/>
+      <w:r>
+        <w:rPr>
+          <w:rFonts w:cs="Arial"/>
+          <w:lang w:val="en-US"/>
+        </w:rPr>
+        <w:t xml:space="preserve"> false.</w:t>
       </w:r>
     </w:p>
     <w:p>
@@ -10536,7 +11651,31 @@
           <w:szCs w:val="20"/>
           <w:lang w:val="en-US"/>
         </w:rPr>
-        <w:t xml:space="preserve"> e.g. share them with a team member. To do so, go into the settings menu (button at the bottom). The Global Properties Save Path defines where they are stored (as a JSON file). You can change that path</w:t>
+        <w:t xml:space="preserve"> </w:t>
+      </w:r>
+      <w:proofErr w:type="gramStart"/>
+      <w:r>
+        <w:rPr>
+          <w:rFonts w:cs="Arial"/>
+          <w:i/>
+          <w:iCs/>
+          <w:sz w:val="24"/>
+          <w:szCs w:val="20"/>
+          <w:lang w:val="en-US"/>
+        </w:rPr>
+        <w:t>e.g.</w:t>
+      </w:r>
+      <w:proofErr w:type="gramEnd"/>
+      <w:r>
+        <w:rPr>
+          <w:rFonts w:cs="Arial"/>
+          <w:i/>
+          <w:iCs/>
+          <w:sz w:val="24"/>
+          <w:szCs w:val="20"/>
+          <w:lang w:val="en-US"/>
+        </w:rPr>
+        <w:t xml:space="preserve"> share them with a team member. To do so, go into the settings menu (button at the bottom). The Global Properties Save Path defines where they are stored (as a JSON file). You can change that path</w:t>
       </w:r>
       <w:r>
         <w:rPr>
@@ -10650,7 +11789,7 @@
                     </pic:cNvPicPr>
                   </pic:nvPicPr>
                   <pic:blipFill>
-                    <a:blip r:embed="rId13" cstate="print">
+                    <a:blip r:embed="rId14" cstate="print">
                       <a:extLst>
                         <a:ext uri="{28A0092B-C50C-407E-A947-70E740481C1C}">
                           <a14:useLocalDpi xmlns:a14="http://schemas.microsoft.com/office/drawing/2010/main" val="0"/>
@@ -10746,7 +11885,21 @@
         <w:rPr>
           <w:lang w:val="en-US"/>
         </w:rPr>
-        <w:t>In the middle dropdown menu select an operator for the condition (e.g. ==, &gt;, &lt;=, !=, …) (which operators are available depends on the type of the condition)</w:t>
+        <w:t>In the middle dropdown menu select an operator for the condition (e.g. ==, &gt;, &lt;=</w:t>
+      </w:r>
+      <w:proofErr w:type="gramStart"/>
+      <w:r>
+        <w:rPr>
+          <w:lang w:val="en-US"/>
+        </w:rPr>
+        <w:t>, !</w:t>
+      </w:r>
+      <w:proofErr w:type="gramEnd"/>
+      <w:r>
+        <w:rPr>
+          <w:lang w:val="en-US"/>
+        </w:rPr>
+        <w:t>=, …) (which operators are available depends on the type of the condition)</w:t>
       </w:r>
     </w:p>
     <w:p>
@@ -10954,7 +12107,7 @@
                     </pic:cNvPicPr>
                   </pic:nvPicPr>
                   <pic:blipFill>
-                    <a:blip r:embed="rId14" cstate="print">
+                    <a:blip r:embed="rId15" cstate="print">
                       <a:extLst>
                         <a:ext uri="{28A0092B-C50C-407E-A947-70E740481C1C}">
                           <a14:useLocalDpi xmlns:a14="http://schemas.microsoft.com/office/drawing/2010/main" val="0"/>
@@ -11039,7 +12192,14 @@
         <w:rPr>
           <w:lang w:val="en-US"/>
         </w:rPr>
-        <w:t xml:space="preserve">Using Import Preset you can import Presets from a </w:t>
+        <w:t xml:space="preserve">Using Import Preset you can import Presets from </w:t>
+      </w:r>
+      <w:proofErr w:type="gramStart"/>
+      <w:r>
+        <w:rPr>
+          <w:lang w:val="en-US"/>
+        </w:rPr>
+        <w:t xml:space="preserve">a </w:t>
       </w:r>
       <w:r>
         <w:rPr>
@@ -11056,7 +12216,16 @@
           <w:iCs/>
           <w:lang w:val="en-US"/>
         </w:rPr>
-        <w:t>udspreset.json</w:t>
+        <w:t>udspreset</w:t>
+      </w:r>
+      <w:proofErr w:type="gramEnd"/>
+      <w:r>
+        <w:rPr>
+          <w:i/>
+          <w:iCs/>
+          <w:lang w:val="en-US"/>
+        </w:rPr>
+        <w:t>.json</w:t>
       </w:r>
       <w:proofErr w:type="spellEnd"/>
       <w:r>
@@ -11091,6 +12260,7 @@
         </w:rPr>
         <w:t xml:space="preserve">Using the Export Preset buttons you can save a Preset as </w:t>
       </w:r>
+      <w:proofErr w:type="gramStart"/>
       <w:r>
         <w:rPr>
           <w:lang w:val="en-US"/>
@@ -11112,7 +12282,16 @@
           <w:iCs/>
           <w:lang w:val="en-US"/>
         </w:rPr>
-        <w:t>udspreset.json</w:t>
+        <w:t>udspreset</w:t>
+      </w:r>
+      <w:proofErr w:type="gramEnd"/>
+      <w:r>
+        <w:rPr>
+          <w:i/>
+          <w:iCs/>
+          <w:lang w:val="en-US"/>
+        </w:rPr>
+        <w:t>.json</w:t>
       </w:r>
       <w:proofErr w:type="spellEnd"/>
       <w:r>
@@ -11148,7 +12327,27 @@
           <w:szCs w:val="20"/>
           <w:lang w:val="en-US"/>
         </w:rPr>
-        <w:t>Note: Just like with Global Properties, you can change where they are being stored in the settings menu.</w:t>
+        <w:t xml:space="preserve">Note: Just like with Global Properties, you can change where </w:t>
+      </w:r>
+      <w:r>
+        <w:rPr>
+          <w:i/>
+          <w:iCs/>
+          <w:sz w:val="24"/>
+          <w:szCs w:val="20"/>
+          <w:lang w:val="en-US"/>
+        </w:rPr>
+        <w:t>Property Presets</w:t>
+      </w:r>
+      <w:r>
+        <w:rPr>
+          <w:i/>
+          <w:iCs/>
+          <w:sz w:val="24"/>
+          <w:szCs w:val="20"/>
+          <w:lang w:val="en-US"/>
+        </w:rPr>
+        <w:t xml:space="preserve"> are being stored in the settings menu.</w:t>
       </w:r>
     </w:p>
     <w:p>
@@ -11281,7 +12480,7 @@
       <w:bookmarkEnd w:id="23"/>
     </w:p>
     <w:sectPr>
-      <w:headerReference w:type="default" r:id="rId15"/>
+      <w:headerReference w:type="default" r:id="rId16"/>
       <w:pgSz w:w="11906" w:h="16838"/>
       <w:pgMar w:top="1417" w:right="1417" w:bottom="1134" w:left="1417" w:header="708" w:footer="708" w:gutter="0"/>
       <w:cols w:space="708"/>
@@ -13398,6 +14597,7 @@
   <w:style w:type="character" w:default="1" w:styleId="Absatz-Standardschriftart">
     <w:name w:val="Default Paragraph Font"/>
     <w:uiPriority w:val="1"/>
+    <w:semiHidden/>
     <w:unhideWhenUsed/>
   </w:style>
   <w:style w:type="table" w:default="1" w:styleId="NormaleTabelle">

--- a/Universal Dialog Editor/UDS Documentation.docx
+++ b/Universal Dialog Editor/UDS Documentation.docx
@@ -75,7 +75,7 @@
             </w:rPr>
             <w:fldChar w:fldCharType="separate"/>
           </w:r>
-          <w:hyperlink w:anchor="_Toc77091255" w:history="1">
+          <w:hyperlink w:anchor="_Toc79326074" w:history="1">
             <w:r>
               <w:rPr>
                 <w:rStyle w:val="Hyperlink"/>
@@ -103,7 +103,7 @@
                 <w:noProof/>
                 <w:webHidden/>
               </w:rPr>
-              <w:instrText xml:space="preserve"> PAGEREF _Toc77091255 \h </w:instrText>
+              <w:instrText xml:space="preserve"> PAGEREF _Toc79326074 \h </w:instrText>
             </w:r>
             <w:r>
               <w:rPr>
@@ -148,7 +148,7 @@
               <w:lang w:eastAsia="de-DE"/>
             </w:rPr>
           </w:pPr>
-          <w:hyperlink w:anchor="_Toc77091256" w:history="1">
+          <w:hyperlink w:anchor="_Toc79326075" w:history="1">
             <w:r>
               <w:rPr>
                 <w:rStyle w:val="Hyperlink"/>
@@ -193,7 +193,7 @@
                 <w:noProof/>
                 <w:webHidden/>
               </w:rPr>
-              <w:instrText xml:space="preserve"> PAGEREF _Toc77091256 \h </w:instrText>
+              <w:instrText xml:space="preserve"> PAGEREF _Toc79326075 \h </w:instrText>
             </w:r>
             <w:r>
               <w:rPr>
@@ -238,7 +238,7 @@
               <w:lang w:eastAsia="de-DE"/>
             </w:rPr>
           </w:pPr>
-          <w:hyperlink w:anchor="_Toc77091257" w:history="1">
+          <w:hyperlink w:anchor="_Toc79326076" w:history="1">
             <w:r>
               <w:rPr>
                 <w:rStyle w:val="Hyperlink"/>
@@ -262,23 +262,7 @@
                 <w:noProof/>
                 <w:lang w:val="en-US"/>
               </w:rPr>
-              <w:t xml:space="preserve">What is the Universal </w:t>
-            </w:r>
-            <w:r>
-              <w:rPr>
-                <w:rStyle w:val="Hyperlink"/>
-                <w:noProof/>
-                <w:lang w:val="en-US"/>
-              </w:rPr>
-              <w:t>Dialogue</w:t>
-            </w:r>
-            <w:r>
-              <w:rPr>
-                <w:rStyle w:val="Hyperlink"/>
-                <w:noProof/>
-                <w:lang w:val="en-US"/>
-              </w:rPr>
-              <w:t xml:space="preserve"> System and how does it work?</w:t>
+              <w:t>What is the Universal Dialogue System and how does it work?</w:t>
             </w:r>
             <w:r>
               <w:rPr>
@@ -299,7 +283,7 @@
                 <w:noProof/>
                 <w:webHidden/>
               </w:rPr>
-              <w:instrText xml:space="preserve"> PAGEREF _Toc77091257 \h </w:instrText>
+              <w:instrText xml:space="preserve"> PAGEREF _Toc79326076 \h </w:instrText>
             </w:r>
             <w:r>
               <w:rPr>
@@ -344,7 +328,7 @@
               <w:lang w:eastAsia="de-DE"/>
             </w:rPr>
           </w:pPr>
-          <w:hyperlink w:anchor="_Toc77091258" w:history="1">
+          <w:hyperlink w:anchor="_Toc79326077" w:history="1">
             <w:r>
               <w:rPr>
                 <w:rStyle w:val="Hyperlink"/>
@@ -389,7 +373,7 @@
                 <w:noProof/>
                 <w:webHidden/>
               </w:rPr>
-              <w:instrText xml:space="preserve"> PAGEREF _Toc77091258 \h </w:instrText>
+              <w:instrText xml:space="preserve"> PAGEREF _Toc79326077 \h </w:instrText>
             </w:r>
             <w:r>
               <w:rPr>
@@ -434,7 +418,7 @@
               <w:lang w:eastAsia="de-DE"/>
             </w:rPr>
           </w:pPr>
-          <w:hyperlink w:anchor="_Toc77091259" w:history="1">
+          <w:hyperlink w:anchor="_Toc79326078" w:history="1">
             <w:r>
               <w:rPr>
                 <w:rStyle w:val="Hyperlink"/>
@@ -458,23 +442,7 @@
                 <w:noProof/>
                 <w:lang w:val="en-US"/>
               </w:rPr>
-              <w:t xml:space="preserve">How a </w:t>
-            </w:r>
-            <w:r>
-              <w:rPr>
-                <w:rStyle w:val="Hyperlink"/>
-                <w:noProof/>
-                <w:lang w:val="en-US"/>
-              </w:rPr>
-              <w:t>Dialogue</w:t>
-            </w:r>
-            <w:r>
-              <w:rPr>
-                <w:rStyle w:val="Hyperlink"/>
-                <w:noProof/>
-                <w:lang w:val="en-US"/>
-              </w:rPr>
-              <w:t xml:space="preserve"> graph is structured</w:t>
+              <w:t>How a Dialogue graph is structured</w:t>
             </w:r>
             <w:r>
               <w:rPr>
@@ -495,7 +463,7 @@
                 <w:noProof/>
                 <w:webHidden/>
               </w:rPr>
-              <w:instrText xml:space="preserve"> PAGEREF _Toc77091259 \h </w:instrText>
+              <w:instrText xml:space="preserve"> PAGEREF _Toc79326078 \h </w:instrText>
             </w:r>
             <w:r>
               <w:rPr>
@@ -515,7 +483,7 @@
                 <w:noProof/>
                 <w:webHidden/>
               </w:rPr>
-              <w:t>5</w:t>
+              <w:t>4</w:t>
             </w:r>
             <w:r>
               <w:rPr>
@@ -540,7 +508,7 @@
               <w:lang w:eastAsia="de-DE"/>
             </w:rPr>
           </w:pPr>
-          <w:hyperlink w:anchor="_Toc77091260" w:history="1">
+          <w:hyperlink w:anchor="_Toc79326079" w:history="1">
             <w:r>
               <w:rPr>
                 <w:rStyle w:val="Hyperlink"/>
@@ -585,7 +553,7 @@
                 <w:noProof/>
                 <w:webHidden/>
               </w:rPr>
-              <w:instrText xml:space="preserve"> PAGEREF _Toc77091260 \h </w:instrText>
+              <w:instrText xml:space="preserve"> PAGEREF _Toc79326079 \h </w:instrText>
             </w:r>
             <w:r>
               <w:rPr>
@@ -630,7 +598,7 @@
               <w:lang w:eastAsia="de-DE"/>
             </w:rPr>
           </w:pPr>
-          <w:hyperlink w:anchor="_Toc77091261" w:history="1">
+          <w:hyperlink w:anchor="_Toc79326080" w:history="1">
             <w:r>
               <w:rPr>
                 <w:rStyle w:val="Hyperlink"/>
@@ -675,7 +643,7 @@
                 <w:noProof/>
                 <w:webHidden/>
               </w:rPr>
-              <w:instrText xml:space="preserve"> PAGEREF _Toc77091261 \h </w:instrText>
+              <w:instrText xml:space="preserve"> PAGEREF _Toc79326080 \h </w:instrText>
             </w:r>
             <w:r>
               <w:rPr>
@@ -720,7 +688,7 @@
               <w:lang w:eastAsia="de-DE"/>
             </w:rPr>
           </w:pPr>
-          <w:hyperlink w:anchor="_Toc77091262" w:history="1">
+          <w:hyperlink w:anchor="_Toc79326081" w:history="1">
             <w:r>
               <w:rPr>
                 <w:rStyle w:val="Hyperlink"/>
@@ -765,7 +733,7 @@
                 <w:noProof/>
                 <w:webHidden/>
               </w:rPr>
-              <w:instrText xml:space="preserve"> PAGEREF _Toc77091262 \h </w:instrText>
+              <w:instrText xml:space="preserve"> PAGEREF _Toc79326081 \h </w:instrText>
             </w:r>
             <w:r>
               <w:rPr>
@@ -810,7 +778,7 @@
               <w:lang w:eastAsia="de-DE"/>
             </w:rPr>
           </w:pPr>
-          <w:hyperlink w:anchor="_Toc77091263" w:history="1">
+          <w:hyperlink w:anchor="_Toc79326082" w:history="1">
             <w:r>
               <w:rPr>
                 <w:rStyle w:val="Hyperlink"/>
@@ -834,15 +802,7 @@
                 <w:noProof/>
                 <w:lang w:val="en-US"/>
               </w:rPr>
-              <w:t xml:space="preserve">Quick start – Setup and making a </w:t>
-            </w:r>
-            <w:r>
-              <w:rPr>
-                <w:rStyle w:val="Hyperlink"/>
-                <w:noProof/>
-                <w:lang w:val="en-US"/>
-              </w:rPr>
-              <w:t>Dialogue</w:t>
+              <w:t>Quick start – Setup and making a Dialogue</w:t>
             </w:r>
             <w:r>
               <w:rPr>
@@ -863,7 +823,7 @@
                 <w:noProof/>
                 <w:webHidden/>
               </w:rPr>
-              <w:instrText xml:space="preserve"> PAGEREF _Toc77091263 \h </w:instrText>
+              <w:instrText xml:space="preserve"> PAGEREF _Toc79326082 \h </w:instrText>
             </w:r>
             <w:r>
               <w:rPr>
@@ -908,7 +868,7 @@
               <w:lang w:eastAsia="de-DE"/>
             </w:rPr>
           </w:pPr>
-          <w:hyperlink w:anchor="_Toc77091264" w:history="1">
+          <w:hyperlink w:anchor="_Toc79326083" w:history="1">
             <w:r>
               <w:rPr>
                 <w:rStyle w:val="Hyperlink"/>
@@ -932,23 +892,7 @@
                 <w:noProof/>
                 <w:lang w:val="en-US"/>
               </w:rPr>
-              <w:t>The UDS API and UDS</w:t>
-            </w:r>
-            <w:r>
-              <w:rPr>
-                <w:rStyle w:val="Hyperlink"/>
-                <w:noProof/>
-                <w:lang w:val="en-US"/>
-              </w:rPr>
-              <w:t>Dialogue</w:t>
-            </w:r>
-            <w:r>
-              <w:rPr>
-                <w:rStyle w:val="Hyperlink"/>
-                <w:noProof/>
-                <w:lang w:val="en-US"/>
-              </w:rPr>
-              <w:t>Manager explained</w:t>
+              <w:t>The UDS API and UDSDialogueManager explained</w:t>
             </w:r>
             <w:r>
               <w:rPr>
@@ -969,7 +913,7 @@
                 <w:noProof/>
                 <w:webHidden/>
               </w:rPr>
-              <w:instrText xml:space="preserve"> PAGEREF _Toc77091264 \h </w:instrText>
+              <w:instrText xml:space="preserve"> PAGEREF _Toc79326083 \h </w:instrText>
             </w:r>
             <w:r>
               <w:rPr>
@@ -989,7 +933,7 @@
                 <w:noProof/>
                 <w:webHidden/>
               </w:rPr>
-              <w:t>8</w:t>
+              <w:t>12</w:t>
             </w:r>
             <w:r>
               <w:rPr>
@@ -1014,7 +958,7 @@
               <w:lang w:eastAsia="de-DE"/>
             </w:rPr>
           </w:pPr>
-          <w:hyperlink w:anchor="_Toc77091265" w:history="1">
+          <w:hyperlink w:anchor="_Toc79326084" w:history="1">
             <w:r>
               <w:rPr>
                 <w:rStyle w:val="Hyperlink"/>
@@ -1038,23 +982,7 @@
                 <w:noProof/>
                 <w:lang w:val="en-US"/>
               </w:rPr>
-              <w:t xml:space="preserve">Storing and loading </w:t>
-            </w:r>
-            <w:r>
-              <w:rPr>
-                <w:rStyle w:val="Hyperlink"/>
-                <w:noProof/>
-                <w:lang w:val="en-US"/>
-              </w:rPr>
-              <w:t>Dialogue</w:t>
-            </w:r>
-            <w:r>
-              <w:rPr>
-                <w:rStyle w:val="Hyperlink"/>
-                <w:noProof/>
-                <w:lang w:val="en-US"/>
-              </w:rPr>
-              <w:t>s</w:t>
+              <w:t>Storing and loading Dialogues</w:t>
             </w:r>
             <w:r>
               <w:rPr>
@@ -1075,7 +1003,7 @@
                 <w:noProof/>
                 <w:webHidden/>
               </w:rPr>
-              <w:instrText xml:space="preserve"> PAGEREF _Toc77091265 \h </w:instrText>
+              <w:instrText xml:space="preserve"> PAGEREF _Toc79326084 \h </w:instrText>
             </w:r>
             <w:r>
               <w:rPr>
@@ -1095,7 +1023,7 @@
                 <w:noProof/>
                 <w:webHidden/>
               </w:rPr>
-              <w:t>8</w:t>
+              <w:t>12</w:t>
             </w:r>
             <w:r>
               <w:rPr>
@@ -1120,7 +1048,7 @@
               <w:lang w:eastAsia="de-DE"/>
             </w:rPr>
           </w:pPr>
-          <w:hyperlink w:anchor="_Toc77091266" w:history="1">
+          <w:hyperlink w:anchor="_Toc79326085" w:history="1">
             <w:r>
               <w:rPr>
                 <w:rStyle w:val="Hyperlink"/>
@@ -1165,7 +1093,7 @@
                 <w:noProof/>
                 <w:webHidden/>
               </w:rPr>
-              <w:instrText xml:space="preserve"> PAGEREF _Toc77091266 \h </w:instrText>
+              <w:instrText xml:space="preserve"> PAGEREF _Toc79326085 \h </w:instrText>
             </w:r>
             <w:r>
               <w:rPr>
@@ -1185,7 +1113,7 @@
                 <w:noProof/>
                 <w:webHidden/>
               </w:rPr>
-              <w:t>8</w:t>
+              <w:t>12</w:t>
             </w:r>
             <w:r>
               <w:rPr>
@@ -1210,7 +1138,7 @@
               <w:lang w:eastAsia="de-DE"/>
             </w:rPr>
           </w:pPr>
-          <w:hyperlink w:anchor="_Toc77091267" w:history="1">
+          <w:hyperlink w:anchor="_Toc79326086" w:history="1">
             <w:r>
               <w:rPr>
                 <w:rStyle w:val="Hyperlink"/>
@@ -1234,15 +1162,7 @@
                 <w:noProof/>
                 <w:lang w:val="en-US"/>
               </w:rPr>
-              <w:t xml:space="preserve">Starting a </w:t>
-            </w:r>
-            <w:r>
-              <w:rPr>
-                <w:rStyle w:val="Hyperlink"/>
-                <w:noProof/>
-                <w:lang w:val="en-US"/>
-              </w:rPr>
-              <w:t>Dialogue</w:t>
+              <w:t>Starting a Dialogue</w:t>
             </w:r>
             <w:r>
               <w:rPr>
@@ -1263,7 +1183,7 @@
                 <w:noProof/>
                 <w:webHidden/>
               </w:rPr>
-              <w:instrText xml:space="preserve"> PAGEREF _Toc77091267 \h </w:instrText>
+              <w:instrText xml:space="preserve"> PAGEREF _Toc79326086 \h </w:instrText>
             </w:r>
             <w:r>
               <w:rPr>
@@ -1283,7 +1203,7 @@
                 <w:noProof/>
                 <w:webHidden/>
               </w:rPr>
-              <w:t>8</w:t>
+              <w:t>13</w:t>
             </w:r>
             <w:r>
               <w:rPr>
@@ -1308,7 +1228,7 @@
               <w:lang w:eastAsia="de-DE"/>
             </w:rPr>
           </w:pPr>
-          <w:hyperlink w:anchor="_Toc77091268" w:history="1">
+          <w:hyperlink w:anchor="_Toc79326087" w:history="1">
             <w:r>
               <w:rPr>
                 <w:rStyle w:val="Hyperlink"/>
@@ -1353,7 +1273,7 @@
                 <w:noProof/>
                 <w:webHidden/>
               </w:rPr>
-              <w:instrText xml:space="preserve"> PAGEREF _Toc77091268 \h </w:instrText>
+              <w:instrText xml:space="preserve"> PAGEREF _Toc79326087 \h </w:instrText>
             </w:r>
             <w:r>
               <w:rPr>
@@ -1373,7 +1293,7 @@
                 <w:noProof/>
                 <w:webHidden/>
               </w:rPr>
-              <w:t>8</w:t>
+              <w:t>13</w:t>
             </w:r>
             <w:r>
               <w:rPr>
@@ -1398,7 +1318,7 @@
               <w:lang w:eastAsia="de-DE"/>
             </w:rPr>
           </w:pPr>
-          <w:hyperlink w:anchor="_Toc77091269" w:history="1">
+          <w:hyperlink w:anchor="_Toc79326088" w:history="1">
             <w:r>
               <w:rPr>
                 <w:rStyle w:val="Hyperlink"/>
@@ -1422,15 +1342,7 @@
                 <w:noProof/>
                 <w:lang w:val="en-US"/>
               </w:rPr>
-              <w:t>Dialogue</w:t>
-            </w:r>
-            <w:r>
-              <w:rPr>
-                <w:rStyle w:val="Hyperlink"/>
-                <w:noProof/>
-                <w:lang w:val="en-US"/>
-              </w:rPr>
-              <w:t xml:space="preserve"> Components and working with Properties</w:t>
+              <w:t>Working with Properties</w:t>
             </w:r>
             <w:r>
               <w:rPr>
@@ -1451,7 +1363,7 @@
                 <w:noProof/>
                 <w:webHidden/>
               </w:rPr>
-              <w:instrText xml:space="preserve"> PAGEREF _Toc77091269 \h </w:instrText>
+              <w:instrText xml:space="preserve"> PAGEREF _Toc79326088 \h </w:instrText>
             </w:r>
             <w:r>
               <w:rPr>
@@ -1471,7 +1383,7 @@
                 <w:noProof/>
                 <w:webHidden/>
               </w:rPr>
-              <w:t>8</w:t>
+              <w:t>16</w:t>
             </w:r>
             <w:r>
               <w:rPr>
@@ -1496,7 +1408,7 @@
               <w:lang w:eastAsia="de-DE"/>
             </w:rPr>
           </w:pPr>
-          <w:hyperlink w:anchor="_Toc77091270" w:history="1">
+          <w:hyperlink w:anchor="_Toc79326089" w:history="1">
             <w:r>
               <w:rPr>
                 <w:rStyle w:val="Hyperlink"/>
@@ -1520,23 +1432,7 @@
                 <w:noProof/>
                 <w:lang w:val="en-US"/>
               </w:rPr>
-              <w:t>Documentation for the UDS</w:t>
-            </w:r>
-            <w:r>
-              <w:rPr>
-                <w:rStyle w:val="Hyperlink"/>
-                <w:noProof/>
-                <w:lang w:val="en-US"/>
-              </w:rPr>
-              <w:t>Dialogue</w:t>
-            </w:r>
-            <w:r>
-              <w:rPr>
-                <w:rStyle w:val="Hyperlink"/>
-                <w:noProof/>
-                <w:lang w:val="en-US"/>
-              </w:rPr>
-              <w:t>Manager class</w:t>
+              <w:t>Pausing and Continuing a Dialogue</w:t>
             </w:r>
             <w:r>
               <w:rPr>
@@ -1557,7 +1453,7 @@
                 <w:noProof/>
                 <w:webHidden/>
               </w:rPr>
-              <w:instrText xml:space="preserve"> PAGEREF _Toc77091270 \h </w:instrText>
+              <w:instrText xml:space="preserve"> PAGEREF _Toc79326089 \h </w:instrText>
             </w:r>
             <w:r>
               <w:rPr>
@@ -1577,7 +1473,7 @@
                 <w:noProof/>
                 <w:webHidden/>
               </w:rPr>
-              <w:t>8</w:t>
+              <w:t>17</w:t>
             </w:r>
             <w:r>
               <w:rPr>
@@ -1602,7 +1498,7 @@
               <w:lang w:eastAsia="de-DE"/>
             </w:rPr>
           </w:pPr>
-          <w:hyperlink w:anchor="_Toc77091271" w:history="1">
+          <w:hyperlink w:anchor="_Toc79326090" w:history="1">
             <w:r>
               <w:rPr>
                 <w:rStyle w:val="Hyperlink"/>
@@ -1626,23 +1522,7 @@
                 <w:noProof/>
                 <w:lang w:val="en-US"/>
               </w:rPr>
-              <w:t xml:space="preserve">The standalone </w:t>
-            </w:r>
-            <w:r>
-              <w:rPr>
-                <w:rStyle w:val="Hyperlink"/>
-                <w:noProof/>
-                <w:lang w:val="en-US"/>
-              </w:rPr>
-              <w:t>Dialogue</w:t>
-            </w:r>
-            <w:r>
-              <w:rPr>
-                <w:rStyle w:val="Hyperlink"/>
-                <w:noProof/>
-                <w:lang w:val="en-US"/>
-              </w:rPr>
-              <w:t xml:space="preserve"> Editor explained</w:t>
+              <w:t>The standalone Dialogue Editor explained</w:t>
             </w:r>
             <w:r>
               <w:rPr>
@@ -1663,7 +1543,7 @@
                 <w:noProof/>
                 <w:webHidden/>
               </w:rPr>
-              <w:instrText xml:space="preserve"> PAGEREF _Toc77091271 \h </w:instrText>
+              <w:instrText xml:space="preserve"> PAGEREF _Toc79326090 \h </w:instrText>
             </w:r>
             <w:r>
               <w:rPr>
@@ -1683,7 +1563,7 @@
                 <w:noProof/>
                 <w:webHidden/>
               </w:rPr>
-              <w:t>9</w:t>
+              <w:t>18</w:t>
             </w:r>
             <w:r>
               <w:rPr>
@@ -1708,7 +1588,7 @@
               <w:lang w:eastAsia="de-DE"/>
             </w:rPr>
           </w:pPr>
-          <w:hyperlink w:anchor="_Toc77091272" w:history="1">
+          <w:hyperlink w:anchor="_Toc79326091" w:history="1">
             <w:r>
               <w:rPr>
                 <w:rStyle w:val="Hyperlink"/>
@@ -1732,23 +1612,7 @@
                 <w:noProof/>
                 <w:lang w:val="en-US"/>
               </w:rPr>
-              <w:t xml:space="preserve">Creating, saving and loading </w:t>
-            </w:r>
-            <w:r>
-              <w:rPr>
-                <w:rStyle w:val="Hyperlink"/>
-                <w:noProof/>
-                <w:lang w:val="en-US"/>
-              </w:rPr>
-              <w:t>Dialogue</w:t>
-            </w:r>
-            <w:r>
-              <w:rPr>
-                <w:rStyle w:val="Hyperlink"/>
-                <w:noProof/>
-                <w:lang w:val="en-US"/>
-              </w:rPr>
-              <w:t>s</w:t>
+              <w:t>Creating, saving and loading Dialogues</w:t>
             </w:r>
             <w:r>
               <w:rPr>
@@ -1769,7 +1633,7 @@
                 <w:noProof/>
                 <w:webHidden/>
               </w:rPr>
-              <w:instrText xml:space="preserve"> PAGEREF _Toc77091272 \h </w:instrText>
+              <w:instrText xml:space="preserve"> PAGEREF _Toc79326091 \h </w:instrText>
             </w:r>
             <w:r>
               <w:rPr>
@@ -1789,7 +1653,7 @@
                 <w:noProof/>
                 <w:webHidden/>
               </w:rPr>
-              <w:t>9</w:t>
+              <w:t>18</w:t>
             </w:r>
             <w:r>
               <w:rPr>
@@ -1814,7 +1678,7 @@
               <w:lang w:eastAsia="de-DE"/>
             </w:rPr>
           </w:pPr>
-          <w:hyperlink w:anchor="_Toc77091273" w:history="1">
+          <w:hyperlink w:anchor="_Toc79326092" w:history="1">
             <w:r>
               <w:rPr>
                 <w:rStyle w:val="Hyperlink"/>
@@ -1838,7 +1702,7 @@
                 <w:noProof/>
                 <w:lang w:val="en-US"/>
               </w:rPr>
-              <w:t>Global Properties</w:t>
+              <w:t>Conditional Answers and Global Properties</w:t>
             </w:r>
             <w:r>
               <w:rPr>
@@ -1859,7 +1723,7 @@
                 <w:noProof/>
                 <w:webHidden/>
               </w:rPr>
-              <w:instrText xml:space="preserve"> PAGEREF _Toc77091273 \h </w:instrText>
+              <w:instrText xml:space="preserve"> PAGEREF _Toc79326092 \h </w:instrText>
             </w:r>
             <w:r>
               <w:rPr>
@@ -1879,7 +1743,7 @@
                 <w:noProof/>
                 <w:webHidden/>
               </w:rPr>
-              <w:t>9</w:t>
+              <w:t>20</w:t>
             </w:r>
             <w:r>
               <w:rPr>
@@ -1904,7 +1768,7 @@
               <w:lang w:eastAsia="de-DE"/>
             </w:rPr>
           </w:pPr>
-          <w:hyperlink w:anchor="_Toc77091274" w:history="1">
+          <w:hyperlink w:anchor="_Toc79326093" w:history="1">
             <w:r>
               <w:rPr>
                 <w:rStyle w:val="Hyperlink"/>
@@ -1949,7 +1813,7 @@
                 <w:noProof/>
                 <w:webHidden/>
               </w:rPr>
-              <w:instrText xml:space="preserve"> PAGEREF _Toc77091274 \h </w:instrText>
+              <w:instrText xml:space="preserve"> PAGEREF _Toc79326093 \h </w:instrText>
             </w:r>
             <w:r>
               <w:rPr>
@@ -1969,7 +1833,97 @@
                 <w:noProof/>
                 <w:webHidden/>
               </w:rPr>
-              <w:t>9</w:t>
+              <w:t>21</w:t>
+            </w:r>
+            <w:r>
+              <w:rPr>
+                <w:noProof/>
+                <w:webHidden/>
+              </w:rPr>
+              <w:fldChar w:fldCharType="end"/>
+            </w:r>
+          </w:hyperlink>
+        </w:p>
+        <w:p>
+          <w:pPr>
+            <w:pStyle w:val="Verzeichnis1"/>
+            <w:tabs>
+              <w:tab w:val="left" w:pos="660"/>
+              <w:tab w:val="right" w:leader="dot" w:pos="9062"/>
+            </w:tabs>
+            <w:rPr>
+              <w:rFonts w:asciiTheme="minorHAnsi" w:eastAsiaTheme="minorEastAsia" w:hAnsiTheme="minorHAnsi"/>
+              <w:noProof/>
+              <w:sz w:val="22"/>
+              <w:lang w:eastAsia="de-DE"/>
+            </w:rPr>
+          </w:pPr>
+          <w:hyperlink w:anchor="_Toc79326094" w:history="1">
+            <w:r>
+              <w:rPr>
+                <w:rStyle w:val="Hyperlink"/>
+                <w:noProof/>
+                <w:lang w:val="en-US"/>
+              </w:rPr>
+              <w:t>6.</w:t>
+            </w:r>
+            <w:r>
+              <w:rPr>
+                <w:rFonts w:asciiTheme="minorHAnsi" w:eastAsiaTheme="minorEastAsia" w:hAnsiTheme="minorHAnsi"/>
+                <w:noProof/>
+                <w:sz w:val="22"/>
+                <w:lang w:eastAsia="de-DE"/>
+              </w:rPr>
+              <w:tab/>
+            </w:r>
+            <w:r>
+              <w:rPr>
+                <w:rStyle w:val="Hyperlink"/>
+                <w:noProof/>
+                <w:lang w:val="en-US"/>
+              </w:rPr>
+              <w:t>Examples</w:t>
+            </w:r>
+            <w:r>
+              <w:rPr>
+                <w:noProof/>
+                <w:webHidden/>
+              </w:rPr>
+              <w:tab/>
+            </w:r>
+            <w:r>
+              <w:rPr>
+                <w:noProof/>
+                <w:webHidden/>
+              </w:rPr>
+              <w:fldChar w:fldCharType="begin"/>
+            </w:r>
+            <w:r>
+              <w:rPr>
+                <w:noProof/>
+                <w:webHidden/>
+              </w:rPr>
+              <w:instrText xml:space="preserve"> PAGEREF _Toc79326094 \h </w:instrText>
+            </w:r>
+            <w:r>
+              <w:rPr>
+                <w:noProof/>
+                <w:webHidden/>
+              </w:rPr>
+            </w:r>
+            <w:r>
+              <w:rPr>
+                <w:noProof/>
+                <w:webHidden/>
+              </w:rPr>
+              <w:fldChar w:fldCharType="separate"/>
+            </w:r>
+            <w:r>
+              <w:rPr>
+                <w:noProof/>
+                <w:webHidden/>
+              </w:rPr>
+              <w:t>23</w:t>
             </w:r>
             <w:r>
               <w:rPr>
@@ -1994,14 +1948,14 @@
               <w:lang w:eastAsia="de-DE"/>
             </w:rPr>
           </w:pPr>
-          <w:hyperlink w:anchor="_Toc77091275" w:history="1">
+          <w:hyperlink w:anchor="_Toc79326095" w:history="1">
             <w:r>
               <w:rPr>
                 <w:rStyle w:val="Hyperlink"/>
                 <w:noProof/>
                 <w:lang w:val="en-US"/>
               </w:rPr>
-              <w:t>5.4.</w:t>
+              <w:t>6.1.</w:t>
             </w:r>
             <w:r>
               <w:rPr>
@@ -2018,7 +1972,7 @@
                 <w:noProof/>
                 <w:lang w:val="en-US"/>
               </w:rPr>
-              <w:t>Conditional answers and Global Properties</w:t>
+              <w:t>Opening a shop during a Dialogue</w:t>
             </w:r>
             <w:r>
               <w:rPr>
@@ -2039,7 +1993,7 @@
                 <w:noProof/>
                 <w:webHidden/>
               </w:rPr>
-              <w:instrText xml:space="preserve"> PAGEREF _Toc77091275 \h </w:instrText>
+              <w:instrText xml:space="preserve"> PAGEREF _Toc79326095 \h </w:instrText>
             </w:r>
             <w:r>
               <w:rPr>
@@ -2059,7 +2013,97 @@
                 <w:noProof/>
                 <w:webHidden/>
               </w:rPr>
-              <w:t>9</w:t>
+              <w:t>23</w:t>
+            </w:r>
+            <w:r>
+              <w:rPr>
+                <w:noProof/>
+                <w:webHidden/>
+              </w:rPr>
+              <w:fldChar w:fldCharType="end"/>
+            </w:r>
+          </w:hyperlink>
+        </w:p>
+        <w:p>
+          <w:pPr>
+            <w:pStyle w:val="Verzeichnis2"/>
+            <w:tabs>
+              <w:tab w:val="left" w:pos="1100"/>
+              <w:tab w:val="right" w:leader="dot" w:pos="9062"/>
+            </w:tabs>
+            <w:rPr>
+              <w:rFonts w:asciiTheme="minorHAnsi" w:eastAsiaTheme="minorEastAsia" w:hAnsiTheme="minorHAnsi"/>
+              <w:noProof/>
+              <w:sz w:val="22"/>
+              <w:lang w:eastAsia="de-DE"/>
+            </w:rPr>
+          </w:pPr>
+          <w:hyperlink w:anchor="_Toc79326096" w:history="1">
+            <w:r>
+              <w:rPr>
+                <w:rStyle w:val="Hyperlink"/>
+                <w:noProof/>
+                <w:lang w:val="en-US"/>
+              </w:rPr>
+              <w:t>6.2.</w:t>
+            </w:r>
+            <w:r>
+              <w:rPr>
+                <w:rFonts w:asciiTheme="minorHAnsi" w:eastAsiaTheme="minorEastAsia" w:hAnsiTheme="minorHAnsi"/>
+                <w:noProof/>
+                <w:sz w:val="22"/>
+                <w:lang w:eastAsia="de-DE"/>
+              </w:rPr>
+              <w:tab/>
+            </w:r>
+            <w:r>
+              <w:rPr>
+                <w:rStyle w:val="Hyperlink"/>
+                <w:noProof/>
+                <w:lang w:val="en-US"/>
+              </w:rPr>
+              <w:t>Showing to the player what an Answer does</w:t>
+            </w:r>
+            <w:r>
+              <w:rPr>
+                <w:noProof/>
+                <w:webHidden/>
+              </w:rPr>
+              <w:tab/>
+            </w:r>
+            <w:r>
+              <w:rPr>
+                <w:noProof/>
+                <w:webHidden/>
+              </w:rPr>
+              <w:fldChar w:fldCharType="begin"/>
+            </w:r>
+            <w:r>
+              <w:rPr>
+                <w:noProof/>
+                <w:webHidden/>
+              </w:rPr>
+              <w:instrText xml:space="preserve"> PAGEREF _Toc79326096 \h </w:instrText>
+            </w:r>
+            <w:r>
+              <w:rPr>
+                <w:noProof/>
+                <w:webHidden/>
+              </w:rPr>
+            </w:r>
+            <w:r>
+              <w:rPr>
+                <w:noProof/>
+                <w:webHidden/>
+              </w:rPr>
+              <w:fldChar w:fldCharType="separate"/>
+            </w:r>
+            <w:r>
+              <w:rPr>
+                <w:noProof/>
+                <w:webHidden/>
+              </w:rPr>
+              <w:t>27</w:t>
             </w:r>
             <w:r>
               <w:rPr>
@@ -2084,14 +2128,14 @@
               <w:lang w:eastAsia="de-DE"/>
             </w:rPr>
           </w:pPr>
-          <w:hyperlink w:anchor="_Toc77091276" w:history="1">
+          <w:hyperlink w:anchor="_Toc79326097" w:history="1">
             <w:r>
               <w:rPr>
                 <w:rStyle w:val="Hyperlink"/>
                 <w:noProof/>
                 <w:lang w:val="en-US"/>
               </w:rPr>
-              <w:t>6.</w:t>
+              <w:t>7.</w:t>
             </w:r>
             <w:r>
               <w:rPr>
@@ -2108,7 +2152,7 @@
                 <w:noProof/>
                 <w:lang w:val="en-US"/>
               </w:rPr>
-              <w:t>Examples</w:t>
+              <w:t>What’s coming + What the UDS can’t do + Known issues</w:t>
             </w:r>
             <w:r>
               <w:rPr>
@@ -2129,7 +2173,7 @@
                 <w:noProof/>
                 <w:webHidden/>
               </w:rPr>
-              <w:instrText xml:space="preserve"> PAGEREF _Toc77091276 \h </w:instrText>
+              <w:instrText xml:space="preserve"> PAGEREF _Toc79326097 \h </w:instrText>
             </w:r>
             <w:r>
               <w:rPr>
@@ -2149,285 +2193,7 @@
                 <w:noProof/>
                 <w:webHidden/>
               </w:rPr>
-              <w:t>10</w:t>
-            </w:r>
-            <w:r>
-              <w:rPr>
-                <w:noProof/>
-                <w:webHidden/>
-              </w:rPr>
-              <w:fldChar w:fldCharType="end"/>
-            </w:r>
-          </w:hyperlink>
-        </w:p>
-        <w:p>
-          <w:pPr>
-            <w:pStyle w:val="Verzeichnis2"/>
-            <w:tabs>
-              <w:tab w:val="left" w:pos="1100"/>
-              <w:tab w:val="right" w:leader="dot" w:pos="9062"/>
-            </w:tabs>
-            <w:rPr>
-              <w:rFonts w:asciiTheme="minorHAnsi" w:eastAsiaTheme="minorEastAsia" w:hAnsiTheme="minorHAnsi"/>
-              <w:noProof/>
-              <w:sz w:val="22"/>
-              <w:lang w:eastAsia="de-DE"/>
-            </w:rPr>
-          </w:pPr>
-          <w:hyperlink w:anchor="_Toc77091277" w:history="1">
-            <w:r>
-              <w:rPr>
-                <w:rStyle w:val="Hyperlink"/>
-                <w:noProof/>
-                <w:lang w:val="en-US"/>
-              </w:rPr>
-              <w:t>6.1.</w:t>
-            </w:r>
-            <w:r>
-              <w:rPr>
-                <w:rFonts w:asciiTheme="minorHAnsi" w:eastAsiaTheme="minorEastAsia" w:hAnsiTheme="minorHAnsi"/>
-                <w:noProof/>
-                <w:sz w:val="22"/>
-                <w:lang w:eastAsia="de-DE"/>
-              </w:rPr>
-              <w:tab/>
-            </w:r>
-            <w:r>
-              <w:rPr>
-                <w:rStyle w:val="Hyperlink"/>
-                <w:noProof/>
-                <w:lang w:val="en-US"/>
-              </w:rPr>
-              <w:t xml:space="preserve">Opening a shop during a </w:t>
-            </w:r>
-            <w:r>
-              <w:rPr>
-                <w:rStyle w:val="Hyperlink"/>
-                <w:noProof/>
-                <w:lang w:val="en-US"/>
-              </w:rPr>
-              <w:t>Dialogue</w:t>
-            </w:r>
-            <w:r>
-              <w:rPr>
-                <w:noProof/>
-                <w:webHidden/>
-              </w:rPr>
-              <w:tab/>
-            </w:r>
-            <w:r>
-              <w:rPr>
-                <w:noProof/>
-                <w:webHidden/>
-              </w:rPr>
-              <w:fldChar w:fldCharType="begin"/>
-            </w:r>
-            <w:r>
-              <w:rPr>
-                <w:noProof/>
-                <w:webHidden/>
-              </w:rPr>
-              <w:instrText xml:space="preserve"> PAGEREF _Toc77091277 \h </w:instrText>
-            </w:r>
-            <w:r>
-              <w:rPr>
-                <w:noProof/>
-                <w:webHidden/>
-              </w:rPr>
-            </w:r>
-            <w:r>
-              <w:rPr>
-                <w:noProof/>
-                <w:webHidden/>
-              </w:rPr>
-              <w:fldChar w:fldCharType="separate"/>
-            </w:r>
-            <w:r>
-              <w:rPr>
-                <w:noProof/>
-                <w:webHidden/>
-              </w:rPr>
-              <w:t>10</w:t>
-            </w:r>
-            <w:r>
-              <w:rPr>
-                <w:noProof/>
-                <w:webHidden/>
-              </w:rPr>
-              <w:fldChar w:fldCharType="end"/>
-            </w:r>
-          </w:hyperlink>
-        </w:p>
-        <w:p>
-          <w:pPr>
-            <w:pStyle w:val="Verzeichnis2"/>
-            <w:tabs>
-              <w:tab w:val="left" w:pos="1100"/>
-              <w:tab w:val="right" w:leader="dot" w:pos="9062"/>
-            </w:tabs>
-            <w:rPr>
-              <w:rFonts w:asciiTheme="minorHAnsi" w:eastAsiaTheme="minorEastAsia" w:hAnsiTheme="minorHAnsi"/>
-              <w:noProof/>
-              <w:sz w:val="22"/>
-              <w:lang w:eastAsia="de-DE"/>
-            </w:rPr>
-          </w:pPr>
-          <w:hyperlink w:anchor="_Toc77091278" w:history="1">
-            <w:r>
-              <w:rPr>
-                <w:rStyle w:val="Hyperlink"/>
-                <w:noProof/>
-                <w:lang w:val="en-US"/>
-              </w:rPr>
-              <w:t>6.2.</w:t>
-            </w:r>
-            <w:r>
-              <w:rPr>
-                <w:rFonts w:asciiTheme="minorHAnsi" w:eastAsiaTheme="minorEastAsia" w:hAnsiTheme="minorHAnsi"/>
-                <w:noProof/>
-                <w:sz w:val="22"/>
-                <w:lang w:eastAsia="de-DE"/>
-              </w:rPr>
-              <w:tab/>
-            </w:r>
-            <w:r>
-              <w:rPr>
-                <w:rStyle w:val="Hyperlink"/>
-                <w:noProof/>
-                <w:lang w:val="en-US"/>
-              </w:rPr>
-              <w:t>Showing to the player what an Answer does</w:t>
-            </w:r>
-            <w:r>
-              <w:rPr>
-                <w:noProof/>
-                <w:webHidden/>
-              </w:rPr>
-              <w:tab/>
-            </w:r>
-            <w:r>
-              <w:rPr>
-                <w:noProof/>
-                <w:webHidden/>
-              </w:rPr>
-              <w:fldChar w:fldCharType="begin"/>
-            </w:r>
-            <w:r>
-              <w:rPr>
-                <w:noProof/>
-                <w:webHidden/>
-              </w:rPr>
-              <w:instrText xml:space="preserve"> PAGEREF _Toc77091278 \h </w:instrText>
-            </w:r>
-            <w:r>
-              <w:rPr>
-                <w:noProof/>
-                <w:webHidden/>
-              </w:rPr>
-            </w:r>
-            <w:r>
-              <w:rPr>
-                <w:noProof/>
-                <w:webHidden/>
-              </w:rPr>
-              <w:fldChar w:fldCharType="separate"/>
-            </w:r>
-            <w:r>
-              <w:rPr>
-                <w:noProof/>
-                <w:webHidden/>
-              </w:rPr>
-              <w:t>10</w:t>
-            </w:r>
-            <w:r>
-              <w:rPr>
-                <w:noProof/>
-                <w:webHidden/>
-              </w:rPr>
-              <w:fldChar w:fldCharType="end"/>
-            </w:r>
-          </w:hyperlink>
-        </w:p>
-        <w:p>
-          <w:pPr>
-            <w:pStyle w:val="Verzeichnis1"/>
-            <w:tabs>
-              <w:tab w:val="left" w:pos="660"/>
-              <w:tab w:val="right" w:leader="dot" w:pos="9062"/>
-            </w:tabs>
-            <w:rPr>
-              <w:rFonts w:asciiTheme="minorHAnsi" w:eastAsiaTheme="minorEastAsia" w:hAnsiTheme="minorHAnsi"/>
-              <w:noProof/>
-              <w:sz w:val="22"/>
-              <w:lang w:eastAsia="de-DE"/>
-            </w:rPr>
-          </w:pPr>
-          <w:hyperlink w:anchor="_Toc77091279" w:history="1">
-            <w:r>
-              <w:rPr>
-                <w:rStyle w:val="Hyperlink"/>
-                <w:noProof/>
-                <w:lang w:val="en-US"/>
-              </w:rPr>
-              <w:t>7.</w:t>
-            </w:r>
-            <w:r>
-              <w:rPr>
-                <w:rFonts w:asciiTheme="minorHAnsi" w:eastAsiaTheme="minorEastAsia" w:hAnsiTheme="minorHAnsi"/>
-                <w:noProof/>
-                <w:sz w:val="22"/>
-                <w:lang w:eastAsia="de-DE"/>
-              </w:rPr>
-              <w:tab/>
-            </w:r>
-            <w:r>
-              <w:rPr>
-                <w:rStyle w:val="Hyperlink"/>
-                <w:noProof/>
-                <w:lang w:val="en-US"/>
-              </w:rPr>
-              <w:t>What the UDS can’t do + Known issues</w:t>
-            </w:r>
-            <w:r>
-              <w:rPr>
-                <w:noProof/>
-                <w:webHidden/>
-              </w:rPr>
-              <w:tab/>
-            </w:r>
-            <w:r>
-              <w:rPr>
-                <w:noProof/>
-                <w:webHidden/>
-              </w:rPr>
-              <w:fldChar w:fldCharType="begin"/>
-            </w:r>
-            <w:r>
-              <w:rPr>
-                <w:noProof/>
-                <w:webHidden/>
-              </w:rPr>
-              <w:instrText xml:space="preserve"> PAGEREF _Toc77091279 \h </w:instrText>
-            </w:r>
-            <w:r>
-              <w:rPr>
-                <w:noProof/>
-                <w:webHidden/>
-              </w:rPr>
-            </w:r>
-            <w:r>
-              <w:rPr>
-                <w:noProof/>
-                <w:webHidden/>
-              </w:rPr>
-              <w:fldChar w:fldCharType="separate"/>
-            </w:r>
-            <w:r>
-              <w:rPr>
-                <w:noProof/>
-                <w:webHidden/>
-              </w:rPr>
-              <w:t>11</w:t>
+              <w:t>28</w:t>
             </w:r>
             <w:r>
               <w:rPr>
@@ -2481,15 +2247,274 @@
           <w:lang w:val="en-US"/>
         </w:rPr>
       </w:pPr>
-      <w:bookmarkStart w:id="0" w:name="_Toc77091255"/>
+      <w:bookmarkStart w:id="0" w:name="_Toc79326074"/>
       <w:r>
         <w:rPr>
           <w:lang w:val="en-US"/>
         </w:rPr>
         <w:lastRenderedPageBreak/>
-        <w:t>Code Examples</w:t>
+        <w:t xml:space="preserve">Code </w:t>
+      </w:r>
+      <w:r>
+        <w:rPr>
+          <w:lang w:val="en-US"/>
+        </w:rPr>
+        <w:t>E</w:t>
+      </w:r>
+      <w:r>
+        <w:rPr>
+          <w:lang w:val="en-US"/>
+        </w:rPr>
+        <w:t>xamples</w:t>
       </w:r>
       <w:bookmarkEnd w:id="0"/>
+    </w:p>
+    <w:p>
+      <w:pPr>
+        <w:pStyle w:val="Abbildungsverzeichnis"/>
+        <w:tabs>
+          <w:tab w:val="right" w:leader="dot" w:pos="9062"/>
+        </w:tabs>
+        <w:rPr>
+          <w:rFonts w:asciiTheme="minorHAnsi" w:eastAsiaTheme="minorEastAsia" w:hAnsiTheme="minorHAnsi"/>
+          <w:noProof/>
+          <w:sz w:val="22"/>
+          <w:lang w:eastAsia="de-DE"/>
+        </w:rPr>
+      </w:pPr>
+      <w:r>
+        <w:rPr>
+          <w:lang w:val="en-US"/>
+        </w:rPr>
+        <w:fldChar w:fldCharType="begin"/>
+      </w:r>
+      <w:r>
+        <w:rPr>
+          <w:lang w:val="en-US"/>
+        </w:rPr>
+        <w:instrText xml:space="preserve"> TOC \h \z \c "Code example" </w:instrText>
+      </w:r>
+      <w:r>
+        <w:rPr>
+          <w:lang w:val="en-US"/>
+        </w:rPr>
+        <w:fldChar w:fldCharType="separate"/>
+      </w:r>
+      <w:hyperlink w:anchor="_Toc79326098" w:history="1">
+        <w:r>
+          <w:rPr>
+            <w:rStyle w:val="Hyperlink"/>
+            <w:noProof/>
+            <w:lang w:val="en-US"/>
+          </w:rPr>
+          <w:t>Code example 1: Overriding event methods from UDSDialogueManager</w:t>
+        </w:r>
+        <w:r>
+          <w:rPr>
+            <w:noProof/>
+            <w:webHidden/>
+          </w:rPr>
+          <w:tab/>
+        </w:r>
+        <w:r>
+          <w:rPr>
+            <w:noProof/>
+            <w:webHidden/>
+          </w:rPr>
+          <w:fldChar w:fldCharType="begin"/>
+        </w:r>
+        <w:r>
+          <w:rPr>
+            <w:noProof/>
+            <w:webHidden/>
+          </w:rPr>
+          <w:instrText xml:space="preserve"> PAGEREF _Toc79326098 \h </w:instrText>
+        </w:r>
+        <w:r>
+          <w:rPr>
+            <w:noProof/>
+            <w:webHidden/>
+          </w:rPr>
+        </w:r>
+        <w:r>
+          <w:rPr>
+            <w:noProof/>
+            <w:webHidden/>
+          </w:rPr>
+          <w:fldChar w:fldCharType="separate"/>
+        </w:r>
+        <w:r>
+          <w:rPr>
+            <w:noProof/>
+            <w:webHidden/>
+          </w:rPr>
+          <w:t>14</w:t>
+        </w:r>
+        <w:r>
+          <w:rPr>
+            <w:noProof/>
+            <w:webHidden/>
+          </w:rPr>
+          <w:fldChar w:fldCharType="end"/>
+        </w:r>
+      </w:hyperlink>
+    </w:p>
+    <w:p>
+      <w:pPr>
+        <w:pStyle w:val="Abbildungsverzeichnis"/>
+        <w:tabs>
+          <w:tab w:val="right" w:leader="dot" w:pos="9062"/>
+        </w:tabs>
+        <w:rPr>
+          <w:rFonts w:asciiTheme="minorHAnsi" w:eastAsiaTheme="minorEastAsia" w:hAnsiTheme="minorHAnsi"/>
+          <w:noProof/>
+          <w:sz w:val="22"/>
+          <w:lang w:eastAsia="de-DE"/>
+        </w:rPr>
+      </w:pPr>
+      <w:hyperlink w:anchor="_Toc79326099" w:history="1">
+        <w:r>
+          <w:rPr>
+            <w:rStyle w:val="Hyperlink"/>
+            <w:noProof/>
+            <w:lang w:val="en-US"/>
+          </w:rPr>
+          <w:t>Code example 2: Overriding helper methods from UDSDialogueManager</w:t>
+        </w:r>
+        <w:r>
+          <w:rPr>
+            <w:noProof/>
+            <w:webHidden/>
+          </w:rPr>
+          <w:tab/>
+        </w:r>
+        <w:r>
+          <w:rPr>
+            <w:noProof/>
+            <w:webHidden/>
+          </w:rPr>
+          <w:fldChar w:fldCharType="begin"/>
+        </w:r>
+        <w:r>
+          <w:rPr>
+            <w:noProof/>
+            <w:webHidden/>
+          </w:rPr>
+          <w:instrText xml:space="preserve"> PAGEREF _Toc79326099 \h </w:instrText>
+        </w:r>
+        <w:r>
+          <w:rPr>
+            <w:noProof/>
+            <w:webHidden/>
+          </w:rPr>
+        </w:r>
+        <w:r>
+          <w:rPr>
+            <w:noProof/>
+            <w:webHidden/>
+          </w:rPr>
+          <w:fldChar w:fldCharType="separate"/>
+        </w:r>
+        <w:r>
+          <w:rPr>
+            <w:noProof/>
+            <w:webHidden/>
+          </w:rPr>
+          <w:t>15</w:t>
+        </w:r>
+        <w:r>
+          <w:rPr>
+            <w:noProof/>
+            <w:webHidden/>
+          </w:rPr>
+          <w:fldChar w:fldCharType="end"/>
+        </w:r>
+      </w:hyperlink>
+    </w:p>
+    <w:p>
+      <w:pPr>
+        <w:pStyle w:val="Abbildungsverzeichnis"/>
+        <w:tabs>
+          <w:tab w:val="right" w:leader="dot" w:pos="9062"/>
+        </w:tabs>
+        <w:rPr>
+          <w:rFonts w:asciiTheme="minorHAnsi" w:eastAsiaTheme="minorEastAsia" w:hAnsiTheme="minorHAnsi"/>
+          <w:noProof/>
+          <w:sz w:val="22"/>
+          <w:lang w:eastAsia="de-DE"/>
+        </w:rPr>
+      </w:pPr>
+      <w:hyperlink w:anchor="_Toc79326100" w:history="1">
+        <w:r>
+          <w:rPr>
+            <w:rStyle w:val="Hyperlink"/>
+            <w:noProof/>
+            <w:lang w:val="en-US"/>
+          </w:rPr>
+          <w:t>Code example 3: Using GetProperty and HasProperty</w:t>
+        </w:r>
+        <w:r>
+          <w:rPr>
+            <w:noProof/>
+            <w:webHidden/>
+          </w:rPr>
+          <w:tab/>
+        </w:r>
+        <w:r>
+          <w:rPr>
+            <w:noProof/>
+            <w:webHidden/>
+          </w:rPr>
+          <w:fldChar w:fldCharType="begin"/>
+        </w:r>
+        <w:r>
+          <w:rPr>
+            <w:noProof/>
+            <w:webHidden/>
+          </w:rPr>
+          <w:instrText xml:space="preserve"> PAGEREF _Toc79326100 \h </w:instrText>
+        </w:r>
+        <w:r>
+          <w:rPr>
+            <w:noProof/>
+            <w:webHidden/>
+          </w:rPr>
+        </w:r>
+        <w:r>
+          <w:rPr>
+            <w:noProof/>
+            <w:webHidden/>
+          </w:rPr>
+          <w:fldChar w:fldCharType="separate"/>
+        </w:r>
+        <w:r>
+          <w:rPr>
+            <w:noProof/>
+            <w:webHidden/>
+          </w:rPr>
+          <w:t>16</w:t>
+        </w:r>
+        <w:r>
+          <w:rPr>
+            <w:noProof/>
+            <w:webHidden/>
+          </w:rPr>
+          <w:fldChar w:fldCharType="end"/>
+        </w:r>
+      </w:hyperlink>
+    </w:p>
+    <w:p>
+      <w:pPr>
+        <w:rPr>
+          <w:lang w:val="en-US"/>
+        </w:rPr>
+      </w:pPr>
+      <w:r>
+        <w:rPr>
+          <w:lang w:val="en-US"/>
+        </w:rPr>
+        <w:fldChar w:fldCharType="end"/>
+      </w:r>
     </w:p>
     <w:p>
       <w:pPr>
@@ -2524,7 +2549,7 @@
           <w:lang w:val="en-US"/>
         </w:rPr>
       </w:pPr>
-      <w:bookmarkStart w:id="1" w:name="_Toc77091256"/>
+      <w:bookmarkStart w:id="1" w:name="_Toc79326075"/>
       <w:r>
         <w:rPr>
           <w:lang w:val="en-US"/>
@@ -2541,23 +2566,13 @@
           <w:lang w:val="en-US"/>
         </w:rPr>
       </w:pPr>
-      <w:proofErr w:type="gramStart"/>
-      <w:r>
-        <w:rPr>
-          <w:i/>
-          <w:iCs/>
-          <w:lang w:val="en-US"/>
-        </w:rPr>
-        <w:t>First of all</w:t>
-      </w:r>
-      <w:proofErr w:type="gramEnd"/>
-      <w:r>
-        <w:rPr>
-          <w:i/>
-          <w:iCs/>
-          <w:lang w:val="en-US"/>
-        </w:rPr>
-        <w:t xml:space="preserve">, thank you for buying and using the Universal </w:t>
+      <w:r>
+        <w:rPr>
+          <w:i/>
+          <w:iCs/>
+          <w:lang w:val="en-US"/>
+        </w:rPr>
+        <w:t xml:space="preserve">First of all, thank you for buying and using the Universal </w:t>
       </w:r>
       <w:r>
         <w:rPr>
@@ -2723,14 +2738,7 @@
         <w:rPr>
           <w:lang w:val="en-US"/>
         </w:rPr>
-        <w:t xml:space="preserve">s, the UDS comes with </w:t>
-      </w:r>
-      <w:proofErr w:type="gramStart"/>
-      <w:r>
-        <w:rPr>
-          <w:lang w:val="en-US"/>
-        </w:rPr>
-        <w:t>a</w:t>
+        <w:t>s, the UDS comes with a</w:t>
       </w:r>
       <w:r>
         <w:rPr>
@@ -2738,7 +2746,6 @@
         </w:rPr>
         <w:t>n</w:t>
       </w:r>
-      <w:proofErr w:type="gramEnd"/>
       <w:r>
         <w:rPr>
           <w:lang w:val="en-US"/>
@@ -2885,21 +2892,7 @@
         <w:rPr>
           <w:lang w:val="en-US"/>
         </w:rPr>
-        <w:t>, responding to user input (</w:t>
-      </w:r>
-      <w:proofErr w:type="gramStart"/>
-      <w:r>
-        <w:rPr>
-          <w:lang w:val="en-US"/>
-        </w:rPr>
-        <w:t>e.g.</w:t>
-      </w:r>
-      <w:proofErr w:type="gramEnd"/>
-      <w:r>
-        <w:rPr>
-          <w:lang w:val="en-US"/>
-        </w:rPr>
-        <w:t xml:space="preserve"> answers) on desktop</w:t>
+        <w:t>, responding to user input (e.g. answers) on desktop</w:t>
       </w:r>
       <w:r>
         <w:rPr>
@@ -3132,7 +3125,7 @@
           <w:lang w:val="en-US"/>
         </w:rPr>
       </w:pPr>
-      <w:bookmarkStart w:id="2" w:name="_Toc77091257"/>
+      <w:bookmarkStart w:id="2" w:name="_Toc79326076"/>
       <w:r>
         <w:rPr>
           <w:lang w:val="en-US"/>
@@ -3177,7 +3170,7 @@
           <w:lang w:val="en-US"/>
         </w:rPr>
       </w:pPr>
-      <w:bookmarkStart w:id="3" w:name="_Toc77091258"/>
+      <w:bookmarkStart w:id="3" w:name="_Toc79326077"/>
       <w:r>
         <w:rPr>
           <w:lang w:val="en-US"/>
@@ -3331,14 +3324,7 @@
         <w:rPr>
           <w:lang w:val="en-US"/>
         </w:rPr>
-        <w:t xml:space="preserve">s are being stored as JSON files with the </w:t>
-      </w:r>
-      <w:proofErr w:type="gramStart"/>
-      <w:r>
-        <w:rPr>
-          <w:lang w:val="en-US"/>
-        </w:rPr>
-        <w:t>“</w:t>
+        <w:t>s are being stored as JSON files with the “</w:t>
       </w:r>
       <w:r>
         <w:rPr>
@@ -3366,7 +3352,6 @@
         <w:t>.json</w:t>
       </w:r>
       <w:proofErr w:type="spellEnd"/>
-      <w:proofErr w:type="gramEnd"/>
       <w:r>
         <w:rPr>
           <w:lang w:val="en-US"/>
@@ -3481,21 +3466,7 @@
         <w:rPr>
           <w:lang w:val="en-US"/>
         </w:rPr>
-        <w:t>playing back text gradually, responding to user input (</w:t>
-      </w:r>
-      <w:proofErr w:type="gramStart"/>
-      <w:r>
-        <w:rPr>
-          <w:lang w:val="en-US"/>
-        </w:rPr>
-        <w:t>e.g.</w:t>
-      </w:r>
-      <w:proofErr w:type="gramEnd"/>
-      <w:r>
-        <w:rPr>
-          <w:lang w:val="en-US"/>
-        </w:rPr>
-        <w:t xml:space="preserve"> answers) on </w:t>
+        <w:t xml:space="preserve">playing back text gradually, responding to user input (e.g. answers) on </w:t>
       </w:r>
       <w:r>
         <w:rPr>
@@ -3597,25 +3568,7 @@
           <w:bCs/>
           <w:lang w:val="en-US"/>
         </w:rPr>
-        <w:t xml:space="preserve"> overriding methods </w:t>
-      </w:r>
-      <w:proofErr w:type="gramStart"/>
-      <w:r>
-        <w:rPr>
-          <w:b/>
-          <w:bCs/>
-          <w:lang w:val="en-US"/>
-        </w:rPr>
-        <w:t>similar to</w:t>
-      </w:r>
-      <w:proofErr w:type="gramEnd"/>
-      <w:r>
-        <w:rPr>
-          <w:b/>
-          <w:bCs/>
-          <w:lang w:val="en-US"/>
-        </w:rPr>
-        <w:t xml:space="preserve"> how Unity’s </w:t>
+        <w:t xml:space="preserve"> overriding methods similar to how Unity’s </w:t>
       </w:r>
       <w:proofErr w:type="spellStart"/>
       <w:r>
@@ -3881,7 +3834,7 @@
           <w:lang w:val="en-US"/>
         </w:rPr>
       </w:pPr>
-      <w:bookmarkStart w:id="4" w:name="_Toc77091259"/>
+      <w:bookmarkStart w:id="4" w:name="_Toc79326078"/>
       <w:r>
         <w:rPr>
           <w:lang w:val="en-US"/>
@@ -4037,29 +3990,7 @@
           <w:szCs w:val="20"/>
           <w:lang w:val="en-US"/>
         </w:rPr>
-        <w:t>(</w:t>
-      </w:r>
-      <w:proofErr w:type="gramStart"/>
-      <w:r>
-        <w:rPr>
-          <w:i/>
-          <w:iCs/>
-          <w:sz w:val="24"/>
-          <w:szCs w:val="20"/>
-          <w:lang w:val="en-US"/>
-        </w:rPr>
-        <w:t>e.g.</w:t>
-      </w:r>
-      <w:proofErr w:type="gramEnd"/>
-      <w:r>
-        <w:rPr>
-          <w:i/>
-          <w:iCs/>
-          <w:sz w:val="24"/>
-          <w:szCs w:val="20"/>
-          <w:lang w:val="en-US"/>
-        </w:rPr>
-        <w:t xml:space="preserve"> “Yes”, “No”, “Goodbye”, …)</w:t>
+        <w:t>(e.g. “Yes”, “No”, “Goodbye”, …)</w:t>
       </w:r>
       <w:r>
         <w:rPr>
@@ -4125,7 +4056,68 @@
         <w:rPr>
           <w:lang w:val="en-US"/>
         </w:rPr>
-        <w:t xml:space="preserve"> answers. </w:t>
+        <w:t xml:space="preserve"> </w:t>
+      </w:r>
+      <w:r>
+        <w:rPr>
+          <w:lang w:val="en-US"/>
+        </w:rPr>
+        <w:t>A</w:t>
+      </w:r>
+      <w:r>
+        <w:rPr>
+          <w:lang w:val="en-US"/>
+        </w:rPr>
+        <w:t xml:space="preserve">nswers. </w:t>
+      </w:r>
+      <w:r>
+        <w:rPr>
+          <w:lang w:val="en-US"/>
+        </w:rPr>
+        <w:t xml:space="preserve">Programmatically Dialogues, Dialogue Parts and Answers are realized as nested inner classes called </w:t>
+      </w:r>
+      <w:r>
+        <w:rPr>
+          <w:rFonts w:ascii="Consolas" w:hAnsi="Consolas"/>
+          <w:lang w:val="en-US"/>
+        </w:rPr>
+        <w:t>Dialogue</w:t>
+      </w:r>
+      <w:r>
+        <w:rPr>
+          <w:lang w:val="en-US"/>
+        </w:rPr>
+        <w:t xml:space="preserve">, </w:t>
+      </w:r>
+      <w:proofErr w:type="spellStart"/>
+      <w:r>
+        <w:rPr>
+          <w:rFonts w:ascii="Consolas" w:hAnsi="Consolas"/>
+          <w:lang w:val="en-US"/>
+        </w:rPr>
+        <w:t>Dialogue.DialoguePart</w:t>
+      </w:r>
+      <w:proofErr w:type="spellEnd"/>
+      <w:r>
+        <w:rPr>
+          <w:lang w:val="en-US"/>
+        </w:rPr>
+        <w:t xml:space="preserve"> and </w:t>
+      </w:r>
+      <w:proofErr w:type="spellStart"/>
+      <w:r>
+        <w:rPr>
+          <w:rFonts w:ascii="Consolas" w:hAnsi="Consolas"/>
+          <w:lang w:val="en-US"/>
+        </w:rPr>
+        <w:t>Dialogue.DialoguePart.Answer</w:t>
+      </w:r>
+      <w:proofErr w:type="spellEnd"/>
+      <w:r>
+        <w:rPr>
+          <w:lang w:val="en-US"/>
+        </w:rPr>
+        <w:t xml:space="preserve">. </w:t>
       </w:r>
       <w:r>
         <w:rPr>
@@ -4175,7 +4167,7 @@
           <w:lang w:val="en-US"/>
         </w:rPr>
       </w:pPr>
-      <w:bookmarkStart w:id="5" w:name="_Toc77091260"/>
+      <w:bookmarkStart w:id="5" w:name="_Toc79326079"/>
       <w:r>
         <w:rPr>
           <w:lang w:val="en-US"/>
@@ -4328,14 +4320,7 @@
         <w:rPr>
           <w:lang w:val="en-US"/>
         </w:rPr>
-        <w:t xml:space="preserve"> </w:t>
-      </w:r>
-      <w:proofErr w:type="gramStart"/>
-      <w:r>
-        <w:rPr>
-          <w:lang w:val="en-US"/>
-        </w:rPr>
-        <w:t>a</w:t>
+        <w:t xml:space="preserve"> a</w:t>
       </w:r>
       <w:r>
         <w:rPr>
@@ -4343,7 +4328,6 @@
         </w:rPr>
         <w:t>n</w:t>
       </w:r>
-      <w:proofErr w:type="gramEnd"/>
       <w:r>
         <w:rPr>
           <w:lang w:val="en-US"/>
@@ -4478,7 +4462,7 @@
           <w:lang w:val="en-US"/>
         </w:rPr>
       </w:pPr>
-      <w:bookmarkStart w:id="6" w:name="_Toc77091261"/>
+      <w:bookmarkStart w:id="6" w:name="_Toc79326080"/>
       <w:r>
         <w:rPr>
           <w:lang w:val="en-US"/>
@@ -4519,9 +4503,44 @@
           <w:szCs w:val="20"/>
           <w:lang w:val="en-US"/>
         </w:rPr>
-        <w:t>(</w:t>
-      </w:r>
-      <w:proofErr w:type="gramStart"/>
+        <w:t>(e.g. player has reached a certain level or done a certain quest)</w:t>
+      </w:r>
+      <w:r>
+        <w:rPr>
+          <w:lang w:val="en-US"/>
+        </w:rPr>
+        <w:t xml:space="preserve">. </w:t>
+      </w:r>
+      <w:r>
+        <w:rPr>
+          <w:lang w:val="en-US"/>
+        </w:rPr>
+        <w:t xml:space="preserve">This allows you to influence the </w:t>
+      </w:r>
+      <w:r>
+        <w:rPr>
+          <w:lang w:val="en-US"/>
+        </w:rPr>
+        <w:t>Dialogue</w:t>
+      </w:r>
+      <w:r>
+        <w:rPr>
+          <w:lang w:val="en-US"/>
+        </w:rPr>
+        <w:t xml:space="preserve">s dynamically at runtime. </w:t>
+      </w:r>
+      <w:r>
+        <w:rPr>
+          <w:lang w:val="en-US"/>
+        </w:rPr>
+        <w:t>Conditions</w:t>
+      </w:r>
+      <w:r>
+        <w:rPr>
+          <w:lang w:val="en-US"/>
+        </w:rPr>
+        <w:t xml:space="preserve"> can be set in the editor and are based on the Global Properties, which work just like normal Properties, but are unique and accessible from everywhere in the project. </w:t>
+      </w:r>
       <w:r>
         <w:rPr>
           <w:i/>
@@ -4530,86 +4549,7 @@
           <w:szCs w:val="20"/>
           <w:lang w:val="en-US"/>
         </w:rPr>
-        <w:t>e.g.</w:t>
-      </w:r>
-      <w:proofErr w:type="gramEnd"/>
-      <w:r>
-        <w:rPr>
-          <w:i/>
-          <w:iCs/>
-          <w:sz w:val="24"/>
-          <w:szCs w:val="20"/>
-          <w:lang w:val="en-US"/>
-        </w:rPr>
-        <w:t xml:space="preserve"> player has reached a certain level or done a certain quest)</w:t>
-      </w:r>
-      <w:r>
-        <w:rPr>
-          <w:lang w:val="en-US"/>
-        </w:rPr>
-        <w:t xml:space="preserve">. </w:t>
-      </w:r>
-      <w:r>
-        <w:rPr>
-          <w:lang w:val="en-US"/>
-        </w:rPr>
-        <w:t xml:space="preserve">This allows you to influence the </w:t>
-      </w:r>
-      <w:r>
-        <w:rPr>
-          <w:lang w:val="en-US"/>
-        </w:rPr>
-        <w:t>Dialogue</w:t>
-      </w:r>
-      <w:r>
-        <w:rPr>
-          <w:lang w:val="en-US"/>
-        </w:rPr>
-        <w:t xml:space="preserve">s dynamically at runtime. </w:t>
-      </w:r>
-      <w:r>
-        <w:rPr>
-          <w:lang w:val="en-US"/>
-        </w:rPr>
-        <w:t>Conditions</w:t>
-      </w:r>
-      <w:r>
-        <w:rPr>
-          <w:lang w:val="en-US"/>
-        </w:rPr>
-        <w:t xml:space="preserve"> can be set in the editor and are based on the Global Properties, which work just like normal Properties, but are unique and accessible from everywhere in the project. </w:t>
-      </w:r>
-      <w:r>
-        <w:rPr>
-          <w:i/>
-          <w:iCs/>
-          <w:sz w:val="24"/>
-          <w:szCs w:val="20"/>
-          <w:lang w:val="en-US"/>
-        </w:rPr>
-        <w:t>(</w:t>
-      </w:r>
-      <w:proofErr w:type="gramStart"/>
-      <w:r>
-        <w:rPr>
-          <w:i/>
-          <w:iCs/>
-          <w:sz w:val="24"/>
-          <w:szCs w:val="20"/>
-          <w:lang w:val="en-US"/>
-        </w:rPr>
-        <w:t>they</w:t>
-      </w:r>
-      <w:proofErr w:type="gramEnd"/>
-      <w:r>
-        <w:rPr>
-          <w:i/>
-          <w:iCs/>
-          <w:sz w:val="24"/>
-          <w:szCs w:val="20"/>
-          <w:lang w:val="en-US"/>
-        </w:rPr>
-        <w:t xml:space="preserve"> can be compared to static variables in C#)</w:t>
+        <w:t>(they can be compared to static variables in C#)</w:t>
       </w:r>
       <w:r>
         <w:rPr>
@@ -4738,7 +4678,7 @@
           <w:lang w:val="en-US"/>
         </w:rPr>
       </w:pPr>
-      <w:bookmarkStart w:id="7" w:name="_Toc77091262"/>
+      <w:bookmarkStart w:id="7" w:name="_Toc79326081"/>
       <w:r>
         <w:rPr>
           <w:lang w:val="en-US"/>
@@ -4991,21 +4931,7 @@
         <w:rPr>
           <w:lang w:val="en-US"/>
         </w:rPr>
-        <w:t xml:space="preserve">example project with several example scripts. These are described in more depth under “3. Quick Start”. To get started with the UDS you should </w:t>
-      </w:r>
-      <w:proofErr w:type="gramStart"/>
-      <w:r>
-        <w:rPr>
-          <w:lang w:val="en-US"/>
-        </w:rPr>
-        <w:t>take a look</w:t>
-      </w:r>
-      <w:proofErr w:type="gramEnd"/>
-      <w:r>
-        <w:rPr>
-          <w:lang w:val="en-US"/>
-        </w:rPr>
-        <w:t xml:space="preserve"> at the </w:t>
+        <w:t xml:space="preserve">example project with several example scripts. These are described in more depth under “3. Quick Start”. To get started with the UDS you should take a look at the </w:t>
       </w:r>
       <w:proofErr w:type="spellStart"/>
       <w:r>
@@ -5105,25 +5031,7 @@
           <w:bCs/>
           <w:lang w:val="en-US"/>
         </w:rPr>
-        <w:t xml:space="preserve">However, these are only example scripts and I encourage you to </w:t>
-      </w:r>
-      <w:proofErr w:type="gramStart"/>
-      <w:r>
-        <w:rPr>
-          <w:b/>
-          <w:bCs/>
-          <w:lang w:val="en-US"/>
-        </w:rPr>
-        <w:t>look into</w:t>
-      </w:r>
-      <w:proofErr w:type="gramEnd"/>
-      <w:r>
-        <w:rPr>
-          <w:b/>
-          <w:bCs/>
-          <w:lang w:val="en-US"/>
-        </w:rPr>
-        <w:t xml:space="preserve"> them and extend them as needed.</w:t>
+        <w:t>However, these are only example scripts and I encourage you to look into them and extend them as needed.</w:t>
       </w:r>
       <w:r>
         <w:rPr>
@@ -5199,7 +5107,7 @@
           <w:lang w:val="en-US"/>
         </w:rPr>
       </w:pPr>
-      <w:bookmarkStart w:id="8" w:name="_Toc77091263"/>
+      <w:bookmarkStart w:id="8" w:name="_Toc79326082"/>
       <w:r>
         <w:rPr>
           <w:lang w:val="en-US"/>
@@ -5603,29 +5511,7 @@
           <w:szCs w:val="20"/>
           <w:lang w:val="en-US"/>
         </w:rPr>
-        <w:t>(</w:t>
-      </w:r>
-      <w:proofErr w:type="gramStart"/>
-      <w:r>
-        <w:rPr>
-          <w:i/>
-          <w:iCs/>
-          <w:sz w:val="24"/>
-          <w:szCs w:val="20"/>
-          <w:lang w:val="en-US"/>
-        </w:rPr>
-        <w:t>e.g.</w:t>
-      </w:r>
-      <w:proofErr w:type="gramEnd"/>
-      <w:r>
-        <w:rPr>
-          <w:i/>
-          <w:iCs/>
-          <w:sz w:val="24"/>
-          <w:szCs w:val="20"/>
-          <w:lang w:val="en-US"/>
-        </w:rPr>
-        <w:t xml:space="preserve"> through a Horizontal- or </w:t>
+        <w:t xml:space="preserve">(e.g. through a Horizontal- or </w:t>
       </w:r>
       <w:proofErr w:type="spellStart"/>
       <w:r>
@@ -5863,29 +5749,7 @@
           <w:szCs w:val="20"/>
           <w:lang w:val="en-US"/>
         </w:rPr>
-        <w:t xml:space="preserve">(This is a little tedious but very flexible, ensures performance and only </w:t>
-      </w:r>
-      <w:proofErr w:type="gramStart"/>
-      <w:r>
-        <w:rPr>
-          <w:i/>
-          <w:iCs/>
-          <w:sz w:val="24"/>
-          <w:szCs w:val="20"/>
-          <w:lang w:val="en-US"/>
-        </w:rPr>
-        <w:t>has to</w:t>
-      </w:r>
-      <w:proofErr w:type="gramEnd"/>
-      <w:r>
-        <w:rPr>
-          <w:i/>
-          <w:iCs/>
-          <w:sz w:val="24"/>
-          <w:szCs w:val="20"/>
-          <w:lang w:val="en-US"/>
-        </w:rPr>
-        <w:t xml:space="preserve"> be done once)</w:t>
+        <w:t>(This is a little tedious but very flexible, ensures performance and only has to be done once)</w:t>
       </w:r>
     </w:p>
     <w:p>
@@ -6561,23 +6425,7 @@
           <w:color w:val="000000" w:themeColor="text1"/>
           <w:lang w:val="en-US"/>
         </w:rPr>
-        <w:t xml:space="preserve">. If you </w:t>
-      </w:r>
-      <w:proofErr w:type="gramStart"/>
-      <w:r>
-        <w:rPr>
-          <w:color w:val="000000" w:themeColor="text1"/>
-          <w:lang w:val="en-US"/>
-        </w:rPr>
-        <w:t>left-click</w:t>
-      </w:r>
-      <w:proofErr w:type="gramEnd"/>
-      <w:r>
-        <w:rPr>
-          <w:color w:val="000000" w:themeColor="text1"/>
-          <w:lang w:val="en-US"/>
-        </w:rPr>
-        <w:t xml:space="preserve"> a </w:t>
+        <w:t xml:space="preserve">. If you left-click a </w:t>
       </w:r>
       <w:r>
         <w:rPr>
@@ -6693,23 +6541,7 @@
           <w:color w:val="000000" w:themeColor="text1"/>
           <w:lang w:val="en-US"/>
         </w:rPr>
-        <w:t xml:space="preserve"> Part here. IDs </w:t>
-      </w:r>
-      <w:proofErr w:type="gramStart"/>
-      <w:r>
-        <w:rPr>
-          <w:color w:val="000000" w:themeColor="text1"/>
-          <w:lang w:val="en-US"/>
-        </w:rPr>
-        <w:t>have to</w:t>
-      </w:r>
-      <w:proofErr w:type="gramEnd"/>
-      <w:r>
-        <w:rPr>
-          <w:color w:val="000000" w:themeColor="text1"/>
-          <w:lang w:val="en-US"/>
-        </w:rPr>
-        <w:t xml:space="preserve"> be unique and should contain a little information about the contents of the </w:t>
+        <w:t xml:space="preserve"> Part here. IDs have to be unique and should contain a little information about the contents of the </w:t>
       </w:r>
       <w:r>
         <w:rPr>
@@ -6972,7 +6804,6 @@
         </w:rPr>
         <w:t>(</w:t>
       </w:r>
-      <w:proofErr w:type="gramStart"/>
       <w:r>
         <w:rPr>
           <w:i/>
@@ -6982,19 +6813,7 @@
           <w:szCs w:val="20"/>
           <w:lang w:val="en-US"/>
         </w:rPr>
-        <w:t>e.g.</w:t>
-      </w:r>
-      <w:proofErr w:type="gramEnd"/>
-      <w:r>
-        <w:rPr>
-          <w:i/>
-          <w:iCs/>
-          <w:color w:val="000000" w:themeColor="text1"/>
-          <w:sz w:val="24"/>
-          <w:szCs w:val="20"/>
-          <w:lang w:val="en-US"/>
-        </w:rPr>
-        <w:t xml:space="preserve"> “Yes”, “No”, “I want to buy something”)</w:t>
+        <w:t>e.g. “Yes”, “No”, “I want to buy something”)</w:t>
       </w:r>
       <w:r>
         <w:rPr>
@@ -7193,23 +7012,7 @@
           <w:color w:val="000000" w:themeColor="text1"/>
           <w:lang w:val="en-US"/>
         </w:rPr>
-        <w:t xml:space="preserve"> Parts can be connected to others either via Answers (meaning the player </w:t>
-      </w:r>
-      <w:proofErr w:type="gramStart"/>
-      <w:r>
-        <w:rPr>
-          <w:color w:val="000000" w:themeColor="text1"/>
-          <w:lang w:val="en-US"/>
-        </w:rPr>
-        <w:t>has to</w:t>
-      </w:r>
-      <w:proofErr w:type="gramEnd"/>
-      <w:r>
-        <w:rPr>
-          <w:color w:val="000000" w:themeColor="text1"/>
-          <w:lang w:val="en-US"/>
-        </w:rPr>
-        <w:t xml:space="preserve"> click/tap an Answer) or directly (meaning the player has to press a button or tap the screen to continue), the latter is only possible if </w:t>
+        <w:t xml:space="preserve"> Parts can be connected to others either via Answers (meaning the player has to click/tap an Answer) or directly (meaning the player has to press a button or tap the screen to continue), the latter is only possible if </w:t>
       </w:r>
       <w:r>
         <w:rPr>
@@ -7403,212 +7206,185 @@
           <w:color w:val="000000" w:themeColor="text1"/>
           <w:lang w:val="en-US"/>
         </w:rPr>
-        <w:t xml:space="preserve"> </w:t>
-      </w:r>
-      <w:proofErr w:type="gramStart"/>
+        <w:t xml:space="preserve"> (.</w:t>
+      </w:r>
+      <w:proofErr w:type="spellStart"/>
       <w:r>
         <w:rPr>
           <w:color w:val="000000" w:themeColor="text1"/>
           <w:lang w:val="en-US"/>
         </w:rPr>
-        <w:t>(.</w:t>
+        <w:t>uds</w:t>
+      </w:r>
+      <w:r>
+        <w:rPr>
+          <w:color w:val="000000" w:themeColor="text1"/>
+          <w:lang w:val="en-US"/>
+        </w:rPr>
+        <w:t>Dialogue</w:t>
+      </w:r>
+      <w:r>
+        <w:rPr>
+          <w:color w:val="000000" w:themeColor="text1"/>
+          <w:lang w:val="en-US"/>
+        </w:rPr>
+        <w:t>.json</w:t>
+      </w:r>
+      <w:proofErr w:type="spellEnd"/>
+      <w:r>
+        <w:rPr>
+          <w:color w:val="000000" w:themeColor="text1"/>
+          <w:lang w:val="en-US"/>
+        </w:rPr>
+        <w:t xml:space="preserve"> file) under Assets\Resources\</w:t>
+      </w:r>
+      <w:r>
+        <w:rPr>
+          <w:color w:val="000000" w:themeColor="text1"/>
+          <w:lang w:val="en-US"/>
+        </w:rPr>
+        <w:t>Dialogue</w:t>
+      </w:r>
+      <w:r>
+        <w:rPr>
+          <w:color w:val="000000" w:themeColor="text1"/>
+          <w:lang w:val="en-US"/>
+        </w:rPr>
+        <w:t>s.</w:t>
+      </w:r>
+    </w:p>
+    <w:p>
+      <w:pPr>
+        <w:rPr>
+          <w:rFonts w:cs="Arial"/>
+          <w:lang w:val="en-US"/>
+        </w:rPr>
+      </w:pPr>
+      <w:r>
+        <w:rPr>
+          <w:lang w:val="en-US"/>
+        </w:rPr>
+        <w:t xml:space="preserve">Congratulations! Now everything is set up. You can go ahead now and call </w:t>
       </w:r>
       <w:proofErr w:type="spellStart"/>
       <w:r>
         <w:rPr>
-          <w:color w:val="000000" w:themeColor="text1"/>
-          <w:lang w:val="en-US"/>
-        </w:rPr>
-        <w:t>uds</w:t>
-      </w:r>
-      <w:r>
-        <w:rPr>
-          <w:color w:val="000000" w:themeColor="text1"/>
+          <w:rFonts w:ascii="Consolas" w:hAnsi="Consolas"/>
+          <w:lang w:val="en-US"/>
+        </w:rPr>
+        <w:t>UDS</w:t>
+      </w:r>
+      <w:r>
+        <w:rPr>
+          <w:rFonts w:ascii="Consolas" w:hAnsi="Consolas"/>
           <w:lang w:val="en-US"/>
         </w:rPr>
         <w:t>Dialogue</w:t>
       </w:r>
       <w:r>
         <w:rPr>
-          <w:color w:val="000000" w:themeColor="text1"/>
-          <w:lang w:val="en-US"/>
-        </w:rPr>
-        <w:t>.json</w:t>
+          <w:rFonts w:ascii="Consolas" w:hAnsi="Consolas"/>
+          <w:lang w:val="en-US"/>
+        </w:rPr>
+        <w:t>Manager.instance.Start</w:t>
+      </w:r>
+      <w:r>
+        <w:rPr>
+          <w:rFonts w:ascii="Consolas" w:hAnsi="Consolas"/>
+          <w:lang w:val="en-US"/>
+        </w:rPr>
+        <w:t>Dialogue</w:t>
       </w:r>
       <w:proofErr w:type="spellEnd"/>
-      <w:proofErr w:type="gramEnd"/>
-      <w:r>
-        <w:rPr>
-          <w:color w:val="000000" w:themeColor="text1"/>
-          <w:lang w:val="en-US"/>
-        </w:rPr>
-        <w:t xml:space="preserve"> file) under Assets\Resources\</w:t>
-      </w:r>
-      <w:r>
-        <w:rPr>
-          <w:color w:val="000000" w:themeColor="text1"/>
+      <w:r>
+        <w:rPr>
+          <w:rFonts w:ascii="Consolas" w:hAnsi="Consolas"/>
+          <w:lang w:val="en-US"/>
+        </w:rPr>
+        <w:t>(</w:t>
+      </w:r>
+      <w:proofErr w:type="spellStart"/>
+      <w:r>
+        <w:rPr>
+          <w:rFonts w:ascii="Consolas" w:hAnsi="Consolas"/>
           <w:lang w:val="en-US"/>
         </w:rPr>
         <w:t>Dialogue</w:t>
       </w:r>
       <w:r>
         <w:rPr>
-          <w:color w:val="000000" w:themeColor="text1"/>
-          <w:lang w:val="en-US"/>
-        </w:rPr>
-        <w:t>s.</w:t>
-      </w:r>
-    </w:p>
-    <w:p>
-      <w:pPr>
+          <w:rFonts w:ascii="Consolas" w:hAnsi="Consolas"/>
+          <w:lang w:val="en-US"/>
+        </w:rPr>
+        <w:t>ID</w:t>
+      </w:r>
+      <w:proofErr w:type="spellEnd"/>
+      <w:r>
+        <w:rPr>
+          <w:rFonts w:ascii="Consolas" w:hAnsi="Consolas"/>
+          <w:lang w:val="en-US"/>
+        </w:rPr>
+        <w:t xml:space="preserve">) </w:t>
+      </w:r>
+      <w:r>
         <w:rPr>
           <w:rFonts w:cs="Arial"/>
           <w:lang w:val="en-US"/>
         </w:rPr>
-      </w:pPr>
-      <w:r>
-        <w:rPr>
-          <w:lang w:val="en-US"/>
-        </w:rPr>
-        <w:t xml:space="preserve">Congratulations! Now everything is set up. You can go ahead now and call </w:t>
+        <w:t xml:space="preserve">to play back the </w:t>
+      </w:r>
+      <w:r>
+        <w:rPr>
+          <w:rFonts w:cs="Arial"/>
+          <w:lang w:val="en-US"/>
+        </w:rPr>
+        <w:t>Dialogue</w:t>
+      </w:r>
+      <w:r>
+        <w:rPr>
+          <w:rFonts w:cs="Arial"/>
+          <w:lang w:val="en-US"/>
+        </w:rPr>
+        <w:t xml:space="preserve"> (the </w:t>
       </w:r>
       <w:proofErr w:type="spellStart"/>
-      <w:proofErr w:type="gramStart"/>
-      <w:r>
-        <w:rPr>
-          <w:rFonts w:ascii="Consolas" w:hAnsi="Consolas"/>
-          <w:lang w:val="en-US"/>
-        </w:rPr>
-        <w:t>UDS</w:t>
-      </w:r>
-      <w:r>
-        <w:rPr>
-          <w:rFonts w:ascii="Consolas" w:hAnsi="Consolas"/>
+      <w:r>
+        <w:rPr>
+          <w:rFonts w:cs="Arial"/>
           <w:lang w:val="en-US"/>
         </w:rPr>
         <w:t>Dialogue</w:t>
       </w:r>
       <w:r>
         <w:rPr>
-          <w:rFonts w:ascii="Consolas" w:hAnsi="Consolas"/>
-          <w:lang w:val="en-US"/>
-        </w:rPr>
-        <w:t>Manager.instance.Start</w:t>
-      </w:r>
-      <w:r>
-        <w:rPr>
-          <w:rFonts w:ascii="Consolas" w:hAnsi="Consolas"/>
-          <w:lang w:val="en-US"/>
-        </w:rPr>
-        <w:t>Dialogue</w:t>
+          <w:rFonts w:cs="Arial"/>
+          <w:lang w:val="en-US"/>
+        </w:rPr>
+        <w:t>ID</w:t>
       </w:r>
       <w:proofErr w:type="spellEnd"/>
-      <w:proofErr w:type="gramEnd"/>
-      <w:r>
-        <w:rPr>
-          <w:rFonts w:ascii="Consolas" w:hAnsi="Consolas"/>
-          <w:lang w:val="en-US"/>
-        </w:rPr>
-        <w:t>(</w:t>
-      </w:r>
-      <w:proofErr w:type="spellStart"/>
-      <w:r>
-        <w:rPr>
-          <w:rFonts w:ascii="Consolas" w:hAnsi="Consolas"/>
-          <w:lang w:val="en-US"/>
-        </w:rPr>
-        <w:t>Dialogue</w:t>
-      </w:r>
-      <w:r>
-        <w:rPr>
-          <w:rFonts w:ascii="Consolas" w:hAnsi="Consolas"/>
-          <w:lang w:val="en-US"/>
-        </w:rPr>
-        <w:t>ID</w:t>
-      </w:r>
-      <w:proofErr w:type="spellEnd"/>
-      <w:r>
-        <w:rPr>
-          <w:rFonts w:ascii="Consolas" w:hAnsi="Consolas"/>
-          <w:lang w:val="en-US"/>
-        </w:rPr>
-        <w:t xml:space="preserve">) </w:t>
-      </w:r>
       <w:r>
         <w:rPr>
           <w:rFonts w:cs="Arial"/>
           <w:lang w:val="en-US"/>
         </w:rPr>
-        <w:t xml:space="preserve">to play back the </w:t>
-      </w:r>
-      <w:r>
+        <w:t xml:space="preserve"> should always equal the filename). </w:t>
+      </w:r>
+    </w:p>
+    <w:p>
+      <w:pPr>
         <w:rPr>
           <w:rFonts w:cs="Arial"/>
           <w:lang w:val="en-US"/>
         </w:rPr>
-        <w:t>Dialogue</w:t>
-      </w:r>
+      </w:pPr>
       <w:r>
         <w:rPr>
           <w:rFonts w:cs="Arial"/>
           <w:lang w:val="en-US"/>
         </w:rPr>
-        <w:t xml:space="preserve"> (the </w:t>
-      </w:r>
-      <w:proofErr w:type="spellStart"/>
-      <w:r>
-        <w:rPr>
-          <w:rFonts w:cs="Arial"/>
-          <w:lang w:val="en-US"/>
-        </w:rPr>
-        <w:t>Dialogue</w:t>
-      </w:r>
-      <w:r>
-        <w:rPr>
-          <w:rFonts w:cs="Arial"/>
-          <w:lang w:val="en-US"/>
-        </w:rPr>
-        <w:t>ID</w:t>
-      </w:r>
-      <w:proofErr w:type="spellEnd"/>
-      <w:r>
-        <w:rPr>
-          <w:rFonts w:cs="Arial"/>
-          <w:lang w:val="en-US"/>
-        </w:rPr>
-        <w:t xml:space="preserve"> should always equal the filename). </w:t>
-      </w:r>
-    </w:p>
-    <w:p>
-      <w:pPr>
-        <w:rPr>
-          <w:rFonts w:cs="Arial"/>
-          <w:lang w:val="en-US"/>
-        </w:rPr>
-      </w:pPr>
-      <w:r>
-        <w:rPr>
-          <w:rFonts w:cs="Arial"/>
-          <w:lang w:val="en-US"/>
-        </w:rPr>
         <w:lastRenderedPageBreak/>
-        <w:t xml:space="preserve">Of course, you will need additional logic to </w:t>
-      </w:r>
-      <w:proofErr w:type="gramStart"/>
-      <w:r>
-        <w:rPr>
-          <w:rFonts w:cs="Arial"/>
-          <w:lang w:val="en-US"/>
-        </w:rPr>
-        <w:t>e.g.</w:t>
-      </w:r>
-      <w:proofErr w:type="gramEnd"/>
-      <w:r>
-        <w:rPr>
-          <w:rFonts w:cs="Arial"/>
-          <w:lang w:val="en-US"/>
-        </w:rPr>
-        <w:t xml:space="preserve"> link your </w:t>
+        <w:t xml:space="preserve">Of course, you will need additional logic to e.g. link your </w:t>
       </w:r>
       <w:r>
         <w:rPr>
@@ -7999,29 +7775,7 @@
           <w:szCs w:val="20"/>
           <w:lang w:val="en-US"/>
         </w:rPr>
-        <w:t>(</w:t>
-      </w:r>
-      <w:proofErr w:type="gramStart"/>
-      <w:r>
-        <w:rPr>
-          <w:i/>
-          <w:iCs/>
-          <w:sz w:val="24"/>
-          <w:szCs w:val="20"/>
-          <w:lang w:val="en-US"/>
-        </w:rPr>
-        <w:t>e.g.</w:t>
-      </w:r>
-      <w:proofErr w:type="gramEnd"/>
-      <w:r>
-        <w:rPr>
-          <w:i/>
-          <w:iCs/>
-          <w:sz w:val="24"/>
-          <w:szCs w:val="20"/>
-          <w:lang w:val="en-US"/>
-        </w:rPr>
-        <w:t xml:space="preserve"> open a shop from a Dialog, give an </w:t>
+        <w:t xml:space="preserve">(e.g. open a shop from a Dialog, give an </w:t>
       </w:r>
       <w:r>
         <w:rPr>
@@ -8135,29 +7889,7 @@
           <w:szCs w:val="20"/>
           <w:lang w:val="en-US"/>
         </w:rPr>
-        <w:t>(</w:t>
-      </w:r>
-      <w:proofErr w:type="gramStart"/>
-      <w:r>
-        <w:rPr>
-          <w:i/>
-          <w:iCs/>
-          <w:sz w:val="24"/>
-          <w:szCs w:val="20"/>
-          <w:lang w:val="en-US"/>
-        </w:rPr>
-        <w:t>e.g.</w:t>
-      </w:r>
-      <w:proofErr w:type="gramEnd"/>
-      <w:r>
-        <w:rPr>
-          <w:i/>
-          <w:iCs/>
-          <w:sz w:val="24"/>
-          <w:szCs w:val="20"/>
-          <w:lang w:val="en-US"/>
-        </w:rPr>
-        <w:t xml:space="preserve"> player has a certain quest, reached a certain level, …)</w:t>
+        <w:t>(e.g. player has a certain quest, reached a certain level, …)</w:t>
       </w:r>
       <w:r>
         <w:rPr>
@@ -8195,16 +7927,8 @@
         <w:rPr>
           <w:lang w:val="en-US"/>
         </w:rPr>
-        <w:t xml:space="preserve">, </w:t>
-      </w:r>
-      <w:proofErr w:type="gramStart"/>
-      <w:r>
-        <w:rPr>
-          <w:lang w:val="en-US"/>
-        </w:rPr>
-        <w:t>application</w:t>
-      </w:r>
-      <w:proofErr w:type="gramEnd"/>
+        <w:t>, application</w:t>
+      </w:r>
       <w:r>
         <w:rPr>
           <w:lang w:val="en-US"/>
@@ -8236,7 +7960,7 @@
           <w:lang w:val="en-US"/>
         </w:rPr>
       </w:pPr>
-      <w:bookmarkStart w:id="9" w:name="_Toc77091264"/>
+      <w:bookmarkStart w:id="9" w:name="_Toc79326083"/>
       <w:r>
         <w:rPr>
           <w:lang w:val="en-US"/>
@@ -8307,7 +8031,7 @@
           <w:lang w:val="en-US"/>
         </w:rPr>
       </w:pPr>
-      <w:bookmarkStart w:id="10" w:name="_Toc77091265"/>
+      <w:bookmarkStart w:id="10" w:name="_Toc79326084"/>
       <w:r>
         <w:rPr>
           <w:lang w:val="en-US"/>
@@ -8350,17 +8074,9 @@
         <w:rPr>
           <w:lang w:val="en-US"/>
         </w:rPr>
-        <w:t xml:space="preserve">s are being stored as JSON files with </w:t>
-      </w:r>
-      <w:proofErr w:type="gramStart"/>
-      <w:r>
-        <w:rPr>
-          <w:lang w:val="en-US"/>
-        </w:rPr>
-        <w:t>the .</w:t>
+        <w:t>s are being stored as JSON files with the .</w:t>
       </w:r>
       <w:proofErr w:type="spellStart"/>
-      <w:proofErr w:type="gramEnd"/>
       <w:r>
         <w:rPr>
           <w:lang w:val="en-US"/>
@@ -8561,7 +8277,7 @@
           <w:lang w:val="en-US"/>
         </w:rPr>
       </w:pPr>
-      <w:bookmarkStart w:id="11" w:name="_Toc77091266"/>
+      <w:bookmarkStart w:id="11" w:name="_Toc79326085"/>
       <w:r>
         <w:rPr>
           <w:noProof/>
@@ -8675,7 +8391,6 @@
                                 <w:lang w:val="en-US"/>
                               </w:rPr>
                             </w:pPr>
-                            <w:proofErr w:type="spellStart"/>
                             <w:r>
                               <w:rPr>
                                 <w:b/>
@@ -8684,18 +8399,7 @@
                                 <w:szCs w:val="15"/>
                                 <w:lang w:val="en-US"/>
                               </w:rPr>
-                              <w:t>DialogUI</w:t>
-                            </w:r>
-                            <w:proofErr w:type="spellEnd"/>
-                            <w:r>
-                              <w:rPr>
-                                <w:b/>
-                                <w:bCs/>
-                                <w:sz w:val="15"/>
-                                <w:szCs w:val="15"/>
-                                <w:lang w:val="en-US"/>
-                              </w:rPr>
-                              <w:t>:</w:t>
+                              <w:t>DialogUI:</w:t>
                             </w:r>
                             <w:r>
                               <w:rPr>
@@ -8705,23 +8409,13 @@
                               </w:rPr>
                               <w:t xml:space="preserve"> The highest parent of all </w:t>
                             </w:r>
-                            <w:proofErr w:type="spellStart"/>
                             <w:r>
                               <w:rPr>
                                 <w:sz w:val="15"/>
                                 <w:szCs w:val="15"/>
                                 <w:lang w:val="en-US"/>
                               </w:rPr>
-                              <w:t>DialogUI</w:t>
-                            </w:r>
-                            <w:proofErr w:type="spellEnd"/>
-                            <w:r>
-                              <w:rPr>
-                                <w:sz w:val="15"/>
-                                <w:szCs w:val="15"/>
-                                <w:lang w:val="en-US"/>
-                              </w:rPr>
-                              <w:t xml:space="preserve"> (described in more detail under 3. Quick Start)</w:t>
+                              <w:t>DialogUI (described in more detail under 3. Quick Start)</w:t>
                             </w:r>
                           </w:p>
                           <w:p>
@@ -8764,43 +8458,7 @@
                                 <w:szCs w:val="15"/>
                                 <w:lang w:val="en-US"/>
                               </w:rPr>
-                              <w:t xml:space="preserve"> </w:t>
-                            </w:r>
-                            <w:proofErr w:type="spellStart"/>
-                            <w:r>
-                              <w:rPr>
-                                <w:sz w:val="15"/>
-                                <w:szCs w:val="15"/>
-                                <w:lang w:val="en-US"/>
-                              </w:rPr>
-                              <w:t>GameObject</w:t>
-                            </w:r>
-                            <w:proofErr w:type="spellEnd"/>
-                            <w:r>
-                              <w:rPr>
-                                <w:sz w:val="15"/>
-                                <w:szCs w:val="15"/>
-                                <w:lang w:val="en-US"/>
-                              </w:rPr>
-                              <w:t xml:space="preserve"> and either a normal Text component or a TextMeshPro component. In the case of the Answer Text </w:t>
-                            </w:r>
-                            <w:proofErr w:type="gramStart"/>
-                            <w:r>
-                              <w:rPr>
-                                <w:sz w:val="15"/>
-                                <w:szCs w:val="15"/>
-                                <w:lang w:val="en-US"/>
-                              </w:rPr>
-                              <w:t>Boxes also</w:t>
-                            </w:r>
-                            <w:proofErr w:type="gramEnd"/>
-                            <w:r>
-                              <w:rPr>
-                                <w:sz w:val="15"/>
-                                <w:szCs w:val="15"/>
-                                <w:lang w:val="en-US"/>
-                              </w:rPr>
-                              <w:t xml:space="preserve"> a Button component</w:t>
+                              <w:t xml:space="preserve"> GameObject and either a normal Text component or a TextMeshPro component. In the case of the Answer Text Boxes also a Button component</w:t>
                             </w:r>
                           </w:p>
                           <w:p>
@@ -8827,16 +8485,7 @@
                                 <w:szCs w:val="15"/>
                                 <w:lang w:val="en-US"/>
                               </w:rPr>
-                              <w:t xml:space="preserve"> </w:t>
-                            </w:r>
-                            <w:proofErr w:type="spellStart"/>
-                            <w:r>
-                              <w:rPr>
-                                <w:sz w:val="15"/>
-                                <w:szCs w:val="15"/>
-                                <w:lang w:val="en-US"/>
-                              </w:rPr>
-                              <w:t>GameObject</w:t>
+                              <w:t xml:space="preserve"> GameObject</w:t>
                             </w:r>
                             <w:r>
                               <w:rPr>
@@ -8846,7 +8495,6 @@
                               </w:rPr>
                               <w:t>s</w:t>
                             </w:r>
-                            <w:proofErr w:type="spellEnd"/>
                             <w:r>
                               <w:rPr>
                                 <w:sz w:val="15"/>
@@ -8861,27 +8509,8 @@
                                 <w:szCs w:val="15"/>
                                 <w:lang w:val="en-US"/>
                               </w:rPr>
-                              <w:t xml:space="preserve"> (</w:t>
+                              <w:t xml:space="preserve"> (e.g. </w:t>
                             </w:r>
-                            <w:proofErr w:type="gramStart"/>
-                            <w:r>
-                              <w:rPr>
-                                <w:sz w:val="15"/>
-                                <w:szCs w:val="15"/>
-                                <w:lang w:val="en-US"/>
-                              </w:rPr>
-                              <w:t>e.g.</w:t>
-                            </w:r>
-                            <w:proofErr w:type="gramEnd"/>
-                            <w:r>
-                              <w:rPr>
-                                <w:sz w:val="15"/>
-                                <w:szCs w:val="15"/>
-                                <w:lang w:val="en-US"/>
-                              </w:rPr>
-                              <w:t xml:space="preserve"> </w:t>
-                            </w:r>
-                            <w:proofErr w:type="spellStart"/>
                             <w:r>
                               <w:rPr>
                                 <w:sz w:val="15"/>
@@ -8890,7 +8519,6 @@
                               </w:rPr>
                               <w:t>healthbar</w:t>
                             </w:r>
-                            <w:proofErr w:type="spellEnd"/>
                             <w:r>
                               <w:rPr>
                                 <w:sz w:val="15"/>
@@ -8948,43 +8576,7 @@
                                 <w:szCs w:val="15"/>
                                 <w:lang w:val="en-US"/>
                               </w:rPr>
-                              <w:t xml:space="preserve"> during Dialog playback to interact with the Dialog (</w:t>
-                            </w:r>
-                            <w:proofErr w:type="gramStart"/>
-                            <w:r>
-                              <w:rPr>
-                                <w:sz w:val="15"/>
-                                <w:szCs w:val="15"/>
-                                <w:lang w:val="en-US"/>
-                              </w:rPr>
-                              <w:t>e.g.</w:t>
-                            </w:r>
-                            <w:proofErr w:type="gramEnd"/>
-                            <w:r>
-                              <w:rPr>
-                                <w:sz w:val="15"/>
-                                <w:szCs w:val="15"/>
-                                <w:lang w:val="en-US"/>
-                              </w:rPr>
-                              <w:t xml:space="preserve"> skip to the next </w:t>
-                            </w:r>
-                            <w:proofErr w:type="spellStart"/>
-                            <w:r>
-                              <w:rPr>
-                                <w:sz w:val="15"/>
-                                <w:szCs w:val="15"/>
-                                <w:lang w:val="en-US"/>
-                              </w:rPr>
-                              <w:t>DialogPart</w:t>
-                            </w:r>
-                            <w:proofErr w:type="spellEnd"/>
-                            <w:r>
-                              <w:rPr>
-                                <w:sz w:val="15"/>
-                                <w:szCs w:val="15"/>
-                                <w:lang w:val="en-US"/>
-                              </w:rPr>
-                              <w:t xml:space="preserve"> if there are no Answers). For Console games, choose the correct gamepad keys</w:t>
+                              <w:t xml:space="preserve"> during Dialog playback to interact with the Dialog (e.g. skip to the next DialogPart if there are no Answers). For Console games, choose the correct gamepad keys</w:t>
                             </w:r>
                           </w:p>
                           <w:p>
@@ -9011,27 +8603,8 @@
                                 <w:szCs w:val="15"/>
                                 <w:lang w:val="en-US"/>
                               </w:rPr>
-                              <w:t xml:space="preserve"> </w:t>
+                              <w:t xml:space="preserve"> Whether or not to save and load the Global Properties as a JSON file under </w:t>
                             </w:r>
-                            <w:proofErr w:type="gramStart"/>
-                            <w:r>
-                              <w:rPr>
-                                <w:sz w:val="15"/>
-                                <w:szCs w:val="15"/>
-                                <w:lang w:val="en-US"/>
-                              </w:rPr>
-                              <w:t>Whether or not</w:t>
-                            </w:r>
-                            <w:proofErr w:type="gramEnd"/>
-                            <w:r>
-                              <w:rPr>
-                                <w:sz w:val="15"/>
-                                <w:szCs w:val="15"/>
-                                <w:lang w:val="en-US"/>
-                              </w:rPr>
-                              <w:t xml:space="preserve"> to save and load the Global Properties as a JSON file under </w:t>
-                            </w:r>
-                            <w:proofErr w:type="spellStart"/>
                             <w:r>
                               <w:rPr>
                                 <w:rFonts w:ascii="Consolas" w:hAnsi="Consolas"/>
@@ -9041,7 +8614,6 @@
                               </w:rPr>
                               <w:t>Application.persistantDataPath</w:t>
                             </w:r>
-                            <w:proofErr w:type="spellEnd"/>
                           </w:p>
                           <w:p>
                             <w:pPr>
@@ -9067,36 +8639,8 @@
                                 <w:szCs w:val="15"/>
                                 <w:lang w:val="en-US"/>
                               </w:rPr>
-                              <w:t xml:space="preserve"> A global base value for the text speed. The higher it is, the faster the text effect is. The Text Speed Property of the </w:t>
+                              <w:t xml:space="preserve"> A global base value for the text speed. The higher it is, the faster the text effect is. The Text Speed Property of the DialogParts then finetunes the speed for each individual DialogPart</w:t>
                             </w:r>
-                            <w:proofErr w:type="spellStart"/>
-                            <w:r>
-                              <w:rPr>
-                                <w:sz w:val="15"/>
-                                <w:szCs w:val="15"/>
-                                <w:lang w:val="en-US"/>
-                              </w:rPr>
-                              <w:t>DialogParts</w:t>
-                            </w:r>
-                            <w:proofErr w:type="spellEnd"/>
-                            <w:r>
-                              <w:rPr>
-                                <w:sz w:val="15"/>
-                                <w:szCs w:val="15"/>
-                                <w:lang w:val="en-US"/>
-                              </w:rPr>
-                              <w:t xml:space="preserve"> then finetunes the speed for each individual </w:t>
-                            </w:r>
-                            <w:proofErr w:type="spellStart"/>
-                            <w:r>
-                              <w:rPr>
-                                <w:sz w:val="15"/>
-                                <w:szCs w:val="15"/>
-                                <w:lang w:val="en-US"/>
-                              </w:rPr>
-                              <w:t>DialogPart</w:t>
-                            </w:r>
-                            <w:proofErr w:type="spellEnd"/>
                           </w:p>
                           <w:p>
                             <w:pPr>
@@ -9130,25 +8674,7 @@
                                 <w:szCs w:val="15"/>
                                 <w:lang w:val="en-US"/>
                               </w:rPr>
-                              <w:t xml:space="preserve">How long shall be waited between the specified events. Can be used to </w:t>
-                            </w:r>
-                            <w:proofErr w:type="gramStart"/>
-                            <w:r>
-                              <w:rPr>
-                                <w:sz w:val="15"/>
-                                <w:szCs w:val="15"/>
-                                <w:lang w:val="en-US"/>
-                              </w:rPr>
-                              <w:t>e.g.</w:t>
-                            </w:r>
-                            <w:proofErr w:type="gramEnd"/>
-                            <w:r>
-                              <w:rPr>
-                                <w:sz w:val="15"/>
-                                <w:szCs w:val="15"/>
-                                <w:lang w:val="en-US"/>
-                              </w:rPr>
-                              <w:t xml:space="preserve"> await the end of an animation</w:t>
+                              <w:t>How long shall be waited between the specified events. Can be used to e.g. await the end of an animation</w:t>
                             </w:r>
                           </w:p>
                           <w:p>
@@ -9345,7 +8871,6 @@
                           <w:lang w:val="en-US"/>
                         </w:rPr>
                       </w:pPr>
-                      <w:proofErr w:type="spellStart"/>
                       <w:r>
                         <w:rPr>
                           <w:b/>
@@ -9354,18 +8879,7 @@
                           <w:szCs w:val="15"/>
                           <w:lang w:val="en-US"/>
                         </w:rPr>
-                        <w:t>DialogUI</w:t>
-                      </w:r>
-                      <w:proofErr w:type="spellEnd"/>
-                      <w:r>
-                        <w:rPr>
-                          <w:b/>
-                          <w:bCs/>
-                          <w:sz w:val="15"/>
-                          <w:szCs w:val="15"/>
-                          <w:lang w:val="en-US"/>
-                        </w:rPr>
-                        <w:t>:</w:t>
+                        <w:t>DialogUI:</w:t>
                       </w:r>
                       <w:r>
                         <w:rPr>
@@ -9375,23 +8889,13 @@
                         </w:rPr>
                         <w:t xml:space="preserve"> The highest parent of all </w:t>
                       </w:r>
-                      <w:proofErr w:type="spellStart"/>
                       <w:r>
                         <w:rPr>
                           <w:sz w:val="15"/>
                           <w:szCs w:val="15"/>
                           <w:lang w:val="en-US"/>
                         </w:rPr>
-                        <w:t>DialogUI</w:t>
-                      </w:r>
-                      <w:proofErr w:type="spellEnd"/>
-                      <w:r>
-                        <w:rPr>
-                          <w:sz w:val="15"/>
-                          <w:szCs w:val="15"/>
-                          <w:lang w:val="en-US"/>
-                        </w:rPr>
-                        <w:t xml:space="preserve"> (described in more detail under 3. Quick Start)</w:t>
+                        <w:t>DialogUI (described in more detail under 3. Quick Start)</w:t>
                       </w:r>
                     </w:p>
                     <w:p>
@@ -9434,43 +8938,7 @@
                           <w:szCs w:val="15"/>
                           <w:lang w:val="en-US"/>
                         </w:rPr>
-                        <w:t xml:space="preserve"> </w:t>
-                      </w:r>
-                      <w:proofErr w:type="spellStart"/>
-                      <w:r>
-                        <w:rPr>
-                          <w:sz w:val="15"/>
-                          <w:szCs w:val="15"/>
-                          <w:lang w:val="en-US"/>
-                        </w:rPr>
-                        <w:t>GameObject</w:t>
-                      </w:r>
-                      <w:proofErr w:type="spellEnd"/>
-                      <w:r>
-                        <w:rPr>
-                          <w:sz w:val="15"/>
-                          <w:szCs w:val="15"/>
-                          <w:lang w:val="en-US"/>
-                        </w:rPr>
-                        <w:t xml:space="preserve"> and either a normal Text component or a TextMeshPro component. In the case of the Answer Text </w:t>
-                      </w:r>
-                      <w:proofErr w:type="gramStart"/>
-                      <w:r>
-                        <w:rPr>
-                          <w:sz w:val="15"/>
-                          <w:szCs w:val="15"/>
-                          <w:lang w:val="en-US"/>
-                        </w:rPr>
-                        <w:t>Boxes also</w:t>
-                      </w:r>
-                      <w:proofErr w:type="gramEnd"/>
-                      <w:r>
-                        <w:rPr>
-                          <w:sz w:val="15"/>
-                          <w:szCs w:val="15"/>
-                          <w:lang w:val="en-US"/>
-                        </w:rPr>
-                        <w:t xml:space="preserve"> a Button component</w:t>
+                        <w:t xml:space="preserve"> GameObject and either a normal Text component or a TextMeshPro component. In the case of the Answer Text Boxes also a Button component</w:t>
                       </w:r>
                     </w:p>
                     <w:p>
@@ -9497,16 +8965,7 @@
                           <w:szCs w:val="15"/>
                           <w:lang w:val="en-US"/>
                         </w:rPr>
-                        <w:t xml:space="preserve"> </w:t>
-                      </w:r>
-                      <w:proofErr w:type="spellStart"/>
-                      <w:r>
-                        <w:rPr>
-                          <w:sz w:val="15"/>
-                          <w:szCs w:val="15"/>
-                          <w:lang w:val="en-US"/>
-                        </w:rPr>
-                        <w:t>GameObject</w:t>
+                        <w:t xml:space="preserve"> GameObject</w:t>
                       </w:r>
                       <w:r>
                         <w:rPr>
@@ -9516,7 +8975,6 @@
                         </w:rPr>
                         <w:t>s</w:t>
                       </w:r>
-                      <w:proofErr w:type="spellEnd"/>
                       <w:r>
                         <w:rPr>
                           <w:sz w:val="15"/>
@@ -9531,27 +8989,8 @@
                           <w:szCs w:val="15"/>
                           <w:lang w:val="en-US"/>
                         </w:rPr>
-                        <w:t xml:space="preserve"> (</w:t>
+                        <w:t xml:space="preserve"> (e.g. </w:t>
                       </w:r>
-                      <w:proofErr w:type="gramStart"/>
-                      <w:r>
-                        <w:rPr>
-                          <w:sz w:val="15"/>
-                          <w:szCs w:val="15"/>
-                          <w:lang w:val="en-US"/>
-                        </w:rPr>
-                        <w:t>e.g.</w:t>
-                      </w:r>
-                      <w:proofErr w:type="gramEnd"/>
-                      <w:r>
-                        <w:rPr>
-                          <w:sz w:val="15"/>
-                          <w:szCs w:val="15"/>
-                          <w:lang w:val="en-US"/>
-                        </w:rPr>
-                        <w:t xml:space="preserve"> </w:t>
-                      </w:r>
-                      <w:proofErr w:type="spellStart"/>
                       <w:r>
                         <w:rPr>
                           <w:sz w:val="15"/>
@@ -9560,7 +8999,6 @@
                         </w:rPr>
                         <w:t>healthbar</w:t>
                       </w:r>
-                      <w:proofErr w:type="spellEnd"/>
                       <w:r>
                         <w:rPr>
                           <w:sz w:val="15"/>
@@ -9618,43 +9056,7 @@
                           <w:szCs w:val="15"/>
                           <w:lang w:val="en-US"/>
                         </w:rPr>
-                        <w:t xml:space="preserve"> during Dialog playback to interact with the Dialog (</w:t>
-                      </w:r>
-                      <w:proofErr w:type="gramStart"/>
-                      <w:r>
-                        <w:rPr>
-                          <w:sz w:val="15"/>
-                          <w:szCs w:val="15"/>
-                          <w:lang w:val="en-US"/>
-                        </w:rPr>
-                        <w:t>e.g.</w:t>
-                      </w:r>
-                      <w:proofErr w:type="gramEnd"/>
-                      <w:r>
-                        <w:rPr>
-                          <w:sz w:val="15"/>
-                          <w:szCs w:val="15"/>
-                          <w:lang w:val="en-US"/>
-                        </w:rPr>
-                        <w:t xml:space="preserve"> skip to the next </w:t>
-                      </w:r>
-                      <w:proofErr w:type="spellStart"/>
-                      <w:r>
-                        <w:rPr>
-                          <w:sz w:val="15"/>
-                          <w:szCs w:val="15"/>
-                          <w:lang w:val="en-US"/>
-                        </w:rPr>
-                        <w:t>DialogPart</w:t>
-                      </w:r>
-                      <w:proofErr w:type="spellEnd"/>
-                      <w:r>
-                        <w:rPr>
-                          <w:sz w:val="15"/>
-                          <w:szCs w:val="15"/>
-                          <w:lang w:val="en-US"/>
-                        </w:rPr>
-                        <w:t xml:space="preserve"> if there are no Answers). For Console games, choose the correct gamepad keys</w:t>
+                        <w:t xml:space="preserve"> during Dialog playback to interact with the Dialog (e.g. skip to the next DialogPart if there are no Answers). For Console games, choose the correct gamepad keys</w:t>
                       </w:r>
                     </w:p>
                     <w:p>
@@ -9681,27 +9083,8 @@
                           <w:szCs w:val="15"/>
                           <w:lang w:val="en-US"/>
                         </w:rPr>
-                        <w:t xml:space="preserve"> </w:t>
+                        <w:t xml:space="preserve"> Whether or not to save and load the Global Properties as a JSON file under </w:t>
                       </w:r>
-                      <w:proofErr w:type="gramStart"/>
-                      <w:r>
-                        <w:rPr>
-                          <w:sz w:val="15"/>
-                          <w:szCs w:val="15"/>
-                          <w:lang w:val="en-US"/>
-                        </w:rPr>
-                        <w:t>Whether or not</w:t>
-                      </w:r>
-                      <w:proofErr w:type="gramEnd"/>
-                      <w:r>
-                        <w:rPr>
-                          <w:sz w:val="15"/>
-                          <w:szCs w:val="15"/>
-                          <w:lang w:val="en-US"/>
-                        </w:rPr>
-                        <w:t xml:space="preserve"> to save and load the Global Properties as a JSON file under </w:t>
-                      </w:r>
-                      <w:proofErr w:type="spellStart"/>
                       <w:r>
                         <w:rPr>
                           <w:rFonts w:ascii="Consolas" w:hAnsi="Consolas"/>
@@ -9711,7 +9094,6 @@
                         </w:rPr>
                         <w:t>Application.persistantDataPath</w:t>
                       </w:r>
-                      <w:proofErr w:type="spellEnd"/>
                     </w:p>
                     <w:p>
                       <w:pPr>
@@ -9737,36 +9119,8 @@
                           <w:szCs w:val="15"/>
                           <w:lang w:val="en-US"/>
                         </w:rPr>
-                        <w:t xml:space="preserve"> A global base value for the text speed. The higher it is, the faster the text effect is. The Text Speed Property of the </w:t>
+                        <w:t xml:space="preserve"> A global base value for the text speed. The higher it is, the faster the text effect is. The Text Speed Property of the DialogParts then finetunes the speed for each individual DialogPart</w:t>
                       </w:r>
-                      <w:proofErr w:type="spellStart"/>
-                      <w:r>
-                        <w:rPr>
-                          <w:sz w:val="15"/>
-                          <w:szCs w:val="15"/>
-                          <w:lang w:val="en-US"/>
-                        </w:rPr>
-                        <w:t>DialogParts</w:t>
-                      </w:r>
-                      <w:proofErr w:type="spellEnd"/>
-                      <w:r>
-                        <w:rPr>
-                          <w:sz w:val="15"/>
-                          <w:szCs w:val="15"/>
-                          <w:lang w:val="en-US"/>
-                        </w:rPr>
-                        <w:t xml:space="preserve"> then finetunes the speed for each individual </w:t>
-                      </w:r>
-                      <w:proofErr w:type="spellStart"/>
-                      <w:r>
-                        <w:rPr>
-                          <w:sz w:val="15"/>
-                          <w:szCs w:val="15"/>
-                          <w:lang w:val="en-US"/>
-                        </w:rPr>
-                        <w:t>DialogPart</w:t>
-                      </w:r>
-                      <w:proofErr w:type="spellEnd"/>
                     </w:p>
                     <w:p>
                       <w:pPr>
@@ -9800,25 +9154,7 @@
                           <w:szCs w:val="15"/>
                           <w:lang w:val="en-US"/>
                         </w:rPr>
-                        <w:t xml:space="preserve">How long shall be waited between the specified events. Can be used to </w:t>
-                      </w:r>
-                      <w:proofErr w:type="gramStart"/>
-                      <w:r>
-                        <w:rPr>
-                          <w:sz w:val="15"/>
-                          <w:szCs w:val="15"/>
-                          <w:lang w:val="en-US"/>
-                        </w:rPr>
-                        <w:t>e.g.</w:t>
-                      </w:r>
-                      <w:proofErr w:type="gramEnd"/>
-                      <w:r>
-                        <w:rPr>
-                          <w:sz w:val="15"/>
-                          <w:szCs w:val="15"/>
-                          <w:lang w:val="en-US"/>
-                        </w:rPr>
-                        <w:t xml:space="preserve"> await the end of an animation</w:t>
+                        <w:t>How long shall be waited between the specified events. Can be used to e.g. await the end of an animation</w:t>
                       </w:r>
                     </w:p>
                     <w:p>
@@ -10017,7 +9353,7 @@
           <w:lang w:val="en-US"/>
         </w:rPr>
       </w:pPr>
-      <w:bookmarkStart w:id="12" w:name="_Toc77091267"/>
+      <w:bookmarkStart w:id="12" w:name="_Toc79326086"/>
       <w:r>
         <w:rPr>
           <w:lang w:val="en-US"/>
@@ -10047,7 +9383,6 @@
         <w:t xml:space="preserve">To start a Dialog simply call </w:t>
       </w:r>
       <w:proofErr w:type="spellStart"/>
-      <w:proofErr w:type="gramStart"/>
       <w:r>
         <w:rPr>
           <w:rFonts w:ascii="Consolas" w:hAnsi="Consolas"/>
@@ -10056,7 +9391,6 @@
         <w:t>UDSDialogManager.instance.StartDialog</w:t>
       </w:r>
       <w:proofErr w:type="spellEnd"/>
-      <w:proofErr w:type="gramEnd"/>
       <w:r>
         <w:rPr>
           <w:rFonts w:ascii="Consolas" w:hAnsi="Consolas"/>
@@ -10153,55 +9487,53 @@
           <w:rFonts w:cs="Arial"/>
           <w:lang w:val="en-US"/>
         </w:rPr>
-        <w:t xml:space="preserve">for </w:t>
-      </w:r>
-      <w:proofErr w:type="gramStart"/>
+        <w:t xml:space="preserve">for e.g. an NPC somewhere on its </w:t>
+      </w:r>
+      <w:proofErr w:type="spellStart"/>
       <w:r>
         <w:rPr>
           <w:rFonts w:cs="Arial"/>
           <w:lang w:val="en-US"/>
         </w:rPr>
-        <w:t>e.g.</w:t>
-      </w:r>
-      <w:proofErr w:type="gramEnd"/>
+        <w:t>GameObject</w:t>
+      </w:r>
+      <w:proofErr w:type="spellEnd"/>
       <w:r>
         <w:rPr>
           <w:rFonts w:cs="Arial"/>
           <w:lang w:val="en-US"/>
         </w:rPr>
-        <w:t xml:space="preserve"> an NPC somewhere on its </w:t>
+        <w:t xml:space="preserve">. If you want a starting point for that, check out the </w:t>
       </w:r>
       <w:proofErr w:type="spellStart"/>
       <w:r>
         <w:rPr>
+          <w:rFonts w:ascii="Consolas" w:hAnsi="Consolas" w:cs="Arial"/>
+          <w:lang w:val="en-US"/>
+        </w:rPr>
+        <w:t>UDSDialogStarter</w:t>
+      </w:r>
+      <w:proofErr w:type="spellEnd"/>
+      <w:r>
+        <w:rPr>
+          <w:rFonts w:ascii="Consolas" w:hAnsi="Consolas" w:cs="Arial"/>
+          <w:lang w:val="en-US"/>
+        </w:rPr>
+        <w:t xml:space="preserve"> </w:t>
+      </w:r>
+      <w:r>
+        <w:rPr>
           <w:rFonts w:cs="Arial"/>
           <w:lang w:val="en-US"/>
         </w:rPr>
-        <w:t>GameObject</w:t>
-      </w:r>
-      <w:proofErr w:type="spellEnd"/>
-      <w:r>
-        <w:rPr>
-          <w:rFonts w:cs="Arial"/>
-          <w:lang w:val="en-US"/>
-        </w:rPr>
-        <w:t xml:space="preserve">. If you want a starting point for that, check out the </w:t>
-      </w:r>
-      <w:proofErr w:type="spellStart"/>
+        <w:t>and</w:t>
+      </w:r>
       <w:r>
         <w:rPr>
           <w:rFonts w:ascii="Consolas" w:hAnsi="Consolas" w:cs="Arial"/>
           <w:lang w:val="en-US"/>
         </w:rPr>
-        <w:t>UDSDialogStarter</w:t>
-      </w:r>
-      <w:proofErr w:type="spellEnd"/>
-      <w:r>
-        <w:rPr>
-          <w:rFonts w:ascii="Consolas" w:hAnsi="Consolas" w:cs="Arial"/>
-          <w:lang w:val="en-US"/>
-        </w:rPr>
-        <w:t xml:space="preserve"> and </w:t>
+        <w:t xml:space="preserve"> </w:t>
       </w:r>
       <w:proofErr w:type="spellStart"/>
       <w:r>
@@ -10261,7 +9593,7 @@
           <w:lang w:val="en-US"/>
         </w:rPr>
       </w:pPr>
-      <w:bookmarkStart w:id="13" w:name="_Toc77091268"/>
+      <w:bookmarkStart w:id="13" w:name="_Toc79326087"/>
       <w:r>
         <w:rPr>
           <w:lang w:val="en-US"/>
@@ -10288,7 +9620,6 @@
           <w:lang w:val="en-US"/>
         </w:rPr>
       </w:pPr>
-      <w:bookmarkStart w:id="14" w:name="_Toc77091269"/>
     </w:p>
     <w:p>
       <w:pPr>
@@ -10302,15 +9633,15 @@
           <w:lang w:val="en-US"/>
         </w:rPr>
         <w:drawing>
-          <wp:anchor distT="0" distB="0" distL="114300" distR="180340" simplePos="0" relativeHeight="251664384" behindDoc="0" locked="0" layoutInCell="1" allowOverlap="1" wp14:anchorId="42F83C4E" wp14:editId="0EBD75E9">
+          <wp:anchor distT="0" distB="0" distL="114300" distR="180340" simplePos="0" relativeHeight="251664384" behindDoc="0" locked="0" layoutInCell="1" allowOverlap="1" wp14:anchorId="42F83C4E" wp14:editId="4D2FAACD">
             <wp:simplePos x="0" y="0"/>
             <wp:positionH relativeFrom="column">
               <wp:posOffset>-69215</wp:posOffset>
             </wp:positionH>
             <wp:positionV relativeFrom="page">
-              <wp:posOffset>4305300</wp:posOffset>
+              <wp:posOffset>4381500</wp:posOffset>
             </wp:positionV>
-            <wp:extent cx="2048400" cy="5432400"/>
+            <wp:extent cx="2047875" cy="5283200"/>
             <wp:effectExtent l="0" t="0" r="9525" b="0"/>
             <wp:wrapSquare wrapText="bothSides"/>
             <wp:docPr id="8" name="Grafik 8"/>
@@ -10341,7 +9672,7 @@
                   <pic:spPr bwMode="auto">
                     <a:xfrm>
                       <a:off x="0" y="0"/>
-                      <a:ext cx="2048400" cy="5432400"/>
+                      <a:ext cx="2047875" cy="5283200"/>
                     </a:xfrm>
                     <a:prstGeom prst="rect">
                       <a:avLst/>
@@ -10444,21 +9775,7 @@
         <w:rPr>
           <w:lang w:val="en-US"/>
         </w:rPr>
-        <w:t xml:space="preserve"> is being started. More importantly, these methods allow you to access </w:t>
-      </w:r>
-      <w:proofErr w:type="gramStart"/>
-      <w:r>
-        <w:rPr>
-          <w:lang w:val="en-US"/>
-        </w:rPr>
-        <w:t>e.g.</w:t>
-      </w:r>
-      <w:proofErr w:type="gramEnd"/>
-      <w:r>
-        <w:rPr>
-          <w:lang w:val="en-US"/>
-        </w:rPr>
-        <w:t xml:space="preserve"> the current </w:t>
+        <w:t xml:space="preserve"> is being started. More importantly, these methods allow you to access e.g. the current </w:t>
       </w:r>
       <w:proofErr w:type="spellStart"/>
       <w:r>
@@ -10522,14 +9839,7 @@
         <w:rPr>
           <w:lang w:val="en-US"/>
         </w:rPr>
-        <w:t xml:space="preserve">All of them pass their respective Dialogue Component (that is Dialogue Part, Answer or </w:t>
-      </w:r>
-      <w:proofErr w:type="gramStart"/>
-      <w:r>
-        <w:rPr>
-          <w:lang w:val="en-US"/>
-        </w:rPr>
-        <w:t>Dialogue)</w:t>
+        <w:t>All of them pass their respective Dialogue Component (that is Dialogue Part, Answer or Dialogue)</w:t>
       </w:r>
       <w:r>
         <w:rPr>
@@ -10541,38 +9851,885 @@
         <w:rPr>
           <w:lang w:val="en-US"/>
         </w:rPr>
-        <w:t>as</w:t>
-      </w:r>
-      <w:proofErr w:type="gramEnd"/>
-      <w:r>
-        <w:rPr>
-          <w:lang w:val="en-US"/>
-        </w:rPr>
-        <w:t xml:space="preserve"> a parameter for you to access its Properties.</w:t>
-      </w:r>
-      <w:r>
-        <w:rPr>
-          <w:lang w:val="en-US"/>
-        </w:rPr>
-        <w:t xml:space="preserve"> The orange methods are helper methods which you can also override to provide special functionality that is important </w:t>
-      </w:r>
-      <w:proofErr w:type="gramStart"/>
-      <w:r>
-        <w:rPr>
-          <w:lang w:val="en-US"/>
-        </w:rPr>
-        <w:t>e.g.</w:t>
-      </w:r>
-      <w:proofErr w:type="gramEnd"/>
-      <w:r>
-        <w:rPr>
-          <w:lang w:val="en-US"/>
-        </w:rPr>
-        <w:t xml:space="preserve"> for your UI or for formatting text before its being shown to the player.</w:t>
-      </w:r>
-      <w:r>
-        <w:rPr>
-          <w:highlight w:val="lightGray"/>
+        <w:t>as a parameter for you to access its Properties.</w:t>
+      </w:r>
+      <w:r>
+        <w:rPr>
+          <w:lang w:val="en-US"/>
+        </w:rPr>
+        <w:t xml:space="preserve"> The orange methods are helper methods which you can also override to provide special functionality that is important e.g. for your UI or for formatting text before it</w:t>
+      </w:r>
+      <w:r>
+        <w:rPr>
+          <w:lang w:val="en-US"/>
+        </w:rPr>
+        <w:t>’</w:t>
+      </w:r>
+      <w:r>
+        <w:rPr>
+          <w:lang w:val="en-US"/>
+        </w:rPr>
+        <w:t>s being shown to the player.</w:t>
+      </w:r>
+    </w:p>
+    <w:p>
+      <w:pPr>
+        <w:rPr>
+          <w:lang w:val="en-US"/>
+        </w:rPr>
+      </w:pPr>
+      <w:r>
+        <w:rPr>
+          <w:lang w:val="en-US"/>
+        </w:rPr>
+        <w:lastRenderedPageBreak/>
+        <w:t xml:space="preserve">The following code example shows how to properly </w:t>
+      </w:r>
+      <w:r>
+        <w:rPr>
+          <w:lang w:val="en-US"/>
+        </w:rPr>
+        <w:t>use</w:t>
+      </w:r>
+      <w:r>
+        <w:rPr>
+          <w:lang w:val="en-US"/>
+        </w:rPr>
+        <w:t xml:space="preserve"> </w:t>
+      </w:r>
+      <w:r>
+        <w:rPr>
+          <w:lang w:val="en-US"/>
+        </w:rPr>
+        <w:t>the event</w:t>
+      </w:r>
+      <w:r>
+        <w:rPr>
+          <w:lang w:val="en-US"/>
+        </w:rPr>
+        <w:t xml:space="preserve"> methods:</w:t>
+      </w:r>
+    </w:p>
+    <w:bookmarkStart w:id="14" w:name="_MON_1689874305"/>
+    <w:bookmarkEnd w:id="14"/>
+    <w:p>
+      <w:pPr>
+        <w:keepNext/>
+      </w:pPr>
+      <w:r>
+        <w:rPr>
+          <w:lang w:val="en-US"/>
+        </w:rPr>
+        <w:object w:dxaOrig="9072" w:dyaOrig="4404" w14:anchorId="561A224D">
+          <v:shapetype id="_x0000_t75" coordsize="21600,21600" o:spt="75" o:preferrelative="t" path="m@4@5l@4@11@9@11@9@5xe" filled="f" stroked="f">
+            <v:stroke joinstyle="miter"/>
+            <v:formulas>
+              <v:f eqn="if lineDrawn pixelLineWidth 0"/>
+              <v:f eqn="sum @0 1 0"/>
+              <v:f eqn="sum 0 0 @1"/>
+              <v:f eqn="prod @2 1 2"/>
+              <v:f eqn="prod @3 21600 pixelWidth"/>
+              <v:f eqn="prod @3 21600 pixelHeight"/>
+              <v:f eqn="sum @0 0 1"/>
+              <v:f eqn="prod @6 1 2"/>
+              <v:f eqn="prod @7 21600 pixelWidth"/>
+              <v:f eqn="sum @8 21600 0"/>
+              <v:f eqn="prod @7 21600 pixelHeight"/>
+              <v:f eqn="sum @10 21600 0"/>
+            </v:formulas>
+            <v:path o:extrusionok="f" gradientshapeok="t" o:connecttype="rect"/>
+            <o:lock v:ext="edit" aspectratio="t"/>
+          </v:shapetype>
+          <v:shape id="_x0000_i1062" type="#_x0000_t75" style="width:453.6pt;height:220.2pt" o:ole="" o:bordertopcolor="this" o:borderbottomcolor="this">
+            <v:imagedata r:id="rId14" o:title=""/>
+            <w10:bordertop type="single" width="4"/>
+            <w10:borderbottom type="single" width="4"/>
+          </v:shape>
+          <o:OLEObject Type="Embed" ProgID="Word.Document.12" ShapeID="_x0000_i1062" DrawAspect="Content" ObjectID="_1689938816" r:id="rId15">
+            <o:FieldCodes>\s</o:FieldCodes>
+          </o:OLEObject>
+        </w:object>
+      </w:r>
+    </w:p>
+    <w:p>
+      <w:pPr>
+        <w:pStyle w:val="Beschriftung"/>
+        <w:rPr>
+          <w:lang w:val="en-US"/>
+        </w:rPr>
+      </w:pPr>
+      <w:bookmarkStart w:id="15" w:name="_Toc79326098"/>
+      <w:r>
+        <w:rPr>
+          <w:lang w:val="en-US"/>
+        </w:rPr>
+        <w:t xml:space="preserve">Code example </w:t>
+      </w:r>
+      <w:r>
+        <w:fldChar w:fldCharType="begin"/>
+      </w:r>
+      <w:r>
+        <w:rPr>
+          <w:lang w:val="en-US"/>
+        </w:rPr>
+        <w:instrText xml:space="preserve"> SEQ Code_example \* ARABIC </w:instrText>
+      </w:r>
+      <w:r>
+        <w:fldChar w:fldCharType="separate"/>
+      </w:r>
+      <w:r>
+        <w:rPr>
+          <w:noProof/>
+          <w:lang w:val="en-US"/>
+        </w:rPr>
+        <w:t>1</w:t>
+      </w:r>
+      <w:r>
+        <w:fldChar w:fldCharType="end"/>
+      </w:r>
+      <w:r>
+        <w:rPr>
+          <w:lang w:val="en-US"/>
+        </w:rPr>
+        <w:t xml:space="preserve">: Overriding event methods from </w:t>
+      </w:r>
+      <w:proofErr w:type="spellStart"/>
+      <w:r>
+        <w:rPr>
+          <w:lang w:val="en-US"/>
+        </w:rPr>
+        <w:t>UDSDialogueManager</w:t>
+      </w:r>
+      <w:bookmarkEnd w:id="15"/>
+      <w:proofErr w:type="spellEnd"/>
+    </w:p>
+    <w:p>
+      <w:pPr>
+        <w:rPr>
+          <w:rFonts w:cs="Arial"/>
+          <w:i/>
+          <w:iCs/>
+          <w:sz w:val="24"/>
+          <w:szCs w:val="20"/>
+          <w:lang w:val="en-US"/>
+        </w:rPr>
+      </w:pPr>
+      <w:r>
+        <w:rPr>
+          <w:i/>
+          <w:iCs/>
+          <w:sz w:val="24"/>
+          <w:szCs w:val="20"/>
+          <w:lang w:val="en-US"/>
+        </w:rPr>
+        <w:t xml:space="preserve">Note: All methods that you can override are </w:t>
+      </w:r>
+      <w:r>
+        <w:rPr>
+          <w:rFonts w:ascii="Consolas" w:hAnsi="Consolas"/>
+          <w:i/>
+          <w:iCs/>
+          <w:sz w:val="24"/>
+          <w:szCs w:val="20"/>
+          <w:lang w:val="en-US"/>
+        </w:rPr>
+        <w:t>protected</w:t>
+      </w:r>
+      <w:r>
+        <w:rPr>
+          <w:rFonts w:cs="Arial"/>
+          <w:i/>
+          <w:iCs/>
+          <w:sz w:val="24"/>
+          <w:szCs w:val="20"/>
+          <w:lang w:val="en-US"/>
+        </w:rPr>
+        <w:t>.</w:t>
+      </w:r>
+    </w:p>
+    <w:p>
+      <w:pPr>
+        <w:rPr>
+          <w:rFonts w:cs="Arial"/>
+          <w:i/>
+          <w:iCs/>
+          <w:sz w:val="24"/>
+          <w:szCs w:val="20"/>
+          <w:lang w:val="en-US"/>
+        </w:rPr>
+      </w:pPr>
+      <w:r>
+        <w:rPr>
+          <w:rFonts w:cs="Arial"/>
+          <w:i/>
+          <w:iCs/>
+          <w:sz w:val="24"/>
+          <w:szCs w:val="20"/>
+          <w:lang w:val="en-US"/>
+        </w:rPr>
+        <w:t xml:space="preserve">Note: </w:t>
+      </w:r>
+      <w:proofErr w:type="spellStart"/>
+      <w:r>
+        <w:rPr>
+          <w:rFonts w:ascii="Consolas" w:hAnsi="Consolas" w:cs="Arial"/>
+          <w:i/>
+          <w:iCs/>
+          <w:sz w:val="24"/>
+          <w:szCs w:val="20"/>
+          <w:lang w:val="en-US"/>
+        </w:rPr>
+        <w:t>OnAnswer</w:t>
+      </w:r>
+      <w:proofErr w:type="spellEnd"/>
+      <w:r>
+        <w:rPr>
+          <w:rFonts w:cs="Arial"/>
+          <w:i/>
+          <w:iCs/>
+          <w:sz w:val="24"/>
+          <w:szCs w:val="20"/>
+          <w:lang w:val="en-US"/>
+        </w:rPr>
+        <w:t xml:space="preserve"> returns a bool indicating whether or not the Dialogue is being paused by this Answer (that is, whether </w:t>
+      </w:r>
+      <w:proofErr w:type="spellStart"/>
+      <w:r>
+        <w:rPr>
+          <w:rFonts w:ascii="Consolas" w:hAnsi="Consolas" w:cs="Arial"/>
+          <w:i/>
+          <w:iCs/>
+          <w:sz w:val="24"/>
+          <w:szCs w:val="20"/>
+          <w:lang w:val="en-US"/>
+        </w:rPr>
+        <w:t>PauseDialogue</w:t>
+      </w:r>
+      <w:proofErr w:type="spellEnd"/>
+      <w:r>
+        <w:rPr>
+          <w:rFonts w:cs="Arial"/>
+          <w:i/>
+          <w:iCs/>
+          <w:sz w:val="24"/>
+          <w:szCs w:val="20"/>
+          <w:lang w:val="en-US"/>
+        </w:rPr>
+        <w:t xml:space="preserve"> was called)</w:t>
+      </w:r>
+      <w:r>
+        <w:rPr>
+          <w:rFonts w:cs="Arial"/>
+          <w:i/>
+          <w:iCs/>
+          <w:sz w:val="24"/>
+          <w:szCs w:val="20"/>
+          <w:lang w:val="en-US"/>
+        </w:rPr>
+        <w:t xml:space="preserve">. If you don’t use pauses, you can just return </w:t>
+      </w:r>
+      <w:r>
+        <w:rPr>
+          <w:rFonts w:ascii="Consolas" w:hAnsi="Consolas" w:cs="Arial"/>
+          <w:i/>
+          <w:iCs/>
+          <w:sz w:val="24"/>
+          <w:szCs w:val="20"/>
+          <w:lang w:val="en-US"/>
+        </w:rPr>
+        <w:t>false</w:t>
+      </w:r>
+      <w:r>
+        <w:rPr>
+          <w:rFonts w:cs="Arial"/>
+          <w:i/>
+          <w:iCs/>
+          <w:sz w:val="24"/>
+          <w:szCs w:val="20"/>
+          <w:lang w:val="en-US"/>
+        </w:rPr>
+        <w:t>.</w:t>
+      </w:r>
+    </w:p>
+    <w:p>
+      <w:pPr>
+        <w:rPr>
+          <w:lang w:val="en-US"/>
+        </w:rPr>
+      </w:pPr>
+      <w:r>
+        <w:rPr>
+          <w:lang w:val="en-US"/>
+        </w:rPr>
+        <w:t>In addition to the</w:t>
+      </w:r>
+      <w:r>
+        <w:rPr>
+          <w:lang w:val="en-US"/>
+        </w:rPr>
+        <w:t>se</w:t>
+      </w:r>
+      <w:r>
+        <w:rPr>
+          <w:lang w:val="en-US"/>
+        </w:rPr>
+        <w:t xml:space="preserve"> event methods (blue in the diagram), you can also override some helper methods (orange in the diagram) to change the behavior of the UDS.</w:t>
+      </w:r>
+      <w:r>
+        <w:rPr>
+          <w:lang w:val="en-US"/>
+        </w:rPr>
+        <w:t xml:space="preserve"> </w:t>
+      </w:r>
+      <w:r>
+        <w:rPr>
+          <w:lang w:val="en-US"/>
+        </w:rPr>
+        <w:t xml:space="preserve">If you want to use these </w:t>
+      </w:r>
+      <w:r>
+        <w:rPr>
+          <w:lang w:val="en-US"/>
+        </w:rPr>
+        <w:t>methods,</w:t>
+      </w:r>
+      <w:r>
+        <w:rPr>
+          <w:lang w:val="en-US"/>
+        </w:rPr>
+        <w:t xml:space="preserve"> you should be careful and ideally look at their original implementation.</w:t>
+      </w:r>
+      <w:r>
+        <w:rPr>
+          <w:lang w:val="en-US"/>
+        </w:rPr>
+        <w:t xml:space="preserve"> </w:t>
+      </w:r>
+    </w:p>
+    <w:p>
+      <w:pPr>
+        <w:rPr>
+          <w:rFonts w:cs="Arial"/>
+          <w:lang w:val="en-US"/>
+        </w:rPr>
+      </w:pPr>
+      <w:r>
+        <w:rPr>
+          <w:lang w:val="en-US"/>
+        </w:rPr>
+        <w:t xml:space="preserve">In the case of </w:t>
+      </w:r>
+      <w:proofErr w:type="spellStart"/>
+      <w:r>
+        <w:rPr>
+          <w:rFonts w:ascii="Consolas" w:hAnsi="Consolas"/>
+          <w:lang w:val="en-US"/>
+        </w:rPr>
+        <w:t>ShowDialogPartText</w:t>
+      </w:r>
+      <w:proofErr w:type="spellEnd"/>
+      <w:r>
+        <w:rPr>
+          <w:rFonts w:cs="Arial"/>
+          <w:lang w:val="en-US"/>
+        </w:rPr>
+        <w:t xml:space="preserve">, </w:t>
+      </w:r>
+      <w:proofErr w:type="spellStart"/>
+      <w:r>
+        <w:rPr>
+          <w:rFonts w:ascii="Consolas" w:hAnsi="Consolas" w:cs="Arial"/>
+          <w:lang w:val="en-US"/>
+        </w:rPr>
+        <w:t>ShowAnswer</w:t>
+      </w:r>
+      <w:proofErr w:type="spellEnd"/>
+      <w:r>
+        <w:rPr>
+          <w:rFonts w:cs="Arial"/>
+          <w:lang w:val="en-US"/>
+        </w:rPr>
+        <w:t xml:space="preserve"> and</w:t>
+      </w:r>
+      <w:r>
+        <w:rPr>
+          <w:rFonts w:cs="Arial"/>
+          <w:lang w:val="en-US"/>
+        </w:rPr>
+        <w:t xml:space="preserve"> </w:t>
+      </w:r>
+      <w:proofErr w:type="spellStart"/>
+      <w:r>
+        <w:rPr>
+          <w:rFonts w:ascii="Consolas" w:hAnsi="Consolas" w:cs="Arial"/>
+          <w:lang w:val="en-US"/>
+        </w:rPr>
+        <w:t>ShowName</w:t>
+      </w:r>
+      <w:proofErr w:type="spellEnd"/>
+      <w:r>
+        <w:rPr>
+          <w:rFonts w:cs="Arial"/>
+          <w:lang w:val="en-US"/>
+        </w:rPr>
+        <w:t xml:space="preserve"> (which write texts to Text Boxes) a simple way to use them is to only modify the </w:t>
+      </w:r>
+      <w:r>
+        <w:rPr>
+          <w:rFonts w:ascii="Consolas" w:hAnsi="Consolas" w:cs="Arial"/>
+          <w:lang w:val="en-US"/>
+        </w:rPr>
+        <w:t>text</w:t>
+      </w:r>
+      <w:r>
+        <w:rPr>
+          <w:rFonts w:cs="Arial"/>
+          <w:lang w:val="en-US"/>
+        </w:rPr>
+        <w:t xml:space="preserve"> parameter, which is passed to each of them and then call the original method with the other parameters untouched</w:t>
+      </w:r>
+      <w:r>
+        <w:rPr>
+          <w:rFonts w:cs="Arial"/>
+          <w:lang w:val="en-US"/>
+        </w:rPr>
+        <w:t xml:space="preserve"> (see code example)</w:t>
+      </w:r>
+      <w:r>
+        <w:rPr>
+          <w:rFonts w:cs="Arial"/>
+          <w:lang w:val="en-US"/>
+        </w:rPr>
+        <w:t>.</w:t>
+      </w:r>
+      <w:r>
+        <w:rPr>
+          <w:rFonts w:cs="Arial"/>
+          <w:lang w:val="en-US"/>
+        </w:rPr>
+        <w:t xml:space="preserve"> </w:t>
+      </w:r>
+      <w:r>
+        <w:rPr>
+          <w:rFonts w:cs="Arial"/>
+          <w:lang w:val="en-US"/>
+        </w:rPr>
+        <w:t xml:space="preserve">You can also use them to show visual indicators/icons to the Player </w:t>
+      </w:r>
+      <w:r>
+        <w:rPr>
+          <w:rFonts w:cs="Arial"/>
+          <w:lang w:val="en-US"/>
+        </w:rPr>
+        <w:t xml:space="preserve">along with the text </w:t>
+      </w:r>
+      <w:r>
+        <w:rPr>
+          <w:rFonts w:cs="Arial"/>
+          <w:lang w:val="en-US"/>
+        </w:rPr>
+        <w:t>(for example if an Answer opens a shop).</w:t>
+      </w:r>
+    </w:p>
+    <w:p>
+      <w:pPr>
+        <w:rPr>
+          <w:rFonts w:cs="Arial"/>
+          <w:lang w:val="en-US"/>
+        </w:rPr>
+      </w:pPr>
+      <w:proofErr w:type="spellStart"/>
+      <w:r>
+        <w:rPr>
+          <w:rFonts w:ascii="Consolas" w:hAnsi="Consolas" w:cs="Arial"/>
+          <w:lang w:val="en-US"/>
+        </w:rPr>
+        <w:t>EnableDialogueUI</w:t>
+      </w:r>
+      <w:proofErr w:type="spellEnd"/>
+      <w:r>
+        <w:rPr>
+          <w:rFonts w:cs="Arial"/>
+          <w:lang w:val="en-US"/>
+        </w:rPr>
+        <w:t xml:space="preserve"> and </w:t>
+      </w:r>
+      <w:proofErr w:type="spellStart"/>
+      <w:r>
+        <w:rPr>
+          <w:rFonts w:ascii="Consolas" w:hAnsi="Consolas" w:cs="Arial"/>
+          <w:lang w:val="en-US"/>
+        </w:rPr>
+        <w:t>DisableDialogUI</w:t>
+      </w:r>
+      <w:proofErr w:type="spellEnd"/>
+      <w:r>
+        <w:rPr>
+          <w:rFonts w:ascii="Consolas" w:hAnsi="Consolas" w:cs="Arial"/>
+          <w:lang w:val="en-US"/>
+        </w:rPr>
+        <w:t xml:space="preserve"> </w:t>
+      </w:r>
+      <w:r>
+        <w:rPr>
+          <w:rFonts w:cs="Arial"/>
+          <w:lang w:val="en-US"/>
+        </w:rPr>
+        <w:t xml:space="preserve">by default just call </w:t>
+      </w:r>
+      <w:proofErr w:type="spellStart"/>
+      <w:r>
+        <w:rPr>
+          <w:rFonts w:ascii="Consolas" w:hAnsi="Consolas" w:cs="Arial"/>
+          <w:lang w:val="en-US"/>
+        </w:rPr>
+        <w:t>dialogUI.SetActive</w:t>
+      </w:r>
+      <w:proofErr w:type="spellEnd"/>
+      <w:r>
+        <w:rPr>
+          <w:rFonts w:ascii="Consolas" w:hAnsi="Consolas" w:cs="Arial"/>
+          <w:lang w:val="en-US"/>
+        </w:rPr>
+        <w:t>(…)</w:t>
+      </w:r>
+      <w:r>
+        <w:rPr>
+          <w:rFonts w:cs="Arial"/>
+          <w:lang w:val="en-US"/>
+        </w:rPr>
+        <w:t xml:space="preserve"> and should be overridden to tie the UDS in with your UI (system).</w:t>
+      </w:r>
+    </w:p>
+    <w:p>
+      <w:pPr>
+        <w:rPr>
+          <w:rFonts w:cs="Arial"/>
+          <w:lang w:val="en-US"/>
+        </w:rPr>
+      </w:pPr>
+      <w:r>
+        <w:rPr>
+          <w:rFonts w:cs="Arial"/>
+          <w:i/>
+          <w:iCs/>
+          <w:sz w:val="24"/>
+          <w:szCs w:val="20"/>
+          <w:lang w:val="en-US"/>
+        </w:rPr>
+        <w:t xml:space="preserve">Note: You can use </w:t>
+      </w:r>
+      <w:proofErr w:type="spellStart"/>
+      <w:r>
+        <w:rPr>
+          <w:rFonts w:ascii="Consolas" w:hAnsi="Consolas" w:cs="Arial"/>
+          <w:i/>
+          <w:iCs/>
+          <w:sz w:val="24"/>
+          <w:szCs w:val="20"/>
+          <w:lang w:val="en-US"/>
+        </w:rPr>
+        <w:t>IsEndBranch</w:t>
+      </w:r>
+      <w:proofErr w:type="spellEnd"/>
+      <w:r>
+        <w:rPr>
+          <w:rFonts w:ascii="Consolas" w:hAnsi="Consolas" w:cs="Arial"/>
+          <w:i/>
+          <w:iCs/>
+          <w:sz w:val="24"/>
+          <w:szCs w:val="20"/>
+          <w:lang w:val="en-US"/>
+        </w:rPr>
+        <w:t>(</w:t>
+      </w:r>
+      <w:proofErr w:type="spellStart"/>
+      <w:r>
+        <w:rPr>
+          <w:rFonts w:ascii="Consolas" w:hAnsi="Consolas" w:cs="Arial"/>
+          <w:i/>
+          <w:iCs/>
+          <w:sz w:val="24"/>
+          <w:szCs w:val="20"/>
+          <w:lang w:val="en-US"/>
+        </w:rPr>
+        <w:t>Dialogue.DialoguePart</w:t>
+      </w:r>
+      <w:proofErr w:type="spellEnd"/>
+      <w:r>
+        <w:rPr>
+          <w:rFonts w:ascii="Consolas" w:hAnsi="Consolas" w:cs="Arial"/>
+          <w:i/>
+          <w:iCs/>
+          <w:sz w:val="24"/>
+          <w:szCs w:val="20"/>
+          <w:lang w:val="en-US"/>
+        </w:rPr>
+        <w:t xml:space="preserve"> </w:t>
+      </w:r>
+      <w:proofErr w:type="spellStart"/>
+      <w:r>
+        <w:rPr>
+          <w:rFonts w:ascii="Consolas" w:hAnsi="Consolas" w:cs="Arial"/>
+          <w:i/>
+          <w:iCs/>
+          <w:sz w:val="24"/>
+          <w:szCs w:val="20"/>
+          <w:lang w:val="en-US"/>
+        </w:rPr>
+        <w:t>DialoguePart</w:t>
+      </w:r>
+      <w:proofErr w:type="spellEnd"/>
+      <w:r>
+        <w:rPr>
+          <w:rFonts w:ascii="Consolas" w:hAnsi="Consolas" w:cs="Arial"/>
+          <w:i/>
+          <w:iCs/>
+          <w:sz w:val="24"/>
+          <w:szCs w:val="20"/>
+          <w:lang w:val="en-US"/>
+        </w:rPr>
+        <w:t>)</w:t>
+      </w:r>
+      <w:r>
+        <w:rPr>
+          <w:rFonts w:cs="Arial"/>
+          <w:i/>
+          <w:iCs/>
+          <w:sz w:val="24"/>
+          <w:szCs w:val="20"/>
+          <w:lang w:val="en-US"/>
+        </w:rPr>
+        <w:t xml:space="preserve"> and </w:t>
+      </w:r>
+      <w:proofErr w:type="spellStart"/>
+      <w:r>
+        <w:rPr>
+          <w:rFonts w:ascii="Consolas" w:hAnsi="Consolas" w:cs="Arial"/>
+          <w:i/>
+          <w:iCs/>
+          <w:sz w:val="24"/>
+          <w:szCs w:val="20"/>
+          <w:lang w:val="en-US"/>
+        </w:rPr>
+        <w:t>IsEndBranch</w:t>
+      </w:r>
+      <w:proofErr w:type="spellEnd"/>
+      <w:r>
+        <w:rPr>
+          <w:rFonts w:ascii="Consolas" w:hAnsi="Consolas" w:cs="Arial"/>
+          <w:i/>
+          <w:iCs/>
+          <w:sz w:val="24"/>
+          <w:szCs w:val="20"/>
+          <w:lang w:val="en-US"/>
+        </w:rPr>
+        <w:t>(</w:t>
+      </w:r>
+      <w:proofErr w:type="spellStart"/>
+      <w:r>
+        <w:rPr>
+          <w:rFonts w:ascii="Consolas" w:hAnsi="Consolas" w:cs="Arial"/>
+          <w:i/>
+          <w:iCs/>
+          <w:sz w:val="24"/>
+          <w:szCs w:val="20"/>
+          <w:lang w:val="en-US"/>
+        </w:rPr>
+        <w:t>Dialogue.DialoguePart.Answer</w:t>
+      </w:r>
+      <w:proofErr w:type="spellEnd"/>
+      <w:r>
+        <w:rPr>
+          <w:rFonts w:ascii="Consolas" w:hAnsi="Consolas" w:cs="Arial"/>
+          <w:i/>
+          <w:iCs/>
+          <w:sz w:val="24"/>
+          <w:szCs w:val="20"/>
+          <w:lang w:val="en-US"/>
+        </w:rPr>
+        <w:t xml:space="preserve"> answer)</w:t>
+      </w:r>
+      <w:r>
+        <w:rPr>
+          <w:rFonts w:cs="Arial"/>
+          <w:lang w:val="en-US"/>
+        </w:rPr>
+        <w:t xml:space="preserve"> </w:t>
+      </w:r>
+      <w:r>
+        <w:rPr>
+          <w:rFonts w:cs="Arial"/>
+          <w:i/>
+          <w:iCs/>
+          <w:sz w:val="24"/>
+          <w:szCs w:val="20"/>
+          <w:lang w:val="en-US"/>
+        </w:rPr>
+        <w:t>to determine whether a Dialogue Part or an Answer leads directly to the end of the Dialogue</w:t>
+      </w:r>
+      <w:r>
+        <w:rPr>
+          <w:rFonts w:cs="Arial"/>
+          <w:i/>
+          <w:iCs/>
+          <w:sz w:val="24"/>
+          <w:szCs w:val="20"/>
+          <w:lang w:val="en-US"/>
+        </w:rPr>
+        <w:t xml:space="preserve">. This can be useful to e.g. indicate to the Player through an icon when an </w:t>
+      </w:r>
+      <w:r>
+        <w:rPr>
+          <w:rFonts w:cs="Arial"/>
+          <w:i/>
+          <w:iCs/>
+          <w:sz w:val="24"/>
+          <w:szCs w:val="20"/>
+          <w:lang w:val="en-US"/>
+        </w:rPr>
+        <w:t>Answer ends</w:t>
+      </w:r>
+      <w:r>
+        <w:rPr>
+          <w:rFonts w:cs="Arial"/>
+          <w:i/>
+          <w:iCs/>
+          <w:sz w:val="24"/>
+          <w:szCs w:val="20"/>
+          <w:lang w:val="en-US"/>
+        </w:rPr>
+        <w:t xml:space="preserve"> the Dialogue.</w:t>
+      </w:r>
+      <w:r>
+        <w:rPr>
+          <w:rFonts w:cs="Arial"/>
+          <w:lang w:val="en-US"/>
+        </w:rPr>
+        <w:br w:type="page"/>
+      </w:r>
+    </w:p>
+    <w:p>
+      <w:pPr>
+        <w:rPr>
+          <w:rFonts w:cs="Arial"/>
+          <w:i/>
+          <w:iCs/>
+          <w:lang w:val="en-US"/>
+        </w:rPr>
+      </w:pPr>
+      <w:r>
+        <w:rPr>
+          <w:rFonts w:cs="Arial"/>
+          <w:i/>
+          <w:iCs/>
+          <w:lang w:val="en-US"/>
+        </w:rPr>
+        <w:lastRenderedPageBreak/>
+        <w:t xml:space="preserve">The following </w:t>
+      </w:r>
+      <w:r>
+        <w:rPr>
+          <w:rFonts w:cs="Arial"/>
+          <w:lang w:val="en-US"/>
+        </w:rPr>
+        <w:t>code</w:t>
+      </w:r>
+      <w:r>
+        <w:rPr>
+          <w:rFonts w:cs="Arial"/>
+          <w:i/>
+          <w:iCs/>
+          <w:lang w:val="en-US"/>
+        </w:rPr>
+        <w:t xml:space="preserve"> example shows how these methods can be used:</w:t>
+      </w:r>
+    </w:p>
+    <w:bookmarkStart w:id="16" w:name="_MON_1689932399"/>
+    <w:bookmarkEnd w:id="16"/>
+    <w:p>
+      <w:pPr>
+        <w:keepNext/>
+      </w:pPr>
+      <w:r>
+        <w:rPr>
+          <w:rFonts w:cs="Arial"/>
+          <w:lang w:val="en-US"/>
+        </w:rPr>
+        <w:object w:dxaOrig="9072" w:dyaOrig="8186" w14:anchorId="166BB983">
+          <v:shape id="_x0000_i1063" type="#_x0000_t75" style="width:453.6pt;height:409.2pt" o:ole="" o:bordertopcolor="this" o:borderbottomcolor="this">
+            <v:imagedata r:id="rId16" o:title=""/>
+            <w10:bordertop type="single" width="4"/>
+            <w10:borderbottom type="single" width="4"/>
+          </v:shape>
+          <o:OLEObject Type="Embed" ProgID="Word.Document.12" ShapeID="_x0000_i1063" DrawAspect="Content" ObjectID="_1689938817" r:id="rId17">
+            <o:FieldCodes>\s</o:FieldCodes>
+          </o:OLEObject>
+        </w:object>
+      </w:r>
+    </w:p>
+    <w:p>
+      <w:pPr>
+        <w:pStyle w:val="Beschriftung"/>
+        <w:rPr>
+          <w:lang w:val="en-US"/>
+        </w:rPr>
+      </w:pPr>
+      <w:bookmarkStart w:id="17" w:name="_Toc79326099"/>
+      <w:r>
+        <w:rPr>
+          <w:lang w:val="en-US"/>
+        </w:rPr>
+        <w:t xml:space="preserve">Code example </w:t>
+      </w:r>
+      <w:r>
+        <w:fldChar w:fldCharType="begin"/>
+      </w:r>
+      <w:r>
+        <w:rPr>
+          <w:lang w:val="en-US"/>
+        </w:rPr>
+        <w:instrText xml:space="preserve"> SEQ Code_example \* ARABIC </w:instrText>
+      </w:r>
+      <w:r>
+        <w:fldChar w:fldCharType="separate"/>
+      </w:r>
+      <w:r>
+        <w:rPr>
+          <w:noProof/>
+          <w:lang w:val="en-US"/>
+        </w:rPr>
+        <w:t>2</w:t>
+      </w:r>
+      <w:r>
+        <w:fldChar w:fldCharType="end"/>
+      </w:r>
+      <w:r>
+        <w:rPr>
+          <w:lang w:val="en-US"/>
+        </w:rPr>
+        <w:t xml:space="preserve">: Overriding helper methods from </w:t>
+      </w:r>
+      <w:proofErr w:type="spellStart"/>
+      <w:r>
+        <w:rPr>
+          <w:lang w:val="en-US"/>
+        </w:rPr>
+        <w:t>UDSDialogueManager</w:t>
+      </w:r>
+      <w:bookmarkEnd w:id="17"/>
+      <w:proofErr w:type="spellEnd"/>
+    </w:p>
+    <w:p>
+      <w:pPr>
+        <w:rPr>
+          <w:rFonts w:cs="Arial"/>
+          <w:lang w:val="en-US"/>
+        </w:rPr>
+      </w:pPr>
+      <w:r>
+        <w:rPr>
+          <w:rFonts w:cs="Arial"/>
           <w:lang w:val="en-US"/>
         </w:rPr>
         <w:br w:type="page"/>
@@ -10589,6 +10746,7 @@
           <w:lang w:val="en-US"/>
         </w:rPr>
       </w:pPr>
+      <w:bookmarkStart w:id="18" w:name="_Toc79326088"/>
       <w:r>
         <w:rPr>
           <w:lang w:val="en-US"/>
@@ -10602,7 +10760,651 @@
         </w:rPr>
         <w:t xml:space="preserve"> with Properties</w:t>
       </w:r>
-      <w:bookmarkEnd w:id="14"/>
+      <w:bookmarkEnd w:id="18"/>
+    </w:p>
+    <w:p>
+      <w:pPr>
+        <w:rPr>
+          <w:lang w:val="en-US"/>
+        </w:rPr>
+      </w:pPr>
+      <w:r>
+        <w:rPr>
+          <w:lang w:val="en-US"/>
+        </w:rPr>
+        <w:t>What makes these event methods</w:t>
+      </w:r>
+      <w:r>
+        <w:rPr>
+          <w:lang w:val="en-US"/>
+        </w:rPr>
+        <w:t xml:space="preserve"> (4.4)</w:t>
+      </w:r>
+      <w:r>
+        <w:rPr>
+          <w:lang w:val="en-US"/>
+        </w:rPr>
+        <w:t xml:space="preserve"> useful is the ability to access the Properties of your Dialog Components. </w:t>
+      </w:r>
+    </w:p>
+    <w:p>
+      <w:pPr>
+        <w:rPr>
+          <w:rFonts w:cs="Arial"/>
+          <w:lang w:val="en-US"/>
+        </w:rPr>
+      </w:pPr>
+      <w:r>
+        <w:rPr>
+          <w:lang w:val="en-US"/>
+        </w:rPr>
+        <w:t>The most important methods that any Dialog</w:t>
+      </w:r>
+      <w:r>
+        <w:rPr>
+          <w:lang w:val="en-US"/>
+        </w:rPr>
+        <w:t>ue</w:t>
+      </w:r>
+      <w:r>
+        <w:rPr>
+          <w:lang w:val="en-US"/>
+        </w:rPr>
+        <w:t xml:space="preserve"> Component offers</w:t>
+      </w:r>
+      <w:r>
+        <w:rPr>
+          <w:lang w:val="en-US"/>
+        </w:rPr>
+        <w:t xml:space="preserve"> are </w:t>
+      </w:r>
+    </w:p>
+    <w:tbl>
+      <w:tblPr>
+        <w:tblStyle w:val="Tabellenraster"/>
+        <w:tblW w:w="0" w:type="auto"/>
+        <w:tblLook w:val="04A0" w:firstRow="1" w:lastRow="0" w:firstColumn="1" w:lastColumn="0" w:noHBand="0" w:noVBand="1"/>
+      </w:tblPr>
+      <w:tblGrid>
+        <w:gridCol w:w="4531"/>
+        <w:gridCol w:w="4531"/>
+      </w:tblGrid>
+      <w:tr>
+        <w:tc>
+          <w:tcPr>
+            <w:tcW w:w="4531" w:type="dxa"/>
+          </w:tcPr>
+          <w:p>
+            <w:pPr>
+              <w:rPr>
+                <w:rFonts w:cs="Arial"/>
+                <w:lang w:val="en-US"/>
+              </w:rPr>
+            </w:pPr>
+            <w:r>
+              <w:rPr>
+                <w:rFonts w:ascii="Consolas" w:hAnsi="Consolas" w:cs="Consolas"/>
+                <w:color w:val="0000FF"/>
+                <w:sz w:val="20"/>
+                <w:szCs w:val="20"/>
+                <w:lang w:val="en-US"/>
+              </w:rPr>
+              <w:t>public</w:t>
+            </w:r>
+            <w:r>
+              <w:rPr>
+                <w:rFonts w:ascii="Consolas" w:hAnsi="Consolas" w:cs="Consolas"/>
+                <w:color w:val="000000"/>
+                <w:sz w:val="20"/>
+                <w:szCs w:val="20"/>
+                <w:lang w:val="en-US"/>
+              </w:rPr>
+              <w:t xml:space="preserve"> T </w:t>
+            </w:r>
+            <w:proofErr w:type="spellStart"/>
+            <w:r>
+              <w:rPr>
+                <w:rFonts w:ascii="Consolas" w:hAnsi="Consolas" w:cs="Consolas"/>
+                <w:color w:val="000000"/>
+                <w:sz w:val="20"/>
+                <w:szCs w:val="20"/>
+                <w:lang w:val="en-US"/>
+              </w:rPr>
+              <w:t>GetProperty</w:t>
+            </w:r>
+            <w:proofErr w:type="spellEnd"/>
+            <w:r>
+              <w:rPr>
+                <w:rFonts w:ascii="Consolas" w:hAnsi="Consolas" w:cs="Consolas"/>
+                <w:color w:val="000000"/>
+                <w:sz w:val="20"/>
+                <w:szCs w:val="20"/>
+                <w:lang w:val="en-US"/>
+              </w:rPr>
+              <w:t>&lt;</w:t>
+            </w:r>
+            <w:r>
+              <w:rPr>
+                <w:rFonts w:ascii="Consolas" w:hAnsi="Consolas" w:cs="Consolas"/>
+                <w:color w:val="2B91AF"/>
+                <w:sz w:val="20"/>
+                <w:szCs w:val="20"/>
+                <w:lang w:val="en-US"/>
+              </w:rPr>
+              <w:t>T</w:t>
+            </w:r>
+            <w:r>
+              <w:rPr>
+                <w:rFonts w:ascii="Consolas" w:hAnsi="Consolas" w:cs="Consolas"/>
+                <w:color w:val="000000"/>
+                <w:sz w:val="20"/>
+                <w:szCs w:val="20"/>
+                <w:lang w:val="en-US"/>
+              </w:rPr>
+              <w:t>&gt;(</w:t>
+            </w:r>
+            <w:r>
+              <w:rPr>
+                <w:rFonts w:ascii="Consolas" w:hAnsi="Consolas" w:cs="Consolas"/>
+                <w:color w:val="0000FF"/>
+                <w:sz w:val="20"/>
+                <w:szCs w:val="20"/>
+                <w:lang w:val="en-US"/>
+              </w:rPr>
+              <w:t>string</w:t>
+            </w:r>
+            <w:r>
+              <w:rPr>
+                <w:rFonts w:ascii="Consolas" w:hAnsi="Consolas" w:cs="Consolas"/>
+                <w:color w:val="000000"/>
+                <w:sz w:val="20"/>
+                <w:szCs w:val="20"/>
+                <w:lang w:val="en-US"/>
+              </w:rPr>
+              <w:t xml:space="preserve"> key)</w:t>
+            </w:r>
+          </w:p>
+        </w:tc>
+        <w:tc>
+          <w:tcPr>
+            <w:tcW w:w="4531" w:type="dxa"/>
+          </w:tcPr>
+          <w:p>
+            <w:pPr>
+              <w:rPr>
+                <w:rFonts w:cs="Arial"/>
+                <w:i/>
+                <w:iCs/>
+                <w:sz w:val="24"/>
+                <w:szCs w:val="20"/>
+                <w:lang w:val="en-US"/>
+              </w:rPr>
+            </w:pPr>
+            <w:r>
+              <w:rPr>
+                <w:rFonts w:cs="Arial"/>
+                <w:i/>
+                <w:iCs/>
+                <w:sz w:val="24"/>
+                <w:szCs w:val="20"/>
+                <w:lang w:val="en-US"/>
+              </w:rPr>
+              <w:t xml:space="preserve">Gets the value of the Property of type T with key </w:t>
+            </w:r>
+            <w:proofErr w:type="spellStart"/>
+            <w:r>
+              <w:rPr>
+                <w:rFonts w:cs="Arial"/>
+                <w:i/>
+                <w:iCs/>
+                <w:sz w:val="24"/>
+                <w:szCs w:val="20"/>
+                <w:lang w:val="en-US"/>
+              </w:rPr>
+              <w:t>key</w:t>
+            </w:r>
+            <w:proofErr w:type="spellEnd"/>
+            <w:r>
+              <w:rPr>
+                <w:rFonts w:cs="Arial"/>
+                <w:i/>
+                <w:iCs/>
+                <w:sz w:val="24"/>
+                <w:szCs w:val="20"/>
+                <w:lang w:val="en-US"/>
+              </w:rPr>
+              <w:t>.</w:t>
+            </w:r>
+            <w:r>
+              <w:rPr>
+                <w:rFonts w:cs="Arial"/>
+                <w:i/>
+                <w:iCs/>
+                <w:sz w:val="24"/>
+                <w:szCs w:val="20"/>
+                <w:lang w:val="en-US"/>
+              </w:rPr>
+              <w:t xml:space="preserve"> </w:t>
+            </w:r>
+            <w:r>
+              <w:rPr>
+                <w:rFonts w:cs="Arial"/>
+                <w:i/>
+                <w:iCs/>
+                <w:sz w:val="24"/>
+                <w:szCs w:val="20"/>
+                <w:lang w:val="en-US"/>
+              </w:rPr>
+              <w:t xml:space="preserve">Throws an </w:t>
+            </w:r>
+            <w:proofErr w:type="spellStart"/>
+            <w:r>
+              <w:rPr>
+                <w:rFonts w:cs="Arial"/>
+                <w:i/>
+                <w:iCs/>
+                <w:sz w:val="24"/>
+                <w:szCs w:val="20"/>
+                <w:lang w:val="en-US"/>
+              </w:rPr>
+              <w:t>UDSException</w:t>
+            </w:r>
+            <w:proofErr w:type="spellEnd"/>
+            <w:r>
+              <w:rPr>
+                <w:rFonts w:cs="Arial"/>
+                <w:i/>
+                <w:iCs/>
+                <w:sz w:val="24"/>
+                <w:szCs w:val="20"/>
+                <w:lang w:val="en-US"/>
+              </w:rPr>
+              <w:t xml:space="preserve"> if there is no such Property, so</w:t>
+            </w:r>
+          </w:p>
+          <w:p>
+            <w:pPr>
+              <w:rPr>
+                <w:rFonts w:cs="Arial"/>
+                <w:lang w:val="en-US"/>
+              </w:rPr>
+            </w:pPr>
+            <w:proofErr w:type="spellStart"/>
+            <w:r>
+              <w:rPr>
+                <w:rFonts w:cs="Arial"/>
+                <w:i/>
+                <w:iCs/>
+                <w:sz w:val="24"/>
+                <w:szCs w:val="20"/>
+                <w:lang w:val="en-US"/>
+              </w:rPr>
+              <w:t>HasProperty</w:t>
+            </w:r>
+            <w:proofErr w:type="spellEnd"/>
+            <w:r>
+              <w:rPr>
+                <w:rFonts w:cs="Arial"/>
+                <w:i/>
+                <w:iCs/>
+                <w:sz w:val="24"/>
+                <w:szCs w:val="20"/>
+                <w:lang w:val="en-US"/>
+              </w:rPr>
+              <w:t xml:space="preserve"> should be checked before </w:t>
+            </w:r>
+            <w:proofErr w:type="spellStart"/>
+            <w:r>
+              <w:rPr>
+                <w:rFonts w:cs="Arial"/>
+                <w:i/>
+                <w:iCs/>
+                <w:sz w:val="24"/>
+                <w:szCs w:val="20"/>
+                <w:lang w:val="en-US"/>
+              </w:rPr>
+              <w:t>GetProperty</w:t>
+            </w:r>
+            <w:proofErr w:type="spellEnd"/>
+          </w:p>
+        </w:tc>
+      </w:tr>
+      <w:tr>
+        <w:tc>
+          <w:tcPr>
+            <w:tcW w:w="4531" w:type="dxa"/>
+          </w:tcPr>
+          <w:p>
+            <w:pPr>
+              <w:rPr>
+                <w:rFonts w:cs="Arial"/>
+                <w:sz w:val="20"/>
+                <w:szCs w:val="20"/>
+                <w:lang w:val="en-US"/>
+              </w:rPr>
+            </w:pPr>
+            <w:r>
+              <w:rPr>
+                <w:rFonts w:ascii="Consolas" w:hAnsi="Consolas" w:cs="Consolas"/>
+                <w:color w:val="0000FF"/>
+                <w:sz w:val="20"/>
+                <w:szCs w:val="20"/>
+                <w:lang w:val="en-US"/>
+              </w:rPr>
+              <w:t>public</w:t>
+            </w:r>
+            <w:r>
+              <w:rPr>
+                <w:rFonts w:ascii="Consolas" w:hAnsi="Consolas" w:cs="Consolas"/>
+                <w:color w:val="000000"/>
+                <w:sz w:val="20"/>
+                <w:szCs w:val="20"/>
+                <w:lang w:val="en-US"/>
+              </w:rPr>
+              <w:t xml:space="preserve"> </w:t>
+            </w:r>
+            <w:r>
+              <w:rPr>
+                <w:rFonts w:ascii="Consolas" w:hAnsi="Consolas" w:cs="Consolas"/>
+                <w:color w:val="0000FF"/>
+                <w:sz w:val="20"/>
+                <w:szCs w:val="20"/>
+                <w:lang w:val="en-US"/>
+              </w:rPr>
+              <w:t>bool</w:t>
+            </w:r>
+            <w:r>
+              <w:rPr>
+                <w:rFonts w:ascii="Consolas" w:hAnsi="Consolas" w:cs="Consolas"/>
+                <w:color w:val="000000"/>
+                <w:sz w:val="20"/>
+                <w:szCs w:val="20"/>
+                <w:lang w:val="en-US"/>
+              </w:rPr>
+              <w:t xml:space="preserve"> </w:t>
+            </w:r>
+            <w:proofErr w:type="spellStart"/>
+            <w:r>
+              <w:rPr>
+                <w:rFonts w:ascii="Consolas" w:hAnsi="Consolas" w:cs="Consolas"/>
+                <w:color w:val="000000"/>
+                <w:sz w:val="20"/>
+                <w:szCs w:val="20"/>
+                <w:lang w:val="en-US"/>
+              </w:rPr>
+              <w:t>HasProperty</w:t>
+            </w:r>
+            <w:proofErr w:type="spellEnd"/>
+            <w:r>
+              <w:rPr>
+                <w:rFonts w:ascii="Consolas" w:hAnsi="Consolas" w:cs="Consolas"/>
+                <w:color w:val="000000"/>
+                <w:sz w:val="20"/>
+                <w:szCs w:val="20"/>
+                <w:lang w:val="en-US"/>
+              </w:rPr>
+              <w:t>&lt;</w:t>
+            </w:r>
+            <w:r>
+              <w:rPr>
+                <w:rFonts w:ascii="Consolas" w:hAnsi="Consolas" w:cs="Consolas"/>
+                <w:color w:val="2B91AF"/>
+                <w:sz w:val="20"/>
+                <w:szCs w:val="20"/>
+                <w:lang w:val="en-US"/>
+              </w:rPr>
+              <w:t>T</w:t>
+            </w:r>
+            <w:r>
+              <w:rPr>
+                <w:rFonts w:ascii="Consolas" w:hAnsi="Consolas" w:cs="Consolas"/>
+                <w:color w:val="000000"/>
+                <w:sz w:val="20"/>
+                <w:szCs w:val="20"/>
+                <w:lang w:val="en-US"/>
+              </w:rPr>
+              <w:t>&gt;(</w:t>
+            </w:r>
+            <w:r>
+              <w:rPr>
+                <w:rFonts w:ascii="Consolas" w:hAnsi="Consolas" w:cs="Consolas"/>
+                <w:color w:val="0000FF"/>
+                <w:sz w:val="20"/>
+                <w:szCs w:val="20"/>
+                <w:lang w:val="en-US"/>
+              </w:rPr>
+              <w:t>string</w:t>
+            </w:r>
+            <w:r>
+              <w:rPr>
+                <w:rFonts w:ascii="Consolas" w:hAnsi="Consolas" w:cs="Consolas"/>
+                <w:color w:val="000000"/>
+                <w:sz w:val="20"/>
+                <w:szCs w:val="20"/>
+                <w:lang w:val="en-US"/>
+              </w:rPr>
+              <w:t xml:space="preserve"> key)</w:t>
+            </w:r>
+          </w:p>
+        </w:tc>
+        <w:tc>
+          <w:tcPr>
+            <w:tcW w:w="4531" w:type="dxa"/>
+          </w:tcPr>
+          <w:p>
+            <w:pPr>
+              <w:rPr>
+                <w:rFonts w:cs="Arial"/>
+                <w:i/>
+                <w:iCs/>
+                <w:sz w:val="24"/>
+                <w:szCs w:val="20"/>
+                <w:lang w:val="en-US"/>
+              </w:rPr>
+            </w:pPr>
+            <w:r>
+              <w:rPr>
+                <w:rFonts w:cs="Arial"/>
+                <w:i/>
+                <w:iCs/>
+                <w:sz w:val="24"/>
+                <w:szCs w:val="20"/>
+                <w:lang w:val="en-US"/>
+              </w:rPr>
+              <w:t>Checks whether the</w:t>
+            </w:r>
+            <w:r>
+              <w:rPr>
+                <w:rFonts w:cs="Arial"/>
+                <w:i/>
+                <w:iCs/>
+                <w:sz w:val="24"/>
+                <w:szCs w:val="20"/>
+                <w:lang w:val="en-US"/>
+              </w:rPr>
+              <w:t xml:space="preserve"> </w:t>
+            </w:r>
+            <w:proofErr w:type="spellStart"/>
+            <w:r>
+              <w:rPr>
+                <w:rFonts w:cs="Arial"/>
+                <w:i/>
+                <w:iCs/>
+                <w:sz w:val="24"/>
+                <w:szCs w:val="20"/>
+                <w:lang w:val="en-US"/>
+              </w:rPr>
+              <w:t>DialogueComponent</w:t>
+            </w:r>
+            <w:proofErr w:type="spellEnd"/>
+            <w:r>
+              <w:rPr>
+                <w:rFonts w:cs="Arial"/>
+                <w:i/>
+                <w:iCs/>
+                <w:sz w:val="24"/>
+                <w:szCs w:val="20"/>
+                <w:lang w:val="en-US"/>
+              </w:rPr>
+              <w:t xml:space="preserve"> has a Property</w:t>
+            </w:r>
+          </w:p>
+          <w:p>
+            <w:pPr>
+              <w:rPr>
+                <w:rFonts w:cs="Arial"/>
+                <w:lang w:val="en-US"/>
+              </w:rPr>
+            </w:pPr>
+            <w:r>
+              <w:rPr>
+                <w:rFonts w:cs="Arial"/>
+                <w:i/>
+                <w:iCs/>
+                <w:sz w:val="24"/>
+                <w:szCs w:val="20"/>
+                <w:lang w:val="en-US"/>
+              </w:rPr>
+              <w:t xml:space="preserve">of type T with key </w:t>
+            </w:r>
+            <w:proofErr w:type="spellStart"/>
+            <w:r>
+              <w:rPr>
+                <w:rFonts w:cs="Arial"/>
+                <w:i/>
+                <w:iCs/>
+                <w:sz w:val="24"/>
+                <w:szCs w:val="20"/>
+                <w:lang w:val="en-US"/>
+              </w:rPr>
+              <w:t>key</w:t>
+            </w:r>
+            <w:proofErr w:type="spellEnd"/>
+          </w:p>
+        </w:tc>
+      </w:tr>
+    </w:tbl>
+    <w:p>
+      <w:pPr>
+        <w:rPr>
+          <w:lang w:val="en-US"/>
+        </w:rPr>
+      </w:pPr>
+    </w:p>
+    <w:p>
+      <w:pPr>
+        <w:rPr>
+          <w:lang w:val="en-US"/>
+        </w:rPr>
+      </w:pPr>
+      <w:r>
+        <w:rPr>
+          <w:lang w:val="en-US"/>
+        </w:rPr>
+        <w:t>These can be used to work with Properties of Dialogue Parts, Answers and Dialogues from the overridden methods.</w:t>
+      </w:r>
+    </w:p>
+    <w:p>
+      <w:pPr>
+        <w:rPr>
+          <w:i/>
+          <w:iCs/>
+          <w:lang w:val="en-US"/>
+        </w:rPr>
+      </w:pPr>
+      <w:r>
+        <w:rPr>
+          <w:i/>
+          <w:iCs/>
+          <w:lang w:val="en-US"/>
+        </w:rPr>
+        <w:t>The following code example shows how they can be used:</w:t>
+      </w:r>
+    </w:p>
+    <w:bookmarkStart w:id="19" w:name="_MON_1689933826"/>
+    <w:bookmarkEnd w:id="19"/>
+    <w:p>
+      <w:r>
+        <w:rPr>
+          <w:lang w:val="en-US"/>
+        </w:rPr>
+        <w:object w:dxaOrig="9072" w:dyaOrig="5072" w14:anchorId="6BB99B09">
+          <v:shape id="_x0000_i1064" type="#_x0000_t75" style="width:453.6pt;height:253.8pt" o:ole="" o:bordertopcolor="this" o:borderbottomcolor="this">
+            <v:imagedata r:id="rId18" o:title=""/>
+            <w10:bordertop type="single" width="4"/>
+            <w10:borderbottom type="single" width="4"/>
+          </v:shape>
+          <o:OLEObject Type="Embed" ProgID="Word.Document.12" ShapeID="_x0000_i1064" DrawAspect="Content" ObjectID="_1689938818" r:id="rId19">
+            <o:FieldCodes>\s</o:FieldCodes>
+          </o:OLEObject>
+        </w:object>
+      </w:r>
+    </w:p>
+    <w:p>
+      <w:pPr>
+        <w:pStyle w:val="Beschriftung"/>
+        <w:rPr>
+          <w:lang w:val="en-US"/>
+        </w:rPr>
+      </w:pPr>
+      <w:bookmarkStart w:id="20" w:name="_Toc79326100"/>
+      <w:r>
+        <w:rPr>
+          <w:lang w:val="en-US"/>
+        </w:rPr>
+        <w:t xml:space="preserve">Code example </w:t>
+      </w:r>
+      <w:r>
+        <w:fldChar w:fldCharType="begin"/>
+      </w:r>
+      <w:r>
+        <w:rPr>
+          <w:lang w:val="en-US"/>
+        </w:rPr>
+        <w:instrText xml:space="preserve"> SEQ Code_example \* ARABIC </w:instrText>
+      </w:r>
+      <w:r>
+        <w:fldChar w:fldCharType="separate"/>
+      </w:r>
+      <w:r>
+        <w:rPr>
+          <w:noProof/>
+          <w:lang w:val="en-US"/>
+        </w:rPr>
+        <w:t>3</w:t>
+      </w:r>
+      <w:r>
+        <w:fldChar w:fldCharType="end"/>
+      </w:r>
+      <w:r>
+        <w:rPr>
+          <w:lang w:val="en-US"/>
+        </w:rPr>
+        <w:t xml:space="preserve">: Using </w:t>
+      </w:r>
+      <w:proofErr w:type="spellStart"/>
+      <w:r>
+        <w:rPr>
+          <w:lang w:val="en-US"/>
+        </w:rPr>
+        <w:t>GetProperty</w:t>
+      </w:r>
+      <w:proofErr w:type="spellEnd"/>
+      <w:r>
+        <w:rPr>
+          <w:lang w:val="en-US"/>
+        </w:rPr>
+        <w:t xml:space="preserve"> and </w:t>
+      </w:r>
+      <w:proofErr w:type="spellStart"/>
+      <w:r>
+        <w:rPr>
+          <w:lang w:val="en-US"/>
+        </w:rPr>
+        <w:t>HasProperty</w:t>
+      </w:r>
+      <w:bookmarkEnd w:id="20"/>
+      <w:proofErr w:type="spellEnd"/>
     </w:p>
     <w:p>
       <w:pPr>
@@ -10615,53 +11417,687 @@
           <w:lang w:val="en-US"/>
         </w:rPr>
       </w:pPr>
-      <w:bookmarkStart w:id="15" w:name="_Toc77091270"/>
-      <w:r>
-        <w:rPr>
-          <w:lang w:val="en-US"/>
-        </w:rPr>
-        <w:t>D</w:t>
-      </w:r>
-      <w:r>
-        <w:rPr>
-          <w:lang w:val="en-US"/>
-        </w:rPr>
-        <w:t xml:space="preserve">ocumentation for the </w:t>
+      <w:r>
+        <w:rPr>
+          <w:lang w:val="en-US"/>
+        </w:rPr>
+        <w:br w:type="page"/>
+      </w:r>
+      <w:bookmarkStart w:id="21" w:name="_Toc79326089"/>
+      <w:r>
+        <w:rPr>
+          <w:lang w:val="en-US"/>
+        </w:rPr>
+        <w:lastRenderedPageBreak/>
+        <w:t>Pausing and Continuing a Dialogue</w:t>
+      </w:r>
+      <w:bookmarkEnd w:id="21"/>
+    </w:p>
+    <w:p>
+      <w:pPr>
+        <w:rPr>
+          <w:rFonts w:cs="Arial"/>
+          <w:lang w:val="en-US"/>
+        </w:rPr>
+      </w:pPr>
+      <w:r>
+        <w:rPr>
+          <w:lang w:val="en-US"/>
+        </w:rPr>
+        <w:t xml:space="preserve">You can pause Dialogue playback at any time by calling </w:t>
       </w:r>
       <w:proofErr w:type="spellStart"/>
       <w:r>
         <w:rPr>
-          <w:lang w:val="en-US"/>
-        </w:rPr>
-        <w:t>UDS</w:t>
-      </w:r>
-      <w:r>
-        <w:rPr>
+          <w:rFonts w:ascii="Consolas" w:hAnsi="Consolas"/>
+          <w:lang w:val="en-US"/>
+        </w:rPr>
+        <w:t>PauseDialogue</w:t>
+      </w:r>
+      <w:proofErr w:type="spellEnd"/>
+      <w:r>
+        <w:rPr>
+          <w:rFonts w:ascii="Consolas" w:hAnsi="Consolas"/>
+          <w:lang w:val="en-US"/>
+        </w:rPr>
+        <w:t xml:space="preserve">(bool </w:t>
+      </w:r>
+      <w:proofErr w:type="spellStart"/>
+      <w:r>
+        <w:rPr>
+          <w:rFonts w:ascii="Consolas" w:hAnsi="Consolas"/>
+          <w:lang w:val="en-US"/>
+        </w:rPr>
+        <w:t>disableDialogueUI</w:t>
+      </w:r>
+      <w:proofErr w:type="spellEnd"/>
+      <w:r>
+        <w:rPr>
+          <w:rFonts w:ascii="Consolas" w:hAnsi="Consolas"/>
+          <w:lang w:val="en-US"/>
+        </w:rPr>
+        <w:t xml:space="preserve">, bool </w:t>
+      </w:r>
+      <w:proofErr w:type="spellStart"/>
+      <w:r>
+        <w:rPr>
+          <w:rFonts w:ascii="Consolas" w:hAnsi="Consolas"/>
+          <w:lang w:val="en-US"/>
+        </w:rPr>
+        <w:t>resetTimescale</w:t>
+      </w:r>
+      <w:proofErr w:type="spellEnd"/>
+      <w:r>
+        <w:rPr>
+          <w:rFonts w:ascii="Consolas" w:hAnsi="Consolas"/>
+          <w:lang w:val="en-US"/>
+        </w:rPr>
+        <w:t>)</w:t>
+      </w:r>
+      <w:r>
+        <w:rPr>
+          <w:rFonts w:cs="Arial"/>
+          <w:lang w:val="en-US"/>
+        </w:rPr>
+        <w:t xml:space="preserve">, where </w:t>
+      </w:r>
+      <w:proofErr w:type="spellStart"/>
+      <w:r>
+        <w:rPr>
+          <w:rFonts w:ascii="Consolas" w:hAnsi="Consolas" w:cs="Arial"/>
+          <w:lang w:val="en-US"/>
+        </w:rPr>
+        <w:t>disableDialogueUI</w:t>
+      </w:r>
+      <w:proofErr w:type="spellEnd"/>
+      <w:r>
+        <w:rPr>
+          <w:rFonts w:cs="Arial"/>
+          <w:lang w:val="en-US"/>
+        </w:rPr>
+        <w:t xml:space="preserve"> indicates whether the Dialogue UI shall be disabled by calling </w:t>
+      </w:r>
+      <w:proofErr w:type="spellStart"/>
+      <w:r>
+        <w:rPr>
+          <w:rFonts w:ascii="Consolas" w:hAnsi="Consolas" w:cs="Arial"/>
+          <w:lang w:val="en-US"/>
+        </w:rPr>
+        <w:t>DisableDialog</w:t>
+      </w:r>
+      <w:r>
+        <w:rPr>
+          <w:rFonts w:ascii="Consolas" w:hAnsi="Consolas" w:cs="Arial"/>
+          <w:lang w:val="en-US"/>
+        </w:rPr>
+        <w:t>ue</w:t>
+      </w:r>
+      <w:r>
+        <w:rPr>
+          <w:rFonts w:ascii="Consolas" w:hAnsi="Consolas" w:cs="Arial"/>
+          <w:lang w:val="en-US"/>
+        </w:rPr>
+        <w:t>UI</w:t>
+      </w:r>
+      <w:proofErr w:type="spellEnd"/>
+      <w:r>
+        <w:rPr>
+          <w:rFonts w:cs="Arial"/>
+          <w:lang w:val="en-US"/>
+        </w:rPr>
+        <w:t xml:space="preserve"> and </w:t>
+      </w:r>
+      <w:proofErr w:type="spellStart"/>
+      <w:r>
+        <w:rPr>
+          <w:rFonts w:ascii="Consolas" w:hAnsi="Consolas" w:cs="Arial"/>
+          <w:lang w:val="en-US"/>
+        </w:rPr>
+        <w:t>resetTimescale</w:t>
+      </w:r>
+      <w:proofErr w:type="spellEnd"/>
+      <w:r>
+        <w:rPr>
+          <w:rFonts w:cs="Arial"/>
+          <w:lang w:val="en-US"/>
+        </w:rPr>
+        <w:t xml:space="preserve"> indicates whether or not the </w:t>
+      </w:r>
+      <w:proofErr w:type="spellStart"/>
+      <w:r>
+        <w:rPr>
+          <w:rFonts w:ascii="Consolas" w:hAnsi="Consolas" w:cs="Arial"/>
+          <w:lang w:val="en-US"/>
+        </w:rPr>
+        <w:t>Time.timescale</w:t>
+      </w:r>
+      <w:proofErr w:type="spellEnd"/>
+      <w:r>
+        <w:rPr>
+          <w:rFonts w:cs="Arial"/>
+          <w:lang w:val="en-US"/>
+        </w:rPr>
+        <w:t xml:space="preserve"> shall be set (back) to the </w:t>
+      </w:r>
+      <w:proofErr w:type="spellStart"/>
+      <w:r>
+        <w:rPr>
+          <w:rFonts w:ascii="Consolas" w:hAnsi="Consolas" w:cs="Arial"/>
+          <w:lang w:val="en-US"/>
+        </w:rPr>
+        <w:t>standardTimescale</w:t>
+      </w:r>
+      <w:proofErr w:type="spellEnd"/>
+      <w:r>
+        <w:rPr>
+          <w:rFonts w:cs="Arial"/>
+          <w:lang w:val="en-US"/>
+        </w:rPr>
+        <w:t xml:space="preserve"> during the pause.</w:t>
+      </w:r>
+    </w:p>
+    <w:p>
+      <w:pPr>
+        <w:rPr>
+          <w:lang w:val="en-US"/>
+        </w:rPr>
+      </w:pPr>
+      <w:r>
+        <w:rPr>
+          <w:rFonts w:cs="Arial"/>
+          <w:lang w:val="en-US"/>
+        </w:rPr>
+        <w:t xml:space="preserve">To continue the Dialogue after a pause, call </w:t>
+      </w:r>
+      <w:proofErr w:type="spellStart"/>
+      <w:r>
+        <w:rPr>
+          <w:rFonts w:ascii="Consolas" w:hAnsi="Consolas" w:cs="Arial"/>
+          <w:lang w:val="en-US"/>
+        </w:rPr>
+        <w:t>ContinueDialogue</w:t>
+      </w:r>
+      <w:proofErr w:type="spellEnd"/>
+      <w:r>
+        <w:rPr>
+          <w:rFonts w:ascii="Consolas" w:hAnsi="Consolas" w:cs="Arial"/>
+          <w:lang w:val="en-US"/>
+        </w:rPr>
+        <w:t xml:space="preserve">(bool </w:t>
+      </w:r>
+      <w:proofErr w:type="spellStart"/>
+      <w:r>
+        <w:rPr>
+          <w:rFonts w:ascii="Consolas" w:hAnsi="Consolas" w:cs="Arial"/>
+          <w:lang w:val="en-US"/>
+        </w:rPr>
+        <w:t>continueWithAnswer</w:t>
+      </w:r>
+      <w:proofErr w:type="spellEnd"/>
+      <w:r>
+        <w:rPr>
+          <w:rFonts w:ascii="Consolas" w:hAnsi="Consolas" w:cs="Arial"/>
+          <w:lang w:val="en-US"/>
+        </w:rPr>
+        <w:t xml:space="preserve"> = true)</w:t>
+      </w:r>
+      <w:r>
+        <w:rPr>
+          <w:lang w:val="en-US"/>
+        </w:rPr>
+        <w:t xml:space="preserve">, where </w:t>
+      </w:r>
+      <w:proofErr w:type="spellStart"/>
+      <w:r>
+        <w:rPr>
+          <w:rFonts w:ascii="Consolas" w:hAnsi="Consolas"/>
+          <w:lang w:val="en-US"/>
+        </w:rPr>
+        <w:t>continueWithAnswer</w:t>
+      </w:r>
+      <w:proofErr w:type="spellEnd"/>
+      <w:r>
+        <w:rPr>
+          <w:lang w:val="en-US"/>
+        </w:rPr>
+        <w:t xml:space="preserve"> indicates whether or not to play the next(!) Dialogue Part (or end the Dialogue if there is none) in case the pause was triggered by an Answer through </w:t>
+      </w:r>
+      <w:proofErr w:type="spellStart"/>
+      <w:r>
+        <w:rPr>
+          <w:rFonts w:ascii="Consolas" w:hAnsi="Consolas"/>
+          <w:lang w:val="en-US"/>
+        </w:rPr>
+        <w:t>OnAnswer</w:t>
+      </w:r>
+      <w:proofErr w:type="spellEnd"/>
+      <w:r>
+        <w:rPr>
+          <w:lang w:val="en-US"/>
+        </w:rPr>
+        <w:t xml:space="preserve">. If it is </w:t>
+      </w:r>
+      <w:r>
+        <w:rPr>
+          <w:rFonts w:ascii="Consolas" w:hAnsi="Consolas"/>
+          <w:lang w:val="en-US"/>
+        </w:rPr>
+        <w:t>false</w:t>
+      </w:r>
+      <w:r>
+        <w:rPr>
+          <w:lang w:val="en-US"/>
+        </w:rPr>
+        <w:t xml:space="preserve">, the </w:t>
+      </w:r>
+      <w:r>
+        <w:rPr>
+          <w:lang w:val="en-US"/>
+        </w:rPr>
+        <w:t>current Dialogue Part will be played again.</w:t>
+      </w:r>
+    </w:p>
+    <w:p>
+      <w:pPr>
+        <w:rPr>
+          <w:lang w:val="en-US"/>
+        </w:rPr>
+      </w:pPr>
+      <w:proofErr w:type="spellStart"/>
+      <w:r>
+        <w:rPr>
+          <w:rFonts w:ascii="Consolas" w:hAnsi="Consolas"/>
+          <w:lang w:val="en-US"/>
+        </w:rPr>
+        <w:t>ContinueDialogue</w:t>
+      </w:r>
+      <w:proofErr w:type="spellEnd"/>
+      <w:r>
+        <w:rPr>
+          <w:rFonts w:cs="Arial"/>
+          <w:lang w:val="en-US"/>
+        </w:rPr>
+        <w:t xml:space="preserve"> continues</w:t>
+      </w:r>
+      <w:r>
+        <w:rPr>
+          <w:lang w:val="en-US"/>
+        </w:rPr>
+        <w:t xml:space="preserve"> the Dialogue </w:t>
+      </w:r>
+      <w:r>
+        <w:rPr>
+          <w:lang w:val="en-US"/>
+        </w:rPr>
+        <w:t xml:space="preserve">after a pause </w:t>
+      </w:r>
+      <w:r>
+        <w:rPr>
+          <w:lang w:val="en-US"/>
+        </w:rPr>
+        <w:t>by</w:t>
+      </w:r>
+      <w:r>
+        <w:rPr>
+          <w:lang w:val="en-US"/>
+        </w:rPr>
+        <w:t xml:space="preserve"> eit</w:t>
+      </w:r>
+      <w:r>
+        <w:rPr>
+          <w:lang w:val="en-US"/>
+        </w:rPr>
+        <w:t>h</w:t>
+      </w:r>
+      <w:r>
+        <w:rPr>
+          <w:lang w:val="en-US"/>
+        </w:rPr>
+        <w:t>er</w:t>
+      </w:r>
+    </w:p>
+    <w:p>
+      <w:pPr>
+        <w:ind w:left="708"/>
+        <w:rPr>
+          <w:lang w:val="en-US"/>
+        </w:rPr>
+      </w:pPr>
+      <w:r>
+        <w:rPr>
+          <w:lang w:val="en-US"/>
+        </w:rPr>
+        <w:t>1) instantly taking the answer which was clicked right before</w:t>
+      </w:r>
+      <w:r>
+        <w:rPr>
+          <w:lang w:val="en-US"/>
+        </w:rPr>
+        <w:t xml:space="preserve"> </w:t>
+      </w:r>
+      <w:r>
+        <w:rPr>
+          <w:lang w:val="en-US"/>
+        </w:rPr>
+        <w:t xml:space="preserve">the pause </w:t>
+      </w:r>
+    </w:p>
+    <w:p>
+      <w:pPr>
+        <w:ind w:firstLine="708"/>
+        <w:rPr>
+          <w:lang w:val="en-US"/>
+        </w:rPr>
+      </w:pPr>
+      <w:r>
+        <w:rPr>
+          <w:lang w:val="en-US"/>
+        </w:rPr>
+        <w:t>2) playing the current Dialogue</w:t>
+      </w:r>
+      <w:r>
+        <w:rPr>
+          <w:lang w:val="en-US"/>
+        </w:rPr>
+        <w:t xml:space="preserve"> </w:t>
+      </w:r>
+      <w:r>
+        <w:rPr>
+          <w:lang w:val="en-US"/>
+        </w:rPr>
+        <w:t>Part (again) or</w:t>
+      </w:r>
+    </w:p>
+    <w:p>
+      <w:pPr>
+        <w:ind w:firstLine="708"/>
+        <w:rPr>
+          <w:lang w:val="en-US"/>
+        </w:rPr>
+      </w:pPr>
+      <w:r>
+        <w:rPr>
+          <w:lang w:val="en-US"/>
+        </w:rPr>
+        <w:t xml:space="preserve">3) (re)starting the current Dialogue </w:t>
+      </w:r>
+    </w:p>
+    <w:p>
+      <w:pPr>
+        <w:rPr>
+          <w:lang w:val="en-US"/>
+        </w:rPr>
+      </w:pPr>
+      <w:r>
+        <w:rPr>
+          <w:lang w:val="en-US"/>
+        </w:rPr>
+        <w:t>One of these is being chosen</w:t>
+      </w:r>
+      <w:r>
+        <w:rPr>
+          <w:lang w:val="en-US"/>
+        </w:rPr>
+        <w:t xml:space="preserve"> </w:t>
+      </w:r>
+      <w:r>
+        <w:rPr>
+          <w:lang w:val="en-US"/>
+        </w:rPr>
+        <w:t xml:space="preserve">based on when </w:t>
+      </w:r>
+      <w:proofErr w:type="spellStart"/>
+      <w:r>
+        <w:rPr>
+          <w:rFonts w:ascii="Consolas" w:hAnsi="Consolas"/>
+          <w:lang w:val="en-US"/>
+        </w:rPr>
+        <w:t>PauseDialogue</w:t>
+      </w:r>
+      <w:proofErr w:type="spellEnd"/>
+      <w:r>
+        <w:rPr>
+          <w:lang w:val="en-US"/>
+        </w:rPr>
+        <w:t xml:space="preserve"> was called (and the value of </w:t>
+      </w:r>
+      <w:proofErr w:type="spellStart"/>
+      <w:r>
+        <w:rPr>
+          <w:rFonts w:ascii="Consolas" w:hAnsi="Consolas"/>
+          <w:lang w:val="en-US"/>
+        </w:rPr>
+        <w:t>continueWithAnswer</w:t>
+      </w:r>
+      <w:proofErr w:type="spellEnd"/>
+      <w:r>
+        <w:rPr>
+          <w:lang w:val="en-US"/>
+        </w:rPr>
+        <w:t>)</w:t>
+      </w:r>
+    </w:p>
+    <w:p>
+      <w:pPr>
+        <w:rPr>
+          <w:rFonts w:cs="Arial"/>
+          <w:i/>
+          <w:iCs/>
+          <w:sz w:val="24"/>
+          <w:szCs w:val="20"/>
+          <w:lang w:val="en-US"/>
+        </w:rPr>
+      </w:pPr>
+      <w:r>
+        <w:rPr>
+          <w:rFonts w:cs="Arial"/>
+          <w:i/>
+          <w:iCs/>
+          <w:sz w:val="24"/>
+          <w:szCs w:val="20"/>
+          <w:lang w:val="en-US"/>
+        </w:rPr>
+        <w:t xml:space="preserve">Note: To allow you to access methods and attributes of </w:t>
+      </w:r>
+      <w:proofErr w:type="spellStart"/>
+      <w:r>
+        <w:rPr>
+          <w:rFonts w:cs="Arial"/>
+          <w:i/>
+          <w:iCs/>
+          <w:sz w:val="24"/>
+          <w:szCs w:val="20"/>
+          <w:lang w:val="en-US"/>
+        </w:rPr>
+        <w:t>UDSDialogueManager</w:t>
+      </w:r>
+      <w:proofErr w:type="spellEnd"/>
+      <w:r>
+        <w:rPr>
+          <w:rFonts w:cs="Arial"/>
+          <w:i/>
+          <w:iCs/>
+          <w:sz w:val="24"/>
+          <w:szCs w:val="20"/>
+          <w:lang w:val="en-US"/>
+        </w:rPr>
+        <w:t xml:space="preserve"> from the outside (and not from an overriding script), the script makes use of the Singleton pattern. You can call e.g. </w:t>
+      </w:r>
+      <w:proofErr w:type="spellStart"/>
+      <w:r>
+        <w:rPr>
+          <w:rFonts w:cs="Arial"/>
+          <w:i/>
+          <w:iCs/>
+          <w:sz w:val="24"/>
+          <w:szCs w:val="20"/>
+          <w:lang w:val="en-US"/>
+        </w:rPr>
+        <w:t>Continue</w:t>
+      </w:r>
+      <w:r>
+        <w:rPr>
+          <w:rFonts w:cs="Arial"/>
+          <w:i/>
+          <w:iCs/>
+          <w:sz w:val="24"/>
+          <w:szCs w:val="20"/>
           <w:lang w:val="en-US"/>
         </w:rPr>
         <w:t>Dialogue</w:t>
       </w:r>
-      <w:r>
-        <w:rPr>
-          <w:lang w:val="en-US"/>
-        </w:rPr>
-        <w:t>Manager</w:t>
-      </w:r>
       <w:proofErr w:type="spellEnd"/>
       <w:r>
         <w:rPr>
-          <w:lang w:val="en-US"/>
-        </w:rPr>
-        <w:t xml:space="preserve"> class</w:t>
-      </w:r>
-      <w:bookmarkEnd w:id="15"/>
-    </w:p>
-    <w:p>
-      <w:pPr>
-        <w:rPr>
-          <w:lang w:val="en-US"/>
-        </w:rPr>
-      </w:pPr>
+          <w:rFonts w:cs="Arial"/>
+          <w:i/>
+          <w:iCs/>
+          <w:sz w:val="24"/>
+          <w:szCs w:val="20"/>
+          <w:lang w:val="en-US"/>
+        </w:rPr>
+        <w:t xml:space="preserve"> through </w:t>
+      </w:r>
+      <w:proofErr w:type="spellStart"/>
+      <w:r>
+        <w:rPr>
+          <w:rFonts w:cs="Arial"/>
+          <w:i/>
+          <w:iCs/>
+          <w:sz w:val="24"/>
+          <w:szCs w:val="20"/>
+          <w:lang w:val="en-US"/>
+        </w:rPr>
+        <w:t>UDSDialogueManager.instance</w:t>
+      </w:r>
+      <w:proofErr w:type="spellEnd"/>
+      <w:r>
+        <w:rPr>
+          <w:rFonts w:cs="Arial"/>
+          <w:i/>
+          <w:iCs/>
+          <w:sz w:val="24"/>
+          <w:szCs w:val="20"/>
+          <w:lang w:val="en-US"/>
+        </w:rPr>
+        <w:t>.</w:t>
+      </w:r>
+      <w:r>
+        <w:rPr>
+          <w:rFonts w:cs="Arial"/>
+          <w:i/>
+          <w:iCs/>
+          <w:sz w:val="24"/>
+          <w:szCs w:val="20"/>
+          <w:lang w:val="en-US"/>
+        </w:rPr>
+        <w:t xml:space="preserve"> </w:t>
+      </w:r>
+      <w:proofErr w:type="spellStart"/>
+      <w:r>
+        <w:rPr>
+          <w:rFonts w:cs="Arial"/>
+          <w:i/>
+          <w:iCs/>
+          <w:sz w:val="24"/>
+          <w:szCs w:val="20"/>
+          <w:lang w:val="en-US"/>
+        </w:rPr>
+        <w:t>ContinueDialogue</w:t>
+      </w:r>
+      <w:proofErr w:type="spellEnd"/>
+      <w:r>
+        <w:rPr>
+          <w:rFonts w:cs="Arial"/>
+          <w:i/>
+          <w:iCs/>
+          <w:sz w:val="24"/>
+          <w:szCs w:val="20"/>
+          <w:lang w:val="en-US"/>
+        </w:rPr>
+        <w:t>(…)</w:t>
+      </w:r>
+      <w:r>
+        <w:rPr>
+          <w:rFonts w:cs="Arial"/>
+          <w:i/>
+          <w:iCs/>
+          <w:sz w:val="24"/>
+          <w:szCs w:val="20"/>
+          <w:lang w:val="en-US"/>
+        </w:rPr>
+        <w:t>.</w:t>
+      </w:r>
+    </w:p>
+    <w:p>
+      <w:pPr>
+        <w:rPr>
+          <w:rFonts w:cs="Arial"/>
+          <w:i/>
+          <w:iCs/>
+          <w:sz w:val="24"/>
+          <w:szCs w:val="20"/>
+          <w:lang w:val="en-US"/>
+        </w:rPr>
+      </w:pPr>
+    </w:p>
+    <w:p>
+      <w:pPr>
+        <w:rPr>
+          <w:lang w:val="en-US"/>
+        </w:rPr>
+      </w:pPr>
+    </w:p>
+    <w:p>
+      <w:pPr>
+        <w:rPr>
+          <w:lang w:val="en-US"/>
+        </w:rPr>
+      </w:pPr>
+      <w:r>
+        <w:rPr>
+          <w:i/>
+          <w:iCs/>
+          <w:lang w:val="en-US"/>
+        </w:rPr>
+        <w:t xml:space="preserve">For a code example on how to use </w:t>
+      </w:r>
+      <w:proofErr w:type="spellStart"/>
+      <w:r>
+        <w:rPr>
+          <w:i/>
+          <w:iCs/>
+          <w:lang w:val="en-US"/>
+        </w:rPr>
+        <w:t>PauseDialogue</w:t>
+      </w:r>
+      <w:proofErr w:type="spellEnd"/>
+      <w:r>
+        <w:rPr>
+          <w:i/>
+          <w:iCs/>
+          <w:lang w:val="en-US"/>
+        </w:rPr>
+        <w:t xml:space="preserve"> and </w:t>
+      </w:r>
+      <w:proofErr w:type="spellStart"/>
+      <w:r>
+        <w:rPr>
+          <w:i/>
+          <w:iCs/>
+          <w:lang w:val="en-US"/>
+        </w:rPr>
+        <w:t>ContinueDialogue</w:t>
+      </w:r>
+      <w:proofErr w:type="spellEnd"/>
+      <w:r>
+        <w:rPr>
+          <w:i/>
+          <w:iCs/>
+          <w:lang w:val="en-US"/>
+        </w:rPr>
+        <w:t xml:space="preserve"> to open a shop during a Dialogue, see 6.1</w:t>
+      </w:r>
       <w:r>
         <w:rPr>
           <w:lang w:val="en-US"/>
@@ -10680,7 +12116,7 @@
           <w:lang w:val="en-US"/>
         </w:rPr>
       </w:pPr>
-      <w:bookmarkStart w:id="16" w:name="_Toc77091271"/>
+      <w:bookmarkStart w:id="22" w:name="_Toc79326090"/>
       <w:r>
         <w:rPr>
           <w:lang w:val="en-US"/>
@@ -10700,7 +12136,7 @@
         </w:rPr>
         <w:t xml:space="preserve"> Editor explained</w:t>
       </w:r>
-      <w:bookmarkEnd w:id="16"/>
+      <w:bookmarkEnd w:id="22"/>
     </w:p>
     <w:p>
       <w:pPr>
@@ -10713,26 +12149,12 @@
           <w:lang w:val="en-US"/>
         </w:rPr>
       </w:pPr>
-      <w:bookmarkStart w:id="17" w:name="_Toc77091272"/>
-      <w:r>
-        <w:rPr>
-          <w:lang w:val="en-US"/>
-        </w:rPr>
-        <w:t xml:space="preserve">Creating, </w:t>
-      </w:r>
-      <w:proofErr w:type="gramStart"/>
-      <w:r>
-        <w:rPr>
-          <w:lang w:val="en-US"/>
-        </w:rPr>
-        <w:t>saving</w:t>
-      </w:r>
-      <w:proofErr w:type="gramEnd"/>
-      <w:r>
-        <w:rPr>
-          <w:lang w:val="en-US"/>
-        </w:rPr>
-        <w:t xml:space="preserve"> and loading </w:t>
+      <w:bookmarkStart w:id="23" w:name="_Toc79326091"/>
+      <w:r>
+        <w:rPr>
+          <w:lang w:val="en-US"/>
+        </w:rPr>
+        <w:t xml:space="preserve">Creating, saving and loading </w:t>
       </w:r>
       <w:r>
         <w:rPr>
@@ -10746,7 +12168,7 @@
         </w:rPr>
         <w:t>s</w:t>
       </w:r>
-      <w:bookmarkEnd w:id="17"/>
+      <w:bookmarkEnd w:id="23"/>
     </w:p>
     <w:p>
       <w:pPr>
@@ -11042,23 +12464,7 @@
           <w:lang w:val="en-US"/>
         </w:rPr>
         <w:lastRenderedPageBreak/>
-        <w:t xml:space="preserve">which means that it is the start of the Dialogue. If you </w:t>
-      </w:r>
-      <w:proofErr w:type="gramStart"/>
-      <w:r>
-        <w:rPr>
-          <w:color w:val="000000" w:themeColor="text1"/>
-          <w:lang w:val="en-US"/>
-        </w:rPr>
-        <w:t>left-click</w:t>
-      </w:r>
-      <w:proofErr w:type="gramEnd"/>
-      <w:r>
-        <w:rPr>
-          <w:color w:val="000000" w:themeColor="text1"/>
-          <w:lang w:val="en-US"/>
-        </w:rPr>
-        <w:t xml:space="preserve"> a </w:t>
+        <w:t xml:space="preserve">which means that it is the start of the Dialogue. If you left-click a </w:t>
       </w:r>
       <w:r>
         <w:rPr>
@@ -11160,23 +12566,7 @@
           <w:color w:val="000000" w:themeColor="text1"/>
           <w:lang w:val="en-US"/>
         </w:rPr>
-        <w:t xml:space="preserve">Enter the ID for your Dialogue Part here. IDs </w:t>
-      </w:r>
-      <w:proofErr w:type="gramStart"/>
-      <w:r>
-        <w:rPr>
-          <w:color w:val="000000" w:themeColor="text1"/>
-          <w:lang w:val="en-US"/>
-        </w:rPr>
-        <w:t>have to</w:t>
-      </w:r>
-      <w:proofErr w:type="gramEnd"/>
-      <w:r>
-        <w:rPr>
-          <w:color w:val="000000" w:themeColor="text1"/>
-          <w:lang w:val="en-US"/>
-        </w:rPr>
-        <w:t xml:space="preserve"> be unique and should contain a little information about the contents of the Dialogue Part.</w:t>
+        <w:t>Enter the ID for your Dialogue Part here. IDs have to be unique and should contain a little information about the contents of the Dialogue Part.</w:t>
       </w:r>
     </w:p>
     <w:p>
@@ -11393,23 +12783,7 @@
           <w:color w:val="000000" w:themeColor="text1"/>
           <w:lang w:val="en-US"/>
         </w:rPr>
-        <w:t xml:space="preserve">Note the red arrows above Answers which indicate when an Answer ends the Dialogue. Also note how Dialogue Parts can be connected to others either via Answers (meaning the player </w:t>
-      </w:r>
-      <w:proofErr w:type="gramStart"/>
-      <w:r>
-        <w:rPr>
-          <w:color w:val="000000" w:themeColor="text1"/>
-          <w:lang w:val="en-US"/>
-        </w:rPr>
-        <w:t>has to</w:t>
-      </w:r>
-      <w:proofErr w:type="gramEnd"/>
-      <w:r>
-        <w:rPr>
-          <w:color w:val="000000" w:themeColor="text1"/>
-          <w:lang w:val="en-US"/>
-        </w:rPr>
-        <w:t xml:space="preserve"> click/tap an Answer) or directly (meaning the player has to press a button or tap the screen to continue), the latter is only possible if the Dialogue Part has no Answers.</w:t>
+        <w:t>Note the red arrows above Answers which indicate when an Answer ends the Dialogue. Also note how Dialogue Parts can be connected to others either via Answers (meaning the player has to click/tap an Answer) or directly (meaning the player has to press a button or tap the screen to continue), the latter is only possible if the Dialogue Part has no Answers.</w:t>
       </w:r>
     </w:p>
     <w:p>
@@ -11430,8 +12804,7 @@
           <w:lang w:val="en-US"/>
         </w:rPr>
       </w:pPr>
-      <w:bookmarkStart w:id="18" w:name="_Toc77091275"/>
-      <w:bookmarkStart w:id="19" w:name="_Toc77091274"/>
+      <w:bookmarkStart w:id="24" w:name="_Toc79326092"/>
       <w:r>
         <w:rPr>
           <w:lang w:val="en-US"/>
@@ -11450,7 +12823,7 @@
         </w:rPr>
         <w:t>nswers and Global Properties</w:t>
       </w:r>
-      <w:bookmarkEnd w:id="18"/>
+      <w:bookmarkEnd w:id="24"/>
     </w:p>
     <w:p>
       <w:pPr>
@@ -11484,133 +12857,101 @@
         <w:rPr>
           <w:lang w:val="en-US"/>
         </w:rPr>
-        <w:t xml:space="preserve">To manage the Global Properties defined in the Editor press the “Global Properties” button at the bottom of the screen. This will open up the Global Properties menu where you can create and remove Global Properties similar to how you would manage normal Properties on </w:t>
-      </w:r>
-      <w:proofErr w:type="gramStart"/>
-      <w:r>
-        <w:rPr>
-          <w:lang w:val="en-US"/>
-        </w:rPr>
-        <w:t>e.g.</w:t>
-      </w:r>
-      <w:proofErr w:type="gramEnd"/>
+        <w:t xml:space="preserve">To manage the Global Properties defined in the Editor press the “Global Properties” button at the bottom of the screen. This will open up the Global Properties menu where you can create and remove Global Properties similar to how you would manage normal Properties on e.g. </w:t>
+      </w:r>
+      <w:proofErr w:type="spellStart"/>
+      <w:r>
+        <w:rPr>
+          <w:lang w:val="en-US"/>
+        </w:rPr>
+        <w:t>DialogParts</w:t>
+      </w:r>
+      <w:proofErr w:type="spellEnd"/>
+      <w:r>
+        <w:rPr>
+          <w:lang w:val="en-US"/>
+        </w:rPr>
+        <w:t>.</w:t>
+      </w:r>
       <w:r>
         <w:rPr>
           <w:lang w:val="en-US"/>
         </w:rPr>
         <w:t xml:space="preserve"> </w:t>
       </w:r>
+      <w:r>
+        <w:rPr>
+          <w:rFonts w:cs="Arial"/>
+          <w:i/>
+          <w:iCs/>
+          <w:lang w:val="en-US"/>
+        </w:rPr>
+        <w:t xml:space="preserve">Inside your game, you can set Global Properties using </w:t>
+      </w:r>
       <w:proofErr w:type="spellStart"/>
       <w:r>
         <w:rPr>
-          <w:lang w:val="en-US"/>
-        </w:rPr>
-        <w:t>DialogParts</w:t>
+          <w:rFonts w:ascii="Consolas" w:hAnsi="Consolas" w:cs="Arial"/>
+          <w:lang w:val="en-US"/>
+        </w:rPr>
+        <w:t>UDSDialogManager.instance.SetGlobalProperty</w:t>
       </w:r>
       <w:proofErr w:type="spellEnd"/>
       <w:r>
         <w:rPr>
-          <w:lang w:val="en-US"/>
-        </w:rPr>
-        <w:t>.</w:t>
-      </w:r>
-      <w:r>
-        <w:rPr>
-          <w:lang w:val="en-US"/>
-        </w:rPr>
-        <w:t xml:space="preserve"> </w:t>
+          <w:rFonts w:ascii="Consolas" w:hAnsi="Consolas" w:cs="Arial"/>
+          <w:lang w:val="en-US"/>
+        </w:rPr>
+        <w:t>&lt;Type&gt;(string key, value)</w:t>
       </w:r>
       <w:r>
         <w:rPr>
           <w:rFonts w:cs="Arial"/>
-          <w:i/>
-          <w:iCs/>
-          <w:lang w:val="en-US"/>
-        </w:rPr>
-        <w:t xml:space="preserve">Inside your game, you can set Global Properties using </w:t>
-      </w:r>
-      <w:proofErr w:type="spellStart"/>
-      <w:proofErr w:type="gramStart"/>
-      <w:r>
-        <w:rPr>
-          <w:rFonts w:ascii="Consolas" w:hAnsi="Consolas" w:cs="Arial"/>
-          <w:lang w:val="en-US"/>
-        </w:rPr>
-        <w:t>UDSDialogManager.instance.SetGlobalProperty</w:t>
-      </w:r>
-      <w:proofErr w:type="spellEnd"/>
-      <w:proofErr w:type="gramEnd"/>
-      <w:r>
-        <w:rPr>
-          <w:rFonts w:ascii="Consolas" w:hAnsi="Consolas" w:cs="Arial"/>
-          <w:lang w:val="en-US"/>
-        </w:rPr>
-        <w:t>&lt;Type&gt;(string key, value)</w:t>
+          <w:lang w:val="en-US"/>
+        </w:rPr>
+        <w:t xml:space="preserve">. If a conditional Answer depends on a Global Property that is </w:t>
       </w:r>
       <w:r>
         <w:rPr>
           <w:rFonts w:cs="Arial"/>
           <w:lang w:val="en-US"/>
         </w:rPr>
-        <w:t xml:space="preserve">. If a conditional Answer depends on a Global Property that is </w:t>
+        <w:t>(</w:t>
       </w:r>
       <w:r>
         <w:rPr>
           <w:rFonts w:cs="Arial"/>
           <w:lang w:val="en-US"/>
         </w:rPr>
-        <w:t>(</w:t>
+        <w:t>at th</w:t>
       </w:r>
       <w:r>
         <w:rPr>
           <w:rFonts w:cs="Arial"/>
           <w:lang w:val="en-US"/>
         </w:rPr>
-        <w:t>at th</w:t>
+        <w:t>at</w:t>
       </w:r>
       <w:r>
         <w:rPr>
           <w:rFonts w:cs="Arial"/>
           <w:lang w:val="en-US"/>
         </w:rPr>
-        <w:t>at</w:t>
+        <w:t xml:space="preserve"> moment</w:t>
       </w:r>
       <w:r>
         <w:rPr>
           <w:rFonts w:cs="Arial"/>
           <w:lang w:val="en-US"/>
         </w:rPr>
-        <w:t xml:space="preserve"> moment</w:t>
+        <w:t>)</w:t>
       </w:r>
       <w:r>
         <w:rPr>
           <w:rFonts w:cs="Arial"/>
           <w:lang w:val="en-US"/>
         </w:rPr>
-        <w:t>)</w:t>
-      </w:r>
-      <w:r>
-        <w:rPr>
-          <w:rFonts w:cs="Arial"/>
-          <w:lang w:val="en-US"/>
-        </w:rPr>
-        <w:t xml:space="preserve"> undefined in the game, the condition will always evaluate </w:t>
-      </w:r>
-      <w:proofErr w:type="gramStart"/>
-      <w:r>
-        <w:rPr>
-          <w:rFonts w:cs="Arial"/>
-          <w:lang w:val="en-US"/>
-        </w:rPr>
-        <w:t>to</w:t>
-      </w:r>
-      <w:proofErr w:type="gramEnd"/>
-      <w:r>
-        <w:rPr>
-          <w:rFonts w:cs="Arial"/>
-          <w:lang w:val="en-US"/>
-        </w:rPr>
-        <w:t xml:space="preserve"> false.</w:t>
+        <w:t xml:space="preserve"> undefined in the game, the condition will always evaluate to false.</w:t>
       </w:r>
     </w:p>
     <w:p>
@@ -11651,31 +12992,7 @@
           <w:szCs w:val="20"/>
           <w:lang w:val="en-US"/>
         </w:rPr>
-        <w:t xml:space="preserve"> </w:t>
-      </w:r>
-      <w:proofErr w:type="gramStart"/>
-      <w:r>
-        <w:rPr>
-          <w:rFonts w:cs="Arial"/>
-          <w:i/>
-          <w:iCs/>
-          <w:sz w:val="24"/>
-          <w:szCs w:val="20"/>
-          <w:lang w:val="en-US"/>
-        </w:rPr>
-        <w:t>e.g.</w:t>
-      </w:r>
-      <w:proofErr w:type="gramEnd"/>
-      <w:r>
-        <w:rPr>
-          <w:rFonts w:cs="Arial"/>
-          <w:i/>
-          <w:iCs/>
-          <w:sz w:val="24"/>
-          <w:szCs w:val="20"/>
-          <w:lang w:val="en-US"/>
-        </w:rPr>
-        <w:t xml:space="preserve"> share them with a team member. To do so, go into the settings menu (button at the bottom). The Global Properties Save Path defines where they are stored (as a JSON file). You can change that path</w:t>
+        <w:t xml:space="preserve"> e.g. share them with a team member. To do so, go into the settings menu (button at the bottom). The Global Properties Save Path defines where they are stored (as a JSON file). You can change that path</w:t>
       </w:r>
       <w:r>
         <w:rPr>
@@ -11789,7 +13106,7 @@
                     </pic:cNvPicPr>
                   </pic:nvPicPr>
                   <pic:blipFill>
-                    <a:blip r:embed="rId14" cstate="print">
+                    <a:blip r:embed="rId20" cstate="print">
                       <a:extLst>
                         <a:ext uri="{28A0092B-C50C-407E-A947-70E740481C1C}">
                           <a14:useLocalDpi xmlns:a14="http://schemas.microsoft.com/office/drawing/2010/main" val="0"/>
@@ -11885,21 +13202,7 @@
         <w:rPr>
           <w:lang w:val="en-US"/>
         </w:rPr>
-        <w:t>In the middle dropdown menu select an operator for the condition (e.g. ==, &gt;, &lt;=</w:t>
-      </w:r>
-      <w:proofErr w:type="gramStart"/>
-      <w:r>
-        <w:rPr>
-          <w:lang w:val="en-US"/>
-        </w:rPr>
-        <w:t>, !</w:t>
-      </w:r>
-      <w:proofErr w:type="gramEnd"/>
-      <w:r>
-        <w:rPr>
-          <w:lang w:val="en-US"/>
-        </w:rPr>
-        <w:t>=, …) (which operators are available depends on the type of the condition)</w:t>
+        <w:t>In the middle dropdown menu select an operator for the condition (e.g. ==, &gt;, &lt;=, !=, …) (which operators are available depends on the type of the condition)</w:t>
       </w:r>
     </w:p>
     <w:p>
@@ -11967,13 +13270,14 @@
           <w:lang w:val="en-US"/>
         </w:rPr>
       </w:pPr>
+      <w:bookmarkStart w:id="25" w:name="_Toc79326093"/>
       <w:r>
         <w:rPr>
           <w:lang w:val="en-US"/>
         </w:rPr>
         <w:t>Property Presets</w:t>
       </w:r>
-      <w:bookmarkEnd w:id="19"/>
+      <w:bookmarkEnd w:id="25"/>
     </w:p>
     <w:p>
       <w:pPr>
@@ -12107,7 +13411,7 @@
                     </pic:cNvPicPr>
                   </pic:nvPicPr>
                   <pic:blipFill>
-                    <a:blip r:embed="rId15" cstate="print">
+                    <a:blip r:embed="rId21" cstate="print">
                       <a:extLst>
                         <a:ext uri="{28A0092B-C50C-407E-A947-70E740481C1C}">
                           <a14:useLocalDpi xmlns:a14="http://schemas.microsoft.com/office/drawing/2010/main" val="0"/>
@@ -12192,14 +13496,7 @@
         <w:rPr>
           <w:lang w:val="en-US"/>
         </w:rPr>
-        <w:t xml:space="preserve">Using Import Preset you can import Presets from </w:t>
-      </w:r>
-      <w:proofErr w:type="gramStart"/>
-      <w:r>
-        <w:rPr>
-          <w:lang w:val="en-US"/>
-        </w:rPr>
-        <w:t xml:space="preserve">a </w:t>
+        <w:t xml:space="preserve">Using Import Preset you can import Presets from a </w:t>
       </w:r>
       <w:r>
         <w:rPr>
@@ -12216,16 +13513,7 @@
           <w:iCs/>
           <w:lang w:val="en-US"/>
         </w:rPr>
-        <w:t>udspreset</w:t>
-      </w:r>
-      <w:proofErr w:type="gramEnd"/>
-      <w:r>
-        <w:rPr>
-          <w:i/>
-          <w:iCs/>
-          <w:lang w:val="en-US"/>
-        </w:rPr>
-        <w:t>.json</w:t>
+        <w:t>udspreset.json</w:t>
       </w:r>
       <w:proofErr w:type="spellEnd"/>
       <w:r>
@@ -12260,7 +13548,6 @@
         </w:rPr>
         <w:t xml:space="preserve">Using the Export Preset buttons you can save a Preset as </w:t>
       </w:r>
-      <w:proofErr w:type="gramStart"/>
       <w:r>
         <w:rPr>
           <w:lang w:val="en-US"/>
@@ -12282,16 +13569,7 @@
           <w:iCs/>
           <w:lang w:val="en-US"/>
         </w:rPr>
-        <w:t>udspreset</w:t>
-      </w:r>
-      <w:proofErr w:type="gramEnd"/>
-      <w:r>
-        <w:rPr>
-          <w:i/>
-          <w:iCs/>
-          <w:lang w:val="en-US"/>
-        </w:rPr>
-        <w:t>.json</w:t>
+        <w:t>udspreset.json</w:t>
       </w:r>
       <w:proofErr w:type="spellEnd"/>
       <w:r>
@@ -12384,7 +13662,7 @@
           <w:lang w:val="en-US"/>
         </w:rPr>
       </w:pPr>
-      <w:bookmarkStart w:id="20" w:name="_Toc77091276"/>
+      <w:bookmarkStart w:id="26" w:name="_Toc79326094"/>
       <w:r>
         <w:rPr>
           <w:lang w:val="en-US"/>
@@ -12392,7 +13670,7 @@
         <w:lastRenderedPageBreak/>
         <w:t>Examples</w:t>
       </w:r>
-      <w:bookmarkEnd w:id="20"/>
+      <w:bookmarkEnd w:id="26"/>
     </w:p>
     <w:p>
       <w:pPr>
@@ -12405,7 +13683,7 @@
           <w:lang w:val="en-US"/>
         </w:rPr>
       </w:pPr>
-      <w:bookmarkStart w:id="21" w:name="_Toc77091277"/>
+      <w:bookmarkStart w:id="27" w:name="_Toc79326095"/>
       <w:r>
         <w:rPr>
           <w:lang w:val="en-US"/>
@@ -12418,7 +13696,945 @@
         </w:rPr>
         <w:t>Dialogue</w:t>
       </w:r>
-      <w:bookmarkEnd w:id="21"/>
+      <w:bookmarkEnd w:id="27"/>
+    </w:p>
+    <w:p>
+      <w:pPr>
+        <w:rPr>
+          <w:lang w:val="en-US"/>
+        </w:rPr>
+      </w:pPr>
+      <w:r>
+        <w:rPr>
+          <w:lang w:val="en-US"/>
+        </w:rPr>
+        <w:t>The following example shows how to connect the UDS to a shop system. We will first create a Dialogue for a merchant NPC and then write some code to pause the Dialogue and open a shop UI panel whenev</w:t>
+      </w:r>
+      <w:r>
+        <w:rPr>
+          <w:lang w:val="en-US"/>
+        </w:rPr>
+        <w:t xml:space="preserve">er a certain Answer </w:t>
+      </w:r>
+      <w:r>
+        <w:rPr>
+          <w:i/>
+          <w:iCs/>
+          <w:sz w:val="24"/>
+          <w:szCs w:val="20"/>
+          <w:lang w:val="en-US"/>
+        </w:rPr>
+        <w:t>(e.g. “I want to buy something”)</w:t>
+      </w:r>
+      <w:r>
+        <w:rPr>
+          <w:sz w:val="24"/>
+          <w:szCs w:val="20"/>
+          <w:lang w:val="en-US"/>
+        </w:rPr>
+        <w:t xml:space="preserve"> </w:t>
+      </w:r>
+      <w:r>
+        <w:rPr>
+          <w:lang w:val="en-US"/>
+        </w:rPr>
+        <w:t>is being chosen.</w:t>
+      </w:r>
+    </w:p>
+    <w:p>
+      <w:pPr>
+        <w:rPr>
+          <w:lang w:val="en-US"/>
+        </w:rPr>
+      </w:pPr>
+      <w:r>
+        <w:rPr>
+          <w:noProof/>
+          <w:lang w:val="en-US"/>
+        </w:rPr>
+        <w:drawing>
+          <wp:anchor distT="0" distB="0" distL="114300" distR="114300" simplePos="0" relativeHeight="251665408" behindDoc="1" locked="0" layoutInCell="1" allowOverlap="1" wp14:anchorId="1066C3AF" wp14:editId="4B90C0B9">
+            <wp:simplePos x="0" y="0"/>
+            <wp:positionH relativeFrom="column">
+              <wp:posOffset>1599565</wp:posOffset>
+            </wp:positionH>
+            <wp:positionV relativeFrom="paragraph">
+              <wp:posOffset>282575</wp:posOffset>
+            </wp:positionV>
+            <wp:extent cx="2246630" cy="2575560"/>
+            <wp:effectExtent l="0" t="0" r="1270" b="0"/>
+            <wp:wrapTopAndBottom/>
+            <wp:docPr id="9" name="Grafik 9"/>
+            <wp:cNvGraphicFramePr>
+              <a:graphicFrameLocks xmlns:a="http://schemas.openxmlformats.org/drawingml/2006/main" noChangeAspect="1"/>
+            </wp:cNvGraphicFramePr>
+            <a:graphic xmlns:a="http://schemas.openxmlformats.org/drawingml/2006/main">
+              <a:graphicData uri="http://schemas.openxmlformats.org/drawingml/2006/picture">
+                <pic:pic xmlns:pic="http://schemas.openxmlformats.org/drawingml/2006/picture">
+                  <pic:nvPicPr>
+                    <pic:cNvPr id="1" name=""/>
+                    <pic:cNvPicPr/>
+                  </pic:nvPicPr>
+                  <pic:blipFill>
+                    <a:blip r:embed="rId22">
+                      <a:extLst>
+                        <a:ext uri="{28A0092B-C50C-407E-A947-70E740481C1C}">
+                          <a14:useLocalDpi xmlns:a14="http://schemas.microsoft.com/office/drawing/2010/main" val="0"/>
+                        </a:ext>
+                      </a:extLst>
+                    </a:blip>
+                    <a:stretch>
+                      <a:fillRect/>
+                    </a:stretch>
+                  </pic:blipFill>
+                  <pic:spPr>
+                    <a:xfrm>
+                      <a:off x="0" y="0"/>
+                      <a:ext cx="2246630" cy="2575560"/>
+                    </a:xfrm>
+                    <a:prstGeom prst="rect">
+                      <a:avLst/>
+                    </a:prstGeom>
+                  </pic:spPr>
+                </pic:pic>
+              </a:graphicData>
+            </a:graphic>
+          </wp:anchor>
+        </w:drawing>
+      </w:r>
+      <w:r>
+        <w:rPr>
+          <w:lang w:val="en-US"/>
+        </w:rPr>
+        <w:t>Let’s start by creating and opening a new Dialogue:</w:t>
+      </w:r>
+    </w:p>
+    <w:p>
+      <w:pPr>
+        <w:rPr>
+          <w:lang w:val="en-US"/>
+        </w:rPr>
+      </w:pPr>
+    </w:p>
+    <w:p>
+      <w:pPr>
+        <w:rPr>
+          <w:lang w:val="en-US"/>
+        </w:rPr>
+      </w:pPr>
+      <w:r>
+        <w:rPr>
+          <w:lang w:val="en-US"/>
+        </w:rPr>
+        <w:t>Next, we will create a new Dialogue Part. Since this is only a shop NPC, one Part should be enough, but of course you can add more if you like:</w:t>
+      </w:r>
+    </w:p>
+    <w:p>
+      <w:pPr>
+        <w:rPr>
+          <w:lang w:val="en-US"/>
+        </w:rPr>
+      </w:pPr>
+      <w:r>
+        <w:rPr>
+          <w:noProof/>
+          <w:lang w:val="en-US"/>
+        </w:rPr>
+        <w:drawing>
+          <wp:anchor distT="0" distB="0" distL="114300" distR="114300" simplePos="0" relativeHeight="251666432" behindDoc="0" locked="0" layoutInCell="1" allowOverlap="1" wp14:anchorId="6F32D9B5" wp14:editId="4FD7FA70">
+            <wp:simplePos x="0" y="0"/>
+            <wp:positionH relativeFrom="column">
+              <wp:posOffset>-635</wp:posOffset>
+            </wp:positionH>
+            <wp:positionV relativeFrom="paragraph">
+              <wp:posOffset>3175</wp:posOffset>
+            </wp:positionV>
+            <wp:extent cx="5977771" cy="2765179"/>
+            <wp:effectExtent l="0" t="0" r="4445" b="0"/>
+            <wp:wrapTopAndBottom/>
+            <wp:docPr id="10" name="Grafik 10"/>
+            <wp:cNvGraphicFramePr>
+              <a:graphicFrameLocks xmlns:a="http://schemas.openxmlformats.org/drawingml/2006/main" noChangeAspect="1"/>
+            </wp:cNvGraphicFramePr>
+            <a:graphic xmlns:a="http://schemas.openxmlformats.org/drawingml/2006/main">
+              <a:graphicData uri="http://schemas.openxmlformats.org/drawingml/2006/picture">
+                <pic:pic xmlns:pic="http://schemas.openxmlformats.org/drawingml/2006/picture">
+                  <pic:nvPicPr>
+                    <pic:cNvPr id="0" name="Picture 3"/>
+                    <pic:cNvPicPr>
+                      <a:picLocks noChangeAspect="1" noChangeArrowheads="1"/>
+                    </pic:cNvPicPr>
+                  </pic:nvPicPr>
+                  <pic:blipFill>
+                    <a:blip r:embed="rId23" cstate="print">
+                      <a:extLst>
+                        <a:ext uri="{28A0092B-C50C-407E-A947-70E740481C1C}">
+                          <a14:useLocalDpi xmlns:a14="http://schemas.microsoft.com/office/drawing/2010/main" val="0"/>
+                        </a:ext>
+                      </a:extLst>
+                    </a:blip>
+                    <a:srcRect/>
+                    <a:stretch>
+                      <a:fillRect/>
+                    </a:stretch>
+                  </pic:blipFill>
+                  <pic:spPr bwMode="auto">
+                    <a:xfrm>
+                      <a:off x="0" y="0"/>
+                      <a:ext cx="5977771" cy="2765179"/>
+                    </a:xfrm>
+                    <a:prstGeom prst="rect">
+                      <a:avLst/>
+                    </a:prstGeom>
+                    <a:noFill/>
+                  </pic:spPr>
+                </pic:pic>
+              </a:graphicData>
+            </a:graphic>
+            <wp14:sizeRelH relativeFrom="page">
+              <wp14:pctWidth>0</wp14:pctWidth>
+            </wp14:sizeRelH>
+            <wp14:sizeRelV relativeFrom="page">
+              <wp14:pctHeight>0</wp14:pctHeight>
+            </wp14:sizeRelV>
+          </wp:anchor>
+        </w:drawing>
+      </w:r>
+      <w:r>
+        <w:rPr>
+          <w:lang w:val="en-US"/>
+        </w:rPr>
+        <w:br w:type="page"/>
+      </w:r>
+      <w:r>
+        <w:rPr>
+          <w:lang w:val="en-US"/>
+        </w:rPr>
+        <w:lastRenderedPageBreak/>
+        <w:t>Now it’s getting interesting. We will add two Answers to the Dialogue Part: One to open the shop and one to leave the Dialogue.</w:t>
+      </w:r>
+    </w:p>
+    <w:p>
+      <w:pPr>
+        <w:rPr>
+          <w:lang w:val="en-US"/>
+        </w:rPr>
+      </w:pPr>
+      <w:r>
+        <w:rPr>
+          <w:noProof/>
+          <w:lang w:val="en-US"/>
+        </w:rPr>
+        <w:drawing>
+          <wp:inline distT="0" distB="0" distL="0" distR="0" wp14:anchorId="108DAFC5" wp14:editId="31EC08F1">
+            <wp:extent cx="6091369" cy="3264126"/>
+            <wp:effectExtent l="0" t="0" r="5080" b="0"/>
+            <wp:docPr id="11" name="Grafik 11"/>
+            <wp:cNvGraphicFramePr>
+              <a:graphicFrameLocks xmlns:a="http://schemas.openxmlformats.org/drawingml/2006/main" noChangeAspect="1"/>
+            </wp:cNvGraphicFramePr>
+            <a:graphic xmlns:a="http://schemas.openxmlformats.org/drawingml/2006/main">
+              <a:graphicData uri="http://schemas.openxmlformats.org/drawingml/2006/picture">
+                <pic:pic xmlns:pic="http://schemas.openxmlformats.org/drawingml/2006/picture">
+                  <pic:nvPicPr>
+                    <pic:cNvPr id="0" name="Picture 4"/>
+                    <pic:cNvPicPr>
+                      <a:picLocks noChangeAspect="1" noChangeArrowheads="1"/>
+                    </pic:cNvPicPr>
+                  </pic:nvPicPr>
+                  <pic:blipFill>
+                    <a:blip r:embed="rId24">
+                      <a:extLst>
+                        <a:ext uri="{28A0092B-C50C-407E-A947-70E740481C1C}">
+                          <a14:useLocalDpi xmlns:a14="http://schemas.microsoft.com/office/drawing/2010/main" val="0"/>
+                        </a:ext>
+                      </a:extLst>
+                    </a:blip>
+                    <a:srcRect/>
+                    <a:stretch>
+                      <a:fillRect/>
+                    </a:stretch>
+                  </pic:blipFill>
+                  <pic:spPr bwMode="auto">
+                    <a:xfrm>
+                      <a:off x="0" y="0"/>
+                      <a:ext cx="6104768" cy="3271306"/>
+                    </a:xfrm>
+                    <a:prstGeom prst="rect">
+                      <a:avLst/>
+                    </a:prstGeom>
+                    <a:noFill/>
+                  </pic:spPr>
+                </pic:pic>
+              </a:graphicData>
+            </a:graphic>
+          </wp:inline>
+        </w:drawing>
+      </w:r>
+    </w:p>
+    <w:p>
+      <w:pPr>
+        <w:rPr>
+          <w:lang w:val="en-US"/>
+        </w:rPr>
+      </w:pPr>
+      <w:r>
+        <w:rPr>
+          <w:noProof/>
+          <w:lang w:val="en-US"/>
+        </w:rPr>
+        <w:drawing>
+          <wp:anchor distT="0" distB="0" distL="114300" distR="114300" simplePos="0" relativeHeight="251667456" behindDoc="0" locked="0" layoutInCell="1" allowOverlap="1" wp14:anchorId="7FBDCC66" wp14:editId="6BDC4B4E">
+            <wp:simplePos x="0" y="0"/>
+            <wp:positionH relativeFrom="column">
+              <wp:posOffset>1972945</wp:posOffset>
+            </wp:positionH>
+            <wp:positionV relativeFrom="paragraph">
+              <wp:posOffset>1203325</wp:posOffset>
+            </wp:positionV>
+            <wp:extent cx="1640840" cy="2185681"/>
+            <wp:effectExtent l="0" t="0" r="0" b="5080"/>
+            <wp:wrapTopAndBottom/>
+            <wp:docPr id="13" name="Grafik 13"/>
+            <wp:cNvGraphicFramePr>
+              <a:graphicFrameLocks xmlns:a="http://schemas.openxmlformats.org/drawingml/2006/main" noChangeAspect="1"/>
+            </wp:cNvGraphicFramePr>
+            <a:graphic xmlns:a="http://schemas.openxmlformats.org/drawingml/2006/main">
+              <a:graphicData uri="http://schemas.openxmlformats.org/drawingml/2006/picture">
+                <pic:pic xmlns:pic="http://schemas.openxmlformats.org/drawingml/2006/picture">
+                  <pic:nvPicPr>
+                    <pic:cNvPr id="0" name="Picture 5"/>
+                    <pic:cNvPicPr>
+                      <a:picLocks noChangeAspect="1" noChangeArrowheads="1"/>
+                    </pic:cNvPicPr>
+                  </pic:nvPicPr>
+                  <pic:blipFill>
+                    <a:blip r:embed="rId25">
+                      <a:extLst>
+                        <a:ext uri="{28A0092B-C50C-407E-A947-70E740481C1C}">
+                          <a14:useLocalDpi xmlns:a14="http://schemas.microsoft.com/office/drawing/2010/main" val="0"/>
+                        </a:ext>
+                      </a:extLst>
+                    </a:blip>
+                    <a:srcRect/>
+                    <a:stretch>
+                      <a:fillRect/>
+                    </a:stretch>
+                  </pic:blipFill>
+                  <pic:spPr bwMode="auto">
+                    <a:xfrm>
+                      <a:off x="0" y="0"/>
+                      <a:ext cx="1640840" cy="2185681"/>
+                    </a:xfrm>
+                    <a:prstGeom prst="rect">
+                      <a:avLst/>
+                    </a:prstGeom>
+                    <a:noFill/>
+                  </pic:spPr>
+                </pic:pic>
+              </a:graphicData>
+            </a:graphic>
+          </wp:anchor>
+        </w:drawing>
+      </w:r>
+      <w:r>
+        <w:rPr>
+          <w:lang w:val="en-US"/>
+        </w:rPr>
+        <w:t>We give the Answer the bool-Property “Opens shop” and set it to true. It will indicate to our code that this Answer pauses the Dialogue and opens a shop panel.</w:t>
+      </w:r>
+      <w:r>
+        <w:rPr>
+          <w:lang w:val="en-US"/>
+        </w:rPr>
+        <w:t xml:space="preserve"> We will also connect that Answer to another Dialogue Part in which the merchant thanks the Player for buying his goods. With that done, our final Dialogue looks like this:</w:t>
+      </w:r>
+    </w:p>
+    <w:p>
+      <w:pPr>
+        <w:rPr>
+          <w:lang w:val="en-US"/>
+        </w:rPr>
+      </w:pPr>
+    </w:p>
+    <w:p>
+      <w:pPr>
+        <w:rPr>
+          <w:rFonts w:cs="Arial"/>
+          <w:lang w:val="en-US"/>
+        </w:rPr>
+      </w:pPr>
+      <w:r>
+        <w:rPr>
+          <w:lang w:val="en-US"/>
+        </w:rPr>
+        <w:t xml:space="preserve">Now, let’s get to the code part! As a basis for our NPC, we will use the </w:t>
+      </w:r>
+      <w:proofErr w:type="spellStart"/>
+      <w:r>
+        <w:rPr>
+          <w:rFonts w:ascii="Consolas" w:hAnsi="Consolas"/>
+          <w:lang w:val="en-US"/>
+        </w:rPr>
+        <w:t>UDSDialogueStarter</w:t>
+      </w:r>
+      <w:proofErr w:type="spellEnd"/>
+      <w:r>
+        <w:rPr>
+          <w:rFonts w:ascii="Consolas" w:hAnsi="Consolas"/>
+          <w:lang w:val="en-US"/>
+        </w:rPr>
+        <w:t xml:space="preserve"> </w:t>
+      </w:r>
+      <w:r>
+        <w:rPr>
+          <w:rFonts w:cs="Arial"/>
+          <w:lang w:val="en-US"/>
+        </w:rPr>
+        <w:t xml:space="preserve">and </w:t>
+      </w:r>
+      <w:proofErr w:type="spellStart"/>
+      <w:r>
+        <w:rPr>
+          <w:rFonts w:ascii="Consolas" w:hAnsi="Consolas" w:cs="Arial"/>
+          <w:lang w:val="en-US"/>
+        </w:rPr>
+        <w:t>UDSPlayerDialogue</w:t>
+      </w:r>
+      <w:proofErr w:type="spellEnd"/>
+      <w:r>
+        <w:rPr>
+          <w:rFonts w:ascii="Consolas" w:hAnsi="Consolas" w:cs="Arial"/>
+          <w:lang w:val="en-US"/>
+        </w:rPr>
+        <w:t xml:space="preserve"> </w:t>
+      </w:r>
+      <w:r>
+        <w:rPr>
+          <w:rFonts w:cs="Arial"/>
+          <w:lang w:val="en-US"/>
+        </w:rPr>
+        <w:t>script</w:t>
+      </w:r>
+      <w:r>
+        <w:rPr>
+          <w:rFonts w:cs="Arial"/>
+          <w:lang w:val="en-US"/>
+        </w:rPr>
+        <w:t>s</w:t>
+      </w:r>
+      <w:r>
+        <w:rPr>
+          <w:rFonts w:cs="Arial"/>
+          <w:lang w:val="en-US"/>
+        </w:rPr>
+        <w:t xml:space="preserve">, which </w:t>
+      </w:r>
+      <w:r>
+        <w:rPr>
+          <w:rFonts w:cs="Arial"/>
+          <w:lang w:val="en-US"/>
+        </w:rPr>
+        <w:t>are</w:t>
+      </w:r>
+      <w:r>
+        <w:rPr>
+          <w:rFonts w:cs="Arial"/>
+          <w:lang w:val="en-US"/>
+        </w:rPr>
+        <w:t xml:space="preserve"> explained in more detail under 3. Quick Start and which you are encouraged to take a look at yourself. We will extend </w:t>
+      </w:r>
+      <w:r>
+        <w:rPr>
+          <w:rFonts w:cs="Arial"/>
+          <w:lang w:val="en-US"/>
+        </w:rPr>
+        <w:t>these</w:t>
+      </w:r>
+      <w:r>
+        <w:rPr>
+          <w:rFonts w:cs="Arial"/>
+          <w:lang w:val="en-US"/>
+        </w:rPr>
+        <w:t xml:space="preserve"> script</w:t>
+      </w:r>
+      <w:r>
+        <w:rPr>
+          <w:rFonts w:cs="Arial"/>
+          <w:lang w:val="en-US"/>
+        </w:rPr>
+        <w:t>s</w:t>
+      </w:r>
+      <w:r>
+        <w:rPr>
+          <w:rFonts w:cs="Arial"/>
+          <w:lang w:val="en-US"/>
+        </w:rPr>
+        <w:t xml:space="preserve"> by adding a </w:t>
+      </w:r>
+      <w:r>
+        <w:rPr>
+          <w:rFonts w:ascii="Consolas" w:hAnsi="Consolas" w:cs="Arial"/>
+          <w:lang w:val="en-US"/>
+        </w:rPr>
+        <w:t xml:space="preserve">string </w:t>
+      </w:r>
+      <w:proofErr w:type="spellStart"/>
+      <w:r>
+        <w:rPr>
+          <w:rFonts w:ascii="Consolas" w:hAnsi="Consolas" w:cs="Arial"/>
+          <w:lang w:val="en-US"/>
+        </w:rPr>
+        <w:t>shopID</w:t>
+      </w:r>
+      <w:proofErr w:type="spellEnd"/>
+      <w:r>
+        <w:rPr>
+          <w:rFonts w:ascii="Consolas" w:hAnsi="Consolas" w:cs="Arial"/>
+          <w:lang w:val="en-US"/>
+        </w:rPr>
+        <w:t xml:space="preserve"> </w:t>
+      </w:r>
+      <w:r>
+        <w:rPr>
+          <w:rFonts w:cs="Arial"/>
+          <w:lang w:val="en-US"/>
+        </w:rPr>
+        <w:t>variable to store the shop that the NPC opens. In your game, how your shop system works may</w:t>
+      </w:r>
+      <w:r>
+        <w:rPr>
+          <w:rFonts w:cs="Arial"/>
+          <w:lang w:val="en-US"/>
+        </w:rPr>
+        <w:t xml:space="preserve"> of course</w:t>
+      </w:r>
+      <w:r>
+        <w:rPr>
+          <w:rFonts w:cs="Arial"/>
+          <w:lang w:val="en-US"/>
+        </w:rPr>
+        <w:t xml:space="preserve"> vary!</w:t>
+      </w:r>
+    </w:p>
+    <w:p>
+      <w:pPr>
+        <w:rPr>
+          <w:rFonts w:cs="Arial"/>
+          <w:lang w:val="en-US"/>
+        </w:rPr>
+      </w:pPr>
+      <w:r>
+        <w:rPr>
+          <w:rFonts w:cs="Arial"/>
+          <w:lang w:val="en-US"/>
+        </w:rPr>
+        <w:lastRenderedPageBreak/>
+        <w:t xml:space="preserve">First, let’s store the shop ID in </w:t>
+      </w:r>
+      <w:proofErr w:type="spellStart"/>
+      <w:r>
+        <w:rPr>
+          <w:rFonts w:ascii="Consolas" w:hAnsi="Consolas" w:cs="Arial"/>
+          <w:lang w:val="en-US"/>
+        </w:rPr>
+        <w:t>UDSDialogueStarter</w:t>
+      </w:r>
+      <w:proofErr w:type="spellEnd"/>
+      <w:r>
+        <w:rPr>
+          <w:rFonts w:cs="Arial"/>
+          <w:lang w:val="en-US"/>
+        </w:rPr>
+        <w:t>:</w:t>
+      </w:r>
+    </w:p>
+    <w:bookmarkStart w:id="28" w:name="_MON_1689936535"/>
+    <w:bookmarkEnd w:id="28"/>
+    <w:p>
+      <w:pPr>
+        <w:rPr>
+          <w:rFonts w:cs="Arial"/>
+          <w:lang w:val="en-US"/>
+        </w:rPr>
+      </w:pPr>
+      <w:r>
+        <w:rPr>
+          <w:rFonts w:cs="Arial"/>
+          <w:lang w:val="en-US"/>
+        </w:rPr>
+        <w:object w:dxaOrig="9072" w:dyaOrig="4404" w14:anchorId="69B5F2EC">
+          <v:shape id="_x0000_i1065" type="#_x0000_t75" style="width:453.6pt;height:220.2pt" o:ole="" o:bordertopcolor="this" o:borderbottomcolor="this">
+            <v:imagedata r:id="rId26" o:title=""/>
+            <w10:bordertop type="single" width="4"/>
+            <w10:borderbottom type="single" width="4"/>
+          </v:shape>
+          <o:OLEObject Type="Embed" ProgID="Word.Document.12" ShapeID="_x0000_i1065" DrawAspect="Content" ObjectID="_1689938819" r:id="rId27">
+            <o:FieldCodes>\s</o:FieldCodes>
+          </o:OLEObject>
+        </w:object>
+      </w:r>
+    </w:p>
+    <w:p>
+      <w:pPr>
+        <w:rPr>
+          <w:lang w:val="en-US"/>
+        </w:rPr>
+      </w:pPr>
+      <w:r>
+        <w:rPr>
+          <w:lang w:val="en-US"/>
+        </w:rPr>
+        <w:t xml:space="preserve">Next, let’s override </w:t>
+      </w:r>
+      <w:proofErr w:type="spellStart"/>
+      <w:r>
+        <w:rPr>
+          <w:rFonts w:ascii="Consolas" w:hAnsi="Consolas"/>
+          <w:lang w:val="en-US"/>
+        </w:rPr>
+        <w:t>UDSDialogueManager</w:t>
+      </w:r>
+      <w:proofErr w:type="spellEnd"/>
+      <w:r>
+        <w:rPr>
+          <w:lang w:val="en-US"/>
+        </w:rPr>
+        <w:t xml:space="preserve"> and create another variable there for the current Dialogue Starters shop. We can then set that variable from </w:t>
+      </w:r>
+      <w:proofErr w:type="spellStart"/>
+      <w:r>
+        <w:rPr>
+          <w:rFonts w:ascii="Consolas" w:hAnsi="Consolas"/>
+          <w:lang w:val="en-US"/>
+        </w:rPr>
+        <w:t>UDSPlayerDialogue</w:t>
+      </w:r>
+      <w:proofErr w:type="spellEnd"/>
+      <w:r>
+        <w:rPr>
+          <w:rFonts w:ascii="Consolas" w:hAnsi="Consolas"/>
+          <w:lang w:val="en-US"/>
+        </w:rPr>
+        <w:t xml:space="preserve"> </w:t>
+      </w:r>
+      <w:r>
+        <w:rPr>
+          <w:rFonts w:cs="Arial"/>
+          <w:lang w:val="en-US"/>
+        </w:rPr>
+        <w:t>in</w:t>
+      </w:r>
+      <w:r>
+        <w:rPr>
+          <w:rFonts w:ascii="Consolas" w:hAnsi="Consolas"/>
+          <w:lang w:val="en-US"/>
+        </w:rPr>
+        <w:t xml:space="preserve"> </w:t>
+      </w:r>
+      <w:r>
+        <w:rPr>
+          <w:rFonts w:cs="Arial"/>
+          <w:lang w:val="en-US"/>
+        </w:rPr>
+        <w:t>Update</w:t>
+      </w:r>
+      <w:r>
+        <w:rPr>
+          <w:lang w:val="en-US"/>
+        </w:rPr>
+        <w:t xml:space="preserve"> just before </w:t>
+      </w:r>
+      <w:proofErr w:type="spellStart"/>
+      <w:r>
+        <w:rPr>
+          <w:rFonts w:ascii="Consolas" w:hAnsi="Consolas"/>
+          <w:lang w:val="en-US"/>
+        </w:rPr>
+        <w:t>StartDialogue</w:t>
+      </w:r>
+      <w:proofErr w:type="spellEnd"/>
+      <w:r>
+        <w:rPr>
+          <w:lang w:val="en-US"/>
+        </w:rPr>
+        <w:t>:</w:t>
+      </w:r>
+    </w:p>
+    <w:bookmarkStart w:id="29" w:name="_MON_1689936859"/>
+    <w:bookmarkEnd w:id="29"/>
+    <w:p>
+      <w:pPr>
+        <w:rPr>
+          <w:lang w:val="en-US"/>
+        </w:rPr>
+      </w:pPr>
+      <w:r>
+        <w:rPr>
+          <w:lang w:val="en-US"/>
+        </w:rPr>
+        <w:object w:dxaOrig="9072" w:dyaOrig="1513" w14:anchorId="70FB0B75">
+          <v:shape id="_x0000_i1066" type="#_x0000_t75" style="width:453.6pt;height:75.6pt" o:ole="" o:bordertopcolor="this" o:borderbottomcolor="this">
+            <v:imagedata r:id="rId28" o:title=""/>
+            <w10:bordertop type="single" width="4"/>
+            <w10:borderbottom type="single" width="4"/>
+          </v:shape>
+          <o:OLEObject Type="Embed" ProgID="Word.Document.12" ShapeID="_x0000_i1066" DrawAspect="Content" ObjectID="_1689938820" r:id="rId29">
+            <o:FieldCodes>\s</o:FieldCodes>
+          </o:OLEObject>
+        </w:object>
+      </w:r>
+    </w:p>
+    <w:bookmarkStart w:id="30" w:name="_MON_1689937215"/>
+    <w:bookmarkEnd w:id="30"/>
+    <w:p>
+      <w:pPr>
+        <w:rPr>
+          <w:lang w:val="en-US"/>
+        </w:rPr>
+      </w:pPr>
+      <w:r>
+        <w:rPr>
+          <w:lang w:val="en-US"/>
+        </w:rPr>
+        <w:object w:dxaOrig="8650" w:dyaOrig="5789" w14:anchorId="62FD966A">
+          <v:shape id="_x0000_i1067" type="#_x0000_t75" style="width:432.6pt;height:289.2pt" o:ole="" o:bordertopcolor="this" o:borderbottomcolor="this">
+            <v:imagedata r:id="rId30" o:title=""/>
+            <w10:bordertop type="single" width="4"/>
+            <w10:borderbottom type="single" width="4"/>
+          </v:shape>
+          <o:OLEObject Type="Embed" ProgID="Word.Document.12" ShapeID="_x0000_i1067" DrawAspect="Content" ObjectID="_1689938821" r:id="rId31">
+            <o:FieldCodes>\s</o:FieldCodes>
+          </o:OLEObject>
+        </w:object>
+      </w:r>
+    </w:p>
+    <w:p>
+      <w:pPr>
+        <w:rPr>
+          <w:lang w:val="en-US"/>
+        </w:rPr>
+      </w:pPr>
+      <w:r>
+        <w:rPr>
+          <w:lang w:val="en-US"/>
+        </w:rPr>
+        <w:lastRenderedPageBreak/>
+        <w:t>Now we can finally get to the best part: Opening the shop!</w:t>
+      </w:r>
+    </w:p>
+    <w:p>
+      <w:pPr>
+        <w:rPr>
+          <w:rFonts w:cs="Arial"/>
+          <w:lang w:val="en-US"/>
+        </w:rPr>
+      </w:pPr>
+      <w:r>
+        <w:rPr>
+          <w:lang w:val="en-US"/>
+        </w:rPr>
+        <w:t xml:space="preserve">To do that, we will </w:t>
+      </w:r>
+      <w:r>
+        <w:rPr>
+          <w:lang w:val="en-US"/>
+        </w:rPr>
+        <w:t xml:space="preserve">use </w:t>
+      </w:r>
+      <w:proofErr w:type="spellStart"/>
+      <w:r>
+        <w:rPr>
+          <w:rFonts w:ascii="Consolas" w:hAnsi="Consolas"/>
+          <w:lang w:val="en-US"/>
+        </w:rPr>
+        <w:t>OnAnswer</w:t>
+      </w:r>
+      <w:proofErr w:type="spellEnd"/>
+      <w:r>
+        <w:rPr>
+          <w:rFonts w:cs="Arial"/>
+          <w:lang w:val="en-US"/>
+        </w:rPr>
+        <w:t xml:space="preserve"> and query our “Opens shop” </w:t>
+      </w:r>
+      <w:r>
+        <w:rPr>
+          <w:rFonts w:cs="Arial"/>
+          <w:lang w:val="en-US"/>
+        </w:rPr>
+        <w:t>P</w:t>
+      </w:r>
+      <w:r>
+        <w:rPr>
+          <w:rFonts w:cs="Arial"/>
+          <w:lang w:val="en-US"/>
+        </w:rPr>
+        <w:t xml:space="preserve">roperty. </w:t>
+      </w:r>
+      <w:r>
+        <w:rPr>
+          <w:rFonts w:cs="Arial"/>
+          <w:lang w:val="en-US"/>
+        </w:rPr>
+        <w:t xml:space="preserve">If it exists and is true, we will pause the Dialogue using </w:t>
+      </w:r>
+      <w:proofErr w:type="spellStart"/>
+      <w:r>
+        <w:rPr>
+          <w:rFonts w:cs="Arial"/>
+          <w:lang w:val="en-US"/>
+        </w:rPr>
+        <w:t>PauseDialogue</w:t>
+      </w:r>
+      <w:proofErr w:type="spellEnd"/>
+      <w:r>
+        <w:rPr>
+          <w:rFonts w:cs="Arial"/>
+          <w:lang w:val="en-US"/>
+        </w:rPr>
+        <w:t xml:space="preserve"> and open the shop/switch over to the shop UI. </w:t>
+      </w:r>
+      <w:r>
+        <w:rPr>
+          <w:rFonts w:cs="Arial"/>
+          <w:lang w:val="en-US"/>
+        </w:rPr>
+        <w:t xml:space="preserve">For this example, I will use </w:t>
+      </w:r>
+      <w:proofErr w:type="spellStart"/>
+      <w:r>
+        <w:rPr>
+          <w:rFonts w:ascii="Consolas" w:hAnsi="Consolas" w:cs="Arial"/>
+          <w:lang w:val="en-US"/>
+        </w:rPr>
+        <w:t>ShopSystem.OpenShop</w:t>
+      </w:r>
+      <w:proofErr w:type="spellEnd"/>
+      <w:r>
+        <w:rPr>
+          <w:rFonts w:ascii="Consolas" w:hAnsi="Consolas" w:cs="Arial"/>
+          <w:lang w:val="en-US"/>
+        </w:rPr>
+        <w:t xml:space="preserve">(string </w:t>
+      </w:r>
+      <w:proofErr w:type="spellStart"/>
+      <w:r>
+        <w:rPr>
+          <w:rFonts w:ascii="Consolas" w:hAnsi="Consolas" w:cs="Arial"/>
+          <w:lang w:val="en-US"/>
+        </w:rPr>
+        <w:t>shopID</w:t>
+      </w:r>
+      <w:proofErr w:type="spellEnd"/>
+      <w:r>
+        <w:rPr>
+          <w:rFonts w:ascii="Consolas" w:hAnsi="Consolas" w:cs="Arial"/>
+          <w:lang w:val="en-US"/>
+        </w:rPr>
+        <w:t>)</w:t>
+      </w:r>
+      <w:r>
+        <w:rPr>
+          <w:lang w:val="en-US"/>
+        </w:rPr>
+        <w:t xml:space="preserve"> as a mock method for actually opening a shop. We will also pretend that the shop takes care of calling </w:t>
+      </w:r>
+      <w:proofErr w:type="spellStart"/>
+      <w:r>
+        <w:rPr>
+          <w:rFonts w:ascii="Consolas" w:hAnsi="Consolas"/>
+          <w:lang w:val="en-US"/>
+        </w:rPr>
+        <w:t>UDSDialogueManager.instance.ContinueDialogue</w:t>
+      </w:r>
+      <w:proofErr w:type="spellEnd"/>
+      <w:r>
+        <w:rPr>
+          <w:rFonts w:ascii="Consolas" w:hAnsi="Consolas"/>
+          <w:lang w:val="en-US"/>
+        </w:rPr>
+        <w:t xml:space="preserve"> </w:t>
+      </w:r>
+      <w:r>
+        <w:rPr>
+          <w:rFonts w:cs="Arial"/>
+          <w:lang w:val="en-US"/>
+        </w:rPr>
+        <w:t>once it’s being closed</w:t>
+      </w:r>
+      <w:r>
+        <w:rPr>
+          <w:rFonts w:cs="Arial"/>
+          <w:lang w:val="en-US"/>
+        </w:rPr>
+        <w:t xml:space="preserve"> (that is important).</w:t>
+      </w:r>
+    </w:p>
+    <w:bookmarkStart w:id="31" w:name="_MON_1689938599"/>
+    <w:bookmarkEnd w:id="31"/>
+    <w:p>
+      <w:pPr>
+        <w:rPr>
+          <w:rFonts w:cs="Arial"/>
+          <w:lang w:val="en-US"/>
+        </w:rPr>
+      </w:pPr>
+      <w:r>
+        <w:rPr>
+          <w:rFonts w:cs="Arial"/>
+          <w:lang w:val="en-US"/>
+        </w:rPr>
+        <w:object w:dxaOrig="9072" w:dyaOrig="3514" w14:anchorId="51E5FD29">
+          <v:shape id="_x0000_i1068" type="#_x0000_t75" style="width:453.6pt;height:175.8pt" o:ole="" o:bordertopcolor="this" o:borderbottomcolor="this">
+            <v:imagedata r:id="rId32" o:title=""/>
+            <w10:bordertop type="single" width="4"/>
+            <w10:borderbottom type="single" width="4"/>
+          </v:shape>
+          <o:OLEObject Type="Embed" ProgID="Word.Document.12" ShapeID="_x0000_i1068" DrawAspect="Content" ObjectID="_1689938822" r:id="rId33">
+            <o:FieldCodes>\s</o:FieldCodes>
+          </o:OLEObject>
+        </w:object>
+      </w:r>
+    </w:p>
+    <w:p>
+      <w:pPr>
+        <w:rPr>
+          <w:lang w:val="en-US"/>
+        </w:rPr>
+      </w:pPr>
+    </w:p>
+    <w:p>
+      <w:pPr>
+        <w:rPr>
+          <w:lang w:val="en-US"/>
+        </w:rPr>
+      </w:pPr>
+      <w:r>
+        <w:rPr>
+          <w:lang w:val="en-US"/>
+        </w:rPr>
+        <w:t xml:space="preserve">With that, we are finished! We now have integrated the UDS with a shop system. </w:t>
+      </w:r>
+    </w:p>
+    <w:p>
+      <w:pPr>
+        <w:rPr>
+          <w:lang w:val="en-US"/>
+        </w:rPr>
+      </w:pPr>
+      <w:r>
+        <w:rPr>
+          <w:lang w:val="en-US"/>
+        </w:rPr>
+        <w:t>I hope, this example helped you and that you can built bigger and more extensive systems from here if needed.</w:t>
+      </w:r>
+      <w:r>
+        <w:rPr>
+          <w:lang w:val="en-US"/>
+        </w:rPr>
+        <w:br w:type="page"/>
+      </w:r>
     </w:p>
     <w:p>
       <w:pPr>
@@ -12431,11 +14647,12 @@
           <w:lang w:val="en-US"/>
         </w:rPr>
       </w:pPr>
-      <w:bookmarkStart w:id="22" w:name="_Toc77091278"/>
-      <w:r>
-        <w:rPr>
-          <w:lang w:val="en-US"/>
-        </w:rPr>
+      <w:bookmarkStart w:id="32" w:name="_Toc79326096"/>
+      <w:r>
+        <w:rPr>
+          <w:lang w:val="en-US"/>
+        </w:rPr>
+        <w:lastRenderedPageBreak/>
         <w:t xml:space="preserve">Showing to the player </w:t>
       </w:r>
       <w:r>
@@ -12444,7 +14661,7 @@
         </w:rPr>
         <w:t>what an Answer does</w:t>
       </w:r>
-      <w:bookmarkEnd w:id="22"/>
+      <w:bookmarkEnd w:id="32"/>
       <w:r>
         <w:rPr>
           <w:lang w:val="en-US"/>
@@ -12463,7 +14680,7 @@
           <w:lang w:val="en-US"/>
         </w:rPr>
       </w:pPr>
-      <w:bookmarkStart w:id="23" w:name="_Toc77091279"/>
+      <w:bookmarkStart w:id="33" w:name="_Toc79326097"/>
       <w:r>
         <w:rPr>
           <w:lang w:val="en-US"/>
@@ -12477,10 +14694,10 @@
         </w:rPr>
         <w:t>What the UDS can’t do + Known issues</w:t>
       </w:r>
-      <w:bookmarkEnd w:id="23"/>
+      <w:bookmarkEnd w:id="33"/>
     </w:p>
     <w:sectPr>
-      <w:headerReference w:type="default" r:id="rId16"/>
+      <w:headerReference w:type="default" r:id="rId34"/>
       <w:pgSz w:w="11906" w:h="16838"/>
       <w:pgMar w:top="1417" w:right="1417" w:bottom="1134" w:left="1417" w:header="708" w:footer="708" w:gutter="0"/>
       <w:cols w:space="708"/>
@@ -14843,6 +17060,67 @@
       <w:szCs w:val="20"/>
     </w:rPr>
   </w:style>
+  <w:style w:type="character" w:styleId="BesuchterLink">
+    <w:name w:val="FollowedHyperlink"/>
+    <w:basedOn w:val="Absatz-Standardschriftart"/>
+    <w:uiPriority w:val="99"/>
+    <w:semiHidden/>
+    <w:unhideWhenUsed/>
+    <w:rsid w:val="00EE7B8D"/>
+    <w:rPr>
+      <w:color w:val="954F72" w:themeColor="followedHyperlink"/>
+      <w:u w:val="single"/>
+    </w:rPr>
+  </w:style>
+  <w:style w:type="paragraph" w:styleId="Beschriftung">
+    <w:name w:val="caption"/>
+    <w:basedOn w:val="Standard"/>
+    <w:next w:val="Standard"/>
+    <w:uiPriority w:val="35"/>
+    <w:unhideWhenUsed/>
+    <w:qFormat/>
+    <w:rsid w:val="00EE7B8D"/>
+    <w:pPr>
+      <w:spacing w:after="200" w:line="240" w:lineRule="auto"/>
+    </w:pPr>
+    <w:rPr>
+      <w:i/>
+      <w:iCs/>
+      <w:color w:val="44546A" w:themeColor="text2"/>
+      <w:sz w:val="18"/>
+      <w:szCs w:val="18"/>
+    </w:rPr>
+  </w:style>
+  <w:style w:type="paragraph" w:styleId="Abbildungsverzeichnis">
+    <w:name w:val="table of figures"/>
+    <w:basedOn w:val="Standard"/>
+    <w:next w:val="Standard"/>
+    <w:uiPriority w:val="99"/>
+    <w:unhideWhenUsed/>
+    <w:rsid w:val="00DF0EA6"/>
+    <w:pPr>
+      <w:spacing w:after="0"/>
+    </w:pPr>
+  </w:style>
+  <w:style w:type="table" w:styleId="Tabellenraster">
+    <w:name w:val="Table Grid"/>
+    <w:basedOn w:val="NormaleTabelle"/>
+    <w:uiPriority w:val="39"/>
+    <w:rsid w:val="00EA3CFC"/>
+    <w:pPr>
+      <w:spacing w:after="0" w:line="240" w:lineRule="auto"/>
+    </w:pPr>
+    <w:tblPr>
+      <w:tblBorders>
+        <w:top w:val="single" w:sz="4" w:space="0" w:color="auto"/>
+        <w:left w:val="single" w:sz="4" w:space="0" w:color="auto"/>
+        <w:bottom w:val="single" w:sz="4" w:space="0" w:color="auto"/>
+        <w:right w:val="single" w:sz="4" w:space="0" w:color="auto"/>
+        <w:insideH w:val="single" w:sz="4" w:space="0" w:color="auto"/>
+        <w:insideV w:val="single" w:sz="4" w:space="0" w:color="auto"/>
+      </w:tblBorders>
+    </w:tblPr>
+  </w:style>
 </w:styles>
 </file>
 

--- a/Universal Dialog Editor/UDS Documentation.docx
+++ b/Universal Dialog Editor/UDS Documentation.docx
@@ -75,7 +75,7 @@
             </w:rPr>
             <w:fldChar w:fldCharType="separate"/>
           </w:r>
-          <w:hyperlink w:anchor="_Toc79326074" w:history="1">
+          <w:hyperlink w:anchor="_Toc79415349" w:history="1">
             <w:r>
               <w:rPr>
                 <w:rStyle w:val="Hyperlink"/>
@@ -103,7 +103,7 @@
                 <w:noProof/>
                 <w:webHidden/>
               </w:rPr>
-              <w:instrText xml:space="preserve"> PAGEREF _Toc79326074 \h </w:instrText>
+              <w:instrText xml:space="preserve"> PAGEREF _Toc79415349 \h </w:instrText>
             </w:r>
             <w:r>
               <w:rPr>
@@ -148,7 +148,7 @@
               <w:lang w:eastAsia="de-DE"/>
             </w:rPr>
           </w:pPr>
-          <w:hyperlink w:anchor="_Toc79326075" w:history="1">
+          <w:hyperlink w:anchor="_Toc79415350" w:history="1">
             <w:r>
               <w:rPr>
                 <w:rStyle w:val="Hyperlink"/>
@@ -193,7 +193,7 @@
                 <w:noProof/>
                 <w:webHidden/>
               </w:rPr>
-              <w:instrText xml:space="preserve"> PAGEREF _Toc79326075 \h </w:instrText>
+              <w:instrText xml:space="preserve"> PAGEREF _Toc79415350 \h </w:instrText>
             </w:r>
             <w:r>
               <w:rPr>
@@ -238,7 +238,7 @@
               <w:lang w:eastAsia="de-DE"/>
             </w:rPr>
           </w:pPr>
-          <w:hyperlink w:anchor="_Toc79326076" w:history="1">
+          <w:hyperlink w:anchor="_Toc79415351" w:history="1">
             <w:r>
               <w:rPr>
                 <w:rStyle w:val="Hyperlink"/>
@@ -283,7 +283,7 @@
                 <w:noProof/>
                 <w:webHidden/>
               </w:rPr>
-              <w:instrText xml:space="preserve"> PAGEREF _Toc79326076 \h </w:instrText>
+              <w:instrText xml:space="preserve"> PAGEREF _Toc79415351 \h </w:instrText>
             </w:r>
             <w:r>
               <w:rPr>
@@ -328,7 +328,7 @@
               <w:lang w:eastAsia="de-DE"/>
             </w:rPr>
           </w:pPr>
-          <w:hyperlink w:anchor="_Toc79326077" w:history="1">
+          <w:hyperlink w:anchor="_Toc79415352" w:history="1">
             <w:r>
               <w:rPr>
                 <w:rStyle w:val="Hyperlink"/>
@@ -373,7 +373,7 @@
                 <w:noProof/>
                 <w:webHidden/>
               </w:rPr>
-              <w:instrText xml:space="preserve"> PAGEREF _Toc79326077 \h </w:instrText>
+              <w:instrText xml:space="preserve"> PAGEREF _Toc79415352 \h </w:instrText>
             </w:r>
             <w:r>
               <w:rPr>
@@ -418,7 +418,7 @@
               <w:lang w:eastAsia="de-DE"/>
             </w:rPr>
           </w:pPr>
-          <w:hyperlink w:anchor="_Toc79326078" w:history="1">
+          <w:hyperlink w:anchor="_Toc79415353" w:history="1">
             <w:r>
               <w:rPr>
                 <w:rStyle w:val="Hyperlink"/>
@@ -463,7 +463,7 @@
                 <w:noProof/>
                 <w:webHidden/>
               </w:rPr>
-              <w:instrText xml:space="preserve"> PAGEREF _Toc79326078 \h </w:instrText>
+              <w:instrText xml:space="preserve"> PAGEREF _Toc79415353 \h </w:instrText>
             </w:r>
             <w:r>
               <w:rPr>
@@ -508,7 +508,7 @@
               <w:lang w:eastAsia="de-DE"/>
             </w:rPr>
           </w:pPr>
-          <w:hyperlink w:anchor="_Toc79326079" w:history="1">
+          <w:hyperlink w:anchor="_Toc79415354" w:history="1">
             <w:r>
               <w:rPr>
                 <w:rStyle w:val="Hyperlink"/>
@@ -553,7 +553,7 @@
                 <w:noProof/>
                 <w:webHidden/>
               </w:rPr>
-              <w:instrText xml:space="preserve"> PAGEREF _Toc79326079 \h </w:instrText>
+              <w:instrText xml:space="preserve"> PAGEREF _Toc79415354 \h </w:instrText>
             </w:r>
             <w:r>
               <w:rPr>
@@ -598,7 +598,7 @@
               <w:lang w:eastAsia="de-DE"/>
             </w:rPr>
           </w:pPr>
-          <w:hyperlink w:anchor="_Toc79326080" w:history="1">
+          <w:hyperlink w:anchor="_Toc79415355" w:history="1">
             <w:r>
               <w:rPr>
                 <w:rStyle w:val="Hyperlink"/>
@@ -643,7 +643,7 @@
                 <w:noProof/>
                 <w:webHidden/>
               </w:rPr>
-              <w:instrText xml:space="preserve"> PAGEREF _Toc79326080 \h </w:instrText>
+              <w:instrText xml:space="preserve"> PAGEREF _Toc79415355 \h </w:instrText>
             </w:r>
             <w:r>
               <w:rPr>
@@ -688,7 +688,7 @@
               <w:lang w:eastAsia="de-DE"/>
             </w:rPr>
           </w:pPr>
-          <w:hyperlink w:anchor="_Toc79326081" w:history="1">
+          <w:hyperlink w:anchor="_Toc79415356" w:history="1">
             <w:r>
               <w:rPr>
                 <w:rStyle w:val="Hyperlink"/>
@@ -733,7 +733,7 @@
                 <w:noProof/>
                 <w:webHidden/>
               </w:rPr>
-              <w:instrText xml:space="preserve"> PAGEREF _Toc79326081 \h </w:instrText>
+              <w:instrText xml:space="preserve"> PAGEREF _Toc79415356 \h </w:instrText>
             </w:r>
             <w:r>
               <w:rPr>
@@ -778,7 +778,7 @@
               <w:lang w:eastAsia="de-DE"/>
             </w:rPr>
           </w:pPr>
-          <w:hyperlink w:anchor="_Toc79326082" w:history="1">
+          <w:hyperlink w:anchor="_Toc79415357" w:history="1">
             <w:r>
               <w:rPr>
                 <w:rStyle w:val="Hyperlink"/>
@@ -823,7 +823,7 @@
                 <w:noProof/>
                 <w:webHidden/>
               </w:rPr>
-              <w:instrText xml:space="preserve"> PAGEREF _Toc79326082 \h </w:instrText>
+              <w:instrText xml:space="preserve"> PAGEREF _Toc79415357 \h </w:instrText>
             </w:r>
             <w:r>
               <w:rPr>
@@ -868,7 +868,7 @@
               <w:lang w:eastAsia="de-DE"/>
             </w:rPr>
           </w:pPr>
-          <w:hyperlink w:anchor="_Toc79326083" w:history="1">
+          <w:hyperlink w:anchor="_Toc79415358" w:history="1">
             <w:r>
               <w:rPr>
                 <w:rStyle w:val="Hyperlink"/>
@@ -913,7 +913,7 @@
                 <w:noProof/>
                 <w:webHidden/>
               </w:rPr>
-              <w:instrText xml:space="preserve"> PAGEREF _Toc79326083 \h </w:instrText>
+              <w:instrText xml:space="preserve"> PAGEREF _Toc79415358 \h </w:instrText>
             </w:r>
             <w:r>
               <w:rPr>
@@ -958,7 +958,7 @@
               <w:lang w:eastAsia="de-DE"/>
             </w:rPr>
           </w:pPr>
-          <w:hyperlink w:anchor="_Toc79326084" w:history="1">
+          <w:hyperlink w:anchor="_Toc79415359" w:history="1">
             <w:r>
               <w:rPr>
                 <w:rStyle w:val="Hyperlink"/>
@@ -1003,7 +1003,7 @@
                 <w:noProof/>
                 <w:webHidden/>
               </w:rPr>
-              <w:instrText xml:space="preserve"> PAGEREF _Toc79326084 \h </w:instrText>
+              <w:instrText xml:space="preserve"> PAGEREF _Toc79415359 \h </w:instrText>
             </w:r>
             <w:r>
               <w:rPr>
@@ -1048,7 +1048,7 @@
               <w:lang w:eastAsia="de-DE"/>
             </w:rPr>
           </w:pPr>
-          <w:hyperlink w:anchor="_Toc79326085" w:history="1">
+          <w:hyperlink w:anchor="_Toc79415360" w:history="1">
             <w:r>
               <w:rPr>
                 <w:rStyle w:val="Hyperlink"/>
@@ -1093,7 +1093,7 @@
                 <w:noProof/>
                 <w:webHidden/>
               </w:rPr>
-              <w:instrText xml:space="preserve"> PAGEREF _Toc79326085 \h </w:instrText>
+              <w:instrText xml:space="preserve"> PAGEREF _Toc79415360 \h </w:instrText>
             </w:r>
             <w:r>
               <w:rPr>
@@ -1138,7 +1138,7 @@
               <w:lang w:eastAsia="de-DE"/>
             </w:rPr>
           </w:pPr>
-          <w:hyperlink w:anchor="_Toc79326086" w:history="1">
+          <w:hyperlink w:anchor="_Toc79415361" w:history="1">
             <w:r>
               <w:rPr>
                 <w:rStyle w:val="Hyperlink"/>
@@ -1183,7 +1183,7 @@
                 <w:noProof/>
                 <w:webHidden/>
               </w:rPr>
-              <w:instrText xml:space="preserve"> PAGEREF _Toc79326086 \h </w:instrText>
+              <w:instrText xml:space="preserve"> PAGEREF _Toc79415361 \h </w:instrText>
             </w:r>
             <w:r>
               <w:rPr>
@@ -1228,7 +1228,7 @@
               <w:lang w:eastAsia="de-DE"/>
             </w:rPr>
           </w:pPr>
-          <w:hyperlink w:anchor="_Toc79326087" w:history="1">
+          <w:hyperlink w:anchor="_Toc79415362" w:history="1">
             <w:r>
               <w:rPr>
                 <w:rStyle w:val="Hyperlink"/>
@@ -1273,7 +1273,7 @@
                 <w:noProof/>
                 <w:webHidden/>
               </w:rPr>
-              <w:instrText xml:space="preserve"> PAGEREF _Toc79326087 \h </w:instrText>
+              <w:instrText xml:space="preserve"> PAGEREF _Toc79415362 \h </w:instrText>
             </w:r>
             <w:r>
               <w:rPr>
@@ -1318,7 +1318,7 @@
               <w:lang w:eastAsia="de-DE"/>
             </w:rPr>
           </w:pPr>
-          <w:hyperlink w:anchor="_Toc79326088" w:history="1">
+          <w:hyperlink w:anchor="_Toc79415363" w:history="1">
             <w:r>
               <w:rPr>
                 <w:rStyle w:val="Hyperlink"/>
@@ -1363,7 +1363,7 @@
                 <w:noProof/>
                 <w:webHidden/>
               </w:rPr>
-              <w:instrText xml:space="preserve"> PAGEREF _Toc79326088 \h </w:instrText>
+              <w:instrText xml:space="preserve"> PAGEREF _Toc79415363 \h </w:instrText>
             </w:r>
             <w:r>
               <w:rPr>
@@ -1408,7 +1408,7 @@
               <w:lang w:eastAsia="de-DE"/>
             </w:rPr>
           </w:pPr>
-          <w:hyperlink w:anchor="_Toc79326089" w:history="1">
+          <w:hyperlink w:anchor="_Toc79415364" w:history="1">
             <w:r>
               <w:rPr>
                 <w:rStyle w:val="Hyperlink"/>
@@ -1453,7 +1453,7 @@
                 <w:noProof/>
                 <w:webHidden/>
               </w:rPr>
-              <w:instrText xml:space="preserve"> PAGEREF _Toc79326089 \h </w:instrText>
+              <w:instrText xml:space="preserve"> PAGEREF _Toc79415364 \h </w:instrText>
             </w:r>
             <w:r>
               <w:rPr>
@@ -1474,6 +1474,96 @@
                 <w:webHidden/>
               </w:rPr>
               <w:t>17</w:t>
+            </w:r>
+            <w:r>
+              <w:rPr>
+                <w:noProof/>
+                <w:webHidden/>
+              </w:rPr>
+              <w:fldChar w:fldCharType="end"/>
+            </w:r>
+          </w:hyperlink>
+        </w:p>
+        <w:p>
+          <w:pPr>
+            <w:pStyle w:val="Verzeichnis1"/>
+            <w:tabs>
+              <w:tab w:val="left" w:pos="880"/>
+              <w:tab w:val="right" w:leader="dot" w:pos="9062"/>
+            </w:tabs>
+            <w:rPr>
+              <w:rFonts w:asciiTheme="minorHAnsi" w:eastAsiaTheme="minorEastAsia" w:hAnsiTheme="minorHAnsi"/>
+              <w:noProof/>
+              <w:sz w:val="22"/>
+              <w:lang w:eastAsia="de-DE"/>
+            </w:rPr>
+          </w:pPr>
+          <w:hyperlink w:anchor="_Toc79415365" w:history="1">
+            <w:r>
+              <w:rPr>
+                <w:rStyle w:val="Hyperlink"/>
+                <w:noProof/>
+                <w:lang w:val="en-US"/>
+              </w:rPr>
+              <w:t>4.7.</w:t>
+            </w:r>
+            <w:r>
+              <w:rPr>
+                <w:rFonts w:asciiTheme="minorHAnsi" w:eastAsiaTheme="minorEastAsia" w:hAnsiTheme="minorHAnsi"/>
+                <w:noProof/>
+                <w:sz w:val="22"/>
+                <w:lang w:eastAsia="de-DE"/>
+              </w:rPr>
+              <w:tab/>
+            </w:r>
+            <w:r>
+              <w:rPr>
+                <w:rStyle w:val="Hyperlink"/>
+                <w:noProof/>
+                <w:lang w:val="en-US"/>
+              </w:rPr>
+              <w:t>Global Properties</w:t>
+            </w:r>
+            <w:r>
+              <w:rPr>
+                <w:noProof/>
+                <w:webHidden/>
+              </w:rPr>
+              <w:tab/>
+            </w:r>
+            <w:r>
+              <w:rPr>
+                <w:noProof/>
+                <w:webHidden/>
+              </w:rPr>
+              <w:fldChar w:fldCharType="begin"/>
+            </w:r>
+            <w:r>
+              <w:rPr>
+                <w:noProof/>
+                <w:webHidden/>
+              </w:rPr>
+              <w:instrText xml:space="preserve"> PAGEREF _Toc79415365 \h </w:instrText>
+            </w:r>
+            <w:r>
+              <w:rPr>
+                <w:noProof/>
+                <w:webHidden/>
+              </w:rPr>
+            </w:r>
+            <w:r>
+              <w:rPr>
+                <w:noProof/>
+                <w:webHidden/>
+              </w:rPr>
+              <w:fldChar w:fldCharType="separate"/>
+            </w:r>
+            <w:r>
+              <w:rPr>
+                <w:noProof/>
+                <w:webHidden/>
+              </w:rPr>
+              <w:t>18</w:t>
             </w:r>
             <w:r>
               <w:rPr>
@@ -1498,7 +1588,7 @@
               <w:lang w:eastAsia="de-DE"/>
             </w:rPr>
           </w:pPr>
-          <w:hyperlink w:anchor="_Toc79326090" w:history="1">
+          <w:hyperlink w:anchor="_Toc79415366" w:history="1">
             <w:r>
               <w:rPr>
                 <w:rStyle w:val="Hyperlink"/>
@@ -1543,7 +1633,7 @@
                 <w:noProof/>
                 <w:webHidden/>
               </w:rPr>
-              <w:instrText xml:space="preserve"> PAGEREF _Toc79326090 \h </w:instrText>
+              <w:instrText xml:space="preserve"> PAGEREF _Toc79415366 \h </w:instrText>
             </w:r>
             <w:r>
               <w:rPr>
@@ -1563,7 +1653,7 @@
                 <w:noProof/>
                 <w:webHidden/>
               </w:rPr>
-              <w:t>18</w:t>
+              <w:t>19</w:t>
             </w:r>
             <w:r>
               <w:rPr>
@@ -1588,7 +1678,7 @@
               <w:lang w:eastAsia="de-DE"/>
             </w:rPr>
           </w:pPr>
-          <w:hyperlink w:anchor="_Toc79326091" w:history="1">
+          <w:hyperlink w:anchor="_Toc79415367" w:history="1">
             <w:r>
               <w:rPr>
                 <w:rStyle w:val="Hyperlink"/>
@@ -1633,7 +1723,7 @@
                 <w:noProof/>
                 <w:webHidden/>
               </w:rPr>
-              <w:instrText xml:space="preserve"> PAGEREF _Toc79326091 \h </w:instrText>
+              <w:instrText xml:space="preserve"> PAGEREF _Toc79415367 \h </w:instrText>
             </w:r>
             <w:r>
               <w:rPr>
@@ -1653,7 +1743,7 @@
                 <w:noProof/>
                 <w:webHidden/>
               </w:rPr>
-              <w:t>18</w:t>
+              <w:t>19</w:t>
             </w:r>
             <w:r>
               <w:rPr>
@@ -1678,7 +1768,7 @@
               <w:lang w:eastAsia="de-DE"/>
             </w:rPr>
           </w:pPr>
-          <w:hyperlink w:anchor="_Toc79326092" w:history="1">
+          <w:hyperlink w:anchor="_Toc79415368" w:history="1">
             <w:r>
               <w:rPr>
                 <w:rStyle w:val="Hyperlink"/>
@@ -1723,7 +1813,7 @@
                 <w:noProof/>
                 <w:webHidden/>
               </w:rPr>
-              <w:instrText xml:space="preserve"> PAGEREF _Toc79326092 \h </w:instrText>
+              <w:instrText xml:space="preserve"> PAGEREF _Toc79415368 \h </w:instrText>
             </w:r>
             <w:r>
               <w:rPr>
@@ -1743,7 +1833,7 @@
                 <w:noProof/>
                 <w:webHidden/>
               </w:rPr>
-              <w:t>20</w:t>
+              <w:t>21</w:t>
             </w:r>
             <w:r>
               <w:rPr>
@@ -1768,7 +1858,7 @@
               <w:lang w:eastAsia="de-DE"/>
             </w:rPr>
           </w:pPr>
-          <w:hyperlink w:anchor="_Toc79326093" w:history="1">
+          <w:hyperlink w:anchor="_Toc79415369" w:history="1">
             <w:r>
               <w:rPr>
                 <w:rStyle w:val="Hyperlink"/>
@@ -1813,7 +1903,7 @@
                 <w:noProof/>
                 <w:webHidden/>
               </w:rPr>
-              <w:instrText xml:space="preserve"> PAGEREF _Toc79326093 \h </w:instrText>
+              <w:instrText xml:space="preserve"> PAGEREF _Toc79415369 \h </w:instrText>
             </w:r>
             <w:r>
               <w:rPr>
@@ -1833,7 +1923,7 @@
                 <w:noProof/>
                 <w:webHidden/>
               </w:rPr>
-              <w:t>21</w:t>
+              <w:t>22</w:t>
             </w:r>
             <w:r>
               <w:rPr>
@@ -1858,7 +1948,7 @@
               <w:lang w:eastAsia="de-DE"/>
             </w:rPr>
           </w:pPr>
-          <w:hyperlink w:anchor="_Toc79326094" w:history="1">
+          <w:hyperlink w:anchor="_Toc79415370" w:history="1">
             <w:r>
               <w:rPr>
                 <w:rStyle w:val="Hyperlink"/>
@@ -1903,7 +1993,7 @@
                 <w:noProof/>
                 <w:webHidden/>
               </w:rPr>
-              <w:instrText xml:space="preserve"> PAGEREF _Toc79326094 \h </w:instrText>
+              <w:instrText xml:space="preserve"> PAGEREF _Toc79415370 \h </w:instrText>
             </w:r>
             <w:r>
               <w:rPr>
@@ -1923,7 +2013,7 @@
                 <w:noProof/>
                 <w:webHidden/>
               </w:rPr>
-              <w:t>23</w:t>
+              <w:t>24</w:t>
             </w:r>
             <w:r>
               <w:rPr>
@@ -1948,7 +2038,7 @@
               <w:lang w:eastAsia="de-DE"/>
             </w:rPr>
           </w:pPr>
-          <w:hyperlink w:anchor="_Toc79326095" w:history="1">
+          <w:hyperlink w:anchor="_Toc79415371" w:history="1">
             <w:r>
               <w:rPr>
                 <w:rStyle w:val="Hyperlink"/>
@@ -1993,7 +2083,7 @@
                 <w:noProof/>
                 <w:webHidden/>
               </w:rPr>
-              <w:instrText xml:space="preserve"> PAGEREF _Toc79326095 \h </w:instrText>
+              <w:instrText xml:space="preserve"> PAGEREF _Toc79415371 \h </w:instrText>
             </w:r>
             <w:r>
               <w:rPr>
@@ -2013,7 +2103,7 @@
                 <w:noProof/>
                 <w:webHidden/>
               </w:rPr>
-              <w:t>23</w:t>
+              <w:t>24</w:t>
             </w:r>
             <w:r>
               <w:rPr>
@@ -2038,7 +2128,7 @@
               <w:lang w:eastAsia="de-DE"/>
             </w:rPr>
           </w:pPr>
-          <w:hyperlink w:anchor="_Toc79326096" w:history="1">
+          <w:hyperlink w:anchor="_Toc79415372" w:history="1">
             <w:r>
               <w:rPr>
                 <w:rStyle w:val="Hyperlink"/>
@@ -2083,7 +2173,7 @@
                 <w:noProof/>
                 <w:webHidden/>
               </w:rPr>
-              <w:instrText xml:space="preserve"> PAGEREF _Toc79326096 \h </w:instrText>
+              <w:instrText xml:space="preserve"> PAGEREF _Toc79415372 \h </w:instrText>
             </w:r>
             <w:r>
               <w:rPr>
@@ -2103,7 +2193,7 @@
                 <w:noProof/>
                 <w:webHidden/>
               </w:rPr>
-              <w:t>27</w:t>
+              <w:t>28</w:t>
             </w:r>
             <w:r>
               <w:rPr>
@@ -2128,7 +2218,7 @@
               <w:lang w:eastAsia="de-DE"/>
             </w:rPr>
           </w:pPr>
-          <w:hyperlink w:anchor="_Toc79326097" w:history="1">
+          <w:hyperlink w:anchor="_Toc79415373" w:history="1">
             <w:r>
               <w:rPr>
                 <w:rStyle w:val="Hyperlink"/>
@@ -2173,7 +2263,7 @@
                 <w:noProof/>
                 <w:webHidden/>
               </w:rPr>
-              <w:instrText xml:space="preserve"> PAGEREF _Toc79326097 \h </w:instrText>
+              <w:instrText xml:space="preserve"> PAGEREF _Toc79415373 \h </w:instrText>
             </w:r>
             <w:r>
               <w:rPr>
@@ -2193,7 +2283,7 @@
                 <w:noProof/>
                 <w:webHidden/>
               </w:rPr>
-              <w:t>28</w:t>
+              <w:t>32</w:t>
             </w:r>
             <w:r>
               <w:rPr>
@@ -2247,7 +2337,7 @@
           <w:lang w:val="en-US"/>
         </w:rPr>
       </w:pPr>
-      <w:bookmarkStart w:id="0" w:name="_Toc79326074"/>
+      <w:bookmarkStart w:id="0" w:name="_Toc79415349"/>
       <w:r>
         <w:rPr>
           <w:lang w:val="en-US"/>
@@ -2300,7 +2390,7 @@
         </w:rPr>
         <w:fldChar w:fldCharType="separate"/>
       </w:r>
-      <w:hyperlink w:anchor="_Toc79326098" w:history="1">
+      <w:hyperlink w:anchor="_Toc79415374" w:history="1">
         <w:r>
           <w:rPr>
             <w:rStyle w:val="Hyperlink"/>
@@ -2328,7 +2418,7 @@
             <w:noProof/>
             <w:webHidden/>
           </w:rPr>
-          <w:instrText xml:space="preserve"> PAGEREF _Toc79326098 \h </w:instrText>
+          <w:instrText xml:space="preserve"> PAGEREF _Toc79415374 \h </w:instrText>
         </w:r>
         <w:r>
           <w:rPr>
@@ -2372,7 +2462,7 @@
           <w:lang w:eastAsia="de-DE"/>
         </w:rPr>
       </w:pPr>
-      <w:hyperlink w:anchor="_Toc79326099" w:history="1">
+      <w:hyperlink w:anchor="_Toc79415375" w:history="1">
         <w:r>
           <w:rPr>
             <w:rStyle w:val="Hyperlink"/>
@@ -2400,7 +2490,7 @@
             <w:noProof/>
             <w:webHidden/>
           </w:rPr>
-          <w:instrText xml:space="preserve"> PAGEREF _Toc79326099 \h </w:instrText>
+          <w:instrText xml:space="preserve"> PAGEREF _Toc79415375 \h </w:instrText>
         </w:r>
         <w:r>
           <w:rPr>
@@ -2444,7 +2534,7 @@
           <w:lang w:eastAsia="de-DE"/>
         </w:rPr>
       </w:pPr>
-      <w:hyperlink w:anchor="_Toc79326100" w:history="1">
+      <w:hyperlink w:anchor="_Toc79415376" w:history="1">
         <w:r>
           <w:rPr>
             <w:rStyle w:val="Hyperlink"/>
@@ -2472,7 +2562,7 @@
             <w:noProof/>
             <w:webHidden/>
           </w:rPr>
-          <w:instrText xml:space="preserve"> PAGEREF _Toc79326100 \h </w:instrText>
+          <w:instrText xml:space="preserve"> PAGEREF _Toc79415376 \h </w:instrText>
         </w:r>
         <w:r>
           <w:rPr>
@@ -2505,6 +2595,294 @@
     </w:p>
     <w:p>
       <w:pPr>
+        <w:pStyle w:val="Abbildungsverzeichnis"/>
+        <w:tabs>
+          <w:tab w:val="right" w:leader="dot" w:pos="9062"/>
+        </w:tabs>
+        <w:rPr>
+          <w:rFonts w:asciiTheme="minorHAnsi" w:eastAsiaTheme="minorEastAsia" w:hAnsiTheme="minorHAnsi"/>
+          <w:noProof/>
+          <w:sz w:val="22"/>
+          <w:lang w:eastAsia="de-DE"/>
+        </w:rPr>
+      </w:pPr>
+      <w:hyperlink w:anchor="_Toc79415377" w:history="1">
+        <w:r>
+          <w:rPr>
+            <w:rStyle w:val="Hyperlink"/>
+            <w:noProof/>
+            <w:lang w:val="en-US"/>
+          </w:rPr>
+          <w:t>Code example 4: Setting variables on a custom DialogueManager</w:t>
+        </w:r>
+        <w:r>
+          <w:rPr>
+            <w:noProof/>
+            <w:webHidden/>
+          </w:rPr>
+          <w:tab/>
+        </w:r>
+        <w:r>
+          <w:rPr>
+            <w:noProof/>
+            <w:webHidden/>
+          </w:rPr>
+          <w:fldChar w:fldCharType="begin"/>
+        </w:r>
+        <w:r>
+          <w:rPr>
+            <w:noProof/>
+            <w:webHidden/>
+          </w:rPr>
+          <w:instrText xml:space="preserve"> PAGEREF _Toc79415377 \h </w:instrText>
+        </w:r>
+        <w:r>
+          <w:rPr>
+            <w:noProof/>
+            <w:webHidden/>
+          </w:rPr>
+        </w:r>
+        <w:r>
+          <w:rPr>
+            <w:noProof/>
+            <w:webHidden/>
+          </w:rPr>
+          <w:fldChar w:fldCharType="separate"/>
+        </w:r>
+        <w:r>
+          <w:rPr>
+            <w:noProof/>
+            <w:webHidden/>
+          </w:rPr>
+          <w:t>26</w:t>
+        </w:r>
+        <w:r>
+          <w:rPr>
+            <w:noProof/>
+            <w:webHidden/>
+          </w:rPr>
+          <w:fldChar w:fldCharType="end"/>
+        </w:r>
+      </w:hyperlink>
+    </w:p>
+    <w:p>
+      <w:pPr>
+        <w:pStyle w:val="Abbildungsverzeichnis"/>
+        <w:tabs>
+          <w:tab w:val="right" w:leader="dot" w:pos="9062"/>
+        </w:tabs>
+        <w:rPr>
+          <w:rFonts w:asciiTheme="minorHAnsi" w:eastAsiaTheme="minorEastAsia" w:hAnsiTheme="minorHAnsi"/>
+          <w:noProof/>
+          <w:sz w:val="22"/>
+          <w:lang w:eastAsia="de-DE"/>
+        </w:rPr>
+      </w:pPr>
+      <w:hyperlink w:anchor="_Toc79415378" w:history="1">
+        <w:r>
+          <w:rPr>
+            <w:rStyle w:val="Hyperlink"/>
+            <w:noProof/>
+            <w:lang w:val="en-US"/>
+          </w:rPr>
+          <w:t>Code example 5: Pausing a Dialogue + Working with Properties and event methods</w:t>
+        </w:r>
+        <w:r>
+          <w:rPr>
+            <w:noProof/>
+            <w:webHidden/>
+          </w:rPr>
+          <w:tab/>
+        </w:r>
+        <w:r>
+          <w:rPr>
+            <w:noProof/>
+            <w:webHidden/>
+          </w:rPr>
+          <w:fldChar w:fldCharType="begin"/>
+        </w:r>
+        <w:r>
+          <w:rPr>
+            <w:noProof/>
+            <w:webHidden/>
+          </w:rPr>
+          <w:instrText xml:space="preserve"> PAGEREF _Toc79415378 \h </w:instrText>
+        </w:r>
+        <w:r>
+          <w:rPr>
+            <w:noProof/>
+            <w:webHidden/>
+          </w:rPr>
+        </w:r>
+        <w:r>
+          <w:rPr>
+            <w:noProof/>
+            <w:webHidden/>
+          </w:rPr>
+          <w:fldChar w:fldCharType="separate"/>
+        </w:r>
+        <w:r>
+          <w:rPr>
+            <w:noProof/>
+            <w:webHidden/>
+          </w:rPr>
+          <w:t>27</w:t>
+        </w:r>
+        <w:r>
+          <w:rPr>
+            <w:noProof/>
+            <w:webHidden/>
+          </w:rPr>
+          <w:fldChar w:fldCharType="end"/>
+        </w:r>
+      </w:hyperlink>
+    </w:p>
+    <w:p>
+      <w:pPr>
+        <w:pStyle w:val="Abbildungsverzeichnis"/>
+        <w:tabs>
+          <w:tab w:val="right" w:leader="dot" w:pos="9062"/>
+        </w:tabs>
+        <w:rPr>
+          <w:rFonts w:asciiTheme="minorHAnsi" w:eastAsiaTheme="minorEastAsia" w:hAnsiTheme="minorHAnsi"/>
+          <w:noProof/>
+          <w:sz w:val="22"/>
+          <w:lang w:eastAsia="de-DE"/>
+        </w:rPr>
+      </w:pPr>
+      <w:hyperlink w:anchor="_Toc79415379" w:history="1">
+        <w:r>
+          <w:rPr>
+            <w:rStyle w:val="Hyperlink"/>
+            <w:noProof/>
+            <w:lang w:val="en-US"/>
+          </w:rPr>
+          <w:t>Code example 6: Using ShowAnswer and IsEndBranch</w:t>
+        </w:r>
+        <w:r>
+          <w:rPr>
+            <w:noProof/>
+            <w:webHidden/>
+          </w:rPr>
+          <w:tab/>
+        </w:r>
+        <w:r>
+          <w:rPr>
+            <w:noProof/>
+            <w:webHidden/>
+          </w:rPr>
+          <w:fldChar w:fldCharType="begin"/>
+        </w:r>
+        <w:r>
+          <w:rPr>
+            <w:noProof/>
+            <w:webHidden/>
+          </w:rPr>
+          <w:instrText xml:space="preserve"> PAGEREF _Toc79415379 \h </w:instrText>
+        </w:r>
+        <w:r>
+          <w:rPr>
+            <w:noProof/>
+            <w:webHidden/>
+          </w:rPr>
+        </w:r>
+        <w:r>
+          <w:rPr>
+            <w:noProof/>
+            <w:webHidden/>
+          </w:rPr>
+          <w:fldChar w:fldCharType="separate"/>
+        </w:r>
+        <w:r>
+          <w:rPr>
+            <w:noProof/>
+            <w:webHidden/>
+          </w:rPr>
+          <w:t>30</w:t>
+        </w:r>
+        <w:r>
+          <w:rPr>
+            <w:noProof/>
+            <w:webHidden/>
+          </w:rPr>
+          <w:fldChar w:fldCharType="end"/>
+        </w:r>
+      </w:hyperlink>
+    </w:p>
+    <w:p>
+      <w:pPr>
+        <w:pStyle w:val="Abbildungsverzeichnis"/>
+        <w:tabs>
+          <w:tab w:val="right" w:leader="dot" w:pos="9062"/>
+        </w:tabs>
+        <w:rPr>
+          <w:rFonts w:asciiTheme="minorHAnsi" w:eastAsiaTheme="minorEastAsia" w:hAnsiTheme="minorHAnsi"/>
+          <w:noProof/>
+          <w:sz w:val="22"/>
+          <w:lang w:eastAsia="de-DE"/>
+        </w:rPr>
+      </w:pPr>
+      <w:hyperlink w:anchor="_Toc79415380" w:history="1">
+        <w:r>
+          <w:rPr>
+            <w:rStyle w:val="Hyperlink"/>
+            <w:noProof/>
+            <w:lang w:val="en-US"/>
+          </w:rPr>
+          <w:t>Code example 7: Using GetAnswerIndex and working with custom UI elements</w:t>
+        </w:r>
+        <w:r>
+          <w:rPr>
+            <w:noProof/>
+            <w:webHidden/>
+          </w:rPr>
+          <w:tab/>
+        </w:r>
+        <w:r>
+          <w:rPr>
+            <w:noProof/>
+            <w:webHidden/>
+          </w:rPr>
+          <w:fldChar w:fldCharType="begin"/>
+        </w:r>
+        <w:r>
+          <w:rPr>
+            <w:noProof/>
+            <w:webHidden/>
+          </w:rPr>
+          <w:instrText xml:space="preserve"> PAGEREF _Toc79415380 \h </w:instrText>
+        </w:r>
+        <w:r>
+          <w:rPr>
+            <w:noProof/>
+            <w:webHidden/>
+          </w:rPr>
+        </w:r>
+        <w:r>
+          <w:rPr>
+            <w:noProof/>
+            <w:webHidden/>
+          </w:rPr>
+          <w:fldChar w:fldCharType="separate"/>
+        </w:r>
+        <w:r>
+          <w:rPr>
+            <w:noProof/>
+            <w:webHidden/>
+          </w:rPr>
+          <w:t>31</w:t>
+        </w:r>
+        <w:r>
+          <w:rPr>
+            <w:noProof/>
+            <w:webHidden/>
+          </w:rPr>
+          <w:fldChar w:fldCharType="end"/>
+        </w:r>
+      </w:hyperlink>
+    </w:p>
+    <w:p>
+      <w:pPr>
         <w:rPr>
           <w:lang w:val="en-US"/>
         </w:rPr>
@@ -2549,7 +2927,7 @@
           <w:lang w:val="en-US"/>
         </w:rPr>
       </w:pPr>
-      <w:bookmarkStart w:id="1" w:name="_Toc79326075"/>
+      <w:bookmarkStart w:id="1" w:name="_Toc79415350"/>
       <w:r>
         <w:rPr>
           <w:lang w:val="en-US"/>
@@ -3125,7 +3503,7 @@
           <w:lang w:val="en-US"/>
         </w:rPr>
       </w:pPr>
-      <w:bookmarkStart w:id="2" w:name="_Toc79326076"/>
+      <w:bookmarkStart w:id="2" w:name="_Toc79415351"/>
       <w:r>
         <w:rPr>
           <w:lang w:val="en-US"/>
@@ -3170,7 +3548,7 @@
           <w:lang w:val="en-US"/>
         </w:rPr>
       </w:pPr>
-      <w:bookmarkStart w:id="3" w:name="_Toc79326077"/>
+      <w:bookmarkStart w:id="3" w:name="_Toc79415352"/>
       <w:r>
         <w:rPr>
           <w:lang w:val="en-US"/>
@@ -3834,7 +4212,7 @@
           <w:lang w:val="en-US"/>
         </w:rPr>
       </w:pPr>
-      <w:bookmarkStart w:id="4" w:name="_Toc79326078"/>
+      <w:bookmarkStart w:id="4" w:name="_Toc79415353"/>
       <w:r>
         <w:rPr>
           <w:lang w:val="en-US"/>
@@ -4167,7 +4545,7 @@
           <w:lang w:val="en-US"/>
         </w:rPr>
       </w:pPr>
-      <w:bookmarkStart w:id="5" w:name="_Toc79326079"/>
+      <w:bookmarkStart w:id="5" w:name="_Toc79415354"/>
       <w:r>
         <w:rPr>
           <w:lang w:val="en-US"/>
@@ -4462,7 +4840,7 @@
           <w:lang w:val="en-US"/>
         </w:rPr>
       </w:pPr>
-      <w:bookmarkStart w:id="6" w:name="_Toc79326080"/>
+      <w:bookmarkStart w:id="6" w:name="_Toc79415355"/>
       <w:r>
         <w:rPr>
           <w:lang w:val="en-US"/>
@@ -4678,7 +5056,7 @@
           <w:lang w:val="en-US"/>
         </w:rPr>
       </w:pPr>
-      <w:bookmarkStart w:id="7" w:name="_Toc79326081"/>
+      <w:bookmarkStart w:id="7" w:name="_Toc79415356"/>
       <w:r>
         <w:rPr>
           <w:lang w:val="en-US"/>
@@ -5107,7 +5485,7 @@
           <w:lang w:val="en-US"/>
         </w:rPr>
       </w:pPr>
-      <w:bookmarkStart w:id="8" w:name="_Toc79326082"/>
+      <w:bookmarkStart w:id="8" w:name="_Toc79415357"/>
       <w:r>
         <w:rPr>
           <w:lang w:val="en-US"/>
@@ -7765,7 +8143,19 @@
         <w:rPr>
           <w:lang w:val="en-US"/>
         </w:rPr>
-        <w:t xml:space="preserve">If you want to connect the Dialog System to your game logic and write your own code to go along with it </w:t>
+        <w:t>If you want to connect the Dialog</w:t>
+      </w:r>
+      <w:r>
+        <w:rPr>
+          <w:lang w:val="en-US"/>
+        </w:rPr>
+        <w:t>ue</w:t>
+      </w:r>
+      <w:r>
+        <w:rPr>
+          <w:lang w:val="en-US"/>
+        </w:rPr>
+        <w:t xml:space="preserve"> System to your game logic and write your own code to go along with it </w:t>
       </w:r>
       <w:r>
         <w:rPr>
@@ -7775,7 +8165,7 @@
           <w:szCs w:val="20"/>
           <w:lang w:val="en-US"/>
         </w:rPr>
-        <w:t xml:space="preserve">(e.g. open a shop from a Dialog, give an </w:t>
+        <w:t>(e.g. open a shop from a Dialog</w:t>
       </w:r>
       <w:r>
         <w:rPr>
@@ -7785,7 +8175,7 @@
           <w:szCs w:val="20"/>
           <w:lang w:val="en-US"/>
         </w:rPr>
-        <w:t>i</w:t>
+        <w:t>ue</w:t>
       </w:r>
       <w:r>
         <w:rPr>
@@ -7795,6 +8185,26 @@
           <w:szCs w:val="20"/>
           <w:lang w:val="en-US"/>
         </w:rPr>
+        <w:t xml:space="preserve">, give an </w:t>
+      </w:r>
+      <w:r>
+        <w:rPr>
+          <w:i/>
+          <w:iCs/>
+          <w:sz w:val="24"/>
+          <w:szCs w:val="20"/>
+          <w:lang w:val="en-US"/>
+        </w:rPr>
+        <w:t>i</w:t>
+      </w:r>
+      <w:r>
+        <w:rPr>
+          <w:i/>
+          <w:iCs/>
+          <w:sz w:val="24"/>
+          <w:szCs w:val="20"/>
+          <w:lang w:val="en-US"/>
+        </w:rPr>
         <w:t>tem to the player, start a cutscene, …)</w:t>
       </w:r>
       <w:r>
@@ -7838,7 +8248,19 @@
         <w:rPr>
           <w:lang w:val="en-US"/>
         </w:rPr>
-        <w:t>UDSDialogManager</w:t>
+        <w:t>UDSDialog</w:t>
+      </w:r>
+      <w:r>
+        <w:rPr>
+          <w:lang w:val="en-US"/>
+        </w:rPr>
+        <w:t>ue</w:t>
+      </w:r>
+      <w:r>
+        <w:rPr>
+          <w:lang w:val="en-US"/>
+        </w:rPr>
+        <w:t>Manager</w:t>
       </w:r>
       <w:proofErr w:type="spellEnd"/>
     </w:p>
@@ -7865,7 +8287,19 @@
         <w:rPr>
           <w:lang w:val="en-US"/>
         </w:rPr>
-        <w:t xml:space="preserve">If you want to change the course of your Dialogs based on </w:t>
+        <w:t>If you want to change the course of your Dialog</w:t>
+      </w:r>
+      <w:r>
+        <w:rPr>
+          <w:lang w:val="en-US"/>
+        </w:rPr>
+        <w:t>ue</w:t>
+      </w:r>
+      <w:r>
+        <w:rPr>
+          <w:lang w:val="en-US"/>
+        </w:rPr>
+        <w:t xml:space="preserve">s based on </w:t>
       </w:r>
       <w:proofErr w:type="spellStart"/>
       <w:r>
@@ -7927,13 +8361,31 @@
         <w:rPr>
           <w:lang w:val="en-US"/>
         </w:rPr>
-        <w:t>, application</w:t>
-      </w:r>
-      <w:r>
-        <w:rPr>
-          <w:lang w:val="en-US"/>
-        </w:rPr>
-        <w:t xml:space="preserve"> and Dialog examples, check out section 6</w:t>
+        <w:t xml:space="preserve">, </w:t>
+      </w:r>
+      <w:r>
+        <w:rPr>
+          <w:lang w:val="en-US"/>
+        </w:rPr>
+        <w:t>applications,</w:t>
+      </w:r>
+      <w:r>
+        <w:rPr>
+          <w:lang w:val="en-US"/>
+        </w:rPr>
+        <w:t xml:space="preserve"> and Dialog</w:t>
+      </w:r>
+      <w:r>
+        <w:rPr>
+          <w:lang w:val="en-US"/>
+        </w:rPr>
+        <w:t>ue</w:t>
+      </w:r>
+      <w:r>
+        <w:rPr>
+          <w:lang w:val="en-US"/>
+        </w:rPr>
+        <w:t xml:space="preserve"> examples, check out section 6</w:t>
       </w:r>
     </w:p>
     <w:p>
@@ -7960,7 +8412,7 @@
           <w:lang w:val="en-US"/>
         </w:rPr>
       </w:pPr>
-      <w:bookmarkStart w:id="9" w:name="_Toc79326083"/>
+      <w:bookmarkStart w:id="9" w:name="_Toc79415358"/>
       <w:r>
         <w:rPr>
           <w:lang w:val="en-US"/>
@@ -8031,7 +8483,7 @@
           <w:lang w:val="en-US"/>
         </w:rPr>
       </w:pPr>
-      <w:bookmarkStart w:id="10" w:name="_Toc79326084"/>
+      <w:bookmarkStart w:id="10" w:name="_Toc79415359"/>
       <w:r>
         <w:rPr>
           <w:lang w:val="en-US"/>
@@ -8277,7 +8729,7 @@
           <w:lang w:val="en-US"/>
         </w:rPr>
       </w:pPr>
-      <w:bookmarkStart w:id="11" w:name="_Toc79326085"/>
+      <w:bookmarkStart w:id="11" w:name="_Toc79415360"/>
       <w:r>
         <w:rPr>
           <w:noProof/>
@@ -9353,7 +9805,7 @@
           <w:lang w:val="en-US"/>
         </w:rPr>
       </w:pPr>
-      <w:bookmarkStart w:id="12" w:name="_Toc79326086"/>
+      <w:bookmarkStart w:id="12" w:name="_Toc79415361"/>
       <w:r>
         <w:rPr>
           <w:lang w:val="en-US"/>
@@ -9593,7 +10045,7 @@
           <w:lang w:val="en-US"/>
         </w:rPr>
       </w:pPr>
-      <w:bookmarkStart w:id="13" w:name="_Toc79326087"/>
+      <w:bookmarkStart w:id="13" w:name="_Toc79415362"/>
       <w:r>
         <w:rPr>
           <w:lang w:val="en-US"/>
@@ -9940,12 +10392,12 @@
             <v:path o:extrusionok="f" gradientshapeok="t" o:connecttype="rect"/>
             <o:lock v:ext="edit" aspectratio="t"/>
           </v:shapetype>
-          <v:shape id="_x0000_i1062" type="#_x0000_t75" style="width:453.6pt;height:220.2pt" o:ole="" o:bordertopcolor="this" o:borderbottomcolor="this">
+          <v:shape id="_x0000_i1160" type="#_x0000_t75" style="width:453.6pt;height:220.2pt" o:ole="" o:bordertopcolor="this" o:borderbottomcolor="this">
             <v:imagedata r:id="rId14" o:title=""/>
             <w10:bordertop type="single" width="4"/>
             <w10:borderbottom type="single" width="4"/>
           </v:shape>
-          <o:OLEObject Type="Embed" ProgID="Word.Document.12" ShapeID="_x0000_i1062" DrawAspect="Content" ObjectID="_1689938816" r:id="rId15">
+          <o:OLEObject Type="Embed" ProgID="Word.Document.12" ShapeID="_x0000_i1160" DrawAspect="Content" ObjectID="_1690028865" r:id="rId15">
             <o:FieldCodes>\s</o:FieldCodes>
           </o:OLEObject>
         </w:object>
@@ -9958,7 +10410,7 @@
           <w:lang w:val="en-US"/>
         </w:rPr>
       </w:pPr>
-      <w:bookmarkStart w:id="15" w:name="_Toc79326098"/>
+      <w:bookmarkStart w:id="15" w:name="_Toc79415374"/>
       <w:r>
         <w:rPr>
           <w:lang w:val="en-US"/>
@@ -10604,44 +11056,79 @@
       <w:r>
         <w:rPr>
           <w:rFonts w:cs="Arial"/>
-          <w:lang w:val="en-US"/>
-        </w:rPr>
-        <w:br w:type="page"/>
-      </w:r>
-    </w:p>
-    <w:p>
-      <w:pPr>
+          <w:i/>
+          <w:iCs/>
+          <w:sz w:val="24"/>
+          <w:szCs w:val="20"/>
+          <w:lang w:val="en-US"/>
+        </w:rPr>
+        <w:t xml:space="preserve"> You can use </w:t>
+      </w:r>
+      <w:proofErr w:type="spellStart"/>
+      <w:r>
         <w:rPr>
           <w:rFonts w:cs="Arial"/>
           <w:i/>
           <w:iCs/>
-          <w:lang w:val="en-US"/>
-        </w:rPr>
-      </w:pPr>
+          <w:sz w:val="24"/>
+          <w:szCs w:val="20"/>
+          <w:lang w:val="en-US"/>
+        </w:rPr>
+        <w:t>GetAnswerIndex</w:t>
+      </w:r>
+      <w:proofErr w:type="spellEnd"/>
       <w:r>
         <w:rPr>
           <w:rFonts w:cs="Arial"/>
           <w:i/>
           <w:iCs/>
-          <w:lang w:val="en-US"/>
-        </w:rPr>
-        <w:lastRenderedPageBreak/>
-        <w:t xml:space="preserve">The following </w:t>
+          <w:sz w:val="24"/>
+          <w:szCs w:val="20"/>
+          <w:lang w:val="en-US"/>
+        </w:rPr>
+        <w:t>(answer) to determine the index of an Answer, that is the Answer Box that belongs to it (considering Conditional Answers)</w:t>
       </w:r>
       <w:r>
         <w:rPr>
           <w:rFonts w:cs="Arial"/>
           <w:lang w:val="en-US"/>
         </w:rPr>
-        <w:t>code</w:t>
-      </w:r>
-      <w:r>
+        <w:br w:type="page"/>
+      </w:r>
+    </w:p>
+    <w:p>
+      <w:pPr>
         <w:rPr>
           <w:rFonts w:cs="Arial"/>
           <w:i/>
           <w:iCs/>
           <w:lang w:val="en-US"/>
         </w:rPr>
+      </w:pPr>
+      <w:r>
+        <w:rPr>
+          <w:rFonts w:cs="Arial"/>
+          <w:i/>
+          <w:iCs/>
+          <w:lang w:val="en-US"/>
+        </w:rPr>
+        <w:lastRenderedPageBreak/>
+        <w:t xml:space="preserve">The following </w:t>
+      </w:r>
+      <w:r>
+        <w:rPr>
+          <w:rFonts w:cs="Arial"/>
+          <w:lang w:val="en-US"/>
+        </w:rPr>
+        <w:t>code</w:t>
+      </w:r>
+      <w:r>
+        <w:rPr>
+          <w:rFonts w:cs="Arial"/>
+          <w:i/>
+          <w:iCs/>
+          <w:lang w:val="en-US"/>
+        </w:rPr>
         <w:t xml:space="preserve"> example shows how these methods can be used:</w:t>
       </w:r>
     </w:p>
@@ -10657,12 +11144,12 @@
           <w:lang w:val="en-US"/>
         </w:rPr>
         <w:object w:dxaOrig="9072" w:dyaOrig="8186" w14:anchorId="166BB983">
-          <v:shape id="_x0000_i1063" type="#_x0000_t75" style="width:453.6pt;height:409.2pt" o:ole="" o:bordertopcolor="this" o:borderbottomcolor="this">
+          <v:shape id="_x0000_i1161" type="#_x0000_t75" style="width:453.6pt;height:409.2pt" o:ole="" o:bordertopcolor="this" o:borderbottomcolor="this">
             <v:imagedata r:id="rId16" o:title=""/>
             <w10:bordertop type="single" width="4"/>
             <w10:borderbottom type="single" width="4"/>
           </v:shape>
-          <o:OLEObject Type="Embed" ProgID="Word.Document.12" ShapeID="_x0000_i1063" DrawAspect="Content" ObjectID="_1689938817" r:id="rId17">
+          <o:OLEObject Type="Embed" ProgID="Word.Document.12" ShapeID="_x0000_i1161" DrawAspect="Content" ObjectID="_1690028866" r:id="rId17">
             <o:FieldCodes>\s</o:FieldCodes>
           </o:OLEObject>
         </w:object>
@@ -10675,7 +11162,7 @@
           <w:lang w:val="en-US"/>
         </w:rPr>
       </w:pPr>
-      <w:bookmarkStart w:id="17" w:name="_Toc79326099"/>
+      <w:bookmarkStart w:id="17" w:name="_Toc79415375"/>
       <w:r>
         <w:rPr>
           <w:lang w:val="en-US"/>
@@ -10746,7 +11233,7 @@
           <w:lang w:val="en-US"/>
         </w:rPr>
       </w:pPr>
-      <w:bookmarkStart w:id="18" w:name="_Toc79326088"/>
+      <w:bookmarkStart w:id="18" w:name="_Toc79415363"/>
       <w:r>
         <w:rPr>
           <w:lang w:val="en-US"/>
@@ -11283,6 +11770,158 @@
           </w:p>
         </w:tc>
       </w:tr>
+      <w:tr>
+        <w:tc>
+          <w:tcPr>
+            <w:tcW w:w="4531" w:type="dxa"/>
+          </w:tcPr>
+          <w:p>
+            <w:pPr>
+              <w:rPr>
+                <w:rFonts w:ascii="Consolas" w:hAnsi="Consolas" w:cs="Consolas"/>
+                <w:color w:val="0000FF"/>
+                <w:sz w:val="20"/>
+                <w:szCs w:val="20"/>
+                <w:lang w:val="en-US"/>
+              </w:rPr>
+            </w:pPr>
+            <w:proofErr w:type="spellStart"/>
+            <w:r>
+              <w:rPr>
+                <w:rFonts w:ascii="Consolas" w:hAnsi="Consolas" w:cs="Consolas"/>
+                <w:color w:val="0000FF"/>
+                <w:sz w:val="19"/>
+                <w:szCs w:val="19"/>
+              </w:rPr>
+              <w:t>public</w:t>
+            </w:r>
+            <w:proofErr w:type="spellEnd"/>
+            <w:r>
+              <w:rPr>
+                <w:rFonts w:ascii="Consolas" w:hAnsi="Consolas" w:cs="Consolas"/>
+                <w:color w:val="000000"/>
+                <w:sz w:val="19"/>
+                <w:szCs w:val="19"/>
+              </w:rPr>
+              <w:t xml:space="preserve"> </w:t>
+            </w:r>
+            <w:proofErr w:type="spellStart"/>
+            <w:r>
+              <w:rPr>
+                <w:rFonts w:ascii="Consolas" w:hAnsi="Consolas" w:cs="Consolas"/>
+                <w:color w:val="0000FF"/>
+                <w:sz w:val="19"/>
+                <w:szCs w:val="19"/>
+              </w:rPr>
+              <w:t>string</w:t>
+            </w:r>
+            <w:proofErr w:type="spellEnd"/>
+            <w:r>
+              <w:rPr>
+                <w:rFonts w:ascii="Consolas" w:hAnsi="Consolas" w:cs="Consolas"/>
+                <w:color w:val="000000"/>
+                <w:sz w:val="19"/>
+                <w:szCs w:val="19"/>
+              </w:rPr>
+              <w:t xml:space="preserve">[] </w:t>
+            </w:r>
+            <w:proofErr w:type="spellStart"/>
+            <w:r>
+              <w:rPr>
+                <w:rFonts w:ascii="Consolas" w:hAnsi="Consolas" w:cs="Consolas"/>
+                <w:color w:val="000000"/>
+                <w:sz w:val="19"/>
+                <w:szCs w:val="19"/>
+              </w:rPr>
+              <w:t>GetPropertyKeys</w:t>
+            </w:r>
+            <w:proofErr w:type="spellEnd"/>
+            <w:r>
+              <w:rPr>
+                <w:rFonts w:ascii="Consolas" w:hAnsi="Consolas" w:cs="Consolas"/>
+                <w:color w:val="000000"/>
+                <w:sz w:val="19"/>
+                <w:szCs w:val="19"/>
+              </w:rPr>
+              <w:t>()</w:t>
+            </w:r>
+          </w:p>
+        </w:tc>
+        <w:tc>
+          <w:tcPr>
+            <w:tcW w:w="4531" w:type="dxa"/>
+          </w:tcPr>
+          <w:p>
+            <w:pPr>
+              <w:rPr>
+                <w:rFonts w:cs="Arial"/>
+                <w:i/>
+                <w:iCs/>
+                <w:sz w:val="24"/>
+                <w:szCs w:val="20"/>
+                <w:lang w:val="en-US"/>
+              </w:rPr>
+            </w:pPr>
+            <w:r>
+              <w:rPr>
+                <w:rFonts w:cs="Arial"/>
+                <w:i/>
+                <w:iCs/>
+                <w:sz w:val="24"/>
+                <w:szCs w:val="20"/>
+                <w:lang w:val="en-US"/>
+              </w:rPr>
+              <w:t xml:space="preserve">Gets the keys for all of </w:t>
+            </w:r>
+            <w:r>
+              <w:rPr>
+                <w:rFonts w:cs="Arial"/>
+                <w:i/>
+                <w:iCs/>
+                <w:sz w:val="24"/>
+                <w:szCs w:val="20"/>
+                <w:lang w:val="en-US"/>
+              </w:rPr>
+              <w:t>the</w:t>
+            </w:r>
+            <w:r>
+              <w:rPr>
+                <w:rFonts w:cs="Arial"/>
+                <w:i/>
+                <w:iCs/>
+                <w:sz w:val="24"/>
+                <w:szCs w:val="20"/>
+                <w:lang w:val="en-US"/>
+              </w:rPr>
+              <w:t xml:space="preserve"> </w:t>
+            </w:r>
+            <w:proofErr w:type="spellStart"/>
+            <w:r>
+              <w:rPr>
+                <w:rFonts w:cs="Arial"/>
+                <w:i/>
+                <w:iCs/>
+                <w:sz w:val="24"/>
+                <w:szCs w:val="20"/>
+                <w:lang w:val="en-US"/>
+              </w:rPr>
+              <w:t>DialogueComponents</w:t>
+            </w:r>
+            <w:proofErr w:type="spellEnd"/>
+            <w:r>
+              <w:rPr>
+                <w:rFonts w:cs="Arial"/>
+                <w:i/>
+                <w:iCs/>
+                <w:sz w:val="24"/>
+                <w:szCs w:val="20"/>
+                <w:lang w:val="en-US"/>
+              </w:rPr>
+              <w:t xml:space="preserve"> Properties</w:t>
+            </w:r>
+          </w:p>
+        </w:tc>
+      </w:tr>
     </w:tbl>
     <w:p>
       <w:pPr>
@@ -11329,12 +11968,12 @@
           <w:lang w:val="en-US"/>
         </w:rPr>
         <w:object w:dxaOrig="9072" w:dyaOrig="5072" w14:anchorId="6BB99B09">
-          <v:shape id="_x0000_i1064" type="#_x0000_t75" style="width:453.6pt;height:253.8pt" o:ole="" o:bordertopcolor="this" o:borderbottomcolor="this">
+          <v:shape id="_x0000_i1162" type="#_x0000_t75" style="width:453.6pt;height:253.8pt" o:ole="" o:bordertopcolor="this" o:borderbottomcolor="this">
             <v:imagedata r:id="rId18" o:title=""/>
             <w10:bordertop type="single" width="4"/>
             <w10:borderbottom type="single" width="4"/>
           </v:shape>
-          <o:OLEObject Type="Embed" ProgID="Word.Document.12" ShapeID="_x0000_i1064" DrawAspect="Content" ObjectID="_1689938818" r:id="rId19">
+          <o:OLEObject Type="Embed" ProgID="Word.Document.12" ShapeID="_x0000_i1162" DrawAspect="Content" ObjectID="_1690028867" r:id="rId19">
             <o:FieldCodes>\s</o:FieldCodes>
           </o:OLEObject>
         </w:object>
@@ -11347,7 +11986,7 @@
           <w:lang w:val="en-US"/>
         </w:rPr>
       </w:pPr>
-      <w:bookmarkStart w:id="20" w:name="_Toc79326100"/>
+      <w:bookmarkStart w:id="20" w:name="_Toc79415376"/>
       <w:r>
         <w:rPr>
           <w:lang w:val="en-US"/>
@@ -11423,7 +12062,7 @@
         </w:rPr>
         <w:br w:type="page"/>
       </w:r>
-      <w:bookmarkStart w:id="21" w:name="_Toc79326089"/>
+      <w:bookmarkStart w:id="21" w:name="_Toc79415364"/>
       <w:r>
         <w:rPr>
           <w:lang w:val="en-US"/>
@@ -12051,52 +12690,1229 @@
     <w:p>
       <w:pPr>
         <w:rPr>
-          <w:lang w:val="en-US"/>
-        </w:rPr>
-      </w:pPr>
-      <w:r>
-        <w:rPr>
           <w:i/>
           <w:iCs/>
           <w:lang w:val="en-US"/>
         </w:rPr>
-        <w:t xml:space="preserve">For a code example on how to use </w:t>
-      </w:r>
-      <w:proofErr w:type="spellStart"/>
+      </w:pPr>
       <w:r>
         <w:rPr>
           <w:i/>
           <w:iCs/>
           <w:lang w:val="en-US"/>
         </w:rPr>
-        <w:t>PauseDialogue</w:t>
-      </w:r>
-      <w:proofErr w:type="spellEnd"/>
+        <w:t xml:space="preserve">For a code example on how to use </w:t>
+      </w:r>
+      <w:proofErr w:type="spellStart"/>
       <w:r>
         <w:rPr>
           <w:i/>
           <w:iCs/>
           <w:lang w:val="en-US"/>
         </w:rPr>
-        <w:t xml:space="preserve"> and </w:t>
-      </w:r>
-      <w:proofErr w:type="spellStart"/>
+        <w:t>PauseDialogue</w:t>
+      </w:r>
+      <w:proofErr w:type="spellEnd"/>
       <w:r>
         <w:rPr>
           <w:i/>
           <w:iCs/>
           <w:lang w:val="en-US"/>
         </w:rPr>
-        <w:t>ContinueDialogue</w:t>
-      </w:r>
-      <w:proofErr w:type="spellEnd"/>
+        <w:t xml:space="preserve"> and </w:t>
+      </w:r>
+      <w:proofErr w:type="spellStart"/>
       <w:r>
         <w:rPr>
           <w:i/>
           <w:iCs/>
           <w:lang w:val="en-US"/>
         </w:rPr>
+        <w:t>ContinueDialogue</w:t>
+      </w:r>
+      <w:proofErr w:type="spellEnd"/>
+      <w:r>
+        <w:rPr>
+          <w:i/>
+          <w:iCs/>
+          <w:lang w:val="en-US"/>
+        </w:rPr>
         <w:t xml:space="preserve"> to open a shop during a Dialogue, see 6.1</w:t>
+      </w:r>
+    </w:p>
+    <w:p>
+      <w:pPr>
+        <w:rPr>
+          <w:i/>
+          <w:iCs/>
+          <w:lang w:val="en-US"/>
+        </w:rPr>
+      </w:pPr>
+      <w:r>
+        <w:rPr>
+          <w:i/>
+          <w:iCs/>
+          <w:lang w:val="en-US"/>
+        </w:rPr>
+        <w:br w:type="page"/>
+      </w:r>
+    </w:p>
+    <w:p>
+      <w:pPr>
+        <w:pStyle w:val="berschrift1"/>
+        <w:numPr>
+          <w:ilvl w:val="1"/>
+          <w:numId w:val="1"/>
+        </w:numPr>
+        <w:rPr>
+          <w:lang w:val="en-US"/>
+        </w:rPr>
+      </w:pPr>
+      <w:bookmarkStart w:id="22" w:name="_Toc79415365"/>
+      <w:r>
+        <w:rPr>
+          <w:lang w:val="en-US"/>
+        </w:rPr>
+        <w:lastRenderedPageBreak/>
+        <w:t>Global Properties</w:t>
+      </w:r>
+      <w:bookmarkEnd w:id="22"/>
+    </w:p>
+    <w:p>
+      <w:pPr>
+        <w:rPr>
+          <w:lang w:val="en-US"/>
+        </w:rPr>
+      </w:pPr>
+      <w:r>
+        <w:rPr>
+          <w:lang w:val="en-US"/>
+        </w:rPr>
+        <w:t xml:space="preserve">To </w:t>
+      </w:r>
+      <w:r>
+        <w:rPr>
+          <w:lang w:val="en-US"/>
+        </w:rPr>
+        <w:t>work with</w:t>
+      </w:r>
+      <w:r>
+        <w:rPr>
+          <w:lang w:val="en-US"/>
+        </w:rPr>
+        <w:t xml:space="preserve"> Global Properties, the </w:t>
+      </w:r>
+      <w:proofErr w:type="spellStart"/>
+      <w:r>
+        <w:rPr>
+          <w:lang w:val="en-US"/>
+        </w:rPr>
+        <w:t>UDSDialogueManager</w:t>
+      </w:r>
+      <w:proofErr w:type="spellEnd"/>
+      <w:r>
+        <w:rPr>
+          <w:lang w:val="en-US"/>
+        </w:rPr>
+        <w:t xml:space="preserve"> provides</w:t>
+      </w:r>
+      <w:r>
+        <w:rPr>
+          <w:lang w:val="en-US"/>
+        </w:rPr>
+        <w:t xml:space="preserve"> (among others)</w:t>
+      </w:r>
+      <w:r>
+        <w:rPr>
+          <w:lang w:val="en-US"/>
+        </w:rPr>
+        <w:t xml:space="preserve"> the following</w:t>
+      </w:r>
+      <w:r>
+        <w:rPr>
+          <w:lang w:val="en-US"/>
+        </w:rPr>
+        <w:t xml:space="preserve"> </w:t>
+      </w:r>
+      <w:r>
+        <w:rPr>
+          <w:lang w:val="en-US"/>
+        </w:rPr>
+        <w:t>methods:</w:t>
+      </w:r>
+    </w:p>
+    <w:tbl>
+      <w:tblPr>
+        <w:tblStyle w:val="Tabellenraster"/>
+        <w:tblW w:w="0" w:type="auto"/>
+        <w:tblLook w:val="04A0" w:firstRow="1" w:lastRow="0" w:firstColumn="1" w:lastColumn="0" w:noHBand="0" w:noVBand="1"/>
+      </w:tblPr>
+      <w:tblGrid>
+        <w:gridCol w:w="4531"/>
+        <w:gridCol w:w="4531"/>
+      </w:tblGrid>
+      <w:tr>
+        <w:tc>
+          <w:tcPr>
+            <w:tcW w:w="4531" w:type="dxa"/>
+          </w:tcPr>
+          <w:p>
+            <w:pPr>
+              <w:rPr>
+                <w:rFonts w:ascii="Consolas" w:hAnsi="Consolas" w:cs="Consolas"/>
+                <w:color w:val="0000FF"/>
+                <w:sz w:val="19"/>
+                <w:szCs w:val="19"/>
+                <w:lang w:val="en-US"/>
+              </w:rPr>
+            </w:pPr>
+            <w:r>
+              <w:rPr>
+                <w:rFonts w:ascii="Consolas" w:hAnsi="Consolas" w:cs="Consolas"/>
+                <w:color w:val="0000FF"/>
+                <w:sz w:val="19"/>
+                <w:szCs w:val="19"/>
+                <w:lang w:val="en-US"/>
+              </w:rPr>
+              <w:t>public</w:t>
+            </w:r>
+            <w:r>
+              <w:rPr>
+                <w:rFonts w:ascii="Consolas" w:hAnsi="Consolas" w:cs="Consolas"/>
+                <w:color w:val="000000"/>
+                <w:sz w:val="19"/>
+                <w:szCs w:val="19"/>
+                <w:lang w:val="en-US"/>
+              </w:rPr>
+              <w:t xml:space="preserve"> </w:t>
+            </w:r>
+            <w:r>
+              <w:rPr>
+                <w:rFonts w:ascii="Consolas" w:hAnsi="Consolas" w:cs="Consolas"/>
+                <w:color w:val="0000FF"/>
+                <w:sz w:val="19"/>
+                <w:szCs w:val="19"/>
+                <w:lang w:val="en-US"/>
+              </w:rPr>
+              <w:t>bool</w:t>
+            </w:r>
+            <w:r>
+              <w:rPr>
+                <w:rFonts w:ascii="Consolas" w:hAnsi="Consolas" w:cs="Consolas"/>
+                <w:color w:val="000000"/>
+                <w:sz w:val="19"/>
+                <w:szCs w:val="19"/>
+                <w:lang w:val="en-US"/>
+              </w:rPr>
+              <w:t xml:space="preserve"> </w:t>
+            </w:r>
+            <w:proofErr w:type="spellStart"/>
+            <w:r>
+              <w:rPr>
+                <w:rFonts w:ascii="Consolas" w:hAnsi="Consolas" w:cs="Consolas"/>
+                <w:color w:val="000000"/>
+                <w:sz w:val="19"/>
+                <w:szCs w:val="19"/>
+                <w:lang w:val="en-US"/>
+              </w:rPr>
+              <w:t>HasGlobalProperty</w:t>
+            </w:r>
+            <w:proofErr w:type="spellEnd"/>
+            <w:r>
+              <w:rPr>
+                <w:rFonts w:ascii="Consolas" w:hAnsi="Consolas" w:cs="Consolas"/>
+                <w:color w:val="000000"/>
+                <w:sz w:val="19"/>
+                <w:szCs w:val="19"/>
+                <w:lang w:val="en-US"/>
+              </w:rPr>
+              <w:t>&lt;</w:t>
+            </w:r>
+            <w:r>
+              <w:rPr>
+                <w:rFonts w:ascii="Consolas" w:hAnsi="Consolas" w:cs="Consolas"/>
+                <w:color w:val="2B91AF"/>
+                <w:sz w:val="19"/>
+                <w:szCs w:val="19"/>
+                <w:lang w:val="en-US"/>
+              </w:rPr>
+              <w:t>T</w:t>
+            </w:r>
+            <w:r>
+              <w:rPr>
+                <w:rFonts w:ascii="Consolas" w:hAnsi="Consolas" w:cs="Consolas"/>
+                <w:color w:val="000000"/>
+                <w:sz w:val="19"/>
+                <w:szCs w:val="19"/>
+                <w:lang w:val="en-US"/>
+              </w:rPr>
+              <w:t>&gt;(</w:t>
+            </w:r>
+            <w:r>
+              <w:rPr>
+                <w:rFonts w:ascii="Consolas" w:hAnsi="Consolas" w:cs="Consolas"/>
+                <w:color w:val="0000FF"/>
+                <w:sz w:val="19"/>
+                <w:szCs w:val="19"/>
+                <w:lang w:val="en-US"/>
+              </w:rPr>
+              <w:t>string</w:t>
+            </w:r>
+            <w:r>
+              <w:rPr>
+                <w:rFonts w:ascii="Consolas" w:hAnsi="Consolas" w:cs="Consolas"/>
+                <w:color w:val="000000"/>
+                <w:sz w:val="19"/>
+                <w:szCs w:val="19"/>
+                <w:lang w:val="en-US"/>
+              </w:rPr>
+              <w:t xml:space="preserve"> key)</w:t>
+            </w:r>
+          </w:p>
+        </w:tc>
+        <w:tc>
+          <w:tcPr>
+            <w:tcW w:w="4531" w:type="dxa"/>
+          </w:tcPr>
+          <w:p>
+            <w:pPr>
+              <w:rPr>
+                <w:i/>
+                <w:iCs/>
+                <w:sz w:val="24"/>
+                <w:szCs w:val="20"/>
+                <w:lang w:val="en-US"/>
+              </w:rPr>
+            </w:pPr>
+            <w:r>
+              <w:rPr>
+                <w:i/>
+                <w:iCs/>
+                <w:sz w:val="24"/>
+                <w:szCs w:val="20"/>
+                <w:lang w:val="en-US"/>
+              </w:rPr>
+              <w:t xml:space="preserve">Checks whether there is a Global Property of type T with key </w:t>
+            </w:r>
+            <w:proofErr w:type="spellStart"/>
+            <w:r>
+              <w:rPr>
+                <w:i/>
+                <w:iCs/>
+                <w:sz w:val="24"/>
+                <w:szCs w:val="20"/>
+                <w:lang w:val="en-US"/>
+              </w:rPr>
+              <w:t>key</w:t>
+            </w:r>
+            <w:proofErr w:type="spellEnd"/>
+          </w:p>
+        </w:tc>
+      </w:tr>
+      <w:tr>
+        <w:tc>
+          <w:tcPr>
+            <w:tcW w:w="4531" w:type="dxa"/>
+          </w:tcPr>
+          <w:p>
+            <w:pPr>
+              <w:rPr>
+                <w:lang w:val="en-US"/>
+              </w:rPr>
+            </w:pPr>
+            <w:r>
+              <w:rPr>
+                <w:rFonts w:ascii="Consolas" w:hAnsi="Consolas" w:cs="Consolas"/>
+                <w:color w:val="0000FF"/>
+                <w:sz w:val="19"/>
+                <w:szCs w:val="19"/>
+                <w:lang w:val="en-US"/>
+              </w:rPr>
+              <w:t>p</w:t>
+            </w:r>
+            <w:r>
+              <w:rPr>
+                <w:rFonts w:ascii="Consolas" w:hAnsi="Consolas" w:cs="Consolas"/>
+                <w:color w:val="0000FF"/>
+                <w:sz w:val="19"/>
+                <w:szCs w:val="19"/>
+                <w:lang w:val="en-US"/>
+              </w:rPr>
+              <w:t>ublic</w:t>
+            </w:r>
+            <w:r>
+              <w:rPr>
+                <w:rFonts w:ascii="Consolas" w:hAnsi="Consolas" w:cs="Consolas"/>
+                <w:color w:val="0000FF"/>
+                <w:sz w:val="19"/>
+                <w:szCs w:val="19"/>
+                <w:lang w:val="en-US"/>
+              </w:rPr>
+              <w:t xml:space="preserve"> </w:t>
+            </w:r>
+            <w:proofErr w:type="spellStart"/>
+            <w:r>
+              <w:rPr>
+                <w:rFonts w:ascii="Consolas" w:hAnsi="Consolas" w:cs="Consolas"/>
+                <w:color w:val="000000"/>
+                <w:sz w:val="19"/>
+                <w:szCs w:val="19"/>
+                <w:lang w:val="en-US"/>
+              </w:rPr>
+              <w:t>SetGlobalProperty</w:t>
+            </w:r>
+            <w:proofErr w:type="spellEnd"/>
+            <w:r>
+              <w:rPr>
+                <w:rFonts w:ascii="Consolas" w:hAnsi="Consolas" w:cs="Consolas"/>
+                <w:color w:val="000000"/>
+                <w:sz w:val="19"/>
+                <w:szCs w:val="19"/>
+                <w:lang w:val="en-US"/>
+              </w:rPr>
+              <w:t>&lt;</w:t>
+            </w:r>
+            <w:r>
+              <w:rPr>
+                <w:rFonts w:ascii="Consolas" w:hAnsi="Consolas" w:cs="Consolas"/>
+                <w:color w:val="2B91AF"/>
+                <w:sz w:val="19"/>
+                <w:szCs w:val="19"/>
+                <w:lang w:val="en-US"/>
+              </w:rPr>
+              <w:t>T</w:t>
+            </w:r>
+            <w:r>
+              <w:rPr>
+                <w:rFonts w:ascii="Consolas" w:hAnsi="Consolas" w:cs="Consolas"/>
+                <w:color w:val="000000"/>
+                <w:sz w:val="19"/>
+                <w:szCs w:val="19"/>
+                <w:lang w:val="en-US"/>
+              </w:rPr>
+              <w:t>&gt;(</w:t>
+            </w:r>
+            <w:r>
+              <w:rPr>
+                <w:rFonts w:ascii="Consolas" w:hAnsi="Consolas" w:cs="Consolas"/>
+                <w:color w:val="0000FF"/>
+                <w:sz w:val="19"/>
+                <w:szCs w:val="19"/>
+                <w:lang w:val="en-US"/>
+              </w:rPr>
+              <w:t>string</w:t>
+            </w:r>
+            <w:r>
+              <w:rPr>
+                <w:rFonts w:ascii="Consolas" w:hAnsi="Consolas" w:cs="Consolas"/>
+                <w:color w:val="000000"/>
+                <w:sz w:val="19"/>
+                <w:szCs w:val="19"/>
+                <w:lang w:val="en-US"/>
+              </w:rPr>
+              <w:t xml:space="preserve"> key, T value)</w:t>
+            </w:r>
+          </w:p>
+        </w:tc>
+        <w:tc>
+          <w:tcPr>
+            <w:tcW w:w="4531" w:type="dxa"/>
+          </w:tcPr>
+          <w:p>
+            <w:pPr>
+              <w:rPr>
+                <w:i/>
+                <w:iCs/>
+                <w:sz w:val="24"/>
+                <w:szCs w:val="20"/>
+                <w:lang w:val="en-US"/>
+              </w:rPr>
+            </w:pPr>
+            <w:r>
+              <w:rPr>
+                <w:i/>
+                <w:iCs/>
+                <w:sz w:val="24"/>
+                <w:szCs w:val="20"/>
+                <w:lang w:val="en-US"/>
+              </w:rPr>
+              <w:t xml:space="preserve">Sets the Global Property of type T with key </w:t>
+            </w:r>
+            <w:proofErr w:type="spellStart"/>
+            <w:r>
+              <w:rPr>
+                <w:i/>
+                <w:iCs/>
+                <w:sz w:val="24"/>
+                <w:szCs w:val="20"/>
+                <w:lang w:val="en-US"/>
+              </w:rPr>
+              <w:t>key</w:t>
+            </w:r>
+            <w:proofErr w:type="spellEnd"/>
+            <w:r>
+              <w:rPr>
+                <w:i/>
+                <w:iCs/>
+                <w:sz w:val="24"/>
+                <w:szCs w:val="20"/>
+                <w:lang w:val="en-US"/>
+              </w:rPr>
+              <w:t xml:space="preserve"> to value </w:t>
+            </w:r>
+            <w:proofErr w:type="spellStart"/>
+            <w:r>
+              <w:rPr>
+                <w:i/>
+                <w:iCs/>
+                <w:sz w:val="24"/>
+                <w:szCs w:val="20"/>
+                <w:lang w:val="en-US"/>
+              </w:rPr>
+              <w:t>value</w:t>
+            </w:r>
+            <w:proofErr w:type="spellEnd"/>
+            <w:r>
+              <w:rPr>
+                <w:i/>
+                <w:iCs/>
+                <w:sz w:val="24"/>
+                <w:szCs w:val="20"/>
+                <w:lang w:val="en-US"/>
+              </w:rPr>
+              <w:t xml:space="preserve"> </w:t>
+            </w:r>
+          </w:p>
+          <w:p>
+            <w:pPr>
+              <w:rPr>
+                <w:lang w:val="en-US"/>
+              </w:rPr>
+            </w:pPr>
+            <w:r>
+              <w:rPr>
+                <w:i/>
+                <w:iCs/>
+                <w:sz w:val="24"/>
+                <w:szCs w:val="20"/>
+                <w:lang w:val="en-US"/>
+              </w:rPr>
+              <w:t>(creates the Global Property if it doesn't exist)</w:t>
+            </w:r>
+          </w:p>
+        </w:tc>
+      </w:tr>
+      <w:tr>
+        <w:tc>
+          <w:tcPr>
+            <w:tcW w:w="4531" w:type="dxa"/>
+          </w:tcPr>
+          <w:p>
+            <w:pPr>
+              <w:rPr>
+                <w:lang w:val="en-US"/>
+              </w:rPr>
+            </w:pPr>
+            <w:r>
+              <w:rPr>
+                <w:rFonts w:ascii="Consolas" w:hAnsi="Consolas" w:cs="Consolas"/>
+                <w:color w:val="0000FF"/>
+                <w:sz w:val="19"/>
+                <w:szCs w:val="19"/>
+                <w:lang w:val="en-US"/>
+              </w:rPr>
+              <w:t>public</w:t>
+            </w:r>
+            <w:r>
+              <w:rPr>
+                <w:rFonts w:ascii="Consolas" w:hAnsi="Consolas" w:cs="Consolas"/>
+                <w:color w:val="000000"/>
+                <w:sz w:val="19"/>
+                <w:szCs w:val="19"/>
+                <w:lang w:val="en-US"/>
+              </w:rPr>
+              <w:t xml:space="preserve"> T </w:t>
+            </w:r>
+            <w:proofErr w:type="spellStart"/>
+            <w:r>
+              <w:rPr>
+                <w:rFonts w:ascii="Consolas" w:hAnsi="Consolas" w:cs="Consolas"/>
+                <w:color w:val="000000"/>
+                <w:sz w:val="19"/>
+                <w:szCs w:val="19"/>
+                <w:lang w:val="en-US"/>
+              </w:rPr>
+              <w:t>GetGlobalProperty</w:t>
+            </w:r>
+            <w:proofErr w:type="spellEnd"/>
+            <w:r>
+              <w:rPr>
+                <w:rFonts w:ascii="Consolas" w:hAnsi="Consolas" w:cs="Consolas"/>
+                <w:color w:val="000000"/>
+                <w:sz w:val="19"/>
+                <w:szCs w:val="19"/>
+                <w:lang w:val="en-US"/>
+              </w:rPr>
+              <w:t>&lt;</w:t>
+            </w:r>
+            <w:r>
+              <w:rPr>
+                <w:rFonts w:ascii="Consolas" w:hAnsi="Consolas" w:cs="Consolas"/>
+                <w:color w:val="2B91AF"/>
+                <w:sz w:val="19"/>
+                <w:szCs w:val="19"/>
+                <w:lang w:val="en-US"/>
+              </w:rPr>
+              <w:t>T</w:t>
+            </w:r>
+            <w:r>
+              <w:rPr>
+                <w:rFonts w:ascii="Consolas" w:hAnsi="Consolas" w:cs="Consolas"/>
+                <w:color w:val="000000"/>
+                <w:sz w:val="19"/>
+                <w:szCs w:val="19"/>
+                <w:lang w:val="en-US"/>
+              </w:rPr>
+              <w:t>&gt;(</w:t>
+            </w:r>
+            <w:r>
+              <w:rPr>
+                <w:rFonts w:ascii="Consolas" w:hAnsi="Consolas" w:cs="Consolas"/>
+                <w:color w:val="0000FF"/>
+                <w:sz w:val="19"/>
+                <w:szCs w:val="19"/>
+                <w:lang w:val="en-US"/>
+              </w:rPr>
+              <w:t>string</w:t>
+            </w:r>
+            <w:r>
+              <w:rPr>
+                <w:rFonts w:ascii="Consolas" w:hAnsi="Consolas" w:cs="Consolas"/>
+                <w:color w:val="000000"/>
+                <w:sz w:val="19"/>
+                <w:szCs w:val="19"/>
+                <w:lang w:val="en-US"/>
+              </w:rPr>
+              <w:t xml:space="preserve"> key)</w:t>
+            </w:r>
+          </w:p>
+        </w:tc>
+        <w:tc>
+          <w:tcPr>
+            <w:tcW w:w="4531" w:type="dxa"/>
+          </w:tcPr>
+          <w:p>
+            <w:pPr>
+              <w:rPr>
+                <w:i/>
+                <w:iCs/>
+                <w:sz w:val="24"/>
+                <w:szCs w:val="20"/>
+                <w:lang w:val="en-US"/>
+              </w:rPr>
+            </w:pPr>
+            <w:r>
+              <w:rPr>
+                <w:i/>
+                <w:iCs/>
+                <w:sz w:val="24"/>
+                <w:szCs w:val="20"/>
+                <w:lang w:val="en-US"/>
+              </w:rPr>
+              <w:t xml:space="preserve">Gets the value of the Global Property of type T with key </w:t>
+            </w:r>
+            <w:proofErr w:type="spellStart"/>
+            <w:r>
+              <w:rPr>
+                <w:i/>
+                <w:iCs/>
+                <w:sz w:val="24"/>
+                <w:szCs w:val="20"/>
+                <w:lang w:val="en-US"/>
+              </w:rPr>
+              <w:t>key</w:t>
+            </w:r>
+            <w:proofErr w:type="spellEnd"/>
+            <w:r>
+              <w:rPr>
+                <w:i/>
+                <w:iCs/>
+                <w:sz w:val="24"/>
+                <w:szCs w:val="20"/>
+                <w:lang w:val="en-US"/>
+              </w:rPr>
+              <w:t>.</w:t>
+            </w:r>
+          </w:p>
+          <w:p>
+            <w:pPr>
+              <w:rPr>
+                <w:i/>
+                <w:iCs/>
+                <w:sz w:val="24"/>
+                <w:szCs w:val="20"/>
+                <w:lang w:val="en-US"/>
+              </w:rPr>
+            </w:pPr>
+            <w:r>
+              <w:rPr>
+                <w:i/>
+                <w:iCs/>
+                <w:sz w:val="24"/>
+                <w:szCs w:val="20"/>
+                <w:lang w:val="en-US"/>
+              </w:rPr>
+              <w:t xml:space="preserve">Throws an </w:t>
+            </w:r>
+            <w:proofErr w:type="spellStart"/>
+            <w:r>
+              <w:rPr>
+                <w:i/>
+                <w:iCs/>
+                <w:sz w:val="24"/>
+                <w:szCs w:val="20"/>
+                <w:lang w:val="en-US"/>
+              </w:rPr>
+              <w:t>UDSException</w:t>
+            </w:r>
+            <w:proofErr w:type="spellEnd"/>
+            <w:r>
+              <w:rPr>
+                <w:i/>
+                <w:iCs/>
+                <w:sz w:val="24"/>
+                <w:szCs w:val="20"/>
+                <w:lang w:val="en-US"/>
+              </w:rPr>
+              <w:t xml:space="preserve"> if there is no such Global Property, so</w:t>
+            </w:r>
+          </w:p>
+          <w:p>
+            <w:pPr>
+              <w:rPr>
+                <w:i/>
+                <w:iCs/>
+                <w:sz w:val="24"/>
+                <w:szCs w:val="20"/>
+                <w:lang w:val="en-US"/>
+              </w:rPr>
+            </w:pPr>
+            <w:proofErr w:type="spellStart"/>
+            <w:r>
+              <w:rPr>
+                <w:i/>
+                <w:iCs/>
+                <w:sz w:val="24"/>
+                <w:szCs w:val="20"/>
+                <w:lang w:val="en-US"/>
+              </w:rPr>
+              <w:t>HasGlobalProperty</w:t>
+            </w:r>
+            <w:proofErr w:type="spellEnd"/>
+            <w:r>
+              <w:rPr>
+                <w:i/>
+                <w:iCs/>
+                <w:sz w:val="24"/>
+                <w:szCs w:val="20"/>
+                <w:lang w:val="en-US"/>
+              </w:rPr>
+              <w:t xml:space="preserve"> should be checked before </w:t>
+            </w:r>
+            <w:proofErr w:type="spellStart"/>
+            <w:r>
+              <w:rPr>
+                <w:i/>
+                <w:iCs/>
+                <w:sz w:val="24"/>
+                <w:szCs w:val="20"/>
+                <w:lang w:val="en-US"/>
+              </w:rPr>
+              <w:t>GetGlobalProperty</w:t>
+            </w:r>
+            <w:proofErr w:type="spellEnd"/>
+          </w:p>
+        </w:tc>
+      </w:tr>
+      <w:tr>
+        <w:tc>
+          <w:tcPr>
+            <w:tcW w:w="4531" w:type="dxa"/>
+          </w:tcPr>
+          <w:p>
+            <w:pPr>
+              <w:rPr>
+                <w:lang w:val="en-US"/>
+              </w:rPr>
+            </w:pPr>
+            <w:r>
+              <w:rPr>
+                <w:rFonts w:ascii="Consolas" w:hAnsi="Consolas" w:cs="Consolas"/>
+                <w:color w:val="0000FF"/>
+                <w:sz w:val="19"/>
+                <w:szCs w:val="19"/>
+                <w:lang w:val="en-US"/>
+              </w:rPr>
+              <w:t>public</w:t>
+            </w:r>
+            <w:r>
+              <w:rPr>
+                <w:rFonts w:ascii="Consolas" w:hAnsi="Consolas" w:cs="Consolas"/>
+                <w:color w:val="000000"/>
+                <w:sz w:val="19"/>
+                <w:szCs w:val="19"/>
+                <w:lang w:val="en-US"/>
+              </w:rPr>
+              <w:t xml:space="preserve"> </w:t>
+            </w:r>
+            <w:r>
+              <w:rPr>
+                <w:rFonts w:ascii="Consolas" w:hAnsi="Consolas" w:cs="Consolas"/>
+                <w:color w:val="0000FF"/>
+                <w:sz w:val="19"/>
+                <w:szCs w:val="19"/>
+                <w:lang w:val="en-US"/>
+              </w:rPr>
+              <w:t>bool</w:t>
+            </w:r>
+            <w:r>
+              <w:rPr>
+                <w:rFonts w:ascii="Consolas" w:hAnsi="Consolas" w:cs="Consolas"/>
+                <w:color w:val="000000"/>
+                <w:sz w:val="19"/>
+                <w:szCs w:val="19"/>
+                <w:lang w:val="en-US"/>
+              </w:rPr>
+              <w:t xml:space="preserve"> </w:t>
+            </w:r>
+            <w:proofErr w:type="spellStart"/>
+            <w:r>
+              <w:rPr>
+                <w:rFonts w:ascii="Consolas" w:hAnsi="Consolas" w:cs="Consolas"/>
+                <w:color w:val="000000"/>
+                <w:sz w:val="19"/>
+                <w:szCs w:val="19"/>
+                <w:lang w:val="en-US"/>
+              </w:rPr>
+              <w:t>DeleteGlobalProperty</w:t>
+            </w:r>
+            <w:proofErr w:type="spellEnd"/>
+            <w:r>
+              <w:rPr>
+                <w:rFonts w:ascii="Consolas" w:hAnsi="Consolas" w:cs="Consolas"/>
+                <w:color w:val="000000"/>
+                <w:sz w:val="19"/>
+                <w:szCs w:val="19"/>
+                <w:lang w:val="en-US"/>
+              </w:rPr>
+              <w:t>(</w:t>
+            </w:r>
+            <w:r>
+              <w:rPr>
+                <w:rFonts w:ascii="Consolas" w:hAnsi="Consolas" w:cs="Consolas"/>
+                <w:color w:val="0000FF"/>
+                <w:sz w:val="19"/>
+                <w:szCs w:val="19"/>
+                <w:lang w:val="en-US"/>
+              </w:rPr>
+              <w:t>string</w:t>
+            </w:r>
+            <w:r>
+              <w:rPr>
+                <w:rFonts w:ascii="Consolas" w:hAnsi="Consolas" w:cs="Consolas"/>
+                <w:color w:val="000000"/>
+                <w:sz w:val="19"/>
+                <w:szCs w:val="19"/>
+                <w:lang w:val="en-US"/>
+              </w:rPr>
+              <w:t xml:space="preserve"> key)</w:t>
+            </w:r>
+          </w:p>
+        </w:tc>
+        <w:tc>
+          <w:tcPr>
+            <w:tcW w:w="4531" w:type="dxa"/>
+          </w:tcPr>
+          <w:p>
+            <w:pPr>
+              <w:rPr>
+                <w:i/>
+                <w:iCs/>
+                <w:sz w:val="24"/>
+                <w:szCs w:val="20"/>
+                <w:lang w:val="en-US"/>
+              </w:rPr>
+            </w:pPr>
+            <w:r>
+              <w:rPr>
+                <w:i/>
+                <w:iCs/>
+                <w:sz w:val="24"/>
+                <w:szCs w:val="20"/>
+                <w:lang w:val="en-US"/>
+              </w:rPr>
+              <w:t xml:space="preserve">Deletes the Global Property with key </w:t>
+            </w:r>
+            <w:proofErr w:type="spellStart"/>
+            <w:r>
+              <w:rPr>
+                <w:i/>
+                <w:iCs/>
+                <w:sz w:val="24"/>
+                <w:szCs w:val="20"/>
+                <w:lang w:val="en-US"/>
+              </w:rPr>
+              <w:t>key</w:t>
+            </w:r>
+            <w:proofErr w:type="spellEnd"/>
+            <w:r>
+              <w:rPr>
+                <w:i/>
+                <w:iCs/>
+                <w:sz w:val="24"/>
+                <w:szCs w:val="20"/>
+                <w:lang w:val="en-US"/>
+              </w:rPr>
+              <w:t xml:space="preserve"> and</w:t>
+            </w:r>
+          </w:p>
+          <w:p>
+            <w:pPr>
+              <w:rPr>
+                <w:lang w:val="en-US"/>
+              </w:rPr>
+            </w:pPr>
+            <w:r>
+              <w:rPr>
+                <w:i/>
+                <w:iCs/>
+                <w:sz w:val="24"/>
+                <w:szCs w:val="20"/>
+                <w:lang w:val="en-US"/>
+              </w:rPr>
+              <w:t>returns whether it existed</w:t>
+            </w:r>
+          </w:p>
+        </w:tc>
+      </w:tr>
+      <w:tr>
+        <w:tc>
+          <w:tcPr>
+            <w:tcW w:w="4531" w:type="dxa"/>
+          </w:tcPr>
+          <w:p>
+            <w:pPr>
+              <w:rPr>
+                <w:rFonts w:ascii="Consolas" w:hAnsi="Consolas" w:cs="Consolas"/>
+                <w:color w:val="0000FF"/>
+                <w:sz w:val="19"/>
+                <w:szCs w:val="19"/>
+                <w:lang w:val="en-US"/>
+              </w:rPr>
+            </w:pPr>
+            <w:proofErr w:type="spellStart"/>
+            <w:r>
+              <w:rPr>
+                <w:rFonts w:ascii="Consolas" w:hAnsi="Consolas" w:cs="Consolas"/>
+                <w:color w:val="0000FF"/>
+                <w:sz w:val="19"/>
+                <w:szCs w:val="19"/>
+              </w:rPr>
+              <w:t>public</w:t>
+            </w:r>
+            <w:proofErr w:type="spellEnd"/>
+            <w:r>
+              <w:rPr>
+                <w:rFonts w:ascii="Consolas" w:hAnsi="Consolas" w:cs="Consolas"/>
+                <w:color w:val="000000"/>
+                <w:sz w:val="19"/>
+                <w:szCs w:val="19"/>
+              </w:rPr>
+              <w:t xml:space="preserve"> </w:t>
+            </w:r>
+            <w:proofErr w:type="spellStart"/>
+            <w:r>
+              <w:rPr>
+                <w:rFonts w:ascii="Consolas" w:hAnsi="Consolas" w:cs="Consolas"/>
+                <w:color w:val="0000FF"/>
+                <w:sz w:val="19"/>
+                <w:szCs w:val="19"/>
+              </w:rPr>
+              <w:t>void</w:t>
+            </w:r>
+            <w:proofErr w:type="spellEnd"/>
+            <w:r>
+              <w:rPr>
+                <w:rFonts w:ascii="Consolas" w:hAnsi="Consolas" w:cs="Consolas"/>
+                <w:color w:val="000000"/>
+                <w:sz w:val="19"/>
+                <w:szCs w:val="19"/>
+              </w:rPr>
+              <w:t xml:space="preserve"> </w:t>
+            </w:r>
+            <w:proofErr w:type="spellStart"/>
+            <w:r>
+              <w:rPr>
+                <w:rFonts w:ascii="Consolas" w:hAnsi="Consolas" w:cs="Consolas"/>
+                <w:color w:val="000000"/>
+                <w:sz w:val="19"/>
+                <w:szCs w:val="19"/>
+              </w:rPr>
+              <w:t>DeleteAllGlobalProperties</w:t>
+            </w:r>
+            <w:proofErr w:type="spellEnd"/>
+            <w:r>
+              <w:rPr>
+                <w:rFonts w:ascii="Consolas" w:hAnsi="Consolas" w:cs="Consolas"/>
+                <w:color w:val="000000"/>
+                <w:sz w:val="19"/>
+                <w:szCs w:val="19"/>
+              </w:rPr>
+              <w:t>()</w:t>
+            </w:r>
+          </w:p>
+        </w:tc>
+        <w:tc>
+          <w:tcPr>
+            <w:tcW w:w="4531" w:type="dxa"/>
+          </w:tcPr>
+          <w:p>
+            <w:pPr>
+              <w:rPr>
+                <w:i/>
+                <w:iCs/>
+                <w:sz w:val="24"/>
+                <w:szCs w:val="20"/>
+                <w:lang w:val="en-US"/>
+              </w:rPr>
+            </w:pPr>
+            <w:r>
+              <w:rPr>
+                <w:i/>
+                <w:iCs/>
+                <w:sz w:val="24"/>
+                <w:szCs w:val="20"/>
+                <w:lang w:val="en-US"/>
+              </w:rPr>
+              <w:t>Deletes all Global Properties - use with caution,</w:t>
+            </w:r>
+          </w:p>
+          <w:p>
+            <w:pPr>
+              <w:rPr>
+                <w:lang w:val="en-US"/>
+              </w:rPr>
+            </w:pPr>
+            <w:r>
+              <w:rPr>
+                <w:i/>
+                <w:iCs/>
+                <w:sz w:val="24"/>
+                <w:szCs w:val="20"/>
+                <w:lang w:val="en-US"/>
+              </w:rPr>
+              <w:t>especially when Global Properties are being saved</w:t>
+            </w:r>
+          </w:p>
+        </w:tc>
+      </w:tr>
+    </w:tbl>
+    <w:p>
+      <w:pPr>
+        <w:rPr>
+          <w:lang w:val="en-US"/>
+        </w:rPr>
+      </w:pPr>
+    </w:p>
+    <w:p>
+      <w:pPr>
+        <w:rPr>
+          <w:lang w:val="en-US"/>
+        </w:rPr>
+      </w:pPr>
+      <w:r>
+        <w:rPr>
+          <w:lang w:val="en-US"/>
+        </w:rPr>
+        <w:t>Conditional Answers in you Dialogues will appear based on the values of your Global Properties.</w:t>
+      </w:r>
+    </w:p>
+    <w:p>
+      <w:pPr>
+        <w:rPr>
+          <w:lang w:val="en-US"/>
+        </w:rPr>
+      </w:pPr>
+      <w:r>
+        <w:rPr>
+          <w:lang w:val="en-US"/>
+        </w:rPr>
+        <w:t xml:space="preserve">You can have the Global Properties be saved automatically by the UDS by checking “Save Global Properties” in the </w:t>
+      </w:r>
+      <w:proofErr w:type="spellStart"/>
+      <w:r>
+        <w:rPr>
+          <w:rFonts w:ascii="Consolas" w:hAnsi="Consolas"/>
+          <w:lang w:val="en-US"/>
+        </w:rPr>
+        <w:t>UDSDialogueManager</w:t>
+      </w:r>
+      <w:proofErr w:type="spellEnd"/>
+      <w:r>
+        <w:rPr>
+          <w:rFonts w:ascii="Consolas" w:hAnsi="Consolas"/>
+          <w:lang w:val="en-US"/>
+        </w:rPr>
+        <w:t xml:space="preserve"> </w:t>
+      </w:r>
+      <w:r>
+        <w:rPr>
+          <w:lang w:val="en-US"/>
+        </w:rPr>
+        <w:t xml:space="preserve">inspector. The Global Properties will then be saved as a JSON file under </w:t>
+      </w:r>
+      <w:proofErr w:type="spellStart"/>
+      <w:r>
+        <w:rPr>
+          <w:rFonts w:ascii="Consolas" w:hAnsi="Consolas"/>
+          <w:lang w:val="en-US"/>
+        </w:rPr>
+        <w:t>Application.persistantDataPath</w:t>
+      </w:r>
+      <w:proofErr w:type="spellEnd"/>
+      <w:r>
+        <w:rPr>
+          <w:lang w:val="en-US"/>
+        </w:rPr>
+        <w:t xml:space="preserve"> and will be loaded by the </w:t>
+      </w:r>
+      <w:proofErr w:type="spellStart"/>
+      <w:r>
+        <w:rPr>
+          <w:rFonts w:ascii="Consolas" w:hAnsi="Consolas"/>
+          <w:lang w:val="en-US"/>
+        </w:rPr>
+        <w:t>UDSDialogueManager</w:t>
+      </w:r>
+      <w:proofErr w:type="spellEnd"/>
+      <w:r>
+        <w:rPr>
+          <w:lang w:val="en-US"/>
+        </w:rPr>
+        <w:t xml:space="preserve"> on startup.</w:t>
+      </w:r>
+    </w:p>
+    <w:p>
+      <w:pPr>
+        <w:rPr>
+          <w:lang w:val="en-US"/>
+        </w:rPr>
+      </w:pPr>
+    </w:p>
+    <w:p>
+      <w:pPr>
+        <w:rPr>
+          <w:rFonts w:cs="Arial"/>
+          <w:i/>
+          <w:iCs/>
+          <w:sz w:val="24"/>
+          <w:szCs w:val="20"/>
+          <w:lang w:val="en-US"/>
+        </w:rPr>
+      </w:pPr>
+      <w:r>
+        <w:rPr>
+          <w:rFonts w:cs="Arial"/>
+          <w:i/>
+          <w:iCs/>
+          <w:sz w:val="24"/>
+          <w:szCs w:val="20"/>
+          <w:lang w:val="en-US"/>
+        </w:rPr>
+        <w:t xml:space="preserve">Note: Global </w:t>
+      </w:r>
+      <w:r>
+        <w:rPr>
+          <w:rFonts w:cs="Arial"/>
+          <w:i/>
+          <w:iCs/>
+          <w:sz w:val="24"/>
+          <w:szCs w:val="20"/>
+          <w:lang w:val="en-US"/>
+        </w:rPr>
+        <w:t>P</w:t>
+      </w:r>
+      <w:r>
+        <w:rPr>
+          <w:rFonts w:cs="Arial"/>
+          <w:i/>
+          <w:iCs/>
+          <w:sz w:val="24"/>
+          <w:szCs w:val="20"/>
+          <w:lang w:val="en-US"/>
+        </w:rPr>
+        <w:t xml:space="preserve">roperties work similar to how Unity’s </w:t>
+      </w:r>
+      <w:proofErr w:type="spellStart"/>
+      <w:r>
+        <w:rPr>
+          <w:rFonts w:cs="Arial"/>
+          <w:i/>
+          <w:iCs/>
+          <w:sz w:val="24"/>
+          <w:szCs w:val="20"/>
+          <w:lang w:val="en-US"/>
+        </w:rPr>
+        <w:t>PlayerPrefs</w:t>
+      </w:r>
+      <w:proofErr w:type="spellEnd"/>
+      <w:r>
+        <w:rPr>
+          <w:rFonts w:cs="Arial"/>
+          <w:i/>
+          <w:iCs/>
+          <w:sz w:val="24"/>
+          <w:szCs w:val="20"/>
+          <w:lang w:val="en-US"/>
+        </w:rPr>
+        <w:t xml:space="preserve"> work</w:t>
+      </w:r>
+    </w:p>
+    <w:p>
+      <w:pPr>
+        <w:rPr>
+          <w:lang w:val="en-US"/>
+        </w:rPr>
+      </w:pPr>
+      <w:r>
+        <w:rPr>
+          <w:i/>
+          <w:iCs/>
+          <w:sz w:val="24"/>
+          <w:szCs w:val="20"/>
+          <w:lang w:val="en-US"/>
+        </w:rPr>
+        <w:t>Note: You might want to integrate the Global Properties with your own</w:t>
+      </w:r>
+      <w:r>
+        <w:rPr>
+          <w:i/>
+          <w:iCs/>
+          <w:sz w:val="24"/>
+          <w:szCs w:val="20"/>
+          <w:lang w:val="en-US"/>
+        </w:rPr>
+        <w:t xml:space="preserve"> </w:t>
+      </w:r>
+      <w:r>
+        <w:rPr>
+          <w:i/>
+          <w:iCs/>
+          <w:sz w:val="24"/>
+          <w:szCs w:val="20"/>
+          <w:lang w:val="en-US"/>
+        </w:rPr>
+        <w:t>custom Save and Load system to get more control over saving and loading</w:t>
       </w:r>
       <w:r>
         <w:rPr>
@@ -12116,7 +13932,7 @@
           <w:lang w:val="en-US"/>
         </w:rPr>
       </w:pPr>
-      <w:bookmarkStart w:id="22" w:name="_Toc79326090"/>
+      <w:bookmarkStart w:id="23" w:name="_Toc79415366"/>
       <w:r>
         <w:rPr>
           <w:lang w:val="en-US"/>
@@ -12136,7 +13952,7 @@
         </w:rPr>
         <w:t xml:space="preserve"> Editor explained</w:t>
       </w:r>
-      <w:bookmarkEnd w:id="22"/>
+      <w:bookmarkEnd w:id="23"/>
     </w:p>
     <w:p>
       <w:pPr>
@@ -12149,7 +13965,7 @@
           <w:lang w:val="en-US"/>
         </w:rPr>
       </w:pPr>
-      <w:bookmarkStart w:id="23" w:name="_Toc79326091"/>
+      <w:bookmarkStart w:id="24" w:name="_Toc79415367"/>
       <w:r>
         <w:rPr>
           <w:lang w:val="en-US"/>
@@ -12168,7 +13984,7 @@
         </w:rPr>
         <w:t>s</w:t>
       </w:r>
-      <w:bookmarkEnd w:id="23"/>
+      <w:bookmarkEnd w:id="24"/>
     </w:p>
     <w:p>
       <w:pPr>
@@ -12411,7 +14227,19 @@
         <w:rPr>
           <w:lang w:val="en-US"/>
         </w:rPr>
-        <w:t>The Load and Delete buttons refer to Dialogues in the folder. Click your new Dialogue and hit Load to open the selected Dialogue for editing. Hit Delete to delete a selected Dialogue. Note that this cannot be undone.</w:t>
+        <w:t xml:space="preserve">The Load and Delete buttons refer to Dialogues in the folder. Click your new Dialogue and hit Load to open the selected Dialogue for editing. </w:t>
+      </w:r>
+      <w:r>
+        <w:rPr>
+          <w:lang w:val="en-US"/>
+        </w:rPr>
+        <w:t>h</w:t>
+      </w:r>
+      <w:r>
+        <w:rPr>
+          <w:lang w:val="en-US"/>
+        </w:rPr>
+        <w:t>it Delete to delete a selected Dialogue. Note that this cannot be undone.</w:t>
       </w:r>
     </w:p>
     <w:p>
@@ -12783,7 +14611,21 @@
           <w:color w:val="000000" w:themeColor="text1"/>
           <w:lang w:val="en-US"/>
         </w:rPr>
-        <w:t>Note the red arrows above Answers which indicate when an Answer ends the Dialogue. Also note how Dialogue Parts can be connected to others either via Answers (meaning the player has to click/tap an Answer) or directly (meaning the player has to press a button or tap the screen to continue), the latter is only possible if the Dialogue Part has no Answers.</w:t>
+        <w:t xml:space="preserve">Note the red arrows above Answers which indicate when an Answer ends the Dialogue. Also note how Dialogue Parts can be connected to others either via Answers (meaning the player </w:t>
+      </w:r>
+      <w:r>
+        <w:rPr>
+          <w:color w:val="000000" w:themeColor="text1"/>
+          <w:lang w:val="en-US"/>
+        </w:rPr>
+        <w:t>must</w:t>
+      </w:r>
+      <w:r>
+        <w:rPr>
+          <w:color w:val="000000" w:themeColor="text1"/>
+          <w:lang w:val="en-US"/>
+        </w:rPr>
+        <w:t xml:space="preserve"> click/tap an Answer) or directly (meaning the player has to press a button or tap the screen to continue), the latter is only possible if the Dialogue Part has no Answers.</w:t>
       </w:r>
     </w:p>
     <w:p>
@@ -12804,7 +14646,7 @@
           <w:lang w:val="en-US"/>
         </w:rPr>
       </w:pPr>
-      <w:bookmarkStart w:id="24" w:name="_Toc79326092"/>
+      <w:bookmarkStart w:id="25" w:name="_Toc79415368"/>
       <w:r>
         <w:rPr>
           <w:lang w:val="en-US"/>
@@ -12823,7 +14665,7 @@
         </w:rPr>
         <w:t>nswers and Global Properties</w:t>
       </w:r>
-      <w:bookmarkEnd w:id="24"/>
+      <w:bookmarkEnd w:id="25"/>
     </w:p>
     <w:p>
       <w:pPr>
@@ -13270,14 +15112,14 @@
           <w:lang w:val="en-US"/>
         </w:rPr>
       </w:pPr>
-      <w:bookmarkStart w:id="25" w:name="_Toc79326093"/>
+      <w:bookmarkStart w:id="26" w:name="_Toc79415369"/>
       <w:r>
         <w:rPr>
           <w:lang w:val="en-US"/>
         </w:rPr>
         <w:t>Property Presets</w:t>
       </w:r>
-      <w:bookmarkEnd w:id="25"/>
+      <w:bookmarkEnd w:id="26"/>
     </w:p>
     <w:p>
       <w:pPr>
@@ -13662,7 +15504,7 @@
           <w:lang w:val="en-US"/>
         </w:rPr>
       </w:pPr>
-      <w:bookmarkStart w:id="26" w:name="_Toc79326094"/>
+      <w:bookmarkStart w:id="27" w:name="_Toc79415370"/>
       <w:r>
         <w:rPr>
           <w:lang w:val="en-US"/>
@@ -13670,7 +15512,7 @@
         <w:lastRenderedPageBreak/>
         <w:t>Examples</w:t>
       </w:r>
-      <w:bookmarkEnd w:id="26"/>
+      <w:bookmarkEnd w:id="27"/>
     </w:p>
     <w:p>
       <w:pPr>
@@ -13683,7 +15525,7 @@
           <w:lang w:val="en-US"/>
         </w:rPr>
       </w:pPr>
-      <w:bookmarkStart w:id="27" w:name="_Toc79326095"/>
+      <w:bookmarkStart w:id="28" w:name="_Toc79415371"/>
       <w:r>
         <w:rPr>
           <w:lang w:val="en-US"/>
@@ -13696,19 +15538,25 @@
         </w:rPr>
         <w:t>Dialogue</w:t>
       </w:r>
-      <w:bookmarkEnd w:id="27"/>
-    </w:p>
-    <w:p>
-      <w:pPr>
-        <w:rPr>
-          <w:lang w:val="en-US"/>
-        </w:rPr>
-      </w:pPr>
-      <w:r>
-        <w:rPr>
-          <w:lang w:val="en-US"/>
-        </w:rPr>
-        <w:t>The following example shows how to connect the UDS to a shop system. We will first create a Dialogue for a merchant NPC and then write some code to pause the Dialogue and open a shop UI panel whenev</w:t>
+      <w:bookmarkEnd w:id="28"/>
+    </w:p>
+    <w:p>
+      <w:pPr>
+        <w:rPr>
+          <w:lang w:val="en-US"/>
+        </w:rPr>
+      </w:pPr>
+      <w:r>
+        <w:rPr>
+          <w:lang w:val="en-US"/>
+        </w:rPr>
+        <w:t>This</w:t>
+      </w:r>
+      <w:r>
+        <w:rPr>
+          <w:lang w:val="en-US"/>
+        </w:rPr>
+        <w:t xml:space="preserve"> example shows how to connect the UDS to a shop system. We will first create a Dialogue for a merchant NPC and then write some code to pause the Dialogue and open a shop UI panel whenev</w:t>
       </w:r>
       <w:r>
         <w:rPr>
@@ -13747,6 +15595,7 @@
           <w:lang w:val="en-US"/>
         </w:rPr>
       </w:pPr>
+      <w:bookmarkStart w:id="29" w:name="_Hlk79411548"/>
       <w:r>
         <w:rPr>
           <w:noProof/>
@@ -13806,27 +15655,51 @@
         <w:rPr>
           <w:lang w:val="en-US"/>
         </w:rPr>
-        <w:t>Let’s start by creating and opening a new Dialogue:</w:t>
-      </w:r>
-    </w:p>
-    <w:p>
-      <w:pPr>
-        <w:rPr>
-          <w:lang w:val="en-US"/>
-        </w:rPr>
-      </w:pPr>
-    </w:p>
-    <w:p>
-      <w:pPr>
-        <w:rPr>
-          <w:lang w:val="en-US"/>
-        </w:rPr>
-      </w:pPr>
-      <w:r>
-        <w:rPr>
-          <w:lang w:val="en-US"/>
-        </w:rPr>
-        <w:t>Next, we will create a new Dialogue Part. Since this is only a shop NPC, one Part should be enough, but of course you can add more if you like:</w:t>
+        <w:t>Let’s start by creating and opening a new Dialogue</w:t>
+      </w:r>
+      <w:r>
+        <w:rPr>
+          <w:lang w:val="en-US"/>
+        </w:rPr>
+        <w:t xml:space="preserve"> in the Editor</w:t>
+      </w:r>
+      <w:r>
+        <w:rPr>
+          <w:lang w:val="en-US"/>
+        </w:rPr>
+        <w:t>:</w:t>
+      </w:r>
+    </w:p>
+    <w:p>
+      <w:pPr>
+        <w:rPr>
+          <w:lang w:val="en-US"/>
+        </w:rPr>
+      </w:pPr>
+    </w:p>
+    <w:p>
+      <w:pPr>
+        <w:rPr>
+          <w:lang w:val="en-US"/>
+        </w:rPr>
+      </w:pPr>
+      <w:r>
+        <w:rPr>
+          <w:lang w:val="en-US"/>
+        </w:rPr>
+        <w:t xml:space="preserve">Next, we will create a new Dialogue Part. </w:t>
+      </w:r>
+      <w:r>
+        <w:rPr>
+          <w:lang w:val="en-US"/>
+        </w:rPr>
+        <w:t>Of</w:t>
+      </w:r>
+      <w:r>
+        <w:rPr>
+          <w:lang w:val="en-US"/>
+        </w:rPr>
+        <w:t xml:space="preserve"> course you can add more if you like:</w:t>
       </w:r>
     </w:p>
     <w:p>
@@ -14041,7 +15914,14 @@
         <w:rPr>
           <w:lang w:val="en-US"/>
         </w:rPr>
-        <w:t>We give the Answer the bool-Property “Opens shop” and set it to true. It will indicate to our code that this Answer pauses the Dialogue and opens a shop panel.</w:t>
+        <w:t xml:space="preserve">We give the Answer the bool-Property “Opens shop” and set it to true. </w:t>
+      </w:r>
+      <w:bookmarkEnd w:id="29"/>
+      <w:r>
+        <w:rPr>
+          <w:lang w:val="en-US"/>
+        </w:rPr>
+        <w:t>It will indicate to our code that this Answer pauses the Dialogue and opens a shop panel.</w:t>
       </w:r>
       <w:r>
         <w:rPr>
@@ -14249,8 +16129,8 @@
         <w:t>:</w:t>
       </w:r>
     </w:p>
-    <w:bookmarkStart w:id="28" w:name="_MON_1689936535"/>
-    <w:bookmarkEnd w:id="28"/>
+    <w:bookmarkStart w:id="30" w:name="_MON_1689936535"/>
+    <w:bookmarkEnd w:id="30"/>
     <w:p>
       <w:pPr>
         <w:rPr>
@@ -14264,12 +16144,12 @@
           <w:lang w:val="en-US"/>
         </w:rPr>
         <w:object w:dxaOrig="9072" w:dyaOrig="4404" w14:anchorId="69B5F2EC">
-          <v:shape id="_x0000_i1065" type="#_x0000_t75" style="width:453.6pt;height:220.2pt" o:ole="" o:bordertopcolor="this" o:borderbottomcolor="this">
+          <v:shape id="_x0000_i1163" type="#_x0000_t75" style="width:453.6pt;height:220.2pt" o:ole="" o:bordertopcolor="this" o:borderbottomcolor="this">
             <v:imagedata r:id="rId26" o:title=""/>
             <w10:bordertop type="single" width="4"/>
             <w10:borderbottom type="single" width="4"/>
           </v:shape>
-          <o:OLEObject Type="Embed" ProgID="Word.Document.12" ShapeID="_x0000_i1065" DrawAspect="Content" ObjectID="_1689938819" r:id="rId27">
+          <o:OLEObject Type="Embed" ProgID="Word.Document.12" ShapeID="_x0000_i1163" DrawAspect="Content" ObjectID="_1690028868" r:id="rId27">
             <o:FieldCodes>\s</o:FieldCodes>
           </o:OLEObject>
         </w:object>
@@ -14300,11 +16180,39 @@
         <w:rPr>
           <w:lang w:val="en-US"/>
         </w:rPr>
-        <w:t xml:space="preserve"> and create another variable there for the current Dialogue Starters shop. We can then set that variable from </w:t>
+        <w:t xml:space="preserve"> and create another variable there for the current </w:t>
       </w:r>
       <w:proofErr w:type="spellStart"/>
       <w:r>
         <w:rPr>
+          <w:lang w:val="en-US"/>
+        </w:rPr>
+        <w:t>DialogueStarters</w:t>
+      </w:r>
+      <w:proofErr w:type="spellEnd"/>
+      <w:r>
+        <w:rPr>
+          <w:lang w:val="en-US"/>
+        </w:rPr>
+        <w:t xml:space="preserve"> </w:t>
+      </w:r>
+      <w:proofErr w:type="spellStart"/>
+      <w:r>
+        <w:rPr>
+          <w:lang w:val="en-US"/>
+        </w:rPr>
+        <w:t>shop.We</w:t>
+      </w:r>
+      <w:proofErr w:type="spellEnd"/>
+      <w:r>
+        <w:rPr>
+          <w:lang w:val="en-US"/>
+        </w:rPr>
+        <w:t xml:space="preserve"> can then set that variable from </w:t>
+      </w:r>
+      <w:proofErr w:type="spellStart"/>
+      <w:r>
+        <w:rPr>
           <w:rFonts w:ascii="Consolas" w:hAnsi="Consolas"/>
           <w:lang w:val="en-US"/>
         </w:rPr>
@@ -14361,8 +16269,8 @@
         <w:t>:</w:t>
       </w:r>
     </w:p>
-    <w:bookmarkStart w:id="29" w:name="_MON_1689936859"/>
-    <w:bookmarkEnd w:id="29"/>
+    <w:bookmarkStart w:id="31" w:name="_MON_1689936859"/>
+    <w:bookmarkEnd w:id="31"/>
     <w:p>
       <w:pPr>
         <w:rPr>
@@ -14374,36 +16282,34 @@
           <w:lang w:val="en-US"/>
         </w:rPr>
         <w:object w:dxaOrig="9072" w:dyaOrig="1513" w14:anchorId="70FB0B75">
-          <v:shape id="_x0000_i1066" type="#_x0000_t75" style="width:453.6pt;height:75.6pt" o:ole="" o:bordertopcolor="this" o:borderbottomcolor="this">
+          <v:shape id="_x0000_i1164" type="#_x0000_t75" style="width:453.6pt;height:75.6pt" o:ole="" o:bordertopcolor="this" o:borderbottomcolor="this">
             <v:imagedata r:id="rId28" o:title=""/>
             <w10:bordertop type="single" width="4"/>
             <w10:borderbottom type="single" width="4"/>
           </v:shape>
-          <o:OLEObject Type="Embed" ProgID="Word.Document.12" ShapeID="_x0000_i1066" DrawAspect="Content" ObjectID="_1689938820" r:id="rId29">
+          <o:OLEObject Type="Embed" ProgID="Word.Document.12" ShapeID="_x0000_i1164" DrawAspect="Content" ObjectID="_1690028869" r:id="rId29">
             <o:FieldCodes>\s</o:FieldCodes>
           </o:OLEObject>
         </w:object>
       </w:r>
     </w:p>
-    <w:bookmarkStart w:id="30" w:name="_MON_1689937215"/>
-    <w:bookmarkEnd w:id="30"/>
-    <w:p>
-      <w:pPr>
-        <w:rPr>
-          <w:lang w:val="en-US"/>
-        </w:rPr>
+    <w:bookmarkStart w:id="32" w:name="_MON_1689937215"/>
+    <w:bookmarkEnd w:id="32"/>
+    <w:p>
+      <w:pPr>
+        <w:keepNext/>
       </w:pPr>
       <w:r>
         <w:rPr>
           <w:lang w:val="en-US"/>
         </w:rPr>
         <w:object w:dxaOrig="8650" w:dyaOrig="5789" w14:anchorId="62FD966A">
-          <v:shape id="_x0000_i1067" type="#_x0000_t75" style="width:432.6pt;height:289.2pt" o:ole="" o:bordertopcolor="this" o:borderbottomcolor="this">
+          <v:shape id="_x0000_i1165" type="#_x0000_t75" style="width:432.6pt;height:289.2pt" o:ole="" o:bordertopcolor="this" o:borderbottomcolor="this">
             <v:imagedata r:id="rId30" o:title=""/>
             <w10:bordertop type="single" width="4"/>
             <w10:borderbottom type="single" width="4"/>
           </v:shape>
-          <o:OLEObject Type="Embed" ProgID="Word.Document.12" ShapeID="_x0000_i1067" DrawAspect="Content" ObjectID="_1689938821" r:id="rId31">
+          <o:OLEObject Type="Embed" ProgID="Word.Document.12" ShapeID="_x0000_i1165" DrawAspect="Content" ObjectID="_1690028870" r:id="rId31">
             <o:FieldCodes>\s</o:FieldCodes>
           </o:OLEObject>
         </w:object>
@@ -14411,6 +16317,58 @@
     </w:p>
     <w:p>
       <w:pPr>
+        <w:pStyle w:val="Beschriftung"/>
+        <w:rPr>
+          <w:lang w:val="en-US"/>
+        </w:rPr>
+      </w:pPr>
+      <w:bookmarkStart w:id="33" w:name="_Toc79415377"/>
+      <w:r>
+        <w:rPr>
+          <w:lang w:val="en-US"/>
+        </w:rPr>
+        <w:t xml:space="preserve">Code example </w:t>
+      </w:r>
+      <w:r>
+        <w:fldChar w:fldCharType="begin"/>
+      </w:r>
+      <w:r>
+        <w:rPr>
+          <w:lang w:val="en-US"/>
+        </w:rPr>
+        <w:instrText xml:space="preserve"> SEQ Code_example \* ARABIC </w:instrText>
+      </w:r>
+      <w:r>
+        <w:fldChar w:fldCharType="separate"/>
+      </w:r>
+      <w:r>
+        <w:rPr>
+          <w:noProof/>
+          <w:lang w:val="en-US"/>
+        </w:rPr>
+        <w:t>4</w:t>
+      </w:r>
+      <w:r>
+        <w:fldChar w:fldCharType="end"/>
+      </w:r>
+      <w:r>
+        <w:rPr>
+          <w:lang w:val="en-US"/>
+        </w:rPr>
+        <w:t xml:space="preserve">: Setting variables on a custom </w:t>
+      </w:r>
+      <w:proofErr w:type="spellStart"/>
+      <w:r>
+        <w:rPr>
+          <w:lang w:val="en-US"/>
+        </w:rPr>
+        <w:t>DialogueManager</w:t>
+      </w:r>
+      <w:bookmarkEnd w:id="33"/>
+      <w:proofErr w:type="spellEnd"/>
+    </w:p>
+    <w:p>
+      <w:pPr>
         <w:rPr>
           <w:lang w:val="en-US"/>
         </w:rPr>
@@ -14420,7 +16378,7 @@
           <w:lang w:val="en-US"/>
         </w:rPr>
         <w:lastRenderedPageBreak/>
-        <w:t>Now we can finally get to the best part: Opening the shop!</w:t>
+        <w:t>Now we finally get to the best part: Opening the shop!</w:t>
       </w:r>
     </w:p>
     <w:p>
@@ -14482,120 +16440,182 @@
       <w:proofErr w:type="spellStart"/>
       <w:r>
         <w:rPr>
+          <w:rFonts w:ascii="Consolas" w:hAnsi="Consolas" w:cs="Arial"/>
+          <w:lang w:val="en-US"/>
+        </w:rPr>
+        <w:t>PauseDialogue</w:t>
+      </w:r>
+      <w:proofErr w:type="spellEnd"/>
+      <w:r>
+        <w:rPr>
           <w:rFonts w:cs="Arial"/>
           <w:lang w:val="en-US"/>
         </w:rPr>
-        <w:t>PauseDialogue</w:t>
+        <w:t xml:space="preserve"> and open the shop/switch over to the shop UI. </w:t>
+      </w:r>
+      <w:r>
+        <w:rPr>
+          <w:rFonts w:cs="Arial"/>
+          <w:lang w:val="en-US"/>
+        </w:rPr>
+        <w:t xml:space="preserve">For this example, </w:t>
+      </w:r>
+      <w:r>
+        <w:rPr>
+          <w:rFonts w:cs="Arial"/>
+          <w:lang w:val="en-US"/>
+        </w:rPr>
+        <w:t>we</w:t>
+      </w:r>
+      <w:r>
+        <w:rPr>
+          <w:rFonts w:cs="Arial"/>
+          <w:lang w:val="en-US"/>
+        </w:rPr>
+        <w:t xml:space="preserve"> will use </w:t>
+      </w:r>
+      <w:proofErr w:type="spellStart"/>
+      <w:r>
+        <w:rPr>
+          <w:rFonts w:ascii="Consolas" w:hAnsi="Consolas" w:cs="Arial"/>
+          <w:lang w:val="en-US"/>
+        </w:rPr>
+        <w:t>ShopSystem.OpenShop</w:t>
       </w:r>
       <w:proofErr w:type="spellEnd"/>
       <w:r>
         <w:rPr>
+          <w:rFonts w:ascii="Consolas" w:hAnsi="Consolas" w:cs="Arial"/>
+          <w:lang w:val="en-US"/>
+        </w:rPr>
+        <w:t xml:space="preserve">(string </w:t>
+      </w:r>
+      <w:proofErr w:type="spellStart"/>
+      <w:r>
+        <w:rPr>
+          <w:rFonts w:ascii="Consolas" w:hAnsi="Consolas" w:cs="Arial"/>
+          <w:lang w:val="en-US"/>
+        </w:rPr>
+        <w:t>shopID</w:t>
+      </w:r>
+      <w:proofErr w:type="spellEnd"/>
+      <w:r>
+        <w:rPr>
+          <w:rFonts w:ascii="Consolas" w:hAnsi="Consolas" w:cs="Arial"/>
+          <w:lang w:val="en-US"/>
+        </w:rPr>
+        <w:t>)</w:t>
+      </w:r>
+      <w:r>
+        <w:rPr>
+          <w:lang w:val="en-US"/>
+        </w:rPr>
+        <w:t xml:space="preserve"> as a mock method for actually opening a shop. We will also pretend that the shop takes care of calling </w:t>
+      </w:r>
+      <w:proofErr w:type="spellStart"/>
+      <w:r>
+        <w:rPr>
+          <w:rFonts w:ascii="Consolas" w:hAnsi="Consolas"/>
+          <w:lang w:val="en-US"/>
+        </w:rPr>
+        <w:t>UDSDialogueManager.instance.ContinueDialogue</w:t>
+      </w:r>
+      <w:proofErr w:type="spellEnd"/>
+      <w:r>
+        <w:rPr>
+          <w:rFonts w:ascii="Consolas" w:hAnsi="Consolas"/>
+          <w:lang w:val="en-US"/>
+        </w:rPr>
+        <w:t xml:space="preserve"> </w:t>
+      </w:r>
+      <w:r>
+        <w:rPr>
           <w:rFonts w:cs="Arial"/>
           <w:lang w:val="en-US"/>
         </w:rPr>
-        <w:t xml:space="preserve"> and open the shop/switch over to the shop UI. </w:t>
+        <w:t>once it’s being closed</w:t>
       </w:r>
       <w:r>
         <w:rPr>
           <w:rFonts w:cs="Arial"/>
           <w:lang w:val="en-US"/>
         </w:rPr>
-        <w:t xml:space="preserve">For this example, I will use </w:t>
-      </w:r>
-      <w:proofErr w:type="spellStart"/>
-      <w:r>
-        <w:rPr>
-          <w:rFonts w:ascii="Consolas" w:hAnsi="Consolas" w:cs="Arial"/>
-          <w:lang w:val="en-US"/>
-        </w:rPr>
-        <w:t>ShopSystem.OpenShop</w:t>
-      </w:r>
-      <w:proofErr w:type="spellEnd"/>
-      <w:r>
-        <w:rPr>
-          <w:rFonts w:ascii="Consolas" w:hAnsi="Consolas" w:cs="Arial"/>
-          <w:lang w:val="en-US"/>
-        </w:rPr>
-        <w:t xml:space="preserve">(string </w:t>
-      </w:r>
-      <w:proofErr w:type="spellStart"/>
-      <w:r>
-        <w:rPr>
-          <w:rFonts w:ascii="Consolas" w:hAnsi="Consolas" w:cs="Arial"/>
-          <w:lang w:val="en-US"/>
-        </w:rPr>
-        <w:t>shopID</w:t>
-      </w:r>
-      <w:proofErr w:type="spellEnd"/>
-      <w:r>
-        <w:rPr>
-          <w:rFonts w:ascii="Consolas" w:hAnsi="Consolas" w:cs="Arial"/>
-          <w:lang w:val="en-US"/>
-        </w:rPr>
-        <w:t>)</w:t>
-      </w:r>
-      <w:r>
-        <w:rPr>
-          <w:lang w:val="en-US"/>
-        </w:rPr>
-        <w:t xml:space="preserve"> as a mock method for actually opening a shop. We will also pretend that the shop takes care of calling </w:t>
-      </w:r>
-      <w:proofErr w:type="spellStart"/>
-      <w:r>
-        <w:rPr>
-          <w:rFonts w:ascii="Consolas" w:hAnsi="Consolas"/>
-          <w:lang w:val="en-US"/>
-        </w:rPr>
-        <w:t>UDSDialogueManager.instance.ContinueDialogue</w:t>
-      </w:r>
-      <w:proofErr w:type="spellEnd"/>
-      <w:r>
-        <w:rPr>
-          <w:rFonts w:ascii="Consolas" w:hAnsi="Consolas"/>
-          <w:lang w:val="en-US"/>
-        </w:rPr>
-        <w:t xml:space="preserve"> </w:t>
-      </w:r>
+        <w:t xml:space="preserve"> (important).</w:t>
+      </w:r>
+    </w:p>
+    <w:bookmarkStart w:id="34" w:name="_MON_1689938599"/>
+    <w:bookmarkEnd w:id="34"/>
+    <w:p>
+      <w:pPr>
+        <w:keepNext/>
+      </w:pPr>
       <w:r>
         <w:rPr>
           <w:rFonts w:cs="Arial"/>
           <w:lang w:val="en-US"/>
         </w:rPr>
-        <w:t>once it’s being closed</w:t>
-      </w:r>
-      <w:r>
-        <w:rPr>
-          <w:rFonts w:cs="Arial"/>
-          <w:lang w:val="en-US"/>
-        </w:rPr>
-        <w:t xml:space="preserve"> (that is important).</w:t>
-      </w:r>
-    </w:p>
-    <w:bookmarkStart w:id="31" w:name="_MON_1689938599"/>
-    <w:bookmarkEnd w:id="31"/>
-    <w:p>
-      <w:pPr>
-        <w:rPr>
-          <w:rFonts w:cs="Arial"/>
-          <w:lang w:val="en-US"/>
-        </w:rPr>
-      </w:pPr>
-      <w:r>
-        <w:rPr>
-          <w:rFonts w:cs="Arial"/>
-          <w:lang w:val="en-US"/>
-        </w:rPr>
         <w:object w:dxaOrig="9072" w:dyaOrig="3514" w14:anchorId="51E5FD29">
-          <v:shape id="_x0000_i1068" type="#_x0000_t75" style="width:453.6pt;height:175.8pt" o:ole="" o:bordertopcolor="this" o:borderbottomcolor="this">
+          <v:shape id="_x0000_i1166" type="#_x0000_t75" style="width:453.6pt;height:175.8pt" o:ole="" o:bordertopcolor="this" o:borderbottomcolor="this">
             <v:imagedata r:id="rId32" o:title=""/>
             <w10:bordertop type="single" width="4"/>
             <w10:borderbottom type="single" width="4"/>
           </v:shape>
-          <o:OLEObject Type="Embed" ProgID="Word.Document.12" ShapeID="_x0000_i1068" DrawAspect="Content" ObjectID="_1689938822" r:id="rId33">
+          <o:OLEObject Type="Embed" ProgID="Word.Document.12" ShapeID="_x0000_i1166" DrawAspect="Content" ObjectID="_1690028871" r:id="rId33">
             <o:FieldCodes>\s</o:FieldCodes>
           </o:OLEObject>
         </w:object>
       </w:r>
+    </w:p>
+    <w:p>
+      <w:pPr>
+        <w:pStyle w:val="Beschriftung"/>
+        <w:rPr>
+          <w:rFonts w:cs="Arial"/>
+          <w:lang w:val="en-US"/>
+        </w:rPr>
+      </w:pPr>
+      <w:bookmarkStart w:id="35" w:name="_Toc79415378"/>
+      <w:r>
+        <w:rPr>
+          <w:lang w:val="en-US"/>
+        </w:rPr>
+        <w:t xml:space="preserve">Code example </w:t>
+      </w:r>
+      <w:r>
+        <w:fldChar w:fldCharType="begin"/>
+      </w:r>
+      <w:r>
+        <w:rPr>
+          <w:lang w:val="en-US"/>
+        </w:rPr>
+        <w:instrText xml:space="preserve"> SEQ Code_example \* ARABIC </w:instrText>
+      </w:r>
+      <w:r>
+        <w:fldChar w:fldCharType="separate"/>
+      </w:r>
+      <w:r>
+        <w:rPr>
+          <w:noProof/>
+          <w:lang w:val="en-US"/>
+        </w:rPr>
+        <w:t>5</w:t>
+      </w:r>
+      <w:r>
+        <w:fldChar w:fldCharType="end"/>
+      </w:r>
+      <w:r>
+        <w:rPr>
+          <w:lang w:val="en-US"/>
+        </w:rPr>
+        <w:t>: Pausing a Dialogue + Working with Properties</w:t>
+      </w:r>
+      <w:r>
+        <w:rPr>
+          <w:lang w:val="en-US"/>
+        </w:rPr>
+        <w:t xml:space="preserve"> and event methods</w:t>
+      </w:r>
+      <w:bookmarkEnd w:id="35"/>
     </w:p>
     <w:p>
       <w:pPr>
@@ -14647,7 +16667,7 @@
           <w:lang w:val="en-US"/>
         </w:rPr>
       </w:pPr>
-      <w:bookmarkStart w:id="32" w:name="_Toc79326096"/>
+      <w:bookmarkStart w:id="36" w:name="_Toc79415372"/>
       <w:r>
         <w:rPr>
           <w:lang w:val="en-US"/>
@@ -14661,7 +16681,1105 @@
         </w:rPr>
         <w:t>what an Answer does</w:t>
       </w:r>
-      <w:bookmarkEnd w:id="32"/>
+      <w:bookmarkEnd w:id="36"/>
+    </w:p>
+    <w:p>
+      <w:pPr>
+        <w:rPr>
+          <w:rFonts w:cs="Arial"/>
+          <w:lang w:val="en-US"/>
+        </w:rPr>
+      </w:pPr>
+      <w:r>
+        <w:rPr>
+          <w:lang w:val="en-US"/>
+        </w:rPr>
+        <w:t xml:space="preserve">In this example, we will use </w:t>
+      </w:r>
+      <w:proofErr w:type="spellStart"/>
+      <w:r>
+        <w:rPr>
+          <w:rFonts w:ascii="Consolas" w:hAnsi="Consolas"/>
+          <w:lang w:val="en-US"/>
+        </w:rPr>
+        <w:t>ShowAnswer</w:t>
+      </w:r>
+      <w:proofErr w:type="spellEnd"/>
+      <w:r>
+        <w:rPr>
+          <w:rFonts w:cs="Arial"/>
+          <w:lang w:val="en-US"/>
+        </w:rPr>
+        <w:t>, Properties</w:t>
+      </w:r>
+      <w:r>
+        <w:rPr>
+          <w:rFonts w:ascii="Consolas" w:hAnsi="Consolas"/>
+          <w:lang w:val="en-US"/>
+        </w:rPr>
+        <w:t xml:space="preserve"> </w:t>
+      </w:r>
+      <w:r>
+        <w:rPr>
+          <w:rFonts w:cs="Arial"/>
+          <w:lang w:val="en-US"/>
+        </w:rPr>
+        <w:t xml:space="preserve">and </w:t>
+      </w:r>
+      <w:proofErr w:type="spellStart"/>
+      <w:r>
+        <w:rPr>
+          <w:rFonts w:ascii="Consolas" w:hAnsi="Consolas" w:cs="Arial"/>
+          <w:lang w:val="en-US"/>
+        </w:rPr>
+        <w:t>IsEndBranch</w:t>
+      </w:r>
+      <w:proofErr w:type="spellEnd"/>
+      <w:r>
+        <w:rPr>
+          <w:rFonts w:ascii="Consolas" w:hAnsi="Consolas" w:cs="Arial"/>
+          <w:lang w:val="en-US"/>
+        </w:rPr>
+        <w:t xml:space="preserve"> </w:t>
+      </w:r>
+      <w:r>
+        <w:rPr>
+          <w:rFonts w:cs="Arial"/>
+          <w:lang w:val="en-US"/>
+        </w:rPr>
+        <w:t xml:space="preserve">to indicate to the player whether and Answer </w:t>
+      </w:r>
+    </w:p>
+    <w:p>
+      <w:pPr>
+        <w:pStyle w:val="Listenabsatz"/>
+        <w:numPr>
+          <w:ilvl w:val="0"/>
+          <w:numId w:val="16"/>
+        </w:numPr>
+        <w:rPr>
+          <w:lang w:val="en-US"/>
+        </w:rPr>
+      </w:pPr>
+      <w:r>
+        <w:rPr>
+          <w:lang w:val="en-US"/>
+        </w:rPr>
+        <w:t>Ends the Dialogue</w:t>
+      </w:r>
+    </w:p>
+    <w:p>
+      <w:pPr>
+        <w:pStyle w:val="Listenabsatz"/>
+        <w:numPr>
+          <w:ilvl w:val="0"/>
+          <w:numId w:val="16"/>
+        </w:numPr>
+        <w:rPr>
+          <w:lang w:val="en-US"/>
+        </w:rPr>
+      </w:pPr>
+      <w:r>
+        <w:rPr>
+          <w:lang w:val="en-US"/>
+        </w:rPr>
+        <w:t>Opens a shop (we will assume there is a bool-Property “Opens shop”)</w:t>
+      </w:r>
+    </w:p>
+    <w:p>
+      <w:pPr>
+        <w:rPr>
+          <w:lang w:val="en-US"/>
+        </w:rPr>
+      </w:pPr>
+      <w:r>
+        <w:rPr>
+          <w:noProof/>
+          <w:lang w:val="en-US"/>
+        </w:rPr>
+        <w:drawing>
+          <wp:anchor distT="0" distB="0" distL="114300" distR="114300" simplePos="0" relativeHeight="251669504" behindDoc="1" locked="0" layoutInCell="1" allowOverlap="1" wp14:anchorId="4805F9FE" wp14:editId="285471B2">
+            <wp:simplePos x="0" y="0"/>
+            <wp:positionH relativeFrom="column">
+              <wp:posOffset>1599565</wp:posOffset>
+            </wp:positionH>
+            <wp:positionV relativeFrom="paragraph">
+              <wp:posOffset>282575</wp:posOffset>
+            </wp:positionV>
+            <wp:extent cx="2246630" cy="2575560"/>
+            <wp:effectExtent l="0" t="0" r="1270" b="0"/>
+            <wp:wrapTopAndBottom/>
+            <wp:docPr id="19" name="Grafik 19"/>
+            <wp:cNvGraphicFramePr>
+              <a:graphicFrameLocks xmlns:a="http://schemas.openxmlformats.org/drawingml/2006/main" noChangeAspect="1"/>
+            </wp:cNvGraphicFramePr>
+            <a:graphic xmlns:a="http://schemas.openxmlformats.org/drawingml/2006/main">
+              <a:graphicData uri="http://schemas.openxmlformats.org/drawingml/2006/picture">
+                <pic:pic xmlns:pic="http://schemas.openxmlformats.org/drawingml/2006/picture">
+                  <pic:nvPicPr>
+                    <pic:cNvPr id="1" name=""/>
+                    <pic:cNvPicPr/>
+                  </pic:nvPicPr>
+                  <pic:blipFill>
+                    <a:blip r:embed="rId22">
+                      <a:extLst>
+                        <a:ext uri="{28A0092B-C50C-407E-A947-70E740481C1C}">
+                          <a14:useLocalDpi xmlns:a14="http://schemas.microsoft.com/office/drawing/2010/main" val="0"/>
+                        </a:ext>
+                      </a:extLst>
+                    </a:blip>
+                    <a:stretch>
+                      <a:fillRect/>
+                    </a:stretch>
+                  </pic:blipFill>
+                  <pic:spPr>
+                    <a:xfrm>
+                      <a:off x="0" y="0"/>
+                      <a:ext cx="2246630" cy="2575560"/>
+                    </a:xfrm>
+                    <a:prstGeom prst="rect">
+                      <a:avLst/>
+                    </a:prstGeom>
+                  </pic:spPr>
+                </pic:pic>
+              </a:graphicData>
+            </a:graphic>
+          </wp:anchor>
+        </w:drawing>
+      </w:r>
+      <w:r>
+        <w:rPr>
+          <w:lang w:val="en-US"/>
+        </w:rPr>
+        <w:t>Let’s start by creating and opening a new Dialogue in the Editor:</w:t>
+      </w:r>
+    </w:p>
+    <w:p>
+      <w:pPr>
+        <w:rPr>
+          <w:lang w:val="en-US"/>
+        </w:rPr>
+      </w:pPr>
+    </w:p>
+    <w:p>
+      <w:pPr>
+        <w:rPr>
+          <w:lang w:val="en-US"/>
+        </w:rPr>
+      </w:pPr>
+      <w:r>
+        <w:rPr>
+          <w:lang w:val="en-US"/>
+        </w:rPr>
+        <w:t xml:space="preserve">Next, we will create a new Dialogue Part. </w:t>
+      </w:r>
+      <w:r>
+        <w:rPr>
+          <w:lang w:val="en-US"/>
+        </w:rPr>
+        <w:t>Of course,</w:t>
+      </w:r>
+      <w:r>
+        <w:rPr>
+          <w:lang w:val="en-US"/>
+        </w:rPr>
+        <w:t xml:space="preserve"> you can add more if you like:</w:t>
+      </w:r>
+    </w:p>
+    <w:p>
+      <w:pPr>
+        <w:rPr>
+          <w:lang w:val="en-US"/>
+        </w:rPr>
+      </w:pPr>
+      <w:r>
+        <w:rPr>
+          <w:noProof/>
+          <w:lang w:val="en-US"/>
+        </w:rPr>
+        <w:drawing>
+          <wp:anchor distT="0" distB="0" distL="114300" distR="114300" simplePos="0" relativeHeight="251670528" behindDoc="0" locked="0" layoutInCell="1" allowOverlap="1" wp14:anchorId="4A9A8D22" wp14:editId="26253888">
+            <wp:simplePos x="0" y="0"/>
+            <wp:positionH relativeFrom="column">
+              <wp:posOffset>-635</wp:posOffset>
+            </wp:positionH>
+            <wp:positionV relativeFrom="paragraph">
+              <wp:posOffset>3175</wp:posOffset>
+            </wp:positionV>
+            <wp:extent cx="5977771" cy="2765179"/>
+            <wp:effectExtent l="0" t="0" r="4445" b="0"/>
+            <wp:wrapTopAndBottom/>
+            <wp:docPr id="20" name="Grafik 20"/>
+            <wp:cNvGraphicFramePr>
+              <a:graphicFrameLocks xmlns:a="http://schemas.openxmlformats.org/drawingml/2006/main" noChangeAspect="1"/>
+            </wp:cNvGraphicFramePr>
+            <a:graphic xmlns:a="http://schemas.openxmlformats.org/drawingml/2006/main">
+              <a:graphicData uri="http://schemas.openxmlformats.org/drawingml/2006/picture">
+                <pic:pic xmlns:pic="http://schemas.openxmlformats.org/drawingml/2006/picture">
+                  <pic:nvPicPr>
+                    <pic:cNvPr id="0" name="Picture 3"/>
+                    <pic:cNvPicPr>
+                      <a:picLocks noChangeAspect="1" noChangeArrowheads="1"/>
+                    </pic:cNvPicPr>
+                  </pic:nvPicPr>
+                  <pic:blipFill>
+                    <a:blip r:embed="rId23" cstate="print">
+                      <a:extLst>
+                        <a:ext uri="{28A0092B-C50C-407E-A947-70E740481C1C}">
+                          <a14:useLocalDpi xmlns:a14="http://schemas.microsoft.com/office/drawing/2010/main" val="0"/>
+                        </a:ext>
+                      </a:extLst>
+                    </a:blip>
+                    <a:srcRect/>
+                    <a:stretch>
+                      <a:fillRect/>
+                    </a:stretch>
+                  </pic:blipFill>
+                  <pic:spPr bwMode="auto">
+                    <a:xfrm>
+                      <a:off x="0" y="0"/>
+                      <a:ext cx="5977771" cy="2765179"/>
+                    </a:xfrm>
+                    <a:prstGeom prst="rect">
+                      <a:avLst/>
+                    </a:prstGeom>
+                    <a:noFill/>
+                  </pic:spPr>
+                </pic:pic>
+              </a:graphicData>
+            </a:graphic>
+            <wp14:sizeRelH relativeFrom="page">
+              <wp14:pctWidth>0</wp14:pctWidth>
+            </wp14:sizeRelH>
+            <wp14:sizeRelV relativeFrom="page">
+              <wp14:pctHeight>0</wp14:pctHeight>
+            </wp14:sizeRelV>
+          </wp:anchor>
+        </w:drawing>
+      </w:r>
+      <w:r>
+        <w:rPr>
+          <w:lang w:val="en-US"/>
+        </w:rPr>
+        <w:br w:type="page"/>
+      </w:r>
+      <w:r>
+        <w:rPr>
+          <w:lang w:val="en-US"/>
+        </w:rPr>
+        <w:lastRenderedPageBreak/>
+        <w:t xml:space="preserve">Now </w:t>
+      </w:r>
+      <w:r>
+        <w:rPr>
+          <w:lang w:val="en-US"/>
+        </w:rPr>
+        <w:t>we</w:t>
+      </w:r>
+      <w:r>
+        <w:rPr>
+          <w:lang w:val="en-US"/>
+        </w:rPr>
+        <w:t xml:space="preserve"> will add two Answers to the Dialogue Part: One to open the shop and one to leave the Dialogue.</w:t>
+      </w:r>
+    </w:p>
+    <w:p>
+      <w:pPr>
+        <w:rPr>
+          <w:lang w:val="en-US"/>
+        </w:rPr>
+      </w:pPr>
+      <w:r>
+        <w:rPr>
+          <w:noProof/>
+          <w:lang w:val="en-US"/>
+        </w:rPr>
+        <w:drawing>
+          <wp:inline distT="0" distB="0" distL="0" distR="0" wp14:anchorId="7CF67173" wp14:editId="27D8A8E2">
+            <wp:extent cx="6091369" cy="3264126"/>
+            <wp:effectExtent l="0" t="0" r="5080" b="0"/>
+            <wp:docPr id="21" name="Grafik 21"/>
+            <wp:cNvGraphicFramePr>
+              <a:graphicFrameLocks xmlns:a="http://schemas.openxmlformats.org/drawingml/2006/main" noChangeAspect="1"/>
+            </wp:cNvGraphicFramePr>
+            <a:graphic xmlns:a="http://schemas.openxmlformats.org/drawingml/2006/main">
+              <a:graphicData uri="http://schemas.openxmlformats.org/drawingml/2006/picture">
+                <pic:pic xmlns:pic="http://schemas.openxmlformats.org/drawingml/2006/picture">
+                  <pic:nvPicPr>
+                    <pic:cNvPr id="0" name="Picture 4"/>
+                    <pic:cNvPicPr>
+                      <a:picLocks noChangeAspect="1" noChangeArrowheads="1"/>
+                    </pic:cNvPicPr>
+                  </pic:nvPicPr>
+                  <pic:blipFill>
+                    <a:blip r:embed="rId24">
+                      <a:extLst>
+                        <a:ext uri="{28A0092B-C50C-407E-A947-70E740481C1C}">
+                          <a14:useLocalDpi xmlns:a14="http://schemas.microsoft.com/office/drawing/2010/main" val="0"/>
+                        </a:ext>
+                      </a:extLst>
+                    </a:blip>
+                    <a:srcRect/>
+                    <a:stretch>
+                      <a:fillRect/>
+                    </a:stretch>
+                  </pic:blipFill>
+                  <pic:spPr bwMode="auto">
+                    <a:xfrm>
+                      <a:off x="0" y="0"/>
+                      <a:ext cx="6104768" cy="3271306"/>
+                    </a:xfrm>
+                    <a:prstGeom prst="rect">
+                      <a:avLst/>
+                    </a:prstGeom>
+                    <a:noFill/>
+                  </pic:spPr>
+                </pic:pic>
+              </a:graphicData>
+            </a:graphic>
+          </wp:inline>
+        </w:drawing>
+      </w:r>
+    </w:p>
+    <w:p>
+      <w:pPr>
+        <w:rPr>
+          <w:lang w:val="en-US"/>
+        </w:rPr>
+      </w:pPr>
+      <w:r>
+        <w:rPr>
+          <w:lang w:val="en-US"/>
+        </w:rPr>
+        <w:t>We give the Answer the bool-Property “Opens shop” and set it to true.</w:t>
+      </w:r>
+    </w:p>
+    <w:p>
+      <w:pPr>
+        <w:rPr>
+          <w:lang w:val="en-US"/>
+        </w:rPr>
+      </w:pPr>
+      <w:r>
+        <w:rPr>
+          <w:lang w:val="en-US"/>
+        </w:rPr>
+        <w:drawing>
+          <wp:anchor distT="0" distB="0" distL="114300" distR="114300" simplePos="0" relativeHeight="251671552" behindDoc="0" locked="0" layoutInCell="1" allowOverlap="1" wp14:anchorId="6ADE5989" wp14:editId="2A31502B">
+            <wp:simplePos x="0" y="0"/>
+            <wp:positionH relativeFrom="column">
+              <wp:posOffset>1980565</wp:posOffset>
+            </wp:positionH>
+            <wp:positionV relativeFrom="paragraph">
+              <wp:posOffset>473710</wp:posOffset>
+            </wp:positionV>
+            <wp:extent cx="1790700" cy="1742440"/>
+            <wp:effectExtent l="0" t="0" r="0" b="0"/>
+            <wp:wrapTopAndBottom/>
+            <wp:docPr id="23" name="Grafik 23"/>
+            <wp:cNvGraphicFramePr>
+              <a:graphicFrameLocks xmlns:a="http://schemas.openxmlformats.org/drawingml/2006/main" noChangeAspect="1"/>
+            </wp:cNvGraphicFramePr>
+            <a:graphic xmlns:a="http://schemas.openxmlformats.org/drawingml/2006/main">
+              <a:graphicData uri="http://schemas.openxmlformats.org/drawingml/2006/picture">
+                <pic:pic xmlns:pic="http://schemas.openxmlformats.org/drawingml/2006/picture">
+                  <pic:nvPicPr>
+                    <pic:cNvPr id="23" name="Grafik 23"/>
+                    <pic:cNvPicPr/>
+                  </pic:nvPicPr>
+                  <pic:blipFill>
+                    <a:blip r:embed="rId34">
+                      <a:extLst>
+                        <a:ext uri="{28A0092B-C50C-407E-A947-70E740481C1C}">
+                          <a14:useLocalDpi xmlns:a14="http://schemas.microsoft.com/office/drawing/2010/main" val="0"/>
+                        </a:ext>
+                      </a:extLst>
+                    </a:blip>
+                    <a:stretch>
+                      <a:fillRect/>
+                    </a:stretch>
+                  </pic:blipFill>
+                  <pic:spPr>
+                    <a:xfrm>
+                      <a:off x="0" y="0"/>
+                      <a:ext cx="1790700" cy="1742440"/>
+                    </a:xfrm>
+                    <a:prstGeom prst="rect">
+                      <a:avLst/>
+                    </a:prstGeom>
+                  </pic:spPr>
+                </pic:pic>
+              </a:graphicData>
+            </a:graphic>
+            <wp14:sizeRelV relativeFrom="margin">
+              <wp14:pctHeight>0</wp14:pctHeight>
+            </wp14:sizeRelV>
+          </wp:anchor>
+        </w:drawing>
+      </w:r>
+      <w:r>
+        <w:rPr>
+          <w:lang w:val="en-US"/>
+        </w:rPr>
+        <w:t>We will also add another Dialogue Part after the “No” Answer where the NPC says goodbye to the Player</w:t>
+      </w:r>
+      <w:r>
+        <w:rPr>
+          <w:lang w:val="en-US"/>
+        </w:rPr>
+        <w:t>:</w:t>
+      </w:r>
+    </w:p>
+    <w:p>
+      <w:pPr>
+        <w:rPr>
+          <w:lang w:val="en-US"/>
+        </w:rPr>
+      </w:pPr>
+    </w:p>
+    <w:p>
+      <w:pPr>
+        <w:rPr>
+          <w:lang w:val="en-US"/>
+        </w:rPr>
+      </w:pPr>
+      <w:r>
+        <w:rPr>
+          <w:lang w:val="en-US"/>
+        </w:rPr>
+        <w:drawing>
+          <wp:anchor distT="0" distB="0" distL="114300" distR="114300" simplePos="0" relativeHeight="251672576" behindDoc="0" locked="0" layoutInCell="1" allowOverlap="1" wp14:anchorId="0082CE43" wp14:editId="363C6607">
+            <wp:simplePos x="0" y="0"/>
+            <wp:positionH relativeFrom="column">
+              <wp:posOffset>837565</wp:posOffset>
+            </wp:positionH>
+            <wp:positionV relativeFrom="paragraph">
+              <wp:posOffset>931545</wp:posOffset>
+            </wp:positionV>
+            <wp:extent cx="3939540" cy="1351915"/>
+            <wp:effectExtent l="0" t="0" r="3810" b="635"/>
+            <wp:wrapTopAndBottom/>
+            <wp:docPr id="24" name="Grafik 24"/>
+            <wp:cNvGraphicFramePr>
+              <a:graphicFrameLocks xmlns:a="http://schemas.openxmlformats.org/drawingml/2006/main" noChangeAspect="1"/>
+            </wp:cNvGraphicFramePr>
+            <a:graphic xmlns:a="http://schemas.openxmlformats.org/drawingml/2006/main">
+              <a:graphicData uri="http://schemas.openxmlformats.org/drawingml/2006/picture">
+                <pic:pic xmlns:pic="http://schemas.openxmlformats.org/drawingml/2006/picture">
+                  <pic:nvPicPr>
+                    <pic:cNvPr id="1" name=""/>
+                    <pic:cNvPicPr/>
+                  </pic:nvPicPr>
+                  <pic:blipFill>
+                    <a:blip r:embed="rId35">
+                      <a:extLst>
+                        <a:ext uri="{28A0092B-C50C-407E-A947-70E740481C1C}">
+                          <a14:useLocalDpi xmlns:a14="http://schemas.microsoft.com/office/drawing/2010/main" val="0"/>
+                        </a:ext>
+                      </a:extLst>
+                    </a:blip>
+                    <a:stretch>
+                      <a:fillRect/>
+                    </a:stretch>
+                  </pic:blipFill>
+                  <pic:spPr>
+                    <a:xfrm>
+                      <a:off x="0" y="0"/>
+                      <a:ext cx="3939540" cy="1351915"/>
+                    </a:xfrm>
+                    <a:prstGeom prst="rect">
+                      <a:avLst/>
+                    </a:prstGeom>
+                  </pic:spPr>
+                </pic:pic>
+              </a:graphicData>
+            </a:graphic>
+            <wp14:sizeRelH relativeFrom="page">
+              <wp14:pctWidth>0</wp14:pctWidth>
+            </wp14:sizeRelH>
+            <wp14:sizeRelV relativeFrom="page">
+              <wp14:pctHeight>0</wp14:pctHeight>
+            </wp14:sizeRelV>
+          </wp:anchor>
+        </w:drawing>
+      </w:r>
+      <w:r>
+        <w:rPr>
+          <w:lang w:val="en-US"/>
+        </w:rPr>
+        <w:t xml:space="preserve">To indicate to the user what an Answer does, we will use icons above the Answer Box. This is only for the purpose of this example and may of course vary in your game. A possible setup in the </w:t>
+      </w:r>
+      <w:proofErr w:type="spellStart"/>
+      <w:r>
+        <w:rPr>
+          <w:lang w:val="en-US"/>
+        </w:rPr>
+        <w:t>ExampleScene</w:t>
+      </w:r>
+      <w:proofErr w:type="spellEnd"/>
+      <w:r>
+        <w:rPr>
+          <w:lang w:val="en-US"/>
+        </w:rPr>
+        <w:t xml:space="preserve"> may look like this:</w:t>
+      </w:r>
+      <w:r>
+        <w:rPr>
+          <w:lang w:val="en-US"/>
+        </w:rPr>
+        <w:t xml:space="preserve"> </w:t>
+      </w:r>
+    </w:p>
+    <w:p>
+      <w:pPr>
+        <w:rPr>
+          <w:lang w:val="en-US"/>
+        </w:rPr>
+      </w:pPr>
+      <w:r>
+        <w:rPr>
+          <w:lang w:val="en-US"/>
+        </w:rPr>
+        <w:lastRenderedPageBreak/>
+        <w:t xml:space="preserve">Now let’s </w:t>
+      </w:r>
+      <w:r>
+        <w:rPr>
+          <w:lang w:val="en-US"/>
+        </w:rPr>
+        <w:t xml:space="preserve">dive into the code and </w:t>
+      </w:r>
+      <w:r>
+        <w:rPr>
+          <w:lang w:val="en-US"/>
+        </w:rPr>
+        <w:t xml:space="preserve">override </w:t>
+      </w:r>
+      <w:proofErr w:type="spellStart"/>
+      <w:r>
+        <w:rPr>
+          <w:rFonts w:ascii="Consolas" w:hAnsi="Consolas"/>
+          <w:lang w:val="en-US"/>
+        </w:rPr>
+        <w:t>UDSDialogueManager</w:t>
+      </w:r>
+      <w:proofErr w:type="spellEnd"/>
+      <w:r>
+        <w:rPr>
+          <w:lang w:val="en-US"/>
+        </w:rPr>
+        <w:t xml:space="preserve"> and the </w:t>
+      </w:r>
+      <w:proofErr w:type="spellStart"/>
+      <w:r>
+        <w:rPr>
+          <w:rFonts w:ascii="Consolas" w:hAnsi="Consolas"/>
+          <w:lang w:val="en-US"/>
+        </w:rPr>
+        <w:t>ShowAnswer</w:t>
+      </w:r>
+      <w:proofErr w:type="spellEnd"/>
+      <w:r>
+        <w:rPr>
+          <w:lang w:val="en-US"/>
+        </w:rPr>
+        <w:t xml:space="preserve"> method:</w:t>
+      </w:r>
+    </w:p>
+    <w:bookmarkStart w:id="37" w:name="_MON_1690025100"/>
+    <w:bookmarkEnd w:id="37"/>
+    <w:p>
+      <w:pPr>
+        <w:rPr>
+          <w:lang w:val="en-US"/>
+        </w:rPr>
+      </w:pPr>
+      <w:r>
+        <w:rPr>
+          <w:lang w:val="en-US"/>
+        </w:rPr>
+        <w:object w:dxaOrig="9406" w:dyaOrig="2225" w14:anchorId="18FC314E">
+          <v:shape id="_x0000_i1167" type="#_x0000_t75" style="width:470.4pt;height:111pt" o:ole="">
+            <v:imagedata r:id="rId36" o:title=""/>
+            <w10:bordertop type="single" width="4"/>
+            <w10:borderbottom type="single" width="4"/>
+          </v:shape>
+          <o:OLEObject Type="Embed" ProgID="Word.Document.12" ShapeID="_x0000_i1167" DrawAspect="Content" ObjectID="_1690028872" r:id="rId37">
+            <o:FieldCodes>\s</o:FieldCodes>
+          </o:OLEObject>
+        </w:object>
+      </w:r>
+    </w:p>
+    <w:p>
+      <w:pPr>
+        <w:rPr>
+          <w:lang w:val="en-US"/>
+        </w:rPr>
+      </w:pPr>
+      <w:r>
+        <w:rPr>
+          <w:lang w:val="en-US"/>
+        </w:rPr>
+        <w:t xml:space="preserve">We will give our </w:t>
+      </w:r>
+      <w:proofErr w:type="spellStart"/>
+      <w:r>
+        <w:rPr>
+          <w:lang w:val="en-US"/>
+        </w:rPr>
+        <w:t>ExampleDialogueManager</w:t>
+      </w:r>
+      <w:proofErr w:type="spellEnd"/>
+      <w:r>
+        <w:rPr>
+          <w:lang w:val="en-US"/>
+        </w:rPr>
+        <w:t xml:space="preserve"> references to the icon images and assume that they have been set.</w:t>
+      </w:r>
+    </w:p>
+    <w:p>
+      <w:pPr>
+        <w:rPr>
+          <w:lang w:val="en-US"/>
+        </w:rPr>
+      </w:pPr>
+      <w:r>
+        <w:rPr>
+          <w:lang w:val="en-US"/>
+        </w:rPr>
+        <w:t xml:space="preserve">We will also give </w:t>
+      </w:r>
+      <w:r>
+        <w:rPr>
+          <w:lang w:val="en-US"/>
+        </w:rPr>
+        <w:t>it two sprites to serve as indicator for our two cases.</w:t>
+      </w:r>
+    </w:p>
+    <w:bookmarkStart w:id="38" w:name="_MON_1690025799"/>
+    <w:bookmarkEnd w:id="38"/>
+    <w:p>
+      <w:pPr>
+        <w:rPr>
+          <w:lang w:val="en-US"/>
+        </w:rPr>
+      </w:pPr>
+      <w:r>
+        <w:rPr>
+          <w:lang w:val="en-US"/>
+        </w:rPr>
+        <w:object w:dxaOrig="9072" w:dyaOrig="2625" w14:anchorId="4DE69535">
+          <v:shape id="_x0000_i1168" type="#_x0000_t75" style="width:453.6pt;height:131.4pt" o:ole="" o:bordertopcolor="this" o:borderbottomcolor="this">
+            <v:imagedata r:id="rId38" o:title=""/>
+            <w10:bordertop type="single" width="4"/>
+            <w10:borderbottom type="single" width="4"/>
+          </v:shape>
+          <o:OLEObject Type="Embed" ProgID="Word.Document.12" ShapeID="_x0000_i1168" DrawAspect="Content" ObjectID="_1690028873" r:id="rId39">
+            <o:FieldCodes>\s</o:FieldCodes>
+          </o:OLEObject>
+        </w:object>
+      </w:r>
+    </w:p>
+    <w:p>
+      <w:pPr>
+        <w:rPr>
+          <w:rFonts w:cs="Arial"/>
+          <w:lang w:val="en-US"/>
+        </w:rPr>
+      </w:pPr>
+      <w:r>
+        <w:rPr>
+          <w:lang w:val="en-US"/>
+        </w:rPr>
+        <w:t xml:space="preserve">We can use </w:t>
+      </w:r>
+      <w:proofErr w:type="spellStart"/>
+      <w:r>
+        <w:rPr>
+          <w:rFonts w:ascii="Consolas" w:hAnsi="Consolas"/>
+          <w:lang w:val="en-US"/>
+        </w:rPr>
+        <w:t>IsEndBranch</w:t>
+      </w:r>
+      <w:proofErr w:type="spellEnd"/>
+      <w:r>
+        <w:rPr>
+          <w:rFonts w:cs="Arial"/>
+          <w:lang w:val="en-US"/>
+        </w:rPr>
+        <w:t xml:space="preserve"> to check whether an Answer leads to the end of the Dialogue and </w:t>
+      </w:r>
+      <w:proofErr w:type="spellStart"/>
+      <w:r>
+        <w:rPr>
+          <w:rFonts w:ascii="Consolas" w:hAnsi="Consolas" w:cs="Arial"/>
+          <w:lang w:val="en-US"/>
+        </w:rPr>
+        <w:t>GetProperty</w:t>
+      </w:r>
+      <w:proofErr w:type="spellEnd"/>
+      <w:r>
+        <w:rPr>
+          <w:rFonts w:ascii="Consolas" w:hAnsi="Consolas" w:cs="Arial"/>
+          <w:lang w:val="en-US"/>
+        </w:rPr>
+        <w:t xml:space="preserve"> </w:t>
+      </w:r>
+      <w:r>
+        <w:rPr>
+          <w:rFonts w:cs="Arial"/>
+          <w:lang w:val="en-US"/>
+        </w:rPr>
+        <w:t>to check whether an Answer opens a shop:</w:t>
+      </w:r>
+    </w:p>
+    <w:bookmarkStart w:id="39" w:name="_MON_1690026117"/>
+    <w:bookmarkEnd w:id="39"/>
+    <w:p>
+      <w:pPr>
+        <w:keepNext/>
+      </w:pPr>
+      <w:r>
+        <w:rPr>
+          <w:lang w:val="en-US"/>
+        </w:rPr>
+        <w:object w:dxaOrig="9072" w:dyaOrig="3514" w14:anchorId="2A205185">
+          <v:shape id="_x0000_i1169" type="#_x0000_t75" style="width:453.6pt;height:175.8pt" o:ole="" o:bordertopcolor="this" o:borderbottomcolor="this">
+            <v:imagedata r:id="rId40" o:title=""/>
+            <w10:bordertop type="single" width="4"/>
+            <w10:borderbottom type="single" width="4"/>
+          </v:shape>
+          <o:OLEObject Type="Embed" ProgID="Word.Document.12" ShapeID="_x0000_i1169" DrawAspect="Content" ObjectID="_1690028874" r:id="rId41">
+            <o:FieldCodes>\s</o:FieldCodes>
+          </o:OLEObject>
+        </w:object>
+      </w:r>
+    </w:p>
+    <w:p>
+      <w:pPr>
+        <w:pStyle w:val="Beschriftung"/>
+        <w:rPr>
+          <w:lang w:val="en-US"/>
+        </w:rPr>
+      </w:pPr>
+      <w:bookmarkStart w:id="40" w:name="_Toc79415379"/>
+      <w:r>
+        <w:rPr>
+          <w:lang w:val="en-US"/>
+        </w:rPr>
+        <w:t xml:space="preserve">Code example </w:t>
+      </w:r>
+      <w:r>
+        <w:fldChar w:fldCharType="begin"/>
+      </w:r>
+      <w:r>
+        <w:rPr>
+          <w:lang w:val="en-US"/>
+        </w:rPr>
+        <w:instrText xml:space="preserve"> SEQ Code_example \* ARABIC </w:instrText>
+      </w:r>
+      <w:r>
+        <w:fldChar w:fldCharType="separate"/>
+      </w:r>
+      <w:r>
+        <w:rPr>
+          <w:noProof/>
+          <w:lang w:val="en-US"/>
+        </w:rPr>
+        <w:t>6</w:t>
+      </w:r>
+      <w:r>
+        <w:fldChar w:fldCharType="end"/>
+      </w:r>
+      <w:r>
+        <w:rPr>
+          <w:lang w:val="en-US"/>
+        </w:rPr>
+        <w:t xml:space="preserve">: Using </w:t>
+      </w:r>
+      <w:proofErr w:type="spellStart"/>
+      <w:r>
+        <w:rPr>
+          <w:lang w:val="en-US"/>
+        </w:rPr>
+        <w:t>ShowAnswer</w:t>
+      </w:r>
+      <w:proofErr w:type="spellEnd"/>
+      <w:r>
+        <w:rPr>
+          <w:lang w:val="en-US"/>
+        </w:rPr>
+        <w:t xml:space="preserve"> and </w:t>
+      </w:r>
+      <w:proofErr w:type="spellStart"/>
+      <w:r>
+        <w:rPr>
+          <w:lang w:val="en-US"/>
+        </w:rPr>
+        <w:t>IsEndBranch</w:t>
+      </w:r>
+      <w:bookmarkEnd w:id="40"/>
+      <w:proofErr w:type="spellEnd"/>
+    </w:p>
+    <w:p>
+      <w:pPr>
+        <w:rPr>
+          <w:rFonts w:cs="Arial"/>
+          <w:lang w:val="en-US"/>
+        </w:rPr>
+      </w:pPr>
+      <w:r>
+        <w:rPr>
+          <w:lang w:val="en-US"/>
+        </w:rPr>
+        <w:br w:type="page"/>
+      </w:r>
+      <w:r>
+        <w:rPr>
+          <w:lang w:val="en-US"/>
+        </w:rPr>
+        <w:lastRenderedPageBreak/>
+        <w:t xml:space="preserve">Finally, we can </w:t>
+      </w:r>
+      <w:r>
+        <w:rPr>
+          <w:lang w:val="en-US"/>
+        </w:rPr>
+        <w:t xml:space="preserve">use </w:t>
+      </w:r>
+      <w:proofErr w:type="spellStart"/>
+      <w:r>
+        <w:rPr>
+          <w:rFonts w:ascii="Consolas" w:hAnsi="Consolas"/>
+          <w:lang w:val="en-US"/>
+        </w:rPr>
+        <w:t>GetAnswerIndex</w:t>
+      </w:r>
+      <w:proofErr w:type="spellEnd"/>
+      <w:r>
+        <w:rPr>
+          <w:rFonts w:ascii="Consolas" w:hAnsi="Consolas"/>
+          <w:lang w:val="en-US"/>
+        </w:rPr>
+        <w:t xml:space="preserve"> </w:t>
+      </w:r>
+      <w:r>
+        <w:rPr>
+          <w:rFonts w:cs="Arial"/>
+          <w:lang w:val="en-US"/>
+        </w:rPr>
+        <w:t xml:space="preserve">to determine which icon belongs to which Answer. Note that </w:t>
+      </w:r>
+      <w:proofErr w:type="spellStart"/>
+      <w:r>
+        <w:rPr>
+          <w:rFonts w:ascii="Consolas" w:hAnsi="Consolas" w:cs="Arial"/>
+          <w:lang w:val="en-US"/>
+        </w:rPr>
+        <w:t>GetAnswerIndex</w:t>
+      </w:r>
+      <w:proofErr w:type="spellEnd"/>
+      <w:r>
+        <w:rPr>
+          <w:rFonts w:ascii="Consolas" w:hAnsi="Consolas" w:cs="Arial"/>
+          <w:lang w:val="en-US"/>
+        </w:rPr>
+        <w:t xml:space="preserve"> </w:t>
+      </w:r>
+      <w:r>
+        <w:rPr>
+          <w:rFonts w:cs="Arial"/>
+          <w:lang w:val="en-US"/>
+        </w:rPr>
+        <w:t xml:space="preserve">should always be preferred to </w:t>
+      </w:r>
+      <w:proofErr w:type="spellStart"/>
+      <w:r>
+        <w:rPr>
+          <w:rFonts w:ascii="Consolas" w:hAnsi="Consolas" w:cs="Arial"/>
+          <w:lang w:val="en-US"/>
+        </w:rPr>
+        <w:t>answer.index</w:t>
+      </w:r>
+      <w:proofErr w:type="spellEnd"/>
+      <w:r>
+        <w:rPr>
+          <w:rFonts w:cs="Arial"/>
+          <w:lang w:val="en-US"/>
+        </w:rPr>
+        <w:t>, since the latter doesn’t take Conditional Answers into account, whose condition might not be met.</w:t>
+      </w:r>
+    </w:p>
+    <w:p>
+      <w:pPr>
+        <w:rPr>
+          <w:rFonts w:cs="Arial"/>
+          <w:lang w:val="en-US"/>
+        </w:rPr>
+      </w:pPr>
+      <w:r>
+        <w:rPr>
+          <w:rFonts w:cs="Arial"/>
+          <w:lang w:val="en-US"/>
+        </w:rPr>
+        <w:t xml:space="preserve">Our final result for </w:t>
+      </w:r>
+      <w:proofErr w:type="spellStart"/>
+      <w:r>
+        <w:rPr>
+          <w:rFonts w:ascii="Consolas" w:hAnsi="Consolas" w:cs="Arial"/>
+          <w:lang w:val="en-US"/>
+        </w:rPr>
+        <w:t>OnAnswer</w:t>
+      </w:r>
+      <w:proofErr w:type="spellEnd"/>
+      <w:r>
+        <w:rPr>
+          <w:rFonts w:ascii="Consolas" w:hAnsi="Consolas" w:cs="Arial"/>
+          <w:lang w:val="en-US"/>
+        </w:rPr>
+        <w:t xml:space="preserve"> </w:t>
+      </w:r>
+      <w:r>
+        <w:rPr>
+          <w:rFonts w:cs="Arial"/>
+          <w:lang w:val="en-US"/>
+        </w:rPr>
+        <w:t>looks like this:</w:t>
+      </w:r>
+    </w:p>
+    <w:bookmarkStart w:id="41" w:name="_MON_1690028128"/>
+    <w:bookmarkEnd w:id="41"/>
+    <w:p>
+      <w:pPr>
+        <w:keepNext/>
+      </w:pPr>
+      <w:r>
+        <w:rPr>
+          <w:rFonts w:cs="Arial"/>
+          <w:lang w:val="en-US"/>
+        </w:rPr>
+        <w:object w:dxaOrig="9072" w:dyaOrig="4182" w14:anchorId="525FCC81">
+          <v:shape id="_x0000_i1170" type="#_x0000_t75" style="width:453.6pt;height:209.4pt" o:ole="" o:bordertopcolor="this" o:borderbottomcolor="this">
+            <v:imagedata r:id="rId42" o:title=""/>
+            <w10:bordertop type="single" width="4"/>
+            <w10:borderbottom type="single" width="4"/>
+          </v:shape>
+          <o:OLEObject Type="Embed" ProgID="Word.Document.12" ShapeID="_x0000_i1170" DrawAspect="Content" ObjectID="_1690028875" r:id="rId43">
+            <o:FieldCodes>\s</o:FieldCodes>
+          </o:OLEObject>
+        </w:object>
+      </w:r>
+    </w:p>
+    <w:p>
+      <w:pPr>
+        <w:pStyle w:val="Beschriftung"/>
+        <w:rPr>
+          <w:rFonts w:cs="Arial"/>
+          <w:lang w:val="en-US"/>
+        </w:rPr>
+      </w:pPr>
+      <w:bookmarkStart w:id="42" w:name="_Toc79415380"/>
+      <w:r>
+        <w:rPr>
+          <w:lang w:val="en-US"/>
+        </w:rPr>
+        <w:t xml:space="preserve">Code example </w:t>
+      </w:r>
+      <w:r>
+        <w:fldChar w:fldCharType="begin"/>
+      </w:r>
+      <w:r>
+        <w:rPr>
+          <w:lang w:val="en-US"/>
+        </w:rPr>
+        <w:instrText xml:space="preserve"> SEQ Code_example \* ARABIC </w:instrText>
+      </w:r>
+      <w:r>
+        <w:fldChar w:fldCharType="separate"/>
+      </w:r>
+      <w:r>
+        <w:rPr>
+          <w:noProof/>
+          <w:lang w:val="en-US"/>
+        </w:rPr>
+        <w:t>7</w:t>
+      </w:r>
+      <w:r>
+        <w:fldChar w:fldCharType="end"/>
+      </w:r>
+      <w:r>
+        <w:rPr>
+          <w:lang w:val="en-US"/>
+        </w:rPr>
+        <w:t xml:space="preserve">: Using </w:t>
+      </w:r>
+      <w:proofErr w:type="spellStart"/>
+      <w:r>
+        <w:rPr>
+          <w:lang w:val="en-US"/>
+        </w:rPr>
+        <w:t>GetAnswerIndex</w:t>
+      </w:r>
+      <w:proofErr w:type="spellEnd"/>
+      <w:r>
+        <w:rPr>
+          <w:lang w:val="en-US"/>
+        </w:rPr>
+        <w:t xml:space="preserve"> and working with custom UI elements</w:t>
+      </w:r>
+      <w:bookmarkEnd w:id="42"/>
+    </w:p>
+    <w:p>
+      <w:pPr>
+        <w:rPr>
+          <w:lang w:val="en-US"/>
+        </w:rPr>
+      </w:pPr>
+    </w:p>
+    <w:p>
+      <w:pPr>
+        <w:rPr>
+          <w:lang w:val="en-US"/>
+        </w:rPr>
+      </w:pPr>
+      <w:r>
+        <w:rPr>
+          <w:lang w:val="en-US"/>
+        </w:rPr>
+        <w:t xml:space="preserve">With that, we are finished! We now have </w:t>
+      </w:r>
+      <w:r>
+        <w:rPr>
+          <w:lang w:val="en-US"/>
+        </w:rPr>
+        <w:t>icons</w:t>
+      </w:r>
+      <w:r>
+        <w:rPr>
+          <w:lang w:val="en-US"/>
+        </w:rPr>
+        <w:t xml:space="preserve"> </w:t>
+      </w:r>
+      <w:r>
+        <w:rPr>
+          <w:lang w:val="en-US"/>
+        </w:rPr>
+        <w:t>that show to the Player where an Answer leads him.</w:t>
+      </w:r>
+    </w:p>
+    <w:p>
+      <w:pPr>
+        <w:rPr>
+          <w:lang w:val="en-US"/>
+        </w:rPr>
+      </w:pPr>
+      <w:r>
+        <w:rPr>
+          <w:lang w:val="en-US"/>
+        </w:rPr>
+        <w:t>I hope, this example helped you and that you can built bigger and more extensive systems from here if needed.</w:t>
+      </w:r>
       <w:r>
         <w:rPr>
           <w:lang w:val="en-US"/>
@@ -14680,7 +17798,7 @@
           <w:lang w:val="en-US"/>
         </w:rPr>
       </w:pPr>
-      <w:bookmarkStart w:id="33" w:name="_Toc79326097"/>
+      <w:bookmarkStart w:id="43" w:name="_Toc79415373"/>
       <w:r>
         <w:rPr>
           <w:lang w:val="en-US"/>
@@ -14694,10 +17812,10 @@
         </w:rPr>
         <w:t>What the UDS can’t do + Known issues</w:t>
       </w:r>
-      <w:bookmarkEnd w:id="33"/>
+      <w:bookmarkEnd w:id="43"/>
     </w:p>
     <w:sectPr>
-      <w:headerReference w:type="default" r:id="rId34"/>
+      <w:headerReference w:type="default" r:id="rId44"/>
       <w:pgSz w:w="11906" w:h="16838"/>
       <w:pgMar w:top="1417" w:right="1417" w:bottom="1134" w:left="1417" w:header="708" w:footer="708" w:gutter="0"/>
       <w:cols w:space="708"/>
@@ -15689,6 +18807,95 @@
     </w:lvl>
   </w:abstractNum>
   <w:abstractNum w:abstractNumId="9" w15:restartNumberingAfterBreak="0">
+    <w:nsid w:val="462D7618"/>
+    <w:multiLevelType w:val="hybridMultilevel"/>
+    <w:tmpl w:val="F91C3246"/>
+    <w:lvl w:ilvl="0" w:tplc="2870BDB2">
+      <w:start w:val="1"/>
+      <w:numFmt w:val="decimal"/>
+      <w:lvlText w:val="%1)"/>
+      <w:lvlJc w:val="left"/>
+      <w:pPr>
+        <w:ind w:left="1068" w:hanging="360"/>
+      </w:pPr>
+      <w:rPr>
+        <w:rFonts w:cs="Arial" w:hint="default"/>
+      </w:rPr>
+    </w:lvl>
+    <w:lvl w:ilvl="1" w:tplc="04070019" w:tentative="1">
+      <w:start w:val="1"/>
+      <w:numFmt w:val="lowerLetter"/>
+      <w:lvlText w:val="%2."/>
+      <w:lvlJc w:val="left"/>
+      <w:pPr>
+        <w:ind w:left="1788" w:hanging="360"/>
+      </w:pPr>
+    </w:lvl>
+    <w:lvl w:ilvl="2" w:tplc="0407001B" w:tentative="1">
+      <w:start w:val="1"/>
+      <w:numFmt w:val="lowerRoman"/>
+      <w:lvlText w:val="%3."/>
+      <w:lvlJc w:val="right"/>
+      <w:pPr>
+        <w:ind w:left="2508" w:hanging="180"/>
+      </w:pPr>
+    </w:lvl>
+    <w:lvl w:ilvl="3" w:tplc="0407000F" w:tentative="1">
+      <w:start w:val="1"/>
+      <w:numFmt w:val="decimal"/>
+      <w:lvlText w:val="%4."/>
+      <w:lvlJc w:val="left"/>
+      <w:pPr>
+        <w:ind w:left="3228" w:hanging="360"/>
+      </w:pPr>
+    </w:lvl>
+    <w:lvl w:ilvl="4" w:tplc="04070019" w:tentative="1">
+      <w:start w:val="1"/>
+      <w:numFmt w:val="lowerLetter"/>
+      <w:lvlText w:val="%5."/>
+      <w:lvlJc w:val="left"/>
+      <w:pPr>
+        <w:ind w:left="3948" w:hanging="360"/>
+      </w:pPr>
+    </w:lvl>
+    <w:lvl w:ilvl="5" w:tplc="0407001B" w:tentative="1">
+      <w:start w:val="1"/>
+      <w:numFmt w:val="lowerRoman"/>
+      <w:lvlText w:val="%6."/>
+      <w:lvlJc w:val="right"/>
+      <w:pPr>
+        <w:ind w:left="4668" w:hanging="180"/>
+      </w:pPr>
+    </w:lvl>
+    <w:lvl w:ilvl="6" w:tplc="0407000F" w:tentative="1">
+      <w:start w:val="1"/>
+      <w:numFmt w:val="decimal"/>
+      <w:lvlText w:val="%7."/>
+      <w:lvlJc w:val="left"/>
+      <w:pPr>
+        <w:ind w:left="5388" w:hanging="360"/>
+      </w:pPr>
+    </w:lvl>
+    <w:lvl w:ilvl="7" w:tplc="04070019" w:tentative="1">
+      <w:start w:val="1"/>
+      <w:numFmt w:val="lowerLetter"/>
+      <w:lvlText w:val="%8."/>
+      <w:lvlJc w:val="left"/>
+      <w:pPr>
+        <w:ind w:left="6108" w:hanging="360"/>
+      </w:pPr>
+    </w:lvl>
+    <w:lvl w:ilvl="8" w:tplc="0407001B" w:tentative="1">
+      <w:start w:val="1"/>
+      <w:numFmt w:val="lowerRoman"/>
+      <w:lvlText w:val="%9."/>
+      <w:lvlJc w:val="right"/>
+      <w:pPr>
+        <w:ind w:left="6828" w:hanging="180"/>
+      </w:pPr>
+    </w:lvl>
+  </w:abstractNum>
+  <w:abstractNum w:abstractNumId="10" w15:restartNumberingAfterBreak="0">
     <w:nsid w:val="4E1B20BA"/>
     <w:multiLevelType w:val="hybridMultilevel"/>
     <w:tmpl w:val="69627256"/>
@@ -15801,7 +19008,7 @@
       </w:rPr>
     </w:lvl>
   </w:abstractNum>
-  <w:abstractNum w:abstractNumId="10" w15:restartNumberingAfterBreak="0">
+  <w:abstractNum w:abstractNumId="11" w15:restartNumberingAfterBreak="0">
     <w:nsid w:val="63C542BC"/>
     <w:multiLevelType w:val="hybridMultilevel"/>
     <w:tmpl w:val="5C7EC978"/>
@@ -15913,7 +19120,7 @@
       </w:rPr>
     </w:lvl>
   </w:abstractNum>
-  <w:abstractNum w:abstractNumId="11" w15:restartNumberingAfterBreak="0">
+  <w:abstractNum w:abstractNumId="12" w15:restartNumberingAfterBreak="0">
     <w:nsid w:val="66410783"/>
     <w:multiLevelType w:val="hybridMultilevel"/>
     <w:tmpl w:val="8500EC5E"/>
@@ -16002,7 +19209,7 @@
       </w:pPr>
     </w:lvl>
   </w:abstractNum>
-  <w:abstractNum w:abstractNumId="12" w15:restartNumberingAfterBreak="0">
+  <w:abstractNum w:abstractNumId="13" w15:restartNumberingAfterBreak="0">
     <w:nsid w:val="6B2E013A"/>
     <w:multiLevelType w:val="hybridMultilevel"/>
     <w:tmpl w:val="5F9AF5BC"/>
@@ -16091,7 +19298,7 @@
       </w:pPr>
     </w:lvl>
   </w:abstractNum>
-  <w:abstractNum w:abstractNumId="13" w15:restartNumberingAfterBreak="0">
+  <w:abstractNum w:abstractNumId="14" w15:restartNumberingAfterBreak="0">
     <w:nsid w:val="6FC8087E"/>
     <w:multiLevelType w:val="multilevel"/>
     <w:tmpl w:val="007E2ABE"/>
@@ -16204,7 +19411,7 @@
       </w:rPr>
     </w:lvl>
   </w:abstractNum>
-  <w:abstractNum w:abstractNumId="14" w15:restartNumberingAfterBreak="0">
+  <w:abstractNum w:abstractNumId="15" w15:restartNumberingAfterBreak="0">
     <w:nsid w:val="77264D61"/>
     <w:multiLevelType w:val="multilevel"/>
     <w:tmpl w:val="9F368A48"/>
@@ -16324,22 +19531,22 @@
     <w:abstractNumId w:val="0"/>
   </w:num>
   <w:num w:numId="3">
-    <w:abstractNumId w:val="10"/>
+    <w:abstractNumId w:val="11"/>
   </w:num>
   <w:num w:numId="4">
     <w:abstractNumId w:val="3"/>
   </w:num>
   <w:num w:numId="5">
-    <w:abstractNumId w:val="9"/>
+    <w:abstractNumId w:val="10"/>
   </w:num>
   <w:num w:numId="6">
     <w:abstractNumId w:val="2"/>
   </w:num>
   <w:num w:numId="7">
-    <w:abstractNumId w:val="12"/>
+    <w:abstractNumId w:val="13"/>
   </w:num>
   <w:num w:numId="8">
-    <w:abstractNumId w:val="11"/>
+    <w:abstractNumId w:val="12"/>
   </w:num>
   <w:num w:numId="9">
     <w:abstractNumId w:val="5"/>
@@ -16348,10 +19555,10 @@
     <w:abstractNumId w:val="1"/>
   </w:num>
   <w:num w:numId="11">
-    <w:abstractNumId w:val="13"/>
+    <w:abstractNumId w:val="14"/>
   </w:num>
   <w:num w:numId="12">
-    <w:abstractNumId w:val="14"/>
+    <w:abstractNumId w:val="15"/>
   </w:num>
   <w:num w:numId="13">
     <w:abstractNumId w:val="6"/>
@@ -16361,6 +19568,9 @@
   </w:num>
   <w:num w:numId="15">
     <w:abstractNumId w:val="7"/>
+  </w:num>
+  <w:num w:numId="16">
+    <w:abstractNumId w:val="9"/>
   </w:num>
 </w:numbering>
 </file>
@@ -16763,7 +19973,7 @@
   <w:style w:type="paragraph" w:default="1" w:styleId="Standard">
     <w:name w:val="Normal"/>
     <w:qFormat/>
-    <w:rsid w:val="00B810FC"/>
+    <w:rsid w:val="003111C8"/>
     <w:rPr>
       <w:rFonts w:ascii="Arial" w:hAnsi="Arial"/>
       <w:sz w:val="28"/>

--- a/Universal Dialog Editor/UDS Documentation.docx
+++ b/Universal Dialog Editor/UDS Documentation.docx
@@ -3035,23 +3035,21 @@
           <w:lang w:val="en-US"/>
         </w:rPr>
       </w:pPr>
-      <w:proofErr w:type="gramStart"/>
       <w:r>
         <w:rPr>
           <w:i/>
           <w:iCs/>
           <w:lang w:val="en-US"/>
         </w:rPr>
-        <w:t>First of all</w:t>
-      </w:r>
-      <w:proofErr w:type="gramEnd"/>
+        <w:t xml:space="preserve">First of all, thank you for buying and using the Universal </w:t>
+      </w:r>
       <w:r>
         <w:rPr>
           <w:i/>
           <w:iCs/>
           <w:lang w:val="en-US"/>
         </w:rPr>
-        <w:t xml:space="preserve">, thank you for buying and using the Universal </w:t>
+        <w:t>Dialogue</w:t>
       </w:r>
       <w:r>
         <w:rPr>
@@ -3059,7 +3057,7 @@
           <w:iCs/>
           <w:lang w:val="en-US"/>
         </w:rPr>
-        <w:t>Dialogue</w:t>
+        <w:t xml:space="preserve"> System for Unity</w:t>
       </w:r>
       <w:r>
         <w:rPr>
@@ -3067,7 +3065,7 @@
           <w:iCs/>
           <w:lang w:val="en-US"/>
         </w:rPr>
-        <w:t xml:space="preserve"> System for Unity</w:t>
+        <w:t xml:space="preserve"> by Benedikt Wille</w:t>
       </w:r>
       <w:r>
         <w:rPr>
@@ -3075,14 +3073,6 @@
           <w:iCs/>
           <w:lang w:val="en-US"/>
         </w:rPr>
-        <w:t xml:space="preserve"> by Benedikt Wille</w:t>
-      </w:r>
-      <w:r>
-        <w:rPr>
-          <w:i/>
-          <w:iCs/>
-          <w:lang w:val="en-US"/>
-        </w:rPr>
         <w:t xml:space="preserve">. </w:t>
       </w:r>
     </w:p>
@@ -3217,14 +3207,7 @@
         <w:rPr>
           <w:lang w:val="en-US"/>
         </w:rPr>
-        <w:t xml:space="preserve">s, the UDS comes with </w:t>
-      </w:r>
-      <w:proofErr w:type="gramStart"/>
-      <w:r>
-        <w:rPr>
-          <w:lang w:val="en-US"/>
-        </w:rPr>
-        <w:t>a</w:t>
+        <w:t>s, the UDS comes with a</w:t>
       </w:r>
       <w:r>
         <w:rPr>
@@ -3232,7 +3215,6 @@
         </w:rPr>
         <w:t>n</w:t>
       </w:r>
-      <w:proofErr w:type="gramEnd"/>
       <w:r>
         <w:rPr>
           <w:lang w:val="en-US"/>
@@ -3273,21 +3255,49 @@
         <w:rPr>
           <w:lang w:val="en-US"/>
         </w:rPr>
+        <w:t xml:space="preserve"> ingame you use the</w:t>
+      </w:r>
+      <w:r>
+        <w:rPr>
+          <w:lang w:val="en-US"/>
+        </w:rPr>
+        <w:t xml:space="preserve"> UDS</w:t>
+      </w:r>
+      <w:r>
+        <w:rPr>
+          <w:lang w:val="en-US"/>
+        </w:rPr>
+        <w:t>Dialogue</w:t>
+      </w:r>
+      <w:r>
+        <w:rPr>
+          <w:lang w:val="en-US"/>
+        </w:rPr>
+        <w:t>Manager</w:t>
+      </w:r>
+      <w:r>
+        <w:rPr>
+          <w:lang w:val="en-US"/>
+        </w:rPr>
         <w:t xml:space="preserve"> </w:t>
       </w:r>
-      <w:proofErr w:type="spellStart"/>
-      <w:r>
-        <w:rPr>
-          <w:lang w:val="en-US"/>
-        </w:rPr>
-        <w:t>ingame</w:t>
-      </w:r>
-      <w:proofErr w:type="spellEnd"/>
-      <w:r>
-        <w:rPr>
-          <w:lang w:val="en-US"/>
-        </w:rPr>
-        <w:t xml:space="preserve"> you use the</w:t>
+      <w:r>
+        <w:rPr>
+          <w:lang w:val="en-US"/>
+        </w:rPr>
+        <w:t>c</w:t>
+      </w:r>
+      <w:r>
+        <w:rPr>
+          <w:lang w:val="en-US"/>
+        </w:rPr>
+        <w:t>omponent</w:t>
+      </w:r>
+      <w:r>
+        <w:rPr>
+          <w:lang w:val="en-US"/>
+        </w:rPr>
+        <w:t>.</w:t>
       </w:r>
       <w:r>
         <w:rPr>
@@ -3295,12 +3305,17 @@
         </w:rPr>
         <w:t xml:space="preserve"> </w:t>
       </w:r>
-      <w:proofErr w:type="spellStart"/>
-      <w:r>
-        <w:rPr>
-          <w:lang w:val="en-US"/>
-        </w:rPr>
-        <w:t>UDS</w:t>
+      <w:r>
+        <w:rPr>
+          <w:lang w:val="en-US"/>
+        </w:rPr>
+        <w:t>It takes</w:t>
+      </w:r>
+      <w:r>
+        <w:rPr>
+          <w:lang w:val="en-US"/>
+        </w:rPr>
+        <w:t xml:space="preserve"> care of showing text, answers, etc. in the UI. This includes loading the </w:t>
       </w:r>
       <w:r>
         <w:rPr>
@@ -3312,61 +3327,6 @@
         <w:rPr>
           <w:lang w:val="en-US"/>
         </w:rPr>
-        <w:t>Manager</w:t>
-      </w:r>
-      <w:proofErr w:type="spellEnd"/>
-      <w:r>
-        <w:rPr>
-          <w:lang w:val="en-US"/>
-        </w:rPr>
-        <w:t xml:space="preserve"> </w:t>
-      </w:r>
-      <w:r>
-        <w:rPr>
-          <w:lang w:val="en-US"/>
-        </w:rPr>
-        <w:t>c</w:t>
-      </w:r>
-      <w:r>
-        <w:rPr>
-          <w:lang w:val="en-US"/>
-        </w:rPr>
-        <w:t>omponent</w:t>
-      </w:r>
-      <w:r>
-        <w:rPr>
-          <w:lang w:val="en-US"/>
-        </w:rPr>
-        <w:t>.</w:t>
-      </w:r>
-      <w:r>
-        <w:rPr>
-          <w:lang w:val="en-US"/>
-        </w:rPr>
-        <w:t xml:space="preserve"> </w:t>
-      </w:r>
-      <w:r>
-        <w:rPr>
-          <w:lang w:val="en-US"/>
-        </w:rPr>
-        <w:t>It takes</w:t>
-      </w:r>
-      <w:r>
-        <w:rPr>
-          <w:lang w:val="en-US"/>
-        </w:rPr>
-        <w:t xml:space="preserve"> care of showing text, answers, etc. in the UI. This includes loading the </w:t>
-      </w:r>
-      <w:r>
-        <w:rPr>
-          <w:lang w:val="en-US"/>
-        </w:rPr>
-        <w:t>Dialogue</w:t>
-      </w:r>
-      <w:r>
-        <w:rPr>
-          <w:lang w:val="en-US"/>
-        </w:rPr>
         <w:t>s from the Resources folder, playing back text gradually</w:t>
       </w:r>
       <w:r>
@@ -3379,21 +3339,7 @@
         <w:rPr>
           <w:lang w:val="en-US"/>
         </w:rPr>
-        <w:t>, responding to user input (</w:t>
-      </w:r>
-      <w:proofErr w:type="gramStart"/>
-      <w:r>
-        <w:rPr>
-          <w:lang w:val="en-US"/>
-        </w:rPr>
-        <w:t>e.g.</w:t>
-      </w:r>
-      <w:proofErr w:type="gramEnd"/>
-      <w:r>
-        <w:rPr>
-          <w:lang w:val="en-US"/>
-        </w:rPr>
-        <w:t xml:space="preserve"> answers) on desktop</w:t>
+        <w:t>, responding to user input (e.g. answers) on desktop</w:t>
       </w:r>
       <w:r>
         <w:rPr>
@@ -3441,35 +3387,7 @@
         <w:rPr>
           <w:lang w:val="en-US"/>
         </w:rPr>
-        <w:t xml:space="preserve">Unity’s </w:t>
-      </w:r>
-      <w:proofErr w:type="spellStart"/>
-      <w:r>
-        <w:rPr>
-          <w:lang w:val="en-US"/>
-        </w:rPr>
-        <w:t>MonoBehaviours</w:t>
-      </w:r>
-      <w:proofErr w:type="spellEnd"/>
-      <w:r>
-        <w:rPr>
-          <w:lang w:val="en-US"/>
-        </w:rPr>
-        <w:t xml:space="preserve"> and messages (Start, </w:t>
-      </w:r>
-      <w:proofErr w:type="spellStart"/>
-      <w:r>
-        <w:rPr>
-          <w:lang w:val="en-US"/>
-        </w:rPr>
-        <w:t>OnTriggerEnter</w:t>
-      </w:r>
-      <w:proofErr w:type="spellEnd"/>
-      <w:r>
-        <w:rPr>
-          <w:lang w:val="en-US"/>
-        </w:rPr>
-        <w:t>, …) work.</w:t>
+        <w:t>Unity’s MonoBehaviours and messages (Start, OnTriggerEnter, …) work.</w:t>
       </w:r>
     </w:p>
     <w:p>
@@ -3791,21 +3709,7 @@
         <w:rPr>
           <w:lang w:val="en-US"/>
         </w:rPr>
-        <w:t xml:space="preserve">s are being stored as JSON files with the </w:t>
-      </w:r>
-      <w:proofErr w:type="gramStart"/>
-      <w:r>
-        <w:rPr>
-          <w:lang w:val="en-US"/>
-        </w:rPr>
-        <w:t>“.</w:t>
-      </w:r>
-      <w:proofErr w:type="spellStart"/>
-      <w:r>
-        <w:rPr>
-          <w:lang w:val="en-US"/>
-        </w:rPr>
-        <w:t>uds</w:t>
+        <w:t>s are being stored as JSON files with the “.uds</w:t>
       </w:r>
       <w:r>
         <w:rPr>
@@ -3817,15 +3721,7 @@
         <w:rPr>
           <w:lang w:val="en-US"/>
         </w:rPr>
-        <w:t>.json</w:t>
-      </w:r>
-      <w:proofErr w:type="spellEnd"/>
-      <w:proofErr w:type="gramEnd"/>
-      <w:r>
-        <w:rPr>
-          <w:lang w:val="en-US"/>
-        </w:rPr>
-        <w:t>” extension. They are being loaded into your project via Unity’s Resources folder.</w:t>
+        <w:t>.json” extension. They are being loaded into your project via Unity’s Resources folder.</w:t>
       </w:r>
       <w:r>
         <w:rPr>
@@ -3856,28 +3752,7 @@
         <w:rPr>
           <w:lang w:val="en-US"/>
         </w:rPr>
-        <w:t xml:space="preserve">s </w:t>
-      </w:r>
-      <w:proofErr w:type="spellStart"/>
-      <w:r>
-        <w:rPr>
-          <w:lang w:val="en-US"/>
-        </w:rPr>
-        <w:t>ingame</w:t>
-      </w:r>
-      <w:proofErr w:type="spellEnd"/>
-      <w:r>
-        <w:rPr>
-          <w:lang w:val="en-US"/>
-        </w:rPr>
-        <w:t xml:space="preserve"> you use the </w:t>
-      </w:r>
-      <w:proofErr w:type="spellStart"/>
-      <w:r>
-        <w:rPr>
-          <w:lang w:val="en-US"/>
-        </w:rPr>
-        <w:t>UDS</w:t>
+        <w:t>s ingame you use the UDS</w:t>
       </w:r>
       <w:r>
         <w:rPr>
@@ -3889,28 +3764,7 @@
         <w:rPr>
           <w:lang w:val="en-US"/>
         </w:rPr>
-        <w:t>Manager</w:t>
-      </w:r>
-      <w:proofErr w:type="spellEnd"/>
-      <w:r>
-        <w:rPr>
-          <w:lang w:val="en-US"/>
-        </w:rPr>
-        <w:t xml:space="preserve"> component. It can be adjusted in the inspector and takes care of showing text, answers, etc. in the UI. This includes playing back text gradually, responding to user input (</w:t>
-      </w:r>
-      <w:proofErr w:type="gramStart"/>
-      <w:r>
-        <w:rPr>
-          <w:lang w:val="en-US"/>
-        </w:rPr>
-        <w:t>e.g.</w:t>
-      </w:r>
-      <w:proofErr w:type="gramEnd"/>
-      <w:r>
-        <w:rPr>
-          <w:lang w:val="en-US"/>
-        </w:rPr>
-        <w:t xml:space="preserve"> answers) on </w:t>
+        <w:t xml:space="preserve">Manager component. It can be adjusted in the inspector and takes care of showing text, answers, etc. in the UI. This includes playing back text gradually, responding to user input (e.g. answers) on </w:t>
       </w:r>
       <w:r>
         <w:rPr>
@@ -4003,69 +3857,23 @@
           <w:bCs/>
           <w:lang w:val="en-US"/>
         </w:rPr>
-        <w:t xml:space="preserve"> overriding methods </w:t>
-      </w:r>
-      <w:proofErr w:type="gramStart"/>
+        <w:t xml:space="preserve"> overriding methods similar to how Unity’s </w:t>
+      </w:r>
       <w:r>
         <w:rPr>
           <w:b/>
           <w:bCs/>
           <w:lang w:val="en-US"/>
         </w:rPr>
-        <w:t>similar to</w:t>
-      </w:r>
-      <w:proofErr w:type="gramEnd"/>
+        <w:t xml:space="preserve">MonoBehaviours and </w:t>
+      </w:r>
       <w:r>
         <w:rPr>
           <w:b/>
           <w:bCs/>
           <w:lang w:val="en-US"/>
         </w:rPr>
-        <w:t xml:space="preserve"> how Unity’s </w:t>
-      </w:r>
-      <w:proofErr w:type="spellStart"/>
-      <w:r>
-        <w:rPr>
-          <w:b/>
-          <w:bCs/>
-          <w:lang w:val="en-US"/>
-        </w:rPr>
-        <w:t>MonoBehaviours</w:t>
-      </w:r>
-      <w:proofErr w:type="spellEnd"/>
-      <w:r>
-        <w:rPr>
-          <w:b/>
-          <w:bCs/>
-          <w:lang w:val="en-US"/>
-        </w:rPr>
-        <w:t xml:space="preserve"> and </w:t>
-      </w:r>
-      <w:r>
-        <w:rPr>
-          <w:b/>
-          <w:bCs/>
-          <w:lang w:val="en-US"/>
-        </w:rPr>
-        <w:t xml:space="preserve">messages (Start, </w:t>
-      </w:r>
-      <w:proofErr w:type="spellStart"/>
-      <w:r>
-        <w:rPr>
-          <w:b/>
-          <w:bCs/>
-          <w:lang w:val="en-US"/>
-        </w:rPr>
-        <w:t>OnTriggerEnter</w:t>
-      </w:r>
-      <w:proofErr w:type="spellEnd"/>
-      <w:r>
-        <w:rPr>
-          <w:b/>
-          <w:bCs/>
-          <w:lang w:val="en-US"/>
-        </w:rPr>
-        <w:t>, …) work</w:t>
+        <w:t>messages (Start, OnTriggerEnter, …) work</w:t>
       </w:r>
       <w:r>
         <w:rPr>
@@ -4340,27 +4148,7 @@
           <w:szCs w:val="20"/>
           <w:lang w:val="en-US"/>
         </w:rPr>
-        <w:t>(</w:t>
-      </w:r>
-      <w:proofErr w:type="gramStart"/>
-      <w:r>
-        <w:rPr>
-          <w:i/>
-          <w:iCs/>
-          <w:szCs w:val="20"/>
-          <w:lang w:val="en-US"/>
-        </w:rPr>
-        <w:t>e.g.</w:t>
-      </w:r>
-      <w:proofErr w:type="gramEnd"/>
-      <w:r>
-        <w:rPr>
-          <w:i/>
-          <w:iCs/>
-          <w:szCs w:val="20"/>
-          <w:lang w:val="en-US"/>
-        </w:rPr>
-        <w:t xml:space="preserve"> “Yes”, “No”, “Goodbye”, …)</w:t>
+        <w:t>(e.g. “Yes”, “No”, “Goodbye”, …)</w:t>
       </w:r>
       <w:r>
         <w:rPr>
@@ -4459,7 +4247,6 @@
         </w:rPr>
         <w:t xml:space="preserve">, </w:t>
       </w:r>
-      <w:proofErr w:type="spellStart"/>
       <w:r>
         <w:rPr>
           <w:rFonts w:ascii="Consolas" w:hAnsi="Consolas"/>
@@ -4467,15 +4254,12 @@
         </w:rPr>
         <w:t>Dialogue.DialoguePart</w:t>
       </w:r>
-      <w:proofErr w:type="spellEnd"/>
       <w:r>
         <w:rPr>
           <w:lang w:val="en-US"/>
         </w:rPr>
         <w:t xml:space="preserve"> and </w:t>
       </w:r>
-      <w:proofErr w:type="spellStart"/>
-      <w:proofErr w:type="gramStart"/>
       <w:r>
         <w:rPr>
           <w:rFonts w:ascii="Consolas" w:hAnsi="Consolas"/>
@@ -4483,8 +4267,6 @@
         </w:rPr>
         <w:t>Dialogue.DialoguePart.Answer</w:t>
       </w:r>
-      <w:proofErr w:type="spellEnd"/>
-      <w:proofErr w:type="gramEnd"/>
       <w:r>
         <w:rPr>
           <w:lang w:val="en-US"/>
@@ -4700,14 +4482,7 @@
         <w:rPr>
           <w:lang w:val="en-US"/>
         </w:rPr>
-        <w:t xml:space="preserve"> </w:t>
-      </w:r>
-      <w:proofErr w:type="gramStart"/>
-      <w:r>
-        <w:rPr>
-          <w:lang w:val="en-US"/>
-        </w:rPr>
-        <w:t>a</w:t>
+        <w:t xml:space="preserve"> a</w:t>
       </w:r>
       <w:r>
         <w:rPr>
@@ -4715,7 +4490,6 @@
         </w:rPr>
         <w:t>n</w:t>
       </w:r>
-      <w:proofErr w:type="gramEnd"/>
       <w:r>
         <w:rPr>
           <w:lang w:val="en-US"/>
@@ -4797,14 +4571,7 @@
         <w:rPr>
           <w:lang w:val="en-US"/>
         </w:rPr>
-        <w:t xml:space="preserve"> Editor and then access them in your game code inside a method overridden from the </w:t>
-      </w:r>
-      <w:proofErr w:type="spellStart"/>
-      <w:r>
-        <w:rPr>
-          <w:lang w:val="en-US"/>
-        </w:rPr>
-        <w:t>UDS</w:t>
+        <w:t xml:space="preserve"> Editor and then access them in your game code inside a method overridden from the UDS</w:t>
       </w:r>
       <w:r>
         <w:rPr>
@@ -4816,14 +4583,7 @@
         <w:rPr>
           <w:lang w:val="en-US"/>
         </w:rPr>
-        <w:t>Manager</w:t>
-      </w:r>
-      <w:proofErr w:type="spellEnd"/>
-      <w:r>
-        <w:rPr>
-          <w:lang w:val="en-US"/>
-        </w:rPr>
-        <w:t xml:space="preserve"> (see 4)</w:t>
+        <w:t>Manager (see 4)</w:t>
       </w:r>
       <w:r>
         <w:rPr>
@@ -4890,9 +4650,44 @@
           <w:szCs w:val="20"/>
           <w:lang w:val="en-US"/>
         </w:rPr>
-        <w:t>(</w:t>
-      </w:r>
-      <w:proofErr w:type="gramStart"/>
+        <w:t>(e.g. player has reached a certain level or done a certain quest)</w:t>
+      </w:r>
+      <w:r>
+        <w:rPr>
+          <w:lang w:val="en-US"/>
+        </w:rPr>
+        <w:t xml:space="preserve">. </w:t>
+      </w:r>
+      <w:r>
+        <w:rPr>
+          <w:lang w:val="en-US"/>
+        </w:rPr>
+        <w:t xml:space="preserve">This allows you to influence the </w:t>
+      </w:r>
+      <w:r>
+        <w:rPr>
+          <w:lang w:val="en-US"/>
+        </w:rPr>
+        <w:t>Dialogue</w:t>
+      </w:r>
+      <w:r>
+        <w:rPr>
+          <w:lang w:val="en-US"/>
+        </w:rPr>
+        <w:t xml:space="preserve">s dynamically at runtime. </w:t>
+      </w:r>
+      <w:r>
+        <w:rPr>
+          <w:lang w:val="en-US"/>
+        </w:rPr>
+        <w:t>Conditions</w:t>
+      </w:r>
+      <w:r>
+        <w:rPr>
+          <w:lang w:val="en-US"/>
+        </w:rPr>
+        <w:t xml:space="preserve"> can be set in the editor and are based on the Global Properties, which work just like normal Properties, but are unique and accessible from everywhere in the project. </w:t>
+      </w:r>
       <w:r>
         <w:rPr>
           <w:i/>
@@ -4900,82 +4695,7 @@
           <w:szCs w:val="20"/>
           <w:lang w:val="en-US"/>
         </w:rPr>
-        <w:t>e.g.</w:t>
-      </w:r>
-      <w:proofErr w:type="gramEnd"/>
-      <w:r>
-        <w:rPr>
-          <w:i/>
-          <w:iCs/>
-          <w:szCs w:val="20"/>
-          <w:lang w:val="en-US"/>
-        </w:rPr>
-        <w:t xml:space="preserve"> player has reached a certain level or done a certain quest)</w:t>
-      </w:r>
-      <w:r>
-        <w:rPr>
-          <w:lang w:val="en-US"/>
-        </w:rPr>
-        <w:t xml:space="preserve">. </w:t>
-      </w:r>
-      <w:r>
-        <w:rPr>
-          <w:lang w:val="en-US"/>
-        </w:rPr>
-        <w:t xml:space="preserve">This allows you to influence the </w:t>
-      </w:r>
-      <w:r>
-        <w:rPr>
-          <w:lang w:val="en-US"/>
-        </w:rPr>
-        <w:t>Dialogue</w:t>
-      </w:r>
-      <w:r>
-        <w:rPr>
-          <w:lang w:val="en-US"/>
-        </w:rPr>
-        <w:t xml:space="preserve">s dynamically at runtime. </w:t>
-      </w:r>
-      <w:r>
-        <w:rPr>
-          <w:lang w:val="en-US"/>
-        </w:rPr>
-        <w:t>Conditions</w:t>
-      </w:r>
-      <w:r>
-        <w:rPr>
-          <w:lang w:val="en-US"/>
-        </w:rPr>
-        <w:t xml:space="preserve"> can be set in the editor and are based on the Global Properties, which work just like normal Properties, but are unique and accessible from everywhere in the project. </w:t>
-      </w:r>
-      <w:r>
-        <w:rPr>
-          <w:i/>
-          <w:iCs/>
-          <w:szCs w:val="20"/>
-          <w:lang w:val="en-US"/>
-        </w:rPr>
-        <w:t>(</w:t>
-      </w:r>
-      <w:proofErr w:type="gramStart"/>
-      <w:r>
-        <w:rPr>
-          <w:i/>
-          <w:iCs/>
-          <w:szCs w:val="20"/>
-          <w:lang w:val="en-US"/>
-        </w:rPr>
-        <w:t>they</w:t>
-      </w:r>
-      <w:proofErr w:type="gramEnd"/>
-      <w:r>
-        <w:rPr>
-          <w:i/>
-          <w:iCs/>
-          <w:szCs w:val="20"/>
-          <w:lang w:val="en-US"/>
-        </w:rPr>
-        <w:t xml:space="preserve"> can be compared to static variables in C#)</w:t>
+        <w:t>(they can be compared to static variables in C#)</w:t>
       </w:r>
       <w:r>
         <w:rPr>
@@ -5189,14 +4909,7 @@
         <w:rPr>
           <w:lang w:val="en-US"/>
         </w:rPr>
-        <w:t xml:space="preserve">The most important components in the package are the </w:t>
-      </w:r>
-      <w:proofErr w:type="spellStart"/>
-      <w:r>
-        <w:rPr>
-          <w:lang w:val="en-US"/>
-        </w:rPr>
-        <w:t>UDS</w:t>
+        <w:t>The most important components in the package are the UDS</w:t>
       </w:r>
       <w:r>
         <w:rPr>
@@ -5208,14 +4921,7 @@
         <w:rPr>
           <w:lang w:val="en-US"/>
         </w:rPr>
-        <w:t>Manager</w:t>
-      </w:r>
-      <w:proofErr w:type="spellEnd"/>
-      <w:r>
-        <w:rPr>
-          <w:lang w:val="en-US"/>
-        </w:rPr>
-        <w:t xml:space="preserve"> script and the </w:t>
+        <w:t xml:space="preserve">Manager script and the </w:t>
       </w:r>
       <w:r>
         <w:rPr>
@@ -5349,23 +5055,8 @@
         <w:rPr>
           <w:lang w:val="en-US"/>
         </w:rPr>
-        <w:t xml:space="preserve">example project with several example scripts. These are described in more depth under “3. Quick Start”. To get started with the UDS you should </w:t>
-      </w:r>
-      <w:proofErr w:type="gramStart"/>
-      <w:r>
-        <w:rPr>
-          <w:lang w:val="en-US"/>
-        </w:rPr>
-        <w:t>take a look</w:t>
-      </w:r>
-      <w:proofErr w:type="gramEnd"/>
-      <w:r>
-        <w:rPr>
-          <w:lang w:val="en-US"/>
-        </w:rPr>
-        <w:t xml:space="preserve"> at the </w:t>
-      </w:r>
-      <w:proofErr w:type="spellStart"/>
+        <w:t xml:space="preserve">example project with several example scripts. These are described in more depth under “3. Quick Start”. To get started with the UDS you should take a look at the </w:t>
+      </w:r>
       <w:r>
         <w:rPr>
           <w:i/>
@@ -5390,14 +5081,12 @@
         </w:rPr>
         <w:t>Starter</w:t>
       </w:r>
-      <w:proofErr w:type="spellEnd"/>
       <w:r>
         <w:rPr>
           <w:lang w:val="en-US"/>
         </w:rPr>
         <w:t xml:space="preserve"> and </w:t>
       </w:r>
-      <w:proofErr w:type="spellStart"/>
       <w:r>
         <w:rPr>
           <w:i/>
@@ -5414,7 +5103,6 @@
         </w:rPr>
         <w:t>Dialogue</w:t>
       </w:r>
-      <w:proofErr w:type="spellEnd"/>
       <w:r>
         <w:rPr>
           <w:lang w:val="en-US"/>
@@ -5463,32 +5151,14 @@
           <w:bCs/>
           <w:lang w:val="en-US"/>
         </w:rPr>
-        <w:t xml:space="preserve">However, these are only example scripts and I encourage you to </w:t>
-      </w:r>
-      <w:proofErr w:type="gramStart"/>
+        <w:t>However, these are only example scripts and I encourage you to look into them and extend them as needed.</w:t>
+      </w:r>
       <w:r>
         <w:rPr>
           <w:b/>
           <w:bCs/>
           <w:lang w:val="en-US"/>
         </w:rPr>
-        <w:t>look into</w:t>
-      </w:r>
-      <w:proofErr w:type="gramEnd"/>
-      <w:r>
-        <w:rPr>
-          <w:b/>
-          <w:bCs/>
-          <w:lang w:val="en-US"/>
-        </w:rPr>
-        <w:t xml:space="preserve"> them and extend them as needed.</w:t>
-      </w:r>
-      <w:r>
-        <w:rPr>
-          <w:b/>
-          <w:bCs/>
-          <w:lang w:val="en-US"/>
-        </w:rPr>
         <w:t xml:space="preserve"> </w:t>
       </w:r>
       <w:r>
@@ -5497,7 +5167,6 @@
         </w:rPr>
         <w:t xml:space="preserve">Just like the </w:t>
       </w:r>
-      <w:proofErr w:type="spellStart"/>
       <w:r>
         <w:rPr>
           <w:i/>
@@ -5520,16 +5189,7 @@
           <w:iCs/>
           <w:lang w:val="en-US"/>
         </w:rPr>
-        <w:t>Manager</w:t>
-      </w:r>
-      <w:proofErr w:type="spellEnd"/>
-      <w:r>
-        <w:rPr>
-          <w:i/>
-          <w:iCs/>
-          <w:lang w:val="en-US"/>
-        </w:rPr>
-        <w:t xml:space="preserve"> </w:t>
+        <w:t xml:space="preserve">Manager </w:t>
       </w:r>
       <w:r>
         <w:rPr>
@@ -5608,28 +5268,7 @@
         <w:rPr>
           <w:lang w:val="en-US"/>
         </w:rPr>
-        <w:t xml:space="preserve">Then create a new </w:t>
-      </w:r>
-      <w:proofErr w:type="spellStart"/>
-      <w:r>
-        <w:rPr>
-          <w:lang w:val="en-US"/>
-        </w:rPr>
-        <w:t>GameObject</w:t>
-      </w:r>
-      <w:proofErr w:type="spellEnd"/>
-      <w:r>
-        <w:rPr>
-          <w:lang w:val="en-US"/>
-        </w:rPr>
-        <w:t xml:space="preserve"> and attach the </w:t>
-      </w:r>
-      <w:proofErr w:type="spellStart"/>
-      <w:r>
-        <w:rPr>
-          <w:lang w:val="en-US"/>
-        </w:rPr>
-        <w:t>UDS</w:t>
+        <w:t>Then create a new GameObject and attach the UDS</w:t>
       </w:r>
       <w:r>
         <w:rPr>
@@ -5641,21 +5280,7 @@
         <w:rPr>
           <w:lang w:val="en-US"/>
         </w:rPr>
-        <w:t>Manager</w:t>
-      </w:r>
-      <w:proofErr w:type="spellEnd"/>
-      <w:r>
-        <w:rPr>
-          <w:lang w:val="en-US"/>
-        </w:rPr>
-        <w:t xml:space="preserve"> script. The </w:t>
-      </w:r>
-      <w:proofErr w:type="spellStart"/>
-      <w:r>
-        <w:rPr>
-          <w:lang w:val="en-US"/>
-        </w:rPr>
-        <w:t>UDS</w:t>
+        <w:t>Manager script. The UDS</w:t>
       </w:r>
       <w:r>
         <w:rPr>
@@ -5667,14 +5292,7 @@
         <w:rPr>
           <w:lang w:val="en-US"/>
         </w:rPr>
-        <w:t>Manager</w:t>
-      </w:r>
-      <w:proofErr w:type="spellEnd"/>
-      <w:r>
-        <w:rPr>
-          <w:lang w:val="en-US"/>
-        </w:rPr>
-        <w:t xml:space="preserve"> is the core component of the UDS, it takes care of everything surrounding the </w:t>
+        <w:t xml:space="preserve">Manager is the core component of the UDS, it takes care of everything surrounding the </w:t>
       </w:r>
       <w:r>
         <w:rPr>
@@ -5729,14 +5347,7 @@
         <w:rPr>
           <w:lang w:val="en-US"/>
         </w:rPr>
-        <w:t xml:space="preserve">In the </w:t>
-      </w:r>
-      <w:proofErr w:type="spellStart"/>
-      <w:r>
-        <w:rPr>
-          <w:lang w:val="en-US"/>
-        </w:rPr>
-        <w:t>UDS</w:t>
+        <w:t>In the UDS</w:t>
       </w:r>
       <w:r>
         <w:rPr>
@@ -5748,14 +5359,7 @@
         <w:rPr>
           <w:lang w:val="en-US"/>
         </w:rPr>
-        <w:t>Manager</w:t>
-      </w:r>
-      <w:proofErr w:type="spellEnd"/>
-      <w:r>
-        <w:rPr>
-          <w:lang w:val="en-US"/>
-        </w:rPr>
-        <w:t xml:space="preserve"> inspector you can now set the Platform (Desktop or Mobile/Touch) and whether you are using TextMeshPro with the </w:t>
+        <w:t xml:space="preserve">Manager inspector you can now set the Platform (Desktop or Mobile/Touch) and whether you are using TextMeshPro with the </w:t>
       </w:r>
       <w:r>
         <w:rPr>
@@ -5967,47 +5571,7 @@
           <w:szCs w:val="20"/>
           <w:lang w:val="en-US"/>
         </w:rPr>
-        <w:t>(</w:t>
-      </w:r>
-      <w:proofErr w:type="gramStart"/>
-      <w:r>
-        <w:rPr>
-          <w:i/>
-          <w:iCs/>
-          <w:szCs w:val="20"/>
-          <w:lang w:val="en-US"/>
-        </w:rPr>
-        <w:t>e.g.</w:t>
-      </w:r>
-      <w:proofErr w:type="gramEnd"/>
-      <w:r>
-        <w:rPr>
-          <w:i/>
-          <w:iCs/>
-          <w:szCs w:val="20"/>
-          <w:lang w:val="en-US"/>
-        </w:rPr>
-        <w:t xml:space="preserve"> through a Horizontal- or </w:t>
-      </w:r>
-      <w:proofErr w:type="spellStart"/>
-      <w:r>
-        <w:rPr>
-          <w:i/>
-          <w:iCs/>
-          <w:szCs w:val="20"/>
-          <w:lang w:val="en-US"/>
-        </w:rPr>
-        <w:t>VerticalLayoutGroup</w:t>
-      </w:r>
-      <w:proofErr w:type="spellEnd"/>
-      <w:r>
-        <w:rPr>
-          <w:i/>
-          <w:iCs/>
-          <w:szCs w:val="20"/>
-          <w:lang w:val="en-US"/>
-        </w:rPr>
-        <w:t>)</w:t>
+        <w:t>(e.g. through a Horizontal- or VerticalLayoutGroup)</w:t>
       </w:r>
     </w:p>
     <w:p>
@@ -6100,7 +5664,6 @@
         </w:rPr>
         <w:t xml:space="preserve"> (and of course modify) the </w:t>
       </w:r>
-      <w:proofErr w:type="spellStart"/>
       <w:r>
         <w:rPr>
           <w:lang w:val="en-US"/>
@@ -6111,14 +5674,7 @@
         <w:rPr>
           <w:lang w:val="en-US"/>
         </w:rPr>
-        <w:t>UI</w:t>
-      </w:r>
-      <w:proofErr w:type="spellEnd"/>
-      <w:r>
-        <w:rPr>
-          <w:lang w:val="en-US"/>
-        </w:rPr>
-        <w:t xml:space="preserve"> prefab from the Example Project.</w:t>
+        <w:t>UI prefab from the Example Project.</w:t>
       </w:r>
       <w:r>
         <w:rPr>
@@ -6126,7 +5682,6 @@
         </w:rPr>
         <w:t xml:space="preserve"> It uses simple UI panels and Text components for everything. There are a total of 3 answer boxes with Button components inside a </w:t>
       </w:r>
-      <w:proofErr w:type="spellStart"/>
       <w:r>
         <w:rPr>
           <w:lang w:val="en-US"/>
@@ -6137,14 +5692,7 @@
         <w:rPr>
           <w:lang w:val="en-US"/>
         </w:rPr>
-        <w:t>LayoutGroup</w:t>
-      </w:r>
-      <w:proofErr w:type="spellEnd"/>
-      <w:r>
-        <w:rPr>
-          <w:lang w:val="en-US"/>
-        </w:rPr>
-        <w:t xml:space="preserve"> (so it still looks good when there are only 2 or less active answers).</w:t>
+        <w:t>LayoutGroup (so it still looks good when there are only 2 or less active answers).</w:t>
       </w:r>
     </w:p>
     <w:p>
@@ -6162,7 +5710,6 @@
         </w:rPr>
         <w:t xml:space="preserve">To hook the </w:t>
       </w:r>
-      <w:proofErr w:type="spellStart"/>
       <w:r>
         <w:rPr>
           <w:lang w:val="en-US"/>
@@ -6173,21 +5720,7 @@
         <w:rPr>
           <w:lang w:val="en-US"/>
         </w:rPr>
-        <w:t>UI</w:t>
-      </w:r>
-      <w:proofErr w:type="spellEnd"/>
-      <w:r>
-        <w:rPr>
-          <w:lang w:val="en-US"/>
-        </w:rPr>
-        <w:t xml:space="preserve"> up to the </w:t>
-      </w:r>
-      <w:proofErr w:type="spellStart"/>
-      <w:r>
-        <w:rPr>
-          <w:lang w:val="en-US"/>
-        </w:rPr>
-        <w:t>UDS</w:t>
+        <w:t>UI up to the UDS</w:t>
       </w:r>
       <w:r>
         <w:rPr>
@@ -6199,14 +5732,7 @@
         <w:rPr>
           <w:lang w:val="en-US"/>
         </w:rPr>
-        <w:t>Manager</w:t>
-      </w:r>
-      <w:proofErr w:type="spellEnd"/>
-      <w:r>
-        <w:rPr>
-          <w:lang w:val="en-US"/>
-        </w:rPr>
-        <w:t xml:space="preserve"> you will find several “Text Box” panels and an “Answer Box” list in the inspector. You can open these and drag the appropriate components into their respective slots.</w:t>
+        <w:t>Manager you will find several “Text Box” panels and an “Answer Box” list in the inspector. You can open these and drag the appropriate components into their respective slots.</w:t>
       </w:r>
       <w:r>
         <w:rPr>
@@ -6221,27 +5747,7 @@
           <w:szCs w:val="20"/>
           <w:lang w:val="en-US"/>
         </w:rPr>
-        <w:t xml:space="preserve">(This is a little tedious but very flexible, ensures performance and only </w:t>
-      </w:r>
-      <w:proofErr w:type="gramStart"/>
-      <w:r>
-        <w:rPr>
-          <w:i/>
-          <w:iCs/>
-          <w:szCs w:val="20"/>
-          <w:lang w:val="en-US"/>
-        </w:rPr>
-        <w:t>has to</w:t>
-      </w:r>
-      <w:proofErr w:type="gramEnd"/>
-      <w:r>
-        <w:rPr>
-          <w:i/>
-          <w:iCs/>
-          <w:szCs w:val="20"/>
-          <w:lang w:val="en-US"/>
-        </w:rPr>
-        <w:t xml:space="preserve"> be done once)</w:t>
+        <w:t>(This is a little tedious but very flexible, ensures performance and only has to be done once)</w:t>
       </w:r>
     </w:p>
     <w:p>
@@ -6280,7 +5786,6 @@
         </w:rPr>
         <w:t xml:space="preserve">. You can either use the </w:t>
       </w:r>
-      <w:proofErr w:type="spellStart"/>
       <w:r>
         <w:rPr>
           <w:lang w:val="en-US"/>
@@ -6291,14 +5796,7 @@
         <w:rPr>
           <w:lang w:val="en-US"/>
         </w:rPr>
-        <w:t>Editor</w:t>
-      </w:r>
-      <w:proofErr w:type="spellEnd"/>
-      <w:r>
-        <w:rPr>
-          <w:lang w:val="en-US"/>
-        </w:rPr>
-        <w:t xml:space="preserve"> to create your first </w:t>
+        <w:t xml:space="preserve">Editor to create your first </w:t>
       </w:r>
       <w:r>
         <w:rPr>
@@ -6310,14 +5808,7 @@
         <w:rPr>
           <w:lang w:val="en-US"/>
         </w:rPr>
-        <w:t xml:space="preserve"> or you can simply take the </w:t>
-      </w:r>
-      <w:proofErr w:type="spellStart"/>
-      <w:r>
-        <w:rPr>
-          <w:lang w:val="en-US"/>
-        </w:rPr>
-        <w:t>Example</w:t>
+        <w:t xml:space="preserve"> or you can simply take the Example</w:t>
       </w:r>
       <w:r>
         <w:rPr>
@@ -6325,26 +5816,11 @@
         </w:rPr>
         <w:t>Dialogue</w:t>
       </w:r>
-      <w:proofErr w:type="spellEnd"/>
-      <w:r>
-        <w:rPr>
-          <w:lang w:val="en-US"/>
-        </w:rPr>
-        <w:t xml:space="preserve"> from the </w:t>
-      </w:r>
-      <w:proofErr w:type="spellStart"/>
-      <w:r>
-        <w:rPr>
-          <w:lang w:val="en-US"/>
-        </w:rPr>
-        <w:t>ExampleProject</w:t>
-      </w:r>
-      <w:proofErr w:type="spellEnd"/>
-      <w:r>
-        <w:rPr>
-          <w:lang w:val="en-US"/>
-        </w:rPr>
-        <w:t xml:space="preserve">. </w:t>
+      <w:r>
+        <w:rPr>
+          <w:lang w:val="en-US"/>
+        </w:rPr>
+        <w:t xml:space="preserve"> from the ExampleProject. </w:t>
       </w:r>
       <w:r>
         <w:rPr>
@@ -6386,7 +5862,6 @@
         </w:rPr>
         <w:t xml:space="preserve"> you can skip the following introduction to the </w:t>
       </w:r>
-      <w:proofErr w:type="spellStart"/>
       <w:r>
         <w:rPr>
           <w:b/>
@@ -6403,7 +5878,6 @@
         </w:rPr>
         <w:t>Editor</w:t>
       </w:r>
-      <w:proofErr w:type="spellEnd"/>
       <w:r>
         <w:rPr>
           <w:b/>
@@ -6447,7 +5921,6 @@
         <w:lastRenderedPageBreak/>
         <w:t xml:space="preserve">If you open the </w:t>
       </w:r>
-      <w:proofErr w:type="spellStart"/>
       <w:r>
         <w:rPr>
           <w:lang w:val="en-US"/>
@@ -6458,14 +5931,7 @@
         <w:rPr>
           <w:lang w:val="en-US"/>
         </w:rPr>
-        <w:t>Editor</w:t>
-      </w:r>
-      <w:proofErr w:type="spellEnd"/>
-      <w:r>
-        <w:rPr>
-          <w:lang w:val="en-US"/>
-        </w:rPr>
-        <w:t xml:space="preserve"> you will see the following:</w:t>
+        <w:t>Editor you will see the following:</w:t>
       </w:r>
     </w:p>
     <w:p>
@@ -6960,23 +6426,7 @@
           <w:lang w:val="en-US"/>
         </w:rPr>
         <w:lastRenderedPageBreak/>
-        <w:t xml:space="preserve">If you </w:t>
-      </w:r>
-      <w:proofErr w:type="gramStart"/>
-      <w:r>
-        <w:rPr>
-          <w:color w:val="000000" w:themeColor="text1"/>
-          <w:lang w:val="en-US"/>
-        </w:rPr>
-        <w:t>left-click</w:t>
-      </w:r>
-      <w:proofErr w:type="gramEnd"/>
-      <w:r>
-        <w:rPr>
-          <w:color w:val="000000" w:themeColor="text1"/>
-          <w:lang w:val="en-US"/>
-        </w:rPr>
-        <w:t xml:space="preserve"> a </w:t>
+        <w:t xml:space="preserve">If you left-click a </w:t>
       </w:r>
       <w:r>
         <w:rPr>
@@ -7092,23 +6542,7 @@
           <w:color w:val="000000" w:themeColor="text1"/>
           <w:lang w:val="en-US"/>
         </w:rPr>
-        <w:t xml:space="preserve"> Part here. IDs </w:t>
-      </w:r>
-      <w:proofErr w:type="gramStart"/>
-      <w:r>
-        <w:rPr>
-          <w:color w:val="000000" w:themeColor="text1"/>
-          <w:lang w:val="en-US"/>
-        </w:rPr>
-        <w:t>have to</w:t>
-      </w:r>
-      <w:proofErr w:type="gramEnd"/>
-      <w:r>
-        <w:rPr>
-          <w:color w:val="000000" w:themeColor="text1"/>
-          <w:lang w:val="en-US"/>
-        </w:rPr>
-        <w:t xml:space="preserve"> be unique and should contain a little information about the contents of the </w:t>
+        <w:t xml:space="preserve"> Part here. IDs have to be unique and should contain a little information about the contents of the </w:t>
       </w:r>
       <w:r>
         <w:rPr>
@@ -7384,7 +6818,6 @@
         </w:rPr>
         <w:t>(</w:t>
       </w:r>
-      <w:proofErr w:type="gramStart"/>
       <w:r>
         <w:rPr>
           <w:i/>
@@ -7393,18 +6826,7 @@
           <w:szCs w:val="20"/>
           <w:lang w:val="en-US"/>
         </w:rPr>
-        <w:t>e.g.</w:t>
-      </w:r>
-      <w:proofErr w:type="gramEnd"/>
-      <w:r>
-        <w:rPr>
-          <w:i/>
-          <w:iCs/>
-          <w:color w:val="000000" w:themeColor="text1"/>
-          <w:szCs w:val="20"/>
-          <w:lang w:val="en-US"/>
-        </w:rPr>
-        <w:t xml:space="preserve"> “Yes”, “No”, “I want to buy something”)</w:t>
+        <w:t>e.g. “Yes”, “No”, “I want to buy something”)</w:t>
       </w:r>
       <w:r>
         <w:rPr>
@@ -7602,23 +7024,7 @@
           <w:color w:val="000000" w:themeColor="text1"/>
           <w:lang w:val="en-US"/>
         </w:rPr>
-        <w:t xml:space="preserve"> Parts can be connected to others either via Answers (meaning the player </w:t>
-      </w:r>
-      <w:proofErr w:type="gramStart"/>
-      <w:r>
-        <w:rPr>
-          <w:color w:val="000000" w:themeColor="text1"/>
-          <w:lang w:val="en-US"/>
-        </w:rPr>
-        <w:t>has to</w:t>
-      </w:r>
-      <w:proofErr w:type="gramEnd"/>
-      <w:r>
-        <w:rPr>
-          <w:color w:val="000000" w:themeColor="text1"/>
-          <w:lang w:val="en-US"/>
-        </w:rPr>
-        <w:t xml:space="preserve"> click/tap an Answer) or directly (meaning the player has to press a button or tap the screen to continue), the latter is only possible if </w:t>
+        <w:t xml:space="preserve"> Parts can be connected to others either via Answers (meaning the player has to click/tap an Answer) or directly (meaning the player has to press a button or tap the screen to continue), the latter is only possible if </w:t>
       </w:r>
       <w:r>
         <w:rPr>
@@ -7728,62 +7134,36 @@
           <w:color w:val="000000" w:themeColor="text1"/>
           <w:lang w:val="en-US"/>
         </w:rPr>
-        <w:t xml:space="preserve"> (either the one you just created or the one from the </w:t>
-      </w:r>
-      <w:proofErr w:type="spellStart"/>
+        <w:t xml:space="preserve"> (either the one you just created or the one from the ExampleProject), you can go back into your project and create the folder “Resources” (under Assets). The Resources folder is treated specially by Unity and provides functionality to easily import Assets. Inside the Resources folder create a new folder “</w:t>
+      </w:r>
       <w:r>
         <w:rPr>
           <w:color w:val="000000" w:themeColor="text1"/>
           <w:lang w:val="en-US"/>
         </w:rPr>
-        <w:t>ExampleProject</w:t>
-      </w:r>
-      <w:proofErr w:type="spellEnd"/>
+        <w:t>Dialogue</w:t>
+      </w:r>
       <w:r>
         <w:rPr>
           <w:color w:val="000000" w:themeColor="text1"/>
           <w:lang w:val="en-US"/>
         </w:rPr>
-        <w:t>), you can go back into your project and create the folder “Resources” (under Assets). The Resources folder is treated specially by Unity and provides functionality to easily import Assets. Inside the Resources folder create a new folder “</w:t>
+        <w:t xml:space="preserve">s”. </w:t>
       </w:r>
       <w:r>
         <w:rPr>
           <w:color w:val="000000" w:themeColor="text1"/>
           <w:lang w:val="en-US"/>
         </w:rPr>
-        <w:t>Dialogue</w:t>
-      </w:r>
-      <w:r>
-        <w:rPr>
-          <w:color w:val="000000" w:themeColor="text1"/>
-          <w:lang w:val="en-US"/>
-        </w:rPr>
-        <w:t xml:space="preserve">s”. </w:t>
-      </w:r>
-      <w:r>
-        <w:rPr>
-          <w:color w:val="000000" w:themeColor="text1"/>
-          <w:lang w:val="en-US"/>
-        </w:rPr>
         <w:t xml:space="preserve">This is the folder where all your Dialogues go and where the </w:t>
       </w:r>
-      <w:proofErr w:type="spellStart"/>
       <w:r>
         <w:rPr>
           <w:rFonts w:ascii="Consolas" w:hAnsi="Consolas"/>
           <w:color w:val="000000" w:themeColor="text1"/>
           <w:lang w:val="en-US"/>
         </w:rPr>
-        <w:t>UDSDialogManager</w:t>
-      </w:r>
-      <w:proofErr w:type="spellEnd"/>
-      <w:r>
-        <w:rPr>
-          <w:rFonts w:ascii="Consolas" w:hAnsi="Consolas"/>
-          <w:color w:val="000000" w:themeColor="text1"/>
-          <w:lang w:val="en-US"/>
-        </w:rPr>
-        <w:t xml:space="preserve"> </w:t>
+        <w:t xml:space="preserve">UDSDialogManager </w:t>
       </w:r>
       <w:r>
         <w:rPr>
@@ -7812,373 +7192,283 @@
           <w:color w:val="000000" w:themeColor="text1"/>
           <w:lang w:val="en-US"/>
         </w:rPr>
+        <w:t xml:space="preserve"> (.uds</w:t>
+      </w:r>
+      <w:r>
+        <w:rPr>
+          <w:color w:val="000000" w:themeColor="text1"/>
+          <w:lang w:val="en-US"/>
+        </w:rPr>
+        <w:t>Dialogue</w:t>
+      </w:r>
+      <w:r>
+        <w:rPr>
+          <w:color w:val="000000" w:themeColor="text1"/>
+          <w:lang w:val="en-US"/>
+        </w:rPr>
+        <w:t>.json file) under Assets\Resources\</w:t>
+      </w:r>
+      <w:r>
+        <w:rPr>
+          <w:color w:val="000000" w:themeColor="text1"/>
+          <w:lang w:val="en-US"/>
+        </w:rPr>
+        <w:t>Dialogue</w:t>
+      </w:r>
+      <w:r>
+        <w:rPr>
+          <w:color w:val="000000" w:themeColor="text1"/>
+          <w:lang w:val="en-US"/>
+        </w:rPr>
+        <w:t>s.</w:t>
+      </w:r>
+    </w:p>
+    <w:p>
+      <w:pPr>
+        <w:rPr>
+          <w:rFonts w:cs="Arial"/>
+          <w:lang w:val="en-US"/>
+        </w:rPr>
+      </w:pPr>
+      <w:r>
+        <w:rPr>
+          <w:lang w:val="en-US"/>
+        </w:rPr>
+        <w:t xml:space="preserve">Congratulations! Now everything is set up. You can go ahead now and call </w:t>
+      </w:r>
+      <w:r>
+        <w:rPr>
+          <w:rFonts w:ascii="Consolas" w:hAnsi="Consolas"/>
+          <w:lang w:val="en-US"/>
+        </w:rPr>
+        <w:t>UDS</w:t>
+      </w:r>
+      <w:r>
+        <w:rPr>
+          <w:rFonts w:ascii="Consolas" w:hAnsi="Consolas"/>
+          <w:lang w:val="en-US"/>
+        </w:rPr>
+        <w:t>Dialogue</w:t>
+      </w:r>
+      <w:r>
+        <w:rPr>
+          <w:rFonts w:ascii="Consolas" w:hAnsi="Consolas"/>
+          <w:lang w:val="en-US"/>
+        </w:rPr>
+        <w:t>Manager.instance.Start</w:t>
+      </w:r>
+      <w:r>
+        <w:rPr>
+          <w:rFonts w:ascii="Consolas" w:hAnsi="Consolas"/>
+          <w:lang w:val="en-US"/>
+        </w:rPr>
+        <w:t>Dialogue</w:t>
+      </w:r>
+      <w:r>
+        <w:rPr>
+          <w:rFonts w:ascii="Consolas" w:hAnsi="Consolas"/>
+          <w:lang w:val="en-US"/>
+        </w:rPr>
+        <w:t>(</w:t>
+      </w:r>
+      <w:r>
+        <w:rPr>
+          <w:rFonts w:ascii="Consolas" w:hAnsi="Consolas"/>
+          <w:lang w:val="en-US"/>
+        </w:rPr>
+        <w:t>Dialogue</w:t>
+      </w:r>
+      <w:r>
+        <w:rPr>
+          <w:rFonts w:ascii="Consolas" w:hAnsi="Consolas"/>
+          <w:lang w:val="en-US"/>
+        </w:rPr>
+        <w:t xml:space="preserve">ID) </w:t>
+      </w:r>
+      <w:r>
+        <w:rPr>
+          <w:rFonts w:cs="Arial"/>
+          <w:lang w:val="en-US"/>
+        </w:rPr>
+        <w:t xml:space="preserve">to play back the </w:t>
+      </w:r>
+      <w:r>
+        <w:rPr>
+          <w:rFonts w:cs="Arial"/>
+          <w:lang w:val="en-US"/>
+        </w:rPr>
+        <w:t>Dialogue</w:t>
+      </w:r>
+      <w:r>
+        <w:rPr>
+          <w:rFonts w:cs="Arial"/>
+          <w:lang w:val="en-US"/>
+        </w:rPr>
+        <w:t xml:space="preserve"> (the </w:t>
+      </w:r>
+      <w:r>
+        <w:rPr>
+          <w:rFonts w:cs="Arial"/>
+          <w:lang w:val="en-US"/>
+        </w:rPr>
+        <w:t>Dialogue</w:t>
+      </w:r>
+      <w:r>
+        <w:rPr>
+          <w:rFonts w:cs="Arial"/>
+          <w:lang w:val="en-US"/>
+        </w:rPr>
+        <w:t xml:space="preserve">ID should always equal the filename). </w:t>
+      </w:r>
+    </w:p>
+    <w:p>
+      <w:pPr>
+        <w:rPr>
+          <w:rFonts w:cs="Arial"/>
+          <w:lang w:val="en-US"/>
+        </w:rPr>
+      </w:pPr>
+      <w:r>
+        <w:rPr>
+          <w:rFonts w:cs="Arial"/>
+          <w:lang w:val="en-US"/>
+        </w:rPr>
+        <w:t xml:space="preserve">Of course, you will need additional logic to e.g. link your </w:t>
+      </w:r>
+      <w:r>
+        <w:rPr>
+          <w:rFonts w:cs="Arial"/>
+          <w:lang w:val="en-US"/>
+        </w:rPr>
+        <w:t>Dialogue</w:t>
+      </w:r>
+      <w:r>
+        <w:rPr>
+          <w:rFonts w:cs="Arial"/>
+          <w:lang w:val="en-US"/>
+        </w:rPr>
+        <w:t xml:space="preserve">s to NPCs, cutscenes, etc. The ExampleProject includes two scripts to help you out with that: </w:t>
+      </w:r>
+    </w:p>
+    <w:p>
+      <w:pPr>
+        <w:rPr>
+          <w:rFonts w:cs="Arial"/>
+          <w:lang w:val="en-US"/>
+        </w:rPr>
+      </w:pPr>
+      <w:r>
+        <w:rPr>
+          <w:rFonts w:cs="Arial"/>
+          <w:lang w:val="en-US"/>
+        </w:rPr>
+        <w:t xml:space="preserve">The </w:t>
+      </w:r>
+      <w:r>
+        <w:rPr>
+          <w:rFonts w:ascii="Consolas" w:hAnsi="Consolas" w:cs="Arial"/>
+          <w:lang w:val="en-US"/>
+        </w:rPr>
+        <w:t>UDSPlayer</w:t>
+      </w:r>
+      <w:r>
+        <w:rPr>
+          <w:rFonts w:ascii="Consolas" w:hAnsi="Consolas" w:cs="Arial"/>
+          <w:lang w:val="en-US"/>
+        </w:rPr>
+        <w:t>Dialogue</w:t>
+      </w:r>
+      <w:r>
+        <w:rPr>
+          <w:rFonts w:ascii="Consolas" w:hAnsi="Consolas" w:cs="Arial"/>
+          <w:lang w:val="en-US"/>
+        </w:rPr>
         <w:t xml:space="preserve"> </w:t>
       </w:r>
-      <w:proofErr w:type="gramStart"/>
-      <w:r>
-        <w:rPr>
-          <w:color w:val="000000" w:themeColor="text1"/>
-          <w:lang w:val="en-US"/>
-        </w:rPr>
-        <w:t>(.</w:t>
-      </w:r>
-      <w:proofErr w:type="spellStart"/>
-      <w:r>
-        <w:rPr>
-          <w:color w:val="000000" w:themeColor="text1"/>
-          <w:lang w:val="en-US"/>
-        </w:rPr>
-        <w:t>uds</w:t>
-      </w:r>
-      <w:r>
-        <w:rPr>
-          <w:color w:val="000000" w:themeColor="text1"/>
+      <w:r>
+        <w:rPr>
+          <w:rFonts w:cs="Arial"/>
+          <w:lang w:val="en-US"/>
+        </w:rPr>
+        <w:t xml:space="preserve">script can be attached to your player character to register when he is near an NPC or other </w:t>
+      </w:r>
+      <w:r>
+        <w:rPr>
+          <w:rFonts w:cs="Arial"/>
           <w:lang w:val="en-US"/>
         </w:rPr>
         <w:t>Dialogue</w:t>
       </w:r>
       <w:r>
         <w:rPr>
-          <w:color w:val="000000" w:themeColor="text1"/>
-          <w:lang w:val="en-US"/>
-        </w:rPr>
-        <w:t>.json</w:t>
-      </w:r>
-      <w:proofErr w:type="spellEnd"/>
-      <w:proofErr w:type="gramEnd"/>
-      <w:r>
-        <w:rPr>
-          <w:color w:val="000000" w:themeColor="text1"/>
-          <w:lang w:val="en-US"/>
-        </w:rPr>
-        <w:t xml:space="preserve"> file) under Assets\Resources\</w:t>
-      </w:r>
-      <w:r>
-        <w:rPr>
-          <w:color w:val="000000" w:themeColor="text1"/>
+          <w:rFonts w:cs="Arial"/>
+          <w:lang w:val="en-US"/>
+        </w:rPr>
+        <w:t xml:space="preserve"> starter and to then start the </w:t>
+      </w:r>
+      <w:r>
+        <w:rPr>
+          <w:rFonts w:cs="Arial"/>
           <w:lang w:val="en-US"/>
         </w:rPr>
         <w:t>Dialogue</w:t>
       </w:r>
       <w:r>
         <w:rPr>
-          <w:color w:val="000000" w:themeColor="text1"/>
-          <w:lang w:val="en-US"/>
-        </w:rPr>
-        <w:t>s.</w:t>
-      </w:r>
-    </w:p>
-    <w:p>
-      <w:pPr>
-        <w:rPr>
           <w:rFonts w:cs="Arial"/>
           <w:lang w:val="en-US"/>
         </w:rPr>
-      </w:pPr>
-      <w:r>
-        <w:rPr>
-          <w:lang w:val="en-US"/>
-        </w:rPr>
-        <w:t xml:space="preserve">Congratulations! Now everything is set up. You can go ahead now and call </w:t>
-      </w:r>
-      <w:proofErr w:type="spellStart"/>
-      <w:proofErr w:type="gramStart"/>
-      <w:r>
-        <w:rPr>
-          <w:rFonts w:ascii="Consolas" w:hAnsi="Consolas"/>
+        <w:t xml:space="preserve"> </w:t>
+      </w:r>
+      <w:r>
+        <w:rPr>
+          <w:rFonts w:cs="Arial"/>
+          <w:lang w:val="en-US"/>
+        </w:rPr>
+        <w:t>once</w:t>
+      </w:r>
+      <w:r>
+        <w:rPr>
+          <w:rFonts w:cs="Arial"/>
+          <w:lang w:val="en-US"/>
+        </w:rPr>
+        <w:t xml:space="preserve"> a key is pressed. </w:t>
+      </w:r>
+    </w:p>
+    <w:p>
+      <w:pPr>
+        <w:rPr>
+          <w:rFonts w:cs="Arial"/>
+          <w:lang w:val="en-US"/>
+        </w:rPr>
+      </w:pPr>
+      <w:r>
+        <w:rPr>
+          <w:rFonts w:cs="Arial"/>
+          <w:lang w:val="en-US"/>
+        </w:rPr>
+        <w:t xml:space="preserve">The </w:t>
+      </w:r>
+      <w:r>
+        <w:rPr>
+          <w:rFonts w:ascii="Consolas" w:hAnsi="Consolas" w:cs="Arial"/>
           <w:lang w:val="en-US"/>
         </w:rPr>
         <w:t>UDS</w:t>
       </w:r>
       <w:r>
         <w:rPr>
-          <w:rFonts w:ascii="Consolas" w:hAnsi="Consolas"/>
+          <w:rFonts w:ascii="Consolas" w:hAnsi="Consolas" w:cs="Arial"/>
           <w:lang w:val="en-US"/>
         </w:rPr>
         <w:t>Dialogue</w:t>
       </w:r>
       <w:r>
         <w:rPr>
-          <w:rFonts w:ascii="Consolas" w:hAnsi="Consolas"/>
-          <w:lang w:val="en-US"/>
-        </w:rPr>
-        <w:t>Manager.instance.Start</w:t>
-      </w:r>
-      <w:r>
-        <w:rPr>
-          <w:rFonts w:ascii="Consolas" w:hAnsi="Consolas"/>
-          <w:lang w:val="en-US"/>
-        </w:rPr>
-        <w:t>Dialogue</w:t>
-      </w:r>
-      <w:proofErr w:type="spellEnd"/>
-      <w:proofErr w:type="gramEnd"/>
-      <w:r>
-        <w:rPr>
-          <w:rFonts w:ascii="Consolas" w:hAnsi="Consolas"/>
-          <w:lang w:val="en-US"/>
-        </w:rPr>
-        <w:t>(</w:t>
-      </w:r>
-      <w:proofErr w:type="spellStart"/>
-      <w:r>
-        <w:rPr>
-          <w:rFonts w:ascii="Consolas" w:hAnsi="Consolas"/>
-          <w:lang w:val="en-US"/>
-        </w:rPr>
-        <w:t>Dialogue</w:t>
-      </w:r>
-      <w:r>
-        <w:rPr>
-          <w:rFonts w:ascii="Consolas" w:hAnsi="Consolas"/>
-          <w:lang w:val="en-US"/>
-        </w:rPr>
-        <w:t>ID</w:t>
-      </w:r>
-      <w:proofErr w:type="spellEnd"/>
-      <w:r>
-        <w:rPr>
-          <w:rFonts w:ascii="Consolas" w:hAnsi="Consolas"/>
-          <w:lang w:val="en-US"/>
-        </w:rPr>
-        <w:t xml:space="preserve">) </w:t>
-      </w:r>
-      <w:r>
-        <w:rPr>
-          <w:rFonts w:cs="Arial"/>
-          <w:lang w:val="en-US"/>
-        </w:rPr>
-        <w:t xml:space="preserve">to play back the </w:t>
-      </w:r>
-      <w:r>
-        <w:rPr>
-          <w:rFonts w:cs="Arial"/>
-          <w:lang w:val="en-US"/>
-        </w:rPr>
-        <w:t>Dialogue</w:t>
-      </w:r>
-      <w:r>
-        <w:rPr>
-          <w:rFonts w:cs="Arial"/>
-          <w:lang w:val="en-US"/>
-        </w:rPr>
-        <w:t xml:space="preserve"> (the </w:t>
-      </w:r>
-      <w:proofErr w:type="spellStart"/>
-      <w:r>
-        <w:rPr>
-          <w:rFonts w:cs="Arial"/>
-          <w:lang w:val="en-US"/>
-        </w:rPr>
-        <w:t>Dialogue</w:t>
-      </w:r>
-      <w:r>
-        <w:rPr>
-          <w:rFonts w:cs="Arial"/>
-          <w:lang w:val="en-US"/>
-        </w:rPr>
-        <w:t>ID</w:t>
-      </w:r>
-      <w:proofErr w:type="spellEnd"/>
-      <w:r>
-        <w:rPr>
-          <w:rFonts w:cs="Arial"/>
-          <w:lang w:val="en-US"/>
-        </w:rPr>
-        <w:t xml:space="preserve"> should always equal the filename). </w:t>
-      </w:r>
-    </w:p>
-    <w:p>
-      <w:pPr>
-        <w:rPr>
-          <w:rFonts w:cs="Arial"/>
-          <w:lang w:val="en-US"/>
-        </w:rPr>
-      </w:pPr>
-      <w:r>
-        <w:rPr>
-          <w:rFonts w:cs="Arial"/>
-          <w:lang w:val="en-US"/>
-        </w:rPr>
-        <w:t xml:space="preserve">Of course, you will need additional logic to </w:t>
-      </w:r>
-      <w:proofErr w:type="gramStart"/>
-      <w:r>
-        <w:rPr>
-          <w:rFonts w:cs="Arial"/>
-          <w:lang w:val="en-US"/>
-        </w:rPr>
-        <w:t>e.g.</w:t>
-      </w:r>
-      <w:proofErr w:type="gramEnd"/>
-      <w:r>
-        <w:rPr>
-          <w:rFonts w:cs="Arial"/>
-          <w:lang w:val="en-US"/>
-        </w:rPr>
-        <w:t xml:space="preserve"> link your </w:t>
-      </w:r>
-      <w:r>
-        <w:rPr>
-          <w:rFonts w:cs="Arial"/>
-          <w:lang w:val="en-US"/>
-        </w:rPr>
-        <w:t>Dialogue</w:t>
-      </w:r>
-      <w:r>
-        <w:rPr>
-          <w:rFonts w:cs="Arial"/>
-          <w:lang w:val="en-US"/>
-        </w:rPr>
-        <w:t xml:space="preserve">s to NPCs, cutscenes, etc. The </w:t>
-      </w:r>
-      <w:proofErr w:type="spellStart"/>
-      <w:r>
-        <w:rPr>
-          <w:rFonts w:cs="Arial"/>
-          <w:lang w:val="en-US"/>
-        </w:rPr>
-        <w:t>ExampleProject</w:t>
-      </w:r>
-      <w:proofErr w:type="spellEnd"/>
-      <w:r>
-        <w:rPr>
-          <w:rFonts w:cs="Arial"/>
-          <w:lang w:val="en-US"/>
-        </w:rPr>
-        <w:t xml:space="preserve"> includes two scripts to help you out with that: </w:t>
-      </w:r>
-    </w:p>
-    <w:p>
-      <w:pPr>
-        <w:rPr>
-          <w:rFonts w:cs="Arial"/>
-          <w:lang w:val="en-US"/>
-        </w:rPr>
-      </w:pPr>
-      <w:r>
-        <w:rPr>
-          <w:rFonts w:cs="Arial"/>
-          <w:lang w:val="en-US"/>
-        </w:rPr>
-        <w:t xml:space="preserve">The </w:t>
-      </w:r>
-      <w:proofErr w:type="spellStart"/>
-      <w:r>
-        <w:rPr>
           <w:rFonts w:ascii="Consolas" w:hAnsi="Consolas" w:cs="Arial"/>
           <w:lang w:val="en-US"/>
         </w:rPr>
-        <w:t>UDSPlayer</w:t>
-      </w:r>
-      <w:r>
-        <w:rPr>
-          <w:rFonts w:ascii="Consolas" w:hAnsi="Consolas" w:cs="Arial"/>
-          <w:lang w:val="en-US"/>
-        </w:rPr>
-        <w:t>Dialogue</w:t>
-      </w:r>
-      <w:proofErr w:type="spellEnd"/>
-      <w:r>
-        <w:rPr>
-          <w:rFonts w:ascii="Consolas" w:hAnsi="Consolas" w:cs="Arial"/>
-          <w:lang w:val="en-US"/>
-        </w:rPr>
-        <w:t xml:space="preserve"> </w:t>
-      </w:r>
-      <w:r>
-        <w:rPr>
-          <w:rFonts w:cs="Arial"/>
-          <w:lang w:val="en-US"/>
-        </w:rPr>
-        <w:t xml:space="preserve">script can be attached to your player character to register when he is near an NPC or other </w:t>
-      </w:r>
-      <w:r>
-        <w:rPr>
-          <w:rFonts w:cs="Arial"/>
-          <w:lang w:val="en-US"/>
-        </w:rPr>
-        <w:t>Dialogue</w:t>
-      </w:r>
-      <w:r>
-        <w:rPr>
-          <w:rFonts w:cs="Arial"/>
-          <w:lang w:val="en-US"/>
-        </w:rPr>
-        <w:t xml:space="preserve"> starter and to then start the </w:t>
-      </w:r>
-      <w:r>
-        <w:rPr>
-          <w:rFonts w:cs="Arial"/>
-          <w:lang w:val="en-US"/>
-        </w:rPr>
-        <w:t>Dialogue</w:t>
-      </w:r>
-      <w:r>
-        <w:rPr>
-          <w:rFonts w:cs="Arial"/>
-          <w:lang w:val="en-US"/>
-        </w:rPr>
-        <w:t xml:space="preserve"> </w:t>
-      </w:r>
-      <w:r>
-        <w:rPr>
-          <w:rFonts w:cs="Arial"/>
-          <w:lang w:val="en-US"/>
-        </w:rPr>
-        <w:t>once</w:t>
-      </w:r>
-      <w:r>
-        <w:rPr>
-          <w:rFonts w:cs="Arial"/>
-          <w:lang w:val="en-US"/>
-        </w:rPr>
-        <w:t xml:space="preserve"> a key is pressed. </w:t>
-      </w:r>
-    </w:p>
-    <w:p>
-      <w:pPr>
-        <w:rPr>
-          <w:rFonts w:cs="Arial"/>
-          <w:lang w:val="en-US"/>
-        </w:rPr>
-      </w:pPr>
-      <w:r>
-        <w:rPr>
-          <w:rFonts w:cs="Arial"/>
-          <w:lang w:val="en-US"/>
-        </w:rPr>
-        <w:t xml:space="preserve">The </w:t>
-      </w:r>
-      <w:proofErr w:type="spellStart"/>
-      <w:r>
-        <w:rPr>
-          <w:rFonts w:ascii="Consolas" w:hAnsi="Consolas" w:cs="Arial"/>
-          <w:lang w:val="en-US"/>
-        </w:rPr>
-        <w:t>UDS</w:t>
-      </w:r>
-      <w:r>
-        <w:rPr>
-          <w:rFonts w:ascii="Consolas" w:hAnsi="Consolas" w:cs="Arial"/>
-          <w:lang w:val="en-US"/>
-        </w:rPr>
-        <w:t>Dialogue</w:t>
-      </w:r>
-      <w:r>
-        <w:rPr>
-          <w:rFonts w:ascii="Consolas" w:hAnsi="Consolas" w:cs="Arial"/>
-          <w:lang w:val="en-US"/>
-        </w:rPr>
-        <w:t>Starter</w:t>
-      </w:r>
-      <w:proofErr w:type="spellEnd"/>
-      <w:r>
-        <w:rPr>
-          <w:rFonts w:ascii="Consolas" w:hAnsi="Consolas" w:cs="Arial"/>
-          <w:lang w:val="en-US"/>
-        </w:rPr>
-        <w:t xml:space="preserve"> </w:t>
+        <w:t xml:space="preserve">Starter </w:t>
       </w:r>
       <w:r>
         <w:rPr>
@@ -8300,21 +7590,12 @@
         </w:rPr>
         <w:t xml:space="preserve"> and the </w:t>
       </w:r>
-      <w:proofErr w:type="spellStart"/>
       <w:r>
         <w:rPr>
           <w:rFonts w:ascii="Consolas" w:hAnsi="Consolas" w:cs="Arial"/>
           <w:lang w:val="en-US"/>
         </w:rPr>
-        <w:t>UDSPlayerDialogue</w:t>
-      </w:r>
-      <w:proofErr w:type="spellEnd"/>
-      <w:r>
-        <w:rPr>
-          <w:rFonts w:ascii="Consolas" w:hAnsi="Consolas" w:cs="Arial"/>
-          <w:lang w:val="en-US"/>
-        </w:rPr>
-        <w:t xml:space="preserve"> </w:t>
+        <w:t xml:space="preserve">UDSPlayerDialogue </w:t>
       </w:r>
       <w:r>
         <w:rPr>
@@ -8344,21 +7625,7 @@
         <w:rPr>
           <w:lang w:val="en-US"/>
         </w:rPr>
-        <w:t xml:space="preserve">should have a (ideally dynamic) Rigidbody2D and a Trigger-Collider2D as its dialog radius. It can also be a child </w:t>
-      </w:r>
-      <w:proofErr w:type="spellStart"/>
-      <w:r>
-        <w:rPr>
-          <w:lang w:val="en-US"/>
-        </w:rPr>
-        <w:t>GameObject</w:t>
-      </w:r>
-      <w:proofErr w:type="spellEnd"/>
-      <w:r>
-        <w:rPr>
-          <w:lang w:val="en-US"/>
-        </w:rPr>
-        <w:t xml:space="preserve"> </w:t>
+        <w:t xml:space="preserve">should have a (ideally dynamic) Rigidbody2D and a Trigger-Collider2D as its dialog radius. It can also be a child GameObject </w:t>
       </w:r>
     </w:p>
     <w:p>
@@ -8434,9 +7701,8 @@
           <w:szCs w:val="20"/>
           <w:lang w:val="en-US"/>
         </w:rPr>
-        <w:t>(</w:t>
-      </w:r>
-      <w:proofErr w:type="gramStart"/>
+        <w:t>(e.g. open a shop from a Dialog</w:t>
+      </w:r>
       <w:r>
         <w:rPr>
           <w:i/>
@@ -8444,9 +7710,8 @@
           <w:szCs w:val="20"/>
           <w:lang w:val="en-US"/>
         </w:rPr>
-        <w:t>e.g.</w:t>
-      </w:r>
-      <w:proofErr w:type="gramEnd"/>
+        <w:t>ue</w:t>
+      </w:r>
       <w:r>
         <w:rPr>
           <w:i/>
@@ -8454,7 +7719,7 @@
           <w:szCs w:val="20"/>
           <w:lang w:val="en-US"/>
         </w:rPr>
-        <w:t xml:space="preserve"> open a shop from a Dialog</w:t>
+        <w:t xml:space="preserve">, give an </w:t>
       </w:r>
       <w:r>
         <w:rPr>
@@ -8463,7 +7728,7 @@
           <w:szCs w:val="20"/>
           <w:lang w:val="en-US"/>
         </w:rPr>
-        <w:t>ue</w:t>
+        <w:t>i</w:t>
       </w:r>
       <w:r>
         <w:rPr>
@@ -8472,24 +7737,6 @@
           <w:szCs w:val="20"/>
           <w:lang w:val="en-US"/>
         </w:rPr>
-        <w:t xml:space="preserve">, give an </w:t>
-      </w:r>
-      <w:r>
-        <w:rPr>
-          <w:i/>
-          <w:iCs/>
-          <w:szCs w:val="20"/>
-          <w:lang w:val="en-US"/>
-        </w:rPr>
-        <w:t>i</w:t>
-      </w:r>
-      <w:r>
-        <w:rPr>
-          <w:i/>
-          <w:iCs/>
-          <w:szCs w:val="20"/>
-          <w:lang w:val="en-US"/>
-        </w:rPr>
         <w:t>tem to the player, start a cutscene, …)</w:t>
       </w:r>
       <w:r>
@@ -8526,14 +7773,7 @@
         <w:rPr>
           <w:lang w:val="en-US"/>
         </w:rPr>
-        <w:t xml:space="preserve"> on Properties and extending the </w:t>
-      </w:r>
-      <w:proofErr w:type="spellStart"/>
-      <w:r>
-        <w:rPr>
-          <w:lang w:val="en-US"/>
-        </w:rPr>
-        <w:t>UDSDialog</w:t>
+        <w:t xml:space="preserve"> on Properties and extending the UDSDialog</w:t>
       </w:r>
       <w:r>
         <w:rPr>
@@ -8547,7 +7787,6 @@
         </w:rPr>
         <w:t>Manager</w:t>
       </w:r>
-      <w:proofErr w:type="spellEnd"/>
     </w:p>
     <w:p>
       <w:pPr>
@@ -8584,21 +7823,7 @@
         <w:rPr>
           <w:lang w:val="en-US"/>
         </w:rPr>
-        <w:t xml:space="preserve">s based on </w:t>
-      </w:r>
-      <w:proofErr w:type="spellStart"/>
-      <w:r>
-        <w:rPr>
-          <w:lang w:val="en-US"/>
-        </w:rPr>
-        <w:t>ingame</w:t>
-      </w:r>
-      <w:proofErr w:type="spellEnd"/>
-      <w:r>
-        <w:rPr>
-          <w:lang w:val="en-US"/>
-        </w:rPr>
-        <w:t xml:space="preserve">-events </w:t>
+        <w:t xml:space="preserve">s based on ingame-events </w:t>
       </w:r>
       <w:r>
         <w:rPr>
@@ -8607,27 +7832,7 @@
           <w:szCs w:val="20"/>
           <w:lang w:val="en-US"/>
         </w:rPr>
-        <w:t>(</w:t>
-      </w:r>
-      <w:proofErr w:type="gramStart"/>
-      <w:r>
-        <w:rPr>
-          <w:i/>
-          <w:iCs/>
-          <w:szCs w:val="20"/>
-          <w:lang w:val="en-US"/>
-        </w:rPr>
-        <w:t>e.g.</w:t>
-      </w:r>
-      <w:proofErr w:type="gramEnd"/>
-      <w:r>
-        <w:rPr>
-          <w:i/>
-          <w:iCs/>
-          <w:szCs w:val="20"/>
-          <w:lang w:val="en-US"/>
-        </w:rPr>
-        <w:t xml:space="preserve"> player has a certain quest, reached a certain level, …)</w:t>
+        <w:t>(e.g. player has a certain quest, reached a certain level, …)</w:t>
       </w:r>
       <w:r>
         <w:rPr>
@@ -8740,14 +7945,7 @@
         <w:rPr>
           <w:lang w:val="en-US"/>
         </w:rPr>
-        <w:t xml:space="preserve">and </w:t>
-      </w:r>
-      <w:proofErr w:type="spellStart"/>
-      <w:r>
-        <w:rPr>
-          <w:lang w:val="en-US"/>
-        </w:rPr>
-        <w:t>UDS</w:t>
+        <w:t>and UDS</w:t>
       </w:r>
       <w:r>
         <w:rPr>
@@ -8759,14 +7957,7 @@
         <w:rPr>
           <w:lang w:val="en-US"/>
         </w:rPr>
-        <w:t>Manager</w:t>
-      </w:r>
-      <w:proofErr w:type="spellEnd"/>
-      <w:r>
-        <w:rPr>
-          <w:lang w:val="en-US"/>
-        </w:rPr>
-        <w:t xml:space="preserve"> </w:t>
+        <w:t xml:space="preserve">Manager </w:t>
       </w:r>
       <w:r>
         <w:rPr>
@@ -8830,22 +8021,7 @@
         <w:rPr>
           <w:lang w:val="en-US"/>
         </w:rPr>
-        <w:t xml:space="preserve">s are being stored as JSON files with </w:t>
-      </w:r>
-      <w:proofErr w:type="gramStart"/>
-      <w:r>
-        <w:rPr>
-          <w:lang w:val="en-US"/>
-        </w:rPr>
-        <w:t>the .</w:t>
-      </w:r>
-      <w:proofErr w:type="spellStart"/>
-      <w:proofErr w:type="gramEnd"/>
-      <w:r>
-        <w:rPr>
-          <w:lang w:val="en-US"/>
-        </w:rPr>
-        <w:t>uds</w:t>
+        <w:t>s are being stored as JSON files with the .uds</w:t>
       </w:r>
       <w:r>
         <w:rPr>
@@ -8857,14 +8033,7 @@
         <w:rPr>
           <w:lang w:val="en-US"/>
         </w:rPr>
-        <w:t>.json</w:t>
-      </w:r>
-      <w:proofErr w:type="spellEnd"/>
-      <w:r>
-        <w:rPr>
-          <w:lang w:val="en-US"/>
-        </w:rPr>
-        <w:t xml:space="preserve"> extension. They are being loaded via the Resources folder of your project.</w:t>
+        <w:t>.json extension. They are being loaded via the Resources folder of your project.</w:t>
       </w:r>
     </w:p>
     <w:p>
@@ -8913,14 +8082,7 @@
         <w:rPr>
           <w:lang w:val="en-US"/>
         </w:rPr>
-        <w:t xml:space="preserve">s in and where the </w:t>
-      </w:r>
-      <w:proofErr w:type="spellStart"/>
-      <w:r>
-        <w:rPr>
-          <w:lang w:val="en-US"/>
-        </w:rPr>
-        <w:t>UDS</w:t>
+        <w:t>s in and where the UDS</w:t>
       </w:r>
       <w:r>
         <w:rPr>
@@ -8932,14 +8094,7 @@
         <w:rPr>
           <w:lang w:val="en-US"/>
         </w:rPr>
-        <w:t>Manager</w:t>
-      </w:r>
-      <w:proofErr w:type="spellEnd"/>
-      <w:r>
-        <w:rPr>
-          <w:lang w:val="en-US"/>
-        </w:rPr>
-        <w:t xml:space="preserve"> script will load them from.</w:t>
+        <w:t>Manager script will load them from.</w:t>
       </w:r>
     </w:p>
     <w:p>
@@ -10534,39 +9689,12 @@
         </w:rPr>
         <w:t xml:space="preserve">To start a Dialog simply call </w:t>
       </w:r>
-      <w:proofErr w:type="spellStart"/>
-      <w:proofErr w:type="gramStart"/>
       <w:r>
         <w:rPr>
           <w:rFonts w:ascii="Consolas" w:hAnsi="Consolas"/>
           <w:lang w:val="en-US"/>
         </w:rPr>
-        <w:t>UDSDialogManager.instance.StartDialog</w:t>
-      </w:r>
-      <w:proofErr w:type="spellEnd"/>
-      <w:proofErr w:type="gramEnd"/>
-      <w:r>
-        <w:rPr>
-          <w:rFonts w:ascii="Consolas" w:hAnsi="Consolas"/>
-          <w:lang w:val="en-US"/>
-        </w:rPr>
-        <w:t>(</w:t>
-      </w:r>
-      <w:proofErr w:type="spellStart"/>
-      <w:r>
-        <w:rPr>
-          <w:rFonts w:ascii="Consolas" w:hAnsi="Consolas"/>
-          <w:lang w:val="en-US"/>
-        </w:rPr>
-        <w:t>dialogID</w:t>
-      </w:r>
-      <w:proofErr w:type="spellEnd"/>
-      <w:r>
-        <w:rPr>
-          <w:rFonts w:ascii="Consolas" w:hAnsi="Consolas"/>
-          <w:lang w:val="en-US"/>
-        </w:rPr>
-        <w:t>)</w:t>
+        <w:t>UDSDialogManager.instance.StartDialog(dialogID)</w:t>
       </w:r>
       <w:r>
         <w:rPr>
@@ -10580,169 +9708,78 @@
           <w:rFonts w:ascii="Consolas" w:hAnsi="Consolas" w:cs="Arial"/>
           <w:lang w:val="en-US"/>
         </w:rPr>
-        <w:t xml:space="preserve">string </w:t>
-      </w:r>
-      <w:proofErr w:type="spellStart"/>
+        <w:t>string dialogID</w:t>
+      </w:r>
       <w:r>
         <w:rPr>
           <w:rFonts w:ascii="Consolas" w:hAnsi="Consolas" w:cs="Arial"/>
           <w:lang w:val="en-US"/>
         </w:rPr>
-        <w:t>dialogID</w:t>
-      </w:r>
-      <w:proofErr w:type="spellEnd"/>
+        <w:t xml:space="preserve"> </w:t>
+      </w:r>
+      <w:r>
+        <w:rPr>
+          <w:rFonts w:cs="Arial"/>
+          <w:lang w:val="en-US"/>
+        </w:rPr>
+        <w:t>must be equal to the filename of the Dialog. This will activate the Dialog UI and start playback of the Dialog.</w:t>
+      </w:r>
+    </w:p>
+    <w:p>
+      <w:pPr>
+        <w:rPr>
+          <w:rFonts w:cs="Arial"/>
+          <w:lang w:val="en-US"/>
+        </w:rPr>
+      </w:pPr>
+      <w:r>
+        <w:rPr>
+          <w:rFonts w:cs="Arial"/>
+          <w:lang w:val="en-US"/>
+        </w:rPr>
+        <w:t xml:space="preserve">You’ll probably want to store the </w:t>
+      </w:r>
       <w:r>
         <w:rPr>
           <w:rFonts w:ascii="Consolas" w:hAnsi="Consolas" w:cs="Arial"/>
           <w:lang w:val="en-US"/>
         </w:rPr>
-        <w:t xml:space="preserve"> </w:t>
+        <w:t xml:space="preserve">dialogID </w:t>
       </w:r>
       <w:r>
         <w:rPr>
           <w:rFonts w:cs="Arial"/>
           <w:lang w:val="en-US"/>
         </w:rPr>
-        <w:t>must be equal to the filename of the Dialog. This will activate the Dialog UI and start playback of the Dialog.</w:t>
-      </w:r>
-    </w:p>
-    <w:p>
-      <w:pPr>
+        <w:t xml:space="preserve">for e.g. an NPC somewhere on its GameObject. If you want a starting point for that, check out the </w:t>
+      </w:r>
+      <w:r>
+        <w:rPr>
+          <w:rFonts w:ascii="Consolas" w:hAnsi="Consolas" w:cs="Arial"/>
+          <w:lang w:val="en-US"/>
+        </w:rPr>
+        <w:t xml:space="preserve">UDSDialogStarter </w:t>
+      </w:r>
+      <w:r>
         <w:rPr>
           <w:rFonts w:cs="Arial"/>
           <w:lang w:val="en-US"/>
         </w:rPr>
-      </w:pPr>
+        <w:t>and</w:t>
+      </w:r>
+      <w:r>
+        <w:rPr>
+          <w:rFonts w:ascii="Consolas" w:hAnsi="Consolas" w:cs="Arial"/>
+          <w:lang w:val="en-US"/>
+        </w:rPr>
+        <w:t xml:space="preserve"> UDSPlayerDialog </w:t>
+      </w:r>
       <w:r>
         <w:rPr>
           <w:rFonts w:cs="Arial"/>
           <w:lang w:val="en-US"/>
         </w:rPr>
-        <w:t xml:space="preserve">You’ll probably want to store the </w:t>
-      </w:r>
-      <w:proofErr w:type="spellStart"/>
-      <w:r>
-        <w:rPr>
-          <w:rFonts w:ascii="Consolas" w:hAnsi="Consolas" w:cs="Arial"/>
-          <w:lang w:val="en-US"/>
-        </w:rPr>
-        <w:t>dialogID</w:t>
-      </w:r>
-      <w:proofErr w:type="spellEnd"/>
-      <w:r>
-        <w:rPr>
-          <w:rFonts w:ascii="Consolas" w:hAnsi="Consolas" w:cs="Arial"/>
-          <w:lang w:val="en-US"/>
-        </w:rPr>
-        <w:t xml:space="preserve"> </w:t>
-      </w:r>
-      <w:r>
-        <w:rPr>
-          <w:rFonts w:cs="Arial"/>
-          <w:lang w:val="en-US"/>
-        </w:rPr>
-        <w:t xml:space="preserve">for </w:t>
-      </w:r>
-      <w:proofErr w:type="gramStart"/>
-      <w:r>
-        <w:rPr>
-          <w:rFonts w:cs="Arial"/>
-          <w:lang w:val="en-US"/>
-        </w:rPr>
-        <w:t>e.g.</w:t>
-      </w:r>
-      <w:proofErr w:type="gramEnd"/>
-      <w:r>
-        <w:rPr>
-          <w:rFonts w:cs="Arial"/>
-          <w:lang w:val="en-US"/>
-        </w:rPr>
-        <w:t xml:space="preserve"> an NPC somewhere on its </w:t>
-      </w:r>
-      <w:proofErr w:type="spellStart"/>
-      <w:r>
-        <w:rPr>
-          <w:rFonts w:cs="Arial"/>
-          <w:lang w:val="en-US"/>
-        </w:rPr>
-        <w:t>GameObject</w:t>
-      </w:r>
-      <w:proofErr w:type="spellEnd"/>
-      <w:r>
-        <w:rPr>
-          <w:rFonts w:cs="Arial"/>
-          <w:lang w:val="en-US"/>
-        </w:rPr>
-        <w:t xml:space="preserve">. If you want a starting point for that, check out the </w:t>
-      </w:r>
-      <w:proofErr w:type="spellStart"/>
-      <w:r>
-        <w:rPr>
-          <w:rFonts w:ascii="Consolas" w:hAnsi="Consolas" w:cs="Arial"/>
-          <w:lang w:val="en-US"/>
-        </w:rPr>
-        <w:t>UDSDialogStarter</w:t>
-      </w:r>
-      <w:proofErr w:type="spellEnd"/>
-      <w:r>
-        <w:rPr>
-          <w:rFonts w:ascii="Consolas" w:hAnsi="Consolas" w:cs="Arial"/>
-          <w:lang w:val="en-US"/>
-        </w:rPr>
-        <w:t xml:space="preserve"> </w:t>
-      </w:r>
-      <w:r>
-        <w:rPr>
-          <w:rFonts w:cs="Arial"/>
-          <w:lang w:val="en-US"/>
-        </w:rPr>
-        <w:t>and</w:t>
-      </w:r>
-      <w:r>
-        <w:rPr>
-          <w:rFonts w:ascii="Consolas" w:hAnsi="Consolas" w:cs="Arial"/>
-          <w:lang w:val="en-US"/>
-        </w:rPr>
-        <w:t xml:space="preserve"> </w:t>
-      </w:r>
-      <w:proofErr w:type="spellStart"/>
-      <w:r>
-        <w:rPr>
-          <w:rFonts w:ascii="Consolas" w:hAnsi="Consolas" w:cs="Arial"/>
-          <w:lang w:val="en-US"/>
-        </w:rPr>
-        <w:t>UDSPlayerDialog</w:t>
-      </w:r>
-      <w:proofErr w:type="spellEnd"/>
-      <w:r>
-        <w:rPr>
-          <w:rFonts w:ascii="Consolas" w:hAnsi="Consolas" w:cs="Arial"/>
-          <w:lang w:val="en-US"/>
-        </w:rPr>
-        <w:t xml:space="preserve"> </w:t>
-      </w:r>
-      <w:r>
-        <w:rPr>
-          <w:rFonts w:cs="Arial"/>
-          <w:lang w:val="en-US"/>
-        </w:rPr>
-        <w:t xml:space="preserve">scripts in the </w:t>
-      </w:r>
-      <w:proofErr w:type="spellStart"/>
-      <w:r>
-        <w:rPr>
-          <w:rFonts w:cs="Arial"/>
-          <w:lang w:val="en-US"/>
-        </w:rPr>
-        <w:t>ExampleProject</w:t>
-      </w:r>
-      <w:proofErr w:type="spellEnd"/>
-      <w:r>
-        <w:rPr>
-          <w:rFonts w:cs="Arial"/>
-          <w:lang w:val="en-US"/>
-        </w:rPr>
-        <w:t>, which are explained in more detail under 3. Quick Start</w:t>
+        <w:t>scripts in the ExampleProject, which are explained in more detail under 3. Quick Start</w:t>
       </w:r>
     </w:p>
     <w:p>
@@ -10831,37 +9868,19 @@
         <w:rPr>
           <w:lang w:val="en-US"/>
         </w:rPr>
-        <w:t xml:space="preserve">one letter at a time. The speed of the effect can be controlled for each Dialogue Part individually using its “Text speed” float-Property with a range from 0 to 1. To have more control over the effect speed in </w:t>
-      </w:r>
-      <w:proofErr w:type="spellStart"/>
-      <w:proofErr w:type="gramStart"/>
-      <w:r>
-        <w:rPr>
-          <w:lang w:val="en-US"/>
-        </w:rPr>
-        <w:t>you</w:t>
-      </w:r>
-      <w:proofErr w:type="spellEnd"/>
-      <w:proofErr w:type="gramEnd"/>
-      <w:r>
-        <w:rPr>
-          <w:lang w:val="en-US"/>
-        </w:rPr>
-        <w:t xml:space="preserve"> entire game at once, you can adjust the Base Text Speed in the </w:t>
-      </w:r>
-      <w:proofErr w:type="spellStart"/>
-      <w:r>
-        <w:rPr>
-          <w:lang w:val="en-US"/>
-        </w:rPr>
-        <w:t>UDSDialogueManager</w:t>
-      </w:r>
-      <w:proofErr w:type="spellEnd"/>
-      <w:r>
-        <w:rPr>
-          <w:lang w:val="en-US"/>
-        </w:rPr>
-        <w:t xml:space="preserve"> inspector.</w:t>
+        <w:t>one letter at a time. The speed of the effect can be controlled for each Dialogue Part individually using its “Text speed” float-Property with a range from 0 to 1. To have more control over the effect speed in you</w:t>
+      </w:r>
+      <w:r>
+        <w:rPr>
+          <w:lang w:val="en-US"/>
+        </w:rPr>
+        <w:t>r</w:t>
+      </w:r>
+      <w:r>
+        <w:rPr>
+          <w:lang w:val="en-US"/>
+        </w:rPr>
+        <w:t xml:space="preserve"> entire game at once, you can adjust the Base Text Speed in the UDSDialogueManager inspector.</w:t>
       </w:r>
     </w:p>
     <w:p>
@@ -10923,6 +9942,37 @@
         <w:rPr>
           <w:lang w:val="en-US"/>
         </w:rPr>
+        <w:t xml:space="preserve">Note that for this to work, all you Rich Text tags should have both a starting an a closing tag. Currently the only exception to this rule </w:t>
+      </w:r>
+      <w:r>
+        <w:rPr>
+          <w:lang w:val="en-US"/>
+        </w:rPr>
+        <w:t>is</w:t>
+      </w:r>
+      <w:r>
+        <w:rPr>
+          <w:lang w:val="en-US"/>
+        </w:rPr>
+        <w:t xml:space="preserve"> the TMP &lt;sprite&gt; tag, which allows you to show sprites in your Dialogues.</w:t>
+      </w:r>
+      <w:r>
+        <w:rPr>
+          <w:lang w:val="en-US"/>
+        </w:rPr>
+        <w:t xml:space="preserve"> For more info on that, see the second link below.</w:t>
+      </w:r>
+    </w:p>
+    <w:p>
+      <w:pPr>
+        <w:rPr>
+          <w:lang w:val="en-US"/>
+        </w:rPr>
+      </w:pPr>
+      <w:r>
+        <w:rPr>
+          <w:lang w:val="en-US"/>
+        </w:rPr>
         <w:t>For more information on Unity’s Rich Text, see:</w:t>
       </w:r>
     </w:p>
@@ -10932,11 +9982,129 @@
           <w:lang w:val="en-US"/>
         </w:rPr>
       </w:pPr>
-      <w:r>
-        <w:rPr>
-          <w:lang w:val="en-US"/>
-        </w:rPr>
-        <w:t>https://docs.unity3d.com/Packages/com.unity.ugui@1.0/manual/StyledText.html</w:t>
+      <w:hyperlink r:id="rId13" w:history="1">
+        <w:r>
+          <w:rPr>
+            <w:rStyle w:val="Hyperlink"/>
+            <w:lang w:val="en-US"/>
+          </w:rPr>
+          <w:t>https://docs.unity3d.com/Packages/com.unity.ugui@1.0/manual/StyledText.html</w:t>
+        </w:r>
+      </w:hyperlink>
+    </w:p>
+    <w:p>
+      <w:pPr>
+        <w:rPr>
+          <w:lang w:val="en-US"/>
+        </w:rPr>
+      </w:pPr>
+      <w:r>
+        <w:rPr>
+          <w:lang w:val="en-US"/>
+        </w:rPr>
+        <w:t>And for all the additional Rich Text features available with TextMeshPro, see:</w:t>
+      </w:r>
+    </w:p>
+    <w:p>
+      <w:pPr>
+        <w:rPr>
+          <w:lang w:val="en-US"/>
+        </w:rPr>
+      </w:pPr>
+      <w:hyperlink r:id="rId14" w:history="1">
+        <w:r>
+          <w:rPr>
+            <w:rStyle w:val="Hyperlink"/>
+            <w:lang w:val="en-US"/>
+          </w:rPr>
+          <w:t>http://digitalnativestudios.com/textmeshpro/docs/rich-text/</w:t>
+        </w:r>
+      </w:hyperlink>
+    </w:p>
+    <w:p>
+      <w:pPr>
+        <w:rPr>
+          <w:lang w:val="en-US"/>
+        </w:rPr>
+      </w:pPr>
+    </w:p>
+    <w:p>
+      <w:pPr>
+        <w:rPr>
+          <w:lang w:val="en-US"/>
+        </w:rPr>
+      </w:pPr>
+    </w:p>
+    <w:p>
+      <w:pPr>
+        <w:rPr>
+          <w:i/>
+          <w:iCs/>
+          <w:lang w:val="en-US"/>
+        </w:rPr>
+      </w:pPr>
+      <w:r>
+        <w:rPr>
+          <w:i/>
+          <w:iCs/>
+          <w:lang w:val="en-US"/>
+        </w:rPr>
+        <w:t xml:space="preserve">Note: To avoid errors, the use of &lt; and &gt; </w:t>
+      </w:r>
+      <w:r>
+        <w:rPr>
+          <w:i/>
+          <w:iCs/>
+          <w:lang w:val="en-US"/>
+        </w:rPr>
+        <w:t xml:space="preserve">outside tags </w:t>
+      </w:r>
+      <w:r>
+        <w:rPr>
+          <w:i/>
+          <w:iCs/>
+          <w:lang w:val="en-US"/>
+        </w:rPr>
+        <w:t xml:space="preserve">is discouraged (but </w:t>
+      </w:r>
+      <w:r>
+        <w:rPr>
+          <w:i/>
+          <w:iCs/>
+          <w:lang w:val="en-US"/>
+        </w:rPr>
+        <w:t xml:space="preserve">in general </w:t>
+      </w:r>
+      <w:r>
+        <w:rPr>
+          <w:i/>
+          <w:iCs/>
+          <w:lang w:val="en-US"/>
+        </w:rPr>
+        <w:t>possible)</w:t>
+      </w:r>
+    </w:p>
+    <w:p>
+      <w:pPr>
+        <w:rPr>
+          <w:lang w:val="en-US"/>
+        </w:rPr>
+      </w:pPr>
+      <w:r>
+        <w:rPr>
+          <w:i/>
+          <w:iCs/>
+          <w:lang w:val="en-US"/>
+        </w:rPr>
+        <w:t>Note: The TMP &lt;noparse&gt; tag also doesn’t work with the UDS</w:t>
+      </w:r>
+      <w:r>
+        <w:rPr>
+          <w:i/>
+          <w:iCs/>
+          <w:lang w:val="en-US"/>
+        </w:rPr>
+        <w:t>.</w:t>
       </w:r>
       <w:r>
         <w:rPr>
@@ -11015,7 +10183,7 @@
                     </pic:cNvPicPr>
                   </pic:nvPicPr>
                   <pic:blipFill>
-                    <a:blip r:embed="rId13" cstate="print">
+                    <a:blip r:embed="rId15" cstate="print">
                       <a:extLst>
                         <a:ext uri="{28A0092B-C50C-407E-A947-70E740481C1C}">
                           <a14:useLocalDpi xmlns:a14="http://schemas.microsoft.com/office/drawing/2010/main" val="0"/>
@@ -11062,21 +10230,7 @@
         <w:rPr>
           <w:lang w:val="en-US"/>
         </w:rPr>
-        <w:t xml:space="preserve">To connect the UDS to your game systems and to extend it with your own code, you can override the </w:t>
-      </w:r>
-      <w:proofErr w:type="spellStart"/>
-      <w:r>
-        <w:rPr>
-          <w:lang w:val="en-US"/>
-        </w:rPr>
-        <w:t>UDSDialogueManager</w:t>
-      </w:r>
-      <w:proofErr w:type="spellEnd"/>
-      <w:r>
-        <w:rPr>
-          <w:lang w:val="en-US"/>
-        </w:rPr>
-        <w:t>. It offers certain event methods/messages that work very similar to how Unity</w:t>
+        <w:t>To connect the UDS to your game systems and to extend it with your own code, you can override the UDSDialogueManager. It offers certain event methods/messages that work very similar to how Unity</w:t>
       </w:r>
       <w:r>
         <w:rPr>
@@ -11088,23 +10242,8 @@
         <w:rPr>
           <w:lang w:val="en-US"/>
         </w:rPr>
-        <w:t xml:space="preserve">s messages (Start, </w:t>
-      </w:r>
-      <w:proofErr w:type="spellStart"/>
-      <w:r>
-        <w:rPr>
-          <w:lang w:val="en-US"/>
-        </w:rPr>
-        <w:t>OnTriggerEnter</w:t>
-      </w:r>
-      <w:proofErr w:type="spellEnd"/>
-      <w:r>
-        <w:rPr>
-          <w:lang w:val="en-US"/>
-        </w:rPr>
-        <w:t xml:space="preserve">, …) work. By overriding </w:t>
-      </w:r>
-      <w:proofErr w:type="spellStart"/>
+        <w:t xml:space="preserve">s messages (Start, OnTriggerEnter, …) work. By overriding </w:t>
+      </w:r>
       <w:r>
         <w:rPr>
           <w:rFonts w:ascii="Consolas" w:hAnsi="Consolas"/>
@@ -11112,7 +10251,6 @@
         </w:rPr>
         <w:t>OnDialoguePartStart</w:t>
       </w:r>
-      <w:proofErr w:type="spellEnd"/>
       <w:r>
         <w:rPr>
           <w:b/>
@@ -11125,49 +10263,7 @@
         <w:rPr>
           <w:lang w:val="en-US"/>
         </w:rPr>
-        <w:t xml:space="preserve">for example, you can write code that is run whenever a new </w:t>
-      </w:r>
-      <w:proofErr w:type="spellStart"/>
-      <w:r>
-        <w:rPr>
-          <w:lang w:val="en-US"/>
-        </w:rPr>
-        <w:t>DialoguePart</w:t>
-      </w:r>
-      <w:proofErr w:type="spellEnd"/>
-      <w:r>
-        <w:rPr>
-          <w:lang w:val="en-US"/>
-        </w:rPr>
-        <w:t xml:space="preserve"> is being started. More importantly, these methods allow you to access </w:t>
-      </w:r>
-      <w:proofErr w:type="gramStart"/>
-      <w:r>
-        <w:rPr>
-          <w:lang w:val="en-US"/>
-        </w:rPr>
-        <w:t>e.g.</w:t>
-      </w:r>
-      <w:proofErr w:type="gramEnd"/>
-      <w:r>
-        <w:rPr>
-          <w:lang w:val="en-US"/>
-        </w:rPr>
-        <w:t xml:space="preserve"> the current </w:t>
-      </w:r>
-      <w:proofErr w:type="spellStart"/>
-      <w:r>
-        <w:rPr>
-          <w:lang w:val="en-US"/>
-        </w:rPr>
-        <w:t>DialoguePart</w:t>
-      </w:r>
-      <w:proofErr w:type="spellEnd"/>
-      <w:r>
-        <w:rPr>
-          <w:lang w:val="en-US"/>
-        </w:rPr>
-        <w:t xml:space="preserve"> and its Properties by passing them as parameters</w:t>
+        <w:t>for example, you can write code that is run whenever a new DialoguePart is being started. More importantly, these methods allow you to access e.g. the current DialoguePart and its Properties by passing them as parameters</w:t>
       </w:r>
       <w:r>
         <w:rPr>
@@ -11217,14 +10313,7 @@
         <w:rPr>
           <w:lang w:val="en-US"/>
         </w:rPr>
-        <w:t xml:space="preserve">All of them pass their respective Dialogue Component (that is Dialogue Part, Answer or </w:t>
-      </w:r>
-      <w:proofErr w:type="gramStart"/>
-      <w:r>
-        <w:rPr>
-          <w:lang w:val="en-US"/>
-        </w:rPr>
-        <w:t>Dialogue)</w:t>
+        <w:t>All of them pass their respective Dialogue Component (that is Dialogue Part, Answer or Dialogue)</w:t>
       </w:r>
       <w:r>
         <w:rPr>
@@ -11236,34 +10325,13 @@
         <w:rPr>
           <w:lang w:val="en-US"/>
         </w:rPr>
-        <w:t>as</w:t>
-      </w:r>
-      <w:proofErr w:type="gramEnd"/>
-      <w:r>
-        <w:rPr>
-          <w:lang w:val="en-US"/>
-        </w:rPr>
-        <w:t xml:space="preserve"> a parameter for you to access its Properties.</w:t>
-      </w:r>
-      <w:r>
-        <w:rPr>
-          <w:lang w:val="en-US"/>
-        </w:rPr>
-        <w:t xml:space="preserve"> The orange methods are helper methods which you can also override to provide special functionality that is important </w:t>
-      </w:r>
-      <w:proofErr w:type="gramStart"/>
-      <w:r>
-        <w:rPr>
-          <w:lang w:val="en-US"/>
-        </w:rPr>
-        <w:t>e.g.</w:t>
-      </w:r>
-      <w:proofErr w:type="gramEnd"/>
-      <w:r>
-        <w:rPr>
-          <w:lang w:val="en-US"/>
-        </w:rPr>
-        <w:t xml:space="preserve"> for your UI or for formatting text before it</w:t>
+        <w:t>as a parameter for you to access its Properties.</w:t>
+      </w:r>
+      <w:r>
+        <w:rPr>
+          <w:lang w:val="en-US"/>
+        </w:rPr>
+        <w:t xml:space="preserve"> The orange methods are helper methods which you can also override to provide special functionality that is important e.g. for your UI or for formatting text before it</w:t>
       </w:r>
       <w:r>
         <w:rPr>
@@ -11382,11 +10450,11 @@
             <o:lock v:ext="edit" aspectratio="t"/>
           </v:shapetype>
           <v:shape id="_x0000_i1025" type="#_x0000_t75" style="width:453.6pt;height:220.2pt" o:ole="" o:bordertopcolor="this" o:borderbottomcolor="this">
-            <v:imagedata r:id="rId14" o:title=""/>
+            <v:imagedata r:id="rId16" o:title=""/>
             <w10:bordertop type="single" width="4"/>
             <w10:borderbottom type="single" width="4"/>
           </v:shape>
-          <o:OLEObject Type="Embed" ProgID="Word.Document.12" ShapeID="_x0000_i1025" DrawAspect="Content" ObjectID="_1690141799" r:id="rId15">
+          <o:OLEObject Type="Embed" ProgID="Word.Document.12" ShapeID="_x0000_i1025" DrawAspect="Content" ObjectID="_1690214024" r:id="rId17">
             <o:FieldCodes>\s</o:FieldCodes>
           </o:OLEObject>
         </w:object>
@@ -11432,17 +10500,9 @@
         <w:rPr>
           <w:lang w:val="en-US"/>
         </w:rPr>
-        <w:t xml:space="preserve">: Overriding event methods from </w:t>
-      </w:r>
-      <w:proofErr w:type="spellStart"/>
-      <w:r>
-        <w:rPr>
-          <w:lang w:val="en-US"/>
-        </w:rPr>
-        <w:t>UDSDialogueManager</w:t>
+        <w:t>: Overriding event methods from UDSDialogueManager</w:t>
       </w:r>
       <w:bookmarkEnd w:id="16"/>
-      <w:proofErr w:type="spellEnd"/>
     </w:p>
     <w:p>
       <w:pPr>
@@ -11515,7 +10575,6 @@
         </w:rPr>
         <w:t xml:space="preserve">: </w:t>
       </w:r>
-      <w:proofErr w:type="spellStart"/>
       <w:r>
         <w:rPr>
           <w:rFonts w:ascii="Consolas" w:hAnsi="Consolas" w:cs="Arial"/>
@@ -11526,7 +10585,6 @@
         </w:rPr>
         <w:t>OnAnswer</w:t>
       </w:r>
-      <w:proofErr w:type="spellEnd"/>
       <w:r>
         <w:rPr>
           <w:rFonts w:cs="Arial"/>
@@ -11537,7 +10595,6 @@
         </w:rPr>
         <w:t xml:space="preserve"> </w:t>
       </w:r>
-      <w:proofErr w:type="gramStart"/>
       <w:r>
         <w:rPr>
           <w:rFonts w:cs="Arial"/>
@@ -11546,9 +10603,8 @@
           <w:szCs w:val="20"/>
           <w:lang w:val="en-US"/>
         </w:rPr>
-        <w:t>has to</w:t>
-      </w:r>
-      <w:proofErr w:type="gramEnd"/>
+        <w:t>has to return</w:t>
+      </w:r>
       <w:r>
         <w:rPr>
           <w:rFonts w:cs="Arial"/>
@@ -11557,7 +10613,17 @@
           <w:szCs w:val="20"/>
           <w:lang w:val="en-US"/>
         </w:rPr>
-        <w:t xml:space="preserve"> return</w:t>
+        <w:t xml:space="preserve"> a bool indicating whether or not the Dialogue is being paused by this Answer (that is, whether </w:t>
+      </w:r>
+      <w:r>
+        <w:rPr>
+          <w:rFonts w:ascii="Consolas" w:hAnsi="Consolas" w:cs="Arial"/>
+          <w:i/>
+          <w:iCs/>
+          <w:szCs w:val="20"/>
+          <w:lang w:val="en-US"/>
+        </w:rPr>
+        <w:t>PauseDialogue</w:t>
       </w:r>
       <w:r>
         <w:rPr>
@@ -11567,9 +10633,18 @@
           <w:szCs w:val="20"/>
           <w:lang w:val="en-US"/>
         </w:rPr>
-        <w:t xml:space="preserve"> a bool indicating whether or not the Dialogue is being paused by this Answer (that is, whether </w:t>
-      </w:r>
-      <w:proofErr w:type="spellStart"/>
+        <w:t xml:space="preserve"> was called)</w:t>
+      </w:r>
+      <w:r>
+        <w:rPr>
+          <w:rFonts w:cs="Arial"/>
+          <w:i/>
+          <w:iCs/>
+          <w:szCs w:val="20"/>
+          <w:lang w:val="en-US"/>
+        </w:rPr>
+        <w:t xml:space="preserve">. If you don’t use pauses, you can just return </w:t>
+      </w:r>
       <w:r>
         <w:rPr>
           <w:rFonts w:ascii="Consolas" w:hAnsi="Consolas" w:cs="Arial"/>
@@ -11578,9 +10653,8 @@
           <w:szCs w:val="20"/>
           <w:lang w:val="en-US"/>
         </w:rPr>
-        <w:t>PauseDialogue</w:t>
-      </w:r>
-      <w:proofErr w:type="spellEnd"/>
+        <w:t>false</w:t>
+      </w:r>
       <w:r>
         <w:rPr>
           <w:rFonts w:cs="Arial"/>
@@ -11589,8 +10663,400 @@
           <w:szCs w:val="20"/>
           <w:lang w:val="en-US"/>
         </w:rPr>
-        <w:t xml:space="preserve"> was called)</w:t>
-      </w:r>
+        <w:t>.</w:t>
+      </w:r>
+    </w:p>
+    <w:p>
+      <w:pPr>
+        <w:rPr>
+          <w:lang w:val="en-US"/>
+        </w:rPr>
+      </w:pPr>
+      <w:r>
+        <w:rPr>
+          <w:lang w:val="en-US"/>
+        </w:rPr>
+        <w:t>In addition to the</w:t>
+      </w:r>
+      <w:r>
+        <w:rPr>
+          <w:lang w:val="en-US"/>
+        </w:rPr>
+        <w:t>se</w:t>
+      </w:r>
+      <w:r>
+        <w:rPr>
+          <w:lang w:val="en-US"/>
+        </w:rPr>
+        <w:t xml:space="preserve"> event methods (blue in the diagram), you can also override some helper methods (orange in the diagram) to change the behavior of the UDS.</w:t>
+      </w:r>
+      <w:r>
+        <w:rPr>
+          <w:lang w:val="en-US"/>
+        </w:rPr>
+        <w:t xml:space="preserve"> </w:t>
+      </w:r>
+      <w:r>
+        <w:rPr>
+          <w:lang w:val="en-US"/>
+        </w:rPr>
+        <w:t xml:space="preserve">If you want to use these </w:t>
+      </w:r>
+      <w:r>
+        <w:rPr>
+          <w:lang w:val="en-US"/>
+        </w:rPr>
+        <w:t>methods,</w:t>
+      </w:r>
+      <w:r>
+        <w:rPr>
+          <w:lang w:val="en-US"/>
+        </w:rPr>
+        <w:t xml:space="preserve"> you should be careful and ideally look at their original implementation.</w:t>
+      </w:r>
+      <w:r>
+        <w:rPr>
+          <w:lang w:val="en-US"/>
+        </w:rPr>
+        <w:t xml:space="preserve"> </w:t>
+      </w:r>
+    </w:p>
+    <w:p>
+      <w:pPr>
+        <w:rPr>
+          <w:rFonts w:cs="Arial"/>
+          <w:lang w:val="en-US"/>
+        </w:rPr>
+      </w:pPr>
+      <w:r>
+        <w:rPr>
+          <w:lang w:val="en-US"/>
+        </w:rPr>
+        <w:t xml:space="preserve">In the case of </w:t>
+      </w:r>
+      <w:r>
+        <w:rPr>
+          <w:rFonts w:ascii="Consolas" w:hAnsi="Consolas"/>
+          <w:lang w:val="en-US"/>
+        </w:rPr>
+        <w:t>ShowDialogPartText</w:t>
+      </w:r>
+      <w:r>
+        <w:rPr>
+          <w:rFonts w:cs="Arial"/>
+          <w:lang w:val="en-US"/>
+        </w:rPr>
+        <w:t xml:space="preserve">, </w:t>
+      </w:r>
+      <w:r>
+        <w:rPr>
+          <w:rFonts w:ascii="Consolas" w:hAnsi="Consolas" w:cs="Arial"/>
+          <w:lang w:val="en-US"/>
+        </w:rPr>
+        <w:t>ShowAnswer</w:t>
+      </w:r>
+      <w:r>
+        <w:rPr>
+          <w:rFonts w:cs="Arial"/>
+          <w:lang w:val="en-US"/>
+        </w:rPr>
+        <w:t xml:space="preserve"> and</w:t>
+      </w:r>
+      <w:r>
+        <w:rPr>
+          <w:rFonts w:cs="Arial"/>
+          <w:lang w:val="en-US"/>
+        </w:rPr>
+        <w:t xml:space="preserve"> </w:t>
+      </w:r>
+      <w:r>
+        <w:rPr>
+          <w:rFonts w:ascii="Consolas" w:hAnsi="Consolas" w:cs="Arial"/>
+          <w:lang w:val="en-US"/>
+        </w:rPr>
+        <w:t>ShowName</w:t>
+      </w:r>
+      <w:r>
+        <w:rPr>
+          <w:rFonts w:cs="Arial"/>
+          <w:lang w:val="en-US"/>
+        </w:rPr>
+        <w:t xml:space="preserve"> (which write texts to Text Boxes) a simple way to use them is to only modify the </w:t>
+      </w:r>
+      <w:r>
+        <w:rPr>
+          <w:rFonts w:ascii="Consolas" w:hAnsi="Consolas" w:cs="Arial"/>
+          <w:lang w:val="en-US"/>
+        </w:rPr>
+        <w:t>text</w:t>
+      </w:r>
+      <w:r>
+        <w:rPr>
+          <w:rFonts w:cs="Arial"/>
+          <w:lang w:val="en-US"/>
+        </w:rPr>
+        <w:t xml:space="preserve"> parameter, which is passed to each of them and then call the original method with the other parameters untouched</w:t>
+      </w:r>
+      <w:r>
+        <w:rPr>
+          <w:rFonts w:cs="Arial"/>
+          <w:lang w:val="en-US"/>
+        </w:rPr>
+        <w:t xml:space="preserve"> (see code example)</w:t>
+      </w:r>
+      <w:r>
+        <w:rPr>
+          <w:rFonts w:cs="Arial"/>
+          <w:lang w:val="en-US"/>
+        </w:rPr>
+        <w:t>.</w:t>
+      </w:r>
+      <w:r>
+        <w:rPr>
+          <w:rFonts w:cs="Arial"/>
+          <w:lang w:val="en-US"/>
+        </w:rPr>
+        <w:t xml:space="preserve"> </w:t>
+      </w:r>
+      <w:r>
+        <w:rPr>
+          <w:rFonts w:cs="Arial"/>
+          <w:lang w:val="en-US"/>
+        </w:rPr>
+        <w:t xml:space="preserve">You can also use them to show visual indicators/icons to the Player </w:t>
+      </w:r>
+      <w:r>
+        <w:rPr>
+          <w:rFonts w:cs="Arial"/>
+          <w:lang w:val="en-US"/>
+        </w:rPr>
+        <w:t xml:space="preserve">along with the text </w:t>
+      </w:r>
+      <w:r>
+        <w:rPr>
+          <w:rFonts w:cs="Arial"/>
+          <w:lang w:val="en-US"/>
+        </w:rPr>
+        <w:t>(for example if an Answer opens a shop).</w:t>
+      </w:r>
+    </w:p>
+    <w:p>
+      <w:pPr>
+        <w:rPr>
+          <w:rFonts w:cs="Arial"/>
+          <w:lang w:val="en-US"/>
+        </w:rPr>
+      </w:pPr>
+      <w:r>
+        <w:rPr>
+          <w:rFonts w:ascii="Consolas" w:hAnsi="Consolas" w:cs="Arial"/>
+          <w:lang w:val="en-US"/>
+        </w:rPr>
+        <w:t>EnableDialogueUI</w:t>
+      </w:r>
+      <w:r>
+        <w:rPr>
+          <w:rFonts w:cs="Arial"/>
+          <w:lang w:val="en-US"/>
+        </w:rPr>
+        <w:t xml:space="preserve"> and </w:t>
+      </w:r>
+      <w:r>
+        <w:rPr>
+          <w:rFonts w:ascii="Consolas" w:hAnsi="Consolas" w:cs="Arial"/>
+          <w:lang w:val="en-US"/>
+        </w:rPr>
+        <w:t xml:space="preserve">DisableDialogUI </w:t>
+      </w:r>
+      <w:r>
+        <w:rPr>
+          <w:rFonts w:cs="Arial"/>
+          <w:lang w:val="en-US"/>
+        </w:rPr>
+        <w:t xml:space="preserve">by default just call </w:t>
+      </w:r>
+      <w:r>
+        <w:rPr>
+          <w:rFonts w:ascii="Consolas" w:hAnsi="Consolas" w:cs="Arial"/>
+          <w:lang w:val="en-US"/>
+        </w:rPr>
+        <w:t>dialogUI.SetActive(…)</w:t>
+      </w:r>
+      <w:r>
+        <w:rPr>
+          <w:rFonts w:cs="Arial"/>
+          <w:lang w:val="en-US"/>
+        </w:rPr>
+        <w:t xml:space="preserve"> and should be overridden to tie the UDS in with your UI (system).</w:t>
+      </w:r>
+    </w:p>
+    <w:p>
+      <w:pPr>
+        <w:rPr>
+          <w:rFonts w:cs="Arial"/>
+          <w:lang w:val="en-US"/>
+        </w:rPr>
+      </w:pPr>
+    </w:p>
+    <w:p>
+      <w:pPr>
+        <w:rPr>
+          <w:rFonts w:cs="Arial"/>
+          <w:lang w:val="en-US"/>
+        </w:rPr>
+      </w:pPr>
+      <w:r>
+        <w:rPr>
+          <w:rFonts w:cs="Arial"/>
+          <w:lang w:val="en-US"/>
+        </w:rPr>
+        <w:t xml:space="preserve">The </w:t>
+      </w:r>
+      <w:r>
+        <w:rPr>
+          <w:rFonts w:ascii="Consolas" w:hAnsi="Consolas" w:cs="Arial"/>
+          <w:lang w:val="en-US"/>
+        </w:rPr>
+        <w:t>UDSDialogueManager</w:t>
+      </w:r>
+      <w:r>
+        <w:rPr>
+          <w:rFonts w:cs="Arial"/>
+          <w:lang w:val="en-US"/>
+        </w:rPr>
+        <w:t xml:space="preserve"> also offers some Utility methods to use within overridden methods:</w:t>
+      </w:r>
+    </w:p>
+    <w:p>
+      <w:pPr>
+        <w:rPr>
+          <w:rFonts w:cs="Arial"/>
+          <w:szCs w:val="20"/>
+          <w:lang w:val="en-US"/>
+        </w:rPr>
+      </w:pPr>
+      <w:r>
+        <w:rPr>
+          <w:rFonts w:cs="Arial"/>
+          <w:szCs w:val="20"/>
+          <w:lang w:val="en-US"/>
+        </w:rPr>
+        <w:t xml:space="preserve">You can use </w:t>
+      </w:r>
+      <w:r>
+        <w:rPr>
+          <w:rFonts w:ascii="Consolas" w:hAnsi="Consolas" w:cs="Arial"/>
+          <w:szCs w:val="20"/>
+          <w:lang w:val="en-US"/>
+        </w:rPr>
+        <w:t>IsEndBranch(Dialogue.DialoguePart DialoguePart)</w:t>
+      </w:r>
+      <w:r>
+        <w:rPr>
+          <w:rFonts w:cs="Arial"/>
+          <w:szCs w:val="20"/>
+          <w:lang w:val="en-US"/>
+        </w:rPr>
+        <w:t xml:space="preserve"> and </w:t>
+      </w:r>
+      <w:r>
+        <w:rPr>
+          <w:rFonts w:ascii="Consolas" w:hAnsi="Consolas" w:cs="Arial"/>
+          <w:szCs w:val="20"/>
+          <w:lang w:val="en-US"/>
+        </w:rPr>
+        <w:t>IsEndBranch(Dialogue.DialoguePart.Answer answer)</w:t>
+      </w:r>
+      <w:r>
+        <w:rPr>
+          <w:rFonts w:cs="Arial"/>
+          <w:lang w:val="en-US"/>
+        </w:rPr>
+        <w:t xml:space="preserve"> </w:t>
+      </w:r>
+      <w:r>
+        <w:rPr>
+          <w:rFonts w:cs="Arial"/>
+          <w:szCs w:val="20"/>
+          <w:lang w:val="en-US"/>
+        </w:rPr>
+        <w:t>to determine whether a Dialogue Part or an Answer leads directly to the end of the Dialogue</w:t>
+      </w:r>
+      <w:r>
+        <w:rPr>
+          <w:rFonts w:cs="Arial"/>
+          <w:szCs w:val="20"/>
+          <w:lang w:val="en-US"/>
+        </w:rPr>
+        <w:t xml:space="preserve">. </w:t>
+      </w:r>
+      <w:r>
+        <w:rPr>
+          <w:rFonts w:cs="Arial"/>
+          <w:szCs w:val="20"/>
+          <w:lang w:val="en-US"/>
+        </w:rPr>
+        <w:t xml:space="preserve">You can use </w:t>
+      </w:r>
+      <w:r>
+        <w:rPr>
+          <w:rFonts w:ascii="Consolas" w:hAnsi="Consolas" w:cs="Arial"/>
+          <w:szCs w:val="20"/>
+          <w:lang w:val="en-US"/>
+        </w:rPr>
+        <w:t>GetAnswerIndex(</w:t>
+      </w:r>
+      <w:r>
+        <w:rPr>
+          <w:rFonts w:ascii="Consolas" w:hAnsi="Consolas" w:cs="Arial"/>
+          <w:szCs w:val="20"/>
+          <w:lang w:val="en-US"/>
+        </w:rPr>
+        <w:t xml:space="preserve">Dialogue.DialoguePart.Answer </w:t>
+      </w:r>
+      <w:r>
+        <w:rPr>
+          <w:rFonts w:ascii="Consolas" w:hAnsi="Consolas" w:cs="Arial"/>
+          <w:szCs w:val="20"/>
+          <w:lang w:val="en-US"/>
+        </w:rPr>
+        <w:t>answer)</w:t>
+      </w:r>
+      <w:r>
+        <w:rPr>
+          <w:rFonts w:cs="Arial"/>
+          <w:szCs w:val="20"/>
+          <w:lang w:val="en-US"/>
+        </w:rPr>
+        <w:t xml:space="preserve"> to determine the index of an Answer, that is the Answer Box that belongs to it (considering Conditional Answers)</w:t>
+      </w:r>
+      <w:r>
+        <w:rPr>
+          <w:rFonts w:cs="Arial"/>
+          <w:szCs w:val="20"/>
+          <w:lang w:val="en-US"/>
+        </w:rPr>
+        <w:t xml:space="preserve">. </w:t>
+      </w:r>
+    </w:p>
+    <w:p>
+      <w:pPr>
+        <w:rPr>
+          <w:rFonts w:cs="Arial"/>
+          <w:szCs w:val="20"/>
+          <w:lang w:val="en-US"/>
+        </w:rPr>
+      </w:pPr>
+    </w:p>
+    <w:p>
+      <w:pPr>
+        <w:rPr>
+          <w:rFonts w:cs="Arial"/>
+          <w:i/>
+          <w:iCs/>
+          <w:lang w:val="en-US"/>
+        </w:rPr>
+      </w:pPr>
       <w:r>
         <w:rPr>
           <w:rFonts w:cs="Arial"/>
@@ -11599,7 +11065,7 @@
           <w:szCs w:val="20"/>
           <w:lang w:val="en-US"/>
         </w:rPr>
-        <w:t xml:space="preserve">. If you don’t use pauses, you can just return </w:t>
+        <w:t xml:space="preserve">Note: </w:t>
       </w:r>
       <w:r>
         <w:rPr>
@@ -11609,7 +11075,7 @@
           <w:szCs w:val="20"/>
           <w:lang w:val="en-US"/>
         </w:rPr>
-        <w:t>false</w:t>
+        <w:t>GetAnswerIndex(answer)</w:t>
       </w:r>
       <w:r>
         <w:rPr>
@@ -11619,526 +11085,8 @@
           <w:szCs w:val="20"/>
           <w:lang w:val="en-US"/>
         </w:rPr>
-        <w:t>.</w:t>
-      </w:r>
-    </w:p>
-    <w:p>
-      <w:pPr>
-        <w:rPr>
-          <w:lang w:val="en-US"/>
-        </w:rPr>
-      </w:pPr>
-      <w:r>
-        <w:rPr>
-          <w:lang w:val="en-US"/>
-        </w:rPr>
-        <w:t>In addition to the</w:t>
-      </w:r>
-      <w:r>
-        <w:rPr>
-          <w:lang w:val="en-US"/>
-        </w:rPr>
-        <w:t>se</w:t>
-      </w:r>
-      <w:r>
-        <w:rPr>
-          <w:lang w:val="en-US"/>
-        </w:rPr>
-        <w:t xml:space="preserve"> event methods (blue in the diagram), you can also override some helper methods (orange in the diagram) to change the behavior of the UDS.</w:t>
-      </w:r>
-      <w:r>
-        <w:rPr>
-          <w:lang w:val="en-US"/>
-        </w:rPr>
-        <w:t xml:space="preserve"> </w:t>
-      </w:r>
-      <w:r>
-        <w:rPr>
-          <w:lang w:val="en-US"/>
-        </w:rPr>
-        <w:t xml:space="preserve">If you want to use these </w:t>
-      </w:r>
-      <w:r>
-        <w:rPr>
-          <w:lang w:val="en-US"/>
-        </w:rPr>
-        <w:t>methods,</w:t>
-      </w:r>
-      <w:r>
-        <w:rPr>
-          <w:lang w:val="en-US"/>
-        </w:rPr>
-        <w:t xml:space="preserve"> you should be careful and ideally look at their original implementation.</w:t>
-      </w:r>
-      <w:r>
-        <w:rPr>
-          <w:lang w:val="en-US"/>
-        </w:rPr>
-        <w:t xml:space="preserve"> </w:t>
-      </w:r>
-    </w:p>
-    <w:p>
-      <w:pPr>
-        <w:rPr>
-          <w:rFonts w:cs="Arial"/>
-          <w:lang w:val="en-US"/>
-        </w:rPr>
-      </w:pPr>
-      <w:r>
-        <w:rPr>
-          <w:lang w:val="en-US"/>
-        </w:rPr>
-        <w:t xml:space="preserve">In the case of </w:t>
-      </w:r>
-      <w:proofErr w:type="spellStart"/>
-      <w:r>
-        <w:rPr>
-          <w:rFonts w:ascii="Consolas" w:hAnsi="Consolas"/>
-          <w:lang w:val="en-US"/>
-        </w:rPr>
-        <w:t>ShowDialogPartText</w:t>
-      </w:r>
-      <w:proofErr w:type="spellEnd"/>
-      <w:r>
-        <w:rPr>
-          <w:rFonts w:cs="Arial"/>
-          <w:lang w:val="en-US"/>
-        </w:rPr>
-        <w:t xml:space="preserve">, </w:t>
-      </w:r>
-      <w:proofErr w:type="spellStart"/>
-      <w:r>
-        <w:rPr>
-          <w:rFonts w:ascii="Consolas" w:hAnsi="Consolas" w:cs="Arial"/>
-          <w:lang w:val="en-US"/>
-        </w:rPr>
-        <w:t>ShowAnswer</w:t>
-      </w:r>
-      <w:proofErr w:type="spellEnd"/>
-      <w:r>
-        <w:rPr>
-          <w:rFonts w:cs="Arial"/>
-          <w:lang w:val="en-US"/>
-        </w:rPr>
-        <w:t xml:space="preserve"> and</w:t>
-      </w:r>
-      <w:r>
-        <w:rPr>
-          <w:rFonts w:cs="Arial"/>
-          <w:lang w:val="en-US"/>
-        </w:rPr>
-        <w:t xml:space="preserve"> </w:t>
-      </w:r>
-      <w:proofErr w:type="spellStart"/>
-      <w:r>
-        <w:rPr>
-          <w:rFonts w:ascii="Consolas" w:hAnsi="Consolas" w:cs="Arial"/>
-          <w:lang w:val="en-US"/>
-        </w:rPr>
-        <w:t>ShowName</w:t>
-      </w:r>
-      <w:proofErr w:type="spellEnd"/>
-      <w:r>
-        <w:rPr>
-          <w:rFonts w:cs="Arial"/>
-          <w:lang w:val="en-US"/>
-        </w:rPr>
-        <w:t xml:space="preserve"> (which write texts to Text Boxes) a simple way to use them is to only modify the </w:t>
-      </w:r>
-      <w:r>
-        <w:rPr>
-          <w:rFonts w:ascii="Consolas" w:hAnsi="Consolas" w:cs="Arial"/>
-          <w:lang w:val="en-US"/>
-        </w:rPr>
-        <w:t>text</w:t>
-      </w:r>
-      <w:r>
-        <w:rPr>
-          <w:rFonts w:cs="Arial"/>
-          <w:lang w:val="en-US"/>
-        </w:rPr>
-        <w:t xml:space="preserve"> parameter, which is passed to each of them and then call the original method with the other parameters untouched</w:t>
-      </w:r>
-      <w:r>
-        <w:rPr>
-          <w:rFonts w:cs="Arial"/>
-          <w:lang w:val="en-US"/>
-        </w:rPr>
-        <w:t xml:space="preserve"> (see code example)</w:t>
-      </w:r>
-      <w:r>
-        <w:rPr>
-          <w:rFonts w:cs="Arial"/>
-          <w:lang w:val="en-US"/>
-        </w:rPr>
-        <w:t>.</w:t>
-      </w:r>
-      <w:r>
-        <w:rPr>
-          <w:rFonts w:cs="Arial"/>
-          <w:lang w:val="en-US"/>
-        </w:rPr>
-        <w:t xml:space="preserve"> </w:t>
-      </w:r>
-      <w:r>
-        <w:rPr>
-          <w:rFonts w:cs="Arial"/>
-          <w:lang w:val="en-US"/>
-        </w:rPr>
-        <w:t xml:space="preserve">You can also use them to show visual indicators/icons to the Player </w:t>
-      </w:r>
-      <w:r>
-        <w:rPr>
-          <w:rFonts w:cs="Arial"/>
-          <w:lang w:val="en-US"/>
-        </w:rPr>
-        <w:t xml:space="preserve">along with the text </w:t>
-      </w:r>
-      <w:r>
-        <w:rPr>
-          <w:rFonts w:cs="Arial"/>
-          <w:lang w:val="en-US"/>
-        </w:rPr>
-        <w:t>(for example if an Answer opens a shop).</w:t>
-      </w:r>
-    </w:p>
-    <w:p>
-      <w:pPr>
-        <w:rPr>
-          <w:rFonts w:cs="Arial"/>
-          <w:lang w:val="en-US"/>
-        </w:rPr>
-      </w:pPr>
-      <w:proofErr w:type="spellStart"/>
-      <w:r>
-        <w:rPr>
-          <w:rFonts w:ascii="Consolas" w:hAnsi="Consolas" w:cs="Arial"/>
-          <w:lang w:val="en-US"/>
-        </w:rPr>
-        <w:t>EnableDialogueUI</w:t>
-      </w:r>
-      <w:proofErr w:type="spellEnd"/>
-      <w:r>
-        <w:rPr>
-          <w:rFonts w:cs="Arial"/>
-          <w:lang w:val="en-US"/>
-        </w:rPr>
-        <w:t xml:space="preserve"> and </w:t>
-      </w:r>
-      <w:proofErr w:type="spellStart"/>
-      <w:r>
-        <w:rPr>
-          <w:rFonts w:ascii="Consolas" w:hAnsi="Consolas" w:cs="Arial"/>
-          <w:lang w:val="en-US"/>
-        </w:rPr>
-        <w:t>DisableDialogUI</w:t>
-      </w:r>
-      <w:proofErr w:type="spellEnd"/>
-      <w:r>
-        <w:rPr>
-          <w:rFonts w:ascii="Consolas" w:hAnsi="Consolas" w:cs="Arial"/>
-          <w:lang w:val="en-US"/>
-        </w:rPr>
-        <w:t xml:space="preserve"> </w:t>
-      </w:r>
-      <w:r>
-        <w:rPr>
-          <w:rFonts w:cs="Arial"/>
-          <w:lang w:val="en-US"/>
-        </w:rPr>
-        <w:t xml:space="preserve">by default just call </w:t>
-      </w:r>
-      <w:proofErr w:type="spellStart"/>
-      <w:r>
-        <w:rPr>
-          <w:rFonts w:ascii="Consolas" w:hAnsi="Consolas" w:cs="Arial"/>
-          <w:lang w:val="en-US"/>
-        </w:rPr>
-        <w:t>dialogUI.SetActive</w:t>
-      </w:r>
-      <w:proofErr w:type="spellEnd"/>
-      <w:r>
-        <w:rPr>
-          <w:rFonts w:ascii="Consolas" w:hAnsi="Consolas" w:cs="Arial"/>
-          <w:lang w:val="en-US"/>
-        </w:rPr>
-        <w:t>(…)</w:t>
-      </w:r>
-      <w:r>
-        <w:rPr>
-          <w:rFonts w:cs="Arial"/>
-          <w:lang w:val="en-US"/>
-        </w:rPr>
-        <w:t xml:space="preserve"> and should be overridden to tie the UDS in with your UI (system).</w:t>
-      </w:r>
-    </w:p>
-    <w:p>
-      <w:pPr>
-        <w:rPr>
-          <w:rFonts w:cs="Arial"/>
-          <w:lang w:val="en-US"/>
-        </w:rPr>
-      </w:pPr>
-    </w:p>
-    <w:p>
-      <w:pPr>
-        <w:rPr>
-          <w:rFonts w:cs="Arial"/>
-          <w:lang w:val="en-US"/>
-        </w:rPr>
-      </w:pPr>
-      <w:r>
-        <w:rPr>
-          <w:rFonts w:cs="Arial"/>
-          <w:lang w:val="en-US"/>
-        </w:rPr>
-        <w:t xml:space="preserve">The </w:t>
-      </w:r>
-      <w:proofErr w:type="spellStart"/>
-      <w:r>
-        <w:rPr>
-          <w:rFonts w:ascii="Consolas" w:hAnsi="Consolas" w:cs="Arial"/>
-          <w:lang w:val="en-US"/>
-        </w:rPr>
-        <w:t>UDSDialogueManager</w:t>
-      </w:r>
-      <w:proofErr w:type="spellEnd"/>
-      <w:r>
-        <w:rPr>
-          <w:rFonts w:cs="Arial"/>
-          <w:lang w:val="en-US"/>
-        </w:rPr>
-        <w:t xml:space="preserve"> also offers some Utility methods to use within overridden methods:</w:t>
-      </w:r>
-    </w:p>
-    <w:p>
-      <w:pPr>
-        <w:rPr>
-          <w:rFonts w:cs="Arial"/>
-          <w:szCs w:val="20"/>
-          <w:lang w:val="en-US"/>
-        </w:rPr>
-      </w:pPr>
-      <w:r>
-        <w:rPr>
-          <w:rFonts w:cs="Arial"/>
-          <w:szCs w:val="20"/>
-          <w:lang w:val="en-US"/>
-        </w:rPr>
-        <w:t xml:space="preserve">You can use </w:t>
-      </w:r>
-      <w:proofErr w:type="spellStart"/>
-      <w:proofErr w:type="gramStart"/>
-      <w:r>
-        <w:rPr>
-          <w:rFonts w:ascii="Consolas" w:hAnsi="Consolas" w:cs="Arial"/>
-          <w:szCs w:val="20"/>
-          <w:lang w:val="en-US"/>
-        </w:rPr>
-        <w:t>IsEndBranch</w:t>
-      </w:r>
-      <w:proofErr w:type="spellEnd"/>
-      <w:r>
-        <w:rPr>
-          <w:rFonts w:ascii="Consolas" w:hAnsi="Consolas" w:cs="Arial"/>
-          <w:szCs w:val="20"/>
-          <w:lang w:val="en-US"/>
-        </w:rPr>
-        <w:t>(</w:t>
-      </w:r>
-      <w:proofErr w:type="spellStart"/>
-      <w:proofErr w:type="gramEnd"/>
-      <w:r>
-        <w:rPr>
-          <w:rFonts w:ascii="Consolas" w:hAnsi="Consolas" w:cs="Arial"/>
-          <w:szCs w:val="20"/>
-          <w:lang w:val="en-US"/>
-        </w:rPr>
-        <w:t>Dialogue.DialoguePart</w:t>
-      </w:r>
-      <w:proofErr w:type="spellEnd"/>
-      <w:r>
-        <w:rPr>
-          <w:rFonts w:ascii="Consolas" w:hAnsi="Consolas" w:cs="Arial"/>
-          <w:szCs w:val="20"/>
-          <w:lang w:val="en-US"/>
-        </w:rPr>
-        <w:t xml:space="preserve"> </w:t>
-      </w:r>
-      <w:proofErr w:type="spellStart"/>
-      <w:r>
-        <w:rPr>
-          <w:rFonts w:ascii="Consolas" w:hAnsi="Consolas" w:cs="Arial"/>
-          <w:szCs w:val="20"/>
-          <w:lang w:val="en-US"/>
-        </w:rPr>
-        <w:t>DialoguePart</w:t>
-      </w:r>
-      <w:proofErr w:type="spellEnd"/>
-      <w:r>
-        <w:rPr>
-          <w:rFonts w:ascii="Consolas" w:hAnsi="Consolas" w:cs="Arial"/>
-          <w:szCs w:val="20"/>
-          <w:lang w:val="en-US"/>
-        </w:rPr>
-        <w:t>)</w:t>
-      </w:r>
-      <w:r>
-        <w:rPr>
-          <w:rFonts w:cs="Arial"/>
-          <w:szCs w:val="20"/>
-          <w:lang w:val="en-US"/>
-        </w:rPr>
-        <w:t xml:space="preserve"> and </w:t>
-      </w:r>
-      <w:proofErr w:type="spellStart"/>
-      <w:r>
-        <w:rPr>
-          <w:rFonts w:ascii="Consolas" w:hAnsi="Consolas" w:cs="Arial"/>
-          <w:szCs w:val="20"/>
-          <w:lang w:val="en-US"/>
-        </w:rPr>
-        <w:t>IsEndBranch</w:t>
-      </w:r>
-      <w:proofErr w:type="spellEnd"/>
-      <w:r>
-        <w:rPr>
-          <w:rFonts w:ascii="Consolas" w:hAnsi="Consolas" w:cs="Arial"/>
-          <w:szCs w:val="20"/>
-          <w:lang w:val="en-US"/>
-        </w:rPr>
-        <w:t>(</w:t>
-      </w:r>
-      <w:proofErr w:type="spellStart"/>
-      <w:r>
-        <w:rPr>
-          <w:rFonts w:ascii="Consolas" w:hAnsi="Consolas" w:cs="Arial"/>
-          <w:szCs w:val="20"/>
-          <w:lang w:val="en-US"/>
-        </w:rPr>
-        <w:t>Dialogue.DialoguePart.Answer</w:t>
-      </w:r>
-      <w:proofErr w:type="spellEnd"/>
-      <w:r>
-        <w:rPr>
-          <w:rFonts w:ascii="Consolas" w:hAnsi="Consolas" w:cs="Arial"/>
-          <w:szCs w:val="20"/>
-          <w:lang w:val="en-US"/>
-        </w:rPr>
-        <w:t xml:space="preserve"> answer)</w:t>
-      </w:r>
-      <w:r>
-        <w:rPr>
-          <w:rFonts w:cs="Arial"/>
-          <w:lang w:val="en-US"/>
-        </w:rPr>
-        <w:t xml:space="preserve"> </w:t>
-      </w:r>
-      <w:r>
-        <w:rPr>
-          <w:rFonts w:cs="Arial"/>
-          <w:szCs w:val="20"/>
-          <w:lang w:val="en-US"/>
-        </w:rPr>
-        <w:t>to determine whether a Dialogue Part or an Answer leads directly to the end of the Dialogue</w:t>
-      </w:r>
-      <w:r>
-        <w:rPr>
-          <w:rFonts w:cs="Arial"/>
-          <w:szCs w:val="20"/>
-          <w:lang w:val="en-US"/>
-        </w:rPr>
-        <w:t xml:space="preserve">. </w:t>
-      </w:r>
-      <w:r>
-        <w:rPr>
-          <w:rFonts w:cs="Arial"/>
-          <w:szCs w:val="20"/>
-          <w:lang w:val="en-US"/>
-        </w:rPr>
-        <w:t xml:space="preserve">You can use </w:t>
-      </w:r>
-      <w:proofErr w:type="spellStart"/>
-      <w:proofErr w:type="gramStart"/>
-      <w:r>
-        <w:rPr>
-          <w:rFonts w:ascii="Consolas" w:hAnsi="Consolas" w:cs="Arial"/>
-          <w:szCs w:val="20"/>
-          <w:lang w:val="en-US"/>
-        </w:rPr>
-        <w:t>GetAnswerIndex</w:t>
-      </w:r>
-      <w:proofErr w:type="spellEnd"/>
-      <w:r>
-        <w:rPr>
-          <w:rFonts w:ascii="Consolas" w:hAnsi="Consolas" w:cs="Arial"/>
-          <w:szCs w:val="20"/>
-          <w:lang w:val="en-US"/>
-        </w:rPr>
-        <w:t>(</w:t>
-      </w:r>
-      <w:proofErr w:type="spellStart"/>
-      <w:proofErr w:type="gramEnd"/>
-      <w:r>
-        <w:rPr>
-          <w:rFonts w:ascii="Consolas" w:hAnsi="Consolas" w:cs="Arial"/>
-          <w:szCs w:val="20"/>
-          <w:lang w:val="en-US"/>
-        </w:rPr>
-        <w:t>Dialogue.DialoguePart.Answer</w:t>
-      </w:r>
-      <w:proofErr w:type="spellEnd"/>
-      <w:r>
-        <w:rPr>
-          <w:rFonts w:ascii="Consolas" w:hAnsi="Consolas" w:cs="Arial"/>
-          <w:szCs w:val="20"/>
-          <w:lang w:val="en-US"/>
-        </w:rPr>
-        <w:t xml:space="preserve"> </w:t>
-      </w:r>
-      <w:r>
-        <w:rPr>
-          <w:rFonts w:ascii="Consolas" w:hAnsi="Consolas" w:cs="Arial"/>
-          <w:szCs w:val="20"/>
-          <w:lang w:val="en-US"/>
-        </w:rPr>
-        <w:t>answer)</w:t>
-      </w:r>
-      <w:r>
-        <w:rPr>
-          <w:rFonts w:cs="Arial"/>
-          <w:szCs w:val="20"/>
-          <w:lang w:val="en-US"/>
-        </w:rPr>
-        <w:t xml:space="preserve"> to determine the index of an Answer, that is the Answer Box that belongs to it (considering Conditional Answers)</w:t>
-      </w:r>
-      <w:r>
-        <w:rPr>
-          <w:rFonts w:cs="Arial"/>
-          <w:szCs w:val="20"/>
-          <w:lang w:val="en-US"/>
-        </w:rPr>
-        <w:t xml:space="preserve">. </w:t>
-      </w:r>
-    </w:p>
-    <w:p>
-      <w:pPr>
-        <w:rPr>
-          <w:rFonts w:cs="Arial"/>
-          <w:szCs w:val="20"/>
-          <w:lang w:val="en-US"/>
-        </w:rPr>
-      </w:pPr>
-    </w:p>
-    <w:p>
-      <w:pPr>
-        <w:rPr>
-          <w:rFonts w:cs="Arial"/>
-          <w:i/>
-          <w:iCs/>
-          <w:lang w:val="en-US"/>
-        </w:rPr>
-      </w:pPr>
+        <w:t xml:space="preserve"> should always be preferred to </w:t>
+      </w:r>
       <w:r>
         <w:rPr>
           <w:rFonts w:cs="Arial"/>
@@ -12147,9 +11095,8 @@
           <w:szCs w:val="20"/>
           <w:lang w:val="en-US"/>
         </w:rPr>
-        <w:t xml:space="preserve">Note: </w:t>
-      </w:r>
-      <w:proofErr w:type="spellStart"/>
+        <w:t xml:space="preserve">the </w:t>
+      </w:r>
       <w:r>
         <w:rPr>
           <w:rFonts w:ascii="Consolas" w:hAnsi="Consolas" w:cs="Arial"/>
@@ -12158,18 +11105,7 @@
           <w:szCs w:val="20"/>
           <w:lang w:val="en-US"/>
         </w:rPr>
-        <w:t>GetAnswerIndex</w:t>
-      </w:r>
-      <w:proofErr w:type="spellEnd"/>
-      <w:r>
-        <w:rPr>
-          <w:rFonts w:ascii="Consolas" w:hAnsi="Consolas" w:cs="Arial"/>
-          <w:i/>
-          <w:iCs/>
-          <w:szCs w:val="20"/>
-          <w:lang w:val="en-US"/>
-        </w:rPr>
-        <w:t>(answer)</w:t>
+        <w:t>answer.index</w:t>
       </w:r>
       <w:r>
         <w:rPr>
@@ -12179,7 +11115,7 @@
           <w:szCs w:val="20"/>
           <w:lang w:val="en-US"/>
         </w:rPr>
-        <w:t xml:space="preserve"> should always be preferred to </w:t>
+        <w:t xml:space="preserve"> variable</w:t>
       </w:r>
       <w:r>
         <w:rPr>
@@ -12189,42 +11125,27 @@
           <w:szCs w:val="20"/>
           <w:lang w:val="en-US"/>
         </w:rPr>
-        <w:t xml:space="preserve">the </w:t>
-      </w:r>
-      <w:proofErr w:type="spellStart"/>
-      <w:proofErr w:type="gramStart"/>
-      <w:r>
-        <w:rPr>
-          <w:rFonts w:ascii="Consolas" w:hAnsi="Consolas" w:cs="Arial"/>
-          <w:i/>
-          <w:iCs/>
-          <w:szCs w:val="20"/>
-          <w:lang w:val="en-US"/>
-        </w:rPr>
-        <w:t>answer.index</w:t>
-      </w:r>
-      <w:proofErr w:type="spellEnd"/>
-      <w:proofErr w:type="gramEnd"/>
+        <w:t>, since the latter doesn’t take into account Conditional Answers (meaning if an Answer’s condition is not met the other Answer’s indices are still the same)</w:t>
+      </w:r>
       <w:r>
         <w:rPr>
           <w:rFonts w:cs="Arial"/>
           <w:i/>
           <w:iCs/>
-          <w:szCs w:val="20"/>
-          <w:lang w:val="en-US"/>
-        </w:rPr>
-        <w:t xml:space="preserve"> variable</w:t>
-      </w:r>
-      <w:r>
+          <w:lang w:val="en-US"/>
+        </w:rPr>
+        <w:br w:type="page"/>
+      </w:r>
+    </w:p>
+    <w:p>
+      <w:pPr>
         <w:rPr>
           <w:rFonts w:cs="Arial"/>
           <w:i/>
           <w:iCs/>
-          <w:szCs w:val="20"/>
-          <w:lang w:val="en-US"/>
-        </w:rPr>
-        <w:t>, since the latter doesn’t take into account Conditional Answers (meaning if an Answer’s condition is not met the other Answer’s indices are still the same)</w:t>
-      </w:r>
+          <w:lang w:val="en-US"/>
+        </w:rPr>
+      </w:pPr>
       <w:r>
         <w:rPr>
           <w:rFonts w:cs="Arial"/>
@@ -12232,18 +11153,25 @@
           <w:iCs/>
           <w:lang w:val="en-US"/>
         </w:rPr>
-        <w:br w:type="page"/>
-      </w:r>
-    </w:p>
-    <w:p>
-      <w:pPr>
+        <w:lastRenderedPageBreak/>
+        <w:t xml:space="preserve">The following </w:t>
+      </w:r>
+      <w:r>
+        <w:rPr>
+          <w:rFonts w:cs="Arial"/>
+          <w:lang w:val="en-US"/>
+        </w:rPr>
+        <w:t>code</w:t>
+      </w:r>
+      <w:r>
         <w:rPr>
           <w:rFonts w:cs="Arial"/>
           <w:i/>
           <w:iCs/>
           <w:lang w:val="en-US"/>
         </w:rPr>
-      </w:pPr>
+        <w:t xml:space="preserve"> example shows how </w:t>
+      </w:r>
       <w:r>
         <w:rPr>
           <w:rFonts w:cs="Arial"/>
@@ -12251,15 +11179,7 @@
           <w:iCs/>
           <w:lang w:val="en-US"/>
         </w:rPr>
-        <w:lastRenderedPageBreak/>
-        <w:t xml:space="preserve">The following </w:t>
-      </w:r>
-      <w:r>
-        <w:rPr>
-          <w:rFonts w:cs="Arial"/>
-          <w:lang w:val="en-US"/>
-        </w:rPr>
-        <w:t>code</w:t>
+        <w:t xml:space="preserve">the overridden </w:t>
       </w:r>
       <w:r>
         <w:rPr>
@@ -12268,7 +11188,7 @@
           <w:iCs/>
           <w:lang w:val="en-US"/>
         </w:rPr>
-        <w:t xml:space="preserve"> example shows how </w:t>
+        <w:t>helper</w:t>
       </w:r>
       <w:r>
         <w:rPr>
@@ -12277,24 +11197,6 @@
           <w:iCs/>
           <w:lang w:val="en-US"/>
         </w:rPr>
-        <w:t xml:space="preserve">the overridden </w:t>
-      </w:r>
-      <w:r>
-        <w:rPr>
-          <w:rFonts w:cs="Arial"/>
-          <w:i/>
-          <w:iCs/>
-          <w:lang w:val="en-US"/>
-        </w:rPr>
-        <w:t>helper</w:t>
-      </w:r>
-      <w:r>
-        <w:rPr>
-          <w:rFonts w:cs="Arial"/>
-          <w:i/>
-          <w:iCs/>
-          <w:lang w:val="en-US"/>
-        </w:rPr>
         <w:t xml:space="preserve"> methods can be used:</w:t>
       </w:r>
     </w:p>
@@ -12311,11 +11213,11 @@
         </w:rPr>
         <w:object w:dxaOrig="9072" w:dyaOrig="8186" w14:anchorId="166BB983">
           <v:shape id="_x0000_i1026" type="#_x0000_t75" style="width:453.6pt;height:409.2pt" o:ole="" o:bordertopcolor="this" o:borderbottomcolor="this">
-            <v:imagedata r:id="rId16" o:title=""/>
+            <v:imagedata r:id="rId18" o:title=""/>
             <w10:bordertop type="single" width="4"/>
             <w10:borderbottom type="single" width="4"/>
           </v:shape>
-          <o:OLEObject Type="Embed" ProgID="Word.Document.12" ShapeID="_x0000_i1026" DrawAspect="Content" ObjectID="_1690141800" r:id="rId17">
+          <o:OLEObject Type="Embed" ProgID="Word.Document.12" ShapeID="_x0000_i1026" DrawAspect="Content" ObjectID="_1690214025" r:id="rId19">
             <o:FieldCodes>\s</o:FieldCodes>
           </o:OLEObject>
         </w:object>
@@ -12361,17 +11263,9 @@
         <w:rPr>
           <w:lang w:val="en-US"/>
         </w:rPr>
-        <w:t xml:space="preserve">: Overriding helper methods from </w:t>
-      </w:r>
-      <w:proofErr w:type="spellStart"/>
-      <w:r>
-        <w:rPr>
-          <w:lang w:val="en-US"/>
-        </w:rPr>
-        <w:t>UDSDialogueManager</w:t>
+        <w:t>: Overriding helper methods from UDSDialogueManager</w:t>
       </w:r>
       <w:bookmarkEnd w:id="18"/>
-      <w:proofErr w:type="spellEnd"/>
     </w:p>
     <w:p>
       <w:pPr>
@@ -12512,9 +11406,18 @@
                 <w:szCs w:val="20"/>
                 <w:lang w:val="en-US"/>
               </w:rPr>
-              <w:t xml:space="preserve"> T </w:t>
-            </w:r>
-            <w:proofErr w:type="spellStart"/>
+              <w:t xml:space="preserve"> T GetProperty&lt;</w:t>
+            </w:r>
+            <w:r>
+              <w:rPr>
+                <w:rFonts w:ascii="Consolas" w:hAnsi="Consolas" w:cs="Consolas"/>
+                <w:color w:val="2B91AF"/>
+                <w:sz w:val="20"/>
+                <w:szCs w:val="20"/>
+                <w:lang w:val="en-US"/>
+              </w:rPr>
+              <w:t>T</w:t>
+            </w:r>
             <w:r>
               <w:rPr>
                 <w:rFonts w:ascii="Consolas" w:hAnsi="Consolas" w:cs="Consolas"/>
@@ -12523,41 +11426,8 @@
                 <w:szCs w:val="20"/>
                 <w:lang w:val="en-US"/>
               </w:rPr>
-              <w:t>GetProperty</w:t>
-            </w:r>
-            <w:proofErr w:type="spellEnd"/>
-            <w:r>
-              <w:rPr>
-                <w:rFonts w:ascii="Consolas" w:hAnsi="Consolas" w:cs="Consolas"/>
-                <w:color w:val="000000"/>
-                <w:sz w:val="20"/>
-                <w:szCs w:val="20"/>
-                <w:lang w:val="en-US"/>
-              </w:rPr>
-              <w:t>&lt;</w:t>
-            </w:r>
-            <w:r>
-              <w:rPr>
-                <w:rFonts w:ascii="Consolas" w:hAnsi="Consolas" w:cs="Consolas"/>
-                <w:color w:val="2B91AF"/>
-                <w:sz w:val="20"/>
-                <w:szCs w:val="20"/>
-                <w:lang w:val="en-US"/>
-              </w:rPr>
-              <w:t>T</w:t>
-            </w:r>
-            <w:proofErr w:type="gramStart"/>
-            <w:r>
-              <w:rPr>
-                <w:rFonts w:ascii="Consolas" w:hAnsi="Consolas" w:cs="Consolas"/>
-                <w:color w:val="000000"/>
-                <w:sz w:val="20"/>
-                <w:szCs w:val="20"/>
-                <w:lang w:val="en-US"/>
-              </w:rPr>
               <w:t>&gt;(</w:t>
             </w:r>
-            <w:proofErr w:type="gramEnd"/>
             <w:r>
               <w:rPr>
                 <w:rFonts w:ascii="Consolas" w:hAnsi="Consolas" w:cs="Consolas"/>
@@ -12602,9 +11472,8 @@
                 <w:szCs w:val="20"/>
                 <w:lang w:val="en-US"/>
               </w:rPr>
-              <w:t xml:space="preserve">Gets the value of the Property of type T with key </w:t>
-            </w:r>
-            <w:proofErr w:type="spellStart"/>
+              <w:t>Gets the value of the Property of type T with key key.</w:t>
+            </w:r>
             <w:r>
               <w:rPr>
                 <w:rFonts w:cs="Arial"/>
@@ -12613,9 +11482,8 @@
                 <w:szCs w:val="20"/>
                 <w:lang w:val="en-US"/>
               </w:rPr>
-              <w:t>key</w:t>
-            </w:r>
-            <w:proofErr w:type="spellEnd"/>
+              <w:t xml:space="preserve"> </w:t>
+            </w:r>
             <w:r>
               <w:rPr>
                 <w:rFonts w:cs="Arial"/>
@@ -12624,8 +11492,16 @@
                 <w:szCs w:val="20"/>
                 <w:lang w:val="en-US"/>
               </w:rPr>
-              <w:t>.</w:t>
-            </w:r>
+              <w:t>Throws an UDSException if there is no such Property, so</w:t>
+            </w:r>
+          </w:p>
+          <w:p>
+            <w:pPr>
+              <w:rPr>
+                <w:rFonts w:cs="Arial"/>
+                <w:lang w:val="en-US"/>
+              </w:rPr>
+            </w:pPr>
             <w:r>
               <w:rPr>
                 <w:rFonts w:cs="Arial"/>
@@ -12634,82 +11510,8 @@
                 <w:szCs w:val="20"/>
                 <w:lang w:val="en-US"/>
               </w:rPr>
-              <w:t xml:space="preserve"> </w:t>
-            </w:r>
-            <w:r>
-              <w:rPr>
-                <w:rFonts w:cs="Arial"/>
-                <w:i/>
-                <w:iCs/>
-                <w:szCs w:val="20"/>
-                <w:lang w:val="en-US"/>
-              </w:rPr>
-              <w:t xml:space="preserve">Throws an </w:t>
-            </w:r>
-            <w:proofErr w:type="spellStart"/>
-            <w:r>
-              <w:rPr>
-                <w:rFonts w:cs="Arial"/>
-                <w:i/>
-                <w:iCs/>
-                <w:szCs w:val="20"/>
-                <w:lang w:val="en-US"/>
-              </w:rPr>
-              <w:t>UDSException</w:t>
-            </w:r>
-            <w:proofErr w:type="spellEnd"/>
-            <w:r>
-              <w:rPr>
-                <w:rFonts w:cs="Arial"/>
-                <w:i/>
-                <w:iCs/>
-                <w:szCs w:val="20"/>
-                <w:lang w:val="en-US"/>
-              </w:rPr>
-              <w:t xml:space="preserve"> if there is no such Property, so</w:t>
-            </w:r>
-          </w:p>
-          <w:p>
-            <w:pPr>
-              <w:rPr>
-                <w:rFonts w:cs="Arial"/>
-                <w:lang w:val="en-US"/>
-              </w:rPr>
-            </w:pPr>
-            <w:proofErr w:type="spellStart"/>
-            <w:r>
-              <w:rPr>
-                <w:rFonts w:cs="Arial"/>
-                <w:i/>
-                <w:iCs/>
-                <w:szCs w:val="20"/>
-                <w:lang w:val="en-US"/>
-              </w:rPr>
-              <w:t>HasProperty</w:t>
-            </w:r>
-            <w:proofErr w:type="spellEnd"/>
-            <w:r>
-              <w:rPr>
-                <w:rFonts w:cs="Arial"/>
-                <w:i/>
-                <w:iCs/>
-                <w:szCs w:val="20"/>
-                <w:lang w:val="en-US"/>
-              </w:rPr>
-              <w:t xml:space="preserve"> should be checked before </w:t>
-            </w:r>
-            <w:proofErr w:type="spellStart"/>
-            <w:r>
-              <w:rPr>
-                <w:rFonts w:cs="Arial"/>
-                <w:i/>
-                <w:iCs/>
-                <w:szCs w:val="20"/>
-                <w:lang w:val="en-US"/>
-              </w:rPr>
-              <w:t>GetProperty</w:t>
-            </w:r>
-            <w:proofErr w:type="spellEnd"/>
+              <w:t>HasProperty should be checked before GetProperty</w:t>
+            </w:r>
           </w:p>
         </w:tc>
       </w:tr>
@@ -12765,9 +11567,18 @@
                 <w:szCs w:val="20"/>
                 <w:lang w:val="en-US"/>
               </w:rPr>
-              <w:t xml:space="preserve"> </w:t>
-            </w:r>
-            <w:proofErr w:type="spellStart"/>
+              <w:t xml:space="preserve"> HasProperty&lt;</w:t>
+            </w:r>
+            <w:r>
+              <w:rPr>
+                <w:rFonts w:ascii="Consolas" w:hAnsi="Consolas" w:cs="Consolas"/>
+                <w:color w:val="2B91AF"/>
+                <w:sz w:val="20"/>
+                <w:szCs w:val="20"/>
+                <w:lang w:val="en-US"/>
+              </w:rPr>
+              <w:t>T</w:t>
+            </w:r>
             <w:r>
               <w:rPr>
                 <w:rFonts w:ascii="Consolas" w:hAnsi="Consolas" w:cs="Consolas"/>
@@ -12776,41 +11587,8 @@
                 <w:szCs w:val="20"/>
                 <w:lang w:val="en-US"/>
               </w:rPr>
-              <w:t>HasProperty</w:t>
-            </w:r>
-            <w:proofErr w:type="spellEnd"/>
-            <w:r>
-              <w:rPr>
-                <w:rFonts w:ascii="Consolas" w:hAnsi="Consolas" w:cs="Consolas"/>
-                <w:color w:val="000000"/>
-                <w:sz w:val="20"/>
-                <w:szCs w:val="20"/>
-                <w:lang w:val="en-US"/>
-              </w:rPr>
-              <w:t>&lt;</w:t>
-            </w:r>
-            <w:r>
-              <w:rPr>
-                <w:rFonts w:ascii="Consolas" w:hAnsi="Consolas" w:cs="Consolas"/>
-                <w:color w:val="2B91AF"/>
-                <w:sz w:val="20"/>
-                <w:szCs w:val="20"/>
-                <w:lang w:val="en-US"/>
-              </w:rPr>
-              <w:t>T</w:t>
-            </w:r>
-            <w:proofErr w:type="gramStart"/>
-            <w:r>
-              <w:rPr>
-                <w:rFonts w:ascii="Consolas" w:hAnsi="Consolas" w:cs="Consolas"/>
-                <w:color w:val="000000"/>
-                <w:sz w:val="20"/>
-                <w:szCs w:val="20"/>
-                <w:lang w:val="en-US"/>
-              </w:rPr>
               <w:t>&gt;(</w:t>
             </w:r>
-            <w:proofErr w:type="gramEnd"/>
             <w:r>
               <w:rPr>
                 <w:rFonts w:ascii="Consolas" w:hAnsi="Consolas" w:cs="Consolas"/>
@@ -12867,7 +11645,6 @@
               </w:rPr>
               <w:t xml:space="preserve"> </w:t>
             </w:r>
-            <w:proofErr w:type="spellStart"/>
             <w:r>
               <w:rPr>
                 <w:rFonts w:cs="Arial"/>
@@ -12876,9 +11653,16 @@
                 <w:szCs w:val="20"/>
                 <w:lang w:val="en-US"/>
               </w:rPr>
-              <w:t>DialogueComponent</w:t>
-            </w:r>
-            <w:proofErr w:type="spellEnd"/>
+              <w:t>DialogueComponent has a Property</w:t>
+            </w:r>
+          </w:p>
+          <w:p>
+            <w:pPr>
+              <w:rPr>
+                <w:rFonts w:cs="Arial"/>
+                <w:lang w:val="en-US"/>
+              </w:rPr>
+            </w:pPr>
             <w:r>
               <w:rPr>
                 <w:rFonts w:cs="Arial"/>
@@ -12887,50 +11671,8 @@
                 <w:szCs w:val="20"/>
                 <w:lang w:val="en-US"/>
               </w:rPr>
-              <w:t xml:space="preserve"> has a </w:t>
-            </w:r>
-            <w:proofErr w:type="gramStart"/>
-            <w:r>
-              <w:rPr>
-                <w:rFonts w:cs="Arial"/>
-                <w:i/>
-                <w:iCs/>
-                <w:szCs w:val="20"/>
-                <w:lang w:val="en-US"/>
-              </w:rPr>
-              <w:t>Property</w:t>
-            </w:r>
-            <w:proofErr w:type="gramEnd"/>
-          </w:p>
-          <w:p>
-            <w:pPr>
-              <w:rPr>
-                <w:rFonts w:cs="Arial"/>
-                <w:lang w:val="en-US"/>
-              </w:rPr>
-            </w:pPr>
-            <w:r>
-              <w:rPr>
-                <w:rFonts w:cs="Arial"/>
-                <w:i/>
-                <w:iCs/>
-                <w:szCs w:val="20"/>
-                <w:lang w:val="en-US"/>
-              </w:rPr>
-              <w:t xml:space="preserve">of type T with key </w:t>
-            </w:r>
-            <w:proofErr w:type="spellStart"/>
-            <w:r>
-              <w:rPr>
-                <w:rFonts w:cs="Arial"/>
-                <w:i/>
-                <w:iCs/>
-                <w:szCs w:val="20"/>
-                <w:lang w:val="en-US"/>
-              </w:rPr>
-              <w:t>key</w:t>
-            </w:r>
-            <w:proofErr w:type="spellEnd"/>
+              <w:t>of type T with key key</w:t>
+            </w:r>
           </w:p>
         </w:tc>
       </w:tr>
@@ -12949,7 +11691,6 @@
                 <w:lang w:val="en-US"/>
               </w:rPr>
             </w:pPr>
-            <w:proofErr w:type="spellStart"/>
             <w:r>
               <w:rPr>
                 <w:rFonts w:ascii="Consolas" w:hAnsi="Consolas" w:cs="Consolas"/>
@@ -12959,7 +11700,6 @@
               </w:rPr>
               <w:t>public</w:t>
             </w:r>
-            <w:proofErr w:type="spellEnd"/>
             <w:r>
               <w:rPr>
                 <w:rFonts w:ascii="Consolas" w:hAnsi="Consolas" w:cs="Consolas"/>
@@ -12969,8 +11709,6 @@
               </w:rPr>
               <w:t xml:space="preserve"> </w:t>
             </w:r>
-            <w:proofErr w:type="spellStart"/>
-            <w:proofErr w:type="gramStart"/>
             <w:r>
               <w:rPr>
                 <w:rFonts w:ascii="Consolas" w:hAnsi="Consolas" w:cs="Consolas"/>
@@ -12980,7 +11718,6 @@
               </w:rPr>
               <w:t>string</w:t>
             </w:r>
-            <w:proofErr w:type="spellEnd"/>
             <w:r>
               <w:rPr>
                 <w:rFonts w:ascii="Consolas" w:hAnsi="Consolas" w:cs="Consolas"/>
@@ -12988,37 +11725,7 @@
                 <w:sz w:val="19"/>
                 <w:szCs w:val="19"/>
               </w:rPr>
-              <w:t>[</w:t>
-            </w:r>
-            <w:proofErr w:type="gramEnd"/>
-            <w:r>
-              <w:rPr>
-                <w:rFonts w:ascii="Consolas" w:hAnsi="Consolas" w:cs="Consolas"/>
-                <w:color w:val="000000"/>
-                <w:sz w:val="19"/>
-                <w:szCs w:val="19"/>
-              </w:rPr>
-              <w:t xml:space="preserve">] </w:t>
-            </w:r>
-            <w:proofErr w:type="spellStart"/>
-            <w:r>
-              <w:rPr>
-                <w:rFonts w:ascii="Consolas" w:hAnsi="Consolas" w:cs="Consolas"/>
-                <w:color w:val="000000"/>
-                <w:sz w:val="19"/>
-                <w:szCs w:val="19"/>
-              </w:rPr>
-              <w:t>GetPropertyKeys</w:t>
-            </w:r>
-            <w:proofErr w:type="spellEnd"/>
-            <w:r>
-              <w:rPr>
-                <w:rFonts w:ascii="Consolas" w:hAnsi="Consolas" w:cs="Consolas"/>
-                <w:color w:val="000000"/>
-                <w:sz w:val="19"/>
-                <w:szCs w:val="19"/>
-              </w:rPr>
-              <w:t>()</w:t>
+              <w:t>[] GetPropertyKeys()</w:t>
             </w:r>
           </w:p>
         </w:tc>
@@ -13044,9 +11751,8 @@
                 <w:szCs w:val="20"/>
                 <w:lang w:val="en-US"/>
               </w:rPr>
-              <w:t xml:space="preserve">Gets the keys for </w:t>
-            </w:r>
-            <w:proofErr w:type="gramStart"/>
+              <w:t xml:space="preserve">Gets the keys for all of </w:t>
+            </w:r>
             <w:r>
               <w:rPr>
                 <w:rFonts w:cs="Arial"/>
@@ -13055,9 +11761,8 @@
                 <w:szCs w:val="20"/>
                 <w:lang w:val="en-US"/>
               </w:rPr>
-              <w:t>all of</w:t>
-            </w:r>
-            <w:proofErr w:type="gramEnd"/>
+              <w:t>the</w:t>
+            </w:r>
             <w:r>
               <w:rPr>
                 <w:rFonts w:cs="Arial"/>
@@ -13066,49 +11771,7 @@
                 <w:szCs w:val="20"/>
                 <w:lang w:val="en-US"/>
               </w:rPr>
-              <w:t xml:space="preserve"> </w:t>
-            </w:r>
-            <w:r>
-              <w:rPr>
-                <w:rFonts w:cs="Arial"/>
-                <w:i/>
-                <w:iCs/>
-                <w:szCs w:val="20"/>
-                <w:lang w:val="en-US"/>
-              </w:rPr>
-              <w:t>the</w:t>
-            </w:r>
-            <w:r>
-              <w:rPr>
-                <w:rFonts w:cs="Arial"/>
-                <w:i/>
-                <w:iCs/>
-                <w:szCs w:val="20"/>
-                <w:lang w:val="en-US"/>
-              </w:rPr>
-              <w:t xml:space="preserve"> </w:t>
-            </w:r>
-            <w:proofErr w:type="spellStart"/>
-            <w:r>
-              <w:rPr>
-                <w:rFonts w:cs="Arial"/>
-                <w:i/>
-                <w:iCs/>
-                <w:szCs w:val="20"/>
-                <w:lang w:val="en-US"/>
-              </w:rPr>
-              <w:t>DialogueComponents</w:t>
-            </w:r>
-            <w:proofErr w:type="spellEnd"/>
-            <w:r>
-              <w:rPr>
-                <w:rFonts w:cs="Arial"/>
-                <w:i/>
-                <w:iCs/>
-                <w:szCs w:val="20"/>
-                <w:lang w:val="en-US"/>
-              </w:rPr>
-              <w:t xml:space="preserve"> Properties</w:t>
+              <w:t xml:space="preserve"> DialogueComponents Properties</w:t>
             </w:r>
           </w:p>
         </w:tc>
@@ -13160,11 +11823,11 @@
         </w:rPr>
         <w:object w:dxaOrig="8940" w:dyaOrig="5076" w14:anchorId="6BB99B09">
           <v:shape id="_x0000_i1027" type="#_x0000_t75" style="width:447pt;height:253.8pt" o:ole="" o:bordertopcolor="this" o:borderbottomcolor="this">
-            <v:imagedata r:id="rId18" o:title=""/>
+            <v:imagedata r:id="rId20" o:title=""/>
             <w10:bordertop type="single" width="4"/>
             <w10:borderbottom type="single" width="4"/>
           </v:shape>
-          <o:OLEObject Type="Embed" ProgID="Word.Document.12" ShapeID="_x0000_i1027" DrawAspect="Content" ObjectID="_1690141801" r:id="rId19">
+          <o:OLEObject Type="Embed" ProgID="Word.Document.12" ShapeID="_x0000_i1027" DrawAspect="Content" ObjectID="_1690214026" r:id="rId21">
             <o:FieldCodes>\s</o:FieldCodes>
           </o:OLEObject>
         </w:object>
@@ -13210,31 +11873,9 @@
         <w:rPr>
           <w:lang w:val="en-US"/>
         </w:rPr>
-        <w:t xml:space="preserve">: Using </w:t>
-      </w:r>
-      <w:proofErr w:type="spellStart"/>
-      <w:r>
-        <w:rPr>
-          <w:lang w:val="en-US"/>
-        </w:rPr>
-        <w:t>GetProperty</w:t>
-      </w:r>
-      <w:proofErr w:type="spellEnd"/>
-      <w:r>
-        <w:rPr>
-          <w:lang w:val="en-US"/>
-        </w:rPr>
-        <w:t xml:space="preserve"> and </w:t>
-      </w:r>
-      <w:proofErr w:type="spellStart"/>
-      <w:r>
-        <w:rPr>
-          <w:lang w:val="en-US"/>
-        </w:rPr>
-        <w:t>HasProperty</w:t>
+        <w:t>: Using GetProperty and HasProperty</w:t>
       </w:r>
       <w:bookmarkEnd w:id="21"/>
-      <w:proofErr w:type="spellEnd"/>
     </w:p>
     <w:p>
       <w:pPr>
@@ -13276,448 +11917,344 @@
         </w:rPr>
         <w:t xml:space="preserve">You can pause Dialogue playback at any time by calling </w:t>
       </w:r>
-      <w:proofErr w:type="spellStart"/>
-      <w:proofErr w:type="gramStart"/>
       <w:r>
         <w:rPr>
           <w:rFonts w:ascii="Consolas" w:hAnsi="Consolas"/>
           <w:lang w:val="en-US"/>
         </w:rPr>
+        <w:t>PauseDialogue(bool disableDialogueUI, bool resetTimescale)</w:t>
+      </w:r>
+      <w:r>
+        <w:rPr>
+          <w:rFonts w:cs="Arial"/>
+          <w:lang w:val="en-US"/>
+        </w:rPr>
+        <w:t xml:space="preserve">, where </w:t>
+      </w:r>
+      <w:r>
+        <w:rPr>
+          <w:rFonts w:ascii="Consolas" w:hAnsi="Consolas" w:cs="Arial"/>
+          <w:lang w:val="en-US"/>
+        </w:rPr>
+        <w:t>disableDialogueUI</w:t>
+      </w:r>
+      <w:r>
+        <w:rPr>
+          <w:rFonts w:cs="Arial"/>
+          <w:lang w:val="en-US"/>
+        </w:rPr>
+        <w:t xml:space="preserve"> indicates whether the Dialogue UI shall be disabled by calling </w:t>
+      </w:r>
+      <w:r>
+        <w:rPr>
+          <w:rFonts w:ascii="Consolas" w:hAnsi="Consolas" w:cs="Arial"/>
+          <w:lang w:val="en-US"/>
+        </w:rPr>
+        <w:t>DisableDialog</w:t>
+      </w:r>
+      <w:r>
+        <w:rPr>
+          <w:rFonts w:ascii="Consolas" w:hAnsi="Consolas" w:cs="Arial"/>
+          <w:lang w:val="en-US"/>
+        </w:rPr>
+        <w:t>ue</w:t>
+      </w:r>
+      <w:r>
+        <w:rPr>
+          <w:rFonts w:ascii="Consolas" w:hAnsi="Consolas" w:cs="Arial"/>
+          <w:lang w:val="en-US"/>
+        </w:rPr>
+        <w:t>UI</w:t>
+      </w:r>
+      <w:r>
+        <w:rPr>
+          <w:rFonts w:cs="Arial"/>
+          <w:lang w:val="en-US"/>
+        </w:rPr>
+        <w:t xml:space="preserve"> and </w:t>
+      </w:r>
+      <w:r>
+        <w:rPr>
+          <w:rFonts w:ascii="Consolas" w:hAnsi="Consolas" w:cs="Arial"/>
+          <w:lang w:val="en-US"/>
+        </w:rPr>
+        <w:t>resetTimescale</w:t>
+      </w:r>
+      <w:r>
+        <w:rPr>
+          <w:rFonts w:cs="Arial"/>
+          <w:lang w:val="en-US"/>
+        </w:rPr>
+        <w:t xml:space="preserve"> indicates whether or not the </w:t>
+      </w:r>
+      <w:r>
+        <w:rPr>
+          <w:rFonts w:ascii="Consolas" w:hAnsi="Consolas" w:cs="Arial"/>
+          <w:lang w:val="en-US"/>
+        </w:rPr>
+        <w:t>Time.timescale</w:t>
+      </w:r>
+      <w:r>
+        <w:rPr>
+          <w:rFonts w:cs="Arial"/>
+          <w:lang w:val="en-US"/>
+        </w:rPr>
+        <w:t xml:space="preserve"> shall be set (back) to the </w:t>
+      </w:r>
+      <w:r>
+        <w:rPr>
+          <w:rFonts w:ascii="Consolas" w:hAnsi="Consolas" w:cs="Arial"/>
+          <w:lang w:val="en-US"/>
+        </w:rPr>
+        <w:t>standardTimescale</w:t>
+      </w:r>
+      <w:r>
+        <w:rPr>
+          <w:rFonts w:cs="Arial"/>
+          <w:lang w:val="en-US"/>
+        </w:rPr>
+        <w:t xml:space="preserve"> during the pause.</w:t>
+      </w:r>
+    </w:p>
+    <w:p>
+      <w:pPr>
+        <w:rPr>
+          <w:lang w:val="en-US"/>
+        </w:rPr>
+      </w:pPr>
+      <w:r>
+        <w:rPr>
+          <w:rFonts w:cs="Arial"/>
+          <w:lang w:val="en-US"/>
+        </w:rPr>
+        <w:t xml:space="preserve">To continue the Dialogue after a pause, call </w:t>
+      </w:r>
+      <w:r>
+        <w:rPr>
+          <w:rFonts w:ascii="Consolas" w:hAnsi="Consolas" w:cs="Arial"/>
+          <w:lang w:val="en-US"/>
+        </w:rPr>
+        <w:t>ContinueDialogue(bool continueWithAnswer = true)</w:t>
+      </w:r>
+      <w:r>
+        <w:rPr>
+          <w:lang w:val="en-US"/>
+        </w:rPr>
+        <w:t xml:space="preserve">, where </w:t>
+      </w:r>
+      <w:r>
+        <w:rPr>
+          <w:rFonts w:ascii="Consolas" w:hAnsi="Consolas"/>
+          <w:lang w:val="en-US"/>
+        </w:rPr>
+        <w:t>continueWithAnswer</w:t>
+      </w:r>
+      <w:r>
+        <w:rPr>
+          <w:lang w:val="en-US"/>
+        </w:rPr>
+        <w:t xml:space="preserve"> indicates whether or not to play the next(!) Dialogue Part (or end the Dialogue if there is none) in case the pause was triggered by an Answer through </w:t>
+      </w:r>
+      <w:r>
+        <w:rPr>
+          <w:rFonts w:ascii="Consolas" w:hAnsi="Consolas"/>
+          <w:lang w:val="en-US"/>
+        </w:rPr>
+        <w:t>OnAnswer</w:t>
+      </w:r>
+      <w:r>
+        <w:rPr>
+          <w:lang w:val="en-US"/>
+        </w:rPr>
+        <w:t xml:space="preserve">. If it is </w:t>
+      </w:r>
+      <w:r>
+        <w:rPr>
+          <w:rFonts w:ascii="Consolas" w:hAnsi="Consolas"/>
+          <w:lang w:val="en-US"/>
+        </w:rPr>
+        <w:t>false</w:t>
+      </w:r>
+      <w:r>
+        <w:rPr>
+          <w:lang w:val="en-US"/>
+        </w:rPr>
+        <w:t xml:space="preserve">, the </w:t>
+      </w:r>
+      <w:r>
+        <w:rPr>
+          <w:lang w:val="en-US"/>
+        </w:rPr>
+        <w:t>current Dialogue Part will be played again.</w:t>
+      </w:r>
+    </w:p>
+    <w:p>
+      <w:pPr>
+        <w:rPr>
+          <w:lang w:val="en-US"/>
+        </w:rPr>
+      </w:pPr>
+      <w:r>
+        <w:rPr>
+          <w:rFonts w:ascii="Consolas" w:hAnsi="Consolas"/>
+          <w:lang w:val="en-US"/>
+        </w:rPr>
+        <w:t>ContinueDialogue</w:t>
+      </w:r>
+      <w:r>
+        <w:rPr>
+          <w:rFonts w:cs="Arial"/>
+          <w:lang w:val="en-US"/>
+        </w:rPr>
+        <w:t xml:space="preserve"> continues</w:t>
+      </w:r>
+      <w:r>
+        <w:rPr>
+          <w:lang w:val="en-US"/>
+        </w:rPr>
+        <w:t xml:space="preserve"> the Dialogue </w:t>
+      </w:r>
+      <w:r>
+        <w:rPr>
+          <w:lang w:val="en-US"/>
+        </w:rPr>
+        <w:t xml:space="preserve">after a pause </w:t>
+      </w:r>
+      <w:r>
+        <w:rPr>
+          <w:lang w:val="en-US"/>
+        </w:rPr>
+        <w:t>by</w:t>
+      </w:r>
+      <w:r>
+        <w:rPr>
+          <w:lang w:val="en-US"/>
+        </w:rPr>
+        <w:t xml:space="preserve"> eit</w:t>
+      </w:r>
+      <w:r>
+        <w:rPr>
+          <w:lang w:val="en-US"/>
+        </w:rPr>
+        <w:t>h</w:t>
+      </w:r>
+      <w:r>
+        <w:rPr>
+          <w:lang w:val="en-US"/>
+        </w:rPr>
+        <w:t>er</w:t>
+      </w:r>
+    </w:p>
+    <w:p>
+      <w:pPr>
+        <w:ind w:left="708"/>
+        <w:rPr>
+          <w:lang w:val="en-US"/>
+        </w:rPr>
+      </w:pPr>
+      <w:r>
+        <w:rPr>
+          <w:lang w:val="en-US"/>
+        </w:rPr>
+        <w:t>1) instantly taking the answer which was clicked right before</w:t>
+      </w:r>
+      <w:r>
+        <w:rPr>
+          <w:lang w:val="en-US"/>
+        </w:rPr>
+        <w:t xml:space="preserve"> </w:t>
+      </w:r>
+      <w:r>
+        <w:rPr>
+          <w:lang w:val="en-US"/>
+        </w:rPr>
+        <w:t xml:space="preserve">the pause </w:t>
+      </w:r>
+    </w:p>
+    <w:p>
+      <w:pPr>
+        <w:ind w:firstLine="708"/>
+        <w:rPr>
+          <w:lang w:val="en-US"/>
+        </w:rPr>
+      </w:pPr>
+      <w:r>
+        <w:rPr>
+          <w:lang w:val="en-US"/>
+        </w:rPr>
+        <w:t>2) playing the current Dialogue</w:t>
+      </w:r>
+      <w:r>
+        <w:rPr>
+          <w:lang w:val="en-US"/>
+        </w:rPr>
+        <w:t xml:space="preserve"> </w:t>
+      </w:r>
+      <w:r>
+        <w:rPr>
+          <w:lang w:val="en-US"/>
+        </w:rPr>
+        <w:t>Part (again) or</w:t>
+      </w:r>
+    </w:p>
+    <w:p>
+      <w:pPr>
+        <w:ind w:firstLine="708"/>
+        <w:rPr>
+          <w:lang w:val="en-US"/>
+        </w:rPr>
+      </w:pPr>
+      <w:r>
+        <w:rPr>
+          <w:lang w:val="en-US"/>
+        </w:rPr>
+        <w:t xml:space="preserve">3) (re)starting the current Dialogue </w:t>
+      </w:r>
+    </w:p>
+    <w:p>
+      <w:pPr>
+        <w:rPr>
+          <w:lang w:val="en-US"/>
+        </w:rPr>
+      </w:pPr>
+      <w:r>
+        <w:rPr>
+          <w:lang w:val="en-US"/>
+        </w:rPr>
+        <w:t>One of these is being chosen</w:t>
+      </w:r>
+      <w:r>
+        <w:rPr>
+          <w:lang w:val="en-US"/>
+        </w:rPr>
+        <w:t xml:space="preserve"> </w:t>
+      </w:r>
+      <w:r>
+        <w:rPr>
+          <w:lang w:val="en-US"/>
+        </w:rPr>
+        <w:t xml:space="preserve">based on when </w:t>
+      </w:r>
+      <w:r>
+        <w:rPr>
+          <w:rFonts w:ascii="Consolas" w:hAnsi="Consolas"/>
+          <w:lang w:val="en-US"/>
+        </w:rPr>
         <w:t>PauseDialogue</w:t>
       </w:r>
-      <w:proofErr w:type="spellEnd"/>
+      <w:r>
+        <w:rPr>
+          <w:lang w:val="en-US"/>
+        </w:rPr>
+        <w:t xml:space="preserve"> was called (and the value of </w:t>
+      </w:r>
       <w:r>
         <w:rPr>
           <w:rFonts w:ascii="Consolas" w:hAnsi="Consolas"/>
           <w:lang w:val="en-US"/>
         </w:rPr>
-        <w:t>(</w:t>
-      </w:r>
-      <w:proofErr w:type="gramEnd"/>
-      <w:r>
-        <w:rPr>
-          <w:rFonts w:ascii="Consolas" w:hAnsi="Consolas"/>
-          <w:lang w:val="en-US"/>
-        </w:rPr>
-        <w:t xml:space="preserve">bool </w:t>
-      </w:r>
-      <w:proofErr w:type="spellStart"/>
-      <w:r>
-        <w:rPr>
-          <w:rFonts w:ascii="Consolas" w:hAnsi="Consolas"/>
-          <w:lang w:val="en-US"/>
-        </w:rPr>
-        <w:t>disableDialogueUI</w:t>
-      </w:r>
-      <w:proofErr w:type="spellEnd"/>
-      <w:r>
-        <w:rPr>
-          <w:rFonts w:ascii="Consolas" w:hAnsi="Consolas"/>
-          <w:lang w:val="en-US"/>
-        </w:rPr>
-        <w:t xml:space="preserve">, bool </w:t>
-      </w:r>
-      <w:proofErr w:type="spellStart"/>
-      <w:r>
-        <w:rPr>
-          <w:rFonts w:ascii="Consolas" w:hAnsi="Consolas"/>
-          <w:lang w:val="en-US"/>
-        </w:rPr>
-        <w:t>resetTimescale</w:t>
-      </w:r>
-      <w:proofErr w:type="spellEnd"/>
-      <w:r>
-        <w:rPr>
-          <w:rFonts w:ascii="Consolas" w:hAnsi="Consolas"/>
-          <w:lang w:val="en-US"/>
-        </w:rPr>
-        <w:t>)</w:t>
-      </w:r>
-      <w:r>
-        <w:rPr>
-          <w:rFonts w:cs="Arial"/>
-          <w:lang w:val="en-US"/>
-        </w:rPr>
-        <w:t xml:space="preserve">, where </w:t>
-      </w:r>
-      <w:proofErr w:type="spellStart"/>
-      <w:r>
-        <w:rPr>
-          <w:rFonts w:ascii="Consolas" w:hAnsi="Consolas" w:cs="Arial"/>
-          <w:lang w:val="en-US"/>
-        </w:rPr>
-        <w:t>disableDialogueUI</w:t>
-      </w:r>
-      <w:proofErr w:type="spellEnd"/>
-      <w:r>
-        <w:rPr>
-          <w:rFonts w:cs="Arial"/>
-          <w:lang w:val="en-US"/>
-        </w:rPr>
-        <w:t xml:space="preserve"> indicates whether the Dialogue UI shall be disabled by calling </w:t>
-      </w:r>
-      <w:proofErr w:type="spellStart"/>
-      <w:r>
-        <w:rPr>
-          <w:rFonts w:ascii="Consolas" w:hAnsi="Consolas" w:cs="Arial"/>
-          <w:lang w:val="en-US"/>
-        </w:rPr>
-        <w:t>DisableDialog</w:t>
-      </w:r>
-      <w:r>
-        <w:rPr>
-          <w:rFonts w:ascii="Consolas" w:hAnsi="Consolas" w:cs="Arial"/>
-          <w:lang w:val="en-US"/>
-        </w:rPr>
-        <w:t>ue</w:t>
-      </w:r>
-      <w:r>
-        <w:rPr>
-          <w:rFonts w:ascii="Consolas" w:hAnsi="Consolas" w:cs="Arial"/>
-          <w:lang w:val="en-US"/>
-        </w:rPr>
-        <w:t>UI</w:t>
-      </w:r>
-      <w:proofErr w:type="spellEnd"/>
-      <w:r>
-        <w:rPr>
-          <w:rFonts w:cs="Arial"/>
-          <w:lang w:val="en-US"/>
-        </w:rPr>
-        <w:t xml:space="preserve"> and </w:t>
-      </w:r>
-      <w:proofErr w:type="spellStart"/>
-      <w:r>
-        <w:rPr>
-          <w:rFonts w:ascii="Consolas" w:hAnsi="Consolas" w:cs="Arial"/>
-          <w:lang w:val="en-US"/>
-        </w:rPr>
-        <w:t>resetTimescale</w:t>
-      </w:r>
-      <w:proofErr w:type="spellEnd"/>
-      <w:r>
-        <w:rPr>
-          <w:rFonts w:cs="Arial"/>
-          <w:lang w:val="en-US"/>
-        </w:rPr>
-        <w:t xml:space="preserve"> indicates whether or not the </w:t>
-      </w:r>
-      <w:proofErr w:type="spellStart"/>
-      <w:r>
-        <w:rPr>
-          <w:rFonts w:ascii="Consolas" w:hAnsi="Consolas" w:cs="Arial"/>
-          <w:lang w:val="en-US"/>
-        </w:rPr>
-        <w:t>Time.timescale</w:t>
-      </w:r>
-      <w:proofErr w:type="spellEnd"/>
-      <w:r>
-        <w:rPr>
-          <w:rFonts w:cs="Arial"/>
-          <w:lang w:val="en-US"/>
-        </w:rPr>
-        <w:t xml:space="preserve"> shall be set (back) to the </w:t>
-      </w:r>
-      <w:proofErr w:type="spellStart"/>
-      <w:r>
-        <w:rPr>
-          <w:rFonts w:ascii="Consolas" w:hAnsi="Consolas" w:cs="Arial"/>
-          <w:lang w:val="en-US"/>
-        </w:rPr>
-        <w:t>standardTimescale</w:t>
-      </w:r>
-      <w:proofErr w:type="spellEnd"/>
-      <w:r>
-        <w:rPr>
-          <w:rFonts w:cs="Arial"/>
-          <w:lang w:val="en-US"/>
-        </w:rPr>
-        <w:t xml:space="preserve"> during the pause.</w:t>
-      </w:r>
-    </w:p>
-    <w:p>
-      <w:pPr>
-        <w:rPr>
-          <w:lang w:val="en-US"/>
-        </w:rPr>
-      </w:pPr>
-      <w:r>
-        <w:rPr>
-          <w:rFonts w:cs="Arial"/>
-          <w:lang w:val="en-US"/>
-        </w:rPr>
-        <w:t xml:space="preserve">To continue the Dialogue after a pause, call </w:t>
-      </w:r>
-      <w:proofErr w:type="spellStart"/>
-      <w:proofErr w:type="gramStart"/>
-      <w:r>
-        <w:rPr>
-          <w:rFonts w:ascii="Consolas" w:hAnsi="Consolas" w:cs="Arial"/>
-          <w:lang w:val="en-US"/>
-        </w:rPr>
-        <w:t>ContinueDialogue</w:t>
-      </w:r>
-      <w:proofErr w:type="spellEnd"/>
-      <w:r>
-        <w:rPr>
-          <w:rFonts w:ascii="Consolas" w:hAnsi="Consolas" w:cs="Arial"/>
-          <w:lang w:val="en-US"/>
-        </w:rPr>
-        <w:t>(</w:t>
-      </w:r>
-      <w:proofErr w:type="gramEnd"/>
-      <w:r>
-        <w:rPr>
-          <w:rFonts w:ascii="Consolas" w:hAnsi="Consolas" w:cs="Arial"/>
-          <w:lang w:val="en-US"/>
-        </w:rPr>
-        <w:t xml:space="preserve">bool </w:t>
-      </w:r>
-      <w:proofErr w:type="spellStart"/>
-      <w:r>
-        <w:rPr>
-          <w:rFonts w:ascii="Consolas" w:hAnsi="Consolas" w:cs="Arial"/>
-          <w:lang w:val="en-US"/>
-        </w:rPr>
         <w:t>continueWithAnswer</w:t>
       </w:r>
-      <w:proofErr w:type="spellEnd"/>
-      <w:r>
-        <w:rPr>
-          <w:rFonts w:ascii="Consolas" w:hAnsi="Consolas" w:cs="Arial"/>
-          <w:lang w:val="en-US"/>
-        </w:rPr>
-        <w:t xml:space="preserve"> = true)</w:t>
-      </w:r>
-      <w:r>
-        <w:rPr>
-          <w:lang w:val="en-US"/>
-        </w:rPr>
-        <w:t xml:space="preserve">, where </w:t>
-      </w:r>
-      <w:proofErr w:type="spellStart"/>
-      <w:r>
-        <w:rPr>
-          <w:rFonts w:ascii="Consolas" w:hAnsi="Consolas"/>
-          <w:lang w:val="en-US"/>
-        </w:rPr>
-        <w:t>continueWithAnswer</w:t>
-      </w:r>
-      <w:proofErr w:type="spellEnd"/>
-      <w:r>
-        <w:rPr>
-          <w:lang w:val="en-US"/>
-        </w:rPr>
-        <w:t xml:space="preserve"> indicates whether or not to play the next(!) Dialogue Part (or end the Dialogue if there is none) in case the pause was triggered by an Answer through </w:t>
-      </w:r>
-      <w:proofErr w:type="spellStart"/>
-      <w:r>
-        <w:rPr>
-          <w:rFonts w:ascii="Consolas" w:hAnsi="Consolas"/>
-          <w:lang w:val="en-US"/>
-        </w:rPr>
-        <w:t>OnAnswer</w:t>
-      </w:r>
-      <w:proofErr w:type="spellEnd"/>
-      <w:r>
-        <w:rPr>
-          <w:lang w:val="en-US"/>
-        </w:rPr>
-        <w:t xml:space="preserve">. If it is </w:t>
-      </w:r>
-      <w:r>
-        <w:rPr>
-          <w:rFonts w:ascii="Consolas" w:hAnsi="Consolas"/>
-          <w:lang w:val="en-US"/>
-        </w:rPr>
-        <w:t>false</w:t>
-      </w:r>
-      <w:r>
-        <w:rPr>
-          <w:lang w:val="en-US"/>
-        </w:rPr>
-        <w:t xml:space="preserve">, the </w:t>
-      </w:r>
-      <w:r>
-        <w:rPr>
-          <w:lang w:val="en-US"/>
-        </w:rPr>
-        <w:t>current Dialogue Part will be played again.</w:t>
-      </w:r>
-    </w:p>
-    <w:p>
-      <w:pPr>
-        <w:rPr>
-          <w:lang w:val="en-US"/>
-        </w:rPr>
-      </w:pPr>
-      <w:proofErr w:type="spellStart"/>
-      <w:r>
-        <w:rPr>
-          <w:rFonts w:ascii="Consolas" w:hAnsi="Consolas"/>
-          <w:lang w:val="en-US"/>
-        </w:rPr>
-        <w:t>ContinueDialogue</w:t>
-      </w:r>
-      <w:proofErr w:type="spellEnd"/>
-      <w:r>
-        <w:rPr>
-          <w:rFonts w:cs="Arial"/>
-          <w:lang w:val="en-US"/>
-        </w:rPr>
-        <w:t xml:space="preserve"> continues</w:t>
-      </w:r>
-      <w:r>
-        <w:rPr>
-          <w:lang w:val="en-US"/>
-        </w:rPr>
-        <w:t xml:space="preserve"> the Dialogue </w:t>
-      </w:r>
-      <w:r>
-        <w:rPr>
-          <w:lang w:val="en-US"/>
-        </w:rPr>
-        <w:t xml:space="preserve">after a pause </w:t>
-      </w:r>
-      <w:r>
-        <w:rPr>
-          <w:lang w:val="en-US"/>
-        </w:rPr>
-        <w:t>by</w:t>
-      </w:r>
-      <w:r>
-        <w:rPr>
-          <w:lang w:val="en-US"/>
-        </w:rPr>
-        <w:t xml:space="preserve"> eit</w:t>
-      </w:r>
-      <w:r>
-        <w:rPr>
-          <w:lang w:val="en-US"/>
-        </w:rPr>
-        <w:t>h</w:t>
-      </w:r>
-      <w:r>
-        <w:rPr>
-          <w:lang w:val="en-US"/>
-        </w:rPr>
-        <w:t>er</w:t>
-      </w:r>
-    </w:p>
-    <w:p>
-      <w:pPr>
-        <w:ind w:left="708"/>
-        <w:rPr>
-          <w:lang w:val="en-US"/>
-        </w:rPr>
-      </w:pPr>
-      <w:r>
-        <w:rPr>
-          <w:lang w:val="en-US"/>
-        </w:rPr>
-        <w:t>1) instantly taking the answer which was clicked right before</w:t>
-      </w:r>
-      <w:r>
-        <w:rPr>
-          <w:lang w:val="en-US"/>
-        </w:rPr>
-        <w:t xml:space="preserve"> </w:t>
-      </w:r>
-      <w:r>
-        <w:rPr>
-          <w:lang w:val="en-US"/>
-        </w:rPr>
-        <w:t xml:space="preserve">the pause </w:t>
-      </w:r>
-    </w:p>
-    <w:p>
-      <w:pPr>
-        <w:ind w:firstLine="708"/>
-        <w:rPr>
-          <w:lang w:val="en-US"/>
-        </w:rPr>
-      </w:pPr>
-      <w:r>
-        <w:rPr>
-          <w:lang w:val="en-US"/>
-        </w:rPr>
-        <w:t>2) playing the current Dialogue</w:t>
-      </w:r>
-      <w:r>
-        <w:rPr>
-          <w:lang w:val="en-US"/>
-        </w:rPr>
-        <w:t xml:space="preserve"> </w:t>
-      </w:r>
-      <w:r>
-        <w:rPr>
-          <w:lang w:val="en-US"/>
-        </w:rPr>
-        <w:t>Part (again) or</w:t>
-      </w:r>
-    </w:p>
-    <w:p>
-      <w:pPr>
-        <w:ind w:firstLine="708"/>
-        <w:rPr>
-          <w:lang w:val="en-US"/>
-        </w:rPr>
-      </w:pPr>
-      <w:r>
-        <w:rPr>
-          <w:lang w:val="en-US"/>
-        </w:rPr>
-        <w:t xml:space="preserve">3) (re)starting the current Dialogue </w:t>
-      </w:r>
-    </w:p>
-    <w:p>
-      <w:pPr>
-        <w:rPr>
-          <w:lang w:val="en-US"/>
-        </w:rPr>
-      </w:pPr>
-      <w:r>
-        <w:rPr>
-          <w:lang w:val="en-US"/>
-        </w:rPr>
-        <w:t>One of these is being chosen</w:t>
-      </w:r>
-      <w:r>
-        <w:rPr>
-          <w:lang w:val="en-US"/>
-        </w:rPr>
-        <w:t xml:space="preserve"> </w:t>
-      </w:r>
-      <w:r>
-        <w:rPr>
-          <w:lang w:val="en-US"/>
-        </w:rPr>
-        <w:t xml:space="preserve">based on when </w:t>
-      </w:r>
-      <w:proofErr w:type="spellStart"/>
-      <w:r>
-        <w:rPr>
-          <w:rFonts w:ascii="Consolas" w:hAnsi="Consolas"/>
-          <w:lang w:val="en-US"/>
-        </w:rPr>
-        <w:t>PauseDialogue</w:t>
-      </w:r>
-      <w:proofErr w:type="spellEnd"/>
-      <w:r>
-        <w:rPr>
-          <w:lang w:val="en-US"/>
-        </w:rPr>
-        <w:t xml:space="preserve"> was called (and the value of </w:t>
-      </w:r>
-      <w:proofErr w:type="spellStart"/>
-      <w:r>
-        <w:rPr>
-          <w:rFonts w:ascii="Consolas" w:hAnsi="Consolas"/>
-          <w:lang w:val="en-US"/>
-        </w:rPr>
-        <w:t>continueWithAnswer</w:t>
-      </w:r>
-      <w:proofErr w:type="spellEnd"/>
       <w:r>
         <w:rPr>
           <w:lang w:val="en-US"/>
@@ -13753,9 +12290,8 @@
           <w:szCs w:val="20"/>
           <w:lang w:val="en-US"/>
         </w:rPr>
-        <w:t xml:space="preserve">: To allow you to access methods and attributes of </w:t>
-      </w:r>
-      <w:proofErr w:type="spellStart"/>
+        <w:t xml:space="preserve">: To allow you to access methods and attributes of UDSDialogueManager from the outside (and not from an overriding script), the script makes use of the Singleton pattern. You can call e.g. </w:t>
+      </w:r>
       <w:r>
         <w:rPr>
           <w:rFonts w:cs="Arial"/>
@@ -13764,9 +12300,8 @@
           <w:szCs w:val="20"/>
           <w:lang w:val="en-US"/>
         </w:rPr>
-        <w:t>UDSDialogueManager</w:t>
-      </w:r>
-      <w:proofErr w:type="spellEnd"/>
+        <w:t>Continue</w:t>
+      </w:r>
       <w:r>
         <w:rPr>
           <w:rFonts w:cs="Arial"/>
@@ -13775,9 +12310,8 @@
           <w:szCs w:val="20"/>
           <w:lang w:val="en-US"/>
         </w:rPr>
-        <w:t xml:space="preserve"> from the outside (and not from an overriding script), the script makes use of the Singleton pattern. You can call </w:t>
-      </w:r>
-      <w:proofErr w:type="gramStart"/>
+        <w:t>Dialogue through UDSDialogueManager.instance.</w:t>
+      </w:r>
       <w:r>
         <w:rPr>
           <w:rFonts w:cs="Arial"/>
@@ -13786,9 +12320,8 @@
           <w:szCs w:val="20"/>
           <w:lang w:val="en-US"/>
         </w:rPr>
-        <w:t>e.g.</w:t>
-      </w:r>
-      <w:proofErr w:type="gramEnd"/>
+        <w:t xml:space="preserve"> </w:t>
+      </w:r>
       <w:r>
         <w:rPr>
           <w:rFonts w:cs="Arial"/>
@@ -13797,9 +12330,8 @@
           <w:szCs w:val="20"/>
           <w:lang w:val="en-US"/>
         </w:rPr>
-        <w:t xml:space="preserve"> </w:t>
-      </w:r>
-      <w:proofErr w:type="spellStart"/>
+        <w:t>ContinueDialogue</w:t>
+      </w:r>
       <w:r>
         <w:rPr>
           <w:rFonts w:cs="Arial"/>
@@ -13808,7 +12340,7 @@
           <w:szCs w:val="20"/>
           <w:lang w:val="en-US"/>
         </w:rPr>
-        <w:t>Continue</w:t>
+        <w:t>(…)</w:t>
       </w:r>
       <w:r>
         <w:rPr>
@@ -13818,10 +12350,11 @@
           <w:szCs w:val="20"/>
           <w:lang w:val="en-US"/>
         </w:rPr>
-        <w:t>Dialogue</w:t>
-      </w:r>
-      <w:proofErr w:type="spellEnd"/>
-      <w:r>
+        <w:t>.</w:t>
+      </w:r>
+    </w:p>
+    <w:p>
+      <w:pPr>
         <w:rPr>
           <w:rFonts w:cs="Arial"/>
           <w:i/>
@@ -13829,168 +12362,44 @@
           <w:szCs w:val="20"/>
           <w:lang w:val="en-US"/>
         </w:rPr>
-        <w:t xml:space="preserve"> through </w:t>
-      </w:r>
-      <w:proofErr w:type="spellStart"/>
-      <w:r>
-        <w:rPr>
-          <w:rFonts w:cs="Arial"/>
+      </w:pPr>
+    </w:p>
+    <w:p>
+      <w:pPr>
+        <w:rPr>
+          <w:lang w:val="en-US"/>
+        </w:rPr>
+      </w:pPr>
+    </w:p>
+    <w:p>
+      <w:pPr>
+        <w:rPr>
           <w:i/>
           <w:iCs/>
-          <w:szCs w:val="20"/>
-          <w:lang w:val="en-US"/>
-        </w:rPr>
-        <w:t>UDSDialogueManager.instance</w:t>
-      </w:r>
-      <w:proofErr w:type="spellEnd"/>
-      <w:r>
-        <w:rPr>
-          <w:rFonts w:cs="Arial"/>
+          <w:lang w:val="en-US"/>
+        </w:rPr>
+      </w:pPr>
+      <w:r>
+        <w:rPr>
           <w:i/>
           <w:iCs/>
-          <w:szCs w:val="20"/>
-          <w:lang w:val="en-US"/>
-        </w:rPr>
-        <w:t>.</w:t>
-      </w:r>
-      <w:r>
-        <w:rPr>
-          <w:rFonts w:cs="Arial"/>
+          <w:lang w:val="en-US"/>
+        </w:rPr>
+        <w:t>For a code example on how to use PauseDialogue and ContinueDialogue to open a shop during a Dialogue, see 6.1</w:t>
+      </w:r>
+    </w:p>
+    <w:p>
+      <w:pPr>
+        <w:rPr>
           <w:i/>
           <w:iCs/>
-          <w:szCs w:val="20"/>
-          <w:lang w:val="en-US"/>
-        </w:rPr>
-        <w:t xml:space="preserve"> </w:t>
-      </w:r>
-      <w:proofErr w:type="spellStart"/>
-      <w:proofErr w:type="gramStart"/>
-      <w:r>
-        <w:rPr>
-          <w:rFonts w:cs="Arial"/>
+          <w:lang w:val="en-US"/>
+        </w:rPr>
+      </w:pPr>
+      <w:r>
+        <w:rPr>
           <w:i/>
           <w:iCs/>
-          <w:szCs w:val="20"/>
-          <w:lang w:val="en-US"/>
-        </w:rPr>
-        <w:t>ContinueDialogue</w:t>
-      </w:r>
-      <w:proofErr w:type="spellEnd"/>
-      <w:r>
-        <w:rPr>
-          <w:rFonts w:cs="Arial"/>
-          <w:i/>
-          <w:iCs/>
-          <w:szCs w:val="20"/>
-          <w:lang w:val="en-US"/>
-        </w:rPr>
-        <w:t>(</w:t>
-      </w:r>
-      <w:proofErr w:type="gramEnd"/>
-      <w:r>
-        <w:rPr>
-          <w:rFonts w:cs="Arial"/>
-          <w:i/>
-          <w:iCs/>
-          <w:szCs w:val="20"/>
-          <w:lang w:val="en-US"/>
-        </w:rPr>
-        <w:t>…)</w:t>
-      </w:r>
-      <w:r>
-        <w:rPr>
-          <w:rFonts w:cs="Arial"/>
-          <w:i/>
-          <w:iCs/>
-          <w:szCs w:val="20"/>
-          <w:lang w:val="en-US"/>
-        </w:rPr>
-        <w:t>.</w:t>
-      </w:r>
-    </w:p>
-    <w:p>
-      <w:pPr>
-        <w:rPr>
-          <w:rFonts w:cs="Arial"/>
-          <w:i/>
-          <w:iCs/>
-          <w:szCs w:val="20"/>
-          <w:lang w:val="en-US"/>
-        </w:rPr>
-      </w:pPr>
-    </w:p>
-    <w:p>
-      <w:pPr>
-        <w:rPr>
-          <w:lang w:val="en-US"/>
-        </w:rPr>
-      </w:pPr>
-    </w:p>
-    <w:p>
-      <w:pPr>
-        <w:rPr>
-          <w:i/>
-          <w:iCs/>
-          <w:lang w:val="en-US"/>
-        </w:rPr>
-      </w:pPr>
-      <w:r>
-        <w:rPr>
-          <w:i/>
-          <w:iCs/>
-          <w:lang w:val="en-US"/>
-        </w:rPr>
-        <w:t xml:space="preserve">For a code example on how to use </w:t>
-      </w:r>
-      <w:proofErr w:type="spellStart"/>
-      <w:r>
-        <w:rPr>
-          <w:i/>
-          <w:iCs/>
-          <w:lang w:val="en-US"/>
-        </w:rPr>
-        <w:t>PauseDialogue</w:t>
-      </w:r>
-      <w:proofErr w:type="spellEnd"/>
-      <w:r>
-        <w:rPr>
-          <w:i/>
-          <w:iCs/>
-          <w:lang w:val="en-US"/>
-        </w:rPr>
-        <w:t xml:space="preserve"> and </w:t>
-      </w:r>
-      <w:proofErr w:type="spellStart"/>
-      <w:r>
-        <w:rPr>
-          <w:i/>
-          <w:iCs/>
-          <w:lang w:val="en-US"/>
-        </w:rPr>
-        <w:t>ContinueDialogue</w:t>
-      </w:r>
-      <w:proofErr w:type="spellEnd"/>
-      <w:r>
-        <w:rPr>
-          <w:i/>
-          <w:iCs/>
-          <w:lang w:val="en-US"/>
-        </w:rPr>
-        <w:t xml:space="preserve"> to open a shop during a Dialogue, see 6.1</w:t>
-      </w:r>
-    </w:p>
-    <w:p>
-      <w:pPr>
-        <w:rPr>
-          <w:i/>
-          <w:iCs/>
-          <w:lang w:val="en-US"/>
-        </w:rPr>
-      </w:pPr>
-      <w:r>
-        <w:rPr>
-          <w:i/>
-          <w:iCs/>
           <w:lang w:val="en-US"/>
         </w:rPr>
         <w:br w:type="page"/>
@@ -13998,7 +12407,7 @@
     </w:p>
     <w:p>
       <w:pPr>
-        <w:pStyle w:val="berschrift1"/>
+        <w:pStyle w:val="berschrift2"/>
         <w:numPr>
           <w:ilvl w:val="1"/>
           <w:numId w:val="1"/>
@@ -14041,7 +12450,6 @@
         </w:rPr>
         <w:t xml:space="preserve"> Global Properties, the </w:t>
       </w:r>
-      <w:proofErr w:type="spellStart"/>
       <w:r>
         <w:rPr>
           <w:rFonts w:ascii="Consolas" w:hAnsi="Consolas"/>
@@ -14049,7 +12457,6 @@
         </w:rPr>
         <w:t>UDSDialogueManager</w:t>
       </w:r>
-      <w:proofErr w:type="spellEnd"/>
       <w:r>
         <w:rPr>
           <w:lang w:val="en-US"/>
@@ -14144,9 +12551,18 @@
                 <w:szCs w:val="19"/>
                 <w:lang w:val="en-US"/>
               </w:rPr>
-              <w:t xml:space="preserve"> </w:t>
-            </w:r>
-            <w:proofErr w:type="spellStart"/>
+              <w:t xml:space="preserve"> HasGlobalProperty&lt;</w:t>
+            </w:r>
+            <w:r>
+              <w:rPr>
+                <w:rFonts w:ascii="Consolas" w:hAnsi="Consolas" w:cs="Consolas"/>
+                <w:color w:val="2B91AF"/>
+                <w:sz w:val="19"/>
+                <w:szCs w:val="19"/>
+                <w:lang w:val="en-US"/>
+              </w:rPr>
+              <w:t>T</w:t>
+            </w:r>
             <w:r>
               <w:rPr>
                 <w:rFonts w:ascii="Consolas" w:hAnsi="Consolas" w:cs="Consolas"/>
@@ -14155,41 +12571,8 @@
                 <w:szCs w:val="19"/>
                 <w:lang w:val="en-US"/>
               </w:rPr>
-              <w:t>HasGlobalProperty</w:t>
-            </w:r>
-            <w:proofErr w:type="spellEnd"/>
-            <w:r>
-              <w:rPr>
-                <w:rFonts w:ascii="Consolas" w:hAnsi="Consolas" w:cs="Consolas"/>
-                <w:color w:val="000000"/>
-                <w:sz w:val="19"/>
-                <w:szCs w:val="19"/>
-                <w:lang w:val="en-US"/>
-              </w:rPr>
-              <w:t>&lt;</w:t>
-            </w:r>
-            <w:r>
-              <w:rPr>
-                <w:rFonts w:ascii="Consolas" w:hAnsi="Consolas" w:cs="Consolas"/>
-                <w:color w:val="2B91AF"/>
-                <w:sz w:val="19"/>
-                <w:szCs w:val="19"/>
-                <w:lang w:val="en-US"/>
-              </w:rPr>
-              <w:t>T</w:t>
-            </w:r>
-            <w:proofErr w:type="gramStart"/>
-            <w:r>
-              <w:rPr>
-                <w:rFonts w:ascii="Consolas" w:hAnsi="Consolas" w:cs="Consolas"/>
-                <w:color w:val="000000"/>
-                <w:sz w:val="19"/>
-                <w:szCs w:val="19"/>
-                <w:lang w:val="en-US"/>
-              </w:rPr>
               <w:t>&gt;(</w:t>
             </w:r>
-            <w:proofErr w:type="gramEnd"/>
             <w:r>
               <w:rPr>
                 <w:rFonts w:ascii="Consolas" w:hAnsi="Consolas" w:cs="Consolas"/>
@@ -14232,19 +12615,8 @@
                 <w:szCs w:val="20"/>
                 <w:lang w:val="en-US"/>
               </w:rPr>
-              <w:t xml:space="preserve">Checks whether there is a Global Property of type T with key </w:t>
-            </w:r>
-            <w:proofErr w:type="spellStart"/>
-            <w:r>
-              <w:rPr>
-                <w:i/>
-                <w:iCs/>
-                <w:szCs w:val="20"/>
-                <w:lang w:val="en-US"/>
-              </w:rPr>
-              <w:t>key</w:t>
-            </w:r>
-            <w:proofErr w:type="spellEnd"/>
+              <w:t>Checks whether there is a Global Property of type T with key key</w:t>
+            </w:r>
           </w:p>
         </w:tc>
       </w:tr>
@@ -14279,7 +12651,6 @@
               </w:rPr>
               <w:t xml:space="preserve">ublic </w:t>
             </w:r>
-            <w:proofErr w:type="spellStart"/>
             <w:r>
               <w:rPr>
                 <w:rFonts w:ascii="Consolas" w:hAnsi="Consolas" w:cs="Consolas"/>
@@ -14288,9 +12659,18 @@
                 <w:szCs w:val="19"/>
                 <w:lang w:val="en-US"/>
               </w:rPr>
-              <w:t>SetGlobalProperty</w:t>
-            </w:r>
-            <w:proofErr w:type="spellEnd"/>
+              <w:t>SetGlobalProperty&lt;</w:t>
+            </w:r>
+            <w:r>
+              <w:rPr>
+                <w:rFonts w:ascii="Consolas" w:hAnsi="Consolas" w:cs="Consolas"/>
+                <w:color w:val="2B91AF"/>
+                <w:sz w:val="19"/>
+                <w:szCs w:val="19"/>
+                <w:lang w:val="en-US"/>
+              </w:rPr>
+              <w:t>T</w:t>
+            </w:r>
             <w:r>
               <w:rPr>
                 <w:rFonts w:ascii="Consolas" w:hAnsi="Consolas" w:cs="Consolas"/>
@@ -14299,30 +12679,8 @@
                 <w:szCs w:val="19"/>
                 <w:lang w:val="en-US"/>
               </w:rPr>
-              <w:t>&lt;</w:t>
-            </w:r>
-            <w:r>
-              <w:rPr>
-                <w:rFonts w:ascii="Consolas" w:hAnsi="Consolas" w:cs="Consolas"/>
-                <w:color w:val="2B91AF"/>
-                <w:sz w:val="19"/>
-                <w:szCs w:val="19"/>
-                <w:lang w:val="en-US"/>
-              </w:rPr>
-              <w:t>T</w:t>
-            </w:r>
-            <w:proofErr w:type="gramStart"/>
-            <w:r>
-              <w:rPr>
-                <w:rFonts w:ascii="Consolas" w:hAnsi="Consolas" w:cs="Consolas"/>
-                <w:color w:val="000000"/>
-                <w:sz w:val="19"/>
-                <w:szCs w:val="19"/>
-                <w:lang w:val="en-US"/>
-              </w:rPr>
               <w:t>&gt;(</w:t>
             </w:r>
-            <w:proofErr w:type="gramEnd"/>
             <w:r>
               <w:rPr>
                 <w:rFonts w:ascii="Consolas" w:hAnsi="Consolas" w:cs="Consolas"/>
@@ -14365,9 +12723,15 @@
                 <w:szCs w:val="20"/>
                 <w:lang w:val="en-US"/>
               </w:rPr>
-              <w:t xml:space="preserve">Sets the Global Property of type T with key </w:t>
-            </w:r>
-            <w:proofErr w:type="spellStart"/>
+              <w:t xml:space="preserve">Sets the Global Property of type T with key key to value value </w:t>
+            </w:r>
+          </w:p>
+          <w:p>
+            <w:pPr>
+              <w:rPr>
+                <w:lang w:val="en-US"/>
+              </w:rPr>
+            </w:pPr>
             <w:r>
               <w:rPr>
                 <w:i/>
@@ -14375,73 +12739,7 @@
                 <w:szCs w:val="20"/>
                 <w:lang w:val="en-US"/>
               </w:rPr>
-              <w:t>key</w:t>
-            </w:r>
-            <w:proofErr w:type="spellEnd"/>
-            <w:r>
-              <w:rPr>
-                <w:i/>
-                <w:iCs/>
-                <w:szCs w:val="20"/>
-                <w:lang w:val="en-US"/>
-              </w:rPr>
-              <w:t xml:space="preserve"> to value </w:t>
-            </w:r>
-            <w:proofErr w:type="spellStart"/>
-            <w:r>
-              <w:rPr>
-                <w:i/>
-                <w:iCs/>
-                <w:szCs w:val="20"/>
-                <w:lang w:val="en-US"/>
-              </w:rPr>
-              <w:t>value</w:t>
-            </w:r>
-            <w:proofErr w:type="spellEnd"/>
-            <w:r>
-              <w:rPr>
-                <w:i/>
-                <w:iCs/>
-                <w:szCs w:val="20"/>
-                <w:lang w:val="en-US"/>
-              </w:rPr>
-              <w:t xml:space="preserve"> </w:t>
-            </w:r>
-          </w:p>
-          <w:p>
-            <w:pPr>
-              <w:rPr>
-                <w:lang w:val="en-US"/>
-              </w:rPr>
-            </w:pPr>
-            <w:r>
-              <w:rPr>
-                <w:i/>
-                <w:iCs/>
-                <w:szCs w:val="20"/>
-                <w:lang w:val="en-US"/>
-              </w:rPr>
-              <w:t>(</w:t>
-            </w:r>
-            <w:proofErr w:type="gramStart"/>
-            <w:r>
-              <w:rPr>
-                <w:i/>
-                <w:iCs/>
-                <w:szCs w:val="20"/>
-                <w:lang w:val="en-US"/>
-              </w:rPr>
-              <w:t>creates</w:t>
-            </w:r>
-            <w:proofErr w:type="gramEnd"/>
-            <w:r>
-              <w:rPr>
-                <w:i/>
-                <w:iCs/>
-                <w:szCs w:val="20"/>
-                <w:lang w:val="en-US"/>
-              </w:rPr>
-              <w:t xml:space="preserve"> the Global Property if it doesn't exist)</w:t>
+              <w:t>(creates the Global Property if it doesn't exist)</w:t>
             </w:r>
           </w:p>
         </w:tc>
@@ -14475,9 +12773,18 @@
                 <w:szCs w:val="19"/>
                 <w:lang w:val="en-US"/>
               </w:rPr>
-              <w:t xml:space="preserve"> T </w:t>
-            </w:r>
-            <w:proofErr w:type="spellStart"/>
+              <w:t xml:space="preserve"> T GetGlobalProperty&lt;</w:t>
+            </w:r>
+            <w:r>
+              <w:rPr>
+                <w:rFonts w:ascii="Consolas" w:hAnsi="Consolas" w:cs="Consolas"/>
+                <w:color w:val="2B91AF"/>
+                <w:sz w:val="19"/>
+                <w:szCs w:val="19"/>
+                <w:lang w:val="en-US"/>
+              </w:rPr>
+              <w:t>T</w:t>
+            </w:r>
             <w:r>
               <w:rPr>
                 <w:rFonts w:ascii="Consolas" w:hAnsi="Consolas" w:cs="Consolas"/>
@@ -14486,41 +12793,8 @@
                 <w:szCs w:val="19"/>
                 <w:lang w:val="en-US"/>
               </w:rPr>
-              <w:t>GetGlobalProperty</w:t>
-            </w:r>
-            <w:proofErr w:type="spellEnd"/>
-            <w:r>
-              <w:rPr>
-                <w:rFonts w:ascii="Consolas" w:hAnsi="Consolas" w:cs="Consolas"/>
-                <w:color w:val="000000"/>
-                <w:sz w:val="19"/>
-                <w:szCs w:val="19"/>
-                <w:lang w:val="en-US"/>
-              </w:rPr>
-              <w:t>&lt;</w:t>
-            </w:r>
-            <w:r>
-              <w:rPr>
-                <w:rFonts w:ascii="Consolas" w:hAnsi="Consolas" w:cs="Consolas"/>
-                <w:color w:val="2B91AF"/>
-                <w:sz w:val="19"/>
-                <w:szCs w:val="19"/>
-                <w:lang w:val="en-US"/>
-              </w:rPr>
-              <w:t>T</w:t>
-            </w:r>
-            <w:proofErr w:type="gramStart"/>
-            <w:r>
-              <w:rPr>
-                <w:rFonts w:ascii="Consolas" w:hAnsi="Consolas" w:cs="Consolas"/>
-                <w:color w:val="000000"/>
-                <w:sz w:val="19"/>
-                <w:szCs w:val="19"/>
-                <w:lang w:val="en-US"/>
-              </w:rPr>
               <w:t>&gt;(</w:t>
             </w:r>
-            <w:proofErr w:type="gramEnd"/>
             <w:r>
               <w:rPr>
                 <w:rFonts w:ascii="Consolas" w:hAnsi="Consolas" w:cs="Consolas"/>
@@ -14563,19 +12837,18 @@
                 <w:szCs w:val="20"/>
                 <w:lang w:val="en-US"/>
               </w:rPr>
-              <w:t xml:space="preserve">Gets the value of the Global Property of type T with key </w:t>
-            </w:r>
-            <w:proofErr w:type="spellStart"/>
-            <w:r>
+              <w:t>Gets the value of the Global Property of type T with key key.</w:t>
+            </w:r>
+          </w:p>
+          <w:p>
+            <w:pPr>
               <w:rPr>
                 <w:i/>
                 <w:iCs/>
                 <w:szCs w:val="20"/>
                 <w:lang w:val="en-US"/>
               </w:rPr>
-              <w:t>key</w:t>
-            </w:r>
-            <w:proofErr w:type="spellEnd"/>
+            </w:pPr>
             <w:r>
               <w:rPr>
                 <w:i/>
@@ -14583,7 +12856,7 @@
                 <w:szCs w:val="20"/>
                 <w:lang w:val="en-US"/>
               </w:rPr>
-              <w:t>.</w:t>
+              <w:t>Throws an UDSException if there is no such Global Property, so</w:t>
             </w:r>
           </w:p>
           <w:p>
@@ -14602,69 +12875,8 @@
                 <w:szCs w:val="20"/>
                 <w:lang w:val="en-US"/>
               </w:rPr>
-              <w:t xml:space="preserve">Throws an </w:t>
-            </w:r>
-            <w:proofErr w:type="spellStart"/>
-            <w:r>
-              <w:rPr>
-                <w:i/>
-                <w:iCs/>
-                <w:szCs w:val="20"/>
-                <w:lang w:val="en-US"/>
-              </w:rPr>
-              <w:t>UDSException</w:t>
-            </w:r>
-            <w:proofErr w:type="spellEnd"/>
-            <w:r>
-              <w:rPr>
-                <w:i/>
-                <w:iCs/>
-                <w:szCs w:val="20"/>
-                <w:lang w:val="en-US"/>
-              </w:rPr>
-              <w:t xml:space="preserve"> if there is no such Global Property, so</w:t>
-            </w:r>
-          </w:p>
-          <w:p>
-            <w:pPr>
-              <w:rPr>
-                <w:i/>
-                <w:iCs/>
-                <w:szCs w:val="20"/>
-                <w:lang w:val="en-US"/>
-              </w:rPr>
-            </w:pPr>
-            <w:proofErr w:type="spellStart"/>
-            <w:r>
-              <w:rPr>
-                <w:i/>
-                <w:iCs/>
-                <w:szCs w:val="20"/>
-                <w:lang w:val="en-US"/>
-              </w:rPr>
-              <w:t>HasGlobalProperty</w:t>
-            </w:r>
-            <w:proofErr w:type="spellEnd"/>
-            <w:r>
-              <w:rPr>
-                <w:i/>
-                <w:iCs/>
-                <w:szCs w:val="20"/>
-                <w:lang w:val="en-US"/>
-              </w:rPr>
-              <w:t xml:space="preserve"> should be checked before </w:t>
-            </w:r>
-            <w:proofErr w:type="spellStart"/>
-            <w:r>
-              <w:rPr>
-                <w:i/>
-                <w:iCs/>
-                <w:szCs w:val="20"/>
-                <w:lang w:val="en-US"/>
-              </w:rPr>
-              <w:t>GetGlobalProperty</w:t>
-            </w:r>
-            <w:proofErr w:type="spellEnd"/>
+              <w:t>HasGlobalProperty should be checked before GetGlobalProperty</w:t>
+            </w:r>
           </w:p>
         </w:tc>
       </w:tr>
@@ -14717,32 +12929,8 @@
                 <w:szCs w:val="19"/>
                 <w:lang w:val="en-US"/>
               </w:rPr>
-              <w:t xml:space="preserve"> </w:t>
-            </w:r>
-            <w:proofErr w:type="spellStart"/>
-            <w:proofErr w:type="gramStart"/>
-            <w:r>
-              <w:rPr>
-                <w:rFonts w:ascii="Consolas" w:hAnsi="Consolas" w:cs="Consolas"/>
-                <w:color w:val="000000"/>
-                <w:sz w:val="19"/>
-                <w:szCs w:val="19"/>
-                <w:lang w:val="en-US"/>
-              </w:rPr>
-              <w:t>DeleteGlobalProperty</w:t>
-            </w:r>
-            <w:proofErr w:type="spellEnd"/>
-            <w:r>
-              <w:rPr>
-                <w:rFonts w:ascii="Consolas" w:hAnsi="Consolas" w:cs="Consolas"/>
-                <w:color w:val="000000"/>
-                <w:sz w:val="19"/>
-                <w:szCs w:val="19"/>
-                <w:lang w:val="en-US"/>
-              </w:rPr>
-              <w:t>(</w:t>
-            </w:r>
-            <w:proofErr w:type="gramEnd"/>
+              <w:t xml:space="preserve"> DeleteGlobalProperty(</w:t>
+            </w:r>
             <w:r>
               <w:rPr>
                 <w:rFonts w:ascii="Consolas" w:hAnsi="Consolas" w:cs="Consolas"/>
@@ -14785,27 +12973,7 @@
                 <w:szCs w:val="20"/>
                 <w:lang w:val="en-US"/>
               </w:rPr>
-              <w:t xml:space="preserve">Deletes the Global Property with key </w:t>
-            </w:r>
-            <w:proofErr w:type="spellStart"/>
-            <w:r>
-              <w:rPr>
-                <w:i/>
-                <w:iCs/>
-                <w:szCs w:val="20"/>
-                <w:lang w:val="en-US"/>
-              </w:rPr>
-              <w:t>key</w:t>
-            </w:r>
-            <w:proofErr w:type="spellEnd"/>
-            <w:r>
-              <w:rPr>
-                <w:i/>
-                <w:iCs/>
-                <w:szCs w:val="20"/>
-                <w:lang w:val="en-US"/>
-              </w:rPr>
-              <w:t xml:space="preserve"> and</w:t>
+              <w:t>Deletes the Global Property with key key and</w:t>
             </w:r>
           </w:p>
           <w:p>
@@ -14841,7 +13009,6 @@
                 <w:lang w:val="en-US"/>
               </w:rPr>
             </w:pPr>
-            <w:proofErr w:type="spellStart"/>
             <w:r>
               <w:rPr>
                 <w:rFonts w:ascii="Consolas" w:hAnsi="Consolas" w:cs="Consolas"/>
@@ -14851,7 +13018,6 @@
               </w:rPr>
               <w:t>public</w:t>
             </w:r>
-            <w:proofErr w:type="spellEnd"/>
             <w:r>
               <w:rPr>
                 <w:rFonts w:ascii="Consolas" w:hAnsi="Consolas" w:cs="Consolas"/>
@@ -14861,7 +13027,6 @@
               </w:rPr>
               <w:t xml:space="preserve"> </w:t>
             </w:r>
-            <w:proofErr w:type="spellStart"/>
             <w:r>
               <w:rPr>
                 <w:rFonts w:ascii="Consolas" w:hAnsi="Consolas" w:cs="Consolas"/>
@@ -14871,7 +13036,6 @@
               </w:rPr>
               <w:t>void</w:t>
             </w:r>
-            <w:proofErr w:type="spellEnd"/>
             <w:r>
               <w:rPr>
                 <w:rFonts w:ascii="Consolas" w:hAnsi="Consolas" w:cs="Consolas"/>
@@ -14879,38 +13043,7 @@
                 <w:sz w:val="19"/>
                 <w:szCs w:val="19"/>
               </w:rPr>
-              <w:t xml:space="preserve"> </w:t>
-            </w:r>
-            <w:proofErr w:type="spellStart"/>
-            <w:proofErr w:type="gramStart"/>
-            <w:r>
-              <w:rPr>
-                <w:rFonts w:ascii="Consolas" w:hAnsi="Consolas" w:cs="Consolas"/>
-                <w:color w:val="000000"/>
-                <w:sz w:val="19"/>
-                <w:szCs w:val="19"/>
-              </w:rPr>
-              <w:t>DeleteAllGlobalProperties</w:t>
-            </w:r>
-            <w:proofErr w:type="spellEnd"/>
-            <w:r>
-              <w:rPr>
-                <w:rFonts w:ascii="Consolas" w:hAnsi="Consolas" w:cs="Consolas"/>
-                <w:color w:val="000000"/>
-                <w:sz w:val="19"/>
-                <w:szCs w:val="19"/>
-              </w:rPr>
-              <w:t>(</w:t>
-            </w:r>
-            <w:proofErr w:type="gramEnd"/>
-            <w:r>
-              <w:rPr>
-                <w:rFonts w:ascii="Consolas" w:hAnsi="Consolas" w:cs="Consolas"/>
-                <w:color w:val="000000"/>
-                <w:sz w:val="19"/>
-                <w:szCs w:val="19"/>
-              </w:rPr>
-              <w:t>)</w:t>
+              <w:t xml:space="preserve"> DeleteAllGlobalProperties()</w:t>
             </w:r>
           </w:p>
         </w:tc>
@@ -14988,52 +13121,39 @@
         </w:rPr>
         <w:t xml:space="preserve">You can have the Global Properties be saved automatically by the UDS by checking “Save Global Properties” in the </w:t>
       </w:r>
-      <w:proofErr w:type="spellStart"/>
       <w:r>
         <w:rPr>
           <w:rFonts w:ascii="Consolas" w:hAnsi="Consolas"/>
           <w:lang w:val="en-US"/>
         </w:rPr>
+        <w:t xml:space="preserve">UDSDialogueManager </w:t>
+      </w:r>
+      <w:r>
+        <w:rPr>
+          <w:lang w:val="en-US"/>
+        </w:rPr>
+        <w:t xml:space="preserve">inspector. The Global Properties will then be saved as a JSON file under </w:t>
+      </w:r>
+      <w:r>
+        <w:rPr>
+          <w:rFonts w:ascii="Consolas" w:hAnsi="Consolas"/>
+          <w:lang w:val="en-US"/>
+        </w:rPr>
+        <w:t>Application.persistantDataPath</w:t>
+      </w:r>
+      <w:r>
+        <w:rPr>
+          <w:lang w:val="en-US"/>
+        </w:rPr>
+        <w:t xml:space="preserve"> and will be loaded by the </w:t>
+      </w:r>
+      <w:r>
+        <w:rPr>
+          <w:rFonts w:ascii="Consolas" w:hAnsi="Consolas"/>
+          <w:lang w:val="en-US"/>
+        </w:rPr>
         <w:t>UDSDialogueManager</w:t>
       </w:r>
-      <w:proofErr w:type="spellEnd"/>
-      <w:r>
-        <w:rPr>
-          <w:rFonts w:ascii="Consolas" w:hAnsi="Consolas"/>
-          <w:lang w:val="en-US"/>
-        </w:rPr>
-        <w:t xml:space="preserve"> </w:t>
-      </w:r>
-      <w:r>
-        <w:rPr>
-          <w:lang w:val="en-US"/>
-        </w:rPr>
-        <w:t xml:space="preserve">inspector. The Global Properties will then be saved as a JSON file under </w:t>
-      </w:r>
-      <w:proofErr w:type="spellStart"/>
-      <w:r>
-        <w:rPr>
-          <w:rFonts w:ascii="Consolas" w:hAnsi="Consolas"/>
-          <w:lang w:val="en-US"/>
-        </w:rPr>
-        <w:t>Application.persistantDataPath</w:t>
-      </w:r>
-      <w:proofErr w:type="spellEnd"/>
-      <w:r>
-        <w:rPr>
-          <w:lang w:val="en-US"/>
-        </w:rPr>
-        <w:t xml:space="preserve"> and will be loaded by the </w:t>
-      </w:r>
-      <w:proofErr w:type="spellStart"/>
-      <w:r>
-        <w:rPr>
-          <w:rFonts w:ascii="Consolas" w:hAnsi="Consolas"/>
-          <w:lang w:val="en-US"/>
-        </w:rPr>
-        <w:t>UDSDialogueManager</w:t>
-      </w:r>
-      <w:proofErr w:type="spellEnd"/>
       <w:r>
         <w:rPr>
           <w:lang w:val="en-US"/>
@@ -15086,51 +13206,7 @@
           <w:szCs w:val="20"/>
           <w:lang w:val="en-US"/>
         </w:rPr>
-        <w:t xml:space="preserve">roperties work </w:t>
-      </w:r>
-      <w:proofErr w:type="gramStart"/>
-      <w:r>
-        <w:rPr>
-          <w:rFonts w:cs="Arial"/>
-          <w:i/>
-          <w:iCs/>
-          <w:szCs w:val="20"/>
-          <w:lang w:val="en-US"/>
-        </w:rPr>
-        <w:t>similar to</w:t>
-      </w:r>
-      <w:proofErr w:type="gramEnd"/>
-      <w:r>
-        <w:rPr>
-          <w:rFonts w:cs="Arial"/>
-          <w:i/>
-          <w:iCs/>
-          <w:szCs w:val="20"/>
-          <w:lang w:val="en-US"/>
-        </w:rPr>
-        <w:t xml:space="preserve"> how Unity’s </w:t>
-      </w:r>
-      <w:proofErr w:type="spellStart"/>
-      <w:r>
-        <w:rPr>
-          <w:rFonts w:cs="Arial"/>
-          <w:i/>
-          <w:iCs/>
-          <w:szCs w:val="20"/>
-          <w:lang w:val="en-US"/>
-        </w:rPr>
-        <w:t>PlayerPrefs</w:t>
-      </w:r>
-      <w:proofErr w:type="spellEnd"/>
-      <w:r>
-        <w:rPr>
-          <w:rFonts w:cs="Arial"/>
-          <w:i/>
-          <w:iCs/>
-          <w:szCs w:val="20"/>
-          <w:lang w:val="en-US"/>
-        </w:rPr>
-        <w:t xml:space="preserve"> work</w:t>
+        <w:t>roperties work similar to how Unity’s PlayerPrefs work</w:t>
       </w:r>
     </w:p>
     <w:p>
@@ -15222,21 +13298,7 @@
         <w:rPr>
           <w:lang w:val="en-US"/>
         </w:rPr>
-        <w:t xml:space="preserve">Creating, </w:t>
-      </w:r>
-      <w:proofErr w:type="gramStart"/>
-      <w:r>
-        <w:rPr>
-          <w:lang w:val="en-US"/>
-        </w:rPr>
-        <w:t>saving</w:t>
-      </w:r>
-      <w:proofErr w:type="gramEnd"/>
-      <w:r>
-        <w:rPr>
-          <w:lang w:val="en-US"/>
-        </w:rPr>
-        <w:t xml:space="preserve"> and loading </w:t>
+        <w:t xml:space="preserve">Creating, saving and loading </w:t>
       </w:r>
       <w:r>
         <w:rPr>
@@ -15262,21 +13324,7 @@
         <w:rPr>
           <w:lang w:val="en-US"/>
         </w:rPr>
-        <w:t xml:space="preserve">If you open the </w:t>
-      </w:r>
-      <w:proofErr w:type="spellStart"/>
-      <w:r>
-        <w:rPr>
-          <w:lang w:val="en-US"/>
-        </w:rPr>
-        <w:t>DialogueEditor</w:t>
-      </w:r>
-      <w:proofErr w:type="spellEnd"/>
-      <w:r>
-        <w:rPr>
-          <w:lang w:val="en-US"/>
-        </w:rPr>
-        <w:t xml:space="preserve"> you will see the following:</w:t>
+        <w:t>If you open the DialogueEditor you will see the following:</w:t>
       </w:r>
     </w:p>
     <w:p>
@@ -15581,23 +13629,7 @@
           <w:lang w:val="en-US"/>
         </w:rPr>
         <w:lastRenderedPageBreak/>
-        <w:t xml:space="preserve">If you </w:t>
-      </w:r>
-      <w:proofErr w:type="gramStart"/>
-      <w:r>
-        <w:rPr>
-          <w:color w:val="000000" w:themeColor="text1"/>
-          <w:lang w:val="en-US"/>
-        </w:rPr>
-        <w:t>left-click</w:t>
-      </w:r>
-      <w:proofErr w:type="gramEnd"/>
-      <w:r>
-        <w:rPr>
-          <w:color w:val="000000" w:themeColor="text1"/>
-          <w:lang w:val="en-US"/>
-        </w:rPr>
-        <w:t xml:space="preserve"> a </w:t>
+        <w:t xml:space="preserve">If you left-click a </w:t>
       </w:r>
       <w:r>
         <w:rPr>
@@ -15699,23 +13731,7 @@
           <w:color w:val="000000" w:themeColor="text1"/>
           <w:lang w:val="en-US"/>
         </w:rPr>
-        <w:t xml:space="preserve">Enter the ID for your Dialogue Part here. IDs </w:t>
-      </w:r>
-      <w:proofErr w:type="gramStart"/>
-      <w:r>
-        <w:rPr>
-          <w:color w:val="000000" w:themeColor="text1"/>
-          <w:lang w:val="en-US"/>
-        </w:rPr>
-        <w:t>have to</w:t>
-      </w:r>
-      <w:proofErr w:type="gramEnd"/>
-      <w:r>
-        <w:rPr>
-          <w:color w:val="000000" w:themeColor="text1"/>
-          <w:lang w:val="en-US"/>
-        </w:rPr>
-        <w:t xml:space="preserve"> be unique and should contain a little information about the contents of the Dialogue Part.</w:t>
+        <w:t>Enter the ID for your Dialogue Part here. IDs have to be unique and should contain a little information about the contents of the Dialogue Part.</w:t>
       </w:r>
     </w:p>
     <w:p>
@@ -15846,23 +13862,7 @@
           <w:color w:val="000000" w:themeColor="text1"/>
           <w:lang w:val="en-US"/>
         </w:rPr>
-        <w:t xml:space="preserve">The 3 required Properties that are there on every new </w:t>
-      </w:r>
-      <w:proofErr w:type="spellStart"/>
-      <w:r>
-        <w:rPr>
-          <w:color w:val="000000" w:themeColor="text1"/>
-          <w:lang w:val="en-US"/>
-        </w:rPr>
-        <w:t>DialoguePart</w:t>
-      </w:r>
-      <w:proofErr w:type="spellEnd"/>
-      <w:r>
-        <w:rPr>
-          <w:color w:val="000000" w:themeColor="text1"/>
-          <w:lang w:val="en-US"/>
-        </w:rPr>
-        <w:t xml:space="preserve"> are the following:</w:t>
+        <w:t>The 3 required Properties that are there on every new DialoguePart are the following:</w:t>
       </w:r>
     </w:p>
     <w:tbl>
@@ -16010,23 +14010,7 @@
                 <w:color w:val="000000" w:themeColor="text1"/>
                 <w:lang w:val="en-US"/>
               </w:rPr>
-              <w:t xml:space="preserve">Between 0 and 1. The speed of the text reveal effect, that is the speed with which the letter of the text </w:t>
-            </w:r>
-            <w:proofErr w:type="gramStart"/>
-            <w:r>
-              <w:rPr>
-                <w:color w:val="000000" w:themeColor="text1"/>
-                <w:lang w:val="en-US"/>
-              </w:rPr>
-              <w:t>are</w:t>
-            </w:r>
-            <w:proofErr w:type="gramEnd"/>
-            <w:r>
-              <w:rPr>
-                <w:color w:val="000000" w:themeColor="text1"/>
-                <w:lang w:val="en-US"/>
-              </w:rPr>
-              <w:t xml:space="preserve"> shown while it is being revealed gradually. If it is 0, the text will be revealed instantly without effect!</w:t>
+              <w:t>Between 0 and 1. The speed of the text reveal effect, that is the speed with which the letter of the text are shown while it is being revealed gradually. If it is 0, the text will be revealed instantly without effect!</w:t>
             </w:r>
           </w:p>
         </w:tc>
@@ -16146,23 +14130,7 @@
           <w:color w:val="000000" w:themeColor="text1"/>
           <w:lang w:val="en-US"/>
         </w:rPr>
-        <w:t xml:space="preserve"> click/tap an Answer) or directly (meaning the player </w:t>
-      </w:r>
-      <w:proofErr w:type="gramStart"/>
-      <w:r>
-        <w:rPr>
-          <w:color w:val="000000" w:themeColor="text1"/>
-          <w:lang w:val="en-US"/>
-        </w:rPr>
-        <w:t>has to</w:t>
-      </w:r>
-      <w:proofErr w:type="gramEnd"/>
-      <w:r>
-        <w:rPr>
-          <w:color w:val="000000" w:themeColor="text1"/>
-          <w:lang w:val="en-US"/>
-        </w:rPr>
-        <w:t xml:space="preserve"> press a button or tap the screen to continue), the latter is only possible if the Dialogue Part has no Answers.</w:t>
+        <w:t xml:space="preserve"> click/tap an Answer) or directly (meaning the player has to press a button or tap the screen to continue), the latter is only possible if the Dialogue Part has no Answers.</w:t>
       </w:r>
     </w:p>
     <w:p>
@@ -16234,21 +14202,7 @@
         <w:rPr>
           <w:lang w:val="en-US"/>
         </w:rPr>
-        <w:t xml:space="preserve">To manage the Global Properties defined in the Editor press the “Global Properties” button at the bottom of the screen. This will open up the Global Properties menu where you can create and remove Global Properties similar to how you would manage normal Properties on </w:t>
-      </w:r>
-      <w:proofErr w:type="gramStart"/>
-      <w:r>
-        <w:rPr>
-          <w:lang w:val="en-US"/>
-        </w:rPr>
-        <w:t>e.g.</w:t>
-      </w:r>
-      <w:proofErr w:type="gramEnd"/>
-      <w:r>
-        <w:rPr>
-          <w:lang w:val="en-US"/>
-        </w:rPr>
-        <w:t xml:space="preserve"> Dialog</w:t>
+        <w:t>To manage the Global Properties defined in the Editor press the “Global Properties” button at the bottom of the screen. This will open up the Global Properties menu where you can create and remove Global Properties similar to how you would manage normal Properties on e.g. Dialog</w:t>
       </w:r>
       <w:r>
         <w:rPr>
@@ -16277,23 +14231,12 @@
         </w:rPr>
         <w:t xml:space="preserve">Inside your game, you can set Global Properties using </w:t>
       </w:r>
-      <w:proofErr w:type="spellStart"/>
-      <w:proofErr w:type="gramStart"/>
       <w:r>
         <w:rPr>
           <w:rFonts w:ascii="Consolas" w:hAnsi="Consolas" w:cs="Arial"/>
           <w:lang w:val="en-US"/>
         </w:rPr>
-        <w:t>UDSDialogManager.instance.SetGlobalProperty</w:t>
-      </w:r>
-      <w:proofErr w:type="spellEnd"/>
-      <w:proofErr w:type="gramEnd"/>
-      <w:r>
-        <w:rPr>
-          <w:rFonts w:ascii="Consolas" w:hAnsi="Consolas" w:cs="Arial"/>
-          <w:lang w:val="en-US"/>
-        </w:rPr>
-        <w:t>&lt;Type&gt;(string key, value)</w:t>
+        <w:t>UDSDialogManager.instance.SetGlobalProperty&lt;Type&gt;(string key, value)</w:t>
       </w:r>
       <w:r>
         <w:rPr>
@@ -16342,23 +14285,7 @@
           <w:rFonts w:cs="Arial"/>
           <w:lang w:val="en-US"/>
         </w:rPr>
-        <w:t xml:space="preserve"> undefined in the game, the condition will always evaluate </w:t>
-      </w:r>
-      <w:proofErr w:type="gramStart"/>
-      <w:r>
-        <w:rPr>
-          <w:rFonts w:cs="Arial"/>
-          <w:lang w:val="en-US"/>
-        </w:rPr>
-        <w:t>to</w:t>
-      </w:r>
-      <w:proofErr w:type="gramEnd"/>
-      <w:r>
-        <w:rPr>
-          <w:rFonts w:cs="Arial"/>
-          <w:lang w:val="en-US"/>
-        </w:rPr>
-        <w:t xml:space="preserve"> false.</w:t>
+        <w:t xml:space="preserve"> undefined in the game, the condition will always evaluate to false.</w:t>
       </w:r>
     </w:p>
     <w:p>
@@ -16406,29 +14333,7 @@
           <w:szCs w:val="20"/>
           <w:lang w:val="en-US"/>
         </w:rPr>
-        <w:t xml:space="preserve"> </w:t>
-      </w:r>
-      <w:proofErr w:type="gramStart"/>
-      <w:r>
-        <w:rPr>
-          <w:rFonts w:cs="Arial"/>
-          <w:i/>
-          <w:iCs/>
-          <w:szCs w:val="20"/>
-          <w:lang w:val="en-US"/>
-        </w:rPr>
-        <w:t>e.g.</w:t>
-      </w:r>
-      <w:proofErr w:type="gramEnd"/>
-      <w:r>
-        <w:rPr>
-          <w:rFonts w:cs="Arial"/>
-          <w:i/>
-          <w:iCs/>
-          <w:szCs w:val="20"/>
-          <w:lang w:val="en-US"/>
-        </w:rPr>
-        <w:t xml:space="preserve"> share them with a team member. To do so, go into the settings menu (button at the bottom). The Global Properties Save Path defines where they are stored (as a JSON file). You can change that path</w:t>
+        <w:t xml:space="preserve"> e.g. share them with a team member. To do so, go into the settings menu (button at the bottom). The Global Properties Save Path defines where they are stored (as a JSON file). You can change that path</w:t>
       </w:r>
       <w:r>
         <w:rPr>
@@ -16539,7 +14444,7 @@
                     </pic:cNvPicPr>
                   </pic:nvPicPr>
                   <pic:blipFill>
-                    <a:blip r:embed="rId20" cstate="print">
+                    <a:blip r:embed="rId22" cstate="print">
                       <a:extLst>
                         <a:ext uri="{28A0092B-C50C-407E-A947-70E740481C1C}">
                           <a14:useLocalDpi xmlns:a14="http://schemas.microsoft.com/office/drawing/2010/main" val="0"/>
@@ -16635,21 +14540,7 @@
         <w:rPr>
           <w:lang w:val="en-US"/>
         </w:rPr>
-        <w:t>In the middle dropdown menu select an operator for the condition (e.g. ==, &gt;, &lt;=</w:t>
-      </w:r>
-      <w:proofErr w:type="gramStart"/>
-      <w:r>
-        <w:rPr>
-          <w:lang w:val="en-US"/>
-        </w:rPr>
-        <w:t>, !</w:t>
-      </w:r>
-      <w:proofErr w:type="gramEnd"/>
-      <w:r>
-        <w:rPr>
-          <w:lang w:val="en-US"/>
-        </w:rPr>
-        <w:t>=, …) (which operators are available depends on the type of the condition)</w:t>
+        <w:t>In the middle dropdown menu select an operator for the condition (e.g. ==, &gt;, &lt;=, !=, …) (which operators are available depends on the type of the condition)</w:t>
       </w:r>
     </w:p>
     <w:p>
@@ -16858,7 +14749,7 @@
                     </pic:cNvPicPr>
                   </pic:nvPicPr>
                   <pic:blipFill>
-                    <a:blip r:embed="rId21" cstate="print">
+                    <a:blip r:embed="rId23" cstate="print">
                       <a:extLst>
                         <a:ext uri="{28A0092B-C50C-407E-A947-70E740481C1C}">
                           <a14:useLocalDpi xmlns:a14="http://schemas.microsoft.com/office/drawing/2010/main" val="0"/>
@@ -16943,14 +14834,7 @@
         <w:rPr>
           <w:lang w:val="en-US"/>
         </w:rPr>
-        <w:t xml:space="preserve">Using Import Preset you can import Presets from </w:t>
-      </w:r>
-      <w:proofErr w:type="gramStart"/>
-      <w:r>
-        <w:rPr>
-          <w:lang w:val="en-US"/>
-        </w:rPr>
-        <w:t xml:space="preserve">a </w:t>
+        <w:t xml:space="preserve">Using Import Preset you can import Presets from a </w:t>
       </w:r>
       <w:r>
         <w:rPr>
@@ -16958,27 +14842,8 @@
           <w:iCs/>
           <w:lang w:val="en-US"/>
         </w:rPr>
-        <w:t>.</w:t>
-      </w:r>
-      <w:proofErr w:type="spellStart"/>
-      <w:r>
-        <w:rPr>
-          <w:i/>
-          <w:iCs/>
-          <w:lang w:val="en-US"/>
-        </w:rPr>
-        <w:t>udspreset</w:t>
-      </w:r>
-      <w:proofErr w:type="gramEnd"/>
-      <w:r>
-        <w:rPr>
-          <w:i/>
-          <w:iCs/>
-          <w:lang w:val="en-US"/>
-        </w:rPr>
-        <w:t>.json</w:t>
-      </w:r>
-      <w:proofErr w:type="spellEnd"/>
+        <w:t>.udspreset.json</w:t>
+      </w:r>
       <w:r>
         <w:rPr>
           <w:lang w:val="en-US"/>
@@ -17011,7 +14876,6 @@
         </w:rPr>
         <w:t xml:space="preserve">Using the Export Preset buttons you can save a Preset as </w:t>
       </w:r>
-      <w:proofErr w:type="gramStart"/>
       <w:r>
         <w:rPr>
           <w:lang w:val="en-US"/>
@@ -17024,27 +14888,8 @@
           <w:iCs/>
           <w:lang w:val="en-US"/>
         </w:rPr>
-        <w:t xml:space="preserve"> .</w:t>
-      </w:r>
-      <w:proofErr w:type="spellStart"/>
-      <w:r>
-        <w:rPr>
-          <w:i/>
-          <w:iCs/>
-          <w:lang w:val="en-US"/>
-        </w:rPr>
-        <w:t>udspreset</w:t>
-      </w:r>
-      <w:proofErr w:type="gramEnd"/>
-      <w:r>
-        <w:rPr>
-          <w:i/>
-          <w:iCs/>
-          <w:lang w:val="en-US"/>
-        </w:rPr>
-        <w:t>.json</w:t>
-      </w:r>
-      <w:proofErr w:type="spellEnd"/>
+        <w:t xml:space="preserve"> .udspreset.json</w:t>
+      </w:r>
       <w:r>
         <w:rPr>
           <w:lang w:val="en-US"/>
@@ -17215,27 +15060,7 @@
           <w:szCs w:val="20"/>
           <w:lang w:val="en-US"/>
         </w:rPr>
-        <w:t>(</w:t>
-      </w:r>
-      <w:proofErr w:type="gramStart"/>
-      <w:r>
-        <w:rPr>
-          <w:i/>
-          <w:iCs/>
-          <w:szCs w:val="20"/>
-          <w:lang w:val="en-US"/>
-        </w:rPr>
-        <w:t>e.g.</w:t>
-      </w:r>
-      <w:proofErr w:type="gramEnd"/>
-      <w:r>
-        <w:rPr>
-          <w:i/>
-          <w:iCs/>
-          <w:szCs w:val="20"/>
-          <w:lang w:val="en-US"/>
-        </w:rPr>
-        <w:t xml:space="preserve"> “I want to buy something”)</w:t>
+        <w:t>(e.g. “I want to buy something”)</w:t>
       </w:r>
       <w:r>
         <w:rPr>
@@ -17287,7 +15112,7 @@
                     <pic:cNvPicPr/>
                   </pic:nvPicPr>
                   <pic:blipFill>
-                    <a:blip r:embed="rId22">
+                    <a:blip r:embed="rId24">
                       <a:extLst>
                         <a:ext uri="{28A0092B-C50C-407E-A947-70E740481C1C}">
                           <a14:useLocalDpi xmlns:a14="http://schemas.microsoft.com/office/drawing/2010/main" val="0"/>
@@ -17401,7 +15226,7 @@
                     </pic:cNvPicPr>
                   </pic:nvPicPr>
                   <pic:blipFill>
-                    <a:blip r:embed="rId23" cstate="print">
+                    <a:blip r:embed="rId25" cstate="print">
                       <a:extLst>
                         <a:ext uri="{28A0092B-C50C-407E-A947-70E740481C1C}">
                           <a14:useLocalDpi xmlns:a14="http://schemas.microsoft.com/office/drawing/2010/main" val="0"/>
@@ -17478,7 +15303,7 @@
                     </pic:cNvPicPr>
                   </pic:nvPicPr>
                   <pic:blipFill>
-                    <a:blip r:embed="rId24">
+                    <a:blip r:embed="rId26">
                       <a:extLst>
                         <a:ext uri="{28A0092B-C50C-407E-A947-70E740481C1C}">
                           <a14:useLocalDpi xmlns:a14="http://schemas.microsoft.com/office/drawing/2010/main" val="0"/>
@@ -17544,7 +15369,7 @@
                     </pic:cNvPicPr>
                   </pic:nvPicPr>
                   <pic:blipFill>
-                    <a:blip r:embed="rId25">
+                    <a:blip r:embed="rId27">
                       <a:extLst>
                         <a:ext uri="{28A0092B-C50C-407E-A947-70E740481C1C}">
                           <a14:useLocalDpi xmlns:a14="http://schemas.microsoft.com/office/drawing/2010/main" val="0"/>
@@ -17612,21 +15437,12 @@
         </w:rPr>
         <w:t xml:space="preserve">Now, let’s get to the code part! As a basis for our NPC, we will use the </w:t>
       </w:r>
-      <w:proofErr w:type="spellStart"/>
       <w:r>
         <w:rPr>
           <w:rFonts w:ascii="Consolas" w:hAnsi="Consolas"/>
           <w:lang w:val="en-US"/>
         </w:rPr>
-        <w:t>UDSDialogueStarter</w:t>
-      </w:r>
-      <w:proofErr w:type="spellEnd"/>
-      <w:r>
-        <w:rPr>
-          <w:rFonts w:ascii="Consolas" w:hAnsi="Consolas"/>
-          <w:lang w:val="en-US"/>
-        </w:rPr>
-        <w:t xml:space="preserve"> </w:t>
+        <w:t xml:space="preserve">UDSDialogueStarter </w:t>
       </w:r>
       <w:r>
         <w:rPr>
@@ -17635,123 +15451,82 @@
         </w:rPr>
         <w:t xml:space="preserve">and </w:t>
       </w:r>
-      <w:proofErr w:type="spellStart"/>
       <w:r>
         <w:rPr>
           <w:rFonts w:ascii="Consolas" w:hAnsi="Consolas" w:cs="Arial"/>
           <w:lang w:val="en-US"/>
         </w:rPr>
-        <w:t>UDSPlayerDialogue</w:t>
-      </w:r>
-      <w:proofErr w:type="spellEnd"/>
+        <w:t xml:space="preserve">UDSPlayerDialogue </w:t>
+      </w:r>
+      <w:r>
+        <w:rPr>
+          <w:rFonts w:cs="Arial"/>
+          <w:lang w:val="en-US"/>
+        </w:rPr>
+        <w:t>script</w:t>
+      </w:r>
+      <w:r>
+        <w:rPr>
+          <w:rFonts w:cs="Arial"/>
+          <w:lang w:val="en-US"/>
+        </w:rPr>
+        <w:t>s</w:t>
+      </w:r>
+      <w:r>
+        <w:rPr>
+          <w:rFonts w:cs="Arial"/>
+          <w:lang w:val="en-US"/>
+        </w:rPr>
+        <w:t xml:space="preserve">, which </w:t>
+      </w:r>
+      <w:r>
+        <w:rPr>
+          <w:rFonts w:cs="Arial"/>
+          <w:lang w:val="en-US"/>
+        </w:rPr>
+        <w:t>are</w:t>
+      </w:r>
+      <w:r>
+        <w:rPr>
+          <w:rFonts w:cs="Arial"/>
+          <w:lang w:val="en-US"/>
+        </w:rPr>
+        <w:t xml:space="preserve"> explained in more detail under 3. Quick Start and which you are encouraged to take a look at yourself. We will extend </w:t>
+      </w:r>
+      <w:r>
+        <w:rPr>
+          <w:rFonts w:cs="Arial"/>
+          <w:lang w:val="en-US"/>
+        </w:rPr>
+        <w:t>these</w:t>
+      </w:r>
+      <w:r>
+        <w:rPr>
+          <w:rFonts w:cs="Arial"/>
+          <w:lang w:val="en-US"/>
+        </w:rPr>
+        <w:t xml:space="preserve"> script</w:t>
+      </w:r>
+      <w:r>
+        <w:rPr>
+          <w:rFonts w:cs="Arial"/>
+          <w:lang w:val="en-US"/>
+        </w:rPr>
+        <w:t>s</w:t>
+      </w:r>
+      <w:r>
+        <w:rPr>
+          <w:rFonts w:cs="Arial"/>
+          <w:lang w:val="en-US"/>
+        </w:rPr>
+        <w:t xml:space="preserve"> by adding a </w:t>
+      </w:r>
       <w:r>
         <w:rPr>
           <w:rFonts w:ascii="Consolas" w:hAnsi="Consolas" w:cs="Arial"/>
           <w:lang w:val="en-US"/>
         </w:rPr>
-        <w:t xml:space="preserve"> </w:t>
-      </w:r>
-      <w:r>
-        <w:rPr>
-          <w:rFonts w:cs="Arial"/>
-          <w:lang w:val="en-US"/>
-        </w:rPr>
-        <w:t>script</w:t>
-      </w:r>
-      <w:r>
-        <w:rPr>
-          <w:rFonts w:cs="Arial"/>
-          <w:lang w:val="en-US"/>
-        </w:rPr>
-        <w:t>s</w:t>
-      </w:r>
-      <w:r>
-        <w:rPr>
-          <w:rFonts w:cs="Arial"/>
-          <w:lang w:val="en-US"/>
-        </w:rPr>
-        <w:t xml:space="preserve">, which </w:t>
-      </w:r>
-      <w:r>
-        <w:rPr>
-          <w:rFonts w:cs="Arial"/>
-          <w:lang w:val="en-US"/>
-        </w:rPr>
-        <w:t>are</w:t>
-      </w:r>
-      <w:r>
-        <w:rPr>
-          <w:rFonts w:cs="Arial"/>
-          <w:lang w:val="en-US"/>
-        </w:rPr>
-        <w:t xml:space="preserve"> explained in more detail under 3. Quick Start and which you are encouraged to </w:t>
-      </w:r>
-      <w:proofErr w:type="gramStart"/>
-      <w:r>
-        <w:rPr>
-          <w:rFonts w:cs="Arial"/>
-          <w:lang w:val="en-US"/>
-        </w:rPr>
-        <w:t>take a look</w:t>
-      </w:r>
-      <w:proofErr w:type="gramEnd"/>
-      <w:r>
-        <w:rPr>
-          <w:rFonts w:cs="Arial"/>
-          <w:lang w:val="en-US"/>
-        </w:rPr>
-        <w:t xml:space="preserve"> at yourself. We will extend </w:t>
-      </w:r>
-      <w:r>
-        <w:rPr>
-          <w:rFonts w:cs="Arial"/>
-          <w:lang w:val="en-US"/>
-        </w:rPr>
-        <w:t>these</w:t>
-      </w:r>
-      <w:r>
-        <w:rPr>
-          <w:rFonts w:cs="Arial"/>
-          <w:lang w:val="en-US"/>
-        </w:rPr>
-        <w:t xml:space="preserve"> script</w:t>
-      </w:r>
-      <w:r>
-        <w:rPr>
-          <w:rFonts w:cs="Arial"/>
-          <w:lang w:val="en-US"/>
-        </w:rPr>
-        <w:t>s</w:t>
-      </w:r>
-      <w:r>
-        <w:rPr>
-          <w:rFonts w:cs="Arial"/>
-          <w:lang w:val="en-US"/>
-        </w:rPr>
-        <w:t xml:space="preserve"> by adding a </w:t>
-      </w:r>
-      <w:r>
-        <w:rPr>
-          <w:rFonts w:ascii="Consolas" w:hAnsi="Consolas" w:cs="Arial"/>
-          <w:lang w:val="en-US"/>
-        </w:rPr>
-        <w:t xml:space="preserve">string </w:t>
-      </w:r>
-      <w:proofErr w:type="spellStart"/>
-      <w:r>
-        <w:rPr>
-          <w:rFonts w:ascii="Consolas" w:hAnsi="Consolas" w:cs="Arial"/>
-          <w:lang w:val="en-US"/>
-        </w:rPr>
-        <w:t>shopID</w:t>
-      </w:r>
-      <w:proofErr w:type="spellEnd"/>
-      <w:r>
-        <w:rPr>
-          <w:rFonts w:ascii="Consolas" w:hAnsi="Consolas" w:cs="Arial"/>
-          <w:lang w:val="en-US"/>
-        </w:rPr>
-        <w:t xml:space="preserve"> </w:t>
+        <w:t xml:space="preserve">string shopID </w:t>
       </w:r>
       <w:r>
         <w:rPr>
@@ -17805,7 +15580,6 @@
         <w:lastRenderedPageBreak/>
         <w:t xml:space="preserve">First, let’s store the shop ID in </w:t>
       </w:r>
-      <w:proofErr w:type="spellStart"/>
       <w:r>
         <w:rPr>
           <w:rFonts w:ascii="Consolas" w:hAnsi="Consolas" w:cs="Arial"/>
@@ -17813,7 +15587,6 @@
         </w:rPr>
         <w:t>UDSDialogueStarter</w:t>
       </w:r>
-      <w:proofErr w:type="spellEnd"/>
       <w:r>
         <w:rPr>
           <w:rFonts w:cs="Arial"/>
@@ -17838,440 +15611,349 @@
         </w:rPr>
         <w:object w:dxaOrig="9072" w:dyaOrig="4404" w14:anchorId="69B5F2EC">
           <v:shape id="_x0000_i1028" type="#_x0000_t75" style="width:453.6pt;height:220.2pt" o:ole="" o:bordertopcolor="this" o:borderbottomcolor="this">
-            <v:imagedata r:id="rId26" o:title=""/>
-            <w10:bordertop type="single" width="4"/>
-            <w10:borderbottom type="single" width="4"/>
-          </v:shape>
-          <o:OLEObject Type="Embed" ProgID="Word.Document.12" ShapeID="_x0000_i1028" DrawAspect="Content" ObjectID="_1690141802" r:id="rId27">
-            <o:FieldCodes>\s</o:FieldCodes>
-          </o:OLEObject>
-        </w:object>
-      </w:r>
-    </w:p>
-    <w:p>
-      <w:pPr>
-        <w:rPr>
-          <w:lang w:val="en-US"/>
-        </w:rPr>
-      </w:pPr>
-      <w:r>
-        <w:rPr>
-          <w:lang w:val="en-US"/>
-        </w:rPr>
-        <w:t xml:space="preserve">Next, let’s override </w:t>
-      </w:r>
-      <w:proofErr w:type="spellStart"/>
-      <w:r>
-        <w:rPr>
-          <w:rFonts w:ascii="Consolas" w:hAnsi="Consolas"/>
-          <w:lang w:val="en-US"/>
-        </w:rPr>
-        <w:t>UDSDialogueManager</w:t>
-      </w:r>
-      <w:proofErr w:type="spellEnd"/>
-      <w:r>
-        <w:rPr>
-          <w:lang w:val="en-US"/>
-        </w:rPr>
-        <w:t xml:space="preserve"> and create another variable there for the current </w:t>
-      </w:r>
-      <w:proofErr w:type="spellStart"/>
-      <w:r>
-        <w:rPr>
-          <w:lang w:val="en-US"/>
-        </w:rPr>
-        <w:t>DialogueStarters</w:t>
-      </w:r>
-      <w:proofErr w:type="spellEnd"/>
-      <w:r>
-        <w:rPr>
-          <w:lang w:val="en-US"/>
-        </w:rPr>
-        <w:t xml:space="preserve"> </w:t>
-      </w:r>
-      <w:proofErr w:type="spellStart"/>
-      <w:proofErr w:type="gramStart"/>
-      <w:r>
-        <w:rPr>
-          <w:lang w:val="en-US"/>
-        </w:rPr>
-        <w:t>shop.We</w:t>
-      </w:r>
-      <w:proofErr w:type="spellEnd"/>
-      <w:proofErr w:type="gramEnd"/>
-      <w:r>
-        <w:rPr>
-          <w:lang w:val="en-US"/>
-        </w:rPr>
-        <w:t xml:space="preserve"> can then set that variable from </w:t>
-      </w:r>
-      <w:proofErr w:type="spellStart"/>
-      <w:r>
-        <w:rPr>
-          <w:rFonts w:ascii="Consolas" w:hAnsi="Consolas"/>
-          <w:lang w:val="en-US"/>
-        </w:rPr>
-        <w:t>UDSPlayerDialogue</w:t>
-      </w:r>
-      <w:proofErr w:type="spellEnd"/>
-      <w:r>
-        <w:rPr>
-          <w:rFonts w:ascii="Consolas" w:hAnsi="Consolas"/>
-          <w:lang w:val="en-US"/>
-        </w:rPr>
-        <w:t xml:space="preserve"> </w:t>
-      </w:r>
-      <w:r>
-        <w:rPr>
-          <w:rFonts w:cs="Arial"/>
-          <w:lang w:val="en-US"/>
-        </w:rPr>
-        <w:t>in</w:t>
-      </w:r>
-      <w:r>
-        <w:rPr>
-          <w:rFonts w:ascii="Consolas" w:hAnsi="Consolas"/>
-          <w:lang w:val="en-US"/>
-        </w:rPr>
-        <w:t xml:space="preserve"> </w:t>
-      </w:r>
-      <w:r>
-        <w:rPr>
-          <w:rFonts w:cs="Arial"/>
-          <w:lang w:val="en-US"/>
-        </w:rPr>
-        <w:t>Update</w:t>
-      </w:r>
-      <w:r>
-        <w:rPr>
-          <w:lang w:val="en-US"/>
-        </w:rPr>
-        <w:t xml:space="preserve"> just before </w:t>
-      </w:r>
-      <w:proofErr w:type="spellStart"/>
-      <w:r>
-        <w:rPr>
-          <w:rFonts w:ascii="Consolas" w:hAnsi="Consolas"/>
-          <w:lang w:val="en-US"/>
-        </w:rPr>
-        <w:t>StartDialogue</w:t>
-      </w:r>
-      <w:proofErr w:type="spellEnd"/>
-      <w:r>
-        <w:rPr>
-          <w:lang w:val="en-US"/>
-        </w:rPr>
-        <w:t>:</w:t>
-      </w:r>
-    </w:p>
-    <w:bookmarkStart w:id="32" w:name="_MON_1689936859"/>
-    <w:bookmarkEnd w:id="32"/>
-    <w:p>
-      <w:pPr>
-        <w:rPr>
-          <w:lang w:val="en-US"/>
-        </w:rPr>
-      </w:pPr>
-      <w:r>
-        <w:rPr>
-          <w:lang w:val="en-US"/>
-        </w:rPr>
-        <w:object w:dxaOrig="9072" w:dyaOrig="1513" w14:anchorId="70FB0B75">
-          <v:shape id="_x0000_i1029" type="#_x0000_t75" style="width:453.6pt;height:75.6pt" o:ole="" o:bordertopcolor="this" o:borderbottomcolor="this">
             <v:imagedata r:id="rId28" o:title=""/>
             <w10:bordertop type="single" width="4"/>
             <w10:borderbottom type="single" width="4"/>
           </v:shape>
-          <o:OLEObject Type="Embed" ProgID="Word.Document.12" ShapeID="_x0000_i1029" DrawAspect="Content" ObjectID="_1690141803" r:id="rId29">
+          <o:OLEObject Type="Embed" ProgID="Word.Document.12" ShapeID="_x0000_i1028" DrawAspect="Content" ObjectID="_1690214027" r:id="rId29">
             <o:FieldCodes>\s</o:FieldCodes>
           </o:OLEObject>
         </w:object>
       </w:r>
     </w:p>
-    <w:bookmarkStart w:id="33" w:name="_MON_1689937215"/>
-    <w:bookmarkEnd w:id="33"/>
-    <w:p>
-      <w:pPr>
-        <w:keepNext/>
-      </w:pPr>
-      <w:r>
-        <w:rPr>
-          <w:lang w:val="en-US"/>
-        </w:rPr>
-        <w:object w:dxaOrig="8650" w:dyaOrig="5789" w14:anchorId="62FD966A">
-          <v:shape id="_x0000_i1030" type="#_x0000_t75" style="width:432.6pt;height:289.2pt" o:ole="" o:bordertopcolor="this" o:borderbottomcolor="this">
+    <w:p>
+      <w:pPr>
+        <w:rPr>
+          <w:lang w:val="en-US"/>
+        </w:rPr>
+      </w:pPr>
+      <w:r>
+        <w:rPr>
+          <w:lang w:val="en-US"/>
+        </w:rPr>
+        <w:t xml:space="preserve">Next, let’s override </w:t>
+      </w:r>
+      <w:r>
+        <w:rPr>
+          <w:rFonts w:ascii="Consolas" w:hAnsi="Consolas"/>
+          <w:lang w:val="en-US"/>
+        </w:rPr>
+        <w:t>UDSDialogueManager</w:t>
+      </w:r>
+      <w:r>
+        <w:rPr>
+          <w:lang w:val="en-US"/>
+        </w:rPr>
+        <w:t xml:space="preserve"> and create another variable there for the current DialogueStarters shop.We can then set that variable from </w:t>
+      </w:r>
+      <w:r>
+        <w:rPr>
+          <w:rFonts w:ascii="Consolas" w:hAnsi="Consolas"/>
+          <w:lang w:val="en-US"/>
+        </w:rPr>
+        <w:t>UDSPlayerDialogue</w:t>
+      </w:r>
+      <w:r>
+        <w:rPr>
+          <w:rFonts w:ascii="Consolas" w:hAnsi="Consolas"/>
+          <w:lang w:val="en-US"/>
+        </w:rPr>
+        <w:t xml:space="preserve"> </w:t>
+      </w:r>
+      <w:r>
+        <w:rPr>
+          <w:rFonts w:cs="Arial"/>
+          <w:lang w:val="en-US"/>
+        </w:rPr>
+        <w:t>in</w:t>
+      </w:r>
+      <w:r>
+        <w:rPr>
+          <w:rFonts w:ascii="Consolas" w:hAnsi="Consolas"/>
+          <w:lang w:val="en-US"/>
+        </w:rPr>
+        <w:t xml:space="preserve"> </w:t>
+      </w:r>
+      <w:r>
+        <w:rPr>
+          <w:rFonts w:cs="Arial"/>
+          <w:lang w:val="en-US"/>
+        </w:rPr>
+        <w:t>Update</w:t>
+      </w:r>
+      <w:r>
+        <w:rPr>
+          <w:lang w:val="en-US"/>
+        </w:rPr>
+        <w:t xml:space="preserve"> just before </w:t>
+      </w:r>
+      <w:r>
+        <w:rPr>
+          <w:rFonts w:ascii="Consolas" w:hAnsi="Consolas"/>
+          <w:lang w:val="en-US"/>
+        </w:rPr>
+        <w:t>StartDialogue</w:t>
+      </w:r>
+      <w:r>
+        <w:rPr>
+          <w:lang w:val="en-US"/>
+        </w:rPr>
+        <w:t>:</w:t>
+      </w:r>
+    </w:p>
+    <w:bookmarkStart w:id="32" w:name="_MON_1689936859"/>
+    <w:bookmarkEnd w:id="32"/>
+    <w:p>
+      <w:pPr>
+        <w:rPr>
+          <w:lang w:val="en-US"/>
+        </w:rPr>
+      </w:pPr>
+      <w:r>
+        <w:rPr>
+          <w:lang w:val="en-US"/>
+        </w:rPr>
+        <w:object w:dxaOrig="9072" w:dyaOrig="1513" w14:anchorId="70FB0B75">
+          <v:shape id="_x0000_i1029" type="#_x0000_t75" style="width:453.6pt;height:75.6pt" o:ole="" o:bordertopcolor="this" o:borderbottomcolor="this">
             <v:imagedata r:id="rId30" o:title=""/>
             <w10:bordertop type="single" width="4"/>
             <w10:borderbottom type="single" width="4"/>
           </v:shape>
-          <o:OLEObject Type="Embed" ProgID="Word.Document.12" ShapeID="_x0000_i1030" DrawAspect="Content" ObjectID="_1690141804" r:id="rId31">
+          <o:OLEObject Type="Embed" ProgID="Word.Document.12" ShapeID="_x0000_i1029" DrawAspect="Content" ObjectID="_1690214028" r:id="rId31">
             <o:FieldCodes>\s</o:FieldCodes>
           </o:OLEObject>
         </w:object>
       </w:r>
     </w:p>
-    <w:p>
-      <w:pPr>
-        <w:pStyle w:val="Beschriftung"/>
-        <w:rPr>
-          <w:lang w:val="en-US"/>
-        </w:rPr>
-      </w:pPr>
-      <w:bookmarkStart w:id="34" w:name="_Toc79509979"/>
-      <w:r>
-        <w:rPr>
-          <w:lang w:val="en-US"/>
-        </w:rPr>
-        <w:t xml:space="preserve">Code example </w:t>
-      </w:r>
-      <w:r>
-        <w:fldChar w:fldCharType="begin"/>
-      </w:r>
-      <w:r>
-        <w:rPr>
-          <w:lang w:val="en-US"/>
-        </w:rPr>
-        <w:instrText xml:space="preserve"> SEQ Code_example \* ARABIC </w:instrText>
-      </w:r>
-      <w:r>
-        <w:fldChar w:fldCharType="separate"/>
-      </w:r>
-      <w:r>
-        <w:rPr>
-          <w:noProof/>
-          <w:lang w:val="en-US"/>
-        </w:rPr>
-        <w:t>4</w:t>
-      </w:r>
-      <w:r>
-        <w:fldChar w:fldCharType="end"/>
-      </w:r>
-      <w:r>
-        <w:rPr>
-          <w:lang w:val="en-US"/>
-        </w:rPr>
-        <w:t xml:space="preserve">: Setting variables on a custom </w:t>
-      </w:r>
-      <w:proofErr w:type="spellStart"/>
-      <w:r>
-        <w:rPr>
-          <w:lang w:val="en-US"/>
-        </w:rPr>
-        <w:t>DialogueManager</w:t>
-      </w:r>
-      <w:bookmarkEnd w:id="34"/>
-      <w:proofErr w:type="spellEnd"/>
-    </w:p>
-    <w:p>
-      <w:pPr>
-        <w:rPr>
-          <w:lang w:val="en-US"/>
-        </w:rPr>
-      </w:pPr>
-      <w:r>
-        <w:rPr>
-          <w:lang w:val="en-US"/>
-        </w:rPr>
-        <w:lastRenderedPageBreak/>
-        <w:t>Now we finally get to the best part: Opening the shop!</w:t>
-      </w:r>
-    </w:p>
-    <w:p>
-      <w:pPr>
-        <w:rPr>
-          <w:rFonts w:cs="Arial"/>
-          <w:lang w:val="en-US"/>
-        </w:rPr>
-      </w:pPr>
-      <w:r>
-        <w:rPr>
-          <w:lang w:val="en-US"/>
-        </w:rPr>
-        <w:t xml:space="preserve">To do that, we will </w:t>
-      </w:r>
-      <w:r>
-        <w:rPr>
-          <w:lang w:val="en-US"/>
-        </w:rPr>
-        <w:t xml:space="preserve">use </w:t>
-      </w:r>
-      <w:proofErr w:type="spellStart"/>
-      <w:r>
-        <w:rPr>
-          <w:rFonts w:ascii="Consolas" w:hAnsi="Consolas"/>
-          <w:lang w:val="en-US"/>
-        </w:rPr>
-        <w:t>OnAnswer</w:t>
-      </w:r>
-      <w:proofErr w:type="spellEnd"/>
-      <w:r>
-        <w:rPr>
-          <w:rFonts w:cs="Arial"/>
-          <w:lang w:val="en-US"/>
-        </w:rPr>
-        <w:t xml:space="preserve"> and query our “Opens shop” </w:t>
-      </w:r>
-      <w:r>
-        <w:rPr>
-          <w:rFonts w:cs="Arial"/>
-          <w:lang w:val="en-US"/>
-        </w:rPr>
-        <w:t>P</w:t>
-      </w:r>
-      <w:r>
-        <w:rPr>
-          <w:rFonts w:cs="Arial"/>
-          <w:lang w:val="en-US"/>
-        </w:rPr>
-        <w:t xml:space="preserve">roperty. </w:t>
-      </w:r>
-      <w:r>
-        <w:rPr>
-          <w:rFonts w:cs="Arial"/>
-          <w:lang w:val="en-US"/>
-        </w:rPr>
-        <w:t xml:space="preserve">If it exists and is true, we will pause the Dialogue using </w:t>
-      </w:r>
-      <w:proofErr w:type="spellStart"/>
-      <w:r>
-        <w:rPr>
-          <w:rFonts w:ascii="Consolas" w:hAnsi="Consolas" w:cs="Arial"/>
-          <w:lang w:val="en-US"/>
-        </w:rPr>
-        <w:t>PauseDialogue</w:t>
-      </w:r>
-      <w:proofErr w:type="spellEnd"/>
-      <w:r>
-        <w:rPr>
-          <w:rFonts w:cs="Arial"/>
-          <w:lang w:val="en-US"/>
-        </w:rPr>
-        <w:t xml:space="preserve"> and open the shop/switch over to the shop UI. </w:t>
-      </w:r>
-      <w:r>
-        <w:rPr>
-          <w:rFonts w:cs="Arial"/>
-          <w:lang w:val="en-US"/>
-        </w:rPr>
-        <w:t xml:space="preserve">For this example, </w:t>
-      </w:r>
-      <w:r>
-        <w:rPr>
-          <w:rFonts w:cs="Arial"/>
-          <w:lang w:val="en-US"/>
-        </w:rPr>
-        <w:t>we</w:t>
-      </w:r>
-      <w:r>
-        <w:rPr>
-          <w:rFonts w:cs="Arial"/>
-          <w:lang w:val="en-US"/>
-        </w:rPr>
-        <w:t xml:space="preserve"> will use </w:t>
-      </w:r>
-      <w:proofErr w:type="spellStart"/>
-      <w:r>
-        <w:rPr>
-          <w:rFonts w:ascii="Consolas" w:hAnsi="Consolas" w:cs="Arial"/>
-          <w:lang w:val="en-US"/>
-        </w:rPr>
-        <w:t>ShopSystem.OpenShop</w:t>
-      </w:r>
-      <w:proofErr w:type="spellEnd"/>
-      <w:r>
-        <w:rPr>
-          <w:rFonts w:ascii="Consolas" w:hAnsi="Consolas" w:cs="Arial"/>
-          <w:lang w:val="en-US"/>
-        </w:rPr>
-        <w:t xml:space="preserve">(string </w:t>
-      </w:r>
-      <w:proofErr w:type="spellStart"/>
-      <w:r>
-        <w:rPr>
-          <w:rFonts w:ascii="Consolas" w:hAnsi="Consolas" w:cs="Arial"/>
-          <w:lang w:val="en-US"/>
-        </w:rPr>
-        <w:t>shopID</w:t>
-      </w:r>
-      <w:proofErr w:type="spellEnd"/>
-      <w:r>
-        <w:rPr>
-          <w:rFonts w:ascii="Consolas" w:hAnsi="Consolas" w:cs="Arial"/>
-          <w:lang w:val="en-US"/>
-        </w:rPr>
-        <w:t>)</w:t>
-      </w:r>
-      <w:r>
-        <w:rPr>
-          <w:lang w:val="en-US"/>
-        </w:rPr>
-        <w:t xml:space="preserve"> as a mock method for </w:t>
-      </w:r>
-      <w:proofErr w:type="gramStart"/>
-      <w:r>
-        <w:rPr>
-          <w:lang w:val="en-US"/>
-        </w:rPr>
-        <w:t>actually opening</w:t>
-      </w:r>
-      <w:proofErr w:type="gramEnd"/>
-      <w:r>
-        <w:rPr>
-          <w:lang w:val="en-US"/>
-        </w:rPr>
-        <w:t xml:space="preserve"> a shop. We will also pretend that the shop takes care of calling </w:t>
-      </w:r>
-      <w:proofErr w:type="spellStart"/>
-      <w:proofErr w:type="gramStart"/>
-      <w:r>
-        <w:rPr>
-          <w:rFonts w:ascii="Consolas" w:hAnsi="Consolas"/>
-          <w:lang w:val="en-US"/>
-        </w:rPr>
-        <w:t>UDSDialogueManager.instance.ContinueDialogue</w:t>
-      </w:r>
-      <w:proofErr w:type="spellEnd"/>
-      <w:proofErr w:type="gramEnd"/>
-      <w:r>
-        <w:rPr>
-          <w:rFonts w:ascii="Consolas" w:hAnsi="Consolas"/>
-          <w:lang w:val="en-US"/>
-        </w:rPr>
-        <w:t xml:space="preserve"> </w:t>
-      </w:r>
-      <w:r>
-        <w:rPr>
-          <w:rFonts w:cs="Arial"/>
-          <w:lang w:val="en-US"/>
-        </w:rPr>
-        <w:t>once it’s being closed</w:t>
-      </w:r>
-      <w:r>
-        <w:rPr>
-          <w:rFonts w:cs="Arial"/>
-          <w:lang w:val="en-US"/>
-        </w:rPr>
-        <w:t xml:space="preserve"> (important).</w:t>
-      </w:r>
-    </w:p>
-    <w:bookmarkStart w:id="35" w:name="_MON_1689938599"/>
-    <w:bookmarkEnd w:id="35"/>
+    <w:bookmarkStart w:id="33" w:name="_MON_1689937215"/>
+    <w:bookmarkEnd w:id="33"/>
     <w:p>
       <w:pPr>
         <w:keepNext/>
       </w:pPr>
       <w:r>
         <w:rPr>
-          <w:rFonts w:cs="Arial"/>
-          <w:lang w:val="en-US"/>
-        </w:rPr>
-        <w:object w:dxaOrig="8976" w:dyaOrig="3516" w14:anchorId="51E5FD29">
-          <v:shape id="_x0000_i1031" type="#_x0000_t75" style="width:448.8pt;height:175.8pt" o:ole="" o:bordertopcolor="this" o:borderbottomcolor="this">
+          <w:lang w:val="en-US"/>
+        </w:rPr>
+        <w:object w:dxaOrig="8650" w:dyaOrig="5789" w14:anchorId="62FD966A">
+          <v:shape id="_x0000_i1030" type="#_x0000_t75" style="width:432.6pt;height:289.2pt" o:ole="" o:bordertopcolor="this" o:borderbottomcolor="this">
             <v:imagedata r:id="rId32" o:title=""/>
             <w10:bordertop type="single" width="4"/>
             <w10:borderbottom type="single" width="4"/>
           </v:shape>
-          <o:OLEObject Type="Embed" ProgID="Word.Document.12" ShapeID="_x0000_i1031" DrawAspect="Content" ObjectID="_1690141805" r:id="rId33">
+          <o:OLEObject Type="Embed" ProgID="Word.Document.12" ShapeID="_x0000_i1030" DrawAspect="Content" ObjectID="_1690214029" r:id="rId33">
+            <o:FieldCodes>\s</o:FieldCodes>
+          </o:OLEObject>
+        </w:object>
+      </w:r>
+    </w:p>
+    <w:p>
+      <w:pPr>
+        <w:pStyle w:val="Beschriftung"/>
+        <w:rPr>
+          <w:lang w:val="en-US"/>
+        </w:rPr>
+      </w:pPr>
+      <w:bookmarkStart w:id="34" w:name="_Toc79509979"/>
+      <w:r>
+        <w:rPr>
+          <w:lang w:val="en-US"/>
+        </w:rPr>
+        <w:t xml:space="preserve">Code example </w:t>
+      </w:r>
+      <w:r>
+        <w:fldChar w:fldCharType="begin"/>
+      </w:r>
+      <w:r>
+        <w:rPr>
+          <w:lang w:val="en-US"/>
+        </w:rPr>
+        <w:instrText xml:space="preserve"> SEQ Code_example \* ARABIC </w:instrText>
+      </w:r>
+      <w:r>
+        <w:fldChar w:fldCharType="separate"/>
+      </w:r>
+      <w:r>
+        <w:rPr>
+          <w:noProof/>
+          <w:lang w:val="en-US"/>
+        </w:rPr>
+        <w:t>4</w:t>
+      </w:r>
+      <w:r>
+        <w:fldChar w:fldCharType="end"/>
+      </w:r>
+      <w:r>
+        <w:rPr>
+          <w:lang w:val="en-US"/>
+        </w:rPr>
+        <w:t>: Setting variables on a custom DialogueManager</w:t>
+      </w:r>
+      <w:bookmarkEnd w:id="34"/>
+    </w:p>
+    <w:p>
+      <w:pPr>
+        <w:rPr>
+          <w:lang w:val="en-US"/>
+        </w:rPr>
+      </w:pPr>
+      <w:r>
+        <w:rPr>
+          <w:lang w:val="en-US"/>
+        </w:rPr>
+        <w:lastRenderedPageBreak/>
+        <w:t>Now we finally get to the best part: Opening the shop!</w:t>
+      </w:r>
+    </w:p>
+    <w:p>
+      <w:pPr>
+        <w:rPr>
+          <w:rFonts w:cs="Arial"/>
+          <w:lang w:val="en-US"/>
+        </w:rPr>
+      </w:pPr>
+      <w:r>
+        <w:rPr>
+          <w:lang w:val="en-US"/>
+        </w:rPr>
+        <w:t xml:space="preserve">To do that, we will </w:t>
+      </w:r>
+      <w:r>
+        <w:rPr>
+          <w:lang w:val="en-US"/>
+        </w:rPr>
+        <w:t xml:space="preserve">use </w:t>
+      </w:r>
+      <w:r>
+        <w:rPr>
+          <w:rFonts w:ascii="Consolas" w:hAnsi="Consolas"/>
+          <w:lang w:val="en-US"/>
+        </w:rPr>
+        <w:t>OnAnswer</w:t>
+      </w:r>
+      <w:r>
+        <w:rPr>
+          <w:rFonts w:cs="Arial"/>
+          <w:lang w:val="en-US"/>
+        </w:rPr>
+        <w:t xml:space="preserve"> and query our “Opens shop” </w:t>
+      </w:r>
+      <w:r>
+        <w:rPr>
+          <w:rFonts w:cs="Arial"/>
+          <w:lang w:val="en-US"/>
+        </w:rPr>
+        <w:t>P</w:t>
+      </w:r>
+      <w:r>
+        <w:rPr>
+          <w:rFonts w:cs="Arial"/>
+          <w:lang w:val="en-US"/>
+        </w:rPr>
+        <w:t xml:space="preserve">roperty. </w:t>
+      </w:r>
+      <w:r>
+        <w:rPr>
+          <w:rFonts w:cs="Arial"/>
+          <w:lang w:val="en-US"/>
+        </w:rPr>
+        <w:t xml:space="preserve">If it exists and is true, we will pause the Dialogue using </w:t>
+      </w:r>
+      <w:r>
+        <w:rPr>
+          <w:rFonts w:ascii="Consolas" w:hAnsi="Consolas" w:cs="Arial"/>
+          <w:lang w:val="en-US"/>
+        </w:rPr>
+        <w:t>PauseDialogue</w:t>
+      </w:r>
+      <w:r>
+        <w:rPr>
+          <w:rFonts w:cs="Arial"/>
+          <w:lang w:val="en-US"/>
+        </w:rPr>
+        <w:t xml:space="preserve"> and open the shop/switch over to the shop UI. </w:t>
+      </w:r>
+      <w:r>
+        <w:rPr>
+          <w:rFonts w:cs="Arial"/>
+          <w:lang w:val="en-US"/>
+        </w:rPr>
+        <w:t xml:space="preserve">For this example, </w:t>
+      </w:r>
+      <w:r>
+        <w:rPr>
+          <w:rFonts w:cs="Arial"/>
+          <w:lang w:val="en-US"/>
+        </w:rPr>
+        <w:t>we</w:t>
+      </w:r>
+      <w:r>
+        <w:rPr>
+          <w:rFonts w:cs="Arial"/>
+          <w:lang w:val="en-US"/>
+        </w:rPr>
+        <w:t xml:space="preserve"> will use </w:t>
+      </w:r>
+      <w:r>
+        <w:rPr>
+          <w:rFonts w:ascii="Consolas" w:hAnsi="Consolas" w:cs="Arial"/>
+          <w:lang w:val="en-US"/>
+        </w:rPr>
+        <w:t>ShopSystem.OpenShop(string shopID)</w:t>
+      </w:r>
+      <w:r>
+        <w:rPr>
+          <w:lang w:val="en-US"/>
+        </w:rPr>
+        <w:t xml:space="preserve"> as a mock method for actually opening a shop. We will also pretend that the shop takes care of calling </w:t>
+      </w:r>
+      <w:r>
+        <w:rPr>
+          <w:rFonts w:ascii="Consolas" w:hAnsi="Consolas"/>
+          <w:lang w:val="en-US"/>
+        </w:rPr>
+        <w:t>UDSDialogueManager.instance.ContinueDialogue</w:t>
+      </w:r>
+      <w:r>
+        <w:rPr>
+          <w:rFonts w:ascii="Consolas" w:hAnsi="Consolas"/>
+          <w:lang w:val="en-US"/>
+        </w:rPr>
+        <w:t xml:space="preserve"> </w:t>
+      </w:r>
+      <w:r>
+        <w:rPr>
+          <w:rFonts w:cs="Arial"/>
+          <w:lang w:val="en-US"/>
+        </w:rPr>
+        <w:t>once it’s being closed</w:t>
+      </w:r>
+      <w:r>
+        <w:rPr>
+          <w:rFonts w:cs="Arial"/>
+          <w:lang w:val="en-US"/>
+        </w:rPr>
+        <w:t xml:space="preserve"> (important).</w:t>
+      </w:r>
+    </w:p>
+    <w:bookmarkStart w:id="35" w:name="_MON_1689938599"/>
+    <w:bookmarkEnd w:id="35"/>
+    <w:p>
+      <w:pPr>
+        <w:keepNext/>
+      </w:pPr>
+      <w:r>
+        <w:rPr>
+          <w:rFonts w:cs="Arial"/>
+          <w:lang w:val="en-US"/>
+        </w:rPr>
+        <w:object w:dxaOrig="8976" w:dyaOrig="3516" w14:anchorId="51E5FD29">
+          <v:shape id="_x0000_i1031" type="#_x0000_t75" style="width:448.8pt;height:175.8pt" o:ole="" o:bordertopcolor="this" o:borderbottomcolor="this">
+            <v:imagedata r:id="rId34" o:title=""/>
+            <w10:bordertop type="single" width="4"/>
+            <w10:borderbottom type="single" width="4"/>
+          </v:shape>
+          <o:OLEObject Type="Embed" ProgID="Word.Document.12" ShapeID="_x0000_i1031" DrawAspect="Content" ObjectID="_1690214030" r:id="rId35">
             <o:FieldCodes>\s</o:FieldCodes>
           </o:OLEObject>
         </w:object>
@@ -18419,7 +16101,6 @@
         </w:rPr>
         <w:t xml:space="preserve">In this example, we will use </w:t>
       </w:r>
-      <w:proofErr w:type="spellStart"/>
       <w:r>
         <w:rPr>
           <w:rFonts w:ascii="Consolas" w:hAnsi="Consolas"/>
@@ -18427,7 +16108,6 @@
         </w:rPr>
         <w:t>ShowAnswer</w:t>
       </w:r>
-      <w:proofErr w:type="spellEnd"/>
       <w:r>
         <w:rPr>
           <w:rFonts w:cs="Arial"/>
@@ -18449,21 +16129,12 @@
         </w:rPr>
         <w:t xml:space="preserve">and </w:t>
       </w:r>
-      <w:proofErr w:type="spellStart"/>
       <w:r>
         <w:rPr>
           <w:rFonts w:ascii="Consolas" w:hAnsi="Consolas" w:cs="Arial"/>
           <w:lang w:val="en-US"/>
         </w:rPr>
-        <w:t>IsEndBranch</w:t>
-      </w:r>
-      <w:proofErr w:type="spellEnd"/>
-      <w:r>
-        <w:rPr>
-          <w:rFonts w:ascii="Consolas" w:hAnsi="Consolas" w:cs="Arial"/>
-          <w:lang w:val="en-US"/>
-        </w:rPr>
-        <w:t xml:space="preserve"> </w:t>
+        <w:t xml:space="preserve">IsEndBranch </w:t>
       </w:r>
       <w:r>
         <w:rPr>
@@ -18544,7 +16215,7 @@
                     <pic:cNvPicPr/>
                   </pic:nvPicPr>
                   <pic:blipFill>
-                    <a:blip r:embed="rId22">
+                    <a:blip r:embed="rId24">
                       <a:extLst>
                         <a:ext uri="{28A0092B-C50C-407E-A947-70E740481C1C}">
                           <a14:useLocalDpi xmlns:a14="http://schemas.microsoft.com/office/drawing/2010/main" val="0"/>
@@ -18634,7 +16305,7 @@
                     </pic:cNvPicPr>
                   </pic:nvPicPr>
                   <pic:blipFill>
-                    <a:blip r:embed="rId23" cstate="print">
+                    <a:blip r:embed="rId25" cstate="print">
                       <a:extLst>
                         <a:ext uri="{28A0092B-C50C-407E-A947-70E740481C1C}">
                           <a14:useLocalDpi xmlns:a14="http://schemas.microsoft.com/office/drawing/2010/main" val="0"/>
@@ -18711,7 +16382,7 @@
                     </pic:cNvPicPr>
                   </pic:nvPicPr>
                   <pic:blipFill>
-                    <a:blip r:embed="rId24">
+                    <a:blip r:embed="rId26">
                       <a:extLst>
                         <a:ext uri="{28A0092B-C50C-407E-A947-70E740481C1C}">
                           <a14:useLocalDpi xmlns:a14="http://schemas.microsoft.com/office/drawing/2010/main" val="0"/>
@@ -18788,7 +16459,7 @@
                     <pic:cNvPicPr/>
                   </pic:nvPicPr>
                   <pic:blipFill>
-                    <a:blip r:embed="rId34">
+                    <a:blip r:embed="rId36">
                       <a:extLst>
                         <a:ext uri="{28A0092B-C50C-407E-A947-70E740481C1C}">
                           <a14:useLocalDpi xmlns:a14="http://schemas.microsoft.com/office/drawing/2010/main" val="0"/>
@@ -18872,7 +16543,7 @@
                     <pic:cNvPicPr/>
                   </pic:nvPicPr>
                   <pic:blipFill>
-                    <a:blip r:embed="rId35">
+                    <a:blip r:embed="rId37">
                       <a:extLst>
                         <a:ext uri="{28A0092B-C50C-407E-A947-70E740481C1C}">
                           <a14:useLocalDpi xmlns:a14="http://schemas.microsoft.com/office/drawing/2010/main" val="0"/>
@@ -18908,21 +16579,7 @@
         <w:rPr>
           <w:lang w:val="en-US"/>
         </w:rPr>
-        <w:t xml:space="preserve">To indicate to the user what an Answer does, we will use icons above the Answer Box. This is only for the purpose of this example and may of course vary in your game. A possible setup in the </w:t>
-      </w:r>
-      <w:proofErr w:type="spellStart"/>
-      <w:r>
-        <w:rPr>
-          <w:lang w:val="en-US"/>
-        </w:rPr>
-        <w:t>ExampleScene</w:t>
-      </w:r>
-      <w:proofErr w:type="spellEnd"/>
-      <w:r>
-        <w:rPr>
-          <w:lang w:val="en-US"/>
-        </w:rPr>
-        <w:t xml:space="preserve"> may look like this:</w:t>
+        <w:t>To indicate to the user what an Answer does, we will use icons above the Answer Box. This is only for the purpose of this example and may of course vary in your game. A possible setup in the ExampleScene may look like this:</w:t>
       </w:r>
       <w:r>
         <w:rPr>
@@ -18956,7 +16613,6 @@
         </w:rPr>
         <w:t xml:space="preserve">override </w:t>
       </w:r>
-      <w:proofErr w:type="spellStart"/>
       <w:r>
         <w:rPr>
           <w:rFonts w:ascii="Consolas" w:hAnsi="Consolas"/>
@@ -18964,14 +16620,12 @@
         </w:rPr>
         <w:t>UDSDialogueManager</w:t>
       </w:r>
-      <w:proofErr w:type="spellEnd"/>
       <w:r>
         <w:rPr>
           <w:lang w:val="en-US"/>
         </w:rPr>
         <w:t xml:space="preserve"> and the </w:t>
       </w:r>
-      <w:proofErr w:type="spellStart"/>
       <w:r>
         <w:rPr>
           <w:rFonts w:ascii="Consolas" w:hAnsi="Consolas"/>
@@ -18979,7 +16633,6 @@
         </w:rPr>
         <w:t>ShowAnswer</w:t>
       </w:r>
-      <w:proofErr w:type="spellEnd"/>
       <w:r>
         <w:rPr>
           <w:lang w:val="en-US"/>
@@ -19001,82 +16654,11 @@
         </w:rPr>
         <w:object w:dxaOrig="9406" w:dyaOrig="2225" w14:anchorId="18FC314E">
           <v:shape id="_x0000_i1032" type="#_x0000_t75" style="width:470.4pt;height:111pt" o:ole="" o:bordertopcolor="this" o:borderbottomcolor="this">
-            <v:imagedata r:id="rId36" o:title=""/>
-            <w10:bordertop type="single" width="4"/>
-            <w10:borderbottom type="single" width="4"/>
-          </v:shape>
-          <o:OLEObject Type="Embed" ProgID="Word.Document.12" ShapeID="_x0000_i1032" DrawAspect="Content" ObjectID="_1690141806" r:id="rId37">
-            <o:FieldCodes>\s</o:FieldCodes>
-          </o:OLEObject>
-        </w:object>
-      </w:r>
-    </w:p>
-    <w:p>
-      <w:pPr>
-        <w:rPr>
-          <w:lang w:val="en-US"/>
-        </w:rPr>
-      </w:pPr>
-      <w:r>
-        <w:rPr>
-          <w:lang w:val="en-US"/>
-        </w:rPr>
-        <w:t xml:space="preserve">We will give our </w:t>
-      </w:r>
-      <w:proofErr w:type="spellStart"/>
-      <w:r>
-        <w:rPr>
-          <w:rFonts w:ascii="Consolas" w:hAnsi="Consolas"/>
-          <w:lang w:val="en-US"/>
-        </w:rPr>
-        <w:t>ExampleDialogueManager</w:t>
-      </w:r>
-      <w:proofErr w:type="spellEnd"/>
-      <w:r>
-        <w:rPr>
-          <w:lang w:val="en-US"/>
-        </w:rPr>
-        <w:t xml:space="preserve"> references to the icon images and assume that they have been set.</w:t>
-      </w:r>
-    </w:p>
-    <w:p>
-      <w:pPr>
-        <w:rPr>
-          <w:lang w:val="en-US"/>
-        </w:rPr>
-      </w:pPr>
-      <w:r>
-        <w:rPr>
-          <w:lang w:val="en-US"/>
-        </w:rPr>
-        <w:t xml:space="preserve">We will also give </w:t>
-      </w:r>
-      <w:r>
-        <w:rPr>
-          <w:lang w:val="en-US"/>
-        </w:rPr>
-        <w:t>it two sprites to serve as indicator for our two cases.</w:t>
-      </w:r>
-    </w:p>
-    <w:bookmarkStart w:id="39" w:name="_MON_1690025799"/>
-    <w:bookmarkEnd w:id="39"/>
-    <w:p>
-      <w:pPr>
-        <w:rPr>
-          <w:lang w:val="en-US"/>
-        </w:rPr>
-      </w:pPr>
-      <w:r>
-        <w:rPr>
-          <w:lang w:val="en-US"/>
-        </w:rPr>
-        <w:object w:dxaOrig="9072" w:dyaOrig="2625" w14:anchorId="4DE69535">
-          <v:shape id="_x0000_i1033" type="#_x0000_t75" style="width:453.6pt;height:131.4pt" o:ole="" o:bordertopcolor="this" o:borderbottomcolor="this">
             <v:imagedata r:id="rId38" o:title=""/>
             <w10:bordertop type="single" width="4"/>
             <w10:borderbottom type="single" width="4"/>
           </v:shape>
-          <o:OLEObject Type="Embed" ProgID="Word.Document.12" ShapeID="_x0000_i1033" DrawAspect="Content" ObjectID="_1690141807" r:id="rId39">
+          <o:OLEObject Type="Embed" ProgID="Word.Document.12" ShapeID="_x0000_i1032" DrawAspect="Content" ObjectID="_1690214031" r:id="rId39">
             <o:FieldCodes>\s</o:FieldCodes>
           </o:OLEObject>
         </w:object>
@@ -19085,73 +16667,67 @@
     <w:p>
       <w:pPr>
         <w:rPr>
-          <w:rFonts w:cs="Arial"/>
-          <w:lang w:val="en-US"/>
-        </w:rPr>
-      </w:pPr>
-      <w:r>
-        <w:rPr>
-          <w:lang w:val="en-US"/>
-        </w:rPr>
-        <w:t xml:space="preserve">We can use </w:t>
-      </w:r>
-      <w:proofErr w:type="spellStart"/>
+          <w:lang w:val="en-US"/>
+        </w:rPr>
+      </w:pPr>
+      <w:r>
+        <w:rPr>
+          <w:lang w:val="en-US"/>
+        </w:rPr>
+        <w:t xml:space="preserve">We will give our </w:t>
+      </w:r>
       <w:r>
         <w:rPr>
           <w:rFonts w:ascii="Consolas" w:hAnsi="Consolas"/>
           <w:lang w:val="en-US"/>
         </w:rPr>
-        <w:t>IsEndBranch</w:t>
-      </w:r>
-      <w:proofErr w:type="spellEnd"/>
-      <w:r>
-        <w:rPr>
-          <w:rFonts w:cs="Arial"/>
-          <w:lang w:val="en-US"/>
-        </w:rPr>
-        <w:t xml:space="preserve"> to check whether an Answer leads to the end of the Dialogue and </w:t>
-      </w:r>
-      <w:proofErr w:type="spellStart"/>
-      <w:r>
-        <w:rPr>
-          <w:rFonts w:ascii="Consolas" w:hAnsi="Consolas" w:cs="Arial"/>
-          <w:lang w:val="en-US"/>
-        </w:rPr>
-        <w:t>GetProperty</w:t>
-      </w:r>
-      <w:proofErr w:type="spellEnd"/>
-      <w:r>
-        <w:rPr>
-          <w:rFonts w:ascii="Consolas" w:hAnsi="Consolas" w:cs="Arial"/>
-          <w:lang w:val="en-US"/>
-        </w:rPr>
-        <w:t xml:space="preserve"> </w:t>
-      </w:r>
-      <w:r>
-        <w:rPr>
-          <w:rFonts w:cs="Arial"/>
-          <w:lang w:val="en-US"/>
-        </w:rPr>
-        <w:t>to check whether an Answer opens a shop:</w:t>
-      </w:r>
-    </w:p>
-    <w:bookmarkStart w:id="40" w:name="_MON_1690026117"/>
-    <w:bookmarkEnd w:id="40"/>
-    <w:p>
-      <w:pPr>
-        <w:keepNext/>
-      </w:pPr>
-      <w:r>
-        <w:rPr>
-          <w:lang w:val="en-US"/>
-        </w:rPr>
-        <w:object w:dxaOrig="9072" w:dyaOrig="3514" w14:anchorId="2A205185">
-          <v:shape id="_x0000_i1034" type="#_x0000_t75" style="width:453.6pt;height:175.8pt" o:ole="" o:bordertopcolor="this" o:borderbottomcolor="this">
+        <w:t>ExampleDialogueManager</w:t>
+      </w:r>
+      <w:r>
+        <w:rPr>
+          <w:lang w:val="en-US"/>
+        </w:rPr>
+        <w:t xml:space="preserve"> references to the icon images and assume that they have been set.</w:t>
+      </w:r>
+    </w:p>
+    <w:p>
+      <w:pPr>
+        <w:rPr>
+          <w:lang w:val="en-US"/>
+        </w:rPr>
+      </w:pPr>
+      <w:r>
+        <w:rPr>
+          <w:lang w:val="en-US"/>
+        </w:rPr>
+        <w:t xml:space="preserve">We will also give </w:t>
+      </w:r>
+      <w:r>
+        <w:rPr>
+          <w:lang w:val="en-US"/>
+        </w:rPr>
+        <w:t>it two sprites to serve as indicator for our two cases.</w:t>
+      </w:r>
+    </w:p>
+    <w:bookmarkStart w:id="39" w:name="_MON_1690025799"/>
+    <w:bookmarkEnd w:id="39"/>
+    <w:p>
+      <w:pPr>
+        <w:rPr>
+          <w:lang w:val="en-US"/>
+        </w:rPr>
+      </w:pPr>
+      <w:r>
+        <w:rPr>
+          <w:lang w:val="en-US"/>
+        </w:rPr>
+        <w:object w:dxaOrig="9072" w:dyaOrig="2625" w14:anchorId="4DE69535">
+          <v:shape id="_x0000_i1033" type="#_x0000_t75" style="width:453.6pt;height:131.4pt" o:ole="" o:bordertopcolor="this" o:borderbottomcolor="this">
             <v:imagedata r:id="rId40" o:title=""/>
             <w10:bordertop type="single" width="4"/>
             <w10:borderbottom type="single" width="4"/>
           </v:shape>
-          <o:OLEObject Type="Embed" ProgID="Word.Document.12" ShapeID="_x0000_i1034" DrawAspect="Content" ObjectID="_1690141808" r:id="rId41">
+          <o:OLEObject Type="Embed" ProgID="Word.Document.12" ShapeID="_x0000_i1033" DrawAspect="Content" ObjectID="_1690214032" r:id="rId41">
             <o:FieldCodes>\s</o:FieldCodes>
           </o:OLEObject>
         </w:object>
@@ -19159,233 +16735,63 @@
     </w:p>
     <w:p>
       <w:pPr>
-        <w:pStyle w:val="Beschriftung"/>
-        <w:rPr>
-          <w:lang w:val="en-US"/>
-        </w:rPr>
-      </w:pPr>
-      <w:bookmarkStart w:id="41" w:name="_Toc79509981"/>
-      <w:r>
-        <w:rPr>
-          <w:lang w:val="en-US"/>
-        </w:rPr>
-        <w:t xml:space="preserve">Code example </w:t>
-      </w:r>
-      <w:r>
-        <w:fldChar w:fldCharType="begin"/>
-      </w:r>
-      <w:r>
-        <w:rPr>
-          <w:lang w:val="en-US"/>
-        </w:rPr>
-        <w:instrText xml:space="preserve"> SEQ Code_example \* ARABIC </w:instrText>
-      </w:r>
-      <w:r>
-        <w:fldChar w:fldCharType="separate"/>
-      </w:r>
-      <w:r>
-        <w:rPr>
-          <w:noProof/>
-          <w:lang w:val="en-US"/>
-        </w:rPr>
-        <w:t>6</w:t>
-      </w:r>
-      <w:r>
-        <w:fldChar w:fldCharType="end"/>
-      </w:r>
-      <w:r>
-        <w:rPr>
-          <w:lang w:val="en-US"/>
-        </w:rPr>
-        <w:t xml:space="preserve">: Using </w:t>
-      </w:r>
-      <w:proofErr w:type="spellStart"/>
-      <w:r>
-        <w:rPr>
-          <w:lang w:val="en-US"/>
-        </w:rPr>
-        <w:t>ShowAnswer</w:t>
-      </w:r>
-      <w:proofErr w:type="spellEnd"/>
-      <w:r>
-        <w:rPr>
-          <w:lang w:val="en-US"/>
-        </w:rPr>
-        <w:t xml:space="preserve"> and </w:t>
-      </w:r>
-      <w:proofErr w:type="spellStart"/>
-      <w:r>
-        <w:rPr>
+        <w:rPr>
+          <w:rFonts w:cs="Arial"/>
+          <w:lang w:val="en-US"/>
+        </w:rPr>
+      </w:pPr>
+      <w:r>
+        <w:rPr>
+          <w:lang w:val="en-US"/>
+        </w:rPr>
+        <w:t xml:space="preserve">We can use </w:t>
+      </w:r>
+      <w:r>
+        <w:rPr>
+          <w:rFonts w:ascii="Consolas" w:hAnsi="Consolas"/>
           <w:lang w:val="en-US"/>
         </w:rPr>
         <w:t>IsEndBranch</w:t>
       </w:r>
-      <w:bookmarkEnd w:id="41"/>
-      <w:proofErr w:type="spellEnd"/>
-    </w:p>
-    <w:p>
-      <w:pPr>
+      <w:r>
         <w:rPr>
           <w:rFonts w:cs="Arial"/>
           <w:lang w:val="en-US"/>
         </w:rPr>
-      </w:pPr>
-      <w:r>
-        <w:rPr>
-          <w:lang w:val="en-US"/>
-        </w:rPr>
-        <w:br w:type="page"/>
-      </w:r>
-      <w:r>
-        <w:rPr>
-          <w:lang w:val="en-US"/>
-        </w:rPr>
-        <w:lastRenderedPageBreak/>
-        <w:t xml:space="preserve">Finally, we can </w:t>
-      </w:r>
-      <w:r>
-        <w:rPr>
-          <w:lang w:val="en-US"/>
-        </w:rPr>
-        <w:t xml:space="preserve">use </w:t>
-      </w:r>
-      <w:proofErr w:type="spellStart"/>
-      <w:r>
-        <w:rPr>
-          <w:rFonts w:ascii="Consolas" w:hAnsi="Consolas"/>
-          <w:lang w:val="en-US"/>
-        </w:rPr>
-        <w:t>GetAnswerIndex</w:t>
-      </w:r>
-      <w:proofErr w:type="spellEnd"/>
-      <w:r>
-        <w:rPr>
-          <w:rFonts w:ascii="Consolas" w:hAnsi="Consolas"/>
-          <w:lang w:val="en-US"/>
-        </w:rPr>
-        <w:t xml:space="preserve"> </w:t>
+        <w:t xml:space="preserve"> to check whether an Answer leads to the end of the Dialogue and </w:t>
+      </w:r>
+      <w:r>
+        <w:rPr>
+          <w:rFonts w:ascii="Consolas" w:hAnsi="Consolas" w:cs="Arial"/>
+          <w:lang w:val="en-US"/>
+        </w:rPr>
+        <w:t xml:space="preserve">GetProperty </w:t>
       </w:r>
       <w:r>
         <w:rPr>
           <w:rFonts w:cs="Arial"/>
           <w:lang w:val="en-US"/>
         </w:rPr>
-        <w:t xml:space="preserve">to determine which icon belongs to which Answer. Note that </w:t>
-      </w:r>
-      <w:proofErr w:type="spellStart"/>
-      <w:r>
-        <w:rPr>
-          <w:rFonts w:ascii="Consolas" w:hAnsi="Consolas" w:cs="Arial"/>
-          <w:lang w:val="en-US"/>
-        </w:rPr>
-        <w:t>GetAnswerIndex</w:t>
-      </w:r>
-      <w:proofErr w:type="spellEnd"/>
-      <w:r>
-        <w:rPr>
-          <w:rFonts w:ascii="Consolas" w:hAnsi="Consolas" w:cs="Arial"/>
-          <w:lang w:val="en-US"/>
-        </w:rPr>
-        <w:t xml:space="preserve"> </w:t>
-      </w:r>
-      <w:r>
-        <w:rPr>
-          <w:rFonts w:cs="Arial"/>
-          <w:lang w:val="en-US"/>
-        </w:rPr>
-        <w:t xml:space="preserve">should always be preferred to </w:t>
-      </w:r>
-      <w:proofErr w:type="spellStart"/>
-      <w:proofErr w:type="gramStart"/>
-      <w:r>
-        <w:rPr>
-          <w:rFonts w:ascii="Consolas" w:hAnsi="Consolas" w:cs="Arial"/>
-          <w:lang w:val="en-US"/>
-        </w:rPr>
-        <w:t>answer.index</w:t>
-      </w:r>
-      <w:proofErr w:type="spellEnd"/>
-      <w:proofErr w:type="gramEnd"/>
-      <w:r>
-        <w:rPr>
-          <w:rFonts w:cs="Arial"/>
-          <w:lang w:val="en-US"/>
-        </w:rPr>
-        <w:t>, since the latter doesn’t take Conditional Answers into account, whose condition might not be met.</w:t>
-      </w:r>
-    </w:p>
-    <w:p>
-      <w:pPr>
-        <w:rPr>
-          <w:rFonts w:cs="Arial"/>
-          <w:lang w:val="en-US"/>
-        </w:rPr>
-      </w:pPr>
-      <w:r>
-        <w:rPr>
-          <w:rFonts w:cs="Arial"/>
-          <w:lang w:val="en-US"/>
-        </w:rPr>
-        <w:t xml:space="preserve">Our </w:t>
-      </w:r>
-      <w:proofErr w:type="gramStart"/>
-      <w:r>
-        <w:rPr>
-          <w:rFonts w:cs="Arial"/>
-          <w:lang w:val="en-US"/>
-        </w:rPr>
-        <w:t>final result</w:t>
-      </w:r>
-      <w:proofErr w:type="gramEnd"/>
-      <w:r>
-        <w:rPr>
-          <w:rFonts w:cs="Arial"/>
-          <w:lang w:val="en-US"/>
-        </w:rPr>
-        <w:t xml:space="preserve"> for </w:t>
-      </w:r>
-      <w:proofErr w:type="spellStart"/>
-      <w:r>
-        <w:rPr>
-          <w:rFonts w:ascii="Consolas" w:hAnsi="Consolas" w:cs="Arial"/>
-          <w:lang w:val="en-US"/>
-        </w:rPr>
-        <w:t>OnAnswer</w:t>
-      </w:r>
-      <w:proofErr w:type="spellEnd"/>
-      <w:r>
-        <w:rPr>
-          <w:rFonts w:ascii="Consolas" w:hAnsi="Consolas" w:cs="Arial"/>
-          <w:lang w:val="en-US"/>
-        </w:rPr>
-        <w:t xml:space="preserve"> </w:t>
-      </w:r>
-      <w:r>
-        <w:rPr>
-          <w:rFonts w:cs="Arial"/>
-          <w:lang w:val="en-US"/>
-        </w:rPr>
-        <w:t>looks like this:</w:t>
-      </w:r>
-    </w:p>
-    <w:bookmarkStart w:id="42" w:name="_MON_1690028128"/>
-    <w:bookmarkEnd w:id="42"/>
+        <w:t>to check whether an Answer opens a shop:</w:t>
+      </w:r>
+    </w:p>
+    <w:bookmarkStart w:id="40" w:name="_MON_1690026117"/>
+    <w:bookmarkEnd w:id="40"/>
     <w:p>
       <w:pPr>
         <w:keepNext/>
       </w:pPr>
       <w:r>
         <w:rPr>
-          <w:rFonts w:cs="Arial"/>
-          <w:lang w:val="en-US"/>
-        </w:rPr>
-        <w:object w:dxaOrig="9072" w:dyaOrig="4182" w14:anchorId="525FCC81">
-          <v:shape id="_x0000_i1035" type="#_x0000_t75" style="width:453.6pt;height:209.4pt" o:ole="" o:bordertopcolor="this" o:borderbottomcolor="this">
+          <w:lang w:val="en-US"/>
+        </w:rPr>
+        <w:object w:dxaOrig="9072" w:dyaOrig="3514" w14:anchorId="2A205185">
+          <v:shape id="_x0000_i1034" type="#_x0000_t75" style="width:453.6pt;height:175.8pt" o:ole="" o:bordertopcolor="this" o:borderbottomcolor="this">
             <v:imagedata r:id="rId42" o:title=""/>
             <w10:bordertop type="single" width="4"/>
             <w10:borderbottom type="single" width="4"/>
           </v:shape>
-          <o:OLEObject Type="Embed" ProgID="Word.Document.12" ShapeID="_x0000_i1035" DrawAspect="Content" ObjectID="_1690141809" r:id="rId43">
+          <o:OLEObject Type="Embed" ProgID="Word.Document.12" ShapeID="_x0000_i1034" DrawAspect="Content" ObjectID="_1690214033" r:id="rId43">
             <o:FieldCodes>\s</o:FieldCodes>
           </o:OLEObject>
         </w:object>
@@ -19395,10 +16801,175 @@
       <w:pPr>
         <w:pStyle w:val="Beschriftung"/>
         <w:rPr>
+          <w:lang w:val="en-US"/>
+        </w:rPr>
+      </w:pPr>
+      <w:bookmarkStart w:id="41" w:name="_Toc79509981"/>
+      <w:r>
+        <w:rPr>
+          <w:lang w:val="en-US"/>
+        </w:rPr>
+        <w:t xml:space="preserve">Code example </w:t>
+      </w:r>
+      <w:r>
+        <w:fldChar w:fldCharType="begin"/>
+      </w:r>
+      <w:r>
+        <w:rPr>
+          <w:lang w:val="en-US"/>
+        </w:rPr>
+        <w:instrText xml:space="preserve"> SEQ Code_example \* ARABIC </w:instrText>
+      </w:r>
+      <w:r>
+        <w:fldChar w:fldCharType="separate"/>
+      </w:r>
+      <w:r>
+        <w:rPr>
+          <w:noProof/>
+          <w:lang w:val="en-US"/>
+        </w:rPr>
+        <w:t>6</w:t>
+      </w:r>
+      <w:r>
+        <w:fldChar w:fldCharType="end"/>
+      </w:r>
+      <w:r>
+        <w:rPr>
+          <w:lang w:val="en-US"/>
+        </w:rPr>
+        <w:t>: Using ShowAnswer and IsEndBranch</w:t>
+      </w:r>
+      <w:bookmarkEnd w:id="41"/>
+    </w:p>
+    <w:p>
+      <w:pPr>
+        <w:rPr>
           <w:rFonts w:cs="Arial"/>
           <w:lang w:val="en-US"/>
         </w:rPr>
       </w:pPr>
+      <w:r>
+        <w:rPr>
+          <w:lang w:val="en-US"/>
+        </w:rPr>
+        <w:br w:type="page"/>
+      </w:r>
+      <w:r>
+        <w:rPr>
+          <w:lang w:val="en-US"/>
+        </w:rPr>
+        <w:lastRenderedPageBreak/>
+        <w:t xml:space="preserve">Finally, we can </w:t>
+      </w:r>
+      <w:r>
+        <w:rPr>
+          <w:lang w:val="en-US"/>
+        </w:rPr>
+        <w:t xml:space="preserve">use </w:t>
+      </w:r>
+      <w:r>
+        <w:rPr>
+          <w:rFonts w:ascii="Consolas" w:hAnsi="Consolas"/>
+          <w:lang w:val="en-US"/>
+        </w:rPr>
+        <w:t xml:space="preserve">GetAnswerIndex </w:t>
+      </w:r>
+      <w:r>
+        <w:rPr>
+          <w:rFonts w:cs="Arial"/>
+          <w:lang w:val="en-US"/>
+        </w:rPr>
+        <w:t xml:space="preserve">to determine which icon belongs to which Answer. Note that </w:t>
+      </w:r>
+      <w:r>
+        <w:rPr>
+          <w:rFonts w:ascii="Consolas" w:hAnsi="Consolas" w:cs="Arial"/>
+          <w:lang w:val="en-US"/>
+        </w:rPr>
+        <w:t xml:space="preserve">GetAnswerIndex </w:t>
+      </w:r>
+      <w:r>
+        <w:rPr>
+          <w:rFonts w:cs="Arial"/>
+          <w:lang w:val="en-US"/>
+        </w:rPr>
+        <w:t xml:space="preserve">should always be preferred to </w:t>
+      </w:r>
+      <w:r>
+        <w:rPr>
+          <w:rFonts w:ascii="Consolas" w:hAnsi="Consolas" w:cs="Arial"/>
+          <w:lang w:val="en-US"/>
+        </w:rPr>
+        <w:t>answer.index</w:t>
+      </w:r>
+      <w:r>
+        <w:rPr>
+          <w:rFonts w:cs="Arial"/>
+          <w:lang w:val="en-US"/>
+        </w:rPr>
+        <w:t>, since the latter doesn’t take Conditional Answers into account, whose condition might not be met.</w:t>
+      </w:r>
+    </w:p>
+    <w:p>
+      <w:pPr>
+        <w:rPr>
+          <w:rFonts w:cs="Arial"/>
+          <w:lang w:val="en-US"/>
+        </w:rPr>
+      </w:pPr>
+      <w:r>
+        <w:rPr>
+          <w:rFonts w:cs="Arial"/>
+          <w:lang w:val="en-US"/>
+        </w:rPr>
+        <w:t xml:space="preserve">Our final result for </w:t>
+      </w:r>
+      <w:r>
+        <w:rPr>
+          <w:rFonts w:ascii="Consolas" w:hAnsi="Consolas" w:cs="Arial"/>
+          <w:lang w:val="en-US"/>
+        </w:rPr>
+        <w:t xml:space="preserve">OnAnswer </w:t>
+      </w:r>
+      <w:r>
+        <w:rPr>
+          <w:rFonts w:cs="Arial"/>
+          <w:lang w:val="en-US"/>
+        </w:rPr>
+        <w:t>looks like this:</w:t>
+      </w:r>
+    </w:p>
+    <w:bookmarkStart w:id="42" w:name="_MON_1690028128"/>
+    <w:bookmarkEnd w:id="42"/>
+    <w:p>
+      <w:pPr>
+        <w:keepNext/>
+      </w:pPr>
+      <w:r>
+        <w:rPr>
+          <w:rFonts w:cs="Arial"/>
+          <w:lang w:val="en-US"/>
+        </w:rPr>
+        <w:object w:dxaOrig="9072" w:dyaOrig="4182" w14:anchorId="525FCC81">
+          <v:shape id="_x0000_i1035" type="#_x0000_t75" style="width:453.6pt;height:209.4pt" o:ole="" o:bordertopcolor="this" o:borderbottomcolor="this">
+            <v:imagedata r:id="rId44" o:title=""/>
+            <w10:bordertop type="single" width="4"/>
+            <w10:borderbottom type="single" width="4"/>
+          </v:shape>
+          <o:OLEObject Type="Embed" ProgID="Word.Document.12" ShapeID="_x0000_i1035" DrawAspect="Content" ObjectID="_1690214034" r:id="rId45">
+            <o:FieldCodes>\s</o:FieldCodes>
+          </o:OLEObject>
+        </w:object>
+      </w:r>
+    </w:p>
+    <w:p>
+      <w:pPr>
+        <w:pStyle w:val="Beschriftung"/>
+        <w:rPr>
+          <w:rFonts w:cs="Arial"/>
+          <w:lang w:val="en-US"/>
+        </w:rPr>
+      </w:pPr>
       <w:bookmarkStart w:id="43" w:name="_Toc79509982"/>
       <w:r>
         <w:rPr>
@@ -19432,21 +17003,7 @@
         <w:rPr>
           <w:lang w:val="en-US"/>
         </w:rPr>
-        <w:t xml:space="preserve">: Using </w:t>
-      </w:r>
-      <w:proofErr w:type="spellStart"/>
-      <w:r>
-        <w:rPr>
-          <w:lang w:val="en-US"/>
-        </w:rPr>
-        <w:t>GetAnswerIndex</w:t>
-      </w:r>
-      <w:proofErr w:type="spellEnd"/>
-      <w:r>
-        <w:rPr>
-          <w:lang w:val="en-US"/>
-        </w:rPr>
-        <w:t xml:space="preserve"> and working with custom UI elements</w:t>
+        <w:t>: Using GetAnswerIndex and working with custom UI elements</w:t>
       </w:r>
       <w:bookmarkEnd w:id="43"/>
     </w:p>
@@ -19717,23 +17274,7 @@
           <w:szCs w:val="20"/>
           <w:lang w:val="en-US"/>
         </w:rPr>
-        <w:t>connection between the Global Properties in the Editor and the Global Properties in Unity/in your game. What might come in the future is convenience functionality for working with Global Properties (</w:t>
-      </w:r>
-      <w:proofErr w:type="gramStart"/>
-      <w:r>
-        <w:rPr>
-          <w:szCs w:val="20"/>
-          <w:lang w:val="en-US"/>
-        </w:rPr>
-        <w:t>e.g.</w:t>
-      </w:r>
-      <w:proofErr w:type="gramEnd"/>
-      <w:r>
-        <w:rPr>
-          <w:szCs w:val="20"/>
-          <w:lang w:val="en-US"/>
-        </w:rPr>
-        <w:t xml:space="preserve"> a table to see their values, a button to delete them)</w:t>
+        <w:t>connection between the Global Properties in the Editor and the Global Properties in Unity/in your game. What might come in the future is convenience functionality for working with Global Properties (e.g. a table to see their values, a button to delete them)</w:t>
       </w:r>
     </w:p>
     <w:p>
@@ -19834,17 +17375,8 @@
           <w:szCs w:val="20"/>
           <w:lang w:val="en-US"/>
         </w:rPr>
-        <w:t xml:space="preserve">A custom inspector for the </w:t>
-      </w:r>
-      <w:proofErr w:type="spellStart"/>
-      <w:r>
-        <w:rPr>
-          <w:szCs w:val="20"/>
-          <w:lang w:val="en-US"/>
-        </w:rPr>
-        <w:t>UDSDialogueManager</w:t>
-      </w:r>
-      <w:proofErr w:type="spellEnd"/>
+        <w:t>A custom inspector for the UDSDialogueManager</w:t>
+      </w:r>
     </w:p>
     <w:p>
       <w:pPr>
@@ -19872,23 +17404,7 @@
           <w:szCs w:val="20"/>
           <w:lang w:val="en-US"/>
         </w:rPr>
-        <w:t>More convenience functionality for the Dialogue Editor (</w:t>
-      </w:r>
-      <w:proofErr w:type="gramStart"/>
-      <w:r>
-        <w:rPr>
-          <w:szCs w:val="20"/>
-          <w:lang w:val="en-US"/>
-        </w:rPr>
-        <w:t>e.g.</w:t>
-      </w:r>
-      <w:proofErr w:type="gramEnd"/>
-      <w:r>
-        <w:rPr>
-          <w:szCs w:val="20"/>
-          <w:lang w:val="en-US"/>
-        </w:rPr>
-        <w:t xml:space="preserve"> multi-selection, undo/redo, advanced copy-paste</w:t>
+        <w:t>More convenience functionality for the Dialogue Editor (e.g. multi-selection, undo/redo, advanced copy-paste</w:t>
       </w:r>
       <w:r>
         <w:rPr>
@@ -19953,23 +17469,7 @@
           <w:szCs w:val="20"/>
           <w:lang w:val="en-US"/>
         </w:rPr>
-        <w:t>Variable text effect speed within the text, probably via tags (</w:t>
-      </w:r>
-      <w:proofErr w:type="gramStart"/>
-      <w:r>
-        <w:rPr>
-          <w:szCs w:val="20"/>
-          <w:lang w:val="en-US"/>
-        </w:rPr>
-        <w:t>e.g.</w:t>
-      </w:r>
-      <w:proofErr w:type="gramEnd"/>
-      <w:r>
-        <w:rPr>
-          <w:szCs w:val="20"/>
-          <w:lang w:val="en-US"/>
-        </w:rPr>
-        <w:t xml:space="preserve"> </w:t>
+        <w:t xml:space="preserve">Variable text effect speed within the text, probably via tags (e.g. </w:t>
       </w:r>
       <w:r>
         <w:rPr>
@@ -20061,25 +17561,8 @@
           <w:szCs w:val="20"/>
           <w:lang w:val="en-US"/>
         </w:rPr>
-        <w:t xml:space="preserve">of the UDS to allow you to confidently use </w:t>
-      </w:r>
-      <w:proofErr w:type="gramStart"/>
-      <w:r>
-        <w:rPr>
-          <w:szCs w:val="20"/>
-          <w:lang w:val="en-US"/>
-        </w:rPr>
-        <w:t>e.g.</w:t>
-      </w:r>
-      <w:proofErr w:type="gramEnd"/>
-      <w:r>
-        <w:rPr>
-          <w:szCs w:val="20"/>
-          <w:lang w:val="en-US"/>
-        </w:rPr>
-        <w:t xml:space="preserve"> the </w:t>
-      </w:r>
-      <w:proofErr w:type="spellStart"/>
+        <w:t xml:space="preserve">of the UDS to allow you to confidently use e.g. the </w:t>
+      </w:r>
       <w:r>
         <w:rPr>
           <w:rFonts w:ascii="Consolas" w:hAnsi="Consolas"/>
@@ -20088,7 +17571,6 @@
         </w:rPr>
         <w:t>UDSProperty</w:t>
       </w:r>
-      <w:proofErr w:type="spellEnd"/>
       <w:r>
         <w:rPr>
           <w:szCs w:val="20"/>
@@ -20096,7 +17578,6 @@
         </w:rPr>
         <w:t xml:space="preserve"> and </w:t>
       </w:r>
-      <w:proofErr w:type="spellStart"/>
       <w:r>
         <w:rPr>
           <w:rFonts w:ascii="Consolas" w:hAnsi="Consolas"/>
@@ -20105,7 +17586,6 @@
         </w:rPr>
         <w:t>UDSCondition</w:t>
       </w:r>
-      <w:proofErr w:type="spellEnd"/>
       <w:r>
         <w:rPr>
           <w:szCs w:val="20"/>
@@ -20115,7 +17595,7 @@
       </w:r>
     </w:p>
     <w:sectPr>
-      <w:headerReference w:type="default" r:id="rId44"/>
+      <w:headerReference w:type="default" r:id="rId46"/>
       <w:pgSz w:w="11906" w:h="16838"/>
       <w:pgMar w:top="1417" w:right="1417" w:bottom="1134" w:left="1417" w:header="708" w:footer="708" w:gutter="0"/>
       <w:cols w:space="708"/>

--- a/Universal Dialog Editor/UDS Documentation.docx
+++ b/Universal Dialog Editor/UDS Documentation.docx
@@ -2,6 +2,903 @@
 <file path=word/document.xml><?xml version="1.0" encoding="utf-8"?>
 <w:document xmlns:wpc="http://schemas.microsoft.com/office/word/2010/wordprocessingCanvas" xmlns:cx="http://schemas.microsoft.com/office/drawing/2014/chartex" xmlns:cx1="http://schemas.microsoft.com/office/drawing/2015/9/8/chartex" xmlns:cx2="http://schemas.microsoft.com/office/drawing/2015/10/21/chartex" xmlns:cx3="http://schemas.microsoft.com/office/drawing/2016/5/9/chartex" xmlns:cx4="http://schemas.microsoft.com/office/drawing/2016/5/10/chartex" xmlns:cx5="http://schemas.microsoft.com/office/drawing/2016/5/11/chartex" xmlns:cx6="http://schemas.microsoft.com/office/drawing/2016/5/12/chartex" xmlns:cx7="http://schemas.microsoft.com/office/drawing/2016/5/13/chartex" xmlns:cx8="http://schemas.microsoft.com/office/drawing/2016/5/14/chartex" xmlns:mc="http://schemas.openxmlformats.org/markup-compatibility/2006" xmlns:aink="http://schemas.microsoft.com/office/drawing/2016/ink" xmlns:am3d="http://schemas.microsoft.com/office/drawing/2017/model3d" xmlns:o="urn:schemas-microsoft-com:office:office" xmlns:r="http://schemas.openxmlformats.org/officeDocument/2006/relationships" xmlns:m="http://schemas.openxmlformats.org/officeDocument/2006/math" xmlns:v="urn:schemas-microsoft-com:vml" xmlns:wp14="http://schemas.microsoft.com/office/word/2010/wordprocessingDrawing" xmlns:wp="http://schemas.openxmlformats.org/drawingml/2006/wordprocessingDrawing" xmlns:w10="urn:schemas-microsoft-com:office:word" xmlns:w="http://schemas.openxmlformats.org/wordprocessingml/2006/main" xmlns:w14="http://schemas.microsoft.com/office/word/2010/wordml" xmlns:w15="http://schemas.microsoft.com/office/word/2012/wordml" xmlns:w16cex="http://schemas.microsoft.com/office/word/2018/wordml/cex" xmlns:w16cid="http://schemas.microsoft.com/office/word/2016/wordml/cid" xmlns:w16="http://schemas.microsoft.com/office/word/2018/wordml" xmlns:w16sdtdh="http://schemas.microsoft.com/office/word/2020/wordml/sdtdatahash" xmlns:w16se="http://schemas.microsoft.com/office/word/2015/wordml/symex" xmlns:wpg="http://schemas.microsoft.com/office/word/2010/wordprocessingGroup" xmlns:wpi="http://schemas.microsoft.com/office/word/2010/wordprocessingInk" xmlns:wne="http://schemas.microsoft.com/office/word/2006/wordml" xmlns:wps="http://schemas.microsoft.com/office/word/2010/wordprocessingShape" mc:Ignorable="w14 w15 w16se w16cid w16 w16cex w16sdtdh wp14">
   <w:body>
+    <w:sdt>
+      <w:sdtPr>
+        <w:id w:val="-235780412"/>
+        <w:docPartObj>
+          <w:docPartGallery w:val="Cover Pages"/>
+          <w:docPartUnique/>
+        </w:docPartObj>
+      </w:sdtPr>
+      <w:sdtEndPr>
+        <w:rPr>
+          <w:sz w:val="28"/>
+          <w:lang w:val="en-US"/>
+        </w:rPr>
+      </w:sdtEndPr>
+      <w:sdtContent>
+        <w:p>
+          <w:r>
+            <w:rPr>
+              <w:noProof/>
+            </w:rPr>
+            <mc:AlternateContent>
+              <mc:Choice Requires="wpg">
+                <w:drawing>
+                  <wp:anchor distT="0" distB="0" distL="114300" distR="114300" simplePos="0" relativeHeight="251678720" behindDoc="0" locked="0" layoutInCell="1" allowOverlap="1" wp14:anchorId="04BE1209" wp14:editId="0AC6A7D5">
+                    <wp:simplePos x="0" y="0"/>
+                    <wp:positionH relativeFrom="page">
+                      <wp:align>center</wp:align>
+                    </wp:positionH>
+                    <mc:AlternateContent>
+                      <mc:Choice Requires="wp14">
+                        <wp:positionV relativeFrom="page">
+                          <wp14:pctPosVOffset>2300</wp14:pctPosVOffset>
+                        </wp:positionV>
+                      </mc:Choice>
+                      <mc:Fallback>
+                        <wp:positionV relativeFrom="page">
+                          <wp:posOffset>245745</wp:posOffset>
+                        </wp:positionV>
+                      </mc:Fallback>
+                    </mc:AlternateContent>
+                    <wp:extent cx="7315200" cy="1215391"/>
+                    <wp:effectExtent l="0" t="0" r="1270" b="1905"/>
+                    <wp:wrapNone/>
+                    <wp:docPr id="149" name="Gruppe 149"/>
+                    <wp:cNvGraphicFramePr/>
+                    <a:graphic xmlns:a="http://schemas.openxmlformats.org/drawingml/2006/main">
+                      <a:graphicData uri="http://schemas.microsoft.com/office/word/2010/wordprocessingGroup">
+                        <wpg:wgp>
+                          <wpg:cNvGrpSpPr/>
+                          <wpg:grpSpPr>
+                            <a:xfrm>
+                              <a:off x="0" y="0"/>
+                              <a:ext cx="7315200" cy="1215391"/>
+                              <a:chOff x="0" y="-1"/>
+                              <a:chExt cx="7315200" cy="1216153"/>
+                            </a:xfrm>
+                          </wpg:grpSpPr>
+                          <wps:wsp>
+                            <wps:cNvPr id="150" name="Rechteck 51"/>
+                            <wps:cNvSpPr/>
+                            <wps:spPr>
+                              <a:xfrm>
+                                <a:off x="0" y="-1"/>
+                                <a:ext cx="7315200" cy="1130373"/>
+                              </a:xfrm>
+                              <a:custGeom>
+                                <a:avLst/>
+                                <a:gdLst>
+                                  <a:gd name="connsiteX0" fmla="*/ 0 w 7312660"/>
+                                  <a:gd name="connsiteY0" fmla="*/ 0 h 1215390"/>
+                                  <a:gd name="connsiteX1" fmla="*/ 7312660 w 7312660"/>
+                                  <a:gd name="connsiteY1" fmla="*/ 0 h 1215390"/>
+                                  <a:gd name="connsiteX2" fmla="*/ 7312660 w 7312660"/>
+                                  <a:gd name="connsiteY2" fmla="*/ 1215390 h 1215390"/>
+                                  <a:gd name="connsiteX3" fmla="*/ 0 w 7312660"/>
+                                  <a:gd name="connsiteY3" fmla="*/ 1215390 h 1215390"/>
+                                  <a:gd name="connsiteX4" fmla="*/ 0 w 7312660"/>
+                                  <a:gd name="connsiteY4" fmla="*/ 0 h 1215390"/>
+                                  <a:gd name="connsiteX0" fmla="*/ 0 w 7312660"/>
+                                  <a:gd name="connsiteY0" fmla="*/ 0 h 1215390"/>
+                                  <a:gd name="connsiteX1" fmla="*/ 7312660 w 7312660"/>
+                                  <a:gd name="connsiteY1" fmla="*/ 0 h 1215390"/>
+                                  <a:gd name="connsiteX2" fmla="*/ 7312660 w 7312660"/>
+                                  <a:gd name="connsiteY2" fmla="*/ 1215390 h 1215390"/>
+                                  <a:gd name="connsiteX3" fmla="*/ 3667125 w 7312660"/>
+                                  <a:gd name="connsiteY3" fmla="*/ 1209675 h 1215390"/>
+                                  <a:gd name="connsiteX4" fmla="*/ 0 w 7312660"/>
+                                  <a:gd name="connsiteY4" fmla="*/ 1215390 h 1215390"/>
+                                  <a:gd name="connsiteX5" fmla="*/ 0 w 7312660"/>
+                                  <a:gd name="connsiteY5" fmla="*/ 0 h 1215390"/>
+                                  <a:gd name="connsiteX0" fmla="*/ 0 w 7312660"/>
+                                  <a:gd name="connsiteY0" fmla="*/ 0 h 1215390"/>
+                                  <a:gd name="connsiteX1" fmla="*/ 7312660 w 7312660"/>
+                                  <a:gd name="connsiteY1" fmla="*/ 0 h 1215390"/>
+                                  <a:gd name="connsiteX2" fmla="*/ 7312660 w 7312660"/>
+                                  <a:gd name="connsiteY2" fmla="*/ 1215390 h 1215390"/>
+                                  <a:gd name="connsiteX3" fmla="*/ 3619500 w 7312660"/>
+                                  <a:gd name="connsiteY3" fmla="*/ 733425 h 1215390"/>
+                                  <a:gd name="connsiteX4" fmla="*/ 0 w 7312660"/>
+                                  <a:gd name="connsiteY4" fmla="*/ 1215390 h 1215390"/>
+                                  <a:gd name="connsiteX5" fmla="*/ 0 w 7312660"/>
+                                  <a:gd name="connsiteY5" fmla="*/ 0 h 1215390"/>
+                                  <a:gd name="connsiteX0" fmla="*/ 0 w 7312660"/>
+                                  <a:gd name="connsiteY0" fmla="*/ 0 h 1215390"/>
+                                  <a:gd name="connsiteX1" fmla="*/ 7312660 w 7312660"/>
+                                  <a:gd name="connsiteY1" fmla="*/ 0 h 1215390"/>
+                                  <a:gd name="connsiteX2" fmla="*/ 7312660 w 7312660"/>
+                                  <a:gd name="connsiteY2" fmla="*/ 1129665 h 1215390"/>
+                                  <a:gd name="connsiteX3" fmla="*/ 3619500 w 7312660"/>
+                                  <a:gd name="connsiteY3" fmla="*/ 733425 h 1215390"/>
+                                  <a:gd name="connsiteX4" fmla="*/ 0 w 7312660"/>
+                                  <a:gd name="connsiteY4" fmla="*/ 1215390 h 1215390"/>
+                                  <a:gd name="connsiteX5" fmla="*/ 0 w 7312660"/>
+                                  <a:gd name="connsiteY5" fmla="*/ 0 h 1215390"/>
+                                  <a:gd name="connsiteX0" fmla="*/ 9525 w 7322185"/>
+                                  <a:gd name="connsiteY0" fmla="*/ 0 h 1129665"/>
+                                  <a:gd name="connsiteX1" fmla="*/ 7322185 w 7322185"/>
+                                  <a:gd name="connsiteY1" fmla="*/ 0 h 1129665"/>
+                                  <a:gd name="connsiteX2" fmla="*/ 7322185 w 7322185"/>
+                                  <a:gd name="connsiteY2" fmla="*/ 1129665 h 1129665"/>
+                                  <a:gd name="connsiteX3" fmla="*/ 3629025 w 7322185"/>
+                                  <a:gd name="connsiteY3" fmla="*/ 733425 h 1129665"/>
+                                  <a:gd name="connsiteX4" fmla="*/ 0 w 7322185"/>
+                                  <a:gd name="connsiteY4" fmla="*/ 1091565 h 1129665"/>
+                                  <a:gd name="connsiteX5" fmla="*/ 9525 w 7322185"/>
+                                  <a:gd name="connsiteY5" fmla="*/ 0 h 1129665"/>
+                                  <a:gd name="connsiteX0" fmla="*/ 0 w 7312660"/>
+                                  <a:gd name="connsiteY0" fmla="*/ 0 h 1129665"/>
+                                  <a:gd name="connsiteX1" fmla="*/ 7312660 w 7312660"/>
+                                  <a:gd name="connsiteY1" fmla="*/ 0 h 1129665"/>
+                                  <a:gd name="connsiteX2" fmla="*/ 7312660 w 7312660"/>
+                                  <a:gd name="connsiteY2" fmla="*/ 1129665 h 1129665"/>
+                                  <a:gd name="connsiteX3" fmla="*/ 3619500 w 7312660"/>
+                                  <a:gd name="connsiteY3" fmla="*/ 733425 h 1129665"/>
+                                  <a:gd name="connsiteX4" fmla="*/ 0 w 7312660"/>
+                                  <a:gd name="connsiteY4" fmla="*/ 1091565 h 1129665"/>
+                                  <a:gd name="connsiteX5" fmla="*/ 0 w 7312660"/>
+                                  <a:gd name="connsiteY5" fmla="*/ 0 h 1129665"/>
+                                </a:gdLst>
+                                <a:ahLst/>
+                                <a:cxnLst>
+                                  <a:cxn ang="0">
+                                    <a:pos x="connsiteX0" y="connsiteY0"/>
+                                  </a:cxn>
+                                  <a:cxn ang="0">
+                                    <a:pos x="connsiteX1" y="connsiteY1"/>
+                                  </a:cxn>
+                                  <a:cxn ang="0">
+                                    <a:pos x="connsiteX2" y="connsiteY2"/>
+                                  </a:cxn>
+                                  <a:cxn ang="0">
+                                    <a:pos x="connsiteX3" y="connsiteY3"/>
+                                  </a:cxn>
+                                  <a:cxn ang="0">
+                                    <a:pos x="connsiteX4" y="connsiteY4"/>
+                                  </a:cxn>
+                                  <a:cxn ang="0">
+                                    <a:pos x="connsiteX5" y="connsiteY5"/>
+                                  </a:cxn>
+                                </a:cxnLst>
+                                <a:rect l="l" t="t" r="r" b="b"/>
+                                <a:pathLst>
+                                  <a:path w="7312660" h="1129665">
+                                    <a:moveTo>
+                                      <a:pt x="0" y="0"/>
+                                    </a:moveTo>
+                                    <a:lnTo>
+                                      <a:pt x="7312660" y="0"/>
+                                    </a:lnTo>
+                                    <a:lnTo>
+                                      <a:pt x="7312660" y="1129665"/>
+                                    </a:lnTo>
+                                    <a:lnTo>
+                                      <a:pt x="3619500" y="733425"/>
+                                    </a:lnTo>
+                                    <a:lnTo>
+                                      <a:pt x="0" y="1091565"/>
+                                    </a:lnTo>
+                                    <a:lnTo>
+                                      <a:pt x="0" y="0"/>
+                                    </a:lnTo>
+                                    <a:close/>
+                                  </a:path>
+                                </a:pathLst>
+                              </a:custGeom>
+                              <a:ln>
+                                <a:noFill/>
+                              </a:ln>
+                            </wps:spPr>
+                            <wps:style>
+                              <a:lnRef idx="2">
+                                <a:schemeClr val="accent1">
+                                  <a:shade val="50000"/>
+                                </a:schemeClr>
+                              </a:lnRef>
+                              <a:fillRef idx="1">
+                                <a:schemeClr val="accent1"/>
+                              </a:fillRef>
+                              <a:effectRef idx="0">
+                                <a:schemeClr val="accent1"/>
+                              </a:effectRef>
+                              <a:fontRef idx="minor">
+                                <a:schemeClr val="lt1"/>
+                              </a:fontRef>
+                            </wps:style>
+                            <wps:bodyPr rot="0" spcFirstLastPara="0" vertOverflow="overflow" horzOverflow="overflow" vert="horz" wrap="square" lIns="91440" tIns="45720" rIns="91440" bIns="45720" numCol="1" spcCol="0" rtlCol="0" fromWordArt="0" anchor="ctr" anchorCtr="0" forceAA="0" compatLnSpc="1">
+                              <a:prstTxWarp prst="textNoShape">
+                                <a:avLst/>
+                              </a:prstTxWarp>
+                              <a:noAutofit/>
+                            </wps:bodyPr>
+                          </wps:wsp>
+                          <wps:wsp>
+                            <wps:cNvPr id="151" name="Rechteck 151"/>
+                            <wps:cNvSpPr/>
+                            <wps:spPr>
+                              <a:xfrm>
+                                <a:off x="0" y="0"/>
+                                <a:ext cx="7315200" cy="1216152"/>
+                              </a:xfrm>
+                              <a:prstGeom prst="rect">
+                                <a:avLst/>
+                              </a:prstGeom>
+                              <a:blipFill>
+                                <a:blip r:embed="rId9"/>
+                                <a:stretch>
+                                  <a:fillRect r="-7574"/>
+                                </a:stretch>
+                              </a:blipFill>
+                              <a:ln>
+                                <a:noFill/>
+                              </a:ln>
+                            </wps:spPr>
+                            <wps:style>
+                              <a:lnRef idx="2">
+                                <a:schemeClr val="accent1">
+                                  <a:shade val="50000"/>
+                                </a:schemeClr>
+                              </a:lnRef>
+                              <a:fillRef idx="1">
+                                <a:schemeClr val="accent1"/>
+                              </a:fillRef>
+                              <a:effectRef idx="0">
+                                <a:schemeClr val="accent1"/>
+                              </a:effectRef>
+                              <a:fontRef idx="minor">
+                                <a:schemeClr val="lt1"/>
+                              </a:fontRef>
+                            </wps:style>
+                            <wps:bodyPr rot="0" spcFirstLastPara="0" vertOverflow="overflow" horzOverflow="overflow" vert="horz" wrap="square" lIns="91440" tIns="45720" rIns="91440" bIns="45720" numCol="1" spcCol="0" rtlCol="0" fromWordArt="0" anchor="ctr" anchorCtr="0" forceAA="0" compatLnSpc="1">
+                              <a:prstTxWarp prst="textNoShape">
+                                <a:avLst/>
+                              </a:prstTxWarp>
+                              <a:noAutofit/>
+                            </wps:bodyPr>
+                          </wps:wsp>
+                        </wpg:wgp>
+                      </a:graphicData>
+                    </a:graphic>
+                    <wp14:sizeRelH relativeFrom="page">
+                      <wp14:pctWidth>94100</wp14:pctWidth>
+                    </wp14:sizeRelH>
+                    <wp14:sizeRelV relativeFrom="page">
+                      <wp14:pctHeight>12100</wp14:pctHeight>
+                    </wp14:sizeRelV>
+                  </wp:anchor>
+                </w:drawing>
+              </mc:Choice>
+              <mc:Fallback>
+                <w:pict>
+                  <v:group w14:anchorId="65EEEA13" id="Gruppe 149" o:spid="_x0000_s1026" style="position:absolute;margin-left:0;margin-top:0;width:8in;height:95.7pt;z-index:251678720;mso-width-percent:941;mso-height-percent:121;mso-top-percent:23;mso-position-horizontal:center;mso-position-horizontal-relative:page;mso-position-vertical-relative:page;mso-width-percent:941;mso-height-percent:121;mso-top-percent:23" coordorigin="" coordsize="73152,12161" o:gfxdata="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">
+                    <v:shape id="Rechteck 51" o:spid="_x0000_s1027" style="position:absolute;width:73152;height:11303;visibility:visible;mso-wrap-style:square;v-text-anchor:middle" coordsize="7312660,1129665" o:gfxdata="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" path="m,l7312660,r,1129665l3619500,733425,,1091565,,xe" fillcolor="#5b9bd5 [3204]" stroked="f" strokeweight="1pt">
+                      <v:stroke joinstyle="miter"/>
+                      <v:path arrowok="t" o:connecttype="custom" o:connectlocs="0,0;7315200,0;7315200,1130373;3620757,733885;0,1092249;0,0" o:connectangles="0,0,0,0,0,0"/>
+                    </v:shape>
+                    <v:rect id="Rechteck 151" o:spid="_x0000_s1028" style="position:absolute;width:73152;height:12161;visibility:visible;mso-wrap-style:square;v-text-anchor:middle" o:gfxdata="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" stroked="f" strokeweight="1pt">
+                      <v:fill r:id="rId10" o:title="" recolor="t" rotate="t" type="frame"/>
+                    </v:rect>
+                    <w10:wrap anchorx="page" anchory="page"/>
+                  </v:group>
+                </w:pict>
+              </mc:Fallback>
+            </mc:AlternateContent>
+          </w:r>
+          <w:r>
+            <w:rPr>
+              <w:noProof/>
+            </w:rPr>
+            <mc:AlternateContent>
+              <mc:Choice Requires="wps">
+                <w:drawing>
+                  <wp:anchor distT="0" distB="0" distL="114300" distR="114300" simplePos="0" relativeHeight="251676672" behindDoc="0" locked="0" layoutInCell="1" allowOverlap="1" wp14:anchorId="02215194" wp14:editId="53433AE9">
+                    <wp:simplePos x="0" y="0"/>
+                    <wp:positionH relativeFrom="page">
+                      <wp:align>center</wp:align>
+                    </wp:positionH>
+                    <mc:AlternateContent>
+                      <mc:Choice Requires="wp14">
+                        <wp:positionV relativeFrom="page">
+                          <wp14:pctPosVOffset>81800</wp14:pctPosVOffset>
+                        </wp:positionV>
+                      </mc:Choice>
+                      <mc:Fallback>
+                        <wp:positionV relativeFrom="page">
+                          <wp:posOffset>8745855</wp:posOffset>
+                        </wp:positionV>
+                      </mc:Fallback>
+                    </mc:AlternateContent>
+                    <wp:extent cx="7315200" cy="914400"/>
+                    <wp:effectExtent l="0" t="0" r="0" b="8255"/>
+                    <wp:wrapSquare wrapText="bothSides"/>
+                    <wp:docPr id="152" name="Textfeld 152"/>
+                    <wp:cNvGraphicFramePr/>
+                    <a:graphic xmlns:a="http://schemas.openxmlformats.org/drawingml/2006/main">
+                      <a:graphicData uri="http://schemas.microsoft.com/office/word/2010/wordprocessingShape">
+                        <wps:wsp>
+                          <wps:cNvSpPr txBox="1"/>
+                          <wps:spPr>
+                            <a:xfrm>
+                              <a:off x="0" y="0"/>
+                              <a:ext cx="7315200" cy="914400"/>
+                            </a:xfrm>
+                            <a:prstGeom prst="rect">
+                              <a:avLst/>
+                            </a:prstGeom>
+                            <a:noFill/>
+                            <a:ln w="6350">
+                              <a:noFill/>
+                            </a:ln>
+                            <a:effectLst/>
+                          </wps:spPr>
+                          <wps:style>
+                            <a:lnRef idx="0">
+                              <a:schemeClr val="accent1"/>
+                            </a:lnRef>
+                            <a:fillRef idx="0">
+                              <a:schemeClr val="accent1"/>
+                            </a:fillRef>
+                            <a:effectRef idx="0">
+                              <a:schemeClr val="accent1"/>
+                            </a:effectRef>
+                            <a:fontRef idx="minor">
+                              <a:schemeClr val="dk1"/>
+                            </a:fontRef>
+                          </wps:style>
+                          <wps:txbx>
+                            <w:txbxContent>
+                              <w:sdt>
+                                <w:sdtPr>
+                                  <w:rPr>
+                                    <w:color w:val="595959" w:themeColor="text1" w:themeTint="A6"/>
+                                    <w:sz w:val="28"/>
+                                    <w:szCs w:val="28"/>
+                                  </w:rPr>
+                                  <w:alias w:val="Autor"/>
+                                  <w:tag w:val=""/>
+                                  <w:id w:val="789243997"/>
+                                  <w:dataBinding w:prefixMappings="xmlns:ns0='http://purl.org/dc/elements/1.1/' xmlns:ns1='http://schemas.openxmlformats.org/package/2006/metadata/core-properties' " w:xpath="/ns1:coreProperties[1]/ns0:creator[1]" w:storeItemID="{6C3C8BC8-F283-45AE-878A-BAB7291924A1}"/>
+                                  <w:text/>
+                                </w:sdtPr>
+                                <w:sdtContent>
+                                  <w:p>
+                                    <w:pPr>
+                                      <w:pStyle w:val="KeinLeerraum"/>
+                                      <w:jc w:val="right"/>
+                                      <w:rPr>
+                                        <w:color w:val="595959" w:themeColor="text1" w:themeTint="A6"/>
+                                        <w:sz w:val="28"/>
+                                        <w:szCs w:val="28"/>
+                                      </w:rPr>
+                                    </w:pPr>
+                                    <w:r>
+                                      <w:rPr>
+                                        <w:color w:val="595959" w:themeColor="text1" w:themeTint="A6"/>
+                                        <w:sz w:val="28"/>
+                                        <w:szCs w:val="28"/>
+                                      </w:rPr>
+                                      <w:t>Benedikt Wille</w:t>
+                                    </w:r>
+                                  </w:p>
+                                </w:sdtContent>
+                              </w:sdt>
+                              <w:p>
+                                <w:pPr>
+                                  <w:pStyle w:val="KeinLeerraum"/>
+                                  <w:jc w:val="right"/>
+                                  <w:rPr>
+                                    <w:color w:val="595959" w:themeColor="text1" w:themeTint="A6"/>
+                                    <w:sz w:val="18"/>
+                                    <w:szCs w:val="18"/>
+                                    <w:lang w:val="en-US"/>
+                                  </w:rPr>
+                                </w:pPr>
+                                <w:sdt>
+                                  <w:sdtPr>
+                                    <w:rPr>
+                                      <w:color w:val="595959" w:themeColor="text1" w:themeTint="A6"/>
+                                      <w:sz w:val="18"/>
+                                      <w:szCs w:val="18"/>
+                                      <w:lang w:val="en-US"/>
+                                    </w:rPr>
+                                    <w:alias w:val="E-Mail"/>
+                                    <w:tag w:val="E-Mail"/>
+                                    <w:id w:val="942260680"/>
+                                    <w:dataBinding w:prefixMappings="xmlns:ns0='http://schemas.microsoft.com/office/2006/coverPageProps' " w:xpath="/ns0:CoverPageProperties[1]/ns0:CompanyEmail[1]" w:storeItemID="{55AF091B-3C7A-41E3-B477-F2FDAA23CFDA}"/>
+                                    <w:text/>
+                                  </w:sdtPr>
+                                  <w:sdtContent>
+                                    <w:r>
+                                      <w:rPr>
+                                        <w:color w:val="595959" w:themeColor="text1" w:themeTint="A6"/>
+                                        <w:sz w:val="18"/>
+                                        <w:szCs w:val="18"/>
+                                        <w:lang w:val="en-US"/>
+                                      </w:rPr>
+                                      <w:t>b</w:t>
+                                    </w:r>
+                                    <w:r>
+                                      <w:rPr>
+                                        <w:color w:val="595959" w:themeColor="text1" w:themeTint="A6"/>
+                                        <w:sz w:val="18"/>
+                                        <w:szCs w:val="18"/>
+                                        <w:lang w:val="en-US"/>
+                                      </w:rPr>
+                                      <w:t>enedikt.wille@gmx.net</w:t>
+                                    </w:r>
+                                  </w:sdtContent>
+                                </w:sdt>
+                              </w:p>
+                            </w:txbxContent>
+                          </wps:txbx>
+                          <wps:bodyPr rot="0" spcFirstLastPara="0" vertOverflow="overflow" horzOverflow="overflow" vert="horz" wrap="square" lIns="1600200" tIns="0" rIns="685800" bIns="0" numCol="1" spcCol="0" rtlCol="0" fromWordArt="0" anchor="b" anchorCtr="0" forceAA="0" compatLnSpc="1">
+                            <a:prstTxWarp prst="textNoShape">
+                              <a:avLst/>
+                            </a:prstTxWarp>
+                            <a:noAutofit/>
+                          </wps:bodyPr>
+                        </wps:wsp>
+                      </a:graphicData>
+                    </a:graphic>
+                    <wp14:sizeRelH relativeFrom="page">
+                      <wp14:pctWidth>94100</wp14:pctWidth>
+                    </wp14:sizeRelH>
+                    <wp14:sizeRelV relativeFrom="page">
+                      <wp14:pctHeight>9200</wp14:pctHeight>
+                    </wp14:sizeRelV>
+                  </wp:anchor>
+                </w:drawing>
+              </mc:Choice>
+              <mc:Fallback>
+                <w:pict>
+                  <v:shapetype w14:anchorId="02215194" id="_x0000_t202" coordsize="21600,21600" o:spt="202" path="m,l,21600r21600,l21600,xe">
+                    <v:stroke joinstyle="miter"/>
+                    <v:path gradientshapeok="t" o:connecttype="rect"/>
+                  </v:shapetype>
+                  <v:shape id="Textfeld 152" o:spid="_x0000_s1026" type="#_x0000_t202" style="position:absolute;margin-left:0;margin-top:0;width:8in;height:1in;z-index:251676672;visibility:visible;mso-wrap-style:square;mso-width-percent:941;mso-height-percent:92;mso-top-percent:818;mso-wrap-distance-left:9pt;mso-wrap-distance-top:0;mso-wrap-distance-right:9pt;mso-wrap-distance-bottom:0;mso-position-horizontal:center;mso-position-horizontal-relative:page;mso-position-vertical-relative:page;mso-width-percent:941;mso-height-percent:92;mso-top-percent:818;mso-width-relative:page;mso-height-relative:page;v-text-anchor:bottom" o:gfxdata="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" filled="f" stroked="f" strokeweight=".5pt">
+                    <v:textbox inset="126pt,0,54pt,0">
+                      <w:txbxContent>
+                        <w:sdt>
+                          <w:sdtPr>
+                            <w:rPr>
+                              <w:color w:val="595959" w:themeColor="text1" w:themeTint="A6"/>
+                              <w:sz w:val="28"/>
+                              <w:szCs w:val="28"/>
+                            </w:rPr>
+                            <w:alias w:val="Autor"/>
+                            <w:tag w:val=""/>
+                            <w:id w:val="789243997"/>
+                            <w:dataBinding w:prefixMappings="xmlns:ns0='http://purl.org/dc/elements/1.1/' xmlns:ns1='http://schemas.openxmlformats.org/package/2006/metadata/core-properties' " w:xpath="/ns1:coreProperties[1]/ns0:creator[1]" w:storeItemID="{6C3C8BC8-F283-45AE-878A-BAB7291924A1}"/>
+                            <w:text/>
+                          </w:sdtPr>
+                          <w:sdtContent>
+                            <w:p>
+                              <w:pPr>
+                                <w:pStyle w:val="KeinLeerraum"/>
+                                <w:jc w:val="right"/>
+                                <w:rPr>
+                                  <w:color w:val="595959" w:themeColor="text1" w:themeTint="A6"/>
+                                  <w:sz w:val="28"/>
+                                  <w:szCs w:val="28"/>
+                                </w:rPr>
+                              </w:pPr>
+                              <w:r>
+                                <w:rPr>
+                                  <w:color w:val="595959" w:themeColor="text1" w:themeTint="A6"/>
+                                  <w:sz w:val="28"/>
+                                  <w:szCs w:val="28"/>
+                                </w:rPr>
+                                <w:t>Benedikt Wille</w:t>
+                              </w:r>
+                            </w:p>
+                          </w:sdtContent>
+                        </w:sdt>
+                        <w:p>
+                          <w:pPr>
+                            <w:pStyle w:val="KeinLeerraum"/>
+                            <w:jc w:val="right"/>
+                            <w:rPr>
+                              <w:color w:val="595959" w:themeColor="text1" w:themeTint="A6"/>
+                              <w:sz w:val="18"/>
+                              <w:szCs w:val="18"/>
+                              <w:lang w:val="en-US"/>
+                            </w:rPr>
+                          </w:pPr>
+                          <w:sdt>
+                            <w:sdtPr>
+                              <w:rPr>
+                                <w:color w:val="595959" w:themeColor="text1" w:themeTint="A6"/>
+                                <w:sz w:val="18"/>
+                                <w:szCs w:val="18"/>
+                                <w:lang w:val="en-US"/>
+                              </w:rPr>
+                              <w:alias w:val="E-Mail"/>
+                              <w:tag w:val="E-Mail"/>
+                              <w:id w:val="942260680"/>
+                              <w:dataBinding w:prefixMappings="xmlns:ns0='http://schemas.microsoft.com/office/2006/coverPageProps' " w:xpath="/ns0:CoverPageProperties[1]/ns0:CompanyEmail[1]" w:storeItemID="{55AF091B-3C7A-41E3-B477-F2FDAA23CFDA}"/>
+                              <w:text/>
+                            </w:sdtPr>
+                            <w:sdtContent>
+                              <w:r>
+                                <w:rPr>
+                                  <w:color w:val="595959" w:themeColor="text1" w:themeTint="A6"/>
+                                  <w:sz w:val="18"/>
+                                  <w:szCs w:val="18"/>
+                                  <w:lang w:val="en-US"/>
+                                </w:rPr>
+                                <w:t>b</w:t>
+                              </w:r>
+                              <w:r>
+                                <w:rPr>
+                                  <w:color w:val="595959" w:themeColor="text1" w:themeTint="A6"/>
+                                  <w:sz w:val="18"/>
+                                  <w:szCs w:val="18"/>
+                                  <w:lang w:val="en-US"/>
+                                </w:rPr>
+                                <w:t>enedikt.wille@gmx.net</w:t>
+                              </w:r>
+                            </w:sdtContent>
+                          </w:sdt>
+                        </w:p>
+                      </w:txbxContent>
+                    </v:textbox>
+                    <w10:wrap type="square" anchorx="page" anchory="page"/>
+                  </v:shape>
+                </w:pict>
+              </mc:Fallback>
+            </mc:AlternateContent>
+          </w:r>
+          <w:r>
+            <w:rPr>
+              <w:noProof/>
+            </w:rPr>
+            <mc:AlternateContent>
+              <mc:Choice Requires="wps">
+                <w:drawing>
+                  <wp:anchor distT="0" distB="0" distL="114300" distR="114300" simplePos="0" relativeHeight="251675648" behindDoc="0" locked="0" layoutInCell="1" allowOverlap="1" wp14:anchorId="2141D6CC" wp14:editId="53025E34">
+                    <wp:simplePos x="0" y="0"/>
+                    <wp:positionH relativeFrom="page">
+                      <wp:align>center</wp:align>
+                    </wp:positionH>
+                    <mc:AlternateContent>
+                      <mc:Choice Requires="wp14">
+                        <wp:positionV relativeFrom="page">
+                          <wp14:pctPosVOffset>30000</wp14:pctPosVOffset>
+                        </wp:positionV>
+                      </mc:Choice>
+                      <mc:Fallback>
+                        <wp:positionV relativeFrom="page">
+                          <wp:posOffset>3207385</wp:posOffset>
+                        </wp:positionV>
+                      </mc:Fallback>
+                    </mc:AlternateContent>
+                    <wp:extent cx="7315200" cy="3638550"/>
+                    <wp:effectExtent l="0" t="0" r="0" b="6350"/>
+                    <wp:wrapSquare wrapText="bothSides"/>
+                    <wp:docPr id="154" name="Textfeld 154"/>
+                    <wp:cNvGraphicFramePr/>
+                    <a:graphic xmlns:a="http://schemas.openxmlformats.org/drawingml/2006/main">
+                      <a:graphicData uri="http://schemas.microsoft.com/office/word/2010/wordprocessingShape">
+                        <wps:wsp>
+                          <wps:cNvSpPr txBox="1"/>
+                          <wps:spPr>
+                            <a:xfrm>
+                              <a:off x="0" y="0"/>
+                              <a:ext cx="7315200" cy="3638550"/>
+                            </a:xfrm>
+                            <a:prstGeom prst="rect">
+                              <a:avLst/>
+                            </a:prstGeom>
+                            <a:noFill/>
+                            <a:ln w="6350">
+                              <a:noFill/>
+                            </a:ln>
+                            <a:effectLst/>
+                          </wps:spPr>
+                          <wps:style>
+                            <a:lnRef idx="0">
+                              <a:schemeClr val="accent1"/>
+                            </a:lnRef>
+                            <a:fillRef idx="0">
+                              <a:schemeClr val="accent1"/>
+                            </a:fillRef>
+                            <a:effectRef idx="0">
+                              <a:schemeClr val="accent1"/>
+                            </a:effectRef>
+                            <a:fontRef idx="minor">
+                              <a:schemeClr val="dk1"/>
+                            </a:fontRef>
+                          </wps:style>
+                          <wps:txbx>
+                            <w:txbxContent>
+                              <w:p>
+                                <w:pPr>
+                                  <w:jc w:val="right"/>
+                                  <w:rPr>
+                                    <w:color w:val="5B9BD5" w:themeColor="accent1"/>
+                                    <w:sz w:val="48"/>
+                                    <w:szCs w:val="48"/>
+                                    <w:lang w:val="en-US"/>
+                                  </w:rPr>
+                                </w:pPr>
+                                <w:sdt>
+                                  <w:sdtPr>
+                                    <w:rPr>
+                                      <w:color w:val="5B9BD5" w:themeColor="accent1"/>
+                                      <w:sz w:val="48"/>
+                                      <w:szCs w:val="48"/>
+                                      <w:lang w:val="en-US"/>
+                                    </w:rPr>
+                                    <w:alias w:val="Titel"/>
+                                    <w:tag w:val=""/>
+                                    <w:id w:val="630141079"/>
+                                    <w:dataBinding w:prefixMappings="xmlns:ns0='http://purl.org/dc/elements/1.1/' xmlns:ns1='http://schemas.openxmlformats.org/package/2006/metadata/core-properties' " w:xpath="/ns1:coreProperties[1]/ns0:title[1]" w:storeItemID="{6C3C8BC8-F283-45AE-878A-BAB7291924A1}"/>
+                                    <w:text w:multiLine="1"/>
+                                  </w:sdtPr>
+                                  <w:sdtContent>
+                                    <w:r>
+                                      <w:rPr>
+                                        <w:color w:val="5B9BD5" w:themeColor="accent1"/>
+                                        <w:sz w:val="48"/>
+                                        <w:szCs w:val="48"/>
+                                        <w:lang w:val="en-US"/>
+                                      </w:rPr>
+                                      <w:t>Universal Dialogue System</w:t>
+                                    </w:r>
+                                  </w:sdtContent>
+                                </w:sdt>
+                              </w:p>
+                              <w:sdt>
+                                <w:sdtPr>
+                                  <w:rPr>
+                                    <w:color w:val="404040" w:themeColor="text1" w:themeTint="BF"/>
+                                    <w:sz w:val="36"/>
+                                    <w:szCs w:val="36"/>
+                                    <w:lang w:val="en-US"/>
+                                  </w:rPr>
+                                  <w:alias w:val="Untertitel"/>
+                                  <w:tag w:val=""/>
+                                  <w:id w:val="1759551507"/>
+                                  <w:dataBinding w:prefixMappings="xmlns:ns0='http://purl.org/dc/elements/1.1/' xmlns:ns1='http://schemas.openxmlformats.org/package/2006/metadata/core-properties' " w:xpath="/ns1:coreProperties[1]/ns0:subject[1]" w:storeItemID="{6C3C8BC8-F283-45AE-878A-BAB7291924A1}"/>
+                                  <w:text/>
+                                </w:sdtPr>
+                                <w:sdtContent>
+                                  <w:p>
+                                    <w:pPr>
+                                      <w:jc w:val="right"/>
+                                      <w:rPr>
+                                        <w:smallCaps/>
+                                        <w:color w:val="404040" w:themeColor="text1" w:themeTint="BF"/>
+                                        <w:sz w:val="36"/>
+                                        <w:szCs w:val="36"/>
+                                        <w:lang w:val="en-US"/>
+                                      </w:rPr>
+                                    </w:pPr>
+                                    <w:r>
+                                      <w:rPr>
+                                        <w:color w:val="404040" w:themeColor="text1" w:themeTint="BF"/>
+                                        <w:sz w:val="36"/>
+                                        <w:szCs w:val="36"/>
+                                        <w:lang w:val="en-US"/>
+                                      </w:rPr>
+                                      <w:t>Graph-based dialogue system for Unity with standalon</w:t>
+                                    </w:r>
+                                    <w:r>
+                                      <w:rPr>
+                                        <w:color w:val="404040" w:themeColor="text1" w:themeTint="BF"/>
+                                        <w:sz w:val="36"/>
+                                        <w:szCs w:val="36"/>
+                                        <w:lang w:val="en-US"/>
+                                      </w:rPr>
+                                      <w:t xml:space="preserve">e graph editor </w:t>
+                                    </w:r>
+                                  </w:p>
+                                </w:sdtContent>
+                              </w:sdt>
+                            </w:txbxContent>
+                          </wps:txbx>
+                          <wps:bodyPr rot="0" spcFirstLastPara="0" vertOverflow="overflow" horzOverflow="overflow" vert="horz" wrap="square" lIns="1600200" tIns="0" rIns="685800" bIns="0" numCol="1" spcCol="0" rtlCol="0" fromWordArt="0" anchor="b" anchorCtr="0" forceAA="0" compatLnSpc="1">
+                            <a:prstTxWarp prst="textNoShape">
+                              <a:avLst/>
+                            </a:prstTxWarp>
+                            <a:noAutofit/>
+                          </wps:bodyPr>
+                        </wps:wsp>
+                      </a:graphicData>
+                    </a:graphic>
+                    <wp14:sizeRelH relativeFrom="page">
+                      <wp14:pctWidth>94100</wp14:pctWidth>
+                    </wp14:sizeRelH>
+                    <wp14:sizeRelV relativeFrom="page">
+                      <wp14:pctHeight>36300</wp14:pctHeight>
+                    </wp14:sizeRelV>
+                  </wp:anchor>
+                </w:drawing>
+              </mc:Choice>
+              <mc:Fallback>
+                <w:pict>
+                  <v:shape w14:anchorId="2141D6CC" id="Textfeld 154" o:spid="_x0000_s1027" type="#_x0000_t202" style="position:absolute;margin-left:0;margin-top:0;width:8in;height:286.5pt;z-index:251675648;visibility:visible;mso-wrap-style:square;mso-width-percent:941;mso-height-percent:363;mso-top-percent:300;mso-wrap-distance-left:9pt;mso-wrap-distance-top:0;mso-wrap-distance-right:9pt;mso-wrap-distance-bottom:0;mso-position-horizontal:center;mso-position-horizontal-relative:page;mso-position-vertical-relative:page;mso-width-percent:941;mso-height-percent:363;mso-top-percent:300;mso-width-relative:page;mso-height-relative:page;v-text-anchor:bottom" o:gfxdata="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" filled="f" stroked="f" strokeweight=".5pt">
+                    <v:textbox inset="126pt,0,54pt,0">
+                      <w:txbxContent>
+                        <w:p>
+                          <w:pPr>
+                            <w:jc w:val="right"/>
+                            <w:rPr>
+                              <w:color w:val="5B9BD5" w:themeColor="accent1"/>
+                              <w:sz w:val="48"/>
+                              <w:szCs w:val="48"/>
+                              <w:lang w:val="en-US"/>
+                            </w:rPr>
+                          </w:pPr>
+                          <w:sdt>
+                            <w:sdtPr>
+                              <w:rPr>
+                                <w:color w:val="5B9BD5" w:themeColor="accent1"/>
+                                <w:sz w:val="48"/>
+                                <w:szCs w:val="48"/>
+                                <w:lang w:val="en-US"/>
+                              </w:rPr>
+                              <w:alias w:val="Titel"/>
+                              <w:tag w:val=""/>
+                              <w:id w:val="630141079"/>
+                              <w:dataBinding w:prefixMappings="xmlns:ns0='http://purl.org/dc/elements/1.1/' xmlns:ns1='http://schemas.openxmlformats.org/package/2006/metadata/core-properties' " w:xpath="/ns1:coreProperties[1]/ns0:title[1]" w:storeItemID="{6C3C8BC8-F283-45AE-878A-BAB7291924A1}"/>
+                              <w:text w:multiLine="1"/>
+                            </w:sdtPr>
+                            <w:sdtContent>
+                              <w:r>
+                                <w:rPr>
+                                  <w:color w:val="5B9BD5" w:themeColor="accent1"/>
+                                  <w:sz w:val="48"/>
+                                  <w:szCs w:val="48"/>
+                                  <w:lang w:val="en-US"/>
+                                </w:rPr>
+                                <w:t>Universal Dialogue System</w:t>
+                              </w:r>
+                            </w:sdtContent>
+                          </w:sdt>
+                        </w:p>
+                        <w:sdt>
+                          <w:sdtPr>
+                            <w:rPr>
+                              <w:color w:val="404040" w:themeColor="text1" w:themeTint="BF"/>
+                              <w:sz w:val="36"/>
+                              <w:szCs w:val="36"/>
+                              <w:lang w:val="en-US"/>
+                            </w:rPr>
+                            <w:alias w:val="Untertitel"/>
+                            <w:tag w:val=""/>
+                            <w:id w:val="1759551507"/>
+                            <w:dataBinding w:prefixMappings="xmlns:ns0='http://purl.org/dc/elements/1.1/' xmlns:ns1='http://schemas.openxmlformats.org/package/2006/metadata/core-properties' " w:xpath="/ns1:coreProperties[1]/ns0:subject[1]" w:storeItemID="{6C3C8BC8-F283-45AE-878A-BAB7291924A1}"/>
+                            <w:text/>
+                          </w:sdtPr>
+                          <w:sdtContent>
+                            <w:p>
+                              <w:pPr>
+                                <w:jc w:val="right"/>
+                                <w:rPr>
+                                  <w:smallCaps/>
+                                  <w:color w:val="404040" w:themeColor="text1" w:themeTint="BF"/>
+                                  <w:sz w:val="36"/>
+                                  <w:szCs w:val="36"/>
+                                  <w:lang w:val="en-US"/>
+                                </w:rPr>
+                              </w:pPr>
+                              <w:r>
+                                <w:rPr>
+                                  <w:color w:val="404040" w:themeColor="text1" w:themeTint="BF"/>
+                                  <w:sz w:val="36"/>
+                                  <w:szCs w:val="36"/>
+                                  <w:lang w:val="en-US"/>
+                                </w:rPr>
+                                <w:t>Graph-based dialogue system for Unity with standalon</w:t>
+                              </w:r>
+                              <w:r>
+                                <w:rPr>
+                                  <w:color w:val="404040" w:themeColor="text1" w:themeTint="BF"/>
+                                  <w:sz w:val="36"/>
+                                  <w:szCs w:val="36"/>
+                                  <w:lang w:val="en-US"/>
+                                </w:rPr>
+                                <w:t xml:space="preserve">e graph editor </w:t>
+                              </w:r>
+                            </w:p>
+                          </w:sdtContent>
+                        </w:sdt>
+                      </w:txbxContent>
+                    </v:textbox>
+                    <w10:wrap type="square" anchorx="page" anchory="page"/>
+                  </v:shape>
+                </w:pict>
+              </mc:Fallback>
+            </mc:AlternateContent>
+          </w:r>
+        </w:p>
+        <w:p>
+          <w:pPr>
+            <w:rPr>
+              <w:sz w:val="28"/>
+              <w:lang w:val="en-US"/>
+            </w:rPr>
+          </w:pPr>
+          <w:r>
+            <w:rPr>
+              <w:noProof/>
+            </w:rPr>
+            <w:drawing>
+              <wp:anchor distT="0" distB="0" distL="114300" distR="114300" simplePos="0" relativeHeight="251679744" behindDoc="0" locked="0" layoutInCell="1" allowOverlap="1" wp14:anchorId="04163F70" wp14:editId="78581E79">
+                <wp:simplePos x="0" y="0"/>
+                <wp:positionH relativeFrom="column">
+                  <wp:posOffset>639445</wp:posOffset>
+                </wp:positionH>
+                <wp:positionV relativeFrom="paragraph">
+                  <wp:posOffset>813435</wp:posOffset>
+                </wp:positionV>
+                <wp:extent cx="4396740" cy="3208379"/>
+                <wp:effectExtent l="0" t="0" r="3810" b="0"/>
+                <wp:wrapNone/>
+                <wp:docPr id="15" name="Grafik 15"/>
+                <wp:cNvGraphicFramePr>
+                  <a:graphicFrameLocks xmlns:a="http://schemas.openxmlformats.org/drawingml/2006/main" noChangeAspect="1"/>
+                </wp:cNvGraphicFramePr>
+                <a:graphic xmlns:a="http://schemas.openxmlformats.org/drawingml/2006/main">
+                  <a:graphicData uri="http://schemas.openxmlformats.org/drawingml/2006/picture">
+                    <pic:pic xmlns:pic="http://schemas.openxmlformats.org/drawingml/2006/picture">
+                      <pic:nvPicPr>
+                        <pic:cNvPr id="0" name="Picture 200"/>
+                        <pic:cNvPicPr>
+                          <a:picLocks noChangeAspect="1" noChangeArrowheads="1"/>
+                        </pic:cNvPicPr>
+                      </pic:nvPicPr>
+                      <pic:blipFill>
+                        <a:blip r:embed="rId11">
+                          <a:extLst>
+                            <a:ext uri="{28A0092B-C50C-407E-A947-70E740481C1C}">
+                              <a14:useLocalDpi xmlns:a14="http://schemas.microsoft.com/office/drawing/2010/main" val="0"/>
+                            </a:ext>
+                          </a:extLst>
+                        </a:blip>
+                        <a:srcRect/>
+                        <a:stretch>
+                          <a:fillRect/>
+                        </a:stretch>
+                      </pic:blipFill>
+                      <pic:spPr bwMode="auto">
+                        <a:xfrm>
+                          <a:off x="0" y="0"/>
+                          <a:ext cx="4396740" cy="3208379"/>
+                        </a:xfrm>
+                        <a:prstGeom prst="rect">
+                          <a:avLst/>
+                        </a:prstGeom>
+                        <a:noFill/>
+                        <a:ln>
+                          <a:noFill/>
+                        </a:ln>
+                      </pic:spPr>
+                    </pic:pic>
+                  </a:graphicData>
+                </a:graphic>
+                <wp14:sizeRelH relativeFrom="page">
+                  <wp14:pctWidth>0</wp14:pctWidth>
+                </wp14:sizeRelH>
+                <wp14:sizeRelV relativeFrom="page">
+                  <wp14:pctHeight>0</wp14:pctHeight>
+                </wp14:sizeRelV>
+              </wp:anchor>
+            </w:drawing>
+          </w:r>
+          <w:r>
+            <w:rPr>
+              <w:sz w:val="28"/>
+              <w:lang w:val="en-US"/>
+            </w:rPr>
+            <w:br w:type="page"/>
+          </w:r>
+        </w:p>
+      </w:sdtContent>
+    </w:sdt>
     <w:sdt>
       <w:sdtPr>
         <w:rPr>
@@ -76,7 +973,7 @@
             </w:rPr>
             <w:fldChar w:fldCharType="separate"/>
           </w:r>
-          <w:hyperlink w:anchor="_Toc79512796" w:history="1">
+          <w:hyperlink w:anchor="_Toc80188637" w:history="1">
             <w:r>
               <w:rPr>
                 <w:rStyle w:val="Hyperlink"/>
@@ -104,7 +1001,7 @@
                 <w:noProof/>
                 <w:webHidden/>
               </w:rPr>
-              <w:instrText xml:space="preserve"> PAGEREF _Toc79512796 \h </w:instrText>
+              <w:instrText xml:space="preserve"> PAGEREF _Toc80188637 \h </w:instrText>
             </w:r>
             <w:r>
               <w:rPr>
@@ -149,7 +1046,7 @@
               <w:lang w:eastAsia="de-DE"/>
             </w:rPr>
           </w:pPr>
-          <w:hyperlink w:anchor="_Toc79512797" w:history="1">
+          <w:hyperlink w:anchor="_Toc80188638" w:history="1">
             <w:r>
               <w:rPr>
                 <w:rStyle w:val="Hyperlink"/>
@@ -194,7 +1091,7 @@
                 <w:noProof/>
                 <w:webHidden/>
               </w:rPr>
-              <w:instrText xml:space="preserve"> PAGEREF _Toc79512797 \h </w:instrText>
+              <w:instrText xml:space="preserve"> PAGEREF _Toc80188638 \h </w:instrText>
             </w:r>
             <w:r>
               <w:rPr>
@@ -239,7 +1136,7 @@
               <w:lang w:eastAsia="de-DE"/>
             </w:rPr>
           </w:pPr>
-          <w:hyperlink w:anchor="_Toc79512798" w:history="1">
+          <w:hyperlink w:anchor="_Toc80188639" w:history="1">
             <w:r>
               <w:rPr>
                 <w:rStyle w:val="Hyperlink"/>
@@ -284,7 +1181,7 @@
                 <w:noProof/>
                 <w:webHidden/>
               </w:rPr>
-              <w:instrText xml:space="preserve"> PAGEREF _Toc79512798 \h </w:instrText>
+              <w:instrText xml:space="preserve"> PAGEREF _Toc80188639 \h </w:instrText>
             </w:r>
             <w:r>
               <w:rPr>
@@ -329,7 +1226,7 @@
               <w:lang w:eastAsia="de-DE"/>
             </w:rPr>
           </w:pPr>
-          <w:hyperlink w:anchor="_Toc79512799" w:history="1">
+          <w:hyperlink w:anchor="_Toc80188640" w:history="1">
             <w:r>
               <w:rPr>
                 <w:rStyle w:val="Hyperlink"/>
@@ -374,7 +1271,7 @@
                 <w:noProof/>
                 <w:webHidden/>
               </w:rPr>
-              <w:instrText xml:space="preserve"> PAGEREF _Toc79512799 \h </w:instrText>
+              <w:instrText xml:space="preserve"> PAGEREF _Toc80188640 \h </w:instrText>
             </w:r>
             <w:r>
               <w:rPr>
@@ -419,7 +1316,7 @@
               <w:lang w:eastAsia="de-DE"/>
             </w:rPr>
           </w:pPr>
-          <w:hyperlink w:anchor="_Toc79512800" w:history="1">
+          <w:hyperlink w:anchor="_Toc80188641" w:history="1">
             <w:r>
               <w:rPr>
                 <w:rStyle w:val="Hyperlink"/>
@@ -464,7 +1361,7 @@
                 <w:noProof/>
                 <w:webHidden/>
               </w:rPr>
-              <w:instrText xml:space="preserve"> PAGEREF _Toc79512800 \h </w:instrText>
+              <w:instrText xml:space="preserve"> PAGEREF _Toc80188641 \h </w:instrText>
             </w:r>
             <w:r>
               <w:rPr>
@@ -509,7 +1406,7 @@
               <w:lang w:eastAsia="de-DE"/>
             </w:rPr>
           </w:pPr>
-          <w:hyperlink w:anchor="_Toc79512801" w:history="1">
+          <w:hyperlink w:anchor="_Toc80188642" w:history="1">
             <w:r>
               <w:rPr>
                 <w:rStyle w:val="Hyperlink"/>
@@ -554,7 +1451,7 @@
                 <w:noProof/>
                 <w:webHidden/>
               </w:rPr>
-              <w:instrText xml:space="preserve"> PAGEREF _Toc79512801 \h </w:instrText>
+              <w:instrText xml:space="preserve"> PAGEREF _Toc80188642 \h </w:instrText>
             </w:r>
             <w:r>
               <w:rPr>
@@ -599,7 +1496,7 @@
               <w:lang w:eastAsia="de-DE"/>
             </w:rPr>
           </w:pPr>
-          <w:hyperlink w:anchor="_Toc79512802" w:history="1">
+          <w:hyperlink w:anchor="_Toc80188643" w:history="1">
             <w:r>
               <w:rPr>
                 <w:rStyle w:val="Hyperlink"/>
@@ -644,7 +1541,7 @@
                 <w:noProof/>
                 <w:webHidden/>
               </w:rPr>
-              <w:instrText xml:space="preserve"> PAGEREF _Toc79512802 \h </w:instrText>
+              <w:instrText xml:space="preserve"> PAGEREF _Toc80188643 \h </w:instrText>
             </w:r>
             <w:r>
               <w:rPr>
@@ -689,7 +1586,7 @@
               <w:lang w:eastAsia="de-DE"/>
             </w:rPr>
           </w:pPr>
-          <w:hyperlink w:anchor="_Toc79512803" w:history="1">
+          <w:hyperlink w:anchor="_Toc80188644" w:history="1">
             <w:r>
               <w:rPr>
                 <w:rStyle w:val="Hyperlink"/>
@@ -734,7 +1631,7 @@
                 <w:noProof/>
                 <w:webHidden/>
               </w:rPr>
-              <w:instrText xml:space="preserve"> PAGEREF _Toc79512803 \h </w:instrText>
+              <w:instrText xml:space="preserve"> PAGEREF _Toc80188644 \h </w:instrText>
             </w:r>
             <w:r>
               <w:rPr>
@@ -779,7 +1676,7 @@
               <w:lang w:eastAsia="de-DE"/>
             </w:rPr>
           </w:pPr>
-          <w:hyperlink w:anchor="_Toc79512804" w:history="1">
+          <w:hyperlink w:anchor="_Toc80188645" w:history="1">
             <w:r>
               <w:rPr>
                 <w:rStyle w:val="Hyperlink"/>
@@ -824,7 +1721,7 @@
                 <w:noProof/>
                 <w:webHidden/>
               </w:rPr>
-              <w:instrText xml:space="preserve"> PAGEREF _Toc79512804 \h </w:instrText>
+              <w:instrText xml:space="preserve"> PAGEREF _Toc80188645 \h </w:instrText>
             </w:r>
             <w:r>
               <w:rPr>
@@ -869,7 +1766,7 @@
               <w:lang w:eastAsia="de-DE"/>
             </w:rPr>
           </w:pPr>
-          <w:hyperlink w:anchor="_Toc79512805" w:history="1">
+          <w:hyperlink w:anchor="_Toc80188646" w:history="1">
             <w:r>
               <w:rPr>
                 <w:rStyle w:val="Hyperlink"/>
@@ -914,7 +1811,7 @@
                 <w:noProof/>
                 <w:webHidden/>
               </w:rPr>
-              <w:instrText xml:space="preserve"> PAGEREF _Toc79512805 \h </w:instrText>
+              <w:instrText xml:space="preserve"> PAGEREF _Toc80188646 \h </w:instrText>
             </w:r>
             <w:r>
               <w:rPr>
@@ -959,7 +1856,7 @@
               <w:lang w:eastAsia="de-DE"/>
             </w:rPr>
           </w:pPr>
-          <w:hyperlink w:anchor="_Toc79512806" w:history="1">
+          <w:hyperlink w:anchor="_Toc80188647" w:history="1">
             <w:r>
               <w:rPr>
                 <w:rStyle w:val="Hyperlink"/>
@@ -1004,7 +1901,7 @@
                 <w:noProof/>
                 <w:webHidden/>
               </w:rPr>
-              <w:instrText xml:space="preserve"> PAGEREF _Toc79512806 \h </w:instrText>
+              <w:instrText xml:space="preserve"> PAGEREF _Toc80188647 \h </w:instrText>
             </w:r>
             <w:r>
               <w:rPr>
@@ -1049,7 +1946,7 @@
               <w:lang w:eastAsia="de-DE"/>
             </w:rPr>
           </w:pPr>
-          <w:hyperlink w:anchor="_Toc79512807" w:history="1">
+          <w:hyperlink w:anchor="_Toc80188648" w:history="1">
             <w:r>
               <w:rPr>
                 <w:rStyle w:val="Hyperlink"/>
@@ -1094,7 +1991,7 @@
                 <w:noProof/>
                 <w:webHidden/>
               </w:rPr>
-              <w:instrText xml:space="preserve"> PAGEREF _Toc79512807 \h </w:instrText>
+              <w:instrText xml:space="preserve"> PAGEREF _Toc80188648 \h </w:instrText>
             </w:r>
             <w:r>
               <w:rPr>
@@ -1139,7 +2036,7 @@
               <w:lang w:eastAsia="de-DE"/>
             </w:rPr>
           </w:pPr>
-          <w:hyperlink w:anchor="_Toc79512808" w:history="1">
+          <w:hyperlink w:anchor="_Toc80188649" w:history="1">
             <w:r>
               <w:rPr>
                 <w:rStyle w:val="Hyperlink"/>
@@ -1184,7 +2081,7 @@
                 <w:noProof/>
                 <w:webHidden/>
               </w:rPr>
-              <w:instrText xml:space="preserve"> PAGEREF _Toc79512808 \h </w:instrText>
+              <w:instrText xml:space="preserve"> PAGEREF _Toc80188649 \h </w:instrText>
             </w:r>
             <w:r>
               <w:rPr>
@@ -1229,7 +2126,7 @@
               <w:lang w:eastAsia="de-DE"/>
             </w:rPr>
           </w:pPr>
-          <w:hyperlink w:anchor="_Toc79512809" w:history="1">
+          <w:hyperlink w:anchor="_Toc80188650" w:history="1">
             <w:r>
               <w:rPr>
                 <w:rStyle w:val="Hyperlink"/>
@@ -1274,7 +2171,7 @@
                 <w:noProof/>
                 <w:webHidden/>
               </w:rPr>
-              <w:instrText xml:space="preserve"> PAGEREF _Toc79512809 \h </w:instrText>
+              <w:instrText xml:space="preserve"> PAGEREF _Toc80188650 \h </w:instrText>
             </w:r>
             <w:r>
               <w:rPr>
@@ -1319,7 +2216,7 @@
               <w:lang w:eastAsia="de-DE"/>
             </w:rPr>
           </w:pPr>
-          <w:hyperlink w:anchor="_Toc79512810" w:history="1">
+          <w:hyperlink w:anchor="_Toc80188651" w:history="1">
             <w:r>
               <w:rPr>
                 <w:rStyle w:val="Hyperlink"/>
@@ -1364,7 +2261,7 @@
                 <w:noProof/>
                 <w:webHidden/>
               </w:rPr>
-              <w:instrText xml:space="preserve"> PAGEREF _Toc79512810 \h </w:instrText>
+              <w:instrText xml:space="preserve"> PAGEREF _Toc80188651 \h </w:instrText>
             </w:r>
             <w:r>
               <w:rPr>
@@ -1409,7 +2306,7 @@
               <w:lang w:eastAsia="de-DE"/>
             </w:rPr>
           </w:pPr>
-          <w:hyperlink w:anchor="_Toc79512811" w:history="1">
+          <w:hyperlink w:anchor="_Toc80188652" w:history="1">
             <w:r>
               <w:rPr>
                 <w:rStyle w:val="Hyperlink"/>
@@ -1454,7 +2351,7 @@
                 <w:noProof/>
                 <w:webHidden/>
               </w:rPr>
-              <w:instrText xml:space="preserve"> PAGEREF _Toc79512811 \h </w:instrText>
+              <w:instrText xml:space="preserve"> PAGEREF _Toc80188652 \h </w:instrText>
             </w:r>
             <w:r>
               <w:rPr>
@@ -1499,7 +2396,7 @@
               <w:lang w:eastAsia="de-DE"/>
             </w:rPr>
           </w:pPr>
-          <w:hyperlink w:anchor="_Toc79512812" w:history="1">
+          <w:hyperlink w:anchor="_Toc80188653" w:history="1">
             <w:r>
               <w:rPr>
                 <w:rStyle w:val="Hyperlink"/>
@@ -1544,7 +2441,7 @@
                 <w:noProof/>
                 <w:webHidden/>
               </w:rPr>
-              <w:instrText xml:space="preserve"> PAGEREF _Toc79512812 \h </w:instrText>
+              <w:instrText xml:space="preserve"> PAGEREF _Toc80188653 \h </w:instrText>
             </w:r>
             <w:r>
               <w:rPr>
@@ -1577,9 +2474,9 @@
         </w:p>
         <w:p>
           <w:pPr>
-            <w:pStyle w:val="Verzeichnis1"/>
+            <w:pStyle w:val="Verzeichnis2"/>
             <w:tabs>
-              <w:tab w:val="left" w:pos="660"/>
+              <w:tab w:val="left" w:pos="1100"/>
               <w:tab w:val="right" w:leader="dot" w:pos="9062"/>
             </w:tabs>
             <w:rPr>
@@ -1589,7 +2486,7 @@
               <w:lang w:eastAsia="de-DE"/>
             </w:rPr>
           </w:pPr>
-          <w:hyperlink w:anchor="_Toc79512813" w:history="1">
+          <w:hyperlink w:anchor="_Toc80188654" w:history="1">
             <w:r>
               <w:rPr>
                 <w:rStyle w:val="Hyperlink"/>
@@ -1634,7 +2531,7 @@
                 <w:noProof/>
                 <w:webHidden/>
               </w:rPr>
-              <w:instrText xml:space="preserve"> PAGEREF _Toc79512813 \h </w:instrText>
+              <w:instrText xml:space="preserve"> PAGEREF _Toc80188654 \h </w:instrText>
             </w:r>
             <w:r>
               <w:rPr>
@@ -1679,7 +2576,7 @@
               <w:lang w:eastAsia="de-DE"/>
             </w:rPr>
           </w:pPr>
-          <w:hyperlink w:anchor="_Toc79512814" w:history="1">
+          <w:hyperlink w:anchor="_Toc80188655" w:history="1">
             <w:r>
               <w:rPr>
                 <w:rStyle w:val="Hyperlink"/>
@@ -1724,7 +2621,7 @@
                 <w:noProof/>
                 <w:webHidden/>
               </w:rPr>
-              <w:instrText xml:space="preserve"> PAGEREF _Toc79512814 \h </w:instrText>
+              <w:instrText xml:space="preserve"> PAGEREF _Toc80188655 \h </w:instrText>
             </w:r>
             <w:r>
               <w:rPr>
@@ -1769,7 +2666,7 @@
               <w:lang w:eastAsia="de-DE"/>
             </w:rPr>
           </w:pPr>
-          <w:hyperlink w:anchor="_Toc79512815" w:history="1">
+          <w:hyperlink w:anchor="_Toc80188656" w:history="1">
             <w:r>
               <w:rPr>
                 <w:rStyle w:val="Hyperlink"/>
@@ -1814,7 +2711,7 @@
                 <w:noProof/>
                 <w:webHidden/>
               </w:rPr>
-              <w:instrText xml:space="preserve"> PAGEREF _Toc79512815 \h </w:instrText>
+              <w:instrText xml:space="preserve"> PAGEREF _Toc80188656 \h </w:instrText>
             </w:r>
             <w:r>
               <w:rPr>
@@ -1859,7 +2756,7 @@
               <w:lang w:eastAsia="de-DE"/>
             </w:rPr>
           </w:pPr>
-          <w:hyperlink w:anchor="_Toc79512816" w:history="1">
+          <w:hyperlink w:anchor="_Toc80188657" w:history="1">
             <w:r>
               <w:rPr>
                 <w:rStyle w:val="Hyperlink"/>
@@ -1904,7 +2801,7 @@
                 <w:noProof/>
                 <w:webHidden/>
               </w:rPr>
-              <w:instrText xml:space="preserve"> PAGEREF _Toc79512816 \h </w:instrText>
+              <w:instrText xml:space="preserve"> PAGEREF _Toc80188657 \h </w:instrText>
             </w:r>
             <w:r>
               <w:rPr>
@@ -1949,7 +2846,7 @@
               <w:lang w:eastAsia="de-DE"/>
             </w:rPr>
           </w:pPr>
-          <w:hyperlink w:anchor="_Toc79512817" w:history="1">
+          <w:hyperlink w:anchor="_Toc80188658" w:history="1">
             <w:r>
               <w:rPr>
                 <w:rStyle w:val="Hyperlink"/>
@@ -1994,7 +2891,7 @@
                 <w:noProof/>
                 <w:webHidden/>
               </w:rPr>
-              <w:instrText xml:space="preserve"> PAGEREF _Toc79512817 \h </w:instrText>
+              <w:instrText xml:space="preserve"> PAGEREF _Toc80188658 \h </w:instrText>
             </w:r>
             <w:r>
               <w:rPr>
@@ -2039,7 +2936,7 @@
               <w:lang w:eastAsia="de-DE"/>
             </w:rPr>
           </w:pPr>
-          <w:hyperlink w:anchor="_Toc79512818" w:history="1">
+          <w:hyperlink w:anchor="_Toc80188659" w:history="1">
             <w:r>
               <w:rPr>
                 <w:rStyle w:val="Hyperlink"/>
@@ -2084,7 +2981,7 @@
                 <w:noProof/>
                 <w:webHidden/>
               </w:rPr>
-              <w:instrText xml:space="preserve"> PAGEREF _Toc79512818 \h </w:instrText>
+              <w:instrText xml:space="preserve"> PAGEREF _Toc80188659 \h </w:instrText>
             </w:r>
             <w:r>
               <w:rPr>
@@ -2129,7 +3026,7 @@
               <w:lang w:eastAsia="de-DE"/>
             </w:rPr>
           </w:pPr>
-          <w:hyperlink w:anchor="_Toc79512819" w:history="1">
+          <w:hyperlink w:anchor="_Toc80188660" w:history="1">
             <w:r>
               <w:rPr>
                 <w:rStyle w:val="Hyperlink"/>
@@ -2174,7 +3071,7 @@
                 <w:noProof/>
                 <w:webHidden/>
               </w:rPr>
-              <w:instrText xml:space="preserve"> PAGEREF _Toc79512819 \h </w:instrText>
+              <w:instrText xml:space="preserve"> PAGEREF _Toc80188660 \h </w:instrText>
             </w:r>
             <w:r>
               <w:rPr>
@@ -2219,7 +3116,7 @@
               <w:lang w:eastAsia="de-DE"/>
             </w:rPr>
           </w:pPr>
-          <w:hyperlink w:anchor="_Toc79512820" w:history="1">
+          <w:hyperlink w:anchor="_Toc80188661" w:history="1">
             <w:r>
               <w:rPr>
                 <w:rStyle w:val="Hyperlink"/>
@@ -2264,7 +3161,7 @@
                 <w:noProof/>
                 <w:webHidden/>
               </w:rPr>
-              <w:instrText xml:space="preserve"> PAGEREF _Toc79512820 \h </w:instrText>
+              <w:instrText xml:space="preserve"> PAGEREF _Toc80188661 \h </w:instrText>
             </w:r>
             <w:r>
               <w:rPr>
@@ -2309,7 +3206,7 @@
               <w:lang w:eastAsia="de-DE"/>
             </w:rPr>
           </w:pPr>
-          <w:hyperlink w:anchor="_Toc79512821" w:history="1">
+          <w:hyperlink w:anchor="_Toc80188662" w:history="1">
             <w:r>
               <w:rPr>
                 <w:rStyle w:val="Hyperlink"/>
@@ -2354,7 +3251,7 @@
                 <w:noProof/>
                 <w:webHidden/>
               </w:rPr>
-              <w:instrText xml:space="preserve"> PAGEREF _Toc79512821 \h </w:instrText>
+              <w:instrText xml:space="preserve"> PAGEREF _Toc80188662 \h </w:instrText>
             </w:r>
             <w:r>
               <w:rPr>
@@ -2375,6 +3272,96 @@
                 <w:webHidden/>
               </w:rPr>
               <w:t>33</w:t>
+            </w:r>
+            <w:r>
+              <w:rPr>
+                <w:noProof/>
+                <w:webHidden/>
+              </w:rPr>
+              <w:fldChar w:fldCharType="end"/>
+            </w:r>
+          </w:hyperlink>
+        </w:p>
+        <w:p>
+          <w:pPr>
+            <w:pStyle w:val="Verzeichnis1"/>
+            <w:tabs>
+              <w:tab w:val="left" w:pos="440"/>
+              <w:tab w:val="right" w:leader="dot" w:pos="9062"/>
+            </w:tabs>
+            <w:rPr>
+              <w:rFonts w:asciiTheme="minorHAnsi" w:eastAsiaTheme="minorEastAsia" w:hAnsiTheme="minorHAnsi"/>
+              <w:noProof/>
+              <w:sz w:val="22"/>
+              <w:lang w:eastAsia="de-DE"/>
+            </w:rPr>
+          </w:pPr>
+          <w:hyperlink w:anchor="_Toc80188663" w:history="1">
+            <w:r>
+              <w:rPr>
+                <w:rStyle w:val="Hyperlink"/>
+                <w:noProof/>
+                <w:lang w:val="en-US"/>
+              </w:rPr>
+              <w:t>8.</w:t>
+            </w:r>
+            <w:r>
+              <w:rPr>
+                <w:rFonts w:asciiTheme="minorHAnsi" w:eastAsiaTheme="minorEastAsia" w:hAnsiTheme="minorHAnsi"/>
+                <w:noProof/>
+                <w:sz w:val="22"/>
+                <w:lang w:eastAsia="de-DE"/>
+              </w:rPr>
+              <w:tab/>
+            </w:r>
+            <w:r>
+              <w:rPr>
+                <w:rStyle w:val="Hyperlink"/>
+                <w:noProof/>
+                <w:lang w:val="en-US"/>
+              </w:rPr>
+              <w:t>Contact, Imprint, and Acknowledgements</w:t>
+            </w:r>
+            <w:r>
+              <w:rPr>
+                <w:noProof/>
+                <w:webHidden/>
+              </w:rPr>
+              <w:tab/>
+            </w:r>
+            <w:r>
+              <w:rPr>
+                <w:noProof/>
+                <w:webHidden/>
+              </w:rPr>
+              <w:fldChar w:fldCharType="begin"/>
+            </w:r>
+            <w:r>
+              <w:rPr>
+                <w:noProof/>
+                <w:webHidden/>
+              </w:rPr>
+              <w:instrText xml:space="preserve"> PAGEREF _Toc80188663 \h </w:instrText>
+            </w:r>
+            <w:r>
+              <w:rPr>
+                <w:noProof/>
+                <w:webHidden/>
+              </w:rPr>
+            </w:r>
+            <w:r>
+              <w:rPr>
+                <w:noProof/>
+                <w:webHidden/>
+              </w:rPr>
+              <w:fldChar w:fldCharType="separate"/>
+            </w:r>
+            <w:r>
+              <w:rPr>
+                <w:noProof/>
+                <w:webHidden/>
+              </w:rPr>
+              <w:t>34</w:t>
             </w:r>
             <w:r>
               <w:rPr>
@@ -2428,7 +3415,7 @@
           <w:lang w:val="en-US"/>
         </w:rPr>
       </w:pPr>
-      <w:bookmarkStart w:id="0" w:name="_Toc79512796"/>
+      <w:bookmarkStart w:id="0" w:name="_Toc80188637"/>
       <w:r>
         <w:rPr>
           <w:lang w:val="en-US"/>
@@ -2481,7 +3468,7 @@
         </w:rPr>
         <w:fldChar w:fldCharType="separate"/>
       </w:r>
-      <w:hyperlink w:anchor="_Toc79509976" w:history="1">
+      <w:hyperlink w:anchor="_Toc80188664" w:history="1">
         <w:r>
           <w:rPr>
             <w:rStyle w:val="Hyperlink"/>
@@ -2509,7 +3496,7 @@
             <w:noProof/>
             <w:webHidden/>
           </w:rPr>
-          <w:instrText xml:space="preserve"> PAGEREF _Toc79509976 \h </w:instrText>
+          <w:instrText xml:space="preserve"> PAGEREF _Toc80188664 \h </w:instrText>
         </w:r>
         <w:r>
           <w:rPr>
@@ -2553,7 +3540,7 @@
           <w:lang w:eastAsia="de-DE"/>
         </w:rPr>
       </w:pPr>
-      <w:hyperlink w:anchor="_Toc79509977" w:history="1">
+      <w:hyperlink w:anchor="_Toc80188665" w:history="1">
         <w:r>
           <w:rPr>
             <w:rStyle w:val="Hyperlink"/>
@@ -2581,7 +3568,7 @@
             <w:noProof/>
             <w:webHidden/>
           </w:rPr>
-          <w:instrText xml:space="preserve"> PAGEREF _Toc79509977 \h </w:instrText>
+          <w:instrText xml:space="preserve"> PAGEREF _Toc80188665 \h </w:instrText>
         </w:r>
         <w:r>
           <w:rPr>
@@ -2625,7 +3612,7 @@
           <w:lang w:eastAsia="de-DE"/>
         </w:rPr>
       </w:pPr>
-      <w:hyperlink w:anchor="_Toc79509978" w:history="1">
+      <w:hyperlink w:anchor="_Toc80188666" w:history="1">
         <w:r>
           <w:rPr>
             <w:rStyle w:val="Hyperlink"/>
@@ -2653,7 +3640,7 @@
             <w:noProof/>
             <w:webHidden/>
           </w:rPr>
-          <w:instrText xml:space="preserve"> PAGEREF _Toc79509978 \h </w:instrText>
+          <w:instrText xml:space="preserve"> PAGEREF _Toc80188666 \h </w:instrText>
         </w:r>
         <w:r>
           <w:rPr>
@@ -2697,7 +3684,7 @@
           <w:lang w:eastAsia="de-DE"/>
         </w:rPr>
       </w:pPr>
-      <w:hyperlink w:anchor="_Toc79509979" w:history="1">
+      <w:hyperlink w:anchor="_Toc80188667" w:history="1">
         <w:r>
           <w:rPr>
             <w:rStyle w:val="Hyperlink"/>
@@ -2725,7 +3712,7 @@
             <w:noProof/>
             <w:webHidden/>
           </w:rPr>
-          <w:instrText xml:space="preserve"> PAGEREF _Toc79509979 \h </w:instrText>
+          <w:instrText xml:space="preserve"> PAGEREF _Toc80188667 \h </w:instrText>
         </w:r>
         <w:r>
           <w:rPr>
@@ -2769,7 +3756,7 @@
           <w:lang w:eastAsia="de-DE"/>
         </w:rPr>
       </w:pPr>
-      <w:hyperlink w:anchor="_Toc79509980" w:history="1">
+      <w:hyperlink w:anchor="_Toc80188668" w:history="1">
         <w:r>
           <w:rPr>
             <w:rStyle w:val="Hyperlink"/>
@@ -2797,7 +3784,7 @@
             <w:noProof/>
             <w:webHidden/>
           </w:rPr>
-          <w:instrText xml:space="preserve"> PAGEREF _Toc79509980 \h </w:instrText>
+          <w:instrText xml:space="preserve"> PAGEREF _Toc80188668 \h </w:instrText>
         </w:r>
         <w:r>
           <w:rPr>
@@ -2841,7 +3828,7 @@
           <w:lang w:eastAsia="de-DE"/>
         </w:rPr>
       </w:pPr>
-      <w:hyperlink w:anchor="_Toc79509981" w:history="1">
+      <w:hyperlink w:anchor="_Toc80188669" w:history="1">
         <w:r>
           <w:rPr>
             <w:rStyle w:val="Hyperlink"/>
@@ -2869,7 +3856,7 @@
             <w:noProof/>
             <w:webHidden/>
           </w:rPr>
-          <w:instrText xml:space="preserve"> PAGEREF _Toc79509981 \h </w:instrText>
+          <w:instrText xml:space="preserve"> PAGEREF _Toc80188669 \h </w:instrText>
         </w:r>
         <w:r>
           <w:rPr>
@@ -2913,7 +3900,7 @@
           <w:lang w:eastAsia="de-DE"/>
         </w:rPr>
       </w:pPr>
-      <w:hyperlink w:anchor="_Toc79509982" w:history="1">
+      <w:hyperlink w:anchor="_Toc80188670" w:history="1">
         <w:r>
           <w:rPr>
             <w:rStyle w:val="Hyperlink"/>
@@ -2941,7 +3928,7 @@
             <w:noProof/>
             <w:webHidden/>
           </w:rPr>
-          <w:instrText xml:space="preserve"> PAGEREF _Toc79509982 \h </w:instrText>
+          <w:instrText xml:space="preserve"> PAGEREF _Toc80188670 \h </w:instrText>
         </w:r>
         <w:r>
           <w:rPr>
@@ -3018,7 +4005,7 @@
           <w:lang w:val="en-US"/>
         </w:rPr>
       </w:pPr>
-      <w:bookmarkStart w:id="1" w:name="_Toc79512797"/>
+      <w:bookmarkStart w:id="1" w:name="_Toc80188638"/>
       <w:r>
         <w:rPr>
           <w:lang w:val="en-US"/>
@@ -3035,21 +4022,23 @@
           <w:lang w:val="en-US"/>
         </w:rPr>
       </w:pPr>
+      <w:proofErr w:type="gramStart"/>
       <w:r>
         <w:rPr>
           <w:i/>
           <w:iCs/>
           <w:lang w:val="en-US"/>
         </w:rPr>
-        <w:t xml:space="preserve">First of all, thank you for buying and using the Universal </w:t>
-      </w:r>
+        <w:t>First of all</w:t>
+      </w:r>
+      <w:proofErr w:type="gramEnd"/>
       <w:r>
         <w:rPr>
           <w:i/>
           <w:iCs/>
           <w:lang w:val="en-US"/>
         </w:rPr>
-        <w:t>Dialogue</w:t>
+        <w:t xml:space="preserve">, thank you for buying and using the Universal </w:t>
       </w:r>
       <w:r>
         <w:rPr>
@@ -3057,7 +4046,7 @@
           <w:iCs/>
           <w:lang w:val="en-US"/>
         </w:rPr>
-        <w:t xml:space="preserve"> System for Unity</w:t>
+        <w:t>Dialogue</w:t>
       </w:r>
       <w:r>
         <w:rPr>
@@ -3065,7 +4054,7 @@
           <w:iCs/>
           <w:lang w:val="en-US"/>
         </w:rPr>
-        <w:t xml:space="preserve"> by Benedikt Wille</w:t>
+        <w:t xml:space="preserve"> System for Unity</w:t>
       </w:r>
       <w:r>
         <w:rPr>
@@ -3073,6 +4062,14 @@
           <w:iCs/>
           <w:lang w:val="en-US"/>
         </w:rPr>
+        <w:t xml:space="preserve"> by Benedikt Wille</w:t>
+      </w:r>
+      <w:r>
+        <w:rPr>
+          <w:i/>
+          <w:iCs/>
+          <w:lang w:val="en-US"/>
+        </w:rPr>
         <w:t xml:space="preserve">. </w:t>
       </w:r>
     </w:p>
@@ -3207,7 +4204,14 @@
         <w:rPr>
           <w:lang w:val="en-US"/>
         </w:rPr>
-        <w:t>s, the UDS comes with a</w:t>
+        <w:t xml:space="preserve">s, the UDS comes with </w:t>
+      </w:r>
+      <w:proofErr w:type="gramStart"/>
+      <w:r>
+        <w:rPr>
+          <w:lang w:val="en-US"/>
+        </w:rPr>
+        <w:t>a</w:t>
       </w:r>
       <w:r>
         <w:rPr>
@@ -3215,6 +4219,7 @@
         </w:rPr>
         <w:t>n</w:t>
       </w:r>
+      <w:proofErr w:type="gramEnd"/>
       <w:r>
         <w:rPr>
           <w:lang w:val="en-US"/>
@@ -3255,13 +4260,34 @@
         <w:rPr>
           <w:lang w:val="en-US"/>
         </w:rPr>
-        <w:t xml:space="preserve"> ingame you use the</w:t>
-      </w:r>
-      <w:r>
-        <w:rPr>
-          <w:lang w:val="en-US"/>
-        </w:rPr>
-        <w:t xml:space="preserve"> UDS</w:t>
+        <w:t xml:space="preserve"> </w:t>
+      </w:r>
+      <w:proofErr w:type="spellStart"/>
+      <w:r>
+        <w:rPr>
+          <w:lang w:val="en-US"/>
+        </w:rPr>
+        <w:t>ingame</w:t>
+      </w:r>
+      <w:proofErr w:type="spellEnd"/>
+      <w:r>
+        <w:rPr>
+          <w:lang w:val="en-US"/>
+        </w:rPr>
+        <w:t xml:space="preserve"> you use the</w:t>
+      </w:r>
+      <w:r>
+        <w:rPr>
+          <w:lang w:val="en-US"/>
+        </w:rPr>
+        <w:t xml:space="preserve"> </w:t>
+      </w:r>
+      <w:proofErr w:type="spellStart"/>
+      <w:r>
+        <w:rPr>
+          <w:lang w:val="en-US"/>
+        </w:rPr>
+        <w:t>UDS</w:t>
       </w:r>
       <w:r>
         <w:rPr>
@@ -3275,6 +4301,7 @@
         </w:rPr>
         <w:t>Manager</w:t>
       </w:r>
+      <w:proofErr w:type="spellEnd"/>
       <w:r>
         <w:rPr>
           <w:lang w:val="en-US"/>
@@ -3339,7 +4366,21 @@
         <w:rPr>
           <w:lang w:val="en-US"/>
         </w:rPr>
-        <w:t>, responding to user input (e.g. answers) on desktop</w:t>
+        <w:t>, responding to user input (</w:t>
+      </w:r>
+      <w:proofErr w:type="gramStart"/>
+      <w:r>
+        <w:rPr>
+          <w:lang w:val="en-US"/>
+        </w:rPr>
+        <w:t>e.g.</w:t>
+      </w:r>
+      <w:proofErr w:type="gramEnd"/>
+      <w:r>
+        <w:rPr>
+          <w:lang w:val="en-US"/>
+        </w:rPr>
+        <w:t xml:space="preserve"> answers) on desktop</w:t>
       </w:r>
       <w:r>
         <w:rPr>
@@ -3387,7 +4428,104 @@
         <w:rPr>
           <w:lang w:val="en-US"/>
         </w:rPr>
-        <w:t>Unity’s MonoBehaviours and messages (Start, OnTriggerEnter, …) work.</w:t>
+        <w:t xml:space="preserve">Unity’s </w:t>
+      </w:r>
+      <w:proofErr w:type="spellStart"/>
+      <w:r>
+        <w:rPr>
+          <w:lang w:val="en-US"/>
+        </w:rPr>
+        <w:t>MonoBehaviours</w:t>
+      </w:r>
+      <w:proofErr w:type="spellEnd"/>
+      <w:r>
+        <w:rPr>
+          <w:lang w:val="en-US"/>
+        </w:rPr>
+        <w:t xml:space="preserve"> and messages (Start, </w:t>
+      </w:r>
+      <w:proofErr w:type="spellStart"/>
+      <w:r>
+        <w:rPr>
+          <w:lang w:val="en-US"/>
+        </w:rPr>
+        <w:t>OnTriggerEnter</w:t>
+      </w:r>
+      <w:proofErr w:type="spellEnd"/>
+      <w:r>
+        <w:rPr>
+          <w:lang w:val="en-US"/>
+        </w:rPr>
+        <w:t>, …) work.</w:t>
+      </w:r>
+    </w:p>
+    <w:p>
+      <w:pPr>
+        <w:rPr>
+          <w:lang w:val="en-US"/>
+        </w:rPr>
+      </w:pPr>
+      <w:r>
+        <w:rPr>
+          <w:lang w:val="en-US"/>
+        </w:rPr>
+        <w:t xml:space="preserve">The UDS was originally developed as part of the 2D indie game project </w:t>
+      </w:r>
+      <w:r>
+        <w:rPr>
+          <w:i/>
+          <w:iCs/>
+          <w:lang w:val="en-US"/>
+        </w:rPr>
+        <w:t>Chronicles of Time</w:t>
+      </w:r>
+      <w:r>
+        <w:rPr>
+          <w:lang w:val="en-US"/>
+        </w:rPr>
+        <w:t xml:space="preserve"> but became “its own thing” as it started to grow. Although its roots lie in said 2D top-down/Zelda-like genre, it can be used universally across a wide range of projects</w:t>
+      </w:r>
+      <w:r>
+        <w:rPr>
+          <w:lang w:val="en-US"/>
+        </w:rPr>
+        <w:t xml:space="preserve"> </w:t>
+      </w:r>
+      <w:r>
+        <w:rPr>
+          <w:lang w:val="en-US"/>
+        </w:rPr>
+        <w:t>with few limitations.</w:t>
+      </w:r>
+      <w:r>
+        <w:rPr>
+          <w:lang w:val="en-US"/>
+        </w:rPr>
+        <w:t xml:space="preserve"> </w:t>
+      </w:r>
+      <w:r>
+        <w:rPr>
+          <w:lang w:val="en-US"/>
+        </w:rPr>
+        <w:t>The UDS and the UDS Dialogue Editor are still being actively used by me and will receive updates and extensions in the future.</w:t>
+      </w:r>
+      <w:r>
+        <w:rPr>
+          <w:lang w:val="en-US"/>
+        </w:rPr>
+        <w:t xml:space="preserve"> For more info, see 7. </w:t>
+      </w:r>
+      <w:r>
+        <w:rPr>
+          <w:lang w:val="en-US"/>
+        </w:rPr>
+        <w:t>What’s coming + What the UDS can’t do + Known issues</w:t>
+      </w:r>
+      <w:r>
+        <w:rPr>
+          <w:lang w:val="en-US"/>
+        </w:rPr>
+        <w:t>.</w:t>
       </w:r>
     </w:p>
     <w:p>
@@ -3535,7 +4673,7 @@
           <w:lang w:val="en-US"/>
         </w:rPr>
       </w:pPr>
-      <w:bookmarkStart w:id="2" w:name="_Toc79512798"/>
+      <w:bookmarkStart w:id="2" w:name="_Toc80188639"/>
       <w:r>
         <w:rPr>
           <w:lang w:val="en-US"/>
@@ -3580,7 +4718,7 @@
           <w:lang w:val="en-US"/>
         </w:rPr>
       </w:pPr>
-      <w:bookmarkStart w:id="3" w:name="_Toc79512799"/>
+      <w:bookmarkStart w:id="3" w:name="_Toc80188640"/>
       <w:r>
         <w:rPr>
           <w:lang w:val="en-US"/>
@@ -3709,7 +4847,21 @@
         <w:rPr>
           <w:lang w:val="en-US"/>
         </w:rPr>
-        <w:t>s are being stored as JSON files with the “.uds</w:t>
+        <w:t xml:space="preserve">s are being stored as JSON files with the </w:t>
+      </w:r>
+      <w:proofErr w:type="gramStart"/>
+      <w:r>
+        <w:rPr>
+          <w:lang w:val="en-US"/>
+        </w:rPr>
+        <w:t>“.</w:t>
+      </w:r>
+      <w:proofErr w:type="spellStart"/>
+      <w:r>
+        <w:rPr>
+          <w:lang w:val="en-US"/>
+        </w:rPr>
+        <w:t>uds</w:t>
       </w:r>
       <w:r>
         <w:rPr>
@@ -3721,7 +4873,15 @@
         <w:rPr>
           <w:lang w:val="en-US"/>
         </w:rPr>
-        <w:t>.json” extension. They are being loaded into your project via Unity’s Resources folder.</w:t>
+        <w:t>.json</w:t>
+      </w:r>
+      <w:proofErr w:type="spellEnd"/>
+      <w:proofErr w:type="gramEnd"/>
+      <w:r>
+        <w:rPr>
+          <w:lang w:val="en-US"/>
+        </w:rPr>
+        <w:t>” extension. They are being loaded into your project via Unity’s Resources folder.</w:t>
       </w:r>
       <w:r>
         <w:rPr>
@@ -3752,7 +4912,28 @@
         <w:rPr>
           <w:lang w:val="en-US"/>
         </w:rPr>
-        <w:t>s ingame you use the UDS</w:t>
+        <w:t xml:space="preserve">s </w:t>
+      </w:r>
+      <w:proofErr w:type="spellStart"/>
+      <w:r>
+        <w:rPr>
+          <w:lang w:val="en-US"/>
+        </w:rPr>
+        <w:t>ingame</w:t>
+      </w:r>
+      <w:proofErr w:type="spellEnd"/>
+      <w:r>
+        <w:rPr>
+          <w:lang w:val="en-US"/>
+        </w:rPr>
+        <w:t xml:space="preserve"> you use the </w:t>
+      </w:r>
+      <w:proofErr w:type="spellStart"/>
+      <w:r>
+        <w:rPr>
+          <w:lang w:val="en-US"/>
+        </w:rPr>
+        <w:t>UDS</w:t>
       </w:r>
       <w:r>
         <w:rPr>
@@ -3764,7 +4945,28 @@
         <w:rPr>
           <w:lang w:val="en-US"/>
         </w:rPr>
-        <w:t xml:space="preserve">Manager component. It can be adjusted in the inspector and takes care of showing text, answers, etc. in the UI. This includes playing back text gradually, responding to user input (e.g. answers) on </w:t>
+        <w:t>Manager</w:t>
+      </w:r>
+      <w:proofErr w:type="spellEnd"/>
+      <w:r>
+        <w:rPr>
+          <w:lang w:val="en-US"/>
+        </w:rPr>
+        <w:t xml:space="preserve"> component. It can be adjusted in the inspector and takes care of showing text, answers, etc. in the UI. This includes playing back text gradually, responding to user input (</w:t>
+      </w:r>
+      <w:proofErr w:type="gramStart"/>
+      <w:r>
+        <w:rPr>
+          <w:lang w:val="en-US"/>
+        </w:rPr>
+        <w:t>e.g.</w:t>
+      </w:r>
+      <w:proofErr w:type="gramEnd"/>
+      <w:r>
+        <w:rPr>
+          <w:lang w:val="en-US"/>
+        </w:rPr>
+        <w:t xml:space="preserve"> answers) on </w:t>
       </w:r>
       <w:r>
         <w:rPr>
@@ -3857,23 +5059,69 @@
           <w:bCs/>
           <w:lang w:val="en-US"/>
         </w:rPr>
-        <w:t xml:space="preserve"> overriding methods similar to how Unity’s </w:t>
-      </w:r>
+        <w:t xml:space="preserve"> overriding methods </w:t>
+      </w:r>
+      <w:proofErr w:type="gramStart"/>
       <w:r>
         <w:rPr>
           <w:b/>
           <w:bCs/>
           <w:lang w:val="en-US"/>
         </w:rPr>
-        <w:t xml:space="preserve">MonoBehaviours and </w:t>
-      </w:r>
+        <w:t>similar to</w:t>
+      </w:r>
+      <w:proofErr w:type="gramEnd"/>
       <w:r>
         <w:rPr>
           <w:b/>
           <w:bCs/>
           <w:lang w:val="en-US"/>
         </w:rPr>
-        <w:t>messages (Start, OnTriggerEnter, …) work</w:t>
+        <w:t xml:space="preserve"> how Unity’s </w:t>
+      </w:r>
+      <w:proofErr w:type="spellStart"/>
+      <w:r>
+        <w:rPr>
+          <w:b/>
+          <w:bCs/>
+          <w:lang w:val="en-US"/>
+        </w:rPr>
+        <w:t>MonoBehaviours</w:t>
+      </w:r>
+      <w:proofErr w:type="spellEnd"/>
+      <w:r>
+        <w:rPr>
+          <w:b/>
+          <w:bCs/>
+          <w:lang w:val="en-US"/>
+        </w:rPr>
+        <w:t xml:space="preserve"> and </w:t>
+      </w:r>
+      <w:r>
+        <w:rPr>
+          <w:b/>
+          <w:bCs/>
+          <w:lang w:val="en-US"/>
+        </w:rPr>
+        <w:t xml:space="preserve">messages (Start, </w:t>
+      </w:r>
+      <w:proofErr w:type="spellStart"/>
+      <w:r>
+        <w:rPr>
+          <w:b/>
+          <w:bCs/>
+          <w:lang w:val="en-US"/>
+        </w:rPr>
+        <w:t>OnTriggerEnter</w:t>
+      </w:r>
+      <w:proofErr w:type="spellEnd"/>
+      <w:r>
+        <w:rPr>
+          <w:b/>
+          <w:bCs/>
+          <w:lang w:val="en-US"/>
+        </w:rPr>
+        <w:t>, …) work</w:t>
       </w:r>
       <w:r>
         <w:rPr>
@@ -4003,7 +5251,7 @@
           <w:lang w:val="en-US"/>
         </w:rPr>
       </w:pPr>
-      <w:bookmarkStart w:id="4" w:name="_Toc79512800"/>
+      <w:bookmarkStart w:id="4" w:name="_Toc80188641"/>
       <w:r>
         <w:rPr>
           <w:lang w:val="en-US"/>
@@ -4148,7 +5396,27 @@
           <w:szCs w:val="20"/>
           <w:lang w:val="en-US"/>
         </w:rPr>
-        <w:t>(e.g. “Yes”, “No”, “Goodbye”, …)</w:t>
+        <w:t>(</w:t>
+      </w:r>
+      <w:proofErr w:type="gramStart"/>
+      <w:r>
+        <w:rPr>
+          <w:i/>
+          <w:iCs/>
+          <w:szCs w:val="20"/>
+          <w:lang w:val="en-US"/>
+        </w:rPr>
+        <w:t>e.g.</w:t>
+      </w:r>
+      <w:proofErr w:type="gramEnd"/>
+      <w:r>
+        <w:rPr>
+          <w:i/>
+          <w:iCs/>
+          <w:szCs w:val="20"/>
+          <w:lang w:val="en-US"/>
+        </w:rPr>
+        <w:t xml:space="preserve"> “Yes”, “No”, “Goodbye”, …)</w:t>
       </w:r>
       <w:r>
         <w:rPr>
@@ -4247,6 +5515,7 @@
         </w:rPr>
         <w:t xml:space="preserve">, </w:t>
       </w:r>
+      <w:proofErr w:type="spellStart"/>
       <w:r>
         <w:rPr>
           <w:rFonts w:ascii="Consolas" w:hAnsi="Consolas"/>
@@ -4254,12 +5523,15 @@
         </w:rPr>
         <w:t>Dialogue.DialoguePart</w:t>
       </w:r>
+      <w:proofErr w:type="spellEnd"/>
       <w:r>
         <w:rPr>
           <w:lang w:val="en-US"/>
         </w:rPr>
         <w:t xml:space="preserve"> and </w:t>
       </w:r>
+      <w:proofErr w:type="spellStart"/>
+      <w:proofErr w:type="gramStart"/>
       <w:r>
         <w:rPr>
           <w:rFonts w:ascii="Consolas" w:hAnsi="Consolas"/>
@@ -4267,6 +5539,8 @@
         </w:rPr>
         <w:t>Dialogue.DialoguePart.Answer</w:t>
       </w:r>
+      <w:proofErr w:type="spellEnd"/>
+      <w:proofErr w:type="gramEnd"/>
       <w:r>
         <w:rPr>
           <w:lang w:val="en-US"/>
@@ -4334,7 +5608,7 @@
           <w:lang w:val="en-US"/>
         </w:rPr>
       </w:pPr>
-      <w:bookmarkStart w:id="5" w:name="_Toc79512801"/>
+      <w:bookmarkStart w:id="5" w:name="_Toc80188642"/>
       <w:r>
         <w:rPr>
           <w:lang w:val="en-US"/>
@@ -4482,7 +5756,14 @@
         <w:rPr>
           <w:lang w:val="en-US"/>
         </w:rPr>
-        <w:t xml:space="preserve"> a</w:t>
+        <w:t xml:space="preserve"> </w:t>
+      </w:r>
+      <w:proofErr w:type="gramStart"/>
+      <w:r>
+        <w:rPr>
+          <w:lang w:val="en-US"/>
+        </w:rPr>
+        <w:t>a</w:t>
       </w:r>
       <w:r>
         <w:rPr>
@@ -4490,6 +5771,7 @@
         </w:rPr>
         <w:t>n</w:t>
       </w:r>
+      <w:proofErr w:type="gramEnd"/>
       <w:r>
         <w:rPr>
           <w:lang w:val="en-US"/>
@@ -4571,7 +5853,14 @@
         <w:rPr>
           <w:lang w:val="en-US"/>
         </w:rPr>
-        <w:t xml:space="preserve"> Editor and then access them in your game code inside a method overridden from the UDS</w:t>
+        <w:t xml:space="preserve"> Editor and then access them in your game code inside a method overridden from the </w:t>
+      </w:r>
+      <w:proofErr w:type="spellStart"/>
+      <w:r>
+        <w:rPr>
+          <w:lang w:val="en-US"/>
+        </w:rPr>
+        <w:t>UDS</w:t>
       </w:r>
       <w:r>
         <w:rPr>
@@ -4583,7 +5872,14 @@
         <w:rPr>
           <w:lang w:val="en-US"/>
         </w:rPr>
-        <w:t>Manager (see 4)</w:t>
+        <w:t>Manager</w:t>
+      </w:r>
+      <w:proofErr w:type="spellEnd"/>
+      <w:r>
+        <w:rPr>
+          <w:lang w:val="en-US"/>
+        </w:rPr>
+        <w:t xml:space="preserve"> (see 4)</w:t>
       </w:r>
       <w:r>
         <w:rPr>
@@ -4610,7 +5906,7 @@
           <w:lang w:val="en-US"/>
         </w:rPr>
       </w:pPr>
-      <w:bookmarkStart w:id="6" w:name="_Toc79512802"/>
+      <w:bookmarkStart w:id="6" w:name="_Toc80188643"/>
       <w:r>
         <w:rPr>
           <w:lang w:val="en-US"/>
@@ -4650,44 +5946,9 @@
           <w:szCs w:val="20"/>
           <w:lang w:val="en-US"/>
         </w:rPr>
-        <w:t>(e.g. player has reached a certain level or done a certain quest)</w:t>
-      </w:r>
-      <w:r>
-        <w:rPr>
-          <w:lang w:val="en-US"/>
-        </w:rPr>
-        <w:t xml:space="preserve">. </w:t>
-      </w:r>
-      <w:r>
-        <w:rPr>
-          <w:lang w:val="en-US"/>
-        </w:rPr>
-        <w:t xml:space="preserve">This allows you to influence the </w:t>
-      </w:r>
-      <w:r>
-        <w:rPr>
-          <w:lang w:val="en-US"/>
-        </w:rPr>
-        <w:t>Dialogue</w:t>
-      </w:r>
-      <w:r>
-        <w:rPr>
-          <w:lang w:val="en-US"/>
-        </w:rPr>
-        <w:t xml:space="preserve">s dynamically at runtime. </w:t>
-      </w:r>
-      <w:r>
-        <w:rPr>
-          <w:lang w:val="en-US"/>
-        </w:rPr>
-        <w:t>Conditions</w:t>
-      </w:r>
-      <w:r>
-        <w:rPr>
-          <w:lang w:val="en-US"/>
-        </w:rPr>
-        <w:t xml:space="preserve"> can be set in the editor and are based on the Global Properties, which work just like normal Properties, but are unique and accessible from everywhere in the project. </w:t>
-      </w:r>
+        <w:t>(</w:t>
+      </w:r>
+      <w:proofErr w:type="gramStart"/>
       <w:r>
         <w:rPr>
           <w:i/>
@@ -4695,7 +5956,82 @@
           <w:szCs w:val="20"/>
           <w:lang w:val="en-US"/>
         </w:rPr>
-        <w:t>(they can be compared to static variables in C#)</w:t>
+        <w:t>e.g.</w:t>
+      </w:r>
+      <w:proofErr w:type="gramEnd"/>
+      <w:r>
+        <w:rPr>
+          <w:i/>
+          <w:iCs/>
+          <w:szCs w:val="20"/>
+          <w:lang w:val="en-US"/>
+        </w:rPr>
+        <w:t xml:space="preserve"> player has reached a certain level or done a certain quest)</w:t>
+      </w:r>
+      <w:r>
+        <w:rPr>
+          <w:lang w:val="en-US"/>
+        </w:rPr>
+        <w:t xml:space="preserve">. </w:t>
+      </w:r>
+      <w:r>
+        <w:rPr>
+          <w:lang w:val="en-US"/>
+        </w:rPr>
+        <w:t xml:space="preserve">This allows you to influence the </w:t>
+      </w:r>
+      <w:r>
+        <w:rPr>
+          <w:lang w:val="en-US"/>
+        </w:rPr>
+        <w:t>Dialogue</w:t>
+      </w:r>
+      <w:r>
+        <w:rPr>
+          <w:lang w:val="en-US"/>
+        </w:rPr>
+        <w:t xml:space="preserve">s dynamically at runtime. </w:t>
+      </w:r>
+      <w:r>
+        <w:rPr>
+          <w:lang w:val="en-US"/>
+        </w:rPr>
+        <w:t>Conditions</w:t>
+      </w:r>
+      <w:r>
+        <w:rPr>
+          <w:lang w:val="en-US"/>
+        </w:rPr>
+        <w:t xml:space="preserve"> can be set in the editor and are based on the Global Properties, which work just like normal Properties, but are unique and accessible from everywhere in the project. </w:t>
+      </w:r>
+      <w:r>
+        <w:rPr>
+          <w:i/>
+          <w:iCs/>
+          <w:szCs w:val="20"/>
+          <w:lang w:val="en-US"/>
+        </w:rPr>
+        <w:t>(</w:t>
+      </w:r>
+      <w:proofErr w:type="gramStart"/>
+      <w:r>
+        <w:rPr>
+          <w:i/>
+          <w:iCs/>
+          <w:szCs w:val="20"/>
+          <w:lang w:val="en-US"/>
+        </w:rPr>
+        <w:t>they</w:t>
+      </w:r>
+      <w:proofErr w:type="gramEnd"/>
+      <w:r>
+        <w:rPr>
+          <w:i/>
+          <w:iCs/>
+          <w:szCs w:val="20"/>
+          <w:lang w:val="en-US"/>
+        </w:rPr>
+        <w:t xml:space="preserve"> can be compared to static variables in C#)</w:t>
       </w:r>
       <w:r>
         <w:rPr>
@@ -4823,7 +6159,7 @@
           <w:lang w:val="en-US"/>
         </w:rPr>
       </w:pPr>
-      <w:bookmarkStart w:id="7" w:name="_Toc79512803"/>
+      <w:bookmarkStart w:id="7" w:name="_Toc80188644"/>
       <w:r>
         <w:rPr>
           <w:lang w:val="en-US"/>
@@ -4882,7 +6218,7 @@
           <w:lang w:val="en-US"/>
         </w:rPr>
       </w:pPr>
-      <w:hyperlink r:id="rId8" w:history="1">
+      <w:hyperlink r:id="rId12" w:history="1">
         <w:r>
           <w:rPr>
             <w:rStyle w:val="Hyperlink"/>
@@ -4909,7 +6245,14 @@
         <w:rPr>
           <w:lang w:val="en-US"/>
         </w:rPr>
-        <w:t>The most important components in the package are the UDS</w:t>
+        <w:t xml:space="preserve">The most important components in the package are the </w:t>
+      </w:r>
+      <w:proofErr w:type="spellStart"/>
+      <w:r>
+        <w:rPr>
+          <w:lang w:val="en-US"/>
+        </w:rPr>
+        <w:t>UDS</w:t>
       </w:r>
       <w:r>
         <w:rPr>
@@ -4921,7 +6264,14 @@
         <w:rPr>
           <w:lang w:val="en-US"/>
         </w:rPr>
-        <w:t xml:space="preserve">Manager script and the </w:t>
+        <w:t>Manager</w:t>
+      </w:r>
+      <w:proofErr w:type="spellEnd"/>
+      <w:r>
+        <w:rPr>
+          <w:lang w:val="en-US"/>
+        </w:rPr>
+        <w:t xml:space="preserve"> script and the </w:t>
       </w:r>
       <w:r>
         <w:rPr>
@@ -5055,8 +6405,23 @@
         <w:rPr>
           <w:lang w:val="en-US"/>
         </w:rPr>
-        <w:t xml:space="preserve">example project with several example scripts. These are described in more depth under “3. Quick Start”. To get started with the UDS you should take a look at the </w:t>
-      </w:r>
+        <w:t xml:space="preserve">example project with several example scripts. These are described in more depth under “3. Quick Start”. To get started with the UDS you should </w:t>
+      </w:r>
+      <w:proofErr w:type="gramStart"/>
+      <w:r>
+        <w:rPr>
+          <w:lang w:val="en-US"/>
+        </w:rPr>
+        <w:t>take a look</w:t>
+      </w:r>
+      <w:proofErr w:type="gramEnd"/>
+      <w:r>
+        <w:rPr>
+          <w:lang w:val="en-US"/>
+        </w:rPr>
+        <w:t xml:space="preserve"> at the </w:t>
+      </w:r>
+      <w:proofErr w:type="spellStart"/>
       <w:r>
         <w:rPr>
           <w:i/>
@@ -5081,12 +6446,14 @@
         </w:rPr>
         <w:t>Starter</w:t>
       </w:r>
+      <w:proofErr w:type="spellEnd"/>
       <w:r>
         <w:rPr>
           <w:lang w:val="en-US"/>
         </w:rPr>
         <w:t xml:space="preserve"> and </w:t>
       </w:r>
+      <w:proofErr w:type="spellStart"/>
       <w:r>
         <w:rPr>
           <w:i/>
@@ -5103,6 +6470,7 @@
         </w:rPr>
         <w:t>Dialogue</w:t>
       </w:r>
+      <w:proofErr w:type="spellEnd"/>
       <w:r>
         <w:rPr>
           <w:lang w:val="en-US"/>
@@ -5151,14 +6519,32 @@
           <w:bCs/>
           <w:lang w:val="en-US"/>
         </w:rPr>
-        <w:t>However, these are only example scripts and I encourage you to look into them and extend them as needed.</w:t>
-      </w:r>
+        <w:t xml:space="preserve">However, these are only example scripts and I encourage you to </w:t>
+      </w:r>
+      <w:proofErr w:type="gramStart"/>
       <w:r>
         <w:rPr>
           <w:b/>
           <w:bCs/>
           <w:lang w:val="en-US"/>
         </w:rPr>
+        <w:t>look into</w:t>
+      </w:r>
+      <w:proofErr w:type="gramEnd"/>
+      <w:r>
+        <w:rPr>
+          <w:b/>
+          <w:bCs/>
+          <w:lang w:val="en-US"/>
+        </w:rPr>
+        <w:t xml:space="preserve"> them and extend them as needed.</w:t>
+      </w:r>
+      <w:r>
+        <w:rPr>
+          <w:b/>
+          <w:bCs/>
+          <w:lang w:val="en-US"/>
+        </w:rPr>
         <w:t xml:space="preserve"> </w:t>
       </w:r>
       <w:r>
@@ -5167,6 +6553,7 @@
         </w:rPr>
         <w:t xml:space="preserve">Just like the </w:t>
       </w:r>
+      <w:proofErr w:type="spellStart"/>
       <w:r>
         <w:rPr>
           <w:i/>
@@ -5189,7 +6576,16 @@
           <w:iCs/>
           <w:lang w:val="en-US"/>
         </w:rPr>
-        <w:t xml:space="preserve">Manager </w:t>
+        <w:t>Manager</w:t>
+      </w:r>
+      <w:proofErr w:type="spellEnd"/>
+      <w:r>
+        <w:rPr>
+          <w:i/>
+          <w:iCs/>
+          <w:lang w:val="en-US"/>
+        </w:rPr>
+        <w:t xml:space="preserve"> </w:t>
       </w:r>
       <w:r>
         <w:rPr>
@@ -5217,7 +6613,7 @@
           <w:lang w:val="en-US"/>
         </w:rPr>
       </w:pPr>
-      <w:bookmarkStart w:id="8" w:name="_Toc79512804"/>
+      <w:bookmarkStart w:id="8" w:name="_Toc80188645"/>
       <w:r>
         <w:rPr>
           <w:lang w:val="en-US"/>
@@ -5268,7 +6664,28 @@
         <w:rPr>
           <w:lang w:val="en-US"/>
         </w:rPr>
-        <w:t>Then create a new GameObject and attach the UDS</w:t>
+        <w:t xml:space="preserve">Then create a new </w:t>
+      </w:r>
+      <w:proofErr w:type="spellStart"/>
+      <w:r>
+        <w:rPr>
+          <w:lang w:val="en-US"/>
+        </w:rPr>
+        <w:t>GameObject</w:t>
+      </w:r>
+      <w:proofErr w:type="spellEnd"/>
+      <w:r>
+        <w:rPr>
+          <w:lang w:val="en-US"/>
+        </w:rPr>
+        <w:t xml:space="preserve"> and attach the </w:t>
+      </w:r>
+      <w:proofErr w:type="spellStart"/>
+      <w:r>
+        <w:rPr>
+          <w:lang w:val="en-US"/>
+        </w:rPr>
+        <w:t>UDS</w:t>
       </w:r>
       <w:r>
         <w:rPr>
@@ -5280,7 +6697,21 @@
         <w:rPr>
           <w:lang w:val="en-US"/>
         </w:rPr>
-        <w:t>Manager script. The UDS</w:t>
+        <w:t>Manager</w:t>
+      </w:r>
+      <w:proofErr w:type="spellEnd"/>
+      <w:r>
+        <w:rPr>
+          <w:lang w:val="en-US"/>
+        </w:rPr>
+        <w:t xml:space="preserve"> script. The </w:t>
+      </w:r>
+      <w:proofErr w:type="spellStart"/>
+      <w:r>
+        <w:rPr>
+          <w:lang w:val="en-US"/>
+        </w:rPr>
+        <w:t>UDS</w:t>
       </w:r>
       <w:r>
         <w:rPr>
@@ -5292,7 +6723,14 @@
         <w:rPr>
           <w:lang w:val="en-US"/>
         </w:rPr>
-        <w:t xml:space="preserve">Manager is the core component of the UDS, it takes care of everything surrounding the </w:t>
+        <w:t>Manager</w:t>
+      </w:r>
+      <w:proofErr w:type="spellEnd"/>
+      <w:r>
+        <w:rPr>
+          <w:lang w:val="en-US"/>
+        </w:rPr>
+        <w:t xml:space="preserve"> is the core component of the UDS, it takes care of everything surrounding the </w:t>
       </w:r>
       <w:r>
         <w:rPr>
@@ -5347,7 +6785,14 @@
         <w:rPr>
           <w:lang w:val="en-US"/>
         </w:rPr>
-        <w:t>In the UDS</w:t>
+        <w:t xml:space="preserve">In the </w:t>
+      </w:r>
+      <w:proofErr w:type="spellStart"/>
+      <w:r>
+        <w:rPr>
+          <w:lang w:val="en-US"/>
+        </w:rPr>
+        <w:t>UDS</w:t>
       </w:r>
       <w:r>
         <w:rPr>
@@ -5359,7 +6804,14 @@
         <w:rPr>
           <w:lang w:val="en-US"/>
         </w:rPr>
-        <w:t xml:space="preserve">Manager inspector you can now set the Platform (Desktop or Mobile/Touch) and whether you are using TextMeshPro with the </w:t>
+        <w:t>Manager</w:t>
+      </w:r>
+      <w:proofErr w:type="spellEnd"/>
+      <w:r>
+        <w:rPr>
+          <w:lang w:val="en-US"/>
+        </w:rPr>
+        <w:t xml:space="preserve"> inspector you can now set the Platform (Desktop or Mobile/Touch) and whether you are using TextMeshPro with the </w:t>
       </w:r>
       <w:r>
         <w:rPr>
@@ -5571,7 +7023,47 @@
           <w:szCs w:val="20"/>
           <w:lang w:val="en-US"/>
         </w:rPr>
-        <w:t>(e.g. through a Horizontal- or VerticalLayoutGroup)</w:t>
+        <w:t>(</w:t>
+      </w:r>
+      <w:proofErr w:type="gramStart"/>
+      <w:r>
+        <w:rPr>
+          <w:i/>
+          <w:iCs/>
+          <w:szCs w:val="20"/>
+          <w:lang w:val="en-US"/>
+        </w:rPr>
+        <w:t>e.g.</w:t>
+      </w:r>
+      <w:proofErr w:type="gramEnd"/>
+      <w:r>
+        <w:rPr>
+          <w:i/>
+          <w:iCs/>
+          <w:szCs w:val="20"/>
+          <w:lang w:val="en-US"/>
+        </w:rPr>
+        <w:t xml:space="preserve"> through a Horizontal- or </w:t>
+      </w:r>
+      <w:proofErr w:type="spellStart"/>
+      <w:r>
+        <w:rPr>
+          <w:i/>
+          <w:iCs/>
+          <w:szCs w:val="20"/>
+          <w:lang w:val="en-US"/>
+        </w:rPr>
+        <w:t>VerticalLayoutGroup</w:t>
+      </w:r>
+      <w:proofErr w:type="spellEnd"/>
+      <w:r>
+        <w:rPr>
+          <w:i/>
+          <w:iCs/>
+          <w:szCs w:val="20"/>
+          <w:lang w:val="en-US"/>
+        </w:rPr>
+        <w:t>)</w:t>
       </w:r>
     </w:p>
     <w:p>
@@ -5664,6 +7156,7 @@
         </w:rPr>
         <w:t xml:space="preserve"> (and of course modify) the </w:t>
       </w:r>
+      <w:proofErr w:type="spellStart"/>
       <w:r>
         <w:rPr>
           <w:lang w:val="en-US"/>
@@ -5674,7 +7167,14 @@
         <w:rPr>
           <w:lang w:val="en-US"/>
         </w:rPr>
-        <w:t>UI prefab from the Example Project.</w:t>
+        <w:t>UI</w:t>
+      </w:r>
+      <w:proofErr w:type="spellEnd"/>
+      <w:r>
+        <w:rPr>
+          <w:lang w:val="en-US"/>
+        </w:rPr>
+        <w:t xml:space="preserve"> prefab from the Example Project.</w:t>
       </w:r>
       <w:r>
         <w:rPr>
@@ -5682,6 +7182,7 @@
         </w:rPr>
         <w:t xml:space="preserve"> It uses simple UI panels and Text components for everything. There are a total of 3 answer boxes with Button components inside a </w:t>
       </w:r>
+      <w:proofErr w:type="spellStart"/>
       <w:r>
         <w:rPr>
           <w:lang w:val="en-US"/>
@@ -5692,7 +7193,14 @@
         <w:rPr>
           <w:lang w:val="en-US"/>
         </w:rPr>
-        <w:t>LayoutGroup (so it still looks good when there are only 2 or less active answers).</w:t>
+        <w:t>LayoutGroup</w:t>
+      </w:r>
+      <w:proofErr w:type="spellEnd"/>
+      <w:r>
+        <w:rPr>
+          <w:lang w:val="en-US"/>
+        </w:rPr>
+        <w:t xml:space="preserve"> (so it still looks good when there are only 2 or less active answers).</w:t>
       </w:r>
     </w:p>
     <w:p>
@@ -5710,6 +7218,7 @@
         </w:rPr>
         <w:t xml:space="preserve">To hook the </w:t>
       </w:r>
+      <w:proofErr w:type="spellStart"/>
       <w:r>
         <w:rPr>
           <w:lang w:val="en-US"/>
@@ -5720,7 +7229,21 @@
         <w:rPr>
           <w:lang w:val="en-US"/>
         </w:rPr>
-        <w:t>UI up to the UDS</w:t>
+        <w:t>UI</w:t>
+      </w:r>
+      <w:proofErr w:type="spellEnd"/>
+      <w:r>
+        <w:rPr>
+          <w:lang w:val="en-US"/>
+        </w:rPr>
+        <w:t xml:space="preserve"> up to the </w:t>
+      </w:r>
+      <w:proofErr w:type="spellStart"/>
+      <w:r>
+        <w:rPr>
+          <w:lang w:val="en-US"/>
+        </w:rPr>
+        <w:t>UDS</w:t>
       </w:r>
       <w:r>
         <w:rPr>
@@ -5732,7 +7255,14 @@
         <w:rPr>
           <w:lang w:val="en-US"/>
         </w:rPr>
-        <w:t>Manager you will find several “Text Box” panels and an “Answer Box” list in the inspector. You can open these and drag the appropriate components into their respective slots.</w:t>
+        <w:t>Manager</w:t>
+      </w:r>
+      <w:proofErr w:type="spellEnd"/>
+      <w:r>
+        <w:rPr>
+          <w:lang w:val="en-US"/>
+        </w:rPr>
+        <w:t xml:space="preserve"> you will find several “Text Box” panels and an “Answer Box” list in the inspector. You can open these and drag the appropriate components into their respective slots.</w:t>
       </w:r>
       <w:r>
         <w:rPr>
@@ -5747,7 +7277,27 @@
           <w:szCs w:val="20"/>
           <w:lang w:val="en-US"/>
         </w:rPr>
-        <w:t>(This is a little tedious but very flexible, ensures performance and only has to be done once)</w:t>
+        <w:t xml:space="preserve">(This is a little tedious but very flexible, ensures performance and only </w:t>
+      </w:r>
+      <w:proofErr w:type="gramStart"/>
+      <w:r>
+        <w:rPr>
+          <w:i/>
+          <w:iCs/>
+          <w:szCs w:val="20"/>
+          <w:lang w:val="en-US"/>
+        </w:rPr>
+        <w:t>has to</w:t>
+      </w:r>
+      <w:proofErr w:type="gramEnd"/>
+      <w:r>
+        <w:rPr>
+          <w:i/>
+          <w:iCs/>
+          <w:szCs w:val="20"/>
+          <w:lang w:val="en-US"/>
+        </w:rPr>
+        <w:t xml:space="preserve"> be done once)</w:t>
       </w:r>
     </w:p>
     <w:p>
@@ -5786,6 +7336,7 @@
         </w:rPr>
         <w:t xml:space="preserve">. You can either use the </w:t>
       </w:r>
+      <w:proofErr w:type="spellStart"/>
       <w:r>
         <w:rPr>
           <w:lang w:val="en-US"/>
@@ -5796,7 +7347,14 @@
         <w:rPr>
           <w:lang w:val="en-US"/>
         </w:rPr>
-        <w:t xml:space="preserve">Editor to create your first </w:t>
+        <w:t>Editor</w:t>
+      </w:r>
+      <w:proofErr w:type="spellEnd"/>
+      <w:r>
+        <w:rPr>
+          <w:lang w:val="en-US"/>
+        </w:rPr>
+        <w:t xml:space="preserve"> to create your first </w:t>
       </w:r>
       <w:r>
         <w:rPr>
@@ -5808,7 +7366,14 @@
         <w:rPr>
           <w:lang w:val="en-US"/>
         </w:rPr>
-        <w:t xml:space="preserve"> or you can simply take the Example</w:t>
+        <w:t xml:space="preserve"> or you can simply take the </w:t>
+      </w:r>
+      <w:proofErr w:type="spellStart"/>
+      <w:r>
+        <w:rPr>
+          <w:lang w:val="en-US"/>
+        </w:rPr>
+        <w:t>Example</w:t>
       </w:r>
       <w:r>
         <w:rPr>
@@ -5816,11 +7381,26 @@
         </w:rPr>
         <w:t>Dialogue</w:t>
       </w:r>
-      <w:r>
-        <w:rPr>
-          <w:lang w:val="en-US"/>
-        </w:rPr>
-        <w:t xml:space="preserve"> from the ExampleProject. </w:t>
+      <w:proofErr w:type="spellEnd"/>
+      <w:r>
+        <w:rPr>
+          <w:lang w:val="en-US"/>
+        </w:rPr>
+        <w:t xml:space="preserve"> from the </w:t>
+      </w:r>
+      <w:proofErr w:type="spellStart"/>
+      <w:r>
+        <w:rPr>
+          <w:lang w:val="en-US"/>
+        </w:rPr>
+        <w:t>ExampleProject</w:t>
+      </w:r>
+      <w:proofErr w:type="spellEnd"/>
+      <w:r>
+        <w:rPr>
+          <w:lang w:val="en-US"/>
+        </w:rPr>
+        <w:t xml:space="preserve">. </w:t>
       </w:r>
       <w:r>
         <w:rPr>
@@ -5862,6 +7442,7 @@
         </w:rPr>
         <w:t xml:space="preserve"> you can skip the following introduction to the </w:t>
       </w:r>
+      <w:proofErr w:type="spellStart"/>
       <w:r>
         <w:rPr>
           <w:b/>
@@ -5878,6 +7459,7 @@
         </w:rPr>
         <w:t>Editor</w:t>
       </w:r>
+      <w:proofErr w:type="spellEnd"/>
       <w:r>
         <w:rPr>
           <w:b/>
@@ -5921,6 +7503,7 @@
         <w:lastRenderedPageBreak/>
         <w:t xml:space="preserve">If you open the </w:t>
       </w:r>
+      <w:proofErr w:type="spellStart"/>
       <w:r>
         <w:rPr>
           <w:lang w:val="en-US"/>
@@ -5931,7 +7514,14 @@
         <w:rPr>
           <w:lang w:val="en-US"/>
         </w:rPr>
-        <w:t>Editor you will see the following:</w:t>
+        <w:t>Editor</w:t>
+      </w:r>
+      <w:proofErr w:type="spellEnd"/>
+      <w:r>
+        <w:rPr>
+          <w:lang w:val="en-US"/>
+        </w:rPr>
+        <w:t xml:space="preserve"> you will see the following:</w:t>
       </w:r>
     </w:p>
     <w:p>
@@ -5971,7 +7561,7 @@
                     </pic:cNvPicPr>
                   </pic:nvPicPr>
                   <pic:blipFill>
-                    <a:blip r:embed="rId9" cstate="print">
+                    <a:blip r:embed="rId13" cstate="print">
                       <a:extLst>
                         <a:ext uri="{28A0092B-C50C-407E-A947-70E740481C1C}">
                           <a14:useLocalDpi xmlns:a14="http://schemas.microsoft.com/office/drawing/2010/main" val="0"/>
@@ -6426,7 +8016,23 @@
           <w:lang w:val="en-US"/>
         </w:rPr>
         <w:lastRenderedPageBreak/>
-        <w:t xml:space="preserve">If you left-click a </w:t>
+        <w:t xml:space="preserve">If you </w:t>
+      </w:r>
+      <w:proofErr w:type="gramStart"/>
+      <w:r>
+        <w:rPr>
+          <w:color w:val="000000" w:themeColor="text1"/>
+          <w:lang w:val="en-US"/>
+        </w:rPr>
+        <w:t>left-click</w:t>
+      </w:r>
+      <w:proofErr w:type="gramEnd"/>
+      <w:r>
+        <w:rPr>
+          <w:color w:val="000000" w:themeColor="text1"/>
+          <w:lang w:val="en-US"/>
+        </w:rPr>
+        <w:t xml:space="preserve"> a </w:t>
       </w:r>
       <w:r>
         <w:rPr>
@@ -6474,7 +8080,7 @@
                     </pic:cNvPicPr>
                   </pic:nvPicPr>
                   <pic:blipFill>
-                    <a:blip r:embed="rId10" cstate="print">
+                    <a:blip r:embed="rId14" cstate="print">
                       <a:extLst>
                         <a:ext uri="{28A0092B-C50C-407E-A947-70E740481C1C}">
                           <a14:useLocalDpi xmlns:a14="http://schemas.microsoft.com/office/drawing/2010/main" val="0"/>
@@ -6542,7 +8148,23 @@
           <w:color w:val="000000" w:themeColor="text1"/>
           <w:lang w:val="en-US"/>
         </w:rPr>
-        <w:t xml:space="preserve"> Part here. IDs have to be unique and should contain a little information about the contents of the </w:t>
+        <w:t xml:space="preserve"> Part here. IDs </w:t>
+      </w:r>
+      <w:proofErr w:type="gramStart"/>
+      <w:r>
+        <w:rPr>
+          <w:color w:val="000000" w:themeColor="text1"/>
+          <w:lang w:val="en-US"/>
+        </w:rPr>
+        <w:t>have to</w:t>
+      </w:r>
+      <w:proofErr w:type="gramEnd"/>
+      <w:r>
+        <w:rPr>
+          <w:color w:val="000000" w:themeColor="text1"/>
+          <w:lang w:val="en-US"/>
+        </w:rPr>
+        <w:t xml:space="preserve"> be unique and should contain a little information about the contents of the </w:t>
       </w:r>
       <w:r>
         <w:rPr>
@@ -6818,6 +8440,7 @@
         </w:rPr>
         <w:t>(</w:t>
       </w:r>
+      <w:proofErr w:type="gramStart"/>
       <w:r>
         <w:rPr>
           <w:i/>
@@ -6826,7 +8449,18 @@
           <w:szCs w:val="20"/>
           <w:lang w:val="en-US"/>
         </w:rPr>
-        <w:t>e.g. “Yes”, “No”, “I want to buy something”)</w:t>
+        <w:t>e.g.</w:t>
+      </w:r>
+      <w:proofErr w:type="gramEnd"/>
+      <w:r>
+        <w:rPr>
+          <w:i/>
+          <w:iCs/>
+          <w:color w:val="000000" w:themeColor="text1"/>
+          <w:szCs w:val="20"/>
+          <w:lang w:val="en-US"/>
+        </w:rPr>
+        <w:t xml:space="preserve"> “Yes”, “No”, “I want to buy something”)</w:t>
       </w:r>
       <w:r>
         <w:rPr>
@@ -6948,7 +8582,7 @@
                     <pic:cNvPicPr/>
                   </pic:nvPicPr>
                   <pic:blipFill>
-                    <a:blip r:embed="rId11"/>
+                    <a:blip r:embed="rId15"/>
                     <a:stretch>
                       <a:fillRect/>
                     </a:stretch>
@@ -7024,7 +8658,23 @@
           <w:color w:val="000000" w:themeColor="text1"/>
           <w:lang w:val="en-US"/>
         </w:rPr>
-        <w:t xml:space="preserve"> Parts can be connected to others either via Answers (meaning the player has to click/tap an Answer) or directly (meaning the player has to press a button or tap the screen to continue), the latter is only possible if </w:t>
+        <w:t xml:space="preserve"> Parts can be connected to others either via Answers (meaning the player </w:t>
+      </w:r>
+      <w:proofErr w:type="gramStart"/>
+      <w:r>
+        <w:rPr>
+          <w:color w:val="000000" w:themeColor="text1"/>
+          <w:lang w:val="en-US"/>
+        </w:rPr>
+        <w:t>has to</w:t>
+      </w:r>
+      <w:proofErr w:type="gramEnd"/>
+      <w:r>
+        <w:rPr>
+          <w:color w:val="000000" w:themeColor="text1"/>
+          <w:lang w:val="en-US"/>
+        </w:rPr>
+        <w:t xml:space="preserve"> click/tap an Answer) or directly (meaning the player has to press a button or tap the screen to continue), the latter is only possible if </w:t>
       </w:r>
       <w:r>
         <w:rPr>
@@ -7134,13 +8784,29 @@
           <w:color w:val="000000" w:themeColor="text1"/>
           <w:lang w:val="en-US"/>
         </w:rPr>
-        <w:t xml:space="preserve"> (either the one you just created or the one from the ExampleProject), you can go back into your project and create the folder “Resources” (under Assets). The Resources folder is treated specially by Unity and provides functionality to easily import Assets. Inside the Resources folder create a new folder “</w:t>
-      </w:r>
+        <w:t xml:space="preserve"> (either the one you just created or the one from the </w:t>
+      </w:r>
+      <w:proofErr w:type="spellStart"/>
       <w:r>
         <w:rPr>
           <w:color w:val="000000" w:themeColor="text1"/>
           <w:lang w:val="en-US"/>
         </w:rPr>
+        <w:t>ExampleProject</w:t>
+      </w:r>
+      <w:proofErr w:type="spellEnd"/>
+      <w:r>
+        <w:rPr>
+          <w:color w:val="000000" w:themeColor="text1"/>
+          <w:lang w:val="en-US"/>
+        </w:rPr>
+        <w:t>), you can go back into your project and create the folder “Resources” (under Assets). The Resources folder is treated specially by Unity and provides functionality to easily import Assets. Inside the Resources folder create a new folder “</w:t>
+      </w:r>
+      <w:r>
+        <w:rPr>
+          <w:color w:val="000000" w:themeColor="text1"/>
+          <w:lang w:val="en-US"/>
+        </w:rPr>
         <w:t>Dialogue</w:t>
       </w:r>
       <w:r>
@@ -7157,13 +8823,23 @@
         </w:rPr>
         <w:t xml:space="preserve">This is the folder where all your Dialogues go and where the </w:t>
       </w:r>
+      <w:proofErr w:type="spellStart"/>
       <w:r>
         <w:rPr>
           <w:rFonts w:ascii="Consolas" w:hAnsi="Consolas"/>
           <w:color w:val="000000" w:themeColor="text1"/>
           <w:lang w:val="en-US"/>
         </w:rPr>
-        <w:t xml:space="preserve">UDSDialogManager </w:t>
+        <w:t>UDSDialogManager</w:t>
+      </w:r>
+      <w:proofErr w:type="spellEnd"/>
+      <w:r>
+        <w:rPr>
+          <w:rFonts w:ascii="Consolas" w:hAnsi="Consolas"/>
+          <w:color w:val="000000" w:themeColor="text1"/>
+          <w:lang w:val="en-US"/>
+        </w:rPr>
+        <w:t xml:space="preserve"> </w:t>
       </w:r>
       <w:r>
         <w:rPr>
@@ -7192,13 +8868,29 @@
           <w:color w:val="000000" w:themeColor="text1"/>
           <w:lang w:val="en-US"/>
         </w:rPr>
-        <w:t xml:space="preserve"> (.uds</w:t>
-      </w:r>
+        <w:t xml:space="preserve"> </w:t>
+      </w:r>
+      <w:proofErr w:type="gramStart"/>
       <w:r>
         <w:rPr>
           <w:color w:val="000000" w:themeColor="text1"/>
           <w:lang w:val="en-US"/>
         </w:rPr>
+        <w:t>(.</w:t>
+      </w:r>
+      <w:proofErr w:type="spellStart"/>
+      <w:r>
+        <w:rPr>
+          <w:color w:val="000000" w:themeColor="text1"/>
+          <w:lang w:val="en-US"/>
+        </w:rPr>
+        <w:t>uds</w:t>
+      </w:r>
+      <w:r>
+        <w:rPr>
+          <w:color w:val="000000" w:themeColor="text1"/>
+          <w:lang w:val="en-US"/>
+        </w:rPr>
         <w:t>Dialogue</w:t>
       </w:r>
       <w:r>
@@ -7206,13 +8898,22 @@
           <w:color w:val="000000" w:themeColor="text1"/>
           <w:lang w:val="en-US"/>
         </w:rPr>
-        <w:t>.json file) under Assets\Resources\</w:t>
-      </w:r>
+        <w:t>.json</w:t>
+      </w:r>
+      <w:proofErr w:type="spellEnd"/>
+      <w:proofErr w:type="gramEnd"/>
       <w:r>
         <w:rPr>
           <w:color w:val="000000" w:themeColor="text1"/>
           <w:lang w:val="en-US"/>
         </w:rPr>
+        <w:t xml:space="preserve"> file) under Assets\Resources\</w:t>
+      </w:r>
+      <w:r>
+        <w:rPr>
+          <w:color w:val="000000" w:themeColor="text1"/>
+          <w:lang w:val="en-US"/>
+        </w:rPr>
         <w:t>Dialogue</w:t>
       </w:r>
       <w:r>
@@ -7236,6 +8937,8 @@
         </w:rPr>
         <w:t xml:space="preserve">Congratulations! Now everything is set up. You can go ahead now and call </w:t>
       </w:r>
+      <w:proofErr w:type="spellStart"/>
+      <w:proofErr w:type="gramStart"/>
       <w:r>
         <w:rPr>
           <w:rFonts w:ascii="Consolas" w:hAnsi="Consolas"/>
@@ -7264,6 +8967,8 @@
         </w:rPr>
         <w:t>Dialogue</w:t>
       </w:r>
+      <w:proofErr w:type="spellEnd"/>
+      <w:proofErr w:type="gramEnd"/>
       <w:r>
         <w:rPr>
           <w:rFonts w:ascii="Consolas" w:hAnsi="Consolas"/>
@@ -7271,6 +8976,7 @@
         </w:rPr>
         <w:t>(</w:t>
       </w:r>
+      <w:proofErr w:type="spellStart"/>
       <w:r>
         <w:rPr>
           <w:rFonts w:ascii="Consolas" w:hAnsi="Consolas"/>
@@ -7283,7 +8989,15 @@
           <w:rFonts w:ascii="Consolas" w:hAnsi="Consolas"/>
           <w:lang w:val="en-US"/>
         </w:rPr>
-        <w:t xml:space="preserve">ID) </w:t>
+        <w:t>ID</w:t>
+      </w:r>
+      <w:proofErr w:type="spellEnd"/>
+      <w:r>
+        <w:rPr>
+          <w:rFonts w:ascii="Consolas" w:hAnsi="Consolas"/>
+          <w:lang w:val="en-US"/>
+        </w:rPr>
+        <w:t xml:space="preserve">) </w:t>
       </w:r>
       <w:r>
         <w:rPr>
@@ -7306,6 +9020,7 @@
         </w:rPr>
         <w:t xml:space="preserve"> (the </w:t>
       </w:r>
+      <w:proofErr w:type="spellStart"/>
       <w:r>
         <w:rPr>
           <w:rFonts w:cs="Arial"/>
@@ -7318,28 +9033,52 @@
           <w:rFonts w:cs="Arial"/>
           <w:lang w:val="en-US"/>
         </w:rPr>
-        <w:t xml:space="preserve">ID should always equal the filename). </w:t>
-      </w:r>
-    </w:p>
-    <w:p>
-      <w:pPr>
+        <w:t>ID</w:t>
+      </w:r>
+      <w:proofErr w:type="spellEnd"/>
+      <w:r>
         <w:rPr>
           <w:rFonts w:cs="Arial"/>
           <w:lang w:val="en-US"/>
         </w:rPr>
-      </w:pPr>
-      <w:r>
+        <w:t xml:space="preserve"> should always equal the filename). </w:t>
+      </w:r>
+    </w:p>
+    <w:p>
+      <w:pPr>
         <w:rPr>
           <w:rFonts w:cs="Arial"/>
           <w:lang w:val="en-US"/>
         </w:rPr>
-        <w:t xml:space="preserve">Of course, you will need additional logic to e.g. link your </w:t>
-      </w:r>
+      </w:pPr>
       <w:r>
         <w:rPr>
           <w:rFonts w:cs="Arial"/>
           <w:lang w:val="en-US"/>
         </w:rPr>
+        <w:t xml:space="preserve">Of course, you will need additional logic to </w:t>
+      </w:r>
+      <w:proofErr w:type="gramStart"/>
+      <w:r>
+        <w:rPr>
+          <w:rFonts w:cs="Arial"/>
+          <w:lang w:val="en-US"/>
+        </w:rPr>
+        <w:t>e.g.</w:t>
+      </w:r>
+      <w:proofErr w:type="gramEnd"/>
+      <w:r>
+        <w:rPr>
+          <w:rFonts w:cs="Arial"/>
+          <w:lang w:val="en-US"/>
+        </w:rPr>
+        <w:t xml:space="preserve"> link your </w:t>
+      </w:r>
+      <w:r>
+        <w:rPr>
+          <w:rFonts w:cs="Arial"/>
+          <w:lang w:val="en-US"/>
+        </w:rPr>
         <w:t>Dialogue</w:t>
       </w:r>
       <w:r>
@@ -7347,23 +9086,40 @@
           <w:rFonts w:cs="Arial"/>
           <w:lang w:val="en-US"/>
         </w:rPr>
-        <w:t xml:space="preserve">s to NPCs, cutscenes, etc. The ExampleProject includes two scripts to help you out with that: </w:t>
-      </w:r>
-    </w:p>
-    <w:p>
-      <w:pPr>
+        <w:t xml:space="preserve">s to NPCs, cutscenes, etc. The </w:t>
+      </w:r>
+      <w:proofErr w:type="spellStart"/>
+      <w:r>
         <w:rPr>
           <w:rFonts w:cs="Arial"/>
           <w:lang w:val="en-US"/>
         </w:rPr>
-      </w:pPr>
+        <w:t>ExampleProject</w:t>
+      </w:r>
+      <w:proofErr w:type="spellEnd"/>
       <w:r>
         <w:rPr>
           <w:rFonts w:cs="Arial"/>
           <w:lang w:val="en-US"/>
         </w:rPr>
+        <w:t xml:space="preserve"> includes two scripts to help you out with that: </w:t>
+      </w:r>
+    </w:p>
+    <w:p>
+      <w:pPr>
+        <w:rPr>
+          <w:rFonts w:cs="Arial"/>
+          <w:lang w:val="en-US"/>
+        </w:rPr>
+      </w:pPr>
+      <w:r>
+        <w:rPr>
+          <w:rFonts w:cs="Arial"/>
+          <w:lang w:val="en-US"/>
+        </w:rPr>
         <w:t xml:space="preserve">The </w:t>
       </w:r>
+      <w:proofErr w:type="spellStart"/>
       <w:r>
         <w:rPr>
           <w:rFonts w:ascii="Consolas" w:hAnsi="Consolas" w:cs="Arial"/>
@@ -7378,6 +9134,7 @@
         </w:rPr>
         <w:t>Dialogue</w:t>
       </w:r>
+      <w:proofErr w:type="spellEnd"/>
       <w:r>
         <w:rPr>
           <w:rFonts w:ascii="Consolas" w:hAnsi="Consolas" w:cs="Arial"/>
@@ -7449,6 +9206,7 @@
         </w:rPr>
         <w:t xml:space="preserve">The </w:t>
       </w:r>
+      <w:proofErr w:type="spellStart"/>
       <w:r>
         <w:rPr>
           <w:rFonts w:ascii="Consolas" w:hAnsi="Consolas" w:cs="Arial"/>
@@ -7468,7 +9226,15 @@
           <w:rFonts w:ascii="Consolas" w:hAnsi="Consolas" w:cs="Arial"/>
           <w:lang w:val="en-US"/>
         </w:rPr>
-        <w:t xml:space="preserve">Starter </w:t>
+        <w:t>Starter</w:t>
+      </w:r>
+      <w:proofErr w:type="spellEnd"/>
+      <w:r>
+        <w:rPr>
+          <w:rFonts w:ascii="Consolas" w:hAnsi="Consolas" w:cs="Arial"/>
+          <w:lang w:val="en-US"/>
+        </w:rPr>
+        <w:t xml:space="preserve"> </w:t>
       </w:r>
       <w:r>
         <w:rPr>
@@ -7590,12 +9356,21 @@
         </w:rPr>
         <w:t xml:space="preserve"> and the </w:t>
       </w:r>
+      <w:proofErr w:type="spellStart"/>
       <w:r>
         <w:rPr>
           <w:rFonts w:ascii="Consolas" w:hAnsi="Consolas" w:cs="Arial"/>
           <w:lang w:val="en-US"/>
         </w:rPr>
-        <w:t xml:space="preserve">UDSPlayerDialogue </w:t>
+        <w:t>UDSPlayerDialogue</w:t>
+      </w:r>
+      <w:proofErr w:type="spellEnd"/>
+      <w:r>
+        <w:rPr>
+          <w:rFonts w:ascii="Consolas" w:hAnsi="Consolas" w:cs="Arial"/>
+          <w:lang w:val="en-US"/>
+        </w:rPr>
+        <w:t xml:space="preserve"> </w:t>
       </w:r>
       <w:r>
         <w:rPr>
@@ -7625,7 +9400,21 @@
         <w:rPr>
           <w:lang w:val="en-US"/>
         </w:rPr>
-        <w:t xml:space="preserve">should have a (ideally dynamic) Rigidbody2D and a Trigger-Collider2D as its dialog radius. It can also be a child GameObject </w:t>
+        <w:t xml:space="preserve">should have a (ideally dynamic) Rigidbody2D and a Trigger-Collider2D as its dialog radius. It can also be a child </w:t>
+      </w:r>
+      <w:proofErr w:type="spellStart"/>
+      <w:r>
+        <w:rPr>
+          <w:lang w:val="en-US"/>
+        </w:rPr>
+        <w:t>GameObject</w:t>
+      </w:r>
+      <w:proofErr w:type="spellEnd"/>
+      <w:r>
+        <w:rPr>
+          <w:lang w:val="en-US"/>
+        </w:rPr>
+        <w:t xml:space="preserve"> </w:t>
       </w:r>
     </w:p>
     <w:p>
@@ -7701,8 +9490,9 @@
           <w:szCs w:val="20"/>
           <w:lang w:val="en-US"/>
         </w:rPr>
-        <w:t>(e.g. open a shop from a Dialog</w:t>
-      </w:r>
+        <w:t>(</w:t>
+      </w:r>
+      <w:proofErr w:type="gramStart"/>
       <w:r>
         <w:rPr>
           <w:i/>
@@ -7710,8 +9500,9 @@
           <w:szCs w:val="20"/>
           <w:lang w:val="en-US"/>
         </w:rPr>
-        <w:t>ue</w:t>
-      </w:r>
+        <w:t>e.g.</w:t>
+      </w:r>
+      <w:proofErr w:type="gramEnd"/>
       <w:r>
         <w:rPr>
           <w:i/>
@@ -7719,7 +9510,7 @@
           <w:szCs w:val="20"/>
           <w:lang w:val="en-US"/>
         </w:rPr>
-        <w:t xml:space="preserve">, give an </w:t>
+        <w:t xml:space="preserve"> open a shop from a Dialog</w:t>
       </w:r>
       <w:r>
         <w:rPr>
@@ -7728,7 +9519,7 @@
           <w:szCs w:val="20"/>
           <w:lang w:val="en-US"/>
         </w:rPr>
-        <w:t>i</w:t>
+        <w:t>ue</w:t>
       </w:r>
       <w:r>
         <w:rPr>
@@ -7737,6 +9528,24 @@
           <w:szCs w:val="20"/>
           <w:lang w:val="en-US"/>
         </w:rPr>
+        <w:t xml:space="preserve">, give an </w:t>
+      </w:r>
+      <w:r>
+        <w:rPr>
+          <w:i/>
+          <w:iCs/>
+          <w:szCs w:val="20"/>
+          <w:lang w:val="en-US"/>
+        </w:rPr>
+        <w:t>i</w:t>
+      </w:r>
+      <w:r>
+        <w:rPr>
+          <w:i/>
+          <w:iCs/>
+          <w:szCs w:val="20"/>
+          <w:lang w:val="en-US"/>
+        </w:rPr>
         <w:t>tem to the player, start a cutscene, …)</w:t>
       </w:r>
       <w:r>
@@ -7773,7 +9582,14 @@
         <w:rPr>
           <w:lang w:val="en-US"/>
         </w:rPr>
-        <w:t xml:space="preserve"> on Properties and extending the UDSDialog</w:t>
+        <w:t xml:space="preserve"> on Properties and extending the </w:t>
+      </w:r>
+      <w:proofErr w:type="spellStart"/>
+      <w:r>
+        <w:rPr>
+          <w:lang w:val="en-US"/>
+        </w:rPr>
+        <w:t>UDSDialog</w:t>
       </w:r>
       <w:r>
         <w:rPr>
@@ -7787,6 +9603,7 @@
         </w:rPr>
         <w:t>Manager</w:t>
       </w:r>
+      <w:proofErr w:type="spellEnd"/>
     </w:p>
     <w:p>
       <w:pPr>
@@ -7823,7 +9640,21 @@
         <w:rPr>
           <w:lang w:val="en-US"/>
         </w:rPr>
-        <w:t xml:space="preserve">s based on ingame-events </w:t>
+        <w:t xml:space="preserve">s based on </w:t>
+      </w:r>
+      <w:proofErr w:type="spellStart"/>
+      <w:r>
+        <w:rPr>
+          <w:lang w:val="en-US"/>
+        </w:rPr>
+        <w:t>ingame</w:t>
+      </w:r>
+      <w:proofErr w:type="spellEnd"/>
+      <w:r>
+        <w:rPr>
+          <w:lang w:val="en-US"/>
+        </w:rPr>
+        <w:t xml:space="preserve">-events </w:t>
       </w:r>
       <w:r>
         <w:rPr>
@@ -7832,7 +9663,27 @@
           <w:szCs w:val="20"/>
           <w:lang w:val="en-US"/>
         </w:rPr>
-        <w:t>(e.g. player has a certain quest, reached a certain level, …)</w:t>
+        <w:t>(</w:t>
+      </w:r>
+      <w:proofErr w:type="gramStart"/>
+      <w:r>
+        <w:rPr>
+          <w:i/>
+          <w:iCs/>
+          <w:szCs w:val="20"/>
+          <w:lang w:val="en-US"/>
+        </w:rPr>
+        <w:t>e.g.</w:t>
+      </w:r>
+      <w:proofErr w:type="gramEnd"/>
+      <w:r>
+        <w:rPr>
+          <w:i/>
+          <w:iCs/>
+          <w:szCs w:val="20"/>
+          <w:lang w:val="en-US"/>
+        </w:rPr>
+        <w:t xml:space="preserve"> player has a certain quest, reached a certain level, …)</w:t>
       </w:r>
       <w:r>
         <w:rPr>
@@ -7921,7 +9772,7 @@
           <w:lang w:val="en-US"/>
         </w:rPr>
       </w:pPr>
-      <w:bookmarkStart w:id="9" w:name="_Toc79512805"/>
+      <w:bookmarkStart w:id="9" w:name="_Toc80188646"/>
       <w:r>
         <w:rPr>
           <w:lang w:val="en-US"/>
@@ -7945,7 +9796,14 @@
         <w:rPr>
           <w:lang w:val="en-US"/>
         </w:rPr>
-        <w:t>and UDS</w:t>
+        <w:t xml:space="preserve">and </w:t>
+      </w:r>
+      <w:proofErr w:type="spellStart"/>
+      <w:r>
+        <w:rPr>
+          <w:lang w:val="en-US"/>
+        </w:rPr>
+        <w:t>UDS</w:t>
       </w:r>
       <w:r>
         <w:rPr>
@@ -7957,7 +9815,14 @@
         <w:rPr>
           <w:lang w:val="en-US"/>
         </w:rPr>
-        <w:t xml:space="preserve">Manager </w:t>
+        <w:t>Manager</w:t>
+      </w:r>
+      <w:proofErr w:type="spellEnd"/>
+      <w:r>
+        <w:rPr>
+          <w:lang w:val="en-US"/>
+        </w:rPr>
+        <w:t xml:space="preserve"> </w:t>
       </w:r>
       <w:r>
         <w:rPr>
@@ -7978,7 +9843,7 @@
           <w:lang w:val="en-US"/>
         </w:rPr>
       </w:pPr>
-      <w:bookmarkStart w:id="10" w:name="_Toc79512806"/>
+      <w:bookmarkStart w:id="10" w:name="_Toc80188647"/>
       <w:r>
         <w:rPr>
           <w:lang w:val="en-US"/>
@@ -8021,7 +9886,22 @@
         <w:rPr>
           <w:lang w:val="en-US"/>
         </w:rPr>
-        <w:t>s are being stored as JSON files with the .uds</w:t>
+        <w:t xml:space="preserve">s are being stored as JSON files with </w:t>
+      </w:r>
+      <w:proofErr w:type="gramStart"/>
+      <w:r>
+        <w:rPr>
+          <w:lang w:val="en-US"/>
+        </w:rPr>
+        <w:t>the .</w:t>
+      </w:r>
+      <w:proofErr w:type="spellStart"/>
+      <w:proofErr w:type="gramEnd"/>
+      <w:r>
+        <w:rPr>
+          <w:lang w:val="en-US"/>
+        </w:rPr>
+        <w:t>uds</w:t>
       </w:r>
       <w:r>
         <w:rPr>
@@ -8033,7 +9913,14 @@
         <w:rPr>
           <w:lang w:val="en-US"/>
         </w:rPr>
-        <w:t>.json extension. They are being loaded via the Resources folder of your project.</w:t>
+        <w:t>.json</w:t>
+      </w:r>
+      <w:proofErr w:type="spellEnd"/>
+      <w:r>
+        <w:rPr>
+          <w:lang w:val="en-US"/>
+        </w:rPr>
+        <w:t xml:space="preserve"> extension. They are being loaded via the Resources folder of your project.</w:t>
       </w:r>
     </w:p>
     <w:p>
@@ -8082,7 +9969,14 @@
         <w:rPr>
           <w:lang w:val="en-US"/>
         </w:rPr>
-        <w:t>s in and where the UDS</w:t>
+        <w:t xml:space="preserve">s in and where the </w:t>
+      </w:r>
+      <w:proofErr w:type="spellStart"/>
+      <w:r>
+        <w:rPr>
+          <w:lang w:val="en-US"/>
+        </w:rPr>
+        <w:t>UDS</w:t>
       </w:r>
       <w:r>
         <w:rPr>
@@ -8094,7 +9988,14 @@
         <w:rPr>
           <w:lang w:val="en-US"/>
         </w:rPr>
-        <w:t>Manager script will load them from.</w:t>
+        <w:t>Manager</w:t>
+      </w:r>
+      <w:proofErr w:type="spellEnd"/>
+      <w:r>
+        <w:rPr>
+          <w:lang w:val="en-US"/>
+        </w:rPr>
+        <w:t xml:space="preserve"> script will load them from.</w:t>
       </w:r>
     </w:p>
     <w:p>
@@ -8188,7 +10089,7 @@
           <w:lang w:val="en-US"/>
         </w:rPr>
       </w:pPr>
-      <w:bookmarkStart w:id="11" w:name="_Toc79512807"/>
+      <w:bookmarkStart w:id="11" w:name="_Toc80188648"/>
       <w:r>
         <w:rPr>
           <w:noProof/>
@@ -8911,11 +10812,7 @@
           </mc:Choice>
           <mc:Fallback>
             <w:pict>
-              <v:shapetype w14:anchorId="1FCDA0B8" id="_x0000_t202" coordsize="21600,21600" o:spt="202" path="m,l,21600r21600,l21600,xe">
-                <v:stroke joinstyle="miter"/>
-                <v:path gradientshapeok="t" o:connecttype="rect"/>
-              </v:shapetype>
-              <v:shape id="Textfeld 2" o:spid="_x0000_s1026" type="#_x0000_t202" style="position:absolute;left:0;text-align:left;margin-left:278.35pt;margin-top:-5.65pt;width:229.2pt;height:425.4pt;z-index:251662336;visibility:visible;mso-wrap-style:square;mso-width-percent:0;mso-height-percent:0;mso-wrap-distance-left:9pt;mso-wrap-distance-top:3.6pt;mso-wrap-distance-right:9pt;mso-wrap-distance-bottom:3.6pt;mso-position-horizontal:absolute;mso-position-horizontal-relative:text;mso-position-vertical:absolute;mso-position-vertical-relative:text;mso-width-percent:0;mso-height-percent:0;mso-width-relative:margin;mso-height-relative:margin;v-text-anchor:top" o:gfxdata="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">
+              <v:shape w14:anchorId="1FCDA0B8" id="Textfeld 2" o:spid="_x0000_s1028" type="#_x0000_t202" style="position:absolute;left:0;text-align:left;margin-left:278.35pt;margin-top:-5.65pt;width:229.2pt;height:425.4pt;z-index:251662336;visibility:visible;mso-wrap-style:square;mso-width-percent:0;mso-height-percent:0;mso-wrap-distance-left:9pt;mso-wrap-distance-top:3.6pt;mso-wrap-distance-right:9pt;mso-wrap-distance-bottom:3.6pt;mso-position-horizontal:absolute;mso-position-horizontal-relative:text;mso-position-vertical:absolute;mso-position-vertical-relative:text;mso-width-percent:0;mso-height-percent:0;mso-width-relative:margin;mso-height-relative:margin;v-text-anchor:top" o:gfxdata="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">
                 <v:textbox>
                   <w:txbxContent>
                     <w:p>
@@ -9613,7 +11510,7 @@
                     <pic:cNvPicPr/>
                   </pic:nvPicPr>
                   <pic:blipFill>
-                    <a:blip r:embed="rId12"/>
+                    <a:blip r:embed="rId16"/>
                     <a:stretch>
                       <a:fillRect/>
                     </a:stretch>
@@ -9660,7 +11557,7 @@
           <w:lang w:val="en-US"/>
         </w:rPr>
       </w:pPr>
-      <w:bookmarkStart w:id="12" w:name="_Toc79512808"/>
+      <w:bookmarkStart w:id="12" w:name="_Toc80188649"/>
       <w:r>
         <w:rPr>
           <w:lang w:val="en-US"/>
@@ -9689,12 +11586,39 @@
         </w:rPr>
         <w:t xml:space="preserve">To start a Dialog simply call </w:t>
       </w:r>
+      <w:proofErr w:type="spellStart"/>
+      <w:proofErr w:type="gramStart"/>
       <w:r>
         <w:rPr>
           <w:rFonts w:ascii="Consolas" w:hAnsi="Consolas"/>
           <w:lang w:val="en-US"/>
         </w:rPr>
-        <w:t>UDSDialogManager.instance.StartDialog(dialogID)</w:t>
+        <w:t>UDSDialogManager.instance.StartDialog</w:t>
+      </w:r>
+      <w:proofErr w:type="spellEnd"/>
+      <w:proofErr w:type="gramEnd"/>
+      <w:r>
+        <w:rPr>
+          <w:rFonts w:ascii="Consolas" w:hAnsi="Consolas"/>
+          <w:lang w:val="en-US"/>
+        </w:rPr>
+        <w:t>(</w:t>
+      </w:r>
+      <w:proofErr w:type="spellStart"/>
+      <w:r>
+        <w:rPr>
+          <w:rFonts w:ascii="Consolas" w:hAnsi="Consolas"/>
+          <w:lang w:val="en-US"/>
+        </w:rPr>
+        <w:t>dialogID</w:t>
+      </w:r>
+      <w:proofErr w:type="spellEnd"/>
+      <w:r>
+        <w:rPr>
+          <w:rFonts w:ascii="Consolas" w:hAnsi="Consolas"/>
+          <w:lang w:val="en-US"/>
+        </w:rPr>
+        <w:t>)</w:t>
       </w:r>
       <w:r>
         <w:rPr>
@@ -9708,13 +11632,22 @@
           <w:rFonts w:ascii="Consolas" w:hAnsi="Consolas" w:cs="Arial"/>
           <w:lang w:val="en-US"/>
         </w:rPr>
-        <w:t>string dialogID</w:t>
-      </w:r>
+        <w:t xml:space="preserve">string </w:t>
+      </w:r>
+      <w:proofErr w:type="spellStart"/>
       <w:r>
         <w:rPr>
           <w:rFonts w:ascii="Consolas" w:hAnsi="Consolas" w:cs="Arial"/>
           <w:lang w:val="en-US"/>
         </w:rPr>
+        <w:t>dialogID</w:t>
+      </w:r>
+      <w:proofErr w:type="spellEnd"/>
+      <w:r>
+        <w:rPr>
+          <w:rFonts w:ascii="Consolas" w:hAnsi="Consolas" w:cs="Arial"/>
+          <w:lang w:val="en-US"/>
+        </w:rPr>
         <w:t xml:space="preserve"> </w:t>
       </w:r>
       <w:r>
@@ -9739,26 +11672,76 @@
         </w:rPr>
         <w:t xml:space="preserve">You’ll probably want to store the </w:t>
       </w:r>
+      <w:proofErr w:type="spellStart"/>
       <w:r>
         <w:rPr>
           <w:rFonts w:ascii="Consolas" w:hAnsi="Consolas" w:cs="Arial"/>
           <w:lang w:val="en-US"/>
         </w:rPr>
-        <w:t xml:space="preserve">dialogID </w:t>
+        <w:t>dialogID</w:t>
+      </w:r>
+      <w:proofErr w:type="spellEnd"/>
+      <w:r>
+        <w:rPr>
+          <w:rFonts w:ascii="Consolas" w:hAnsi="Consolas" w:cs="Arial"/>
+          <w:lang w:val="en-US"/>
+        </w:rPr>
+        <w:t xml:space="preserve"> </w:t>
       </w:r>
       <w:r>
         <w:rPr>
           <w:rFonts w:cs="Arial"/>
           <w:lang w:val="en-US"/>
         </w:rPr>
-        <w:t xml:space="preserve">for e.g. an NPC somewhere on its GameObject. If you want a starting point for that, check out the </w:t>
-      </w:r>
+        <w:t xml:space="preserve">for </w:t>
+      </w:r>
+      <w:proofErr w:type="gramStart"/>
+      <w:r>
+        <w:rPr>
+          <w:rFonts w:cs="Arial"/>
+          <w:lang w:val="en-US"/>
+        </w:rPr>
+        <w:t>e.g.</w:t>
+      </w:r>
+      <w:proofErr w:type="gramEnd"/>
+      <w:r>
+        <w:rPr>
+          <w:rFonts w:cs="Arial"/>
+          <w:lang w:val="en-US"/>
+        </w:rPr>
+        <w:t xml:space="preserve"> an NPC somewhere on its </w:t>
+      </w:r>
+      <w:proofErr w:type="spellStart"/>
+      <w:r>
+        <w:rPr>
+          <w:rFonts w:cs="Arial"/>
+          <w:lang w:val="en-US"/>
+        </w:rPr>
+        <w:t>GameObject</w:t>
+      </w:r>
+      <w:proofErr w:type="spellEnd"/>
+      <w:r>
+        <w:rPr>
+          <w:rFonts w:cs="Arial"/>
+          <w:lang w:val="en-US"/>
+        </w:rPr>
+        <w:t xml:space="preserve">. If you want a starting point for that, check out the </w:t>
+      </w:r>
+      <w:proofErr w:type="spellStart"/>
       <w:r>
         <w:rPr>
           <w:rFonts w:ascii="Consolas" w:hAnsi="Consolas" w:cs="Arial"/>
           <w:lang w:val="en-US"/>
         </w:rPr>
-        <w:t xml:space="preserve">UDSDialogStarter </w:t>
+        <w:t>UDSDialogStarter</w:t>
+      </w:r>
+      <w:proofErr w:type="spellEnd"/>
+      <w:r>
+        <w:rPr>
+          <w:rFonts w:ascii="Consolas" w:hAnsi="Consolas" w:cs="Arial"/>
+          <w:lang w:val="en-US"/>
+        </w:rPr>
+        <w:t xml:space="preserve"> </w:t>
       </w:r>
       <w:r>
         <w:rPr>
@@ -9772,14 +11755,46 @@
           <w:rFonts w:ascii="Consolas" w:hAnsi="Consolas" w:cs="Arial"/>
           <w:lang w:val="en-US"/>
         </w:rPr>
-        <w:t xml:space="preserve"> UDSPlayerDialog </w:t>
+        <w:t xml:space="preserve"> </w:t>
+      </w:r>
+      <w:proofErr w:type="spellStart"/>
+      <w:r>
+        <w:rPr>
+          <w:rFonts w:ascii="Consolas" w:hAnsi="Consolas" w:cs="Arial"/>
+          <w:lang w:val="en-US"/>
+        </w:rPr>
+        <w:t>UDSPlayerDialog</w:t>
+      </w:r>
+      <w:proofErr w:type="spellEnd"/>
+      <w:r>
+        <w:rPr>
+          <w:rFonts w:ascii="Consolas" w:hAnsi="Consolas" w:cs="Arial"/>
+          <w:lang w:val="en-US"/>
+        </w:rPr>
+        <w:t xml:space="preserve"> </w:t>
       </w:r>
       <w:r>
         <w:rPr>
           <w:rFonts w:cs="Arial"/>
           <w:lang w:val="en-US"/>
         </w:rPr>
-        <w:t>scripts in the ExampleProject, which are explained in more detail under 3. Quick Start</w:t>
+        <w:t xml:space="preserve">scripts in the </w:t>
+      </w:r>
+      <w:proofErr w:type="spellStart"/>
+      <w:r>
+        <w:rPr>
+          <w:rFonts w:cs="Arial"/>
+          <w:lang w:val="en-US"/>
+        </w:rPr>
+        <w:t>ExampleProject</w:t>
+      </w:r>
+      <w:proofErr w:type="spellEnd"/>
+      <w:r>
+        <w:rPr>
+          <w:rFonts w:cs="Arial"/>
+          <w:lang w:val="en-US"/>
+        </w:rPr>
+        <w:t>, which are explained in more detail under 3. Quick Start</w:t>
       </w:r>
     </w:p>
     <w:p>
@@ -9801,7 +11816,7 @@
           <w:lang w:val="en-US"/>
         </w:rPr>
       </w:pPr>
-      <w:bookmarkStart w:id="13" w:name="_Toc79512809"/>
+      <w:bookmarkStart w:id="13" w:name="_Toc80188650"/>
       <w:r>
         <w:rPr>
           <w:lang w:val="en-US"/>
@@ -9880,7 +11895,21 @@
         <w:rPr>
           <w:lang w:val="en-US"/>
         </w:rPr>
-        <w:t xml:space="preserve"> entire game at once, you can adjust the Base Text Speed in the UDSDialogueManager inspector.</w:t>
+        <w:t xml:space="preserve"> entire game at once, you can adjust the Base Text Speed in the </w:t>
+      </w:r>
+      <w:proofErr w:type="spellStart"/>
+      <w:r>
+        <w:rPr>
+          <w:lang w:val="en-US"/>
+        </w:rPr>
+        <w:t>UDSDialogueManager</w:t>
+      </w:r>
+      <w:proofErr w:type="spellEnd"/>
+      <w:r>
+        <w:rPr>
+          <w:lang w:val="en-US"/>
+        </w:rPr>
+        <w:t xml:space="preserve"> inspector.</w:t>
       </w:r>
     </w:p>
     <w:p>
@@ -9942,7 +11971,21 @@
         <w:rPr>
           <w:lang w:val="en-US"/>
         </w:rPr>
-        <w:t xml:space="preserve">Note that for this to work, all you Rich Text tags should have both a starting an a closing tag. Currently the only exception to this rule </w:t>
+        <w:t xml:space="preserve">Note that for this to work, all you Rich Text tags should have both a starting </w:t>
+      </w:r>
+      <w:proofErr w:type="gramStart"/>
+      <w:r>
+        <w:rPr>
+          <w:lang w:val="en-US"/>
+        </w:rPr>
+        <w:t>an a</w:t>
+      </w:r>
+      <w:proofErr w:type="gramEnd"/>
+      <w:r>
+        <w:rPr>
+          <w:lang w:val="en-US"/>
+        </w:rPr>
+        <w:t xml:space="preserve"> closing tag. Currently the only exception to this rule </w:t>
       </w:r>
       <w:r>
         <w:rPr>
@@ -9982,7 +12025,7 @@
           <w:lang w:val="en-US"/>
         </w:rPr>
       </w:pPr>
-      <w:hyperlink r:id="rId13" w:history="1">
+      <w:hyperlink r:id="rId17" w:history="1">
         <w:r>
           <w:rPr>
             <w:rStyle w:val="Hyperlink"/>
@@ -10011,7 +12054,7 @@
           <w:lang w:val="en-US"/>
         </w:rPr>
       </w:pPr>
-      <w:hyperlink r:id="rId14" w:history="1">
+      <w:hyperlink r:id="rId18" w:history="1">
         <w:r>
           <w:rPr>
             <w:rStyle w:val="Hyperlink"/>
@@ -10059,21 +12102,23 @@
         </w:rPr>
         <w:t xml:space="preserve">outside tags </w:t>
       </w:r>
+      <w:proofErr w:type="gramStart"/>
       <w:r>
         <w:rPr>
           <w:i/>
           <w:iCs/>
           <w:lang w:val="en-US"/>
         </w:rPr>
-        <w:t xml:space="preserve">is discouraged (but </w:t>
-      </w:r>
+        <w:t>is</w:t>
+      </w:r>
+      <w:proofErr w:type="gramEnd"/>
       <w:r>
         <w:rPr>
           <w:i/>
           <w:iCs/>
           <w:lang w:val="en-US"/>
         </w:rPr>
-        <w:t xml:space="preserve">in general </w:t>
+        <w:t xml:space="preserve"> discouraged (but </w:t>
       </w:r>
       <w:r>
         <w:rPr>
@@ -10081,22 +12126,48 @@
           <w:iCs/>
           <w:lang w:val="en-US"/>
         </w:rPr>
-        <w:t>possible)</w:t>
-      </w:r>
-    </w:p>
-    <w:p>
-      <w:pPr>
-        <w:rPr>
-          <w:lang w:val="en-US"/>
-        </w:rPr>
-      </w:pPr>
+        <w:t xml:space="preserve">in general </w:t>
+      </w:r>
       <w:r>
         <w:rPr>
           <w:i/>
           <w:iCs/>
           <w:lang w:val="en-US"/>
         </w:rPr>
-        <w:t>Note: The TMP &lt;noparse&gt; tag also doesn’t work with the UDS</w:t>
+        <w:t>possible)</w:t>
+      </w:r>
+    </w:p>
+    <w:p>
+      <w:pPr>
+        <w:rPr>
+          <w:lang w:val="en-US"/>
+        </w:rPr>
+      </w:pPr>
+      <w:r>
+        <w:rPr>
+          <w:i/>
+          <w:iCs/>
+          <w:lang w:val="en-US"/>
+        </w:rPr>
+        <w:t>Note: The TMP &lt;</w:t>
+      </w:r>
+      <w:proofErr w:type="spellStart"/>
+      <w:r>
+        <w:rPr>
+          <w:i/>
+          <w:iCs/>
+          <w:lang w:val="en-US"/>
+        </w:rPr>
+        <w:t>noparse</w:t>
+      </w:r>
+      <w:proofErr w:type="spellEnd"/>
+      <w:r>
+        <w:rPr>
+          <w:i/>
+          <w:iCs/>
+          <w:lang w:val="en-US"/>
+        </w:rPr>
+        <w:t>&gt; tag also doesn’t work with the UDS</w:t>
       </w:r>
       <w:r>
         <w:rPr>
@@ -10124,7 +12195,7 @@
           <w:lang w:val="en-US"/>
         </w:rPr>
       </w:pPr>
-      <w:bookmarkStart w:id="14" w:name="_Toc79512810"/>
+      <w:bookmarkStart w:id="14" w:name="_Toc80188651"/>
       <w:r>
         <w:rPr>
           <w:lang w:val="en-US"/>
@@ -10183,7 +12254,7 @@
                     </pic:cNvPicPr>
                   </pic:nvPicPr>
                   <pic:blipFill>
-                    <a:blip r:embed="rId15" cstate="print">
+                    <a:blip r:embed="rId19" cstate="print">
                       <a:extLst>
                         <a:ext uri="{28A0092B-C50C-407E-A947-70E740481C1C}">
                           <a14:useLocalDpi xmlns:a14="http://schemas.microsoft.com/office/drawing/2010/main" val="0"/>
@@ -10230,7 +12301,21 @@
         <w:rPr>
           <w:lang w:val="en-US"/>
         </w:rPr>
-        <w:t>To connect the UDS to your game systems and to extend it with your own code, you can override the UDSDialogueManager. It offers certain event methods/messages that work very similar to how Unity</w:t>
+        <w:t xml:space="preserve">To connect the UDS to your game systems and to extend it with your own code, you can override the </w:t>
+      </w:r>
+      <w:proofErr w:type="spellStart"/>
+      <w:r>
+        <w:rPr>
+          <w:lang w:val="en-US"/>
+        </w:rPr>
+        <w:t>UDSDialogueManager</w:t>
+      </w:r>
+      <w:proofErr w:type="spellEnd"/>
+      <w:r>
+        <w:rPr>
+          <w:lang w:val="en-US"/>
+        </w:rPr>
+        <w:t>. It offers certain event methods/messages that work very similar to how Unity</w:t>
       </w:r>
       <w:r>
         <w:rPr>
@@ -10242,8 +12327,23 @@
         <w:rPr>
           <w:lang w:val="en-US"/>
         </w:rPr>
-        <w:t xml:space="preserve">s messages (Start, OnTriggerEnter, …) work. By overriding </w:t>
-      </w:r>
+        <w:t xml:space="preserve">s messages (Start, </w:t>
+      </w:r>
+      <w:proofErr w:type="spellStart"/>
+      <w:r>
+        <w:rPr>
+          <w:lang w:val="en-US"/>
+        </w:rPr>
+        <w:t>OnTriggerEnter</w:t>
+      </w:r>
+      <w:proofErr w:type="spellEnd"/>
+      <w:r>
+        <w:rPr>
+          <w:lang w:val="en-US"/>
+        </w:rPr>
+        <w:t xml:space="preserve">, …) work. By overriding </w:t>
+      </w:r>
+      <w:proofErr w:type="spellStart"/>
       <w:r>
         <w:rPr>
           <w:rFonts w:ascii="Consolas" w:hAnsi="Consolas"/>
@@ -10251,6 +12351,7 @@
         </w:rPr>
         <w:t>OnDialoguePartStart</w:t>
       </w:r>
+      <w:proofErr w:type="spellEnd"/>
       <w:r>
         <w:rPr>
           <w:b/>
@@ -10263,7 +12364,49 @@
         <w:rPr>
           <w:lang w:val="en-US"/>
         </w:rPr>
-        <w:t>for example, you can write code that is run whenever a new DialoguePart is being started. More importantly, these methods allow you to access e.g. the current DialoguePart and its Properties by passing them as parameters</w:t>
+        <w:t xml:space="preserve">for example, you can write code that is run whenever a new </w:t>
+      </w:r>
+      <w:proofErr w:type="spellStart"/>
+      <w:r>
+        <w:rPr>
+          <w:lang w:val="en-US"/>
+        </w:rPr>
+        <w:t>DialoguePart</w:t>
+      </w:r>
+      <w:proofErr w:type="spellEnd"/>
+      <w:r>
+        <w:rPr>
+          <w:lang w:val="en-US"/>
+        </w:rPr>
+        <w:t xml:space="preserve"> is being started. More importantly, these methods allow you to access </w:t>
+      </w:r>
+      <w:proofErr w:type="gramStart"/>
+      <w:r>
+        <w:rPr>
+          <w:lang w:val="en-US"/>
+        </w:rPr>
+        <w:t>e.g.</w:t>
+      </w:r>
+      <w:proofErr w:type="gramEnd"/>
+      <w:r>
+        <w:rPr>
+          <w:lang w:val="en-US"/>
+        </w:rPr>
+        <w:t xml:space="preserve"> the current </w:t>
+      </w:r>
+      <w:proofErr w:type="spellStart"/>
+      <w:r>
+        <w:rPr>
+          <w:lang w:val="en-US"/>
+        </w:rPr>
+        <w:t>DialoguePart</w:t>
+      </w:r>
+      <w:proofErr w:type="spellEnd"/>
+      <w:r>
+        <w:rPr>
+          <w:lang w:val="en-US"/>
+        </w:rPr>
+        <w:t xml:space="preserve"> and its Properties by passing them as parameters</w:t>
       </w:r>
       <w:r>
         <w:rPr>
@@ -10313,7 +12456,14 @@
         <w:rPr>
           <w:lang w:val="en-US"/>
         </w:rPr>
-        <w:t>All of them pass their respective Dialogue Component (that is Dialogue Part, Answer or Dialogue)</w:t>
+        <w:t xml:space="preserve">All of them pass their respective Dialogue Component (that is Dialogue Part, Answer or </w:t>
+      </w:r>
+      <w:proofErr w:type="gramStart"/>
+      <w:r>
+        <w:rPr>
+          <w:lang w:val="en-US"/>
+        </w:rPr>
+        <w:t>Dialogue)</w:t>
       </w:r>
       <w:r>
         <w:rPr>
@@ -10325,13 +12475,34 @@
         <w:rPr>
           <w:lang w:val="en-US"/>
         </w:rPr>
-        <w:t>as a parameter for you to access its Properties.</w:t>
-      </w:r>
-      <w:r>
-        <w:rPr>
-          <w:lang w:val="en-US"/>
-        </w:rPr>
-        <w:t xml:space="preserve"> The orange methods are helper methods which you can also override to provide special functionality that is important e.g. for your UI or for formatting text before it</w:t>
+        <w:t>as</w:t>
+      </w:r>
+      <w:proofErr w:type="gramEnd"/>
+      <w:r>
+        <w:rPr>
+          <w:lang w:val="en-US"/>
+        </w:rPr>
+        <w:t xml:space="preserve"> a parameter for you to access its Properties.</w:t>
+      </w:r>
+      <w:r>
+        <w:rPr>
+          <w:lang w:val="en-US"/>
+        </w:rPr>
+        <w:t xml:space="preserve"> The orange methods are helper methods which you can also override to provide special functionality that is important </w:t>
+      </w:r>
+      <w:proofErr w:type="gramStart"/>
+      <w:r>
+        <w:rPr>
+          <w:lang w:val="en-US"/>
+        </w:rPr>
+        <w:t>e.g.</w:t>
+      </w:r>
+      <w:proofErr w:type="gramEnd"/>
+      <w:r>
+        <w:rPr>
+          <w:lang w:val="en-US"/>
+        </w:rPr>
+        <w:t xml:space="preserve"> for your UI or for formatting text before it</w:t>
       </w:r>
       <w:r>
         <w:rPr>
@@ -10449,12 +12620,12 @@
             <v:path o:extrusionok="f" gradientshapeok="t" o:connecttype="rect"/>
             <o:lock v:ext="edit" aspectratio="t"/>
           </v:shapetype>
-          <v:shape id="_x0000_i1025" type="#_x0000_t75" style="width:453.6pt;height:220.2pt" o:ole="" o:bordertopcolor="this" o:borderbottomcolor="this">
-            <v:imagedata r:id="rId16" o:title=""/>
+          <v:shape id="_x0000_i1213" type="#_x0000_t75" style="width:453.6pt;height:220.2pt" o:ole="" o:bordertopcolor="this" o:borderbottomcolor="this">
+            <v:imagedata r:id="rId20" o:title=""/>
             <w10:bordertop type="single" width="4"/>
             <w10:borderbottom type="single" width="4"/>
           </v:shape>
-          <o:OLEObject Type="Embed" ProgID="Word.Document.12" ShapeID="_x0000_i1025" DrawAspect="Content" ObjectID="_1690214024" r:id="rId17">
+          <o:OLEObject Type="Embed" ProgID="Word.Document.12" ShapeID="_x0000_i1213" DrawAspect="Content" ObjectID="_1690801867" r:id="rId21">
             <o:FieldCodes>\s</o:FieldCodes>
           </o:OLEObject>
         </w:object>
@@ -10467,7 +12638,7 @@
           <w:lang w:val="en-US"/>
         </w:rPr>
       </w:pPr>
-      <w:bookmarkStart w:id="16" w:name="_Toc79509976"/>
+      <w:bookmarkStart w:id="16" w:name="_Toc80188664"/>
       <w:r>
         <w:rPr>
           <w:lang w:val="en-US"/>
@@ -10500,9 +12671,17 @@
         <w:rPr>
           <w:lang w:val="en-US"/>
         </w:rPr>
-        <w:t>: Overriding event methods from UDSDialogueManager</w:t>
+        <w:t xml:space="preserve">: Overriding event methods from </w:t>
+      </w:r>
+      <w:proofErr w:type="spellStart"/>
+      <w:r>
+        <w:rPr>
+          <w:lang w:val="en-US"/>
+        </w:rPr>
+        <w:t>UDSDialogueManager</w:t>
       </w:r>
       <w:bookmarkEnd w:id="16"/>
+      <w:proofErr w:type="spellEnd"/>
     </w:p>
     <w:p>
       <w:pPr>
@@ -10575,6 +12754,7 @@
         </w:rPr>
         <w:t xml:space="preserve">: </w:t>
       </w:r>
+      <w:proofErr w:type="spellStart"/>
       <w:r>
         <w:rPr>
           <w:rFonts w:ascii="Consolas" w:hAnsi="Consolas" w:cs="Arial"/>
@@ -10585,6 +12765,7 @@
         </w:rPr>
         <w:t>OnAnswer</w:t>
       </w:r>
+      <w:proofErr w:type="spellEnd"/>
       <w:r>
         <w:rPr>
           <w:rFonts w:cs="Arial"/>
@@ -10595,6 +12776,7 @@
         </w:rPr>
         <w:t xml:space="preserve"> </w:t>
       </w:r>
+      <w:proofErr w:type="gramStart"/>
       <w:r>
         <w:rPr>
           <w:rFonts w:cs="Arial"/>
@@ -10603,8 +12785,9 @@
           <w:szCs w:val="20"/>
           <w:lang w:val="en-US"/>
         </w:rPr>
-        <w:t>has to return</w:t>
-      </w:r>
+        <w:t>has to</w:t>
+      </w:r>
+      <w:proofErr w:type="gramEnd"/>
       <w:r>
         <w:rPr>
           <w:rFonts w:cs="Arial"/>
@@ -10613,8 +12796,19 @@
           <w:szCs w:val="20"/>
           <w:lang w:val="en-US"/>
         </w:rPr>
+        <w:t xml:space="preserve"> return</w:t>
+      </w:r>
+      <w:r>
+        <w:rPr>
+          <w:rFonts w:cs="Arial"/>
+          <w:i/>
+          <w:iCs/>
+          <w:szCs w:val="20"/>
+          <w:lang w:val="en-US"/>
+        </w:rPr>
         <w:t xml:space="preserve"> a bool indicating whether or not the Dialogue is being paused by this Answer (that is, whether </w:t>
       </w:r>
+      <w:proofErr w:type="spellStart"/>
       <w:r>
         <w:rPr>
           <w:rFonts w:ascii="Consolas" w:hAnsi="Consolas" w:cs="Arial"/>
@@ -10625,6 +12819,7 @@
         </w:rPr>
         <w:t>PauseDialogue</w:t>
       </w:r>
+      <w:proofErr w:type="spellEnd"/>
       <w:r>
         <w:rPr>
           <w:rFonts w:cs="Arial"/>
@@ -10734,6 +12929,7 @@
         </w:rPr>
         <w:t xml:space="preserve">In the case of </w:t>
       </w:r>
+      <w:proofErr w:type="spellStart"/>
       <w:r>
         <w:rPr>
           <w:rFonts w:ascii="Consolas" w:hAnsi="Consolas"/>
@@ -10741,6 +12937,7 @@
         </w:rPr>
         <w:t>ShowDialogPartText</w:t>
       </w:r>
+      <w:proofErr w:type="spellEnd"/>
       <w:r>
         <w:rPr>
           <w:rFonts w:cs="Arial"/>
@@ -10748,6 +12945,7 @@
         </w:rPr>
         <w:t xml:space="preserve">, </w:t>
       </w:r>
+      <w:proofErr w:type="spellStart"/>
       <w:r>
         <w:rPr>
           <w:rFonts w:ascii="Consolas" w:hAnsi="Consolas" w:cs="Arial"/>
@@ -10755,6 +12953,7 @@
         </w:rPr>
         <w:t>ShowAnswer</w:t>
       </w:r>
+      <w:proofErr w:type="spellEnd"/>
       <w:r>
         <w:rPr>
           <w:rFonts w:cs="Arial"/>
@@ -10769,6 +12968,7 @@
         </w:rPr>
         <w:t xml:space="preserve"> </w:t>
       </w:r>
+      <w:proofErr w:type="spellStart"/>
       <w:r>
         <w:rPr>
           <w:rFonts w:ascii="Consolas" w:hAnsi="Consolas" w:cs="Arial"/>
@@ -10776,6 +12976,7 @@
         </w:rPr>
         <w:t>ShowName</w:t>
       </w:r>
+      <w:proofErr w:type="spellEnd"/>
       <w:r>
         <w:rPr>
           <w:rFonts w:cs="Arial"/>
@@ -10847,6 +13048,7 @@
           <w:lang w:val="en-US"/>
         </w:rPr>
       </w:pPr>
+      <w:proofErr w:type="spellStart"/>
       <w:r>
         <w:rPr>
           <w:rFonts w:ascii="Consolas" w:hAnsi="Consolas" w:cs="Arial"/>
@@ -10854,6 +13056,7 @@
         </w:rPr>
         <w:t>EnableDialogueUI</w:t>
       </w:r>
+      <w:proofErr w:type="spellEnd"/>
       <w:r>
         <w:rPr>
           <w:rFonts w:cs="Arial"/>
@@ -10861,12 +13064,21 @@
         </w:rPr>
         <w:t xml:space="preserve"> and </w:t>
       </w:r>
+      <w:proofErr w:type="spellStart"/>
       <w:r>
         <w:rPr>
           <w:rFonts w:ascii="Consolas" w:hAnsi="Consolas" w:cs="Arial"/>
           <w:lang w:val="en-US"/>
         </w:rPr>
-        <w:t xml:space="preserve">DisableDialogUI </w:t>
+        <w:t>DisableDialogUI</w:t>
+      </w:r>
+      <w:proofErr w:type="spellEnd"/>
+      <w:r>
+        <w:rPr>
+          <w:rFonts w:ascii="Consolas" w:hAnsi="Consolas" w:cs="Arial"/>
+          <w:lang w:val="en-US"/>
+        </w:rPr>
+        <w:t xml:space="preserve"> </w:t>
       </w:r>
       <w:r>
         <w:rPr>
@@ -10875,12 +13087,21 @@
         </w:rPr>
         <w:t xml:space="preserve">by default just call </w:t>
       </w:r>
+      <w:proofErr w:type="spellStart"/>
       <w:r>
         <w:rPr>
           <w:rFonts w:ascii="Consolas" w:hAnsi="Consolas" w:cs="Arial"/>
           <w:lang w:val="en-US"/>
         </w:rPr>
-        <w:t>dialogUI.SetActive(…)</w:t>
+        <w:t>dialogUI.SetActive</w:t>
+      </w:r>
+      <w:proofErr w:type="spellEnd"/>
+      <w:r>
+        <w:rPr>
+          <w:rFonts w:ascii="Consolas" w:hAnsi="Consolas" w:cs="Arial"/>
+          <w:lang w:val="en-US"/>
+        </w:rPr>
+        <w:t>(…)</w:t>
       </w:r>
       <w:r>
         <w:rPr>
@@ -10912,6 +13133,7 @@
         </w:rPr>
         <w:t xml:space="preserve">The </w:t>
       </w:r>
+      <w:proofErr w:type="spellStart"/>
       <w:r>
         <w:rPr>
           <w:rFonts w:ascii="Consolas" w:hAnsi="Consolas" w:cs="Arial"/>
@@ -10919,6 +13141,7 @@
         </w:rPr>
         <w:t>UDSDialogueManager</w:t>
       </w:r>
+      <w:proofErr w:type="spellEnd"/>
       <w:r>
         <w:rPr>
           <w:rFonts w:cs="Arial"/>
@@ -10943,13 +13166,61 @@
         </w:rPr>
         <w:t xml:space="preserve">You can use </w:t>
       </w:r>
+      <w:proofErr w:type="spellStart"/>
+      <w:proofErr w:type="gramStart"/>
       <w:r>
         <w:rPr>
           <w:rFonts w:ascii="Consolas" w:hAnsi="Consolas" w:cs="Arial"/>
           <w:szCs w:val="20"/>
           <w:lang w:val="en-US"/>
         </w:rPr>
-        <w:t>IsEndBranch(Dialogue.DialoguePart DialoguePart)</w:t>
+        <w:t>IsEndBranch</w:t>
+      </w:r>
+      <w:proofErr w:type="spellEnd"/>
+      <w:r>
+        <w:rPr>
+          <w:rFonts w:ascii="Consolas" w:hAnsi="Consolas" w:cs="Arial"/>
+          <w:szCs w:val="20"/>
+          <w:lang w:val="en-US"/>
+        </w:rPr>
+        <w:t>(</w:t>
+      </w:r>
+      <w:proofErr w:type="spellStart"/>
+      <w:proofErr w:type="gramEnd"/>
+      <w:r>
+        <w:rPr>
+          <w:rFonts w:ascii="Consolas" w:hAnsi="Consolas" w:cs="Arial"/>
+          <w:szCs w:val="20"/>
+          <w:lang w:val="en-US"/>
+        </w:rPr>
+        <w:t>Dialogue.DialoguePart</w:t>
+      </w:r>
+      <w:proofErr w:type="spellEnd"/>
+      <w:r>
+        <w:rPr>
+          <w:rFonts w:ascii="Consolas" w:hAnsi="Consolas" w:cs="Arial"/>
+          <w:szCs w:val="20"/>
+          <w:lang w:val="en-US"/>
+        </w:rPr>
+        <w:t xml:space="preserve"> </w:t>
+      </w:r>
+      <w:proofErr w:type="spellStart"/>
+      <w:r>
+        <w:rPr>
+          <w:rFonts w:ascii="Consolas" w:hAnsi="Consolas" w:cs="Arial"/>
+          <w:szCs w:val="20"/>
+          <w:lang w:val="en-US"/>
+        </w:rPr>
+        <w:t>DialoguePart</w:t>
+      </w:r>
+      <w:proofErr w:type="spellEnd"/>
+      <w:r>
+        <w:rPr>
+          <w:rFonts w:ascii="Consolas" w:hAnsi="Consolas" w:cs="Arial"/>
+          <w:szCs w:val="20"/>
+          <w:lang w:val="en-US"/>
+        </w:rPr>
+        <w:t>)</w:t>
       </w:r>
       <w:r>
         <w:rPr>
@@ -10959,13 +13230,41 @@
         </w:rPr>
         <w:t xml:space="preserve"> and </w:t>
       </w:r>
+      <w:proofErr w:type="spellStart"/>
       <w:r>
         <w:rPr>
           <w:rFonts w:ascii="Consolas" w:hAnsi="Consolas" w:cs="Arial"/>
           <w:szCs w:val="20"/>
           <w:lang w:val="en-US"/>
         </w:rPr>
-        <w:t>IsEndBranch(Dialogue.DialoguePart.Answer answer)</w:t>
+        <w:t>IsEndBranch</w:t>
+      </w:r>
+      <w:proofErr w:type="spellEnd"/>
+      <w:r>
+        <w:rPr>
+          <w:rFonts w:ascii="Consolas" w:hAnsi="Consolas" w:cs="Arial"/>
+          <w:szCs w:val="20"/>
+          <w:lang w:val="en-US"/>
+        </w:rPr>
+        <w:t>(</w:t>
+      </w:r>
+      <w:proofErr w:type="spellStart"/>
+      <w:r>
+        <w:rPr>
+          <w:rFonts w:ascii="Consolas" w:hAnsi="Consolas" w:cs="Arial"/>
+          <w:szCs w:val="20"/>
+          <w:lang w:val="en-US"/>
+        </w:rPr>
+        <w:t>Dialogue.DialoguePart.Answer</w:t>
+      </w:r>
+      <w:proofErr w:type="spellEnd"/>
+      <w:r>
+        <w:rPr>
+          <w:rFonts w:ascii="Consolas" w:hAnsi="Consolas" w:cs="Arial"/>
+          <w:szCs w:val="20"/>
+          <w:lang w:val="en-US"/>
+        </w:rPr>
+        <w:t xml:space="preserve"> answer)</w:t>
       </w:r>
       <w:r>
         <w:rPr>
@@ -10998,21 +13297,43 @@
         </w:rPr>
         <w:t xml:space="preserve">You can use </w:t>
       </w:r>
+      <w:proofErr w:type="spellStart"/>
+      <w:proofErr w:type="gramStart"/>
       <w:r>
         <w:rPr>
           <w:rFonts w:ascii="Consolas" w:hAnsi="Consolas" w:cs="Arial"/>
           <w:szCs w:val="20"/>
           <w:lang w:val="en-US"/>
         </w:rPr>
-        <w:t>GetAnswerIndex(</w:t>
-      </w:r>
+        <w:t>GetAnswerIndex</w:t>
+      </w:r>
+      <w:proofErr w:type="spellEnd"/>
       <w:r>
         <w:rPr>
           <w:rFonts w:ascii="Consolas" w:hAnsi="Consolas" w:cs="Arial"/>
           <w:szCs w:val="20"/>
           <w:lang w:val="en-US"/>
         </w:rPr>
-        <w:t xml:space="preserve">Dialogue.DialoguePart.Answer </w:t>
+        <w:t>(</w:t>
+      </w:r>
+      <w:proofErr w:type="spellStart"/>
+      <w:proofErr w:type="gramEnd"/>
+      <w:r>
+        <w:rPr>
+          <w:rFonts w:ascii="Consolas" w:hAnsi="Consolas" w:cs="Arial"/>
+          <w:szCs w:val="20"/>
+          <w:lang w:val="en-US"/>
+        </w:rPr>
+        <w:t>Dialogue.DialoguePart.Answer</w:t>
+      </w:r>
+      <w:proofErr w:type="spellEnd"/>
+      <w:r>
+        <w:rPr>
+          <w:rFonts w:ascii="Consolas" w:hAnsi="Consolas" w:cs="Arial"/>
+          <w:szCs w:val="20"/>
+          <w:lang w:val="en-US"/>
+        </w:rPr>
+        <w:t xml:space="preserve"> </w:t>
       </w:r>
       <w:r>
         <w:rPr>
@@ -11067,6 +13388,7 @@
         </w:rPr>
         <w:t xml:space="preserve">Note: </w:t>
       </w:r>
+      <w:proofErr w:type="spellStart"/>
       <w:r>
         <w:rPr>
           <w:rFonts w:ascii="Consolas" w:hAnsi="Consolas" w:cs="Arial"/>
@@ -11075,7 +13397,18 @@
           <w:szCs w:val="20"/>
           <w:lang w:val="en-US"/>
         </w:rPr>
-        <w:t>GetAnswerIndex(answer)</w:t>
+        <w:t>GetAnswerIndex</w:t>
+      </w:r>
+      <w:proofErr w:type="spellEnd"/>
+      <w:r>
+        <w:rPr>
+          <w:rFonts w:ascii="Consolas" w:hAnsi="Consolas" w:cs="Arial"/>
+          <w:i/>
+          <w:iCs/>
+          <w:szCs w:val="20"/>
+          <w:lang w:val="en-US"/>
+        </w:rPr>
+        <w:t>(answer)</w:t>
       </w:r>
       <w:r>
         <w:rPr>
@@ -11097,6 +13430,8 @@
         </w:rPr>
         <w:t xml:space="preserve">the </w:t>
       </w:r>
+      <w:proofErr w:type="spellStart"/>
+      <w:proofErr w:type="gramStart"/>
       <w:r>
         <w:rPr>
           <w:rFonts w:ascii="Consolas" w:hAnsi="Consolas" w:cs="Arial"/>
@@ -11107,6 +13442,8 @@
         </w:rPr>
         <w:t>answer.index</w:t>
       </w:r>
+      <w:proofErr w:type="spellEnd"/>
+      <w:proofErr w:type="gramEnd"/>
       <w:r>
         <w:rPr>
           <w:rFonts w:cs="Arial"/>
@@ -11212,12 +13549,12 @@
           <w:lang w:val="en-US"/>
         </w:rPr>
         <w:object w:dxaOrig="9072" w:dyaOrig="8186" w14:anchorId="166BB983">
-          <v:shape id="_x0000_i1026" type="#_x0000_t75" style="width:453.6pt;height:409.2pt" o:ole="" o:bordertopcolor="this" o:borderbottomcolor="this">
-            <v:imagedata r:id="rId18" o:title=""/>
+          <v:shape id="_x0000_i1214" type="#_x0000_t75" style="width:453.6pt;height:409.2pt" o:ole="" o:bordertopcolor="this" o:borderbottomcolor="this">
+            <v:imagedata r:id="rId22" o:title=""/>
             <w10:bordertop type="single" width="4"/>
             <w10:borderbottom type="single" width="4"/>
           </v:shape>
-          <o:OLEObject Type="Embed" ProgID="Word.Document.12" ShapeID="_x0000_i1026" DrawAspect="Content" ObjectID="_1690214025" r:id="rId19">
+          <o:OLEObject Type="Embed" ProgID="Word.Document.12" ShapeID="_x0000_i1214" DrawAspect="Content" ObjectID="_1690801868" r:id="rId23">
             <o:FieldCodes>\s</o:FieldCodes>
           </o:OLEObject>
         </w:object>
@@ -11230,7 +13567,7 @@
           <w:lang w:val="en-US"/>
         </w:rPr>
       </w:pPr>
-      <w:bookmarkStart w:id="18" w:name="_Toc79509977"/>
+      <w:bookmarkStart w:id="18" w:name="_Toc80188665"/>
       <w:r>
         <w:rPr>
           <w:lang w:val="en-US"/>
@@ -11263,9 +13600,17 @@
         <w:rPr>
           <w:lang w:val="en-US"/>
         </w:rPr>
-        <w:t>: Overriding helper methods from UDSDialogueManager</w:t>
+        <w:t xml:space="preserve">: Overriding helper methods from </w:t>
+      </w:r>
+      <w:proofErr w:type="spellStart"/>
+      <w:r>
+        <w:rPr>
+          <w:lang w:val="en-US"/>
+        </w:rPr>
+        <w:t>UDSDialogueManager</w:t>
       </w:r>
       <w:bookmarkEnd w:id="18"/>
+      <w:proofErr w:type="spellEnd"/>
     </w:p>
     <w:p>
       <w:pPr>
@@ -11293,7 +13638,7 @@
           <w:lang w:val="en-US"/>
         </w:rPr>
       </w:pPr>
-      <w:bookmarkStart w:id="19" w:name="_Toc79512811"/>
+      <w:bookmarkStart w:id="19" w:name="_Toc80188652"/>
       <w:r>
         <w:rPr>
           <w:lang w:val="en-US"/>
@@ -11406,7 +13751,29 @@
                 <w:szCs w:val="20"/>
                 <w:lang w:val="en-US"/>
               </w:rPr>
-              <w:t xml:space="preserve"> T GetProperty&lt;</w:t>
+              <w:t xml:space="preserve"> T </w:t>
+            </w:r>
+            <w:proofErr w:type="spellStart"/>
+            <w:r>
+              <w:rPr>
+                <w:rFonts w:ascii="Consolas" w:hAnsi="Consolas" w:cs="Consolas"/>
+                <w:color w:val="000000"/>
+                <w:sz w:val="20"/>
+                <w:szCs w:val="20"/>
+                <w:lang w:val="en-US"/>
+              </w:rPr>
+              <w:t>GetProperty</w:t>
+            </w:r>
+            <w:proofErr w:type="spellEnd"/>
+            <w:r>
+              <w:rPr>
+                <w:rFonts w:ascii="Consolas" w:hAnsi="Consolas" w:cs="Consolas"/>
+                <w:color w:val="000000"/>
+                <w:sz w:val="20"/>
+                <w:szCs w:val="20"/>
+                <w:lang w:val="en-US"/>
+              </w:rPr>
+              <w:t>&lt;</w:t>
             </w:r>
             <w:r>
               <w:rPr>
@@ -11418,6 +13785,7 @@
               </w:rPr>
               <w:t>T</w:t>
             </w:r>
+            <w:proofErr w:type="gramStart"/>
             <w:r>
               <w:rPr>
                 <w:rFonts w:ascii="Consolas" w:hAnsi="Consolas" w:cs="Consolas"/>
@@ -11428,6 +13796,7 @@
               </w:rPr>
               <w:t>&gt;(</w:t>
             </w:r>
+            <w:proofErr w:type="gramEnd"/>
             <w:r>
               <w:rPr>
                 <w:rFonts w:ascii="Consolas" w:hAnsi="Consolas" w:cs="Consolas"/>
@@ -11472,8 +13841,9 @@
                 <w:szCs w:val="20"/>
                 <w:lang w:val="en-US"/>
               </w:rPr>
-              <w:t>Gets the value of the Property of type T with key key.</w:t>
-            </w:r>
+              <w:t xml:space="preserve">Gets the value of the Property of type T with key </w:t>
+            </w:r>
+            <w:proofErr w:type="spellStart"/>
             <w:r>
               <w:rPr>
                 <w:rFonts w:cs="Arial"/>
@@ -11482,8 +13852,9 @@
                 <w:szCs w:val="20"/>
                 <w:lang w:val="en-US"/>
               </w:rPr>
-              <w:t xml:space="preserve"> </w:t>
-            </w:r>
+              <w:t>key</w:t>
+            </w:r>
+            <w:proofErr w:type="spellEnd"/>
             <w:r>
               <w:rPr>
                 <w:rFonts w:cs="Arial"/>
@@ -11492,16 +13863,8 @@
                 <w:szCs w:val="20"/>
                 <w:lang w:val="en-US"/>
               </w:rPr>
-              <w:t>Throws an UDSException if there is no such Property, so</w:t>
-            </w:r>
-          </w:p>
-          <w:p>
-            <w:pPr>
-              <w:rPr>
-                <w:rFonts w:cs="Arial"/>
-                <w:lang w:val="en-US"/>
-              </w:rPr>
-            </w:pPr>
+              <w:t>.</w:t>
+            </w:r>
             <w:r>
               <w:rPr>
                 <w:rFonts w:cs="Arial"/>
@@ -11510,8 +13873,82 @@
                 <w:szCs w:val="20"/>
                 <w:lang w:val="en-US"/>
               </w:rPr>
-              <w:t>HasProperty should be checked before GetProperty</w:t>
-            </w:r>
+              <w:t xml:space="preserve"> </w:t>
+            </w:r>
+            <w:r>
+              <w:rPr>
+                <w:rFonts w:cs="Arial"/>
+                <w:i/>
+                <w:iCs/>
+                <w:szCs w:val="20"/>
+                <w:lang w:val="en-US"/>
+              </w:rPr>
+              <w:t xml:space="preserve">Throws an </w:t>
+            </w:r>
+            <w:proofErr w:type="spellStart"/>
+            <w:r>
+              <w:rPr>
+                <w:rFonts w:cs="Arial"/>
+                <w:i/>
+                <w:iCs/>
+                <w:szCs w:val="20"/>
+                <w:lang w:val="en-US"/>
+              </w:rPr>
+              <w:t>UDSException</w:t>
+            </w:r>
+            <w:proofErr w:type="spellEnd"/>
+            <w:r>
+              <w:rPr>
+                <w:rFonts w:cs="Arial"/>
+                <w:i/>
+                <w:iCs/>
+                <w:szCs w:val="20"/>
+                <w:lang w:val="en-US"/>
+              </w:rPr>
+              <w:t xml:space="preserve"> if there is no such Property, so</w:t>
+            </w:r>
+          </w:p>
+          <w:p>
+            <w:pPr>
+              <w:rPr>
+                <w:rFonts w:cs="Arial"/>
+                <w:lang w:val="en-US"/>
+              </w:rPr>
+            </w:pPr>
+            <w:proofErr w:type="spellStart"/>
+            <w:r>
+              <w:rPr>
+                <w:rFonts w:cs="Arial"/>
+                <w:i/>
+                <w:iCs/>
+                <w:szCs w:val="20"/>
+                <w:lang w:val="en-US"/>
+              </w:rPr>
+              <w:t>HasProperty</w:t>
+            </w:r>
+            <w:proofErr w:type="spellEnd"/>
+            <w:r>
+              <w:rPr>
+                <w:rFonts w:cs="Arial"/>
+                <w:i/>
+                <w:iCs/>
+                <w:szCs w:val="20"/>
+                <w:lang w:val="en-US"/>
+              </w:rPr>
+              <w:t xml:space="preserve"> should be checked before </w:t>
+            </w:r>
+            <w:proofErr w:type="spellStart"/>
+            <w:r>
+              <w:rPr>
+                <w:rFonts w:cs="Arial"/>
+                <w:i/>
+                <w:iCs/>
+                <w:szCs w:val="20"/>
+                <w:lang w:val="en-US"/>
+              </w:rPr>
+              <w:t>GetProperty</w:t>
+            </w:r>
+            <w:proofErr w:type="spellEnd"/>
           </w:p>
         </w:tc>
       </w:tr>
@@ -11567,7 +14004,29 @@
                 <w:szCs w:val="20"/>
                 <w:lang w:val="en-US"/>
               </w:rPr>
-              <w:t xml:space="preserve"> HasProperty&lt;</w:t>
+              <w:t xml:space="preserve"> </w:t>
+            </w:r>
+            <w:proofErr w:type="spellStart"/>
+            <w:r>
+              <w:rPr>
+                <w:rFonts w:ascii="Consolas" w:hAnsi="Consolas" w:cs="Consolas"/>
+                <w:color w:val="000000"/>
+                <w:sz w:val="20"/>
+                <w:szCs w:val="20"/>
+                <w:lang w:val="en-US"/>
+              </w:rPr>
+              <w:t>HasProperty</w:t>
+            </w:r>
+            <w:proofErr w:type="spellEnd"/>
+            <w:r>
+              <w:rPr>
+                <w:rFonts w:ascii="Consolas" w:hAnsi="Consolas" w:cs="Consolas"/>
+                <w:color w:val="000000"/>
+                <w:sz w:val="20"/>
+                <w:szCs w:val="20"/>
+                <w:lang w:val="en-US"/>
+              </w:rPr>
+              <w:t>&lt;</w:t>
             </w:r>
             <w:r>
               <w:rPr>
@@ -11579,6 +14038,7 @@
               </w:rPr>
               <w:t>T</w:t>
             </w:r>
+            <w:proofErr w:type="gramStart"/>
             <w:r>
               <w:rPr>
                 <w:rFonts w:ascii="Consolas" w:hAnsi="Consolas" w:cs="Consolas"/>
@@ -11589,6 +14049,7 @@
               </w:rPr>
               <w:t>&gt;(</w:t>
             </w:r>
+            <w:proofErr w:type="gramEnd"/>
             <w:r>
               <w:rPr>
                 <w:rFonts w:ascii="Consolas" w:hAnsi="Consolas" w:cs="Consolas"/>
@@ -11645,6 +14106,7 @@
               </w:rPr>
               <w:t xml:space="preserve"> </w:t>
             </w:r>
+            <w:proofErr w:type="spellStart"/>
             <w:r>
               <w:rPr>
                 <w:rFonts w:cs="Arial"/>
@@ -11653,16 +14115,9 @@
                 <w:szCs w:val="20"/>
                 <w:lang w:val="en-US"/>
               </w:rPr>
-              <w:t>DialogueComponent has a Property</w:t>
-            </w:r>
-          </w:p>
-          <w:p>
-            <w:pPr>
-              <w:rPr>
-                <w:rFonts w:cs="Arial"/>
-                <w:lang w:val="en-US"/>
-              </w:rPr>
-            </w:pPr>
+              <w:t>DialogueComponent</w:t>
+            </w:r>
+            <w:proofErr w:type="spellEnd"/>
             <w:r>
               <w:rPr>
                 <w:rFonts w:cs="Arial"/>
@@ -11671,8 +14126,50 @@
                 <w:szCs w:val="20"/>
                 <w:lang w:val="en-US"/>
               </w:rPr>
-              <w:t>of type T with key key</w:t>
-            </w:r>
+              <w:t xml:space="preserve"> has a </w:t>
+            </w:r>
+            <w:proofErr w:type="gramStart"/>
+            <w:r>
+              <w:rPr>
+                <w:rFonts w:cs="Arial"/>
+                <w:i/>
+                <w:iCs/>
+                <w:szCs w:val="20"/>
+                <w:lang w:val="en-US"/>
+              </w:rPr>
+              <w:t>Property</w:t>
+            </w:r>
+            <w:proofErr w:type="gramEnd"/>
+          </w:p>
+          <w:p>
+            <w:pPr>
+              <w:rPr>
+                <w:rFonts w:cs="Arial"/>
+                <w:lang w:val="en-US"/>
+              </w:rPr>
+            </w:pPr>
+            <w:r>
+              <w:rPr>
+                <w:rFonts w:cs="Arial"/>
+                <w:i/>
+                <w:iCs/>
+                <w:szCs w:val="20"/>
+                <w:lang w:val="en-US"/>
+              </w:rPr>
+              <w:t xml:space="preserve">of type T with key </w:t>
+            </w:r>
+            <w:proofErr w:type="spellStart"/>
+            <w:r>
+              <w:rPr>
+                <w:rFonts w:cs="Arial"/>
+                <w:i/>
+                <w:iCs/>
+                <w:szCs w:val="20"/>
+                <w:lang w:val="en-US"/>
+              </w:rPr>
+              <w:t>key</w:t>
+            </w:r>
+            <w:proofErr w:type="spellEnd"/>
           </w:p>
         </w:tc>
       </w:tr>
@@ -11691,6 +14188,7 @@
                 <w:lang w:val="en-US"/>
               </w:rPr>
             </w:pPr>
+            <w:proofErr w:type="spellStart"/>
             <w:r>
               <w:rPr>
                 <w:rFonts w:ascii="Consolas" w:hAnsi="Consolas" w:cs="Consolas"/>
@@ -11700,6 +14198,7 @@
               </w:rPr>
               <w:t>public</w:t>
             </w:r>
+            <w:proofErr w:type="spellEnd"/>
             <w:r>
               <w:rPr>
                 <w:rFonts w:ascii="Consolas" w:hAnsi="Consolas" w:cs="Consolas"/>
@@ -11709,6 +14208,8 @@
               </w:rPr>
               <w:t xml:space="preserve"> </w:t>
             </w:r>
+            <w:proofErr w:type="spellStart"/>
+            <w:proofErr w:type="gramStart"/>
             <w:r>
               <w:rPr>
                 <w:rFonts w:ascii="Consolas" w:hAnsi="Consolas" w:cs="Consolas"/>
@@ -11718,6 +14219,7 @@
               </w:rPr>
               <w:t>string</w:t>
             </w:r>
+            <w:proofErr w:type="spellEnd"/>
             <w:r>
               <w:rPr>
                 <w:rFonts w:ascii="Consolas" w:hAnsi="Consolas" w:cs="Consolas"/>
@@ -11725,7 +14227,37 @@
                 <w:sz w:val="19"/>
                 <w:szCs w:val="19"/>
               </w:rPr>
-              <w:t>[] GetPropertyKeys()</w:t>
+              <w:t>[</w:t>
+            </w:r>
+            <w:proofErr w:type="gramEnd"/>
+            <w:r>
+              <w:rPr>
+                <w:rFonts w:ascii="Consolas" w:hAnsi="Consolas" w:cs="Consolas"/>
+                <w:color w:val="000000"/>
+                <w:sz w:val="19"/>
+                <w:szCs w:val="19"/>
+              </w:rPr>
+              <w:t xml:space="preserve">] </w:t>
+            </w:r>
+            <w:proofErr w:type="spellStart"/>
+            <w:r>
+              <w:rPr>
+                <w:rFonts w:ascii="Consolas" w:hAnsi="Consolas" w:cs="Consolas"/>
+                <w:color w:val="000000"/>
+                <w:sz w:val="19"/>
+                <w:szCs w:val="19"/>
+              </w:rPr>
+              <w:t>GetPropertyKeys</w:t>
+            </w:r>
+            <w:proofErr w:type="spellEnd"/>
+            <w:r>
+              <w:rPr>
+                <w:rFonts w:ascii="Consolas" w:hAnsi="Consolas" w:cs="Consolas"/>
+                <w:color w:val="000000"/>
+                <w:sz w:val="19"/>
+                <w:szCs w:val="19"/>
+              </w:rPr>
+              <w:t>()</w:t>
             </w:r>
           </w:p>
         </w:tc>
@@ -11751,8 +14283,9 @@
                 <w:szCs w:val="20"/>
                 <w:lang w:val="en-US"/>
               </w:rPr>
-              <w:t xml:space="preserve">Gets the keys for all of </w:t>
-            </w:r>
+              <w:t xml:space="preserve">Gets the keys for </w:t>
+            </w:r>
+            <w:proofErr w:type="gramStart"/>
             <w:r>
               <w:rPr>
                 <w:rFonts w:cs="Arial"/>
@@ -11761,8 +14294,9 @@
                 <w:szCs w:val="20"/>
                 <w:lang w:val="en-US"/>
               </w:rPr>
-              <w:t>the</w:t>
-            </w:r>
+              <w:t>all of</w:t>
+            </w:r>
+            <w:proofErr w:type="gramEnd"/>
             <w:r>
               <w:rPr>
                 <w:rFonts w:cs="Arial"/>
@@ -11771,7 +14305,49 @@
                 <w:szCs w:val="20"/>
                 <w:lang w:val="en-US"/>
               </w:rPr>
-              <w:t xml:space="preserve"> DialogueComponents Properties</w:t>
+              <w:t xml:space="preserve"> </w:t>
+            </w:r>
+            <w:r>
+              <w:rPr>
+                <w:rFonts w:cs="Arial"/>
+                <w:i/>
+                <w:iCs/>
+                <w:szCs w:val="20"/>
+                <w:lang w:val="en-US"/>
+              </w:rPr>
+              <w:t>the</w:t>
+            </w:r>
+            <w:r>
+              <w:rPr>
+                <w:rFonts w:cs="Arial"/>
+                <w:i/>
+                <w:iCs/>
+                <w:szCs w:val="20"/>
+                <w:lang w:val="en-US"/>
+              </w:rPr>
+              <w:t xml:space="preserve"> </w:t>
+            </w:r>
+            <w:proofErr w:type="spellStart"/>
+            <w:r>
+              <w:rPr>
+                <w:rFonts w:cs="Arial"/>
+                <w:i/>
+                <w:iCs/>
+                <w:szCs w:val="20"/>
+                <w:lang w:val="en-US"/>
+              </w:rPr>
+              <w:t>DialogueComponents</w:t>
+            </w:r>
+            <w:proofErr w:type="spellEnd"/>
+            <w:r>
+              <w:rPr>
+                <w:rFonts w:cs="Arial"/>
+                <w:i/>
+                <w:iCs/>
+                <w:szCs w:val="20"/>
+                <w:lang w:val="en-US"/>
+              </w:rPr>
+              <w:t xml:space="preserve"> Properties</w:t>
             </w:r>
           </w:p>
         </w:tc>
@@ -11822,12 +14398,12 @@
           <w:lang w:val="en-US"/>
         </w:rPr>
         <w:object w:dxaOrig="8940" w:dyaOrig="5076" w14:anchorId="6BB99B09">
-          <v:shape id="_x0000_i1027" type="#_x0000_t75" style="width:447pt;height:253.8pt" o:ole="" o:bordertopcolor="this" o:borderbottomcolor="this">
-            <v:imagedata r:id="rId20" o:title=""/>
+          <v:shape id="_x0000_i1215" type="#_x0000_t75" style="width:447pt;height:253.8pt" o:ole="" o:bordertopcolor="this" o:borderbottomcolor="this">
+            <v:imagedata r:id="rId24" o:title=""/>
             <w10:bordertop type="single" width="4"/>
             <w10:borderbottom type="single" width="4"/>
           </v:shape>
-          <o:OLEObject Type="Embed" ProgID="Word.Document.12" ShapeID="_x0000_i1027" DrawAspect="Content" ObjectID="_1690214026" r:id="rId21">
+          <o:OLEObject Type="Embed" ProgID="Word.Document.12" ShapeID="_x0000_i1215" DrawAspect="Content" ObjectID="_1690801869" r:id="rId25">
             <o:FieldCodes>\s</o:FieldCodes>
           </o:OLEObject>
         </w:object>
@@ -11840,7 +14416,7 @@
           <w:lang w:val="en-US"/>
         </w:rPr>
       </w:pPr>
-      <w:bookmarkStart w:id="21" w:name="_Toc79509978"/>
+      <w:bookmarkStart w:id="21" w:name="_Toc80188666"/>
       <w:r>
         <w:rPr>
           <w:lang w:val="en-US"/>
@@ -11873,9 +14449,31 @@
         <w:rPr>
           <w:lang w:val="en-US"/>
         </w:rPr>
-        <w:t>: Using GetProperty and HasProperty</w:t>
+        <w:t xml:space="preserve">: Using </w:t>
+      </w:r>
+      <w:proofErr w:type="spellStart"/>
+      <w:r>
+        <w:rPr>
+          <w:lang w:val="en-US"/>
+        </w:rPr>
+        <w:t>GetProperty</w:t>
+      </w:r>
+      <w:proofErr w:type="spellEnd"/>
+      <w:r>
+        <w:rPr>
+          <w:lang w:val="en-US"/>
+        </w:rPr>
+        <w:t xml:space="preserve"> and </w:t>
+      </w:r>
+      <w:proofErr w:type="spellStart"/>
+      <w:r>
+        <w:rPr>
+          <w:lang w:val="en-US"/>
+        </w:rPr>
+        <w:t>HasProperty</w:t>
       </w:r>
       <w:bookmarkEnd w:id="21"/>
+      <w:proofErr w:type="spellEnd"/>
     </w:p>
     <w:p>
       <w:pPr>
@@ -11894,7 +14492,7 @@
         </w:rPr>
         <w:br w:type="page"/>
       </w:r>
-      <w:bookmarkStart w:id="22" w:name="_Toc79512812"/>
+      <w:bookmarkStart w:id="22" w:name="_Toc80188653"/>
       <w:r>
         <w:rPr>
           <w:lang w:val="en-US"/>
@@ -11917,12 +14515,62 @@
         </w:rPr>
         <w:t xml:space="preserve">You can pause Dialogue playback at any time by calling </w:t>
       </w:r>
+      <w:proofErr w:type="spellStart"/>
+      <w:proofErr w:type="gramStart"/>
       <w:r>
         <w:rPr>
           <w:rFonts w:ascii="Consolas" w:hAnsi="Consolas"/>
           <w:lang w:val="en-US"/>
         </w:rPr>
-        <w:t>PauseDialogue(bool disableDialogueUI, bool resetTimescale)</w:t>
+        <w:t>PauseDialogue</w:t>
+      </w:r>
+      <w:proofErr w:type="spellEnd"/>
+      <w:r>
+        <w:rPr>
+          <w:rFonts w:ascii="Consolas" w:hAnsi="Consolas"/>
+          <w:lang w:val="en-US"/>
+        </w:rPr>
+        <w:t>(</w:t>
+      </w:r>
+      <w:proofErr w:type="gramEnd"/>
+      <w:r>
+        <w:rPr>
+          <w:rFonts w:ascii="Consolas" w:hAnsi="Consolas"/>
+          <w:lang w:val="en-US"/>
+        </w:rPr>
+        <w:t xml:space="preserve">bool </w:t>
+      </w:r>
+      <w:proofErr w:type="spellStart"/>
+      <w:r>
+        <w:rPr>
+          <w:rFonts w:ascii="Consolas" w:hAnsi="Consolas"/>
+          <w:lang w:val="en-US"/>
+        </w:rPr>
+        <w:t>disableDialogueUI</w:t>
+      </w:r>
+      <w:proofErr w:type="spellEnd"/>
+      <w:r>
+        <w:rPr>
+          <w:rFonts w:ascii="Consolas" w:hAnsi="Consolas"/>
+          <w:lang w:val="en-US"/>
+        </w:rPr>
+        <w:t xml:space="preserve">, bool </w:t>
+      </w:r>
+      <w:proofErr w:type="spellStart"/>
+      <w:r>
+        <w:rPr>
+          <w:rFonts w:ascii="Consolas" w:hAnsi="Consolas"/>
+          <w:lang w:val="en-US"/>
+        </w:rPr>
+        <w:t>resetTimescale</w:t>
+      </w:r>
+      <w:proofErr w:type="spellEnd"/>
+      <w:r>
+        <w:rPr>
+          <w:rFonts w:ascii="Consolas" w:hAnsi="Consolas"/>
+          <w:lang w:val="en-US"/>
+        </w:rPr>
+        <w:t>)</w:t>
       </w:r>
       <w:r>
         <w:rPr>
@@ -11931,6 +14579,7 @@
         </w:rPr>
         <w:t xml:space="preserve">, where </w:t>
       </w:r>
+      <w:proofErr w:type="spellStart"/>
       <w:r>
         <w:rPr>
           <w:rFonts w:ascii="Consolas" w:hAnsi="Consolas" w:cs="Arial"/>
@@ -11938,6 +14587,7 @@
         </w:rPr>
         <w:t>disableDialogueUI</w:t>
       </w:r>
+      <w:proofErr w:type="spellEnd"/>
       <w:r>
         <w:rPr>
           <w:rFonts w:cs="Arial"/>
@@ -11945,6 +14595,7 @@
         </w:rPr>
         <w:t xml:space="preserve"> indicates whether the Dialogue UI shall be disabled by calling </w:t>
       </w:r>
+      <w:proofErr w:type="spellStart"/>
       <w:r>
         <w:rPr>
           <w:rFonts w:ascii="Consolas" w:hAnsi="Consolas" w:cs="Arial"/>
@@ -11966,6 +14617,7 @@
         </w:rPr>
         <w:t>UI</w:t>
       </w:r>
+      <w:proofErr w:type="spellEnd"/>
       <w:r>
         <w:rPr>
           <w:rFonts w:cs="Arial"/>
@@ -11973,6 +14625,7 @@
         </w:rPr>
         <w:t xml:space="preserve"> and </w:t>
       </w:r>
+      <w:proofErr w:type="spellStart"/>
       <w:r>
         <w:rPr>
           <w:rFonts w:ascii="Consolas" w:hAnsi="Consolas" w:cs="Arial"/>
@@ -11980,6 +14633,7 @@
         </w:rPr>
         <w:t>resetTimescale</w:t>
       </w:r>
+      <w:proofErr w:type="spellEnd"/>
       <w:r>
         <w:rPr>
           <w:rFonts w:cs="Arial"/>
@@ -11987,6 +14641,7 @@
         </w:rPr>
         <w:t xml:space="preserve"> indicates whether or not the </w:t>
       </w:r>
+      <w:proofErr w:type="spellStart"/>
       <w:r>
         <w:rPr>
           <w:rFonts w:ascii="Consolas" w:hAnsi="Consolas" w:cs="Arial"/>
@@ -11994,6 +14649,7 @@
         </w:rPr>
         <w:t>Time.timescale</w:t>
       </w:r>
+      <w:proofErr w:type="spellEnd"/>
       <w:r>
         <w:rPr>
           <w:rFonts w:cs="Arial"/>
@@ -12001,6 +14657,7 @@
         </w:rPr>
         <w:t xml:space="preserve"> shall be set (back) to the </w:t>
       </w:r>
+      <w:proofErr w:type="spellStart"/>
       <w:r>
         <w:rPr>
           <w:rFonts w:ascii="Consolas" w:hAnsi="Consolas" w:cs="Arial"/>
@@ -12008,6 +14665,7 @@
         </w:rPr>
         <w:t>standardTimescale</w:t>
       </w:r>
+      <w:proofErr w:type="spellEnd"/>
       <w:r>
         <w:rPr>
           <w:rFonts w:cs="Arial"/>
@@ -12029,12 +14687,46 @@
         </w:rPr>
         <w:t xml:space="preserve">To continue the Dialogue after a pause, call </w:t>
       </w:r>
+      <w:proofErr w:type="spellStart"/>
+      <w:proofErr w:type="gramStart"/>
       <w:r>
         <w:rPr>
           <w:rFonts w:ascii="Consolas" w:hAnsi="Consolas" w:cs="Arial"/>
           <w:lang w:val="en-US"/>
         </w:rPr>
-        <w:t>ContinueDialogue(bool continueWithAnswer = true)</w:t>
+        <w:t>ContinueDialogue</w:t>
+      </w:r>
+      <w:proofErr w:type="spellEnd"/>
+      <w:r>
+        <w:rPr>
+          <w:rFonts w:ascii="Consolas" w:hAnsi="Consolas" w:cs="Arial"/>
+          <w:lang w:val="en-US"/>
+        </w:rPr>
+        <w:t>(</w:t>
+      </w:r>
+      <w:proofErr w:type="gramEnd"/>
+      <w:r>
+        <w:rPr>
+          <w:rFonts w:ascii="Consolas" w:hAnsi="Consolas" w:cs="Arial"/>
+          <w:lang w:val="en-US"/>
+        </w:rPr>
+        <w:t xml:space="preserve">bool </w:t>
+      </w:r>
+      <w:proofErr w:type="spellStart"/>
+      <w:r>
+        <w:rPr>
+          <w:rFonts w:ascii="Consolas" w:hAnsi="Consolas" w:cs="Arial"/>
+          <w:lang w:val="en-US"/>
+        </w:rPr>
+        <w:t>continueWithAnswer</w:t>
+      </w:r>
+      <w:proofErr w:type="spellEnd"/>
+      <w:r>
+        <w:rPr>
+          <w:rFonts w:ascii="Consolas" w:hAnsi="Consolas" w:cs="Arial"/>
+          <w:lang w:val="en-US"/>
+        </w:rPr>
+        <w:t xml:space="preserve"> = true)</w:t>
       </w:r>
       <w:r>
         <w:rPr>
@@ -12042,6 +14734,7 @@
         </w:rPr>
         <w:t xml:space="preserve">, where </w:t>
       </w:r>
+      <w:proofErr w:type="spellStart"/>
       <w:r>
         <w:rPr>
           <w:rFonts w:ascii="Consolas" w:hAnsi="Consolas"/>
@@ -12049,12 +14742,14 @@
         </w:rPr>
         <w:t>continueWithAnswer</w:t>
       </w:r>
+      <w:proofErr w:type="spellEnd"/>
       <w:r>
         <w:rPr>
           <w:lang w:val="en-US"/>
         </w:rPr>
         <w:t xml:space="preserve"> indicates whether or not to play the next(!) Dialogue Part (or end the Dialogue if there is none) in case the pause was triggered by an Answer through </w:t>
       </w:r>
+      <w:proofErr w:type="spellStart"/>
       <w:r>
         <w:rPr>
           <w:rFonts w:ascii="Consolas" w:hAnsi="Consolas"/>
@@ -12062,6 +14757,7 @@
         </w:rPr>
         <w:t>OnAnswer</w:t>
       </w:r>
+      <w:proofErr w:type="spellEnd"/>
       <w:r>
         <w:rPr>
           <w:lang w:val="en-US"/>
@@ -12094,6 +14790,7 @@
           <w:lang w:val="en-US"/>
         </w:rPr>
       </w:pPr>
+      <w:proofErr w:type="spellStart"/>
       <w:r>
         <w:rPr>
           <w:rFonts w:ascii="Consolas" w:hAnsi="Consolas"/>
@@ -12101,6 +14798,7 @@
         </w:rPr>
         <w:t>ContinueDialogue</w:t>
       </w:r>
+      <w:proofErr w:type="spellEnd"/>
       <w:r>
         <w:rPr>
           <w:rFonts w:cs="Arial"/>
@@ -12235,6 +14933,7 @@
         </w:rPr>
         <w:t xml:space="preserve">based on when </w:t>
       </w:r>
+      <w:proofErr w:type="spellStart"/>
       <w:r>
         <w:rPr>
           <w:rFonts w:ascii="Consolas" w:hAnsi="Consolas"/>
@@ -12242,12 +14941,14 @@
         </w:rPr>
         <w:t>PauseDialogue</w:t>
       </w:r>
+      <w:proofErr w:type="spellEnd"/>
       <w:r>
         <w:rPr>
           <w:lang w:val="en-US"/>
         </w:rPr>
         <w:t xml:space="preserve"> was called (and the value of </w:t>
       </w:r>
+      <w:proofErr w:type="spellStart"/>
       <w:r>
         <w:rPr>
           <w:rFonts w:ascii="Consolas" w:hAnsi="Consolas"/>
@@ -12255,6 +14956,7 @@
         </w:rPr>
         <w:t>continueWithAnswer</w:t>
       </w:r>
+      <w:proofErr w:type="spellEnd"/>
       <w:r>
         <w:rPr>
           <w:lang w:val="en-US"/>
@@ -12290,8 +14992,9 @@
           <w:szCs w:val="20"/>
           <w:lang w:val="en-US"/>
         </w:rPr>
-        <w:t xml:space="preserve">: To allow you to access methods and attributes of UDSDialogueManager from the outside (and not from an overriding script), the script makes use of the Singleton pattern. You can call e.g. </w:t>
-      </w:r>
+        <w:t xml:space="preserve">: To allow you to access methods and attributes of </w:t>
+      </w:r>
+      <w:proofErr w:type="spellStart"/>
       <w:r>
         <w:rPr>
           <w:rFonts w:cs="Arial"/>
@@ -12300,8 +15003,9 @@
           <w:szCs w:val="20"/>
           <w:lang w:val="en-US"/>
         </w:rPr>
-        <w:t>Continue</w:t>
-      </w:r>
+        <w:t>UDSDialogueManager</w:t>
+      </w:r>
+      <w:proofErr w:type="spellEnd"/>
       <w:r>
         <w:rPr>
           <w:rFonts w:cs="Arial"/>
@@ -12310,8 +15014,9 @@
           <w:szCs w:val="20"/>
           <w:lang w:val="en-US"/>
         </w:rPr>
-        <w:t>Dialogue through UDSDialogueManager.instance.</w:t>
-      </w:r>
+        <w:t xml:space="preserve"> from the outside (and not from an overriding script), the script makes use of the Singleton pattern. You can call </w:t>
+      </w:r>
+      <w:proofErr w:type="gramStart"/>
       <w:r>
         <w:rPr>
           <w:rFonts w:cs="Arial"/>
@@ -12320,8 +15025,9 @@
           <w:szCs w:val="20"/>
           <w:lang w:val="en-US"/>
         </w:rPr>
-        <w:t xml:space="preserve"> </w:t>
-      </w:r>
+        <w:t>e.g.</w:t>
+      </w:r>
+      <w:proofErr w:type="gramEnd"/>
       <w:r>
         <w:rPr>
           <w:rFonts w:cs="Arial"/>
@@ -12330,8 +15036,9 @@
           <w:szCs w:val="20"/>
           <w:lang w:val="en-US"/>
         </w:rPr>
-        <w:t>ContinueDialogue</w:t>
-      </w:r>
+        <w:t xml:space="preserve"> </w:t>
+      </w:r>
+      <w:proofErr w:type="spellStart"/>
       <w:r>
         <w:rPr>
           <w:rFonts w:cs="Arial"/>
@@ -12340,7 +15047,7 @@
           <w:szCs w:val="20"/>
           <w:lang w:val="en-US"/>
         </w:rPr>
-        <w:t>(…)</w:t>
+        <w:t>Continue</w:t>
       </w:r>
       <w:r>
         <w:rPr>
@@ -12350,11 +15057,10 @@
           <w:szCs w:val="20"/>
           <w:lang w:val="en-US"/>
         </w:rPr>
-        <w:t>.</w:t>
-      </w:r>
-    </w:p>
-    <w:p>
-      <w:pPr>
+        <w:t>Dialogue</w:t>
+      </w:r>
+      <w:proofErr w:type="spellEnd"/>
+      <w:r>
         <w:rPr>
           <w:rFonts w:cs="Arial"/>
           <w:i/>
@@ -12362,30 +15068,154 @@
           <w:szCs w:val="20"/>
           <w:lang w:val="en-US"/>
         </w:rPr>
-      </w:pPr>
-    </w:p>
-    <w:p>
-      <w:pPr>
-        <w:rPr>
-          <w:lang w:val="en-US"/>
-        </w:rPr>
-      </w:pPr>
-    </w:p>
-    <w:p>
-      <w:pPr>
-        <w:rPr>
+        <w:t xml:space="preserve"> through </w:t>
+      </w:r>
+      <w:proofErr w:type="spellStart"/>
+      <w:r>
+        <w:rPr>
+          <w:rFonts w:cs="Arial"/>
           <w:i/>
           <w:iCs/>
-          <w:lang w:val="en-US"/>
-        </w:rPr>
-      </w:pPr>
-      <w:r>
-        <w:rPr>
+          <w:szCs w:val="20"/>
+          <w:lang w:val="en-US"/>
+        </w:rPr>
+        <w:t>UDSDialogueManager.instance</w:t>
+      </w:r>
+      <w:proofErr w:type="spellEnd"/>
+      <w:r>
+        <w:rPr>
+          <w:rFonts w:cs="Arial"/>
           <w:i/>
           <w:iCs/>
-          <w:lang w:val="en-US"/>
-        </w:rPr>
-        <w:t>For a code example on how to use PauseDialogue and ContinueDialogue to open a shop during a Dialogue, see 6.1</w:t>
+          <w:szCs w:val="20"/>
+          <w:lang w:val="en-US"/>
+        </w:rPr>
+        <w:t>.</w:t>
+      </w:r>
+      <w:r>
+        <w:rPr>
+          <w:rFonts w:cs="Arial"/>
+          <w:i/>
+          <w:iCs/>
+          <w:szCs w:val="20"/>
+          <w:lang w:val="en-US"/>
+        </w:rPr>
+        <w:t xml:space="preserve"> </w:t>
+      </w:r>
+      <w:proofErr w:type="spellStart"/>
+      <w:proofErr w:type="gramStart"/>
+      <w:r>
+        <w:rPr>
+          <w:rFonts w:cs="Arial"/>
+          <w:i/>
+          <w:iCs/>
+          <w:szCs w:val="20"/>
+          <w:lang w:val="en-US"/>
+        </w:rPr>
+        <w:t>ContinueDialogue</w:t>
+      </w:r>
+      <w:proofErr w:type="spellEnd"/>
+      <w:r>
+        <w:rPr>
+          <w:rFonts w:cs="Arial"/>
+          <w:i/>
+          <w:iCs/>
+          <w:szCs w:val="20"/>
+          <w:lang w:val="en-US"/>
+        </w:rPr>
+        <w:t>(</w:t>
+      </w:r>
+      <w:proofErr w:type="gramEnd"/>
+      <w:r>
+        <w:rPr>
+          <w:rFonts w:cs="Arial"/>
+          <w:i/>
+          <w:iCs/>
+          <w:szCs w:val="20"/>
+          <w:lang w:val="en-US"/>
+        </w:rPr>
+        <w:t>…)</w:t>
+      </w:r>
+      <w:r>
+        <w:rPr>
+          <w:rFonts w:cs="Arial"/>
+          <w:i/>
+          <w:iCs/>
+          <w:szCs w:val="20"/>
+          <w:lang w:val="en-US"/>
+        </w:rPr>
+        <w:t>.</w:t>
+      </w:r>
+    </w:p>
+    <w:p>
+      <w:pPr>
+        <w:rPr>
+          <w:rFonts w:cs="Arial"/>
+          <w:i/>
+          <w:iCs/>
+          <w:szCs w:val="20"/>
+          <w:lang w:val="en-US"/>
+        </w:rPr>
+      </w:pPr>
+    </w:p>
+    <w:p>
+      <w:pPr>
+        <w:rPr>
+          <w:lang w:val="en-US"/>
+        </w:rPr>
+      </w:pPr>
+    </w:p>
+    <w:p>
+      <w:pPr>
+        <w:rPr>
+          <w:i/>
+          <w:iCs/>
+          <w:lang w:val="en-US"/>
+        </w:rPr>
+      </w:pPr>
+      <w:r>
+        <w:rPr>
+          <w:i/>
+          <w:iCs/>
+          <w:lang w:val="en-US"/>
+        </w:rPr>
+        <w:t xml:space="preserve">For a code example on how to use </w:t>
+      </w:r>
+      <w:proofErr w:type="spellStart"/>
+      <w:r>
+        <w:rPr>
+          <w:i/>
+          <w:iCs/>
+          <w:lang w:val="en-US"/>
+        </w:rPr>
+        <w:t>PauseDialogue</w:t>
+      </w:r>
+      <w:proofErr w:type="spellEnd"/>
+      <w:r>
+        <w:rPr>
+          <w:i/>
+          <w:iCs/>
+          <w:lang w:val="en-US"/>
+        </w:rPr>
+        <w:t xml:space="preserve"> and </w:t>
+      </w:r>
+      <w:proofErr w:type="spellStart"/>
+      <w:r>
+        <w:rPr>
+          <w:i/>
+          <w:iCs/>
+          <w:lang w:val="en-US"/>
+        </w:rPr>
+        <w:t>ContinueDialogue</w:t>
+      </w:r>
+      <w:proofErr w:type="spellEnd"/>
+      <w:r>
+        <w:rPr>
+          <w:i/>
+          <w:iCs/>
+          <w:lang w:val="en-US"/>
+        </w:rPr>
+        <w:t xml:space="preserve"> to open a shop during a Dialogue, see 6.1</w:t>
       </w:r>
     </w:p>
     <w:p>
@@ -12416,7 +15246,7 @@
           <w:lang w:val="en-US"/>
         </w:rPr>
       </w:pPr>
-      <w:bookmarkStart w:id="23" w:name="_Toc79512813"/>
+      <w:bookmarkStart w:id="23" w:name="_Toc80188654"/>
       <w:r>
         <w:rPr>
           <w:lang w:val="en-US"/>
@@ -12450,6 +15280,7 @@
         </w:rPr>
         <w:t xml:space="preserve"> Global Properties, the </w:t>
       </w:r>
+      <w:proofErr w:type="spellStart"/>
       <w:r>
         <w:rPr>
           <w:rFonts w:ascii="Consolas" w:hAnsi="Consolas"/>
@@ -12457,6 +15288,7 @@
         </w:rPr>
         <w:t>UDSDialogueManager</w:t>
       </w:r>
+      <w:proofErr w:type="spellEnd"/>
       <w:r>
         <w:rPr>
           <w:lang w:val="en-US"/>
@@ -12551,7 +15383,29 @@
                 <w:szCs w:val="19"/>
                 <w:lang w:val="en-US"/>
               </w:rPr>
-              <w:t xml:space="preserve"> HasGlobalProperty&lt;</w:t>
+              <w:t xml:space="preserve"> </w:t>
+            </w:r>
+            <w:proofErr w:type="spellStart"/>
+            <w:r>
+              <w:rPr>
+                <w:rFonts w:ascii="Consolas" w:hAnsi="Consolas" w:cs="Consolas"/>
+                <w:color w:val="000000"/>
+                <w:sz w:val="19"/>
+                <w:szCs w:val="19"/>
+                <w:lang w:val="en-US"/>
+              </w:rPr>
+              <w:t>HasGlobalProperty</w:t>
+            </w:r>
+            <w:proofErr w:type="spellEnd"/>
+            <w:r>
+              <w:rPr>
+                <w:rFonts w:ascii="Consolas" w:hAnsi="Consolas" w:cs="Consolas"/>
+                <w:color w:val="000000"/>
+                <w:sz w:val="19"/>
+                <w:szCs w:val="19"/>
+                <w:lang w:val="en-US"/>
+              </w:rPr>
+              <w:t>&lt;</w:t>
             </w:r>
             <w:r>
               <w:rPr>
@@ -12563,6 +15417,7 @@
               </w:rPr>
               <w:t>T</w:t>
             </w:r>
+            <w:proofErr w:type="gramStart"/>
             <w:r>
               <w:rPr>
                 <w:rFonts w:ascii="Consolas" w:hAnsi="Consolas" w:cs="Consolas"/>
@@ -12573,6 +15428,7 @@
               </w:rPr>
               <w:t>&gt;(</w:t>
             </w:r>
+            <w:proofErr w:type="gramEnd"/>
             <w:r>
               <w:rPr>
                 <w:rFonts w:ascii="Consolas" w:hAnsi="Consolas" w:cs="Consolas"/>
@@ -12615,8 +15471,19 @@
                 <w:szCs w:val="20"/>
                 <w:lang w:val="en-US"/>
               </w:rPr>
-              <w:t>Checks whether there is a Global Property of type T with key key</w:t>
-            </w:r>
+              <w:t xml:space="preserve">Checks whether there is a Global Property of type T with key </w:t>
+            </w:r>
+            <w:proofErr w:type="spellStart"/>
+            <w:r>
+              <w:rPr>
+                <w:i/>
+                <w:iCs/>
+                <w:szCs w:val="20"/>
+                <w:lang w:val="en-US"/>
+              </w:rPr>
+              <w:t>key</w:t>
+            </w:r>
+            <w:proofErr w:type="spellEnd"/>
           </w:p>
         </w:tc>
       </w:tr>
@@ -12651,6 +15518,7 @@
               </w:rPr>
               <w:t xml:space="preserve">ublic </w:t>
             </w:r>
+            <w:proofErr w:type="spellStart"/>
             <w:r>
               <w:rPr>
                 <w:rFonts w:ascii="Consolas" w:hAnsi="Consolas" w:cs="Consolas"/>
@@ -12659,7 +15527,18 @@
                 <w:szCs w:val="19"/>
                 <w:lang w:val="en-US"/>
               </w:rPr>
-              <w:t>SetGlobalProperty&lt;</w:t>
+              <w:t>SetGlobalProperty</w:t>
+            </w:r>
+            <w:proofErr w:type="spellEnd"/>
+            <w:r>
+              <w:rPr>
+                <w:rFonts w:ascii="Consolas" w:hAnsi="Consolas" w:cs="Consolas"/>
+                <w:color w:val="000000"/>
+                <w:sz w:val="19"/>
+                <w:szCs w:val="19"/>
+                <w:lang w:val="en-US"/>
+              </w:rPr>
+              <w:t>&lt;</w:t>
             </w:r>
             <w:r>
               <w:rPr>
@@ -12671,6 +15550,7 @@
               </w:rPr>
               <w:t>T</w:t>
             </w:r>
+            <w:proofErr w:type="gramStart"/>
             <w:r>
               <w:rPr>
                 <w:rFonts w:ascii="Consolas" w:hAnsi="Consolas" w:cs="Consolas"/>
@@ -12681,6 +15561,7 @@
               </w:rPr>
               <w:t>&gt;(</w:t>
             </w:r>
+            <w:proofErr w:type="gramEnd"/>
             <w:r>
               <w:rPr>
                 <w:rFonts w:ascii="Consolas" w:hAnsi="Consolas" w:cs="Consolas"/>
@@ -12723,15 +15604,9 @@
                 <w:szCs w:val="20"/>
                 <w:lang w:val="en-US"/>
               </w:rPr>
-              <w:t xml:space="preserve">Sets the Global Property of type T with key key to value value </w:t>
-            </w:r>
-          </w:p>
-          <w:p>
-            <w:pPr>
-              <w:rPr>
-                <w:lang w:val="en-US"/>
-              </w:rPr>
-            </w:pPr>
+              <w:t xml:space="preserve">Sets the Global Property of type T with key </w:t>
+            </w:r>
+            <w:proofErr w:type="spellStart"/>
             <w:r>
               <w:rPr>
                 <w:i/>
@@ -12739,7 +15614,73 @@
                 <w:szCs w:val="20"/>
                 <w:lang w:val="en-US"/>
               </w:rPr>
-              <w:t>(creates the Global Property if it doesn't exist)</w:t>
+              <w:t>key</w:t>
+            </w:r>
+            <w:proofErr w:type="spellEnd"/>
+            <w:r>
+              <w:rPr>
+                <w:i/>
+                <w:iCs/>
+                <w:szCs w:val="20"/>
+                <w:lang w:val="en-US"/>
+              </w:rPr>
+              <w:t xml:space="preserve"> to value </w:t>
+            </w:r>
+            <w:proofErr w:type="spellStart"/>
+            <w:r>
+              <w:rPr>
+                <w:i/>
+                <w:iCs/>
+                <w:szCs w:val="20"/>
+                <w:lang w:val="en-US"/>
+              </w:rPr>
+              <w:t>value</w:t>
+            </w:r>
+            <w:proofErr w:type="spellEnd"/>
+            <w:r>
+              <w:rPr>
+                <w:i/>
+                <w:iCs/>
+                <w:szCs w:val="20"/>
+                <w:lang w:val="en-US"/>
+              </w:rPr>
+              <w:t xml:space="preserve"> </w:t>
+            </w:r>
+          </w:p>
+          <w:p>
+            <w:pPr>
+              <w:rPr>
+                <w:lang w:val="en-US"/>
+              </w:rPr>
+            </w:pPr>
+            <w:r>
+              <w:rPr>
+                <w:i/>
+                <w:iCs/>
+                <w:szCs w:val="20"/>
+                <w:lang w:val="en-US"/>
+              </w:rPr>
+              <w:t>(</w:t>
+            </w:r>
+            <w:proofErr w:type="gramStart"/>
+            <w:r>
+              <w:rPr>
+                <w:i/>
+                <w:iCs/>
+                <w:szCs w:val="20"/>
+                <w:lang w:val="en-US"/>
+              </w:rPr>
+              <w:t>creates</w:t>
+            </w:r>
+            <w:proofErr w:type="gramEnd"/>
+            <w:r>
+              <w:rPr>
+                <w:i/>
+                <w:iCs/>
+                <w:szCs w:val="20"/>
+                <w:lang w:val="en-US"/>
+              </w:rPr>
+              <w:t xml:space="preserve"> the Global Property if it doesn't exist)</w:t>
             </w:r>
           </w:p>
         </w:tc>
@@ -12773,7 +15714,29 @@
                 <w:szCs w:val="19"/>
                 <w:lang w:val="en-US"/>
               </w:rPr>
-              <w:t xml:space="preserve"> T GetGlobalProperty&lt;</w:t>
+              <w:t xml:space="preserve"> T </w:t>
+            </w:r>
+            <w:proofErr w:type="spellStart"/>
+            <w:r>
+              <w:rPr>
+                <w:rFonts w:ascii="Consolas" w:hAnsi="Consolas" w:cs="Consolas"/>
+                <w:color w:val="000000"/>
+                <w:sz w:val="19"/>
+                <w:szCs w:val="19"/>
+                <w:lang w:val="en-US"/>
+              </w:rPr>
+              <w:t>GetGlobalProperty</w:t>
+            </w:r>
+            <w:proofErr w:type="spellEnd"/>
+            <w:r>
+              <w:rPr>
+                <w:rFonts w:ascii="Consolas" w:hAnsi="Consolas" w:cs="Consolas"/>
+                <w:color w:val="000000"/>
+                <w:sz w:val="19"/>
+                <w:szCs w:val="19"/>
+                <w:lang w:val="en-US"/>
+              </w:rPr>
+              <w:t>&lt;</w:t>
             </w:r>
             <w:r>
               <w:rPr>
@@ -12785,6 +15748,7 @@
               </w:rPr>
               <w:t>T</w:t>
             </w:r>
+            <w:proofErr w:type="gramStart"/>
             <w:r>
               <w:rPr>
                 <w:rFonts w:ascii="Consolas" w:hAnsi="Consolas" w:cs="Consolas"/>
@@ -12795,6 +15759,7 @@
               </w:rPr>
               <w:t>&gt;(</w:t>
             </w:r>
+            <w:proofErr w:type="gramEnd"/>
             <w:r>
               <w:rPr>
                 <w:rFonts w:ascii="Consolas" w:hAnsi="Consolas" w:cs="Consolas"/>
@@ -12837,18 +15802,19 @@
                 <w:szCs w:val="20"/>
                 <w:lang w:val="en-US"/>
               </w:rPr>
-              <w:t>Gets the value of the Global Property of type T with key key.</w:t>
-            </w:r>
-          </w:p>
-          <w:p>
-            <w:pPr>
+              <w:t xml:space="preserve">Gets the value of the Global Property of type T with key </w:t>
+            </w:r>
+            <w:proofErr w:type="spellStart"/>
+            <w:r>
               <w:rPr>
                 <w:i/>
                 <w:iCs/>
                 <w:szCs w:val="20"/>
                 <w:lang w:val="en-US"/>
               </w:rPr>
-            </w:pPr>
+              <w:t>key</w:t>
+            </w:r>
+            <w:proofErr w:type="spellEnd"/>
             <w:r>
               <w:rPr>
                 <w:i/>
@@ -12856,7 +15822,7 @@
                 <w:szCs w:val="20"/>
                 <w:lang w:val="en-US"/>
               </w:rPr>
-              <w:t>Throws an UDSException if there is no such Global Property, so</w:t>
+              <w:t>.</w:t>
             </w:r>
           </w:p>
           <w:p>
@@ -12875,8 +15841,69 @@
                 <w:szCs w:val="20"/>
                 <w:lang w:val="en-US"/>
               </w:rPr>
-              <w:t>HasGlobalProperty should be checked before GetGlobalProperty</w:t>
-            </w:r>
+              <w:t xml:space="preserve">Throws an </w:t>
+            </w:r>
+            <w:proofErr w:type="spellStart"/>
+            <w:r>
+              <w:rPr>
+                <w:i/>
+                <w:iCs/>
+                <w:szCs w:val="20"/>
+                <w:lang w:val="en-US"/>
+              </w:rPr>
+              <w:t>UDSException</w:t>
+            </w:r>
+            <w:proofErr w:type="spellEnd"/>
+            <w:r>
+              <w:rPr>
+                <w:i/>
+                <w:iCs/>
+                <w:szCs w:val="20"/>
+                <w:lang w:val="en-US"/>
+              </w:rPr>
+              <w:t xml:space="preserve"> if there is no such Global Property, so</w:t>
+            </w:r>
+          </w:p>
+          <w:p>
+            <w:pPr>
+              <w:rPr>
+                <w:i/>
+                <w:iCs/>
+                <w:szCs w:val="20"/>
+                <w:lang w:val="en-US"/>
+              </w:rPr>
+            </w:pPr>
+            <w:proofErr w:type="spellStart"/>
+            <w:r>
+              <w:rPr>
+                <w:i/>
+                <w:iCs/>
+                <w:szCs w:val="20"/>
+                <w:lang w:val="en-US"/>
+              </w:rPr>
+              <w:t>HasGlobalProperty</w:t>
+            </w:r>
+            <w:proofErr w:type="spellEnd"/>
+            <w:r>
+              <w:rPr>
+                <w:i/>
+                <w:iCs/>
+                <w:szCs w:val="20"/>
+                <w:lang w:val="en-US"/>
+              </w:rPr>
+              <w:t xml:space="preserve"> should be checked before </w:t>
+            </w:r>
+            <w:proofErr w:type="spellStart"/>
+            <w:r>
+              <w:rPr>
+                <w:i/>
+                <w:iCs/>
+                <w:szCs w:val="20"/>
+                <w:lang w:val="en-US"/>
+              </w:rPr>
+              <w:t>GetGlobalProperty</w:t>
+            </w:r>
+            <w:proofErr w:type="spellEnd"/>
           </w:p>
         </w:tc>
       </w:tr>
@@ -12929,8 +15956,32 @@
                 <w:szCs w:val="19"/>
                 <w:lang w:val="en-US"/>
               </w:rPr>
-              <w:t xml:space="preserve"> DeleteGlobalProperty(</w:t>
-            </w:r>
+              <w:t xml:space="preserve"> </w:t>
+            </w:r>
+            <w:proofErr w:type="spellStart"/>
+            <w:proofErr w:type="gramStart"/>
+            <w:r>
+              <w:rPr>
+                <w:rFonts w:ascii="Consolas" w:hAnsi="Consolas" w:cs="Consolas"/>
+                <w:color w:val="000000"/>
+                <w:sz w:val="19"/>
+                <w:szCs w:val="19"/>
+                <w:lang w:val="en-US"/>
+              </w:rPr>
+              <w:t>DeleteGlobalProperty</w:t>
+            </w:r>
+            <w:proofErr w:type="spellEnd"/>
+            <w:r>
+              <w:rPr>
+                <w:rFonts w:ascii="Consolas" w:hAnsi="Consolas" w:cs="Consolas"/>
+                <w:color w:val="000000"/>
+                <w:sz w:val="19"/>
+                <w:szCs w:val="19"/>
+                <w:lang w:val="en-US"/>
+              </w:rPr>
+              <w:t>(</w:t>
+            </w:r>
+            <w:proofErr w:type="gramEnd"/>
             <w:r>
               <w:rPr>
                 <w:rFonts w:ascii="Consolas" w:hAnsi="Consolas" w:cs="Consolas"/>
@@ -12973,7 +16024,27 @@
                 <w:szCs w:val="20"/>
                 <w:lang w:val="en-US"/>
               </w:rPr>
-              <w:t>Deletes the Global Property with key key and</w:t>
+              <w:t xml:space="preserve">Deletes the Global Property with key </w:t>
+            </w:r>
+            <w:proofErr w:type="spellStart"/>
+            <w:r>
+              <w:rPr>
+                <w:i/>
+                <w:iCs/>
+                <w:szCs w:val="20"/>
+                <w:lang w:val="en-US"/>
+              </w:rPr>
+              <w:t>key</w:t>
+            </w:r>
+            <w:proofErr w:type="spellEnd"/>
+            <w:r>
+              <w:rPr>
+                <w:i/>
+                <w:iCs/>
+                <w:szCs w:val="20"/>
+                <w:lang w:val="en-US"/>
+              </w:rPr>
+              <w:t xml:space="preserve"> and</w:t>
             </w:r>
           </w:p>
           <w:p>
@@ -13009,6 +16080,7 @@
                 <w:lang w:val="en-US"/>
               </w:rPr>
             </w:pPr>
+            <w:proofErr w:type="spellStart"/>
             <w:r>
               <w:rPr>
                 <w:rFonts w:ascii="Consolas" w:hAnsi="Consolas" w:cs="Consolas"/>
@@ -13018,6 +16090,7 @@
               </w:rPr>
               <w:t>public</w:t>
             </w:r>
+            <w:proofErr w:type="spellEnd"/>
             <w:r>
               <w:rPr>
                 <w:rFonts w:ascii="Consolas" w:hAnsi="Consolas" w:cs="Consolas"/>
@@ -13027,6 +16100,7 @@
               </w:rPr>
               <w:t xml:space="preserve"> </w:t>
             </w:r>
+            <w:proofErr w:type="spellStart"/>
             <w:r>
               <w:rPr>
                 <w:rFonts w:ascii="Consolas" w:hAnsi="Consolas" w:cs="Consolas"/>
@@ -13036,6 +16110,7 @@
               </w:rPr>
               <w:t>void</w:t>
             </w:r>
+            <w:proofErr w:type="spellEnd"/>
             <w:r>
               <w:rPr>
                 <w:rFonts w:ascii="Consolas" w:hAnsi="Consolas" w:cs="Consolas"/>
@@ -13043,7 +16118,38 @@
                 <w:sz w:val="19"/>
                 <w:szCs w:val="19"/>
               </w:rPr>
-              <w:t xml:space="preserve"> DeleteAllGlobalProperties()</w:t>
+              <w:t xml:space="preserve"> </w:t>
+            </w:r>
+            <w:proofErr w:type="spellStart"/>
+            <w:proofErr w:type="gramStart"/>
+            <w:r>
+              <w:rPr>
+                <w:rFonts w:ascii="Consolas" w:hAnsi="Consolas" w:cs="Consolas"/>
+                <w:color w:val="000000"/>
+                <w:sz w:val="19"/>
+                <w:szCs w:val="19"/>
+              </w:rPr>
+              <w:t>DeleteAllGlobalProperties</w:t>
+            </w:r>
+            <w:proofErr w:type="spellEnd"/>
+            <w:r>
+              <w:rPr>
+                <w:rFonts w:ascii="Consolas" w:hAnsi="Consolas" w:cs="Consolas"/>
+                <w:color w:val="000000"/>
+                <w:sz w:val="19"/>
+                <w:szCs w:val="19"/>
+              </w:rPr>
+              <w:t>(</w:t>
+            </w:r>
+            <w:proofErr w:type="gramEnd"/>
+            <w:r>
+              <w:rPr>
+                <w:rFonts w:ascii="Consolas" w:hAnsi="Consolas" w:cs="Consolas"/>
+                <w:color w:val="000000"/>
+                <w:sz w:val="19"/>
+                <w:szCs w:val="19"/>
+              </w:rPr>
+              <w:t>)</w:t>
             </w:r>
           </w:p>
         </w:tc>
@@ -13121,12 +16227,21 @@
         </w:rPr>
         <w:t xml:space="preserve">You can have the Global Properties be saved automatically by the UDS by checking “Save Global Properties” in the </w:t>
       </w:r>
+      <w:proofErr w:type="spellStart"/>
       <w:r>
         <w:rPr>
           <w:rFonts w:ascii="Consolas" w:hAnsi="Consolas"/>
           <w:lang w:val="en-US"/>
         </w:rPr>
-        <w:t xml:space="preserve">UDSDialogueManager </w:t>
+        <w:t>UDSDialogueManager</w:t>
+      </w:r>
+      <w:proofErr w:type="spellEnd"/>
+      <w:r>
+        <w:rPr>
+          <w:rFonts w:ascii="Consolas" w:hAnsi="Consolas"/>
+          <w:lang w:val="en-US"/>
+        </w:rPr>
+        <w:t xml:space="preserve"> </w:t>
       </w:r>
       <w:r>
         <w:rPr>
@@ -13134,6 +16249,7 @@
         </w:rPr>
         <w:t xml:space="preserve">inspector. The Global Properties will then be saved as a JSON file under </w:t>
       </w:r>
+      <w:proofErr w:type="spellStart"/>
       <w:r>
         <w:rPr>
           <w:rFonts w:ascii="Consolas" w:hAnsi="Consolas"/>
@@ -13141,12 +16257,14 @@
         </w:rPr>
         <w:t>Application.persistantDataPath</w:t>
       </w:r>
+      <w:proofErr w:type="spellEnd"/>
       <w:r>
         <w:rPr>
           <w:lang w:val="en-US"/>
         </w:rPr>
         <w:t xml:space="preserve"> and will be loaded by the </w:t>
       </w:r>
+      <w:proofErr w:type="spellStart"/>
       <w:r>
         <w:rPr>
           <w:rFonts w:ascii="Consolas" w:hAnsi="Consolas"/>
@@ -13154,6 +16272,7 @@
         </w:rPr>
         <w:t>UDSDialogueManager</w:t>
       </w:r>
+      <w:proofErr w:type="spellEnd"/>
       <w:r>
         <w:rPr>
           <w:lang w:val="en-US"/>
@@ -13206,7 +16325,51 @@
           <w:szCs w:val="20"/>
           <w:lang w:val="en-US"/>
         </w:rPr>
-        <w:t>roperties work similar to how Unity’s PlayerPrefs work</w:t>
+        <w:t xml:space="preserve">roperties work </w:t>
+      </w:r>
+      <w:proofErr w:type="gramStart"/>
+      <w:r>
+        <w:rPr>
+          <w:rFonts w:cs="Arial"/>
+          <w:i/>
+          <w:iCs/>
+          <w:szCs w:val="20"/>
+          <w:lang w:val="en-US"/>
+        </w:rPr>
+        <w:t>similar to</w:t>
+      </w:r>
+      <w:proofErr w:type="gramEnd"/>
+      <w:r>
+        <w:rPr>
+          <w:rFonts w:cs="Arial"/>
+          <w:i/>
+          <w:iCs/>
+          <w:szCs w:val="20"/>
+          <w:lang w:val="en-US"/>
+        </w:rPr>
+        <w:t xml:space="preserve"> how Unity’s </w:t>
+      </w:r>
+      <w:proofErr w:type="spellStart"/>
+      <w:r>
+        <w:rPr>
+          <w:rFonts w:cs="Arial"/>
+          <w:i/>
+          <w:iCs/>
+          <w:szCs w:val="20"/>
+          <w:lang w:val="en-US"/>
+        </w:rPr>
+        <w:t>PlayerPrefs</w:t>
+      </w:r>
+      <w:proofErr w:type="spellEnd"/>
+      <w:r>
+        <w:rPr>
+          <w:rFonts w:cs="Arial"/>
+          <w:i/>
+          <w:iCs/>
+          <w:szCs w:val="20"/>
+          <w:lang w:val="en-US"/>
+        </w:rPr>
+        <w:t xml:space="preserve"> work</w:t>
       </w:r>
     </w:p>
     <w:p>
@@ -13260,7 +16423,7 @@
           <w:lang w:val="en-US"/>
         </w:rPr>
       </w:pPr>
-      <w:bookmarkStart w:id="24" w:name="_Toc79512814"/>
+      <w:bookmarkStart w:id="24" w:name="_Toc80188655"/>
       <w:r>
         <w:rPr>
           <w:lang w:val="en-US"/>
@@ -13293,12 +16456,26 @@
           <w:lang w:val="en-US"/>
         </w:rPr>
       </w:pPr>
-      <w:bookmarkStart w:id="25" w:name="_Toc79512815"/>
-      <w:r>
-        <w:rPr>
-          <w:lang w:val="en-US"/>
-        </w:rPr>
-        <w:t xml:space="preserve">Creating, saving and loading </w:t>
+      <w:bookmarkStart w:id="25" w:name="_Toc80188656"/>
+      <w:r>
+        <w:rPr>
+          <w:lang w:val="en-US"/>
+        </w:rPr>
+        <w:t xml:space="preserve">Creating, </w:t>
+      </w:r>
+      <w:proofErr w:type="gramStart"/>
+      <w:r>
+        <w:rPr>
+          <w:lang w:val="en-US"/>
+        </w:rPr>
+        <w:t>saving</w:t>
+      </w:r>
+      <w:proofErr w:type="gramEnd"/>
+      <w:r>
+        <w:rPr>
+          <w:lang w:val="en-US"/>
+        </w:rPr>
+        <w:t xml:space="preserve"> and loading </w:t>
       </w:r>
       <w:r>
         <w:rPr>
@@ -13324,7 +16501,21 @@
         <w:rPr>
           <w:lang w:val="en-US"/>
         </w:rPr>
-        <w:t>If you open the DialogueEditor you will see the following:</w:t>
+        <w:t xml:space="preserve">If you open the </w:t>
+      </w:r>
+      <w:proofErr w:type="spellStart"/>
+      <w:r>
+        <w:rPr>
+          <w:lang w:val="en-US"/>
+        </w:rPr>
+        <w:t>DialogueEditor</w:t>
+      </w:r>
+      <w:proofErr w:type="spellEnd"/>
+      <w:r>
+        <w:rPr>
+          <w:lang w:val="en-US"/>
+        </w:rPr>
+        <w:t xml:space="preserve"> you will see the following:</w:t>
       </w:r>
     </w:p>
     <w:p>
@@ -13364,7 +16555,7 @@
                     </pic:cNvPicPr>
                   </pic:nvPicPr>
                   <pic:blipFill>
-                    <a:blip r:embed="rId9" cstate="print">
+                    <a:blip r:embed="rId13" cstate="print">
                       <a:extLst>
                         <a:ext uri="{28A0092B-C50C-407E-A947-70E740481C1C}">
                           <a14:useLocalDpi xmlns:a14="http://schemas.microsoft.com/office/drawing/2010/main" val="0"/>
@@ -13629,7 +16820,23 @@
           <w:lang w:val="en-US"/>
         </w:rPr>
         <w:lastRenderedPageBreak/>
-        <w:t xml:space="preserve">If you left-click a </w:t>
+        <w:t xml:space="preserve">If you </w:t>
+      </w:r>
+      <w:proofErr w:type="gramStart"/>
+      <w:r>
+        <w:rPr>
+          <w:color w:val="000000" w:themeColor="text1"/>
+          <w:lang w:val="en-US"/>
+        </w:rPr>
+        <w:t>left-click</w:t>
+      </w:r>
+      <w:proofErr w:type="gramEnd"/>
+      <w:r>
+        <w:rPr>
+          <w:color w:val="000000" w:themeColor="text1"/>
+          <w:lang w:val="en-US"/>
+        </w:rPr>
+        <w:t xml:space="preserve"> a </w:t>
       </w:r>
       <w:r>
         <w:rPr>
@@ -13677,7 +16884,7 @@
                     </pic:cNvPicPr>
                   </pic:nvPicPr>
                   <pic:blipFill>
-                    <a:blip r:embed="rId10" cstate="print">
+                    <a:blip r:embed="rId14" cstate="print">
                       <a:extLst>
                         <a:ext uri="{28A0092B-C50C-407E-A947-70E740481C1C}">
                           <a14:useLocalDpi xmlns:a14="http://schemas.microsoft.com/office/drawing/2010/main" val="0"/>
@@ -13731,7 +16938,23 @@
           <w:color w:val="000000" w:themeColor="text1"/>
           <w:lang w:val="en-US"/>
         </w:rPr>
-        <w:t>Enter the ID for your Dialogue Part here. IDs have to be unique and should contain a little information about the contents of the Dialogue Part.</w:t>
+        <w:t xml:space="preserve">Enter the ID for your Dialogue Part here. IDs </w:t>
+      </w:r>
+      <w:proofErr w:type="gramStart"/>
+      <w:r>
+        <w:rPr>
+          <w:color w:val="000000" w:themeColor="text1"/>
+          <w:lang w:val="en-US"/>
+        </w:rPr>
+        <w:t>have to</w:t>
+      </w:r>
+      <w:proofErr w:type="gramEnd"/>
+      <w:r>
+        <w:rPr>
+          <w:color w:val="000000" w:themeColor="text1"/>
+          <w:lang w:val="en-US"/>
+        </w:rPr>
+        <w:t xml:space="preserve"> be unique and should contain a little information about the contents of the Dialogue Part.</w:t>
       </w:r>
     </w:p>
     <w:p>
@@ -13862,7 +17085,23 @@
           <w:color w:val="000000" w:themeColor="text1"/>
           <w:lang w:val="en-US"/>
         </w:rPr>
-        <w:t>The 3 required Properties that are there on every new DialoguePart are the following:</w:t>
+        <w:t xml:space="preserve">The 3 required Properties that are there on every new </w:t>
+      </w:r>
+      <w:proofErr w:type="spellStart"/>
+      <w:r>
+        <w:rPr>
+          <w:color w:val="000000" w:themeColor="text1"/>
+          <w:lang w:val="en-US"/>
+        </w:rPr>
+        <w:t>DialoguePart</w:t>
+      </w:r>
+      <w:proofErr w:type="spellEnd"/>
+      <w:r>
+        <w:rPr>
+          <w:color w:val="000000" w:themeColor="text1"/>
+          <w:lang w:val="en-US"/>
+        </w:rPr>
+        <w:t xml:space="preserve"> are the following:</w:t>
       </w:r>
     </w:p>
     <w:tbl>
@@ -14010,7 +17249,23 @@
                 <w:color w:val="000000" w:themeColor="text1"/>
                 <w:lang w:val="en-US"/>
               </w:rPr>
-              <w:t>Between 0 and 1. The speed of the text reveal effect, that is the speed with which the letter of the text are shown while it is being revealed gradually. If it is 0, the text will be revealed instantly without effect!</w:t>
+              <w:t xml:space="preserve">Between 0 and 1. The speed of the text reveal effect, that is the speed with which the letter of the text </w:t>
+            </w:r>
+            <w:proofErr w:type="gramStart"/>
+            <w:r>
+              <w:rPr>
+                <w:color w:val="000000" w:themeColor="text1"/>
+                <w:lang w:val="en-US"/>
+              </w:rPr>
+              <w:t>are</w:t>
+            </w:r>
+            <w:proofErr w:type="gramEnd"/>
+            <w:r>
+              <w:rPr>
+                <w:color w:val="000000" w:themeColor="text1"/>
+                <w:lang w:val="en-US"/>
+              </w:rPr>
+              <w:t xml:space="preserve"> shown while it is being revealed gradually. If it is 0, the text will be revealed instantly without effect!</w:t>
             </w:r>
           </w:p>
         </w:tc>
@@ -14083,7 +17338,7 @@
                     <pic:cNvPicPr/>
                   </pic:nvPicPr>
                   <pic:blipFill>
-                    <a:blip r:embed="rId11"/>
+                    <a:blip r:embed="rId15"/>
                     <a:stretch>
                       <a:fillRect/>
                     </a:stretch>
@@ -14130,7 +17385,23 @@
           <w:color w:val="000000" w:themeColor="text1"/>
           <w:lang w:val="en-US"/>
         </w:rPr>
-        <w:t xml:space="preserve"> click/tap an Answer) or directly (meaning the player has to press a button or tap the screen to continue), the latter is only possible if the Dialogue Part has no Answers.</w:t>
+        <w:t xml:space="preserve"> click/tap an Answer) or directly (meaning the player </w:t>
+      </w:r>
+      <w:proofErr w:type="gramStart"/>
+      <w:r>
+        <w:rPr>
+          <w:color w:val="000000" w:themeColor="text1"/>
+          <w:lang w:val="en-US"/>
+        </w:rPr>
+        <w:t>has to</w:t>
+      </w:r>
+      <w:proofErr w:type="gramEnd"/>
+      <w:r>
+        <w:rPr>
+          <w:color w:val="000000" w:themeColor="text1"/>
+          <w:lang w:val="en-US"/>
+        </w:rPr>
+        <w:t xml:space="preserve"> press a button or tap the screen to continue), the latter is only possible if the Dialogue Part has no Answers.</w:t>
       </w:r>
     </w:p>
     <w:p>
@@ -14151,7 +17422,7 @@
           <w:lang w:val="en-US"/>
         </w:rPr>
       </w:pPr>
-      <w:bookmarkStart w:id="26" w:name="_Toc79512816"/>
+      <w:bookmarkStart w:id="26" w:name="_Toc80188657"/>
       <w:r>
         <w:rPr>
           <w:lang w:val="en-US"/>
@@ -14202,7 +17473,21 @@
         <w:rPr>
           <w:lang w:val="en-US"/>
         </w:rPr>
-        <w:t>To manage the Global Properties defined in the Editor press the “Global Properties” button at the bottom of the screen. This will open up the Global Properties menu where you can create and remove Global Properties similar to how you would manage normal Properties on e.g. Dialog</w:t>
+        <w:t xml:space="preserve">To manage the Global Properties defined in the Editor press the “Global Properties” button at the bottom of the screen. This will open up the Global Properties menu where you can create and remove Global Properties similar to how you would manage normal Properties on </w:t>
+      </w:r>
+      <w:proofErr w:type="gramStart"/>
+      <w:r>
+        <w:rPr>
+          <w:lang w:val="en-US"/>
+        </w:rPr>
+        <w:t>e.g.</w:t>
+      </w:r>
+      <w:proofErr w:type="gramEnd"/>
+      <w:r>
+        <w:rPr>
+          <w:lang w:val="en-US"/>
+        </w:rPr>
+        <w:t xml:space="preserve"> Dialog</w:t>
       </w:r>
       <w:r>
         <w:rPr>
@@ -14231,12 +17516,23 @@
         </w:rPr>
         <w:t xml:space="preserve">Inside your game, you can set Global Properties using </w:t>
       </w:r>
+      <w:proofErr w:type="spellStart"/>
+      <w:proofErr w:type="gramStart"/>
       <w:r>
         <w:rPr>
           <w:rFonts w:ascii="Consolas" w:hAnsi="Consolas" w:cs="Arial"/>
           <w:lang w:val="en-US"/>
         </w:rPr>
-        <w:t>UDSDialogManager.instance.SetGlobalProperty&lt;Type&gt;(string key, value)</w:t>
+        <w:t>UDSDialogManager.instance.SetGlobalProperty</w:t>
+      </w:r>
+      <w:proofErr w:type="spellEnd"/>
+      <w:proofErr w:type="gramEnd"/>
+      <w:r>
+        <w:rPr>
+          <w:rFonts w:ascii="Consolas" w:hAnsi="Consolas" w:cs="Arial"/>
+          <w:lang w:val="en-US"/>
+        </w:rPr>
+        <w:t>&lt;Type&gt;(string key, value)</w:t>
       </w:r>
       <w:r>
         <w:rPr>
@@ -14285,7 +17581,23 @@
           <w:rFonts w:cs="Arial"/>
           <w:lang w:val="en-US"/>
         </w:rPr>
-        <w:t xml:space="preserve"> undefined in the game, the condition will always evaluate to false.</w:t>
+        <w:t xml:space="preserve"> undefined in the game, the condition will always evaluate </w:t>
+      </w:r>
+      <w:proofErr w:type="gramStart"/>
+      <w:r>
+        <w:rPr>
+          <w:rFonts w:cs="Arial"/>
+          <w:lang w:val="en-US"/>
+        </w:rPr>
+        <w:t>to</w:t>
+      </w:r>
+      <w:proofErr w:type="gramEnd"/>
+      <w:r>
+        <w:rPr>
+          <w:rFonts w:cs="Arial"/>
+          <w:lang w:val="en-US"/>
+        </w:rPr>
+        <w:t xml:space="preserve"> false.</w:t>
       </w:r>
     </w:p>
     <w:p>
@@ -14333,7 +17645,29 @@
           <w:szCs w:val="20"/>
           <w:lang w:val="en-US"/>
         </w:rPr>
-        <w:t xml:space="preserve"> e.g. share them with a team member. To do so, go into the settings menu (button at the bottom). The Global Properties Save Path defines where they are stored (as a JSON file). You can change that path</w:t>
+        <w:t xml:space="preserve"> </w:t>
+      </w:r>
+      <w:proofErr w:type="gramStart"/>
+      <w:r>
+        <w:rPr>
+          <w:rFonts w:cs="Arial"/>
+          <w:i/>
+          <w:iCs/>
+          <w:szCs w:val="20"/>
+          <w:lang w:val="en-US"/>
+        </w:rPr>
+        <w:t>e.g.</w:t>
+      </w:r>
+      <w:proofErr w:type="gramEnd"/>
+      <w:r>
+        <w:rPr>
+          <w:rFonts w:cs="Arial"/>
+          <w:i/>
+          <w:iCs/>
+          <w:szCs w:val="20"/>
+          <w:lang w:val="en-US"/>
+        </w:rPr>
+        <w:t xml:space="preserve"> share them with a team member. To do so, go into the settings menu (button at the bottom). The Global Properties Save Path defines where they are stored (as a JSON file). You can change that path</w:t>
       </w:r>
       <w:r>
         <w:rPr>
@@ -14444,7 +17778,7 @@
                     </pic:cNvPicPr>
                   </pic:nvPicPr>
                   <pic:blipFill>
-                    <a:blip r:embed="rId22" cstate="print">
+                    <a:blip r:embed="rId26" cstate="print">
                       <a:extLst>
                         <a:ext uri="{28A0092B-C50C-407E-A947-70E740481C1C}">
                           <a14:useLocalDpi xmlns:a14="http://schemas.microsoft.com/office/drawing/2010/main" val="0"/>
@@ -14540,7 +17874,21 @@
         <w:rPr>
           <w:lang w:val="en-US"/>
         </w:rPr>
-        <w:t>In the middle dropdown menu select an operator for the condition (e.g. ==, &gt;, &lt;=, !=, …) (which operators are available depends on the type of the condition)</w:t>
+        <w:t>In the middle dropdown menu select an operator for the condition (e.g. ==, &gt;, &lt;=</w:t>
+      </w:r>
+      <w:proofErr w:type="gramStart"/>
+      <w:r>
+        <w:rPr>
+          <w:lang w:val="en-US"/>
+        </w:rPr>
+        <w:t>, !</w:t>
+      </w:r>
+      <w:proofErr w:type="gramEnd"/>
+      <w:r>
+        <w:rPr>
+          <w:lang w:val="en-US"/>
+        </w:rPr>
+        <w:t>=, …) (which operators are available depends on the type of the condition)</w:t>
       </w:r>
     </w:p>
     <w:p>
@@ -14608,7 +17956,7 @@
           <w:lang w:val="en-US"/>
         </w:rPr>
       </w:pPr>
-      <w:bookmarkStart w:id="27" w:name="_Toc79512817"/>
+      <w:bookmarkStart w:id="27" w:name="_Toc80188658"/>
       <w:r>
         <w:rPr>
           <w:lang w:val="en-US"/>
@@ -14749,7 +18097,7 @@
                     </pic:cNvPicPr>
                   </pic:nvPicPr>
                   <pic:blipFill>
-                    <a:blip r:embed="rId23" cstate="print">
+                    <a:blip r:embed="rId27" cstate="print">
                       <a:extLst>
                         <a:ext uri="{28A0092B-C50C-407E-A947-70E740481C1C}">
                           <a14:useLocalDpi xmlns:a14="http://schemas.microsoft.com/office/drawing/2010/main" val="0"/>
@@ -14834,7 +18182,14 @@
         <w:rPr>
           <w:lang w:val="en-US"/>
         </w:rPr>
-        <w:t xml:space="preserve">Using Import Preset you can import Presets from a </w:t>
+        <w:t xml:space="preserve">Using Import Preset you can import Presets from </w:t>
+      </w:r>
+      <w:proofErr w:type="gramStart"/>
+      <w:r>
+        <w:rPr>
+          <w:lang w:val="en-US"/>
+        </w:rPr>
+        <w:t xml:space="preserve">a </w:t>
       </w:r>
       <w:r>
         <w:rPr>
@@ -14842,8 +18197,27 @@
           <w:iCs/>
           <w:lang w:val="en-US"/>
         </w:rPr>
-        <w:t>.udspreset.json</w:t>
-      </w:r>
+        <w:t>.</w:t>
+      </w:r>
+      <w:proofErr w:type="spellStart"/>
+      <w:r>
+        <w:rPr>
+          <w:i/>
+          <w:iCs/>
+          <w:lang w:val="en-US"/>
+        </w:rPr>
+        <w:t>udspreset</w:t>
+      </w:r>
+      <w:proofErr w:type="gramEnd"/>
+      <w:r>
+        <w:rPr>
+          <w:i/>
+          <w:iCs/>
+          <w:lang w:val="en-US"/>
+        </w:rPr>
+        <w:t>.json</w:t>
+      </w:r>
+      <w:proofErr w:type="spellEnd"/>
       <w:r>
         <w:rPr>
           <w:lang w:val="en-US"/>
@@ -14876,6 +18250,7 @@
         </w:rPr>
         <w:t xml:space="preserve">Using the Export Preset buttons you can save a Preset as </w:t>
       </w:r>
+      <w:proofErr w:type="gramStart"/>
       <w:r>
         <w:rPr>
           <w:lang w:val="en-US"/>
@@ -14888,8 +18263,27 @@
           <w:iCs/>
           <w:lang w:val="en-US"/>
         </w:rPr>
-        <w:t xml:space="preserve"> .udspreset.json</w:t>
-      </w:r>
+        <w:t xml:space="preserve"> .</w:t>
+      </w:r>
+      <w:proofErr w:type="spellStart"/>
+      <w:r>
+        <w:rPr>
+          <w:i/>
+          <w:iCs/>
+          <w:lang w:val="en-US"/>
+        </w:rPr>
+        <w:t>udspreset</w:t>
+      </w:r>
+      <w:proofErr w:type="gramEnd"/>
+      <w:r>
+        <w:rPr>
+          <w:i/>
+          <w:iCs/>
+          <w:lang w:val="en-US"/>
+        </w:rPr>
+        <w:t>.json</w:t>
+      </w:r>
+      <w:proofErr w:type="spellEnd"/>
       <w:r>
         <w:rPr>
           <w:lang w:val="en-US"/>
@@ -14993,7 +18387,7 @@
           <w:lang w:val="en-US"/>
         </w:rPr>
       </w:pPr>
-      <w:bookmarkStart w:id="28" w:name="_Toc79512818"/>
+      <w:bookmarkStart w:id="28" w:name="_Toc80188659"/>
       <w:r>
         <w:rPr>
           <w:lang w:val="en-US"/>
@@ -15014,7 +18408,7 @@
           <w:lang w:val="en-US"/>
         </w:rPr>
       </w:pPr>
-      <w:bookmarkStart w:id="29" w:name="_Toc79512819"/>
+      <w:bookmarkStart w:id="29" w:name="_Toc80188660"/>
       <w:r>
         <w:rPr>
           <w:lang w:val="en-US"/>
@@ -15060,7 +18454,27 @@
           <w:szCs w:val="20"/>
           <w:lang w:val="en-US"/>
         </w:rPr>
-        <w:t>(e.g. “I want to buy something”)</w:t>
+        <w:t>(</w:t>
+      </w:r>
+      <w:proofErr w:type="gramStart"/>
+      <w:r>
+        <w:rPr>
+          <w:i/>
+          <w:iCs/>
+          <w:szCs w:val="20"/>
+          <w:lang w:val="en-US"/>
+        </w:rPr>
+        <w:t>e.g.</w:t>
+      </w:r>
+      <w:proofErr w:type="gramEnd"/>
+      <w:r>
+        <w:rPr>
+          <w:i/>
+          <w:iCs/>
+          <w:szCs w:val="20"/>
+          <w:lang w:val="en-US"/>
+        </w:rPr>
+        <w:t xml:space="preserve"> “I want to buy something”)</w:t>
       </w:r>
       <w:r>
         <w:rPr>
@@ -15112,7 +18526,7 @@
                     <pic:cNvPicPr/>
                   </pic:nvPicPr>
                   <pic:blipFill>
-                    <a:blip r:embed="rId24">
+                    <a:blip r:embed="rId28">
                       <a:extLst>
                         <a:ext uri="{28A0092B-C50C-407E-A947-70E740481C1C}">
                           <a14:useLocalDpi xmlns:a14="http://schemas.microsoft.com/office/drawing/2010/main" val="0"/>
@@ -15226,7 +18640,7 @@
                     </pic:cNvPicPr>
                   </pic:nvPicPr>
                   <pic:blipFill>
-                    <a:blip r:embed="rId25" cstate="print">
+                    <a:blip r:embed="rId29" cstate="print">
                       <a:extLst>
                         <a:ext uri="{28A0092B-C50C-407E-A947-70E740481C1C}">
                           <a14:useLocalDpi xmlns:a14="http://schemas.microsoft.com/office/drawing/2010/main" val="0"/>
@@ -15303,7 +18717,7 @@
                     </pic:cNvPicPr>
                   </pic:nvPicPr>
                   <pic:blipFill>
-                    <a:blip r:embed="rId26">
+                    <a:blip r:embed="rId30">
                       <a:extLst>
                         <a:ext uri="{28A0092B-C50C-407E-A947-70E740481C1C}">
                           <a14:useLocalDpi xmlns:a14="http://schemas.microsoft.com/office/drawing/2010/main" val="0"/>
@@ -15369,7 +18783,7 @@
                     </pic:cNvPicPr>
                   </pic:nvPicPr>
                   <pic:blipFill>
-                    <a:blip r:embed="rId27">
+                    <a:blip r:embed="rId31">
                       <a:extLst>
                         <a:ext uri="{28A0092B-C50C-407E-A947-70E740481C1C}">
                           <a14:useLocalDpi xmlns:a14="http://schemas.microsoft.com/office/drawing/2010/main" val="0"/>
@@ -15437,12 +18851,21 @@
         </w:rPr>
         <w:t xml:space="preserve">Now, let’s get to the code part! As a basis for our NPC, we will use the </w:t>
       </w:r>
+      <w:proofErr w:type="spellStart"/>
       <w:r>
         <w:rPr>
           <w:rFonts w:ascii="Consolas" w:hAnsi="Consolas"/>
           <w:lang w:val="en-US"/>
         </w:rPr>
-        <w:t xml:space="preserve">UDSDialogueStarter </w:t>
+        <w:t>UDSDialogueStarter</w:t>
+      </w:r>
+      <w:proofErr w:type="spellEnd"/>
+      <w:r>
+        <w:rPr>
+          <w:rFonts w:ascii="Consolas" w:hAnsi="Consolas"/>
+          <w:lang w:val="en-US"/>
+        </w:rPr>
+        <w:t xml:space="preserve"> </w:t>
       </w:r>
       <w:r>
         <w:rPr>
@@ -15451,12 +18874,21 @@
         </w:rPr>
         <w:t xml:space="preserve">and </w:t>
       </w:r>
+      <w:proofErr w:type="spellStart"/>
       <w:r>
         <w:rPr>
           <w:rFonts w:ascii="Consolas" w:hAnsi="Consolas" w:cs="Arial"/>
           <w:lang w:val="en-US"/>
         </w:rPr>
-        <w:t xml:space="preserve">UDSPlayerDialogue </w:t>
+        <w:t>UDSPlayerDialogue</w:t>
+      </w:r>
+      <w:proofErr w:type="spellEnd"/>
+      <w:r>
+        <w:rPr>
+          <w:rFonts w:ascii="Consolas" w:hAnsi="Consolas" w:cs="Arial"/>
+          <w:lang w:val="en-US"/>
+        </w:rPr>
+        <w:t xml:space="preserve"> </w:t>
       </w:r>
       <w:r>
         <w:rPr>
@@ -15491,13 +18923,29 @@
           <w:rFonts w:cs="Arial"/>
           <w:lang w:val="en-US"/>
         </w:rPr>
-        <w:t xml:space="preserve"> explained in more detail under 3. Quick Start and which you are encouraged to take a look at yourself. We will extend </w:t>
-      </w:r>
+        <w:t xml:space="preserve"> explained in more detail under 3. Quick Start and which you are encouraged to </w:t>
+      </w:r>
+      <w:proofErr w:type="gramStart"/>
       <w:r>
         <w:rPr>
           <w:rFonts w:cs="Arial"/>
           <w:lang w:val="en-US"/>
         </w:rPr>
+        <w:t>take a look</w:t>
+      </w:r>
+      <w:proofErr w:type="gramEnd"/>
+      <w:r>
+        <w:rPr>
+          <w:rFonts w:cs="Arial"/>
+          <w:lang w:val="en-US"/>
+        </w:rPr>
+        <w:t xml:space="preserve"> at yourself. We will extend </w:t>
+      </w:r>
+      <w:r>
+        <w:rPr>
+          <w:rFonts w:cs="Arial"/>
+          <w:lang w:val="en-US"/>
+        </w:rPr>
         <w:t>these</w:t>
       </w:r>
       <w:r>
@@ -15526,7 +18974,23 @@
           <w:rFonts w:ascii="Consolas" w:hAnsi="Consolas" w:cs="Arial"/>
           <w:lang w:val="en-US"/>
         </w:rPr>
-        <w:t xml:space="preserve">string shopID </w:t>
+        <w:t xml:space="preserve">string </w:t>
+      </w:r>
+      <w:proofErr w:type="spellStart"/>
+      <w:r>
+        <w:rPr>
+          <w:rFonts w:ascii="Consolas" w:hAnsi="Consolas" w:cs="Arial"/>
+          <w:lang w:val="en-US"/>
+        </w:rPr>
+        <w:t>shopID</w:t>
+      </w:r>
+      <w:proofErr w:type="spellEnd"/>
+      <w:r>
+        <w:rPr>
+          <w:rFonts w:ascii="Consolas" w:hAnsi="Consolas" w:cs="Arial"/>
+          <w:lang w:val="en-US"/>
+        </w:rPr>
+        <w:t xml:space="preserve"> </w:t>
       </w:r>
       <w:r>
         <w:rPr>
@@ -15580,6 +19044,7 @@
         <w:lastRenderedPageBreak/>
         <w:t xml:space="preserve">First, let’s store the shop ID in </w:t>
       </w:r>
+      <w:proofErr w:type="spellStart"/>
       <w:r>
         <w:rPr>
           <w:rFonts w:ascii="Consolas" w:hAnsi="Consolas" w:cs="Arial"/>
@@ -15587,6 +19052,7 @@
         </w:rPr>
         <w:t>UDSDialogueStarter</w:t>
       </w:r>
+      <w:proofErr w:type="spellEnd"/>
       <w:r>
         <w:rPr>
           <w:rFonts w:cs="Arial"/>
@@ -15610,138 +19076,12 @@
           <w:lang w:val="en-US"/>
         </w:rPr>
         <w:object w:dxaOrig="9072" w:dyaOrig="4404" w14:anchorId="69B5F2EC">
-          <v:shape id="_x0000_i1028" type="#_x0000_t75" style="width:453.6pt;height:220.2pt" o:ole="" o:bordertopcolor="this" o:borderbottomcolor="this">
-            <v:imagedata r:id="rId28" o:title=""/>
-            <w10:bordertop type="single" width="4"/>
-            <w10:borderbottom type="single" width="4"/>
-          </v:shape>
-          <o:OLEObject Type="Embed" ProgID="Word.Document.12" ShapeID="_x0000_i1028" DrawAspect="Content" ObjectID="_1690214027" r:id="rId29">
-            <o:FieldCodes>\s</o:FieldCodes>
-          </o:OLEObject>
-        </w:object>
-      </w:r>
-    </w:p>
-    <w:p>
-      <w:pPr>
-        <w:rPr>
-          <w:lang w:val="en-US"/>
-        </w:rPr>
-      </w:pPr>
-      <w:r>
-        <w:rPr>
-          <w:lang w:val="en-US"/>
-        </w:rPr>
-        <w:t xml:space="preserve">Next, let’s override </w:t>
-      </w:r>
-      <w:r>
-        <w:rPr>
-          <w:rFonts w:ascii="Consolas" w:hAnsi="Consolas"/>
-          <w:lang w:val="en-US"/>
-        </w:rPr>
-        <w:t>UDSDialogueManager</w:t>
-      </w:r>
-      <w:r>
-        <w:rPr>
-          <w:lang w:val="en-US"/>
-        </w:rPr>
-        <w:t xml:space="preserve"> and create another variable there for the current DialogueStarters shop.We can then set that variable from </w:t>
-      </w:r>
-      <w:r>
-        <w:rPr>
-          <w:rFonts w:ascii="Consolas" w:hAnsi="Consolas"/>
-          <w:lang w:val="en-US"/>
-        </w:rPr>
-        <w:t>UDSPlayerDialogue</w:t>
-      </w:r>
-      <w:r>
-        <w:rPr>
-          <w:rFonts w:ascii="Consolas" w:hAnsi="Consolas"/>
-          <w:lang w:val="en-US"/>
-        </w:rPr>
-        <w:t xml:space="preserve"> </w:t>
-      </w:r>
-      <w:r>
-        <w:rPr>
-          <w:rFonts w:cs="Arial"/>
-          <w:lang w:val="en-US"/>
-        </w:rPr>
-        <w:t>in</w:t>
-      </w:r>
-      <w:r>
-        <w:rPr>
-          <w:rFonts w:ascii="Consolas" w:hAnsi="Consolas"/>
-          <w:lang w:val="en-US"/>
-        </w:rPr>
-        <w:t xml:space="preserve"> </w:t>
-      </w:r>
-      <w:r>
-        <w:rPr>
-          <w:rFonts w:cs="Arial"/>
-          <w:lang w:val="en-US"/>
-        </w:rPr>
-        <w:t>Update</w:t>
-      </w:r>
-      <w:r>
-        <w:rPr>
-          <w:lang w:val="en-US"/>
-        </w:rPr>
-        <w:t xml:space="preserve"> just before </w:t>
-      </w:r>
-      <w:r>
-        <w:rPr>
-          <w:rFonts w:ascii="Consolas" w:hAnsi="Consolas"/>
-          <w:lang w:val="en-US"/>
-        </w:rPr>
-        <w:t>StartDialogue</w:t>
-      </w:r>
-      <w:r>
-        <w:rPr>
-          <w:lang w:val="en-US"/>
-        </w:rPr>
-        <w:t>:</w:t>
-      </w:r>
-    </w:p>
-    <w:bookmarkStart w:id="32" w:name="_MON_1689936859"/>
-    <w:bookmarkEnd w:id="32"/>
-    <w:p>
-      <w:pPr>
-        <w:rPr>
-          <w:lang w:val="en-US"/>
-        </w:rPr>
-      </w:pPr>
-      <w:r>
-        <w:rPr>
-          <w:lang w:val="en-US"/>
-        </w:rPr>
-        <w:object w:dxaOrig="9072" w:dyaOrig="1513" w14:anchorId="70FB0B75">
-          <v:shape id="_x0000_i1029" type="#_x0000_t75" style="width:453.6pt;height:75.6pt" o:ole="" o:bordertopcolor="this" o:borderbottomcolor="this">
-            <v:imagedata r:id="rId30" o:title=""/>
-            <w10:bordertop type="single" width="4"/>
-            <w10:borderbottom type="single" width="4"/>
-          </v:shape>
-          <o:OLEObject Type="Embed" ProgID="Word.Document.12" ShapeID="_x0000_i1029" DrawAspect="Content" ObjectID="_1690214028" r:id="rId31">
-            <o:FieldCodes>\s</o:FieldCodes>
-          </o:OLEObject>
-        </w:object>
-      </w:r>
-    </w:p>
-    <w:bookmarkStart w:id="33" w:name="_MON_1689937215"/>
-    <w:bookmarkEnd w:id="33"/>
-    <w:p>
-      <w:pPr>
-        <w:keepNext/>
-      </w:pPr>
-      <w:r>
-        <w:rPr>
-          <w:lang w:val="en-US"/>
-        </w:rPr>
-        <w:object w:dxaOrig="8650" w:dyaOrig="5789" w14:anchorId="62FD966A">
-          <v:shape id="_x0000_i1030" type="#_x0000_t75" style="width:432.6pt;height:289.2pt" o:ole="" o:bordertopcolor="this" o:borderbottomcolor="this">
+          <v:shape id="_x0000_i1216" type="#_x0000_t75" style="width:453.6pt;height:220.2pt" o:ole="" o:bordertopcolor="this" o:borderbottomcolor="this">
             <v:imagedata r:id="rId32" o:title=""/>
             <w10:bordertop type="single" width="4"/>
             <w10:borderbottom type="single" width="4"/>
           </v:shape>
-          <o:OLEObject Type="Embed" ProgID="Word.Document.12" ShapeID="_x0000_i1030" DrawAspect="Content" ObjectID="_1690214029" r:id="rId33">
+          <o:OLEObject Type="Embed" ProgID="Word.Document.12" ShapeID="_x0000_i1216" DrawAspect="Content" ObjectID="_1690801870" r:id="rId33">
             <o:FieldCodes>\s</o:FieldCodes>
           </o:OLEObject>
         </w:object>
@@ -15749,225 +19089,442 @@
     </w:p>
     <w:p>
       <w:pPr>
-        <w:pStyle w:val="Beschriftung"/>
-        <w:rPr>
-          <w:lang w:val="en-US"/>
-        </w:rPr>
-      </w:pPr>
-      <w:bookmarkStart w:id="34" w:name="_Toc79509979"/>
-      <w:r>
-        <w:rPr>
-          <w:lang w:val="en-US"/>
-        </w:rPr>
-        <w:t xml:space="preserve">Code example </w:t>
-      </w:r>
-      <w:r>
-        <w:fldChar w:fldCharType="begin"/>
-      </w:r>
-      <w:r>
-        <w:rPr>
-          <w:lang w:val="en-US"/>
-        </w:rPr>
-        <w:instrText xml:space="preserve"> SEQ Code_example \* ARABIC </w:instrText>
-      </w:r>
-      <w:r>
-        <w:fldChar w:fldCharType="separate"/>
-      </w:r>
-      <w:r>
-        <w:rPr>
-          <w:noProof/>
-          <w:lang w:val="en-US"/>
-        </w:rPr>
-        <w:t>4</w:t>
-      </w:r>
-      <w:r>
-        <w:fldChar w:fldCharType="end"/>
-      </w:r>
-      <w:r>
-        <w:rPr>
-          <w:lang w:val="en-US"/>
-        </w:rPr>
-        <w:t>: Setting variables on a custom DialogueManager</w:t>
-      </w:r>
-      <w:bookmarkEnd w:id="34"/>
-    </w:p>
-    <w:p>
-      <w:pPr>
-        <w:rPr>
-          <w:lang w:val="en-US"/>
-        </w:rPr>
-      </w:pPr>
-      <w:r>
-        <w:rPr>
-          <w:lang w:val="en-US"/>
-        </w:rPr>
-        <w:lastRenderedPageBreak/>
-        <w:t>Now we finally get to the best part: Opening the shop!</w:t>
-      </w:r>
-    </w:p>
-    <w:p>
-      <w:pPr>
+        <w:rPr>
+          <w:lang w:val="en-US"/>
+        </w:rPr>
+      </w:pPr>
+      <w:r>
+        <w:rPr>
+          <w:lang w:val="en-US"/>
+        </w:rPr>
+        <w:t xml:space="preserve">Next, let’s override </w:t>
+      </w:r>
+      <w:proofErr w:type="spellStart"/>
+      <w:r>
+        <w:rPr>
+          <w:rFonts w:ascii="Consolas" w:hAnsi="Consolas"/>
+          <w:lang w:val="en-US"/>
+        </w:rPr>
+        <w:t>UDSDialogueManager</w:t>
+      </w:r>
+      <w:proofErr w:type="spellEnd"/>
+      <w:r>
+        <w:rPr>
+          <w:lang w:val="en-US"/>
+        </w:rPr>
+        <w:t xml:space="preserve"> and create another variable there for the current </w:t>
+      </w:r>
+      <w:proofErr w:type="spellStart"/>
+      <w:r>
+        <w:rPr>
+          <w:lang w:val="en-US"/>
+        </w:rPr>
+        <w:t>DialogueStarters</w:t>
+      </w:r>
+      <w:proofErr w:type="spellEnd"/>
+      <w:r>
+        <w:rPr>
+          <w:lang w:val="en-US"/>
+        </w:rPr>
+        <w:t xml:space="preserve"> </w:t>
+      </w:r>
+      <w:proofErr w:type="spellStart"/>
+      <w:proofErr w:type="gramStart"/>
+      <w:r>
+        <w:rPr>
+          <w:lang w:val="en-US"/>
+        </w:rPr>
+        <w:t>shop.We</w:t>
+      </w:r>
+      <w:proofErr w:type="spellEnd"/>
+      <w:proofErr w:type="gramEnd"/>
+      <w:r>
+        <w:rPr>
+          <w:lang w:val="en-US"/>
+        </w:rPr>
+        <w:t xml:space="preserve"> can then set that variable from </w:t>
+      </w:r>
+      <w:proofErr w:type="spellStart"/>
+      <w:r>
+        <w:rPr>
+          <w:rFonts w:ascii="Consolas" w:hAnsi="Consolas"/>
+          <w:lang w:val="en-US"/>
+        </w:rPr>
+        <w:t>UDSPlayerDialogue</w:t>
+      </w:r>
+      <w:proofErr w:type="spellEnd"/>
+      <w:r>
+        <w:rPr>
+          <w:rFonts w:ascii="Consolas" w:hAnsi="Consolas"/>
+          <w:lang w:val="en-US"/>
+        </w:rPr>
+        <w:t xml:space="preserve"> </w:t>
+      </w:r>
+      <w:r>
         <w:rPr>
           <w:rFonts w:cs="Arial"/>
           <w:lang w:val="en-US"/>
         </w:rPr>
-      </w:pPr>
-      <w:r>
-        <w:rPr>
-          <w:lang w:val="en-US"/>
-        </w:rPr>
-        <w:t xml:space="preserve">To do that, we will </w:t>
-      </w:r>
-      <w:r>
-        <w:rPr>
-          <w:lang w:val="en-US"/>
-        </w:rPr>
-        <w:t xml:space="preserve">use </w:t>
+        <w:t>in</w:t>
       </w:r>
       <w:r>
         <w:rPr>
           <w:rFonts w:ascii="Consolas" w:hAnsi="Consolas"/>
           <w:lang w:val="en-US"/>
         </w:rPr>
-        <w:t>OnAnswer</w:t>
+        <w:t xml:space="preserve"> </w:t>
       </w:r>
       <w:r>
         <w:rPr>
           <w:rFonts w:cs="Arial"/>
           <w:lang w:val="en-US"/>
         </w:rPr>
-        <w:t xml:space="preserve"> and query our “Opens shop” </w:t>
-      </w:r>
-      <w:r>
-        <w:rPr>
-          <w:rFonts w:cs="Arial"/>
-          <w:lang w:val="en-US"/>
-        </w:rPr>
-        <w:t>P</w:t>
-      </w:r>
-      <w:r>
-        <w:rPr>
-          <w:rFonts w:cs="Arial"/>
-          <w:lang w:val="en-US"/>
-        </w:rPr>
-        <w:t xml:space="preserve">roperty. </w:t>
-      </w:r>
-      <w:r>
-        <w:rPr>
-          <w:rFonts w:cs="Arial"/>
-          <w:lang w:val="en-US"/>
-        </w:rPr>
-        <w:t xml:space="preserve">If it exists and is true, we will pause the Dialogue using </w:t>
-      </w:r>
-      <w:r>
-        <w:rPr>
-          <w:rFonts w:ascii="Consolas" w:hAnsi="Consolas" w:cs="Arial"/>
-          <w:lang w:val="en-US"/>
-        </w:rPr>
-        <w:t>PauseDialogue</w:t>
-      </w:r>
-      <w:r>
-        <w:rPr>
-          <w:rFonts w:cs="Arial"/>
-          <w:lang w:val="en-US"/>
-        </w:rPr>
-        <w:t xml:space="preserve"> and open the shop/switch over to the shop UI. </w:t>
-      </w:r>
-      <w:r>
-        <w:rPr>
-          <w:rFonts w:cs="Arial"/>
-          <w:lang w:val="en-US"/>
-        </w:rPr>
-        <w:t xml:space="preserve">For this example, </w:t>
-      </w:r>
-      <w:r>
-        <w:rPr>
-          <w:rFonts w:cs="Arial"/>
-          <w:lang w:val="en-US"/>
-        </w:rPr>
-        <w:t>we</w:t>
-      </w:r>
-      <w:r>
-        <w:rPr>
-          <w:rFonts w:cs="Arial"/>
-          <w:lang w:val="en-US"/>
-        </w:rPr>
-        <w:t xml:space="preserve"> will use </w:t>
-      </w:r>
-      <w:r>
-        <w:rPr>
-          <w:rFonts w:ascii="Consolas" w:hAnsi="Consolas" w:cs="Arial"/>
-          <w:lang w:val="en-US"/>
-        </w:rPr>
-        <w:t>ShopSystem.OpenShop(string shopID)</w:t>
-      </w:r>
-      <w:r>
-        <w:rPr>
-          <w:lang w:val="en-US"/>
-        </w:rPr>
-        <w:t xml:space="preserve"> as a mock method for actually opening a shop. We will also pretend that the shop takes care of calling </w:t>
-      </w:r>
+        <w:t>Update</w:t>
+      </w:r>
+      <w:r>
+        <w:rPr>
+          <w:lang w:val="en-US"/>
+        </w:rPr>
+        <w:t xml:space="preserve"> just before </w:t>
+      </w:r>
+      <w:proofErr w:type="spellStart"/>
       <w:r>
         <w:rPr>
           <w:rFonts w:ascii="Consolas" w:hAnsi="Consolas"/>
           <w:lang w:val="en-US"/>
         </w:rPr>
-        <w:t>UDSDialogueManager.instance.ContinueDialogue</w:t>
-      </w:r>
-      <w:r>
-        <w:rPr>
-          <w:rFonts w:ascii="Consolas" w:hAnsi="Consolas"/>
-          <w:lang w:val="en-US"/>
-        </w:rPr>
-        <w:t xml:space="preserve"> </w:t>
-      </w:r>
-      <w:r>
-        <w:rPr>
-          <w:rFonts w:cs="Arial"/>
-          <w:lang w:val="en-US"/>
-        </w:rPr>
-        <w:t>once it’s being closed</w:t>
-      </w:r>
-      <w:r>
-        <w:rPr>
-          <w:rFonts w:cs="Arial"/>
-          <w:lang w:val="en-US"/>
-        </w:rPr>
-        <w:t xml:space="preserve"> (important).</w:t>
-      </w:r>
-    </w:p>
-    <w:bookmarkStart w:id="35" w:name="_MON_1689938599"/>
-    <w:bookmarkEnd w:id="35"/>
-    <w:p>
-      <w:pPr>
-        <w:keepNext/>
-      </w:pPr>
-      <w:r>
-        <w:rPr>
-          <w:rFonts w:cs="Arial"/>
-          <w:lang w:val="en-US"/>
-        </w:rPr>
-        <w:object w:dxaOrig="8976" w:dyaOrig="3516" w14:anchorId="51E5FD29">
-          <v:shape id="_x0000_i1031" type="#_x0000_t75" style="width:448.8pt;height:175.8pt" o:ole="" o:bordertopcolor="this" o:borderbottomcolor="this">
+        <w:t>StartDialogue</w:t>
+      </w:r>
+      <w:proofErr w:type="spellEnd"/>
+      <w:r>
+        <w:rPr>
+          <w:lang w:val="en-US"/>
+        </w:rPr>
+        <w:t>:</w:t>
+      </w:r>
+    </w:p>
+    <w:bookmarkStart w:id="32" w:name="_MON_1689936859"/>
+    <w:bookmarkEnd w:id="32"/>
+    <w:p>
+      <w:pPr>
+        <w:rPr>
+          <w:lang w:val="en-US"/>
+        </w:rPr>
+      </w:pPr>
+      <w:r>
+        <w:rPr>
+          <w:lang w:val="en-US"/>
+        </w:rPr>
+        <w:object w:dxaOrig="9072" w:dyaOrig="1513" w14:anchorId="70FB0B75">
+          <v:shape id="_x0000_i1217" type="#_x0000_t75" style="width:453.6pt;height:75.6pt" o:ole="" o:bordertopcolor="this" o:borderbottomcolor="this">
             <v:imagedata r:id="rId34" o:title=""/>
             <w10:bordertop type="single" width="4"/>
             <w10:borderbottom type="single" width="4"/>
           </v:shape>
-          <o:OLEObject Type="Embed" ProgID="Word.Document.12" ShapeID="_x0000_i1031" DrawAspect="Content" ObjectID="_1690214030" r:id="rId35">
+          <o:OLEObject Type="Embed" ProgID="Word.Document.12" ShapeID="_x0000_i1217" DrawAspect="Content" ObjectID="_1690801871" r:id="rId35">
             <o:FieldCodes>\s</o:FieldCodes>
           </o:OLEObject>
         </w:object>
       </w:r>
     </w:p>
+    <w:bookmarkStart w:id="33" w:name="_MON_1689937215"/>
+    <w:bookmarkEnd w:id="33"/>
+    <w:p>
+      <w:pPr>
+        <w:keepNext/>
+      </w:pPr>
+      <w:r>
+        <w:rPr>
+          <w:lang w:val="en-US"/>
+        </w:rPr>
+        <w:object w:dxaOrig="8650" w:dyaOrig="5789" w14:anchorId="62FD966A">
+          <v:shape id="_x0000_i1218" type="#_x0000_t75" style="width:432.6pt;height:289.2pt" o:ole="" o:bordertopcolor="this" o:borderbottomcolor="this">
+            <v:imagedata r:id="rId36" o:title=""/>
+            <w10:bordertop type="single" width="4"/>
+            <w10:borderbottom type="single" width="4"/>
+          </v:shape>
+          <o:OLEObject Type="Embed" ProgID="Word.Document.12" ShapeID="_x0000_i1218" DrawAspect="Content" ObjectID="_1690801872" r:id="rId37">
+            <o:FieldCodes>\s</o:FieldCodes>
+          </o:OLEObject>
+        </w:object>
+      </w:r>
+    </w:p>
     <w:p>
       <w:pPr>
         <w:pStyle w:val="Beschriftung"/>
         <w:rPr>
+          <w:lang w:val="en-US"/>
+        </w:rPr>
+      </w:pPr>
+      <w:bookmarkStart w:id="34" w:name="_Toc80188667"/>
+      <w:r>
+        <w:rPr>
+          <w:lang w:val="en-US"/>
+        </w:rPr>
+        <w:t xml:space="preserve">Code example </w:t>
+      </w:r>
+      <w:r>
+        <w:fldChar w:fldCharType="begin"/>
+      </w:r>
+      <w:r>
+        <w:rPr>
+          <w:lang w:val="en-US"/>
+        </w:rPr>
+        <w:instrText xml:space="preserve"> SEQ Code_example \* ARABIC </w:instrText>
+      </w:r>
+      <w:r>
+        <w:fldChar w:fldCharType="separate"/>
+      </w:r>
+      <w:r>
+        <w:rPr>
+          <w:noProof/>
+          <w:lang w:val="en-US"/>
+        </w:rPr>
+        <w:t>4</w:t>
+      </w:r>
+      <w:r>
+        <w:fldChar w:fldCharType="end"/>
+      </w:r>
+      <w:r>
+        <w:rPr>
+          <w:lang w:val="en-US"/>
+        </w:rPr>
+        <w:t xml:space="preserve">: Setting variables on a custom </w:t>
+      </w:r>
+      <w:proofErr w:type="spellStart"/>
+      <w:r>
+        <w:rPr>
+          <w:lang w:val="en-US"/>
+        </w:rPr>
+        <w:t>DialogueManager</w:t>
+      </w:r>
+      <w:bookmarkEnd w:id="34"/>
+      <w:proofErr w:type="spellEnd"/>
+    </w:p>
+    <w:p>
+      <w:pPr>
+        <w:rPr>
+          <w:lang w:val="en-US"/>
+        </w:rPr>
+      </w:pPr>
+      <w:r>
+        <w:rPr>
+          <w:lang w:val="en-US"/>
+        </w:rPr>
+        <w:lastRenderedPageBreak/>
+        <w:t>Now we finally get to the best part: Opening the shop!</w:t>
+      </w:r>
+    </w:p>
+    <w:p>
+      <w:pPr>
+        <w:rPr>
           <w:rFonts w:cs="Arial"/>
           <w:lang w:val="en-US"/>
         </w:rPr>
       </w:pPr>
-      <w:bookmarkStart w:id="36" w:name="_Toc79509980"/>
+      <w:r>
+        <w:rPr>
+          <w:lang w:val="en-US"/>
+        </w:rPr>
+        <w:t xml:space="preserve">To do that, we will </w:t>
+      </w:r>
+      <w:r>
+        <w:rPr>
+          <w:lang w:val="en-US"/>
+        </w:rPr>
+        <w:t xml:space="preserve">use </w:t>
+      </w:r>
+      <w:proofErr w:type="spellStart"/>
+      <w:r>
+        <w:rPr>
+          <w:rFonts w:ascii="Consolas" w:hAnsi="Consolas"/>
+          <w:lang w:val="en-US"/>
+        </w:rPr>
+        <w:t>OnAnswer</w:t>
+      </w:r>
+      <w:proofErr w:type="spellEnd"/>
+      <w:r>
+        <w:rPr>
+          <w:rFonts w:cs="Arial"/>
+          <w:lang w:val="en-US"/>
+        </w:rPr>
+        <w:t xml:space="preserve"> and query our “Opens shop” </w:t>
+      </w:r>
+      <w:r>
+        <w:rPr>
+          <w:rFonts w:cs="Arial"/>
+          <w:lang w:val="en-US"/>
+        </w:rPr>
+        <w:t>P</w:t>
+      </w:r>
+      <w:r>
+        <w:rPr>
+          <w:rFonts w:cs="Arial"/>
+          <w:lang w:val="en-US"/>
+        </w:rPr>
+        <w:t xml:space="preserve">roperty. </w:t>
+      </w:r>
+      <w:r>
+        <w:rPr>
+          <w:rFonts w:cs="Arial"/>
+          <w:lang w:val="en-US"/>
+        </w:rPr>
+        <w:t xml:space="preserve">If it exists and is true, we will pause the Dialogue using </w:t>
+      </w:r>
+      <w:proofErr w:type="spellStart"/>
+      <w:r>
+        <w:rPr>
+          <w:rFonts w:ascii="Consolas" w:hAnsi="Consolas" w:cs="Arial"/>
+          <w:lang w:val="en-US"/>
+        </w:rPr>
+        <w:t>PauseDialogue</w:t>
+      </w:r>
+      <w:proofErr w:type="spellEnd"/>
+      <w:r>
+        <w:rPr>
+          <w:rFonts w:cs="Arial"/>
+          <w:lang w:val="en-US"/>
+        </w:rPr>
+        <w:t xml:space="preserve"> and open the shop/switch over to the shop UI. </w:t>
+      </w:r>
+      <w:r>
+        <w:rPr>
+          <w:rFonts w:cs="Arial"/>
+          <w:lang w:val="en-US"/>
+        </w:rPr>
+        <w:t xml:space="preserve">For this example, </w:t>
+      </w:r>
+      <w:r>
+        <w:rPr>
+          <w:rFonts w:cs="Arial"/>
+          <w:lang w:val="en-US"/>
+        </w:rPr>
+        <w:t>we</w:t>
+      </w:r>
+      <w:r>
+        <w:rPr>
+          <w:rFonts w:cs="Arial"/>
+          <w:lang w:val="en-US"/>
+        </w:rPr>
+        <w:t xml:space="preserve"> will use </w:t>
+      </w:r>
+      <w:proofErr w:type="spellStart"/>
+      <w:r>
+        <w:rPr>
+          <w:rFonts w:ascii="Consolas" w:hAnsi="Consolas" w:cs="Arial"/>
+          <w:lang w:val="en-US"/>
+        </w:rPr>
+        <w:t>ShopSystem.OpenShop</w:t>
+      </w:r>
+      <w:proofErr w:type="spellEnd"/>
+      <w:r>
+        <w:rPr>
+          <w:rFonts w:ascii="Consolas" w:hAnsi="Consolas" w:cs="Arial"/>
+          <w:lang w:val="en-US"/>
+        </w:rPr>
+        <w:t xml:space="preserve">(string </w:t>
+      </w:r>
+      <w:proofErr w:type="spellStart"/>
+      <w:r>
+        <w:rPr>
+          <w:rFonts w:ascii="Consolas" w:hAnsi="Consolas" w:cs="Arial"/>
+          <w:lang w:val="en-US"/>
+        </w:rPr>
+        <w:t>shopID</w:t>
+      </w:r>
+      <w:proofErr w:type="spellEnd"/>
+      <w:r>
+        <w:rPr>
+          <w:rFonts w:ascii="Consolas" w:hAnsi="Consolas" w:cs="Arial"/>
+          <w:lang w:val="en-US"/>
+        </w:rPr>
+        <w:t>)</w:t>
+      </w:r>
+      <w:r>
+        <w:rPr>
+          <w:lang w:val="en-US"/>
+        </w:rPr>
+        <w:t xml:space="preserve"> as a mock method for </w:t>
+      </w:r>
+      <w:proofErr w:type="gramStart"/>
+      <w:r>
+        <w:rPr>
+          <w:lang w:val="en-US"/>
+        </w:rPr>
+        <w:t>actually opening</w:t>
+      </w:r>
+      <w:proofErr w:type="gramEnd"/>
+      <w:r>
+        <w:rPr>
+          <w:lang w:val="en-US"/>
+        </w:rPr>
+        <w:t xml:space="preserve"> a shop. We will also pretend that the shop takes care of calling </w:t>
+      </w:r>
+      <w:proofErr w:type="spellStart"/>
+      <w:proofErr w:type="gramStart"/>
+      <w:r>
+        <w:rPr>
+          <w:rFonts w:ascii="Consolas" w:hAnsi="Consolas"/>
+          <w:lang w:val="en-US"/>
+        </w:rPr>
+        <w:t>UDSDialogueManager.instance.ContinueDialogue</w:t>
+      </w:r>
+      <w:proofErr w:type="spellEnd"/>
+      <w:proofErr w:type="gramEnd"/>
+      <w:r>
+        <w:rPr>
+          <w:rFonts w:ascii="Consolas" w:hAnsi="Consolas"/>
+          <w:lang w:val="en-US"/>
+        </w:rPr>
+        <w:t xml:space="preserve"> </w:t>
+      </w:r>
+      <w:r>
+        <w:rPr>
+          <w:rFonts w:cs="Arial"/>
+          <w:lang w:val="en-US"/>
+        </w:rPr>
+        <w:t>once it’s being closed</w:t>
+      </w:r>
+      <w:r>
+        <w:rPr>
+          <w:rFonts w:cs="Arial"/>
+          <w:lang w:val="en-US"/>
+        </w:rPr>
+        <w:t xml:space="preserve"> (important).</w:t>
+      </w:r>
+    </w:p>
+    <w:bookmarkStart w:id="35" w:name="_MON_1689938599"/>
+    <w:bookmarkEnd w:id="35"/>
+    <w:p>
+      <w:pPr>
+        <w:keepNext/>
+      </w:pPr>
+      <w:r>
+        <w:rPr>
+          <w:rFonts w:cs="Arial"/>
+          <w:lang w:val="en-US"/>
+        </w:rPr>
+        <w:object w:dxaOrig="8976" w:dyaOrig="3516" w14:anchorId="51E5FD29">
+          <v:shape id="_x0000_i1219" type="#_x0000_t75" style="width:448.8pt;height:175.8pt" o:ole="" o:bordertopcolor="this" o:borderbottomcolor="this">
+            <v:imagedata r:id="rId38" o:title=""/>
+            <w10:bordertop type="single" width="4"/>
+            <w10:borderbottom type="single" width="4"/>
+          </v:shape>
+          <o:OLEObject Type="Embed" ProgID="Word.Document.12" ShapeID="_x0000_i1219" DrawAspect="Content" ObjectID="_1690801873" r:id="rId39">
+            <o:FieldCodes>\s</o:FieldCodes>
+          </o:OLEObject>
+        </w:object>
+      </w:r>
+    </w:p>
+    <w:p>
+      <w:pPr>
+        <w:pStyle w:val="Beschriftung"/>
+        <w:rPr>
+          <w:rFonts w:cs="Arial"/>
+          <w:lang w:val="en-US"/>
+        </w:rPr>
+      </w:pPr>
+      <w:bookmarkStart w:id="36" w:name="_Toc80188668"/>
       <w:r>
         <w:rPr>
           <w:lang w:val="en-US"/>
@@ -16072,7 +19629,7 @@
           <w:lang w:val="en-US"/>
         </w:rPr>
       </w:pPr>
-      <w:bookmarkStart w:id="37" w:name="_Toc79512820"/>
+      <w:bookmarkStart w:id="37" w:name="_Toc80188661"/>
       <w:r>
         <w:rPr>
           <w:lang w:val="en-US"/>
@@ -16101,6 +19658,7 @@
         </w:rPr>
         <w:t xml:space="preserve">In this example, we will use </w:t>
       </w:r>
+      <w:proofErr w:type="spellStart"/>
       <w:r>
         <w:rPr>
           <w:rFonts w:ascii="Consolas" w:hAnsi="Consolas"/>
@@ -16108,6 +19666,7 @@
         </w:rPr>
         <w:t>ShowAnswer</w:t>
       </w:r>
+      <w:proofErr w:type="spellEnd"/>
       <w:r>
         <w:rPr>
           <w:rFonts w:cs="Arial"/>
@@ -16129,12 +19688,21 @@
         </w:rPr>
         <w:t xml:space="preserve">and </w:t>
       </w:r>
+      <w:proofErr w:type="spellStart"/>
       <w:r>
         <w:rPr>
           <w:rFonts w:ascii="Consolas" w:hAnsi="Consolas" w:cs="Arial"/>
           <w:lang w:val="en-US"/>
         </w:rPr>
-        <w:t xml:space="preserve">IsEndBranch </w:t>
+        <w:t>IsEndBranch</w:t>
+      </w:r>
+      <w:proofErr w:type="spellEnd"/>
+      <w:r>
+        <w:rPr>
+          <w:rFonts w:ascii="Consolas" w:hAnsi="Consolas" w:cs="Arial"/>
+          <w:lang w:val="en-US"/>
+        </w:rPr>
+        <w:t xml:space="preserve"> </w:t>
       </w:r>
       <w:r>
         <w:rPr>
@@ -16215,7 +19783,7 @@
                     <pic:cNvPicPr/>
                   </pic:nvPicPr>
                   <pic:blipFill>
-                    <a:blip r:embed="rId24">
+                    <a:blip r:embed="rId28">
                       <a:extLst>
                         <a:ext uri="{28A0092B-C50C-407E-A947-70E740481C1C}">
                           <a14:useLocalDpi xmlns:a14="http://schemas.microsoft.com/office/drawing/2010/main" val="0"/>
@@ -16305,7 +19873,7 @@
                     </pic:cNvPicPr>
                   </pic:nvPicPr>
                   <pic:blipFill>
-                    <a:blip r:embed="rId25" cstate="print">
+                    <a:blip r:embed="rId29" cstate="print">
                       <a:extLst>
                         <a:ext uri="{28A0092B-C50C-407E-A947-70E740481C1C}">
                           <a14:useLocalDpi xmlns:a14="http://schemas.microsoft.com/office/drawing/2010/main" val="0"/>
@@ -16382,7 +19950,7 @@
                     </pic:cNvPicPr>
                   </pic:nvPicPr>
                   <pic:blipFill>
-                    <a:blip r:embed="rId26">
+                    <a:blip r:embed="rId30">
                       <a:extLst>
                         <a:ext uri="{28A0092B-C50C-407E-A947-70E740481C1C}">
                           <a14:useLocalDpi xmlns:a14="http://schemas.microsoft.com/office/drawing/2010/main" val="0"/>
@@ -16459,7 +20027,7 @@
                     <pic:cNvPicPr/>
                   </pic:nvPicPr>
                   <pic:blipFill>
-                    <a:blip r:embed="rId36">
+                    <a:blip r:embed="rId40">
                       <a:extLst>
                         <a:ext uri="{28A0092B-C50C-407E-A947-70E740481C1C}">
                           <a14:useLocalDpi xmlns:a14="http://schemas.microsoft.com/office/drawing/2010/main" val="0"/>
@@ -16543,7 +20111,7 @@
                     <pic:cNvPicPr/>
                   </pic:nvPicPr>
                   <pic:blipFill>
-                    <a:blip r:embed="rId37">
+                    <a:blip r:embed="rId41">
                       <a:extLst>
                         <a:ext uri="{28A0092B-C50C-407E-A947-70E740481C1C}">
                           <a14:useLocalDpi xmlns:a14="http://schemas.microsoft.com/office/drawing/2010/main" val="0"/>
@@ -16579,7 +20147,21 @@
         <w:rPr>
           <w:lang w:val="en-US"/>
         </w:rPr>
-        <w:t>To indicate to the user what an Answer does, we will use icons above the Answer Box. This is only for the purpose of this example and may of course vary in your game. A possible setup in the ExampleScene may look like this:</w:t>
+        <w:t xml:space="preserve">To indicate to the user what an Answer does, we will use icons above the Answer Box. This is only for the purpose of this example and may of course vary in your game. A possible setup in the </w:t>
+      </w:r>
+      <w:proofErr w:type="spellStart"/>
+      <w:r>
+        <w:rPr>
+          <w:lang w:val="en-US"/>
+        </w:rPr>
+        <w:t>ExampleScene</w:t>
+      </w:r>
+      <w:proofErr w:type="spellEnd"/>
+      <w:r>
+        <w:rPr>
+          <w:lang w:val="en-US"/>
+        </w:rPr>
+        <w:t xml:space="preserve"> may look like this:</w:t>
       </w:r>
       <w:r>
         <w:rPr>
@@ -16613,6 +20195,7 @@
         </w:rPr>
         <w:t xml:space="preserve">override </w:t>
       </w:r>
+      <w:proofErr w:type="spellStart"/>
       <w:r>
         <w:rPr>
           <w:rFonts w:ascii="Consolas" w:hAnsi="Consolas"/>
@@ -16620,12 +20203,14 @@
         </w:rPr>
         <w:t>UDSDialogueManager</w:t>
       </w:r>
+      <w:proofErr w:type="spellEnd"/>
       <w:r>
         <w:rPr>
           <w:lang w:val="en-US"/>
         </w:rPr>
         <w:t xml:space="preserve"> and the </w:t>
       </w:r>
+      <w:proofErr w:type="spellStart"/>
       <w:r>
         <w:rPr>
           <w:rFonts w:ascii="Consolas" w:hAnsi="Consolas"/>
@@ -16633,6 +20218,7 @@
         </w:rPr>
         <w:t>ShowAnswer</w:t>
       </w:r>
+      <w:proofErr w:type="spellEnd"/>
       <w:r>
         <w:rPr>
           <w:lang w:val="en-US"/>
@@ -16653,145 +20239,12 @@
           <w:lang w:val="en-US"/>
         </w:rPr>
         <w:object w:dxaOrig="9406" w:dyaOrig="2225" w14:anchorId="18FC314E">
-          <v:shape id="_x0000_i1032" type="#_x0000_t75" style="width:470.4pt;height:111pt" o:ole="" o:bordertopcolor="this" o:borderbottomcolor="this">
-            <v:imagedata r:id="rId38" o:title=""/>
-            <w10:bordertop type="single" width="4"/>
-            <w10:borderbottom type="single" width="4"/>
-          </v:shape>
-          <o:OLEObject Type="Embed" ProgID="Word.Document.12" ShapeID="_x0000_i1032" DrawAspect="Content" ObjectID="_1690214031" r:id="rId39">
-            <o:FieldCodes>\s</o:FieldCodes>
-          </o:OLEObject>
-        </w:object>
-      </w:r>
-    </w:p>
-    <w:p>
-      <w:pPr>
-        <w:rPr>
-          <w:lang w:val="en-US"/>
-        </w:rPr>
-      </w:pPr>
-      <w:r>
-        <w:rPr>
-          <w:lang w:val="en-US"/>
-        </w:rPr>
-        <w:t xml:space="preserve">We will give our </w:t>
-      </w:r>
-      <w:r>
-        <w:rPr>
-          <w:rFonts w:ascii="Consolas" w:hAnsi="Consolas"/>
-          <w:lang w:val="en-US"/>
-        </w:rPr>
-        <w:t>ExampleDialogueManager</w:t>
-      </w:r>
-      <w:r>
-        <w:rPr>
-          <w:lang w:val="en-US"/>
-        </w:rPr>
-        <w:t xml:space="preserve"> references to the icon images and assume that they have been set.</w:t>
-      </w:r>
-    </w:p>
-    <w:p>
-      <w:pPr>
-        <w:rPr>
-          <w:lang w:val="en-US"/>
-        </w:rPr>
-      </w:pPr>
-      <w:r>
-        <w:rPr>
-          <w:lang w:val="en-US"/>
-        </w:rPr>
-        <w:t xml:space="preserve">We will also give </w:t>
-      </w:r>
-      <w:r>
-        <w:rPr>
-          <w:lang w:val="en-US"/>
-        </w:rPr>
-        <w:t>it two sprites to serve as indicator for our two cases.</w:t>
-      </w:r>
-    </w:p>
-    <w:bookmarkStart w:id="39" w:name="_MON_1690025799"/>
-    <w:bookmarkEnd w:id="39"/>
-    <w:p>
-      <w:pPr>
-        <w:rPr>
-          <w:lang w:val="en-US"/>
-        </w:rPr>
-      </w:pPr>
-      <w:r>
-        <w:rPr>
-          <w:lang w:val="en-US"/>
-        </w:rPr>
-        <w:object w:dxaOrig="9072" w:dyaOrig="2625" w14:anchorId="4DE69535">
-          <v:shape id="_x0000_i1033" type="#_x0000_t75" style="width:453.6pt;height:131.4pt" o:ole="" o:bordertopcolor="this" o:borderbottomcolor="this">
-            <v:imagedata r:id="rId40" o:title=""/>
-            <w10:bordertop type="single" width="4"/>
-            <w10:borderbottom type="single" width="4"/>
-          </v:shape>
-          <o:OLEObject Type="Embed" ProgID="Word.Document.12" ShapeID="_x0000_i1033" DrawAspect="Content" ObjectID="_1690214032" r:id="rId41">
-            <o:FieldCodes>\s</o:FieldCodes>
-          </o:OLEObject>
-        </w:object>
-      </w:r>
-    </w:p>
-    <w:p>
-      <w:pPr>
-        <w:rPr>
-          <w:rFonts w:cs="Arial"/>
-          <w:lang w:val="en-US"/>
-        </w:rPr>
-      </w:pPr>
-      <w:r>
-        <w:rPr>
-          <w:lang w:val="en-US"/>
-        </w:rPr>
-        <w:t xml:space="preserve">We can use </w:t>
-      </w:r>
-      <w:r>
-        <w:rPr>
-          <w:rFonts w:ascii="Consolas" w:hAnsi="Consolas"/>
-          <w:lang w:val="en-US"/>
-        </w:rPr>
-        <w:t>IsEndBranch</w:t>
-      </w:r>
-      <w:r>
-        <w:rPr>
-          <w:rFonts w:cs="Arial"/>
-          <w:lang w:val="en-US"/>
-        </w:rPr>
-        <w:t xml:space="preserve"> to check whether an Answer leads to the end of the Dialogue and </w:t>
-      </w:r>
-      <w:r>
-        <w:rPr>
-          <w:rFonts w:ascii="Consolas" w:hAnsi="Consolas" w:cs="Arial"/>
-          <w:lang w:val="en-US"/>
-        </w:rPr>
-        <w:t xml:space="preserve">GetProperty </w:t>
-      </w:r>
-      <w:r>
-        <w:rPr>
-          <w:rFonts w:cs="Arial"/>
-          <w:lang w:val="en-US"/>
-        </w:rPr>
-        <w:t>to check whether an Answer opens a shop:</w:t>
-      </w:r>
-    </w:p>
-    <w:bookmarkStart w:id="40" w:name="_MON_1690026117"/>
-    <w:bookmarkEnd w:id="40"/>
-    <w:p>
-      <w:pPr>
-        <w:keepNext/>
-      </w:pPr>
-      <w:r>
-        <w:rPr>
-          <w:lang w:val="en-US"/>
-        </w:rPr>
-        <w:object w:dxaOrig="9072" w:dyaOrig="3514" w14:anchorId="2A205185">
-          <v:shape id="_x0000_i1034" type="#_x0000_t75" style="width:453.6pt;height:175.8pt" o:ole="" o:bordertopcolor="this" o:borderbottomcolor="this">
+          <v:shape id="_x0000_i1220" type="#_x0000_t75" style="width:470.4pt;height:111pt" o:ole="" o:bordertopcolor="this" o:borderbottomcolor="this">
             <v:imagedata r:id="rId42" o:title=""/>
             <w10:bordertop type="single" width="4"/>
             <w10:borderbottom type="single" width="4"/>
           </v:shape>
-          <o:OLEObject Type="Embed" ProgID="Word.Document.12" ShapeID="_x0000_i1034" DrawAspect="Content" ObjectID="_1690214033" r:id="rId43">
+          <o:OLEObject Type="Embed" ProgID="Word.Document.12" ShapeID="_x0000_i1220" DrawAspect="Content" ObjectID="_1690801874" r:id="rId43">
             <o:FieldCodes>\s</o:FieldCodes>
           </o:OLEObject>
         </w:object>
@@ -16799,164 +20252,70 @@
     </w:p>
     <w:p>
       <w:pPr>
-        <w:pStyle w:val="Beschriftung"/>
-        <w:rPr>
-          <w:lang w:val="en-US"/>
-        </w:rPr>
-      </w:pPr>
-      <w:bookmarkStart w:id="41" w:name="_Toc79509981"/>
-      <w:r>
-        <w:rPr>
-          <w:lang w:val="en-US"/>
-        </w:rPr>
-        <w:t xml:space="preserve">Code example </w:t>
-      </w:r>
-      <w:r>
-        <w:fldChar w:fldCharType="begin"/>
-      </w:r>
-      <w:r>
-        <w:rPr>
-          <w:lang w:val="en-US"/>
-        </w:rPr>
-        <w:instrText xml:space="preserve"> SEQ Code_example \* ARABIC </w:instrText>
-      </w:r>
-      <w:r>
-        <w:fldChar w:fldCharType="separate"/>
-      </w:r>
-      <w:r>
-        <w:rPr>
-          <w:noProof/>
-          <w:lang w:val="en-US"/>
-        </w:rPr>
-        <w:t>6</w:t>
-      </w:r>
-      <w:r>
-        <w:fldChar w:fldCharType="end"/>
-      </w:r>
-      <w:r>
-        <w:rPr>
-          <w:lang w:val="en-US"/>
-        </w:rPr>
-        <w:t>: Using ShowAnswer and IsEndBranch</w:t>
-      </w:r>
-      <w:bookmarkEnd w:id="41"/>
-    </w:p>
-    <w:p>
-      <w:pPr>
-        <w:rPr>
-          <w:rFonts w:cs="Arial"/>
-          <w:lang w:val="en-US"/>
-        </w:rPr>
-      </w:pPr>
-      <w:r>
-        <w:rPr>
-          <w:lang w:val="en-US"/>
-        </w:rPr>
-        <w:br w:type="page"/>
-      </w:r>
-      <w:r>
-        <w:rPr>
-          <w:lang w:val="en-US"/>
-        </w:rPr>
-        <w:lastRenderedPageBreak/>
-        <w:t xml:space="preserve">Finally, we can </w:t>
-      </w:r>
-      <w:r>
-        <w:rPr>
-          <w:lang w:val="en-US"/>
-        </w:rPr>
-        <w:t xml:space="preserve">use </w:t>
-      </w:r>
+        <w:rPr>
+          <w:lang w:val="en-US"/>
+        </w:rPr>
+      </w:pPr>
+      <w:r>
+        <w:rPr>
+          <w:lang w:val="en-US"/>
+        </w:rPr>
+        <w:t xml:space="preserve">We will give our </w:t>
+      </w:r>
+      <w:proofErr w:type="spellStart"/>
       <w:r>
         <w:rPr>
           <w:rFonts w:ascii="Consolas" w:hAnsi="Consolas"/>
           <w:lang w:val="en-US"/>
         </w:rPr>
-        <w:t xml:space="preserve">GetAnswerIndex </w:t>
-      </w:r>
-      <w:r>
-        <w:rPr>
-          <w:rFonts w:cs="Arial"/>
-          <w:lang w:val="en-US"/>
-        </w:rPr>
-        <w:t xml:space="preserve">to determine which icon belongs to which Answer. Note that </w:t>
-      </w:r>
-      <w:r>
-        <w:rPr>
-          <w:rFonts w:ascii="Consolas" w:hAnsi="Consolas" w:cs="Arial"/>
-          <w:lang w:val="en-US"/>
-        </w:rPr>
-        <w:t xml:space="preserve">GetAnswerIndex </w:t>
-      </w:r>
-      <w:r>
-        <w:rPr>
-          <w:rFonts w:cs="Arial"/>
-          <w:lang w:val="en-US"/>
-        </w:rPr>
-        <w:t xml:space="preserve">should always be preferred to </w:t>
-      </w:r>
-      <w:r>
-        <w:rPr>
-          <w:rFonts w:ascii="Consolas" w:hAnsi="Consolas" w:cs="Arial"/>
-          <w:lang w:val="en-US"/>
-        </w:rPr>
-        <w:t>answer.index</w:t>
-      </w:r>
-      <w:r>
-        <w:rPr>
-          <w:rFonts w:cs="Arial"/>
-          <w:lang w:val="en-US"/>
-        </w:rPr>
-        <w:t>, since the latter doesn’t take Conditional Answers into account, whose condition might not be met.</w:t>
-      </w:r>
-    </w:p>
-    <w:p>
-      <w:pPr>
-        <w:rPr>
-          <w:rFonts w:cs="Arial"/>
-          <w:lang w:val="en-US"/>
-        </w:rPr>
-      </w:pPr>
-      <w:r>
-        <w:rPr>
-          <w:rFonts w:cs="Arial"/>
-          <w:lang w:val="en-US"/>
-        </w:rPr>
-        <w:t xml:space="preserve">Our final result for </w:t>
-      </w:r>
-      <w:r>
-        <w:rPr>
-          <w:rFonts w:ascii="Consolas" w:hAnsi="Consolas" w:cs="Arial"/>
-          <w:lang w:val="en-US"/>
-        </w:rPr>
-        <w:t xml:space="preserve">OnAnswer </w:t>
-      </w:r>
-      <w:r>
-        <w:rPr>
-          <w:rFonts w:cs="Arial"/>
-          <w:lang w:val="en-US"/>
-        </w:rPr>
-        <w:t>looks like this:</w:t>
-      </w:r>
-    </w:p>
-    <w:bookmarkStart w:id="42" w:name="_MON_1690028128"/>
-    <w:bookmarkEnd w:id="42"/>
-    <w:p>
-      <w:pPr>
-        <w:keepNext/>
-      </w:pPr>
-      <w:r>
-        <w:rPr>
-          <w:rFonts w:cs="Arial"/>
-          <w:lang w:val="en-US"/>
-        </w:rPr>
-        <w:object w:dxaOrig="9072" w:dyaOrig="4182" w14:anchorId="525FCC81">
-          <v:shape id="_x0000_i1035" type="#_x0000_t75" style="width:453.6pt;height:209.4pt" o:ole="" o:bordertopcolor="this" o:borderbottomcolor="this">
+        <w:t>ExampleDialogueManager</w:t>
+      </w:r>
+      <w:proofErr w:type="spellEnd"/>
+      <w:r>
+        <w:rPr>
+          <w:lang w:val="en-US"/>
+        </w:rPr>
+        <w:t xml:space="preserve"> references to the icon images and assume that they have been set.</w:t>
+      </w:r>
+    </w:p>
+    <w:p>
+      <w:pPr>
+        <w:rPr>
+          <w:lang w:val="en-US"/>
+        </w:rPr>
+      </w:pPr>
+      <w:r>
+        <w:rPr>
+          <w:lang w:val="en-US"/>
+        </w:rPr>
+        <w:t xml:space="preserve">We will also give </w:t>
+      </w:r>
+      <w:r>
+        <w:rPr>
+          <w:lang w:val="en-US"/>
+        </w:rPr>
+        <w:t>it two sprites to serve as indicator for our two cases.</w:t>
+      </w:r>
+    </w:p>
+    <w:bookmarkStart w:id="39" w:name="_MON_1690025799"/>
+    <w:bookmarkEnd w:id="39"/>
+    <w:p>
+      <w:pPr>
+        <w:rPr>
+          <w:lang w:val="en-US"/>
+        </w:rPr>
+      </w:pPr>
+      <w:r>
+        <w:rPr>
+          <w:lang w:val="en-US"/>
+        </w:rPr>
+        <w:object w:dxaOrig="9072" w:dyaOrig="2625" w14:anchorId="4DE69535">
+          <v:shape id="_x0000_i1221" type="#_x0000_t75" style="width:453.6pt;height:131.4pt" o:ole="" o:bordertopcolor="this" o:borderbottomcolor="this">
             <v:imagedata r:id="rId44" o:title=""/>
             <w10:bordertop type="single" width="4"/>
             <w10:borderbottom type="single" width="4"/>
           </v:shape>
-          <o:OLEObject Type="Embed" ProgID="Word.Document.12" ShapeID="_x0000_i1035" DrawAspect="Content" ObjectID="_1690214034" r:id="rId45">
+          <o:OLEObject Type="Embed" ProgID="Word.Document.12" ShapeID="_x0000_i1221" DrawAspect="Content" ObjectID="_1690801875" r:id="rId45">
             <o:FieldCodes>\s</o:FieldCodes>
           </o:OLEObject>
         </w:object>
@@ -16964,13 +20323,322 @@
     </w:p>
     <w:p>
       <w:pPr>
+        <w:rPr>
+          <w:rFonts w:cs="Arial"/>
+          <w:lang w:val="en-US"/>
+        </w:rPr>
+      </w:pPr>
+      <w:r>
+        <w:rPr>
+          <w:lang w:val="en-US"/>
+        </w:rPr>
+        <w:t xml:space="preserve">We can use </w:t>
+      </w:r>
+      <w:proofErr w:type="spellStart"/>
+      <w:r>
+        <w:rPr>
+          <w:rFonts w:ascii="Consolas" w:hAnsi="Consolas"/>
+          <w:lang w:val="en-US"/>
+        </w:rPr>
+        <w:t>IsEndBranch</w:t>
+      </w:r>
+      <w:proofErr w:type="spellEnd"/>
+      <w:r>
+        <w:rPr>
+          <w:rFonts w:cs="Arial"/>
+          <w:lang w:val="en-US"/>
+        </w:rPr>
+        <w:t xml:space="preserve"> to check whether an Answer leads to the end of the Dialogue and </w:t>
+      </w:r>
+      <w:proofErr w:type="spellStart"/>
+      <w:r>
+        <w:rPr>
+          <w:rFonts w:ascii="Consolas" w:hAnsi="Consolas" w:cs="Arial"/>
+          <w:lang w:val="en-US"/>
+        </w:rPr>
+        <w:t>GetProperty</w:t>
+      </w:r>
+      <w:proofErr w:type="spellEnd"/>
+      <w:r>
+        <w:rPr>
+          <w:rFonts w:ascii="Consolas" w:hAnsi="Consolas" w:cs="Arial"/>
+          <w:lang w:val="en-US"/>
+        </w:rPr>
+        <w:t xml:space="preserve"> </w:t>
+      </w:r>
+      <w:r>
+        <w:rPr>
+          <w:rFonts w:cs="Arial"/>
+          <w:lang w:val="en-US"/>
+        </w:rPr>
+        <w:t>to check whether an Answer opens a shop:</w:t>
+      </w:r>
+    </w:p>
+    <w:bookmarkStart w:id="40" w:name="_MON_1690026117"/>
+    <w:bookmarkEnd w:id="40"/>
+    <w:p>
+      <w:pPr>
+        <w:keepNext/>
+      </w:pPr>
+      <w:r>
+        <w:rPr>
+          <w:lang w:val="en-US"/>
+        </w:rPr>
+        <w:object w:dxaOrig="9072" w:dyaOrig="3514" w14:anchorId="2A205185">
+          <v:shape id="_x0000_i1222" type="#_x0000_t75" style="width:453.6pt;height:175.8pt" o:ole="" o:bordertopcolor="this" o:borderbottomcolor="this">
+            <v:imagedata r:id="rId46" o:title=""/>
+            <w10:bordertop type="single" width="4"/>
+            <w10:borderbottom type="single" width="4"/>
+          </v:shape>
+          <o:OLEObject Type="Embed" ProgID="Word.Document.12" ShapeID="_x0000_i1222" DrawAspect="Content" ObjectID="_1690801876" r:id="rId47">
+            <o:FieldCodes>\s</o:FieldCodes>
+          </o:OLEObject>
+        </w:object>
+      </w:r>
+    </w:p>
+    <w:p>
+      <w:pPr>
         <w:pStyle w:val="Beschriftung"/>
         <w:rPr>
+          <w:lang w:val="en-US"/>
+        </w:rPr>
+      </w:pPr>
+      <w:bookmarkStart w:id="41" w:name="_Toc80188669"/>
+      <w:r>
+        <w:rPr>
+          <w:lang w:val="en-US"/>
+        </w:rPr>
+        <w:t xml:space="preserve">Code example </w:t>
+      </w:r>
+      <w:r>
+        <w:fldChar w:fldCharType="begin"/>
+      </w:r>
+      <w:r>
+        <w:rPr>
+          <w:lang w:val="en-US"/>
+        </w:rPr>
+        <w:instrText xml:space="preserve"> SEQ Code_example \* ARABIC </w:instrText>
+      </w:r>
+      <w:r>
+        <w:fldChar w:fldCharType="separate"/>
+      </w:r>
+      <w:r>
+        <w:rPr>
+          <w:noProof/>
+          <w:lang w:val="en-US"/>
+        </w:rPr>
+        <w:t>6</w:t>
+      </w:r>
+      <w:r>
+        <w:fldChar w:fldCharType="end"/>
+      </w:r>
+      <w:r>
+        <w:rPr>
+          <w:lang w:val="en-US"/>
+        </w:rPr>
+        <w:t xml:space="preserve">: Using </w:t>
+      </w:r>
+      <w:proofErr w:type="spellStart"/>
+      <w:r>
+        <w:rPr>
+          <w:lang w:val="en-US"/>
+        </w:rPr>
+        <w:t>ShowAnswer</w:t>
+      </w:r>
+      <w:proofErr w:type="spellEnd"/>
+      <w:r>
+        <w:rPr>
+          <w:lang w:val="en-US"/>
+        </w:rPr>
+        <w:t xml:space="preserve"> and </w:t>
+      </w:r>
+      <w:proofErr w:type="spellStart"/>
+      <w:r>
+        <w:rPr>
+          <w:lang w:val="en-US"/>
+        </w:rPr>
+        <w:t>IsEndBranch</w:t>
+      </w:r>
+      <w:bookmarkEnd w:id="41"/>
+      <w:proofErr w:type="spellEnd"/>
+    </w:p>
+    <w:p>
+      <w:pPr>
+        <w:rPr>
           <w:rFonts w:cs="Arial"/>
           <w:lang w:val="en-US"/>
         </w:rPr>
       </w:pPr>
-      <w:bookmarkStart w:id="43" w:name="_Toc79509982"/>
+      <w:r>
+        <w:rPr>
+          <w:lang w:val="en-US"/>
+        </w:rPr>
+        <w:br w:type="page"/>
+      </w:r>
+      <w:r>
+        <w:rPr>
+          <w:lang w:val="en-US"/>
+        </w:rPr>
+        <w:lastRenderedPageBreak/>
+        <w:t xml:space="preserve">Finally, we can </w:t>
+      </w:r>
+      <w:r>
+        <w:rPr>
+          <w:lang w:val="en-US"/>
+        </w:rPr>
+        <w:t xml:space="preserve">use </w:t>
+      </w:r>
+      <w:proofErr w:type="spellStart"/>
+      <w:r>
+        <w:rPr>
+          <w:rFonts w:ascii="Consolas" w:hAnsi="Consolas"/>
+          <w:lang w:val="en-US"/>
+        </w:rPr>
+        <w:t>GetAnswerIndex</w:t>
+      </w:r>
+      <w:proofErr w:type="spellEnd"/>
+      <w:r>
+        <w:rPr>
+          <w:rFonts w:ascii="Consolas" w:hAnsi="Consolas"/>
+          <w:lang w:val="en-US"/>
+        </w:rPr>
+        <w:t xml:space="preserve"> </w:t>
+      </w:r>
+      <w:r>
+        <w:rPr>
+          <w:rFonts w:cs="Arial"/>
+          <w:lang w:val="en-US"/>
+        </w:rPr>
+        <w:t xml:space="preserve">to determine which icon belongs to which Answer. Note that </w:t>
+      </w:r>
+      <w:proofErr w:type="spellStart"/>
+      <w:r>
+        <w:rPr>
+          <w:rFonts w:ascii="Consolas" w:hAnsi="Consolas" w:cs="Arial"/>
+          <w:lang w:val="en-US"/>
+        </w:rPr>
+        <w:t>GetAnswerIndex</w:t>
+      </w:r>
+      <w:proofErr w:type="spellEnd"/>
+      <w:r>
+        <w:rPr>
+          <w:rFonts w:ascii="Consolas" w:hAnsi="Consolas" w:cs="Arial"/>
+          <w:lang w:val="en-US"/>
+        </w:rPr>
+        <w:t xml:space="preserve"> </w:t>
+      </w:r>
+      <w:r>
+        <w:rPr>
+          <w:rFonts w:cs="Arial"/>
+          <w:lang w:val="en-US"/>
+        </w:rPr>
+        <w:t xml:space="preserve">should always be preferred to </w:t>
+      </w:r>
+      <w:proofErr w:type="spellStart"/>
+      <w:proofErr w:type="gramStart"/>
+      <w:r>
+        <w:rPr>
+          <w:rFonts w:ascii="Consolas" w:hAnsi="Consolas" w:cs="Arial"/>
+          <w:lang w:val="en-US"/>
+        </w:rPr>
+        <w:t>answer.index</w:t>
+      </w:r>
+      <w:proofErr w:type="spellEnd"/>
+      <w:proofErr w:type="gramEnd"/>
+      <w:r>
+        <w:rPr>
+          <w:rFonts w:cs="Arial"/>
+          <w:lang w:val="en-US"/>
+        </w:rPr>
+        <w:t>, since the latter doesn’t take Conditional Answers into account, whose condition might not be met.</w:t>
+      </w:r>
+    </w:p>
+    <w:p>
+      <w:pPr>
+        <w:rPr>
+          <w:rFonts w:cs="Arial"/>
+          <w:lang w:val="en-US"/>
+        </w:rPr>
+      </w:pPr>
+      <w:r>
+        <w:rPr>
+          <w:rFonts w:cs="Arial"/>
+          <w:lang w:val="en-US"/>
+        </w:rPr>
+        <w:t xml:space="preserve">Our </w:t>
+      </w:r>
+      <w:proofErr w:type="gramStart"/>
+      <w:r>
+        <w:rPr>
+          <w:rFonts w:cs="Arial"/>
+          <w:lang w:val="en-US"/>
+        </w:rPr>
+        <w:t>final result</w:t>
+      </w:r>
+      <w:proofErr w:type="gramEnd"/>
+      <w:r>
+        <w:rPr>
+          <w:rFonts w:cs="Arial"/>
+          <w:lang w:val="en-US"/>
+        </w:rPr>
+        <w:t xml:space="preserve"> for </w:t>
+      </w:r>
+      <w:proofErr w:type="spellStart"/>
+      <w:r>
+        <w:rPr>
+          <w:rFonts w:ascii="Consolas" w:hAnsi="Consolas" w:cs="Arial"/>
+          <w:lang w:val="en-US"/>
+        </w:rPr>
+        <w:t>OnAnswer</w:t>
+      </w:r>
+      <w:proofErr w:type="spellEnd"/>
+      <w:r>
+        <w:rPr>
+          <w:rFonts w:ascii="Consolas" w:hAnsi="Consolas" w:cs="Arial"/>
+          <w:lang w:val="en-US"/>
+        </w:rPr>
+        <w:t xml:space="preserve"> </w:t>
+      </w:r>
+      <w:r>
+        <w:rPr>
+          <w:rFonts w:cs="Arial"/>
+          <w:lang w:val="en-US"/>
+        </w:rPr>
+        <w:t>looks like this:</w:t>
+      </w:r>
+    </w:p>
+    <w:bookmarkStart w:id="42" w:name="_MON_1690028128"/>
+    <w:bookmarkEnd w:id="42"/>
+    <w:p>
+      <w:pPr>
+        <w:keepNext/>
+      </w:pPr>
+      <w:r>
+        <w:rPr>
+          <w:rFonts w:cs="Arial"/>
+          <w:lang w:val="en-US"/>
+        </w:rPr>
+        <w:object w:dxaOrig="9072" w:dyaOrig="4182" w14:anchorId="525FCC81">
+          <v:shape id="_x0000_i1223" type="#_x0000_t75" style="width:453.6pt;height:209.4pt" o:ole="" o:bordertopcolor="this" o:borderbottomcolor="this">
+            <v:imagedata r:id="rId48" o:title=""/>
+            <w10:bordertop type="single" width="4"/>
+            <w10:borderbottom type="single" width="4"/>
+          </v:shape>
+          <o:OLEObject Type="Embed" ProgID="Word.Document.12" ShapeID="_x0000_i1223" DrawAspect="Content" ObjectID="_1690801877" r:id="rId49">
+            <o:FieldCodes>\s</o:FieldCodes>
+          </o:OLEObject>
+        </w:object>
+      </w:r>
+    </w:p>
+    <w:p>
+      <w:pPr>
+        <w:pStyle w:val="Beschriftung"/>
+        <w:rPr>
+          <w:rFonts w:cs="Arial"/>
+          <w:lang w:val="en-US"/>
+        </w:rPr>
+      </w:pPr>
+      <w:bookmarkStart w:id="43" w:name="_Toc80188670"/>
       <w:r>
         <w:rPr>
           <w:lang w:val="en-US"/>
@@ -17003,7 +20671,21 @@
         <w:rPr>
           <w:lang w:val="en-US"/>
         </w:rPr>
-        <w:t>: Using GetAnswerIndex and working with custom UI elements</w:t>
+        <w:t xml:space="preserve">: Using </w:t>
+      </w:r>
+      <w:proofErr w:type="spellStart"/>
+      <w:r>
+        <w:rPr>
+          <w:lang w:val="en-US"/>
+        </w:rPr>
+        <w:t>GetAnswerIndex</w:t>
+      </w:r>
+      <w:proofErr w:type="spellEnd"/>
+      <w:r>
+        <w:rPr>
+          <w:lang w:val="en-US"/>
+        </w:rPr>
+        <w:t xml:space="preserve"> and working with custom UI elements</w:t>
       </w:r>
       <w:bookmarkEnd w:id="43"/>
     </w:p>
@@ -17057,7 +20739,7 @@
           <w:lang w:val="en-US"/>
         </w:rPr>
       </w:pPr>
-      <w:bookmarkStart w:id="44" w:name="_Toc79512821"/>
+      <w:bookmarkStart w:id="44" w:name="_Toc80188662"/>
       <w:r>
         <w:rPr>
           <w:lang w:val="en-US"/>
@@ -17105,7 +20787,30 @@
           <w:szCs w:val="20"/>
           <w:lang w:val="en-US"/>
         </w:rPr>
-        <w:t>There is no in-Unity graph editor and it’s not planned. Instead, the standalone editor aims to be accessible</w:t>
+        <w:t xml:space="preserve">There is no in-Unity graph editor and </w:t>
+      </w:r>
+      <w:proofErr w:type="gramStart"/>
+      <w:r>
+        <w:rPr>
+          <w:szCs w:val="20"/>
+          <w:lang w:val="en-US"/>
+        </w:rPr>
+        <w:t>at the moment</w:t>
+      </w:r>
+      <w:proofErr w:type="gramEnd"/>
+      <w:r>
+        <w:rPr>
+          <w:szCs w:val="20"/>
+          <w:lang w:val="en-US"/>
+        </w:rPr>
+        <w:t xml:space="preserve"> </w:t>
+      </w:r>
+      <w:r>
+        <w:rPr>
+          <w:szCs w:val="20"/>
+          <w:lang w:val="en-US"/>
+        </w:rPr>
+        <w:t>it’s not planned. Instead, the standalone editor aims to be accessible</w:t>
       </w:r>
       <w:r>
         <w:rPr>
@@ -17134,6 +20839,27 @@
           <w:lang w:val="en-US"/>
         </w:rPr>
         <w:t xml:space="preserve"> and as easy as possible to use with Unity</w:t>
+      </w:r>
+      <w:r>
+        <w:rPr>
+          <w:szCs w:val="20"/>
+          <w:lang w:val="en-US"/>
+        </w:rPr>
+        <w:t xml:space="preserve">. An in-Unity editor might be a possible extension in the </w:t>
+      </w:r>
+      <w:r>
+        <w:rPr>
+          <w:szCs w:val="20"/>
+          <w:lang w:val="en-US"/>
+        </w:rPr>
+        <w:t>more distant</w:t>
+      </w:r>
+      <w:r>
+        <w:rPr>
+          <w:szCs w:val="20"/>
+          <w:lang w:val="en-US"/>
+        </w:rPr>
+        <w:t xml:space="preserve"> future</w:t>
       </w:r>
     </w:p>
     <w:p>
@@ -17202,7 +20928,23 @@
           <w:szCs w:val="20"/>
           <w:lang w:val="en-US"/>
         </w:rPr>
-        <w:t xml:space="preserve"> and extensible</w:t>
+        <w:t xml:space="preserve"> and </w:t>
+      </w:r>
+      <w:r>
+        <w:rPr>
+          <w:rFonts w:cs="Arial"/>
+          <w:szCs w:val="20"/>
+          <w:lang w:val="en-US"/>
+        </w:rPr>
+        <w:t xml:space="preserve">easily </w:t>
+      </w:r>
+      <w:r>
+        <w:rPr>
+          <w:rFonts w:cs="Arial"/>
+          <w:szCs w:val="20"/>
+          <w:lang w:val="en-US"/>
+        </w:rPr>
+        <w:t>extensible</w:t>
       </w:r>
     </w:p>
     <w:p>
@@ -17233,6 +20975,46 @@
         </w:rPr>
         <w:t>There is no built-in support for audio and voiceover. However, the UDS can of course be integrated with a custom system</w:t>
       </w:r>
+      <w:r>
+        <w:rPr>
+          <w:szCs w:val="20"/>
+          <w:lang w:val="en-US"/>
+        </w:rPr>
+        <w:t xml:space="preserve"> (</w:t>
+      </w:r>
+      <w:proofErr w:type="gramStart"/>
+      <w:r>
+        <w:rPr>
+          <w:szCs w:val="20"/>
+          <w:lang w:val="en-US"/>
+        </w:rPr>
+        <w:t>e.g.</w:t>
+      </w:r>
+      <w:proofErr w:type="gramEnd"/>
+      <w:r>
+        <w:rPr>
+          <w:szCs w:val="20"/>
+          <w:lang w:val="en-US"/>
+        </w:rPr>
+        <w:t xml:space="preserve"> by linking Dialogue Parts to audio clips via a Property and play them from e.g. </w:t>
+      </w:r>
+      <w:proofErr w:type="spellStart"/>
+      <w:r>
+        <w:rPr>
+          <w:rFonts w:ascii="Consolas" w:hAnsi="Consolas"/>
+          <w:szCs w:val="20"/>
+          <w:lang w:val="en-US"/>
+        </w:rPr>
+        <w:t>OnDialoguePartStart</w:t>
+      </w:r>
+      <w:proofErr w:type="spellEnd"/>
+      <w:r>
+        <w:rPr>
+          <w:szCs w:val="20"/>
+          <w:lang w:val="en-US"/>
+        </w:rPr>
+        <w:t xml:space="preserve">) </w:t>
+      </w:r>
     </w:p>
     <w:p>
       <w:pPr>
@@ -17274,7 +21056,23 @@
           <w:szCs w:val="20"/>
           <w:lang w:val="en-US"/>
         </w:rPr>
-        <w:t>connection between the Global Properties in the Editor and the Global Properties in Unity/in your game. What might come in the future is convenience functionality for working with Global Properties (e.g. a table to see their values, a button to delete them)</w:t>
+        <w:t>connection between the Global Properties in the Editor and the Global Properties in Unity/in your game. What might come in the future is convenience functionality for working with Global Properties (</w:t>
+      </w:r>
+      <w:proofErr w:type="gramStart"/>
+      <w:r>
+        <w:rPr>
+          <w:szCs w:val="20"/>
+          <w:lang w:val="en-US"/>
+        </w:rPr>
+        <w:t>e.g.</w:t>
+      </w:r>
+      <w:proofErr w:type="gramEnd"/>
+      <w:r>
+        <w:rPr>
+          <w:szCs w:val="20"/>
+          <w:lang w:val="en-US"/>
+        </w:rPr>
+        <w:t xml:space="preserve"> a table to see their values, a button to delete them)</w:t>
       </w:r>
     </w:p>
     <w:p>
@@ -17310,14 +21108,28 @@
           <w:szCs w:val="20"/>
           <w:lang w:val="en-US"/>
         </w:rPr>
-        <w:t>are</w:t>
-      </w:r>
-      <w:r>
-        <w:rPr>
-          <w:szCs w:val="20"/>
-          <w:lang w:val="en-US"/>
-        </w:rPr>
-        <w:t xml:space="preserve"> probably better design choices</w:t>
+        <w:t>is</w:t>
+      </w:r>
+      <w:r>
+        <w:rPr>
+          <w:szCs w:val="20"/>
+          <w:lang w:val="en-US"/>
+        </w:rPr>
+        <w:t xml:space="preserve"> probably </w:t>
+      </w:r>
+      <w:r>
+        <w:rPr>
+          <w:szCs w:val="20"/>
+          <w:lang w:val="en-US"/>
+        </w:rPr>
+        <w:t xml:space="preserve">a </w:t>
+      </w:r>
+      <w:r>
+        <w:rPr>
+          <w:szCs w:val="20"/>
+          <w:lang w:val="en-US"/>
+        </w:rPr>
+        <w:t>better design choice</w:t>
       </w:r>
     </w:p>
     <w:p>
@@ -17375,8 +21187,18 @@
           <w:szCs w:val="20"/>
           <w:lang w:val="en-US"/>
         </w:rPr>
-        <w:t>A custom inspector for the UDSDialogueManager</w:t>
-      </w:r>
+        <w:t xml:space="preserve">A custom inspector for the </w:t>
+      </w:r>
+      <w:proofErr w:type="spellStart"/>
+      <w:r>
+        <w:rPr>
+          <w:rFonts w:ascii="Consolas" w:hAnsi="Consolas"/>
+          <w:szCs w:val="20"/>
+          <w:lang w:val="en-US"/>
+        </w:rPr>
+        <w:t>UDSDialogueManager</w:t>
+      </w:r>
+      <w:proofErr w:type="spellEnd"/>
     </w:p>
     <w:p>
       <w:pPr>
@@ -17404,7 +21226,23 @@
           <w:szCs w:val="20"/>
           <w:lang w:val="en-US"/>
         </w:rPr>
-        <w:t>More convenience functionality for the Dialogue Editor (e.g. multi-selection, undo/redo, advanced copy-paste</w:t>
+        <w:t>More convenience functionality for the Dialogue Editor (</w:t>
+      </w:r>
+      <w:proofErr w:type="gramStart"/>
+      <w:r>
+        <w:rPr>
+          <w:szCs w:val="20"/>
+          <w:lang w:val="en-US"/>
+        </w:rPr>
+        <w:t>e.g.</w:t>
+      </w:r>
+      <w:proofErr w:type="gramEnd"/>
+      <w:r>
+        <w:rPr>
+          <w:szCs w:val="20"/>
+          <w:lang w:val="en-US"/>
+        </w:rPr>
+        <w:t xml:space="preserve"> multi-selection, undo/redo, advanced copy-paste</w:t>
       </w:r>
       <w:r>
         <w:rPr>
@@ -17440,7 +21278,21 @@
           <w:szCs w:val="20"/>
           <w:lang w:val="en-US"/>
         </w:rPr>
-        <w:t>The possibility to inspect your Dialogues from inside Unity (note the fact that they are serialized to JSON already allows you to see and even edit Dialogues outside the Editor)</w:t>
+        <w:t>The possibility to inspect your Dialogues from inside Unity (note</w:t>
+      </w:r>
+      <w:r>
+        <w:rPr>
+          <w:szCs w:val="20"/>
+          <w:lang w:val="en-US"/>
+        </w:rPr>
+        <w:t xml:space="preserve"> that</w:t>
+      </w:r>
+      <w:r>
+        <w:rPr>
+          <w:szCs w:val="20"/>
+          <w:lang w:val="en-US"/>
+        </w:rPr>
+        <w:t xml:space="preserve"> the fact that they are serialized to JSON already allows you to see and even edit Dialogues outside the Editor)</w:t>
       </w:r>
     </w:p>
     <w:p>
@@ -17469,7 +21321,23 @@
           <w:szCs w:val="20"/>
           <w:lang w:val="en-US"/>
         </w:rPr>
-        <w:t xml:space="preserve">Variable text effect speed within the text, probably via tags (e.g. </w:t>
+        <w:t>Variable text effect speed within the text, probably via tags (</w:t>
+      </w:r>
+      <w:proofErr w:type="gramStart"/>
+      <w:r>
+        <w:rPr>
+          <w:szCs w:val="20"/>
+          <w:lang w:val="en-US"/>
+        </w:rPr>
+        <w:t>e.g.</w:t>
+      </w:r>
+      <w:proofErr w:type="gramEnd"/>
+      <w:r>
+        <w:rPr>
+          <w:szCs w:val="20"/>
+          <w:lang w:val="en-US"/>
+        </w:rPr>
+        <w:t xml:space="preserve"> </w:t>
       </w:r>
       <w:r>
         <w:rPr>
@@ -17561,8 +21429,25 @@
           <w:szCs w:val="20"/>
           <w:lang w:val="en-US"/>
         </w:rPr>
-        <w:t xml:space="preserve">of the UDS to allow you to confidently use e.g. the </w:t>
-      </w:r>
+        <w:t xml:space="preserve">of the UDS to allow you to confidently use </w:t>
+      </w:r>
+      <w:proofErr w:type="gramStart"/>
+      <w:r>
+        <w:rPr>
+          <w:szCs w:val="20"/>
+          <w:lang w:val="en-US"/>
+        </w:rPr>
+        <w:t>e.g.</w:t>
+      </w:r>
+      <w:proofErr w:type="gramEnd"/>
+      <w:r>
+        <w:rPr>
+          <w:szCs w:val="20"/>
+          <w:lang w:val="en-US"/>
+        </w:rPr>
+        <w:t xml:space="preserve"> the </w:t>
+      </w:r>
+      <w:proofErr w:type="spellStart"/>
       <w:r>
         <w:rPr>
           <w:rFonts w:ascii="Consolas" w:hAnsi="Consolas"/>
@@ -17571,6 +21456,7 @@
         </w:rPr>
         <w:t>UDSProperty</w:t>
       </w:r>
+      <w:proofErr w:type="spellEnd"/>
       <w:r>
         <w:rPr>
           <w:szCs w:val="20"/>
@@ -17578,6 +21464,7 @@
         </w:rPr>
         <w:t xml:space="preserve"> and </w:t>
       </w:r>
+      <w:proofErr w:type="spellStart"/>
       <w:r>
         <w:rPr>
           <w:rFonts w:ascii="Consolas" w:hAnsi="Consolas"/>
@@ -17586,6 +21473,7 @@
         </w:rPr>
         <w:t>UDSCondition</w:t>
       </w:r>
+      <w:proofErr w:type="spellEnd"/>
       <w:r>
         <w:rPr>
           <w:szCs w:val="20"/>
@@ -17593,12 +21481,262 @@
         </w:rPr>
         <w:t xml:space="preserve"> structs</w:t>
       </w:r>
+      <w:r>
+        <w:rPr>
+          <w:szCs w:val="20"/>
+          <w:lang w:val="en-US"/>
+        </w:rPr>
+        <w:br w:type="page"/>
+      </w:r>
+    </w:p>
+    <w:p>
+      <w:pPr>
+        <w:pStyle w:val="berschrift1"/>
+        <w:numPr>
+          <w:ilvl w:val="0"/>
+          <w:numId w:val="1"/>
+        </w:numPr>
+        <w:rPr>
+          <w:lang w:val="en-US"/>
+        </w:rPr>
+      </w:pPr>
+      <w:bookmarkStart w:id="45" w:name="_Toc80188663"/>
+      <w:r>
+        <w:rPr>
+          <w:lang w:val="en-US"/>
+        </w:rPr>
+        <w:lastRenderedPageBreak/>
+        <w:t xml:space="preserve">Contact, </w:t>
+      </w:r>
+      <w:r>
+        <w:rPr>
+          <w:lang w:val="en-US"/>
+        </w:rPr>
+        <w:t>Imprint,</w:t>
+      </w:r>
+      <w:r>
+        <w:rPr>
+          <w:lang w:val="en-US"/>
+        </w:rPr>
+        <w:t xml:space="preserve"> and </w:t>
+      </w:r>
+      <w:r>
+        <w:rPr>
+          <w:lang w:val="en-US"/>
+        </w:rPr>
+        <w:t>Acknowledgements</w:t>
+      </w:r>
+      <w:bookmarkEnd w:id="45"/>
+    </w:p>
+    <w:p>
+      <w:pPr>
+        <w:rPr>
+          <w:lang w:val="en-US"/>
+        </w:rPr>
+      </w:pPr>
+      <w:r>
+        <w:rPr>
+          <w:lang w:val="en-US"/>
+        </w:rPr>
+        <w:t xml:space="preserve">The Universal Dialogue System (UDS) is being developed by </w:t>
+      </w:r>
+      <w:r>
+        <w:rPr>
+          <w:lang w:val="en-US"/>
+        </w:rPr>
+        <w:t xml:space="preserve">German </w:t>
+      </w:r>
+      <w:r>
+        <w:rPr>
+          <w:lang w:val="en-US"/>
+        </w:rPr>
+        <w:t>indie game developer Benedikt Wille and offered for sale on the Unity Asset Sto</w:t>
+      </w:r>
+      <w:r>
+        <w:rPr>
+          <w:lang w:val="en-US"/>
+        </w:rPr>
+        <w:t>re</w:t>
+      </w:r>
+      <w:r>
+        <w:rPr>
+          <w:lang w:val="en-US"/>
+        </w:rPr>
+        <w:t xml:space="preserve"> under its usual conditions</w:t>
+      </w:r>
+      <w:r>
+        <w:rPr>
+          <w:lang w:val="en-US"/>
+        </w:rPr>
+        <w:t>.</w:t>
+      </w:r>
+    </w:p>
+    <w:p>
+      <w:pPr>
+        <w:rPr>
+          <w:lang w:val="en-US"/>
+        </w:rPr>
+      </w:pPr>
+      <w:r>
+        <w:rPr>
+          <w:lang w:val="en-US"/>
+        </w:rPr>
+        <w:t xml:space="preserve">Contact email: </w:t>
+      </w:r>
+      <w:hyperlink r:id="rId50" w:history="1">
+        <w:r>
+          <w:rPr>
+            <w:rStyle w:val="Hyperlink"/>
+            <w:lang w:val="en-US"/>
+          </w:rPr>
+          <w:t>benedikt.wille@gmx.net</w:t>
+        </w:r>
+      </w:hyperlink>
+      <w:r>
+        <w:rPr>
+          <w:lang w:val="en-US"/>
+        </w:rPr>
+        <w:t xml:space="preserve"> (subject to change)</w:t>
+      </w:r>
+    </w:p>
+    <w:p>
+      <w:pPr>
+        <w:rPr>
+          <w:lang w:val="en-US"/>
+        </w:rPr>
+      </w:pPr>
+      <w:r>
+        <w:rPr>
+          <w:lang w:val="en-US"/>
+        </w:rPr>
+        <w:t>If you need help or advice with the UDS, please refer to this documentation. If it couldn’t help you solve your problem, feel free to contact me.</w:t>
+      </w:r>
+    </w:p>
+    <w:p>
+      <w:pPr>
+        <w:rPr>
+          <w:lang w:val="en-US"/>
+        </w:rPr>
+      </w:pPr>
+      <w:r>
+        <w:rPr>
+          <w:lang w:val="en-US"/>
+        </w:rPr>
+        <w:t>Likewise, if you want to report a bug or suggest a feature, feel free to contact me.</w:t>
+      </w:r>
+    </w:p>
+    <w:p>
+      <w:pPr>
+        <w:rPr>
+          <w:lang w:val="en-US"/>
+        </w:rPr>
+      </w:pPr>
+    </w:p>
+    <w:p>
+      <w:pPr>
+        <w:rPr>
+          <w:lang w:val="en-US"/>
+        </w:rPr>
+      </w:pPr>
+    </w:p>
+    <w:p>
+      <w:pPr>
+        <w:rPr>
+          <w:lang w:val="en-US"/>
+        </w:rPr>
+      </w:pPr>
+      <w:r>
+        <w:rPr>
+          <w:lang w:val="en-US"/>
+        </w:rPr>
+        <w:t xml:space="preserve">The UDS Dialogue Editor uses the </w:t>
+      </w:r>
+      <w:r>
+        <w:rPr>
+          <w:lang w:val="en-US"/>
+        </w:rPr>
+        <w:t>Runtime</w:t>
+      </w:r>
+      <w:r>
+        <w:rPr>
+          <w:lang w:val="en-US"/>
+        </w:rPr>
+        <w:t xml:space="preserve"> File Browser asset published on the Unity Asset Store by </w:t>
+      </w:r>
+      <w:proofErr w:type="spellStart"/>
+      <w:r>
+        <w:rPr>
+          <w:lang w:val="en-US"/>
+        </w:rPr>
+        <w:t>yasirkula</w:t>
+      </w:r>
+      <w:proofErr w:type="spellEnd"/>
+      <w:r>
+        <w:rPr>
+          <w:lang w:val="en-US"/>
+        </w:rPr>
+        <w:t xml:space="preserve"> (</w:t>
+      </w:r>
+      <w:hyperlink r:id="rId51" w:history="1">
+        <w:r>
+          <w:rPr>
+            <w:rStyle w:val="Hyperlink"/>
+            <w:lang w:val="en-US"/>
+          </w:rPr>
+          <w:t>https://yasirkula.net/</w:t>
+        </w:r>
+      </w:hyperlink>
+      <w:r>
+        <w:rPr>
+          <w:lang w:val="en-US"/>
+        </w:rPr>
+        <w:t>):</w:t>
+      </w:r>
+    </w:p>
+    <w:p>
+      <w:pPr>
+        <w:rPr>
+          <w:lang w:val="en-US"/>
+        </w:rPr>
+      </w:pPr>
+      <w:hyperlink r:id="rId52" w:history="1">
+        <w:r>
+          <w:rPr>
+            <w:rStyle w:val="Hyperlink"/>
+            <w:lang w:val="en-US"/>
+          </w:rPr>
+          <w:t>https://assetstore.unity.com/packages/tools/gui/runtime-file-browser-113006</w:t>
+        </w:r>
+      </w:hyperlink>
+    </w:p>
+    <w:p>
+      <w:pPr>
+        <w:rPr>
+          <w:lang w:val="en-US"/>
+        </w:rPr>
+      </w:pPr>
+    </w:p>
+    <w:p>
+      <w:pPr>
+        <w:rPr>
+          <w:lang w:val="en-US"/>
+        </w:rPr>
+      </w:pPr>
+    </w:p>
+    <w:p>
+      <w:pPr>
+        <w:rPr>
+          <w:lang w:val="en-US"/>
+        </w:rPr>
+      </w:pPr>
     </w:p>
     <w:sectPr>
-      <w:headerReference w:type="default" r:id="rId46"/>
+      <w:headerReference w:type="default" r:id="rId53"/>
       <w:pgSz w:w="11906" w:h="16838"/>
       <w:pgMar w:top="1417" w:right="1417" w:bottom="1134" w:left="1417" w:header="708" w:footer="708" w:gutter="0"/>
+      <w:pgNumType w:start="0"/>
       <w:cols w:space="708"/>
+      <w:titlePg/>
       <w:docGrid w:linePitch="360"/>
     </w:sectPr>
   </w:body>
@@ -20341,6 +24479,31 @@
       </w:tblBorders>
     </w:tblPr>
   </w:style>
+  <w:style w:type="paragraph" w:styleId="KeinLeerraum">
+    <w:name w:val="No Spacing"/>
+    <w:link w:val="KeinLeerraumZchn"/>
+    <w:uiPriority w:val="1"/>
+    <w:qFormat/>
+    <w:rsid w:val="00D30A46"/>
+    <w:pPr>
+      <w:spacing w:after="0" w:line="240" w:lineRule="auto"/>
+    </w:pPr>
+    <w:rPr>
+      <w:rFonts w:eastAsiaTheme="minorEastAsia"/>
+      <w:lang w:eastAsia="de-DE"/>
+    </w:rPr>
+  </w:style>
+  <w:style w:type="character" w:customStyle="1" w:styleId="KeinLeerraumZchn">
+    <w:name w:val="Kein Leerraum Zchn"/>
+    <w:basedOn w:val="Absatz-Standardschriftart"/>
+    <w:link w:val="KeinLeerraum"/>
+    <w:uiPriority w:val="1"/>
+    <w:rsid w:val="00D30A46"/>
+    <w:rPr>
+      <w:rFonts w:eastAsiaTheme="minorEastAsia"/>
+      <w:lang w:eastAsia="de-DE"/>
+    </w:rPr>
+  </w:style>
 </w:styles>
 </file>
 
@@ -20624,10 +24787,29 @@
 </file>
 
 <file path=customXml/item1.xml><?xml version="1.0" encoding="utf-8"?>
+<CoverPageProperties xmlns="http://schemas.microsoft.com/office/2006/coverPageProps">
+  <PublishDate/>
+  <Abstract/>
+  <CompanyAddress/>
+  <CompanyPhone/>
+  <CompanyFax/>
+  <CompanyEmail>benedikt.wille@gmx.net</CompanyEmail>
+</CoverPageProperties>
+</file>
+
+<file path=customXml/item2.xml><?xml version="1.0" encoding="utf-8"?>
 <b:Sources xmlns:b="http://schemas.openxmlformats.org/officeDocument/2006/bibliography" xmlns="http://schemas.openxmlformats.org/officeDocument/2006/bibliography" SelectedStyle="\APASixthEditionOfficeOnline.xsl" StyleName="APA" Version="6"/>
 </file>
 
 <file path=customXml/itemProps1.xml><?xml version="1.0" encoding="utf-8"?>
+<ds:datastoreItem xmlns:ds="http://schemas.openxmlformats.org/officeDocument/2006/customXml" ds:itemID="{55AF091B-3C7A-41E3-B477-F2FDAA23CFDA}">
+  <ds:schemaRefs>
+    <ds:schemaRef ds:uri="http://schemas.microsoft.com/office/2006/coverPageProps"/>
+  </ds:schemaRefs>
+</ds:datastoreItem>
+</file>
+
+<file path=customXml/itemProps2.xml><?xml version="1.0" encoding="utf-8"?>
 <ds:datastoreItem xmlns:ds="http://schemas.openxmlformats.org/officeDocument/2006/customXml" ds:itemID="{DEF97671-6AD9-473A-AFCC-F31A33C34E2B}">
   <ds:schemaRefs>
     <ds:schemaRef ds:uri="http://schemas.openxmlformats.org/officeDocument/2006/bibliography"/>

--- a/Universal Dialog Editor/UDS Documentation.docx
+++ b/Universal Dialog Editor/UDS Documentation.docx
@@ -2,6 +2,8 @@
 <file path=word/document.xml><?xml version="1.0" encoding="utf-8"?>
 <w:document xmlns:wpc="http://schemas.microsoft.com/office/word/2010/wordprocessingCanvas" xmlns:cx="http://schemas.microsoft.com/office/drawing/2014/chartex" xmlns:cx1="http://schemas.microsoft.com/office/drawing/2015/9/8/chartex" xmlns:cx2="http://schemas.microsoft.com/office/drawing/2015/10/21/chartex" xmlns:cx3="http://schemas.microsoft.com/office/drawing/2016/5/9/chartex" xmlns:cx4="http://schemas.microsoft.com/office/drawing/2016/5/10/chartex" xmlns:cx5="http://schemas.microsoft.com/office/drawing/2016/5/11/chartex" xmlns:cx6="http://schemas.microsoft.com/office/drawing/2016/5/12/chartex" xmlns:cx7="http://schemas.microsoft.com/office/drawing/2016/5/13/chartex" xmlns:cx8="http://schemas.microsoft.com/office/drawing/2016/5/14/chartex" xmlns:mc="http://schemas.openxmlformats.org/markup-compatibility/2006" xmlns:aink="http://schemas.microsoft.com/office/drawing/2016/ink" xmlns:am3d="http://schemas.microsoft.com/office/drawing/2017/model3d" xmlns:o="urn:schemas-microsoft-com:office:office" xmlns:r="http://schemas.openxmlformats.org/officeDocument/2006/relationships" xmlns:m="http://schemas.openxmlformats.org/officeDocument/2006/math" xmlns:v="urn:schemas-microsoft-com:vml" xmlns:wp14="http://schemas.microsoft.com/office/word/2010/wordprocessingDrawing" xmlns:wp="http://schemas.openxmlformats.org/drawingml/2006/wordprocessingDrawing" xmlns:w10="urn:schemas-microsoft-com:office:word" xmlns:w="http://schemas.openxmlformats.org/wordprocessingml/2006/main" xmlns:w14="http://schemas.microsoft.com/office/word/2010/wordml" xmlns:w15="http://schemas.microsoft.com/office/word/2012/wordml" xmlns:w16cex="http://schemas.microsoft.com/office/word/2018/wordml/cex" xmlns:w16cid="http://schemas.microsoft.com/office/word/2016/wordml/cid" xmlns:w16="http://schemas.microsoft.com/office/word/2018/wordml" xmlns:w16sdtdh="http://schemas.microsoft.com/office/word/2020/wordml/sdtdatahash" xmlns:w16se="http://schemas.microsoft.com/office/word/2015/wordml/symex" xmlns:wpg="http://schemas.microsoft.com/office/word/2010/wordprocessingGroup" xmlns:wpi="http://schemas.microsoft.com/office/word/2010/wordprocessingInk" xmlns:wne="http://schemas.microsoft.com/office/word/2006/wordml" xmlns:wps="http://schemas.microsoft.com/office/word/2010/wordprocessingShape" mc:Ignorable="w14 w15 w16se w16cid w16 w16cex w16sdtdh wp14">
   <w:body>
+    <w:bookmarkStart w:id="0" w:name="_Hlk81429268" w:displacedByCustomXml="next"/>
+    <w:bookmarkEnd w:id="0" w:displacedByCustomXml="next"/>
     <w:sdt>
       <w:sdtPr>
         <w:id w:val="-235780412"/>
@@ -293,271 +295,7 @@
             <mc:AlternateContent>
               <mc:Choice Requires="wps">
                 <w:drawing>
-                  <wp:anchor distT="0" distB="0" distL="114300" distR="114300" simplePos="0" relativeHeight="251676672" behindDoc="0" locked="0" layoutInCell="1" allowOverlap="1" wp14:anchorId="02215194" wp14:editId="53433AE9">
-                    <wp:simplePos x="0" y="0"/>
-                    <wp:positionH relativeFrom="page">
-                      <wp:align>center</wp:align>
-                    </wp:positionH>
-                    <mc:AlternateContent>
-                      <mc:Choice Requires="wp14">
-                        <wp:positionV relativeFrom="page">
-                          <wp14:pctPosVOffset>81800</wp14:pctPosVOffset>
-                        </wp:positionV>
-                      </mc:Choice>
-                      <mc:Fallback>
-                        <wp:positionV relativeFrom="page">
-                          <wp:posOffset>8745855</wp:posOffset>
-                        </wp:positionV>
-                      </mc:Fallback>
-                    </mc:AlternateContent>
-                    <wp:extent cx="7315200" cy="914400"/>
-                    <wp:effectExtent l="0" t="0" r="0" b="8255"/>
-                    <wp:wrapSquare wrapText="bothSides"/>
-                    <wp:docPr id="152" name="Textfeld 152"/>
-                    <wp:cNvGraphicFramePr/>
-                    <a:graphic xmlns:a="http://schemas.openxmlformats.org/drawingml/2006/main">
-                      <a:graphicData uri="http://schemas.microsoft.com/office/word/2010/wordprocessingShape">
-                        <wps:wsp>
-                          <wps:cNvSpPr txBox="1"/>
-                          <wps:spPr>
-                            <a:xfrm>
-                              <a:off x="0" y="0"/>
-                              <a:ext cx="7315200" cy="914400"/>
-                            </a:xfrm>
-                            <a:prstGeom prst="rect">
-                              <a:avLst/>
-                            </a:prstGeom>
-                            <a:noFill/>
-                            <a:ln w="6350">
-                              <a:noFill/>
-                            </a:ln>
-                            <a:effectLst/>
-                          </wps:spPr>
-                          <wps:style>
-                            <a:lnRef idx="0">
-                              <a:schemeClr val="accent1"/>
-                            </a:lnRef>
-                            <a:fillRef idx="0">
-                              <a:schemeClr val="accent1"/>
-                            </a:fillRef>
-                            <a:effectRef idx="0">
-                              <a:schemeClr val="accent1"/>
-                            </a:effectRef>
-                            <a:fontRef idx="minor">
-                              <a:schemeClr val="dk1"/>
-                            </a:fontRef>
-                          </wps:style>
-                          <wps:txbx>
-                            <w:txbxContent>
-                              <w:sdt>
-                                <w:sdtPr>
-                                  <w:rPr>
-                                    <w:color w:val="595959" w:themeColor="text1" w:themeTint="A6"/>
-                                    <w:sz w:val="28"/>
-                                    <w:szCs w:val="28"/>
-                                  </w:rPr>
-                                  <w:alias w:val="Autor"/>
-                                  <w:tag w:val=""/>
-                                  <w:id w:val="789243997"/>
-                                  <w:dataBinding w:prefixMappings="xmlns:ns0='http://purl.org/dc/elements/1.1/' xmlns:ns1='http://schemas.openxmlformats.org/package/2006/metadata/core-properties' " w:xpath="/ns1:coreProperties[1]/ns0:creator[1]" w:storeItemID="{6C3C8BC8-F283-45AE-878A-BAB7291924A1}"/>
-                                  <w:text/>
-                                </w:sdtPr>
-                                <w:sdtContent>
-                                  <w:p>
-                                    <w:pPr>
-                                      <w:pStyle w:val="KeinLeerraum"/>
-                                      <w:jc w:val="right"/>
-                                      <w:rPr>
-                                        <w:color w:val="595959" w:themeColor="text1" w:themeTint="A6"/>
-                                        <w:sz w:val="28"/>
-                                        <w:szCs w:val="28"/>
-                                      </w:rPr>
-                                    </w:pPr>
-                                    <w:r>
-                                      <w:rPr>
-                                        <w:color w:val="595959" w:themeColor="text1" w:themeTint="A6"/>
-                                        <w:sz w:val="28"/>
-                                        <w:szCs w:val="28"/>
-                                      </w:rPr>
-                                      <w:t>Benedikt Wille</w:t>
-                                    </w:r>
-                                  </w:p>
-                                </w:sdtContent>
-                              </w:sdt>
-                              <w:p>
-                                <w:pPr>
-                                  <w:pStyle w:val="KeinLeerraum"/>
-                                  <w:jc w:val="right"/>
-                                  <w:rPr>
-                                    <w:color w:val="595959" w:themeColor="text1" w:themeTint="A6"/>
-                                    <w:sz w:val="18"/>
-                                    <w:szCs w:val="18"/>
-                                    <w:lang w:val="en-US"/>
-                                  </w:rPr>
-                                </w:pPr>
-                                <w:sdt>
-                                  <w:sdtPr>
-                                    <w:rPr>
-                                      <w:color w:val="595959" w:themeColor="text1" w:themeTint="A6"/>
-                                      <w:sz w:val="18"/>
-                                      <w:szCs w:val="18"/>
-                                      <w:lang w:val="en-US"/>
-                                    </w:rPr>
-                                    <w:alias w:val="E-Mail"/>
-                                    <w:tag w:val="E-Mail"/>
-                                    <w:id w:val="942260680"/>
-                                    <w:dataBinding w:prefixMappings="xmlns:ns0='http://schemas.microsoft.com/office/2006/coverPageProps' " w:xpath="/ns0:CoverPageProperties[1]/ns0:CompanyEmail[1]" w:storeItemID="{55AF091B-3C7A-41E3-B477-F2FDAA23CFDA}"/>
-                                    <w:text/>
-                                  </w:sdtPr>
-                                  <w:sdtContent>
-                                    <w:r>
-                                      <w:rPr>
-                                        <w:color w:val="595959" w:themeColor="text1" w:themeTint="A6"/>
-                                        <w:sz w:val="18"/>
-                                        <w:szCs w:val="18"/>
-                                        <w:lang w:val="en-US"/>
-                                      </w:rPr>
-                                      <w:t>b</w:t>
-                                    </w:r>
-                                    <w:r>
-                                      <w:rPr>
-                                        <w:color w:val="595959" w:themeColor="text1" w:themeTint="A6"/>
-                                        <w:sz w:val="18"/>
-                                        <w:szCs w:val="18"/>
-                                        <w:lang w:val="en-US"/>
-                                      </w:rPr>
-                                      <w:t>enedikt.wille@gmx.net</w:t>
-                                    </w:r>
-                                  </w:sdtContent>
-                                </w:sdt>
-                              </w:p>
-                            </w:txbxContent>
-                          </wps:txbx>
-                          <wps:bodyPr rot="0" spcFirstLastPara="0" vertOverflow="overflow" horzOverflow="overflow" vert="horz" wrap="square" lIns="1600200" tIns="0" rIns="685800" bIns="0" numCol="1" spcCol="0" rtlCol="0" fromWordArt="0" anchor="b" anchorCtr="0" forceAA="0" compatLnSpc="1">
-                            <a:prstTxWarp prst="textNoShape">
-                              <a:avLst/>
-                            </a:prstTxWarp>
-                            <a:noAutofit/>
-                          </wps:bodyPr>
-                        </wps:wsp>
-                      </a:graphicData>
-                    </a:graphic>
-                    <wp14:sizeRelH relativeFrom="page">
-                      <wp14:pctWidth>94100</wp14:pctWidth>
-                    </wp14:sizeRelH>
-                    <wp14:sizeRelV relativeFrom="page">
-                      <wp14:pctHeight>9200</wp14:pctHeight>
-                    </wp14:sizeRelV>
-                  </wp:anchor>
-                </w:drawing>
-              </mc:Choice>
-              <mc:Fallback>
-                <w:pict>
-                  <v:shapetype w14:anchorId="02215194" id="_x0000_t202" coordsize="21600,21600" o:spt="202" path="m,l,21600r21600,l21600,xe">
-                    <v:stroke joinstyle="miter"/>
-                    <v:path gradientshapeok="t" o:connecttype="rect"/>
-                  </v:shapetype>
-                  <v:shape id="Textfeld 152" o:spid="_x0000_s1026" type="#_x0000_t202" style="position:absolute;margin-left:0;margin-top:0;width:8in;height:1in;z-index:251676672;visibility:visible;mso-wrap-style:square;mso-width-percent:941;mso-height-percent:92;mso-top-percent:818;mso-wrap-distance-left:9pt;mso-wrap-distance-top:0;mso-wrap-distance-right:9pt;mso-wrap-distance-bottom:0;mso-position-horizontal:center;mso-position-horizontal-relative:page;mso-position-vertical-relative:page;mso-width-percent:941;mso-height-percent:92;mso-top-percent:818;mso-width-relative:page;mso-height-relative:page;v-text-anchor:bottom" o:gfxdata="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" filled="f" stroked="f" strokeweight=".5pt">
-                    <v:textbox inset="126pt,0,54pt,0">
-                      <w:txbxContent>
-                        <w:sdt>
-                          <w:sdtPr>
-                            <w:rPr>
-                              <w:color w:val="595959" w:themeColor="text1" w:themeTint="A6"/>
-                              <w:sz w:val="28"/>
-                              <w:szCs w:val="28"/>
-                            </w:rPr>
-                            <w:alias w:val="Autor"/>
-                            <w:tag w:val=""/>
-                            <w:id w:val="789243997"/>
-                            <w:dataBinding w:prefixMappings="xmlns:ns0='http://purl.org/dc/elements/1.1/' xmlns:ns1='http://schemas.openxmlformats.org/package/2006/metadata/core-properties' " w:xpath="/ns1:coreProperties[1]/ns0:creator[1]" w:storeItemID="{6C3C8BC8-F283-45AE-878A-BAB7291924A1}"/>
-                            <w:text/>
-                          </w:sdtPr>
-                          <w:sdtContent>
-                            <w:p>
-                              <w:pPr>
-                                <w:pStyle w:val="KeinLeerraum"/>
-                                <w:jc w:val="right"/>
-                                <w:rPr>
-                                  <w:color w:val="595959" w:themeColor="text1" w:themeTint="A6"/>
-                                  <w:sz w:val="28"/>
-                                  <w:szCs w:val="28"/>
-                                </w:rPr>
-                              </w:pPr>
-                              <w:r>
-                                <w:rPr>
-                                  <w:color w:val="595959" w:themeColor="text1" w:themeTint="A6"/>
-                                  <w:sz w:val="28"/>
-                                  <w:szCs w:val="28"/>
-                                </w:rPr>
-                                <w:t>Benedikt Wille</w:t>
-                              </w:r>
-                            </w:p>
-                          </w:sdtContent>
-                        </w:sdt>
-                        <w:p>
-                          <w:pPr>
-                            <w:pStyle w:val="KeinLeerraum"/>
-                            <w:jc w:val="right"/>
-                            <w:rPr>
-                              <w:color w:val="595959" w:themeColor="text1" w:themeTint="A6"/>
-                              <w:sz w:val="18"/>
-                              <w:szCs w:val="18"/>
-                              <w:lang w:val="en-US"/>
-                            </w:rPr>
-                          </w:pPr>
-                          <w:sdt>
-                            <w:sdtPr>
-                              <w:rPr>
-                                <w:color w:val="595959" w:themeColor="text1" w:themeTint="A6"/>
-                                <w:sz w:val="18"/>
-                                <w:szCs w:val="18"/>
-                                <w:lang w:val="en-US"/>
-                              </w:rPr>
-                              <w:alias w:val="E-Mail"/>
-                              <w:tag w:val="E-Mail"/>
-                              <w:id w:val="942260680"/>
-                              <w:dataBinding w:prefixMappings="xmlns:ns0='http://schemas.microsoft.com/office/2006/coverPageProps' " w:xpath="/ns0:CoverPageProperties[1]/ns0:CompanyEmail[1]" w:storeItemID="{55AF091B-3C7A-41E3-B477-F2FDAA23CFDA}"/>
-                              <w:text/>
-                            </w:sdtPr>
-                            <w:sdtContent>
-                              <w:r>
-                                <w:rPr>
-                                  <w:color w:val="595959" w:themeColor="text1" w:themeTint="A6"/>
-                                  <w:sz w:val="18"/>
-                                  <w:szCs w:val="18"/>
-                                  <w:lang w:val="en-US"/>
-                                </w:rPr>
-                                <w:t>b</w:t>
-                              </w:r>
-                              <w:r>
-                                <w:rPr>
-                                  <w:color w:val="595959" w:themeColor="text1" w:themeTint="A6"/>
-                                  <w:sz w:val="18"/>
-                                  <w:szCs w:val="18"/>
-                                  <w:lang w:val="en-US"/>
-                                </w:rPr>
-                                <w:t>enedikt.wille@gmx.net</w:t>
-                              </w:r>
-                            </w:sdtContent>
-                          </w:sdt>
-                        </w:p>
-                      </w:txbxContent>
-                    </v:textbox>
-                    <w10:wrap type="square" anchorx="page" anchory="page"/>
-                  </v:shape>
-                </w:pict>
-              </mc:Fallback>
-            </mc:AlternateContent>
-          </w:r>
-          <w:r>
-            <w:rPr>
-              <w:noProof/>
-            </w:rPr>
-            <mc:AlternateContent>
-              <mc:Choice Requires="wps">
-                <w:drawing>
-                  <wp:anchor distT="0" distB="0" distL="114300" distR="114300" simplePos="0" relativeHeight="251675648" behindDoc="0" locked="0" layoutInCell="1" allowOverlap="1" wp14:anchorId="2141D6CC" wp14:editId="53025E34">
+                  <wp:anchor distT="0" distB="0" distL="114300" distR="114300" simplePos="0" relativeHeight="251675648" behindDoc="0" locked="0" layoutInCell="1" allowOverlap="1" wp14:anchorId="2141D6CC" wp14:editId="00F304F8">
                     <wp:simplePos x="0" y="0"/>
                     <wp:positionH relativeFrom="page">
                       <wp:align>center</wp:align>
@@ -637,6 +375,7 @@
                                     <w:dataBinding w:prefixMappings="xmlns:ns0='http://purl.org/dc/elements/1.1/' xmlns:ns1='http://schemas.openxmlformats.org/package/2006/metadata/core-properties' " w:xpath="/ns1:coreProperties[1]/ns0:title[1]" w:storeItemID="{6C3C8BC8-F283-45AE-878A-BAB7291924A1}"/>
                                     <w:text w:multiLine="1"/>
                                   </w:sdtPr>
+                                  <w:sdtEndPr/>
                                   <w:sdtContent>
                                     <w:r>
                                       <w:rPr>
@@ -664,6 +403,7 @@
                                   <w:dataBinding w:prefixMappings="xmlns:ns0='http://purl.org/dc/elements/1.1/' xmlns:ns1='http://schemas.openxmlformats.org/package/2006/metadata/core-properties' " w:xpath="/ns1:coreProperties[1]/ns0:subject[1]" w:storeItemID="{6C3C8BC8-F283-45AE-878A-BAB7291924A1}"/>
                                   <w:text/>
                                 </w:sdtPr>
+                                <w:sdtEndPr/>
                                 <w:sdtContent>
                                   <w:p>
                                     <w:pPr>
@@ -683,16 +423,7 @@
                                         <w:szCs w:val="36"/>
                                         <w:lang w:val="en-US"/>
                                       </w:rPr>
-                                      <w:t>Graph-based dialogue system for Unity with standalon</w:t>
-                                    </w:r>
-                                    <w:r>
-                                      <w:rPr>
-                                        <w:color w:val="404040" w:themeColor="text1" w:themeTint="BF"/>
-                                        <w:sz w:val="36"/>
-                                        <w:szCs w:val="36"/>
-                                        <w:lang w:val="en-US"/>
-                                      </w:rPr>
-                                      <w:t xml:space="preserve">e graph editor </w:t>
+                                      <w:t>Graph-based dialogue system for Unity with standalone graph editor</w:t>
                                     </w:r>
                                   </w:p>
                                 </w:sdtContent>
@@ -719,7 +450,11 @@
               </mc:Choice>
               <mc:Fallback>
                 <w:pict>
-                  <v:shape w14:anchorId="2141D6CC" id="Textfeld 154" o:spid="_x0000_s1027" type="#_x0000_t202" style="position:absolute;margin-left:0;margin-top:0;width:8in;height:286.5pt;z-index:251675648;visibility:visible;mso-wrap-style:square;mso-width-percent:941;mso-height-percent:363;mso-top-percent:300;mso-wrap-distance-left:9pt;mso-wrap-distance-top:0;mso-wrap-distance-right:9pt;mso-wrap-distance-bottom:0;mso-position-horizontal:center;mso-position-horizontal-relative:page;mso-position-vertical-relative:page;mso-width-percent:941;mso-height-percent:363;mso-top-percent:300;mso-width-relative:page;mso-height-relative:page;v-text-anchor:bottom" o:gfxdata="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" filled="f" stroked="f" strokeweight=".5pt">
+                  <v:shapetype w14:anchorId="2141D6CC" id="_x0000_t202" coordsize="21600,21600" o:spt="202" path="m,l,21600r21600,l21600,xe">
+                    <v:stroke joinstyle="miter"/>
+                    <v:path gradientshapeok="t" o:connecttype="rect"/>
+                  </v:shapetype>
+                  <v:shape id="Textfeld 154" o:spid="_x0000_s1026" type="#_x0000_t202" style="position:absolute;margin-left:0;margin-top:0;width:8in;height:286.5pt;z-index:251675648;visibility:visible;mso-wrap-style:square;mso-width-percent:941;mso-height-percent:363;mso-top-percent:300;mso-wrap-distance-left:9pt;mso-wrap-distance-top:0;mso-wrap-distance-right:9pt;mso-wrap-distance-bottom:0;mso-position-horizontal:center;mso-position-horizontal-relative:page;mso-position-vertical-relative:page;mso-width-percent:941;mso-height-percent:363;mso-top-percent:300;mso-width-relative:page;mso-height-relative:page;v-text-anchor:bottom" o:gfxdata="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" filled="f" stroked="f" strokeweight=".5pt">
                     <v:textbox inset="126pt,0,54pt,0">
                       <w:txbxContent>
                         <w:p>
@@ -746,6 +481,7 @@
                               <w:dataBinding w:prefixMappings="xmlns:ns0='http://purl.org/dc/elements/1.1/' xmlns:ns1='http://schemas.openxmlformats.org/package/2006/metadata/core-properties' " w:xpath="/ns1:coreProperties[1]/ns0:title[1]" w:storeItemID="{6C3C8BC8-F283-45AE-878A-BAB7291924A1}"/>
                               <w:text w:multiLine="1"/>
                             </w:sdtPr>
+                            <w:sdtEndPr/>
                             <w:sdtContent>
                               <w:r>
                                 <w:rPr>
@@ -773,6 +509,7 @@
                             <w:dataBinding w:prefixMappings="xmlns:ns0='http://purl.org/dc/elements/1.1/' xmlns:ns1='http://schemas.openxmlformats.org/package/2006/metadata/core-properties' " w:xpath="/ns1:coreProperties[1]/ns0:subject[1]" w:storeItemID="{6C3C8BC8-F283-45AE-878A-BAB7291924A1}"/>
                             <w:text/>
                           </w:sdtPr>
+                          <w:sdtEndPr/>
                           <w:sdtContent>
                             <w:p>
                               <w:pPr>
@@ -792,16 +529,7 @@
                                   <w:szCs w:val="36"/>
                                   <w:lang w:val="en-US"/>
                                 </w:rPr>
-                                <w:t>Graph-based dialogue system for Unity with standalon</w:t>
-                              </w:r>
-                              <w:r>
-                                <w:rPr>
-                                  <w:color w:val="404040" w:themeColor="text1" w:themeTint="BF"/>
-                                  <w:sz w:val="36"/>
-                                  <w:szCs w:val="36"/>
-                                  <w:lang w:val="en-US"/>
-                                </w:rPr>
-                                <w:t xml:space="preserve">e graph editor </w:t>
+                                <w:t>Graph-based dialogue system for Unity with standalone graph editor</w:t>
                               </w:r>
                             </w:p>
                           </w:sdtContent>
@@ -822,6 +550,369 @@
               <w:lang w:val="en-US"/>
             </w:rPr>
           </w:pPr>
+          <w:r>
+            <w:rPr>
+              <w:noProof/>
+            </w:rPr>
+            <mc:AlternateContent>
+              <mc:Choice Requires="wps">
+                <w:drawing>
+                  <wp:anchor distT="0" distB="0" distL="114300" distR="114300" simplePos="0" relativeHeight="251676672" behindDoc="0" locked="0" layoutInCell="1" allowOverlap="1" wp14:anchorId="02215194" wp14:editId="00C03813">
+                    <wp:simplePos x="0" y="0"/>
+                    <wp:positionH relativeFrom="margin">
+                      <wp:posOffset>1988185</wp:posOffset>
+                    </wp:positionH>
+                    <wp:positionV relativeFrom="margin">
+                      <wp:posOffset>8091805</wp:posOffset>
+                    </wp:positionV>
+                    <wp:extent cx="4446270" cy="914400"/>
+                    <wp:effectExtent l="0" t="0" r="0" b="6985"/>
+                    <wp:wrapSquare wrapText="bothSides"/>
+                    <wp:docPr id="152" name="Textfeld 152"/>
+                    <wp:cNvGraphicFramePr/>
+                    <a:graphic xmlns:a="http://schemas.openxmlformats.org/drawingml/2006/main">
+                      <a:graphicData uri="http://schemas.microsoft.com/office/word/2010/wordprocessingShape">
+                        <wps:wsp>
+                          <wps:cNvSpPr txBox="1"/>
+                          <wps:spPr>
+                            <a:xfrm>
+                              <a:off x="0" y="0"/>
+                              <a:ext cx="4446270" cy="914400"/>
+                            </a:xfrm>
+                            <a:prstGeom prst="rect">
+                              <a:avLst/>
+                            </a:prstGeom>
+                            <a:noFill/>
+                            <a:ln w="6350">
+                              <a:noFill/>
+                            </a:ln>
+                            <a:effectLst/>
+                          </wps:spPr>
+                          <wps:style>
+                            <a:lnRef idx="0">
+                              <a:schemeClr val="accent1"/>
+                            </a:lnRef>
+                            <a:fillRef idx="0">
+                              <a:schemeClr val="accent1"/>
+                            </a:fillRef>
+                            <a:effectRef idx="0">
+                              <a:schemeClr val="accent1"/>
+                            </a:effectRef>
+                            <a:fontRef idx="minor">
+                              <a:schemeClr val="dk1"/>
+                            </a:fontRef>
+                          </wps:style>
+                          <wps:txbx>
+                            <w:txbxContent>
+                              <w:sdt>
+                                <w:sdtPr>
+                                  <w:rPr>
+                                    <w:color w:val="595959" w:themeColor="text1" w:themeTint="A6"/>
+                                    <w:sz w:val="28"/>
+                                    <w:szCs w:val="28"/>
+                                  </w:rPr>
+                                  <w:alias w:val="Autor"/>
+                                  <w:tag w:val=""/>
+                                  <w:id w:val="789243997"/>
+                                  <w:dataBinding w:prefixMappings="xmlns:ns0='http://purl.org/dc/elements/1.1/' xmlns:ns1='http://schemas.openxmlformats.org/package/2006/metadata/core-properties' " w:xpath="/ns1:coreProperties[1]/ns0:creator[1]" w:storeItemID="{6C3C8BC8-F283-45AE-878A-BAB7291924A1}"/>
+                                  <w:text/>
+                                </w:sdtPr>
+                                <w:sdtEndPr/>
+                                <w:sdtContent>
+                                  <w:p>
+                                    <w:pPr>
+                                      <w:pStyle w:val="KeinLeerraum"/>
+                                      <w:jc w:val="right"/>
+                                      <w:rPr>
+                                        <w:color w:val="595959" w:themeColor="text1" w:themeTint="A6"/>
+                                        <w:sz w:val="28"/>
+                                        <w:szCs w:val="28"/>
+                                      </w:rPr>
+                                    </w:pPr>
+                                    <w:r>
+                                      <w:rPr>
+                                        <w:color w:val="595959" w:themeColor="text1" w:themeTint="A6"/>
+                                        <w:sz w:val="28"/>
+                                        <w:szCs w:val="28"/>
+                                      </w:rPr>
+                                      <w:t>Benedikt Wille</w:t>
+                                    </w:r>
+                                  </w:p>
+                                </w:sdtContent>
+                              </w:sdt>
+                              <w:p>
+                                <w:pPr>
+                                  <w:pStyle w:val="KeinLeerraum"/>
+                                  <w:jc w:val="right"/>
+                                  <w:rPr>
+                                    <w:color w:val="595959" w:themeColor="text1" w:themeTint="A6"/>
+                                    <w:sz w:val="18"/>
+                                    <w:szCs w:val="18"/>
+                                  </w:rPr>
+                                </w:pPr>
+                                <w:sdt>
+                                  <w:sdtPr>
+                                    <w:rPr>
+                                      <w:color w:val="595959" w:themeColor="text1" w:themeTint="A6"/>
+                                      <w:sz w:val="18"/>
+                                      <w:szCs w:val="18"/>
+                                    </w:rPr>
+                                    <w:alias w:val="E-Mail"/>
+                                    <w:tag w:val="E-Mail"/>
+                                    <w:id w:val="942260680"/>
+                                    <w:dataBinding w:prefixMappings="xmlns:ns0='http://schemas.microsoft.com/office/2006/coverPageProps' " w:xpath="/ns0:CoverPageProperties[1]/ns0:CompanyEmail[1]" w:storeItemID="{55AF091B-3C7A-41E3-B477-F2FDAA23CFDA}"/>
+                                    <w:text/>
+                                  </w:sdtPr>
+                                  <w:sdtEndPr/>
+                                  <w:sdtContent>
+                                    <w:r>
+                                      <w:rPr>
+                                        <w:color w:val="595959" w:themeColor="text1" w:themeTint="A6"/>
+                                        <w:sz w:val="18"/>
+                                        <w:szCs w:val="18"/>
+                                      </w:rPr>
+                                      <w:t>b</w:t>
+                                    </w:r>
+                                    <w:r>
+                                      <w:rPr>
+                                        <w:color w:val="595959" w:themeColor="text1" w:themeTint="A6"/>
+                                        <w:sz w:val="18"/>
+                                        <w:szCs w:val="18"/>
+                                      </w:rPr>
+                                      <w:t>enedikt.wille@gmx.net</w:t>
+                                    </w:r>
+                                  </w:sdtContent>
+                                </w:sdt>
+                              </w:p>
+                            </w:txbxContent>
+                          </wps:txbx>
+                          <wps:bodyPr rot="0" spcFirstLastPara="0" vertOverflow="overflow" horzOverflow="overflow" vert="horz" wrap="square" lIns="1600200" tIns="0" rIns="685800" bIns="0" numCol="1" spcCol="0" rtlCol="0" fromWordArt="0" anchor="b" anchorCtr="0" forceAA="0" compatLnSpc="1">
+                            <a:prstTxWarp prst="textNoShape">
+                              <a:avLst/>
+                            </a:prstTxWarp>
+                            <a:noAutofit/>
+                          </wps:bodyPr>
+                        </wps:wsp>
+                      </a:graphicData>
+                    </a:graphic>
+                    <wp14:sizeRelH relativeFrom="page">
+                      <wp14:pctWidth>0</wp14:pctWidth>
+                    </wp14:sizeRelH>
+                    <wp14:sizeRelV relativeFrom="page">
+                      <wp14:pctHeight>9200</wp14:pctHeight>
+                    </wp14:sizeRelV>
+                  </wp:anchor>
+                </w:drawing>
+              </mc:Choice>
+              <mc:Fallback>
+                <w:pict>
+                  <v:shape w14:anchorId="02215194" id="Textfeld 152" o:spid="_x0000_s1027" type="#_x0000_t202" style="position:absolute;margin-left:156.55pt;margin-top:637.15pt;width:350.1pt;height:1in;z-index:251676672;visibility:visible;mso-wrap-style:square;mso-width-percent:0;mso-height-percent:92;mso-wrap-distance-left:9pt;mso-wrap-distance-top:0;mso-wrap-distance-right:9pt;mso-wrap-distance-bottom:0;mso-position-horizontal:absolute;mso-position-horizontal-relative:margin;mso-position-vertical:absolute;mso-position-vertical-relative:margin;mso-width-percent:0;mso-height-percent:92;mso-width-relative:page;mso-height-relative:page;v-text-anchor:bottom" o:gfxdata="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" filled="f" stroked="f" strokeweight=".5pt">
+                    <v:textbox inset="126pt,0,54pt,0">
+                      <w:txbxContent>
+                        <w:sdt>
+                          <w:sdtPr>
+                            <w:rPr>
+                              <w:color w:val="595959" w:themeColor="text1" w:themeTint="A6"/>
+                              <w:sz w:val="28"/>
+                              <w:szCs w:val="28"/>
+                            </w:rPr>
+                            <w:alias w:val="Autor"/>
+                            <w:tag w:val=""/>
+                            <w:id w:val="789243997"/>
+                            <w:dataBinding w:prefixMappings="xmlns:ns0='http://purl.org/dc/elements/1.1/' xmlns:ns1='http://schemas.openxmlformats.org/package/2006/metadata/core-properties' " w:xpath="/ns1:coreProperties[1]/ns0:creator[1]" w:storeItemID="{6C3C8BC8-F283-45AE-878A-BAB7291924A1}"/>
+                            <w:text/>
+                          </w:sdtPr>
+                          <w:sdtEndPr/>
+                          <w:sdtContent>
+                            <w:p>
+                              <w:pPr>
+                                <w:pStyle w:val="KeinLeerraum"/>
+                                <w:jc w:val="right"/>
+                                <w:rPr>
+                                  <w:color w:val="595959" w:themeColor="text1" w:themeTint="A6"/>
+                                  <w:sz w:val="28"/>
+                                  <w:szCs w:val="28"/>
+                                </w:rPr>
+                              </w:pPr>
+                              <w:r>
+                                <w:rPr>
+                                  <w:color w:val="595959" w:themeColor="text1" w:themeTint="A6"/>
+                                  <w:sz w:val="28"/>
+                                  <w:szCs w:val="28"/>
+                                </w:rPr>
+                                <w:t>Benedikt Wille</w:t>
+                              </w:r>
+                            </w:p>
+                          </w:sdtContent>
+                        </w:sdt>
+                        <w:p>
+                          <w:pPr>
+                            <w:pStyle w:val="KeinLeerraum"/>
+                            <w:jc w:val="right"/>
+                            <w:rPr>
+                              <w:color w:val="595959" w:themeColor="text1" w:themeTint="A6"/>
+                              <w:sz w:val="18"/>
+                              <w:szCs w:val="18"/>
+                            </w:rPr>
+                          </w:pPr>
+                          <w:sdt>
+                            <w:sdtPr>
+                              <w:rPr>
+                                <w:color w:val="595959" w:themeColor="text1" w:themeTint="A6"/>
+                                <w:sz w:val="18"/>
+                                <w:szCs w:val="18"/>
+                              </w:rPr>
+                              <w:alias w:val="E-Mail"/>
+                              <w:tag w:val="E-Mail"/>
+                              <w:id w:val="942260680"/>
+                              <w:dataBinding w:prefixMappings="xmlns:ns0='http://schemas.microsoft.com/office/2006/coverPageProps' " w:xpath="/ns0:CoverPageProperties[1]/ns0:CompanyEmail[1]" w:storeItemID="{55AF091B-3C7A-41E3-B477-F2FDAA23CFDA}"/>
+                              <w:text/>
+                            </w:sdtPr>
+                            <w:sdtEndPr/>
+                            <w:sdtContent>
+                              <w:r>
+                                <w:rPr>
+                                  <w:color w:val="595959" w:themeColor="text1" w:themeTint="A6"/>
+                                  <w:sz w:val="18"/>
+                                  <w:szCs w:val="18"/>
+                                </w:rPr>
+                                <w:t>b</w:t>
+                              </w:r>
+                              <w:r>
+                                <w:rPr>
+                                  <w:color w:val="595959" w:themeColor="text1" w:themeTint="A6"/>
+                                  <w:sz w:val="18"/>
+                                  <w:szCs w:val="18"/>
+                                </w:rPr>
+                                <w:t>enedikt.wille@gmx.net</w:t>
+                              </w:r>
+                            </w:sdtContent>
+                          </w:sdt>
+                        </w:p>
+                      </w:txbxContent>
+                    </v:textbox>
+                    <w10:wrap type="square" anchorx="margin" anchory="margin"/>
+                  </v:shape>
+                </w:pict>
+              </mc:Fallback>
+            </mc:AlternateContent>
+          </w:r>
+          <w:r>
+            <w:rPr>
+              <w:noProof/>
+              <w:sz w:val="28"/>
+              <w:lang w:val="en-US"/>
+            </w:rPr>
+            <mc:AlternateContent>
+              <mc:Choice Requires="wps">
+                <w:drawing>
+                  <wp:anchor distT="45720" distB="45720" distL="114300" distR="114300" simplePos="0" relativeHeight="251681792" behindDoc="0" locked="0" layoutInCell="1" allowOverlap="1" wp14:anchorId="4429E782" wp14:editId="60E68158">
+                    <wp:simplePos x="0" y="0"/>
+                    <wp:positionH relativeFrom="margin">
+                      <wp:align>left</wp:align>
+                    </wp:positionH>
+                    <wp:positionV relativeFrom="margin">
+                      <wp:align>bottom</wp:align>
+                    </wp:positionV>
+                    <wp:extent cx="1379220" cy="350520"/>
+                    <wp:effectExtent l="0" t="0" r="11430" b="11430"/>
+                    <wp:wrapSquare wrapText="bothSides"/>
+                    <wp:docPr id="12" name="Textfeld 2"/>
+                    <wp:cNvGraphicFramePr>
+                      <a:graphicFrameLocks xmlns:a="http://schemas.openxmlformats.org/drawingml/2006/main"/>
+                    </wp:cNvGraphicFramePr>
+                    <a:graphic xmlns:a="http://schemas.openxmlformats.org/drawingml/2006/main">
+                      <a:graphicData uri="http://schemas.microsoft.com/office/word/2010/wordprocessingShape">
+                        <wps:wsp>
+                          <wps:cNvSpPr txBox="1">
+                            <a:spLocks noChangeArrowheads="1"/>
+                          </wps:cNvSpPr>
+                          <wps:spPr bwMode="auto">
+                            <a:xfrm>
+                              <a:off x="0" y="0"/>
+                              <a:ext cx="1379220" cy="350520"/>
+                            </a:xfrm>
+                            <a:prstGeom prst="rect">
+                              <a:avLst/>
+                            </a:prstGeom>
+                            <a:noFill/>
+                            <a:ln w="9525">
+                              <a:solidFill>
+                                <a:schemeClr val="bg1"/>
+                              </a:solidFill>
+                              <a:miter lim="800000"/>
+                              <a:headEnd/>
+                              <a:tailEnd/>
+                            </a:ln>
+                          </wps:spPr>
+                          <wps:txbx>
+                            <w:txbxContent>
+                              <w:p>
+                                <w:pPr>
+                                  <w:pStyle w:val="KeinLeerraum"/>
+                                  <w:rPr>
+                                    <w:color w:val="595959" w:themeColor="text1" w:themeTint="A6"/>
+                                    <w:sz w:val="28"/>
+                                    <w:szCs w:val="28"/>
+                                  </w:rPr>
+                                </w:pPr>
+                                <w:r>
+                                  <w:rPr>
+                                    <w:color w:val="595959" w:themeColor="text1" w:themeTint="A6"/>
+                                    <w:sz w:val="28"/>
+                                    <w:szCs w:val="28"/>
+                                  </w:rPr>
+                                  <w:t>Version 1.0.0</w:t>
+                                </w:r>
+                              </w:p>
+                            </w:txbxContent>
+                          </wps:txbx>
+                          <wps:bodyPr rot="0" vert="horz" wrap="square" lIns="91440" tIns="45720" rIns="91440" bIns="45720" anchor="b" anchorCtr="0">
+                            <a:noAutofit/>
+                          </wps:bodyPr>
+                        </wps:wsp>
+                      </a:graphicData>
+                    </a:graphic>
+                    <wp14:sizeRelH relativeFrom="margin">
+                      <wp14:pctWidth>0</wp14:pctWidth>
+                    </wp14:sizeRelH>
+                    <wp14:sizeRelV relativeFrom="margin">
+                      <wp14:pctHeight>0</wp14:pctHeight>
+                    </wp14:sizeRelV>
+                  </wp:anchor>
+                </w:drawing>
+              </mc:Choice>
+              <mc:Fallback>
+                <w:pict>
+                  <v:shape w14:anchorId="4429E782" id="Textfeld 2" o:spid="_x0000_s1028" type="#_x0000_t202" style="position:absolute;margin-left:0;margin-top:0;width:108.6pt;height:27.6pt;z-index:251681792;visibility:visible;mso-wrap-style:square;mso-width-percent:0;mso-height-percent:0;mso-wrap-distance-left:9pt;mso-wrap-distance-top:3.6pt;mso-wrap-distance-right:9pt;mso-wrap-distance-bottom:3.6pt;mso-position-horizontal:left;mso-position-horizontal-relative:margin;mso-position-vertical:bottom;mso-position-vertical-relative:margin;mso-width-percent:0;mso-height-percent:0;mso-width-relative:margin;mso-height-relative:margin;v-text-anchor:bottom" o:gfxdata="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" filled="f" strokecolor="white [3212]">
+                    <v:textbox>
+                      <w:txbxContent>
+                        <w:p>
+                          <w:pPr>
+                            <w:pStyle w:val="KeinLeerraum"/>
+                            <w:rPr>
+                              <w:color w:val="595959" w:themeColor="text1" w:themeTint="A6"/>
+                              <w:sz w:val="28"/>
+                              <w:szCs w:val="28"/>
+                            </w:rPr>
+                          </w:pPr>
+                          <w:r>
+                            <w:rPr>
+                              <w:color w:val="595959" w:themeColor="text1" w:themeTint="A6"/>
+                              <w:sz w:val="28"/>
+                              <w:szCs w:val="28"/>
+                            </w:rPr>
+                            <w:t>Version 1.0.0</w:t>
+                          </w:r>
+                        </w:p>
+                      </w:txbxContent>
+                    </v:textbox>
+                    <w10:wrap type="square" anchorx="margin" anchory="margin"/>
+                  </v:shape>
+                </w:pict>
+              </mc:Fallback>
+            </mc:AlternateContent>
+          </w:r>
           <w:r>
             <w:rPr>
               <w:noProof/>
@@ -973,7 +1064,7 @@
             </w:rPr>
             <w:fldChar w:fldCharType="separate"/>
           </w:r>
-          <w:hyperlink w:anchor="_Toc80188637" w:history="1">
+          <w:hyperlink w:anchor="_Toc80618726" w:history="1">
             <w:r>
               <w:rPr>
                 <w:rStyle w:val="Hyperlink"/>
@@ -1001,7 +1092,7 @@
                 <w:noProof/>
                 <w:webHidden/>
               </w:rPr>
-              <w:instrText xml:space="preserve"> PAGEREF _Toc80188637 \h </w:instrText>
+              <w:instrText xml:space="preserve"> PAGEREF _Toc80618726 \h </w:instrText>
             </w:r>
             <w:r>
               <w:rPr>
@@ -1046,7 +1137,7 @@
               <w:lang w:eastAsia="de-DE"/>
             </w:rPr>
           </w:pPr>
-          <w:hyperlink w:anchor="_Toc80188638" w:history="1">
+          <w:hyperlink w:anchor="_Toc80618727" w:history="1">
             <w:r>
               <w:rPr>
                 <w:rStyle w:val="Hyperlink"/>
@@ -1091,7 +1182,7 @@
                 <w:noProof/>
                 <w:webHidden/>
               </w:rPr>
-              <w:instrText xml:space="preserve"> PAGEREF _Toc80188638 \h </w:instrText>
+              <w:instrText xml:space="preserve"> PAGEREF _Toc80618727 \h </w:instrText>
             </w:r>
             <w:r>
               <w:rPr>
@@ -1136,7 +1227,7 @@
               <w:lang w:eastAsia="de-DE"/>
             </w:rPr>
           </w:pPr>
-          <w:hyperlink w:anchor="_Toc80188639" w:history="1">
+          <w:hyperlink w:anchor="_Toc80618728" w:history="1">
             <w:r>
               <w:rPr>
                 <w:rStyle w:val="Hyperlink"/>
@@ -1181,7 +1272,7 @@
                 <w:noProof/>
                 <w:webHidden/>
               </w:rPr>
-              <w:instrText xml:space="preserve"> PAGEREF _Toc80188639 \h </w:instrText>
+              <w:instrText xml:space="preserve"> PAGEREF _Toc80618728 \h </w:instrText>
             </w:r>
             <w:r>
               <w:rPr>
@@ -1226,7 +1317,7 @@
               <w:lang w:eastAsia="de-DE"/>
             </w:rPr>
           </w:pPr>
-          <w:hyperlink w:anchor="_Toc80188640" w:history="1">
+          <w:hyperlink w:anchor="_Toc80618729" w:history="1">
             <w:r>
               <w:rPr>
                 <w:rStyle w:val="Hyperlink"/>
@@ -1271,7 +1362,7 @@
                 <w:noProof/>
                 <w:webHidden/>
               </w:rPr>
-              <w:instrText xml:space="preserve"> PAGEREF _Toc80188640 \h </w:instrText>
+              <w:instrText xml:space="preserve"> PAGEREF _Toc80618729 \h </w:instrText>
             </w:r>
             <w:r>
               <w:rPr>
@@ -1316,7 +1407,7 @@
               <w:lang w:eastAsia="de-DE"/>
             </w:rPr>
           </w:pPr>
-          <w:hyperlink w:anchor="_Toc80188641" w:history="1">
+          <w:hyperlink w:anchor="_Toc80618730" w:history="1">
             <w:r>
               <w:rPr>
                 <w:rStyle w:val="Hyperlink"/>
@@ -1361,7 +1452,7 @@
                 <w:noProof/>
                 <w:webHidden/>
               </w:rPr>
-              <w:instrText xml:space="preserve"> PAGEREF _Toc80188641 \h </w:instrText>
+              <w:instrText xml:space="preserve"> PAGEREF _Toc80618730 \h </w:instrText>
             </w:r>
             <w:r>
               <w:rPr>
@@ -1406,7 +1497,7 @@
               <w:lang w:eastAsia="de-DE"/>
             </w:rPr>
           </w:pPr>
-          <w:hyperlink w:anchor="_Toc80188642" w:history="1">
+          <w:hyperlink w:anchor="_Toc80618731" w:history="1">
             <w:r>
               <w:rPr>
                 <w:rStyle w:val="Hyperlink"/>
@@ -1451,7 +1542,7 @@
                 <w:noProof/>
                 <w:webHidden/>
               </w:rPr>
-              <w:instrText xml:space="preserve"> PAGEREF _Toc80188642 \h </w:instrText>
+              <w:instrText xml:space="preserve"> PAGEREF _Toc80618731 \h </w:instrText>
             </w:r>
             <w:r>
               <w:rPr>
@@ -1496,7 +1587,7 @@
               <w:lang w:eastAsia="de-DE"/>
             </w:rPr>
           </w:pPr>
-          <w:hyperlink w:anchor="_Toc80188643" w:history="1">
+          <w:hyperlink w:anchor="_Toc80618732" w:history="1">
             <w:r>
               <w:rPr>
                 <w:rStyle w:val="Hyperlink"/>
@@ -1520,7 +1611,7 @@
                 <w:noProof/>
                 <w:lang w:val="en-US"/>
               </w:rPr>
-              <w:t>Conditional answers and Global Properties</w:t>
+              <w:t>Global Properties and Conditional Answers</w:t>
             </w:r>
             <w:r>
               <w:rPr>
@@ -1541,7 +1632,7 @@
                 <w:noProof/>
                 <w:webHidden/>
               </w:rPr>
-              <w:instrText xml:space="preserve"> PAGEREF _Toc80188643 \h </w:instrText>
+              <w:instrText xml:space="preserve"> PAGEREF _Toc80618732 \h </w:instrText>
             </w:r>
             <w:r>
               <w:rPr>
@@ -1586,7 +1677,7 @@
               <w:lang w:eastAsia="de-DE"/>
             </w:rPr>
           </w:pPr>
-          <w:hyperlink w:anchor="_Toc80188644" w:history="1">
+          <w:hyperlink w:anchor="_Toc80618733" w:history="1">
             <w:r>
               <w:rPr>
                 <w:rStyle w:val="Hyperlink"/>
@@ -1631,7 +1722,7 @@
                 <w:noProof/>
                 <w:webHidden/>
               </w:rPr>
-              <w:instrText xml:space="preserve"> PAGEREF _Toc80188644 \h </w:instrText>
+              <w:instrText xml:space="preserve"> PAGEREF _Toc80618733 \h </w:instrText>
             </w:r>
             <w:r>
               <w:rPr>
@@ -1676,7 +1767,7 @@
               <w:lang w:eastAsia="de-DE"/>
             </w:rPr>
           </w:pPr>
-          <w:hyperlink w:anchor="_Toc80188645" w:history="1">
+          <w:hyperlink w:anchor="_Toc80618734" w:history="1">
             <w:r>
               <w:rPr>
                 <w:rStyle w:val="Hyperlink"/>
@@ -1721,7 +1812,7 @@
                 <w:noProof/>
                 <w:webHidden/>
               </w:rPr>
-              <w:instrText xml:space="preserve"> PAGEREF _Toc80188645 \h </w:instrText>
+              <w:instrText xml:space="preserve"> PAGEREF _Toc80618734 \h </w:instrText>
             </w:r>
             <w:r>
               <w:rPr>
@@ -1766,7 +1857,7 @@
               <w:lang w:eastAsia="de-DE"/>
             </w:rPr>
           </w:pPr>
-          <w:hyperlink w:anchor="_Toc80188646" w:history="1">
+          <w:hyperlink w:anchor="_Toc80618735" w:history="1">
             <w:r>
               <w:rPr>
                 <w:rStyle w:val="Hyperlink"/>
@@ -1811,7 +1902,7 @@
                 <w:noProof/>
                 <w:webHidden/>
               </w:rPr>
-              <w:instrText xml:space="preserve"> PAGEREF _Toc80188646 \h </w:instrText>
+              <w:instrText xml:space="preserve"> PAGEREF _Toc80618735 \h </w:instrText>
             </w:r>
             <w:r>
               <w:rPr>
@@ -1856,7 +1947,7 @@
               <w:lang w:eastAsia="de-DE"/>
             </w:rPr>
           </w:pPr>
-          <w:hyperlink w:anchor="_Toc80188647" w:history="1">
+          <w:hyperlink w:anchor="_Toc80618736" w:history="1">
             <w:r>
               <w:rPr>
                 <w:rStyle w:val="Hyperlink"/>
@@ -1901,7 +1992,7 @@
                 <w:noProof/>
                 <w:webHidden/>
               </w:rPr>
-              <w:instrText xml:space="preserve"> PAGEREF _Toc80188647 \h </w:instrText>
+              <w:instrText xml:space="preserve"> PAGEREF _Toc80618736 \h </w:instrText>
             </w:r>
             <w:r>
               <w:rPr>
@@ -1946,7 +2037,7 @@
               <w:lang w:eastAsia="de-DE"/>
             </w:rPr>
           </w:pPr>
-          <w:hyperlink w:anchor="_Toc80188648" w:history="1">
+          <w:hyperlink w:anchor="_Toc80618737" w:history="1">
             <w:r>
               <w:rPr>
                 <w:rStyle w:val="Hyperlink"/>
@@ -1991,7 +2082,7 @@
                 <w:noProof/>
                 <w:webHidden/>
               </w:rPr>
-              <w:instrText xml:space="preserve"> PAGEREF _Toc80188648 \h </w:instrText>
+              <w:instrText xml:space="preserve"> PAGEREF _Toc80618737 \h </w:instrText>
             </w:r>
             <w:r>
               <w:rPr>
@@ -2036,7 +2127,7 @@
               <w:lang w:eastAsia="de-DE"/>
             </w:rPr>
           </w:pPr>
-          <w:hyperlink w:anchor="_Toc80188649" w:history="1">
+          <w:hyperlink w:anchor="_Toc80618738" w:history="1">
             <w:r>
               <w:rPr>
                 <w:rStyle w:val="Hyperlink"/>
@@ -2081,7 +2172,7 @@
                 <w:noProof/>
                 <w:webHidden/>
               </w:rPr>
-              <w:instrText xml:space="preserve"> PAGEREF _Toc80188649 \h </w:instrText>
+              <w:instrText xml:space="preserve"> PAGEREF _Toc80618738 \h </w:instrText>
             </w:r>
             <w:r>
               <w:rPr>
@@ -2126,7 +2217,7 @@
               <w:lang w:eastAsia="de-DE"/>
             </w:rPr>
           </w:pPr>
-          <w:hyperlink w:anchor="_Toc80188650" w:history="1">
+          <w:hyperlink w:anchor="_Toc80618739" w:history="1">
             <w:r>
               <w:rPr>
                 <w:rStyle w:val="Hyperlink"/>
@@ -2171,7 +2262,7 @@
                 <w:noProof/>
                 <w:webHidden/>
               </w:rPr>
-              <w:instrText xml:space="preserve"> PAGEREF _Toc80188650 \h </w:instrText>
+              <w:instrText xml:space="preserve"> PAGEREF _Toc80618739 \h </w:instrText>
             </w:r>
             <w:r>
               <w:rPr>
@@ -2216,7 +2307,7 @@
               <w:lang w:eastAsia="de-DE"/>
             </w:rPr>
           </w:pPr>
-          <w:hyperlink w:anchor="_Toc80188651" w:history="1">
+          <w:hyperlink w:anchor="_Toc80618740" w:history="1">
             <w:r>
               <w:rPr>
                 <w:rStyle w:val="Hyperlink"/>
@@ -2261,7 +2352,7 @@
                 <w:noProof/>
                 <w:webHidden/>
               </w:rPr>
-              <w:instrText xml:space="preserve"> PAGEREF _Toc80188651 \h </w:instrText>
+              <w:instrText xml:space="preserve"> PAGEREF _Toc80618740 \h </w:instrText>
             </w:r>
             <w:r>
               <w:rPr>
@@ -2306,7 +2397,7 @@
               <w:lang w:eastAsia="de-DE"/>
             </w:rPr>
           </w:pPr>
-          <w:hyperlink w:anchor="_Toc80188652" w:history="1">
+          <w:hyperlink w:anchor="_Toc80618741" w:history="1">
             <w:r>
               <w:rPr>
                 <w:rStyle w:val="Hyperlink"/>
@@ -2351,7 +2442,7 @@
                 <w:noProof/>
                 <w:webHidden/>
               </w:rPr>
-              <w:instrText xml:space="preserve"> PAGEREF _Toc80188652 \h </w:instrText>
+              <w:instrText xml:space="preserve"> PAGEREF _Toc80618741 \h </w:instrText>
             </w:r>
             <w:r>
               <w:rPr>
@@ -2396,7 +2487,7 @@
               <w:lang w:eastAsia="de-DE"/>
             </w:rPr>
           </w:pPr>
-          <w:hyperlink w:anchor="_Toc80188653" w:history="1">
+          <w:hyperlink w:anchor="_Toc80618742" w:history="1">
             <w:r>
               <w:rPr>
                 <w:rStyle w:val="Hyperlink"/>
@@ -2441,7 +2532,7 @@
                 <w:noProof/>
                 <w:webHidden/>
               </w:rPr>
-              <w:instrText xml:space="preserve"> PAGEREF _Toc80188653 \h </w:instrText>
+              <w:instrText xml:space="preserve"> PAGEREF _Toc80618742 \h </w:instrText>
             </w:r>
             <w:r>
               <w:rPr>
@@ -2486,7 +2577,7 @@
               <w:lang w:eastAsia="de-DE"/>
             </w:rPr>
           </w:pPr>
-          <w:hyperlink w:anchor="_Toc80188654" w:history="1">
+          <w:hyperlink w:anchor="_Toc80618743" w:history="1">
             <w:r>
               <w:rPr>
                 <w:rStyle w:val="Hyperlink"/>
@@ -2531,7 +2622,7 @@
                 <w:noProof/>
                 <w:webHidden/>
               </w:rPr>
-              <w:instrText xml:space="preserve"> PAGEREF _Toc80188654 \h </w:instrText>
+              <w:instrText xml:space="preserve"> PAGEREF _Toc80618743 \h </w:instrText>
             </w:r>
             <w:r>
               <w:rPr>
@@ -2576,7 +2667,7 @@
               <w:lang w:eastAsia="de-DE"/>
             </w:rPr>
           </w:pPr>
-          <w:hyperlink w:anchor="_Toc80188655" w:history="1">
+          <w:hyperlink w:anchor="_Toc80618744" w:history="1">
             <w:r>
               <w:rPr>
                 <w:rStyle w:val="Hyperlink"/>
@@ -2621,7 +2712,7 @@
                 <w:noProof/>
                 <w:webHidden/>
               </w:rPr>
-              <w:instrText xml:space="preserve"> PAGEREF _Toc80188655 \h </w:instrText>
+              <w:instrText xml:space="preserve"> PAGEREF _Toc80618744 \h </w:instrText>
             </w:r>
             <w:r>
               <w:rPr>
@@ -2666,7 +2757,7 @@
               <w:lang w:eastAsia="de-DE"/>
             </w:rPr>
           </w:pPr>
-          <w:hyperlink w:anchor="_Toc80188656" w:history="1">
+          <w:hyperlink w:anchor="_Toc80618745" w:history="1">
             <w:r>
               <w:rPr>
                 <w:rStyle w:val="Hyperlink"/>
@@ -2711,7 +2802,7 @@
                 <w:noProof/>
                 <w:webHidden/>
               </w:rPr>
-              <w:instrText xml:space="preserve"> PAGEREF _Toc80188656 \h </w:instrText>
+              <w:instrText xml:space="preserve"> PAGEREF _Toc80618745 \h </w:instrText>
             </w:r>
             <w:r>
               <w:rPr>
@@ -2756,7 +2847,7 @@
               <w:lang w:eastAsia="de-DE"/>
             </w:rPr>
           </w:pPr>
-          <w:hyperlink w:anchor="_Toc80188657" w:history="1">
+          <w:hyperlink w:anchor="_Toc80618746" w:history="1">
             <w:r>
               <w:rPr>
                 <w:rStyle w:val="Hyperlink"/>
@@ -2801,7 +2892,7 @@
                 <w:noProof/>
                 <w:webHidden/>
               </w:rPr>
-              <w:instrText xml:space="preserve"> PAGEREF _Toc80188657 \h </w:instrText>
+              <w:instrText xml:space="preserve"> PAGEREF _Toc80618746 \h </w:instrText>
             </w:r>
             <w:r>
               <w:rPr>
@@ -2846,7 +2937,7 @@
               <w:lang w:eastAsia="de-DE"/>
             </w:rPr>
           </w:pPr>
-          <w:hyperlink w:anchor="_Toc80188658" w:history="1">
+          <w:hyperlink w:anchor="_Toc80618747" w:history="1">
             <w:r>
               <w:rPr>
                 <w:rStyle w:val="Hyperlink"/>
@@ -2891,7 +2982,7 @@
                 <w:noProof/>
                 <w:webHidden/>
               </w:rPr>
-              <w:instrText xml:space="preserve"> PAGEREF _Toc80188658 \h </w:instrText>
+              <w:instrText xml:space="preserve"> PAGEREF _Toc80618747 \h </w:instrText>
             </w:r>
             <w:r>
               <w:rPr>
@@ -2936,7 +3027,7 @@
               <w:lang w:eastAsia="de-DE"/>
             </w:rPr>
           </w:pPr>
-          <w:hyperlink w:anchor="_Toc80188659" w:history="1">
+          <w:hyperlink w:anchor="_Toc80618748" w:history="1">
             <w:r>
               <w:rPr>
                 <w:rStyle w:val="Hyperlink"/>
@@ -2981,7 +3072,7 @@
                 <w:noProof/>
                 <w:webHidden/>
               </w:rPr>
-              <w:instrText xml:space="preserve"> PAGEREF _Toc80188659 \h </w:instrText>
+              <w:instrText xml:space="preserve"> PAGEREF _Toc80618748 \h </w:instrText>
             </w:r>
             <w:r>
               <w:rPr>
@@ -3026,7 +3117,7 @@
               <w:lang w:eastAsia="de-DE"/>
             </w:rPr>
           </w:pPr>
-          <w:hyperlink w:anchor="_Toc80188660" w:history="1">
+          <w:hyperlink w:anchor="_Toc80618749" w:history="1">
             <w:r>
               <w:rPr>
                 <w:rStyle w:val="Hyperlink"/>
@@ -3071,7 +3162,7 @@
                 <w:noProof/>
                 <w:webHidden/>
               </w:rPr>
-              <w:instrText xml:space="preserve"> PAGEREF _Toc80188660 \h </w:instrText>
+              <w:instrText xml:space="preserve"> PAGEREF _Toc80618749 \h </w:instrText>
             </w:r>
             <w:r>
               <w:rPr>
@@ -3116,7 +3207,7 @@
               <w:lang w:eastAsia="de-DE"/>
             </w:rPr>
           </w:pPr>
-          <w:hyperlink w:anchor="_Toc80188661" w:history="1">
+          <w:hyperlink w:anchor="_Toc80618750" w:history="1">
             <w:r>
               <w:rPr>
                 <w:rStyle w:val="Hyperlink"/>
@@ -3161,7 +3252,7 @@
                 <w:noProof/>
                 <w:webHidden/>
               </w:rPr>
-              <w:instrText xml:space="preserve"> PAGEREF _Toc80188661 \h </w:instrText>
+              <w:instrText xml:space="preserve"> PAGEREF _Toc80618750 \h </w:instrText>
             </w:r>
             <w:r>
               <w:rPr>
@@ -3206,7 +3297,7 @@
               <w:lang w:eastAsia="de-DE"/>
             </w:rPr>
           </w:pPr>
-          <w:hyperlink w:anchor="_Toc80188662" w:history="1">
+          <w:hyperlink w:anchor="_Toc80618751" w:history="1">
             <w:r>
               <w:rPr>
                 <w:rStyle w:val="Hyperlink"/>
@@ -3251,7 +3342,7 @@
                 <w:noProof/>
                 <w:webHidden/>
               </w:rPr>
-              <w:instrText xml:space="preserve"> PAGEREF _Toc80188662 \h </w:instrText>
+              <w:instrText xml:space="preserve"> PAGEREF _Toc80618751 \h </w:instrText>
             </w:r>
             <w:r>
               <w:rPr>
@@ -3296,7 +3387,7 @@
               <w:lang w:eastAsia="de-DE"/>
             </w:rPr>
           </w:pPr>
-          <w:hyperlink w:anchor="_Toc80188663" w:history="1">
+          <w:hyperlink w:anchor="_Toc80618752" w:history="1">
             <w:r>
               <w:rPr>
                 <w:rStyle w:val="Hyperlink"/>
@@ -3341,7 +3432,7 @@
                 <w:noProof/>
                 <w:webHidden/>
               </w:rPr>
-              <w:instrText xml:space="preserve"> PAGEREF _Toc80188663 \h </w:instrText>
+              <w:instrText xml:space="preserve"> PAGEREF _Toc80618752 \h </w:instrText>
             </w:r>
             <w:r>
               <w:rPr>
@@ -3415,7 +3506,7 @@
           <w:lang w:val="en-US"/>
         </w:rPr>
       </w:pPr>
-      <w:bookmarkStart w:id="0" w:name="_Toc80188637"/>
+      <w:bookmarkStart w:id="1" w:name="_Toc80618726"/>
       <w:r>
         <w:rPr>
           <w:lang w:val="en-US"/>
@@ -3435,7 +3526,7 @@
         </w:rPr>
         <w:t>xamples</w:t>
       </w:r>
-      <w:bookmarkEnd w:id="0"/>
+      <w:bookmarkEnd w:id="1"/>
     </w:p>
     <w:p>
       <w:pPr>
@@ -3468,7 +3559,7 @@
         </w:rPr>
         <w:fldChar w:fldCharType="separate"/>
       </w:r>
-      <w:hyperlink w:anchor="_Toc80188664" w:history="1">
+      <w:hyperlink w:anchor="_Toc80618753" w:history="1">
         <w:r>
           <w:rPr>
             <w:rStyle w:val="Hyperlink"/>
@@ -3496,7 +3587,7 @@
             <w:noProof/>
             <w:webHidden/>
           </w:rPr>
-          <w:instrText xml:space="preserve"> PAGEREF _Toc80188664 \h </w:instrText>
+          <w:instrText xml:space="preserve"> PAGEREF _Toc80618753 \h </w:instrText>
         </w:r>
         <w:r>
           <w:rPr>
@@ -3540,7 +3631,7 @@
           <w:lang w:eastAsia="de-DE"/>
         </w:rPr>
       </w:pPr>
-      <w:hyperlink w:anchor="_Toc80188665" w:history="1">
+      <w:hyperlink w:anchor="_Toc80618754" w:history="1">
         <w:r>
           <w:rPr>
             <w:rStyle w:val="Hyperlink"/>
@@ -3568,7 +3659,7 @@
             <w:noProof/>
             <w:webHidden/>
           </w:rPr>
-          <w:instrText xml:space="preserve"> PAGEREF _Toc80188665 \h </w:instrText>
+          <w:instrText xml:space="preserve"> PAGEREF _Toc80618754 \h </w:instrText>
         </w:r>
         <w:r>
           <w:rPr>
@@ -3612,7 +3703,7 @@
           <w:lang w:eastAsia="de-DE"/>
         </w:rPr>
       </w:pPr>
-      <w:hyperlink w:anchor="_Toc80188666" w:history="1">
+      <w:hyperlink w:anchor="_Toc80618755" w:history="1">
         <w:r>
           <w:rPr>
             <w:rStyle w:val="Hyperlink"/>
@@ -3640,7 +3731,7 @@
             <w:noProof/>
             <w:webHidden/>
           </w:rPr>
-          <w:instrText xml:space="preserve"> PAGEREF _Toc80188666 \h </w:instrText>
+          <w:instrText xml:space="preserve"> PAGEREF _Toc80618755 \h </w:instrText>
         </w:r>
         <w:r>
           <w:rPr>
@@ -3684,7 +3775,7 @@
           <w:lang w:eastAsia="de-DE"/>
         </w:rPr>
       </w:pPr>
-      <w:hyperlink w:anchor="_Toc80188667" w:history="1">
+      <w:hyperlink w:anchor="_Toc80618756" w:history="1">
         <w:r>
           <w:rPr>
             <w:rStyle w:val="Hyperlink"/>
@@ -3712,7 +3803,7 @@
             <w:noProof/>
             <w:webHidden/>
           </w:rPr>
-          <w:instrText xml:space="preserve"> PAGEREF _Toc80188667 \h </w:instrText>
+          <w:instrText xml:space="preserve"> PAGEREF _Toc80618756 \h </w:instrText>
         </w:r>
         <w:r>
           <w:rPr>
@@ -3756,7 +3847,7 @@
           <w:lang w:eastAsia="de-DE"/>
         </w:rPr>
       </w:pPr>
-      <w:hyperlink w:anchor="_Toc80188668" w:history="1">
+      <w:hyperlink w:anchor="_Toc80618757" w:history="1">
         <w:r>
           <w:rPr>
             <w:rStyle w:val="Hyperlink"/>
@@ -3784,7 +3875,7 @@
             <w:noProof/>
             <w:webHidden/>
           </w:rPr>
-          <w:instrText xml:space="preserve"> PAGEREF _Toc80188668 \h </w:instrText>
+          <w:instrText xml:space="preserve"> PAGEREF _Toc80618757 \h </w:instrText>
         </w:r>
         <w:r>
           <w:rPr>
@@ -3828,7 +3919,7 @@
           <w:lang w:eastAsia="de-DE"/>
         </w:rPr>
       </w:pPr>
-      <w:hyperlink w:anchor="_Toc80188669" w:history="1">
+      <w:hyperlink w:anchor="_Toc80618758" w:history="1">
         <w:r>
           <w:rPr>
             <w:rStyle w:val="Hyperlink"/>
@@ -3856,7 +3947,7 @@
             <w:noProof/>
             <w:webHidden/>
           </w:rPr>
-          <w:instrText xml:space="preserve"> PAGEREF _Toc80188669 \h </w:instrText>
+          <w:instrText xml:space="preserve"> PAGEREF _Toc80618758 \h </w:instrText>
         </w:r>
         <w:r>
           <w:rPr>
@@ -3900,7 +3991,7 @@
           <w:lang w:eastAsia="de-DE"/>
         </w:rPr>
       </w:pPr>
-      <w:hyperlink w:anchor="_Toc80188670" w:history="1">
+      <w:hyperlink w:anchor="_Toc80618759" w:history="1">
         <w:r>
           <w:rPr>
             <w:rStyle w:val="Hyperlink"/>
@@ -3928,7 +4019,7 @@
             <w:noProof/>
             <w:webHidden/>
           </w:rPr>
-          <w:instrText xml:space="preserve"> PAGEREF _Toc80188670 \h </w:instrText>
+          <w:instrText xml:space="preserve"> PAGEREF _Toc80618759 \h </w:instrText>
         </w:r>
         <w:r>
           <w:rPr>
@@ -4005,14 +4096,14 @@
           <w:lang w:val="en-US"/>
         </w:rPr>
       </w:pPr>
-      <w:bookmarkStart w:id="1" w:name="_Toc80188638"/>
+      <w:bookmarkStart w:id="2" w:name="_Toc80618727"/>
       <w:r>
         <w:rPr>
           <w:lang w:val="en-US"/>
         </w:rPr>
         <w:t>How to get started quickly?</w:t>
       </w:r>
-      <w:bookmarkEnd w:id="1"/>
+      <w:bookmarkEnd w:id="2"/>
     </w:p>
     <w:p>
       <w:pPr>
@@ -4022,23 +4113,21 @@
           <w:lang w:val="en-US"/>
         </w:rPr>
       </w:pPr>
-      <w:proofErr w:type="gramStart"/>
       <w:r>
         <w:rPr>
           <w:i/>
           <w:iCs/>
           <w:lang w:val="en-US"/>
         </w:rPr>
-        <w:t>First of all</w:t>
-      </w:r>
-      <w:proofErr w:type="gramEnd"/>
+        <w:t xml:space="preserve">First of all, thank you for buying and using the Universal </w:t>
+      </w:r>
       <w:r>
         <w:rPr>
           <w:i/>
           <w:iCs/>
           <w:lang w:val="en-US"/>
         </w:rPr>
-        <w:t xml:space="preserve">, thank you for buying and using the Universal </w:t>
+        <w:t>Dialogue</w:t>
       </w:r>
       <w:r>
         <w:rPr>
@@ -4046,44 +4135,117 @@
           <w:iCs/>
           <w:lang w:val="en-US"/>
         </w:rPr>
+        <w:t xml:space="preserve"> System for Unity. </w:t>
+      </w:r>
+    </w:p>
+    <w:p>
+      <w:pPr>
+        <w:rPr>
+          <w:lang w:val="en-US"/>
+        </w:rPr>
+      </w:pPr>
+      <w:r>
+        <w:rPr>
+          <w:lang w:val="en-US"/>
+        </w:rPr>
+        <w:t xml:space="preserve">The UDS allows you to create and play simple but easily extensible graph-based </w:t>
+      </w:r>
+      <w:r>
+        <w:rPr>
+          <w:lang w:val="en-US"/>
+        </w:rPr>
         <w:t>Dialogue</w:t>
       </w:r>
       <w:r>
         <w:rPr>
-          <w:i/>
-          <w:iCs/>
-          <w:lang w:val="en-US"/>
-        </w:rPr>
-        <w:t xml:space="preserve"> System for Unity</w:t>
-      </w:r>
-      <w:r>
-        <w:rPr>
-          <w:i/>
-          <w:iCs/>
-          <w:lang w:val="en-US"/>
-        </w:rPr>
-        <w:t xml:space="preserve"> by Benedikt Wille</w:t>
-      </w:r>
-      <w:r>
-        <w:rPr>
-          <w:i/>
-          <w:iCs/>
-          <w:lang w:val="en-US"/>
-        </w:rPr>
-        <w:t xml:space="preserve">. </w:t>
-      </w:r>
-    </w:p>
-    <w:p>
-      <w:pPr>
-        <w:rPr>
-          <w:lang w:val="en-US"/>
-        </w:rPr>
-      </w:pPr>
-      <w:r>
-        <w:rPr>
-          <w:lang w:val="en-US"/>
-        </w:rPr>
-        <w:t xml:space="preserve">The UDS allows you to create and play simple but easily extensible graph-based </w:t>
+          <w:lang w:val="en-US"/>
+        </w:rPr>
+        <w:t>s for your Unity games.</w:t>
+      </w:r>
+      <w:r>
+        <w:rPr>
+          <w:lang w:val="en-US"/>
+        </w:rPr>
+        <w:t xml:space="preserve"> It works for </w:t>
+      </w:r>
+      <w:r>
+        <w:rPr>
+          <w:lang w:val="en-US"/>
+        </w:rPr>
+        <w:t>Desktop and Mobile</w:t>
+      </w:r>
+      <w:r>
+        <w:rPr>
+          <w:lang w:val="en-US"/>
+        </w:rPr>
+        <w:t xml:space="preserve"> games and is </w:t>
+      </w:r>
+      <w:r>
+        <w:rPr>
+          <w:lang w:val="en-US"/>
+        </w:rPr>
+        <w:t>easy</w:t>
+      </w:r>
+      <w:r>
+        <w:rPr>
+          <w:lang w:val="en-US"/>
+        </w:rPr>
+        <w:t xml:space="preserve"> to integrate into you</w:t>
+      </w:r>
+      <w:r>
+        <w:rPr>
+          <w:lang w:val="en-US"/>
+        </w:rPr>
+        <w:t>r</w:t>
+      </w:r>
+      <w:r>
+        <w:rPr>
+          <w:lang w:val="en-US"/>
+        </w:rPr>
+        <w:t xml:space="preserve"> </w:t>
+      </w:r>
+      <w:r>
+        <w:rPr>
+          <w:lang w:val="en-US"/>
+        </w:rPr>
+        <w:t xml:space="preserve">game and </w:t>
+      </w:r>
+      <w:r>
+        <w:rPr>
+          <w:lang w:val="en-US"/>
+        </w:rPr>
+        <w:t>UI</w:t>
+      </w:r>
+      <w:r>
+        <w:rPr>
+          <w:lang w:val="en-US"/>
+        </w:rPr>
+        <w:t xml:space="preserve"> across all genres</w:t>
+      </w:r>
+      <w:r>
+        <w:rPr>
+          <w:lang w:val="en-US"/>
+        </w:rPr>
+        <w:t>.</w:t>
+      </w:r>
+      <w:r>
+        <w:rPr>
+          <w:lang w:val="en-US"/>
+        </w:rPr>
+        <w:t xml:space="preserve"> </w:t>
+      </w:r>
+    </w:p>
+    <w:p>
+      <w:pPr>
+        <w:rPr>
+          <w:lang w:val="en-US"/>
+        </w:rPr>
+      </w:pPr>
+      <w:r>
+        <w:rPr>
+          <w:lang w:val="en-US"/>
+        </w:rPr>
+        <w:t xml:space="preserve">To make </w:t>
       </w:r>
       <w:r>
         <w:rPr>
@@ -4095,55 +4257,19 @@
         <w:rPr>
           <w:lang w:val="en-US"/>
         </w:rPr>
-        <w:t>s for your Unity games.</w:t>
-      </w:r>
-      <w:r>
-        <w:rPr>
-          <w:lang w:val="en-US"/>
-        </w:rPr>
-        <w:t xml:space="preserve"> It works for PC</w:t>
-      </w:r>
-      <w:r>
-        <w:rPr>
-          <w:lang w:val="en-US"/>
-        </w:rPr>
-        <w:t>,</w:t>
-      </w:r>
-      <w:r>
-        <w:rPr>
-          <w:lang w:val="en-US"/>
-        </w:rPr>
-        <w:t xml:space="preserve"> Mobile</w:t>
-      </w:r>
-      <w:r>
-        <w:rPr>
-          <w:lang w:val="en-US"/>
-        </w:rPr>
-        <w:t xml:space="preserve"> and Console</w:t>
-      </w:r>
-      <w:r>
-        <w:rPr>
-          <w:lang w:val="en-US"/>
-        </w:rPr>
-        <w:t xml:space="preserve"> games and is </w:t>
-      </w:r>
-      <w:r>
-        <w:rPr>
-          <w:lang w:val="en-US"/>
-        </w:rPr>
-        <w:t>easy</w:t>
-      </w:r>
-      <w:r>
-        <w:rPr>
-          <w:lang w:val="en-US"/>
-        </w:rPr>
-        <w:t xml:space="preserve"> to integrate into you</w:t>
-      </w:r>
-      <w:r>
-        <w:rPr>
-          <w:lang w:val="en-US"/>
-        </w:rPr>
-        <w:t>r</w:t>
+        <w:t>s, the UDS comes with a</w:t>
+      </w:r>
+      <w:r>
+        <w:rPr>
+          <w:lang w:val="en-US"/>
+        </w:rPr>
+        <w:t>n</w:t>
+      </w:r>
+      <w:r>
+        <w:rPr>
+          <w:lang w:val="en-US"/>
+        </w:rPr>
+        <w:t xml:space="preserve"> Unity-based standalone</w:t>
       </w:r>
       <w:r>
         <w:rPr>
@@ -4155,19 +4281,89 @@
         <w:rPr>
           <w:lang w:val="en-US"/>
         </w:rPr>
-        <w:t xml:space="preserve">game and </w:t>
-      </w:r>
-      <w:r>
-        <w:rPr>
-          <w:lang w:val="en-US"/>
-        </w:rPr>
-        <w:t>UI</w:t>
-      </w:r>
-      <w:r>
-        <w:rPr>
-          <w:lang w:val="en-US"/>
-        </w:rPr>
-        <w:t xml:space="preserve"> across all genres</w:t>
+        <w:t>editor</w:t>
+      </w:r>
+      <w:r>
+        <w:rPr>
+          <w:lang w:val="en-US"/>
+        </w:rPr>
+        <w:t xml:space="preserve">. To play </w:t>
+      </w:r>
+      <w:r>
+        <w:rPr>
+          <w:lang w:val="en-US"/>
+        </w:rPr>
+        <w:t>Dialogue</w:t>
+      </w:r>
+      <w:r>
+        <w:rPr>
+          <w:lang w:val="en-US"/>
+        </w:rPr>
+        <w:t>s</w:t>
+      </w:r>
+      <w:r>
+        <w:rPr>
+          <w:lang w:val="en-US"/>
+        </w:rPr>
+        <w:t xml:space="preserve"> </w:t>
+      </w:r>
+      <w:proofErr w:type="spellStart"/>
+      <w:r>
+        <w:rPr>
+          <w:lang w:val="en-US"/>
+        </w:rPr>
+        <w:t>ingame</w:t>
+      </w:r>
+      <w:proofErr w:type="spellEnd"/>
+      <w:r>
+        <w:rPr>
+          <w:lang w:val="en-US"/>
+        </w:rPr>
+        <w:t xml:space="preserve"> you use the</w:t>
+      </w:r>
+      <w:r>
+        <w:rPr>
+          <w:lang w:val="en-US"/>
+        </w:rPr>
+        <w:t xml:space="preserve"> </w:t>
+      </w:r>
+      <w:proofErr w:type="spellStart"/>
+      <w:r>
+        <w:rPr>
+          <w:lang w:val="en-US"/>
+        </w:rPr>
+        <w:t>UDS</w:t>
+      </w:r>
+      <w:r>
+        <w:rPr>
+          <w:lang w:val="en-US"/>
+        </w:rPr>
+        <w:t>Dialogue</w:t>
+      </w:r>
+      <w:r>
+        <w:rPr>
+          <w:lang w:val="en-US"/>
+        </w:rPr>
+        <w:t>Manager</w:t>
+      </w:r>
+      <w:proofErr w:type="spellEnd"/>
+      <w:r>
+        <w:rPr>
+          <w:lang w:val="en-US"/>
+        </w:rPr>
+        <w:t xml:space="preserve"> </w:t>
+      </w:r>
+      <w:r>
+        <w:rPr>
+          <w:lang w:val="en-US"/>
+        </w:rPr>
+        <w:t>c</w:t>
+      </w:r>
+      <w:r>
+        <w:rPr>
+          <w:lang w:val="en-US"/>
+        </w:rPr>
+        <w:t>omponent</w:t>
       </w:r>
       <w:r>
         <w:rPr>
@@ -4181,18 +4377,17 @@
         </w:rPr>
         <w:t xml:space="preserve"> </w:t>
       </w:r>
-    </w:p>
-    <w:p>
-      <w:pPr>
-        <w:rPr>
-          <w:lang w:val="en-US"/>
-        </w:rPr>
-      </w:pPr>
-      <w:r>
-        <w:rPr>
-          <w:lang w:val="en-US"/>
-        </w:rPr>
-        <w:t xml:space="preserve">To make </w:t>
+      <w:r>
+        <w:rPr>
+          <w:lang w:val="en-US"/>
+        </w:rPr>
+        <w:t>It takes</w:t>
+      </w:r>
+      <w:r>
+        <w:rPr>
+          <w:lang w:val="en-US"/>
+        </w:rPr>
+        <w:t xml:space="preserve"> care of showing text, answers, etc. in the UI. This includes loading the </w:t>
       </w:r>
       <w:r>
         <w:rPr>
@@ -4204,156 +4399,6 @@
         <w:rPr>
           <w:lang w:val="en-US"/>
         </w:rPr>
-        <w:t xml:space="preserve">s, the UDS comes with </w:t>
-      </w:r>
-      <w:proofErr w:type="gramStart"/>
-      <w:r>
-        <w:rPr>
-          <w:lang w:val="en-US"/>
-        </w:rPr>
-        <w:t>a</w:t>
-      </w:r>
-      <w:r>
-        <w:rPr>
-          <w:lang w:val="en-US"/>
-        </w:rPr>
-        <w:t>n</w:t>
-      </w:r>
-      <w:proofErr w:type="gramEnd"/>
-      <w:r>
-        <w:rPr>
-          <w:lang w:val="en-US"/>
-        </w:rPr>
-        <w:t xml:space="preserve"> Unity-based standalone</w:t>
-      </w:r>
-      <w:r>
-        <w:rPr>
-          <w:lang w:val="en-US"/>
-        </w:rPr>
-        <w:t xml:space="preserve"> </w:t>
-      </w:r>
-      <w:r>
-        <w:rPr>
-          <w:lang w:val="en-US"/>
-        </w:rPr>
-        <w:t>editor</w:t>
-      </w:r>
-      <w:r>
-        <w:rPr>
-          <w:lang w:val="en-US"/>
-        </w:rPr>
-        <w:t xml:space="preserve">. To play </w:t>
-      </w:r>
-      <w:r>
-        <w:rPr>
-          <w:lang w:val="en-US"/>
-        </w:rPr>
-        <w:t>Dialogue</w:t>
-      </w:r>
-      <w:r>
-        <w:rPr>
-          <w:lang w:val="en-US"/>
-        </w:rPr>
-        <w:t>s</w:t>
-      </w:r>
-      <w:r>
-        <w:rPr>
-          <w:lang w:val="en-US"/>
-        </w:rPr>
-        <w:t xml:space="preserve"> </w:t>
-      </w:r>
-      <w:proofErr w:type="spellStart"/>
-      <w:r>
-        <w:rPr>
-          <w:lang w:val="en-US"/>
-        </w:rPr>
-        <w:t>ingame</w:t>
-      </w:r>
-      <w:proofErr w:type="spellEnd"/>
-      <w:r>
-        <w:rPr>
-          <w:lang w:val="en-US"/>
-        </w:rPr>
-        <w:t xml:space="preserve"> you use the</w:t>
-      </w:r>
-      <w:r>
-        <w:rPr>
-          <w:lang w:val="en-US"/>
-        </w:rPr>
-        <w:t xml:space="preserve"> </w:t>
-      </w:r>
-      <w:proofErr w:type="spellStart"/>
-      <w:r>
-        <w:rPr>
-          <w:lang w:val="en-US"/>
-        </w:rPr>
-        <w:t>UDS</w:t>
-      </w:r>
-      <w:r>
-        <w:rPr>
-          <w:lang w:val="en-US"/>
-        </w:rPr>
-        <w:t>Dialogue</w:t>
-      </w:r>
-      <w:r>
-        <w:rPr>
-          <w:lang w:val="en-US"/>
-        </w:rPr>
-        <w:t>Manager</w:t>
-      </w:r>
-      <w:proofErr w:type="spellEnd"/>
-      <w:r>
-        <w:rPr>
-          <w:lang w:val="en-US"/>
-        </w:rPr>
-        <w:t xml:space="preserve"> </w:t>
-      </w:r>
-      <w:r>
-        <w:rPr>
-          <w:lang w:val="en-US"/>
-        </w:rPr>
-        <w:t>c</w:t>
-      </w:r>
-      <w:r>
-        <w:rPr>
-          <w:lang w:val="en-US"/>
-        </w:rPr>
-        <w:t>omponent</w:t>
-      </w:r>
-      <w:r>
-        <w:rPr>
-          <w:lang w:val="en-US"/>
-        </w:rPr>
-        <w:t>.</w:t>
-      </w:r>
-      <w:r>
-        <w:rPr>
-          <w:lang w:val="en-US"/>
-        </w:rPr>
-        <w:t xml:space="preserve"> </w:t>
-      </w:r>
-      <w:r>
-        <w:rPr>
-          <w:lang w:val="en-US"/>
-        </w:rPr>
-        <w:t>It takes</w:t>
-      </w:r>
-      <w:r>
-        <w:rPr>
-          <w:lang w:val="en-US"/>
-        </w:rPr>
-        <w:t xml:space="preserve"> care of showing text, answers, etc. in the UI. This includes loading the </w:t>
-      </w:r>
-      <w:r>
-        <w:rPr>
-          <w:lang w:val="en-US"/>
-        </w:rPr>
-        <w:t>Dialogue</w:t>
-      </w:r>
-      <w:r>
-        <w:rPr>
-          <w:lang w:val="en-US"/>
-        </w:rPr>
         <w:t>s from the Resources folder, playing back text gradually</w:t>
       </w:r>
       <w:r>
@@ -4366,21 +4411,7 @@
         <w:rPr>
           <w:lang w:val="en-US"/>
         </w:rPr>
-        <w:t>, responding to user input (</w:t>
-      </w:r>
-      <w:proofErr w:type="gramStart"/>
-      <w:r>
-        <w:rPr>
-          <w:lang w:val="en-US"/>
-        </w:rPr>
-        <w:t>e.g.</w:t>
-      </w:r>
-      <w:proofErr w:type="gramEnd"/>
-      <w:r>
-        <w:rPr>
-          <w:lang w:val="en-US"/>
-        </w:rPr>
-        <w:t xml:space="preserve"> answers) on desktop</w:t>
+        <w:t>, responding to user input (e.g. answers) on desktop</w:t>
       </w:r>
       <w:r>
         <w:rPr>
@@ -4673,7 +4704,7 @@
           <w:lang w:val="en-US"/>
         </w:rPr>
       </w:pPr>
-      <w:bookmarkStart w:id="2" w:name="_Toc80188639"/>
+      <w:bookmarkStart w:id="3" w:name="_Toc80618728"/>
       <w:r>
         <w:rPr>
           <w:lang w:val="en-US"/>
@@ -4705,7 +4736,7 @@
         </w:rPr>
         <w:t>?</w:t>
       </w:r>
-      <w:bookmarkEnd w:id="2"/>
+      <w:bookmarkEnd w:id="3"/>
     </w:p>
     <w:p>
       <w:pPr>
@@ -4718,14 +4749,14 @@
           <w:lang w:val="en-US"/>
         </w:rPr>
       </w:pPr>
-      <w:bookmarkStart w:id="3" w:name="_Toc80188640"/>
+      <w:bookmarkStart w:id="4" w:name="_Toc80618729"/>
       <w:r>
         <w:rPr>
           <w:lang w:val="en-US"/>
         </w:rPr>
         <w:t>General info</w:t>
       </w:r>
-      <w:bookmarkEnd w:id="3"/>
+      <w:bookmarkEnd w:id="4"/>
     </w:p>
     <w:p>
       <w:pPr>
@@ -4847,14 +4878,7 @@
         <w:rPr>
           <w:lang w:val="en-US"/>
         </w:rPr>
-        <w:t xml:space="preserve">s are being stored as JSON files with the </w:t>
-      </w:r>
-      <w:proofErr w:type="gramStart"/>
-      <w:r>
-        <w:rPr>
-          <w:lang w:val="en-US"/>
-        </w:rPr>
-        <w:t>“.</w:t>
+        <w:t>s are being stored as JSON files with the “.</w:t>
       </w:r>
       <w:proofErr w:type="spellStart"/>
       <w:r>
@@ -4876,7 +4900,6 @@
         <w:t>.json</w:t>
       </w:r>
       <w:proofErr w:type="spellEnd"/>
-      <w:proofErr w:type="gramEnd"/>
       <w:r>
         <w:rPr>
           <w:lang w:val="en-US"/>
@@ -4952,21 +4975,7 @@
         <w:rPr>
           <w:lang w:val="en-US"/>
         </w:rPr>
-        <w:t xml:space="preserve"> component. It can be adjusted in the inspector and takes care of showing text, answers, etc. in the UI. This includes playing back text gradually, responding to user input (</w:t>
-      </w:r>
-      <w:proofErr w:type="gramStart"/>
-      <w:r>
-        <w:rPr>
-          <w:lang w:val="en-US"/>
-        </w:rPr>
-        <w:t>e.g.</w:t>
-      </w:r>
-      <w:proofErr w:type="gramEnd"/>
-      <w:r>
-        <w:rPr>
-          <w:lang w:val="en-US"/>
-        </w:rPr>
-        <w:t xml:space="preserve"> answers) on </w:t>
+        <w:t xml:space="preserve"> component. It can be adjusted in the inspector and takes care of showing text, answers, etc. in the UI. This includes playing back text gradually, responding to user input (e.g. answers) on </w:t>
       </w:r>
       <w:r>
         <w:rPr>
@@ -5059,25 +5068,7 @@
           <w:bCs/>
           <w:lang w:val="en-US"/>
         </w:rPr>
-        <w:t xml:space="preserve"> overriding methods </w:t>
-      </w:r>
-      <w:proofErr w:type="gramStart"/>
-      <w:r>
-        <w:rPr>
-          <w:b/>
-          <w:bCs/>
-          <w:lang w:val="en-US"/>
-        </w:rPr>
-        <w:t>similar to</w:t>
-      </w:r>
-      <w:proofErr w:type="gramEnd"/>
-      <w:r>
-        <w:rPr>
-          <w:b/>
-          <w:bCs/>
-          <w:lang w:val="en-US"/>
-        </w:rPr>
-        <w:t xml:space="preserve"> how Unity’s </w:t>
+        <w:t xml:space="preserve"> overriding methods similar to how Unity’s </w:t>
       </w:r>
       <w:proofErr w:type="spellStart"/>
       <w:r>
@@ -5251,7 +5242,7 @@
           <w:lang w:val="en-US"/>
         </w:rPr>
       </w:pPr>
-      <w:bookmarkStart w:id="4" w:name="_Toc80188641"/>
+      <w:bookmarkStart w:id="5" w:name="_Toc80618730"/>
       <w:r>
         <w:rPr>
           <w:lang w:val="en-US"/>
@@ -5270,7 +5261,7 @@
         </w:rPr>
         <w:t xml:space="preserve"> graph is structured</w:t>
       </w:r>
-      <w:bookmarkEnd w:id="4"/>
+      <w:bookmarkEnd w:id="5"/>
     </w:p>
     <w:p>
       <w:pPr>
@@ -5396,27 +5387,7 @@
           <w:szCs w:val="20"/>
           <w:lang w:val="en-US"/>
         </w:rPr>
-        <w:t>(</w:t>
-      </w:r>
-      <w:proofErr w:type="gramStart"/>
-      <w:r>
-        <w:rPr>
-          <w:i/>
-          <w:iCs/>
-          <w:szCs w:val="20"/>
-          <w:lang w:val="en-US"/>
-        </w:rPr>
-        <w:t>e.g.</w:t>
-      </w:r>
-      <w:proofErr w:type="gramEnd"/>
-      <w:r>
-        <w:rPr>
-          <w:i/>
-          <w:iCs/>
-          <w:szCs w:val="20"/>
-          <w:lang w:val="en-US"/>
-        </w:rPr>
-        <w:t xml:space="preserve"> “Yes”, “No”, “Goodbye”, …)</w:t>
+        <w:t>(e.g. “Yes”, “No”, “Goodbye”, …)</w:t>
       </w:r>
       <w:r>
         <w:rPr>
@@ -5531,7 +5502,6 @@
         <w:t xml:space="preserve"> and </w:t>
       </w:r>
       <w:proofErr w:type="spellStart"/>
-      <w:proofErr w:type="gramStart"/>
       <w:r>
         <w:rPr>
           <w:rFonts w:ascii="Consolas" w:hAnsi="Consolas"/>
@@ -5540,7 +5510,6 @@
         <w:t>Dialogue.DialoguePart.Answer</w:t>
       </w:r>
       <w:proofErr w:type="spellEnd"/>
-      <w:proofErr w:type="gramEnd"/>
       <w:r>
         <w:rPr>
           <w:lang w:val="en-US"/>
@@ -5608,7 +5577,7 @@
           <w:lang w:val="en-US"/>
         </w:rPr>
       </w:pPr>
-      <w:bookmarkStart w:id="5" w:name="_Toc80188642"/>
+      <w:bookmarkStart w:id="6" w:name="_Toc80618731"/>
       <w:r>
         <w:rPr>
           <w:lang w:val="en-US"/>
@@ -5616,7 +5585,7 @@
         <w:lastRenderedPageBreak/>
         <w:t>Properties</w:t>
       </w:r>
-      <w:bookmarkEnd w:id="5"/>
+      <w:bookmarkEnd w:id="6"/>
     </w:p>
     <w:p>
       <w:pPr>
@@ -5756,14 +5725,7 @@
         <w:rPr>
           <w:lang w:val="en-US"/>
         </w:rPr>
-        <w:t xml:space="preserve"> </w:t>
-      </w:r>
-      <w:proofErr w:type="gramStart"/>
-      <w:r>
-        <w:rPr>
-          <w:lang w:val="en-US"/>
-        </w:rPr>
-        <w:t>a</w:t>
+        <w:t xml:space="preserve"> a</w:t>
       </w:r>
       <w:r>
         <w:rPr>
@@ -5771,7 +5733,6 @@
         </w:rPr>
         <w:t>n</w:t>
       </w:r>
-      <w:proofErr w:type="gramEnd"/>
       <w:r>
         <w:rPr>
           <w:lang w:val="en-US"/>
@@ -5906,26 +5867,20 @@
           <w:lang w:val="en-US"/>
         </w:rPr>
       </w:pPr>
-      <w:bookmarkStart w:id="6" w:name="_Toc80188643"/>
-      <w:r>
-        <w:rPr>
-          <w:lang w:val="en-US"/>
-        </w:rPr>
-        <w:t xml:space="preserve">Conditional answers and </w:t>
-      </w:r>
-      <w:r>
-        <w:rPr>
-          <w:lang w:val="en-US"/>
-        </w:rPr>
-        <w:t>G</w:t>
-      </w:r>
-      <w:r>
-        <w:rPr>
-          <w:lang w:val="en-US"/>
-        </w:rPr>
-        <w:t>lobal Properties</w:t>
-      </w:r>
-      <w:bookmarkEnd w:id="6"/>
+      <w:bookmarkStart w:id="7" w:name="_Toc80618732"/>
+      <w:r>
+        <w:rPr>
+          <w:lang w:val="en-US"/>
+        </w:rPr>
+        <w:t>Global Properties</w:t>
+      </w:r>
+      <w:r>
+        <w:rPr>
+          <w:lang w:val="en-US"/>
+        </w:rPr>
+        <w:t xml:space="preserve"> and Conditional Answers</w:t>
+      </w:r>
+      <w:bookmarkEnd w:id="7"/>
     </w:p>
     <w:p>
       <w:pPr>
@@ -5946,9 +5901,44 @@
           <w:szCs w:val="20"/>
           <w:lang w:val="en-US"/>
         </w:rPr>
-        <w:t>(</w:t>
-      </w:r>
-      <w:proofErr w:type="gramStart"/>
+        <w:t>(e.g. player has reached a certain level or done a certain quest)</w:t>
+      </w:r>
+      <w:r>
+        <w:rPr>
+          <w:lang w:val="en-US"/>
+        </w:rPr>
+        <w:t xml:space="preserve">. </w:t>
+      </w:r>
+      <w:r>
+        <w:rPr>
+          <w:lang w:val="en-US"/>
+        </w:rPr>
+        <w:t xml:space="preserve">This allows you to influence the </w:t>
+      </w:r>
+      <w:r>
+        <w:rPr>
+          <w:lang w:val="en-US"/>
+        </w:rPr>
+        <w:t>Dialogue</w:t>
+      </w:r>
+      <w:r>
+        <w:rPr>
+          <w:lang w:val="en-US"/>
+        </w:rPr>
+        <w:t xml:space="preserve">s dynamically at runtime. </w:t>
+      </w:r>
+      <w:r>
+        <w:rPr>
+          <w:lang w:val="en-US"/>
+        </w:rPr>
+        <w:t>Conditions</w:t>
+      </w:r>
+      <w:r>
+        <w:rPr>
+          <w:lang w:val="en-US"/>
+        </w:rPr>
+        <w:t xml:space="preserve"> can be set in the editor and are based on the Global Properties, which work just like normal Properties, but are unique and accessible from everywhere in the project. </w:t>
+      </w:r>
       <w:r>
         <w:rPr>
           <w:i/>
@@ -5956,82 +5946,7 @@
           <w:szCs w:val="20"/>
           <w:lang w:val="en-US"/>
         </w:rPr>
-        <w:t>e.g.</w:t>
-      </w:r>
-      <w:proofErr w:type="gramEnd"/>
-      <w:r>
-        <w:rPr>
-          <w:i/>
-          <w:iCs/>
-          <w:szCs w:val="20"/>
-          <w:lang w:val="en-US"/>
-        </w:rPr>
-        <w:t xml:space="preserve"> player has reached a certain level or done a certain quest)</w:t>
-      </w:r>
-      <w:r>
-        <w:rPr>
-          <w:lang w:val="en-US"/>
-        </w:rPr>
-        <w:t xml:space="preserve">. </w:t>
-      </w:r>
-      <w:r>
-        <w:rPr>
-          <w:lang w:val="en-US"/>
-        </w:rPr>
-        <w:t xml:space="preserve">This allows you to influence the </w:t>
-      </w:r>
-      <w:r>
-        <w:rPr>
-          <w:lang w:val="en-US"/>
-        </w:rPr>
-        <w:t>Dialogue</w:t>
-      </w:r>
-      <w:r>
-        <w:rPr>
-          <w:lang w:val="en-US"/>
-        </w:rPr>
-        <w:t xml:space="preserve">s dynamically at runtime. </w:t>
-      </w:r>
-      <w:r>
-        <w:rPr>
-          <w:lang w:val="en-US"/>
-        </w:rPr>
-        <w:t>Conditions</w:t>
-      </w:r>
-      <w:r>
-        <w:rPr>
-          <w:lang w:val="en-US"/>
-        </w:rPr>
-        <w:t xml:space="preserve"> can be set in the editor and are based on the Global Properties, which work just like normal Properties, but are unique and accessible from everywhere in the project. </w:t>
-      </w:r>
-      <w:r>
-        <w:rPr>
-          <w:i/>
-          <w:iCs/>
-          <w:szCs w:val="20"/>
-          <w:lang w:val="en-US"/>
-        </w:rPr>
-        <w:t>(</w:t>
-      </w:r>
-      <w:proofErr w:type="gramStart"/>
-      <w:r>
-        <w:rPr>
-          <w:i/>
-          <w:iCs/>
-          <w:szCs w:val="20"/>
-          <w:lang w:val="en-US"/>
-        </w:rPr>
-        <w:t>they</w:t>
-      </w:r>
-      <w:proofErr w:type="gramEnd"/>
-      <w:r>
-        <w:rPr>
-          <w:i/>
-          <w:iCs/>
-          <w:szCs w:val="20"/>
-          <w:lang w:val="en-US"/>
-        </w:rPr>
-        <w:t xml:space="preserve"> can be compared to static variables in C#)</w:t>
+        <w:t>(they can be compared to static variables in C#)</w:t>
       </w:r>
       <w:r>
         <w:rPr>
@@ -6159,7 +6074,7 @@
           <w:lang w:val="en-US"/>
         </w:rPr>
       </w:pPr>
-      <w:bookmarkStart w:id="7" w:name="_Toc80188644"/>
+      <w:bookmarkStart w:id="8" w:name="_Toc80618733"/>
       <w:r>
         <w:rPr>
           <w:lang w:val="en-US"/>
@@ -6173,7 +6088,7 @@
         </w:rPr>
         <w:t xml:space="preserve"> + How to run the editor</w:t>
       </w:r>
-      <w:bookmarkEnd w:id="7"/>
+      <w:bookmarkEnd w:id="8"/>
     </w:p>
     <w:p>
       <w:pPr>
@@ -6405,21 +6320,7 @@
         <w:rPr>
           <w:lang w:val="en-US"/>
         </w:rPr>
-        <w:t xml:space="preserve">example project with several example scripts. These are described in more depth under “3. Quick Start”. To get started with the UDS you should </w:t>
-      </w:r>
-      <w:proofErr w:type="gramStart"/>
-      <w:r>
-        <w:rPr>
-          <w:lang w:val="en-US"/>
-        </w:rPr>
-        <w:t>take a look</w:t>
-      </w:r>
-      <w:proofErr w:type="gramEnd"/>
-      <w:r>
-        <w:rPr>
-          <w:lang w:val="en-US"/>
-        </w:rPr>
-        <w:t xml:space="preserve"> at the </w:t>
+        <w:t xml:space="preserve">example project with several example scripts. These are described in more depth under “3. Quick Start”. To get started with the UDS you should take a look at the </w:t>
       </w:r>
       <w:proofErr w:type="spellStart"/>
       <w:r>
@@ -6519,25 +6420,7 @@
           <w:bCs/>
           <w:lang w:val="en-US"/>
         </w:rPr>
-        <w:t xml:space="preserve">However, these are only example scripts and I encourage you to </w:t>
-      </w:r>
-      <w:proofErr w:type="gramStart"/>
-      <w:r>
-        <w:rPr>
-          <w:b/>
-          <w:bCs/>
-          <w:lang w:val="en-US"/>
-        </w:rPr>
-        <w:t>look into</w:t>
-      </w:r>
-      <w:proofErr w:type="gramEnd"/>
-      <w:r>
-        <w:rPr>
-          <w:b/>
-          <w:bCs/>
-          <w:lang w:val="en-US"/>
-        </w:rPr>
-        <w:t xml:space="preserve"> them and extend them as needed.</w:t>
+        <w:t>However, these are only example scripts and I encourage you to look into them and extend them as needed.</w:t>
       </w:r>
       <w:r>
         <w:rPr>
@@ -6613,7 +6496,7 @@
           <w:lang w:val="en-US"/>
         </w:rPr>
       </w:pPr>
-      <w:bookmarkStart w:id="8" w:name="_Toc80188645"/>
+      <w:bookmarkStart w:id="9" w:name="_Toc80618734"/>
       <w:r>
         <w:rPr>
           <w:lang w:val="en-US"/>
@@ -6639,7 +6522,7 @@
         </w:rPr>
         <w:t>Dialogue</w:t>
       </w:r>
-      <w:bookmarkEnd w:id="8"/>
+      <w:bookmarkEnd w:id="9"/>
     </w:p>
     <w:p>
       <w:pPr>
@@ -6824,34 +6707,6 @@
           <w:lang w:val="en-US"/>
         </w:rPr>
         <w:t xml:space="preserve"> UI.</w:t>
-      </w:r>
-    </w:p>
-    <w:p>
-      <w:pPr>
-        <w:rPr>
-          <w:i/>
-          <w:iCs/>
-          <w:szCs w:val="20"/>
-          <w:lang w:val="en-US"/>
-        </w:rPr>
-      </w:pPr>
-      <w:r>
-        <w:rPr>
-          <w:i/>
-          <w:iCs/>
-          <w:szCs w:val="20"/>
-          <w:lang w:val="en-US"/>
-        </w:rPr>
-        <w:t>Tip</w:t>
-      </w:r>
-      <w:r>
-        <w:rPr>
-          <w:i/>
-          <w:iCs/>
-          <w:szCs w:val="20"/>
-          <w:lang w:val="en-US"/>
-        </w:rPr>
-        <w:t>: If you are developing a Console/Gamepad game then choose “Desktop” as the Platform and set the input keys according to your needs.</w:t>
       </w:r>
     </w:p>
     <w:p>
@@ -7023,27 +6878,7 @@
           <w:szCs w:val="20"/>
           <w:lang w:val="en-US"/>
         </w:rPr>
-        <w:t>(</w:t>
-      </w:r>
-      <w:proofErr w:type="gramStart"/>
-      <w:r>
-        <w:rPr>
-          <w:i/>
-          <w:iCs/>
-          <w:szCs w:val="20"/>
-          <w:lang w:val="en-US"/>
-        </w:rPr>
-        <w:t>e.g.</w:t>
-      </w:r>
-      <w:proofErr w:type="gramEnd"/>
-      <w:r>
-        <w:rPr>
-          <w:i/>
-          <w:iCs/>
-          <w:szCs w:val="20"/>
-          <w:lang w:val="en-US"/>
-        </w:rPr>
-        <w:t xml:space="preserve"> through a Horizontal- or </w:t>
+        <w:t xml:space="preserve">(e.g. through a Horizontal- or </w:t>
       </w:r>
       <w:proofErr w:type="spellStart"/>
       <w:r>
@@ -7277,28 +7112,527 @@
           <w:szCs w:val="20"/>
           <w:lang w:val="en-US"/>
         </w:rPr>
-        <w:t xml:space="preserve">(This is a little tedious but very flexible, ensures performance and only </w:t>
-      </w:r>
-      <w:proofErr w:type="gramStart"/>
-      <w:r>
-        <w:rPr>
-          <w:i/>
-          <w:iCs/>
+        <w:t>(This is a little tedious but very flexible, ensures performance and only has to be done once)</w:t>
+      </w:r>
+    </w:p>
+    <w:p>
+      <w:pPr>
+        <w:rPr>
           <w:szCs w:val="20"/>
           <w:lang w:val="en-US"/>
         </w:rPr>
-        <w:t>has to</w:t>
-      </w:r>
-      <w:proofErr w:type="gramEnd"/>
-      <w:r>
-        <w:rPr>
-          <w:i/>
-          <w:iCs/>
+      </w:pPr>
+      <w:r>
+        <w:rPr>
+          <w:noProof/>
           <w:szCs w:val="20"/>
           <w:lang w:val="en-US"/>
         </w:rPr>
-        <w:t xml:space="preserve"> be done once)</w:t>
-      </w:r>
+        <mc:AlternateContent>
+          <mc:Choice Requires="wps">
+            <w:drawing>
+              <wp:anchor distT="45720" distB="45720" distL="114300" distR="114300" simplePos="0" relativeHeight="251683840" behindDoc="0" locked="0" layoutInCell="1" allowOverlap="1" wp14:anchorId="69110212" wp14:editId="0FA4B066">
+                <wp:simplePos x="0" y="0"/>
+                <wp:positionH relativeFrom="column">
+                  <wp:posOffset>3375025</wp:posOffset>
+                </wp:positionH>
+                <wp:positionV relativeFrom="paragraph">
+                  <wp:posOffset>288290</wp:posOffset>
+                </wp:positionV>
+                <wp:extent cx="2037715" cy="1516380"/>
+                <wp:effectExtent l="0" t="0" r="19685" b="26670"/>
+                <wp:wrapSquare wrapText="bothSides"/>
+                <wp:docPr id="18" name="Textfeld 2"/>
+                <wp:cNvGraphicFramePr>
+                  <a:graphicFrameLocks xmlns:a="http://schemas.openxmlformats.org/drawingml/2006/main"/>
+                </wp:cNvGraphicFramePr>
+                <a:graphic xmlns:a="http://schemas.openxmlformats.org/drawingml/2006/main">
+                  <a:graphicData uri="http://schemas.microsoft.com/office/word/2010/wordprocessingShape">
+                    <wps:wsp>
+                      <wps:cNvSpPr txBox="1">
+                        <a:spLocks noChangeArrowheads="1"/>
+                      </wps:cNvSpPr>
+                      <wps:spPr bwMode="auto">
+                        <a:xfrm>
+                          <a:off x="0" y="0"/>
+                          <a:ext cx="2037715" cy="1516380"/>
+                        </a:xfrm>
+                        <a:prstGeom prst="rect">
+                          <a:avLst/>
+                        </a:prstGeom>
+                        <a:solidFill>
+                          <a:srgbClr val="FFFFFF"/>
+                        </a:solidFill>
+                        <a:ln w="9525">
+                          <a:solidFill>
+                            <a:srgbClr val="000000"/>
+                          </a:solidFill>
+                          <a:miter lim="800000"/>
+                          <a:headEnd/>
+                          <a:tailEnd/>
+                        </a:ln>
+                      </wps:spPr>
+                      <wps:txbx>
+                        <w:txbxContent>
+                          <w:p>
+                            <w:pPr>
+                              <w:rPr>
+                                <w:sz w:val="15"/>
+                                <w:szCs w:val="15"/>
+                                <w:lang w:val="en-US"/>
+                              </w:rPr>
+                            </w:pPr>
+                            <w:r>
+                              <w:rPr>
+                                <w:b/>
+                                <w:bCs/>
+                                <w:sz w:val="15"/>
+                                <w:szCs w:val="15"/>
+                                <w:lang w:val="en-US"/>
+                              </w:rPr>
+                              <w:t>Game Object</w:t>
+                            </w:r>
+                            <w:r>
+                              <w:rPr>
+                                <w:b/>
+                                <w:bCs/>
+                                <w:sz w:val="15"/>
+                                <w:szCs w:val="15"/>
+                                <w:lang w:val="en-US"/>
+                              </w:rPr>
+                              <w:t>:</w:t>
+                            </w:r>
+                            <w:r>
+                              <w:rPr>
+                                <w:sz w:val="15"/>
+                                <w:szCs w:val="15"/>
+                                <w:lang w:val="en-US"/>
+                              </w:rPr>
+                              <w:t xml:space="preserve"> </w:t>
+                            </w:r>
+                            <w:r>
+                              <w:rPr>
+                                <w:sz w:val="15"/>
+                                <w:szCs w:val="15"/>
+                                <w:lang w:val="en-US"/>
+                              </w:rPr>
+                              <w:t xml:space="preserve">The </w:t>
+                            </w:r>
+                            <w:r>
+                              <w:rPr>
+                                <w:sz w:val="15"/>
+                                <w:szCs w:val="15"/>
+                                <w:lang w:val="en-US"/>
+                              </w:rPr>
+                              <w:t xml:space="preserve">root </w:t>
+                            </w:r>
+                            <w:proofErr w:type="spellStart"/>
+                            <w:r>
+                              <w:rPr>
+                                <w:sz w:val="15"/>
+                                <w:szCs w:val="15"/>
+                                <w:lang w:val="en-US"/>
+                              </w:rPr>
+                              <w:t>Game</w:t>
+                            </w:r>
+                            <w:r>
+                              <w:rPr>
+                                <w:sz w:val="15"/>
+                                <w:szCs w:val="15"/>
+                                <w:lang w:val="en-US"/>
+                              </w:rPr>
+                              <w:t>Object</w:t>
+                            </w:r>
+                            <w:proofErr w:type="spellEnd"/>
+                            <w:r>
+                              <w:rPr>
+                                <w:sz w:val="15"/>
+                                <w:szCs w:val="15"/>
+                                <w:lang w:val="en-US"/>
+                              </w:rPr>
+                              <w:t xml:space="preserve"> of the text box. This is being activated whenever the text box is being activated</w:t>
+                            </w:r>
+                          </w:p>
+                          <w:p>
+                            <w:pPr>
+                              <w:rPr>
+                                <w:sz w:val="15"/>
+                                <w:szCs w:val="15"/>
+                                <w:lang w:val="en-US"/>
+                              </w:rPr>
+                            </w:pPr>
+                            <w:r>
+                              <w:rPr>
+                                <w:b/>
+                                <w:bCs/>
+                                <w:sz w:val="15"/>
+                                <w:szCs w:val="15"/>
+                                <w:lang w:val="en-US"/>
+                              </w:rPr>
+                              <w:t xml:space="preserve">Text: </w:t>
+                            </w:r>
+                            <w:r>
+                              <w:rPr>
+                                <w:sz w:val="15"/>
+                                <w:szCs w:val="15"/>
+                                <w:lang w:val="en-US"/>
+                              </w:rPr>
+                              <w:t xml:space="preserve">The Text component where the text of this text box shall be shown. Should be inside the </w:t>
+                            </w:r>
+                            <w:proofErr w:type="spellStart"/>
+                            <w:r>
+                              <w:rPr>
+                                <w:sz w:val="15"/>
+                                <w:szCs w:val="15"/>
+                                <w:lang w:val="en-US"/>
+                              </w:rPr>
+                              <w:t>GameObject</w:t>
+                            </w:r>
+                            <w:proofErr w:type="spellEnd"/>
+                          </w:p>
+                          <w:p>
+                            <w:pPr>
+                              <w:rPr>
+                                <w:sz w:val="15"/>
+                                <w:szCs w:val="15"/>
+                                <w:lang w:val="en-US"/>
+                              </w:rPr>
+                            </w:pPr>
+                            <w:r>
+                              <w:rPr>
+                                <w:b/>
+                                <w:bCs/>
+                                <w:sz w:val="15"/>
+                                <w:szCs w:val="15"/>
+                                <w:lang w:val="en-US"/>
+                              </w:rPr>
+                              <w:t xml:space="preserve">Text TMP: </w:t>
+                            </w:r>
+                            <w:r>
+                              <w:rPr>
+                                <w:sz w:val="15"/>
+                                <w:szCs w:val="15"/>
+                                <w:lang w:val="en-US"/>
+                              </w:rPr>
+                              <w:t xml:space="preserve">The same as Text but for </w:t>
+                            </w:r>
+                            <w:proofErr w:type="spellStart"/>
+                            <w:r>
+                              <w:rPr>
+                                <w:sz w:val="15"/>
+                                <w:szCs w:val="15"/>
+                                <w:lang w:val="en-US"/>
+                              </w:rPr>
+                              <w:t>TextMeshPro</w:t>
+                            </w:r>
+                            <w:proofErr w:type="spellEnd"/>
+                            <w:r>
+                              <w:rPr>
+                                <w:sz w:val="15"/>
+                                <w:szCs w:val="15"/>
+                                <w:lang w:val="en-US"/>
+                              </w:rPr>
+                              <w:t>. If you do not use TMP, leave this empty. If you do use TMP, you can leave the other one empty</w:t>
+                            </w:r>
+                          </w:p>
+                          <w:p>
+                            <w:pPr>
+                              <w:rPr>
+                                <w:lang w:val="en-US"/>
+                              </w:rPr>
+                            </w:pPr>
+                          </w:p>
+                        </w:txbxContent>
+                      </wps:txbx>
+                      <wps:bodyPr rot="0" vert="horz" wrap="square" lIns="91440" tIns="45720" rIns="91440" bIns="45720" anchor="t" anchorCtr="0">
+                        <a:noAutofit/>
+                      </wps:bodyPr>
+                    </wps:wsp>
+                  </a:graphicData>
+                </a:graphic>
+                <wp14:sizeRelH relativeFrom="margin">
+                  <wp14:pctWidth>0</wp14:pctWidth>
+                </wp14:sizeRelH>
+                <wp14:sizeRelV relativeFrom="margin">
+                  <wp14:pctHeight>0</wp14:pctHeight>
+                </wp14:sizeRelV>
+              </wp:anchor>
+            </w:drawing>
+          </mc:Choice>
+          <mc:Fallback>
+            <w:pict>
+              <v:shape w14:anchorId="69110212" id="_x0000_s1029" type="#_x0000_t202" style="position:absolute;margin-left:265.75pt;margin-top:22.7pt;width:160.45pt;height:119.4pt;z-index:251683840;visibility:visible;mso-wrap-style:square;mso-width-percent:0;mso-height-percent:0;mso-wrap-distance-left:9pt;mso-wrap-distance-top:3.6pt;mso-wrap-distance-right:9pt;mso-wrap-distance-bottom:3.6pt;mso-position-horizontal:absolute;mso-position-horizontal-relative:text;mso-position-vertical:absolute;mso-position-vertical-relative:text;mso-width-percent:0;mso-height-percent:0;mso-width-relative:margin;mso-height-relative:margin;v-text-anchor:top" o:gfxdata="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">
+                <v:textbox>
+                  <w:txbxContent>
+                    <w:p>
+                      <w:pPr>
+                        <w:rPr>
+                          <w:sz w:val="15"/>
+                          <w:szCs w:val="15"/>
+                          <w:lang w:val="en-US"/>
+                        </w:rPr>
+                      </w:pPr>
+                      <w:r>
+                        <w:rPr>
+                          <w:b/>
+                          <w:bCs/>
+                          <w:sz w:val="15"/>
+                          <w:szCs w:val="15"/>
+                          <w:lang w:val="en-US"/>
+                        </w:rPr>
+                        <w:t>Game Object</w:t>
+                      </w:r>
+                      <w:r>
+                        <w:rPr>
+                          <w:b/>
+                          <w:bCs/>
+                          <w:sz w:val="15"/>
+                          <w:szCs w:val="15"/>
+                          <w:lang w:val="en-US"/>
+                        </w:rPr>
+                        <w:t>:</w:t>
+                      </w:r>
+                      <w:r>
+                        <w:rPr>
+                          <w:sz w:val="15"/>
+                          <w:szCs w:val="15"/>
+                          <w:lang w:val="en-US"/>
+                        </w:rPr>
+                        <w:t xml:space="preserve"> </w:t>
+                      </w:r>
+                      <w:r>
+                        <w:rPr>
+                          <w:sz w:val="15"/>
+                          <w:szCs w:val="15"/>
+                          <w:lang w:val="en-US"/>
+                        </w:rPr>
+                        <w:t xml:space="preserve">The </w:t>
+                      </w:r>
+                      <w:r>
+                        <w:rPr>
+                          <w:sz w:val="15"/>
+                          <w:szCs w:val="15"/>
+                          <w:lang w:val="en-US"/>
+                        </w:rPr>
+                        <w:t xml:space="preserve">root </w:t>
+                      </w:r>
+                      <w:proofErr w:type="spellStart"/>
+                      <w:r>
+                        <w:rPr>
+                          <w:sz w:val="15"/>
+                          <w:szCs w:val="15"/>
+                          <w:lang w:val="en-US"/>
+                        </w:rPr>
+                        <w:t>Game</w:t>
+                      </w:r>
+                      <w:r>
+                        <w:rPr>
+                          <w:sz w:val="15"/>
+                          <w:szCs w:val="15"/>
+                          <w:lang w:val="en-US"/>
+                        </w:rPr>
+                        <w:t>Object</w:t>
+                      </w:r>
+                      <w:proofErr w:type="spellEnd"/>
+                      <w:r>
+                        <w:rPr>
+                          <w:sz w:val="15"/>
+                          <w:szCs w:val="15"/>
+                          <w:lang w:val="en-US"/>
+                        </w:rPr>
+                        <w:t xml:space="preserve"> of the text box. This is being activated whenever the text box is being activated</w:t>
+                      </w:r>
+                    </w:p>
+                    <w:p>
+                      <w:pPr>
+                        <w:rPr>
+                          <w:sz w:val="15"/>
+                          <w:szCs w:val="15"/>
+                          <w:lang w:val="en-US"/>
+                        </w:rPr>
+                      </w:pPr>
+                      <w:r>
+                        <w:rPr>
+                          <w:b/>
+                          <w:bCs/>
+                          <w:sz w:val="15"/>
+                          <w:szCs w:val="15"/>
+                          <w:lang w:val="en-US"/>
+                        </w:rPr>
+                        <w:t xml:space="preserve">Text: </w:t>
+                      </w:r>
+                      <w:r>
+                        <w:rPr>
+                          <w:sz w:val="15"/>
+                          <w:szCs w:val="15"/>
+                          <w:lang w:val="en-US"/>
+                        </w:rPr>
+                        <w:t xml:space="preserve">The Text component where the text of this text box shall be shown. Should be inside the </w:t>
+                      </w:r>
+                      <w:proofErr w:type="spellStart"/>
+                      <w:r>
+                        <w:rPr>
+                          <w:sz w:val="15"/>
+                          <w:szCs w:val="15"/>
+                          <w:lang w:val="en-US"/>
+                        </w:rPr>
+                        <w:t>GameObject</w:t>
+                      </w:r>
+                      <w:proofErr w:type="spellEnd"/>
+                    </w:p>
+                    <w:p>
+                      <w:pPr>
+                        <w:rPr>
+                          <w:sz w:val="15"/>
+                          <w:szCs w:val="15"/>
+                          <w:lang w:val="en-US"/>
+                        </w:rPr>
+                      </w:pPr>
+                      <w:r>
+                        <w:rPr>
+                          <w:b/>
+                          <w:bCs/>
+                          <w:sz w:val="15"/>
+                          <w:szCs w:val="15"/>
+                          <w:lang w:val="en-US"/>
+                        </w:rPr>
+                        <w:t xml:space="preserve">Text TMP: </w:t>
+                      </w:r>
+                      <w:r>
+                        <w:rPr>
+                          <w:sz w:val="15"/>
+                          <w:szCs w:val="15"/>
+                          <w:lang w:val="en-US"/>
+                        </w:rPr>
+                        <w:t xml:space="preserve">The same as Text but for </w:t>
+                      </w:r>
+                      <w:proofErr w:type="spellStart"/>
+                      <w:r>
+                        <w:rPr>
+                          <w:sz w:val="15"/>
+                          <w:szCs w:val="15"/>
+                          <w:lang w:val="en-US"/>
+                        </w:rPr>
+                        <w:t>TextMeshPro</w:t>
+                      </w:r>
+                      <w:proofErr w:type="spellEnd"/>
+                      <w:r>
+                        <w:rPr>
+                          <w:sz w:val="15"/>
+                          <w:szCs w:val="15"/>
+                          <w:lang w:val="en-US"/>
+                        </w:rPr>
+                        <w:t>. If you do not use TMP, leave this empty. If you do use TMP, you can leave the other one empty</w:t>
+                      </w:r>
+                    </w:p>
+                    <w:p>
+                      <w:pPr>
+                        <w:rPr>
+                          <w:lang w:val="en-US"/>
+                        </w:rPr>
+                      </w:pPr>
+                    </w:p>
+                  </w:txbxContent>
+                </v:textbox>
+                <w10:wrap type="square"/>
+              </v:shape>
+            </w:pict>
+          </mc:Fallback>
+        </mc:AlternateContent>
+      </w:r>
+      <w:r>
+        <w:rPr>
+          <w:szCs w:val="20"/>
+          <w:lang w:val="en-US"/>
+        </w:rPr>
+        <w:t>Below, the Dialogue Text Box is explained as an example:</w:t>
+      </w:r>
+    </w:p>
+    <w:p>
+      <w:pPr>
+        <w:rPr>
+          <w:szCs w:val="20"/>
+          <w:lang w:val="en-US"/>
+        </w:rPr>
+      </w:pPr>
+      <w:r>
+        <w:rPr>
+          <w:szCs w:val="20"/>
+          <w:lang w:val="en-US"/>
+        </w:rPr>
+        <w:drawing>
+          <wp:anchor distT="0" distB="0" distL="114300" distR="114300" simplePos="0" relativeHeight="251684864" behindDoc="1" locked="0" layoutInCell="1" allowOverlap="1" wp14:anchorId="00255199" wp14:editId="3B2383A7">
+            <wp:simplePos x="0" y="0"/>
+            <wp:positionH relativeFrom="column">
+              <wp:posOffset>-8255</wp:posOffset>
+            </wp:positionH>
+            <wp:positionV relativeFrom="paragraph">
+              <wp:posOffset>432435</wp:posOffset>
+            </wp:positionV>
+            <wp:extent cx="3241675" cy="594995"/>
+            <wp:effectExtent l="0" t="0" r="0" b="0"/>
+            <wp:wrapTight wrapText="bothSides">
+              <wp:wrapPolygon edited="0">
+                <wp:start x="0" y="0"/>
+                <wp:lineTo x="0" y="20747"/>
+                <wp:lineTo x="21452" y="20747"/>
+                <wp:lineTo x="21452" y="0"/>
+                <wp:lineTo x="0" y="0"/>
+              </wp:wrapPolygon>
+            </wp:wrapTight>
+            <wp:docPr id="16" name="Grafik 16"/>
+            <wp:cNvGraphicFramePr>
+              <a:graphicFrameLocks xmlns:a="http://schemas.openxmlformats.org/drawingml/2006/main" noChangeAspect="1"/>
+            </wp:cNvGraphicFramePr>
+            <a:graphic xmlns:a="http://schemas.openxmlformats.org/drawingml/2006/main">
+              <a:graphicData uri="http://schemas.openxmlformats.org/drawingml/2006/picture">
+                <pic:pic xmlns:pic="http://schemas.openxmlformats.org/drawingml/2006/picture">
+                  <pic:nvPicPr>
+                    <pic:cNvPr id="1" name=""/>
+                    <pic:cNvPicPr/>
+                  </pic:nvPicPr>
+                  <pic:blipFill>
+                    <a:blip r:embed="rId13">
+                      <a:extLst>
+                        <a:ext uri="{28A0092B-C50C-407E-A947-70E740481C1C}">
+                          <a14:useLocalDpi xmlns:a14="http://schemas.microsoft.com/office/drawing/2010/main" val="0"/>
+                        </a:ext>
+                      </a:extLst>
+                    </a:blip>
+                    <a:stretch>
+                      <a:fillRect/>
+                    </a:stretch>
+                  </pic:blipFill>
+                  <pic:spPr>
+                    <a:xfrm>
+                      <a:off x="0" y="0"/>
+                      <a:ext cx="3241675" cy="594995"/>
+                    </a:xfrm>
+                    <a:prstGeom prst="rect">
+                      <a:avLst/>
+                    </a:prstGeom>
+                  </pic:spPr>
+                </pic:pic>
+              </a:graphicData>
+            </a:graphic>
+          </wp:anchor>
+        </w:drawing>
+      </w:r>
+    </w:p>
+    <w:p>
+      <w:pPr>
+        <w:rPr>
+          <w:szCs w:val="20"/>
+          <w:lang w:val="en-US"/>
+        </w:rPr>
+      </w:pPr>
+    </w:p>
+    <w:p>
+      <w:pPr>
+        <w:rPr>
+          <w:lang w:val="en-US"/>
+        </w:rPr>
+      </w:pPr>
     </w:p>
     <w:p>
       <w:pPr>
@@ -7476,13 +7810,6 @@
         </w:rPr>
         <w:t>.</w:t>
       </w:r>
-    </w:p>
-    <w:p>
-      <w:pPr>
-        <w:rPr>
-          <w:lang w:val="en-US"/>
-        </w:rPr>
-      </w:pPr>
       <w:r>
         <w:rPr>
           <w:lang w:val="en-US"/>
@@ -7503,7 +7830,6 @@
         <w:lastRenderedPageBreak/>
         <w:t xml:space="preserve">If you open the </w:t>
       </w:r>
-      <w:proofErr w:type="spellStart"/>
       <w:r>
         <w:rPr>
           <w:lang w:val="en-US"/>
@@ -7514,14 +7840,13 @@
         <w:rPr>
           <w:lang w:val="en-US"/>
         </w:rPr>
-        <w:t>Editor</w:t>
-      </w:r>
-      <w:proofErr w:type="spellEnd"/>
-      <w:r>
-        <w:rPr>
-          <w:lang w:val="en-US"/>
-        </w:rPr>
-        <w:t xml:space="preserve"> you will see the following:</w:t>
+        <w:t xml:space="preserve"> </w:t>
+      </w:r>
+      <w:r>
+        <w:rPr>
+          <w:lang w:val="en-US"/>
+        </w:rPr>
+        <w:t>Editor you will see the following:</w:t>
       </w:r>
     </w:p>
     <w:p>
@@ -7536,15 +7861,15 @@
           <w:lang w:val="en-US"/>
         </w:rPr>
         <w:drawing>
-          <wp:anchor distT="0" distB="0" distL="114300" distR="114300" simplePos="0" relativeHeight="251658240" behindDoc="0" locked="0" layoutInCell="1" allowOverlap="1" wp14:anchorId="229B42E6" wp14:editId="6398C53B">
+          <wp:anchor distT="0" distB="0" distL="114300" distR="114300" simplePos="0" relativeHeight="251658240" behindDoc="0" locked="0" layoutInCell="1" allowOverlap="1" wp14:anchorId="229B42E6" wp14:editId="7C685DEE">
             <wp:simplePos x="0" y="0"/>
             <wp:positionH relativeFrom="column">
-              <wp:posOffset>-635</wp:posOffset>
+              <wp:posOffset>3810</wp:posOffset>
             </wp:positionH>
             <wp:positionV relativeFrom="paragraph">
-              <wp:posOffset>218440</wp:posOffset>
+              <wp:posOffset>219075</wp:posOffset>
             </wp:positionV>
-            <wp:extent cx="5753100" cy="2994660"/>
+            <wp:extent cx="5742940" cy="2994660"/>
             <wp:effectExtent l="0" t="0" r="0" b="0"/>
             <wp:wrapTopAndBottom/>
             <wp:docPr id="1" name="Grafik 1"/>
@@ -7555,20 +7880,19 @@
               <a:graphicData uri="http://schemas.openxmlformats.org/drawingml/2006/picture">
                 <pic:pic xmlns:pic="http://schemas.openxmlformats.org/drawingml/2006/picture">
                   <pic:nvPicPr>
-                    <pic:cNvPr id="0" name="Picture 1"/>
+                    <pic:cNvPr id="1" name="Grafik 1"/>
                     <pic:cNvPicPr>
                       <a:picLocks noChangeAspect="1" noChangeArrowheads="1"/>
                     </pic:cNvPicPr>
                   </pic:nvPicPr>
                   <pic:blipFill>
-                    <a:blip r:embed="rId13" cstate="print">
+                    <a:blip r:embed="rId14" cstate="print">
                       <a:extLst>
                         <a:ext uri="{28A0092B-C50C-407E-A947-70E740481C1C}">
                           <a14:useLocalDpi xmlns:a14="http://schemas.microsoft.com/office/drawing/2010/main" val="0"/>
                         </a:ext>
                       </a:extLst>
                     </a:blip>
-                    <a:srcRect/>
                     <a:stretch>
                       <a:fillRect/>
                     </a:stretch>
@@ -7576,7 +7900,7 @@
                   <pic:spPr bwMode="auto">
                     <a:xfrm>
                       <a:off x="0" y="0"/>
-                      <a:ext cx="5753100" cy="2994660"/>
+                      <a:ext cx="5742940" cy="2994660"/>
                     </a:xfrm>
                     <a:prstGeom prst="rect">
                       <a:avLst/>
@@ -8016,23 +8340,7 @@
           <w:lang w:val="en-US"/>
         </w:rPr>
         <w:lastRenderedPageBreak/>
-        <w:t xml:space="preserve">If you </w:t>
-      </w:r>
-      <w:proofErr w:type="gramStart"/>
-      <w:r>
-        <w:rPr>
-          <w:color w:val="000000" w:themeColor="text1"/>
-          <w:lang w:val="en-US"/>
-        </w:rPr>
-        <w:t>left-click</w:t>
-      </w:r>
-      <w:proofErr w:type="gramEnd"/>
-      <w:r>
-        <w:rPr>
-          <w:color w:val="000000" w:themeColor="text1"/>
-          <w:lang w:val="en-US"/>
-        </w:rPr>
-        <w:t xml:space="preserve"> a </w:t>
+        <w:t xml:space="preserve">If you left-click a </w:t>
       </w:r>
       <w:r>
         <w:rPr>
@@ -8063,9 +8371,9 @@
           <w:lang w:val="en-US"/>
         </w:rPr>
         <w:drawing>
-          <wp:inline distT="0" distB="0" distL="0" distR="0" wp14:anchorId="326566F4" wp14:editId="0F43CC74">
-            <wp:extent cx="5752800" cy="3031590"/>
-            <wp:effectExtent l="0" t="0" r="635" b="0"/>
+          <wp:inline distT="0" distB="0" distL="0" distR="0" wp14:anchorId="326566F4" wp14:editId="4C6A7B10">
+            <wp:extent cx="5752800" cy="3026757"/>
+            <wp:effectExtent l="0" t="0" r="635" b="2540"/>
             <wp:docPr id="3" name="Grafik 3"/>
             <wp:cNvGraphicFramePr>
               <a:graphicFrameLocks xmlns:a="http://schemas.openxmlformats.org/drawingml/2006/main" noChangeAspect="1"/>
@@ -8074,20 +8382,19 @@
               <a:graphicData uri="http://schemas.openxmlformats.org/drawingml/2006/picture">
                 <pic:pic xmlns:pic="http://schemas.openxmlformats.org/drawingml/2006/picture">
                   <pic:nvPicPr>
-                    <pic:cNvPr id="0" name="Picture 3"/>
+                    <pic:cNvPr id="3" name="Grafik 3"/>
                     <pic:cNvPicPr>
                       <a:picLocks noChangeAspect="1" noChangeArrowheads="1"/>
                     </pic:cNvPicPr>
                   </pic:nvPicPr>
                   <pic:blipFill>
-                    <a:blip r:embed="rId14" cstate="print">
+                    <a:blip r:embed="rId15" cstate="print">
                       <a:extLst>
                         <a:ext uri="{28A0092B-C50C-407E-A947-70E740481C1C}">
                           <a14:useLocalDpi xmlns:a14="http://schemas.microsoft.com/office/drawing/2010/main" val="0"/>
                         </a:ext>
                       </a:extLst>
                     </a:blip>
-                    <a:srcRect/>
                     <a:stretch>
                       <a:fillRect/>
                     </a:stretch>
@@ -8095,7 +8402,7 @@
                   <pic:spPr bwMode="auto">
                     <a:xfrm>
                       <a:off x="0" y="0"/>
-                      <a:ext cx="5752800" cy="3031590"/>
+                      <a:ext cx="5752800" cy="3026757"/>
                     </a:xfrm>
                     <a:prstGeom prst="rect">
                       <a:avLst/>
@@ -8148,23 +8455,7 @@
           <w:color w:val="000000" w:themeColor="text1"/>
           <w:lang w:val="en-US"/>
         </w:rPr>
-        <w:t xml:space="preserve"> Part here. IDs </w:t>
-      </w:r>
-      <w:proofErr w:type="gramStart"/>
-      <w:r>
-        <w:rPr>
-          <w:color w:val="000000" w:themeColor="text1"/>
-          <w:lang w:val="en-US"/>
-        </w:rPr>
-        <w:t>have to</w:t>
-      </w:r>
-      <w:proofErr w:type="gramEnd"/>
-      <w:r>
-        <w:rPr>
-          <w:color w:val="000000" w:themeColor="text1"/>
-          <w:lang w:val="en-US"/>
-        </w:rPr>
-        <w:t xml:space="preserve"> be unique and should contain a little information about the contents of the </w:t>
+        <w:t xml:space="preserve"> Part here. IDs have to be unique and should contain a little information about the contents of the </w:t>
       </w:r>
       <w:r>
         <w:rPr>
@@ -8440,7 +8731,6 @@
         </w:rPr>
         <w:t>(</w:t>
       </w:r>
-      <w:proofErr w:type="gramStart"/>
       <w:r>
         <w:rPr>
           <w:i/>
@@ -8449,18 +8739,7 @@
           <w:szCs w:val="20"/>
           <w:lang w:val="en-US"/>
         </w:rPr>
-        <w:t>e.g.</w:t>
-      </w:r>
-      <w:proofErr w:type="gramEnd"/>
-      <w:r>
-        <w:rPr>
-          <w:i/>
-          <w:iCs/>
-          <w:color w:val="000000" w:themeColor="text1"/>
-          <w:szCs w:val="20"/>
-          <w:lang w:val="en-US"/>
-        </w:rPr>
-        <w:t xml:space="preserve"> “Yes”, “No”, “I want to buy something”)</w:t>
+        <w:t>e.g. “Yes”, “No”, “I want to buy something”)</w:t>
       </w:r>
       <w:r>
         <w:rPr>
@@ -8582,7 +8861,7 @@
                     <pic:cNvPicPr/>
                   </pic:nvPicPr>
                   <pic:blipFill>
-                    <a:blip r:embed="rId15"/>
+                    <a:blip r:embed="rId16"/>
                     <a:stretch>
                       <a:fillRect/>
                     </a:stretch>
@@ -8658,23 +8937,7 @@
           <w:color w:val="000000" w:themeColor="text1"/>
           <w:lang w:val="en-US"/>
         </w:rPr>
-        <w:t xml:space="preserve"> Parts can be connected to others either via Answers (meaning the player </w:t>
-      </w:r>
-      <w:proofErr w:type="gramStart"/>
-      <w:r>
-        <w:rPr>
-          <w:color w:val="000000" w:themeColor="text1"/>
-          <w:lang w:val="en-US"/>
-        </w:rPr>
-        <w:t>has to</w:t>
-      </w:r>
-      <w:proofErr w:type="gramEnd"/>
-      <w:r>
-        <w:rPr>
-          <w:color w:val="000000" w:themeColor="text1"/>
-          <w:lang w:val="en-US"/>
-        </w:rPr>
-        <w:t xml:space="preserve"> click/tap an Answer) or directly (meaning the player has to press a button or tap the screen to continue), the latter is only possible if </w:t>
+        <w:t xml:space="preserve"> Parts can be connected to others either via Answers (meaning the player has to click/tap an Answer) or directly (meaning the player has to press a button or tap the screen to continue), the latter is only possible if </w:t>
       </w:r>
       <w:r>
         <w:rPr>
@@ -8868,211 +9131,184 @@
           <w:color w:val="000000" w:themeColor="text1"/>
           <w:lang w:val="en-US"/>
         </w:rPr>
-        <w:t xml:space="preserve"> </w:t>
-      </w:r>
-      <w:proofErr w:type="gramStart"/>
+        <w:t xml:space="preserve"> (.</w:t>
+      </w:r>
+      <w:proofErr w:type="spellStart"/>
       <w:r>
         <w:rPr>
           <w:color w:val="000000" w:themeColor="text1"/>
           <w:lang w:val="en-US"/>
         </w:rPr>
-        <w:t>(.</w:t>
+        <w:t>uds</w:t>
+      </w:r>
+      <w:r>
+        <w:rPr>
+          <w:color w:val="000000" w:themeColor="text1"/>
+          <w:lang w:val="en-US"/>
+        </w:rPr>
+        <w:t>Dialogue</w:t>
+      </w:r>
+      <w:r>
+        <w:rPr>
+          <w:color w:val="000000" w:themeColor="text1"/>
+          <w:lang w:val="en-US"/>
+        </w:rPr>
+        <w:t>.json</w:t>
+      </w:r>
+      <w:proofErr w:type="spellEnd"/>
+      <w:r>
+        <w:rPr>
+          <w:color w:val="000000" w:themeColor="text1"/>
+          <w:lang w:val="en-US"/>
+        </w:rPr>
+        <w:t xml:space="preserve"> file) under Assets\Resources\</w:t>
+      </w:r>
+      <w:r>
+        <w:rPr>
+          <w:color w:val="000000" w:themeColor="text1"/>
+          <w:lang w:val="en-US"/>
+        </w:rPr>
+        <w:t>Dialogue</w:t>
+      </w:r>
+      <w:r>
+        <w:rPr>
+          <w:color w:val="000000" w:themeColor="text1"/>
+          <w:lang w:val="en-US"/>
+        </w:rPr>
+        <w:t>s.</w:t>
+      </w:r>
+    </w:p>
+    <w:p>
+      <w:pPr>
+        <w:rPr>
+          <w:rFonts w:cs="Arial"/>
+          <w:lang w:val="en-US"/>
+        </w:rPr>
+      </w:pPr>
+      <w:r>
+        <w:rPr>
+          <w:lang w:val="en-US"/>
+        </w:rPr>
+        <w:t xml:space="preserve">Congratulations! Now everything is set up. You can go ahead now and call </w:t>
       </w:r>
       <w:proofErr w:type="spellStart"/>
       <w:r>
         <w:rPr>
-          <w:color w:val="000000" w:themeColor="text1"/>
-          <w:lang w:val="en-US"/>
-        </w:rPr>
-        <w:t>uds</w:t>
-      </w:r>
-      <w:r>
-        <w:rPr>
-          <w:color w:val="000000" w:themeColor="text1"/>
+          <w:rFonts w:ascii="Consolas" w:hAnsi="Consolas"/>
+          <w:lang w:val="en-US"/>
+        </w:rPr>
+        <w:t>UDS</w:t>
+      </w:r>
+      <w:r>
+        <w:rPr>
+          <w:rFonts w:ascii="Consolas" w:hAnsi="Consolas"/>
           <w:lang w:val="en-US"/>
         </w:rPr>
         <w:t>Dialogue</w:t>
       </w:r>
       <w:r>
         <w:rPr>
-          <w:color w:val="000000" w:themeColor="text1"/>
-          <w:lang w:val="en-US"/>
-        </w:rPr>
-        <w:t>.json</w:t>
+          <w:rFonts w:ascii="Consolas" w:hAnsi="Consolas"/>
+          <w:lang w:val="en-US"/>
+        </w:rPr>
+        <w:t>Manager.instance.Start</w:t>
+      </w:r>
+      <w:r>
+        <w:rPr>
+          <w:rFonts w:ascii="Consolas" w:hAnsi="Consolas"/>
+          <w:lang w:val="en-US"/>
+        </w:rPr>
+        <w:t>Dialogue</w:t>
       </w:r>
       <w:proofErr w:type="spellEnd"/>
-      <w:proofErr w:type="gramEnd"/>
-      <w:r>
-        <w:rPr>
-          <w:color w:val="000000" w:themeColor="text1"/>
-          <w:lang w:val="en-US"/>
-        </w:rPr>
-        <w:t xml:space="preserve"> file) under Assets\Resources\</w:t>
-      </w:r>
-      <w:r>
-        <w:rPr>
-          <w:color w:val="000000" w:themeColor="text1"/>
+      <w:r>
+        <w:rPr>
+          <w:rFonts w:ascii="Consolas" w:hAnsi="Consolas"/>
+          <w:lang w:val="en-US"/>
+        </w:rPr>
+        <w:t>(</w:t>
+      </w:r>
+      <w:proofErr w:type="spellStart"/>
+      <w:r>
+        <w:rPr>
+          <w:rFonts w:ascii="Consolas" w:hAnsi="Consolas"/>
           <w:lang w:val="en-US"/>
         </w:rPr>
         <w:t>Dialogue</w:t>
       </w:r>
       <w:r>
         <w:rPr>
-          <w:color w:val="000000" w:themeColor="text1"/>
-          <w:lang w:val="en-US"/>
-        </w:rPr>
-        <w:t>s.</w:t>
-      </w:r>
-    </w:p>
-    <w:p>
-      <w:pPr>
+          <w:rFonts w:ascii="Consolas" w:hAnsi="Consolas"/>
+          <w:lang w:val="en-US"/>
+        </w:rPr>
+        <w:t>ID</w:t>
+      </w:r>
+      <w:proofErr w:type="spellEnd"/>
+      <w:r>
+        <w:rPr>
+          <w:rFonts w:ascii="Consolas" w:hAnsi="Consolas"/>
+          <w:lang w:val="en-US"/>
+        </w:rPr>
+        <w:t xml:space="preserve">) </w:t>
+      </w:r>
+      <w:r>
         <w:rPr>
           <w:rFonts w:cs="Arial"/>
           <w:lang w:val="en-US"/>
         </w:rPr>
-      </w:pPr>
-      <w:r>
-        <w:rPr>
-          <w:lang w:val="en-US"/>
-        </w:rPr>
-        <w:t xml:space="preserve">Congratulations! Now everything is set up. You can go ahead now and call </w:t>
+        <w:t xml:space="preserve">to play back the </w:t>
+      </w:r>
+      <w:r>
+        <w:rPr>
+          <w:rFonts w:cs="Arial"/>
+          <w:lang w:val="en-US"/>
+        </w:rPr>
+        <w:t>Dialogue</w:t>
+      </w:r>
+      <w:r>
+        <w:rPr>
+          <w:rFonts w:cs="Arial"/>
+          <w:lang w:val="en-US"/>
+        </w:rPr>
+        <w:t xml:space="preserve"> (the </w:t>
       </w:r>
       <w:proofErr w:type="spellStart"/>
-      <w:proofErr w:type="gramStart"/>
-      <w:r>
-        <w:rPr>
-          <w:rFonts w:ascii="Consolas" w:hAnsi="Consolas"/>
-          <w:lang w:val="en-US"/>
-        </w:rPr>
-        <w:t>UDS</w:t>
-      </w:r>
-      <w:r>
-        <w:rPr>
-          <w:rFonts w:ascii="Consolas" w:hAnsi="Consolas"/>
+      <w:r>
+        <w:rPr>
+          <w:rFonts w:cs="Arial"/>
           <w:lang w:val="en-US"/>
         </w:rPr>
         <w:t>Dialogue</w:t>
       </w:r>
       <w:r>
         <w:rPr>
-          <w:rFonts w:ascii="Consolas" w:hAnsi="Consolas"/>
-          <w:lang w:val="en-US"/>
-        </w:rPr>
-        <w:t>Manager.instance.Start</w:t>
-      </w:r>
-      <w:r>
-        <w:rPr>
-          <w:rFonts w:ascii="Consolas" w:hAnsi="Consolas"/>
-          <w:lang w:val="en-US"/>
-        </w:rPr>
-        <w:t>Dialogue</w:t>
+          <w:rFonts w:cs="Arial"/>
+          <w:lang w:val="en-US"/>
+        </w:rPr>
+        <w:t>ID</w:t>
       </w:r>
       <w:proofErr w:type="spellEnd"/>
-      <w:proofErr w:type="gramEnd"/>
-      <w:r>
-        <w:rPr>
-          <w:rFonts w:ascii="Consolas" w:hAnsi="Consolas"/>
-          <w:lang w:val="en-US"/>
-        </w:rPr>
-        <w:t>(</w:t>
-      </w:r>
-      <w:proofErr w:type="spellStart"/>
-      <w:r>
-        <w:rPr>
-          <w:rFonts w:ascii="Consolas" w:hAnsi="Consolas"/>
-          <w:lang w:val="en-US"/>
-        </w:rPr>
-        <w:t>Dialogue</w:t>
-      </w:r>
-      <w:r>
-        <w:rPr>
-          <w:rFonts w:ascii="Consolas" w:hAnsi="Consolas"/>
-          <w:lang w:val="en-US"/>
-        </w:rPr>
-        <w:t>ID</w:t>
-      </w:r>
-      <w:proofErr w:type="spellEnd"/>
-      <w:r>
-        <w:rPr>
-          <w:rFonts w:ascii="Consolas" w:hAnsi="Consolas"/>
-          <w:lang w:val="en-US"/>
-        </w:rPr>
-        <w:t xml:space="preserve">) </w:t>
-      </w:r>
       <w:r>
         <w:rPr>
           <w:rFonts w:cs="Arial"/>
           <w:lang w:val="en-US"/>
         </w:rPr>
-        <w:t xml:space="preserve">to play back the </w:t>
-      </w:r>
-      <w:r>
+        <w:t xml:space="preserve"> should always equal the filename). </w:t>
+      </w:r>
+    </w:p>
+    <w:p>
+      <w:pPr>
         <w:rPr>
           <w:rFonts w:cs="Arial"/>
           <w:lang w:val="en-US"/>
         </w:rPr>
-        <w:t>Dialogue</w:t>
-      </w:r>
+      </w:pPr>
       <w:r>
         <w:rPr>
           <w:rFonts w:cs="Arial"/>
           <w:lang w:val="en-US"/>
         </w:rPr>
-        <w:t xml:space="preserve"> (the </w:t>
-      </w:r>
-      <w:proofErr w:type="spellStart"/>
-      <w:r>
-        <w:rPr>
-          <w:rFonts w:cs="Arial"/>
-          <w:lang w:val="en-US"/>
-        </w:rPr>
-        <w:t>Dialogue</w:t>
-      </w:r>
-      <w:r>
-        <w:rPr>
-          <w:rFonts w:cs="Arial"/>
-          <w:lang w:val="en-US"/>
-        </w:rPr>
-        <w:t>ID</w:t>
-      </w:r>
-      <w:proofErr w:type="spellEnd"/>
-      <w:r>
-        <w:rPr>
-          <w:rFonts w:cs="Arial"/>
-          <w:lang w:val="en-US"/>
-        </w:rPr>
-        <w:t xml:space="preserve"> should always equal the filename). </w:t>
-      </w:r>
-    </w:p>
-    <w:p>
-      <w:pPr>
-        <w:rPr>
-          <w:rFonts w:cs="Arial"/>
-          <w:lang w:val="en-US"/>
-        </w:rPr>
-      </w:pPr>
-      <w:r>
-        <w:rPr>
-          <w:rFonts w:cs="Arial"/>
-          <w:lang w:val="en-US"/>
-        </w:rPr>
-        <w:t xml:space="preserve">Of course, you will need additional logic to </w:t>
-      </w:r>
-      <w:proofErr w:type="gramStart"/>
-      <w:r>
-        <w:rPr>
-          <w:rFonts w:cs="Arial"/>
-          <w:lang w:val="en-US"/>
-        </w:rPr>
-        <w:t>e.g.</w:t>
-      </w:r>
-      <w:proofErr w:type="gramEnd"/>
-      <w:r>
-        <w:rPr>
-          <w:rFonts w:cs="Arial"/>
-          <w:lang w:val="en-US"/>
-        </w:rPr>
-        <w:t xml:space="preserve"> link your </w:t>
+        <w:t xml:space="preserve">Of course, you will need additional logic to e.g. link your </w:t>
       </w:r>
       <w:r>
         <w:rPr>
@@ -9490,27 +9726,7 @@
           <w:szCs w:val="20"/>
           <w:lang w:val="en-US"/>
         </w:rPr>
-        <w:t>(</w:t>
-      </w:r>
-      <w:proofErr w:type="gramStart"/>
-      <w:r>
-        <w:rPr>
-          <w:i/>
-          <w:iCs/>
-          <w:szCs w:val="20"/>
-          <w:lang w:val="en-US"/>
-        </w:rPr>
-        <w:t>e.g.</w:t>
-      </w:r>
-      <w:proofErr w:type="gramEnd"/>
-      <w:r>
-        <w:rPr>
-          <w:i/>
-          <w:iCs/>
-          <w:szCs w:val="20"/>
-          <w:lang w:val="en-US"/>
-        </w:rPr>
-        <w:t xml:space="preserve"> open a shop from a Dialog</w:t>
+        <w:t>(e.g. open a shop from a Dialog</w:t>
       </w:r>
       <w:r>
         <w:rPr>
@@ -9663,27 +9879,7 @@
           <w:szCs w:val="20"/>
           <w:lang w:val="en-US"/>
         </w:rPr>
-        <w:t>(</w:t>
-      </w:r>
-      <w:proofErr w:type="gramStart"/>
-      <w:r>
-        <w:rPr>
-          <w:i/>
-          <w:iCs/>
-          <w:szCs w:val="20"/>
-          <w:lang w:val="en-US"/>
-        </w:rPr>
-        <w:t>e.g.</w:t>
-      </w:r>
-      <w:proofErr w:type="gramEnd"/>
-      <w:r>
-        <w:rPr>
-          <w:i/>
-          <w:iCs/>
-          <w:szCs w:val="20"/>
-          <w:lang w:val="en-US"/>
-        </w:rPr>
-        <w:t xml:space="preserve"> player has a certain quest, reached a certain level, …)</w:t>
+        <w:t>(e.g. player has a certain quest, reached a certain level, …)</w:t>
       </w:r>
       <w:r>
         <w:rPr>
@@ -9772,7 +9968,7 @@
           <w:lang w:val="en-US"/>
         </w:rPr>
       </w:pPr>
-      <w:bookmarkStart w:id="9" w:name="_Toc80188646"/>
+      <w:bookmarkStart w:id="10" w:name="_Toc80618735"/>
       <w:r>
         <w:rPr>
           <w:lang w:val="en-US"/>
@@ -9830,7 +10026,7 @@
         </w:rPr>
         <w:t>explained</w:t>
       </w:r>
-      <w:bookmarkEnd w:id="9"/>
+      <w:bookmarkEnd w:id="10"/>
     </w:p>
     <w:p>
       <w:pPr>
@@ -9843,7 +10039,7 @@
           <w:lang w:val="en-US"/>
         </w:rPr>
       </w:pPr>
-      <w:bookmarkStart w:id="10" w:name="_Toc80188647"/>
+      <w:bookmarkStart w:id="11" w:name="_Toc80618736"/>
       <w:r>
         <w:rPr>
           <w:lang w:val="en-US"/>
@@ -9862,7 +10058,7 @@
         </w:rPr>
         <w:t>s</w:t>
       </w:r>
-      <w:bookmarkEnd w:id="10"/>
+      <w:bookmarkEnd w:id="11"/>
     </w:p>
     <w:p>
       <w:pPr>
@@ -9886,17 +10082,9 @@
         <w:rPr>
           <w:lang w:val="en-US"/>
         </w:rPr>
-        <w:t xml:space="preserve">s are being stored as JSON files with </w:t>
-      </w:r>
-      <w:proofErr w:type="gramStart"/>
-      <w:r>
-        <w:rPr>
-          <w:lang w:val="en-US"/>
-        </w:rPr>
-        <w:t>the .</w:t>
+        <w:t>s are being stored as JSON files with the .</w:t>
       </w:r>
       <w:proofErr w:type="spellStart"/>
-      <w:proofErr w:type="gramEnd"/>
       <w:r>
         <w:rPr>
           <w:lang w:val="en-US"/>
@@ -10089,7 +10277,21 @@
           <w:lang w:val="en-US"/>
         </w:rPr>
       </w:pPr>
-      <w:bookmarkStart w:id="11" w:name="_Toc80188648"/>
+      <w:bookmarkStart w:id="12" w:name="_Toc80618737"/>
+      <w:r>
+        <w:rPr>
+          <w:lang w:val="en-US"/>
+        </w:rPr>
+        <w:t>Options in the inspector</w:t>
+      </w:r>
+      <w:bookmarkEnd w:id="12"/>
+    </w:p>
+    <w:p>
+      <w:pPr>
+        <w:rPr>
+          <w:lang w:val="en-US"/>
+        </w:rPr>
+      </w:pPr>
       <w:r>
         <w:rPr>
           <w:noProof/>
@@ -10098,16 +10300,16 @@
         <mc:AlternateContent>
           <mc:Choice Requires="wps">
             <w:drawing>
-              <wp:anchor distT="45720" distB="45720" distL="114300" distR="114300" simplePos="0" relativeHeight="251662336" behindDoc="0" locked="0" layoutInCell="1" allowOverlap="1" wp14:anchorId="1FCDA0B8" wp14:editId="7631C0E2">
+              <wp:anchor distT="45720" distB="45720" distL="114300" distR="114300" simplePos="0" relativeHeight="251662336" behindDoc="0" locked="0" layoutInCell="1" allowOverlap="1" wp14:anchorId="1FCDA0B8" wp14:editId="0198BC12">
                 <wp:simplePos x="0" y="0"/>
                 <wp:positionH relativeFrom="column">
                   <wp:posOffset>3535045</wp:posOffset>
                 </wp:positionH>
                 <wp:positionV relativeFrom="paragraph">
-                  <wp:posOffset>-71755</wp:posOffset>
+                  <wp:posOffset>-48895</wp:posOffset>
                 </wp:positionV>
-                <wp:extent cx="2910840" cy="5402580"/>
-                <wp:effectExtent l="0" t="0" r="22860" b="26670"/>
+                <wp:extent cx="2910840" cy="5600700"/>
+                <wp:effectExtent l="0" t="0" r="22860" b="19050"/>
                 <wp:wrapSquare wrapText="bothSides"/>
                 <wp:docPr id="217" name="Textfeld 2"/>
                 <wp:cNvGraphicFramePr>
@@ -10122,7 +10324,7 @@
                       <wps:spPr bwMode="auto">
                         <a:xfrm>
                           <a:off x="0" y="0"/>
-                          <a:ext cx="2910840" cy="5402580"/>
+                          <a:ext cx="2910840" cy="5600700"/>
                         </a:xfrm>
                         <a:prstGeom prst="rect">
                           <a:avLst/>
@@ -10165,7 +10367,7 @@
                                 <w:szCs w:val="15"/>
                                 <w:lang w:val="en-US"/>
                               </w:rPr>
-                              <w:t xml:space="preserve"> The platform you develop your game for. Desktop/Console or Mobile</w:t>
+                              <w:t xml:space="preserve"> The platform you develop your game for. Desktop or Mobile</w:t>
                             </w:r>
                           </w:p>
                           <w:p>
@@ -10192,7 +10394,25 @@
                                 <w:szCs w:val="15"/>
                                 <w:lang w:val="en-US"/>
                               </w:rPr>
-                              <w:t xml:space="preserve"> Whether you are using regular Text components or TextMeshPro. Should not be mixed</w:t>
+                              <w:t xml:space="preserve"> Whether you are using regular Text components or </w:t>
+                            </w:r>
+                            <w:proofErr w:type="spellStart"/>
+                            <w:r>
+                              <w:rPr>
+                                <w:sz w:val="15"/>
+                                <w:szCs w:val="15"/>
+                                <w:lang w:val="en-US"/>
+                              </w:rPr>
+                              <w:t>TextMeshPro</w:t>
+                            </w:r>
+                            <w:proofErr w:type="spellEnd"/>
+                            <w:r>
+                              <w:rPr>
+                                <w:sz w:val="15"/>
+                                <w:szCs w:val="15"/>
+                                <w:lang w:val="en-US"/>
+                              </w:rPr>
+                              <w:t>. Should not be mixed</w:t>
                             </w:r>
                           </w:p>
                           <w:p>
@@ -10203,6 +10423,7 @@
                                 <w:lang w:val="en-US"/>
                               </w:rPr>
                             </w:pPr>
+                            <w:proofErr w:type="spellStart"/>
                             <w:r>
                               <w:rPr>
                                 <w:b/>
@@ -10221,7 +10442,18 @@
                                 <w:szCs w:val="15"/>
                                 <w:lang w:val="en-US"/>
                               </w:rPr>
-                              <w:t>UI:</w:t>
+                              <w:t>UI</w:t>
+                            </w:r>
+                            <w:proofErr w:type="spellEnd"/>
+                            <w:r>
+                              <w:rPr>
+                                <w:b/>
+                                <w:bCs/>
+                                <w:sz w:val="15"/>
+                                <w:szCs w:val="15"/>
+                                <w:lang w:val="en-US"/>
+                              </w:rPr>
+                              <w:t>:</w:t>
                             </w:r>
                             <w:r>
                               <w:rPr>
@@ -10231,6 +10463,7 @@
                               </w:rPr>
                               <w:t xml:space="preserve"> The highest parent of all </w:t>
                             </w:r>
+                            <w:proofErr w:type="spellStart"/>
                             <w:r>
                               <w:rPr>
                                 <w:sz w:val="15"/>
@@ -10245,7 +10478,16 @@
                                 <w:szCs w:val="15"/>
                                 <w:lang w:val="en-US"/>
                               </w:rPr>
-                              <w:t>UI (described in more detail under 3. Quick Start)</w:t>
+                              <w:t>UI</w:t>
+                            </w:r>
+                            <w:proofErr w:type="spellEnd"/>
+                            <w:r>
+                              <w:rPr>
+                                <w:sz w:val="15"/>
+                                <w:szCs w:val="15"/>
+                                <w:lang w:val="en-US"/>
+                              </w:rPr>
+                              <w:t xml:space="preserve"> (described in more detail under 3. Quick Start)</w:t>
                             </w:r>
                           </w:p>
                           <w:p>
@@ -10288,7 +10530,43 @@
                                 <w:szCs w:val="15"/>
                                 <w:lang w:val="en-US"/>
                               </w:rPr>
-                              <w:t xml:space="preserve"> GameObject and either a normal Text component or a TextMeshPro component. In the case of the Answer Text Boxes also a Button component</w:t>
+                              <w:t xml:space="preserve"> </w:t>
+                            </w:r>
+                            <w:proofErr w:type="spellStart"/>
+                            <w:r>
+                              <w:rPr>
+                                <w:sz w:val="15"/>
+                                <w:szCs w:val="15"/>
+                                <w:lang w:val="en-US"/>
+                              </w:rPr>
+                              <w:t>GameObject</w:t>
+                            </w:r>
+                            <w:proofErr w:type="spellEnd"/>
+                            <w:r>
+                              <w:rPr>
+                                <w:sz w:val="15"/>
+                                <w:szCs w:val="15"/>
+                                <w:lang w:val="en-US"/>
+                              </w:rPr>
+                              <w:t xml:space="preserve"> and either a normal Text component or a </w:t>
+                            </w:r>
+                            <w:proofErr w:type="spellStart"/>
+                            <w:r>
+                              <w:rPr>
+                                <w:sz w:val="15"/>
+                                <w:szCs w:val="15"/>
+                                <w:lang w:val="en-US"/>
+                              </w:rPr>
+                              <w:t>TextMeshPro</w:t>
+                            </w:r>
+                            <w:proofErr w:type="spellEnd"/>
+                            <w:r>
+                              <w:rPr>
+                                <w:sz w:val="15"/>
+                                <w:szCs w:val="15"/>
+                                <w:lang w:val="en-US"/>
+                              </w:rPr>
+                              <w:t xml:space="preserve"> component. In the case of the Answer Text Boxes also a Button component</w:t>
                             </w:r>
                           </w:p>
                           <w:p>
@@ -10335,7 +10613,16 @@
                                 <w:szCs w:val="15"/>
                                 <w:lang w:val="en-US"/>
                               </w:rPr>
-                              <w:t xml:space="preserve"> GameObject</w:t>
+                              <w:t xml:space="preserve"> </w:t>
+                            </w:r>
+                            <w:proofErr w:type="spellStart"/>
+                            <w:r>
+                              <w:rPr>
+                                <w:sz w:val="15"/>
+                                <w:szCs w:val="15"/>
+                                <w:lang w:val="en-US"/>
+                              </w:rPr>
+                              <w:t>GameObject</w:t>
                             </w:r>
                             <w:r>
                               <w:rPr>
@@ -10345,6 +10632,7 @@
                               </w:rPr>
                               <w:t>s</w:t>
                             </w:r>
+                            <w:proofErr w:type="spellEnd"/>
                             <w:r>
                               <w:rPr>
                                 <w:sz w:val="15"/>
@@ -10377,6 +10665,7 @@
                               </w:rPr>
                               <w:t xml:space="preserve"> (e.g. </w:t>
                             </w:r>
+                            <w:proofErr w:type="spellStart"/>
                             <w:r>
                               <w:rPr>
                                 <w:sz w:val="15"/>
@@ -10385,6 +10674,7 @@
                               </w:rPr>
                               <w:t>healthbar</w:t>
                             </w:r>
+                            <w:proofErr w:type="spellEnd"/>
                             <w:r>
                               <w:rPr>
                                 <w:sz w:val="15"/>
@@ -10476,6 +10766,7 @@
                               </w:rPr>
                               <w:t xml:space="preserve"> (e.g. skip to the next </w:t>
                             </w:r>
+                            <w:proofErr w:type="spellStart"/>
                             <w:r>
                               <w:rPr>
                                 <w:sz w:val="15"/>
@@ -10490,12 +10781,30 @@
                                 <w:szCs w:val="15"/>
                                 <w:lang w:val="en-US"/>
                               </w:rPr>
-                              <w:t>Part if there are no Answers). For Console games, choose the correct gamepad keys</w:t>
+                              <w:t>Part</w:t>
+                            </w:r>
+                            <w:proofErr w:type="spellEnd"/>
+                            <w:r>
+                              <w:rPr>
+                                <w:sz w:val="15"/>
+                                <w:szCs w:val="15"/>
+                                <w:lang w:val="en-US"/>
+                              </w:rPr>
+                              <w:t xml:space="preserve"> if there are no Answers</w:t>
+                            </w:r>
+                            <w:r>
+                              <w:rPr>
+                                <w:sz w:val="15"/>
+                                <w:szCs w:val="15"/>
+                                <w:lang w:val="en-US"/>
+                              </w:rPr>
+                              <w:t>)</w:t>
                             </w:r>
                           </w:p>
                           <w:p>
                             <w:pPr>
                               <w:rPr>
+                                <w:rFonts w:ascii="Consolas" w:hAnsi="Consolas"/>
                                 <w:sz w:val="15"/>
                                 <w:szCs w:val="15"/>
                                 <w:lang w:val="en-US"/>
@@ -10517,8 +10826,25 @@
                                 <w:szCs w:val="15"/>
                                 <w:lang w:val="en-US"/>
                               </w:rPr>
-                              <w:t xml:space="preserve"> Whether or not to save and load the Global Properties as a JSON file under </w:t>
+                              <w:t xml:space="preserve"> </w:t>
                             </w:r>
+                            <w:r>
+                              <w:rPr>
+                                <w:sz w:val="15"/>
+                                <w:szCs w:val="15"/>
+                                <w:lang w:val="en-US"/>
+                              </w:rPr>
+                              <w:t>Whether</w:t>
+                            </w:r>
+                            <w:r>
+                              <w:rPr>
+                                <w:sz w:val="15"/>
+                                <w:szCs w:val="15"/>
+                                <w:lang w:val="en-US"/>
+                              </w:rPr>
+                              <w:t xml:space="preserve"> to save and load the Global Properties as a JSON file under </w:t>
+                            </w:r>
+                            <w:proofErr w:type="spellStart"/>
                             <w:r>
                               <w:rPr>
                                 <w:rFonts w:ascii="Consolas" w:hAnsi="Consolas"/>
@@ -10527,6 +10853,54 @@
                                 <w:lang w:val="en-US"/>
                               </w:rPr>
                               <w:t>Application.persistantDataPath</w:t>
+                            </w:r>
+                            <w:proofErr w:type="spellEnd"/>
+                          </w:p>
+                          <w:p>
+                            <w:pPr>
+                              <w:rPr>
+                                <w:sz w:val="15"/>
+                                <w:szCs w:val="15"/>
+                                <w:lang w:val="en-US"/>
+                              </w:rPr>
+                            </w:pPr>
+                            <w:r>
+                              <w:rPr>
+                                <w:b/>
+                                <w:bCs/>
+                                <w:sz w:val="15"/>
+                                <w:szCs w:val="15"/>
+                                <w:lang w:val="en-US"/>
+                              </w:rPr>
+                              <w:t>Show Answers After Text</w:t>
+                            </w:r>
+                            <w:r>
+                              <w:rPr>
+                                <w:b/>
+                                <w:bCs/>
+                                <w:sz w:val="15"/>
+                                <w:szCs w:val="15"/>
+                                <w:lang w:val="en-US"/>
+                              </w:rPr>
+                              <w:t>:</w:t>
+                            </w:r>
+                            <w:r>
+                              <w:rPr>
+                                <w:b/>
+                                <w:bCs/>
+                                <w:sz w:val="15"/>
+                                <w:szCs w:val="15"/>
+                                <w:lang w:val="en-US"/>
+                              </w:rPr>
+                              <w:t xml:space="preserve"> </w:t>
+                            </w:r>
+                            <w:r>
+                              <w:rPr>
+                                <w:sz w:val="15"/>
+                                <w:szCs w:val="15"/>
+                                <w:lang w:val="en-US"/>
+                              </w:rPr>
+                              <w:t>Whether to show the answer buttons after or before the text reveal effect has finished.</w:t>
                             </w:r>
                           </w:p>
                           <w:p>
@@ -10555,6 +10929,7 @@
                               </w:rPr>
                               <w:t xml:space="preserve"> A global base value for the text speed. The higher it is, the faster the text effect is. The Text Speed Property of the </w:t>
                             </w:r>
+                            <w:proofErr w:type="spellStart"/>
                             <w:r>
                               <w:rPr>
                                 <w:sz w:val="15"/>
@@ -10569,8 +10944,18 @@
                                 <w:szCs w:val="15"/>
                                 <w:lang w:val="en-US"/>
                               </w:rPr>
-                              <w:t xml:space="preserve">Parts then finetunes the speed for each individual </w:t>
+                              <w:t>Parts</w:t>
                             </w:r>
+                            <w:proofErr w:type="spellEnd"/>
+                            <w:r>
+                              <w:rPr>
+                                <w:sz w:val="15"/>
+                                <w:szCs w:val="15"/>
+                                <w:lang w:val="en-US"/>
+                              </w:rPr>
+                              <w:t xml:space="preserve"> then finetunes the speed for each individual </w:t>
+                            </w:r>
+                            <w:proofErr w:type="spellStart"/>
                             <w:r>
                               <w:rPr>
                                 <w:sz w:val="15"/>
@@ -10587,6 +10972,7 @@
                               </w:rPr>
                               <w:t>Part</w:t>
                             </w:r>
+                            <w:proofErr w:type="spellEnd"/>
                           </w:p>
                           <w:p>
                             <w:pPr>
@@ -10812,7 +11198,7 @@
           </mc:Choice>
           <mc:Fallback>
             <w:pict>
-              <v:shape w14:anchorId="1FCDA0B8" id="Textfeld 2" o:spid="_x0000_s1028" type="#_x0000_t202" style="position:absolute;left:0;text-align:left;margin-left:278.35pt;margin-top:-5.65pt;width:229.2pt;height:425.4pt;z-index:251662336;visibility:visible;mso-wrap-style:square;mso-width-percent:0;mso-height-percent:0;mso-wrap-distance-left:9pt;mso-wrap-distance-top:3.6pt;mso-wrap-distance-right:9pt;mso-wrap-distance-bottom:3.6pt;mso-position-horizontal:absolute;mso-position-horizontal-relative:text;mso-position-vertical:absolute;mso-position-vertical-relative:text;mso-width-percent:0;mso-height-percent:0;mso-width-relative:margin;mso-height-relative:margin;v-text-anchor:top" o:gfxdata="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">
+              <v:shape w14:anchorId="1FCDA0B8" id="_x0000_s1030" type="#_x0000_t202" style="position:absolute;margin-left:278.35pt;margin-top:-3.85pt;width:229.2pt;height:441pt;z-index:251662336;visibility:visible;mso-wrap-style:square;mso-width-percent:0;mso-height-percent:0;mso-wrap-distance-left:9pt;mso-wrap-distance-top:3.6pt;mso-wrap-distance-right:9pt;mso-wrap-distance-bottom:3.6pt;mso-position-horizontal:absolute;mso-position-horizontal-relative:text;mso-position-vertical:absolute;mso-position-vertical-relative:text;mso-width-percent:0;mso-height-percent:0;mso-width-relative:margin;mso-height-relative:margin;v-text-anchor:top" o:gfxdata="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">
                 <v:textbox>
                   <w:txbxContent>
                     <w:p>
@@ -10839,7 +11225,7 @@
                           <w:szCs w:val="15"/>
                           <w:lang w:val="en-US"/>
                         </w:rPr>
-                        <w:t xml:space="preserve"> The platform you develop your game for. Desktop/Console or Mobile</w:t>
+                        <w:t xml:space="preserve"> The platform you develop your game for. Desktop or Mobile</w:t>
                       </w:r>
                     </w:p>
                     <w:p>
@@ -10866,7 +11252,25 @@
                           <w:szCs w:val="15"/>
                           <w:lang w:val="en-US"/>
                         </w:rPr>
-                        <w:t xml:space="preserve"> Whether you are using regular Text components or TextMeshPro. Should not be mixed</w:t>
+                        <w:t xml:space="preserve"> Whether you are using regular Text components or </w:t>
+                      </w:r>
+                      <w:proofErr w:type="spellStart"/>
+                      <w:r>
+                        <w:rPr>
+                          <w:sz w:val="15"/>
+                          <w:szCs w:val="15"/>
+                          <w:lang w:val="en-US"/>
+                        </w:rPr>
+                        <w:t>TextMeshPro</w:t>
+                      </w:r>
+                      <w:proofErr w:type="spellEnd"/>
+                      <w:r>
+                        <w:rPr>
+                          <w:sz w:val="15"/>
+                          <w:szCs w:val="15"/>
+                          <w:lang w:val="en-US"/>
+                        </w:rPr>
+                        <w:t>. Should not be mixed</w:t>
                       </w:r>
                     </w:p>
                     <w:p>
@@ -10877,6 +11281,7 @@
                           <w:lang w:val="en-US"/>
                         </w:rPr>
                       </w:pPr>
+                      <w:proofErr w:type="spellStart"/>
                       <w:r>
                         <w:rPr>
                           <w:b/>
@@ -10895,7 +11300,18 @@
                           <w:szCs w:val="15"/>
                           <w:lang w:val="en-US"/>
                         </w:rPr>
-                        <w:t>UI:</w:t>
+                        <w:t>UI</w:t>
+                      </w:r>
+                      <w:proofErr w:type="spellEnd"/>
+                      <w:r>
+                        <w:rPr>
+                          <w:b/>
+                          <w:bCs/>
+                          <w:sz w:val="15"/>
+                          <w:szCs w:val="15"/>
+                          <w:lang w:val="en-US"/>
+                        </w:rPr>
+                        <w:t>:</w:t>
                       </w:r>
                       <w:r>
                         <w:rPr>
@@ -10905,6 +11321,7 @@
                         </w:rPr>
                         <w:t xml:space="preserve"> The highest parent of all </w:t>
                       </w:r>
+                      <w:proofErr w:type="spellStart"/>
                       <w:r>
                         <w:rPr>
                           <w:sz w:val="15"/>
@@ -10919,7 +11336,16 @@
                           <w:szCs w:val="15"/>
                           <w:lang w:val="en-US"/>
                         </w:rPr>
-                        <w:t>UI (described in more detail under 3. Quick Start)</w:t>
+                        <w:t>UI</w:t>
+                      </w:r>
+                      <w:proofErr w:type="spellEnd"/>
+                      <w:r>
+                        <w:rPr>
+                          <w:sz w:val="15"/>
+                          <w:szCs w:val="15"/>
+                          <w:lang w:val="en-US"/>
+                        </w:rPr>
+                        <w:t xml:space="preserve"> (described in more detail under 3. Quick Start)</w:t>
                       </w:r>
                     </w:p>
                     <w:p>
@@ -10962,7 +11388,43 @@
                           <w:szCs w:val="15"/>
                           <w:lang w:val="en-US"/>
                         </w:rPr>
-                        <w:t xml:space="preserve"> GameObject and either a normal Text component or a TextMeshPro component. In the case of the Answer Text Boxes also a Button component</w:t>
+                        <w:t xml:space="preserve"> </w:t>
+                      </w:r>
+                      <w:proofErr w:type="spellStart"/>
+                      <w:r>
+                        <w:rPr>
+                          <w:sz w:val="15"/>
+                          <w:szCs w:val="15"/>
+                          <w:lang w:val="en-US"/>
+                        </w:rPr>
+                        <w:t>GameObject</w:t>
+                      </w:r>
+                      <w:proofErr w:type="spellEnd"/>
+                      <w:r>
+                        <w:rPr>
+                          <w:sz w:val="15"/>
+                          <w:szCs w:val="15"/>
+                          <w:lang w:val="en-US"/>
+                        </w:rPr>
+                        <w:t xml:space="preserve"> and either a normal Text component or a </w:t>
+                      </w:r>
+                      <w:proofErr w:type="spellStart"/>
+                      <w:r>
+                        <w:rPr>
+                          <w:sz w:val="15"/>
+                          <w:szCs w:val="15"/>
+                          <w:lang w:val="en-US"/>
+                        </w:rPr>
+                        <w:t>TextMeshPro</w:t>
+                      </w:r>
+                      <w:proofErr w:type="spellEnd"/>
+                      <w:r>
+                        <w:rPr>
+                          <w:sz w:val="15"/>
+                          <w:szCs w:val="15"/>
+                          <w:lang w:val="en-US"/>
+                        </w:rPr>
+                        <w:t xml:space="preserve"> component. In the case of the Answer Text Boxes also a Button component</w:t>
                       </w:r>
                     </w:p>
                     <w:p>
@@ -11009,7 +11471,16 @@
                           <w:szCs w:val="15"/>
                           <w:lang w:val="en-US"/>
                         </w:rPr>
-                        <w:t xml:space="preserve"> GameObject</w:t>
+                        <w:t xml:space="preserve"> </w:t>
+                      </w:r>
+                      <w:proofErr w:type="spellStart"/>
+                      <w:r>
+                        <w:rPr>
+                          <w:sz w:val="15"/>
+                          <w:szCs w:val="15"/>
+                          <w:lang w:val="en-US"/>
+                        </w:rPr>
+                        <w:t>GameObject</w:t>
                       </w:r>
                       <w:r>
                         <w:rPr>
@@ -11019,6 +11490,7 @@
                         </w:rPr>
                         <w:t>s</w:t>
                       </w:r>
+                      <w:proofErr w:type="spellEnd"/>
                       <w:r>
                         <w:rPr>
                           <w:sz w:val="15"/>
@@ -11051,6 +11523,7 @@
                         </w:rPr>
                         <w:t xml:space="preserve"> (e.g. </w:t>
                       </w:r>
+                      <w:proofErr w:type="spellStart"/>
                       <w:r>
                         <w:rPr>
                           <w:sz w:val="15"/>
@@ -11059,6 +11532,7 @@
                         </w:rPr>
                         <w:t>healthbar</w:t>
                       </w:r>
+                      <w:proofErr w:type="spellEnd"/>
                       <w:r>
                         <w:rPr>
                           <w:sz w:val="15"/>
@@ -11150,6 +11624,7 @@
                         </w:rPr>
                         <w:t xml:space="preserve"> (e.g. skip to the next </w:t>
                       </w:r>
+                      <w:proofErr w:type="spellStart"/>
                       <w:r>
                         <w:rPr>
                           <w:sz w:val="15"/>
@@ -11164,12 +11639,30 @@
                           <w:szCs w:val="15"/>
                           <w:lang w:val="en-US"/>
                         </w:rPr>
-                        <w:t>Part if there are no Answers). For Console games, choose the correct gamepad keys</w:t>
+                        <w:t>Part</w:t>
+                      </w:r>
+                      <w:proofErr w:type="spellEnd"/>
+                      <w:r>
+                        <w:rPr>
+                          <w:sz w:val="15"/>
+                          <w:szCs w:val="15"/>
+                          <w:lang w:val="en-US"/>
+                        </w:rPr>
+                        <w:t xml:space="preserve"> if there are no Answers</w:t>
+                      </w:r>
+                      <w:r>
+                        <w:rPr>
+                          <w:sz w:val="15"/>
+                          <w:szCs w:val="15"/>
+                          <w:lang w:val="en-US"/>
+                        </w:rPr>
+                        <w:t>)</w:t>
                       </w:r>
                     </w:p>
                     <w:p>
                       <w:pPr>
                         <w:rPr>
+                          <w:rFonts w:ascii="Consolas" w:hAnsi="Consolas"/>
                           <w:sz w:val="15"/>
                           <w:szCs w:val="15"/>
                           <w:lang w:val="en-US"/>
@@ -11191,8 +11684,25 @@
                           <w:szCs w:val="15"/>
                           <w:lang w:val="en-US"/>
                         </w:rPr>
-                        <w:t xml:space="preserve"> Whether or not to save and load the Global Properties as a JSON file under </w:t>
+                        <w:t xml:space="preserve"> </w:t>
                       </w:r>
+                      <w:r>
+                        <w:rPr>
+                          <w:sz w:val="15"/>
+                          <w:szCs w:val="15"/>
+                          <w:lang w:val="en-US"/>
+                        </w:rPr>
+                        <w:t>Whether</w:t>
+                      </w:r>
+                      <w:r>
+                        <w:rPr>
+                          <w:sz w:val="15"/>
+                          <w:szCs w:val="15"/>
+                          <w:lang w:val="en-US"/>
+                        </w:rPr>
+                        <w:t xml:space="preserve"> to save and load the Global Properties as a JSON file under </w:t>
+                      </w:r>
+                      <w:proofErr w:type="spellStart"/>
                       <w:r>
                         <w:rPr>
                           <w:rFonts w:ascii="Consolas" w:hAnsi="Consolas"/>
@@ -11201,6 +11711,54 @@
                           <w:lang w:val="en-US"/>
                         </w:rPr>
                         <w:t>Application.persistantDataPath</w:t>
+                      </w:r>
+                      <w:proofErr w:type="spellEnd"/>
+                    </w:p>
+                    <w:p>
+                      <w:pPr>
+                        <w:rPr>
+                          <w:sz w:val="15"/>
+                          <w:szCs w:val="15"/>
+                          <w:lang w:val="en-US"/>
+                        </w:rPr>
+                      </w:pPr>
+                      <w:r>
+                        <w:rPr>
+                          <w:b/>
+                          <w:bCs/>
+                          <w:sz w:val="15"/>
+                          <w:szCs w:val="15"/>
+                          <w:lang w:val="en-US"/>
+                        </w:rPr>
+                        <w:t>Show Answers After Text</w:t>
+                      </w:r>
+                      <w:r>
+                        <w:rPr>
+                          <w:b/>
+                          <w:bCs/>
+                          <w:sz w:val="15"/>
+                          <w:szCs w:val="15"/>
+                          <w:lang w:val="en-US"/>
+                        </w:rPr>
+                        <w:t>:</w:t>
+                      </w:r>
+                      <w:r>
+                        <w:rPr>
+                          <w:b/>
+                          <w:bCs/>
+                          <w:sz w:val="15"/>
+                          <w:szCs w:val="15"/>
+                          <w:lang w:val="en-US"/>
+                        </w:rPr>
+                        <w:t xml:space="preserve"> </w:t>
+                      </w:r>
+                      <w:r>
+                        <w:rPr>
+                          <w:sz w:val="15"/>
+                          <w:szCs w:val="15"/>
+                          <w:lang w:val="en-US"/>
+                        </w:rPr>
+                        <w:t>Whether to show the answer buttons after or before the text reveal effect has finished.</w:t>
                       </w:r>
                     </w:p>
                     <w:p>
@@ -11229,6 +11787,7 @@
                         </w:rPr>
                         <w:t xml:space="preserve"> A global base value for the text speed. The higher it is, the faster the text effect is. The Text Speed Property of the </w:t>
                       </w:r>
+                      <w:proofErr w:type="spellStart"/>
                       <w:r>
                         <w:rPr>
                           <w:sz w:val="15"/>
@@ -11243,8 +11802,18 @@
                           <w:szCs w:val="15"/>
                           <w:lang w:val="en-US"/>
                         </w:rPr>
-                        <w:t xml:space="preserve">Parts then finetunes the speed for each individual </w:t>
+                        <w:t>Parts</w:t>
                       </w:r>
+                      <w:proofErr w:type="spellEnd"/>
+                      <w:r>
+                        <w:rPr>
+                          <w:sz w:val="15"/>
+                          <w:szCs w:val="15"/>
+                          <w:lang w:val="en-US"/>
+                        </w:rPr>
+                        <w:t xml:space="preserve"> then finetunes the speed for each individual </w:t>
+                      </w:r>
+                      <w:proofErr w:type="spellStart"/>
                       <w:r>
                         <w:rPr>
                           <w:sz w:val="15"/>
@@ -11261,6 +11830,7 @@
                         </w:rPr>
                         <w:t>Part</w:t>
                       </w:r>
+                      <w:proofErr w:type="spellEnd"/>
                     </w:p>
                     <w:p>
                       <w:pPr>
@@ -11477,27 +12047,13 @@
       </w:r>
       <w:r>
         <w:rPr>
-          <w:lang w:val="en-US"/>
-        </w:rPr>
-        <w:t>Options in the inspector</w:t>
-      </w:r>
-      <w:bookmarkEnd w:id="11"/>
-    </w:p>
-    <w:p>
-      <w:pPr>
-        <w:rPr>
-          <w:lang w:val="en-US"/>
-        </w:rPr>
-      </w:pPr>
-      <w:r>
-        <w:rPr>
           <w:noProof/>
           <w:lang w:val="en-US"/>
         </w:rPr>
         <w:drawing>
-          <wp:inline distT="0" distB="0" distL="0" distR="0" wp14:anchorId="4A667F3E" wp14:editId="39EEDF30">
-            <wp:extent cx="3413760" cy="4213859"/>
-            <wp:effectExtent l="0" t="0" r="0" b="0"/>
+          <wp:inline distT="0" distB="0" distL="0" distR="0" wp14:anchorId="4A667F3E" wp14:editId="38F166F1">
+            <wp:extent cx="3329940" cy="4877312"/>
+            <wp:effectExtent l="0" t="0" r="3810" b="0"/>
             <wp:docPr id="2" name="Grafik 2"/>
             <wp:cNvGraphicFramePr>
               <a:graphicFrameLocks xmlns:a="http://schemas.openxmlformats.org/drawingml/2006/main" noChangeAspect="1"/>
@@ -11506,11 +12062,17 @@
               <a:graphicData uri="http://schemas.openxmlformats.org/drawingml/2006/picture">
                 <pic:pic xmlns:pic="http://schemas.openxmlformats.org/drawingml/2006/picture">
                   <pic:nvPicPr>
-                    <pic:cNvPr id="1" name=""/>
+                    <pic:cNvPr id="2" name="Grafik 2"/>
                     <pic:cNvPicPr/>
                   </pic:nvPicPr>
                   <pic:blipFill>
-                    <a:blip r:embed="rId16"/>
+                    <a:blip r:embed="rId17">
+                      <a:extLst>
+                        <a:ext uri="{28A0092B-C50C-407E-A947-70E740481C1C}">
+                          <a14:useLocalDpi xmlns:a14="http://schemas.microsoft.com/office/drawing/2010/main" val="0"/>
+                        </a:ext>
+                      </a:extLst>
+                    </a:blip>
                     <a:stretch>
                       <a:fillRect/>
                     </a:stretch>
@@ -11518,7 +12080,7 @@
                   <pic:spPr>
                     <a:xfrm>
                       <a:off x="0" y="0"/>
-                      <a:ext cx="3421157" cy="4222989"/>
+                      <a:ext cx="3340644" cy="4892991"/>
                     </a:xfrm>
                     <a:prstGeom prst="rect">
                       <a:avLst/>
@@ -11557,7 +12119,7 @@
           <w:lang w:val="en-US"/>
         </w:rPr>
       </w:pPr>
-      <w:bookmarkStart w:id="12" w:name="_Toc80188649"/>
+      <w:bookmarkStart w:id="13" w:name="_Toc80618738"/>
       <w:r>
         <w:rPr>
           <w:lang w:val="en-US"/>
@@ -11571,7 +12133,7 @@
         </w:rPr>
         <w:t>Dialogue</w:t>
       </w:r>
-      <w:bookmarkEnd w:id="12"/>
+      <w:bookmarkEnd w:id="13"/>
     </w:p>
     <w:p>
       <w:pPr>
@@ -11587,7 +12149,6 @@
         <w:t xml:space="preserve">To start a Dialog simply call </w:t>
       </w:r>
       <w:proofErr w:type="spellStart"/>
-      <w:proofErr w:type="gramStart"/>
       <w:r>
         <w:rPr>
           <w:rFonts w:ascii="Consolas" w:hAnsi="Consolas"/>
@@ -11596,7 +12157,6 @@
         <w:t>UDSDialogManager.instance.StartDialog</w:t>
       </w:r>
       <w:proofErr w:type="spellEnd"/>
-      <w:proofErr w:type="gramEnd"/>
       <w:r>
         <w:rPr>
           <w:rFonts w:ascii="Consolas" w:hAnsi="Consolas"/>
@@ -11693,23 +12253,7 @@
           <w:rFonts w:cs="Arial"/>
           <w:lang w:val="en-US"/>
         </w:rPr>
-        <w:t xml:space="preserve">for </w:t>
-      </w:r>
-      <w:proofErr w:type="gramStart"/>
-      <w:r>
-        <w:rPr>
-          <w:rFonts w:cs="Arial"/>
-          <w:lang w:val="en-US"/>
-        </w:rPr>
-        <w:t>e.g.</w:t>
-      </w:r>
-      <w:proofErr w:type="gramEnd"/>
-      <w:r>
-        <w:rPr>
-          <w:rFonts w:cs="Arial"/>
-          <w:lang w:val="en-US"/>
-        </w:rPr>
-        <w:t xml:space="preserve"> an NPC somewhere on its </w:t>
+        <w:t xml:space="preserve">for e.g. an NPC somewhere on its </w:t>
       </w:r>
       <w:proofErr w:type="spellStart"/>
       <w:r>
@@ -11816,14 +12360,14 @@
           <w:lang w:val="en-US"/>
         </w:rPr>
       </w:pPr>
-      <w:bookmarkStart w:id="13" w:name="_Toc80188650"/>
+      <w:bookmarkStart w:id="14" w:name="_Toc80618739"/>
       <w:r>
         <w:rPr>
           <w:lang w:val="en-US"/>
         </w:rPr>
         <w:t>The text reveal effect + Rich Text support</w:t>
       </w:r>
-      <w:bookmarkEnd w:id="13"/>
+      <w:bookmarkEnd w:id="14"/>
     </w:p>
     <w:p>
       <w:pPr>
@@ -11971,21 +12515,7 @@
         <w:rPr>
           <w:lang w:val="en-US"/>
         </w:rPr>
-        <w:t xml:space="preserve">Note that for this to work, all you Rich Text tags should have both a starting </w:t>
-      </w:r>
-      <w:proofErr w:type="gramStart"/>
-      <w:r>
-        <w:rPr>
-          <w:lang w:val="en-US"/>
-        </w:rPr>
-        <w:t>an a</w:t>
-      </w:r>
-      <w:proofErr w:type="gramEnd"/>
-      <w:r>
-        <w:rPr>
-          <w:lang w:val="en-US"/>
-        </w:rPr>
-        <w:t xml:space="preserve"> closing tag. Currently the only exception to this rule </w:t>
+        <w:t xml:space="preserve">Note that for this to work, all you Rich Text tags should have both a starting an a closing tag. Currently the only exception to this rule </w:t>
       </w:r>
       <w:r>
         <w:rPr>
@@ -12025,7 +12555,7 @@
           <w:lang w:val="en-US"/>
         </w:rPr>
       </w:pPr>
-      <w:hyperlink r:id="rId17" w:history="1">
+      <w:hyperlink r:id="rId18" w:history="1">
         <w:r>
           <w:rPr>
             <w:rStyle w:val="Hyperlink"/>
@@ -12054,7 +12584,7 @@
           <w:lang w:val="en-US"/>
         </w:rPr>
       </w:pPr>
-      <w:hyperlink r:id="rId18" w:history="1">
+      <w:hyperlink r:id="rId19" w:history="1">
         <w:r>
           <w:rPr>
             <w:rStyle w:val="Hyperlink"/>
@@ -12102,23 +12632,13 @@
         </w:rPr>
         <w:t xml:space="preserve">outside tags </w:t>
       </w:r>
-      <w:proofErr w:type="gramStart"/>
       <w:r>
         <w:rPr>
           <w:i/>
           <w:iCs/>
           <w:lang w:val="en-US"/>
         </w:rPr>
-        <w:t>is</w:t>
-      </w:r>
-      <w:proofErr w:type="gramEnd"/>
-      <w:r>
-        <w:rPr>
-          <w:i/>
-          <w:iCs/>
-          <w:lang w:val="en-US"/>
-        </w:rPr>
-        <w:t xml:space="preserve"> discouraged (but </w:t>
+        <w:t xml:space="preserve">is discouraged (but </w:t>
       </w:r>
       <w:r>
         <w:rPr>
@@ -12195,7 +12715,7 @@
           <w:lang w:val="en-US"/>
         </w:rPr>
       </w:pPr>
-      <w:bookmarkStart w:id="14" w:name="_Toc80188651"/>
+      <w:bookmarkStart w:id="15" w:name="_Toc80618740"/>
       <w:r>
         <w:rPr>
           <w:lang w:val="en-US"/>
@@ -12215,7 +12735,7 @@
         </w:rPr>
         <w:t xml:space="preserve"> own functionality</w:t>
       </w:r>
-      <w:bookmarkEnd w:id="14"/>
+      <w:bookmarkEnd w:id="15"/>
     </w:p>
     <w:p>
       <w:pPr>
@@ -12229,16 +12749,16 @@
           <w:lang w:val="en-US"/>
         </w:rPr>
         <w:drawing>
-          <wp:anchor distT="0" distB="0" distL="114300" distR="114300" simplePos="0" relativeHeight="251673600" behindDoc="0" locked="0" layoutInCell="1" allowOverlap="1" wp14:anchorId="42F83C4E" wp14:editId="305515C0">
+          <wp:anchor distT="0" distB="0" distL="114300" distR="114300" simplePos="0" relativeHeight="251673600" behindDoc="0" locked="0" layoutInCell="1" allowOverlap="1" wp14:anchorId="42F83C4E" wp14:editId="405C590F">
             <wp:simplePos x="0" y="0"/>
             <wp:positionH relativeFrom="column">
-              <wp:posOffset>-635</wp:posOffset>
+              <wp:posOffset>93345</wp:posOffset>
             </wp:positionH>
             <wp:positionV relativeFrom="paragraph">
               <wp:posOffset>81915</wp:posOffset>
             </wp:positionV>
-            <wp:extent cx="1896110" cy="4892040"/>
-            <wp:effectExtent l="0" t="0" r="8890" b="3810"/>
+            <wp:extent cx="1703070" cy="4892040"/>
+            <wp:effectExtent l="0" t="0" r="0" b="3810"/>
             <wp:wrapSquare wrapText="bothSides"/>
             <wp:docPr id="8" name="Grafik 8"/>
             <wp:cNvGraphicFramePr>
@@ -12254,7 +12774,7 @@
                     </pic:cNvPicPr>
                   </pic:nvPicPr>
                   <pic:blipFill>
-                    <a:blip r:embed="rId19" cstate="print">
+                    <a:blip r:embed="rId20" cstate="print">
                       <a:extLst>
                         <a:ext uri="{28A0092B-C50C-407E-A947-70E740481C1C}">
                           <a14:useLocalDpi xmlns:a14="http://schemas.microsoft.com/office/drawing/2010/main" val="0"/>
@@ -12268,7 +12788,7 @@
                   <pic:spPr bwMode="auto">
                     <a:xfrm>
                       <a:off x="0" y="0"/>
-                      <a:ext cx="1896110" cy="4892040"/>
+                      <a:ext cx="1703070" cy="4892040"/>
                     </a:xfrm>
                     <a:prstGeom prst="rect">
                       <a:avLst/>
@@ -12378,21 +12898,7 @@
         <w:rPr>
           <w:lang w:val="en-US"/>
         </w:rPr>
-        <w:t xml:space="preserve"> is being started. More importantly, these methods allow you to access </w:t>
-      </w:r>
-      <w:proofErr w:type="gramStart"/>
-      <w:r>
-        <w:rPr>
-          <w:lang w:val="en-US"/>
-        </w:rPr>
-        <w:t>e.g.</w:t>
-      </w:r>
-      <w:proofErr w:type="gramEnd"/>
-      <w:r>
-        <w:rPr>
-          <w:lang w:val="en-US"/>
-        </w:rPr>
-        <w:t xml:space="preserve"> the current </w:t>
+        <w:t xml:space="preserve"> is being started. More importantly, these methods allow you to access e.g. the current </w:t>
       </w:r>
       <w:proofErr w:type="spellStart"/>
       <w:r>
@@ -12456,14 +12962,7 @@
         <w:rPr>
           <w:lang w:val="en-US"/>
         </w:rPr>
-        <w:t xml:space="preserve">All of them pass their respective Dialogue Component (that is Dialogue Part, Answer or </w:t>
-      </w:r>
-      <w:proofErr w:type="gramStart"/>
-      <w:r>
-        <w:rPr>
-          <w:lang w:val="en-US"/>
-        </w:rPr>
-        <w:t>Dialogue)</w:t>
+        <w:t>All of them pass their respective Dialogue Component (that is Dialogue Part, Answer or Dialogue)</w:t>
       </w:r>
       <w:r>
         <w:rPr>
@@ -12475,34 +12974,13 @@
         <w:rPr>
           <w:lang w:val="en-US"/>
         </w:rPr>
-        <w:t>as</w:t>
-      </w:r>
-      <w:proofErr w:type="gramEnd"/>
-      <w:r>
-        <w:rPr>
-          <w:lang w:val="en-US"/>
-        </w:rPr>
-        <w:t xml:space="preserve"> a parameter for you to access its Properties.</w:t>
-      </w:r>
-      <w:r>
-        <w:rPr>
-          <w:lang w:val="en-US"/>
-        </w:rPr>
-        <w:t xml:space="preserve"> The orange methods are helper methods which you can also override to provide special functionality that is important </w:t>
-      </w:r>
-      <w:proofErr w:type="gramStart"/>
-      <w:r>
-        <w:rPr>
-          <w:lang w:val="en-US"/>
-        </w:rPr>
-        <w:t>e.g.</w:t>
-      </w:r>
-      <w:proofErr w:type="gramEnd"/>
-      <w:r>
-        <w:rPr>
-          <w:lang w:val="en-US"/>
-        </w:rPr>
-        <w:t xml:space="preserve"> for your UI or for formatting text before it</w:t>
+        <w:t>as a parameter for you to access its Properties.</w:t>
+      </w:r>
+      <w:r>
+        <w:rPr>
+          <w:lang w:val="en-US"/>
+        </w:rPr>
+        <w:t xml:space="preserve"> The orange methods are helper methods which you can also override to provide special functionality that is important e.g. for your UI or for formatting text before it</w:t>
       </w:r>
       <w:r>
         <w:rPr>
@@ -12587,8 +13065,8 @@
         <w:t xml:space="preserve"> methods:</w:t>
       </w:r>
     </w:p>
-    <w:bookmarkStart w:id="15" w:name="_MON_1689874305"/>
-    <w:bookmarkEnd w:id="15"/>
+    <w:bookmarkStart w:id="16" w:name="_MON_1689874305"/>
+    <w:bookmarkEnd w:id="16"/>
     <w:p>
       <w:pPr>
         <w:keepNext/>
@@ -12620,12 +13098,12 @@
             <v:path o:extrusionok="f" gradientshapeok="t" o:connecttype="rect"/>
             <o:lock v:ext="edit" aspectratio="t"/>
           </v:shapetype>
-          <v:shape id="_x0000_i1213" type="#_x0000_t75" style="width:453.6pt;height:220.2pt" o:ole="" o:bordertopcolor="this" o:borderbottomcolor="this">
-            <v:imagedata r:id="rId20" o:title=""/>
+          <v:shape id="_x0000_i1025" type="#_x0000_t75" style="width:453.6pt;height:220.2pt" o:ole="" o:bordertopcolor="this" o:borderbottomcolor="this">
+            <v:imagedata r:id="rId21" o:title=""/>
             <w10:bordertop type="single" width="4"/>
             <w10:borderbottom type="single" width="4"/>
           </v:shape>
-          <o:OLEObject Type="Embed" ProgID="Word.Document.12" ShapeID="_x0000_i1213" DrawAspect="Content" ObjectID="_1690801867" r:id="rId21">
+          <o:OLEObject Type="Embed" ProgID="Word.Document.12" ShapeID="_x0000_i1025" DrawAspect="Content" ObjectID="_1692042251" r:id="rId22">
             <o:FieldCodes>\s</o:FieldCodes>
           </o:OLEObject>
         </w:object>
@@ -12638,7 +13116,7 @@
           <w:lang w:val="en-US"/>
         </w:rPr>
       </w:pPr>
-      <w:bookmarkStart w:id="16" w:name="_Toc80188664"/>
+      <w:bookmarkStart w:id="17" w:name="_Toc80618753"/>
       <w:r>
         <w:rPr>
           <w:lang w:val="en-US"/>
@@ -12680,7 +13158,7 @@
         </w:rPr>
         <w:t>UDSDialogueManager</w:t>
       </w:r>
-      <w:bookmarkEnd w:id="16"/>
+      <w:bookmarkEnd w:id="17"/>
       <w:proofErr w:type="spellEnd"/>
     </w:p>
     <w:p>
@@ -12776,7 +13254,6 @@
         </w:rPr>
         <w:t xml:space="preserve"> </w:t>
       </w:r>
-      <w:proofErr w:type="gramStart"/>
       <w:r>
         <w:rPr>
           <w:rFonts w:cs="Arial"/>
@@ -12785,9 +13262,8 @@
           <w:szCs w:val="20"/>
           <w:lang w:val="en-US"/>
         </w:rPr>
-        <w:t>has to</w:t>
-      </w:r>
-      <w:proofErr w:type="gramEnd"/>
+        <w:t>has to return</w:t>
+      </w:r>
       <w:r>
         <w:rPr>
           <w:rFonts w:cs="Arial"/>
@@ -12796,8 +13272,20 @@
           <w:szCs w:val="20"/>
           <w:lang w:val="en-US"/>
         </w:rPr>
-        <w:t xml:space="preserve"> return</w:t>
-      </w:r>
+        <w:t xml:space="preserve"> a bool indicating whether or not the Dialogue is being paused by this Answer (that is, whether </w:t>
+      </w:r>
+      <w:proofErr w:type="spellStart"/>
+      <w:r>
+        <w:rPr>
+          <w:rFonts w:ascii="Consolas" w:hAnsi="Consolas" w:cs="Arial"/>
+          <w:i/>
+          <w:iCs/>
+          <w:szCs w:val="20"/>
+          <w:lang w:val="en-US"/>
+        </w:rPr>
+        <w:t>PauseDialogue</w:t>
+      </w:r>
+      <w:proofErr w:type="spellEnd"/>
       <w:r>
         <w:rPr>
           <w:rFonts w:cs="Arial"/>
@@ -12806,9 +13294,18 @@
           <w:szCs w:val="20"/>
           <w:lang w:val="en-US"/>
         </w:rPr>
-        <w:t xml:space="preserve"> a bool indicating whether or not the Dialogue is being paused by this Answer (that is, whether </w:t>
-      </w:r>
-      <w:proofErr w:type="spellStart"/>
+        <w:t xml:space="preserve"> was called)</w:t>
+      </w:r>
+      <w:r>
+        <w:rPr>
+          <w:rFonts w:cs="Arial"/>
+          <w:i/>
+          <w:iCs/>
+          <w:szCs w:val="20"/>
+          <w:lang w:val="en-US"/>
+        </w:rPr>
+        <w:t xml:space="preserve">. If you don’t use pauses, you can just return </w:t>
+      </w:r>
       <w:r>
         <w:rPr>
           <w:rFonts w:ascii="Consolas" w:hAnsi="Consolas" w:cs="Arial"/>
@@ -12817,9 +13314,8 @@
           <w:szCs w:val="20"/>
           <w:lang w:val="en-US"/>
         </w:rPr>
-        <w:t>PauseDialogue</w:t>
-      </w:r>
-      <w:proofErr w:type="spellEnd"/>
+        <w:t>false</w:t>
+      </w:r>
       <w:r>
         <w:rPr>
           <w:rFonts w:cs="Arial"/>
@@ -12828,8 +13324,522 @@
           <w:szCs w:val="20"/>
           <w:lang w:val="en-US"/>
         </w:rPr>
-        <w:t xml:space="preserve"> was called)</w:t>
-      </w:r>
+        <w:t>.</w:t>
+      </w:r>
+    </w:p>
+    <w:p>
+      <w:pPr>
+        <w:rPr>
+          <w:lang w:val="en-US"/>
+        </w:rPr>
+      </w:pPr>
+      <w:r>
+        <w:rPr>
+          <w:lang w:val="en-US"/>
+        </w:rPr>
+        <w:t>In addition to the</w:t>
+      </w:r>
+      <w:r>
+        <w:rPr>
+          <w:lang w:val="en-US"/>
+        </w:rPr>
+        <w:t>se</w:t>
+      </w:r>
+      <w:r>
+        <w:rPr>
+          <w:lang w:val="en-US"/>
+        </w:rPr>
+        <w:t xml:space="preserve"> event methods (blue in the diagram), you can also override some helper methods (orange in the diagram) to change the behavior of the UDS.</w:t>
+      </w:r>
+      <w:r>
+        <w:rPr>
+          <w:lang w:val="en-US"/>
+        </w:rPr>
+        <w:t xml:space="preserve"> </w:t>
+      </w:r>
+      <w:r>
+        <w:rPr>
+          <w:lang w:val="en-US"/>
+        </w:rPr>
+        <w:t xml:space="preserve">If you want to use these </w:t>
+      </w:r>
+      <w:r>
+        <w:rPr>
+          <w:lang w:val="en-US"/>
+        </w:rPr>
+        <w:t>methods,</w:t>
+      </w:r>
+      <w:r>
+        <w:rPr>
+          <w:lang w:val="en-US"/>
+        </w:rPr>
+        <w:t xml:space="preserve"> you should be careful and ideally look at their original implementation.</w:t>
+      </w:r>
+      <w:r>
+        <w:rPr>
+          <w:lang w:val="en-US"/>
+        </w:rPr>
+        <w:t xml:space="preserve"> </w:t>
+      </w:r>
+    </w:p>
+    <w:p>
+      <w:pPr>
+        <w:rPr>
+          <w:rFonts w:cs="Arial"/>
+          <w:lang w:val="en-US"/>
+        </w:rPr>
+      </w:pPr>
+      <w:r>
+        <w:rPr>
+          <w:lang w:val="en-US"/>
+        </w:rPr>
+        <w:t xml:space="preserve">In the case of </w:t>
+      </w:r>
+      <w:proofErr w:type="spellStart"/>
+      <w:r>
+        <w:rPr>
+          <w:rFonts w:ascii="Consolas" w:hAnsi="Consolas"/>
+          <w:lang w:val="en-US"/>
+        </w:rPr>
+        <w:t>ShowDialogPartText</w:t>
+      </w:r>
+      <w:proofErr w:type="spellEnd"/>
+      <w:r>
+        <w:rPr>
+          <w:rFonts w:cs="Arial"/>
+          <w:lang w:val="en-US"/>
+        </w:rPr>
+        <w:t xml:space="preserve">, </w:t>
+      </w:r>
+      <w:proofErr w:type="spellStart"/>
+      <w:r>
+        <w:rPr>
+          <w:rFonts w:ascii="Consolas" w:hAnsi="Consolas" w:cs="Arial"/>
+          <w:lang w:val="en-US"/>
+        </w:rPr>
+        <w:t>ShowAnswer</w:t>
+      </w:r>
+      <w:proofErr w:type="spellEnd"/>
+      <w:r>
+        <w:rPr>
+          <w:rFonts w:cs="Arial"/>
+          <w:lang w:val="en-US"/>
+        </w:rPr>
+        <w:t xml:space="preserve"> and</w:t>
+      </w:r>
+      <w:r>
+        <w:rPr>
+          <w:rFonts w:cs="Arial"/>
+          <w:lang w:val="en-US"/>
+        </w:rPr>
+        <w:t xml:space="preserve"> </w:t>
+      </w:r>
+      <w:proofErr w:type="spellStart"/>
+      <w:r>
+        <w:rPr>
+          <w:rFonts w:ascii="Consolas" w:hAnsi="Consolas" w:cs="Arial"/>
+          <w:lang w:val="en-US"/>
+        </w:rPr>
+        <w:t>ShowName</w:t>
+      </w:r>
+      <w:proofErr w:type="spellEnd"/>
+      <w:r>
+        <w:rPr>
+          <w:rFonts w:cs="Arial"/>
+          <w:lang w:val="en-US"/>
+        </w:rPr>
+        <w:t xml:space="preserve"> (which write texts to Text Boxes) a simple way to use them is to only modify the </w:t>
+      </w:r>
+      <w:r>
+        <w:rPr>
+          <w:rFonts w:ascii="Consolas" w:hAnsi="Consolas" w:cs="Arial"/>
+          <w:lang w:val="en-US"/>
+        </w:rPr>
+        <w:t>text</w:t>
+      </w:r>
+      <w:r>
+        <w:rPr>
+          <w:rFonts w:cs="Arial"/>
+          <w:lang w:val="en-US"/>
+        </w:rPr>
+        <w:t xml:space="preserve"> parameter, which is passed to each of them and then call the original method with the other parameters untouched</w:t>
+      </w:r>
+      <w:r>
+        <w:rPr>
+          <w:rFonts w:cs="Arial"/>
+          <w:lang w:val="en-US"/>
+        </w:rPr>
+        <w:t xml:space="preserve"> (see code example)</w:t>
+      </w:r>
+      <w:r>
+        <w:rPr>
+          <w:rFonts w:cs="Arial"/>
+          <w:lang w:val="en-US"/>
+        </w:rPr>
+        <w:t>.</w:t>
+      </w:r>
+      <w:r>
+        <w:rPr>
+          <w:rFonts w:cs="Arial"/>
+          <w:lang w:val="en-US"/>
+        </w:rPr>
+        <w:t xml:space="preserve"> </w:t>
+      </w:r>
+      <w:r>
+        <w:rPr>
+          <w:rFonts w:cs="Arial"/>
+          <w:lang w:val="en-US"/>
+        </w:rPr>
+        <w:t xml:space="preserve">You can also use them to show visual indicators/icons to the Player </w:t>
+      </w:r>
+      <w:r>
+        <w:rPr>
+          <w:rFonts w:cs="Arial"/>
+          <w:lang w:val="en-US"/>
+        </w:rPr>
+        <w:t xml:space="preserve">along with the text </w:t>
+      </w:r>
+      <w:r>
+        <w:rPr>
+          <w:rFonts w:cs="Arial"/>
+          <w:lang w:val="en-US"/>
+        </w:rPr>
+        <w:t>(for example if an Answer opens a shop).</w:t>
+      </w:r>
+    </w:p>
+    <w:p>
+      <w:pPr>
+        <w:rPr>
+          <w:rFonts w:cs="Arial"/>
+          <w:lang w:val="en-US"/>
+        </w:rPr>
+      </w:pPr>
+      <w:proofErr w:type="spellStart"/>
+      <w:r>
+        <w:rPr>
+          <w:rFonts w:ascii="Consolas" w:hAnsi="Consolas" w:cs="Arial"/>
+          <w:lang w:val="en-US"/>
+        </w:rPr>
+        <w:t>EnableDialogueUI</w:t>
+      </w:r>
+      <w:proofErr w:type="spellEnd"/>
+      <w:r>
+        <w:rPr>
+          <w:rFonts w:cs="Arial"/>
+          <w:lang w:val="en-US"/>
+        </w:rPr>
+        <w:t xml:space="preserve"> and </w:t>
+      </w:r>
+      <w:proofErr w:type="spellStart"/>
+      <w:r>
+        <w:rPr>
+          <w:rFonts w:ascii="Consolas" w:hAnsi="Consolas" w:cs="Arial"/>
+          <w:lang w:val="en-US"/>
+        </w:rPr>
+        <w:t>DisableDialogUI</w:t>
+      </w:r>
+      <w:proofErr w:type="spellEnd"/>
+      <w:r>
+        <w:rPr>
+          <w:rFonts w:ascii="Consolas" w:hAnsi="Consolas" w:cs="Arial"/>
+          <w:lang w:val="en-US"/>
+        </w:rPr>
+        <w:t xml:space="preserve"> </w:t>
+      </w:r>
+      <w:r>
+        <w:rPr>
+          <w:rFonts w:cs="Arial"/>
+          <w:lang w:val="en-US"/>
+        </w:rPr>
+        <w:t xml:space="preserve">by default just call </w:t>
+      </w:r>
+      <w:proofErr w:type="spellStart"/>
+      <w:r>
+        <w:rPr>
+          <w:rFonts w:ascii="Consolas" w:hAnsi="Consolas" w:cs="Arial"/>
+          <w:lang w:val="en-US"/>
+        </w:rPr>
+        <w:t>dialogUI.SetActive</w:t>
+      </w:r>
+      <w:proofErr w:type="spellEnd"/>
+      <w:r>
+        <w:rPr>
+          <w:rFonts w:ascii="Consolas" w:hAnsi="Consolas" w:cs="Arial"/>
+          <w:lang w:val="en-US"/>
+        </w:rPr>
+        <w:t>(…)</w:t>
+      </w:r>
+      <w:r>
+        <w:rPr>
+          <w:rFonts w:cs="Arial"/>
+          <w:lang w:val="en-US"/>
+        </w:rPr>
+        <w:t xml:space="preserve"> and should be overridden to tie the UDS in with your UI (system).</w:t>
+      </w:r>
+    </w:p>
+    <w:p>
+      <w:pPr>
+        <w:rPr>
+          <w:rFonts w:cs="Arial"/>
+          <w:lang w:val="en-US"/>
+        </w:rPr>
+      </w:pPr>
+    </w:p>
+    <w:p>
+      <w:pPr>
+        <w:rPr>
+          <w:rFonts w:cs="Arial"/>
+          <w:lang w:val="en-US"/>
+        </w:rPr>
+      </w:pPr>
+      <w:r>
+        <w:rPr>
+          <w:rFonts w:cs="Arial"/>
+          <w:lang w:val="en-US"/>
+        </w:rPr>
+        <w:t xml:space="preserve">The </w:t>
+      </w:r>
+      <w:proofErr w:type="spellStart"/>
+      <w:r>
+        <w:rPr>
+          <w:rFonts w:ascii="Consolas" w:hAnsi="Consolas" w:cs="Arial"/>
+          <w:lang w:val="en-US"/>
+        </w:rPr>
+        <w:t>UDSDialogueManager</w:t>
+      </w:r>
+      <w:proofErr w:type="spellEnd"/>
+      <w:r>
+        <w:rPr>
+          <w:rFonts w:cs="Arial"/>
+          <w:lang w:val="en-US"/>
+        </w:rPr>
+        <w:t xml:space="preserve"> also offers some Utility methods to use within overridden methods:</w:t>
+      </w:r>
+    </w:p>
+    <w:p>
+      <w:pPr>
+        <w:rPr>
+          <w:rFonts w:cs="Arial"/>
+          <w:szCs w:val="20"/>
+          <w:lang w:val="en-US"/>
+        </w:rPr>
+      </w:pPr>
+      <w:r>
+        <w:rPr>
+          <w:rFonts w:cs="Arial"/>
+          <w:szCs w:val="20"/>
+          <w:lang w:val="en-US"/>
+        </w:rPr>
+        <w:t xml:space="preserve">You can use </w:t>
+      </w:r>
+      <w:proofErr w:type="spellStart"/>
+      <w:r>
+        <w:rPr>
+          <w:rFonts w:ascii="Consolas" w:hAnsi="Consolas" w:cs="Arial"/>
+          <w:szCs w:val="20"/>
+          <w:lang w:val="en-US"/>
+        </w:rPr>
+        <w:t>IsEndBranch</w:t>
+      </w:r>
+      <w:proofErr w:type="spellEnd"/>
+      <w:r>
+        <w:rPr>
+          <w:rFonts w:ascii="Consolas" w:hAnsi="Consolas" w:cs="Arial"/>
+          <w:szCs w:val="20"/>
+          <w:lang w:val="en-US"/>
+        </w:rPr>
+        <w:t>(</w:t>
+      </w:r>
+      <w:proofErr w:type="spellStart"/>
+      <w:r>
+        <w:rPr>
+          <w:rFonts w:ascii="Consolas" w:hAnsi="Consolas" w:cs="Arial"/>
+          <w:szCs w:val="20"/>
+          <w:lang w:val="en-US"/>
+        </w:rPr>
+        <w:t>Dialogue.DialoguePart</w:t>
+      </w:r>
+      <w:proofErr w:type="spellEnd"/>
+      <w:r>
+        <w:rPr>
+          <w:rFonts w:ascii="Consolas" w:hAnsi="Consolas" w:cs="Arial"/>
+          <w:szCs w:val="20"/>
+          <w:lang w:val="en-US"/>
+        </w:rPr>
+        <w:t xml:space="preserve"> </w:t>
+      </w:r>
+      <w:proofErr w:type="spellStart"/>
+      <w:r>
+        <w:rPr>
+          <w:rFonts w:ascii="Consolas" w:hAnsi="Consolas" w:cs="Arial"/>
+          <w:szCs w:val="20"/>
+          <w:lang w:val="en-US"/>
+        </w:rPr>
+        <w:t>DialoguePart</w:t>
+      </w:r>
+      <w:proofErr w:type="spellEnd"/>
+      <w:r>
+        <w:rPr>
+          <w:rFonts w:ascii="Consolas" w:hAnsi="Consolas" w:cs="Arial"/>
+          <w:szCs w:val="20"/>
+          <w:lang w:val="en-US"/>
+        </w:rPr>
+        <w:t>)</w:t>
+      </w:r>
+      <w:r>
+        <w:rPr>
+          <w:rFonts w:cs="Arial"/>
+          <w:szCs w:val="20"/>
+          <w:lang w:val="en-US"/>
+        </w:rPr>
+        <w:t xml:space="preserve"> and </w:t>
+      </w:r>
+      <w:proofErr w:type="spellStart"/>
+      <w:r>
+        <w:rPr>
+          <w:rFonts w:ascii="Consolas" w:hAnsi="Consolas" w:cs="Arial"/>
+          <w:szCs w:val="20"/>
+          <w:lang w:val="en-US"/>
+        </w:rPr>
+        <w:t>IsEndBranch</w:t>
+      </w:r>
+      <w:proofErr w:type="spellEnd"/>
+      <w:r>
+        <w:rPr>
+          <w:rFonts w:ascii="Consolas" w:hAnsi="Consolas" w:cs="Arial"/>
+          <w:szCs w:val="20"/>
+          <w:lang w:val="en-US"/>
+        </w:rPr>
+        <w:t>(</w:t>
+      </w:r>
+      <w:proofErr w:type="spellStart"/>
+      <w:r>
+        <w:rPr>
+          <w:rFonts w:ascii="Consolas" w:hAnsi="Consolas" w:cs="Arial"/>
+          <w:szCs w:val="20"/>
+          <w:lang w:val="en-US"/>
+        </w:rPr>
+        <w:t>Dialogue.DialoguePart.Answer</w:t>
+      </w:r>
+      <w:proofErr w:type="spellEnd"/>
+      <w:r>
+        <w:rPr>
+          <w:rFonts w:ascii="Consolas" w:hAnsi="Consolas" w:cs="Arial"/>
+          <w:szCs w:val="20"/>
+          <w:lang w:val="en-US"/>
+        </w:rPr>
+        <w:t xml:space="preserve"> answer)</w:t>
+      </w:r>
+      <w:r>
+        <w:rPr>
+          <w:rFonts w:cs="Arial"/>
+          <w:lang w:val="en-US"/>
+        </w:rPr>
+        <w:t xml:space="preserve"> </w:t>
+      </w:r>
+      <w:r>
+        <w:rPr>
+          <w:rFonts w:cs="Arial"/>
+          <w:szCs w:val="20"/>
+          <w:lang w:val="en-US"/>
+        </w:rPr>
+        <w:t>to determine whether a Dialogue Part or an Answer leads directly to the end of the Dialogue</w:t>
+      </w:r>
+      <w:r>
+        <w:rPr>
+          <w:rFonts w:cs="Arial"/>
+          <w:szCs w:val="20"/>
+          <w:lang w:val="en-US"/>
+        </w:rPr>
+        <w:t xml:space="preserve">. </w:t>
+      </w:r>
+      <w:r>
+        <w:rPr>
+          <w:rFonts w:cs="Arial"/>
+          <w:szCs w:val="20"/>
+          <w:lang w:val="en-US"/>
+        </w:rPr>
+        <w:t xml:space="preserve">You can use </w:t>
+      </w:r>
+      <w:proofErr w:type="spellStart"/>
+      <w:r>
+        <w:rPr>
+          <w:rFonts w:ascii="Consolas" w:hAnsi="Consolas" w:cs="Arial"/>
+          <w:szCs w:val="20"/>
+          <w:lang w:val="en-US"/>
+        </w:rPr>
+        <w:t>GetAnswerIndex</w:t>
+      </w:r>
+      <w:proofErr w:type="spellEnd"/>
+      <w:r>
+        <w:rPr>
+          <w:rFonts w:ascii="Consolas" w:hAnsi="Consolas" w:cs="Arial"/>
+          <w:szCs w:val="20"/>
+          <w:lang w:val="en-US"/>
+        </w:rPr>
+        <w:t>(</w:t>
+      </w:r>
+      <w:proofErr w:type="spellStart"/>
+      <w:r>
+        <w:rPr>
+          <w:rFonts w:ascii="Consolas" w:hAnsi="Consolas" w:cs="Arial"/>
+          <w:szCs w:val="20"/>
+          <w:lang w:val="en-US"/>
+        </w:rPr>
+        <w:t>Dialogue.DialoguePart.Answer</w:t>
+      </w:r>
+      <w:proofErr w:type="spellEnd"/>
+      <w:r>
+        <w:rPr>
+          <w:rFonts w:ascii="Consolas" w:hAnsi="Consolas" w:cs="Arial"/>
+          <w:szCs w:val="20"/>
+          <w:lang w:val="en-US"/>
+        </w:rPr>
+        <w:t xml:space="preserve"> </w:t>
+      </w:r>
+      <w:r>
+        <w:rPr>
+          <w:rFonts w:ascii="Consolas" w:hAnsi="Consolas" w:cs="Arial"/>
+          <w:szCs w:val="20"/>
+          <w:lang w:val="en-US"/>
+        </w:rPr>
+        <w:t>answer)</w:t>
+      </w:r>
+      <w:r>
+        <w:rPr>
+          <w:rFonts w:cs="Arial"/>
+          <w:szCs w:val="20"/>
+          <w:lang w:val="en-US"/>
+        </w:rPr>
+        <w:t xml:space="preserve"> to determine the index of an Answer, that is the Answer Box that belongs to it (considering Conditional Answers)</w:t>
+      </w:r>
+      <w:r>
+        <w:rPr>
+          <w:rFonts w:cs="Arial"/>
+          <w:szCs w:val="20"/>
+          <w:lang w:val="en-US"/>
+        </w:rPr>
+        <w:t xml:space="preserve">. </w:t>
+      </w:r>
+    </w:p>
+    <w:p>
+      <w:pPr>
+        <w:rPr>
+          <w:rFonts w:cs="Arial"/>
+          <w:szCs w:val="20"/>
+          <w:lang w:val="en-US"/>
+        </w:rPr>
+      </w:pPr>
+    </w:p>
+    <w:p>
+      <w:pPr>
+        <w:rPr>
+          <w:rFonts w:cs="Arial"/>
+          <w:i/>
+          <w:iCs/>
+          <w:lang w:val="en-US"/>
+        </w:rPr>
+      </w:pPr>
       <w:r>
         <w:rPr>
           <w:rFonts w:cs="Arial"/>
@@ -12838,8 +13848,9 @@
           <w:szCs w:val="20"/>
           <w:lang w:val="en-US"/>
         </w:rPr>
-        <w:t xml:space="preserve">. If you don’t use pauses, you can just return </w:t>
-      </w:r>
+        <w:t xml:space="preserve">Note: </w:t>
+      </w:r>
+      <w:proofErr w:type="spellStart"/>
       <w:r>
         <w:rPr>
           <w:rFonts w:ascii="Consolas" w:hAnsi="Consolas" w:cs="Arial"/>
@@ -12848,7 +13859,18 @@
           <w:szCs w:val="20"/>
           <w:lang w:val="en-US"/>
         </w:rPr>
-        <w:t>false</w:t>
+        <w:t>GetAnswerIndex</w:t>
+      </w:r>
+      <w:proofErr w:type="spellEnd"/>
+      <w:r>
+        <w:rPr>
+          <w:rFonts w:ascii="Consolas" w:hAnsi="Consolas" w:cs="Arial"/>
+          <w:i/>
+          <w:iCs/>
+          <w:szCs w:val="20"/>
+          <w:lang w:val="en-US"/>
+        </w:rPr>
+        <w:t>(answer)</w:t>
       </w:r>
       <w:r>
         <w:rPr>
@@ -12858,526 +13880,8 @@
           <w:szCs w:val="20"/>
           <w:lang w:val="en-US"/>
         </w:rPr>
-        <w:t>.</w:t>
-      </w:r>
-    </w:p>
-    <w:p>
-      <w:pPr>
-        <w:rPr>
-          <w:lang w:val="en-US"/>
-        </w:rPr>
-      </w:pPr>
-      <w:r>
-        <w:rPr>
-          <w:lang w:val="en-US"/>
-        </w:rPr>
-        <w:t>In addition to the</w:t>
-      </w:r>
-      <w:r>
-        <w:rPr>
-          <w:lang w:val="en-US"/>
-        </w:rPr>
-        <w:t>se</w:t>
-      </w:r>
-      <w:r>
-        <w:rPr>
-          <w:lang w:val="en-US"/>
-        </w:rPr>
-        <w:t xml:space="preserve"> event methods (blue in the diagram), you can also override some helper methods (orange in the diagram) to change the behavior of the UDS.</w:t>
-      </w:r>
-      <w:r>
-        <w:rPr>
-          <w:lang w:val="en-US"/>
-        </w:rPr>
-        <w:t xml:space="preserve"> </w:t>
-      </w:r>
-      <w:r>
-        <w:rPr>
-          <w:lang w:val="en-US"/>
-        </w:rPr>
-        <w:t xml:space="preserve">If you want to use these </w:t>
-      </w:r>
-      <w:r>
-        <w:rPr>
-          <w:lang w:val="en-US"/>
-        </w:rPr>
-        <w:t>methods,</w:t>
-      </w:r>
-      <w:r>
-        <w:rPr>
-          <w:lang w:val="en-US"/>
-        </w:rPr>
-        <w:t xml:space="preserve"> you should be careful and ideally look at their original implementation.</w:t>
-      </w:r>
-      <w:r>
-        <w:rPr>
-          <w:lang w:val="en-US"/>
-        </w:rPr>
-        <w:t xml:space="preserve"> </w:t>
-      </w:r>
-    </w:p>
-    <w:p>
-      <w:pPr>
-        <w:rPr>
-          <w:rFonts w:cs="Arial"/>
-          <w:lang w:val="en-US"/>
-        </w:rPr>
-      </w:pPr>
-      <w:r>
-        <w:rPr>
-          <w:lang w:val="en-US"/>
-        </w:rPr>
-        <w:t xml:space="preserve">In the case of </w:t>
-      </w:r>
-      <w:proofErr w:type="spellStart"/>
-      <w:r>
-        <w:rPr>
-          <w:rFonts w:ascii="Consolas" w:hAnsi="Consolas"/>
-          <w:lang w:val="en-US"/>
-        </w:rPr>
-        <w:t>ShowDialogPartText</w:t>
-      </w:r>
-      <w:proofErr w:type="spellEnd"/>
-      <w:r>
-        <w:rPr>
-          <w:rFonts w:cs="Arial"/>
-          <w:lang w:val="en-US"/>
-        </w:rPr>
-        <w:t xml:space="preserve">, </w:t>
-      </w:r>
-      <w:proofErr w:type="spellStart"/>
-      <w:r>
-        <w:rPr>
-          <w:rFonts w:ascii="Consolas" w:hAnsi="Consolas" w:cs="Arial"/>
-          <w:lang w:val="en-US"/>
-        </w:rPr>
-        <w:t>ShowAnswer</w:t>
-      </w:r>
-      <w:proofErr w:type="spellEnd"/>
-      <w:r>
-        <w:rPr>
-          <w:rFonts w:cs="Arial"/>
-          <w:lang w:val="en-US"/>
-        </w:rPr>
-        <w:t xml:space="preserve"> and</w:t>
-      </w:r>
-      <w:r>
-        <w:rPr>
-          <w:rFonts w:cs="Arial"/>
-          <w:lang w:val="en-US"/>
-        </w:rPr>
-        <w:t xml:space="preserve"> </w:t>
-      </w:r>
-      <w:proofErr w:type="spellStart"/>
-      <w:r>
-        <w:rPr>
-          <w:rFonts w:ascii="Consolas" w:hAnsi="Consolas" w:cs="Arial"/>
-          <w:lang w:val="en-US"/>
-        </w:rPr>
-        <w:t>ShowName</w:t>
-      </w:r>
-      <w:proofErr w:type="spellEnd"/>
-      <w:r>
-        <w:rPr>
-          <w:rFonts w:cs="Arial"/>
-          <w:lang w:val="en-US"/>
-        </w:rPr>
-        <w:t xml:space="preserve"> (which write texts to Text Boxes) a simple way to use them is to only modify the </w:t>
-      </w:r>
-      <w:r>
-        <w:rPr>
-          <w:rFonts w:ascii="Consolas" w:hAnsi="Consolas" w:cs="Arial"/>
-          <w:lang w:val="en-US"/>
-        </w:rPr>
-        <w:t>text</w:t>
-      </w:r>
-      <w:r>
-        <w:rPr>
-          <w:rFonts w:cs="Arial"/>
-          <w:lang w:val="en-US"/>
-        </w:rPr>
-        <w:t xml:space="preserve"> parameter, which is passed to each of them and then call the original method with the other parameters untouched</w:t>
-      </w:r>
-      <w:r>
-        <w:rPr>
-          <w:rFonts w:cs="Arial"/>
-          <w:lang w:val="en-US"/>
-        </w:rPr>
-        <w:t xml:space="preserve"> (see code example)</w:t>
-      </w:r>
-      <w:r>
-        <w:rPr>
-          <w:rFonts w:cs="Arial"/>
-          <w:lang w:val="en-US"/>
-        </w:rPr>
-        <w:t>.</w:t>
-      </w:r>
-      <w:r>
-        <w:rPr>
-          <w:rFonts w:cs="Arial"/>
-          <w:lang w:val="en-US"/>
-        </w:rPr>
-        <w:t xml:space="preserve"> </w:t>
-      </w:r>
-      <w:r>
-        <w:rPr>
-          <w:rFonts w:cs="Arial"/>
-          <w:lang w:val="en-US"/>
-        </w:rPr>
-        <w:t xml:space="preserve">You can also use them to show visual indicators/icons to the Player </w:t>
-      </w:r>
-      <w:r>
-        <w:rPr>
-          <w:rFonts w:cs="Arial"/>
-          <w:lang w:val="en-US"/>
-        </w:rPr>
-        <w:t xml:space="preserve">along with the text </w:t>
-      </w:r>
-      <w:r>
-        <w:rPr>
-          <w:rFonts w:cs="Arial"/>
-          <w:lang w:val="en-US"/>
-        </w:rPr>
-        <w:t>(for example if an Answer opens a shop).</w:t>
-      </w:r>
-    </w:p>
-    <w:p>
-      <w:pPr>
-        <w:rPr>
-          <w:rFonts w:cs="Arial"/>
-          <w:lang w:val="en-US"/>
-        </w:rPr>
-      </w:pPr>
-      <w:proofErr w:type="spellStart"/>
-      <w:r>
-        <w:rPr>
-          <w:rFonts w:ascii="Consolas" w:hAnsi="Consolas" w:cs="Arial"/>
-          <w:lang w:val="en-US"/>
-        </w:rPr>
-        <w:t>EnableDialogueUI</w:t>
-      </w:r>
-      <w:proofErr w:type="spellEnd"/>
-      <w:r>
-        <w:rPr>
-          <w:rFonts w:cs="Arial"/>
-          <w:lang w:val="en-US"/>
-        </w:rPr>
-        <w:t xml:space="preserve"> and </w:t>
-      </w:r>
-      <w:proofErr w:type="spellStart"/>
-      <w:r>
-        <w:rPr>
-          <w:rFonts w:ascii="Consolas" w:hAnsi="Consolas" w:cs="Arial"/>
-          <w:lang w:val="en-US"/>
-        </w:rPr>
-        <w:t>DisableDialogUI</w:t>
-      </w:r>
-      <w:proofErr w:type="spellEnd"/>
-      <w:r>
-        <w:rPr>
-          <w:rFonts w:ascii="Consolas" w:hAnsi="Consolas" w:cs="Arial"/>
-          <w:lang w:val="en-US"/>
-        </w:rPr>
-        <w:t xml:space="preserve"> </w:t>
-      </w:r>
-      <w:r>
-        <w:rPr>
-          <w:rFonts w:cs="Arial"/>
-          <w:lang w:val="en-US"/>
-        </w:rPr>
-        <w:t xml:space="preserve">by default just call </w:t>
-      </w:r>
-      <w:proofErr w:type="spellStart"/>
-      <w:r>
-        <w:rPr>
-          <w:rFonts w:ascii="Consolas" w:hAnsi="Consolas" w:cs="Arial"/>
-          <w:lang w:val="en-US"/>
-        </w:rPr>
-        <w:t>dialogUI.SetActive</w:t>
-      </w:r>
-      <w:proofErr w:type="spellEnd"/>
-      <w:r>
-        <w:rPr>
-          <w:rFonts w:ascii="Consolas" w:hAnsi="Consolas" w:cs="Arial"/>
-          <w:lang w:val="en-US"/>
-        </w:rPr>
-        <w:t>(…)</w:t>
-      </w:r>
-      <w:r>
-        <w:rPr>
-          <w:rFonts w:cs="Arial"/>
-          <w:lang w:val="en-US"/>
-        </w:rPr>
-        <w:t xml:space="preserve"> and should be overridden to tie the UDS in with your UI (system).</w:t>
-      </w:r>
-    </w:p>
-    <w:p>
-      <w:pPr>
-        <w:rPr>
-          <w:rFonts w:cs="Arial"/>
-          <w:lang w:val="en-US"/>
-        </w:rPr>
-      </w:pPr>
-    </w:p>
-    <w:p>
-      <w:pPr>
-        <w:rPr>
-          <w:rFonts w:cs="Arial"/>
-          <w:lang w:val="en-US"/>
-        </w:rPr>
-      </w:pPr>
-      <w:r>
-        <w:rPr>
-          <w:rFonts w:cs="Arial"/>
-          <w:lang w:val="en-US"/>
-        </w:rPr>
-        <w:t xml:space="preserve">The </w:t>
-      </w:r>
-      <w:proofErr w:type="spellStart"/>
-      <w:r>
-        <w:rPr>
-          <w:rFonts w:ascii="Consolas" w:hAnsi="Consolas" w:cs="Arial"/>
-          <w:lang w:val="en-US"/>
-        </w:rPr>
-        <w:t>UDSDialogueManager</w:t>
-      </w:r>
-      <w:proofErr w:type="spellEnd"/>
-      <w:r>
-        <w:rPr>
-          <w:rFonts w:cs="Arial"/>
-          <w:lang w:val="en-US"/>
-        </w:rPr>
-        <w:t xml:space="preserve"> also offers some Utility methods to use within overridden methods:</w:t>
-      </w:r>
-    </w:p>
-    <w:p>
-      <w:pPr>
-        <w:rPr>
-          <w:rFonts w:cs="Arial"/>
-          <w:szCs w:val="20"/>
-          <w:lang w:val="en-US"/>
-        </w:rPr>
-      </w:pPr>
-      <w:r>
-        <w:rPr>
-          <w:rFonts w:cs="Arial"/>
-          <w:szCs w:val="20"/>
-          <w:lang w:val="en-US"/>
-        </w:rPr>
-        <w:t xml:space="preserve">You can use </w:t>
-      </w:r>
-      <w:proofErr w:type="spellStart"/>
-      <w:proofErr w:type="gramStart"/>
-      <w:r>
-        <w:rPr>
-          <w:rFonts w:ascii="Consolas" w:hAnsi="Consolas" w:cs="Arial"/>
-          <w:szCs w:val="20"/>
-          <w:lang w:val="en-US"/>
-        </w:rPr>
-        <w:t>IsEndBranch</w:t>
-      </w:r>
-      <w:proofErr w:type="spellEnd"/>
-      <w:r>
-        <w:rPr>
-          <w:rFonts w:ascii="Consolas" w:hAnsi="Consolas" w:cs="Arial"/>
-          <w:szCs w:val="20"/>
-          <w:lang w:val="en-US"/>
-        </w:rPr>
-        <w:t>(</w:t>
-      </w:r>
-      <w:proofErr w:type="spellStart"/>
-      <w:proofErr w:type="gramEnd"/>
-      <w:r>
-        <w:rPr>
-          <w:rFonts w:ascii="Consolas" w:hAnsi="Consolas" w:cs="Arial"/>
-          <w:szCs w:val="20"/>
-          <w:lang w:val="en-US"/>
-        </w:rPr>
-        <w:t>Dialogue.DialoguePart</w:t>
-      </w:r>
-      <w:proofErr w:type="spellEnd"/>
-      <w:r>
-        <w:rPr>
-          <w:rFonts w:ascii="Consolas" w:hAnsi="Consolas" w:cs="Arial"/>
-          <w:szCs w:val="20"/>
-          <w:lang w:val="en-US"/>
-        </w:rPr>
-        <w:t xml:space="preserve"> </w:t>
-      </w:r>
-      <w:proofErr w:type="spellStart"/>
-      <w:r>
-        <w:rPr>
-          <w:rFonts w:ascii="Consolas" w:hAnsi="Consolas" w:cs="Arial"/>
-          <w:szCs w:val="20"/>
-          <w:lang w:val="en-US"/>
-        </w:rPr>
-        <w:t>DialoguePart</w:t>
-      </w:r>
-      <w:proofErr w:type="spellEnd"/>
-      <w:r>
-        <w:rPr>
-          <w:rFonts w:ascii="Consolas" w:hAnsi="Consolas" w:cs="Arial"/>
-          <w:szCs w:val="20"/>
-          <w:lang w:val="en-US"/>
-        </w:rPr>
-        <w:t>)</w:t>
-      </w:r>
-      <w:r>
-        <w:rPr>
-          <w:rFonts w:cs="Arial"/>
-          <w:szCs w:val="20"/>
-          <w:lang w:val="en-US"/>
-        </w:rPr>
-        <w:t xml:space="preserve"> and </w:t>
-      </w:r>
-      <w:proofErr w:type="spellStart"/>
-      <w:r>
-        <w:rPr>
-          <w:rFonts w:ascii="Consolas" w:hAnsi="Consolas" w:cs="Arial"/>
-          <w:szCs w:val="20"/>
-          <w:lang w:val="en-US"/>
-        </w:rPr>
-        <w:t>IsEndBranch</w:t>
-      </w:r>
-      <w:proofErr w:type="spellEnd"/>
-      <w:r>
-        <w:rPr>
-          <w:rFonts w:ascii="Consolas" w:hAnsi="Consolas" w:cs="Arial"/>
-          <w:szCs w:val="20"/>
-          <w:lang w:val="en-US"/>
-        </w:rPr>
-        <w:t>(</w:t>
-      </w:r>
-      <w:proofErr w:type="spellStart"/>
-      <w:r>
-        <w:rPr>
-          <w:rFonts w:ascii="Consolas" w:hAnsi="Consolas" w:cs="Arial"/>
-          <w:szCs w:val="20"/>
-          <w:lang w:val="en-US"/>
-        </w:rPr>
-        <w:t>Dialogue.DialoguePart.Answer</w:t>
-      </w:r>
-      <w:proofErr w:type="spellEnd"/>
-      <w:r>
-        <w:rPr>
-          <w:rFonts w:ascii="Consolas" w:hAnsi="Consolas" w:cs="Arial"/>
-          <w:szCs w:val="20"/>
-          <w:lang w:val="en-US"/>
-        </w:rPr>
-        <w:t xml:space="preserve"> answer)</w:t>
-      </w:r>
-      <w:r>
-        <w:rPr>
-          <w:rFonts w:cs="Arial"/>
-          <w:lang w:val="en-US"/>
-        </w:rPr>
-        <w:t xml:space="preserve"> </w:t>
-      </w:r>
-      <w:r>
-        <w:rPr>
-          <w:rFonts w:cs="Arial"/>
-          <w:szCs w:val="20"/>
-          <w:lang w:val="en-US"/>
-        </w:rPr>
-        <w:t>to determine whether a Dialogue Part or an Answer leads directly to the end of the Dialogue</w:t>
-      </w:r>
-      <w:r>
-        <w:rPr>
-          <w:rFonts w:cs="Arial"/>
-          <w:szCs w:val="20"/>
-          <w:lang w:val="en-US"/>
-        </w:rPr>
-        <w:t xml:space="preserve">. </w:t>
-      </w:r>
-      <w:r>
-        <w:rPr>
-          <w:rFonts w:cs="Arial"/>
-          <w:szCs w:val="20"/>
-          <w:lang w:val="en-US"/>
-        </w:rPr>
-        <w:t xml:space="preserve">You can use </w:t>
-      </w:r>
-      <w:proofErr w:type="spellStart"/>
-      <w:proofErr w:type="gramStart"/>
-      <w:r>
-        <w:rPr>
-          <w:rFonts w:ascii="Consolas" w:hAnsi="Consolas" w:cs="Arial"/>
-          <w:szCs w:val="20"/>
-          <w:lang w:val="en-US"/>
-        </w:rPr>
-        <w:t>GetAnswerIndex</w:t>
-      </w:r>
-      <w:proofErr w:type="spellEnd"/>
-      <w:r>
-        <w:rPr>
-          <w:rFonts w:ascii="Consolas" w:hAnsi="Consolas" w:cs="Arial"/>
-          <w:szCs w:val="20"/>
-          <w:lang w:val="en-US"/>
-        </w:rPr>
-        <w:t>(</w:t>
-      </w:r>
-      <w:proofErr w:type="spellStart"/>
-      <w:proofErr w:type="gramEnd"/>
-      <w:r>
-        <w:rPr>
-          <w:rFonts w:ascii="Consolas" w:hAnsi="Consolas" w:cs="Arial"/>
-          <w:szCs w:val="20"/>
-          <w:lang w:val="en-US"/>
-        </w:rPr>
-        <w:t>Dialogue.DialoguePart.Answer</w:t>
-      </w:r>
-      <w:proofErr w:type="spellEnd"/>
-      <w:r>
-        <w:rPr>
-          <w:rFonts w:ascii="Consolas" w:hAnsi="Consolas" w:cs="Arial"/>
-          <w:szCs w:val="20"/>
-          <w:lang w:val="en-US"/>
-        </w:rPr>
-        <w:t xml:space="preserve"> </w:t>
-      </w:r>
-      <w:r>
-        <w:rPr>
-          <w:rFonts w:ascii="Consolas" w:hAnsi="Consolas" w:cs="Arial"/>
-          <w:szCs w:val="20"/>
-          <w:lang w:val="en-US"/>
-        </w:rPr>
-        <w:t>answer)</w:t>
-      </w:r>
-      <w:r>
-        <w:rPr>
-          <w:rFonts w:cs="Arial"/>
-          <w:szCs w:val="20"/>
-          <w:lang w:val="en-US"/>
-        </w:rPr>
-        <w:t xml:space="preserve"> to determine the index of an Answer, that is the Answer Box that belongs to it (considering Conditional Answers)</w:t>
-      </w:r>
-      <w:r>
-        <w:rPr>
-          <w:rFonts w:cs="Arial"/>
-          <w:szCs w:val="20"/>
-          <w:lang w:val="en-US"/>
-        </w:rPr>
-        <w:t xml:space="preserve">. </w:t>
-      </w:r>
-    </w:p>
-    <w:p>
-      <w:pPr>
-        <w:rPr>
-          <w:rFonts w:cs="Arial"/>
-          <w:szCs w:val="20"/>
-          <w:lang w:val="en-US"/>
-        </w:rPr>
-      </w:pPr>
-    </w:p>
-    <w:p>
-      <w:pPr>
-        <w:rPr>
-          <w:rFonts w:cs="Arial"/>
-          <w:i/>
-          <w:iCs/>
-          <w:lang w:val="en-US"/>
-        </w:rPr>
-      </w:pPr>
+        <w:t xml:space="preserve"> should always be preferred to </w:t>
+      </w:r>
       <w:r>
         <w:rPr>
           <w:rFonts w:cs="Arial"/>
@@ -13386,7 +13890,7 @@
           <w:szCs w:val="20"/>
           <w:lang w:val="en-US"/>
         </w:rPr>
-        <w:t xml:space="preserve">Note: </w:t>
+        <w:t xml:space="preserve">the </w:t>
       </w:r>
       <w:proofErr w:type="spellStart"/>
       <w:r>
@@ -13397,19 +13901,9 @@
           <w:szCs w:val="20"/>
           <w:lang w:val="en-US"/>
         </w:rPr>
-        <w:t>GetAnswerIndex</w:t>
+        <w:t>answer.index</w:t>
       </w:r>
       <w:proofErr w:type="spellEnd"/>
-      <w:r>
-        <w:rPr>
-          <w:rFonts w:ascii="Consolas" w:hAnsi="Consolas" w:cs="Arial"/>
-          <w:i/>
-          <w:iCs/>
-          <w:szCs w:val="20"/>
-          <w:lang w:val="en-US"/>
-        </w:rPr>
-        <w:t>(answer)</w:t>
-      </w:r>
       <w:r>
         <w:rPr>
           <w:rFonts w:cs="Arial"/>
@@ -13418,7 +13912,7 @@
           <w:szCs w:val="20"/>
           <w:lang w:val="en-US"/>
         </w:rPr>
-        <w:t xml:space="preserve"> should always be preferred to </w:t>
+        <w:t xml:space="preserve"> variable</w:t>
       </w:r>
       <w:r>
         <w:rPr>
@@ -13428,42 +13922,27 @@
           <w:szCs w:val="20"/>
           <w:lang w:val="en-US"/>
         </w:rPr>
-        <w:t xml:space="preserve">the </w:t>
-      </w:r>
-      <w:proofErr w:type="spellStart"/>
-      <w:proofErr w:type="gramStart"/>
-      <w:r>
-        <w:rPr>
-          <w:rFonts w:ascii="Consolas" w:hAnsi="Consolas" w:cs="Arial"/>
-          <w:i/>
-          <w:iCs/>
-          <w:szCs w:val="20"/>
-          <w:lang w:val="en-US"/>
-        </w:rPr>
-        <w:t>answer.index</w:t>
-      </w:r>
-      <w:proofErr w:type="spellEnd"/>
-      <w:proofErr w:type="gramEnd"/>
+        <w:t>, since the latter doesn’t take into account Conditional Answers (meaning if an Answer’s condition is not met the other Answer’s indices are still the same)</w:t>
+      </w:r>
       <w:r>
         <w:rPr>
           <w:rFonts w:cs="Arial"/>
           <w:i/>
           <w:iCs/>
-          <w:szCs w:val="20"/>
-          <w:lang w:val="en-US"/>
-        </w:rPr>
-        <w:t xml:space="preserve"> variable</w:t>
-      </w:r>
-      <w:r>
+          <w:lang w:val="en-US"/>
+        </w:rPr>
+        <w:br w:type="page"/>
+      </w:r>
+    </w:p>
+    <w:p>
+      <w:pPr>
         <w:rPr>
           <w:rFonts w:cs="Arial"/>
           <w:i/>
           <w:iCs/>
-          <w:szCs w:val="20"/>
-          <w:lang w:val="en-US"/>
-        </w:rPr>
-        <w:t>, since the latter doesn’t take into account Conditional Answers (meaning if an Answer’s condition is not met the other Answer’s indices are still the same)</w:t>
-      </w:r>
+          <w:lang w:val="en-US"/>
+        </w:rPr>
+      </w:pPr>
       <w:r>
         <w:rPr>
           <w:rFonts w:cs="Arial"/>
@@ -13471,18 +13950,25 @@
           <w:iCs/>
           <w:lang w:val="en-US"/>
         </w:rPr>
-        <w:br w:type="page"/>
-      </w:r>
-    </w:p>
-    <w:p>
-      <w:pPr>
+        <w:lastRenderedPageBreak/>
+        <w:t xml:space="preserve">The following </w:t>
+      </w:r>
+      <w:r>
+        <w:rPr>
+          <w:rFonts w:cs="Arial"/>
+          <w:lang w:val="en-US"/>
+        </w:rPr>
+        <w:t>code</w:t>
+      </w:r>
+      <w:r>
         <w:rPr>
           <w:rFonts w:cs="Arial"/>
           <w:i/>
           <w:iCs/>
           <w:lang w:val="en-US"/>
         </w:rPr>
-      </w:pPr>
+        <w:t xml:space="preserve"> example shows how </w:t>
+      </w:r>
       <w:r>
         <w:rPr>
           <w:rFonts w:cs="Arial"/>
@@ -13490,15 +13976,7 @@
           <w:iCs/>
           <w:lang w:val="en-US"/>
         </w:rPr>
-        <w:lastRenderedPageBreak/>
-        <w:t xml:space="preserve">The following </w:t>
-      </w:r>
-      <w:r>
-        <w:rPr>
-          <w:rFonts w:cs="Arial"/>
-          <w:lang w:val="en-US"/>
-        </w:rPr>
-        <w:t>code</w:t>
+        <w:t xml:space="preserve">the overridden </w:t>
       </w:r>
       <w:r>
         <w:rPr>
@@ -13507,7 +13985,7 @@
           <w:iCs/>
           <w:lang w:val="en-US"/>
         </w:rPr>
-        <w:t xml:space="preserve"> example shows how </w:t>
+        <w:t>helper</w:t>
       </w:r>
       <w:r>
         <w:rPr>
@@ -13516,45 +13994,27 @@
           <w:iCs/>
           <w:lang w:val="en-US"/>
         </w:rPr>
-        <w:t xml:space="preserve">the overridden </w:t>
-      </w:r>
+        <w:t xml:space="preserve"> methods can be used:</w:t>
+      </w:r>
+    </w:p>
+    <w:bookmarkStart w:id="18" w:name="_MON_1689932399"/>
+    <w:bookmarkEnd w:id="18"/>
+    <w:p>
+      <w:pPr>
+        <w:keepNext/>
+      </w:pPr>
       <w:r>
         <w:rPr>
           <w:rFonts w:cs="Arial"/>
-          <w:i/>
-          <w:iCs/>
-          <w:lang w:val="en-US"/>
-        </w:rPr>
-        <w:t>helper</w:t>
-      </w:r>
-      <w:r>
-        <w:rPr>
-          <w:rFonts w:cs="Arial"/>
-          <w:i/>
-          <w:iCs/>
-          <w:lang w:val="en-US"/>
-        </w:rPr>
-        <w:t xml:space="preserve"> methods can be used:</w:t>
-      </w:r>
-    </w:p>
-    <w:bookmarkStart w:id="17" w:name="_MON_1689932399"/>
-    <w:bookmarkEnd w:id="17"/>
-    <w:p>
-      <w:pPr>
-        <w:keepNext/>
-      </w:pPr>
-      <w:r>
-        <w:rPr>
-          <w:rFonts w:cs="Arial"/>
           <w:lang w:val="en-US"/>
         </w:rPr>
         <w:object w:dxaOrig="9072" w:dyaOrig="8186" w14:anchorId="166BB983">
-          <v:shape id="_x0000_i1214" type="#_x0000_t75" style="width:453.6pt;height:409.2pt" o:ole="" o:bordertopcolor="this" o:borderbottomcolor="this">
-            <v:imagedata r:id="rId22" o:title=""/>
+          <v:shape id="_x0000_i1026" type="#_x0000_t75" style="width:453.6pt;height:409.2pt" o:ole="" o:bordertopcolor="this" o:borderbottomcolor="this">
+            <v:imagedata r:id="rId23" o:title=""/>
             <w10:bordertop type="single" width="4"/>
             <w10:borderbottom type="single" width="4"/>
           </v:shape>
-          <o:OLEObject Type="Embed" ProgID="Word.Document.12" ShapeID="_x0000_i1214" DrawAspect="Content" ObjectID="_1690801868" r:id="rId23">
+          <o:OLEObject Type="Embed" ProgID="Word.Document.12" ShapeID="_x0000_i1026" DrawAspect="Content" ObjectID="_1692042252" r:id="rId24">
             <o:FieldCodes>\s</o:FieldCodes>
           </o:OLEObject>
         </w:object>
@@ -13567,7 +14027,7 @@
           <w:lang w:val="en-US"/>
         </w:rPr>
       </w:pPr>
-      <w:bookmarkStart w:id="18" w:name="_Toc80188665"/>
+      <w:bookmarkStart w:id="19" w:name="_Toc80618754"/>
       <w:r>
         <w:rPr>
           <w:lang w:val="en-US"/>
@@ -13609,7 +14069,7 @@
         </w:rPr>
         <w:t>UDSDialogueManager</w:t>
       </w:r>
-      <w:bookmarkEnd w:id="18"/>
+      <w:bookmarkEnd w:id="19"/>
       <w:proofErr w:type="spellEnd"/>
     </w:p>
     <w:p>
@@ -13638,7 +14098,7 @@
           <w:lang w:val="en-US"/>
         </w:rPr>
       </w:pPr>
-      <w:bookmarkStart w:id="19" w:name="_Toc80188652"/>
+      <w:bookmarkStart w:id="20" w:name="_Toc80618741"/>
       <w:r>
         <w:rPr>
           <w:lang w:val="en-US"/>
@@ -13652,7 +14112,7 @@
         </w:rPr>
         <w:t xml:space="preserve"> with Properties</w:t>
       </w:r>
-      <w:bookmarkEnd w:id="19"/>
+      <w:bookmarkEnd w:id="20"/>
     </w:p>
     <w:p>
       <w:pPr>
@@ -13785,7 +14245,6 @@
               </w:rPr>
               <w:t>T</w:t>
             </w:r>
-            <w:proofErr w:type="gramStart"/>
             <w:r>
               <w:rPr>
                 <w:rFonts w:ascii="Consolas" w:hAnsi="Consolas" w:cs="Consolas"/>
@@ -13796,7 +14255,6 @@
               </w:rPr>
               <w:t>&gt;(</w:t>
             </w:r>
-            <w:proofErr w:type="gramEnd"/>
             <w:r>
               <w:rPr>
                 <w:rFonts w:ascii="Consolas" w:hAnsi="Consolas" w:cs="Consolas"/>
@@ -14038,7 +14496,6 @@
               </w:rPr>
               <w:t>T</w:t>
             </w:r>
-            <w:proofErr w:type="gramStart"/>
             <w:r>
               <w:rPr>
                 <w:rFonts w:ascii="Consolas" w:hAnsi="Consolas" w:cs="Consolas"/>
@@ -14049,7 +14506,6 @@
               </w:rPr>
               <w:t>&gt;(</w:t>
             </w:r>
-            <w:proofErr w:type="gramEnd"/>
             <w:r>
               <w:rPr>
                 <w:rFonts w:ascii="Consolas" w:hAnsi="Consolas" w:cs="Consolas"/>
@@ -14126,20 +14582,8 @@
                 <w:szCs w:val="20"/>
                 <w:lang w:val="en-US"/>
               </w:rPr>
-              <w:t xml:space="preserve"> has a </w:t>
-            </w:r>
-            <w:proofErr w:type="gramStart"/>
-            <w:r>
-              <w:rPr>
-                <w:rFonts w:cs="Arial"/>
-                <w:i/>
-                <w:iCs/>
-                <w:szCs w:val="20"/>
-                <w:lang w:val="en-US"/>
-              </w:rPr>
-              <w:t>Property</w:t>
-            </w:r>
-            <w:proofErr w:type="gramEnd"/>
+              <w:t xml:space="preserve"> has a Property</w:t>
+            </w:r>
           </w:p>
           <w:p>
             <w:pPr>
@@ -14209,7 +14653,6 @@
               <w:t xml:space="preserve"> </w:t>
             </w:r>
             <w:proofErr w:type="spellStart"/>
-            <w:proofErr w:type="gramStart"/>
             <w:r>
               <w:rPr>
                 <w:rFonts w:ascii="Consolas" w:hAnsi="Consolas" w:cs="Consolas"/>
@@ -14227,17 +14670,7 @@
                 <w:sz w:val="19"/>
                 <w:szCs w:val="19"/>
               </w:rPr>
-              <w:t>[</w:t>
-            </w:r>
-            <w:proofErr w:type="gramEnd"/>
-            <w:r>
-              <w:rPr>
-                <w:rFonts w:ascii="Consolas" w:hAnsi="Consolas" w:cs="Consolas"/>
-                <w:color w:val="000000"/>
-                <w:sz w:val="19"/>
-                <w:szCs w:val="19"/>
-              </w:rPr>
-              <w:t xml:space="preserve">] </w:t>
+              <w:t xml:space="preserve">[] </w:t>
             </w:r>
             <w:proofErr w:type="spellStart"/>
             <w:r>
@@ -14283,9 +14716,8 @@
                 <w:szCs w:val="20"/>
                 <w:lang w:val="en-US"/>
               </w:rPr>
-              <w:t xml:space="preserve">Gets the keys for </w:t>
-            </w:r>
-            <w:proofErr w:type="gramStart"/>
+              <w:t xml:space="preserve">Gets the keys for all of </w:t>
+            </w:r>
             <w:r>
               <w:rPr>
                 <w:rFonts w:cs="Arial"/>
@@ -14294,9 +14726,8 @@
                 <w:szCs w:val="20"/>
                 <w:lang w:val="en-US"/>
               </w:rPr>
-              <w:t>all of</w:t>
-            </w:r>
-            <w:proofErr w:type="gramEnd"/>
+              <w:t>the</w:t>
+            </w:r>
             <w:r>
               <w:rPr>
                 <w:rFonts w:cs="Arial"/>
@@ -14307,6 +14738,7 @@
               </w:rPr>
               <w:t xml:space="preserve"> </w:t>
             </w:r>
+            <w:proofErr w:type="spellStart"/>
             <w:r>
               <w:rPr>
                 <w:rFonts w:cs="Arial"/>
@@ -14315,8 +14747,9 @@
                 <w:szCs w:val="20"/>
                 <w:lang w:val="en-US"/>
               </w:rPr>
-              <w:t>the</w:t>
-            </w:r>
+              <w:t>DialogueComponents</w:t>
+            </w:r>
+            <w:proofErr w:type="spellEnd"/>
             <w:r>
               <w:rPr>
                 <w:rFonts w:cs="Arial"/>
@@ -14325,28 +14758,6 @@
                 <w:szCs w:val="20"/>
                 <w:lang w:val="en-US"/>
               </w:rPr>
-              <w:t xml:space="preserve"> </w:t>
-            </w:r>
-            <w:proofErr w:type="spellStart"/>
-            <w:r>
-              <w:rPr>
-                <w:rFonts w:cs="Arial"/>
-                <w:i/>
-                <w:iCs/>
-                <w:szCs w:val="20"/>
-                <w:lang w:val="en-US"/>
-              </w:rPr>
-              <w:t>DialogueComponents</w:t>
-            </w:r>
-            <w:proofErr w:type="spellEnd"/>
-            <w:r>
-              <w:rPr>
-                <w:rFonts w:cs="Arial"/>
-                <w:i/>
-                <w:iCs/>
-                <w:szCs w:val="20"/>
-                <w:lang w:val="en-US"/>
-              </w:rPr>
               <w:t xml:space="preserve"> Properties</w:t>
             </w:r>
           </w:p>
@@ -14390,20 +14801,20 @@
         <w:t>The following code example shows how they can be used:</w:t>
       </w:r>
     </w:p>
-    <w:bookmarkStart w:id="20" w:name="_MON_1689933826"/>
-    <w:bookmarkEnd w:id="20"/>
+    <w:bookmarkStart w:id="21" w:name="_MON_1689933826"/>
+    <w:bookmarkEnd w:id="21"/>
     <w:p>
       <w:r>
         <w:rPr>
           <w:lang w:val="en-US"/>
         </w:rPr>
         <w:object w:dxaOrig="8940" w:dyaOrig="5076" w14:anchorId="6BB99B09">
-          <v:shape id="_x0000_i1215" type="#_x0000_t75" style="width:447pt;height:253.8pt" o:ole="" o:bordertopcolor="this" o:borderbottomcolor="this">
-            <v:imagedata r:id="rId24" o:title=""/>
+          <v:shape id="_x0000_i1027" type="#_x0000_t75" style="width:447pt;height:253.8pt" o:ole="" o:bordertopcolor="this" o:borderbottomcolor="this">
+            <v:imagedata r:id="rId25" o:title=""/>
             <w10:bordertop type="single" width="4"/>
             <w10:borderbottom type="single" width="4"/>
           </v:shape>
-          <o:OLEObject Type="Embed" ProgID="Word.Document.12" ShapeID="_x0000_i1215" DrawAspect="Content" ObjectID="_1690801869" r:id="rId25">
+          <o:OLEObject Type="Embed" ProgID="Word.Document.12" ShapeID="_x0000_i1027" DrawAspect="Content" ObjectID="_1692042253" r:id="rId26">
             <o:FieldCodes>\s</o:FieldCodes>
           </o:OLEObject>
         </w:object>
@@ -14416,7 +14827,7 @@
           <w:lang w:val="en-US"/>
         </w:rPr>
       </w:pPr>
-      <w:bookmarkStart w:id="21" w:name="_Toc80188666"/>
+      <w:bookmarkStart w:id="22" w:name="_Toc80618755"/>
       <w:r>
         <w:rPr>
           <w:lang w:val="en-US"/>
@@ -14472,7 +14883,7 @@
         </w:rPr>
         <w:t>HasProperty</w:t>
       </w:r>
-      <w:bookmarkEnd w:id="21"/>
+      <w:bookmarkEnd w:id="22"/>
       <w:proofErr w:type="spellEnd"/>
     </w:p>
     <w:p>
@@ -14492,7 +14903,7 @@
         </w:rPr>
         <w:br w:type="page"/>
       </w:r>
-      <w:bookmarkStart w:id="22" w:name="_Toc80188653"/>
+      <w:bookmarkStart w:id="23" w:name="_Toc80618742"/>
       <w:r>
         <w:rPr>
           <w:lang w:val="en-US"/>
@@ -14500,7 +14911,7 @@
         <w:lastRenderedPageBreak/>
         <w:t>Pausing and Continuing a Dialogue</w:t>
       </w:r>
-      <w:bookmarkEnd w:id="22"/>
+      <w:bookmarkEnd w:id="23"/>
     </w:p>
     <w:p>
       <w:pPr>
@@ -14516,7 +14927,6 @@
         <w:t xml:space="preserve">You can pause Dialogue playback at any time by calling </w:t>
       </w:r>
       <w:proofErr w:type="spellStart"/>
-      <w:proofErr w:type="gramStart"/>
       <w:r>
         <w:rPr>
           <w:rFonts w:ascii="Consolas" w:hAnsi="Consolas"/>
@@ -14530,15 +14940,23 @@
           <w:rFonts w:ascii="Consolas" w:hAnsi="Consolas"/>
           <w:lang w:val="en-US"/>
         </w:rPr>
-        <w:t>(</w:t>
-      </w:r>
-      <w:proofErr w:type="gramEnd"/>
+        <w:t xml:space="preserve">(bool </w:t>
+      </w:r>
+      <w:proofErr w:type="spellStart"/>
       <w:r>
         <w:rPr>
           <w:rFonts w:ascii="Consolas" w:hAnsi="Consolas"/>
           <w:lang w:val="en-US"/>
         </w:rPr>
-        <w:t xml:space="preserve">bool </w:t>
+        <w:t>disableDialogueUI</w:t>
+      </w:r>
+      <w:proofErr w:type="spellEnd"/>
+      <w:r>
+        <w:rPr>
+          <w:rFonts w:ascii="Consolas" w:hAnsi="Consolas"/>
+          <w:lang w:val="en-US"/>
+        </w:rPr>
+        <w:t xml:space="preserve">, bool </w:t>
       </w:r>
       <w:proofErr w:type="spellStart"/>
       <w:r>
@@ -14546,20 +14964,73 @@
           <w:rFonts w:ascii="Consolas" w:hAnsi="Consolas"/>
           <w:lang w:val="en-US"/>
         </w:rPr>
+        <w:t>resetTimescale</w:t>
+      </w:r>
+      <w:proofErr w:type="spellEnd"/>
+      <w:r>
+        <w:rPr>
+          <w:rFonts w:ascii="Consolas" w:hAnsi="Consolas"/>
+          <w:lang w:val="en-US"/>
+        </w:rPr>
+        <w:t>)</w:t>
+      </w:r>
+      <w:r>
+        <w:rPr>
+          <w:rFonts w:cs="Arial"/>
+          <w:lang w:val="en-US"/>
+        </w:rPr>
+        <w:t xml:space="preserve">, where </w:t>
+      </w:r>
+      <w:proofErr w:type="spellStart"/>
+      <w:r>
+        <w:rPr>
+          <w:rFonts w:ascii="Consolas" w:hAnsi="Consolas" w:cs="Arial"/>
+          <w:lang w:val="en-US"/>
+        </w:rPr>
         <w:t>disableDialogueUI</w:t>
       </w:r>
       <w:proofErr w:type="spellEnd"/>
       <w:r>
         <w:rPr>
-          <w:rFonts w:ascii="Consolas" w:hAnsi="Consolas"/>
-          <w:lang w:val="en-US"/>
-        </w:rPr>
-        <w:t xml:space="preserve">, bool </w:t>
+          <w:rFonts w:cs="Arial"/>
+          <w:lang w:val="en-US"/>
+        </w:rPr>
+        <w:t xml:space="preserve"> indicates whether the Dialogue UI shall be disabled by calling </w:t>
       </w:r>
       <w:proofErr w:type="spellStart"/>
       <w:r>
         <w:rPr>
-          <w:rFonts w:ascii="Consolas" w:hAnsi="Consolas"/>
+          <w:rFonts w:ascii="Consolas" w:hAnsi="Consolas" w:cs="Arial"/>
+          <w:lang w:val="en-US"/>
+        </w:rPr>
+        <w:t>DisableDialog</w:t>
+      </w:r>
+      <w:r>
+        <w:rPr>
+          <w:rFonts w:ascii="Consolas" w:hAnsi="Consolas" w:cs="Arial"/>
+          <w:lang w:val="en-US"/>
+        </w:rPr>
+        <w:t>ue</w:t>
+      </w:r>
+      <w:r>
+        <w:rPr>
+          <w:rFonts w:ascii="Consolas" w:hAnsi="Consolas" w:cs="Arial"/>
+          <w:lang w:val="en-US"/>
+        </w:rPr>
+        <w:t>UI</w:t>
+      </w:r>
+      <w:proofErr w:type="spellEnd"/>
+      <w:r>
+        <w:rPr>
+          <w:rFonts w:cs="Arial"/>
+          <w:lang w:val="en-US"/>
+        </w:rPr>
+        <w:t xml:space="preserve"> and </w:t>
+      </w:r>
+      <w:proofErr w:type="spellStart"/>
+      <w:r>
+        <w:rPr>
+          <w:rFonts w:ascii="Consolas" w:hAnsi="Consolas" w:cs="Arial"/>
           <w:lang w:val="en-US"/>
         </w:rPr>
         <w:t>resetTimescale</w:t>
@@ -14567,17 +15038,10 @@
       <w:proofErr w:type="spellEnd"/>
       <w:r>
         <w:rPr>
-          <w:rFonts w:ascii="Consolas" w:hAnsi="Consolas"/>
-          <w:lang w:val="en-US"/>
-        </w:rPr>
-        <w:t>)</w:t>
-      </w:r>
-      <w:r>
-        <w:rPr>
           <w:rFonts w:cs="Arial"/>
           <w:lang w:val="en-US"/>
         </w:rPr>
-        <w:t xml:space="preserve">, where </w:t>
+        <w:t xml:space="preserve"> indicates whether or not the </w:t>
       </w:r>
       <w:proofErr w:type="spellStart"/>
       <w:r>
@@ -14585,7 +15049,7 @@
           <w:rFonts w:ascii="Consolas" w:hAnsi="Consolas" w:cs="Arial"/>
           <w:lang w:val="en-US"/>
         </w:rPr>
-        <w:t>disableDialogueUI</w:t>
+        <w:t>Time.timescale</w:t>
       </w:r>
       <w:proofErr w:type="spellEnd"/>
       <w:r>
@@ -14593,7 +15057,7 @@
           <w:rFonts w:cs="Arial"/>
           <w:lang w:val="en-US"/>
         </w:rPr>
-        <w:t xml:space="preserve"> indicates whether the Dialogue UI shall be disabled by calling </w:t>
+        <w:t xml:space="preserve"> shall be set (back) to the </w:t>
       </w:r>
       <w:proofErr w:type="spellStart"/>
       <w:r>
@@ -14601,116 +15065,45 @@
           <w:rFonts w:ascii="Consolas" w:hAnsi="Consolas" w:cs="Arial"/>
           <w:lang w:val="en-US"/>
         </w:rPr>
-        <w:t>DisableDialog</w:t>
-      </w:r>
+        <w:t>standardTimescale</w:t>
+      </w:r>
+      <w:proofErr w:type="spellEnd"/>
+      <w:r>
+        <w:rPr>
+          <w:rFonts w:cs="Arial"/>
+          <w:lang w:val="en-US"/>
+        </w:rPr>
+        <w:t xml:space="preserve"> during the pause.</w:t>
+      </w:r>
+    </w:p>
+    <w:p>
+      <w:pPr>
+        <w:rPr>
+          <w:lang w:val="en-US"/>
+        </w:rPr>
+      </w:pPr>
+      <w:r>
+        <w:rPr>
+          <w:rFonts w:cs="Arial"/>
+          <w:lang w:val="en-US"/>
+        </w:rPr>
+        <w:t xml:space="preserve">To continue the Dialogue after a pause, call </w:t>
+      </w:r>
+      <w:proofErr w:type="spellStart"/>
       <w:r>
         <w:rPr>
           <w:rFonts w:ascii="Consolas" w:hAnsi="Consolas" w:cs="Arial"/>
           <w:lang w:val="en-US"/>
         </w:rPr>
-        <w:t>ue</w:t>
-      </w:r>
+        <w:t>ContinueDialogue</w:t>
+      </w:r>
+      <w:proofErr w:type="spellEnd"/>
       <w:r>
         <w:rPr>
           <w:rFonts w:ascii="Consolas" w:hAnsi="Consolas" w:cs="Arial"/>
           <w:lang w:val="en-US"/>
         </w:rPr>
-        <w:t>UI</w:t>
-      </w:r>
-      <w:proofErr w:type="spellEnd"/>
-      <w:r>
-        <w:rPr>
-          <w:rFonts w:cs="Arial"/>
-          <w:lang w:val="en-US"/>
-        </w:rPr>
-        <w:t xml:space="preserve"> and </w:t>
-      </w:r>
-      <w:proofErr w:type="spellStart"/>
-      <w:r>
-        <w:rPr>
-          <w:rFonts w:ascii="Consolas" w:hAnsi="Consolas" w:cs="Arial"/>
-          <w:lang w:val="en-US"/>
-        </w:rPr>
-        <w:t>resetTimescale</w:t>
-      </w:r>
-      <w:proofErr w:type="spellEnd"/>
-      <w:r>
-        <w:rPr>
-          <w:rFonts w:cs="Arial"/>
-          <w:lang w:val="en-US"/>
-        </w:rPr>
-        <w:t xml:space="preserve"> indicates whether or not the </w:t>
-      </w:r>
-      <w:proofErr w:type="spellStart"/>
-      <w:r>
-        <w:rPr>
-          <w:rFonts w:ascii="Consolas" w:hAnsi="Consolas" w:cs="Arial"/>
-          <w:lang w:val="en-US"/>
-        </w:rPr>
-        <w:t>Time.timescale</w:t>
-      </w:r>
-      <w:proofErr w:type="spellEnd"/>
-      <w:r>
-        <w:rPr>
-          <w:rFonts w:cs="Arial"/>
-          <w:lang w:val="en-US"/>
-        </w:rPr>
-        <w:t xml:space="preserve"> shall be set (back) to the </w:t>
-      </w:r>
-      <w:proofErr w:type="spellStart"/>
-      <w:r>
-        <w:rPr>
-          <w:rFonts w:ascii="Consolas" w:hAnsi="Consolas" w:cs="Arial"/>
-          <w:lang w:val="en-US"/>
-        </w:rPr>
-        <w:t>standardTimescale</w:t>
-      </w:r>
-      <w:proofErr w:type="spellEnd"/>
-      <w:r>
-        <w:rPr>
-          <w:rFonts w:cs="Arial"/>
-          <w:lang w:val="en-US"/>
-        </w:rPr>
-        <w:t xml:space="preserve"> during the pause.</w:t>
-      </w:r>
-    </w:p>
-    <w:p>
-      <w:pPr>
-        <w:rPr>
-          <w:lang w:val="en-US"/>
-        </w:rPr>
-      </w:pPr>
-      <w:r>
-        <w:rPr>
-          <w:rFonts w:cs="Arial"/>
-          <w:lang w:val="en-US"/>
-        </w:rPr>
-        <w:t xml:space="preserve">To continue the Dialogue after a pause, call </w:t>
-      </w:r>
-      <w:proofErr w:type="spellStart"/>
-      <w:proofErr w:type="gramStart"/>
-      <w:r>
-        <w:rPr>
-          <w:rFonts w:ascii="Consolas" w:hAnsi="Consolas" w:cs="Arial"/>
-          <w:lang w:val="en-US"/>
-        </w:rPr>
-        <w:t>ContinueDialogue</w:t>
-      </w:r>
-      <w:proofErr w:type="spellEnd"/>
-      <w:r>
-        <w:rPr>
-          <w:rFonts w:ascii="Consolas" w:hAnsi="Consolas" w:cs="Arial"/>
-          <w:lang w:val="en-US"/>
-        </w:rPr>
-        <w:t>(</w:t>
-      </w:r>
-      <w:proofErr w:type="gramEnd"/>
-      <w:r>
-        <w:rPr>
-          <w:rFonts w:ascii="Consolas" w:hAnsi="Consolas" w:cs="Arial"/>
-          <w:lang w:val="en-US"/>
-        </w:rPr>
-        <w:t xml:space="preserve">bool </w:t>
+        <w:t xml:space="preserve">(bool </w:t>
       </w:r>
       <w:proofErr w:type="spellStart"/>
       <w:r>
@@ -15014,9 +15407,9 @@
           <w:szCs w:val="20"/>
           <w:lang w:val="en-US"/>
         </w:rPr>
-        <w:t xml:space="preserve"> from the outside (and not from an overriding script), the script makes use of the Singleton pattern. You can call </w:t>
-      </w:r>
-      <w:proofErr w:type="gramStart"/>
+        <w:t xml:space="preserve"> from the outside (and not from an overriding script), the script makes use of the Singleton pattern. You can call e.g. </w:t>
+      </w:r>
+      <w:proofErr w:type="spellStart"/>
       <w:r>
         <w:rPr>
           <w:rFonts w:cs="Arial"/>
@@ -15025,9 +15418,8 @@
           <w:szCs w:val="20"/>
           <w:lang w:val="en-US"/>
         </w:rPr>
-        <w:t>e.g.</w:t>
-      </w:r>
-      <w:proofErr w:type="gramEnd"/>
+        <w:t>Continue</w:t>
+      </w:r>
       <w:r>
         <w:rPr>
           <w:rFonts w:cs="Arial"/>
@@ -15036,9 +15428,9 @@
           <w:szCs w:val="20"/>
           <w:lang w:val="en-US"/>
         </w:rPr>
-        <w:t xml:space="preserve"> </w:t>
-      </w:r>
-      <w:proofErr w:type="spellStart"/>
+        <w:t>Dialogue</w:t>
+      </w:r>
+      <w:proofErr w:type="spellEnd"/>
       <w:r>
         <w:rPr>
           <w:rFonts w:cs="Arial"/>
@@ -15047,8 +15439,9 @@
           <w:szCs w:val="20"/>
           <w:lang w:val="en-US"/>
         </w:rPr>
-        <w:t>Continue</w:t>
-      </w:r>
+        <w:t xml:space="preserve"> through </w:t>
+      </w:r>
+      <w:proofErr w:type="spellStart"/>
       <w:r>
         <w:rPr>
           <w:rFonts w:cs="Arial"/>
@@ -15057,7 +15450,7 @@
           <w:szCs w:val="20"/>
           <w:lang w:val="en-US"/>
         </w:rPr>
-        <w:t>Dialogue</w:t>
+        <w:t>UDSDialogueManager.instance</w:t>
       </w:r>
       <w:proofErr w:type="spellEnd"/>
       <w:r>
@@ -15068,9 +15461,8 @@
           <w:szCs w:val="20"/>
           <w:lang w:val="en-US"/>
         </w:rPr>
-        <w:t xml:space="preserve"> through </w:t>
-      </w:r>
-      <w:proofErr w:type="spellStart"/>
+        <w:t>.</w:t>
+      </w:r>
       <w:r>
         <w:rPr>
           <w:rFonts w:cs="Arial"/>
@@ -15079,9 +15471,9 @@
           <w:szCs w:val="20"/>
           <w:lang w:val="en-US"/>
         </w:rPr>
-        <w:t>UDSDialogueManager.instance</w:t>
-      </w:r>
-      <w:proofErr w:type="spellEnd"/>
+        <w:t xml:space="preserve"> </w:t>
+      </w:r>
+      <w:proofErr w:type="spellStart"/>
       <w:r>
         <w:rPr>
           <w:rFonts w:cs="Arial"/>
@@ -15090,8 +15482,9 @@
           <w:szCs w:val="20"/>
           <w:lang w:val="en-US"/>
         </w:rPr>
-        <w:t>.</w:t>
-      </w:r>
+        <w:t>ContinueDialogue</w:t>
+      </w:r>
+      <w:proofErr w:type="spellEnd"/>
       <w:r>
         <w:rPr>
           <w:rFonts w:cs="Arial"/>
@@ -15100,41 +15493,7 @@
           <w:szCs w:val="20"/>
           <w:lang w:val="en-US"/>
         </w:rPr>
-        <w:t xml:space="preserve"> </w:t>
-      </w:r>
-      <w:proofErr w:type="spellStart"/>
-      <w:proofErr w:type="gramStart"/>
-      <w:r>
-        <w:rPr>
-          <w:rFonts w:cs="Arial"/>
-          <w:i/>
-          <w:iCs/>
-          <w:szCs w:val="20"/>
-          <w:lang w:val="en-US"/>
-        </w:rPr>
-        <w:t>ContinueDialogue</w:t>
-      </w:r>
-      <w:proofErr w:type="spellEnd"/>
-      <w:r>
-        <w:rPr>
-          <w:rFonts w:cs="Arial"/>
-          <w:i/>
-          <w:iCs/>
-          <w:szCs w:val="20"/>
-          <w:lang w:val="en-US"/>
-        </w:rPr>
-        <w:t>(</w:t>
-      </w:r>
-      <w:proofErr w:type="gramEnd"/>
-      <w:r>
-        <w:rPr>
-          <w:rFonts w:cs="Arial"/>
-          <w:i/>
-          <w:iCs/>
-          <w:szCs w:val="20"/>
-          <w:lang w:val="en-US"/>
-        </w:rPr>
-        <w:t>…)</w:t>
+        <w:t>(…)</w:t>
       </w:r>
       <w:r>
         <w:rPr>
@@ -15246,7 +15605,7 @@
           <w:lang w:val="en-US"/>
         </w:rPr>
       </w:pPr>
-      <w:bookmarkStart w:id="23" w:name="_Toc80188654"/>
+      <w:bookmarkStart w:id="24" w:name="_Toc80618743"/>
       <w:r>
         <w:rPr>
           <w:lang w:val="en-US"/>
@@ -15254,7 +15613,7 @@
         <w:lastRenderedPageBreak/>
         <w:t>Global Properties</w:t>
       </w:r>
-      <w:bookmarkEnd w:id="23"/>
+      <w:bookmarkEnd w:id="24"/>
     </w:p>
     <w:p>
       <w:pPr>
@@ -15383,9 +15742,18 @@
                 <w:szCs w:val="19"/>
                 <w:lang w:val="en-US"/>
               </w:rPr>
-              <w:t xml:space="preserve"> </w:t>
-            </w:r>
-            <w:proofErr w:type="spellStart"/>
+              <w:t xml:space="preserve"> HasGlobalProperty&lt;</w:t>
+            </w:r>
+            <w:r>
+              <w:rPr>
+                <w:rFonts w:ascii="Consolas" w:hAnsi="Consolas" w:cs="Consolas"/>
+                <w:color w:val="2B91AF"/>
+                <w:sz w:val="19"/>
+                <w:szCs w:val="19"/>
+                <w:lang w:val="en-US"/>
+              </w:rPr>
+              <w:t>T</w:t>
+            </w:r>
             <w:r>
               <w:rPr>
                 <w:rFonts w:ascii="Consolas" w:hAnsi="Consolas" w:cs="Consolas"/>
@@ -15394,41 +15762,8 @@
                 <w:szCs w:val="19"/>
                 <w:lang w:val="en-US"/>
               </w:rPr>
-              <w:t>HasGlobalProperty</w:t>
-            </w:r>
-            <w:proofErr w:type="spellEnd"/>
-            <w:r>
-              <w:rPr>
-                <w:rFonts w:ascii="Consolas" w:hAnsi="Consolas" w:cs="Consolas"/>
-                <w:color w:val="000000"/>
-                <w:sz w:val="19"/>
-                <w:szCs w:val="19"/>
-                <w:lang w:val="en-US"/>
-              </w:rPr>
-              <w:t>&lt;</w:t>
-            </w:r>
-            <w:r>
-              <w:rPr>
-                <w:rFonts w:ascii="Consolas" w:hAnsi="Consolas" w:cs="Consolas"/>
-                <w:color w:val="2B91AF"/>
-                <w:sz w:val="19"/>
-                <w:szCs w:val="19"/>
-                <w:lang w:val="en-US"/>
-              </w:rPr>
-              <w:t>T</w:t>
-            </w:r>
-            <w:proofErr w:type="gramStart"/>
-            <w:r>
-              <w:rPr>
-                <w:rFonts w:ascii="Consolas" w:hAnsi="Consolas" w:cs="Consolas"/>
-                <w:color w:val="000000"/>
-                <w:sz w:val="19"/>
-                <w:szCs w:val="19"/>
-                <w:lang w:val="en-US"/>
-              </w:rPr>
               <w:t>&gt;(</w:t>
             </w:r>
-            <w:proofErr w:type="gramEnd"/>
             <w:r>
               <w:rPr>
                 <w:rFonts w:ascii="Consolas" w:hAnsi="Consolas" w:cs="Consolas"/>
@@ -15550,7 +15885,6 @@
               </w:rPr>
               <w:t>T</w:t>
             </w:r>
-            <w:proofErr w:type="gramStart"/>
             <w:r>
               <w:rPr>
                 <w:rFonts w:ascii="Consolas" w:hAnsi="Consolas" w:cs="Consolas"/>
@@ -15561,7 +15895,6 @@
               </w:rPr>
               <w:t>&gt;(</w:t>
             </w:r>
-            <w:proofErr w:type="gramEnd"/>
             <w:r>
               <w:rPr>
                 <w:rFonts w:ascii="Consolas" w:hAnsi="Consolas" w:cs="Consolas"/>
@@ -15660,27 +15993,7 @@
                 <w:szCs w:val="20"/>
                 <w:lang w:val="en-US"/>
               </w:rPr>
-              <w:t>(</w:t>
-            </w:r>
-            <w:proofErr w:type="gramStart"/>
-            <w:r>
-              <w:rPr>
-                <w:i/>
-                <w:iCs/>
-                <w:szCs w:val="20"/>
-                <w:lang w:val="en-US"/>
-              </w:rPr>
-              <w:t>creates</w:t>
-            </w:r>
-            <w:proofErr w:type="gramEnd"/>
-            <w:r>
-              <w:rPr>
-                <w:i/>
-                <w:iCs/>
-                <w:szCs w:val="20"/>
-                <w:lang w:val="en-US"/>
-              </w:rPr>
-              <w:t xml:space="preserve"> the Global Property if it doesn't exist)</w:t>
+              <w:t>(creates the Global Property if it doesn't exist)</w:t>
             </w:r>
           </w:p>
         </w:tc>
@@ -15748,7 +16061,6 @@
               </w:rPr>
               <w:t>T</w:t>
             </w:r>
-            <w:proofErr w:type="gramStart"/>
             <w:r>
               <w:rPr>
                 <w:rFonts w:ascii="Consolas" w:hAnsi="Consolas" w:cs="Consolas"/>
@@ -15759,7 +16071,6 @@
               </w:rPr>
               <w:t>&gt;(</w:t>
             </w:r>
-            <w:proofErr w:type="gramEnd"/>
             <w:r>
               <w:rPr>
                 <w:rFonts w:ascii="Consolas" w:hAnsi="Consolas" w:cs="Consolas"/>
@@ -15873,7 +16184,6 @@
                 <w:lang w:val="en-US"/>
               </w:rPr>
             </w:pPr>
-            <w:proofErr w:type="spellStart"/>
             <w:r>
               <w:rPr>
                 <w:i/>
@@ -15881,17 +16191,7 @@
                 <w:szCs w:val="20"/>
                 <w:lang w:val="en-US"/>
               </w:rPr>
-              <w:t>HasGlobalProperty</w:t>
-            </w:r>
-            <w:proofErr w:type="spellEnd"/>
-            <w:r>
-              <w:rPr>
-                <w:i/>
-                <w:iCs/>
-                <w:szCs w:val="20"/>
-                <w:lang w:val="en-US"/>
-              </w:rPr>
-              <w:t xml:space="preserve"> should be checked before </w:t>
+              <w:t xml:space="preserve">HasGlobalProperty should be checked before </w:t>
             </w:r>
             <w:proofErr w:type="spellStart"/>
             <w:r>
@@ -15959,7 +16259,6 @@
               <w:t xml:space="preserve"> </w:t>
             </w:r>
             <w:proofErr w:type="spellStart"/>
-            <w:proofErr w:type="gramStart"/>
             <w:r>
               <w:rPr>
                 <w:rFonts w:ascii="Consolas" w:hAnsi="Consolas" w:cs="Consolas"/>
@@ -15981,7 +16280,6 @@
               </w:rPr>
               <w:t>(</w:t>
             </w:r>
-            <w:proofErr w:type="gramEnd"/>
             <w:r>
               <w:rPr>
                 <w:rFonts w:ascii="Consolas" w:hAnsi="Consolas" w:cs="Consolas"/>
@@ -16121,7 +16419,6 @@
               <w:t xml:space="preserve"> </w:t>
             </w:r>
             <w:proofErr w:type="spellStart"/>
-            <w:proofErr w:type="gramStart"/>
             <w:r>
               <w:rPr>
                 <w:rFonts w:ascii="Consolas" w:hAnsi="Consolas" w:cs="Consolas"/>
@@ -16139,17 +16436,7 @@
                 <w:sz w:val="19"/>
                 <w:szCs w:val="19"/>
               </w:rPr>
-              <w:t>(</w:t>
-            </w:r>
-            <w:proofErr w:type="gramEnd"/>
-            <w:r>
-              <w:rPr>
-                <w:rFonts w:ascii="Consolas" w:hAnsi="Consolas" w:cs="Consolas"/>
-                <w:color w:val="000000"/>
-                <w:sz w:val="19"/>
-                <w:szCs w:val="19"/>
-              </w:rPr>
-              <w:t>)</w:t>
+              <w:t>()</w:t>
             </w:r>
           </w:p>
         </w:tc>
@@ -16325,29 +16612,7 @@
           <w:szCs w:val="20"/>
           <w:lang w:val="en-US"/>
         </w:rPr>
-        <w:t xml:space="preserve">roperties work </w:t>
-      </w:r>
-      <w:proofErr w:type="gramStart"/>
-      <w:r>
-        <w:rPr>
-          <w:rFonts w:cs="Arial"/>
-          <w:i/>
-          <w:iCs/>
-          <w:szCs w:val="20"/>
-          <w:lang w:val="en-US"/>
-        </w:rPr>
-        <w:t>similar to</w:t>
-      </w:r>
-      <w:proofErr w:type="gramEnd"/>
-      <w:r>
-        <w:rPr>
-          <w:rFonts w:cs="Arial"/>
-          <w:i/>
-          <w:iCs/>
-          <w:szCs w:val="20"/>
-          <w:lang w:val="en-US"/>
-        </w:rPr>
-        <w:t xml:space="preserve"> how Unity’s </w:t>
+        <w:t xml:space="preserve">roperties work similar to how Unity’s </w:t>
       </w:r>
       <w:proofErr w:type="spellStart"/>
       <w:r>
@@ -16423,7 +16688,7 @@
           <w:lang w:val="en-US"/>
         </w:rPr>
       </w:pPr>
-      <w:bookmarkStart w:id="24" w:name="_Toc80188655"/>
+      <w:bookmarkStart w:id="25" w:name="_Toc80618744"/>
       <w:r>
         <w:rPr>
           <w:lang w:val="en-US"/>
@@ -16443,7 +16708,7 @@
         </w:rPr>
         <w:t xml:space="preserve"> Editor explained</w:t>
       </w:r>
-      <w:bookmarkEnd w:id="24"/>
+      <w:bookmarkEnd w:id="25"/>
     </w:p>
     <w:p>
       <w:pPr>
@@ -16456,26 +16721,12 @@
           <w:lang w:val="en-US"/>
         </w:rPr>
       </w:pPr>
-      <w:bookmarkStart w:id="25" w:name="_Toc80188656"/>
-      <w:r>
-        <w:rPr>
-          <w:lang w:val="en-US"/>
-        </w:rPr>
-        <w:t xml:space="preserve">Creating, </w:t>
-      </w:r>
-      <w:proofErr w:type="gramStart"/>
-      <w:r>
-        <w:rPr>
-          <w:lang w:val="en-US"/>
-        </w:rPr>
-        <w:t>saving</w:t>
-      </w:r>
-      <w:proofErr w:type="gramEnd"/>
-      <w:r>
-        <w:rPr>
-          <w:lang w:val="en-US"/>
-        </w:rPr>
-        <w:t xml:space="preserve"> and loading </w:t>
+      <w:bookmarkStart w:id="26" w:name="_Toc80618745"/>
+      <w:r>
+        <w:rPr>
+          <w:lang w:val="en-US"/>
+        </w:rPr>
+        <w:t xml:space="preserve">Creating, saving and loading </w:t>
       </w:r>
       <w:r>
         <w:rPr>
@@ -16489,7 +16740,7 @@
         </w:rPr>
         <w:t>s</w:t>
       </w:r>
-      <w:bookmarkEnd w:id="25"/>
+      <w:bookmarkEnd w:id="26"/>
     </w:p>
     <w:p>
       <w:pPr>
@@ -16530,15 +16781,15 @@
           <w:lang w:val="en-US"/>
         </w:rPr>
         <w:drawing>
-          <wp:anchor distT="0" distB="0" distL="114300" distR="114300" simplePos="0" relativeHeight="251660288" behindDoc="0" locked="0" layoutInCell="1" allowOverlap="1" wp14:anchorId="1D5BC118" wp14:editId="640B7E9F">
+          <wp:anchor distT="0" distB="0" distL="114300" distR="114300" simplePos="0" relativeHeight="251660288" behindDoc="0" locked="0" layoutInCell="1" allowOverlap="1" wp14:anchorId="1D5BC118" wp14:editId="43471A6A">
             <wp:simplePos x="0" y="0"/>
             <wp:positionH relativeFrom="column">
-              <wp:posOffset>-635</wp:posOffset>
+              <wp:posOffset>3810</wp:posOffset>
             </wp:positionH>
             <wp:positionV relativeFrom="paragraph">
-              <wp:posOffset>218440</wp:posOffset>
+              <wp:posOffset>214630</wp:posOffset>
             </wp:positionV>
-            <wp:extent cx="5753100" cy="2994660"/>
+            <wp:extent cx="5742940" cy="2994660"/>
             <wp:effectExtent l="0" t="0" r="0" b="0"/>
             <wp:wrapTopAndBottom/>
             <wp:docPr id="4" name="Grafik 4"/>
@@ -16549,20 +16800,19 @@
               <a:graphicData uri="http://schemas.openxmlformats.org/drawingml/2006/picture">
                 <pic:pic xmlns:pic="http://schemas.openxmlformats.org/drawingml/2006/picture">
                   <pic:nvPicPr>
-                    <pic:cNvPr id="0" name="Picture 1"/>
+                    <pic:cNvPr id="4" name="Grafik 4"/>
                     <pic:cNvPicPr>
                       <a:picLocks noChangeAspect="1" noChangeArrowheads="1"/>
                     </pic:cNvPicPr>
                   </pic:nvPicPr>
                   <pic:blipFill>
-                    <a:blip r:embed="rId13" cstate="print">
+                    <a:blip r:embed="rId14" cstate="print">
                       <a:extLst>
                         <a:ext uri="{28A0092B-C50C-407E-A947-70E740481C1C}">
                           <a14:useLocalDpi xmlns:a14="http://schemas.microsoft.com/office/drawing/2010/main" val="0"/>
                         </a:ext>
                       </a:extLst>
                     </a:blip>
-                    <a:srcRect/>
                     <a:stretch>
                       <a:fillRect/>
                     </a:stretch>
@@ -16570,7 +16820,7 @@
                   <pic:spPr bwMode="auto">
                     <a:xfrm>
                       <a:off x="0" y="0"/>
-                      <a:ext cx="5753100" cy="2994660"/>
+                      <a:ext cx="5742940" cy="2994660"/>
                     </a:xfrm>
                     <a:prstGeom prst="rect">
                       <a:avLst/>
@@ -16820,23 +17070,7 @@
           <w:lang w:val="en-US"/>
         </w:rPr>
         <w:lastRenderedPageBreak/>
-        <w:t xml:space="preserve">If you </w:t>
-      </w:r>
-      <w:proofErr w:type="gramStart"/>
-      <w:r>
-        <w:rPr>
-          <w:color w:val="000000" w:themeColor="text1"/>
-          <w:lang w:val="en-US"/>
-        </w:rPr>
-        <w:t>left-click</w:t>
-      </w:r>
-      <w:proofErr w:type="gramEnd"/>
-      <w:r>
-        <w:rPr>
-          <w:color w:val="000000" w:themeColor="text1"/>
-          <w:lang w:val="en-US"/>
-        </w:rPr>
-        <w:t xml:space="preserve"> a </w:t>
+        <w:t xml:space="preserve">If you left-click a </w:t>
       </w:r>
       <w:r>
         <w:rPr>
@@ -16867,9 +17101,9 @@
           <w:lang w:val="en-US"/>
         </w:rPr>
         <w:drawing>
-          <wp:inline distT="0" distB="0" distL="0" distR="0" wp14:anchorId="28058FDA" wp14:editId="786C5BDC">
-            <wp:extent cx="5752800" cy="3031590"/>
-            <wp:effectExtent l="0" t="0" r="635" b="0"/>
+          <wp:inline distT="0" distB="0" distL="0" distR="0" wp14:anchorId="28058FDA" wp14:editId="17752CB3">
+            <wp:extent cx="5752800" cy="3026757"/>
+            <wp:effectExtent l="0" t="0" r="635" b="2540"/>
             <wp:docPr id="6" name="Grafik 6"/>
             <wp:cNvGraphicFramePr>
               <a:graphicFrameLocks xmlns:a="http://schemas.openxmlformats.org/drawingml/2006/main" noChangeAspect="1"/>
@@ -16878,20 +17112,19 @@
               <a:graphicData uri="http://schemas.openxmlformats.org/drawingml/2006/picture">
                 <pic:pic xmlns:pic="http://schemas.openxmlformats.org/drawingml/2006/picture">
                   <pic:nvPicPr>
-                    <pic:cNvPr id="0" name="Picture 3"/>
+                    <pic:cNvPr id="6" name="Grafik 6"/>
                     <pic:cNvPicPr>
                       <a:picLocks noChangeAspect="1" noChangeArrowheads="1"/>
                     </pic:cNvPicPr>
                   </pic:nvPicPr>
                   <pic:blipFill>
-                    <a:blip r:embed="rId14" cstate="print">
+                    <a:blip r:embed="rId15" cstate="print">
                       <a:extLst>
                         <a:ext uri="{28A0092B-C50C-407E-A947-70E740481C1C}">
                           <a14:useLocalDpi xmlns:a14="http://schemas.microsoft.com/office/drawing/2010/main" val="0"/>
                         </a:ext>
                       </a:extLst>
                     </a:blip>
-                    <a:srcRect/>
                     <a:stretch>
                       <a:fillRect/>
                     </a:stretch>
@@ -16899,7 +17132,7 @@
                   <pic:spPr bwMode="auto">
                     <a:xfrm>
                       <a:off x="0" y="0"/>
-                      <a:ext cx="5752800" cy="3031590"/>
+                      <a:ext cx="5752800" cy="3026757"/>
                     </a:xfrm>
                     <a:prstGeom prst="rect">
                       <a:avLst/>
@@ -16938,23 +17171,7 @@
           <w:color w:val="000000" w:themeColor="text1"/>
           <w:lang w:val="en-US"/>
         </w:rPr>
-        <w:t xml:space="preserve">Enter the ID for your Dialogue Part here. IDs </w:t>
-      </w:r>
-      <w:proofErr w:type="gramStart"/>
-      <w:r>
-        <w:rPr>
-          <w:color w:val="000000" w:themeColor="text1"/>
-          <w:lang w:val="en-US"/>
-        </w:rPr>
-        <w:t>have to</w:t>
-      </w:r>
-      <w:proofErr w:type="gramEnd"/>
-      <w:r>
-        <w:rPr>
-          <w:color w:val="000000" w:themeColor="text1"/>
-          <w:lang w:val="en-US"/>
-        </w:rPr>
-        <w:t xml:space="preserve"> be unique and should contain a little information about the contents of the Dialogue Part.</w:t>
+        <w:t>Enter the ID for your Dialogue Part here. IDs have to be unique and should contain a little information about the contents of the Dialogue Part.</w:t>
       </w:r>
     </w:p>
     <w:p>
@@ -17249,23 +17466,7 @@
                 <w:color w:val="000000" w:themeColor="text1"/>
                 <w:lang w:val="en-US"/>
               </w:rPr>
-              <w:t xml:space="preserve">Between 0 and 1. The speed of the text reveal effect, that is the speed with which the letter of the text </w:t>
-            </w:r>
-            <w:proofErr w:type="gramStart"/>
-            <w:r>
-              <w:rPr>
-                <w:color w:val="000000" w:themeColor="text1"/>
-                <w:lang w:val="en-US"/>
-              </w:rPr>
-              <w:t>are</w:t>
-            </w:r>
-            <w:proofErr w:type="gramEnd"/>
-            <w:r>
-              <w:rPr>
-                <w:color w:val="000000" w:themeColor="text1"/>
-                <w:lang w:val="en-US"/>
-              </w:rPr>
-              <w:t xml:space="preserve"> shown while it is being revealed gradually. If it is 0, the text will be revealed instantly without effect!</w:t>
+              <w:t>Between 0 and 1. The speed of the text reveal effect, that is the speed with which the letter of the text are shown while it is being revealed gradually. If it is 0, the text will be revealed instantly without effect!</w:t>
             </w:r>
           </w:p>
         </w:tc>
@@ -17338,7 +17539,7 @@
                     <pic:cNvPicPr/>
                   </pic:nvPicPr>
                   <pic:blipFill>
-                    <a:blip r:embed="rId15"/>
+                    <a:blip r:embed="rId16"/>
                     <a:stretch>
                       <a:fillRect/>
                     </a:stretch>
@@ -17385,23 +17586,7 @@
           <w:color w:val="000000" w:themeColor="text1"/>
           <w:lang w:val="en-US"/>
         </w:rPr>
-        <w:t xml:space="preserve"> click/tap an Answer) or directly (meaning the player </w:t>
-      </w:r>
-      <w:proofErr w:type="gramStart"/>
-      <w:r>
-        <w:rPr>
-          <w:color w:val="000000" w:themeColor="text1"/>
-          <w:lang w:val="en-US"/>
-        </w:rPr>
-        <w:t>has to</w:t>
-      </w:r>
-      <w:proofErr w:type="gramEnd"/>
-      <w:r>
-        <w:rPr>
-          <w:color w:val="000000" w:themeColor="text1"/>
-          <w:lang w:val="en-US"/>
-        </w:rPr>
-        <w:t xml:space="preserve"> press a button or tap the screen to continue), the latter is only possible if the Dialogue Part has no Answers.</w:t>
+        <w:t xml:space="preserve"> click/tap an Answer) or directly (meaning the player has to press a button or tap the screen to continue), the latter is only possible if the Dialogue Part has no Answers.</w:t>
       </w:r>
     </w:p>
     <w:p>
@@ -17422,7 +17607,7 @@
           <w:lang w:val="en-US"/>
         </w:rPr>
       </w:pPr>
-      <w:bookmarkStart w:id="26" w:name="_Toc80188657"/>
+      <w:bookmarkStart w:id="27" w:name="_Toc80618746"/>
       <w:r>
         <w:rPr>
           <w:lang w:val="en-US"/>
@@ -17441,7 +17626,7 @@
         </w:rPr>
         <w:t>nswers and Global Properties</w:t>
       </w:r>
-      <w:bookmarkEnd w:id="26"/>
+      <w:bookmarkEnd w:id="27"/>
     </w:p>
     <w:p>
       <w:pPr>
@@ -17473,21 +17658,7 @@
         <w:rPr>
           <w:lang w:val="en-US"/>
         </w:rPr>
-        <w:t xml:space="preserve">To manage the Global Properties defined in the Editor press the “Global Properties” button at the bottom of the screen. This will open up the Global Properties menu where you can create and remove Global Properties similar to how you would manage normal Properties on </w:t>
-      </w:r>
-      <w:proofErr w:type="gramStart"/>
-      <w:r>
-        <w:rPr>
-          <w:lang w:val="en-US"/>
-        </w:rPr>
-        <w:t>e.g.</w:t>
-      </w:r>
-      <w:proofErr w:type="gramEnd"/>
-      <w:r>
-        <w:rPr>
-          <w:lang w:val="en-US"/>
-        </w:rPr>
-        <w:t xml:space="preserve"> Dialog</w:t>
+        <w:t>To manage the Global Properties defined in the Editor press the “Global Properties” button at the bottom of the screen. This will open up the Global Properties menu where you can create and remove Global Properties similar to how you would manage normal Properties on e.g. Dialog</w:t>
       </w:r>
       <w:r>
         <w:rPr>
@@ -17517,7 +17688,6 @@
         <w:t xml:space="preserve">Inside your game, you can set Global Properties using </w:t>
       </w:r>
       <w:proofErr w:type="spellStart"/>
-      <w:proofErr w:type="gramStart"/>
       <w:r>
         <w:rPr>
           <w:rFonts w:ascii="Consolas" w:hAnsi="Consolas" w:cs="Arial"/>
@@ -17526,7 +17696,6 @@
         <w:t>UDSDialogManager.instance.SetGlobalProperty</w:t>
       </w:r>
       <w:proofErr w:type="spellEnd"/>
-      <w:proofErr w:type="gramEnd"/>
       <w:r>
         <w:rPr>
           <w:rFonts w:ascii="Consolas" w:hAnsi="Consolas" w:cs="Arial"/>
@@ -17581,23 +17750,7 @@
           <w:rFonts w:cs="Arial"/>
           <w:lang w:val="en-US"/>
         </w:rPr>
-        <w:t xml:space="preserve"> undefined in the game, the condition will always evaluate </w:t>
-      </w:r>
-      <w:proofErr w:type="gramStart"/>
-      <w:r>
-        <w:rPr>
-          <w:rFonts w:cs="Arial"/>
-          <w:lang w:val="en-US"/>
-        </w:rPr>
-        <w:t>to</w:t>
-      </w:r>
-      <w:proofErr w:type="gramEnd"/>
-      <w:r>
-        <w:rPr>
-          <w:rFonts w:cs="Arial"/>
-          <w:lang w:val="en-US"/>
-        </w:rPr>
-        <w:t xml:space="preserve"> false.</w:t>
+        <w:t xml:space="preserve"> undefined in the game, the condition will always evaluate to false.</w:t>
       </w:r>
     </w:p>
     <w:p>
@@ -17645,29 +17798,7 @@
           <w:szCs w:val="20"/>
           <w:lang w:val="en-US"/>
         </w:rPr>
-        <w:t xml:space="preserve"> </w:t>
-      </w:r>
-      <w:proofErr w:type="gramStart"/>
-      <w:r>
-        <w:rPr>
-          <w:rFonts w:cs="Arial"/>
-          <w:i/>
-          <w:iCs/>
-          <w:szCs w:val="20"/>
-          <w:lang w:val="en-US"/>
-        </w:rPr>
-        <w:t>e.g.</w:t>
-      </w:r>
-      <w:proofErr w:type="gramEnd"/>
-      <w:r>
-        <w:rPr>
-          <w:rFonts w:cs="Arial"/>
-          <w:i/>
-          <w:iCs/>
-          <w:szCs w:val="20"/>
-          <w:lang w:val="en-US"/>
-        </w:rPr>
-        <w:t xml:space="preserve"> share them with a team member. To do so, go into the settings menu (button at the bottom). The Global Properties Save Path defines where they are stored (as a JSON file). You can change that path</w:t>
+        <w:t xml:space="preserve"> e.g. share them with a team member. To do so, go into the settings menu (button at the bottom). The Global Properties Save Path defines where they are stored (as a JSON file). You can change that path</w:t>
       </w:r>
       <w:r>
         <w:rPr>
@@ -17778,7 +17909,7 @@
                     </pic:cNvPicPr>
                   </pic:nvPicPr>
                   <pic:blipFill>
-                    <a:blip r:embed="rId26" cstate="print">
+                    <a:blip r:embed="rId27" cstate="print">
                       <a:extLst>
                         <a:ext uri="{28A0092B-C50C-407E-A947-70E740481C1C}">
                           <a14:useLocalDpi xmlns:a14="http://schemas.microsoft.com/office/drawing/2010/main" val="0"/>
@@ -17874,21 +18005,7 @@
         <w:rPr>
           <w:lang w:val="en-US"/>
         </w:rPr>
-        <w:t>In the middle dropdown menu select an operator for the condition (e.g. ==, &gt;, &lt;=</w:t>
-      </w:r>
-      <w:proofErr w:type="gramStart"/>
-      <w:r>
-        <w:rPr>
-          <w:lang w:val="en-US"/>
-        </w:rPr>
-        <w:t>, !</w:t>
-      </w:r>
-      <w:proofErr w:type="gramEnd"/>
-      <w:r>
-        <w:rPr>
-          <w:lang w:val="en-US"/>
-        </w:rPr>
-        <w:t>=, …) (which operators are available depends on the type of the condition)</w:t>
+        <w:t>In the middle dropdown menu select an operator for the condition (e.g. ==, &gt;, &lt;=, !=, …) (which operators are available depends on the type of the condition)</w:t>
       </w:r>
     </w:p>
     <w:p>
@@ -17956,14 +18073,14 @@
           <w:lang w:val="en-US"/>
         </w:rPr>
       </w:pPr>
-      <w:bookmarkStart w:id="27" w:name="_Toc80188658"/>
+      <w:bookmarkStart w:id="28" w:name="_Toc80618747"/>
       <w:r>
         <w:rPr>
           <w:lang w:val="en-US"/>
         </w:rPr>
         <w:t>Property Presets</w:t>
       </w:r>
-      <w:bookmarkEnd w:id="27"/>
+      <w:bookmarkEnd w:id="28"/>
     </w:p>
     <w:p>
       <w:pPr>
@@ -18080,8 +18197,8 @@
           <w:lang w:val="en-US"/>
         </w:rPr>
         <w:drawing>
-          <wp:inline distT="0" distB="0" distL="0" distR="0" wp14:anchorId="5C2C7C04" wp14:editId="6ED606B2">
-            <wp:extent cx="5753100" cy="3048000"/>
+          <wp:inline distT="0" distB="0" distL="0" distR="0" wp14:anchorId="5C2C7C04" wp14:editId="4D6BE393">
+            <wp:extent cx="5742646" cy="3048000"/>
             <wp:effectExtent l="0" t="0" r="0" b="0"/>
             <wp:docPr id="17" name="Grafik 17"/>
             <wp:cNvGraphicFramePr>
@@ -18091,20 +18208,19 @@
               <a:graphicData uri="http://schemas.openxmlformats.org/drawingml/2006/picture">
                 <pic:pic xmlns:pic="http://schemas.openxmlformats.org/drawingml/2006/picture">
                   <pic:nvPicPr>
-                    <pic:cNvPr id="0" name="Picture 3"/>
+                    <pic:cNvPr id="17" name="Grafik 17"/>
                     <pic:cNvPicPr>
                       <a:picLocks noChangeAspect="1" noChangeArrowheads="1"/>
                     </pic:cNvPicPr>
                   </pic:nvPicPr>
                   <pic:blipFill>
-                    <a:blip r:embed="rId27" cstate="print">
+                    <a:blip r:embed="rId28" cstate="print">
                       <a:extLst>
                         <a:ext uri="{28A0092B-C50C-407E-A947-70E740481C1C}">
                           <a14:useLocalDpi xmlns:a14="http://schemas.microsoft.com/office/drawing/2010/main" val="0"/>
                         </a:ext>
                       </a:extLst>
                     </a:blip>
-                    <a:srcRect/>
                     <a:stretch>
                       <a:fillRect/>
                     </a:stretch>
@@ -18112,7 +18228,7 @@
                   <pic:spPr bwMode="auto">
                     <a:xfrm>
                       <a:off x="0" y="0"/>
-                      <a:ext cx="5753100" cy="3048000"/>
+                      <a:ext cx="5742646" cy="3048000"/>
                     </a:xfrm>
                     <a:prstGeom prst="rect">
                       <a:avLst/>
@@ -18182,14 +18298,7 @@
         <w:rPr>
           <w:lang w:val="en-US"/>
         </w:rPr>
-        <w:t xml:space="preserve">Using Import Preset you can import Presets from </w:t>
-      </w:r>
-      <w:proofErr w:type="gramStart"/>
-      <w:r>
-        <w:rPr>
-          <w:lang w:val="en-US"/>
-        </w:rPr>
-        <w:t xml:space="preserve">a </w:t>
+        <w:t xml:space="preserve">Using Import Preset you can import Presets from a </w:t>
       </w:r>
       <w:r>
         <w:rPr>
@@ -18206,16 +18315,7 @@
           <w:iCs/>
           <w:lang w:val="en-US"/>
         </w:rPr>
-        <w:t>udspreset</w:t>
-      </w:r>
-      <w:proofErr w:type="gramEnd"/>
-      <w:r>
-        <w:rPr>
-          <w:i/>
-          <w:iCs/>
-          <w:lang w:val="en-US"/>
-        </w:rPr>
-        <w:t>.json</w:t>
+        <w:t>udspreset.json</w:t>
       </w:r>
       <w:proofErr w:type="spellEnd"/>
       <w:r>
@@ -18250,7 +18350,6 @@
         </w:rPr>
         <w:t xml:space="preserve">Using the Export Preset buttons you can save a Preset as </w:t>
       </w:r>
-      <w:proofErr w:type="gramStart"/>
       <w:r>
         <w:rPr>
           <w:lang w:val="en-US"/>
@@ -18272,16 +18371,7 @@
           <w:iCs/>
           <w:lang w:val="en-US"/>
         </w:rPr>
-        <w:t>udspreset</w:t>
-      </w:r>
-      <w:proofErr w:type="gramEnd"/>
-      <w:r>
-        <w:rPr>
-          <w:i/>
-          <w:iCs/>
-          <w:lang w:val="en-US"/>
-        </w:rPr>
-        <w:t>.json</w:t>
+        <w:t>udspreset.json</w:t>
       </w:r>
       <w:proofErr w:type="spellEnd"/>
       <w:r>
@@ -18387,7 +18477,7 @@
           <w:lang w:val="en-US"/>
         </w:rPr>
       </w:pPr>
-      <w:bookmarkStart w:id="28" w:name="_Toc80188659"/>
+      <w:bookmarkStart w:id="29" w:name="_Toc80618748"/>
       <w:r>
         <w:rPr>
           <w:lang w:val="en-US"/>
@@ -18395,7 +18485,7 @@
         <w:lastRenderedPageBreak/>
         <w:t>Examples</w:t>
       </w:r>
-      <w:bookmarkEnd w:id="28"/>
+      <w:bookmarkEnd w:id="29"/>
     </w:p>
     <w:p>
       <w:pPr>
@@ -18408,7 +18498,7 @@
           <w:lang w:val="en-US"/>
         </w:rPr>
       </w:pPr>
-      <w:bookmarkStart w:id="29" w:name="_Toc80188660"/>
+      <w:bookmarkStart w:id="30" w:name="_Toc80618749"/>
       <w:r>
         <w:rPr>
           <w:lang w:val="en-US"/>
@@ -18421,7 +18511,7 @@
         </w:rPr>
         <w:t>Dialogue</w:t>
       </w:r>
-      <w:bookmarkEnd w:id="29"/>
+      <w:bookmarkEnd w:id="30"/>
     </w:p>
     <w:p>
       <w:pPr>
@@ -18454,33 +18544,13 @@
           <w:szCs w:val="20"/>
           <w:lang w:val="en-US"/>
         </w:rPr>
-        <w:t>(</w:t>
-      </w:r>
-      <w:proofErr w:type="gramStart"/>
-      <w:r>
-        <w:rPr>
-          <w:i/>
-          <w:iCs/>
+        <w:t>(e.g. “I want to buy something”)</w:t>
+      </w:r>
+      <w:r>
+        <w:rPr>
           <w:szCs w:val="20"/>
           <w:lang w:val="en-US"/>
         </w:rPr>
-        <w:t>e.g.</w:t>
-      </w:r>
-      <w:proofErr w:type="gramEnd"/>
-      <w:r>
-        <w:rPr>
-          <w:i/>
-          <w:iCs/>
-          <w:szCs w:val="20"/>
-          <w:lang w:val="en-US"/>
-        </w:rPr>
-        <w:t xml:space="preserve"> “I want to buy something”)</w:t>
-      </w:r>
-      <w:r>
-        <w:rPr>
-          <w:szCs w:val="20"/>
-          <w:lang w:val="en-US"/>
-        </w:rPr>
         <w:t xml:space="preserve"> </w:t>
       </w:r>
       <w:r>
@@ -18496,7 +18566,7 @@
           <w:lang w:val="en-US"/>
         </w:rPr>
       </w:pPr>
-      <w:bookmarkStart w:id="30" w:name="_Hlk79411548"/>
+      <w:bookmarkStart w:id="31" w:name="_Hlk79411548"/>
       <w:r>
         <w:rPr>
           <w:noProof/>
@@ -18526,7 +18596,7 @@
                     <pic:cNvPicPr/>
                   </pic:nvPicPr>
                   <pic:blipFill>
-                    <a:blip r:embed="rId28">
+                    <a:blip r:embed="rId29">
                       <a:extLst>
                         <a:ext uri="{28A0092B-C50C-407E-A947-70E740481C1C}">
                           <a14:useLocalDpi xmlns:a14="http://schemas.microsoft.com/office/drawing/2010/main" val="0"/>
@@ -18640,7 +18710,7 @@
                     </pic:cNvPicPr>
                   </pic:nvPicPr>
                   <pic:blipFill>
-                    <a:blip r:embed="rId29" cstate="print">
+                    <a:blip r:embed="rId30" cstate="print">
                       <a:extLst>
                         <a:ext uri="{28A0092B-C50C-407E-A947-70E740481C1C}">
                           <a14:useLocalDpi xmlns:a14="http://schemas.microsoft.com/office/drawing/2010/main" val="0"/>
@@ -18717,7 +18787,7 @@
                     </pic:cNvPicPr>
                   </pic:nvPicPr>
                   <pic:blipFill>
-                    <a:blip r:embed="rId30">
+                    <a:blip r:embed="rId31">
                       <a:extLst>
                         <a:ext uri="{28A0092B-C50C-407E-A947-70E740481C1C}">
                           <a14:useLocalDpi xmlns:a14="http://schemas.microsoft.com/office/drawing/2010/main" val="0"/>
@@ -18783,7 +18853,7 @@
                     </pic:cNvPicPr>
                   </pic:nvPicPr>
                   <pic:blipFill>
-                    <a:blip r:embed="rId31">
+                    <a:blip r:embed="rId32">
                       <a:extLst>
                         <a:ext uri="{28A0092B-C50C-407E-A947-70E740481C1C}">
                           <a14:useLocalDpi xmlns:a14="http://schemas.microsoft.com/office/drawing/2010/main" val="0"/>
@@ -18817,7 +18887,7 @@
         </w:rPr>
         <w:t xml:space="preserve">We give the Answer the bool-Property “Opens shop” and set it to true. </w:t>
       </w:r>
-      <w:bookmarkEnd w:id="30"/>
+      <w:bookmarkEnd w:id="31"/>
       <w:r>
         <w:rPr>
           <w:lang w:val="en-US"/>
@@ -18923,23 +18993,7 @@
           <w:rFonts w:cs="Arial"/>
           <w:lang w:val="en-US"/>
         </w:rPr>
-        <w:t xml:space="preserve"> explained in more detail under 3. Quick Start and which you are encouraged to </w:t>
-      </w:r>
-      <w:proofErr w:type="gramStart"/>
-      <w:r>
-        <w:rPr>
-          <w:rFonts w:cs="Arial"/>
-          <w:lang w:val="en-US"/>
-        </w:rPr>
-        <w:t>take a look</w:t>
-      </w:r>
-      <w:proofErr w:type="gramEnd"/>
-      <w:r>
-        <w:rPr>
-          <w:rFonts w:cs="Arial"/>
-          <w:lang w:val="en-US"/>
-        </w:rPr>
-        <w:t xml:space="preserve"> at yourself. We will extend </w:t>
+        <w:t xml:space="preserve"> explained in more detail under 3. Quick Start and which you are encouraged to take a look at yourself. We will extend </w:t>
       </w:r>
       <w:r>
         <w:rPr>
@@ -19061,8 +19115,8 @@
         <w:t>:</w:t>
       </w:r>
     </w:p>
-    <w:bookmarkStart w:id="31" w:name="_MON_1689936535"/>
-    <w:bookmarkEnd w:id="31"/>
+    <w:bookmarkStart w:id="32" w:name="_MON_1689936535"/>
+    <w:bookmarkEnd w:id="32"/>
     <w:p>
       <w:pPr>
         <w:rPr>
@@ -19076,12 +19130,12 @@
           <w:lang w:val="en-US"/>
         </w:rPr>
         <w:object w:dxaOrig="9072" w:dyaOrig="4404" w14:anchorId="69B5F2EC">
-          <v:shape id="_x0000_i1216" type="#_x0000_t75" style="width:453.6pt;height:220.2pt" o:ole="" o:bordertopcolor="this" o:borderbottomcolor="this">
-            <v:imagedata r:id="rId32" o:title=""/>
+          <v:shape id="_x0000_i1028" type="#_x0000_t75" style="width:453.6pt;height:220.2pt" o:ole="" o:bordertopcolor="this" o:borderbottomcolor="this">
+            <v:imagedata r:id="rId33" o:title=""/>
             <w10:bordertop type="single" width="4"/>
             <w10:borderbottom type="single" width="4"/>
           </v:shape>
-          <o:OLEObject Type="Embed" ProgID="Word.Document.12" ShapeID="_x0000_i1216" DrawAspect="Content" ObjectID="_1690801870" r:id="rId33">
+          <o:OLEObject Type="Embed" ProgID="Word.Document.12" ShapeID="_x0000_i1028" DrawAspect="Content" ObjectID="_1692042254" r:id="rId34">
             <o:FieldCodes>\s</o:FieldCodes>
           </o:OLEObject>
         </w:object>
@@ -19126,23 +19180,62 @@
         <w:rPr>
           <w:lang w:val="en-US"/>
         </w:rPr>
+        <w:t xml:space="preserve"> shop.</w:t>
+      </w:r>
+      <w:r>
+        <w:rPr>
+          <w:lang w:val="en-US"/>
+        </w:rPr>
         <w:t xml:space="preserve"> </w:t>
       </w:r>
+      <w:r>
+        <w:rPr>
+          <w:lang w:val="en-US"/>
+        </w:rPr>
+        <w:t xml:space="preserve">We can then set that variable from </w:t>
+      </w:r>
       <w:proofErr w:type="spellStart"/>
-      <w:proofErr w:type="gramStart"/>
-      <w:r>
-        <w:rPr>
-          <w:lang w:val="en-US"/>
-        </w:rPr>
-        <w:t>shop.We</w:t>
+      <w:r>
+        <w:rPr>
+          <w:rFonts w:ascii="Consolas" w:hAnsi="Consolas"/>
+          <w:lang w:val="en-US"/>
+        </w:rPr>
+        <w:t>UDSPlayerDialogue</w:t>
       </w:r>
       <w:proofErr w:type="spellEnd"/>
-      <w:proofErr w:type="gramEnd"/>
-      <w:r>
-        <w:rPr>
-          <w:lang w:val="en-US"/>
-        </w:rPr>
-        <w:t xml:space="preserve"> can then set that variable from </w:t>
+      <w:r>
+        <w:rPr>
+          <w:rFonts w:ascii="Consolas" w:hAnsi="Consolas"/>
+          <w:lang w:val="en-US"/>
+        </w:rPr>
+        <w:t xml:space="preserve"> </w:t>
+      </w:r>
+      <w:r>
+        <w:rPr>
+          <w:rFonts w:cs="Arial"/>
+          <w:lang w:val="en-US"/>
+        </w:rPr>
+        <w:t>in</w:t>
+      </w:r>
+      <w:r>
+        <w:rPr>
+          <w:rFonts w:ascii="Consolas" w:hAnsi="Consolas"/>
+          <w:lang w:val="en-US"/>
+        </w:rPr>
+        <w:t xml:space="preserve"> </w:t>
+      </w:r>
+      <w:r>
+        <w:rPr>
+          <w:rFonts w:cs="Arial"/>
+          <w:lang w:val="en-US"/>
+        </w:rPr>
+        <w:t>Update</w:t>
+      </w:r>
+      <w:r>
+        <w:rPr>
+          <w:lang w:val="en-US"/>
+        </w:rPr>
+        <w:t xml:space="preserve"> just before </w:t>
       </w:r>
       <w:proofErr w:type="spellStart"/>
       <w:r>
@@ -19150,61 +19243,18 @@
           <w:rFonts w:ascii="Consolas" w:hAnsi="Consolas"/>
           <w:lang w:val="en-US"/>
         </w:rPr>
-        <w:t>UDSPlayerDialogue</w:t>
+        <w:t>StartDialogue</w:t>
       </w:r>
       <w:proofErr w:type="spellEnd"/>
       <w:r>
         <w:rPr>
-          <w:rFonts w:ascii="Consolas" w:hAnsi="Consolas"/>
-          <w:lang w:val="en-US"/>
-        </w:rPr>
-        <w:t xml:space="preserve"> </w:t>
-      </w:r>
-      <w:r>
-        <w:rPr>
-          <w:rFonts w:cs="Arial"/>
-          <w:lang w:val="en-US"/>
-        </w:rPr>
-        <w:t>in</w:t>
-      </w:r>
-      <w:r>
-        <w:rPr>
-          <w:rFonts w:ascii="Consolas" w:hAnsi="Consolas"/>
-          <w:lang w:val="en-US"/>
-        </w:rPr>
-        <w:t xml:space="preserve"> </w:t>
-      </w:r>
-      <w:r>
-        <w:rPr>
-          <w:rFonts w:cs="Arial"/>
-          <w:lang w:val="en-US"/>
-        </w:rPr>
-        <w:t>Update</w:t>
-      </w:r>
-      <w:r>
-        <w:rPr>
-          <w:lang w:val="en-US"/>
-        </w:rPr>
-        <w:t xml:space="preserve"> just before </w:t>
-      </w:r>
-      <w:proofErr w:type="spellStart"/>
-      <w:r>
-        <w:rPr>
-          <w:rFonts w:ascii="Consolas" w:hAnsi="Consolas"/>
-          <w:lang w:val="en-US"/>
-        </w:rPr>
-        <w:t>StartDialogue</w:t>
-      </w:r>
-      <w:proofErr w:type="spellEnd"/>
-      <w:r>
-        <w:rPr>
           <w:lang w:val="en-US"/>
         </w:rPr>
         <w:t>:</w:t>
       </w:r>
     </w:p>
-    <w:bookmarkStart w:id="32" w:name="_MON_1689936859"/>
-    <w:bookmarkEnd w:id="32"/>
+    <w:bookmarkStart w:id="33" w:name="_MON_1689936859"/>
+    <w:bookmarkEnd w:id="33"/>
     <w:p>
       <w:pPr>
         <w:rPr>
@@ -19216,19 +19266,19 @@
           <w:lang w:val="en-US"/>
         </w:rPr>
         <w:object w:dxaOrig="9072" w:dyaOrig="1513" w14:anchorId="70FB0B75">
-          <v:shape id="_x0000_i1217" type="#_x0000_t75" style="width:453.6pt;height:75.6pt" o:ole="" o:bordertopcolor="this" o:borderbottomcolor="this">
-            <v:imagedata r:id="rId34" o:title=""/>
+          <v:shape id="_x0000_i1029" type="#_x0000_t75" style="width:453.6pt;height:75.6pt" o:ole="" o:bordertopcolor="this" o:borderbottomcolor="this">
+            <v:imagedata r:id="rId35" o:title=""/>
             <w10:bordertop type="single" width="4"/>
             <w10:borderbottom type="single" width="4"/>
           </v:shape>
-          <o:OLEObject Type="Embed" ProgID="Word.Document.12" ShapeID="_x0000_i1217" DrawAspect="Content" ObjectID="_1690801871" r:id="rId35">
+          <o:OLEObject Type="Embed" ProgID="Word.Document.12" ShapeID="_x0000_i1029" DrawAspect="Content" ObjectID="_1692042255" r:id="rId36">
             <o:FieldCodes>\s</o:FieldCodes>
           </o:OLEObject>
         </w:object>
       </w:r>
     </w:p>
-    <w:bookmarkStart w:id="33" w:name="_MON_1689937215"/>
-    <w:bookmarkEnd w:id="33"/>
+    <w:bookmarkStart w:id="34" w:name="_MON_1689937215"/>
+    <w:bookmarkEnd w:id="34"/>
     <w:p>
       <w:pPr>
         <w:keepNext/>
@@ -19238,12 +19288,12 @@
           <w:lang w:val="en-US"/>
         </w:rPr>
         <w:object w:dxaOrig="8650" w:dyaOrig="5789" w14:anchorId="62FD966A">
-          <v:shape id="_x0000_i1218" type="#_x0000_t75" style="width:432.6pt;height:289.2pt" o:ole="" o:bordertopcolor="this" o:borderbottomcolor="this">
-            <v:imagedata r:id="rId36" o:title=""/>
+          <v:shape id="_x0000_i1030" type="#_x0000_t75" style="width:432.6pt;height:289.2pt" o:ole="" o:bordertopcolor="this" o:borderbottomcolor="this">
+            <v:imagedata r:id="rId37" o:title=""/>
             <w10:bordertop type="single" width="4"/>
             <w10:borderbottom type="single" width="4"/>
           </v:shape>
-          <o:OLEObject Type="Embed" ProgID="Word.Document.12" ShapeID="_x0000_i1218" DrawAspect="Content" ObjectID="_1690801872" r:id="rId37">
+          <o:OLEObject Type="Embed" ProgID="Word.Document.12" ShapeID="_x0000_i1030" DrawAspect="Content" ObjectID="_1692042256" r:id="rId38">
             <o:FieldCodes>\s</o:FieldCodes>
           </o:OLEObject>
         </w:object>
@@ -19256,7 +19306,7 @@
           <w:lang w:val="en-US"/>
         </w:rPr>
       </w:pPr>
-      <w:bookmarkStart w:id="34" w:name="_Toc80188667"/>
+      <w:bookmarkStart w:id="35" w:name="_Toc80618756"/>
       <w:r>
         <w:rPr>
           <w:lang w:val="en-US"/>
@@ -19289,17 +19339,9 @@
         <w:rPr>
           <w:lang w:val="en-US"/>
         </w:rPr>
-        <w:t xml:space="preserve">: Setting variables on a custom </w:t>
-      </w:r>
-      <w:proofErr w:type="spellStart"/>
-      <w:r>
-        <w:rPr>
-          <w:lang w:val="en-US"/>
-        </w:rPr>
-        <w:t>DialogueManager</w:t>
-      </w:r>
-      <w:bookmarkEnd w:id="34"/>
-      <w:proofErr w:type="spellEnd"/>
+        <w:t>: Setting variables on a custom DialogueManager</w:t>
+      </w:r>
+      <w:bookmarkEnd w:id="35"/>
     </w:p>
     <w:p>
       <w:pPr>
@@ -19444,24 +19486,9 @@
         <w:rPr>
           <w:lang w:val="en-US"/>
         </w:rPr>
-        <w:t xml:space="preserve"> as a mock method for </w:t>
-      </w:r>
-      <w:proofErr w:type="gramStart"/>
-      <w:r>
-        <w:rPr>
-          <w:lang w:val="en-US"/>
-        </w:rPr>
-        <w:t>actually opening</w:t>
-      </w:r>
-      <w:proofErr w:type="gramEnd"/>
-      <w:r>
-        <w:rPr>
-          <w:lang w:val="en-US"/>
-        </w:rPr>
-        <w:t xml:space="preserve"> a shop. We will also pretend that the shop takes care of calling </w:t>
+        <w:t xml:space="preserve"> as a mock method for actually opening a shop. We will also pretend that the shop takes care of calling </w:t>
       </w:r>
       <w:proofErr w:type="spellStart"/>
-      <w:proofErr w:type="gramStart"/>
       <w:r>
         <w:rPr>
           <w:rFonts w:ascii="Consolas" w:hAnsi="Consolas"/>
@@ -19470,7 +19497,6 @@
         <w:t>UDSDialogueManager.instance.ContinueDialogue</w:t>
       </w:r>
       <w:proofErr w:type="spellEnd"/>
-      <w:proofErr w:type="gramEnd"/>
       <w:r>
         <w:rPr>
           <w:rFonts w:ascii="Consolas" w:hAnsi="Consolas"/>
@@ -19493,8 +19519,8 @@
         <w:t xml:space="preserve"> (important).</w:t>
       </w:r>
     </w:p>
-    <w:bookmarkStart w:id="35" w:name="_MON_1689938599"/>
-    <w:bookmarkEnd w:id="35"/>
+    <w:bookmarkStart w:id="36" w:name="_MON_1689938599"/>
+    <w:bookmarkEnd w:id="36"/>
     <w:p>
       <w:pPr>
         <w:keepNext/>
@@ -19505,12 +19531,12 @@
           <w:lang w:val="en-US"/>
         </w:rPr>
         <w:object w:dxaOrig="8976" w:dyaOrig="3516" w14:anchorId="51E5FD29">
-          <v:shape id="_x0000_i1219" type="#_x0000_t75" style="width:448.8pt;height:175.8pt" o:ole="" o:bordertopcolor="this" o:borderbottomcolor="this">
-            <v:imagedata r:id="rId38" o:title=""/>
+          <v:shape id="_x0000_i1031" type="#_x0000_t75" style="width:448.8pt;height:175.8pt" o:ole="" o:bordertopcolor="this" o:borderbottomcolor="this">
+            <v:imagedata r:id="rId39" o:title=""/>
             <w10:bordertop type="single" width="4"/>
             <w10:borderbottom type="single" width="4"/>
           </v:shape>
-          <o:OLEObject Type="Embed" ProgID="Word.Document.12" ShapeID="_x0000_i1219" DrawAspect="Content" ObjectID="_1690801873" r:id="rId39">
+          <o:OLEObject Type="Embed" ProgID="Word.Document.12" ShapeID="_x0000_i1031" DrawAspect="Content" ObjectID="_1692042257" r:id="rId40">
             <o:FieldCodes>\s</o:FieldCodes>
           </o:OLEObject>
         </w:object>
@@ -19524,7 +19550,7 @@
           <w:lang w:val="en-US"/>
         </w:rPr>
       </w:pPr>
-      <w:bookmarkStart w:id="36" w:name="_Toc80188668"/>
+      <w:bookmarkStart w:id="37" w:name="_Toc80618757"/>
       <w:r>
         <w:rPr>
           <w:lang w:val="en-US"/>
@@ -19577,7 +19603,7 @@
         </w:rPr>
         <w:t xml:space="preserve"> event methods</w:t>
       </w:r>
-      <w:bookmarkEnd w:id="36"/>
+      <w:bookmarkEnd w:id="37"/>
     </w:p>
     <w:p>
       <w:pPr>
@@ -19629,7 +19655,7 @@
           <w:lang w:val="en-US"/>
         </w:rPr>
       </w:pPr>
-      <w:bookmarkStart w:id="37" w:name="_Toc80188661"/>
+      <w:bookmarkStart w:id="38" w:name="_Toc80618750"/>
       <w:r>
         <w:rPr>
           <w:lang w:val="en-US"/>
@@ -19643,7 +19669,7 @@
         </w:rPr>
         <w:t>what an Answer does</w:t>
       </w:r>
-      <w:bookmarkEnd w:id="37"/>
+      <w:bookmarkEnd w:id="38"/>
     </w:p>
     <w:p>
       <w:pPr>
@@ -19783,7 +19809,7 @@
                     <pic:cNvPicPr/>
                   </pic:nvPicPr>
                   <pic:blipFill>
-                    <a:blip r:embed="rId28">
+                    <a:blip r:embed="rId29">
                       <a:extLst>
                         <a:ext uri="{28A0092B-C50C-407E-A947-70E740481C1C}">
                           <a14:useLocalDpi xmlns:a14="http://schemas.microsoft.com/office/drawing/2010/main" val="0"/>
@@ -19873,7 +19899,7 @@
                     </pic:cNvPicPr>
                   </pic:nvPicPr>
                   <pic:blipFill>
-                    <a:blip r:embed="rId29" cstate="print">
+                    <a:blip r:embed="rId30" cstate="print">
                       <a:extLst>
                         <a:ext uri="{28A0092B-C50C-407E-A947-70E740481C1C}">
                           <a14:useLocalDpi xmlns:a14="http://schemas.microsoft.com/office/drawing/2010/main" val="0"/>
@@ -19950,7 +19976,7 @@
                     </pic:cNvPicPr>
                   </pic:nvPicPr>
                   <pic:blipFill>
-                    <a:blip r:embed="rId30">
+                    <a:blip r:embed="rId31">
                       <a:extLst>
                         <a:ext uri="{28A0092B-C50C-407E-A947-70E740481C1C}">
                           <a14:useLocalDpi xmlns:a14="http://schemas.microsoft.com/office/drawing/2010/main" val="0"/>
@@ -20027,7 +20053,7 @@
                     <pic:cNvPicPr/>
                   </pic:nvPicPr>
                   <pic:blipFill>
-                    <a:blip r:embed="rId40">
+                    <a:blip r:embed="rId41">
                       <a:extLst>
                         <a:ext uri="{28A0092B-C50C-407E-A947-70E740481C1C}">
                           <a14:useLocalDpi xmlns:a14="http://schemas.microsoft.com/office/drawing/2010/main" val="0"/>
@@ -20111,7 +20137,7 @@
                     <pic:cNvPicPr/>
                   </pic:nvPicPr>
                   <pic:blipFill>
-                    <a:blip r:embed="rId41">
+                    <a:blip r:embed="rId42">
                       <a:extLst>
                         <a:ext uri="{28A0092B-C50C-407E-A947-70E740481C1C}">
                           <a14:useLocalDpi xmlns:a14="http://schemas.microsoft.com/office/drawing/2010/main" val="0"/>
@@ -20226,8 +20252,8 @@
         <w:t xml:space="preserve"> method:</w:t>
       </w:r>
     </w:p>
-    <w:bookmarkStart w:id="38" w:name="_MON_1690025100"/>
-    <w:bookmarkEnd w:id="38"/>
+    <w:bookmarkStart w:id="39" w:name="_MON_1690025100"/>
+    <w:bookmarkEnd w:id="39"/>
     <w:p>
       <w:pPr>
         <w:rPr>
@@ -20239,12 +20265,12 @@
           <w:lang w:val="en-US"/>
         </w:rPr>
         <w:object w:dxaOrig="9406" w:dyaOrig="2225" w14:anchorId="18FC314E">
-          <v:shape id="_x0000_i1220" type="#_x0000_t75" style="width:470.4pt;height:111pt" o:ole="" o:bordertopcolor="this" o:borderbottomcolor="this">
-            <v:imagedata r:id="rId42" o:title=""/>
+          <v:shape id="_x0000_i1032" type="#_x0000_t75" style="width:470.4pt;height:111pt" o:ole="" o:bordertopcolor="this" o:borderbottomcolor="this">
+            <v:imagedata r:id="rId43" o:title=""/>
             <w10:bordertop type="single" width="4"/>
             <w10:borderbottom type="single" width="4"/>
           </v:shape>
-          <o:OLEObject Type="Embed" ProgID="Word.Document.12" ShapeID="_x0000_i1220" DrawAspect="Content" ObjectID="_1690801874" r:id="rId43">
+          <o:OLEObject Type="Embed" ProgID="Word.Document.12" ShapeID="_x0000_i1032" DrawAspect="Content" ObjectID="_1692042258" r:id="rId44">
             <o:FieldCodes>\s</o:FieldCodes>
           </o:OLEObject>
         </w:object>
@@ -20297,8 +20323,8 @@
         <w:t>it two sprites to serve as indicator for our two cases.</w:t>
       </w:r>
     </w:p>
-    <w:bookmarkStart w:id="39" w:name="_MON_1690025799"/>
-    <w:bookmarkEnd w:id="39"/>
+    <w:bookmarkStart w:id="40" w:name="_MON_1690025799"/>
+    <w:bookmarkEnd w:id="40"/>
     <w:p>
       <w:pPr>
         <w:rPr>
@@ -20310,12 +20336,12 @@
           <w:lang w:val="en-US"/>
         </w:rPr>
         <w:object w:dxaOrig="9072" w:dyaOrig="2625" w14:anchorId="4DE69535">
-          <v:shape id="_x0000_i1221" type="#_x0000_t75" style="width:453.6pt;height:131.4pt" o:ole="" o:bordertopcolor="this" o:borderbottomcolor="this">
-            <v:imagedata r:id="rId44" o:title=""/>
+          <v:shape id="_x0000_i1033" type="#_x0000_t75" style="width:453.6pt;height:131.4pt" o:ole="" o:bordertopcolor="this" o:borderbottomcolor="this">
+            <v:imagedata r:id="rId45" o:title=""/>
             <w10:bordertop type="single" width="4"/>
             <w10:borderbottom type="single" width="4"/>
           </v:shape>
-          <o:OLEObject Type="Embed" ProgID="Word.Document.12" ShapeID="_x0000_i1221" DrawAspect="Content" ObjectID="_1690801875" r:id="rId45">
+          <o:OLEObject Type="Embed" ProgID="Word.Document.12" ShapeID="_x0000_i1033" DrawAspect="Content" ObjectID="_1692042259" r:id="rId46">
             <o:FieldCodes>\s</o:FieldCodes>
           </o:OLEObject>
         </w:object>
@@ -20374,8 +20400,8 @@
         <w:t>to check whether an Answer opens a shop:</w:t>
       </w:r>
     </w:p>
-    <w:bookmarkStart w:id="40" w:name="_MON_1690026117"/>
-    <w:bookmarkEnd w:id="40"/>
+    <w:bookmarkStart w:id="41" w:name="_MON_1690026117"/>
+    <w:bookmarkEnd w:id="41"/>
     <w:p>
       <w:pPr>
         <w:keepNext/>
@@ -20385,12 +20411,12 @@
           <w:lang w:val="en-US"/>
         </w:rPr>
         <w:object w:dxaOrig="9072" w:dyaOrig="3514" w14:anchorId="2A205185">
-          <v:shape id="_x0000_i1222" type="#_x0000_t75" style="width:453.6pt;height:175.8pt" o:ole="" o:bordertopcolor="this" o:borderbottomcolor="this">
-            <v:imagedata r:id="rId46" o:title=""/>
+          <v:shape id="_x0000_i1034" type="#_x0000_t75" style="width:453.6pt;height:175.8pt" o:ole="" o:bordertopcolor="this" o:borderbottomcolor="this">
+            <v:imagedata r:id="rId47" o:title=""/>
             <w10:bordertop type="single" width="4"/>
             <w10:borderbottom type="single" width="4"/>
           </v:shape>
-          <o:OLEObject Type="Embed" ProgID="Word.Document.12" ShapeID="_x0000_i1222" DrawAspect="Content" ObjectID="_1690801876" r:id="rId47">
+          <o:OLEObject Type="Embed" ProgID="Word.Document.12" ShapeID="_x0000_i1034" DrawAspect="Content" ObjectID="_1692042260" r:id="rId48">
             <o:FieldCodes>\s</o:FieldCodes>
           </o:OLEObject>
         </w:object>
@@ -20403,7 +20429,7 @@
           <w:lang w:val="en-US"/>
         </w:rPr>
       </w:pPr>
-      <w:bookmarkStart w:id="41" w:name="_Toc80188669"/>
+      <w:bookmarkStart w:id="42" w:name="_Toc80618758"/>
       <w:r>
         <w:rPr>
           <w:lang w:val="en-US"/>
@@ -20459,7 +20485,7 @@
         </w:rPr>
         <w:t>IsEndBranch</w:t>
       </w:r>
-      <w:bookmarkEnd w:id="41"/>
+      <w:bookmarkEnd w:id="42"/>
       <w:proofErr w:type="spellEnd"/>
     </w:p>
     <w:p>
@@ -20535,7 +20561,6 @@
         <w:t xml:space="preserve">should always be preferred to </w:t>
       </w:r>
       <w:proofErr w:type="spellStart"/>
-      <w:proofErr w:type="gramStart"/>
       <w:r>
         <w:rPr>
           <w:rFonts w:ascii="Consolas" w:hAnsi="Consolas" w:cs="Arial"/>
@@ -20544,7 +20569,6 @@
         <w:t>answer.index</w:t>
       </w:r>
       <w:proofErr w:type="spellEnd"/>
-      <w:proofErr w:type="gramEnd"/>
       <w:r>
         <w:rPr>
           <w:rFonts w:cs="Arial"/>
@@ -20565,66 +20589,50 @@
           <w:rFonts w:cs="Arial"/>
           <w:lang w:val="en-US"/>
         </w:rPr>
-        <w:t xml:space="preserve">Our </w:t>
-      </w:r>
-      <w:proofErr w:type="gramStart"/>
+        <w:t xml:space="preserve">Our final result for </w:t>
+      </w:r>
+      <w:proofErr w:type="spellStart"/>
+      <w:r>
+        <w:rPr>
+          <w:rFonts w:ascii="Consolas" w:hAnsi="Consolas" w:cs="Arial"/>
+          <w:lang w:val="en-US"/>
+        </w:rPr>
+        <w:t>OnAnswer</w:t>
+      </w:r>
+      <w:proofErr w:type="spellEnd"/>
+      <w:r>
+        <w:rPr>
+          <w:rFonts w:ascii="Consolas" w:hAnsi="Consolas" w:cs="Arial"/>
+          <w:lang w:val="en-US"/>
+        </w:rPr>
+        <w:t xml:space="preserve"> </w:t>
+      </w:r>
       <w:r>
         <w:rPr>
           <w:rFonts w:cs="Arial"/>
           <w:lang w:val="en-US"/>
         </w:rPr>
-        <w:t>final result</w:t>
-      </w:r>
-      <w:proofErr w:type="gramEnd"/>
+        <w:t>looks like this:</w:t>
+      </w:r>
+    </w:p>
+    <w:bookmarkStart w:id="43" w:name="_MON_1690028128"/>
+    <w:bookmarkEnd w:id="43"/>
+    <w:p>
+      <w:pPr>
+        <w:keepNext/>
+      </w:pPr>
       <w:r>
         <w:rPr>
           <w:rFonts w:cs="Arial"/>
           <w:lang w:val="en-US"/>
         </w:rPr>
-        <w:t xml:space="preserve"> for </w:t>
-      </w:r>
-      <w:proofErr w:type="spellStart"/>
-      <w:r>
-        <w:rPr>
-          <w:rFonts w:ascii="Consolas" w:hAnsi="Consolas" w:cs="Arial"/>
-          <w:lang w:val="en-US"/>
-        </w:rPr>
-        <w:t>OnAnswer</w:t>
-      </w:r>
-      <w:proofErr w:type="spellEnd"/>
-      <w:r>
-        <w:rPr>
-          <w:rFonts w:ascii="Consolas" w:hAnsi="Consolas" w:cs="Arial"/>
-          <w:lang w:val="en-US"/>
-        </w:rPr>
-        <w:t xml:space="preserve"> </w:t>
-      </w:r>
-      <w:r>
-        <w:rPr>
-          <w:rFonts w:cs="Arial"/>
-          <w:lang w:val="en-US"/>
-        </w:rPr>
-        <w:t>looks like this:</w:t>
-      </w:r>
-    </w:p>
-    <w:bookmarkStart w:id="42" w:name="_MON_1690028128"/>
-    <w:bookmarkEnd w:id="42"/>
-    <w:p>
-      <w:pPr>
-        <w:keepNext/>
-      </w:pPr>
-      <w:r>
-        <w:rPr>
-          <w:rFonts w:cs="Arial"/>
-          <w:lang w:val="en-US"/>
-        </w:rPr>
         <w:object w:dxaOrig="9072" w:dyaOrig="4182" w14:anchorId="525FCC81">
-          <v:shape id="_x0000_i1223" type="#_x0000_t75" style="width:453.6pt;height:209.4pt" o:ole="" o:bordertopcolor="this" o:borderbottomcolor="this">
-            <v:imagedata r:id="rId48" o:title=""/>
+          <v:shape id="_x0000_i1035" type="#_x0000_t75" style="width:453.6pt;height:209.4pt" o:ole="" o:bordertopcolor="this" o:borderbottomcolor="this">
+            <v:imagedata r:id="rId49" o:title=""/>
             <w10:bordertop type="single" width="4"/>
             <w10:borderbottom type="single" width="4"/>
           </v:shape>
-          <o:OLEObject Type="Embed" ProgID="Word.Document.12" ShapeID="_x0000_i1223" DrawAspect="Content" ObjectID="_1690801877" r:id="rId49">
+          <o:OLEObject Type="Embed" ProgID="Word.Document.12" ShapeID="_x0000_i1035" DrawAspect="Content" ObjectID="_1692042261" r:id="rId50">
             <o:FieldCodes>\s</o:FieldCodes>
           </o:OLEObject>
         </w:object>
@@ -20638,7 +20646,7 @@
           <w:lang w:val="en-US"/>
         </w:rPr>
       </w:pPr>
-      <w:bookmarkStart w:id="43" w:name="_Toc80188670"/>
+      <w:bookmarkStart w:id="44" w:name="_Toc80618759"/>
       <w:r>
         <w:rPr>
           <w:lang w:val="en-US"/>
@@ -20687,7 +20695,7 @@
         </w:rPr>
         <w:t xml:space="preserve"> and working with custom UI elements</w:t>
       </w:r>
-      <w:bookmarkEnd w:id="43"/>
+      <w:bookmarkEnd w:id="44"/>
     </w:p>
     <w:p>
       <w:pPr>
@@ -20739,7 +20747,7 @@
           <w:lang w:val="en-US"/>
         </w:rPr>
       </w:pPr>
-      <w:bookmarkStart w:id="44" w:name="_Toc80188662"/>
+      <w:bookmarkStart w:id="45" w:name="_Toc80618751"/>
       <w:r>
         <w:rPr>
           <w:lang w:val="en-US"/>
@@ -20753,7 +20761,7 @@
         </w:rPr>
         <w:t>What the UDS can’t do + Known issues</w:t>
       </w:r>
-      <w:bookmarkEnd w:id="44"/>
+      <w:bookmarkEnd w:id="45"/>
     </w:p>
     <w:p>
       <w:pPr>
@@ -20787,22 +20795,34 @@
           <w:szCs w:val="20"/>
           <w:lang w:val="en-US"/>
         </w:rPr>
-        <w:t xml:space="preserve">There is no in-Unity graph editor and </w:t>
-      </w:r>
-      <w:proofErr w:type="gramStart"/>
+        <w:t>There is no in-Unity graph editor</w:t>
+      </w:r>
       <w:r>
         <w:rPr>
           <w:szCs w:val="20"/>
           <w:lang w:val="en-US"/>
         </w:rPr>
-        <w:t>at the moment</w:t>
-      </w:r>
-      <w:proofErr w:type="gramEnd"/>
+        <w:t xml:space="preserve">. </w:t>
+      </w:r>
       <w:r>
         <w:rPr>
           <w:szCs w:val="20"/>
           <w:lang w:val="en-US"/>
         </w:rPr>
+        <w:t>Instead, the standalone editor aims to be accessible</w:t>
+      </w:r>
+      <w:r>
+        <w:rPr>
+          <w:szCs w:val="20"/>
+          <w:lang w:val="en-US"/>
+        </w:rPr>
+        <w:t>,</w:t>
+      </w:r>
+      <w:r>
+        <w:rPr>
+          <w:szCs w:val="20"/>
+          <w:lang w:val="en-US"/>
+        </w:rPr>
         <w:t xml:space="preserve"> </w:t>
       </w:r>
       <w:r>
@@ -20810,56 +20830,21 @@
           <w:szCs w:val="20"/>
           <w:lang w:val="en-US"/>
         </w:rPr>
-        <w:t>it’s not planned. Instead, the standalone editor aims to be accessible</w:t>
+        <w:t>convenient,</w:t>
       </w:r>
       <w:r>
         <w:rPr>
           <w:szCs w:val="20"/>
           <w:lang w:val="en-US"/>
         </w:rPr>
-        <w:t>,</w:t>
+        <w:t xml:space="preserve"> and as easy as possible to use with Unity</w:t>
       </w:r>
       <w:r>
         <w:rPr>
           <w:szCs w:val="20"/>
           <w:lang w:val="en-US"/>
         </w:rPr>
-        <w:t xml:space="preserve"> </w:t>
-      </w:r>
-      <w:r>
-        <w:rPr>
-          <w:szCs w:val="20"/>
-          <w:lang w:val="en-US"/>
-        </w:rPr>
-        <w:t>convenient,</w:t>
-      </w:r>
-      <w:r>
-        <w:rPr>
-          <w:szCs w:val="20"/>
-          <w:lang w:val="en-US"/>
-        </w:rPr>
-        <w:t xml:space="preserve"> and as easy as possible to use with Unity</w:t>
-      </w:r>
-      <w:r>
-        <w:rPr>
-          <w:szCs w:val="20"/>
-          <w:lang w:val="en-US"/>
-        </w:rPr>
-        <w:t xml:space="preserve">. An in-Unity editor might be a possible extension in the </w:t>
-      </w:r>
-      <w:r>
-        <w:rPr>
-          <w:szCs w:val="20"/>
-          <w:lang w:val="en-US"/>
-        </w:rPr>
-        <w:t>more distant</w:t>
-      </w:r>
-      <w:r>
-        <w:rPr>
-          <w:szCs w:val="20"/>
-          <w:lang w:val="en-US"/>
-        </w:rPr>
-        <w:t xml:space="preserve"> future</w:t>
+        <w:t>. An in-Unity editor might be a possible extension in the future</w:t>
       </w:r>
     </w:p>
     <w:p>
@@ -20980,23 +20965,7 @@
           <w:szCs w:val="20"/>
           <w:lang w:val="en-US"/>
         </w:rPr>
-        <w:t xml:space="preserve"> (</w:t>
-      </w:r>
-      <w:proofErr w:type="gramStart"/>
-      <w:r>
-        <w:rPr>
-          <w:szCs w:val="20"/>
-          <w:lang w:val="en-US"/>
-        </w:rPr>
-        <w:t>e.g.</w:t>
-      </w:r>
-      <w:proofErr w:type="gramEnd"/>
-      <w:r>
-        <w:rPr>
-          <w:szCs w:val="20"/>
-          <w:lang w:val="en-US"/>
-        </w:rPr>
-        <w:t xml:space="preserve"> by linking Dialogue Parts to audio clips via a Property and play them from e.g. </w:t>
+        <w:t xml:space="preserve"> (e.g. by linking Dialogue Parts to audio clips via a Property and play them from e.g. </w:t>
       </w:r>
       <w:proofErr w:type="spellStart"/>
       <w:r>
@@ -21056,23 +21025,7 @@
           <w:szCs w:val="20"/>
           <w:lang w:val="en-US"/>
         </w:rPr>
-        <w:t>connection between the Global Properties in the Editor and the Global Properties in Unity/in your game. What might come in the future is convenience functionality for working with Global Properties (</w:t>
-      </w:r>
-      <w:proofErr w:type="gramStart"/>
-      <w:r>
-        <w:rPr>
-          <w:szCs w:val="20"/>
-          <w:lang w:val="en-US"/>
-        </w:rPr>
-        <w:t>e.g.</w:t>
-      </w:r>
-      <w:proofErr w:type="gramEnd"/>
-      <w:r>
-        <w:rPr>
-          <w:szCs w:val="20"/>
-          <w:lang w:val="en-US"/>
-        </w:rPr>
-        <w:t xml:space="preserve"> a table to see their values, a button to delete them)</w:t>
+        <w:t>connection between the Global Properties in the Editor and the Global Properties in Unity/in your game. What might come in the future is convenience functionality for working with Global Properties (e.g. a table to see their values, a button to delete them)</w:t>
       </w:r>
     </w:p>
     <w:p>
@@ -21187,18 +21140,8 @@
           <w:szCs w:val="20"/>
           <w:lang w:val="en-US"/>
         </w:rPr>
-        <w:t xml:space="preserve">A custom inspector for the </w:t>
-      </w:r>
-      <w:proofErr w:type="spellStart"/>
-      <w:r>
-        <w:rPr>
-          <w:rFonts w:ascii="Consolas" w:hAnsi="Consolas"/>
-          <w:szCs w:val="20"/>
-          <w:lang w:val="en-US"/>
-        </w:rPr>
-        <w:t>UDSDialogueManager</w:t>
-      </w:r>
-      <w:proofErr w:type="spellEnd"/>
+        <w:t>Console/Gamepad support</w:t>
+      </w:r>
     </w:p>
     <w:p>
       <w:pPr>
@@ -21226,31 +21169,18 @@
           <w:szCs w:val="20"/>
           <w:lang w:val="en-US"/>
         </w:rPr>
-        <w:t>More convenience functionality for the Dialogue Editor (</w:t>
-      </w:r>
-      <w:proofErr w:type="gramStart"/>
-      <w:r>
-        <w:rPr>
+        <w:t xml:space="preserve">A custom inspector for the </w:t>
+      </w:r>
+      <w:proofErr w:type="spellStart"/>
+      <w:r>
+        <w:rPr>
+          <w:rFonts w:ascii="Consolas" w:hAnsi="Consolas"/>
           <w:szCs w:val="20"/>
           <w:lang w:val="en-US"/>
         </w:rPr>
-        <w:t>e.g.</w:t>
-      </w:r>
-      <w:proofErr w:type="gramEnd"/>
-      <w:r>
-        <w:rPr>
-          <w:szCs w:val="20"/>
-          <w:lang w:val="en-US"/>
-        </w:rPr>
-        <w:t xml:space="preserve"> multi-selection, undo/redo, advanced copy-paste</w:t>
-      </w:r>
-      <w:r>
-        <w:rPr>
-          <w:szCs w:val="20"/>
-          <w:lang w:val="en-US"/>
-        </w:rPr>
-        <w:t>)</w:t>
-      </w:r>
+        <w:t>UDSDialogueManager</w:t>
+      </w:r>
+      <w:proofErr w:type="spellEnd"/>
     </w:p>
     <w:p>
       <w:pPr>
@@ -21278,21 +21208,14 @@
           <w:szCs w:val="20"/>
           <w:lang w:val="en-US"/>
         </w:rPr>
-        <w:t>The possibility to inspect your Dialogues from inside Unity (note</w:t>
+        <w:t>More convenience functionality for the Dialogue Editor (e.g. multi-selection, undo/redo, advanced copy-paste</w:t>
       </w:r>
       <w:r>
         <w:rPr>
           <w:szCs w:val="20"/>
           <w:lang w:val="en-US"/>
         </w:rPr>
-        <w:t xml:space="preserve"> that</w:t>
-      </w:r>
-      <w:r>
-        <w:rPr>
-          <w:szCs w:val="20"/>
-          <w:lang w:val="en-US"/>
-        </w:rPr>
-        <w:t xml:space="preserve"> the fact that they are serialized to JSON already allows you to see and even edit Dialogues outside the Editor)</w:t>
+        <w:t>)</w:t>
       </w:r>
     </w:p>
     <w:p>
@@ -21321,77 +21244,26 @@
           <w:szCs w:val="20"/>
           <w:lang w:val="en-US"/>
         </w:rPr>
-        <w:t>Variable text effect speed within the text, probably via tags (</w:t>
-      </w:r>
-      <w:proofErr w:type="gramStart"/>
+        <w:t>The possibility to inspect your Dialogues from inside Unity (note</w:t>
+      </w:r>
       <w:r>
         <w:rPr>
           <w:szCs w:val="20"/>
           <w:lang w:val="en-US"/>
         </w:rPr>
-        <w:t>e.g.</w:t>
-      </w:r>
-      <w:proofErr w:type="gramEnd"/>
+        <w:t xml:space="preserve"> that</w:t>
+      </w:r>
       <w:r>
         <w:rPr>
           <w:szCs w:val="20"/>
           <w:lang w:val="en-US"/>
         </w:rPr>
-        <w:t xml:space="preserve"> </w:t>
-      </w:r>
-      <w:r>
-        <w:rPr>
-          <w:szCs w:val="20"/>
-          <w:lang w:val="en-US"/>
-        </w:rPr>
-        <w:t>“</w:t>
-      </w:r>
-      <w:r>
-        <w:rPr>
-          <w:szCs w:val="20"/>
-          <w:lang w:val="en-US"/>
-        </w:rPr>
-        <w:t xml:space="preserve">The next bit is </w:t>
-      </w:r>
-      <w:r>
-        <w:rPr>
-          <w:szCs w:val="20"/>
-          <w:lang w:val="en-US"/>
-        </w:rPr>
-        <w:t>&lt;speed=0.5&gt;</w:t>
-      </w:r>
-      <w:r>
-        <w:rPr>
-          <w:szCs w:val="20"/>
-          <w:lang w:val="en-US"/>
-        </w:rPr>
-        <w:t>slow</w:t>
-      </w:r>
-      <w:r>
-        <w:rPr>
-          <w:szCs w:val="20"/>
-          <w:lang w:val="en-US"/>
-        </w:rPr>
-        <w:t>&lt;/speed&gt;</w:t>
-      </w:r>
-      <w:r>
-        <w:rPr>
-          <w:szCs w:val="20"/>
-          <w:lang w:val="en-US"/>
-        </w:rPr>
-        <w:t>”</w:t>
-      </w:r>
-      <w:r>
-        <w:rPr>
-          <w:szCs w:val="20"/>
-          <w:lang w:val="en-US"/>
-        </w:rPr>
-        <w:t>)</w:t>
-      </w:r>
-    </w:p>
-    <w:p>
-      <w:pPr>
-        <w:ind w:left="708"/>
+        <w:t xml:space="preserve"> the fact that they are serialized to JSON already allows you to see and even edit Dialogues outside the Editor)</w:t>
+      </w:r>
+    </w:p>
+    <w:p>
+      <w:pPr>
+        <w:pStyle w:val="Listenabsatz"/>
         <w:rPr>
           <w:szCs w:val="20"/>
           <w:lang w:val="en-US"/>
@@ -21415,72 +21287,122 @@
           <w:szCs w:val="20"/>
           <w:lang w:val="en-US"/>
         </w:rPr>
-        <w:t>More documentation on the internal working</w:t>
+        <w:t xml:space="preserve">Variable text effect speed within the text, probably via tags (e.g. </w:t>
       </w:r>
       <w:r>
         <w:rPr>
           <w:szCs w:val="20"/>
           <w:lang w:val="en-US"/>
         </w:rPr>
-        <w:t xml:space="preserve">s </w:t>
+        <w:t>“</w:t>
       </w:r>
       <w:r>
         <w:rPr>
           <w:szCs w:val="20"/>
           <w:lang w:val="en-US"/>
         </w:rPr>
-        <w:t xml:space="preserve">of the UDS to allow you to confidently use </w:t>
-      </w:r>
-      <w:proofErr w:type="gramStart"/>
+        <w:t xml:space="preserve">The next bit is </w:t>
+      </w:r>
       <w:r>
         <w:rPr>
           <w:szCs w:val="20"/>
           <w:lang w:val="en-US"/>
         </w:rPr>
-        <w:t>e.g.</w:t>
-      </w:r>
-      <w:proofErr w:type="gramEnd"/>
+        <w:t>&lt;speed=0.5&gt;</w:t>
+      </w:r>
       <w:r>
         <w:rPr>
           <w:szCs w:val="20"/>
           <w:lang w:val="en-US"/>
         </w:rPr>
-        <w:t xml:space="preserve"> the </w:t>
-      </w:r>
-      <w:proofErr w:type="spellStart"/>
-      <w:r>
-        <w:rPr>
-          <w:rFonts w:ascii="Consolas" w:hAnsi="Consolas"/>
+        <w:t>slow</w:t>
+      </w:r>
+      <w:r>
+        <w:rPr>
           <w:szCs w:val="20"/>
           <w:lang w:val="en-US"/>
         </w:rPr>
-        <w:t>UDSProperty</w:t>
-      </w:r>
-      <w:proofErr w:type="spellEnd"/>
+        <w:t>&lt;/speed&gt;</w:t>
+      </w:r>
       <w:r>
         <w:rPr>
           <w:szCs w:val="20"/>
           <w:lang w:val="en-US"/>
         </w:rPr>
-        <w:t xml:space="preserve"> and </w:t>
-      </w:r>
-      <w:proofErr w:type="spellStart"/>
-      <w:r>
-        <w:rPr>
-          <w:rFonts w:ascii="Consolas" w:hAnsi="Consolas"/>
+        <w:t>”</w:t>
+      </w:r>
+      <w:r>
+        <w:rPr>
           <w:szCs w:val="20"/>
           <w:lang w:val="en-US"/>
         </w:rPr>
-        <w:t>UDSCondition</w:t>
-      </w:r>
-      <w:proofErr w:type="spellEnd"/>
-      <w:r>
+        <w:t>)</w:t>
+      </w:r>
+    </w:p>
+    <w:p>
+      <w:pPr>
+        <w:pStyle w:val="Listenabsatz"/>
         <w:rPr>
           <w:szCs w:val="20"/>
           <w:lang w:val="en-US"/>
         </w:rPr>
-        <w:t xml:space="preserve"> structs</w:t>
-      </w:r>
+      </w:pPr>
+    </w:p>
+    <w:p>
+      <w:pPr>
+        <w:pStyle w:val="Listenabsatz"/>
+        <w:numPr>
+          <w:ilvl w:val="0"/>
+          <w:numId w:val="18"/>
+        </w:numPr>
+        <w:rPr>
+          <w:szCs w:val="20"/>
+          <w:lang w:val="en-US"/>
+        </w:rPr>
+      </w:pPr>
+      <w:r>
+        <w:rPr>
+          <w:szCs w:val="20"/>
+          <w:lang w:val="en-US"/>
+        </w:rPr>
+        <w:t>More examples</w:t>
+      </w:r>
+      <w:r>
+        <w:rPr>
+          <w:szCs w:val="20"/>
+          <w:lang w:val="en-US"/>
+        </w:rPr>
+        <w:t xml:space="preserve"> + </w:t>
+      </w:r>
+      <w:r>
+        <w:rPr>
+          <w:szCs w:val="20"/>
+          <w:lang w:val="en-US"/>
+        </w:rPr>
+        <w:t>m</w:t>
+      </w:r>
+      <w:r>
+        <w:rPr>
+          <w:szCs w:val="20"/>
+          <w:lang w:val="en-US"/>
+        </w:rPr>
+        <w:t xml:space="preserve">ore </w:t>
+      </w:r>
+      <w:r>
+        <w:rPr>
+          <w:szCs w:val="20"/>
+          <w:lang w:val="en-US"/>
+        </w:rPr>
+        <w:t>documentation on the internal workings of the UDS</w:t>
+      </w:r>
+    </w:p>
+    <w:p>
+      <w:pPr>
+        <w:rPr>
+          <w:szCs w:val="20"/>
+          <w:lang w:val="en-US"/>
+        </w:rPr>
+      </w:pPr>
       <w:r>
         <w:rPr>
           <w:szCs w:val="20"/>
@@ -21500,7 +21422,7 @@
           <w:lang w:val="en-US"/>
         </w:rPr>
       </w:pPr>
-      <w:bookmarkStart w:id="45" w:name="_Toc80188663"/>
+      <w:bookmarkStart w:id="46" w:name="_Toc80618752"/>
       <w:r>
         <w:rPr>
           <w:lang w:val="en-US"/>
@@ -21526,7 +21448,7 @@
         </w:rPr>
         <w:t>Acknowledgements</w:t>
       </w:r>
-      <w:bookmarkEnd w:id="45"/>
+      <w:bookmarkEnd w:id="46"/>
     </w:p>
     <w:p>
       <w:pPr>
@@ -21583,7 +21505,7 @@
         </w:rPr>
         <w:t xml:space="preserve">Contact email: </w:t>
       </w:r>
-      <w:hyperlink r:id="rId50" w:history="1">
+      <w:hyperlink r:id="rId51" w:history="1">
         <w:r>
           <w:rPr>
             <w:rStyle w:val="Hyperlink"/>
@@ -21677,7 +21599,7 @@
         </w:rPr>
         <w:t xml:space="preserve"> (</w:t>
       </w:r>
-      <w:hyperlink r:id="rId51" w:history="1">
+      <w:hyperlink r:id="rId52" w:history="1">
         <w:r>
           <w:rPr>
             <w:rStyle w:val="Hyperlink"/>
@@ -21696,10 +21618,11 @@
     <w:p>
       <w:pPr>
         <w:rPr>
-          <w:lang w:val="en-US"/>
-        </w:rPr>
-      </w:pPr>
-      <w:hyperlink r:id="rId52" w:history="1">
+          <w:rStyle w:val="Hyperlink"/>
+          <w:lang w:val="en-US"/>
+        </w:rPr>
+      </w:pPr>
+      <w:hyperlink r:id="rId53" w:history="1">
         <w:r>
           <w:rPr>
             <w:rStyle w:val="Hyperlink"/>
@@ -21712,26 +21635,108 @@
     <w:p>
       <w:pPr>
         <w:rPr>
-          <w:lang w:val="en-US"/>
-        </w:rPr>
-      </w:pPr>
-    </w:p>
-    <w:p>
-      <w:pPr>
-        <w:rPr>
-          <w:lang w:val="en-US"/>
-        </w:rPr>
-      </w:pPr>
-    </w:p>
-    <w:p>
-      <w:pPr>
-        <w:rPr>
-          <w:lang w:val="en-US"/>
-        </w:rPr>
-      </w:pPr>
+          <w:rStyle w:val="Hyperlink"/>
+          <w:color w:val="000000" w:themeColor="text1"/>
+          <w:u w:val="none"/>
+          <w:lang w:val="en-US"/>
+        </w:rPr>
+      </w:pPr>
+    </w:p>
+    <w:p>
+      <w:pPr>
+        <w:rPr>
+          <w:rStyle w:val="Hyperlink"/>
+          <w:color w:val="000000" w:themeColor="text1"/>
+          <w:u w:val="none"/>
+          <w:lang w:val="en-US"/>
+        </w:rPr>
+      </w:pPr>
+    </w:p>
+    <w:p>
+      <w:pPr>
+        <w:rPr>
+          <w:lang w:val="en-US"/>
+        </w:rPr>
+      </w:pPr>
+      <w:r>
+        <w:rPr>
+          <w:lang w:val="en-US"/>
+        </w:rPr>
+        <w:t xml:space="preserve">The UDS Dialogue Editor uses free icons from </w:t>
+      </w:r>
+      <w:proofErr w:type="spellStart"/>
+      <w:r>
+        <w:rPr>
+          <w:lang w:val="en-US"/>
+        </w:rPr>
+        <w:t>iconfinder</w:t>
+      </w:r>
+      <w:proofErr w:type="spellEnd"/>
+      <w:r>
+        <w:rPr>
+          <w:lang w:val="en-US"/>
+        </w:rPr>
+        <w:t xml:space="preserve"> </w:t>
+      </w:r>
+      <w:r>
+        <w:rPr>
+          <w:lang w:val="en-US"/>
+        </w:rPr>
+        <w:t>and</w:t>
+      </w:r>
+      <w:r>
+        <w:rPr>
+          <w:lang w:val="en-US"/>
+        </w:rPr>
+        <w:t xml:space="preserve"> </w:t>
+      </w:r>
+      <w:r>
+        <w:rPr>
+          <w:lang w:val="en-US"/>
+        </w:rPr>
+        <w:t>icons8</w:t>
+      </w:r>
+      <w:r>
+        <w:rPr>
+          <w:lang w:val="en-US"/>
+        </w:rPr>
+        <w:t>:</w:t>
+      </w:r>
+    </w:p>
+    <w:p>
+      <w:pPr>
+        <w:rPr>
+          <w:lang w:val="en-US"/>
+        </w:rPr>
+      </w:pPr>
+      <w:hyperlink r:id="rId54" w:history="1">
+        <w:r>
+          <w:rPr>
+            <w:rStyle w:val="Hyperlink"/>
+            <w:lang w:val="en-US"/>
+          </w:rPr>
+          <w:t>https://www.iconfinder.com/</w:t>
+        </w:r>
+      </w:hyperlink>
+    </w:p>
+    <w:p>
+      <w:pPr>
+        <w:rPr>
+          <w:lang w:val="en-US"/>
+        </w:rPr>
+      </w:pPr>
+      <w:hyperlink r:id="rId55" w:history="1">
+        <w:r>
+          <w:rPr>
+            <w:rStyle w:val="Hyperlink"/>
+            <w:lang w:val="en-US"/>
+          </w:rPr>
+          <w:t>https://icons8.com/</w:t>
+        </w:r>
+      </w:hyperlink>
     </w:p>
     <w:sectPr>
-      <w:headerReference w:type="default" r:id="rId53"/>
+      <w:headerReference w:type="default" r:id="rId56"/>
       <w:pgSz w:w="11906" w:h="16838"/>
       <w:pgMar w:top="1417" w:right="1417" w:bottom="1134" w:left="1417" w:header="708" w:footer="708" w:gutter="0"/>
       <w:pgNumType w:start="0"/>
@@ -24504,6 +24509,16 @@
       <w:lang w:eastAsia="de-DE"/>
     </w:rPr>
   </w:style>
+  <w:style w:type="character" w:styleId="Platzhaltertext">
+    <w:name w:val="Placeholder Text"/>
+    <w:basedOn w:val="Absatz-Standardschriftart"/>
+    <w:uiPriority w:val="99"/>
+    <w:semiHidden/>
+    <w:rsid w:val="00975E65"/>
+    <w:rPr>
+      <w:color w:val="808080"/>
+    </w:rPr>
+  </w:style>
 </w:styles>
 </file>
 
@@ -24788,7 +24803,7 @@
 
 <file path=customXml/item1.xml><?xml version="1.0" encoding="utf-8"?>
 <CoverPageProperties xmlns="http://schemas.microsoft.com/office/2006/coverPageProps">
-  <PublishDate/>
+  <PublishDate>nbmghj</PublishDate>
   <Abstract/>
   <CompanyAddress/>
   <CompanyPhone/>
